--- a/document/Szakdolgozat.docx
+++ b/document/Szakdolgozat.docx
@@ -1348,13 +1348,7 @@
     </w:p>
     <w:p>
       <w:r>
-        <w:t xml:space="preserve">Minden kor </w:t>
-      </w:r>
-      <w:r>
-        <w:t>20 kártyalap</w:t>
-      </w:r>
-      <w:r>
-        <w:t xml:space="preserve"> elrendezésével kezdődik és az adott kor kártyáinak saját elrendezése van.</w:t>
+        <w:t>Minden kor 20 kártyalap elrendezésével kezdődik és az adott kor kártyáinak saját elrendezése van.</w:t>
       </w:r>
     </w:p>
     <w:p>
@@ -1792,7 +1786,7 @@
         <w:pStyle w:val="Heading2"/>
       </w:pPr>
       <w:r>
-        <w:t>Részletes specifikáció</w:t>
+        <w:t>Fejlesztői környezet és futtatás</w:t>
       </w:r>
     </w:p>
     <w:p/>
@@ -1801,15 +1795,6 @@
         <w:pStyle w:val="Heading2"/>
       </w:pPr>
       <w:r>
-        <w:t>Definíciók</w:t>
-      </w:r>
-    </w:p>
-    <w:p/>
-    <w:p>
-      <w:pPr>
-        <w:pStyle w:val="Heading2"/>
-      </w:pPr>
-      <w:r>
         <w:t>Architektúra</w:t>
       </w:r>
     </w:p>
@@ -1822,18 +1807,18 @@
           <w:noProof/>
         </w:rPr>
         <w:drawing>
-          <wp:anchor distT="0" distB="0" distL="114300" distR="114300" simplePos="0" relativeHeight="251659264" behindDoc="0" locked="0" layoutInCell="1" allowOverlap="1" wp14:anchorId="1BF3A415" wp14:editId="02852896">
+          <wp:anchor distT="0" distB="0" distL="114300" distR="114300" simplePos="0" relativeHeight="251659264" behindDoc="0" locked="0" layoutInCell="1" allowOverlap="1" wp14:anchorId="568B8774" wp14:editId="52270999">
             <wp:simplePos x="0" y="0"/>
             <wp:positionH relativeFrom="margin">
-              <wp:align>left</wp:align>
+              <wp:posOffset>0</wp:posOffset>
             </wp:positionH>
-            <wp:positionV relativeFrom="paragraph">
-              <wp:posOffset>304165</wp:posOffset>
+            <wp:positionV relativeFrom="margin">
+              <wp:posOffset>1931035</wp:posOffset>
             </wp:positionV>
-            <wp:extent cx="5759450" cy="1771650"/>
-            <wp:effectExtent l="0" t="0" r="0" b="0"/>
+            <wp:extent cx="5759450" cy="3371215"/>
+            <wp:effectExtent l="0" t="0" r="0" b="635"/>
             <wp:wrapSquare wrapText="bothSides"/>
-            <wp:docPr id="1083728862" name="Picture 4" descr="A screenshot of a computer screen&#10;&#10;AI-generated content may be incorrect."/>
+            <wp:docPr id="357003156" name="Picture 1"/>
             <wp:cNvGraphicFramePr>
               <a:graphicFrameLocks xmlns:a="http://schemas.openxmlformats.org/drawingml/2006/main" noChangeAspect="1"/>
             </wp:cNvGraphicFramePr>
@@ -1841,7 +1826,7 @@
               <a:graphicData uri="http://schemas.openxmlformats.org/drawingml/2006/picture">
                 <pic:pic xmlns:pic="http://schemas.openxmlformats.org/drawingml/2006/picture">
                   <pic:nvPicPr>
-                    <pic:cNvPr id="1083728862" name="Picture 4" descr="A screenshot of a computer screen&#10;&#10;AI-generated content may be incorrect."/>
+                    <pic:cNvPr id="357003156" name="Picture 357003156"/>
                     <pic:cNvPicPr/>
                   </pic:nvPicPr>
                   <pic:blipFill>
@@ -1859,7 +1844,7 @@
                   <pic:spPr>
                     <a:xfrm>
                       <a:off x="0" y="0"/>
-                      <a:ext cx="5759450" cy="1771650"/>
+                      <a:ext cx="5759450" cy="3371215"/>
                     </a:xfrm>
                     <a:prstGeom prst="rect">
                       <a:avLst/>
@@ -1868,12 +1853,6 @@
                 </pic:pic>
               </a:graphicData>
             </a:graphic>
-            <wp14:sizeRelH relativeFrom="page">
-              <wp14:pctWidth>0</wp14:pctWidth>
-            </wp14:sizeRelH>
-            <wp14:sizeRelV relativeFrom="page">
-              <wp14:pctHeight>0</wp14:pctHeight>
-            </wp14:sizeRelV>
           </wp:anchor>
         </w:drawing>
       </w:r>
@@ -1884,151 +1863,1007 @@
     <w:p>
       <w:pPr>
         <w:pStyle w:val="Heading3"/>
-        <w:numPr>
-          <w:ilvl w:val="0"/>
-          <w:numId w:val="0"/>
-        </w:numPr>
-      </w:pPr>
-      <w:r>
-        <w:t xml:space="preserve">A fent látható komponens diagrammon láthatóak a különböző komponensek és a közöttük lévő kapcsolatok. </w:t>
-      </w:r>
-      <w:r>
-        <w:t>A</w:t>
-      </w:r>
+      </w:pPr>
+      <w:r>
+        <w:t>Komponensek leírása</w:t>
+      </w:r>
+    </w:p>
+    <w:p>
+      <w:pPr>
+        <w:rPr>
+          <w:lang w:val="en-US" w:eastAsia="zh-CN"/>
+        </w:rPr>
+      </w:pPr>
+      <w:r>
+        <w:rPr>
+          <w:lang w:eastAsia="zh-CN"/>
+        </w:rPr>
+        <w:t>Az alábbiakban a rendszer fő komponenseinek részletes bemutatása következik.</w:t>
+      </w:r>
+      <w:r>
+        <w:rPr>
+          <w:lang w:eastAsia="zh-CN"/>
+        </w:rPr>
+        <w:br/>
+        <w:t>A leírás a komponensek felelősségeire és egymáshoz való kapcsolatára fókuszál,</w:t>
+      </w:r>
+      <w:r>
+        <w:rPr>
+          <w:lang w:eastAsia="zh-CN"/>
+        </w:rPr>
+        <w:br/>
+        <w:t>implementációs részletek ismertetése nélkül.</w:t>
+      </w:r>
+      <w:r>
+        <w:rPr>
+          <w:lang w:eastAsia="zh-CN"/>
+        </w:rPr>
+        <w:br/>
+      </w:r>
+      <w:r>
+        <w:rPr>
+          <w:lang w:val="en-US" w:eastAsia="zh-CN"/>
+        </w:rPr>
+        <w:t>A komponensek kialakítása a korábban ismertetett architektúrát követi.</w:t>
+      </w:r>
+    </w:p>
+    <w:p>
+      <w:pPr>
+        <w:pStyle w:val="Heading4"/>
+        <w:rPr>
+          <w:lang w:val="en-US" w:eastAsia="zh-CN"/>
+        </w:rPr>
+      </w:pPr>
+      <w:r>
+        <w:rPr>
+          <w:lang w:val="en-US" w:eastAsia="zh-CN"/>
+        </w:rPr>
+        <w:t>Client A</w:t>
+      </w:r>
+      <w:r>
+        <w:rPr>
+          <w:lang w:val="en-US" w:eastAsia="zh-CN"/>
+        </w:rPr>
+        <w:t>pplication</w:t>
+      </w:r>
+    </w:p>
+    <w:p>
+      <w:r>
+        <w:t>A Client Application komponens a felhasználó és a rendszer közötti interakcióért felel. Feladata a grafikus felhasználói felület biztosítása, valamint a felhasználói input továbbítása a rendszer belső komponensei felé.</w:t>
+      </w:r>
+    </w:p>
+    <w:p>
+      <w:r>
+        <w:t xml:space="preserve">A kliensalkalmazás a Game Engine és a Presenter komponensekkel együttműködve jeleníti meg a játék állapotát, miközben a játékszabályok értelmezését nem végzi el. A technológiai </w:t>
+      </w:r>
+      <w:r>
+        <w:lastRenderedPageBreak/>
+        <w:t>megvalósítás .NET MAUI környezetben történik, amely lehetővé teszi a platformfüggetlen futtatást.</w:t>
+      </w:r>
+    </w:p>
+    <w:p>
+      <w:pPr>
+        <w:pStyle w:val="Heading4"/>
+        <w:rPr>
+          <w:lang w:val="en-US" w:eastAsia="zh-CN"/>
+        </w:rPr>
+      </w:pPr>
+      <w:r>
+        <w:rPr>
+          <w:lang w:val="en-US" w:eastAsia="zh-CN"/>
+        </w:rPr>
+        <w:t>Presenter</w:t>
+      </w:r>
+    </w:p>
+    <w:p>
+      <w:r>
+        <w:t>A Presenter komponens felel a játék futásidejű megjelenítése és a játéklogika közötti kapcsolat kezeléséért. Feladata a Game Engine által biztosított objektumok (GameObject-ek) és a Game Logic komponensben található domain szintű objektumok közötti kötés (binding) megvalósítása.</w:t>
+      </w:r>
+    </w:p>
+    <w:p>
+      <w:pPr>
+        <w:rPr>
+          <w:lang w:val="en-US" w:eastAsia="zh-CN"/>
+        </w:rPr>
+      </w:pPr>
+      <w:r>
+        <w:t>A komponens kezeli a játéklogikában keletkező eseményeket, és ezek alapján engine-specifikus műveleteket indít, például vizuális állapotváltozásokat vagy animációk elindítását. A Presenter nem tartalmaz játékszabályokat, kizárólag közvetítő szerepet tölt be, ezzel biztosítva a Game Logic és a Game Engine laza csatolását.</w:t>
+      </w:r>
+    </w:p>
+    <w:p>
+      <w:pPr>
+        <w:pStyle w:val="Heading4"/>
+        <w:rPr>
+          <w:lang w:val="en-US" w:eastAsia="zh-CN"/>
+        </w:rPr>
+      </w:pPr>
+      <w:r>
+        <w:rPr>
+          <w:lang w:val="en-US" w:eastAsia="zh-CN"/>
+        </w:rPr>
+        <w:t>Game Engine</w:t>
+      </w:r>
+    </w:p>
+    <w:p>
+      <w:r>
+        <w:t>A Game Engine komponens biztosítja a játék futásidejű technikai infrastruktúráját. Feladata a grafikus megjelenítés, a fizikai szimuláció, az input események kezelése, valamint a játék világának aktualizálása.</w:t>
+      </w:r>
+    </w:p>
+    <w:p>
+      <w:pPr>
+        <w:rPr>
+          <w:lang w:val="en-US" w:eastAsia="zh-CN"/>
+        </w:rPr>
+      </w:pPr>
+      <w:r>
+        <w:t>A komponens platform</w:t>
+      </w:r>
+      <w:r>
+        <w:noBreakHyphen/>
+        <w:t xml:space="preserve"> és technológiafüggő funkcionalitást valósít meg, azonban nem tartalmaz játékspecifikus szabályokat vagy döntési logikát. A játékmenethez kapcsolódó viselkedés kizárólag a Game Logic komponensben kerül meghatározásra, amely az engine szolgáltatásait használja.</w:t>
+      </w:r>
+    </w:p>
+    <w:p>
+      <w:pPr>
+        <w:pStyle w:val="Heading4"/>
+        <w:rPr>
+          <w:lang w:val="en-US" w:eastAsia="zh-CN"/>
+        </w:rPr>
+      </w:pPr>
+      <w:r>
+        <w:rPr>
+          <w:lang w:val="en-US" w:eastAsia="zh-CN"/>
+        </w:rPr>
+        <w:t>Game Logic</w:t>
+      </w:r>
+    </w:p>
+    <w:p>
+      <w:r>
+        <w:t>A Game Logic komponens tartalmazza a játék működését meghatározó üzleti logikát és játékszabályokat. Ide tartozik a játékállapot kezelése, az entitások viselkedésének meghatározása, valamint a játékmenethez kapcsolódó döntések meghozatala.</w:t>
+      </w:r>
+    </w:p>
+    <w:p>
+      <w:pPr>
+        <w:rPr>
+          <w:lang w:val="en-US" w:eastAsia="zh-CN"/>
+        </w:rPr>
+      </w:pPr>
+      <w:r>
+        <w:t>A komponens célzottan platform</w:t>
+      </w:r>
+      <w:r>
+        <w:noBreakHyphen/>
+        <w:t xml:space="preserve"> és engine</w:t>
+      </w:r>
+      <w:r>
+        <w:noBreakHyphen/>
+        <w:t>független módon lett kialakítva, ezáltal önállóan tesztelhető és más futtatókörnyezettel is újrahasznosítható. A Game Logic külső komponensekkel kizárólag jól definiált interfészeken keresztül kommunikál.</w:t>
+      </w:r>
+    </w:p>
+    <w:p>
+      <w:pPr>
+        <w:pStyle w:val="Heading4"/>
+        <w:rPr>
+          <w:lang w:val="en-US" w:eastAsia="zh-CN"/>
+        </w:rPr>
+      </w:pPr>
+      <w:r>
+        <w:rPr>
+          <w:lang w:val="en-US" w:eastAsia="zh-CN"/>
+        </w:rPr>
+        <w:lastRenderedPageBreak/>
+        <w:t>AI Model</w:t>
+      </w:r>
+      <w:r>
+        <w:rPr>
+          <w:lang w:val="en-US" w:eastAsia="zh-CN"/>
+        </w:rPr>
+        <w:t xml:space="preserve"> Runtime</w:t>
+      </w:r>
+    </w:p>
+    <w:p>
+      <w:r>
+        <w:t>Az AI Model Runtime komponens felel a betanított mesterséges intelligencia modell futásidejű használatáért. A modell tanítása különálló, Python alapú környezetben történik, majd a tanítás eredményeként létrejövő modell ONNX formátumban kerül mentésre.</w:t>
+      </w:r>
+    </w:p>
+    <w:p>
+      <w:pPr>
+        <w:rPr>
+          <w:lang w:val="en-US" w:eastAsia="zh-CN"/>
+        </w:rPr>
+      </w:pPr>
+      <w:r>
+        <w:t>A futásidőben alkalmazott komponens az ONNX modell betöltését és kiértékelését ML.NET segítségével valósítja meg, így a játéklogika natív .NET környezetben, hatékonyan képes a modell által szolgáltatott predikciók felhasználására. A komponens kizárólag inference feladatokat lát el, tanítást nem végez.</w:t>
+      </w:r>
+    </w:p>
+    <w:p>
+      <w:pPr>
+        <w:pStyle w:val="Heading4"/>
+        <w:rPr>
+          <w:lang w:val="en-US" w:eastAsia="zh-CN"/>
+        </w:rPr>
+      </w:pPr>
+      <w:r>
+        <w:rPr>
+          <w:lang w:val="en-US" w:eastAsia="zh-CN"/>
+        </w:rPr>
+        <w:t>Web Server</w:t>
+      </w:r>
+    </w:p>
+    <w:p>
+      <w:r>
+        <w:t>A Web Server komponens a rendszer kliensoldali és kiszolgáló oldali részei közötti kommunikációt biztosítja. Feladata a hálózaton keresztüli adatcsere kezelése, valamint a szükséges üzleti vagy statisztikai adatok elérhetővé tétele.</w:t>
+      </w:r>
+    </w:p>
+    <w:p>
+      <w:pPr>
+        <w:rPr>
+          <w:lang w:val="en-US" w:eastAsia="zh-CN"/>
+        </w:rPr>
+      </w:pPr>
+      <w:r>
+        <w:t>A komponens tipikusan HTTP alapú interfészeken keresztül szolgáltat adatokat, és kapcsolatot tart fenn az adatperzisztenciáért felelős komponensekkel. A játéklogika közvetlenül nem függ a Web Server implementációjától.</w:t>
+      </w:r>
+    </w:p>
+    <w:p>
+      <w:pPr>
+        <w:pStyle w:val="Heading4"/>
+        <w:rPr>
+          <w:lang w:val="en-US" w:eastAsia="zh-CN"/>
+        </w:rPr>
+      </w:pPr>
+      <w:r>
+        <w:rPr>
+          <w:lang w:val="en-US" w:eastAsia="zh-CN"/>
+        </w:rPr>
+        <w:t>AI Trainer</w:t>
+      </w:r>
+    </w:p>
+    <w:p>
+      <w:r>
+        <w:t>Az AI Trainer komponens felel a mesterséges intelligencia modell betanításáért. A tanítás Python környezetben történik, amely lehetővé teszi a megfelelő adatfeldolgozási és tanulási eszközök alkalmazását.</w:t>
+      </w:r>
+    </w:p>
+    <w:p>
+      <w:pPr>
+        <w:rPr>
+          <w:lang w:val="en-US" w:eastAsia="zh-CN"/>
+        </w:rPr>
+      </w:pPr>
+      <w:r>
+        <w:t>A tanítás eredményeként létrejövő modell ONNX formátumban kerül exportálásra, amelyet a rendszer futásidejű komponense használ fel.</w:t>
+      </w:r>
+    </w:p>
+    <w:p>
+      <w:pPr>
+        <w:pStyle w:val="Heading4"/>
+        <w:rPr>
+          <w:lang w:val="en-US" w:eastAsia="zh-CN"/>
+        </w:rPr>
+      </w:pPr>
+      <w:r>
+        <w:rPr>
+          <w:lang w:val="en-US" w:eastAsia="zh-CN"/>
+        </w:rPr>
+        <w:t>Database</w:t>
+      </w:r>
+    </w:p>
+    <w:p>
+      <w:r>
+        <w:t>A Database komponens felel a rendszerben keletkező adatok perzisztens tárolásáért. Ide tartoznak például a játékállapothoz, felhasználókhoz vagy mesterséges intelligencia modellekhez kapcsolódó adatok.</w:t>
+      </w:r>
+    </w:p>
+    <w:p>
+      <w:r>
+        <w:t>A komponens kizárólag adattárolási feladatokat lát el, a hozzáférést más komponensek szabályozott módon, adatkezelő vagy kiszolgáló rétegen keresztül végzik. A perzisztens tárolás elkülönítése hozzájárul a rendszer skálázhatóságához és karbantarthatóságához.</w:t>
+      </w:r>
+    </w:p>
+    <w:p>
+      <w:pPr>
+        <w:pStyle w:val="Heading2"/>
+        <w:rPr>
+          <w:lang w:eastAsia="zh-CN"/>
+        </w:rPr>
+      </w:pPr>
+      <w:r>
+        <w:rPr>
+          <w:lang w:eastAsia="zh-CN"/>
+        </w:rPr>
+        <w:lastRenderedPageBreak/>
+        <w:t>Implementáció</w:t>
+      </w:r>
+    </w:p>
+    <w:p>
+      <w:pPr>
+        <w:rPr>
+          <w:lang w:eastAsia="zh-CN"/>
+        </w:rPr>
+      </w:pPr>
+      <w:r>
+        <w:rPr>
+          <w:lang w:eastAsia="zh-CN"/>
+        </w:rPr>
+        <w:t>A fejezet a korábban bemutatott architektúra konkrét megvalósítását ismerteti.</w:t>
+      </w:r>
+      <w:r>
+        <w:rPr>
+          <w:lang w:eastAsia="zh-CN"/>
+        </w:rPr>
+        <w:br/>
+        <w:t>Az alábbiakban bemutatásra kerül a fejlesztési környezet, a projektek felépítése, valamint az egyes komponensek implementációjának főbb szempontjai.</w:t>
+      </w:r>
+      <w:r>
+        <w:rPr>
+          <w:lang w:eastAsia="zh-CN"/>
+        </w:rPr>
+        <w:br/>
+        <w:t>A leírás célja a rendszer működésének és belső felépítésének áttekinthető bemutatása, a lényeges megoldások kiemelésével.</w:t>
+      </w:r>
+    </w:p>
+    <w:p>
+      <w:pPr>
+        <w:pStyle w:val="Heading3"/>
+        <w:rPr>
+          <w:lang w:eastAsia="zh-CN"/>
+        </w:rPr>
+      </w:pPr>
+      <w:r>
+        <w:rPr>
+          <w:lang w:eastAsia="zh-CN"/>
+        </w:rPr>
+        <w:t>Technológiai környezet</w:t>
+      </w:r>
+    </w:p>
+    <w:p>
+      <w:pPr>
+        <w:rPr>
+          <w:lang w:eastAsia="zh-CN"/>
+        </w:rPr>
+      </w:pPr>
+      <w:r>
+        <w:rPr>
+          <w:lang w:eastAsia="zh-CN"/>
+        </w:rPr>
+        <w:t>Az alábbiakban a fejlesztés során alkalmazott főbb technológiák kerülnek bemutatásra, röviden ismertetve azok szerepét és helyét a rendszerben.</w:t>
+      </w:r>
+    </w:p>
+    <w:p>
+      <w:pPr>
+        <w:pStyle w:val="Heading4"/>
+        <w:rPr>
+          <w:lang w:eastAsia="zh-CN"/>
+        </w:rPr>
+      </w:pPr>
+      <w:r>
+        <w:rPr>
+          <w:lang w:eastAsia="zh-CN"/>
+        </w:rPr>
+        <w:t>.NET MAUI</w:t>
+      </w:r>
+      <w:r>
+        <w:rPr>
+          <w:lang w:eastAsia="zh-CN"/>
+        </w:rPr>
+        <w:t xml:space="preserve"> – </w:t>
+      </w:r>
+      <w:r>
+        <w:rPr>
+          <w:lang w:eastAsia="zh-CN"/>
+        </w:rPr>
+        <w:t>k</w:t>
+      </w:r>
+      <w:r>
+        <w:rPr>
+          <w:lang w:eastAsia="zh-CN"/>
+        </w:rPr>
+        <w:t>liensalkalmazás</w:t>
+      </w:r>
+    </w:p>
+    <w:p>
+      <w:pPr>
+        <w:rPr>
+          <w:lang w:eastAsia="zh-CN"/>
+        </w:rPr>
+      </w:pPr>
+      <w:r>
+        <w:rPr>
+          <w:lang w:eastAsia="zh-CN"/>
+        </w:rPr>
+        <w:t>A kliensoldali alkalmazás .NET MAUI környezetben készült, amely lehetővé teszi a platformfüggetlen grafikus felhasználói felület kialakítását.</w:t>
+      </w:r>
+    </w:p>
+    <w:p>
+      <w:pPr>
+        <w:pStyle w:val="Heading4"/>
+        <w:rPr>
+          <w:lang w:eastAsia="zh-CN"/>
+        </w:rPr>
+      </w:pPr>
+      <w:r>
+        <w:rPr>
+          <w:lang w:eastAsia="zh-CN"/>
+        </w:rPr>
+        <w:t xml:space="preserve">ML.NET </w:t>
+      </w:r>
+      <w:r>
+        <w:rPr>
+          <w:lang w:eastAsia="zh-CN"/>
+        </w:rPr>
+        <w:t xml:space="preserve">- </w:t>
+      </w:r>
+      <w:r>
+        <w:rPr>
+          <w:lang w:eastAsia="zh-CN"/>
+        </w:rPr>
+        <w:t>AI futtatás</w:t>
+      </w:r>
+    </w:p>
+    <w:p>
+      <w:pPr>
+        <w:rPr>
+          <w:lang w:val="en-US" w:eastAsia="zh-CN"/>
+        </w:rPr>
+      </w:pPr>
+      <w:r>
+        <w:rPr>
+          <w:lang w:eastAsia="zh-CN"/>
+        </w:rPr>
+        <w:t xml:space="preserve">A mesterséges intelligencia futásidejű kiértékelése ML.NET segítségével történik. </w:t>
+      </w:r>
+      <w:r>
+        <w:rPr>
+          <w:lang w:val="en-US" w:eastAsia="zh-CN"/>
+        </w:rPr>
+        <w:t>A betanított ONNX modellek infrastruktúra-független módon kerülnek felhasználásra.</w:t>
+      </w:r>
+    </w:p>
+    <w:p>
+      <w:pPr>
+        <w:pStyle w:val="Heading4"/>
+        <w:rPr>
+          <w:lang w:eastAsia="zh-CN"/>
+        </w:rPr>
+      </w:pPr>
+      <w:r>
+        <w:rPr>
+          <w:lang w:eastAsia="zh-CN"/>
+        </w:rPr>
+        <w:t xml:space="preserve">Python + Stable </w:t>
+      </w:r>
+      <w:r>
+        <w:rPr>
+          <w:lang w:eastAsia="zh-CN"/>
+        </w:rPr>
+        <w:t>B</w:t>
+      </w:r>
+      <w:r>
+        <w:rPr>
+          <w:lang w:eastAsia="zh-CN"/>
+        </w:rPr>
+        <w:t>aseline</w:t>
+      </w:r>
+      <w:r>
+        <w:rPr>
+          <w:lang w:eastAsia="zh-CN"/>
+        </w:rPr>
+        <w:t>s</w:t>
+      </w:r>
+      <w:r>
+        <w:rPr>
+          <w:lang w:eastAsia="zh-CN"/>
+        </w:rPr>
+        <w:t>3 – AI tanítás</w:t>
+      </w:r>
+    </w:p>
+    <w:p>
+      <w:pPr>
+        <w:rPr>
+          <w:lang w:eastAsia="zh-CN"/>
+        </w:rPr>
+      </w:pPr>
+      <w:r>
+        <w:rPr>
+          <w:lang w:eastAsia="zh-CN"/>
+        </w:rPr>
+        <w:t>A mesterséges intelligencia tanítása Python környezetben történik a Stable Baselines3 keretrendszer segítségével, elkülönítve a futásidejű rendszertől.</w:t>
+      </w:r>
+    </w:p>
+    <w:p>
+      <w:pPr>
+        <w:pStyle w:val="Heading4"/>
+        <w:rPr>
+          <w:lang w:eastAsia="zh-CN"/>
+        </w:rPr>
+      </w:pPr>
+      <w:r>
+        <w:rPr>
+          <w:lang w:eastAsia="zh-CN"/>
+        </w:rPr>
+        <w:t xml:space="preserve">Web API + SignalR – </w:t>
+      </w:r>
+      <w:r>
+        <w:rPr>
+          <w:lang w:eastAsia="zh-CN"/>
+        </w:rPr>
+        <w:t>w</w:t>
+      </w:r>
+      <w:r>
+        <w:rPr>
+          <w:lang w:eastAsia="zh-CN"/>
+        </w:rPr>
+        <w:t>eb szerver</w:t>
+      </w:r>
+    </w:p>
+    <w:p>
+      <w:pPr>
+        <w:rPr>
+          <w:lang w:eastAsia="zh-CN"/>
+        </w:rPr>
+      </w:pPr>
+      <w:r>
+        <w:rPr>
+          <w:lang w:eastAsia="zh-CN"/>
+        </w:rPr>
+        <w:t>A felsőbb rétegek közötti kommunikáció Web API-n keresztül valósul meg, valós idejű adatcserére pedig SignalR kerül alkalmazásra.</w:t>
+      </w:r>
+    </w:p>
+    <w:p>
+      <w:pPr>
+        <w:spacing w:after="160" w:line="259" w:lineRule="auto"/>
+        <w:jc w:val="left"/>
+        <w:rPr>
+          <w:lang w:eastAsia="zh-CN"/>
+        </w:rPr>
+      </w:pPr>
+      <w:r>
+        <w:rPr>
+          <w:lang w:eastAsia="zh-CN"/>
+        </w:rPr>
+        <w:br w:type="page"/>
+      </w:r>
+    </w:p>
+    <w:p>
+      <w:pPr>
+        <w:pStyle w:val="Heading3"/>
+        <w:rPr>
+          <w:lang w:eastAsia="zh-CN"/>
+        </w:rPr>
+      </w:pPr>
+      <w:r>
+        <w:rPr>
+          <w:lang w:eastAsia="zh-CN"/>
+        </w:rPr>
+        <w:lastRenderedPageBreak/>
+        <w:t>Projektstruktúra</w:t>
+      </w:r>
+    </w:p>
+    <w:p>
+      <w:pPr>
+        <w:rPr>
+          <w:lang w:eastAsia="zh-CN"/>
+        </w:rPr>
+      </w:pPr>
+      <w:r>
+        <w:rPr>
+          <w:lang w:eastAsia="zh-CN"/>
+        </w:rPr>
+        <w:t>A rendszer több projektből áll, amelyek a korábban bemutatott komponensekhez igazodva kerültek kialakításra. A projektek elkülönítése elősegíti a moduláris fejlesztést és a kód újrahasznosíthatóságát.</w:t>
+      </w:r>
+    </w:p>
+    <w:p>
+      <w:pPr>
+        <w:pStyle w:val="Heading4"/>
+        <w:rPr>
+          <w:lang w:eastAsia="zh-CN"/>
+        </w:rPr>
+      </w:pPr>
+      <w:r>
+        <w:rPr>
+          <w:lang w:eastAsia="zh-CN"/>
+        </w:rPr>
+        <w:t>SevenWonders.UI</w:t>
+      </w:r>
+    </w:p>
+    <w:p>
+      <w:pPr>
+        <w:pStyle w:val="Heading4"/>
+        <w:rPr>
+          <w:lang w:eastAsia="zh-CN"/>
+        </w:rPr>
+      </w:pPr>
+      <w:r>
+        <w:rPr>
+          <w:lang w:eastAsia="zh-CN"/>
+        </w:rPr>
+        <w:t>SevenWonders.Common</w:t>
+      </w:r>
+    </w:p>
+    <w:p>
+      <w:pPr>
+        <w:pStyle w:val="Heading4"/>
+        <w:rPr>
+          <w:lang w:eastAsia="zh-CN"/>
+        </w:rPr>
+      </w:pPr>
+      <w:r>
+        <w:rPr>
+          <w:lang w:eastAsia="zh-CN"/>
+        </w:rPr>
+        <w:t>SevenWonders.Game.Logic</w:t>
+      </w:r>
+    </w:p>
+    <w:p>
+      <w:pPr>
+        <w:pStyle w:val="Heading4"/>
+        <w:rPr>
+          <w:lang w:eastAsia="zh-CN"/>
+        </w:rPr>
+      </w:pPr>
+      <w:r>
+        <w:rPr>
+          <w:lang w:eastAsia="zh-CN"/>
+        </w:rPr>
+        <w:t>SevenWonders.Game.Engine</w:t>
+      </w:r>
+    </w:p>
+    <w:p>
+      <w:pPr>
+        <w:pStyle w:val="Heading4"/>
+        <w:rPr>
+          <w:lang w:eastAsia="zh-CN"/>
+        </w:rPr>
+      </w:pPr>
+      <w:r>
+        <w:rPr>
+          <w:lang w:eastAsia="zh-CN"/>
+        </w:rPr>
+        <w:t>SevenWonders.Game.Presenter</w:t>
+      </w:r>
+    </w:p>
+    <w:p>
+      <w:pPr>
+        <w:pStyle w:val="Heading4"/>
+        <w:rPr>
+          <w:lang w:eastAsia="zh-CN"/>
+        </w:rPr>
+      </w:pPr>
+      <w:r>
+        <w:rPr>
+          <w:lang w:eastAsia="zh-CN"/>
+        </w:rPr>
+        <w:t>SevenWonders.Game.Scene.Editor</w:t>
+      </w:r>
+    </w:p>
+    <w:p>
+      <w:pPr>
+        <w:pStyle w:val="Heading4"/>
+        <w:rPr>
+          <w:lang w:eastAsia="zh-CN"/>
+        </w:rPr>
+      </w:pPr>
+      <w:r>
+        <w:rPr>
+          <w:lang w:eastAsia="zh-CN"/>
+        </w:rPr>
+        <w:t>SevenWonders.Web.Client.Model</w:t>
+      </w:r>
+    </w:p>
+    <w:p>
+      <w:pPr>
+        <w:pStyle w:val="Heading4"/>
+        <w:rPr>
+          <w:lang w:eastAsia="zh-CN"/>
+        </w:rPr>
+      </w:pPr>
+      <w:r>
+        <w:rPr>
+          <w:lang w:eastAsia="zh-CN"/>
+        </w:rPr>
+        <w:t>SevenWonders.Web.Server</w:t>
+      </w:r>
+    </w:p>
+    <w:p>
+      <w:pPr>
+        <w:pStyle w:val="Heading4"/>
+        <w:rPr>
+          <w:lang w:eastAsia="zh-CN"/>
+        </w:rPr>
+      </w:pPr>
+      <w:r>
+        <w:rPr>
+          <w:lang w:eastAsia="zh-CN"/>
+        </w:rPr>
+        <w:t>SevenWonders.Web.Server.Model</w:t>
+      </w:r>
+    </w:p>
+    <w:p>
+      <w:pPr>
+        <w:pStyle w:val="Heading4"/>
+        <w:rPr>
+          <w:lang w:eastAsia="zh-CN"/>
+        </w:rPr>
+      </w:pPr>
+      <w:r>
+        <w:rPr>
+          <w:lang w:eastAsia="zh-CN"/>
+        </w:rPr>
+        <w:t>SevenWonders.Web.Server.Contract</w:t>
+      </w:r>
+    </w:p>
+    <w:p>
+      <w:pPr>
+        <w:pStyle w:val="Heading4"/>
+        <w:rPr>
+          <w:lang w:eastAsia="zh-CN"/>
+        </w:rPr>
+      </w:pPr>
+      <w:r>
+        <w:rPr>
+          <w:lang w:eastAsia="zh-CN"/>
+        </w:rPr>
+        <w:t>SevenWonders.AI.Model</w:t>
+      </w:r>
+    </w:p>
+    <w:p>
+      <w:pPr>
+        <w:pStyle w:val="Heading4"/>
+        <w:rPr>
+          <w:lang w:eastAsia="zh-CN"/>
+        </w:rPr>
+      </w:pPr>
+      <w:r>
+        <w:rPr>
+          <w:lang w:eastAsia="zh-CN"/>
+        </w:rPr>
+        <w:t>SevenWonders.AI.Trainer.Server</w:t>
+      </w:r>
+    </w:p>
+    <w:p>
+      <w:pPr>
+        <w:pStyle w:val="Heading4"/>
+        <w:rPr>
+          <w:lang w:eastAsia="zh-CN"/>
+        </w:rPr>
+      </w:pPr>
+      <w:r>
+        <w:rPr>
+          <w:lang w:eastAsia="zh-CN"/>
+        </w:rPr>
+        <w:t>SevenWonders.AI.Trainer</w:t>
+      </w:r>
+    </w:p>
+    <w:p>
+      <w:pPr>
+        <w:pStyle w:val="Heading3"/>
+        <w:rPr>
+          <w:lang w:eastAsia="zh-CN"/>
+        </w:rPr>
+      </w:pPr>
+      <w:r>
+        <w:rPr>
+          <w:lang w:eastAsia="zh-CN"/>
+        </w:rPr>
+        <w:t>Komponensek implementációja</w:t>
+      </w:r>
+    </w:p>
+    <w:p>
+      <w:pPr>
+        <w:rPr>
+          <w:lang w:eastAsia="zh-CN"/>
+        </w:rPr>
+      </w:pPr>
+      <w:r>
+        <w:rPr>
+          <w:lang w:eastAsia="zh-CN"/>
+        </w:rPr>
+        <w:t>Ebben a fejezetben kerül bemutatásra az egyes komponensek működésének megvalósítása, különös tekintettel a komponensek közötti együttműködésre és a felelősségek elhatárolására.</w:t>
+      </w:r>
+    </w:p>
+    <w:p>
+      <w:pPr>
+        <w:pStyle w:val="Heading4"/>
+        <w:rPr>
+          <w:lang w:val="en-US" w:eastAsia="zh-CN"/>
+        </w:rPr>
+      </w:pPr>
+      <w:r>
+        <w:rPr>
+          <w:lang w:val="en-US" w:eastAsia="zh-CN"/>
+        </w:rPr>
+        <w:t>Client Application</w:t>
+      </w:r>
+    </w:p>
+    <w:p>
+      <w:pPr>
+        <w:pStyle w:val="Heading4"/>
+        <w:rPr>
+          <w:lang w:val="en-US" w:eastAsia="zh-CN"/>
+        </w:rPr>
+      </w:pPr>
+      <w:r>
+        <w:rPr>
+          <w:lang w:val="en-US" w:eastAsia="zh-CN"/>
+        </w:rPr>
+        <w:t>Presenter</w:t>
+      </w:r>
+    </w:p>
+    <w:p>
+      <w:pPr>
+        <w:pStyle w:val="Heading4"/>
+        <w:rPr>
+          <w:lang w:val="en-US" w:eastAsia="zh-CN"/>
+        </w:rPr>
+      </w:pPr>
+      <w:r>
+        <w:rPr>
+          <w:lang w:val="en-US" w:eastAsia="zh-CN"/>
+        </w:rPr>
+        <w:t>Game Engine</w:t>
+      </w:r>
+    </w:p>
+    <w:p>
+      <w:pPr>
+        <w:pStyle w:val="Heading4"/>
+        <w:rPr>
+          <w:lang w:val="en-US" w:eastAsia="zh-CN"/>
+        </w:rPr>
+      </w:pPr>
+      <w:r>
+        <w:rPr>
+          <w:lang w:val="en-US" w:eastAsia="zh-CN"/>
+        </w:rPr>
+        <w:t>Game Logic</w:t>
+      </w:r>
+    </w:p>
+    <w:p>
+      <w:pPr>
+        <w:pStyle w:val="Heading4"/>
+        <w:rPr>
+          <w:lang w:val="en-US" w:eastAsia="zh-CN"/>
+        </w:rPr>
+      </w:pPr>
+      <w:r>
+        <w:rPr>
+          <w:lang w:val="en-US" w:eastAsia="zh-CN"/>
+        </w:rPr>
+        <w:t>AI Model Runtime</w:t>
+      </w:r>
+    </w:p>
+    <w:p>
+      <w:pPr>
+        <w:pStyle w:val="Heading4"/>
+        <w:rPr>
+          <w:lang w:val="en-US" w:eastAsia="zh-CN"/>
+        </w:rPr>
+      </w:pPr>
+      <w:r>
+        <w:rPr>
+          <w:lang w:val="en-US" w:eastAsia="zh-CN"/>
+        </w:rPr>
+        <w:t>Web Server</w:t>
+      </w:r>
+    </w:p>
+    <w:p>
+      <w:pPr>
+        <w:pStyle w:val="Heading4"/>
+        <w:rPr>
+          <w:lang w:val="en-US" w:eastAsia="zh-CN"/>
+        </w:rPr>
+      </w:pPr>
+      <w:r>
+        <w:rPr>
+          <w:lang w:val="en-US" w:eastAsia="zh-CN"/>
+        </w:rPr>
+        <w:t>AI Trainer</w:t>
+      </w:r>
+    </w:p>
+    <w:p>
+      <w:pPr>
+        <w:pStyle w:val="Heading4"/>
+        <w:rPr>
+          <w:lang w:val="en-US" w:eastAsia="zh-CN"/>
+        </w:rPr>
+      </w:pPr>
+      <w:r>
+        <w:rPr>
+          <w:lang w:val="en-US" w:eastAsia="zh-CN"/>
+        </w:rPr>
+        <w:t>Database</w:t>
+      </w:r>
+    </w:p>
+    <w:p>
+      <w:pPr>
+        <w:rPr>
+          <w:lang w:eastAsia="zh-CN"/>
+        </w:rPr>
+      </w:pPr>
+    </w:p>
+    <w:p>
+      <w:pPr>
+        <w:pStyle w:val="Heading3"/>
+        <w:rPr>
+          <w:lang w:eastAsia="zh-CN"/>
+        </w:rPr>
+      </w:pPr>
+      <w:r>
+        <w:rPr>
+          <w:lang w:eastAsia="zh-CN"/>
+        </w:rPr>
+        <w:lastRenderedPageBreak/>
+        <w:t>Osztálydiagramok</w:t>
+      </w:r>
+    </w:p>
+    <w:p>
+      <w:pPr>
+        <w:rPr>
+          <w:lang w:eastAsia="zh-CN"/>
+        </w:rPr>
+      </w:pPr>
+      <w:r>
+        <w:rPr>
+          <w:lang w:eastAsia="zh-CN"/>
+        </w:rPr>
+        <w:t>Az osztálydiagramok az egyes komponensek belső felépítését szemléltetik, kiemelve a főbb osztályokat és azok kapcsolatait. A diagramok nem tartalmazzák a teljes osztályszerkezetet, kizárólag a rendszer szempontjából releváns elemeket.</w:t>
+      </w:r>
+    </w:p>
+    <w:p>
+      <w:pPr>
+        <w:pStyle w:val="Heading3"/>
+        <w:rPr>
+          <w:lang w:eastAsia="zh-CN"/>
+        </w:rPr>
+      </w:pPr>
+      <w:r>
+        <w:rPr>
+          <w:lang w:eastAsia="zh-CN"/>
+        </w:rPr>
+        <w:t>Mesterséges intelligencia</w:t>
+      </w:r>
+    </w:p>
+    <w:p>
+      <w:pPr>
+        <w:rPr>
+          <w:lang w:eastAsia="zh-CN"/>
+        </w:rPr>
+      </w:pPr>
+      <w:r>
+        <w:rPr>
+          <w:lang w:eastAsia="zh-CN"/>
+        </w:rPr>
+        <w:t>Ez az alfejezet részletesen bemutatja az AI tanítás és futtatás folyamatát, különös tekintettel a modell exportálására és futásidejű felhasználására.</w:t>
+      </w:r>
+    </w:p>
+    <w:p>
+      <w:pPr>
+        <w:rPr>
+          <w:lang w:eastAsia="zh-CN"/>
+        </w:rPr>
+      </w:pPr>
+    </w:p>
+    <w:p>
+      <w:pPr>
+        <w:pStyle w:val="Heading2"/>
+        <w:rPr>
+          <w:lang w:eastAsia="zh-CN"/>
+        </w:rPr>
+      </w:pPr>
+      <w:r>
+        <w:rPr>
+          <w:lang w:eastAsia="zh-CN"/>
+        </w:rPr>
+        <w:t>Tesztelés</w:t>
+      </w:r>
+    </w:p>
+    <w:p>
+      <w:pPr>
+        <w:rPr>
+          <w:lang w:eastAsia="zh-CN"/>
+        </w:rPr>
+      </w:pPr>
+    </w:p>
+    <w:p>
       <w:r>
         <w:t xml:space="preserve"> </w:t>
-      </w:r>
-      <w:r>
-        <w:t>„</w:t>
-      </w:r>
-      <w:r>
-        <w:t>Mobil alkalmazás</w:t>
-      </w:r>
-      <w:r>
-        <w:t>”</w:t>
-      </w:r>
-      <w:r>
-        <w:t xml:space="preserve"> és az </w:t>
-      </w:r>
-      <w:r>
-        <w:t>„</w:t>
-      </w:r>
-      <w:r>
-        <w:t>Asztali alkalmazás</w:t>
-      </w:r>
-      <w:r>
-        <w:t xml:space="preserve">” </w:t>
-      </w:r>
-      <w:r>
-        <w:t xml:space="preserve">a </w:t>
-      </w:r>
-      <w:r>
-        <w:t>„</w:t>
-      </w:r>
-      <w:r>
-        <w:t xml:space="preserve">Játék </w:t>
-      </w:r>
-      <w:r>
-        <w:t>vezérlés” komponenssel, a „Játék vezérlés”, pedig a „Játék logika”</w:t>
-      </w:r>
-      <w:r>
-        <w:t xml:space="preserve"> (offline játék esetén) és a </w:t>
-      </w:r>
-      <w:r>
-        <w:t>„</w:t>
-      </w:r>
-      <w:r>
-        <w:t>Webszerver</w:t>
-      </w:r>
-      <w:r>
-        <w:t>”</w:t>
-      </w:r>
-      <w:r>
-        <w:t xml:space="preserve"> (online játék esetén) komponenssel kommunikál. A </w:t>
-      </w:r>
-      <w:r>
-        <w:t>„</w:t>
-      </w:r>
-      <w:r>
-        <w:t>Játék logika</w:t>
-      </w:r>
-      <w:r>
-        <w:t>”</w:t>
-      </w:r>
-      <w:r>
-        <w:t xml:space="preserve"> a </w:t>
-      </w:r>
-      <w:r>
-        <w:t>„</w:t>
-      </w:r>
-      <w:r>
-        <w:t>Mesterséges intelligencia modell</w:t>
-      </w:r>
-      <w:r>
-        <w:t>”</w:t>
-      </w:r>
-      <w:r>
-        <w:t xml:space="preserve"> komponens</w:t>
-      </w:r>
-      <w:r>
-        <w:t>t</w:t>
-      </w:r>
-      <w:r>
-        <w:t xml:space="preserve"> </w:t>
-      </w:r>
-      <w:r>
-        <w:t>használja</w:t>
-      </w:r>
-      <w:r>
-        <w:t xml:space="preserve"> a játék </w:t>
-      </w:r>
-      <w:r>
-        <w:t>menete során</w:t>
-      </w:r>
-      <w:r>
-        <w:t xml:space="preserve"> a gépi játékos irányításához</w:t>
-      </w:r>
-      <w:r>
-        <w:t xml:space="preserve">, illetve a </w:t>
-      </w:r>
-      <w:r>
-        <w:t>„</w:t>
-      </w:r>
-      <w:r>
-        <w:t>Webszerver</w:t>
-      </w:r>
-      <w:r>
-        <w:t>”</w:t>
-      </w:r>
-      <w:r>
-        <w:t xml:space="preserve">, pedig a </w:t>
-      </w:r>
-      <w:r>
-        <w:t>„</w:t>
-      </w:r>
-      <w:r>
-        <w:t xml:space="preserve">Játék </w:t>
-      </w:r>
-      <w:r>
-        <w:t>vezérlés” komponenst</w:t>
-      </w:r>
-      <w:r>
-        <w:t xml:space="preserve"> használja fel a játék vezényléséhez</w:t>
-      </w:r>
-      <w:r>
-        <w:t xml:space="preserve"> a kliensek számára.</w:t>
-      </w:r>
-      <w:r>
-        <w:t xml:space="preserve"> A </w:t>
-      </w:r>
-      <w:r>
-        <w:t>w</w:t>
-      </w:r>
-      <w:r>
-        <w:t xml:space="preserve">ebszerver egy adatbázisban tárolja el a regisztrált játékosokat, illetve a játékosok </w:t>
-      </w:r>
-      <w:r>
-        <w:t>eredményeivel kapcsolatos információkat.</w:t>
       </w:r>
       <w:r>
         <w:br w:type="page"/>
@@ -3607,7 +4442,6 @@
   <w:style w:type="character" w:default="1" w:styleId="DefaultParagraphFont">
     <w:name w:val="Default Paragraph Font"/>
     <w:uiPriority w:val="1"/>
-    <w:semiHidden/>
     <w:unhideWhenUsed/>
   </w:style>
   <w:style w:type="table" w:default="1" w:styleId="TableNormal">
@@ -4113,6 +4947,22 @@
       <w:szCs w:val="18"/>
     </w:rPr>
   </w:style>
+  <w:style w:type="paragraph" w:styleId="NormalWeb">
+    <w:name w:val="Normal (Web)"/>
+    <w:basedOn w:val="Normal"/>
+    <w:uiPriority w:val="99"/>
+    <w:unhideWhenUsed/>
+    <w:rsid w:val="0018148E"/>
+    <w:pPr>
+      <w:spacing w:before="100" w:beforeAutospacing="1" w:after="100" w:afterAutospacing="1" w:line="240" w:lineRule="auto"/>
+      <w:jc w:val="left"/>
+    </w:pPr>
+    <w:rPr>
+      <w:rFonts w:ascii="Times New Roman" w:eastAsia="Times New Roman" w:hAnsi="Times New Roman" w:cs="Times New Roman"/>
+      <w:szCs w:val="24"/>
+      <w:lang w:val="en-US" w:eastAsia="zh-CN"/>
+    </w:rPr>
+  </w:style>
 </w:styles>
 </file>
 
@@ -4412,19 +5262,6 @@
 </file>
 
 <file path=customXml/item1.xml><?xml version="1.0" encoding="utf-8"?>
-<b:Sources xmlns:b="http://schemas.openxmlformats.org/officeDocument/2006/bibliography" xmlns="http://schemas.openxmlformats.org/officeDocument/2006/bibliography" SelectedStyle="\APASixthEditionOfficeOnline.xsl" StyleName="APA" Version="6"/>
-</file>
-
-<file path=customXml/item2.xml><?xml version="1.0" encoding="utf-8"?>
-<?mso-contentType ?>
-<FormTemplates xmlns="http://schemas.microsoft.com/sharepoint/v3/contenttype/forms">
-  <Display>DocumentLibraryForm</Display>
-  <Edit>DocumentLibraryForm</Edit>
-  <New>DocumentLibraryForm</New>
-</FormTemplates>
-</file>
-
-<file path=customXml/item3.xml><?xml version="1.0" encoding="utf-8"?>
 <ct:contentTypeSchema xmlns:ct="http://schemas.microsoft.com/office/2006/metadata/contentType" xmlns:ma="http://schemas.microsoft.com/office/2006/metadata/properties/metaAttributes" ct:_="" ma:_="" ma:contentTypeName="Document" ma:contentTypeID="0x01010057D746A6CC7228419059D1F304ECB892" ma:contentTypeVersion="6" ma:contentTypeDescription="Create a new document." ma:contentTypeScope="" ma:versionID="230bd601e8ab138a3182c21189d57f93">
   <xsd:schema xmlns:xsd="http://www.w3.org/2001/XMLSchema" xmlns:xs="http://www.w3.org/2001/XMLSchema" xmlns:p="http://schemas.microsoft.com/office/2006/metadata/properties" xmlns:ns2="23369ae5-05ef-4c7c-a662-deac929baaef" targetNamespace="http://schemas.microsoft.com/office/2006/metadata/properties" ma:root="true" ma:fieldsID="ed8cacf55a6d923cbbf7f604d05b507d" ns2:_="">
     <xsd:import namespace="23369ae5-05ef-4c7c-a662-deac929baaef"/>
@@ -4582,23 +5419,20 @@
 </ct:contentTypeSchema>
 </file>
 
-<file path=customXml/itemProps1.xml><?xml version="1.0" encoding="utf-8"?>
-<ds:datastoreItem xmlns:ds="http://schemas.openxmlformats.org/officeDocument/2006/customXml" ds:itemID="{E9F6CDE2-636C-4043-AFFC-7CB0CE5DF55A}">
-  <ds:schemaRefs>
-    <ds:schemaRef ds:uri="http://schemas.openxmlformats.org/officeDocument/2006/bibliography"/>
-  </ds:schemaRefs>
-</ds:datastoreItem>
+<file path=customXml/item2.xml><?xml version="1.0" encoding="utf-8"?>
+<?mso-contentType ?>
+<FormTemplates xmlns="http://schemas.microsoft.com/sharepoint/v3/contenttype/forms">
+  <Display>DocumentLibraryForm</Display>
+  <Edit>DocumentLibraryForm</Edit>
+  <New>DocumentLibraryForm</New>
+</FormTemplates>
 </file>
 
-<file path=customXml/itemProps2.xml><?xml version="1.0" encoding="utf-8"?>
-<ds:datastoreItem xmlns:ds="http://schemas.openxmlformats.org/officeDocument/2006/customXml" ds:itemID="{79D0F40F-646A-4DBF-9119-0FC598DFBBBB}">
-  <ds:schemaRefs>
-    <ds:schemaRef ds:uri="http://schemas.microsoft.com/sharepoint/v3/contenttype/forms"/>
-  </ds:schemaRefs>
-</ds:datastoreItem>
+<file path=customXml/item3.xml><?xml version="1.0" encoding="utf-8"?>
+<b:Sources xmlns:b="http://schemas.openxmlformats.org/officeDocument/2006/bibliography" xmlns="http://schemas.openxmlformats.org/officeDocument/2006/bibliography" SelectedStyle="\APASixthEditionOfficeOnline.xsl" StyleName="APA" Version="6"/>
 </file>
 
-<file path=customXml/itemProps3.xml><?xml version="1.0" encoding="utf-8"?>
+<file path=customXml/itemProps1.xml><?xml version="1.0" encoding="utf-8"?>
 <ds:datastoreItem xmlns:ds="http://schemas.openxmlformats.org/officeDocument/2006/customXml" ds:itemID="{E0E361D0-270A-43DD-B744-DC4991A38C53}">
   <ds:schemaRefs>
     <ds:schemaRef ds:uri="http://schemas.microsoft.com/office/2006/metadata/contentType"/>
@@ -4614,4 +5448,26 @@
     <ds:schemaRef ds:uri="http://schemas.microsoft.com/internal/obd"/>
   </ds:schemaRefs>
 </ds:datastoreItem>
+</file>
+
+<file path=customXml/itemProps2.xml><?xml version="1.0" encoding="utf-8"?>
+<ds:datastoreItem xmlns:ds="http://schemas.openxmlformats.org/officeDocument/2006/customXml" ds:itemID="{79D0F40F-646A-4DBF-9119-0FC598DFBBBB}">
+  <ds:schemaRefs>
+    <ds:schemaRef ds:uri="http://schemas.microsoft.com/sharepoint/v3/contenttype/forms"/>
+  </ds:schemaRefs>
+</ds:datastoreItem>
+</file>
+
+<file path=customXml/itemProps3.xml><?xml version="1.0" encoding="utf-8"?>
+<ds:datastoreItem xmlns:ds="http://schemas.openxmlformats.org/officeDocument/2006/customXml" ds:itemID="{E9F6CDE2-636C-4043-AFFC-7CB0CE5DF55A}">
+  <ds:schemaRefs>
+    <ds:schemaRef ds:uri="http://schemas.openxmlformats.org/officeDocument/2006/bibliography"/>
+  </ds:schemaRefs>
+</ds:datastoreItem>
+</file>
+
+<file path=docMetadata/LabelInfo.xml><?xml version="1.0" encoding="utf-8"?>
+<clbl:labelList xmlns:clbl="http://schemas.microsoft.com/office/2020/mipLabelMetadata">
+  <clbl:label id="{ff6dbec8-95a8-4638-9f5f-bd076536645c}" enabled="1" method="Standard" siteId="{5dbf1add-202a-4b8d-815b-bf0fb024e033}" contentBits="0" removed="0"/>
+</clbl:labelList>
 </file>
--- a/document/Szakdolgozat.docx
+++ b/document/Szakdolgozat.docx
@@ -1904,7 +1904,91 @@
         <w:rPr>
           <w:lang w:val="en-US" w:eastAsia="zh-CN"/>
         </w:rPr>
-        <w:t>A komponensek kialakítása a korábban ismertetett architektúrát követi.</w:t>
+        <w:t xml:space="preserve">A </w:t>
+      </w:r>
+      <w:proofErr w:type="spellStart"/>
+      <w:r>
+        <w:rPr>
+          <w:lang w:val="en-US" w:eastAsia="zh-CN"/>
+        </w:rPr>
+        <w:t>komponensek</w:t>
+      </w:r>
+      <w:proofErr w:type="spellEnd"/>
+      <w:r>
+        <w:rPr>
+          <w:lang w:val="en-US" w:eastAsia="zh-CN"/>
+        </w:rPr>
+        <w:t xml:space="preserve"> </w:t>
+      </w:r>
+      <w:proofErr w:type="spellStart"/>
+      <w:r>
+        <w:rPr>
+          <w:lang w:val="en-US" w:eastAsia="zh-CN"/>
+        </w:rPr>
+        <w:t>kialakítása</w:t>
+      </w:r>
+      <w:proofErr w:type="spellEnd"/>
+      <w:r>
+        <w:rPr>
+          <w:lang w:val="en-US" w:eastAsia="zh-CN"/>
+        </w:rPr>
+        <w:t xml:space="preserve"> a </w:t>
+      </w:r>
+      <w:proofErr w:type="spellStart"/>
+      <w:r>
+        <w:rPr>
+          <w:lang w:val="en-US" w:eastAsia="zh-CN"/>
+        </w:rPr>
+        <w:t>korábban</w:t>
+      </w:r>
+      <w:proofErr w:type="spellEnd"/>
+      <w:r>
+        <w:rPr>
+          <w:lang w:val="en-US" w:eastAsia="zh-CN"/>
+        </w:rPr>
+        <w:t xml:space="preserve"> </w:t>
+      </w:r>
+      <w:proofErr w:type="spellStart"/>
+      <w:r>
+        <w:rPr>
+          <w:lang w:val="en-US" w:eastAsia="zh-CN"/>
+        </w:rPr>
+        <w:t>ismertetett</w:t>
+      </w:r>
+      <w:proofErr w:type="spellEnd"/>
+      <w:r>
+        <w:rPr>
+          <w:lang w:val="en-US" w:eastAsia="zh-CN"/>
+        </w:rPr>
+        <w:t xml:space="preserve"> </w:t>
+      </w:r>
+      <w:proofErr w:type="spellStart"/>
+      <w:r>
+        <w:rPr>
+          <w:lang w:val="en-US" w:eastAsia="zh-CN"/>
+        </w:rPr>
+        <w:t>architektúrát</w:t>
+      </w:r>
+      <w:proofErr w:type="spellEnd"/>
+      <w:r>
+        <w:rPr>
+          <w:lang w:val="en-US" w:eastAsia="zh-CN"/>
+        </w:rPr>
+        <w:t xml:space="preserve"> </w:t>
+      </w:r>
+      <w:proofErr w:type="spellStart"/>
+      <w:r>
+        <w:rPr>
+          <w:lang w:val="en-US" w:eastAsia="zh-CN"/>
+        </w:rPr>
+        <w:t>követi</w:t>
+      </w:r>
+      <w:proofErr w:type="spellEnd"/>
+      <w:r>
+        <w:rPr>
+          <w:lang w:val="en-US" w:eastAsia="zh-CN"/>
+        </w:rPr>
+        <w:t>.</w:t>
       </w:r>
     </w:p>
     <w:p>
@@ -1963,24 +2047,24 @@
     <w:p>
       <w:pPr>
         <w:rPr>
+          <w:lang w:eastAsia="zh-CN"/>
+        </w:rPr>
+      </w:pPr>
+      <w:r>
+        <w:t>A komponens kezeli a játéklogikában keletkező eseményeket, és ezek alapján engine-specifikus műveleteket indít, például vizuális állapotváltozásokat vagy animációk elindítását. A Presenter nem tartalmaz játékszabályokat, kizárólag közvetítő szerepet tölt be, ezzel biztosítva a Game Logic és a Game Engine laza csatolását.</w:t>
+      </w:r>
+    </w:p>
+    <w:p>
+      <w:pPr>
+        <w:pStyle w:val="Heading4"/>
+        <w:rPr>
           <w:lang w:val="en-US" w:eastAsia="zh-CN"/>
         </w:rPr>
       </w:pPr>
       <w:r>
-        <w:t>A komponens kezeli a játéklogikában keletkező eseményeket, és ezek alapján engine-specifikus műveleteket indít, például vizuális állapotváltozásokat vagy animációk elindítását. A Presenter nem tartalmaz játékszabályokat, kizárólag közvetítő szerepet tölt be, ezzel biztosítva a Game Logic és a Game Engine laza csatolását.</w:t>
-      </w:r>
-    </w:p>
-    <w:p>
-      <w:pPr>
-        <w:pStyle w:val="Heading4"/>
         <w:rPr>
           <w:lang w:val="en-US" w:eastAsia="zh-CN"/>
         </w:rPr>
-      </w:pPr>
-      <w:r>
-        <w:rPr>
-          <w:lang w:val="en-US" w:eastAsia="zh-CN"/>
-        </w:rPr>
         <w:t>Game Engine</w:t>
       </w:r>
     </w:p>
@@ -1992,7 +2076,7 @@
     <w:p>
       <w:pPr>
         <w:rPr>
-          <w:lang w:val="en-US" w:eastAsia="zh-CN"/>
+          <w:lang w:eastAsia="zh-CN"/>
         </w:rPr>
       </w:pPr>
       <w:r>
@@ -2025,7 +2109,7 @@
     <w:p>
       <w:pPr>
         <w:rPr>
-          <w:lang w:val="en-US" w:eastAsia="zh-CN"/>
+          <w:lang w:eastAsia="zh-CN"/>
         </w:rPr>
       </w:pPr>
       <w:r>
@@ -2127,7 +2211,7 @@
     <w:p>
       <w:pPr>
         <w:rPr>
-          <w:lang w:val="en-US" w:eastAsia="zh-CN"/>
+          <w:lang w:eastAsia="zh-CN"/>
         </w:rPr>
       </w:pPr>
       <w:r>
@@ -2314,7 +2398,91 @@
         <w:rPr>
           <w:lang w:val="en-US" w:eastAsia="zh-CN"/>
         </w:rPr>
-        <w:t>A betanított ONNX modellek infrastruktúra-független módon kerülnek felhasználásra.</w:t>
+        <w:t xml:space="preserve">A </w:t>
+      </w:r>
+      <w:proofErr w:type="spellStart"/>
+      <w:r>
+        <w:rPr>
+          <w:lang w:val="en-US" w:eastAsia="zh-CN"/>
+        </w:rPr>
+        <w:t>betanított</w:t>
+      </w:r>
+      <w:proofErr w:type="spellEnd"/>
+      <w:r>
+        <w:rPr>
+          <w:lang w:val="en-US" w:eastAsia="zh-CN"/>
+        </w:rPr>
+        <w:t xml:space="preserve"> ONNX </w:t>
+      </w:r>
+      <w:proofErr w:type="spellStart"/>
+      <w:r>
+        <w:rPr>
+          <w:lang w:val="en-US" w:eastAsia="zh-CN"/>
+        </w:rPr>
+        <w:t>modellek</w:t>
+      </w:r>
+      <w:proofErr w:type="spellEnd"/>
+      <w:r>
+        <w:rPr>
+          <w:lang w:val="en-US" w:eastAsia="zh-CN"/>
+        </w:rPr>
+        <w:t xml:space="preserve"> </w:t>
+      </w:r>
+      <w:proofErr w:type="spellStart"/>
+      <w:r>
+        <w:rPr>
+          <w:lang w:val="en-US" w:eastAsia="zh-CN"/>
+        </w:rPr>
+        <w:t>infrastruktúra-független</w:t>
+      </w:r>
+      <w:proofErr w:type="spellEnd"/>
+      <w:r>
+        <w:rPr>
+          <w:lang w:val="en-US" w:eastAsia="zh-CN"/>
+        </w:rPr>
+        <w:t xml:space="preserve"> </w:t>
+      </w:r>
+      <w:proofErr w:type="spellStart"/>
+      <w:r>
+        <w:rPr>
+          <w:lang w:val="en-US" w:eastAsia="zh-CN"/>
+        </w:rPr>
+        <w:t>módon</w:t>
+      </w:r>
+      <w:proofErr w:type="spellEnd"/>
+      <w:r>
+        <w:rPr>
+          <w:lang w:val="en-US" w:eastAsia="zh-CN"/>
+        </w:rPr>
+        <w:t xml:space="preserve"> </w:t>
+      </w:r>
+      <w:proofErr w:type="spellStart"/>
+      <w:r>
+        <w:rPr>
+          <w:lang w:val="en-US" w:eastAsia="zh-CN"/>
+        </w:rPr>
+        <w:t>kerülnek</w:t>
+      </w:r>
+      <w:proofErr w:type="spellEnd"/>
+      <w:r>
+        <w:rPr>
+          <w:lang w:val="en-US" w:eastAsia="zh-CN"/>
+        </w:rPr>
+        <w:t xml:space="preserve"> </w:t>
+      </w:r>
+      <w:proofErr w:type="spellStart"/>
+      <w:r>
+        <w:rPr>
+          <w:lang w:val="en-US" w:eastAsia="zh-CN"/>
+        </w:rPr>
+        <w:t>felhasználásra</w:t>
+      </w:r>
+      <w:proofErr w:type="spellEnd"/>
+      <w:r>
+        <w:rPr>
+          <w:lang w:val="en-US" w:eastAsia="zh-CN"/>
+        </w:rPr>
+        <w:t>.</w:t>
       </w:r>
     </w:p>
     <w:p>
@@ -2466,6 +2634,40 @@
     </w:p>
     <w:p>
       <w:pPr>
+        <w:rPr>
+          <w:lang w:eastAsia="zh-CN"/>
+        </w:rPr>
+      </w:pPr>
+      <w:r>
+        <w:rPr>
+          <w:lang w:eastAsia="zh-CN"/>
+        </w:rPr>
+        <w:t xml:space="preserve">A </w:t>
+      </w:r>
+      <w:r>
+        <w:rPr>
+          <w:i/>
+          <w:iCs/>
+          <w:lang w:eastAsia="zh-CN"/>
+        </w:rPr>
+        <w:t>SevenWonders.UI</w:t>
+      </w:r>
+      <w:r>
+        <w:rPr>
+          <w:lang w:eastAsia="zh-CN"/>
+        </w:rPr>
+        <w:t xml:space="preserve"> projekt tartalmazza a felhasználók által közvetlenül használt kliensalkalmazást. A projekt magában foglalja a grafikus felhasználói felület nézeteit (Views), a hozzájuk tartozó ViewModel</w:t>
+      </w:r>
+      <w:r>
+        <w:rPr>
+          <w:lang w:eastAsia="zh-CN"/>
+        </w:rPr>
+        <w:noBreakHyphen/>
+        <w:t>eket, valamint azokat a segéd- és szolgáltató osztályokat, amelyek a felhasználói interakciók kezeléséhez szükségesek.</w:t>
+      </w:r>
+    </w:p>
+    <w:p>
+      <w:pPr>
         <w:pStyle w:val="Heading4"/>
         <w:rPr>
           <w:lang w:eastAsia="zh-CN"/>
@@ -2480,6 +2682,59 @@
     </w:p>
     <w:p>
       <w:pPr>
+        <w:rPr>
+          <w:lang w:eastAsia="zh-CN"/>
+        </w:rPr>
+      </w:pPr>
+      <w:r>
+        <w:rPr>
+          <w:lang w:eastAsia="zh-CN"/>
+        </w:rPr>
+        <w:t xml:space="preserve">A </w:t>
+      </w:r>
+      <w:r>
+        <w:rPr>
+          <w:i/>
+          <w:iCs/>
+          <w:lang w:eastAsia="zh-CN"/>
+        </w:rPr>
+        <w:t>SevenWonders.Common</w:t>
+      </w:r>
+      <w:r>
+        <w:rPr>
+          <w:lang w:eastAsia="zh-CN"/>
+        </w:rPr>
+        <w:t xml:space="preserve"> projekt általános célú, több komponens által is felhasználható osztályokat tartalmaz. Ide tartoznak többek között a logolásért, véletlenszám</w:t>
+      </w:r>
+      <w:r>
+        <w:rPr>
+          <w:lang w:eastAsia="zh-CN"/>
+        </w:rPr>
+        <w:noBreakHyphen/>
+        <w:t xml:space="preserve">generálásért és </w:t>
+      </w:r>
+      <w:r>
+        <w:rPr>
+          <w:lang w:eastAsia="zh-CN"/>
+        </w:rPr>
+        <w:t xml:space="preserve">xml </w:t>
+      </w:r>
+      <w:r>
+        <w:rPr>
+          <w:lang w:eastAsia="zh-CN"/>
+        </w:rPr>
+        <w:t>szerializációért felelős komponensek, valamint egyéb, az alkalmazás különböző részeiben hasznos segédosztályok.</w:t>
+      </w:r>
+      <w:r>
+        <w:rPr>
+          <w:lang w:eastAsia="zh-CN"/>
+        </w:rPr>
+        <w:br/>
+        <w:t>A projekt célja a kódduplikáció csökkentése és az egységes működés biztosítása.</w:t>
+      </w:r>
+    </w:p>
+    <w:p>
+      <w:pPr>
         <w:pStyle w:val="Heading4"/>
         <w:rPr>
           <w:lang w:eastAsia="zh-CN"/>
@@ -2494,6 +2749,33 @@
     </w:p>
     <w:p>
       <w:pPr>
+        <w:rPr>
+          <w:lang w:val="en-US" w:eastAsia="zh-CN"/>
+        </w:rPr>
+      </w:pPr>
+      <w:r>
+        <w:rPr>
+          <w:lang w:eastAsia="zh-CN"/>
+        </w:rPr>
+        <w:t xml:space="preserve">A </w:t>
+      </w:r>
+      <w:r>
+        <w:rPr>
+          <w:i/>
+          <w:iCs/>
+          <w:lang w:eastAsia="zh-CN"/>
+        </w:rPr>
+        <w:t>SevenWonders.Game.Logic</w:t>
+      </w:r>
+      <w:r>
+        <w:rPr>
+          <w:lang w:eastAsia="zh-CN"/>
+        </w:rPr>
+        <w:t xml:space="preserve"> projekt a játék teljes játékmenetéhez kapcsolódó üzleti logikát tartalmazza. Ez a réteg felel a játék objektumainak domain szintű reprezentációjáért, a játékszabályok érvényesítéséért, valamint a játékmenet során keletkező események kezeléséért.</w:t>
+      </w:r>
+    </w:p>
+    <w:p>
+      <w:pPr>
         <w:pStyle w:val="Heading4"/>
         <w:rPr>
           <w:lang w:eastAsia="zh-CN"/>
@@ -2508,6 +2790,45 @@
     </w:p>
     <w:p>
       <w:pPr>
+        <w:rPr>
+          <w:lang w:eastAsia="zh-CN"/>
+        </w:rPr>
+      </w:pPr>
+      <w:r>
+        <w:rPr>
+          <w:lang w:eastAsia="zh-CN"/>
+        </w:rPr>
+        <w:t xml:space="preserve">A </w:t>
+      </w:r>
+      <w:r>
+        <w:rPr>
+          <w:i/>
+          <w:iCs/>
+          <w:lang w:eastAsia="zh-CN"/>
+        </w:rPr>
+        <w:t>SevenWonders.Game.Engine</w:t>
+      </w:r>
+      <w:r>
+        <w:rPr>
+          <w:lang w:eastAsia="zh-CN"/>
+        </w:rPr>
+        <w:t xml:space="preserve"> projekt felel a játék</w:t>
+      </w:r>
+      <w:r>
+        <w:rPr>
+          <w:lang w:eastAsia="zh-CN"/>
+        </w:rPr>
+        <w:t>menet</w:t>
+      </w:r>
+      <w:r>
+        <w:rPr>
+          <w:lang w:eastAsia="zh-CN"/>
+        </w:rPr>
+        <w:t xml:space="preserve"> vizuális megjelenítéséért és a futásidejű technikai működésért. Itt találhatók azok az osztályok, amelyek a képernyőn megjelenítésre kerülnek, beleértve az animációk kezelése és a felhasználói bemenet feldolgozása során használt komponenseket.</w:t>
+      </w:r>
+    </w:p>
+    <w:p>
+      <w:pPr>
         <w:pStyle w:val="Heading4"/>
         <w:rPr>
           <w:lang w:eastAsia="zh-CN"/>
@@ -2522,6 +2843,54 @@
     </w:p>
     <w:p>
       <w:pPr>
+        <w:rPr>
+          <w:lang w:eastAsia="zh-CN"/>
+        </w:rPr>
+      </w:pPr>
+      <w:r>
+        <w:rPr>
+          <w:lang w:eastAsia="zh-CN"/>
+        </w:rPr>
+        <w:t xml:space="preserve">A </w:t>
+      </w:r>
+      <w:r>
+        <w:rPr>
+          <w:i/>
+          <w:iCs/>
+          <w:lang w:eastAsia="zh-CN"/>
+        </w:rPr>
+        <w:t>SevenWonders.Game.Presenter</w:t>
+      </w:r>
+      <w:r>
+        <w:rPr>
+          <w:lang w:eastAsia="zh-CN"/>
+        </w:rPr>
+        <w:t xml:space="preserve"> projekt a Game Logic és a Game Engine projektek közötti kapcsolatot valósítja meg. Feladata a játék logikai objektumainak és a megjelenítéshez használt GameObject</w:t>
+      </w:r>
+      <w:r>
+        <w:rPr>
+          <w:lang w:eastAsia="zh-CN"/>
+        </w:rPr>
+        <w:noBreakHyphen/>
+        <w:t xml:space="preserve">ek összerendelése, valamint a Game Logic komponens által kibocsátott </w:t>
+      </w:r>
+      <w:r>
+        <w:rPr>
+          <w:lang w:eastAsia="zh-CN"/>
+        </w:rPr>
+        <w:lastRenderedPageBreak/>
+        <w:t>eseményekre történő feliratkozás.</w:t>
+      </w:r>
+      <w:r>
+        <w:rPr>
+          <w:lang w:eastAsia="zh-CN"/>
+        </w:rPr>
+        <w:br/>
+        <w:t>A projekt felelős továbbá az eseményekhez tartozó animációk elindításáért, valamint a felhasználói input események megfelelő módon történő továbbításáért.</w:t>
+      </w:r>
+    </w:p>
+    <w:p>
+      <w:pPr>
         <w:pStyle w:val="Heading4"/>
         <w:rPr>
           <w:lang w:eastAsia="zh-CN"/>
@@ -2536,6 +2905,40 @@
     </w:p>
     <w:p>
       <w:pPr>
+        <w:rPr>
+          <w:lang w:eastAsia="zh-CN"/>
+        </w:rPr>
+      </w:pPr>
+      <w:r>
+        <w:rPr>
+          <w:lang w:eastAsia="zh-CN"/>
+        </w:rPr>
+        <w:t xml:space="preserve">A </w:t>
+      </w:r>
+      <w:r>
+        <w:rPr>
+          <w:i/>
+          <w:iCs/>
+          <w:lang w:eastAsia="zh-CN"/>
+        </w:rPr>
+        <w:t>SevenWonders.Game.Scene.Editor</w:t>
+      </w:r>
+      <w:r>
+        <w:rPr>
+          <w:lang w:eastAsia="zh-CN"/>
+        </w:rPr>
+        <w:t xml:space="preserve"> projekt egy fejlesztői eszközt valósít meg, amely a Game Engine</w:t>
+      </w:r>
+      <w:r>
+        <w:rPr>
+          <w:lang w:eastAsia="zh-CN"/>
+        </w:rPr>
+        <w:noBreakHyphen/>
+        <w:t>ben használt Scene objektumok megtervezését támogatja. Egy grafikus felhasználói felületen keresztül lehetőséget biztosít jelenetek létrehozására, szerkesztésére és mentésére, ezáltal megkönnyítve a tartalom készítésének folyamatát.</w:t>
+      </w:r>
+    </w:p>
+    <w:p>
+      <w:pPr>
         <w:pStyle w:val="Heading4"/>
         <w:rPr>
           <w:lang w:eastAsia="zh-CN"/>
@@ -2550,6 +2953,33 @@
     </w:p>
     <w:p>
       <w:pPr>
+        <w:rPr>
+          <w:lang w:eastAsia="zh-CN"/>
+        </w:rPr>
+      </w:pPr>
+      <w:r>
+        <w:rPr>
+          <w:lang w:eastAsia="zh-CN"/>
+        </w:rPr>
+        <w:t xml:space="preserve">A </w:t>
+      </w:r>
+      <w:r>
+        <w:rPr>
+          <w:i/>
+          <w:iCs/>
+          <w:lang w:eastAsia="zh-CN"/>
+        </w:rPr>
+        <w:t>SevenWonders.Web.Client.Model</w:t>
+      </w:r>
+      <w:r>
+        <w:rPr>
+          <w:lang w:eastAsia="zh-CN"/>
+        </w:rPr>
+        <w:t xml:space="preserve"> projekt a webes kliensoldalhoz tartozó kommunikációs osztályokat tartalmazza. Ide tartoznak a szerverhez történő csatlakozás, a felhasználói regisztráció, valamint az üzenetküldés és -fogadás kezeléséért felelős komponensek.</w:t>
+      </w:r>
+    </w:p>
+    <w:p>
+      <w:pPr>
         <w:pStyle w:val="Heading4"/>
         <w:rPr>
           <w:lang w:eastAsia="zh-CN"/>
@@ -2564,6 +2994,33 @@
     </w:p>
     <w:p>
       <w:pPr>
+        <w:rPr>
+          <w:lang w:eastAsia="zh-CN"/>
+        </w:rPr>
+      </w:pPr>
+      <w:r>
+        <w:rPr>
+          <w:lang w:eastAsia="zh-CN"/>
+        </w:rPr>
+        <w:t xml:space="preserve">A </w:t>
+      </w:r>
+      <w:r>
+        <w:rPr>
+          <w:i/>
+          <w:iCs/>
+          <w:lang w:eastAsia="zh-CN"/>
+        </w:rPr>
+        <w:t>SevenWonders.Web.Server</w:t>
+      </w:r>
+      <w:r>
+        <w:rPr>
+          <w:lang w:eastAsia="zh-CN"/>
+        </w:rPr>
+        <w:t xml:space="preserve"> projekt a futtatható webszerver alkalmazást valósítja meg. A projekt tartalmazza a vezérlőket (kontrollereket), valamint inicializálja a dependency injection keretrendszert, a SignalR szolgáltatást és a felhasználókezeléshez szükséges egyéb függőségeket.</w:t>
+      </w:r>
+    </w:p>
+    <w:p>
+      <w:pPr>
         <w:pStyle w:val="Heading4"/>
         <w:rPr>
           <w:lang w:eastAsia="zh-CN"/>
@@ -2578,6 +3035,33 @@
     </w:p>
     <w:p>
       <w:pPr>
+        <w:rPr>
+          <w:lang w:eastAsia="zh-CN"/>
+        </w:rPr>
+      </w:pPr>
+      <w:r>
+        <w:rPr>
+          <w:lang w:eastAsia="zh-CN"/>
+        </w:rPr>
+        <w:t xml:space="preserve">A </w:t>
+      </w:r>
+      <w:r>
+        <w:rPr>
+          <w:i/>
+          <w:iCs/>
+          <w:lang w:eastAsia="zh-CN"/>
+        </w:rPr>
+        <w:t>SevenWonders.Web.Server.Model</w:t>
+      </w:r>
+      <w:r>
+        <w:rPr>
+          <w:lang w:eastAsia="zh-CN"/>
+        </w:rPr>
+        <w:t xml:space="preserve"> projekt a szerveroldali üzleti logikát és állapotkezelést tartalmazza. Ide tartozik a várószoba teljes logikája, a kliensek állapotátmeneteinek kezelése, valamint a matchmaking funkció megvalósítása.</w:t>
+      </w:r>
+    </w:p>
+    <w:p>
+      <w:pPr>
         <w:pStyle w:val="Heading4"/>
         <w:rPr>
           <w:lang w:eastAsia="zh-CN"/>
@@ -2592,6 +3076,40 @@
     </w:p>
     <w:p>
       <w:pPr>
+        <w:rPr>
+          <w:lang w:eastAsia="zh-CN"/>
+        </w:rPr>
+      </w:pPr>
+      <w:r>
+        <w:rPr>
+          <w:lang w:eastAsia="zh-CN"/>
+        </w:rPr>
+        <w:t xml:space="preserve">A </w:t>
+      </w:r>
+      <w:r>
+        <w:rPr>
+          <w:i/>
+          <w:iCs/>
+          <w:lang w:eastAsia="zh-CN"/>
+        </w:rPr>
+        <w:t>SevenWonders.Web.Server.Contract</w:t>
+      </w:r>
+      <w:r>
+        <w:rPr>
+          <w:lang w:eastAsia="zh-CN"/>
+        </w:rPr>
+        <w:t xml:space="preserve"> projekt a web kliens és a web szerver által közösen használt adatstruktúrákat tartalmazza. A projekt kizárólag Data Transfer Object</w:t>
+      </w:r>
+      <w:r>
+        <w:rPr>
+          <w:lang w:eastAsia="zh-CN"/>
+        </w:rPr>
+        <w:noBreakHyphen/>
+        <w:t>eket (DTO) foglal magában, amelyek célja a komponensek közötti adatcsere egységesítése és a kódduplikáció elkerülése.</w:t>
+      </w:r>
+    </w:p>
+    <w:p>
+      <w:pPr>
         <w:pStyle w:val="Heading4"/>
         <w:rPr>
           <w:lang w:eastAsia="zh-CN"/>
@@ -2606,6 +3124,47 @@
     </w:p>
     <w:p>
       <w:pPr>
+        <w:rPr>
+          <w:lang w:eastAsia="zh-CN"/>
+        </w:rPr>
+      </w:pPr>
+      <w:r>
+        <w:rPr>
+          <w:lang w:eastAsia="zh-CN"/>
+        </w:rPr>
+        <w:t xml:space="preserve">A </w:t>
+      </w:r>
+      <w:r>
+        <w:rPr>
+          <w:i/>
+          <w:iCs/>
+          <w:lang w:eastAsia="zh-CN"/>
+        </w:rPr>
+        <w:t>SevenWonders.AI.Model</w:t>
+      </w:r>
+      <w:r>
+        <w:rPr>
+          <w:lang w:eastAsia="zh-CN"/>
+        </w:rPr>
+        <w:t xml:space="preserve"> projekt a mesterséges intelligencia működéséhez szükséges közös interfészeket és osztályokat tartalmazza. Ezek az elemek a state vector kiszámításáért, </w:t>
+      </w:r>
+      <w:r>
+        <w:rPr>
+          <w:lang w:eastAsia="zh-CN"/>
+        </w:rPr>
+        <w:lastRenderedPageBreak/>
+        <w:t>valamint az AI futtatása és tanítása során használt közös adatszerkezetekért felelősek.</w:t>
+      </w:r>
+      <w:r>
+        <w:rPr>
+          <w:lang w:eastAsia="zh-CN"/>
+        </w:rPr>
+        <w:br/>
+        <w:t>A projektet mind a futásidejű rendszer, mind a tanítási folyamat felhasználja.</w:t>
+      </w:r>
+    </w:p>
+    <w:p>
+      <w:pPr>
         <w:pStyle w:val="Heading4"/>
         <w:rPr>
           <w:lang w:eastAsia="zh-CN"/>
@@ -2620,6 +3179,87 @@
     </w:p>
     <w:p>
       <w:pPr>
+        <w:rPr>
+          <w:rFonts w:ascii="Segoe UI" w:eastAsia="Times New Roman" w:hAnsi="Segoe UI" w:cs="Segoe UI"/>
+          <w:sz w:val="21"/>
+          <w:szCs w:val="21"/>
+          <w:lang w:eastAsia="zh-CN"/>
+        </w:rPr>
+      </w:pPr>
+      <w:r>
+        <w:rPr>
+          <w:lang w:eastAsia="zh-CN"/>
+        </w:rPr>
+        <w:t xml:space="preserve">A SevenWonders.AI.Trainer.Server egy C# alapú </w:t>
+      </w:r>
+      <w:r>
+        <w:rPr>
+          <w:lang w:eastAsia="zh-CN"/>
+        </w:rPr>
+        <w:t>konzol alkalmazás</w:t>
+      </w:r>
+      <w:r>
+        <w:rPr>
+          <w:lang w:eastAsia="zh-CN"/>
+        </w:rPr>
+        <w:t>, amely a mesterséges intelligencia tanítását támogatja szerveroldalon. A tanítás folyamata egy egyszerű TCP socket kapcsolaton keresztül zajlik</w:t>
+      </w:r>
+      <w:r>
+        <w:rPr>
+          <w:lang w:eastAsia="zh-CN"/>
+        </w:rPr>
+        <w:t>, amely gyorsabb kommunikációt</w:t>
+      </w:r>
+      <w:r>
+        <w:rPr>
+          <w:lang w:eastAsia="zh-CN"/>
+        </w:rPr>
+        <w:t xml:space="preserve"> és tan</w:t>
+      </w:r>
+      <w:r>
+        <w:rPr>
+          <w:lang w:eastAsia="zh-CN"/>
+        </w:rPr>
+        <w:t>ítást</w:t>
+      </w:r>
+      <w:r>
+        <w:rPr>
+          <w:lang w:eastAsia="zh-CN"/>
+        </w:rPr>
+        <w:t xml:space="preserve"> eredményez, mint a SignalR keretrendszer használata. </w:t>
+      </w:r>
+      <w:r>
+        <w:rPr>
+          <w:lang w:eastAsia="zh-CN"/>
+        </w:rPr>
+        <w:t>A projekt a SevenWonders.AI.Model komponens segítségével továbbítja a state vector</w:t>
+      </w:r>
+      <w:r>
+        <w:rPr>
+          <w:lang w:eastAsia="zh-CN"/>
+        </w:rPr>
+        <w:noBreakHyphen/>
+        <w:t>t, action mask</w:t>
+      </w:r>
+      <w:r>
+        <w:rPr>
+          <w:lang w:eastAsia="zh-CN"/>
+        </w:rPr>
+        <w:noBreakHyphen/>
+        <w:t>ot és az AI működéséhez szükséges egyéb adatokat</w:t>
+      </w:r>
+      <w:r>
+        <w:rPr>
+          <w:rFonts w:ascii="Segoe UI" w:eastAsia="Times New Roman" w:hAnsi="Segoe UI" w:cs="Segoe UI"/>
+          <w:sz w:val="21"/>
+          <w:szCs w:val="21"/>
+          <w:lang w:eastAsia="zh-CN"/>
+        </w:rPr>
+        <w:t>.</w:t>
+      </w:r>
+    </w:p>
+    <w:p>
+      <w:pPr>
         <w:pStyle w:val="Heading4"/>
         <w:rPr>
           <w:lang w:eastAsia="zh-CN"/>
@@ -2634,6 +3274,43 @@
     </w:p>
     <w:p>
       <w:pPr>
+        <w:rPr>
+          <w:lang w:eastAsia="zh-CN"/>
+        </w:rPr>
+      </w:pPr>
+      <w:r>
+        <w:rPr>
+          <w:lang w:eastAsia="zh-CN"/>
+        </w:rPr>
+        <w:t>A SevenWonders.AI.Trainer Python alapú projekt a mesterséges intelligencia tanításának konfigurációját és vezérlését valósítja meg. A projekt felel a tanítás indításáért és leállításáért, valamint a tanítási folyamat során keletkező statisztikák, például a győzelmi arány naplózásáért is</w:t>
+      </w:r>
+      <w:r>
+        <w:rPr>
+          <w:lang w:eastAsia="zh-CN"/>
+        </w:rPr>
+        <w:t>, amely</w:t>
+      </w:r>
+      <w:r>
+        <w:rPr>
+          <w:lang w:eastAsia="zh-CN"/>
+        </w:rPr>
+        <w:t xml:space="preserve"> lehetővé teszi az AI teljesítményének folyamatos nyomon követését.</w:t>
+      </w:r>
+      <w:r>
+        <w:rPr>
+          <w:lang w:eastAsia="zh-CN"/>
+        </w:rPr>
+        <w:t xml:space="preserve"> </w:t>
+      </w:r>
+      <w:r>
+        <w:rPr>
+          <w:lang w:eastAsia="zh-CN"/>
+        </w:rPr>
+        <w:t>A projekt emellett támogatja a betanított modell ONNX formátumba történő exportálását, amely lehetővé teszi, hogy a kliensalkalmazás C# környezetben, ML.NET használatával futtassa a modellt.</w:t>
+      </w:r>
+    </w:p>
+    <w:p>
+      <w:pPr>
         <w:pStyle w:val="Heading3"/>
         <w:rPr>
           <w:lang w:eastAsia="zh-CN"/>
@@ -2656,7 +3333,14 @@
         <w:rPr>
           <w:lang w:eastAsia="zh-CN"/>
         </w:rPr>
-        <w:t>Ebben a fejezetben kerül bemutatásra az egyes komponensek működésének megvalósítása, különös tekintettel a komponensek közötti együttműködésre és a felelősségek elhatárolására.</w:t>
+        <w:t>Ebben a fejezetben kerül bemutatásra az egyes architekturális komponensek konkrét megvalósítása. A leírás a komponensek közötti együttműködésre, illetve a felelősségi határok gyakorlati érvényesítésére fókuszál, nem pedig a részletes implementációs vagy API</w:t>
+      </w:r>
+      <w:r>
+        <w:rPr>
+          <w:lang w:eastAsia="zh-CN"/>
+        </w:rPr>
+        <w:noBreakHyphen/>
+        <w:t>szintű megoldásokra.</w:t>
       </w:r>
     </w:p>
     <w:p>
@@ -2674,6 +3358,392 @@
       </w:r>
     </w:p>
     <w:p>
+      <w:r>
+        <w:t xml:space="preserve">A Client Application </w:t>
+      </w:r>
+      <w:proofErr w:type="spellStart"/>
+      <w:r>
+        <w:t>komponens</w:t>
+      </w:r>
+      <w:proofErr w:type="spellEnd"/>
+      <w:r>
+        <w:t xml:space="preserve"> </w:t>
+      </w:r>
+      <w:proofErr w:type="spellStart"/>
+      <w:r>
+        <w:t>megvalósítása</w:t>
+      </w:r>
+      <w:proofErr w:type="spellEnd"/>
+      <w:r>
+        <w:t xml:space="preserve"> a </w:t>
+      </w:r>
+      <w:proofErr w:type="spellStart"/>
+      <w:r>
+        <w:t>felhasználói</w:t>
+      </w:r>
+      <w:proofErr w:type="spellEnd"/>
+      <w:r>
+        <w:t xml:space="preserve"> </w:t>
+      </w:r>
+      <w:proofErr w:type="spellStart"/>
+      <w:r>
+        <w:t>interakciók</w:t>
+      </w:r>
+      <w:proofErr w:type="spellEnd"/>
+      <w:r>
+        <w:t xml:space="preserve"> </w:t>
+      </w:r>
+      <w:proofErr w:type="spellStart"/>
+      <w:r>
+        <w:t>kezelésére</w:t>
+      </w:r>
+      <w:proofErr w:type="spellEnd"/>
+      <w:r>
+        <w:t xml:space="preserve"> </w:t>
+      </w:r>
+      <w:proofErr w:type="spellStart"/>
+      <w:r>
+        <w:t>és</w:t>
+      </w:r>
+      <w:proofErr w:type="spellEnd"/>
+      <w:r>
+        <w:t xml:space="preserve"> a </w:t>
+      </w:r>
+      <w:proofErr w:type="spellStart"/>
+      <w:r>
+        <w:t>rendszer</w:t>
+      </w:r>
+      <w:proofErr w:type="spellEnd"/>
+      <w:r>
+        <w:t xml:space="preserve"> </w:t>
+      </w:r>
+      <w:proofErr w:type="spellStart"/>
+      <w:r>
+        <w:t>aktuális</w:t>
+      </w:r>
+      <w:proofErr w:type="spellEnd"/>
+      <w:r>
+        <w:t xml:space="preserve"> </w:t>
+      </w:r>
+      <w:proofErr w:type="spellStart"/>
+      <w:r>
+        <w:t>állapotának</w:t>
+      </w:r>
+      <w:proofErr w:type="spellEnd"/>
+      <w:r>
+        <w:t xml:space="preserve"> </w:t>
+      </w:r>
+      <w:proofErr w:type="spellStart"/>
+      <w:r>
+        <w:t>megjelenítésére</w:t>
+      </w:r>
+      <w:proofErr w:type="spellEnd"/>
+      <w:r>
+        <w:t xml:space="preserve"> </w:t>
+      </w:r>
+      <w:proofErr w:type="spellStart"/>
+      <w:r>
+        <w:t>összpontosít</w:t>
+      </w:r>
+      <w:proofErr w:type="spellEnd"/>
+      <w:r>
+        <w:t xml:space="preserve">. A </w:t>
+      </w:r>
+      <w:proofErr w:type="spellStart"/>
+      <w:r>
+        <w:t>kliens</w:t>
+      </w:r>
+      <w:proofErr w:type="spellEnd"/>
+      <w:r>
+        <w:t xml:space="preserve"> </w:t>
+      </w:r>
+      <w:proofErr w:type="spellStart"/>
+      <w:r>
+        <w:t>oldalon</w:t>
+      </w:r>
+      <w:proofErr w:type="spellEnd"/>
+      <w:r>
+        <w:t xml:space="preserve"> </w:t>
+      </w:r>
+      <w:proofErr w:type="spellStart"/>
+      <w:r>
+        <w:t>nem</w:t>
+      </w:r>
+      <w:proofErr w:type="spellEnd"/>
+      <w:r>
+        <w:t xml:space="preserve"> </w:t>
+      </w:r>
+      <w:proofErr w:type="spellStart"/>
+      <w:r>
+        <w:t>kerül</w:t>
+      </w:r>
+      <w:proofErr w:type="spellEnd"/>
+      <w:r>
+        <w:t xml:space="preserve"> </w:t>
+      </w:r>
+      <w:proofErr w:type="spellStart"/>
+      <w:r>
+        <w:t>sor</w:t>
+      </w:r>
+      <w:proofErr w:type="spellEnd"/>
+      <w:r>
+        <w:t xml:space="preserve"> </w:t>
+      </w:r>
+      <w:proofErr w:type="spellStart"/>
+      <w:r>
+        <w:t>játékszabályok</w:t>
+      </w:r>
+      <w:proofErr w:type="spellEnd"/>
+      <w:r>
+        <w:t xml:space="preserve"> </w:t>
+      </w:r>
+      <w:proofErr w:type="spellStart"/>
+      <w:r>
+        <w:t>kiértékelésére</w:t>
+      </w:r>
+      <w:proofErr w:type="spellEnd"/>
+      <w:r>
+        <w:t xml:space="preserve"> </w:t>
+      </w:r>
+      <w:proofErr w:type="spellStart"/>
+      <w:r>
+        <w:t>vagy</w:t>
+      </w:r>
+      <w:proofErr w:type="spellEnd"/>
+      <w:r>
+        <w:t xml:space="preserve"> </w:t>
+      </w:r>
+      <w:proofErr w:type="spellStart"/>
+      <w:r>
+        <w:t>üzleti</w:t>
+      </w:r>
+      <w:proofErr w:type="spellEnd"/>
+      <w:r>
+        <w:t xml:space="preserve"> </w:t>
+      </w:r>
+      <w:proofErr w:type="spellStart"/>
+      <w:r>
+        <w:t>logika</w:t>
+      </w:r>
+      <w:proofErr w:type="spellEnd"/>
+      <w:r>
+        <w:t xml:space="preserve"> </w:t>
+      </w:r>
+      <w:proofErr w:type="spellStart"/>
+      <w:r>
+        <w:t>megvalósítására</w:t>
+      </w:r>
+      <w:proofErr w:type="spellEnd"/>
+      <w:r>
+        <w:t xml:space="preserve">, </w:t>
+      </w:r>
+      <w:proofErr w:type="spellStart"/>
+      <w:r>
+        <w:t>ezeket</w:t>
+      </w:r>
+      <w:proofErr w:type="spellEnd"/>
+      <w:r>
+        <w:t xml:space="preserve"> </w:t>
+      </w:r>
+      <w:proofErr w:type="spellStart"/>
+      <w:r>
+        <w:t>kizárólag</w:t>
+      </w:r>
+      <w:proofErr w:type="spellEnd"/>
+      <w:r>
+        <w:t xml:space="preserve"> a </w:t>
+      </w:r>
+      <w:proofErr w:type="spellStart"/>
+      <w:r>
+        <w:t>megfelelő</w:t>
+      </w:r>
+      <w:proofErr w:type="spellEnd"/>
+      <w:r>
+        <w:t xml:space="preserve"> </w:t>
+      </w:r>
+      <w:proofErr w:type="spellStart"/>
+      <w:r>
+        <w:t>belső</w:t>
+      </w:r>
+      <w:proofErr w:type="spellEnd"/>
+      <w:r>
+        <w:t xml:space="preserve"> </w:t>
+      </w:r>
+      <w:proofErr w:type="spellStart"/>
+      <w:r>
+        <w:t>komponensek</w:t>
+      </w:r>
+      <w:proofErr w:type="spellEnd"/>
+      <w:r>
+        <w:t xml:space="preserve"> </w:t>
+      </w:r>
+      <w:proofErr w:type="spellStart"/>
+      <w:r>
+        <w:t>végzik</w:t>
+      </w:r>
+      <w:proofErr w:type="spellEnd"/>
+      <w:r>
+        <w:t>.</w:t>
+      </w:r>
+    </w:p>
+    <w:p>
+      <w:r>
+        <w:lastRenderedPageBreak/>
+        <w:t xml:space="preserve">A </w:t>
+      </w:r>
+      <w:proofErr w:type="spellStart"/>
+      <w:r>
+        <w:t>kliensalkalmazás</w:t>
+      </w:r>
+      <w:proofErr w:type="spellEnd"/>
+      <w:r>
+        <w:t xml:space="preserve"> a Presenter </w:t>
+      </w:r>
+      <w:proofErr w:type="spellStart"/>
+      <w:r>
+        <w:t>komponenssel</w:t>
+      </w:r>
+      <w:proofErr w:type="spellEnd"/>
+      <w:r>
+        <w:t xml:space="preserve"> </w:t>
+      </w:r>
+      <w:proofErr w:type="spellStart"/>
+      <w:r>
+        <w:t>együttműködve</w:t>
+      </w:r>
+      <w:proofErr w:type="spellEnd"/>
+      <w:r>
+        <w:t xml:space="preserve"> </w:t>
+      </w:r>
+      <w:proofErr w:type="spellStart"/>
+      <w:r>
+        <w:t>továbbítja</w:t>
+      </w:r>
+      <w:proofErr w:type="spellEnd"/>
+      <w:r>
+        <w:t xml:space="preserve"> a </w:t>
+      </w:r>
+      <w:proofErr w:type="spellStart"/>
+      <w:r>
+        <w:t>felhasználói</w:t>
+      </w:r>
+      <w:proofErr w:type="spellEnd"/>
+      <w:r>
+        <w:t xml:space="preserve"> </w:t>
+      </w:r>
+      <w:proofErr w:type="spellStart"/>
+      <w:r>
+        <w:t>bemenetet</w:t>
+      </w:r>
+      <w:proofErr w:type="spellEnd"/>
+      <w:r>
+        <w:t xml:space="preserve">, </w:t>
+      </w:r>
+      <w:proofErr w:type="spellStart"/>
+      <w:r>
+        <w:t>valamint</w:t>
+      </w:r>
+      <w:proofErr w:type="spellEnd"/>
+      <w:r>
+        <w:t xml:space="preserve"> </w:t>
+      </w:r>
+      <w:proofErr w:type="spellStart"/>
+      <w:r>
+        <w:t>fogadja</w:t>
+      </w:r>
+      <w:proofErr w:type="spellEnd"/>
+      <w:r>
+        <w:t xml:space="preserve"> </w:t>
+      </w:r>
+      <w:proofErr w:type="spellStart"/>
+      <w:r>
+        <w:t>azokat</w:t>
+      </w:r>
+      <w:proofErr w:type="spellEnd"/>
+      <w:r>
+        <w:t xml:space="preserve"> </w:t>
+      </w:r>
+      <w:proofErr w:type="spellStart"/>
+      <w:r>
+        <w:t>az</w:t>
+      </w:r>
+      <w:proofErr w:type="spellEnd"/>
+      <w:r>
+        <w:t xml:space="preserve"> </w:t>
+      </w:r>
+      <w:proofErr w:type="spellStart"/>
+      <w:r>
+        <w:t>állapotváltozásokat</w:t>
+      </w:r>
+      <w:proofErr w:type="spellEnd"/>
+      <w:r>
+        <w:t xml:space="preserve">, </w:t>
+      </w:r>
+      <w:proofErr w:type="spellStart"/>
+      <w:r>
+        <w:t>amelyek</w:t>
+      </w:r>
+      <w:proofErr w:type="spellEnd"/>
+      <w:r>
+        <w:t xml:space="preserve"> a </w:t>
+      </w:r>
+      <w:proofErr w:type="spellStart"/>
+      <w:r>
+        <w:t>rendszer</w:t>
+      </w:r>
+      <w:proofErr w:type="spellEnd"/>
+      <w:r>
+        <w:t xml:space="preserve"> </w:t>
+      </w:r>
+      <w:proofErr w:type="spellStart"/>
+      <w:r>
+        <w:t>működéséből</w:t>
+      </w:r>
+      <w:proofErr w:type="spellEnd"/>
+      <w:r>
+        <w:t xml:space="preserve"> </w:t>
+      </w:r>
+      <w:proofErr w:type="spellStart"/>
+      <w:r>
+        <w:t>vagy</w:t>
+      </w:r>
+      <w:proofErr w:type="spellEnd"/>
+      <w:r>
+        <w:t xml:space="preserve"> a </w:t>
+      </w:r>
+      <w:proofErr w:type="spellStart"/>
+      <w:r>
+        <w:t>szerveroldali</w:t>
+      </w:r>
+      <w:proofErr w:type="spellEnd"/>
+      <w:r>
+        <w:t xml:space="preserve"> </w:t>
+      </w:r>
+      <w:proofErr w:type="spellStart"/>
+      <w:r>
+        <w:t>kommunikációból</w:t>
+      </w:r>
+      <w:proofErr w:type="spellEnd"/>
+      <w:r>
+        <w:t xml:space="preserve"> </w:t>
+      </w:r>
+      <w:proofErr w:type="spellStart"/>
+      <w:r>
+        <w:t>származnak</w:t>
+      </w:r>
+      <w:proofErr w:type="spellEnd"/>
+      <w:r>
+        <w:t>.</w:t>
+      </w:r>
+    </w:p>
+    <w:p>
+      <w:pPr>
+        <w:rPr>
+          <w:lang w:val="en-US" w:eastAsia="zh-CN"/>
+        </w:rPr>
+      </w:pPr>
+    </w:p>
+    <w:p>
       <w:pPr>
         <w:pStyle w:val="Heading4"/>
         <w:rPr>
@@ -2688,6 +3758,388 @@
       </w:r>
     </w:p>
     <w:p>
+      <w:r>
+        <w:t xml:space="preserve">A Presenter </w:t>
+      </w:r>
+      <w:proofErr w:type="spellStart"/>
+      <w:r>
+        <w:t>komponens</w:t>
+      </w:r>
+      <w:proofErr w:type="spellEnd"/>
+      <w:r>
+        <w:t xml:space="preserve"> </w:t>
+      </w:r>
+      <w:proofErr w:type="spellStart"/>
+      <w:r>
+        <w:t>implementációja</w:t>
+      </w:r>
+      <w:proofErr w:type="spellEnd"/>
+      <w:r>
+        <w:t xml:space="preserve"> a Game Logic </w:t>
+      </w:r>
+      <w:proofErr w:type="spellStart"/>
+      <w:r>
+        <w:t>és</w:t>
+      </w:r>
+      <w:proofErr w:type="spellEnd"/>
+      <w:r>
+        <w:t xml:space="preserve"> a Game Engine </w:t>
+      </w:r>
+      <w:proofErr w:type="spellStart"/>
+      <w:r>
+        <w:t>közötti</w:t>
+      </w:r>
+      <w:proofErr w:type="spellEnd"/>
+      <w:r>
+        <w:t xml:space="preserve"> </w:t>
+      </w:r>
+      <w:proofErr w:type="spellStart"/>
+      <w:r>
+        <w:t>kapcsolat</w:t>
+      </w:r>
+      <w:proofErr w:type="spellEnd"/>
+      <w:r>
+        <w:t xml:space="preserve"> </w:t>
+      </w:r>
+      <w:proofErr w:type="spellStart"/>
+      <w:r>
+        <w:t>megvalósítására</w:t>
+      </w:r>
+      <w:proofErr w:type="spellEnd"/>
+      <w:r>
+        <w:t xml:space="preserve"> </w:t>
+      </w:r>
+      <w:proofErr w:type="spellStart"/>
+      <w:r>
+        <w:t>épül</w:t>
+      </w:r>
+      <w:proofErr w:type="spellEnd"/>
+      <w:r>
+        <w:t xml:space="preserve">. </w:t>
+      </w:r>
+      <w:proofErr w:type="spellStart"/>
+      <w:r>
+        <w:t>Feladata</w:t>
+      </w:r>
+      <w:proofErr w:type="spellEnd"/>
+      <w:r>
+        <w:t xml:space="preserve"> a domain </w:t>
+      </w:r>
+      <w:proofErr w:type="spellStart"/>
+      <w:r>
+        <w:t>szintű</w:t>
+      </w:r>
+      <w:proofErr w:type="spellEnd"/>
+      <w:r>
+        <w:t xml:space="preserve"> </w:t>
+      </w:r>
+      <w:proofErr w:type="spellStart"/>
+      <w:r>
+        <w:t>játékobjektumok</w:t>
+      </w:r>
+      <w:proofErr w:type="spellEnd"/>
+      <w:r>
+        <w:t xml:space="preserve"> </w:t>
+      </w:r>
+      <w:proofErr w:type="spellStart"/>
+      <w:r>
+        <w:t>és</w:t>
+      </w:r>
+      <w:proofErr w:type="spellEnd"/>
+      <w:r>
+        <w:t xml:space="preserve"> a </w:t>
+      </w:r>
+      <w:proofErr w:type="spellStart"/>
+      <w:r>
+        <w:t>megjelenítési</w:t>
+      </w:r>
+      <w:proofErr w:type="spellEnd"/>
+      <w:r>
+        <w:t xml:space="preserve"> </w:t>
+      </w:r>
+      <w:proofErr w:type="spellStart"/>
+      <w:r>
+        <w:t>rétegben</w:t>
+      </w:r>
+      <w:proofErr w:type="spellEnd"/>
+      <w:r>
+        <w:t xml:space="preserve"> </w:t>
+      </w:r>
+      <w:proofErr w:type="spellStart"/>
+      <w:r>
+        <w:t>használt</w:t>
+      </w:r>
+      <w:proofErr w:type="spellEnd"/>
+      <w:r>
+        <w:t xml:space="preserve"> </w:t>
+      </w:r>
+      <w:proofErr w:type="spellStart"/>
+      <w:r>
+        <w:t>GameObject</w:t>
+      </w:r>
+      <w:proofErr w:type="spellEnd"/>
+      <w:r>
+        <w:noBreakHyphen/>
+        <w:t xml:space="preserve">ek </w:t>
+      </w:r>
+      <w:proofErr w:type="spellStart"/>
+      <w:r>
+        <w:t>közötti</w:t>
+      </w:r>
+      <w:proofErr w:type="spellEnd"/>
+      <w:r>
+        <w:t xml:space="preserve"> </w:t>
+      </w:r>
+      <w:proofErr w:type="spellStart"/>
+      <w:r>
+        <w:t>kötés</w:t>
+      </w:r>
+      <w:proofErr w:type="spellEnd"/>
+      <w:r>
+        <w:t xml:space="preserve"> </w:t>
+      </w:r>
+      <w:proofErr w:type="spellStart"/>
+      <w:r>
+        <w:t>létrehozása</w:t>
+      </w:r>
+      <w:proofErr w:type="spellEnd"/>
+      <w:r>
+        <w:t xml:space="preserve"> </w:t>
+      </w:r>
+      <w:proofErr w:type="spellStart"/>
+      <w:r>
+        <w:t>és</w:t>
+      </w:r>
+      <w:proofErr w:type="spellEnd"/>
+      <w:r>
+        <w:t xml:space="preserve"> </w:t>
+      </w:r>
+      <w:proofErr w:type="spellStart"/>
+      <w:r>
+        <w:t>fenntartása</w:t>
+      </w:r>
+      <w:proofErr w:type="spellEnd"/>
+      <w:r>
+        <w:t>.</w:t>
+      </w:r>
+    </w:p>
+    <w:p>
+      <w:r>
+        <w:t xml:space="preserve">A </w:t>
+      </w:r>
+      <w:proofErr w:type="spellStart"/>
+      <w:r>
+        <w:t>komponens</w:t>
+      </w:r>
+      <w:proofErr w:type="spellEnd"/>
+      <w:r>
+        <w:t xml:space="preserve"> </w:t>
+      </w:r>
+      <w:proofErr w:type="spellStart"/>
+      <w:r>
+        <w:t>feliratkozik</w:t>
+      </w:r>
+      <w:proofErr w:type="spellEnd"/>
+      <w:r>
+        <w:t xml:space="preserve"> a Game Logic </w:t>
+      </w:r>
+      <w:proofErr w:type="spellStart"/>
+      <w:r>
+        <w:t>által</w:t>
+      </w:r>
+      <w:proofErr w:type="spellEnd"/>
+      <w:r>
+        <w:t xml:space="preserve"> </w:t>
+      </w:r>
+      <w:proofErr w:type="spellStart"/>
+      <w:r>
+        <w:t>kibocsátott</w:t>
+      </w:r>
+      <w:proofErr w:type="spellEnd"/>
+      <w:r>
+        <w:t xml:space="preserve"> </w:t>
+      </w:r>
+      <w:proofErr w:type="spellStart"/>
+      <w:r>
+        <w:t>eseményekre</w:t>
+      </w:r>
+      <w:proofErr w:type="spellEnd"/>
+      <w:r>
+        <w:t xml:space="preserve">, </w:t>
+      </w:r>
+      <w:proofErr w:type="spellStart"/>
+      <w:r>
+        <w:t>és</w:t>
+      </w:r>
+      <w:proofErr w:type="spellEnd"/>
+      <w:r>
+        <w:t xml:space="preserve"> </w:t>
+      </w:r>
+      <w:proofErr w:type="spellStart"/>
+      <w:r>
+        <w:t>ezek</w:t>
+      </w:r>
+      <w:proofErr w:type="spellEnd"/>
+      <w:r>
+        <w:t xml:space="preserve"> </w:t>
+      </w:r>
+      <w:proofErr w:type="spellStart"/>
+      <w:r>
+        <w:t>alapján</w:t>
+      </w:r>
+      <w:proofErr w:type="spellEnd"/>
+      <w:r>
+        <w:t xml:space="preserve"> </w:t>
+      </w:r>
+      <w:proofErr w:type="spellStart"/>
+      <w:r>
+        <w:t>kezdeményezi</w:t>
+      </w:r>
+      <w:proofErr w:type="spellEnd"/>
+      <w:r>
+        <w:t xml:space="preserve"> a </w:t>
+      </w:r>
+      <w:proofErr w:type="spellStart"/>
+      <w:r>
+        <w:t>megfelelő</w:t>
+      </w:r>
+      <w:proofErr w:type="spellEnd"/>
+      <w:r>
+        <w:t>, engine</w:t>
+      </w:r>
+      <w:r>
+        <w:noBreakHyphen/>
+      </w:r>
+      <w:proofErr w:type="spellStart"/>
+      <w:r>
+        <w:t>specifikus</w:t>
+      </w:r>
+      <w:proofErr w:type="spellEnd"/>
+      <w:r>
+        <w:t xml:space="preserve"> </w:t>
+      </w:r>
+      <w:proofErr w:type="spellStart"/>
+      <w:r>
+        <w:t>műveleteket</w:t>
+      </w:r>
+      <w:proofErr w:type="spellEnd"/>
+      <w:r>
+        <w:t xml:space="preserve">, </w:t>
+      </w:r>
+      <w:proofErr w:type="spellStart"/>
+      <w:r>
+        <w:t>például</w:t>
+      </w:r>
+      <w:proofErr w:type="spellEnd"/>
+      <w:r>
+        <w:t xml:space="preserve"> </w:t>
+      </w:r>
+      <w:proofErr w:type="spellStart"/>
+      <w:r>
+        <w:t>animációk</w:t>
+      </w:r>
+      <w:proofErr w:type="spellEnd"/>
+      <w:r>
+        <w:t xml:space="preserve"> </w:t>
+      </w:r>
+      <w:proofErr w:type="spellStart"/>
+      <w:r>
+        <w:t>elindítását</w:t>
+      </w:r>
+      <w:proofErr w:type="spellEnd"/>
+      <w:r>
+        <w:t xml:space="preserve"> </w:t>
+      </w:r>
+      <w:proofErr w:type="spellStart"/>
+      <w:r>
+        <w:t>vagy</w:t>
+      </w:r>
+      <w:proofErr w:type="spellEnd"/>
+      <w:r>
+        <w:t xml:space="preserve"> </w:t>
+      </w:r>
+      <w:proofErr w:type="spellStart"/>
+      <w:r>
+        <w:t>vizuális</w:t>
+      </w:r>
+      <w:proofErr w:type="spellEnd"/>
+      <w:r>
+        <w:t xml:space="preserve"> </w:t>
+      </w:r>
+      <w:proofErr w:type="spellStart"/>
+      <w:r>
+        <w:t>állapotváltozások</w:t>
+      </w:r>
+      <w:proofErr w:type="spellEnd"/>
+      <w:r>
+        <w:t xml:space="preserve"> </w:t>
+      </w:r>
+      <w:proofErr w:type="spellStart"/>
+      <w:r>
+        <w:t>végrehajtását</w:t>
+      </w:r>
+      <w:proofErr w:type="spellEnd"/>
+      <w:r>
+        <w:t xml:space="preserve">. </w:t>
+      </w:r>
+      <w:proofErr w:type="spellStart"/>
+      <w:r>
+        <w:t>Ezzel</w:t>
+      </w:r>
+      <w:proofErr w:type="spellEnd"/>
+      <w:r>
+        <w:t xml:space="preserve"> a </w:t>
+      </w:r>
+      <w:proofErr w:type="spellStart"/>
+      <w:r>
+        <w:t>megoldással</w:t>
+      </w:r>
+      <w:proofErr w:type="spellEnd"/>
+      <w:r>
+        <w:t xml:space="preserve"> </w:t>
+      </w:r>
+      <w:proofErr w:type="spellStart"/>
+      <w:r>
+        <w:t>biztosítható</w:t>
+      </w:r>
+      <w:proofErr w:type="spellEnd"/>
+      <w:r>
+        <w:t xml:space="preserve">, </w:t>
+      </w:r>
+      <w:proofErr w:type="spellStart"/>
+      <w:r>
+        <w:t>hogy</w:t>
+      </w:r>
+      <w:proofErr w:type="spellEnd"/>
+      <w:r>
+        <w:t xml:space="preserve"> a </w:t>
+      </w:r>
+      <w:proofErr w:type="spellStart"/>
+      <w:r>
+        <w:t>játékszabályok</w:t>
+      </w:r>
+      <w:proofErr w:type="spellEnd"/>
+      <w:r>
+        <w:t xml:space="preserve"> </w:t>
+      </w:r>
+      <w:proofErr w:type="spellStart"/>
+      <w:r>
+        <w:t>és</w:t>
+      </w:r>
+      <w:proofErr w:type="spellEnd"/>
+      <w:r>
+        <w:t xml:space="preserve"> a </w:t>
+      </w:r>
+      <w:proofErr w:type="spellStart"/>
+      <w:r>
+        <w:t>megjelenítés</w:t>
+      </w:r>
+      <w:proofErr w:type="spellEnd"/>
+      <w:r>
+        <w:t xml:space="preserve"> logikája egymástól elkülönülten maradjanak.</w:t>
+      </w:r>
+    </w:p>
+    <w:p>
       <w:pPr>
         <w:pStyle w:val="Heading4"/>
         <w:rPr>
@@ -2702,6 +4154,304 @@
       </w:r>
     </w:p>
     <w:p>
+      <w:r>
+        <w:t xml:space="preserve">A Game Engine </w:t>
+      </w:r>
+      <w:proofErr w:type="spellStart"/>
+      <w:r>
+        <w:t>implementációja</w:t>
+      </w:r>
+      <w:proofErr w:type="spellEnd"/>
+      <w:r>
+        <w:t xml:space="preserve"> a </w:t>
+      </w:r>
+      <w:proofErr w:type="spellStart"/>
+      <w:r>
+        <w:t>játék</w:t>
+      </w:r>
+      <w:proofErr w:type="spellEnd"/>
+      <w:r>
+        <w:t xml:space="preserve"> </w:t>
+      </w:r>
+      <w:proofErr w:type="spellStart"/>
+      <w:r>
+        <w:t>futásidejű</w:t>
+      </w:r>
+      <w:proofErr w:type="spellEnd"/>
+      <w:r>
+        <w:t xml:space="preserve"> </w:t>
+      </w:r>
+      <w:proofErr w:type="spellStart"/>
+      <w:r>
+        <w:t>technikai</w:t>
+      </w:r>
+      <w:proofErr w:type="spellEnd"/>
+      <w:r>
+        <w:t xml:space="preserve"> </w:t>
+      </w:r>
+      <w:proofErr w:type="spellStart"/>
+      <w:r>
+        <w:t>működését</w:t>
+      </w:r>
+      <w:proofErr w:type="spellEnd"/>
+      <w:r>
+        <w:t xml:space="preserve"> </w:t>
+      </w:r>
+      <w:proofErr w:type="spellStart"/>
+      <w:r>
+        <w:t>biztosítja</w:t>
+      </w:r>
+      <w:proofErr w:type="spellEnd"/>
+      <w:r>
+        <w:t xml:space="preserve">. Ide </w:t>
+      </w:r>
+      <w:proofErr w:type="spellStart"/>
+      <w:r>
+        <w:t>tartozik</w:t>
+      </w:r>
+      <w:proofErr w:type="spellEnd"/>
+      <w:r>
+        <w:t xml:space="preserve"> a </w:t>
+      </w:r>
+      <w:proofErr w:type="spellStart"/>
+      <w:r>
+        <w:t>grafikus</w:t>
+      </w:r>
+      <w:proofErr w:type="spellEnd"/>
+      <w:r>
+        <w:t xml:space="preserve"> </w:t>
+      </w:r>
+      <w:proofErr w:type="spellStart"/>
+      <w:r>
+        <w:t>megjelenítés</w:t>
+      </w:r>
+      <w:proofErr w:type="spellEnd"/>
+      <w:r>
+        <w:t xml:space="preserve">, </w:t>
+      </w:r>
+      <w:proofErr w:type="spellStart"/>
+      <w:r>
+        <w:t>az</w:t>
+      </w:r>
+      <w:proofErr w:type="spellEnd"/>
+      <w:r>
+        <w:t xml:space="preserve"> </w:t>
+      </w:r>
+      <w:proofErr w:type="spellStart"/>
+      <w:r>
+        <w:t>animációk</w:t>
+      </w:r>
+      <w:proofErr w:type="spellEnd"/>
+      <w:r>
+        <w:t xml:space="preserve"> </w:t>
+      </w:r>
+      <w:proofErr w:type="spellStart"/>
+      <w:r>
+        <w:t>kezelése</w:t>
+      </w:r>
+      <w:proofErr w:type="spellEnd"/>
+      <w:r>
+        <w:t xml:space="preserve">, </w:t>
+      </w:r>
+      <w:proofErr w:type="spellStart"/>
+      <w:r>
+        <w:t>valamint</w:t>
+      </w:r>
+      <w:proofErr w:type="spellEnd"/>
+      <w:r>
+        <w:t xml:space="preserve"> a </w:t>
+      </w:r>
+      <w:proofErr w:type="spellStart"/>
+      <w:r>
+        <w:t>felhasználói</w:t>
+      </w:r>
+      <w:proofErr w:type="spellEnd"/>
+      <w:r>
+        <w:t xml:space="preserve"> </w:t>
+      </w:r>
+      <w:proofErr w:type="spellStart"/>
+      <w:r>
+        <w:t>bemenetek</w:t>
+      </w:r>
+      <w:proofErr w:type="spellEnd"/>
+      <w:r>
+        <w:t xml:space="preserve"> </w:t>
+      </w:r>
+      <w:proofErr w:type="spellStart"/>
+      <w:r>
+        <w:t>feldolgozása</w:t>
+      </w:r>
+      <w:proofErr w:type="spellEnd"/>
+      <w:r>
+        <w:t>.</w:t>
+      </w:r>
+    </w:p>
+    <w:p>
+      <w:r>
+        <w:t xml:space="preserve">A Game Engine </w:t>
+      </w:r>
+      <w:proofErr w:type="spellStart"/>
+      <w:r>
+        <w:t>nem</w:t>
+      </w:r>
+      <w:proofErr w:type="spellEnd"/>
+      <w:r>
+        <w:t xml:space="preserve"> </w:t>
+      </w:r>
+      <w:proofErr w:type="spellStart"/>
+      <w:r>
+        <w:t>tartalmaz</w:t>
+      </w:r>
+      <w:proofErr w:type="spellEnd"/>
+      <w:r>
+        <w:t xml:space="preserve"> </w:t>
+      </w:r>
+      <w:proofErr w:type="spellStart"/>
+      <w:r>
+        <w:t>játékmenethez</w:t>
+      </w:r>
+      <w:proofErr w:type="spellEnd"/>
+      <w:r>
+        <w:t xml:space="preserve"> </w:t>
+      </w:r>
+      <w:proofErr w:type="spellStart"/>
+      <w:r>
+        <w:t>kapcsolódó</w:t>
+      </w:r>
+      <w:proofErr w:type="spellEnd"/>
+      <w:r>
+        <w:t xml:space="preserve"> </w:t>
+      </w:r>
+      <w:proofErr w:type="spellStart"/>
+      <w:r>
+        <w:t>döntési</w:t>
+      </w:r>
+      <w:proofErr w:type="spellEnd"/>
+      <w:r>
+        <w:t xml:space="preserve"> </w:t>
+      </w:r>
+      <w:proofErr w:type="spellStart"/>
+      <w:r>
+        <w:t>logikát</w:t>
+      </w:r>
+      <w:proofErr w:type="spellEnd"/>
+      <w:r>
+        <w:t xml:space="preserve">, </w:t>
+      </w:r>
+      <w:proofErr w:type="spellStart"/>
+      <w:r>
+        <w:t>kizárólag</w:t>
+      </w:r>
+      <w:proofErr w:type="spellEnd"/>
+      <w:r>
+        <w:t xml:space="preserve"> </w:t>
+      </w:r>
+      <w:proofErr w:type="spellStart"/>
+      <w:r>
+        <w:t>általános</w:t>
+      </w:r>
+      <w:proofErr w:type="spellEnd"/>
+      <w:r>
+        <w:t xml:space="preserve"> </w:t>
+      </w:r>
+      <w:proofErr w:type="spellStart"/>
+      <w:r>
+        <w:t>szolgáltatásokat</w:t>
+      </w:r>
+      <w:proofErr w:type="spellEnd"/>
+      <w:r>
+        <w:t xml:space="preserve"> </w:t>
+      </w:r>
+      <w:proofErr w:type="spellStart"/>
+      <w:r>
+        <w:t>nyújt</w:t>
+      </w:r>
+      <w:proofErr w:type="spellEnd"/>
+      <w:r>
+        <w:t xml:space="preserve"> a </w:t>
+      </w:r>
+      <w:proofErr w:type="spellStart"/>
+      <w:r>
+        <w:t>magasabb</w:t>
+      </w:r>
+      <w:proofErr w:type="spellEnd"/>
+      <w:r>
+        <w:t xml:space="preserve"> </w:t>
+      </w:r>
+      <w:proofErr w:type="spellStart"/>
+      <w:r>
+        <w:t>szintű</w:t>
+      </w:r>
+      <w:proofErr w:type="spellEnd"/>
+      <w:r>
+        <w:t xml:space="preserve"> </w:t>
+      </w:r>
+      <w:proofErr w:type="spellStart"/>
+      <w:r>
+        <w:t>komponensek</w:t>
+      </w:r>
+      <w:proofErr w:type="spellEnd"/>
+      <w:r>
+        <w:t xml:space="preserve"> </w:t>
+      </w:r>
+      <w:proofErr w:type="spellStart"/>
+      <w:r>
+        <w:t>számára</w:t>
+      </w:r>
+      <w:proofErr w:type="spellEnd"/>
+      <w:r>
+        <w:t xml:space="preserve">. A </w:t>
+      </w:r>
+      <w:proofErr w:type="spellStart"/>
+      <w:r>
+        <w:t>játékspecifikus</w:t>
+      </w:r>
+      <w:proofErr w:type="spellEnd"/>
+      <w:r>
+        <w:t xml:space="preserve"> </w:t>
+      </w:r>
+      <w:proofErr w:type="spellStart"/>
+      <w:r>
+        <w:t>viselkedés</w:t>
+      </w:r>
+      <w:proofErr w:type="spellEnd"/>
+      <w:r>
+        <w:t xml:space="preserve"> </w:t>
+      </w:r>
+      <w:proofErr w:type="spellStart"/>
+      <w:r>
+        <w:t>mindig</w:t>
+      </w:r>
+      <w:proofErr w:type="spellEnd"/>
+      <w:r>
+        <w:t xml:space="preserve"> a Game Logic </w:t>
+      </w:r>
+      <w:proofErr w:type="spellStart"/>
+      <w:r>
+        <w:t>komponensből</w:t>
+      </w:r>
+      <w:proofErr w:type="spellEnd"/>
+      <w:r>
+        <w:t xml:space="preserve"> </w:t>
+      </w:r>
+      <w:proofErr w:type="spellStart"/>
+      <w:r>
+        <w:t>származik</w:t>
+      </w:r>
+      <w:proofErr w:type="spellEnd"/>
+      <w:r>
+        <w:t xml:space="preserve">, </w:t>
+      </w:r>
+      <w:proofErr w:type="spellStart"/>
+      <w:r>
+        <w:t>így</w:t>
+      </w:r>
+      <w:proofErr w:type="spellEnd"/>
+      <w:r>
+        <w:t xml:space="preserve"> a megjelenítési réteg cserélhető marad.</w:t>
+      </w:r>
+    </w:p>
+    <w:p>
       <w:pPr>
         <w:pStyle w:val="Heading4"/>
         <w:rPr>
@@ -2716,6 +4466,323 @@
       </w:r>
     </w:p>
     <w:p>
+      <w:r>
+        <w:t xml:space="preserve">A Game Logic </w:t>
+      </w:r>
+      <w:proofErr w:type="spellStart"/>
+      <w:r>
+        <w:t>komponens</w:t>
+      </w:r>
+      <w:proofErr w:type="spellEnd"/>
+      <w:r>
+        <w:t xml:space="preserve"> </w:t>
+      </w:r>
+      <w:proofErr w:type="spellStart"/>
+      <w:r>
+        <w:t>implementációja</w:t>
+      </w:r>
+      <w:proofErr w:type="spellEnd"/>
+      <w:r>
+        <w:t xml:space="preserve"> </w:t>
+      </w:r>
+      <w:proofErr w:type="spellStart"/>
+      <w:r>
+        <w:t>tartalmazza</w:t>
+      </w:r>
+      <w:proofErr w:type="spellEnd"/>
+      <w:r>
+        <w:t xml:space="preserve"> a </w:t>
+      </w:r>
+      <w:proofErr w:type="spellStart"/>
+      <w:r>
+        <w:t>játék</w:t>
+      </w:r>
+      <w:proofErr w:type="spellEnd"/>
+      <w:r>
+        <w:t xml:space="preserve"> </w:t>
+      </w:r>
+      <w:proofErr w:type="spellStart"/>
+      <w:r>
+        <w:t>működését</w:t>
+      </w:r>
+      <w:proofErr w:type="spellEnd"/>
+      <w:r>
+        <w:t xml:space="preserve"> </w:t>
+      </w:r>
+      <w:proofErr w:type="spellStart"/>
+      <w:r>
+        <w:t>meghatározó</w:t>
+      </w:r>
+      <w:proofErr w:type="spellEnd"/>
+      <w:r>
+        <w:t xml:space="preserve"> </w:t>
+      </w:r>
+      <w:proofErr w:type="spellStart"/>
+      <w:r>
+        <w:t>szabályrendszert</w:t>
+      </w:r>
+      <w:proofErr w:type="spellEnd"/>
+      <w:r>
+        <w:t xml:space="preserve"> </w:t>
+      </w:r>
+      <w:proofErr w:type="spellStart"/>
+      <w:r>
+        <w:t>és</w:t>
+      </w:r>
+      <w:proofErr w:type="spellEnd"/>
+      <w:r>
+        <w:t xml:space="preserve"> a </w:t>
+      </w:r>
+      <w:proofErr w:type="spellStart"/>
+      <w:r>
+        <w:t>játék</w:t>
+      </w:r>
+      <w:proofErr w:type="spellEnd"/>
+      <w:r>
+        <w:t xml:space="preserve"> </w:t>
+      </w:r>
+      <w:proofErr w:type="spellStart"/>
+      <w:r>
+        <w:t>állapotának</w:t>
+      </w:r>
+      <w:proofErr w:type="spellEnd"/>
+      <w:r>
+        <w:t xml:space="preserve"> </w:t>
+      </w:r>
+      <w:proofErr w:type="spellStart"/>
+      <w:r>
+        <w:t>kezelését</w:t>
+      </w:r>
+      <w:proofErr w:type="spellEnd"/>
+      <w:r>
+        <w:t xml:space="preserve">. A </w:t>
+      </w:r>
+      <w:proofErr w:type="spellStart"/>
+      <w:r>
+        <w:t>komponens</w:t>
+      </w:r>
+      <w:proofErr w:type="spellEnd"/>
+      <w:r>
+        <w:t xml:space="preserve"> </w:t>
+      </w:r>
+      <w:proofErr w:type="spellStart"/>
+      <w:r>
+        <w:t>felelős</w:t>
+      </w:r>
+      <w:proofErr w:type="spellEnd"/>
+      <w:r>
+        <w:t xml:space="preserve"> </w:t>
+      </w:r>
+      <w:proofErr w:type="spellStart"/>
+      <w:r>
+        <w:t>az</w:t>
+      </w:r>
+      <w:proofErr w:type="spellEnd"/>
+      <w:r>
+        <w:t xml:space="preserve"> </w:t>
+      </w:r>
+      <w:proofErr w:type="spellStart"/>
+      <w:r>
+        <w:t>érvényes</w:t>
+      </w:r>
+      <w:proofErr w:type="spellEnd"/>
+      <w:r>
+        <w:t xml:space="preserve"> </w:t>
+      </w:r>
+      <w:proofErr w:type="spellStart"/>
+      <w:r>
+        <w:t>állapotátmenetek</w:t>
+      </w:r>
+      <w:proofErr w:type="spellEnd"/>
+      <w:r>
+        <w:t xml:space="preserve"> </w:t>
+      </w:r>
+      <w:proofErr w:type="spellStart"/>
+      <w:r>
+        <w:t>végrehajtásáért</w:t>
+      </w:r>
+      <w:proofErr w:type="spellEnd"/>
+      <w:r>
+        <w:t xml:space="preserve">, </w:t>
+      </w:r>
+      <w:proofErr w:type="spellStart"/>
+      <w:r>
+        <w:t>az</w:t>
+      </w:r>
+      <w:proofErr w:type="spellEnd"/>
+      <w:r>
+        <w:t xml:space="preserve"> </w:t>
+      </w:r>
+      <w:proofErr w:type="spellStart"/>
+      <w:r>
+        <w:t>események</w:t>
+      </w:r>
+      <w:proofErr w:type="spellEnd"/>
+      <w:r>
+        <w:t xml:space="preserve"> </w:t>
+      </w:r>
+      <w:proofErr w:type="spellStart"/>
+      <w:r>
+        <w:t>előállításáért</w:t>
+      </w:r>
+      <w:proofErr w:type="spellEnd"/>
+      <w:r>
+        <w:t xml:space="preserve">, </w:t>
+      </w:r>
+      <w:proofErr w:type="spellStart"/>
+      <w:r>
+        <w:t>valamint</w:t>
+      </w:r>
+      <w:proofErr w:type="spellEnd"/>
+      <w:r>
+        <w:t xml:space="preserve"> a </w:t>
+      </w:r>
+      <w:proofErr w:type="spellStart"/>
+      <w:r>
+        <w:t>külső</w:t>
+      </w:r>
+      <w:proofErr w:type="spellEnd"/>
+      <w:r>
+        <w:t xml:space="preserve"> </w:t>
+      </w:r>
+      <w:proofErr w:type="spellStart"/>
+      <w:r>
+        <w:t>komponensek</w:t>
+      </w:r>
+      <w:proofErr w:type="spellEnd"/>
+      <w:r>
+        <w:t xml:space="preserve"> </w:t>
+      </w:r>
+      <w:proofErr w:type="spellStart"/>
+      <w:r>
+        <w:t>számára</w:t>
+      </w:r>
+      <w:proofErr w:type="spellEnd"/>
+      <w:r>
+        <w:t xml:space="preserve"> </w:t>
+      </w:r>
+      <w:proofErr w:type="spellStart"/>
+      <w:r>
+        <w:t>elérhető</w:t>
+      </w:r>
+      <w:proofErr w:type="spellEnd"/>
+      <w:r>
+        <w:t xml:space="preserve"> </w:t>
+      </w:r>
+      <w:proofErr w:type="spellStart"/>
+      <w:r>
+        <w:t>műveletek</w:t>
+      </w:r>
+      <w:proofErr w:type="spellEnd"/>
+      <w:r>
+        <w:t xml:space="preserve"> </w:t>
+      </w:r>
+      <w:proofErr w:type="spellStart"/>
+      <w:r>
+        <w:t>biztosításáért</w:t>
+      </w:r>
+      <w:proofErr w:type="spellEnd"/>
+      <w:r>
+        <w:t>.</w:t>
+      </w:r>
+    </w:p>
+    <w:p>
+      <w:r>
+        <w:t xml:space="preserve">A </w:t>
+      </w:r>
+      <w:proofErr w:type="spellStart"/>
+      <w:r>
+        <w:t>komponens</w:t>
+      </w:r>
+      <w:proofErr w:type="spellEnd"/>
+      <w:r>
+        <w:t xml:space="preserve"> </w:t>
+      </w:r>
+      <w:proofErr w:type="spellStart"/>
+      <w:r>
+        <w:t>kialakítása</w:t>
+      </w:r>
+      <w:proofErr w:type="spellEnd"/>
+      <w:r>
+        <w:t xml:space="preserve"> </w:t>
+      </w:r>
+      <w:proofErr w:type="spellStart"/>
+      <w:r>
+        <w:t>során</w:t>
+      </w:r>
+      <w:proofErr w:type="spellEnd"/>
+      <w:r>
+        <w:t xml:space="preserve"> </w:t>
+      </w:r>
+      <w:proofErr w:type="spellStart"/>
+      <w:r>
+        <w:t>kiemelt</w:t>
+      </w:r>
+      <w:proofErr w:type="spellEnd"/>
+      <w:r>
+        <w:t xml:space="preserve"> </w:t>
+      </w:r>
+      <w:proofErr w:type="spellStart"/>
+      <w:r>
+        <w:t>szempont</w:t>
+      </w:r>
+      <w:proofErr w:type="spellEnd"/>
+      <w:r>
+        <w:t xml:space="preserve"> volt </w:t>
+      </w:r>
+      <w:proofErr w:type="spellStart"/>
+      <w:r>
+        <w:t>az</w:t>
+      </w:r>
+      <w:proofErr w:type="spellEnd"/>
+      <w:r>
+        <w:t xml:space="preserve"> engine</w:t>
+      </w:r>
+      <w:r>
+        <w:noBreakHyphen/>
+      </w:r>
+      <w:proofErr w:type="spellStart"/>
+      <w:r>
+        <w:t>függetlenség</w:t>
+      </w:r>
+      <w:proofErr w:type="spellEnd"/>
+      <w:r>
+        <w:t xml:space="preserve">, </w:t>
+      </w:r>
+      <w:proofErr w:type="spellStart"/>
+      <w:r>
+        <w:t>ezáltal</w:t>
+      </w:r>
+      <w:proofErr w:type="spellEnd"/>
+      <w:r>
+        <w:t xml:space="preserve"> a Game Logic </w:t>
+      </w:r>
+      <w:proofErr w:type="spellStart"/>
+      <w:r>
+        <w:t>önállóan</w:t>
+      </w:r>
+      <w:proofErr w:type="spellEnd"/>
+      <w:r>
+        <w:t xml:space="preserve"> </w:t>
+      </w:r>
+      <w:proofErr w:type="spellStart"/>
+      <w:r>
+        <w:t>tesztelhető</w:t>
+      </w:r>
+      <w:proofErr w:type="spellEnd"/>
+      <w:r>
+        <w:t xml:space="preserve"> </w:t>
+      </w:r>
+      <w:proofErr w:type="spellStart"/>
+      <w:r>
+        <w:t>és</w:t>
+      </w:r>
+      <w:proofErr w:type="spellEnd"/>
+      <w:r>
+        <w:t xml:space="preserve"> más futtatókörnyezetben is újrahasznosítható.</w:t>
+      </w:r>
+    </w:p>
+    <w:p>
       <w:pPr>
         <w:pStyle w:val="Heading4"/>
         <w:rPr>
@@ -2726,10 +4793,338 @@
         <w:rPr>
           <w:lang w:val="en-US" w:eastAsia="zh-CN"/>
         </w:rPr>
+        <w:lastRenderedPageBreak/>
         <w:t>AI Model Runtime</w:t>
       </w:r>
     </w:p>
     <w:p>
+      <w:r>
+        <w:t xml:space="preserve">Az AI Model Runtime </w:t>
+      </w:r>
+      <w:proofErr w:type="spellStart"/>
+      <w:r>
+        <w:t>komponens</w:t>
+      </w:r>
+      <w:proofErr w:type="spellEnd"/>
+      <w:r>
+        <w:t xml:space="preserve"> </w:t>
+      </w:r>
+      <w:proofErr w:type="spellStart"/>
+      <w:r>
+        <w:t>feladata</w:t>
+      </w:r>
+      <w:proofErr w:type="spellEnd"/>
+      <w:r>
+        <w:t xml:space="preserve"> a </w:t>
+      </w:r>
+      <w:proofErr w:type="spellStart"/>
+      <w:r>
+        <w:t>betanított</w:t>
+      </w:r>
+      <w:proofErr w:type="spellEnd"/>
+      <w:r>
+        <w:t xml:space="preserve"> </w:t>
+      </w:r>
+      <w:proofErr w:type="spellStart"/>
+      <w:r>
+        <w:t>mesterséges</w:t>
+      </w:r>
+      <w:proofErr w:type="spellEnd"/>
+      <w:r>
+        <w:t xml:space="preserve"> </w:t>
+      </w:r>
+      <w:proofErr w:type="spellStart"/>
+      <w:r>
+        <w:t>intelligencia</w:t>
+      </w:r>
+      <w:proofErr w:type="spellEnd"/>
+      <w:r>
+        <w:t xml:space="preserve"> </w:t>
+      </w:r>
+      <w:proofErr w:type="spellStart"/>
+      <w:r>
+        <w:t>modell</w:t>
+      </w:r>
+      <w:proofErr w:type="spellEnd"/>
+      <w:r>
+        <w:t xml:space="preserve"> </w:t>
+      </w:r>
+      <w:proofErr w:type="spellStart"/>
+      <w:r>
+        <w:t>futásidejű</w:t>
+      </w:r>
+      <w:proofErr w:type="spellEnd"/>
+      <w:r>
+        <w:t xml:space="preserve"> </w:t>
+      </w:r>
+      <w:proofErr w:type="spellStart"/>
+      <w:r>
+        <w:t>kiértékelése</w:t>
+      </w:r>
+      <w:proofErr w:type="spellEnd"/>
+      <w:r>
+        <w:t xml:space="preserve">. A </w:t>
+      </w:r>
+      <w:proofErr w:type="spellStart"/>
+      <w:r>
+        <w:t>modell</w:t>
+      </w:r>
+      <w:proofErr w:type="spellEnd"/>
+      <w:r>
+        <w:t xml:space="preserve"> ONNX </w:t>
+      </w:r>
+      <w:proofErr w:type="spellStart"/>
+      <w:r>
+        <w:t>formátumban</w:t>
+      </w:r>
+      <w:proofErr w:type="spellEnd"/>
+      <w:r>
+        <w:t xml:space="preserve"> </w:t>
+      </w:r>
+      <w:proofErr w:type="spellStart"/>
+      <w:r>
+        <w:t>kerül</w:t>
+      </w:r>
+      <w:proofErr w:type="spellEnd"/>
+      <w:r>
+        <w:t xml:space="preserve"> </w:t>
+      </w:r>
+      <w:proofErr w:type="spellStart"/>
+      <w:r>
+        <w:t>betöltésre</w:t>
+      </w:r>
+      <w:proofErr w:type="spellEnd"/>
+      <w:r>
+        <w:t xml:space="preserve">, </w:t>
+      </w:r>
+      <w:proofErr w:type="spellStart"/>
+      <w:r>
+        <w:t>melyet</w:t>
+      </w:r>
+      <w:proofErr w:type="spellEnd"/>
+      <w:r>
+        <w:t xml:space="preserve"> a </w:t>
+      </w:r>
+      <w:proofErr w:type="spellStart"/>
+      <w:r>
+        <w:t>rendszer</w:t>
+      </w:r>
+      <w:proofErr w:type="spellEnd"/>
+      <w:r>
+        <w:t xml:space="preserve"> ML.NET </w:t>
+      </w:r>
+      <w:proofErr w:type="spellStart"/>
+      <w:r>
+        <w:t>segítségével</w:t>
+      </w:r>
+      <w:proofErr w:type="spellEnd"/>
+      <w:r>
+        <w:t xml:space="preserve"> </w:t>
+      </w:r>
+      <w:proofErr w:type="spellStart"/>
+      <w:r>
+        <w:t>használ</w:t>
+      </w:r>
+      <w:proofErr w:type="spellEnd"/>
+      <w:r>
+        <w:t xml:space="preserve"> </w:t>
+      </w:r>
+      <w:proofErr w:type="spellStart"/>
+      <w:r>
+        <w:t>fel</w:t>
+      </w:r>
+      <w:proofErr w:type="spellEnd"/>
+      <w:r>
+        <w:t>.</w:t>
+      </w:r>
+    </w:p>
+    <w:p>
+      <w:pPr>
+        <w:rPr>
+          <w:lang w:val="en-US" w:eastAsia="zh-CN"/>
+        </w:rPr>
+      </w:pPr>
+      <w:r>
+        <w:t xml:space="preserve">A </w:t>
+      </w:r>
+      <w:proofErr w:type="spellStart"/>
+      <w:r>
+        <w:t>komponens</w:t>
+      </w:r>
+      <w:proofErr w:type="spellEnd"/>
+      <w:r>
+        <w:t xml:space="preserve"> </w:t>
+      </w:r>
+      <w:proofErr w:type="spellStart"/>
+      <w:r>
+        <w:t>kizárólag</w:t>
+      </w:r>
+      <w:proofErr w:type="spellEnd"/>
+      <w:r>
+        <w:t xml:space="preserve"> inference </w:t>
+      </w:r>
+      <w:proofErr w:type="spellStart"/>
+      <w:r>
+        <w:t>feladatokat</w:t>
+      </w:r>
+      <w:proofErr w:type="spellEnd"/>
+      <w:r>
+        <w:t xml:space="preserve"> </w:t>
+      </w:r>
+      <w:proofErr w:type="spellStart"/>
+      <w:r>
+        <w:t>lát</w:t>
+      </w:r>
+      <w:proofErr w:type="spellEnd"/>
+      <w:r>
+        <w:t xml:space="preserve"> </w:t>
+      </w:r>
+      <w:proofErr w:type="spellStart"/>
+      <w:r>
+        <w:t>el</w:t>
+      </w:r>
+      <w:proofErr w:type="spellEnd"/>
+      <w:r>
+        <w:t xml:space="preserve">, </w:t>
+      </w:r>
+      <w:proofErr w:type="spellStart"/>
+      <w:r>
+        <w:t>tanítás</w:t>
+      </w:r>
+      <w:proofErr w:type="spellEnd"/>
+      <w:r>
+        <w:t xml:space="preserve"> </w:t>
+      </w:r>
+      <w:proofErr w:type="spellStart"/>
+      <w:r>
+        <w:t>nem</w:t>
+      </w:r>
+      <w:proofErr w:type="spellEnd"/>
+      <w:r>
+        <w:t xml:space="preserve"> </w:t>
+      </w:r>
+      <w:proofErr w:type="spellStart"/>
+      <w:r>
+        <w:t>történik</w:t>
+      </w:r>
+      <w:proofErr w:type="spellEnd"/>
+      <w:r>
+        <w:t xml:space="preserve"> </w:t>
+      </w:r>
+      <w:proofErr w:type="spellStart"/>
+      <w:r>
+        <w:t>ebben</w:t>
+      </w:r>
+      <w:proofErr w:type="spellEnd"/>
+      <w:r>
+        <w:t xml:space="preserve"> a </w:t>
+      </w:r>
+      <w:proofErr w:type="spellStart"/>
+      <w:r>
+        <w:t>környezetben</w:t>
+      </w:r>
+      <w:proofErr w:type="spellEnd"/>
+      <w:r>
+        <w:t xml:space="preserve">. A Game Logic a </w:t>
+      </w:r>
+      <w:proofErr w:type="spellStart"/>
+      <w:r>
+        <w:t>szükséges</w:t>
+      </w:r>
+      <w:proofErr w:type="spellEnd"/>
+      <w:r>
+        <w:t xml:space="preserve"> </w:t>
+      </w:r>
+      <w:proofErr w:type="spellStart"/>
+      <w:r>
+        <w:t>állapotinformációkat</w:t>
+      </w:r>
+      <w:proofErr w:type="spellEnd"/>
+      <w:r>
+        <w:t xml:space="preserve"> </w:t>
+      </w:r>
+      <w:proofErr w:type="spellStart"/>
+      <w:r>
+        <w:t>továbbítja</w:t>
+      </w:r>
+      <w:proofErr w:type="spellEnd"/>
+      <w:r>
+        <w:t xml:space="preserve"> </w:t>
+      </w:r>
+      <w:proofErr w:type="spellStart"/>
+      <w:r>
+        <w:t>az</w:t>
+      </w:r>
+      <w:proofErr w:type="spellEnd"/>
+      <w:r>
+        <w:t xml:space="preserve"> AI Model Runtime </w:t>
+      </w:r>
+      <w:proofErr w:type="spellStart"/>
+      <w:r>
+        <w:t>felé</w:t>
+      </w:r>
+      <w:proofErr w:type="spellEnd"/>
+      <w:r>
+        <w:t xml:space="preserve">, </w:t>
+      </w:r>
+      <w:proofErr w:type="spellStart"/>
+      <w:r>
+        <w:t>amely</w:t>
+      </w:r>
+      <w:proofErr w:type="spellEnd"/>
+      <w:r>
+        <w:t xml:space="preserve"> </w:t>
+      </w:r>
+      <w:proofErr w:type="spellStart"/>
+      <w:r>
+        <w:t>azok</w:t>
+      </w:r>
+      <w:proofErr w:type="spellEnd"/>
+      <w:r>
+        <w:t xml:space="preserve"> </w:t>
+      </w:r>
+      <w:proofErr w:type="spellStart"/>
+      <w:r>
+        <w:t>alapján</w:t>
+      </w:r>
+      <w:proofErr w:type="spellEnd"/>
+      <w:r>
+        <w:t xml:space="preserve"> </w:t>
+      </w:r>
+      <w:proofErr w:type="spellStart"/>
+      <w:r>
+        <w:t>predikciót</w:t>
+      </w:r>
+      <w:proofErr w:type="spellEnd"/>
+      <w:r>
+        <w:t xml:space="preserve"> </w:t>
+      </w:r>
+      <w:proofErr w:type="spellStart"/>
+      <w:r>
+        <w:t>szolgáltat</w:t>
+      </w:r>
+      <w:proofErr w:type="spellEnd"/>
+      <w:r>
+        <w:t xml:space="preserve"> a </w:t>
+      </w:r>
+      <w:proofErr w:type="spellStart"/>
+      <w:r>
+        <w:t>további</w:t>
+      </w:r>
+      <w:proofErr w:type="spellEnd"/>
+      <w:r>
+        <w:t xml:space="preserve"> </w:t>
+      </w:r>
+      <w:proofErr w:type="spellStart"/>
+      <w:r>
+        <w:t>döntéshozatalhoz</w:t>
+      </w:r>
+      <w:proofErr w:type="spellEnd"/>
+      <w:r>
+        <w:t>.</w:t>
+      </w:r>
+    </w:p>
+    <w:p>
       <w:pPr>
         <w:pStyle w:val="Heading4"/>
         <w:rPr>
@@ -2744,6 +5139,329 @@
       </w:r>
     </w:p>
     <w:p>
+      <w:r>
+        <w:t xml:space="preserve">A Web Server </w:t>
+      </w:r>
+      <w:proofErr w:type="spellStart"/>
+      <w:r>
+        <w:t>komponens</w:t>
+      </w:r>
+      <w:proofErr w:type="spellEnd"/>
+      <w:r>
+        <w:t xml:space="preserve"> </w:t>
+      </w:r>
+      <w:proofErr w:type="spellStart"/>
+      <w:r>
+        <w:t>implementációja</w:t>
+      </w:r>
+      <w:proofErr w:type="spellEnd"/>
+      <w:r>
+        <w:t xml:space="preserve"> a </w:t>
+      </w:r>
+      <w:proofErr w:type="spellStart"/>
+      <w:r>
+        <w:t>kliensoldali</w:t>
+      </w:r>
+      <w:proofErr w:type="spellEnd"/>
+      <w:r>
+        <w:t xml:space="preserve"> </w:t>
+      </w:r>
+      <w:proofErr w:type="spellStart"/>
+      <w:r>
+        <w:t>alkalmazások</w:t>
+      </w:r>
+      <w:proofErr w:type="spellEnd"/>
+      <w:r>
+        <w:t xml:space="preserve"> </w:t>
+      </w:r>
+      <w:proofErr w:type="spellStart"/>
+      <w:r>
+        <w:t>és</w:t>
+      </w:r>
+      <w:proofErr w:type="spellEnd"/>
+      <w:r>
+        <w:t xml:space="preserve"> a </w:t>
+      </w:r>
+      <w:proofErr w:type="spellStart"/>
+      <w:r>
+        <w:t>perzisztens</w:t>
+      </w:r>
+      <w:proofErr w:type="spellEnd"/>
+      <w:r>
+        <w:t xml:space="preserve"> </w:t>
+      </w:r>
+      <w:proofErr w:type="spellStart"/>
+      <w:r>
+        <w:t>adatkezelés</w:t>
+      </w:r>
+      <w:proofErr w:type="spellEnd"/>
+      <w:r>
+        <w:t xml:space="preserve"> </w:t>
+      </w:r>
+      <w:proofErr w:type="spellStart"/>
+      <w:r>
+        <w:t>közötti</w:t>
+      </w:r>
+      <w:proofErr w:type="spellEnd"/>
+      <w:r>
+        <w:t xml:space="preserve"> </w:t>
+      </w:r>
+      <w:proofErr w:type="spellStart"/>
+      <w:r>
+        <w:t>kommunikációt</w:t>
+      </w:r>
+      <w:proofErr w:type="spellEnd"/>
+      <w:r>
+        <w:t xml:space="preserve"> </w:t>
+      </w:r>
+      <w:proofErr w:type="spellStart"/>
+      <w:r>
+        <w:t>biztosítja</w:t>
+      </w:r>
+      <w:proofErr w:type="spellEnd"/>
+      <w:r>
+        <w:t xml:space="preserve">. A </w:t>
+      </w:r>
+      <w:proofErr w:type="spellStart"/>
+      <w:r>
+        <w:t>szerver</w:t>
+      </w:r>
+      <w:proofErr w:type="spellEnd"/>
+      <w:r>
+        <w:t xml:space="preserve"> HTTP </w:t>
+      </w:r>
+      <w:proofErr w:type="spellStart"/>
+      <w:r>
+        <w:t>alapú</w:t>
+      </w:r>
+      <w:proofErr w:type="spellEnd"/>
+      <w:r>
+        <w:t xml:space="preserve"> Web API</w:t>
+      </w:r>
+      <w:r>
+        <w:noBreakHyphen/>
+        <w:t xml:space="preserve">n </w:t>
+      </w:r>
+      <w:proofErr w:type="spellStart"/>
+      <w:r>
+        <w:t>keresztül</w:t>
+      </w:r>
+      <w:proofErr w:type="spellEnd"/>
+      <w:r>
+        <w:t xml:space="preserve"> </w:t>
+      </w:r>
+      <w:proofErr w:type="spellStart"/>
+      <w:r>
+        <w:t>szolgáltat</w:t>
+      </w:r>
+      <w:proofErr w:type="spellEnd"/>
+      <w:r>
+        <w:t xml:space="preserve"> </w:t>
+      </w:r>
+      <w:proofErr w:type="spellStart"/>
+      <w:r>
+        <w:t>adatokat</w:t>
+      </w:r>
+      <w:proofErr w:type="spellEnd"/>
+      <w:r>
+        <w:t xml:space="preserve">, </w:t>
+      </w:r>
+      <w:proofErr w:type="spellStart"/>
+      <w:r>
+        <w:t>míg</w:t>
+      </w:r>
+      <w:proofErr w:type="spellEnd"/>
+      <w:r>
+        <w:t xml:space="preserve"> a </w:t>
+      </w:r>
+      <w:proofErr w:type="spellStart"/>
+      <w:r>
+        <w:t>valós</w:t>
+      </w:r>
+      <w:proofErr w:type="spellEnd"/>
+      <w:r>
+        <w:t xml:space="preserve"> </w:t>
+      </w:r>
+      <w:proofErr w:type="spellStart"/>
+      <w:r>
+        <w:t>idejű</w:t>
+      </w:r>
+      <w:proofErr w:type="spellEnd"/>
+      <w:r>
+        <w:t xml:space="preserve"> </w:t>
+      </w:r>
+      <w:proofErr w:type="spellStart"/>
+      <w:r>
+        <w:t>események</w:t>
+      </w:r>
+      <w:proofErr w:type="spellEnd"/>
+      <w:r>
+        <w:t xml:space="preserve"> </w:t>
+      </w:r>
+      <w:proofErr w:type="spellStart"/>
+      <w:r>
+        <w:t>továbbítása</w:t>
+      </w:r>
+      <w:proofErr w:type="spellEnd"/>
+      <w:r>
+        <w:t xml:space="preserve"> </w:t>
+      </w:r>
+      <w:proofErr w:type="spellStart"/>
+      <w:r>
+        <w:t>SignalR</w:t>
+      </w:r>
+      <w:proofErr w:type="spellEnd"/>
+      <w:r>
+        <w:t xml:space="preserve"> </w:t>
+      </w:r>
+      <w:proofErr w:type="spellStart"/>
+      <w:r>
+        <w:t>segítségével</w:t>
+      </w:r>
+      <w:proofErr w:type="spellEnd"/>
+      <w:r>
+        <w:t xml:space="preserve"> </w:t>
+      </w:r>
+      <w:proofErr w:type="spellStart"/>
+      <w:r>
+        <w:t>történik</w:t>
+      </w:r>
+      <w:proofErr w:type="spellEnd"/>
+      <w:r>
+        <w:t>.</w:t>
+      </w:r>
+    </w:p>
+    <w:p>
+      <w:pPr>
+        <w:rPr>
+          <w:lang w:val="en-US" w:eastAsia="zh-CN"/>
+        </w:rPr>
+      </w:pPr>
+      <w:r>
+        <w:t xml:space="preserve">A </w:t>
+      </w:r>
+      <w:proofErr w:type="spellStart"/>
+      <w:r>
+        <w:t>szerveroldali</w:t>
+      </w:r>
+      <w:proofErr w:type="spellEnd"/>
+      <w:r>
+        <w:t xml:space="preserve"> </w:t>
+      </w:r>
+      <w:proofErr w:type="spellStart"/>
+      <w:r>
+        <w:t>komponens</w:t>
+      </w:r>
+      <w:proofErr w:type="spellEnd"/>
+      <w:r>
+        <w:t xml:space="preserve"> </w:t>
+      </w:r>
+      <w:proofErr w:type="spellStart"/>
+      <w:r>
+        <w:t>felelős</w:t>
+      </w:r>
+      <w:proofErr w:type="spellEnd"/>
+      <w:r>
+        <w:t xml:space="preserve"> a </w:t>
+      </w:r>
+      <w:proofErr w:type="spellStart"/>
+      <w:r>
+        <w:t>felhasználói</w:t>
+      </w:r>
+      <w:proofErr w:type="spellEnd"/>
+      <w:r>
+        <w:t xml:space="preserve"> </w:t>
+      </w:r>
+      <w:proofErr w:type="spellStart"/>
+      <w:r>
+        <w:t>kapcsolatok</w:t>
+      </w:r>
+      <w:proofErr w:type="spellEnd"/>
+      <w:r>
+        <w:t xml:space="preserve"> </w:t>
+      </w:r>
+      <w:proofErr w:type="spellStart"/>
+      <w:r>
+        <w:t>kezeléséért</w:t>
+      </w:r>
+      <w:proofErr w:type="spellEnd"/>
+      <w:r>
+        <w:t xml:space="preserve">, </w:t>
+      </w:r>
+      <w:proofErr w:type="spellStart"/>
+      <w:r>
+        <w:t>valamint</w:t>
+      </w:r>
+      <w:proofErr w:type="spellEnd"/>
+      <w:r>
+        <w:t xml:space="preserve"> a </w:t>
+      </w:r>
+      <w:proofErr w:type="spellStart"/>
+      <w:r>
+        <w:t>szükséges</w:t>
+      </w:r>
+      <w:proofErr w:type="spellEnd"/>
+      <w:r>
+        <w:t xml:space="preserve"> </w:t>
+      </w:r>
+      <w:proofErr w:type="spellStart"/>
+      <w:r>
+        <w:t>üzleti</w:t>
+      </w:r>
+      <w:proofErr w:type="spellEnd"/>
+      <w:r>
+        <w:t xml:space="preserve"> </w:t>
+      </w:r>
+      <w:proofErr w:type="spellStart"/>
+      <w:r>
+        <w:t>műveletek</w:t>
+      </w:r>
+      <w:proofErr w:type="spellEnd"/>
+      <w:r>
+        <w:t xml:space="preserve"> </w:t>
+      </w:r>
+      <w:proofErr w:type="spellStart"/>
+      <w:r>
+        <w:t>koordinálásáért</w:t>
+      </w:r>
+      <w:proofErr w:type="spellEnd"/>
+      <w:r>
+        <w:t xml:space="preserve">, </w:t>
+      </w:r>
+      <w:proofErr w:type="spellStart"/>
+      <w:r>
+        <w:t>ugyanakkor</w:t>
+      </w:r>
+      <w:proofErr w:type="spellEnd"/>
+      <w:r>
+        <w:t xml:space="preserve"> </w:t>
+      </w:r>
+      <w:proofErr w:type="spellStart"/>
+      <w:r>
+        <w:t>nem</w:t>
+      </w:r>
+      <w:proofErr w:type="spellEnd"/>
+      <w:r>
+        <w:t xml:space="preserve"> </w:t>
+      </w:r>
+      <w:proofErr w:type="spellStart"/>
+      <w:r>
+        <w:t>tartalmaz</w:t>
+      </w:r>
+      <w:proofErr w:type="spellEnd"/>
+      <w:r>
+        <w:t xml:space="preserve"> </w:t>
+      </w:r>
+      <w:proofErr w:type="spellStart"/>
+      <w:r>
+        <w:t>játéklogikát</w:t>
+      </w:r>
+      <w:proofErr w:type="spellEnd"/>
+      <w:r>
+        <w:t>.</w:t>
+      </w:r>
+    </w:p>
+    <w:p>
       <w:pPr>
         <w:pStyle w:val="Heading4"/>
         <w:rPr>
@@ -2758,6 +5476,429 @@
       </w:r>
     </w:p>
     <w:p>
+      <w:r>
+        <w:t xml:space="preserve">Az AI Trainer </w:t>
+      </w:r>
+      <w:proofErr w:type="spellStart"/>
+      <w:r>
+        <w:t>komponens</w:t>
+      </w:r>
+      <w:proofErr w:type="spellEnd"/>
+      <w:r>
+        <w:t xml:space="preserve"> </w:t>
+      </w:r>
+      <w:proofErr w:type="spellStart"/>
+      <w:r>
+        <w:t>megvalósítása</w:t>
+      </w:r>
+      <w:proofErr w:type="spellEnd"/>
+      <w:r>
+        <w:t xml:space="preserve"> a </w:t>
+      </w:r>
+      <w:proofErr w:type="spellStart"/>
+      <w:r>
+        <w:t>mesterséges</w:t>
+      </w:r>
+      <w:proofErr w:type="spellEnd"/>
+      <w:r>
+        <w:t xml:space="preserve"> </w:t>
+      </w:r>
+      <w:proofErr w:type="spellStart"/>
+      <w:r>
+        <w:t>intelligencia</w:t>
+      </w:r>
+      <w:proofErr w:type="spellEnd"/>
+      <w:r>
+        <w:t xml:space="preserve"> </w:t>
+      </w:r>
+      <w:proofErr w:type="spellStart"/>
+      <w:r>
+        <w:t>tanítási</w:t>
+      </w:r>
+      <w:proofErr w:type="spellEnd"/>
+      <w:r>
+        <w:t xml:space="preserve"> </w:t>
+      </w:r>
+      <w:proofErr w:type="spellStart"/>
+      <w:r>
+        <w:t>folyamatára</w:t>
+      </w:r>
+      <w:proofErr w:type="spellEnd"/>
+      <w:r>
+        <w:t xml:space="preserve"> </w:t>
+      </w:r>
+      <w:proofErr w:type="spellStart"/>
+      <w:r>
+        <w:t>koncentrál</w:t>
+      </w:r>
+      <w:proofErr w:type="spellEnd"/>
+      <w:r>
+        <w:t xml:space="preserve">. A </w:t>
+      </w:r>
+      <w:proofErr w:type="spellStart"/>
+      <w:r>
+        <w:t>tanítás</w:t>
+      </w:r>
+      <w:proofErr w:type="spellEnd"/>
+      <w:r>
+        <w:t xml:space="preserve"> </w:t>
+      </w:r>
+      <w:proofErr w:type="spellStart"/>
+      <w:r>
+        <w:t>elkülönített</w:t>
+      </w:r>
+      <w:proofErr w:type="spellEnd"/>
+      <w:r>
+        <w:t xml:space="preserve"> </w:t>
+      </w:r>
+      <w:proofErr w:type="spellStart"/>
+      <w:r>
+        <w:t>környezetben</w:t>
+      </w:r>
+      <w:proofErr w:type="spellEnd"/>
+      <w:r>
+        <w:t xml:space="preserve"> </w:t>
+      </w:r>
+      <w:proofErr w:type="spellStart"/>
+      <w:r>
+        <w:t>történik</w:t>
+      </w:r>
+      <w:proofErr w:type="spellEnd"/>
+      <w:r>
+        <w:t xml:space="preserve">, </w:t>
+      </w:r>
+      <w:proofErr w:type="spellStart"/>
+      <w:r>
+        <w:t>így</w:t>
+      </w:r>
+      <w:proofErr w:type="spellEnd"/>
+      <w:r>
+        <w:t xml:space="preserve"> </w:t>
+      </w:r>
+      <w:proofErr w:type="spellStart"/>
+      <w:r>
+        <w:t>nincs</w:t>
+      </w:r>
+      <w:proofErr w:type="spellEnd"/>
+      <w:r>
+        <w:t xml:space="preserve"> </w:t>
+      </w:r>
+      <w:proofErr w:type="spellStart"/>
+      <w:r>
+        <w:t>hatással</w:t>
+      </w:r>
+      <w:proofErr w:type="spellEnd"/>
+      <w:r>
+        <w:t xml:space="preserve"> a </w:t>
+      </w:r>
+      <w:proofErr w:type="spellStart"/>
+      <w:r>
+        <w:t>futásidejű</w:t>
+      </w:r>
+      <w:proofErr w:type="spellEnd"/>
+      <w:r>
+        <w:t xml:space="preserve"> </w:t>
+      </w:r>
+      <w:proofErr w:type="spellStart"/>
+      <w:r>
+        <w:t>rendszer</w:t>
+      </w:r>
+      <w:proofErr w:type="spellEnd"/>
+      <w:r>
+        <w:t xml:space="preserve"> </w:t>
+      </w:r>
+      <w:proofErr w:type="spellStart"/>
+      <w:r>
+        <w:t>stabilitására</w:t>
+      </w:r>
+      <w:proofErr w:type="spellEnd"/>
+      <w:r>
+        <w:t>.</w:t>
+      </w:r>
+    </w:p>
+    <w:p>
+      <w:pPr>
+        <w:rPr>
+          <w:lang w:val="en-US" w:eastAsia="zh-CN"/>
+        </w:rPr>
+      </w:pPr>
+      <w:r>
+        <w:t xml:space="preserve">A </w:t>
+      </w:r>
+      <w:proofErr w:type="spellStart"/>
+      <w:r>
+        <w:t>komponens</w:t>
+      </w:r>
+      <w:proofErr w:type="spellEnd"/>
+      <w:r>
+        <w:t xml:space="preserve"> </w:t>
+      </w:r>
+      <w:proofErr w:type="spellStart"/>
+      <w:r>
+        <w:t>felelős</w:t>
+      </w:r>
+      <w:proofErr w:type="spellEnd"/>
+      <w:r>
+        <w:t xml:space="preserve"> a </w:t>
+      </w:r>
+      <w:proofErr w:type="spellStart"/>
+      <w:r>
+        <w:t>tanítás</w:t>
+      </w:r>
+      <w:proofErr w:type="spellEnd"/>
+      <w:r>
+        <w:t xml:space="preserve"> </w:t>
+      </w:r>
+      <w:proofErr w:type="spellStart"/>
+      <w:r>
+        <w:t>indításáért</w:t>
+      </w:r>
+      <w:proofErr w:type="spellEnd"/>
+      <w:r>
+        <w:t xml:space="preserve"> </w:t>
+      </w:r>
+      <w:proofErr w:type="spellStart"/>
+      <w:r>
+        <w:t>és</w:t>
+      </w:r>
+      <w:proofErr w:type="spellEnd"/>
+      <w:r>
+        <w:t xml:space="preserve"> </w:t>
+      </w:r>
+      <w:proofErr w:type="spellStart"/>
+      <w:r>
+        <w:t>leállításáért</w:t>
+      </w:r>
+      <w:proofErr w:type="spellEnd"/>
+      <w:r>
+        <w:t xml:space="preserve">, </w:t>
+      </w:r>
+      <w:proofErr w:type="spellStart"/>
+      <w:r>
+        <w:t>valamint</w:t>
+      </w:r>
+      <w:proofErr w:type="spellEnd"/>
+      <w:r>
+        <w:t xml:space="preserve"> a </w:t>
+      </w:r>
+      <w:proofErr w:type="spellStart"/>
+      <w:r>
+        <w:t>tanítási</w:t>
+      </w:r>
+      <w:proofErr w:type="spellEnd"/>
+      <w:r>
+        <w:t xml:space="preserve"> </w:t>
+      </w:r>
+      <w:proofErr w:type="spellStart"/>
+      <w:r>
+        <w:t>folyamat</w:t>
+      </w:r>
+      <w:proofErr w:type="spellEnd"/>
+      <w:r>
+        <w:t xml:space="preserve"> </w:t>
+      </w:r>
+      <w:proofErr w:type="spellStart"/>
+      <w:r>
+        <w:t>során</w:t>
+      </w:r>
+      <w:proofErr w:type="spellEnd"/>
+      <w:r>
+        <w:t xml:space="preserve"> </w:t>
+      </w:r>
+      <w:proofErr w:type="spellStart"/>
+      <w:r>
+        <w:t>keletkező</w:t>
+      </w:r>
+      <w:proofErr w:type="spellEnd"/>
+      <w:r>
+        <w:t xml:space="preserve"> </w:t>
+      </w:r>
+      <w:proofErr w:type="spellStart"/>
+      <w:r>
+        <w:t>statisztikák</w:t>
+      </w:r>
+      <w:proofErr w:type="spellEnd"/>
+      <w:r>
+        <w:t xml:space="preserve"> – </w:t>
+      </w:r>
+      <w:proofErr w:type="spellStart"/>
+      <w:r>
+        <w:t>például</w:t>
+      </w:r>
+      <w:proofErr w:type="spellEnd"/>
+      <w:r>
+        <w:t xml:space="preserve"> a </w:t>
+      </w:r>
+      <w:proofErr w:type="spellStart"/>
+      <w:r>
+        <w:t>győzelmi</w:t>
+      </w:r>
+      <w:proofErr w:type="spellEnd"/>
+      <w:r>
+        <w:t xml:space="preserve"> </w:t>
+      </w:r>
+      <w:proofErr w:type="spellStart"/>
+      <w:r>
+        <w:t>arány</w:t>
+      </w:r>
+      <w:proofErr w:type="spellEnd"/>
+      <w:r>
+        <w:t xml:space="preserve"> – </w:t>
+      </w:r>
+      <w:proofErr w:type="spellStart"/>
+      <w:r>
+        <w:t>naplózásáért</w:t>
+      </w:r>
+      <w:proofErr w:type="spellEnd"/>
+      <w:r>
+        <w:t xml:space="preserve">. A </w:t>
+      </w:r>
+      <w:proofErr w:type="spellStart"/>
+      <w:r>
+        <w:t>projekt</w:t>
+      </w:r>
+      <w:proofErr w:type="spellEnd"/>
+      <w:r>
+        <w:t xml:space="preserve"> </w:t>
+      </w:r>
+      <w:proofErr w:type="spellStart"/>
+      <w:r>
+        <w:t>emellett</w:t>
+      </w:r>
+      <w:proofErr w:type="spellEnd"/>
+      <w:r>
+        <w:t xml:space="preserve"> </w:t>
+      </w:r>
+      <w:proofErr w:type="spellStart"/>
+      <w:r>
+        <w:t>támogatja</w:t>
+      </w:r>
+      <w:proofErr w:type="spellEnd"/>
+      <w:r>
+        <w:t xml:space="preserve"> a </w:t>
+      </w:r>
+      <w:proofErr w:type="spellStart"/>
+      <w:r>
+        <w:t>betanított</w:t>
+      </w:r>
+      <w:proofErr w:type="spellEnd"/>
+      <w:r>
+        <w:t xml:space="preserve"> </w:t>
+      </w:r>
+      <w:proofErr w:type="spellStart"/>
+      <w:r>
+        <w:t>modell</w:t>
+      </w:r>
+      <w:proofErr w:type="spellEnd"/>
+      <w:r>
+        <w:t xml:space="preserve"> ONNX </w:t>
+      </w:r>
+      <w:proofErr w:type="spellStart"/>
+      <w:r>
+        <w:t>formátumba</w:t>
+      </w:r>
+      <w:proofErr w:type="spellEnd"/>
+      <w:r>
+        <w:t xml:space="preserve"> </w:t>
+      </w:r>
+      <w:proofErr w:type="spellStart"/>
+      <w:r>
+        <w:t>történő</w:t>
+      </w:r>
+      <w:proofErr w:type="spellEnd"/>
+      <w:r>
+        <w:t xml:space="preserve"> </w:t>
+      </w:r>
+      <w:proofErr w:type="spellStart"/>
+      <w:r>
+        <w:t>exportálását</w:t>
+      </w:r>
+      <w:proofErr w:type="spellEnd"/>
+      <w:r>
+        <w:t xml:space="preserve">, </w:t>
+      </w:r>
+      <w:proofErr w:type="spellStart"/>
+      <w:r>
+        <w:t>amely</w:t>
+      </w:r>
+      <w:proofErr w:type="spellEnd"/>
+      <w:r>
+        <w:t xml:space="preserve"> </w:t>
+      </w:r>
+      <w:proofErr w:type="spellStart"/>
+      <w:r>
+        <w:t>lehetővé</w:t>
+      </w:r>
+      <w:proofErr w:type="spellEnd"/>
+      <w:r>
+        <w:t xml:space="preserve"> </w:t>
+      </w:r>
+      <w:proofErr w:type="spellStart"/>
+      <w:r>
+        <w:t>teszi</w:t>
+      </w:r>
+      <w:proofErr w:type="spellEnd"/>
+      <w:r>
+        <w:t xml:space="preserve"> a </w:t>
+      </w:r>
+      <w:proofErr w:type="spellStart"/>
+      <w:r>
+        <w:t>kliensalkalmazás</w:t>
+      </w:r>
+      <w:proofErr w:type="spellEnd"/>
+      <w:r>
+        <w:t xml:space="preserve"> </w:t>
+      </w:r>
+      <w:proofErr w:type="spellStart"/>
+      <w:r>
+        <w:t>számára</w:t>
+      </w:r>
+      <w:proofErr w:type="spellEnd"/>
+      <w:r>
+        <w:t xml:space="preserve">, </w:t>
+      </w:r>
+      <w:proofErr w:type="spellStart"/>
+      <w:r>
+        <w:t>hogy</w:t>
+      </w:r>
+      <w:proofErr w:type="spellEnd"/>
+      <w:r>
+        <w:t xml:space="preserve"> C# </w:t>
+      </w:r>
+      <w:proofErr w:type="spellStart"/>
+      <w:r>
+        <w:t>környezetben</w:t>
+      </w:r>
+      <w:proofErr w:type="spellEnd"/>
+      <w:r>
+        <w:t xml:space="preserve">, ML.NET </w:t>
+      </w:r>
+      <w:proofErr w:type="spellStart"/>
+      <w:r>
+        <w:t>használatával</w:t>
+      </w:r>
+      <w:proofErr w:type="spellEnd"/>
+      <w:r>
+        <w:t xml:space="preserve"> </w:t>
+      </w:r>
+      <w:proofErr w:type="spellStart"/>
+      <w:r>
+        <w:t>futtassa</w:t>
+      </w:r>
+      <w:proofErr w:type="spellEnd"/>
+      <w:r>
+        <w:t xml:space="preserve"> a </w:t>
+      </w:r>
+      <w:proofErr w:type="spellStart"/>
+      <w:r>
+        <w:t>modellt</w:t>
+      </w:r>
+      <w:proofErr w:type="spellEnd"/>
+      <w:r>
+        <w:t>.</w:t>
+      </w:r>
+    </w:p>
+    <w:p>
       <w:pPr>
         <w:pStyle w:val="Heading4"/>
         <w:rPr>
@@ -2772,11 +5913,286 @@
       </w:r>
     </w:p>
     <w:p>
-      <w:pPr>
-        <w:rPr>
-          <w:lang w:eastAsia="zh-CN"/>
-        </w:rPr>
-      </w:pPr>
+      <w:r>
+        <w:t xml:space="preserve">A Database </w:t>
+      </w:r>
+      <w:proofErr w:type="spellStart"/>
+      <w:r>
+        <w:t>komponens</w:t>
+      </w:r>
+      <w:proofErr w:type="spellEnd"/>
+      <w:r>
+        <w:t xml:space="preserve"> a </w:t>
+      </w:r>
+      <w:proofErr w:type="spellStart"/>
+      <w:r>
+        <w:t>rendszer</w:t>
+      </w:r>
+      <w:proofErr w:type="spellEnd"/>
+      <w:r>
+        <w:t xml:space="preserve"> </w:t>
+      </w:r>
+      <w:proofErr w:type="spellStart"/>
+      <w:r>
+        <w:t>perzisztens</w:t>
+      </w:r>
+      <w:proofErr w:type="spellEnd"/>
+      <w:r>
+        <w:t xml:space="preserve"> </w:t>
+      </w:r>
+      <w:proofErr w:type="spellStart"/>
+      <w:r>
+        <w:t>adatainak</w:t>
+      </w:r>
+      <w:proofErr w:type="spellEnd"/>
+      <w:r>
+        <w:t xml:space="preserve"> </w:t>
+      </w:r>
+      <w:proofErr w:type="spellStart"/>
+      <w:r>
+        <w:t>tárolásáért</w:t>
+      </w:r>
+      <w:proofErr w:type="spellEnd"/>
+      <w:r>
+        <w:t xml:space="preserve"> </w:t>
+      </w:r>
+      <w:proofErr w:type="spellStart"/>
+      <w:r>
+        <w:t>felelős</w:t>
+      </w:r>
+      <w:proofErr w:type="spellEnd"/>
+      <w:r>
+        <w:t xml:space="preserve">. Ide </w:t>
+      </w:r>
+      <w:proofErr w:type="spellStart"/>
+      <w:r>
+        <w:t>tartoznak</w:t>
+      </w:r>
+      <w:proofErr w:type="spellEnd"/>
+      <w:r>
+        <w:t xml:space="preserve"> </w:t>
+      </w:r>
+      <w:proofErr w:type="spellStart"/>
+      <w:r>
+        <w:t>többek</w:t>
+      </w:r>
+      <w:proofErr w:type="spellEnd"/>
+      <w:r>
+        <w:t xml:space="preserve"> </w:t>
+      </w:r>
+      <w:proofErr w:type="spellStart"/>
+      <w:r>
+        <w:t>között</w:t>
+      </w:r>
+      <w:proofErr w:type="spellEnd"/>
+      <w:r>
+        <w:t xml:space="preserve"> a </w:t>
+      </w:r>
+      <w:proofErr w:type="spellStart"/>
+      <w:r>
+        <w:t>felhasználói</w:t>
+      </w:r>
+      <w:proofErr w:type="spellEnd"/>
+      <w:r>
+        <w:t xml:space="preserve"> </w:t>
+      </w:r>
+      <w:proofErr w:type="spellStart"/>
+      <w:r>
+        <w:t>adatok</w:t>
+      </w:r>
+      <w:proofErr w:type="spellEnd"/>
+      <w:r>
+        <w:t xml:space="preserve">, a </w:t>
+      </w:r>
+      <w:proofErr w:type="spellStart"/>
+      <w:r>
+        <w:t>játékállapothoz</w:t>
+      </w:r>
+      <w:proofErr w:type="spellEnd"/>
+      <w:r>
+        <w:t xml:space="preserve"> </w:t>
+      </w:r>
+      <w:proofErr w:type="spellStart"/>
+      <w:r>
+        <w:t>kapcsolódó</w:t>
+      </w:r>
+      <w:proofErr w:type="spellEnd"/>
+      <w:r>
+        <w:t xml:space="preserve"> </w:t>
+      </w:r>
+      <w:proofErr w:type="spellStart"/>
+      <w:r>
+        <w:t>információk</w:t>
+      </w:r>
+      <w:proofErr w:type="spellEnd"/>
+      <w:r>
+        <w:t xml:space="preserve">, </w:t>
+      </w:r>
+      <w:proofErr w:type="spellStart"/>
+      <w:r>
+        <w:t>valamint</w:t>
+      </w:r>
+      <w:proofErr w:type="spellEnd"/>
+      <w:r>
+        <w:t xml:space="preserve"> a </w:t>
+      </w:r>
+      <w:proofErr w:type="spellStart"/>
+      <w:r>
+        <w:t>hosszabb</w:t>
+      </w:r>
+      <w:proofErr w:type="spellEnd"/>
+      <w:r>
+        <w:t xml:space="preserve"> </w:t>
+      </w:r>
+      <w:proofErr w:type="spellStart"/>
+      <w:r>
+        <w:t>távon</w:t>
+      </w:r>
+      <w:proofErr w:type="spellEnd"/>
+      <w:r>
+        <w:t xml:space="preserve"> </w:t>
+      </w:r>
+      <w:proofErr w:type="spellStart"/>
+      <w:r>
+        <w:t>megőrizendő</w:t>
+      </w:r>
+      <w:proofErr w:type="spellEnd"/>
+      <w:r>
+        <w:t xml:space="preserve"> </w:t>
+      </w:r>
+      <w:proofErr w:type="spellStart"/>
+      <w:r>
+        <w:t>rendszeradatok</w:t>
+      </w:r>
+      <w:proofErr w:type="spellEnd"/>
+      <w:r>
+        <w:t>.</w:t>
+      </w:r>
+    </w:p>
+    <w:p>
+      <w:r>
+        <w:t xml:space="preserve">Az </w:t>
+      </w:r>
+      <w:proofErr w:type="spellStart"/>
+      <w:r>
+        <w:t>adatbázis</w:t>
+      </w:r>
+      <w:proofErr w:type="spellEnd"/>
+      <w:r>
+        <w:t xml:space="preserve"> </w:t>
+      </w:r>
+      <w:proofErr w:type="spellStart"/>
+      <w:r>
+        <w:t>elérését</w:t>
+      </w:r>
+      <w:proofErr w:type="spellEnd"/>
+      <w:r>
+        <w:t xml:space="preserve"> </w:t>
+      </w:r>
+      <w:proofErr w:type="spellStart"/>
+      <w:r>
+        <w:t>kizárólag</w:t>
+      </w:r>
+      <w:proofErr w:type="spellEnd"/>
+      <w:r>
+        <w:t xml:space="preserve"> a Web Server </w:t>
+      </w:r>
+      <w:proofErr w:type="spellStart"/>
+      <w:r>
+        <w:t>komponens</w:t>
+      </w:r>
+      <w:proofErr w:type="spellEnd"/>
+      <w:r>
+        <w:t xml:space="preserve"> </w:t>
+      </w:r>
+      <w:proofErr w:type="spellStart"/>
+      <w:r>
+        <w:t>végzi</w:t>
+      </w:r>
+      <w:proofErr w:type="spellEnd"/>
+      <w:r>
+        <w:t xml:space="preserve">, </w:t>
+      </w:r>
+      <w:proofErr w:type="spellStart"/>
+      <w:r>
+        <w:t>ezáltal</w:t>
+      </w:r>
+      <w:proofErr w:type="spellEnd"/>
+      <w:r>
+        <w:t xml:space="preserve"> </w:t>
+      </w:r>
+      <w:proofErr w:type="spellStart"/>
+      <w:r>
+        <w:t>biztosítva</w:t>
+      </w:r>
+      <w:proofErr w:type="spellEnd"/>
+      <w:r>
+        <w:t xml:space="preserve">, </w:t>
+      </w:r>
+      <w:proofErr w:type="spellStart"/>
+      <w:r>
+        <w:t>hogy</w:t>
+      </w:r>
+      <w:proofErr w:type="spellEnd"/>
+      <w:r>
+        <w:t xml:space="preserve"> </w:t>
+      </w:r>
+      <w:proofErr w:type="spellStart"/>
+      <w:r>
+        <w:t>az</w:t>
+      </w:r>
+      <w:proofErr w:type="spellEnd"/>
+      <w:r>
+        <w:t xml:space="preserve"> </w:t>
+      </w:r>
+      <w:proofErr w:type="spellStart"/>
+      <w:r>
+        <w:t>adattárolás</w:t>
+      </w:r>
+      <w:proofErr w:type="spellEnd"/>
+      <w:r>
+        <w:t xml:space="preserve"> </w:t>
+      </w:r>
+      <w:proofErr w:type="spellStart"/>
+      <w:r>
+        <w:t>részletei</w:t>
+      </w:r>
+      <w:proofErr w:type="spellEnd"/>
+      <w:r>
+        <w:t xml:space="preserve"> </w:t>
+      </w:r>
+      <w:proofErr w:type="spellStart"/>
+      <w:r>
+        <w:t>el</w:t>
+      </w:r>
+      <w:proofErr w:type="spellEnd"/>
+      <w:r>
+        <w:t xml:space="preserve"> </w:t>
+      </w:r>
+      <w:proofErr w:type="spellStart"/>
+      <w:r>
+        <w:t>legyenek</w:t>
+      </w:r>
+      <w:proofErr w:type="spellEnd"/>
+      <w:r>
+        <w:t xml:space="preserve"> </w:t>
+      </w:r>
+      <w:proofErr w:type="spellStart"/>
+      <w:r>
+        <w:t>rejtve</w:t>
+      </w:r>
+      <w:proofErr w:type="spellEnd"/>
+      <w:r>
+        <w:t xml:space="preserve"> a </w:t>
+      </w:r>
+      <w:proofErr w:type="spellStart"/>
+      <w:r>
+        <w:t>kliensoldali</w:t>
+      </w:r>
+      <w:proofErr w:type="spellEnd"/>
+      <w:r>
+        <w:t xml:space="preserve"> és játéklogikai komponensek elől.</w:t>
+      </w:r>
     </w:p>
     <w:p>
       <w:pPr>
@@ -3294,7 +6710,7 @@
       <w:lvlText w:val="%1.%2.%3.%4."/>
       <w:lvlJc w:val="left"/>
       <w:pPr>
-        <w:ind w:left="864" w:hanging="864"/>
+        <w:ind w:left="4824" w:hanging="864"/>
       </w:pPr>
       <w:rPr>
         <w:rFonts w:hint="default"/>
@@ -4298,6 +7714,7 @@
         <w:numId w:val="1"/>
       </w:numPr>
       <w:spacing w:before="40" w:after="0"/>
+      <w:ind w:left="864"/>
       <w:outlineLvl w:val="3"/>
     </w:pPr>
     <w:rPr>
@@ -5262,6 +8679,19 @@
 </file>
 
 <file path=customXml/item1.xml><?xml version="1.0" encoding="utf-8"?>
+<b:Sources xmlns:b="http://schemas.openxmlformats.org/officeDocument/2006/bibliography" xmlns="http://schemas.openxmlformats.org/officeDocument/2006/bibliography" SelectedStyle="\APASixthEditionOfficeOnline.xsl" StyleName="APA" Version="6"/>
+</file>
+
+<file path=customXml/item2.xml><?xml version="1.0" encoding="utf-8"?>
+<?mso-contentType ?>
+<FormTemplates xmlns="http://schemas.microsoft.com/sharepoint/v3/contenttype/forms">
+  <Display>DocumentLibraryForm</Display>
+  <Edit>DocumentLibraryForm</Edit>
+  <New>DocumentLibraryForm</New>
+</FormTemplates>
+</file>
+
+<file path=customXml/item3.xml><?xml version="1.0" encoding="utf-8"?>
 <ct:contentTypeSchema xmlns:ct="http://schemas.microsoft.com/office/2006/metadata/contentType" xmlns:ma="http://schemas.microsoft.com/office/2006/metadata/properties/metaAttributes" ct:_="" ma:_="" ma:contentTypeName="Document" ma:contentTypeID="0x01010057D746A6CC7228419059D1F304ECB892" ma:contentTypeVersion="6" ma:contentTypeDescription="Create a new document." ma:contentTypeScope="" ma:versionID="230bd601e8ab138a3182c21189d57f93">
   <xsd:schema xmlns:xsd="http://www.w3.org/2001/XMLSchema" xmlns:xs="http://www.w3.org/2001/XMLSchema" xmlns:p="http://schemas.microsoft.com/office/2006/metadata/properties" xmlns:ns2="23369ae5-05ef-4c7c-a662-deac929baaef" targetNamespace="http://schemas.microsoft.com/office/2006/metadata/properties" ma:root="true" ma:fieldsID="ed8cacf55a6d923cbbf7f604d05b507d" ns2:_="">
     <xsd:import namespace="23369ae5-05ef-4c7c-a662-deac929baaef"/>
@@ -5419,20 +8849,23 @@
 </ct:contentTypeSchema>
 </file>
 
-<file path=customXml/item2.xml><?xml version="1.0" encoding="utf-8"?>
-<?mso-contentType ?>
-<FormTemplates xmlns="http://schemas.microsoft.com/sharepoint/v3/contenttype/forms">
-  <Display>DocumentLibraryForm</Display>
-  <Edit>DocumentLibraryForm</Edit>
-  <New>DocumentLibraryForm</New>
-</FormTemplates>
+<file path=customXml/itemProps1.xml><?xml version="1.0" encoding="utf-8"?>
+<ds:datastoreItem xmlns:ds="http://schemas.openxmlformats.org/officeDocument/2006/customXml" ds:itemID="{E9F6CDE2-636C-4043-AFFC-7CB0CE5DF55A}">
+  <ds:schemaRefs>
+    <ds:schemaRef ds:uri="http://schemas.openxmlformats.org/officeDocument/2006/bibliography"/>
+  </ds:schemaRefs>
+</ds:datastoreItem>
 </file>
 
-<file path=customXml/item3.xml><?xml version="1.0" encoding="utf-8"?>
-<b:Sources xmlns:b="http://schemas.openxmlformats.org/officeDocument/2006/bibliography" xmlns="http://schemas.openxmlformats.org/officeDocument/2006/bibliography" SelectedStyle="\APASixthEditionOfficeOnline.xsl" StyleName="APA" Version="6"/>
+<file path=customXml/itemProps2.xml><?xml version="1.0" encoding="utf-8"?>
+<ds:datastoreItem xmlns:ds="http://schemas.openxmlformats.org/officeDocument/2006/customXml" ds:itemID="{79D0F40F-646A-4DBF-9119-0FC598DFBBBB}">
+  <ds:schemaRefs>
+    <ds:schemaRef ds:uri="http://schemas.microsoft.com/sharepoint/v3/contenttype/forms"/>
+  </ds:schemaRefs>
+</ds:datastoreItem>
 </file>
 
-<file path=customXml/itemProps1.xml><?xml version="1.0" encoding="utf-8"?>
+<file path=customXml/itemProps3.xml><?xml version="1.0" encoding="utf-8"?>
 <ds:datastoreItem xmlns:ds="http://schemas.openxmlformats.org/officeDocument/2006/customXml" ds:itemID="{E0E361D0-270A-43DD-B744-DC4991A38C53}">
   <ds:schemaRefs>
     <ds:schemaRef ds:uri="http://schemas.microsoft.com/office/2006/metadata/contentType"/>
@@ -5450,22 +8883,6 @@
 </ds:datastoreItem>
 </file>
 
-<file path=customXml/itemProps2.xml><?xml version="1.0" encoding="utf-8"?>
-<ds:datastoreItem xmlns:ds="http://schemas.openxmlformats.org/officeDocument/2006/customXml" ds:itemID="{79D0F40F-646A-4DBF-9119-0FC598DFBBBB}">
-  <ds:schemaRefs>
-    <ds:schemaRef ds:uri="http://schemas.microsoft.com/sharepoint/v3/contenttype/forms"/>
-  </ds:schemaRefs>
-</ds:datastoreItem>
-</file>
-
-<file path=customXml/itemProps3.xml><?xml version="1.0" encoding="utf-8"?>
-<ds:datastoreItem xmlns:ds="http://schemas.openxmlformats.org/officeDocument/2006/customXml" ds:itemID="{E9F6CDE2-636C-4043-AFFC-7CB0CE5DF55A}">
-  <ds:schemaRefs>
-    <ds:schemaRef ds:uri="http://schemas.openxmlformats.org/officeDocument/2006/bibliography"/>
-  </ds:schemaRefs>
-</ds:datastoreItem>
-</file>
-
 <file path=docMetadata/LabelInfo.xml><?xml version="1.0" encoding="utf-8"?>
 <clbl:labelList xmlns:clbl="http://schemas.microsoft.com/office/2020/mipLabelMetadata">
   <clbl:label id="{ff6dbec8-95a8-4638-9f5f-bd076536645c}" enabled="1" method="Standard" siteId="{5dbf1add-202a-4b8d-815b-bf0fb024e033}" contentBits="0" removed="0"/>

--- a/document/Szakdolgozat.docx
+++ b/document/Szakdolgozat.docx
@@ -14,7 +14,6 @@
       </w:pPr>
       <w:r>
         <w:rPr>
-          <w:noProof/>
           <w:lang w:eastAsia="hu-HU"/>
         </w:rPr>
         <w:drawing>
@@ -175,10 +174,7 @@
       </w:pPr>
       <w:commentRangeStart w:id="2"/>
       <w:r>
-        <w:t>Szakdolgozat</w:t>
-      </w:r>
-      <w:r>
-        <w:t xml:space="preserve"> címe</w:t>
+        <w:t>Szakdolgozat címe</w:t>
       </w:r>
       <w:commentRangeEnd w:id="2"/>
       <w:r>
@@ -356,8 +352,10 @@
             <w:rPr>
               <w:rFonts w:eastAsiaTheme="minorEastAsia"/>
               <w:noProof/>
-              <w:sz w:val="22"/>
-              <w:lang w:eastAsia="hu-HU"/>
+              <w:kern w:val="2"/>
+              <w:szCs w:val="24"/>
+              <w:lang w:val="en-US" w:eastAsia="zh-CN"/>
+              <w14:ligatures w14:val="standardContextual"/>
             </w:rPr>
           </w:pPr>
           <w:r>
@@ -369,7 +367,7 @@
           <w:r>
             <w:fldChar w:fldCharType="separate"/>
           </w:r>
-          <w:hyperlink w:anchor="_Toc87521353" w:history="1">
+          <w:hyperlink w:anchor="_Toc228127124" w:history="1">
             <w:r>
               <w:rPr>
                 <w:rStyle w:val="Hyperlink"/>
@@ -381,8 +379,10 @@
               <w:rPr>
                 <w:rFonts w:eastAsiaTheme="minorEastAsia"/>
                 <w:noProof/>
-                <w:sz w:val="22"/>
-                <w:lang w:eastAsia="hu-HU"/>
+                <w:kern w:val="2"/>
+                <w:szCs w:val="24"/>
+                <w:lang w:val="en-US" w:eastAsia="zh-CN"/>
+                <w14:ligatures w14:val="standardContextual"/>
               </w:rPr>
               <w:tab/>
             </w:r>
@@ -412,7 +412,7 @@
                 <w:noProof/>
                 <w:webHidden/>
               </w:rPr>
-              <w:instrText xml:space="preserve"> PAGEREF _Toc87521353 \h </w:instrText>
+              <w:instrText xml:space="preserve"> PAGEREF _Toc228127124 \h </w:instrText>
             </w:r>
             <w:r>
               <w:rPr>
@@ -453,11 +453,13 @@
             <w:rPr>
               <w:rFonts w:eastAsiaTheme="minorEastAsia"/>
               <w:noProof/>
-              <w:sz w:val="22"/>
-              <w:lang w:eastAsia="hu-HU"/>
+              <w:kern w:val="2"/>
+              <w:szCs w:val="24"/>
+              <w:lang w:val="en-US" w:eastAsia="zh-CN"/>
+              <w14:ligatures w14:val="standardContextual"/>
             </w:rPr>
           </w:pPr>
-          <w:hyperlink w:anchor="_Toc87521354" w:history="1">
+          <w:hyperlink w:anchor="_Toc228127125" w:history="1">
             <w:r>
               <w:rPr>
                 <w:rStyle w:val="Hyperlink"/>
@@ -469,8 +471,10 @@
               <w:rPr>
                 <w:rFonts w:eastAsiaTheme="minorEastAsia"/>
                 <w:noProof/>
-                <w:sz w:val="22"/>
-                <w:lang w:eastAsia="hu-HU"/>
+                <w:kern w:val="2"/>
+                <w:szCs w:val="24"/>
+                <w:lang w:val="en-US" w:eastAsia="zh-CN"/>
+                <w14:ligatures w14:val="standardContextual"/>
               </w:rPr>
               <w:tab/>
             </w:r>
@@ -500,7 +504,7 @@
                 <w:noProof/>
                 <w:webHidden/>
               </w:rPr>
-              <w:instrText xml:space="preserve"> PAGEREF _Toc87521354 \h </w:instrText>
+              <w:instrText xml:space="preserve"> PAGEREF _Toc228127125 \h </w:instrText>
             </w:r>
             <w:r>
               <w:rPr>
@@ -521,6 +525,1110 @@
                 <w:webHidden/>
               </w:rPr>
               <w:t>2</w:t>
+            </w:r>
+            <w:r>
+              <w:rPr>
+                <w:noProof/>
+                <w:webHidden/>
+              </w:rPr>
+              <w:fldChar w:fldCharType="end"/>
+            </w:r>
+          </w:hyperlink>
+        </w:p>
+        <w:p>
+          <w:pPr>
+            <w:pStyle w:val="TOC2"/>
+            <w:tabs>
+              <w:tab w:val="left" w:pos="960"/>
+              <w:tab w:val="right" w:leader="dot" w:pos="9062"/>
+            </w:tabs>
+            <w:rPr>
+              <w:rFonts w:eastAsiaTheme="minorEastAsia"/>
+              <w:noProof/>
+              <w:kern w:val="2"/>
+              <w:szCs w:val="24"/>
+              <w:lang w:val="en-US" w:eastAsia="zh-CN"/>
+              <w14:ligatures w14:val="standardContextual"/>
+            </w:rPr>
+          </w:pPr>
+          <w:hyperlink w:anchor="_Toc228127126" w:history="1">
+            <w:r>
+              <w:rPr>
+                <w:rStyle w:val="Hyperlink"/>
+                <w:noProof/>
+              </w:rPr>
+              <w:t>2.1.</w:t>
+            </w:r>
+            <w:r>
+              <w:rPr>
+                <w:rFonts w:eastAsiaTheme="minorEastAsia"/>
+                <w:noProof/>
+                <w:kern w:val="2"/>
+                <w:szCs w:val="24"/>
+                <w:lang w:val="en-US" w:eastAsia="zh-CN"/>
+                <w14:ligatures w14:val="standardContextual"/>
+              </w:rPr>
+              <w:tab/>
+            </w:r>
+            <w:r>
+              <w:rPr>
+                <w:rStyle w:val="Hyperlink"/>
+                <w:noProof/>
+              </w:rPr>
+              <w:t>Telepítés és indítás</w:t>
+            </w:r>
+            <w:r>
+              <w:rPr>
+                <w:noProof/>
+                <w:webHidden/>
+              </w:rPr>
+              <w:tab/>
+            </w:r>
+            <w:r>
+              <w:rPr>
+                <w:noProof/>
+                <w:webHidden/>
+              </w:rPr>
+              <w:fldChar w:fldCharType="begin"/>
+            </w:r>
+            <w:r>
+              <w:rPr>
+                <w:noProof/>
+                <w:webHidden/>
+              </w:rPr>
+              <w:instrText xml:space="preserve"> PAGEREF _Toc228127126 \h </w:instrText>
+            </w:r>
+            <w:r>
+              <w:rPr>
+                <w:noProof/>
+                <w:webHidden/>
+              </w:rPr>
+            </w:r>
+            <w:r>
+              <w:rPr>
+                <w:noProof/>
+                <w:webHidden/>
+              </w:rPr>
+              <w:fldChar w:fldCharType="separate"/>
+            </w:r>
+            <w:r>
+              <w:rPr>
+                <w:noProof/>
+                <w:webHidden/>
+              </w:rPr>
+              <w:t>2</w:t>
+            </w:r>
+            <w:r>
+              <w:rPr>
+                <w:noProof/>
+                <w:webHidden/>
+              </w:rPr>
+              <w:fldChar w:fldCharType="end"/>
+            </w:r>
+          </w:hyperlink>
+        </w:p>
+        <w:p>
+          <w:pPr>
+            <w:pStyle w:val="TOC2"/>
+            <w:tabs>
+              <w:tab w:val="left" w:pos="960"/>
+              <w:tab w:val="right" w:leader="dot" w:pos="9062"/>
+            </w:tabs>
+            <w:rPr>
+              <w:rFonts w:eastAsiaTheme="minorEastAsia"/>
+              <w:noProof/>
+              <w:kern w:val="2"/>
+              <w:szCs w:val="24"/>
+              <w:lang w:val="en-US" w:eastAsia="zh-CN"/>
+              <w14:ligatures w14:val="standardContextual"/>
+            </w:rPr>
+          </w:pPr>
+          <w:hyperlink w:anchor="_Toc228127127" w:history="1">
+            <w:r>
+              <w:rPr>
+                <w:rStyle w:val="Hyperlink"/>
+                <w:noProof/>
+              </w:rPr>
+              <w:t>2.2.</w:t>
+            </w:r>
+            <w:r>
+              <w:rPr>
+                <w:rFonts w:eastAsiaTheme="minorEastAsia"/>
+                <w:noProof/>
+                <w:kern w:val="2"/>
+                <w:szCs w:val="24"/>
+                <w:lang w:val="en-US" w:eastAsia="zh-CN"/>
+                <w14:ligatures w14:val="standardContextual"/>
+              </w:rPr>
+              <w:tab/>
+            </w:r>
+            <w:r>
+              <w:rPr>
+                <w:rStyle w:val="Hyperlink"/>
+                <w:noProof/>
+              </w:rPr>
+              <w:t>A rendszer rövid bemutatása</w:t>
+            </w:r>
+            <w:r>
+              <w:rPr>
+                <w:noProof/>
+                <w:webHidden/>
+              </w:rPr>
+              <w:tab/>
+            </w:r>
+            <w:r>
+              <w:rPr>
+                <w:noProof/>
+                <w:webHidden/>
+              </w:rPr>
+              <w:fldChar w:fldCharType="begin"/>
+            </w:r>
+            <w:r>
+              <w:rPr>
+                <w:noProof/>
+                <w:webHidden/>
+              </w:rPr>
+              <w:instrText xml:space="preserve"> PAGEREF _Toc228127127 \h </w:instrText>
+            </w:r>
+            <w:r>
+              <w:rPr>
+                <w:noProof/>
+                <w:webHidden/>
+              </w:rPr>
+            </w:r>
+            <w:r>
+              <w:rPr>
+                <w:noProof/>
+                <w:webHidden/>
+              </w:rPr>
+              <w:fldChar w:fldCharType="separate"/>
+            </w:r>
+            <w:r>
+              <w:rPr>
+                <w:noProof/>
+                <w:webHidden/>
+              </w:rPr>
+              <w:t>2</w:t>
+            </w:r>
+            <w:r>
+              <w:rPr>
+                <w:noProof/>
+                <w:webHidden/>
+              </w:rPr>
+              <w:fldChar w:fldCharType="end"/>
+            </w:r>
+          </w:hyperlink>
+        </w:p>
+        <w:p>
+          <w:pPr>
+            <w:pStyle w:val="TOC2"/>
+            <w:tabs>
+              <w:tab w:val="left" w:pos="960"/>
+              <w:tab w:val="right" w:leader="dot" w:pos="9062"/>
+            </w:tabs>
+            <w:rPr>
+              <w:rFonts w:eastAsiaTheme="minorEastAsia"/>
+              <w:noProof/>
+              <w:kern w:val="2"/>
+              <w:szCs w:val="24"/>
+              <w:lang w:val="en-US" w:eastAsia="zh-CN"/>
+              <w14:ligatures w14:val="standardContextual"/>
+            </w:rPr>
+          </w:pPr>
+          <w:hyperlink w:anchor="_Toc228127128" w:history="1">
+            <w:r>
+              <w:rPr>
+                <w:rStyle w:val="Hyperlink"/>
+                <w:noProof/>
+              </w:rPr>
+              <w:t>2.3.</w:t>
+            </w:r>
+            <w:r>
+              <w:rPr>
+                <w:rFonts w:eastAsiaTheme="minorEastAsia"/>
+                <w:noProof/>
+                <w:kern w:val="2"/>
+                <w:szCs w:val="24"/>
+                <w:lang w:val="en-US" w:eastAsia="zh-CN"/>
+                <w14:ligatures w14:val="standardContextual"/>
+              </w:rPr>
+              <w:tab/>
+            </w:r>
+            <w:r>
+              <w:rPr>
+                <w:rStyle w:val="Hyperlink"/>
+                <w:noProof/>
+              </w:rPr>
+              <w:t>Felhasználói felület</w:t>
+            </w:r>
+            <w:r>
+              <w:rPr>
+                <w:noProof/>
+                <w:webHidden/>
+              </w:rPr>
+              <w:tab/>
+            </w:r>
+            <w:r>
+              <w:rPr>
+                <w:noProof/>
+                <w:webHidden/>
+              </w:rPr>
+              <w:fldChar w:fldCharType="begin"/>
+            </w:r>
+            <w:r>
+              <w:rPr>
+                <w:noProof/>
+                <w:webHidden/>
+              </w:rPr>
+              <w:instrText xml:space="preserve"> PAGEREF _Toc228127128 \h </w:instrText>
+            </w:r>
+            <w:r>
+              <w:rPr>
+                <w:noProof/>
+                <w:webHidden/>
+              </w:rPr>
+            </w:r>
+            <w:r>
+              <w:rPr>
+                <w:noProof/>
+                <w:webHidden/>
+              </w:rPr>
+              <w:fldChar w:fldCharType="separate"/>
+            </w:r>
+            <w:r>
+              <w:rPr>
+                <w:noProof/>
+                <w:webHidden/>
+              </w:rPr>
+              <w:t>2</w:t>
+            </w:r>
+            <w:r>
+              <w:rPr>
+                <w:noProof/>
+                <w:webHidden/>
+              </w:rPr>
+              <w:fldChar w:fldCharType="end"/>
+            </w:r>
+          </w:hyperlink>
+        </w:p>
+        <w:p>
+          <w:pPr>
+            <w:pStyle w:val="TOC2"/>
+            <w:tabs>
+              <w:tab w:val="left" w:pos="960"/>
+              <w:tab w:val="right" w:leader="dot" w:pos="9062"/>
+            </w:tabs>
+            <w:rPr>
+              <w:rFonts w:eastAsiaTheme="minorEastAsia"/>
+              <w:noProof/>
+              <w:kern w:val="2"/>
+              <w:szCs w:val="24"/>
+              <w:lang w:val="en-US" w:eastAsia="zh-CN"/>
+              <w14:ligatures w14:val="standardContextual"/>
+            </w:rPr>
+          </w:pPr>
+          <w:hyperlink w:anchor="_Toc228127129" w:history="1">
+            <w:r>
+              <w:rPr>
+                <w:rStyle w:val="Hyperlink"/>
+                <w:noProof/>
+              </w:rPr>
+              <w:t>2.4.</w:t>
+            </w:r>
+            <w:r>
+              <w:rPr>
+                <w:rFonts w:eastAsiaTheme="minorEastAsia"/>
+                <w:noProof/>
+                <w:kern w:val="2"/>
+                <w:szCs w:val="24"/>
+                <w:lang w:val="en-US" w:eastAsia="zh-CN"/>
+                <w14:ligatures w14:val="standardContextual"/>
+              </w:rPr>
+              <w:tab/>
+            </w:r>
+            <w:r>
+              <w:rPr>
+                <w:rStyle w:val="Hyperlink"/>
+                <w:noProof/>
+              </w:rPr>
+              <w:t>Játékmenet</w:t>
+            </w:r>
+            <w:r>
+              <w:rPr>
+                <w:noProof/>
+                <w:webHidden/>
+              </w:rPr>
+              <w:tab/>
+            </w:r>
+            <w:r>
+              <w:rPr>
+                <w:noProof/>
+                <w:webHidden/>
+              </w:rPr>
+              <w:fldChar w:fldCharType="begin"/>
+            </w:r>
+            <w:r>
+              <w:rPr>
+                <w:noProof/>
+                <w:webHidden/>
+              </w:rPr>
+              <w:instrText xml:space="preserve"> PAGEREF _Toc228127129 \h </w:instrText>
+            </w:r>
+            <w:r>
+              <w:rPr>
+                <w:noProof/>
+                <w:webHidden/>
+              </w:rPr>
+            </w:r>
+            <w:r>
+              <w:rPr>
+                <w:noProof/>
+                <w:webHidden/>
+              </w:rPr>
+              <w:fldChar w:fldCharType="separate"/>
+            </w:r>
+            <w:r>
+              <w:rPr>
+                <w:noProof/>
+                <w:webHidden/>
+              </w:rPr>
+              <w:t>2</w:t>
+            </w:r>
+            <w:r>
+              <w:rPr>
+                <w:noProof/>
+                <w:webHidden/>
+              </w:rPr>
+              <w:fldChar w:fldCharType="end"/>
+            </w:r>
+          </w:hyperlink>
+        </w:p>
+        <w:p>
+          <w:pPr>
+            <w:pStyle w:val="TOC3"/>
+            <w:tabs>
+              <w:tab w:val="left" w:pos="1440"/>
+              <w:tab w:val="right" w:leader="dot" w:pos="9062"/>
+            </w:tabs>
+            <w:rPr>
+              <w:rFonts w:eastAsiaTheme="minorEastAsia"/>
+              <w:noProof/>
+              <w:kern w:val="2"/>
+              <w:szCs w:val="24"/>
+              <w:lang w:val="en-US" w:eastAsia="zh-CN"/>
+              <w14:ligatures w14:val="standardContextual"/>
+            </w:rPr>
+          </w:pPr>
+          <w:hyperlink w:anchor="_Toc228127130" w:history="1">
+            <w:r>
+              <w:rPr>
+                <w:rStyle w:val="Hyperlink"/>
+                <w:noProof/>
+              </w:rPr>
+              <w:t>2.4.1.</w:t>
+            </w:r>
+            <w:r>
+              <w:rPr>
+                <w:rFonts w:eastAsiaTheme="minorEastAsia"/>
+                <w:noProof/>
+                <w:kern w:val="2"/>
+                <w:szCs w:val="24"/>
+                <w:lang w:val="en-US" w:eastAsia="zh-CN"/>
+                <w14:ligatures w14:val="standardContextual"/>
+              </w:rPr>
+              <w:tab/>
+            </w:r>
+            <w:r>
+              <w:rPr>
+                <w:rStyle w:val="Hyperlink"/>
+                <w:noProof/>
+              </w:rPr>
+              <w:t>Játék eleje</w:t>
+            </w:r>
+            <w:r>
+              <w:rPr>
+                <w:noProof/>
+                <w:webHidden/>
+              </w:rPr>
+              <w:tab/>
+            </w:r>
+            <w:r>
+              <w:rPr>
+                <w:noProof/>
+                <w:webHidden/>
+              </w:rPr>
+              <w:fldChar w:fldCharType="begin"/>
+            </w:r>
+            <w:r>
+              <w:rPr>
+                <w:noProof/>
+                <w:webHidden/>
+              </w:rPr>
+              <w:instrText xml:space="preserve"> PAGEREF _Toc228127130 \h </w:instrText>
+            </w:r>
+            <w:r>
+              <w:rPr>
+                <w:noProof/>
+                <w:webHidden/>
+              </w:rPr>
+            </w:r>
+            <w:r>
+              <w:rPr>
+                <w:noProof/>
+                <w:webHidden/>
+              </w:rPr>
+              <w:fldChar w:fldCharType="separate"/>
+            </w:r>
+            <w:r>
+              <w:rPr>
+                <w:noProof/>
+                <w:webHidden/>
+              </w:rPr>
+              <w:t>2</w:t>
+            </w:r>
+            <w:r>
+              <w:rPr>
+                <w:noProof/>
+                <w:webHidden/>
+              </w:rPr>
+              <w:fldChar w:fldCharType="end"/>
+            </w:r>
+          </w:hyperlink>
+        </w:p>
+        <w:p>
+          <w:pPr>
+            <w:pStyle w:val="TOC3"/>
+            <w:tabs>
+              <w:tab w:val="left" w:pos="1440"/>
+              <w:tab w:val="right" w:leader="dot" w:pos="9062"/>
+            </w:tabs>
+            <w:rPr>
+              <w:rFonts w:eastAsiaTheme="minorEastAsia"/>
+              <w:noProof/>
+              <w:kern w:val="2"/>
+              <w:szCs w:val="24"/>
+              <w:lang w:val="en-US" w:eastAsia="zh-CN"/>
+              <w14:ligatures w14:val="standardContextual"/>
+            </w:rPr>
+          </w:pPr>
+          <w:hyperlink w:anchor="_Toc228127131" w:history="1">
+            <w:r>
+              <w:rPr>
+                <w:rStyle w:val="Hyperlink"/>
+                <w:noProof/>
+              </w:rPr>
+              <w:t>2.4.2.</w:t>
+            </w:r>
+            <w:r>
+              <w:rPr>
+                <w:rFonts w:eastAsiaTheme="minorEastAsia"/>
+                <w:noProof/>
+                <w:kern w:val="2"/>
+                <w:szCs w:val="24"/>
+                <w:lang w:val="en-US" w:eastAsia="zh-CN"/>
+                <w14:ligatures w14:val="standardContextual"/>
+              </w:rPr>
+              <w:tab/>
+            </w:r>
+            <w:r>
+              <w:rPr>
+                <w:rStyle w:val="Hyperlink"/>
+                <w:noProof/>
+              </w:rPr>
+              <w:t>Egy kor áttekintése</w:t>
+            </w:r>
+            <w:r>
+              <w:rPr>
+                <w:noProof/>
+                <w:webHidden/>
+              </w:rPr>
+              <w:tab/>
+            </w:r>
+            <w:r>
+              <w:rPr>
+                <w:noProof/>
+                <w:webHidden/>
+              </w:rPr>
+              <w:fldChar w:fldCharType="begin"/>
+            </w:r>
+            <w:r>
+              <w:rPr>
+                <w:noProof/>
+                <w:webHidden/>
+              </w:rPr>
+              <w:instrText xml:space="preserve"> PAGEREF _Toc228127131 \h </w:instrText>
+            </w:r>
+            <w:r>
+              <w:rPr>
+                <w:noProof/>
+                <w:webHidden/>
+              </w:rPr>
+            </w:r>
+            <w:r>
+              <w:rPr>
+                <w:noProof/>
+                <w:webHidden/>
+              </w:rPr>
+              <w:fldChar w:fldCharType="separate"/>
+            </w:r>
+            <w:r>
+              <w:rPr>
+                <w:noProof/>
+                <w:webHidden/>
+              </w:rPr>
+              <w:t>2</w:t>
+            </w:r>
+            <w:r>
+              <w:rPr>
+                <w:noProof/>
+                <w:webHidden/>
+              </w:rPr>
+              <w:fldChar w:fldCharType="end"/>
+            </w:r>
+          </w:hyperlink>
+        </w:p>
+        <w:p>
+          <w:pPr>
+            <w:pStyle w:val="TOC3"/>
+            <w:tabs>
+              <w:tab w:val="left" w:pos="1440"/>
+              <w:tab w:val="right" w:leader="dot" w:pos="9062"/>
+            </w:tabs>
+            <w:rPr>
+              <w:rFonts w:eastAsiaTheme="minorEastAsia"/>
+              <w:noProof/>
+              <w:kern w:val="2"/>
+              <w:szCs w:val="24"/>
+              <w:lang w:val="en-US" w:eastAsia="zh-CN"/>
+              <w14:ligatures w14:val="standardContextual"/>
+            </w:rPr>
+          </w:pPr>
+          <w:hyperlink w:anchor="_Toc228127132" w:history="1">
+            <w:r>
+              <w:rPr>
+                <w:rStyle w:val="Hyperlink"/>
+                <w:noProof/>
+              </w:rPr>
+              <w:t>2.4.3.</w:t>
+            </w:r>
+            <w:r>
+              <w:rPr>
+                <w:rFonts w:eastAsiaTheme="minorEastAsia"/>
+                <w:noProof/>
+                <w:kern w:val="2"/>
+                <w:szCs w:val="24"/>
+                <w:lang w:val="en-US" w:eastAsia="zh-CN"/>
+                <w14:ligatures w14:val="standardContextual"/>
+              </w:rPr>
+              <w:tab/>
+            </w:r>
+            <w:r>
+              <w:rPr>
+                <w:rStyle w:val="Hyperlink"/>
+                <w:noProof/>
+              </w:rPr>
+              <w:t>Egy játékos köre</w:t>
+            </w:r>
+            <w:r>
+              <w:rPr>
+                <w:noProof/>
+                <w:webHidden/>
+              </w:rPr>
+              <w:tab/>
+            </w:r>
+            <w:r>
+              <w:rPr>
+                <w:noProof/>
+                <w:webHidden/>
+              </w:rPr>
+              <w:fldChar w:fldCharType="begin"/>
+            </w:r>
+            <w:r>
+              <w:rPr>
+                <w:noProof/>
+                <w:webHidden/>
+              </w:rPr>
+              <w:instrText xml:space="preserve"> PAGEREF _Toc228127132 \h </w:instrText>
+            </w:r>
+            <w:r>
+              <w:rPr>
+                <w:noProof/>
+                <w:webHidden/>
+              </w:rPr>
+            </w:r>
+            <w:r>
+              <w:rPr>
+                <w:noProof/>
+                <w:webHidden/>
+              </w:rPr>
+              <w:fldChar w:fldCharType="separate"/>
+            </w:r>
+            <w:r>
+              <w:rPr>
+                <w:noProof/>
+                <w:webHidden/>
+              </w:rPr>
+              <w:t>2</w:t>
+            </w:r>
+            <w:r>
+              <w:rPr>
+                <w:noProof/>
+                <w:webHidden/>
+              </w:rPr>
+              <w:fldChar w:fldCharType="end"/>
+            </w:r>
+          </w:hyperlink>
+        </w:p>
+        <w:p>
+          <w:pPr>
+            <w:pStyle w:val="TOC3"/>
+            <w:tabs>
+              <w:tab w:val="left" w:pos="1440"/>
+              <w:tab w:val="right" w:leader="dot" w:pos="9062"/>
+            </w:tabs>
+            <w:rPr>
+              <w:rFonts w:eastAsiaTheme="minorEastAsia"/>
+              <w:noProof/>
+              <w:kern w:val="2"/>
+              <w:szCs w:val="24"/>
+              <w:lang w:val="en-US" w:eastAsia="zh-CN"/>
+              <w14:ligatures w14:val="standardContextual"/>
+            </w:rPr>
+          </w:pPr>
+          <w:hyperlink w:anchor="_Toc228127133" w:history="1">
+            <w:r>
+              <w:rPr>
+                <w:rStyle w:val="Hyperlink"/>
+                <w:noProof/>
+              </w:rPr>
+              <w:t>2.4.4.</w:t>
+            </w:r>
+            <w:r>
+              <w:rPr>
+                <w:rFonts w:eastAsiaTheme="minorEastAsia"/>
+                <w:noProof/>
+                <w:kern w:val="2"/>
+                <w:szCs w:val="24"/>
+                <w:lang w:val="en-US" w:eastAsia="zh-CN"/>
+                <w14:ligatures w14:val="standardContextual"/>
+              </w:rPr>
+              <w:tab/>
+            </w:r>
+            <w:r>
+              <w:rPr>
+                <w:rStyle w:val="Hyperlink"/>
+                <w:noProof/>
+              </w:rPr>
+              <w:t>Egy kor vége</w:t>
+            </w:r>
+            <w:r>
+              <w:rPr>
+                <w:noProof/>
+                <w:webHidden/>
+              </w:rPr>
+              <w:tab/>
+            </w:r>
+            <w:r>
+              <w:rPr>
+                <w:noProof/>
+                <w:webHidden/>
+              </w:rPr>
+              <w:fldChar w:fldCharType="begin"/>
+            </w:r>
+            <w:r>
+              <w:rPr>
+                <w:noProof/>
+                <w:webHidden/>
+              </w:rPr>
+              <w:instrText xml:space="preserve"> PAGEREF _Toc228127133 \h </w:instrText>
+            </w:r>
+            <w:r>
+              <w:rPr>
+                <w:noProof/>
+                <w:webHidden/>
+              </w:rPr>
+            </w:r>
+            <w:r>
+              <w:rPr>
+                <w:noProof/>
+                <w:webHidden/>
+              </w:rPr>
+              <w:fldChar w:fldCharType="separate"/>
+            </w:r>
+            <w:r>
+              <w:rPr>
+                <w:noProof/>
+                <w:webHidden/>
+              </w:rPr>
+              <w:t>3</w:t>
+            </w:r>
+            <w:r>
+              <w:rPr>
+                <w:noProof/>
+                <w:webHidden/>
+              </w:rPr>
+              <w:fldChar w:fldCharType="end"/>
+            </w:r>
+          </w:hyperlink>
+        </w:p>
+        <w:p>
+          <w:pPr>
+            <w:pStyle w:val="TOC3"/>
+            <w:tabs>
+              <w:tab w:val="left" w:pos="1440"/>
+              <w:tab w:val="right" w:leader="dot" w:pos="9062"/>
+            </w:tabs>
+            <w:rPr>
+              <w:rFonts w:eastAsiaTheme="minorEastAsia"/>
+              <w:noProof/>
+              <w:kern w:val="2"/>
+              <w:szCs w:val="24"/>
+              <w:lang w:val="en-US" w:eastAsia="zh-CN"/>
+              <w14:ligatures w14:val="standardContextual"/>
+            </w:rPr>
+          </w:pPr>
+          <w:hyperlink w:anchor="_Toc228127134" w:history="1">
+            <w:r>
+              <w:rPr>
+                <w:rStyle w:val="Hyperlink"/>
+                <w:noProof/>
+              </w:rPr>
+              <w:t>2.4.5.</w:t>
+            </w:r>
+            <w:r>
+              <w:rPr>
+                <w:rFonts w:eastAsiaTheme="minorEastAsia"/>
+                <w:noProof/>
+                <w:kern w:val="2"/>
+                <w:szCs w:val="24"/>
+                <w:lang w:val="en-US" w:eastAsia="zh-CN"/>
+                <w14:ligatures w14:val="standardContextual"/>
+              </w:rPr>
+              <w:tab/>
+            </w:r>
+            <w:r>
+              <w:rPr>
+                <w:rStyle w:val="Hyperlink"/>
+                <w:noProof/>
+              </w:rPr>
+              <w:t>A játék vége és a győztes</w:t>
+            </w:r>
+            <w:r>
+              <w:rPr>
+                <w:noProof/>
+                <w:webHidden/>
+              </w:rPr>
+              <w:tab/>
+            </w:r>
+            <w:r>
+              <w:rPr>
+                <w:noProof/>
+                <w:webHidden/>
+              </w:rPr>
+              <w:fldChar w:fldCharType="begin"/>
+            </w:r>
+            <w:r>
+              <w:rPr>
+                <w:noProof/>
+                <w:webHidden/>
+              </w:rPr>
+              <w:instrText xml:space="preserve"> PAGEREF _Toc228127134 \h </w:instrText>
+            </w:r>
+            <w:r>
+              <w:rPr>
+                <w:noProof/>
+                <w:webHidden/>
+              </w:rPr>
+            </w:r>
+            <w:r>
+              <w:rPr>
+                <w:noProof/>
+                <w:webHidden/>
+              </w:rPr>
+              <w:fldChar w:fldCharType="separate"/>
+            </w:r>
+            <w:r>
+              <w:rPr>
+                <w:noProof/>
+                <w:webHidden/>
+              </w:rPr>
+              <w:t>3</w:t>
+            </w:r>
+            <w:r>
+              <w:rPr>
+                <w:noProof/>
+                <w:webHidden/>
+              </w:rPr>
+              <w:fldChar w:fldCharType="end"/>
+            </w:r>
+          </w:hyperlink>
+        </w:p>
+        <w:p>
+          <w:pPr>
+            <w:pStyle w:val="TOC3"/>
+            <w:tabs>
+              <w:tab w:val="left" w:pos="1440"/>
+              <w:tab w:val="right" w:leader="dot" w:pos="9062"/>
+            </w:tabs>
+            <w:rPr>
+              <w:rFonts w:eastAsiaTheme="minorEastAsia"/>
+              <w:noProof/>
+              <w:kern w:val="2"/>
+              <w:szCs w:val="24"/>
+              <w:lang w:val="en-US" w:eastAsia="zh-CN"/>
+              <w14:ligatures w14:val="standardContextual"/>
+            </w:rPr>
+          </w:pPr>
+          <w:hyperlink w:anchor="_Toc228127135" w:history="1">
+            <w:r>
+              <w:rPr>
+                <w:rStyle w:val="Hyperlink"/>
+                <w:noProof/>
+              </w:rPr>
+              <w:t>2.4.6.</w:t>
+            </w:r>
+            <w:r>
+              <w:rPr>
+                <w:rFonts w:eastAsiaTheme="minorEastAsia"/>
+                <w:noProof/>
+                <w:kern w:val="2"/>
+                <w:szCs w:val="24"/>
+                <w:lang w:val="en-US" w:eastAsia="zh-CN"/>
+                <w14:ligatures w14:val="standardContextual"/>
+              </w:rPr>
+              <w:tab/>
+            </w:r>
+            <w:r>
+              <w:rPr>
+                <w:rStyle w:val="Hyperlink"/>
+                <w:noProof/>
+              </w:rPr>
+              <w:t>Segédlet</w:t>
+            </w:r>
+            <w:r>
+              <w:rPr>
+                <w:noProof/>
+                <w:webHidden/>
+              </w:rPr>
+              <w:tab/>
+            </w:r>
+            <w:r>
+              <w:rPr>
+                <w:noProof/>
+                <w:webHidden/>
+              </w:rPr>
+              <w:fldChar w:fldCharType="begin"/>
+            </w:r>
+            <w:r>
+              <w:rPr>
+                <w:noProof/>
+                <w:webHidden/>
+              </w:rPr>
+              <w:instrText xml:space="preserve"> PAGEREF _Toc228127135 \h </w:instrText>
+            </w:r>
+            <w:r>
+              <w:rPr>
+                <w:noProof/>
+                <w:webHidden/>
+              </w:rPr>
+            </w:r>
+            <w:r>
+              <w:rPr>
+                <w:noProof/>
+                <w:webHidden/>
+              </w:rPr>
+              <w:fldChar w:fldCharType="separate"/>
+            </w:r>
+            <w:r>
+              <w:rPr>
+                <w:noProof/>
+                <w:webHidden/>
+              </w:rPr>
+              <w:t>4</w:t>
+            </w:r>
+            <w:r>
+              <w:rPr>
+                <w:noProof/>
+                <w:webHidden/>
+              </w:rPr>
+              <w:fldChar w:fldCharType="end"/>
+            </w:r>
+          </w:hyperlink>
+        </w:p>
+        <w:p>
+          <w:pPr>
+            <w:pStyle w:val="TOC2"/>
+            <w:tabs>
+              <w:tab w:val="left" w:pos="960"/>
+              <w:tab w:val="right" w:leader="dot" w:pos="9062"/>
+            </w:tabs>
+            <w:rPr>
+              <w:rFonts w:eastAsiaTheme="minorEastAsia"/>
+              <w:noProof/>
+              <w:kern w:val="2"/>
+              <w:szCs w:val="24"/>
+              <w:lang w:val="en-US" w:eastAsia="zh-CN"/>
+              <w14:ligatures w14:val="standardContextual"/>
+            </w:rPr>
+          </w:pPr>
+          <w:hyperlink w:anchor="_Toc228127136" w:history="1">
+            <w:r>
+              <w:rPr>
+                <w:rStyle w:val="Hyperlink"/>
+                <w:noProof/>
+              </w:rPr>
+              <w:t>2.5.</w:t>
+            </w:r>
+            <w:r>
+              <w:rPr>
+                <w:rFonts w:eastAsiaTheme="minorEastAsia"/>
+                <w:noProof/>
+                <w:kern w:val="2"/>
+                <w:szCs w:val="24"/>
+                <w:lang w:val="en-US" w:eastAsia="zh-CN"/>
+                <w14:ligatures w14:val="standardContextual"/>
+              </w:rPr>
+              <w:tab/>
+            </w:r>
+            <w:r>
+              <w:rPr>
+                <w:rStyle w:val="Hyperlink"/>
+                <w:noProof/>
+              </w:rPr>
+              <w:t>Többjátékos mód</w:t>
+            </w:r>
+            <w:r>
+              <w:rPr>
+                <w:noProof/>
+                <w:webHidden/>
+              </w:rPr>
+              <w:tab/>
+            </w:r>
+            <w:r>
+              <w:rPr>
+                <w:noProof/>
+                <w:webHidden/>
+              </w:rPr>
+              <w:fldChar w:fldCharType="begin"/>
+            </w:r>
+            <w:r>
+              <w:rPr>
+                <w:noProof/>
+                <w:webHidden/>
+              </w:rPr>
+              <w:instrText xml:space="preserve"> PAGEREF _Toc228127136 \h </w:instrText>
+            </w:r>
+            <w:r>
+              <w:rPr>
+                <w:noProof/>
+                <w:webHidden/>
+              </w:rPr>
+            </w:r>
+            <w:r>
+              <w:rPr>
+                <w:noProof/>
+                <w:webHidden/>
+              </w:rPr>
+              <w:fldChar w:fldCharType="separate"/>
+            </w:r>
+            <w:r>
+              <w:rPr>
+                <w:noProof/>
+                <w:webHidden/>
+              </w:rPr>
+              <w:t>5</w:t>
+            </w:r>
+            <w:r>
+              <w:rPr>
+                <w:noProof/>
+                <w:webHidden/>
+              </w:rPr>
+              <w:fldChar w:fldCharType="end"/>
+            </w:r>
+          </w:hyperlink>
+        </w:p>
+        <w:p>
+          <w:pPr>
+            <w:pStyle w:val="TOC2"/>
+            <w:tabs>
+              <w:tab w:val="left" w:pos="960"/>
+              <w:tab w:val="right" w:leader="dot" w:pos="9062"/>
+            </w:tabs>
+            <w:rPr>
+              <w:rFonts w:eastAsiaTheme="minorEastAsia"/>
+              <w:noProof/>
+              <w:kern w:val="2"/>
+              <w:szCs w:val="24"/>
+              <w:lang w:val="en-US" w:eastAsia="zh-CN"/>
+              <w14:ligatures w14:val="standardContextual"/>
+            </w:rPr>
+          </w:pPr>
+          <w:hyperlink w:anchor="_Toc228127137" w:history="1">
+            <w:r>
+              <w:rPr>
+                <w:rStyle w:val="Hyperlink"/>
+                <w:noProof/>
+              </w:rPr>
+              <w:t>2.6.</w:t>
+            </w:r>
+            <w:r>
+              <w:rPr>
+                <w:rFonts w:eastAsiaTheme="minorEastAsia"/>
+                <w:noProof/>
+                <w:kern w:val="2"/>
+                <w:szCs w:val="24"/>
+                <w:lang w:val="en-US" w:eastAsia="zh-CN"/>
+                <w14:ligatures w14:val="standardContextual"/>
+              </w:rPr>
+              <w:tab/>
+            </w:r>
+            <w:r>
+              <w:rPr>
+                <w:rStyle w:val="Hyperlink"/>
+                <w:noProof/>
+              </w:rPr>
+              <w:t>Mesterséges intelligencia</w:t>
+            </w:r>
+            <w:r>
+              <w:rPr>
+                <w:noProof/>
+                <w:webHidden/>
+              </w:rPr>
+              <w:tab/>
+            </w:r>
+            <w:r>
+              <w:rPr>
+                <w:noProof/>
+                <w:webHidden/>
+              </w:rPr>
+              <w:fldChar w:fldCharType="begin"/>
+            </w:r>
+            <w:r>
+              <w:rPr>
+                <w:noProof/>
+                <w:webHidden/>
+              </w:rPr>
+              <w:instrText xml:space="preserve"> PAGEREF _Toc228127137 \h </w:instrText>
+            </w:r>
+            <w:r>
+              <w:rPr>
+                <w:noProof/>
+                <w:webHidden/>
+              </w:rPr>
+            </w:r>
+            <w:r>
+              <w:rPr>
+                <w:noProof/>
+                <w:webHidden/>
+              </w:rPr>
+              <w:fldChar w:fldCharType="separate"/>
+            </w:r>
+            <w:r>
+              <w:rPr>
+                <w:noProof/>
+                <w:webHidden/>
+              </w:rPr>
+              <w:t>5</w:t>
             </w:r>
             <w:r>
               <w:rPr>
@@ -541,11 +1649,13 @@
             <w:rPr>
               <w:rFonts w:eastAsiaTheme="minorEastAsia"/>
               <w:noProof/>
-              <w:sz w:val="22"/>
-              <w:lang w:eastAsia="hu-HU"/>
+              <w:kern w:val="2"/>
+              <w:szCs w:val="24"/>
+              <w:lang w:val="en-US" w:eastAsia="zh-CN"/>
+              <w14:ligatures w14:val="standardContextual"/>
             </w:rPr>
           </w:pPr>
-          <w:hyperlink w:anchor="_Toc87521355" w:history="1">
+          <w:hyperlink w:anchor="_Toc228127138" w:history="1">
             <w:r>
               <w:rPr>
                 <w:rStyle w:val="Hyperlink"/>
@@ -557,8 +1667,10 @@
               <w:rPr>
                 <w:rFonts w:eastAsiaTheme="minorEastAsia"/>
                 <w:noProof/>
-                <w:sz w:val="22"/>
-                <w:lang w:eastAsia="hu-HU"/>
+                <w:kern w:val="2"/>
+                <w:szCs w:val="24"/>
+                <w:lang w:val="en-US" w:eastAsia="zh-CN"/>
+                <w14:ligatures w14:val="standardContextual"/>
               </w:rPr>
               <w:tab/>
             </w:r>
@@ -588,7 +1700,7 @@
                 <w:noProof/>
                 <w:webHidden/>
               </w:rPr>
-              <w:instrText xml:space="preserve"> PAGEREF _Toc87521355 \h </w:instrText>
+              <w:instrText xml:space="preserve"> PAGEREF _Toc228127138 \h </w:instrText>
             </w:r>
             <w:r>
               <w:rPr>
@@ -608,7 +1720,1033 @@
                 <w:noProof/>
                 <w:webHidden/>
               </w:rPr>
-              <w:t>3</w:t>
+              <w:t>6</w:t>
+            </w:r>
+            <w:r>
+              <w:rPr>
+                <w:noProof/>
+                <w:webHidden/>
+              </w:rPr>
+              <w:fldChar w:fldCharType="end"/>
+            </w:r>
+          </w:hyperlink>
+        </w:p>
+        <w:p>
+          <w:pPr>
+            <w:pStyle w:val="TOC2"/>
+            <w:tabs>
+              <w:tab w:val="left" w:pos="960"/>
+              <w:tab w:val="right" w:leader="dot" w:pos="9062"/>
+            </w:tabs>
+            <w:rPr>
+              <w:rFonts w:eastAsiaTheme="minorEastAsia"/>
+              <w:noProof/>
+              <w:kern w:val="2"/>
+              <w:szCs w:val="24"/>
+              <w:lang w:val="en-US" w:eastAsia="zh-CN"/>
+              <w14:ligatures w14:val="standardContextual"/>
+            </w:rPr>
+          </w:pPr>
+          <w:hyperlink w:anchor="_Toc228127139" w:history="1">
+            <w:r>
+              <w:rPr>
+                <w:rStyle w:val="Hyperlink"/>
+                <w:noProof/>
+              </w:rPr>
+              <w:t>3.1.</w:t>
+            </w:r>
+            <w:r>
+              <w:rPr>
+                <w:rFonts w:eastAsiaTheme="minorEastAsia"/>
+                <w:noProof/>
+                <w:kern w:val="2"/>
+                <w:szCs w:val="24"/>
+                <w:lang w:val="en-US" w:eastAsia="zh-CN"/>
+                <w14:ligatures w14:val="standardContextual"/>
+              </w:rPr>
+              <w:tab/>
+            </w:r>
+            <w:r>
+              <w:rPr>
+                <w:rStyle w:val="Hyperlink"/>
+                <w:noProof/>
+              </w:rPr>
+              <w:t>Fejlesztői környezet és futtatás</w:t>
+            </w:r>
+            <w:r>
+              <w:rPr>
+                <w:noProof/>
+                <w:webHidden/>
+              </w:rPr>
+              <w:tab/>
+            </w:r>
+            <w:r>
+              <w:rPr>
+                <w:noProof/>
+                <w:webHidden/>
+              </w:rPr>
+              <w:fldChar w:fldCharType="begin"/>
+            </w:r>
+            <w:r>
+              <w:rPr>
+                <w:noProof/>
+                <w:webHidden/>
+              </w:rPr>
+              <w:instrText xml:space="preserve"> PAGEREF _Toc228127139 \h </w:instrText>
+            </w:r>
+            <w:r>
+              <w:rPr>
+                <w:noProof/>
+                <w:webHidden/>
+              </w:rPr>
+            </w:r>
+            <w:r>
+              <w:rPr>
+                <w:noProof/>
+                <w:webHidden/>
+              </w:rPr>
+              <w:fldChar w:fldCharType="separate"/>
+            </w:r>
+            <w:r>
+              <w:rPr>
+                <w:noProof/>
+                <w:webHidden/>
+              </w:rPr>
+              <w:t>6</w:t>
+            </w:r>
+            <w:r>
+              <w:rPr>
+                <w:noProof/>
+                <w:webHidden/>
+              </w:rPr>
+              <w:fldChar w:fldCharType="end"/>
+            </w:r>
+          </w:hyperlink>
+        </w:p>
+        <w:p>
+          <w:pPr>
+            <w:pStyle w:val="TOC2"/>
+            <w:tabs>
+              <w:tab w:val="left" w:pos="960"/>
+              <w:tab w:val="right" w:leader="dot" w:pos="9062"/>
+            </w:tabs>
+            <w:rPr>
+              <w:rFonts w:eastAsiaTheme="minorEastAsia"/>
+              <w:noProof/>
+              <w:kern w:val="2"/>
+              <w:szCs w:val="24"/>
+              <w:lang w:val="en-US" w:eastAsia="zh-CN"/>
+              <w14:ligatures w14:val="standardContextual"/>
+            </w:rPr>
+          </w:pPr>
+          <w:hyperlink w:anchor="_Toc228127140" w:history="1">
+            <w:r>
+              <w:rPr>
+                <w:rStyle w:val="Hyperlink"/>
+                <w:noProof/>
+              </w:rPr>
+              <w:t>3.2.</w:t>
+            </w:r>
+            <w:r>
+              <w:rPr>
+                <w:rFonts w:eastAsiaTheme="minorEastAsia"/>
+                <w:noProof/>
+                <w:kern w:val="2"/>
+                <w:szCs w:val="24"/>
+                <w:lang w:val="en-US" w:eastAsia="zh-CN"/>
+                <w14:ligatures w14:val="standardContextual"/>
+              </w:rPr>
+              <w:tab/>
+            </w:r>
+            <w:r>
+              <w:rPr>
+                <w:rStyle w:val="Hyperlink"/>
+                <w:noProof/>
+              </w:rPr>
+              <w:t>Architektúra</w:t>
+            </w:r>
+            <w:r>
+              <w:rPr>
+                <w:noProof/>
+                <w:webHidden/>
+              </w:rPr>
+              <w:tab/>
+            </w:r>
+            <w:r>
+              <w:rPr>
+                <w:noProof/>
+                <w:webHidden/>
+              </w:rPr>
+              <w:fldChar w:fldCharType="begin"/>
+            </w:r>
+            <w:r>
+              <w:rPr>
+                <w:noProof/>
+                <w:webHidden/>
+              </w:rPr>
+              <w:instrText xml:space="preserve"> PAGEREF _Toc228127140 \h </w:instrText>
+            </w:r>
+            <w:r>
+              <w:rPr>
+                <w:noProof/>
+                <w:webHidden/>
+              </w:rPr>
+            </w:r>
+            <w:r>
+              <w:rPr>
+                <w:noProof/>
+                <w:webHidden/>
+              </w:rPr>
+              <w:fldChar w:fldCharType="separate"/>
+            </w:r>
+            <w:r>
+              <w:rPr>
+                <w:noProof/>
+                <w:webHidden/>
+              </w:rPr>
+              <w:t>7</w:t>
+            </w:r>
+            <w:r>
+              <w:rPr>
+                <w:noProof/>
+                <w:webHidden/>
+              </w:rPr>
+              <w:fldChar w:fldCharType="end"/>
+            </w:r>
+          </w:hyperlink>
+        </w:p>
+        <w:p>
+          <w:pPr>
+            <w:pStyle w:val="TOC3"/>
+            <w:tabs>
+              <w:tab w:val="left" w:pos="1440"/>
+              <w:tab w:val="right" w:leader="dot" w:pos="9062"/>
+            </w:tabs>
+            <w:rPr>
+              <w:rFonts w:eastAsiaTheme="minorEastAsia"/>
+              <w:noProof/>
+              <w:kern w:val="2"/>
+              <w:szCs w:val="24"/>
+              <w:lang w:val="en-US" w:eastAsia="zh-CN"/>
+              <w14:ligatures w14:val="standardContextual"/>
+            </w:rPr>
+          </w:pPr>
+          <w:hyperlink w:anchor="_Toc228127141" w:history="1">
+            <w:r>
+              <w:rPr>
+                <w:rStyle w:val="Hyperlink"/>
+                <w:noProof/>
+              </w:rPr>
+              <w:t>3.2.1.</w:t>
+            </w:r>
+            <w:r>
+              <w:rPr>
+                <w:rFonts w:eastAsiaTheme="minorEastAsia"/>
+                <w:noProof/>
+                <w:kern w:val="2"/>
+                <w:szCs w:val="24"/>
+                <w:lang w:val="en-US" w:eastAsia="zh-CN"/>
+                <w14:ligatures w14:val="standardContextual"/>
+              </w:rPr>
+              <w:tab/>
+            </w:r>
+            <w:r>
+              <w:rPr>
+                <w:rStyle w:val="Hyperlink"/>
+                <w:noProof/>
+              </w:rPr>
+              <w:t>Komponens diagram</w:t>
+            </w:r>
+            <w:r>
+              <w:rPr>
+                <w:noProof/>
+                <w:webHidden/>
+              </w:rPr>
+              <w:tab/>
+            </w:r>
+            <w:r>
+              <w:rPr>
+                <w:noProof/>
+                <w:webHidden/>
+              </w:rPr>
+              <w:fldChar w:fldCharType="begin"/>
+            </w:r>
+            <w:r>
+              <w:rPr>
+                <w:noProof/>
+                <w:webHidden/>
+              </w:rPr>
+              <w:instrText xml:space="preserve"> PAGEREF _Toc228127141 \h </w:instrText>
+            </w:r>
+            <w:r>
+              <w:rPr>
+                <w:noProof/>
+                <w:webHidden/>
+              </w:rPr>
+            </w:r>
+            <w:r>
+              <w:rPr>
+                <w:noProof/>
+                <w:webHidden/>
+              </w:rPr>
+              <w:fldChar w:fldCharType="separate"/>
+            </w:r>
+            <w:r>
+              <w:rPr>
+                <w:noProof/>
+                <w:webHidden/>
+              </w:rPr>
+              <w:t>7</w:t>
+            </w:r>
+            <w:r>
+              <w:rPr>
+                <w:noProof/>
+                <w:webHidden/>
+              </w:rPr>
+              <w:fldChar w:fldCharType="end"/>
+            </w:r>
+          </w:hyperlink>
+        </w:p>
+        <w:p>
+          <w:pPr>
+            <w:pStyle w:val="TOC3"/>
+            <w:tabs>
+              <w:tab w:val="left" w:pos="1440"/>
+              <w:tab w:val="right" w:leader="dot" w:pos="9062"/>
+            </w:tabs>
+            <w:rPr>
+              <w:rFonts w:eastAsiaTheme="minorEastAsia"/>
+              <w:noProof/>
+              <w:kern w:val="2"/>
+              <w:szCs w:val="24"/>
+              <w:lang w:val="en-US" w:eastAsia="zh-CN"/>
+              <w14:ligatures w14:val="standardContextual"/>
+            </w:rPr>
+          </w:pPr>
+          <w:hyperlink w:anchor="_Toc228127142" w:history="1">
+            <w:r>
+              <w:rPr>
+                <w:rStyle w:val="Hyperlink"/>
+                <w:noProof/>
+              </w:rPr>
+              <w:t>3.2.2.</w:t>
+            </w:r>
+            <w:r>
+              <w:rPr>
+                <w:rFonts w:eastAsiaTheme="minorEastAsia"/>
+                <w:noProof/>
+                <w:kern w:val="2"/>
+                <w:szCs w:val="24"/>
+                <w:lang w:val="en-US" w:eastAsia="zh-CN"/>
+                <w14:ligatures w14:val="standardContextual"/>
+              </w:rPr>
+              <w:tab/>
+            </w:r>
+            <w:r>
+              <w:rPr>
+                <w:rStyle w:val="Hyperlink"/>
+                <w:noProof/>
+              </w:rPr>
+              <w:t>Komponensek leírása</w:t>
+            </w:r>
+            <w:r>
+              <w:rPr>
+                <w:noProof/>
+                <w:webHidden/>
+              </w:rPr>
+              <w:tab/>
+            </w:r>
+            <w:r>
+              <w:rPr>
+                <w:noProof/>
+                <w:webHidden/>
+              </w:rPr>
+              <w:fldChar w:fldCharType="begin"/>
+            </w:r>
+            <w:r>
+              <w:rPr>
+                <w:noProof/>
+                <w:webHidden/>
+              </w:rPr>
+              <w:instrText xml:space="preserve"> PAGEREF _Toc228127142 \h </w:instrText>
+            </w:r>
+            <w:r>
+              <w:rPr>
+                <w:noProof/>
+                <w:webHidden/>
+              </w:rPr>
+            </w:r>
+            <w:r>
+              <w:rPr>
+                <w:noProof/>
+                <w:webHidden/>
+              </w:rPr>
+              <w:fldChar w:fldCharType="separate"/>
+            </w:r>
+            <w:r>
+              <w:rPr>
+                <w:noProof/>
+                <w:webHidden/>
+              </w:rPr>
+              <w:t>7</w:t>
+            </w:r>
+            <w:r>
+              <w:rPr>
+                <w:noProof/>
+                <w:webHidden/>
+              </w:rPr>
+              <w:fldChar w:fldCharType="end"/>
+            </w:r>
+          </w:hyperlink>
+        </w:p>
+        <w:p>
+          <w:pPr>
+            <w:pStyle w:val="TOC2"/>
+            <w:tabs>
+              <w:tab w:val="left" w:pos="960"/>
+              <w:tab w:val="right" w:leader="dot" w:pos="9062"/>
+            </w:tabs>
+            <w:rPr>
+              <w:rFonts w:eastAsiaTheme="minorEastAsia"/>
+              <w:noProof/>
+              <w:kern w:val="2"/>
+              <w:szCs w:val="24"/>
+              <w:lang w:val="en-US" w:eastAsia="zh-CN"/>
+              <w14:ligatures w14:val="standardContextual"/>
+            </w:rPr>
+          </w:pPr>
+          <w:hyperlink w:anchor="_Toc228127143" w:history="1">
+            <w:r>
+              <w:rPr>
+                <w:rStyle w:val="Hyperlink"/>
+                <w:noProof/>
+                <w:lang w:eastAsia="zh-CN"/>
+              </w:rPr>
+              <w:t>3.3.</w:t>
+            </w:r>
+            <w:r>
+              <w:rPr>
+                <w:rFonts w:eastAsiaTheme="minorEastAsia"/>
+                <w:noProof/>
+                <w:kern w:val="2"/>
+                <w:szCs w:val="24"/>
+                <w:lang w:val="en-US" w:eastAsia="zh-CN"/>
+                <w14:ligatures w14:val="standardContextual"/>
+              </w:rPr>
+              <w:tab/>
+            </w:r>
+            <w:r>
+              <w:rPr>
+                <w:rStyle w:val="Hyperlink"/>
+                <w:noProof/>
+                <w:lang w:eastAsia="zh-CN"/>
+              </w:rPr>
+              <w:t>Implementáció</w:t>
+            </w:r>
+            <w:r>
+              <w:rPr>
+                <w:noProof/>
+                <w:webHidden/>
+              </w:rPr>
+              <w:tab/>
+            </w:r>
+            <w:r>
+              <w:rPr>
+                <w:noProof/>
+                <w:webHidden/>
+              </w:rPr>
+              <w:fldChar w:fldCharType="begin"/>
+            </w:r>
+            <w:r>
+              <w:rPr>
+                <w:noProof/>
+                <w:webHidden/>
+              </w:rPr>
+              <w:instrText xml:space="preserve"> PAGEREF _Toc228127143 \h </w:instrText>
+            </w:r>
+            <w:r>
+              <w:rPr>
+                <w:noProof/>
+                <w:webHidden/>
+              </w:rPr>
+            </w:r>
+            <w:r>
+              <w:rPr>
+                <w:noProof/>
+                <w:webHidden/>
+              </w:rPr>
+              <w:fldChar w:fldCharType="separate"/>
+            </w:r>
+            <w:r>
+              <w:rPr>
+                <w:noProof/>
+                <w:webHidden/>
+              </w:rPr>
+              <w:t>9</w:t>
+            </w:r>
+            <w:r>
+              <w:rPr>
+                <w:noProof/>
+                <w:webHidden/>
+              </w:rPr>
+              <w:fldChar w:fldCharType="end"/>
+            </w:r>
+          </w:hyperlink>
+        </w:p>
+        <w:p>
+          <w:pPr>
+            <w:pStyle w:val="TOC3"/>
+            <w:tabs>
+              <w:tab w:val="left" w:pos="1440"/>
+              <w:tab w:val="right" w:leader="dot" w:pos="9062"/>
+            </w:tabs>
+            <w:rPr>
+              <w:rFonts w:eastAsiaTheme="minorEastAsia"/>
+              <w:noProof/>
+              <w:kern w:val="2"/>
+              <w:szCs w:val="24"/>
+              <w:lang w:val="en-US" w:eastAsia="zh-CN"/>
+              <w14:ligatures w14:val="standardContextual"/>
+            </w:rPr>
+          </w:pPr>
+          <w:hyperlink w:anchor="_Toc228127144" w:history="1">
+            <w:r>
+              <w:rPr>
+                <w:rStyle w:val="Hyperlink"/>
+                <w:noProof/>
+                <w:lang w:eastAsia="zh-CN"/>
+              </w:rPr>
+              <w:t>3.3.1.</w:t>
+            </w:r>
+            <w:r>
+              <w:rPr>
+                <w:rFonts w:eastAsiaTheme="minorEastAsia"/>
+                <w:noProof/>
+                <w:kern w:val="2"/>
+                <w:szCs w:val="24"/>
+                <w:lang w:val="en-US" w:eastAsia="zh-CN"/>
+                <w14:ligatures w14:val="standardContextual"/>
+              </w:rPr>
+              <w:tab/>
+            </w:r>
+            <w:r>
+              <w:rPr>
+                <w:rStyle w:val="Hyperlink"/>
+                <w:noProof/>
+                <w:lang w:eastAsia="zh-CN"/>
+              </w:rPr>
+              <w:t>Technológiai környezet</w:t>
+            </w:r>
+            <w:r>
+              <w:rPr>
+                <w:noProof/>
+                <w:webHidden/>
+              </w:rPr>
+              <w:tab/>
+            </w:r>
+            <w:r>
+              <w:rPr>
+                <w:noProof/>
+                <w:webHidden/>
+              </w:rPr>
+              <w:fldChar w:fldCharType="begin"/>
+            </w:r>
+            <w:r>
+              <w:rPr>
+                <w:noProof/>
+                <w:webHidden/>
+              </w:rPr>
+              <w:instrText xml:space="preserve"> PAGEREF _Toc228127144 \h </w:instrText>
+            </w:r>
+            <w:r>
+              <w:rPr>
+                <w:noProof/>
+                <w:webHidden/>
+              </w:rPr>
+            </w:r>
+            <w:r>
+              <w:rPr>
+                <w:noProof/>
+                <w:webHidden/>
+              </w:rPr>
+              <w:fldChar w:fldCharType="separate"/>
+            </w:r>
+            <w:r>
+              <w:rPr>
+                <w:noProof/>
+                <w:webHidden/>
+              </w:rPr>
+              <w:t>10</w:t>
+            </w:r>
+            <w:r>
+              <w:rPr>
+                <w:noProof/>
+                <w:webHidden/>
+              </w:rPr>
+              <w:fldChar w:fldCharType="end"/>
+            </w:r>
+          </w:hyperlink>
+        </w:p>
+        <w:p>
+          <w:pPr>
+            <w:pStyle w:val="TOC3"/>
+            <w:tabs>
+              <w:tab w:val="left" w:pos="1440"/>
+              <w:tab w:val="right" w:leader="dot" w:pos="9062"/>
+            </w:tabs>
+            <w:rPr>
+              <w:rFonts w:eastAsiaTheme="minorEastAsia"/>
+              <w:noProof/>
+              <w:kern w:val="2"/>
+              <w:szCs w:val="24"/>
+              <w:lang w:val="en-US" w:eastAsia="zh-CN"/>
+              <w14:ligatures w14:val="standardContextual"/>
+            </w:rPr>
+          </w:pPr>
+          <w:hyperlink w:anchor="_Toc228127145" w:history="1">
+            <w:r>
+              <w:rPr>
+                <w:rStyle w:val="Hyperlink"/>
+                <w:noProof/>
+                <w:lang w:eastAsia="zh-CN"/>
+              </w:rPr>
+              <w:t>3.3.2.</w:t>
+            </w:r>
+            <w:r>
+              <w:rPr>
+                <w:rFonts w:eastAsiaTheme="minorEastAsia"/>
+                <w:noProof/>
+                <w:kern w:val="2"/>
+                <w:szCs w:val="24"/>
+                <w:lang w:val="en-US" w:eastAsia="zh-CN"/>
+                <w14:ligatures w14:val="standardContextual"/>
+              </w:rPr>
+              <w:tab/>
+            </w:r>
+            <w:r>
+              <w:rPr>
+                <w:rStyle w:val="Hyperlink"/>
+                <w:noProof/>
+                <w:lang w:eastAsia="zh-CN"/>
+              </w:rPr>
+              <w:t>Projektstruktúra</w:t>
+            </w:r>
+            <w:r>
+              <w:rPr>
+                <w:noProof/>
+                <w:webHidden/>
+              </w:rPr>
+              <w:tab/>
+            </w:r>
+            <w:r>
+              <w:rPr>
+                <w:noProof/>
+                <w:webHidden/>
+              </w:rPr>
+              <w:fldChar w:fldCharType="begin"/>
+            </w:r>
+            <w:r>
+              <w:rPr>
+                <w:noProof/>
+                <w:webHidden/>
+              </w:rPr>
+              <w:instrText xml:space="preserve"> PAGEREF _Toc228127145 \h </w:instrText>
+            </w:r>
+            <w:r>
+              <w:rPr>
+                <w:noProof/>
+                <w:webHidden/>
+              </w:rPr>
+            </w:r>
+            <w:r>
+              <w:rPr>
+                <w:noProof/>
+                <w:webHidden/>
+              </w:rPr>
+              <w:fldChar w:fldCharType="separate"/>
+            </w:r>
+            <w:r>
+              <w:rPr>
+                <w:noProof/>
+                <w:webHidden/>
+              </w:rPr>
+              <w:t>11</w:t>
+            </w:r>
+            <w:r>
+              <w:rPr>
+                <w:noProof/>
+                <w:webHidden/>
+              </w:rPr>
+              <w:fldChar w:fldCharType="end"/>
+            </w:r>
+          </w:hyperlink>
+        </w:p>
+        <w:p>
+          <w:pPr>
+            <w:pStyle w:val="TOC3"/>
+            <w:tabs>
+              <w:tab w:val="left" w:pos="1440"/>
+              <w:tab w:val="right" w:leader="dot" w:pos="9062"/>
+            </w:tabs>
+            <w:rPr>
+              <w:rFonts w:eastAsiaTheme="minorEastAsia"/>
+              <w:noProof/>
+              <w:kern w:val="2"/>
+              <w:szCs w:val="24"/>
+              <w:lang w:val="en-US" w:eastAsia="zh-CN"/>
+              <w14:ligatures w14:val="standardContextual"/>
+            </w:rPr>
+          </w:pPr>
+          <w:hyperlink w:anchor="_Toc228127146" w:history="1">
+            <w:r>
+              <w:rPr>
+                <w:rStyle w:val="Hyperlink"/>
+                <w:noProof/>
+                <w:lang w:eastAsia="zh-CN"/>
+              </w:rPr>
+              <w:t>3.3.3.</w:t>
+            </w:r>
+            <w:r>
+              <w:rPr>
+                <w:rFonts w:eastAsiaTheme="minorEastAsia"/>
+                <w:noProof/>
+                <w:kern w:val="2"/>
+                <w:szCs w:val="24"/>
+                <w:lang w:val="en-US" w:eastAsia="zh-CN"/>
+                <w14:ligatures w14:val="standardContextual"/>
+              </w:rPr>
+              <w:tab/>
+            </w:r>
+            <w:r>
+              <w:rPr>
+                <w:rStyle w:val="Hyperlink"/>
+                <w:noProof/>
+                <w:lang w:eastAsia="zh-CN"/>
+              </w:rPr>
+              <w:t>Komponensek implementációja</w:t>
+            </w:r>
+            <w:r>
+              <w:rPr>
+                <w:noProof/>
+                <w:webHidden/>
+              </w:rPr>
+              <w:tab/>
+            </w:r>
+            <w:r>
+              <w:rPr>
+                <w:noProof/>
+                <w:webHidden/>
+              </w:rPr>
+              <w:fldChar w:fldCharType="begin"/>
+            </w:r>
+            <w:r>
+              <w:rPr>
+                <w:noProof/>
+                <w:webHidden/>
+              </w:rPr>
+              <w:instrText xml:space="preserve"> PAGEREF _Toc228127146 \h </w:instrText>
+            </w:r>
+            <w:r>
+              <w:rPr>
+                <w:noProof/>
+                <w:webHidden/>
+              </w:rPr>
+            </w:r>
+            <w:r>
+              <w:rPr>
+                <w:noProof/>
+                <w:webHidden/>
+              </w:rPr>
+              <w:fldChar w:fldCharType="separate"/>
+            </w:r>
+            <w:r>
+              <w:rPr>
+                <w:noProof/>
+                <w:webHidden/>
+              </w:rPr>
+              <w:t>13</w:t>
+            </w:r>
+            <w:r>
+              <w:rPr>
+                <w:noProof/>
+                <w:webHidden/>
+              </w:rPr>
+              <w:fldChar w:fldCharType="end"/>
+            </w:r>
+          </w:hyperlink>
+        </w:p>
+        <w:p>
+          <w:pPr>
+            <w:pStyle w:val="TOC3"/>
+            <w:tabs>
+              <w:tab w:val="left" w:pos="1440"/>
+              <w:tab w:val="right" w:leader="dot" w:pos="9062"/>
+            </w:tabs>
+            <w:rPr>
+              <w:rFonts w:eastAsiaTheme="minorEastAsia"/>
+              <w:noProof/>
+              <w:kern w:val="2"/>
+              <w:szCs w:val="24"/>
+              <w:lang w:val="en-US" w:eastAsia="zh-CN"/>
+              <w14:ligatures w14:val="standardContextual"/>
+            </w:rPr>
+          </w:pPr>
+          <w:hyperlink w:anchor="_Toc228127147" w:history="1">
+            <w:r>
+              <w:rPr>
+                <w:rStyle w:val="Hyperlink"/>
+                <w:noProof/>
+                <w:lang w:eastAsia="zh-CN"/>
+              </w:rPr>
+              <w:t>3.3.4.</w:t>
+            </w:r>
+            <w:r>
+              <w:rPr>
+                <w:rFonts w:eastAsiaTheme="minorEastAsia"/>
+                <w:noProof/>
+                <w:kern w:val="2"/>
+                <w:szCs w:val="24"/>
+                <w:lang w:val="en-US" w:eastAsia="zh-CN"/>
+                <w14:ligatures w14:val="standardContextual"/>
+              </w:rPr>
+              <w:tab/>
+            </w:r>
+            <w:r>
+              <w:rPr>
+                <w:rStyle w:val="Hyperlink"/>
+                <w:noProof/>
+                <w:lang w:eastAsia="zh-CN"/>
+              </w:rPr>
+              <w:t>Osztálydiagramok</w:t>
+            </w:r>
+            <w:r>
+              <w:rPr>
+                <w:noProof/>
+                <w:webHidden/>
+              </w:rPr>
+              <w:tab/>
+            </w:r>
+            <w:r>
+              <w:rPr>
+                <w:noProof/>
+                <w:webHidden/>
+              </w:rPr>
+              <w:fldChar w:fldCharType="begin"/>
+            </w:r>
+            <w:r>
+              <w:rPr>
+                <w:noProof/>
+                <w:webHidden/>
+              </w:rPr>
+              <w:instrText xml:space="preserve"> PAGEREF _Toc228127147 \h </w:instrText>
+            </w:r>
+            <w:r>
+              <w:rPr>
+                <w:noProof/>
+                <w:webHidden/>
+              </w:rPr>
+            </w:r>
+            <w:r>
+              <w:rPr>
+                <w:noProof/>
+                <w:webHidden/>
+              </w:rPr>
+              <w:fldChar w:fldCharType="separate"/>
+            </w:r>
+            <w:r>
+              <w:rPr>
+                <w:noProof/>
+                <w:webHidden/>
+              </w:rPr>
+              <w:t>21</w:t>
+            </w:r>
+            <w:r>
+              <w:rPr>
+                <w:noProof/>
+                <w:webHidden/>
+              </w:rPr>
+              <w:fldChar w:fldCharType="end"/>
+            </w:r>
+          </w:hyperlink>
+        </w:p>
+        <w:p>
+          <w:pPr>
+            <w:pStyle w:val="TOC3"/>
+            <w:tabs>
+              <w:tab w:val="left" w:pos="1440"/>
+              <w:tab w:val="right" w:leader="dot" w:pos="9062"/>
+            </w:tabs>
+            <w:rPr>
+              <w:rFonts w:eastAsiaTheme="minorEastAsia"/>
+              <w:noProof/>
+              <w:kern w:val="2"/>
+              <w:szCs w:val="24"/>
+              <w:lang w:val="en-US" w:eastAsia="zh-CN"/>
+              <w14:ligatures w14:val="standardContextual"/>
+            </w:rPr>
+          </w:pPr>
+          <w:hyperlink w:anchor="_Toc228127148" w:history="1">
+            <w:r>
+              <w:rPr>
+                <w:rStyle w:val="Hyperlink"/>
+                <w:noProof/>
+                <w:lang w:eastAsia="zh-CN"/>
+              </w:rPr>
+              <w:t>3.3.5.</w:t>
+            </w:r>
+            <w:r>
+              <w:rPr>
+                <w:rFonts w:eastAsiaTheme="minorEastAsia"/>
+                <w:noProof/>
+                <w:kern w:val="2"/>
+                <w:szCs w:val="24"/>
+                <w:lang w:val="en-US" w:eastAsia="zh-CN"/>
+                <w14:ligatures w14:val="standardContextual"/>
+              </w:rPr>
+              <w:tab/>
+            </w:r>
+            <w:r>
+              <w:rPr>
+                <w:rStyle w:val="Hyperlink"/>
+                <w:noProof/>
+                <w:lang w:eastAsia="zh-CN"/>
+              </w:rPr>
+              <w:t>Mesterséges intelligencia</w:t>
+            </w:r>
+            <w:r>
+              <w:rPr>
+                <w:noProof/>
+                <w:webHidden/>
+              </w:rPr>
+              <w:tab/>
+            </w:r>
+            <w:r>
+              <w:rPr>
+                <w:noProof/>
+                <w:webHidden/>
+              </w:rPr>
+              <w:fldChar w:fldCharType="begin"/>
+            </w:r>
+            <w:r>
+              <w:rPr>
+                <w:noProof/>
+                <w:webHidden/>
+              </w:rPr>
+              <w:instrText xml:space="preserve"> PAGEREF _Toc228127148 \h </w:instrText>
+            </w:r>
+            <w:r>
+              <w:rPr>
+                <w:noProof/>
+                <w:webHidden/>
+              </w:rPr>
+            </w:r>
+            <w:r>
+              <w:rPr>
+                <w:noProof/>
+                <w:webHidden/>
+              </w:rPr>
+              <w:fldChar w:fldCharType="separate"/>
+            </w:r>
+            <w:r>
+              <w:rPr>
+                <w:noProof/>
+                <w:webHidden/>
+              </w:rPr>
+              <w:t>21</w:t>
+            </w:r>
+            <w:r>
+              <w:rPr>
+                <w:noProof/>
+                <w:webHidden/>
+              </w:rPr>
+              <w:fldChar w:fldCharType="end"/>
+            </w:r>
+          </w:hyperlink>
+        </w:p>
+        <w:p>
+          <w:pPr>
+            <w:pStyle w:val="TOC2"/>
+            <w:tabs>
+              <w:tab w:val="left" w:pos="960"/>
+              <w:tab w:val="right" w:leader="dot" w:pos="9062"/>
+            </w:tabs>
+            <w:rPr>
+              <w:rFonts w:eastAsiaTheme="minorEastAsia"/>
+              <w:noProof/>
+              <w:kern w:val="2"/>
+              <w:szCs w:val="24"/>
+              <w:lang w:val="en-US" w:eastAsia="zh-CN"/>
+              <w14:ligatures w14:val="standardContextual"/>
+            </w:rPr>
+          </w:pPr>
+          <w:hyperlink w:anchor="_Toc228127149" w:history="1">
+            <w:r>
+              <w:rPr>
+                <w:rStyle w:val="Hyperlink"/>
+                <w:noProof/>
+                <w:lang w:eastAsia="zh-CN"/>
+              </w:rPr>
+              <w:t>3.4.</w:t>
+            </w:r>
+            <w:r>
+              <w:rPr>
+                <w:rFonts w:eastAsiaTheme="minorEastAsia"/>
+                <w:noProof/>
+                <w:kern w:val="2"/>
+                <w:szCs w:val="24"/>
+                <w:lang w:val="en-US" w:eastAsia="zh-CN"/>
+                <w14:ligatures w14:val="standardContextual"/>
+              </w:rPr>
+              <w:tab/>
+            </w:r>
+            <w:r>
+              <w:rPr>
+                <w:rStyle w:val="Hyperlink"/>
+                <w:noProof/>
+                <w:lang w:eastAsia="zh-CN"/>
+              </w:rPr>
+              <w:t>Tesztelés</w:t>
+            </w:r>
+            <w:r>
+              <w:rPr>
+                <w:noProof/>
+                <w:webHidden/>
+              </w:rPr>
+              <w:tab/>
+            </w:r>
+            <w:r>
+              <w:rPr>
+                <w:noProof/>
+                <w:webHidden/>
+              </w:rPr>
+              <w:fldChar w:fldCharType="begin"/>
+            </w:r>
+            <w:r>
+              <w:rPr>
+                <w:noProof/>
+                <w:webHidden/>
+              </w:rPr>
+              <w:instrText xml:space="preserve"> PAGEREF _Toc228127149 \h </w:instrText>
+            </w:r>
+            <w:r>
+              <w:rPr>
+                <w:noProof/>
+                <w:webHidden/>
+              </w:rPr>
+            </w:r>
+            <w:r>
+              <w:rPr>
+                <w:noProof/>
+                <w:webHidden/>
+              </w:rPr>
+              <w:fldChar w:fldCharType="separate"/>
+            </w:r>
+            <w:r>
+              <w:rPr>
+                <w:noProof/>
+                <w:webHidden/>
+              </w:rPr>
+              <w:t>21</w:t>
             </w:r>
             <w:r>
               <w:rPr>
@@ -629,11 +2767,13 @@
             <w:rPr>
               <w:rFonts w:eastAsiaTheme="minorEastAsia"/>
               <w:noProof/>
-              <w:sz w:val="22"/>
-              <w:lang w:eastAsia="hu-HU"/>
+              <w:kern w:val="2"/>
+              <w:szCs w:val="24"/>
+              <w:lang w:val="en-US" w:eastAsia="zh-CN"/>
+              <w14:ligatures w14:val="standardContextual"/>
             </w:rPr>
           </w:pPr>
-          <w:hyperlink w:anchor="_Toc87521356" w:history="1">
+          <w:hyperlink w:anchor="_Toc228127150" w:history="1">
             <w:r>
               <w:rPr>
                 <w:rStyle w:val="Hyperlink"/>
@@ -645,8 +2785,10 @@
               <w:rPr>
                 <w:rFonts w:eastAsiaTheme="minorEastAsia"/>
                 <w:noProof/>
-                <w:sz w:val="22"/>
-                <w:lang w:eastAsia="hu-HU"/>
+                <w:kern w:val="2"/>
+                <w:szCs w:val="24"/>
+                <w:lang w:val="en-US" w:eastAsia="zh-CN"/>
+                <w14:ligatures w14:val="standardContextual"/>
               </w:rPr>
               <w:tab/>
             </w:r>
@@ -676,7 +2818,7 @@
                 <w:noProof/>
                 <w:webHidden/>
               </w:rPr>
-              <w:instrText xml:space="preserve"> PAGEREF _Toc87521356 \h </w:instrText>
+              <w:instrText xml:space="preserve"> PAGEREF _Toc228127150 \h </w:instrText>
             </w:r>
             <w:r>
               <w:rPr>
@@ -696,7 +2838,7 @@
                 <w:noProof/>
                 <w:webHidden/>
               </w:rPr>
-              <w:t>4</w:t>
+              <w:t>22</w:t>
             </w:r>
             <w:r>
               <w:rPr>
@@ -717,11 +2859,13 @@
             <w:rPr>
               <w:rFonts w:eastAsiaTheme="minorEastAsia"/>
               <w:noProof/>
-              <w:sz w:val="22"/>
-              <w:lang w:eastAsia="hu-HU"/>
+              <w:kern w:val="2"/>
+              <w:szCs w:val="24"/>
+              <w:lang w:val="en-US" w:eastAsia="zh-CN"/>
+              <w14:ligatures w14:val="standardContextual"/>
             </w:rPr>
           </w:pPr>
-          <w:hyperlink w:anchor="_Toc87521357" w:history="1">
+          <w:hyperlink w:anchor="_Toc228127151" w:history="1">
             <w:r>
               <w:rPr>
                 <w:rStyle w:val="Hyperlink"/>
@@ -733,8 +2877,10 @@
               <w:rPr>
                 <w:rFonts w:eastAsiaTheme="minorEastAsia"/>
                 <w:noProof/>
-                <w:sz w:val="22"/>
-                <w:lang w:eastAsia="hu-HU"/>
+                <w:kern w:val="2"/>
+                <w:szCs w:val="24"/>
+                <w:lang w:val="en-US" w:eastAsia="zh-CN"/>
+                <w14:ligatures w14:val="standardContextual"/>
               </w:rPr>
               <w:tab/>
             </w:r>
@@ -764,7 +2910,7 @@
                 <w:noProof/>
                 <w:webHidden/>
               </w:rPr>
-              <w:instrText xml:space="preserve"> PAGEREF _Toc87521357 \h </w:instrText>
+              <w:instrText xml:space="preserve"> PAGEREF _Toc228127151 \h </w:instrText>
             </w:r>
             <w:r>
               <w:rPr>
@@ -784,7 +2930,7 @@
                 <w:noProof/>
                 <w:webHidden/>
               </w:rPr>
-              <w:t>5</w:t>
+              <w:t>23</w:t>
             </w:r>
             <w:r>
               <w:rPr>
@@ -805,11 +2951,13 @@
             <w:rPr>
               <w:rFonts w:eastAsiaTheme="minorEastAsia"/>
               <w:noProof/>
-              <w:sz w:val="22"/>
-              <w:lang w:eastAsia="hu-HU"/>
+              <w:kern w:val="2"/>
+              <w:szCs w:val="24"/>
+              <w:lang w:val="en-US" w:eastAsia="zh-CN"/>
+              <w14:ligatures w14:val="standardContextual"/>
             </w:rPr>
           </w:pPr>
-          <w:hyperlink w:anchor="_Toc87521358" w:history="1">
+          <w:hyperlink w:anchor="_Toc228127152" w:history="1">
             <w:r>
               <w:rPr>
                 <w:rStyle w:val="Hyperlink"/>
@@ -821,8 +2969,10 @@
               <w:rPr>
                 <w:rFonts w:eastAsiaTheme="minorEastAsia"/>
                 <w:noProof/>
-                <w:sz w:val="22"/>
-                <w:lang w:eastAsia="hu-HU"/>
+                <w:kern w:val="2"/>
+                <w:szCs w:val="24"/>
+                <w:lang w:val="en-US" w:eastAsia="zh-CN"/>
+                <w14:ligatures w14:val="standardContextual"/>
               </w:rPr>
               <w:tab/>
             </w:r>
@@ -852,7 +3002,7 @@
                 <w:noProof/>
                 <w:webHidden/>
               </w:rPr>
-              <w:instrText xml:space="preserve"> PAGEREF _Toc87521358 \h </w:instrText>
+              <w:instrText xml:space="preserve"> PAGEREF _Toc228127152 \h </w:instrText>
             </w:r>
             <w:r>
               <w:rPr>
@@ -872,7 +3022,7 @@
                 <w:noProof/>
                 <w:webHidden/>
               </w:rPr>
-              <w:t>6</w:t>
+              <w:t>24</w:t>
             </w:r>
             <w:r>
               <w:rPr>
@@ -906,7 +3056,7 @@
       <w:pPr>
         <w:pStyle w:val="Heading1"/>
       </w:pPr>
-      <w:bookmarkStart w:id="3" w:name="_Toc87521353"/>
+      <w:bookmarkStart w:id="3" w:name="_Toc228127124"/>
       <w:r>
         <w:lastRenderedPageBreak/>
         <w:t>Bevezet</w:t>
@@ -967,7 +3117,6 @@
       </w:pPr>
       <w:r>
         <w:rPr>
-          <w:noProof/>
           <w:lang w:eastAsia="hu-HU"/>
         </w:rPr>
         <w:drawing>
@@ -1035,9 +3184,6 @@
         <w:fldChar w:fldCharType="separate"/>
       </w:r>
       <w:r>
-        <w:rPr>
-          <w:noProof/>
-        </w:rPr>
         <w:t>1</w:t>
       </w:r>
       <w:r>
@@ -1048,10 +3194,7 @@
       </w:r>
       <w:bookmarkEnd w:id="4"/>
       <w:r>
-        <w:t xml:space="preserve">: </w:t>
-      </w:r>
-      <w:r>
-        <w:t>Galaxis útikalauz stopposoknak könyv</w:t>
+        <w:t>: Galaxis útikalauz stopposoknak könyv</w:t>
       </w:r>
     </w:p>
     <w:p>
@@ -1080,13 +3223,7 @@
         <w:fldChar w:fldCharType="separate"/>
       </w:r>
       <w:r>
-        <w:rPr>
-          <w:noProof/>
-        </w:rPr>
-        <w:t>1</w:t>
-      </w:r>
-      <w:r>
-        <w:t>. ábra</w:t>
+        <w:t>1. ábra</w:t>
       </w:r>
       <w:r>
         <w:fldChar w:fldCharType="end"/>
@@ -1107,13 +3244,7 @@
         <w:fldChar w:fldCharType="separate"/>
       </w:r>
       <w:r>
-        <w:rPr>
-          <w:noProof/>
-        </w:rPr>
-        <w:t>1</w:t>
-      </w:r>
-      <w:r>
-        <w:t>. táblázat</w:t>
+        <w:t>1. táblázat</w:t>
       </w:r>
       <w:r>
         <w:fldChar w:fldCharType="end"/>
@@ -1138,9 +3269,6 @@
         <w:fldChar w:fldCharType="separate"/>
       </w:r>
       <w:r>
-        <w:rPr>
-          <w:noProof/>
-        </w:rPr>
         <w:t>1</w:t>
       </w:r>
       <w:r>
@@ -1234,7 +3362,7 @@
       <w:pPr>
         <w:pStyle w:val="Heading1"/>
       </w:pPr>
-      <w:bookmarkStart w:id="6" w:name="_Toc87521354"/>
+      <w:bookmarkStart w:id="6" w:name="_Toc228127125"/>
       <w:r>
         <w:lastRenderedPageBreak/>
         <w:t>Felhasználói dokumentáció</w:t>
@@ -1245,9 +3373,44 @@
       <w:pPr>
         <w:pStyle w:val="Heading2"/>
       </w:pPr>
-      <w:r>
-        <w:t>Játék áttekintése</w:t>
-      </w:r>
+      <w:bookmarkStart w:id="7" w:name="_Toc228127126"/>
+      <w:r>
+        <w:t>Telepítés és indítás</w:t>
+      </w:r>
+      <w:bookmarkEnd w:id="7"/>
+    </w:p>
+    <w:p>
+      <w:pPr>
+        <w:pStyle w:val="Heading2"/>
+      </w:pPr>
+      <w:bookmarkStart w:id="8" w:name="_Toc228127127"/>
+      <w:r>
+        <w:t>A rendszer rövid bemutatása</w:t>
+      </w:r>
+      <w:bookmarkEnd w:id="8"/>
+    </w:p>
+    <w:p>
+      <w:pPr>
+        <w:pStyle w:val="Heading2"/>
+      </w:pPr>
+      <w:bookmarkStart w:id="9" w:name="_Toc228127128"/>
+      <w:r>
+        <w:t>Felhasználói felület</w:t>
+      </w:r>
+      <w:bookmarkEnd w:id="9"/>
+    </w:p>
+    <w:p>
+      <w:pPr>
+        <w:pStyle w:val="Heading2"/>
+      </w:pPr>
+      <w:bookmarkStart w:id="10" w:name="_Toc228127129"/>
+      <w:r>
+        <w:t>Játék</w:t>
+      </w:r>
+      <w:r>
+        <w:t>menet</w:t>
+      </w:r>
+      <w:bookmarkEnd w:id="10"/>
     </w:p>
     <w:p>
       <w:r>
@@ -1276,9 +3439,11 @@
       <w:pPr>
         <w:pStyle w:val="Heading3"/>
       </w:pPr>
+      <w:bookmarkStart w:id="11" w:name="_Toc228127130"/>
       <w:r>
         <w:t>Játék eleje</w:t>
       </w:r>
+      <w:bookmarkEnd w:id="11"/>
     </w:p>
     <w:p>
       <w:r>
@@ -1342,9 +3507,11 @@
       <w:pPr>
         <w:pStyle w:val="Heading3"/>
       </w:pPr>
+      <w:bookmarkStart w:id="12" w:name="_Toc228127131"/>
       <w:r>
         <w:t>Egy kor áttekintése</w:t>
       </w:r>
+      <w:bookmarkEnd w:id="12"/>
     </w:p>
     <w:p>
       <w:r>
@@ -1355,9 +3522,11 @@
       <w:pPr>
         <w:pStyle w:val="Heading3"/>
       </w:pPr>
+      <w:bookmarkStart w:id="13" w:name="_Toc228127132"/>
       <w:r>
         <w:t>Egy játékos köre</w:t>
       </w:r>
+      <w:bookmarkEnd w:id="13"/>
     </w:p>
     <w:p>
       <w:r>
@@ -1404,6 +3573,7 @@
         <w:ind w:left="714" w:hanging="357"/>
       </w:pPr>
       <w:r>
+        <w:lastRenderedPageBreak/>
         <w:t>Az épület megépítése:</w:t>
       </w:r>
     </w:p>
@@ -1434,7 +3604,6 @@
         <w:ind w:left="360"/>
       </w:pPr>
       <w:r>
-        <w:lastRenderedPageBreak/>
         <w:t>A játékos eldobja kártyáját és kap érte 2 érmét, illetve minden a játékosnál lévő sárga épületért 1-1 érmét kap. Az eldobott kártya egy külön pakliba kerül a</w:t>
       </w:r>
       <w:r>
@@ -1502,9 +3671,11 @@
       <w:pPr>
         <w:pStyle w:val="Heading3"/>
       </w:pPr>
+      <w:bookmarkStart w:id="14" w:name="_Toc228127133"/>
       <w:r>
         <w:t>Egy kor vége</w:t>
       </w:r>
+      <w:bookmarkEnd w:id="14"/>
     </w:p>
     <w:p>
       <w:r>
@@ -1525,9 +3696,11 @@
       <w:pPr>
         <w:pStyle w:val="Heading3"/>
       </w:pPr>
+      <w:bookmarkStart w:id="15" w:name="_Toc228127134"/>
       <w:r>
         <w:t>A játék vége és a győztes</w:t>
       </w:r>
+      <w:bookmarkEnd w:id="15"/>
     </w:p>
     <w:p>
       <w:r>
@@ -1555,6 +3728,7 @@
     </w:p>
     <w:p>
       <w:r>
+        <w:lastRenderedPageBreak/>
         <w:t>Ha a konfliktusjelzővel eléri az ellenfél fővárosát jelképező mezőt, a játékos azonnal megnyeri a játékot katonai fölénnyel.</w:t>
       </w:r>
     </w:p>
@@ -1573,7 +3747,6 @@
     </w:p>
     <w:p>
       <w:r>
-        <w:lastRenderedPageBreak/>
         <w:t>Valahányszor a játékos begyűjt kettő egyforma tudományos jelképet, azonnal választhat egy fejlődéskorongot a tábláról.</w:t>
       </w:r>
     </w:p>
@@ -1676,9 +3849,11 @@
       <w:pPr>
         <w:pStyle w:val="Heading3"/>
       </w:pPr>
+      <w:bookmarkStart w:id="16" w:name="_Toc228127135"/>
       <w:r>
         <w:t>Segédlet</w:t>
       </w:r>
+      <w:bookmarkEnd w:id="16"/>
     </w:p>
     <w:p>
       <w:r>
@@ -1750,6 +3925,7 @@
         </w:numPr>
       </w:pPr>
       <w:r>
+        <w:lastRenderedPageBreak/>
         <w:t>Jelképek leírása</w:t>
       </w:r>
     </w:p>
@@ -1766,6 +3942,26 @@
       </w:r>
     </w:p>
     <w:p>
+      <w:pPr>
+        <w:pStyle w:val="Heading2"/>
+      </w:pPr>
+      <w:bookmarkStart w:id="17" w:name="_Toc228127136"/>
+      <w:r>
+        <w:t>Többjátékos mód</w:t>
+      </w:r>
+      <w:bookmarkEnd w:id="17"/>
+    </w:p>
+    <w:p>
+      <w:pPr>
+        <w:pStyle w:val="Heading2"/>
+      </w:pPr>
+      <w:bookmarkStart w:id="18" w:name="_Toc228127137"/>
+      <w:r>
+        <w:t>Mesterséges intelligencia</w:t>
+      </w:r>
+      <w:bookmarkEnd w:id="18"/>
+    </w:p>
+    <w:p>
       <w:r>
         <w:br w:type="page"/>
       </w:r>
@@ -1774,38 +3970,105 @@
       <w:pPr>
         <w:pStyle w:val="Heading1"/>
       </w:pPr>
-      <w:bookmarkStart w:id="7" w:name="_Toc87521355"/>
+      <w:bookmarkStart w:id="19" w:name="_Toc228127138"/>
       <w:r>
         <w:lastRenderedPageBreak/>
         <w:t>Fejlesztői dokumentáció</w:t>
       </w:r>
-      <w:bookmarkEnd w:id="7"/>
+      <w:bookmarkEnd w:id="19"/>
     </w:p>
     <w:p>
       <w:pPr>
         <w:pStyle w:val="Heading2"/>
       </w:pPr>
+      <w:bookmarkStart w:id="20" w:name="_Toc228127139"/>
       <w:r>
         <w:t>Fejlesztői környezet és futtatás</w:t>
       </w:r>
-    </w:p>
-    <w:p/>
+      <w:bookmarkEnd w:id="20"/>
+    </w:p>
+    <w:p>
+      <w:pPr>
+        <w:rPr>
+          <w:lang w:eastAsia="zh-CN"/>
+        </w:rPr>
+      </w:pPr>
+      <w:r>
+        <w:rPr>
+          <w:lang w:eastAsia="zh-CN"/>
+        </w:rPr>
+        <w:t>A rendszer fejlesztése és futtatása több, egymástól jól elkülönülő technológiai környezetben történt. A különböző komponensek fejlesztéséhez eltérő eszközök és verziók kerültek alkalmazásra, igazodva az adott komponens technológiai és futásidejű követelményeihez.</w:t>
+      </w:r>
+    </w:p>
+    <w:p>
+      <w:pPr>
+        <w:rPr>
+          <w:lang w:eastAsia="zh-CN"/>
+        </w:rPr>
+      </w:pPr>
+      <w:r>
+        <w:rPr>
+          <w:lang w:eastAsia="zh-CN"/>
+        </w:rPr>
+        <w:t>A .NET alapú komponensek fejlesztése Microsoft Visual Studio 2022 fejlesztőkörnyezetben történt. A kliensalkalmazás megvalósítása .NET MAUI keretrendszer segítségével készült, .NET 9 célplatformra konfigurálva. A megoldás a .NET ökoszisztémán belül biztosítja a platformfüggetlen grafikus felhasználói felület kialakítását, valamint a közös kódbázis egyszerű karbantarthatóságát.</w:t>
+      </w:r>
+    </w:p>
+    <w:p>
+      <w:pPr>
+        <w:rPr>
+          <w:lang w:eastAsia="zh-CN"/>
+        </w:rPr>
+      </w:pPr>
+      <w:r>
+        <w:rPr>
+          <w:lang w:eastAsia="zh-CN"/>
+        </w:rPr>
+        <w:t>A szerveroldali komponensek és a játéklogika szintén .NET 9 környezetben készültek, egységesen a .NET MAUI alkalmazással kompatibilis konfigurációban. A fejlesztés során számos külső függőség került felhasználásra NuGet csomagok formájában, amelyek a webes kommunikációt, a perzisztenciát, az autentikációt és a mesterséges intelligencia futtatását támogatták. A konkrét csomagverziók a projekt konfigurációs fájljaiban kerülnek rögzítésre.</w:t>
+      </w:r>
+    </w:p>
+    <w:p>
+      <w:pPr>
+        <w:rPr>
+          <w:lang w:eastAsia="zh-CN"/>
+        </w:rPr>
+      </w:pPr>
+      <w:r>
+        <w:rPr>
+          <w:lang w:eastAsia="zh-CN"/>
+        </w:rPr>
+        <w:t>A mesterséges intelligencia tanításához különálló, Python alapú fejlesztési környezet került alkalmazásra. A tanítási folyamat Python 3.14.4 verzióban valósult meg, elkülönülten a .NET alapú futásidejű rendszertől. Ez a megközelítés lehetővé tette a tanításhoz szükséges eszköztár és könyvtárak rugalmas használatát, miközben a futásidejű alkalmazás stabilitása nem sérült.</w:t>
+      </w:r>
+    </w:p>
+    <w:p>
+      <w:pPr>
+        <w:rPr>
+          <w:lang w:eastAsia="zh-CN"/>
+        </w:rPr>
+      </w:pPr>
+      <w:r>
+        <w:rPr>
+          <w:lang w:eastAsia="zh-CN"/>
+        </w:rPr>
+        <w:t>A rendszer futtatása során a különböző komponensek egymástól elkülönítve indíthatók. A kliensalkalmazás a .NET futtatókörnyezeten belül kerül elindításra, míg a webszerver egy különálló szerverfolyamatként működik. A mesterséges intelligencia tanítása opcionálisan, a futásidejű rendszerrel párhuzamosan vagy attól teljesen függetlenül indítható.</w:t>
+      </w:r>
+    </w:p>
     <w:p>
       <w:pPr>
         <w:pStyle w:val="Heading2"/>
       </w:pPr>
-      <w:r>
+      <w:bookmarkStart w:id="21" w:name="_Toc228127140"/>
+      <w:r>
+        <w:lastRenderedPageBreak/>
         <w:t>Architektúra</w:t>
       </w:r>
+      <w:bookmarkEnd w:id="21"/>
     </w:p>
     <w:p>
       <w:pPr>
         <w:pStyle w:val="Heading3"/>
       </w:pPr>
-      <w:r>
-        <w:rPr>
-          <w:noProof/>
-        </w:rPr>
+      <w:bookmarkStart w:id="22" w:name="_Toc228127141"/>
+      <w:r>
         <w:drawing>
           <wp:anchor distT="0" distB="0" distL="114300" distR="114300" simplePos="0" relativeHeight="251659264" behindDoc="0" locked="0" layoutInCell="1" allowOverlap="1" wp14:anchorId="568B8774" wp14:editId="52270999">
             <wp:simplePos x="0" y="0"/>
@@ -1859,19 +4122,22 @@
       <w:r>
         <w:t>Komponens diagram</w:t>
       </w:r>
+      <w:bookmarkEnd w:id="22"/>
     </w:p>
     <w:p>
       <w:pPr>
         <w:pStyle w:val="Heading3"/>
       </w:pPr>
+      <w:bookmarkStart w:id="23" w:name="_Toc228127142"/>
       <w:r>
         <w:t>Komponensek leírása</w:t>
       </w:r>
-    </w:p>
-    <w:p>
-      <w:pPr>
-        <w:rPr>
-          <w:lang w:val="en-US" w:eastAsia="zh-CN"/>
+      <w:bookmarkEnd w:id="23"/>
+    </w:p>
+    <w:p>
+      <w:pPr>
+        <w:rPr>
+          <w:lang w:eastAsia="zh-CN"/>
         </w:rPr>
       </w:pPr>
       <w:r>
@@ -1899,114 +4165,25 @@
           <w:lang w:eastAsia="zh-CN"/>
         </w:rPr>
         <w:br/>
-      </w:r>
-      <w:r>
-        <w:rPr>
-          <w:lang w:val="en-US" w:eastAsia="zh-CN"/>
-        </w:rPr>
-        <w:t xml:space="preserve">A </w:t>
-      </w:r>
-      <w:proofErr w:type="spellStart"/>
-      <w:r>
-        <w:rPr>
-          <w:lang w:val="en-US" w:eastAsia="zh-CN"/>
-        </w:rPr>
-        <w:t>komponensek</w:t>
-      </w:r>
-      <w:proofErr w:type="spellEnd"/>
-      <w:r>
-        <w:rPr>
-          <w:lang w:val="en-US" w:eastAsia="zh-CN"/>
-        </w:rPr>
-        <w:t xml:space="preserve"> </w:t>
-      </w:r>
-      <w:proofErr w:type="spellStart"/>
-      <w:r>
-        <w:rPr>
-          <w:lang w:val="en-US" w:eastAsia="zh-CN"/>
-        </w:rPr>
-        <w:t>kialakítása</w:t>
-      </w:r>
-      <w:proofErr w:type="spellEnd"/>
-      <w:r>
-        <w:rPr>
-          <w:lang w:val="en-US" w:eastAsia="zh-CN"/>
-        </w:rPr>
-        <w:t xml:space="preserve"> a </w:t>
-      </w:r>
-      <w:proofErr w:type="spellStart"/>
-      <w:r>
-        <w:rPr>
-          <w:lang w:val="en-US" w:eastAsia="zh-CN"/>
-        </w:rPr>
-        <w:t>korábban</w:t>
-      </w:r>
-      <w:proofErr w:type="spellEnd"/>
-      <w:r>
-        <w:rPr>
-          <w:lang w:val="en-US" w:eastAsia="zh-CN"/>
-        </w:rPr>
-        <w:t xml:space="preserve"> </w:t>
-      </w:r>
-      <w:proofErr w:type="spellStart"/>
-      <w:r>
-        <w:rPr>
-          <w:lang w:val="en-US" w:eastAsia="zh-CN"/>
-        </w:rPr>
-        <w:t>ismertetett</w:t>
-      </w:r>
-      <w:proofErr w:type="spellEnd"/>
-      <w:r>
-        <w:rPr>
-          <w:lang w:val="en-US" w:eastAsia="zh-CN"/>
-        </w:rPr>
-        <w:t xml:space="preserve"> </w:t>
-      </w:r>
-      <w:proofErr w:type="spellStart"/>
-      <w:r>
-        <w:rPr>
-          <w:lang w:val="en-US" w:eastAsia="zh-CN"/>
-        </w:rPr>
-        <w:t>architektúrát</w:t>
-      </w:r>
-      <w:proofErr w:type="spellEnd"/>
-      <w:r>
-        <w:rPr>
-          <w:lang w:val="en-US" w:eastAsia="zh-CN"/>
-        </w:rPr>
-        <w:t xml:space="preserve"> </w:t>
-      </w:r>
-      <w:proofErr w:type="spellStart"/>
-      <w:r>
-        <w:rPr>
-          <w:lang w:val="en-US" w:eastAsia="zh-CN"/>
-        </w:rPr>
-        <w:t>követi</w:t>
-      </w:r>
-      <w:proofErr w:type="spellEnd"/>
-      <w:r>
-        <w:rPr>
-          <w:lang w:val="en-US" w:eastAsia="zh-CN"/>
-        </w:rPr>
-        <w:t>.</w:t>
+        <w:t>A komponensek kialakítása a korábban ismertetett architektúrát követi.</w:t>
       </w:r>
     </w:p>
     <w:p>
       <w:pPr>
         <w:pStyle w:val="Heading4"/>
         <w:rPr>
-          <w:lang w:val="en-US" w:eastAsia="zh-CN"/>
-        </w:rPr>
-      </w:pPr>
-      <w:r>
-        <w:rPr>
-          <w:lang w:val="en-US" w:eastAsia="zh-CN"/>
+          <w:lang w:eastAsia="zh-CN"/>
+        </w:rPr>
+      </w:pPr>
+      <w:r>
+        <w:rPr>
+          <w:lang w:eastAsia="zh-CN"/>
         </w:rPr>
         <w:t>Client A</w:t>
       </w:r>
       <w:r>
         <w:rPr>
-          <w:lang w:val="en-US" w:eastAsia="zh-CN"/>
+          <w:lang w:eastAsia="zh-CN"/>
         </w:rPr>
         <w:t>pplication</w:t>
       </w:r>
@@ -2018,52 +4195,49 @@
     </w:p>
     <w:p>
       <w:r>
-        <w:t xml:space="preserve">A kliensalkalmazás a Game Engine és a Presenter komponensekkel együttműködve jeleníti meg a játék állapotát, miközben a játékszabályok értelmezését nem végzi el. A technológiai </w:t>
-      </w:r>
-      <w:r>
+        <w:t>A kliensalkalmazás a Game Engine és a Presenter komponensekkel együttműködve jeleníti meg a játék állapotát, miközben a játékszabályok értelmezését nem végzi el. A technológiai megvalósítás .NET MAUI környezetben történik, amely lehetővé teszi a platformfüggetlen futtatást.</w:t>
+      </w:r>
+    </w:p>
+    <w:p>
+      <w:pPr>
+        <w:pStyle w:val="Heading4"/>
+        <w:rPr>
+          <w:lang w:eastAsia="zh-CN"/>
+        </w:rPr>
+      </w:pPr>
+      <w:r>
+        <w:rPr>
+          <w:lang w:eastAsia="zh-CN"/>
+        </w:rPr>
         <w:lastRenderedPageBreak/>
-        <w:t>megvalósítás .NET MAUI környezetben történik, amely lehetővé teszi a platformfüggetlen futtatást.</w:t>
+        <w:t>Presenter</w:t>
+      </w:r>
+    </w:p>
+    <w:p>
+      <w:r>
+        <w:t>A Presenter komponens felel a játék futásidejű megjelenítése és a játéklogika közötti kapcsolat kezeléséért. Feladata a Game Engine által biztosított objektumok (GameObject-ek) és a Game Logic komponensben található domain szintű objektumok közötti kötés (binding) megvalósítása.</w:t>
+      </w:r>
+    </w:p>
+    <w:p>
+      <w:pPr>
+        <w:rPr>
+          <w:lang w:eastAsia="zh-CN"/>
+        </w:rPr>
+      </w:pPr>
+      <w:r>
+        <w:t>A komponens kezeli a játéklogikában keletkező eseményeket, és ezek alapján engine-specifikus műveleteket indít, például vizuális állapotváltozásokat vagy animációk elindítását. A Presenter nem tartalmaz játékszabályokat, kizárólag közvetítő szerepet tölt be, ezzel biztosítva a Game Logic és a Game Engine laza csatolását.</w:t>
       </w:r>
     </w:p>
     <w:p>
       <w:pPr>
         <w:pStyle w:val="Heading4"/>
         <w:rPr>
-          <w:lang w:val="en-US" w:eastAsia="zh-CN"/>
-        </w:rPr>
-      </w:pPr>
-      <w:r>
-        <w:rPr>
-          <w:lang w:val="en-US" w:eastAsia="zh-CN"/>
-        </w:rPr>
-        <w:t>Presenter</w:t>
-      </w:r>
-    </w:p>
-    <w:p>
-      <w:r>
-        <w:t>A Presenter komponens felel a játék futásidejű megjelenítése és a játéklogika közötti kapcsolat kezeléséért. Feladata a Game Engine által biztosított objektumok (GameObject-ek) és a Game Logic komponensben található domain szintű objektumok közötti kötés (binding) megvalósítása.</w:t>
-      </w:r>
-    </w:p>
-    <w:p>
-      <w:pPr>
-        <w:rPr>
-          <w:lang w:eastAsia="zh-CN"/>
-        </w:rPr>
-      </w:pPr>
-      <w:r>
-        <w:t>A komponens kezeli a játéklogikában keletkező eseményeket, és ezek alapján engine-specifikus műveleteket indít, például vizuális állapotváltozásokat vagy animációk elindítását. A Presenter nem tartalmaz játékszabályokat, kizárólag közvetítő szerepet tölt be, ezzel biztosítva a Game Logic és a Game Engine laza csatolását.</w:t>
-      </w:r>
-    </w:p>
-    <w:p>
-      <w:pPr>
-        <w:pStyle w:val="Heading4"/>
-        <w:rPr>
-          <w:lang w:val="en-US" w:eastAsia="zh-CN"/>
-        </w:rPr>
-      </w:pPr>
-      <w:r>
-        <w:rPr>
-          <w:lang w:val="en-US" w:eastAsia="zh-CN"/>
+          <w:lang w:eastAsia="zh-CN"/>
+        </w:rPr>
+      </w:pPr>
+      <w:r>
+        <w:rPr>
+          <w:lang w:eastAsia="zh-CN"/>
         </w:rPr>
         <w:t>Game Engine</w:t>
       </w:r>
@@ -2091,12 +4265,12 @@
       <w:pPr>
         <w:pStyle w:val="Heading4"/>
         <w:rPr>
-          <w:lang w:val="en-US" w:eastAsia="zh-CN"/>
-        </w:rPr>
-      </w:pPr>
-      <w:r>
-        <w:rPr>
-          <w:lang w:val="en-US" w:eastAsia="zh-CN"/>
+          <w:lang w:eastAsia="zh-CN"/>
+        </w:rPr>
+      </w:pPr>
+      <w:r>
+        <w:rPr>
+          <w:lang w:eastAsia="zh-CN"/>
         </w:rPr>
         <w:t>Game Logic</w:t>
       </w:r>
@@ -2128,35 +4302,35 @@
       <w:pPr>
         <w:pStyle w:val="Heading4"/>
         <w:rPr>
-          <w:lang w:val="en-US" w:eastAsia="zh-CN"/>
-        </w:rPr>
-      </w:pPr>
-      <w:r>
-        <w:rPr>
-          <w:lang w:val="en-US" w:eastAsia="zh-CN"/>
-        </w:rPr>
+          <w:lang w:eastAsia="zh-CN"/>
+        </w:rPr>
+      </w:pPr>
+      <w:r>
+        <w:rPr>
+          <w:lang w:eastAsia="zh-CN"/>
+        </w:rPr>
+        <w:t>AI Model</w:t>
+      </w:r>
+      <w:r>
+        <w:rPr>
+          <w:lang w:eastAsia="zh-CN"/>
+        </w:rPr>
+        <w:t xml:space="preserve"> Runtime</w:t>
+      </w:r>
+    </w:p>
+    <w:p>
+      <w:r>
+        <w:t>Az AI Model Runtime komponens felel a betanított mesterséges intelligencia modell futásidejű használatáért. A modell tanítása különálló, Python alapú környezetben történik, majd a tanítás eredményeként létrejövő modell ONNX formátumban kerül mentésre.</w:t>
+      </w:r>
+    </w:p>
+    <w:p>
+      <w:pPr>
+        <w:rPr>
+          <w:lang w:eastAsia="zh-CN"/>
+        </w:rPr>
+      </w:pPr>
+      <w:r>
         <w:lastRenderedPageBreak/>
-        <w:t>AI Model</w:t>
-      </w:r>
-      <w:r>
-        <w:rPr>
-          <w:lang w:val="en-US" w:eastAsia="zh-CN"/>
-        </w:rPr>
-        <w:t xml:space="preserve"> Runtime</w:t>
-      </w:r>
-    </w:p>
-    <w:p>
-      <w:r>
-        <w:t>Az AI Model Runtime komponens felel a betanított mesterséges intelligencia modell futásidejű használatáért. A modell tanítása különálló, Python alapú környezetben történik, majd a tanítás eredményeként létrejövő modell ONNX formátumban kerül mentésre.</w:t>
-      </w:r>
-    </w:p>
-    <w:p>
-      <w:pPr>
-        <w:rPr>
-          <w:lang w:val="en-US" w:eastAsia="zh-CN"/>
-        </w:rPr>
-      </w:pPr>
-      <w:r>
         <w:t>A futásidőben alkalmazott komponens az ONNX modell betöltését és kiértékelését ML.NET segítségével valósítja meg, így a játéklogika natív .NET környezetben, hatékonyan képes a modell által szolgáltatott predikciók felhasználására. A komponens kizárólag inference feladatokat lát el, tanítást nem végez.</w:t>
       </w:r>
     </w:p>
@@ -2164,12 +4338,12 @@
       <w:pPr>
         <w:pStyle w:val="Heading4"/>
         <w:rPr>
-          <w:lang w:val="en-US" w:eastAsia="zh-CN"/>
-        </w:rPr>
-      </w:pPr>
-      <w:r>
-        <w:rPr>
-          <w:lang w:val="en-US" w:eastAsia="zh-CN"/>
+          <w:lang w:eastAsia="zh-CN"/>
+        </w:rPr>
+      </w:pPr>
+      <w:r>
+        <w:rPr>
+          <w:lang w:eastAsia="zh-CN"/>
         </w:rPr>
         <w:t>Web Server</w:t>
       </w:r>
@@ -2182,7 +4356,7 @@
     <w:p>
       <w:pPr>
         <w:rPr>
-          <w:lang w:val="en-US" w:eastAsia="zh-CN"/>
+          <w:lang w:eastAsia="zh-CN"/>
         </w:rPr>
       </w:pPr>
       <w:r>
@@ -2193,12 +4367,12 @@
       <w:pPr>
         <w:pStyle w:val="Heading4"/>
         <w:rPr>
-          <w:lang w:val="en-US" w:eastAsia="zh-CN"/>
-        </w:rPr>
-      </w:pPr>
-      <w:r>
-        <w:rPr>
-          <w:lang w:val="en-US" w:eastAsia="zh-CN"/>
+          <w:lang w:eastAsia="zh-CN"/>
+        </w:rPr>
+      </w:pPr>
+      <w:r>
+        <w:rPr>
+          <w:lang w:eastAsia="zh-CN"/>
         </w:rPr>
         <w:t>AI Trainer</w:t>
       </w:r>
@@ -2222,12 +4396,12 @@
       <w:pPr>
         <w:pStyle w:val="Heading4"/>
         <w:rPr>
-          <w:lang w:val="en-US" w:eastAsia="zh-CN"/>
-        </w:rPr>
-      </w:pPr>
-      <w:r>
-        <w:rPr>
-          <w:lang w:val="en-US" w:eastAsia="zh-CN"/>
+          <w:lang w:eastAsia="zh-CN"/>
+        </w:rPr>
+      </w:pPr>
+      <w:r>
+        <w:rPr>
+          <w:lang w:eastAsia="zh-CN"/>
         </w:rPr>
         <w:t>Database</w:t>
       </w:r>
@@ -2249,13 +4423,14 @@
           <w:lang w:eastAsia="zh-CN"/>
         </w:rPr>
       </w:pPr>
-      <w:r>
-        <w:rPr>
-          <w:lang w:eastAsia="zh-CN"/>
-        </w:rPr>
-        <w:lastRenderedPageBreak/>
+      <w:bookmarkStart w:id="24" w:name="_Toc228127143"/>
+      <w:r>
+        <w:rPr>
+          <w:lang w:eastAsia="zh-CN"/>
+        </w:rPr>
         <w:t>Implementáció</w:t>
       </w:r>
+      <w:bookmarkEnd w:id="24"/>
     </w:p>
     <w:p>
       <w:pPr>
@@ -2281,6 +4456,12 @@
           <w:lang w:eastAsia="zh-CN"/>
         </w:rPr>
         <w:br/>
+      </w:r>
+      <w:r>
+        <w:rPr>
+          <w:lang w:eastAsia="zh-CN"/>
+        </w:rPr>
+        <w:lastRenderedPageBreak/>
         <w:t>A leírás célja a rendszer működésének és belső felépítésének áttekinthető bemutatása, a lényeges megoldások kiemelésével.</w:t>
       </w:r>
     </w:p>
@@ -2291,12 +4472,14 @@
           <w:lang w:eastAsia="zh-CN"/>
         </w:rPr>
       </w:pPr>
+      <w:bookmarkStart w:id="25" w:name="_Toc228127144"/>
       <w:r>
         <w:rPr>
           <w:lang w:eastAsia="zh-CN"/>
         </w:rPr>
         <w:t>Technológiai környezet</w:t>
       </w:r>
+      <w:bookmarkEnd w:id="25"/>
     </w:p>
     <w:p>
       <w:pPr>
@@ -2385,104 +4568,14 @@
     <w:p>
       <w:pPr>
         <w:rPr>
-          <w:lang w:val="en-US" w:eastAsia="zh-CN"/>
-        </w:rPr>
-      </w:pPr>
-      <w:r>
-        <w:rPr>
-          <w:lang w:eastAsia="zh-CN"/>
-        </w:rPr>
-        <w:t xml:space="preserve">A mesterséges intelligencia futásidejű kiértékelése ML.NET segítségével történik. </w:t>
-      </w:r>
-      <w:r>
-        <w:rPr>
-          <w:lang w:val="en-US" w:eastAsia="zh-CN"/>
-        </w:rPr>
-        <w:t xml:space="preserve">A </w:t>
-      </w:r>
-      <w:proofErr w:type="spellStart"/>
-      <w:r>
-        <w:rPr>
-          <w:lang w:val="en-US" w:eastAsia="zh-CN"/>
-        </w:rPr>
-        <w:t>betanított</w:t>
-      </w:r>
-      <w:proofErr w:type="spellEnd"/>
-      <w:r>
-        <w:rPr>
-          <w:lang w:val="en-US" w:eastAsia="zh-CN"/>
-        </w:rPr>
-        <w:t xml:space="preserve"> ONNX </w:t>
-      </w:r>
-      <w:proofErr w:type="spellStart"/>
-      <w:r>
-        <w:rPr>
-          <w:lang w:val="en-US" w:eastAsia="zh-CN"/>
-        </w:rPr>
-        <w:t>modellek</w:t>
-      </w:r>
-      <w:proofErr w:type="spellEnd"/>
-      <w:r>
-        <w:rPr>
-          <w:lang w:val="en-US" w:eastAsia="zh-CN"/>
-        </w:rPr>
-        <w:t xml:space="preserve"> </w:t>
-      </w:r>
-      <w:proofErr w:type="spellStart"/>
-      <w:r>
-        <w:rPr>
-          <w:lang w:val="en-US" w:eastAsia="zh-CN"/>
-        </w:rPr>
-        <w:t>infrastruktúra-független</w:t>
-      </w:r>
-      <w:proofErr w:type="spellEnd"/>
-      <w:r>
-        <w:rPr>
-          <w:lang w:val="en-US" w:eastAsia="zh-CN"/>
-        </w:rPr>
-        <w:t xml:space="preserve"> </w:t>
-      </w:r>
-      <w:proofErr w:type="spellStart"/>
-      <w:r>
-        <w:rPr>
-          <w:lang w:val="en-US" w:eastAsia="zh-CN"/>
-        </w:rPr>
-        <w:t>módon</w:t>
-      </w:r>
-      <w:proofErr w:type="spellEnd"/>
-      <w:r>
-        <w:rPr>
-          <w:lang w:val="en-US" w:eastAsia="zh-CN"/>
-        </w:rPr>
-        <w:t xml:space="preserve"> </w:t>
-      </w:r>
-      <w:proofErr w:type="spellStart"/>
-      <w:r>
-        <w:rPr>
-          <w:lang w:val="en-US" w:eastAsia="zh-CN"/>
-        </w:rPr>
-        <w:t>kerülnek</w:t>
-      </w:r>
-      <w:proofErr w:type="spellEnd"/>
-      <w:r>
-        <w:rPr>
-          <w:lang w:val="en-US" w:eastAsia="zh-CN"/>
-        </w:rPr>
-        <w:t xml:space="preserve"> </w:t>
-      </w:r>
-      <w:proofErr w:type="spellStart"/>
-      <w:r>
-        <w:rPr>
-          <w:lang w:val="en-US" w:eastAsia="zh-CN"/>
-        </w:rPr>
-        <w:t>felhasználásra</w:t>
-      </w:r>
-      <w:proofErr w:type="spellEnd"/>
-      <w:r>
-        <w:rPr>
-          <w:lang w:val="en-US" w:eastAsia="zh-CN"/>
-        </w:rPr>
-        <w:t>.</w:t>
+          <w:lang w:eastAsia="zh-CN"/>
+        </w:rPr>
+      </w:pPr>
+      <w:r>
+        <w:rPr>
+          <w:lang w:eastAsia="zh-CN"/>
+        </w:rPr>
+        <w:t>A mesterséges intelligencia futásidejű kiértékelése ML.NET segítségével történik. A betanított ONNX modellek infrastruktúra-független módon kerülnek felhasználásra.</w:t>
       </w:r>
     </w:p>
     <w:p>
@@ -2597,6 +4690,7 @@
           <w:lang w:eastAsia="zh-CN"/>
         </w:rPr>
       </w:pPr>
+      <w:bookmarkStart w:id="26" w:name="_Toc228127145"/>
       <w:r>
         <w:rPr>
           <w:lang w:eastAsia="zh-CN"/>
@@ -2604,6 +4698,7 @@
         <w:lastRenderedPageBreak/>
         <w:t>Projektstruktúra</w:t>
       </w:r>
+      <w:bookmarkEnd w:id="26"/>
     </w:p>
     <w:p>
       <w:pPr>
@@ -2711,19 +4806,7 @@
           <w:lang w:eastAsia="zh-CN"/>
         </w:rPr>
         <w:noBreakHyphen/>
-        <w:t xml:space="preserve">generálásért és </w:t>
-      </w:r>
-      <w:r>
-        <w:rPr>
-          <w:lang w:eastAsia="zh-CN"/>
-        </w:rPr>
-        <w:t xml:space="preserve">xml </w:t>
-      </w:r>
-      <w:r>
-        <w:rPr>
-          <w:lang w:eastAsia="zh-CN"/>
-        </w:rPr>
-        <w:t>szerializációért felelős komponensek, valamint egyéb, az alkalmazás különböző részeiben hasznos segédosztályok.</w:t>
+        <w:t>generálásért és xml szerializációért felelős komponensek, valamint egyéb, az alkalmazás különböző részeiben hasznos segédosztályok.</w:t>
       </w:r>
       <w:r>
         <w:rPr>
@@ -2750,7 +4833,7 @@
     <w:p>
       <w:pPr>
         <w:rPr>
-          <w:lang w:val="en-US" w:eastAsia="zh-CN"/>
+          <w:lang w:eastAsia="zh-CN"/>
         </w:rPr>
       </w:pPr>
       <w:r>
@@ -2812,19 +4895,7 @@
         <w:rPr>
           <w:lang w:eastAsia="zh-CN"/>
         </w:rPr>
-        <w:t xml:space="preserve"> projekt felel a játék</w:t>
-      </w:r>
-      <w:r>
-        <w:rPr>
-          <w:lang w:eastAsia="zh-CN"/>
-        </w:rPr>
-        <w:t>menet</w:t>
-      </w:r>
-      <w:r>
-        <w:rPr>
-          <w:lang w:eastAsia="zh-CN"/>
-        </w:rPr>
-        <w:t xml:space="preserve"> vizuális megjelenítéséért és a futásidejű technikai működésért. Itt találhatók azok az osztályok, amelyek a képernyőn megjelenítésre kerülnek, beleértve az animációk kezelése és a felhasználói bemenet feldolgozása során használt komponenseket.</w:t>
+        <w:t xml:space="preserve"> projekt felel a játékmenet vizuális megjelenítéséért és a futásidejű technikai működésért. Itt találhatók azok az osztályok, amelyek a képernyőn megjelenítésre kerülnek, beleértve az animációk kezelése és a felhasználói bemenet feldolgozása során használt komponenseket.</w:t>
       </w:r>
     </w:p>
     <w:p>
@@ -3190,19 +5261,7 @@
         <w:rPr>
           <w:lang w:eastAsia="zh-CN"/>
         </w:rPr>
-        <w:t xml:space="preserve">A SevenWonders.AI.Trainer.Server egy C# alapú </w:t>
-      </w:r>
-      <w:r>
-        <w:rPr>
-          <w:lang w:eastAsia="zh-CN"/>
-        </w:rPr>
-        <w:t>konzol alkalmazás</w:t>
-      </w:r>
-      <w:r>
-        <w:rPr>
-          <w:lang w:eastAsia="zh-CN"/>
-        </w:rPr>
-        <w:t>, amely a mesterséges intelligencia tanítását támogatja szerveroldalon. A tanítás folyamata egy egyszerű TCP socket kapcsolaton keresztül zajlik</w:t>
+        <w:t>A SevenWonders.AI.Trainer.Server egy C# alapú konzol alkalmazás, amely a mesterséges intelligencia tanítását támogatja szerveroldalon. A tanítás folyamata egy egyszerű TCP socket kapcsolaton keresztül zajlik</w:t>
       </w:r>
       <w:r>
         <w:rPr>
@@ -3282,19 +5341,7 @@
         <w:rPr>
           <w:lang w:eastAsia="zh-CN"/>
         </w:rPr>
-        <w:t>A SevenWonders.AI.Trainer Python alapú projekt a mesterséges intelligencia tanításának konfigurációját és vezérlését valósítja meg. A projekt felel a tanítás indításáért és leállításáért, valamint a tanítási folyamat során keletkező statisztikák, például a győzelmi arány naplózásáért is</w:t>
-      </w:r>
-      <w:r>
-        <w:rPr>
-          <w:lang w:eastAsia="zh-CN"/>
-        </w:rPr>
-        <w:t>, amely</w:t>
-      </w:r>
-      <w:r>
-        <w:rPr>
-          <w:lang w:eastAsia="zh-CN"/>
-        </w:rPr>
-        <w:t xml:space="preserve"> lehetővé teszi az AI teljesítményének folyamatos nyomon követését.</w:t>
+        <w:t>A SevenWonders.AI.Trainer Python alapú projekt a mesterséges intelligencia tanításának konfigurációját és vezérlését valósítja meg. A projekt felel a tanítás indításáért és leállításáért, valamint a tanítási folyamat során keletkező statisztikák, például a győzelmi arány naplózásáért is, amely lehetővé teszi az AI teljesítményének folyamatos nyomon követését.</w:t>
       </w:r>
       <w:r>
         <w:rPr>
@@ -3316,12 +5363,14 @@
           <w:lang w:eastAsia="zh-CN"/>
         </w:rPr>
       </w:pPr>
+      <w:bookmarkStart w:id="27" w:name="_Toc228127146"/>
       <w:r>
         <w:rPr>
           <w:lang w:eastAsia="zh-CN"/>
         </w:rPr>
         <w:t>Komponensek implementációja</w:t>
       </w:r>
+      <w:bookmarkEnd w:id="27"/>
     </w:p>
     <w:p>
       <w:pPr>
@@ -3347,2940 +5396,1306 @@
       <w:pPr>
         <w:pStyle w:val="Heading4"/>
         <w:rPr>
-          <w:lang w:val="en-US" w:eastAsia="zh-CN"/>
-        </w:rPr>
-      </w:pPr>
-      <w:r>
-        <w:rPr>
-          <w:lang w:val="en-US" w:eastAsia="zh-CN"/>
+          <w:lang w:eastAsia="zh-CN"/>
+        </w:rPr>
+      </w:pPr>
+      <w:r>
+        <w:rPr>
+          <w:lang w:eastAsia="zh-CN"/>
         </w:rPr>
         <w:t>Client Application</w:t>
       </w:r>
     </w:p>
     <w:p>
       <w:r>
-        <w:t xml:space="preserve">A Client Application </w:t>
-      </w:r>
-      <w:proofErr w:type="spellStart"/>
-      <w:r>
-        <w:t>komponens</w:t>
-      </w:r>
-      <w:proofErr w:type="spellEnd"/>
-      <w:r>
+        <w:t>A Client Application komponens megvalósítása a felhasználói interakciók kezelésére és a rendszer aktuális állapotának megjelenítésére összpontosít. A kliens oldalon nem kerül sor játékszabályok kiértékelésére vagy üzleti logika megvalósítására, ezeket kizárólag a megfelelő belső komponensek végzik.</w:t>
+      </w:r>
+    </w:p>
+    <w:p>
+      <w:r>
+        <w:lastRenderedPageBreak/>
+        <w:t>A kliensalkalmazás a Presenter komponenssel együttműködve továbbítja a felhasználói bemenetet, valamint fogadja azokat az állapotváltozásokat, amelyek a rendszer működéséből vagy a szerveroldali kommunikációból származnak.</w:t>
+      </w:r>
+    </w:p>
+    <w:p>
+      <w:pPr>
+        <w:rPr>
+          <w:lang w:eastAsia="zh-CN"/>
+        </w:rPr>
+      </w:pPr>
+    </w:p>
+    <w:p>
+      <w:pPr>
+        <w:pStyle w:val="Heading4"/>
+        <w:rPr>
+          <w:lang w:eastAsia="zh-CN"/>
+        </w:rPr>
+      </w:pPr>
+      <w:r>
+        <w:rPr>
+          <w:lang w:eastAsia="zh-CN"/>
+        </w:rPr>
+        <w:t>Presenter</w:t>
+      </w:r>
+    </w:p>
+    <w:p>
+      <w:r>
+        <w:t>A Presenter komponens implementációja a Game Logic és a Game Engine közötti kapcsolat gyakorlati megvalósítására épül. Feladata a domain szintű játékobjektumok és a megjelenítési rétegben használt GameObject</w:t>
+      </w:r>
+      <w:r>
+        <w:noBreakHyphen/>
+        <w:t>ek közötti kötés létrehozása és fenntartása.</w:t>
+      </w:r>
+    </w:p>
+    <w:p>
+      <w:r>
+        <w:t>A komponens feliratkozik a Game Logic által kibocsátott eseményekre, és azok bekövetkezésekor engine</w:t>
+      </w:r>
+      <w:r>
+        <w:noBreakHyphen/>
+        <w:t>specifikus műveleteket kezdeményez, például animációk elindítását vagy vizuális állapotváltozások végrehajtását. Ez a megoldás biztosítja, hogy a játékszabályok és a megjelenítéshez kapcsolódó logika egymástól elkülönülten maradjanak.</w:t>
+      </w:r>
+    </w:p>
+    <w:p>
+      <w:r>
+        <w:t>Az objektumok közötti kapcsolat inicializálása a játék elindítása előtt történik meg. Ebben a fázisban a Presenter lekérdezi a Game Engine és a Game Logic által biztosított releváns objektumokat, amelyeket kulcs–érték párok formájában tárol és ér el a későbbi működés során.</w:t>
+      </w:r>
+    </w:p>
+    <w:p>
+      <w:r>
+        <w:t>A komponens ezen felül olyan, megjelenítés nélküli GameObject</w:t>
+      </w:r>
+      <w:r>
+        <w:noBreakHyphen/>
+        <w:t>eket is kezel, amelyek kizárólag a térbeli elhelyezéshez szükséges információkat hordozzák. Ezek az objektumok meghatározzák az egyes elemek célpozícióját és orientációját, támogatva a játékbeli objektumok megfelelő mozgatását és animálását a jeleneten belül.</w:t>
+      </w:r>
+    </w:p>
+    <w:p>
+      <w:pPr>
+        <w:pStyle w:val="Heading4"/>
+        <w:rPr>
+          <w:lang w:eastAsia="zh-CN"/>
+        </w:rPr>
+      </w:pPr>
+      <w:r>
+        <w:rPr>
+          <w:lang w:eastAsia="zh-CN"/>
+        </w:rPr>
+        <w:t>Game Engine</w:t>
+      </w:r>
+    </w:p>
+    <w:p>
+      <w:pPr>
+        <w:rPr>
+          <w:lang w:eastAsia="zh-CN"/>
+        </w:rPr>
+      </w:pPr>
+      <w:r>
+        <w:rPr>
+          <w:lang w:eastAsia="zh-CN"/>
+        </w:rPr>
+        <w:t>A Game Engine komponens megvalósítása a játék grafikus megjelenítéséért és a futásidejű technikai működésért felel. Az implementáció SkiaSharp grafikus könyvtárra épül, amely hatékony és platformfüggetlen rajzolást tesz lehetővé a .NET környezeten belül.</w:t>
+      </w:r>
+    </w:p>
+    <w:p>
+      <w:pPr>
+        <w:rPr>
+          <w:lang w:eastAsia="zh-CN"/>
+        </w:rPr>
+      </w:pPr>
+      <w:r>
+        <w:rPr>
+          <w:lang w:eastAsia="zh-CN"/>
+        </w:rPr>
+        <w:t>Az engine belső felépítése több, jól elkülönített menedzser komponensre tagolódik. Az Input</w:t>
+      </w:r>
+      <w:r>
+        <w:rPr>
+          <w:b/>
+          <w:bCs/>
+          <w:lang w:eastAsia="zh-CN"/>
+        </w:rPr>
         <w:t xml:space="preserve"> </w:t>
       </w:r>
-      <w:proofErr w:type="spellStart"/>
-      <w:r>
-        <w:t>megvalósítása</w:t>
-      </w:r>
-      <w:proofErr w:type="spellEnd"/>
-      <w:r>
-        <w:t xml:space="preserve"> a </w:t>
-      </w:r>
-      <w:proofErr w:type="spellStart"/>
-      <w:r>
-        <w:t>felhasználói</w:t>
-      </w:r>
-      <w:proofErr w:type="spellEnd"/>
-      <w:r>
+      <w:r>
+        <w:rPr>
+          <w:lang w:eastAsia="zh-CN"/>
+        </w:rPr>
+        <w:t>Manager felel a felhasználói bemenetek feldolgozásáért, míg az Animation Manager az időalapú animációk kezelését végzi. Az Object Manager tartja nyilván és kezeli a játékban szereplő objektumokat, valamint gondoskodik a GameObject</w:t>
+      </w:r>
+      <w:r>
+        <w:rPr>
+          <w:lang w:eastAsia="zh-CN"/>
+        </w:rPr>
+        <w:noBreakHyphen/>
+        <w:t>ek és ButtonObject</w:t>
+      </w:r>
+      <w:r>
+        <w:rPr>
+          <w:lang w:eastAsia="zh-CN"/>
+        </w:rPr>
+        <w:noBreakHyphen/>
+        <w:t xml:space="preserve">ek </w:t>
+      </w:r>
+      <w:r>
+        <w:rPr>
+          <w:lang w:eastAsia="zh-CN"/>
+        </w:rPr>
+        <w:lastRenderedPageBreak/>
+        <w:t>feliratkoztatásáról az input eseményekre. A jelenetek kezelését a Scene Manager végzi, amely biztosítja az aktuálisan aktív képernyők és objektumcsoportok kezelését.</w:t>
+      </w:r>
+    </w:p>
+    <w:p>
+      <w:pPr>
+        <w:rPr>
+          <w:lang w:eastAsia="zh-CN"/>
+        </w:rPr>
+      </w:pPr>
+      <w:r>
+        <w:rPr>
+          <w:lang w:eastAsia="zh-CN"/>
+        </w:rPr>
+        <w:t>A rendszer központi eleme az Engine osztály, amely moduláris módon bővíthető további funkcionalitással. Az új komponensek az IComponent interfészen keresztül adhatók hozzá az engine</w:t>
+      </w:r>
+      <w:r>
+        <w:rPr>
+          <w:lang w:eastAsia="zh-CN"/>
+        </w:rPr>
+        <w:noBreakHyphen/>
+        <w:t>hez, ami lehetővé teszi a funkcionalitás rugalmas bővítését anélkül, hogy a meglévő kódstruktúrát módosítani kellene.</w:t>
+      </w:r>
+    </w:p>
+    <w:p>
+      <w:pPr>
+        <w:rPr>
+          <w:lang w:eastAsia="zh-CN"/>
+        </w:rPr>
+      </w:pPr>
+      <w:r>
+        <w:rPr>
+          <w:lang w:eastAsia="zh-CN"/>
+        </w:rPr>
+        <w:t>A megjelenítési réteg alapját különböző típusú objektumok alkotják, mint például a GameObject, TextLabel, ButtonObject és Texture osztályok. A rajzolás minden esetben előre betöltött textúrák alapján történik, az engine nem végez közvetlen képgenerálást futásidőben.</w:t>
+      </w:r>
+    </w:p>
+    <w:p>
+      <w:pPr>
+        <w:rPr>
+          <w:lang w:eastAsia="zh-CN"/>
+        </w:rPr>
+      </w:pPr>
+      <w:r>
+        <w:rPr>
+          <w:lang w:eastAsia="zh-CN"/>
+        </w:rPr>
+        <w:t>A Game Engine támogatja a dinamikus felbontáskezelést, és megfelelően reagál az ablakméret változására. Az átméretezés során a betöltött képek kisebb méretű változatai cache</w:t>
+      </w:r>
+      <w:r>
+        <w:rPr>
+          <w:lang w:eastAsia="zh-CN"/>
+        </w:rPr>
+        <w:noBreakHyphen/>
+        <w:t>elésre kerülnek, így elkerülhető a nagy felbontású textúrák folyamatos újraméretezése. Ez a megoldás jelentősen hozzájárul a teljesítmény fenntartásához, különösen nagy méretű képek használata esetén.</w:t>
+      </w:r>
+    </w:p>
+    <w:p>
+      <w:pPr>
+        <w:rPr>
+          <w:lang w:eastAsia="zh-CN"/>
+        </w:rPr>
+      </w:pPr>
+      <w:r>
+        <w:rPr>
+          <w:lang w:eastAsia="zh-CN"/>
+        </w:rPr>
+        <w:t>Az engine kialakítása során kiemelt szempont volt a felelősségek egyértelmű elkülönítése és a teljesítmény optimalizálása, így a komponens hatékonyan és megbízható módon képes kiszolgálni a játék megjelenítési és vezérlési igényeit.</w:t>
+      </w:r>
+    </w:p>
+    <w:p>
+      <w:pPr>
+        <w:pStyle w:val="Heading4"/>
+        <w:rPr>
+          <w:lang w:eastAsia="zh-CN"/>
+        </w:rPr>
+      </w:pPr>
+      <w:r>
+        <w:rPr>
+          <w:lang w:eastAsia="zh-CN"/>
+        </w:rPr>
+        <w:t>Game Logic</w:t>
+      </w:r>
+    </w:p>
+    <w:p>
+      <w:pPr>
+        <w:rPr>
+          <w:lang w:eastAsia="zh-CN"/>
+        </w:rPr>
+      </w:pPr>
+      <w:r>
+        <w:rPr>
+          <w:lang w:eastAsia="zh-CN"/>
+        </w:rPr>
+        <w:t>A Game Logic komponens megvalósítása a játék működését meghatározó üzleti logikát és állapotkezelést valósítja meg. A játékmenet irányítása és a játék aktuális állapotának kezelése több egymásra épülő tervezési minta alkalmazásával történik, kiemelten a State pattern használatával.</w:t>
+      </w:r>
+    </w:p>
+    <w:p>
+      <w:pPr>
+        <w:rPr>
+          <w:lang w:eastAsia="zh-CN"/>
+        </w:rPr>
+      </w:pPr>
+      <w:r>
+        <w:rPr>
+          <w:lang w:eastAsia="zh-CN"/>
+        </w:rPr>
+        <w:t xml:space="preserve">A játék fő állapotgépét egy elsődleges State pattern valósítja meg, amely három globális állapotot különböztet meg: ChooseWonderState, PlayingState és EndGameState. A játék fő vezérlési ciklusa, a </w:t>
+      </w:r>
+      <w:r>
+        <w:rPr>
+          <w:i/>
+          <w:iCs/>
+          <w:lang w:eastAsia="zh-CN"/>
+        </w:rPr>
+        <w:t>GameLoop</w:t>
+      </w:r>
+      <w:r>
+        <w:rPr>
+          <w:lang w:eastAsia="zh-CN"/>
+        </w:rPr>
+        <w:t>, addig fut, amíg a játék el nem éri az EndGameState állapotot, amely a játékmenet lezárását jelöli.</w:t>
+      </w:r>
+    </w:p>
+    <w:p>
+      <w:pPr>
+        <w:rPr>
+          <w:lang w:eastAsia="zh-CN"/>
+        </w:rPr>
+      </w:pPr>
+      <w:r>
+        <w:rPr>
+          <w:lang w:eastAsia="zh-CN"/>
+        </w:rPr>
+        <w:t xml:space="preserve">A PlayingState állapoton belül egy másodlagos State pattern került alkalmazásra, amely az egyes játékosok körén belüli állapotát modellezi. Ez a belső állapotgép három állapotból áll: </w:t>
+      </w:r>
+      <w:r>
+        <w:rPr>
+          <w:lang w:eastAsia="zh-CN"/>
+        </w:rPr>
+        <w:lastRenderedPageBreak/>
+        <w:t>PickCardState, MakeActionDecision és EndTurn. Amikor egy játékos eléri az EndTurn állapotot</w:t>
+      </w:r>
+      <w:r>
+        <w:rPr>
+          <w:lang w:eastAsia="zh-CN"/>
+        </w:rPr>
+        <w:t>, a j</w:t>
+      </w:r>
+      <w:r>
+        <w:rPr>
+          <w:lang w:eastAsia="zh-CN"/>
+        </w:rPr>
+        <w:t>á</w:t>
+      </w:r>
+      <w:r>
+        <w:rPr>
+          <w:lang w:eastAsia="zh-CN"/>
+        </w:rPr>
+        <w:t>tékban a következő játékos következik</w:t>
+      </w:r>
+      <w:r>
+        <w:rPr>
+          <w:lang w:eastAsia="zh-CN"/>
+        </w:rPr>
+        <w:t>.</w:t>
+      </w:r>
+    </w:p>
+    <w:p>
+      <w:pPr>
+        <w:rPr>
+          <w:lang w:eastAsia="zh-CN"/>
+        </w:rPr>
+      </w:pPr>
+      <w:r>
+        <w:rPr>
+          <w:lang w:eastAsia="zh-CN"/>
+        </w:rPr>
+        <w:t xml:space="preserve">A körök kezelését a TurnHandler osztály végzi, amely nemcsak a játékosok közötti váltásért felelős, hanem az olyan speciális eseteket is kezeli, amikor egy játékos </w:t>
+      </w:r>
+      <w:r>
+        <w:rPr>
+          <w:lang w:eastAsia="zh-CN"/>
+        </w:rPr>
+        <w:t>a NewTurn</w:t>
+      </w:r>
+      <w:r>
+        <w:rPr>
+          <w:lang w:eastAsia="zh-CN"/>
+        </w:rPr>
+        <w:t xml:space="preserve"> effekt hatására újra</w:t>
+      </w:r>
+      <w:r>
+        <w:rPr>
+          <w:lang w:eastAsia="zh-CN"/>
+        </w:rPr>
+        <w:t xml:space="preserve"> léphet</w:t>
+      </w:r>
+      <w:r>
+        <w:rPr>
+          <w:lang w:eastAsia="zh-CN"/>
+        </w:rPr>
+        <w:t>.</w:t>
+      </w:r>
+    </w:p>
+    <w:p>
+      <w:pPr>
+        <w:rPr>
+          <w:lang w:eastAsia="zh-CN"/>
+        </w:rPr>
+      </w:pPr>
+      <w:r>
+        <w:rPr>
+          <w:lang w:eastAsia="zh-CN"/>
+        </w:rPr>
+        <w:t>A játék statikus adatai</w:t>
+      </w:r>
+      <w:r>
+        <w:rPr>
+          <w:lang w:eastAsia="zh-CN"/>
+        </w:rPr>
         <w:t xml:space="preserve"> </w:t>
       </w:r>
-      <w:proofErr w:type="spellStart"/>
-      <w:r>
-        <w:t>interakciók</w:t>
-      </w:r>
-      <w:proofErr w:type="spellEnd"/>
-      <w:r>
-        <w:t xml:space="preserve"> </w:t>
-      </w:r>
-      <w:proofErr w:type="spellStart"/>
-      <w:r>
-        <w:t>kezelésére</w:t>
-      </w:r>
-      <w:proofErr w:type="spellEnd"/>
-      <w:r>
-        <w:t xml:space="preserve"> </w:t>
-      </w:r>
-      <w:proofErr w:type="spellStart"/>
-      <w:r>
-        <w:t>és</w:t>
-      </w:r>
-      <w:proofErr w:type="spellEnd"/>
-      <w:r>
-        <w:t xml:space="preserve"> a </w:t>
-      </w:r>
-      <w:proofErr w:type="spellStart"/>
-      <w:r>
-        <w:t>rendszer</w:t>
-      </w:r>
-      <w:proofErr w:type="spellEnd"/>
-      <w:r>
-        <w:t xml:space="preserve"> </w:t>
-      </w:r>
-      <w:proofErr w:type="spellStart"/>
-      <w:r>
-        <w:t>aktuális</w:t>
-      </w:r>
-      <w:proofErr w:type="spellEnd"/>
-      <w:r>
-        <w:t xml:space="preserve"> </w:t>
-      </w:r>
-      <w:proofErr w:type="spellStart"/>
-      <w:r>
-        <w:t>állapotának</w:t>
-      </w:r>
-      <w:proofErr w:type="spellEnd"/>
-      <w:r>
-        <w:t xml:space="preserve"> </w:t>
-      </w:r>
-      <w:proofErr w:type="spellStart"/>
-      <w:r>
-        <w:t>megjelenítésére</w:t>
-      </w:r>
-      <w:proofErr w:type="spellEnd"/>
-      <w:r>
-        <w:t xml:space="preserve"> </w:t>
-      </w:r>
-      <w:proofErr w:type="spellStart"/>
-      <w:r>
-        <w:t>összpontosít</w:t>
-      </w:r>
-      <w:proofErr w:type="spellEnd"/>
-      <w:r>
-        <w:t xml:space="preserve">. A </w:t>
-      </w:r>
-      <w:proofErr w:type="spellStart"/>
-      <w:r>
-        <w:t>kliens</w:t>
-      </w:r>
-      <w:proofErr w:type="spellEnd"/>
-      <w:r>
-        <w:t xml:space="preserve"> </w:t>
-      </w:r>
-      <w:proofErr w:type="spellStart"/>
-      <w:r>
-        <w:t>oldalon</w:t>
-      </w:r>
-      <w:proofErr w:type="spellEnd"/>
-      <w:r>
-        <w:t xml:space="preserve"> </w:t>
-      </w:r>
-      <w:proofErr w:type="spellStart"/>
-      <w:r>
-        <w:t>nem</w:t>
-      </w:r>
-      <w:proofErr w:type="spellEnd"/>
-      <w:r>
-        <w:t xml:space="preserve"> </w:t>
-      </w:r>
-      <w:proofErr w:type="spellStart"/>
-      <w:r>
-        <w:t>kerül</w:t>
-      </w:r>
-      <w:proofErr w:type="spellEnd"/>
-      <w:r>
-        <w:t xml:space="preserve"> </w:t>
-      </w:r>
-      <w:proofErr w:type="spellStart"/>
-      <w:r>
-        <w:t>sor</w:t>
-      </w:r>
-      <w:proofErr w:type="spellEnd"/>
-      <w:r>
-        <w:t xml:space="preserve"> </w:t>
-      </w:r>
-      <w:proofErr w:type="spellStart"/>
-      <w:r>
-        <w:t>játékszabályok</w:t>
-      </w:r>
-      <w:proofErr w:type="spellEnd"/>
-      <w:r>
-        <w:t xml:space="preserve"> </w:t>
-      </w:r>
-      <w:proofErr w:type="spellStart"/>
-      <w:r>
-        <w:t>kiértékelésére</w:t>
-      </w:r>
-      <w:proofErr w:type="spellEnd"/>
-      <w:r>
-        <w:t xml:space="preserve"> </w:t>
-      </w:r>
-      <w:proofErr w:type="spellStart"/>
-      <w:r>
-        <w:t>vagy</w:t>
-      </w:r>
-      <w:proofErr w:type="spellEnd"/>
-      <w:r>
-        <w:t xml:space="preserve"> </w:t>
-      </w:r>
-      <w:proofErr w:type="spellStart"/>
-      <w:r>
-        <w:t>üzleti</w:t>
-      </w:r>
-      <w:proofErr w:type="spellEnd"/>
-      <w:r>
-        <w:t xml:space="preserve"> </w:t>
-      </w:r>
-      <w:proofErr w:type="spellStart"/>
-      <w:r>
-        <w:t>logika</w:t>
-      </w:r>
-      <w:proofErr w:type="spellEnd"/>
-      <w:r>
-        <w:t xml:space="preserve"> </w:t>
-      </w:r>
-      <w:proofErr w:type="spellStart"/>
-      <w:r>
-        <w:t>megvalósítására</w:t>
-      </w:r>
-      <w:proofErr w:type="spellEnd"/>
-      <w:r>
-        <w:t xml:space="preserve">, </w:t>
-      </w:r>
-      <w:proofErr w:type="spellStart"/>
-      <w:r>
-        <w:t>ezeket</w:t>
-      </w:r>
-      <w:proofErr w:type="spellEnd"/>
-      <w:r>
-        <w:t xml:space="preserve"> </w:t>
-      </w:r>
-      <w:proofErr w:type="spellStart"/>
-      <w:r>
-        <w:t>kizárólag</w:t>
-      </w:r>
-      <w:proofErr w:type="spellEnd"/>
-      <w:r>
-        <w:t xml:space="preserve"> a </w:t>
-      </w:r>
-      <w:proofErr w:type="spellStart"/>
-      <w:r>
-        <w:t>megfelelő</w:t>
-      </w:r>
-      <w:proofErr w:type="spellEnd"/>
-      <w:r>
-        <w:t xml:space="preserve"> </w:t>
-      </w:r>
-      <w:proofErr w:type="spellStart"/>
-      <w:r>
-        <w:t>belső</w:t>
-      </w:r>
-      <w:proofErr w:type="spellEnd"/>
-      <w:r>
-        <w:t xml:space="preserve"> </w:t>
-      </w:r>
-      <w:proofErr w:type="spellStart"/>
-      <w:r>
-        <w:t>komponensek</w:t>
-      </w:r>
-      <w:proofErr w:type="spellEnd"/>
-      <w:r>
-        <w:t xml:space="preserve"> </w:t>
-      </w:r>
-      <w:proofErr w:type="spellStart"/>
-      <w:r>
-        <w:t>végzik</w:t>
-      </w:r>
-      <w:proofErr w:type="spellEnd"/>
-      <w:r>
-        <w:t>.</w:t>
-      </w:r>
-    </w:p>
-    <w:p>
-      <w:r>
+      <w:r>
+        <w:rPr>
+          <w:lang w:eastAsia="zh-CN"/>
+        </w:rPr>
+        <w:t>– például a kártyák, csodák, fejlesztések, kártyakompozíciók és a katonai jelző alapállapota – XML fájlokban kerülnek tárolásra. Ezek betöltését különálló factory osztályok végzik a játék inicializálása során, így az adatok forrása elkülönül a játékmenet logikájától.</w:t>
+      </w:r>
+    </w:p>
+    <w:p>
+      <w:pPr>
+        <w:rPr>
+          <w:lang w:eastAsia="zh-CN"/>
+        </w:rPr>
+      </w:pPr>
+      <w:r>
+        <w:rPr>
+          <w:lang w:eastAsia="zh-CN"/>
+        </w:rPr>
+        <w:t>A Game Logic komponens eseményvezérelt módon működik, amelyet egy IEventManager interfész tesz lehetővé. Ezen az interfészen keresztül külső komponensek feliratkozhatnak a játék során bekövetkező eseményekre, így a Game Logic nem függ közvetlenül a megjelenítési vagy vezérlési rétegtől.</w:t>
+      </w:r>
+    </w:p>
+    <w:p>
+      <w:pPr>
+        <w:rPr>
+          <w:lang w:eastAsia="zh-CN"/>
+        </w:rPr>
+      </w:pPr>
+      <w:r>
+        <w:rPr>
+          <w:lang w:eastAsia="zh-CN"/>
+        </w:rPr>
+        <w:t>A játékmenet speciális részeit külön handler osztályok valósítják meg. Az AgeHandler felelős a korszakok közötti átmenetek kezeléséért, míg a ChooseWonderHandler a csodák kiválasztásának és elosztásának logikáját kezeli a játék kezdeti szakaszában. A játékosok által végrehajtott műveletek feldolgozását a PlayerActionHandler végzi.</w:t>
+      </w:r>
+    </w:p>
+    <w:p>
+      <w:pPr>
+        <w:rPr>
+          <w:lang w:eastAsia="zh-CN"/>
+        </w:rPr>
+      </w:pPr>
+      <w:r>
+        <w:rPr>
+          <w:lang w:eastAsia="zh-CN"/>
+        </w:rPr>
+        <w:t>A PlayerActionHandler az IPlayerActionReceiver interfész segítségével kapja meg az aktuális játékos döntés</w:t>
+      </w:r>
+      <w:r>
+        <w:rPr>
+          <w:lang w:eastAsia="zh-CN"/>
+        </w:rPr>
+        <w:t>é</w:t>
+      </w:r>
+      <w:r>
+        <w:rPr>
+          <w:lang w:eastAsia="zh-CN"/>
+        </w:rPr>
+        <w:t>t. Az interfész implementációja külső komponensekben történik, így lehetőség van lokális játékos, szerveroldali játékos vagy kliens oldali, távoli játékos megvalósítására. Ennek köszönhetően a többjátékos mód támogatása különállóan valósítható meg, anélkül hogy a Game Logic komponens módosítását igényelné.</w:t>
+      </w:r>
+    </w:p>
+    <w:p>
+      <w:pPr>
+        <w:rPr>
+          <w:lang w:eastAsia="zh-CN"/>
+        </w:rPr>
+      </w:pPr>
+      <w:r>
+        <w:rPr>
+          <w:lang w:eastAsia="zh-CN"/>
+        </w:rPr>
+        <w:t xml:space="preserve">A Game Logic központi elemei a Game és a GameContext osztályok. A </w:t>
+      </w:r>
+      <w:r>
+        <w:rPr>
+          <w:i/>
+          <w:iCs/>
+          <w:lang w:eastAsia="zh-CN"/>
+        </w:rPr>
+        <w:t>Game</w:t>
+      </w:r>
+      <w:r>
+        <w:rPr>
+          <w:lang w:eastAsia="zh-CN"/>
+        </w:rPr>
+        <w:t xml:space="preserve"> osztály felelős a fő játékmeneti ciklus vezérléséért, míg a </w:t>
+      </w:r>
+      <w:r>
+        <w:rPr>
+          <w:i/>
+          <w:iCs/>
+          <w:lang w:eastAsia="zh-CN"/>
+        </w:rPr>
+        <w:t>GameContext</w:t>
+      </w:r>
+      <w:r>
+        <w:rPr>
+          <w:lang w:eastAsia="zh-CN"/>
+        </w:rPr>
+        <w:t xml:space="preserve"> kizárólag a különböző handler és interfész referenci</w:t>
+      </w:r>
+      <w:r>
+        <w:rPr>
+          <w:lang w:eastAsia="zh-CN"/>
+        </w:rPr>
+        <w:t>á</w:t>
+      </w:r>
+      <w:r>
+        <w:rPr>
+          <w:lang w:eastAsia="zh-CN"/>
+        </w:rPr>
+        <w:t xml:space="preserve">it tartalmazza. A két osztály elkülönítése elősegíti a felelősségek tiszta szétválasztását, valamint a Game Logic </w:t>
+      </w:r>
+      <w:r>
+        <w:rPr>
+          <w:lang w:eastAsia="zh-CN"/>
+        </w:rPr>
+        <w:t xml:space="preserve">komponens </w:t>
+      </w:r>
+      <w:r>
+        <w:rPr>
+          <w:lang w:eastAsia="zh-CN"/>
+        </w:rPr>
+        <w:t>könnyebb tesztelhetőségét és bővíthetőségét.</w:t>
+      </w:r>
+    </w:p>
+    <w:p>
+      <w:pPr>
+        <w:pStyle w:val="Heading4"/>
+        <w:rPr>
+          <w:lang w:eastAsia="zh-CN"/>
+        </w:rPr>
+      </w:pPr>
+      <w:r>
+        <w:rPr>
+          <w:lang w:eastAsia="zh-CN"/>
+        </w:rPr>
+        <w:lastRenderedPageBreak/>
+        <w:t>AI Model Runtime</w:t>
+      </w:r>
+    </w:p>
+    <w:p>
+      <w:pPr>
+        <w:rPr>
+          <w:lang w:eastAsia="zh-CN"/>
+        </w:rPr>
+      </w:pPr>
+      <w:r>
+        <w:rPr>
+          <w:lang w:eastAsia="zh-CN"/>
+        </w:rPr>
+        <w:t xml:space="preserve">Az AI Model Runtime komponens a betanított mesterséges intelligencia modell futásidejű használatáért felel. A megvalósítás a </w:t>
+      </w:r>
+      <w:r>
+        <w:rPr>
+          <w:i/>
+          <w:iCs/>
+          <w:lang w:eastAsia="zh-CN"/>
+        </w:rPr>
+        <w:t>SevenWonders.AI.Model</w:t>
+      </w:r>
+      <w:r>
+        <w:rPr>
+          <w:lang w:eastAsia="zh-CN"/>
+        </w:rPr>
+        <w:t xml:space="preserve"> projekten belül található AIModelHandler osztályra épül, amely az ONNX formátumban exportált modell betöltését és kiértékelését végzi.</w:t>
+      </w:r>
+    </w:p>
+    <w:p>
+      <w:pPr>
+        <w:rPr>
+          <w:lang w:eastAsia="zh-CN"/>
+        </w:rPr>
+      </w:pPr>
+      <w:r>
+        <w:rPr>
+          <w:lang w:eastAsia="zh-CN"/>
+        </w:rPr>
+        <w:t xml:space="preserve">A rendszer indulásakor az ONNX modellfájl és a hozzá tartozó </w:t>
+      </w:r>
+      <w:r>
+        <w:rPr>
+          <w:i/>
+          <w:iCs/>
+          <w:lang w:eastAsia="zh-CN"/>
+        </w:rPr>
+        <w:t>onnx.data</w:t>
+      </w:r>
+      <w:r>
+        <w:rPr>
+          <w:lang w:eastAsia="zh-CN"/>
+        </w:rPr>
+        <w:t xml:space="preserve"> fájl kimásolásra kerül egy különálló mappába. Erre azért van szükség, mert az ML.NET az ONNX modellek betöltése során nem képes a fájlokat közvetlenül beágyazott (erőforrásként kezelt) formában kezelni. A fájlok külső elérhetővé tétele biztosítja a modell későbbi zavartalan betöltését.</w:t>
+      </w:r>
+    </w:p>
+    <w:p>
+      <w:pPr>
+        <w:rPr>
+          <w:lang w:eastAsia="zh-CN"/>
+        </w:rPr>
+      </w:pPr>
+      <w:r>
+        <w:rPr>
+          <w:lang w:eastAsia="zh-CN"/>
+        </w:rPr>
+        <w:t>Az AIModelHandler az ONNX fájl alapján inicializálja a futásidejű session</w:t>
+      </w:r>
+      <w:r>
+        <w:rPr>
+          <w:lang w:eastAsia="zh-CN"/>
+        </w:rPr>
+        <w:noBreakHyphen/>
+        <w:t>t, majd ezen keresztül végzi a modell kiértékelését. A komponens felel a modell által visszaadott akciók feldolgozásáért és továbbításáért a Game Logic felé, azonban nem tartalmaz tanításhoz kapcsolódó funkcionalitást.</w:t>
+      </w:r>
+    </w:p>
+    <w:p>
+      <w:pPr>
+        <w:rPr>
+          <w:lang w:eastAsia="zh-CN"/>
+        </w:rPr>
+      </w:pPr>
+      <w:r>
+        <w:rPr>
+          <w:lang w:eastAsia="zh-CN"/>
+        </w:rPr>
+        <w:t>A döntéshozatali folyamat egységes kezelését az IAIDecisionHandler interfész biztosítja, amelyet az AIDecisionHandler osztály valósít meg. Ez az interfész közösen kerül felhasználásra a tanítási és a futásidejű környezetben is, így a két rendszer között egységes adatstruktúra és kommunikációs mechanizmus valósul meg.</w:t>
+      </w:r>
+    </w:p>
+    <w:p>
+      <w:pPr>
+        <w:rPr>
+          <w:lang w:eastAsia="zh-CN"/>
+        </w:rPr>
+      </w:pPr>
+      <w:r>
+        <w:rPr>
+          <w:lang w:eastAsia="zh-CN"/>
+        </w:rPr>
+        <w:t>Az AIModelHandler az IAIDecisionHandler.OnGameStateReceived eseményre iratkozik fel, amelyen keresztül megkapja a játék aktuális állapotát. Az esemény visszatérési értéke egy olyan objektum, amely tartalmazza a state vector</w:t>
+      </w:r>
+      <w:r>
+        <w:rPr>
+          <w:lang w:eastAsia="zh-CN"/>
+        </w:rPr>
+        <w:noBreakHyphen/>
+        <w:t>t, az action mask</w:t>
+      </w:r>
+      <w:r>
+        <w:rPr>
+          <w:lang w:eastAsia="zh-CN"/>
+        </w:rPr>
+        <w:noBreakHyphen/>
+        <w:t xml:space="preserve">ot, valamint a </w:t>
+      </w:r>
+      <w:r>
+        <w:rPr>
+          <w:i/>
+          <w:iCs/>
+          <w:lang w:eastAsia="zh-CN"/>
+        </w:rPr>
+        <w:t>terminated</w:t>
+      </w:r>
+      <w:r>
+        <w:rPr>
+          <w:lang w:eastAsia="zh-CN"/>
+        </w:rPr>
+        <w:t xml:space="preserve"> állapotot jelző értékeket. Ezek alapján történik meg a mesterséges intelligencia döntésének kiértékelése a futásidejű rendszerben.</w:t>
+      </w:r>
+    </w:p>
+    <w:p>
+      <w:pPr>
+        <w:rPr>
+          <w:lang w:eastAsia="zh-CN"/>
+        </w:rPr>
+      </w:pPr>
+      <w:r>
+        <w:rPr>
+          <w:lang w:eastAsia="zh-CN"/>
+        </w:rPr>
+        <w:t>A komponens kialakítása biztosítja, hogy a mesterséges intelligencia futtatása szorosan integrálódjon a játéklogikába, miközben a tanítási folyamattól és annak technológiai környezetétől teljes mértékben elkülönül.</w:t>
+      </w:r>
+    </w:p>
+    <w:p>
+      <w:pPr>
+        <w:pStyle w:val="Heading4"/>
+        <w:rPr>
+          <w:lang w:eastAsia="zh-CN"/>
+        </w:rPr>
+      </w:pPr>
+      <w:r>
+        <w:rPr>
+          <w:lang w:eastAsia="zh-CN"/>
+        </w:rPr>
+        <w:t>Web Server</w:t>
+      </w:r>
+    </w:p>
+    <w:p>
+      <w:pPr>
+        <w:rPr>
+          <w:lang w:eastAsia="zh-CN"/>
+        </w:rPr>
+      </w:pPr>
+      <w:r>
+        <w:rPr>
+          <w:lang w:eastAsia="zh-CN"/>
+        </w:rPr>
+        <w:t xml:space="preserve">A Web Server komponens implementációja a </w:t>
+      </w:r>
+      <w:r>
+        <w:rPr>
+          <w:i/>
+          <w:iCs/>
+          <w:lang w:eastAsia="zh-CN"/>
+        </w:rPr>
+        <w:t>SevenWonders.Web.Server.Model</w:t>
+      </w:r>
+      <w:r>
+        <w:rPr>
+          <w:lang w:eastAsia="zh-CN"/>
+        </w:rPr>
+        <w:t xml:space="preserve"> és a </w:t>
+      </w:r>
+      <w:r>
+        <w:rPr>
+          <w:i/>
+          <w:iCs/>
+          <w:lang w:eastAsia="zh-CN"/>
+        </w:rPr>
+        <w:t>SevenWonders.Web.Server</w:t>
+      </w:r>
+      <w:r>
+        <w:rPr>
+          <w:lang w:eastAsia="zh-CN"/>
+        </w:rPr>
+        <w:t xml:space="preserve"> projektek együttesére épül. A két projekt elkülönítése lehetővé teszi a szerveroldali üzleti logika és a futtatható hoszt környezet szétválasztását.</w:t>
+      </w:r>
+    </w:p>
+    <w:p>
+      <w:pPr>
+        <w:rPr>
+          <w:lang w:eastAsia="zh-CN"/>
+        </w:rPr>
+      </w:pPr>
+      <w:r>
+        <w:rPr>
+          <w:lang w:eastAsia="zh-CN"/>
+        </w:rPr>
         <w:lastRenderedPageBreak/>
         <w:t xml:space="preserve">A </w:t>
       </w:r>
-      <w:proofErr w:type="spellStart"/>
-      <w:r>
-        <w:t>kliensalkalmazás</w:t>
-      </w:r>
-      <w:proofErr w:type="spellEnd"/>
-      <w:r>
-        <w:t xml:space="preserve"> a Presenter </w:t>
-      </w:r>
-      <w:proofErr w:type="spellStart"/>
-      <w:r>
-        <w:t>komponenssel</w:t>
-      </w:r>
-      <w:proofErr w:type="spellEnd"/>
+      <w:r>
+        <w:rPr>
+          <w:i/>
+          <w:iCs/>
+          <w:lang w:eastAsia="zh-CN"/>
+        </w:rPr>
+        <w:t>SevenWonders.Web.Server</w:t>
+      </w:r>
+      <w:r>
+        <w:rPr>
+          <w:lang w:eastAsia="zh-CN"/>
+        </w:rPr>
+        <w:t xml:space="preserve"> projekt felelős a szerveroldali környezet inicializálásáért és az alkalmazás futtatásának konfigurálásáért. A szerver indulásakor a szükséges komponensek és szolgáltatások dependency injection segítségével kerülnek regisztrálásra és feloldásra, beleértve a szerveroldali logikát, a SignalR szolgáltatásokat, valamint az autentikációhoz kapcsolódó komponenseket.</w:t>
+      </w:r>
+    </w:p>
+    <w:p>
+      <w:pPr>
+        <w:rPr>
+          <w:lang w:eastAsia="zh-CN"/>
+        </w:rPr>
+      </w:pPr>
+      <w:r>
+        <w:rPr>
+          <w:lang w:eastAsia="zh-CN"/>
+        </w:rPr>
+        <w:t>A felhasználók hitelesítése JWT (JSON Web Token) alapú autentikációval valósul meg, amely biztosítja a kliens–szerver kommunikáció stateless jellegét. A felhasználói fiókok és jogosultságok kezelésére a Microsoft.AspNetCore.Identity keretrendszer kerül alkalmazásra, amely integrált módon támogatja a regisztrációt, bejelentkezést és a jelszókezelést.</w:t>
+      </w:r>
+    </w:p>
+    <w:p>
+      <w:pPr>
+        <w:rPr>
+          <w:lang w:eastAsia="zh-CN"/>
+        </w:rPr>
+      </w:pPr>
+      <w:r>
+        <w:rPr>
+          <w:lang w:eastAsia="zh-CN"/>
+        </w:rPr>
+        <w:t>A Web Server komponens végzi a perzisztens adatok szerveroldali kezelését is, amely az implementáció során Microsoft Entity Framework Core használatával valósul meg. Az adatbázishoz való hozzáférés kizárólag a szerveroldali komponenseken keresztül történik.</w:t>
+      </w:r>
+    </w:p>
+    <w:p>
+      <w:pPr>
+        <w:rPr>
+          <w:lang w:eastAsia="zh-CN"/>
+        </w:rPr>
+      </w:pPr>
+      <w:r>
+        <w:rPr>
+          <w:lang w:eastAsia="zh-CN"/>
+        </w:rPr>
+        <w:t xml:space="preserve">A </w:t>
+      </w:r>
+      <w:r>
+        <w:rPr>
+          <w:i/>
+          <w:iCs/>
+          <w:lang w:eastAsia="zh-CN"/>
+        </w:rPr>
+        <w:t>SevenWonders.Web.Server.Model</w:t>
+      </w:r>
+      <w:r>
+        <w:rPr>
+          <w:lang w:eastAsia="zh-CN"/>
+        </w:rPr>
+        <w:t xml:space="preserve"> projekt tartalmazza a webszerverhez kapcsolódó főbb üzleti logikát. Ennek központi eleme a GameManager osztály, amely az aktív játékpéldányok kezeléséért felelős. Az új játékok létrehozását a GameFactory osztály végzi, amely egy </w:t>
+      </w:r>
+      <w:r>
+        <w:rPr>
+          <w:i/>
+          <w:iCs/>
+          <w:lang w:eastAsia="zh-CN"/>
+        </w:rPr>
+        <w:t>IGame</w:t>
+      </w:r>
+      <w:r>
+        <w:rPr>
+          <w:lang w:eastAsia="zh-CN"/>
+        </w:rPr>
+        <w:t xml:space="preserve"> interfészt megvalósító példányt hoz létre, így a rendszer egyidejűleg több mérkőzés futtatására is képes.</w:t>
+      </w:r>
+    </w:p>
+    <w:p>
+      <w:pPr>
+        <w:rPr>
+          <w:lang w:eastAsia="zh-CN"/>
+        </w:rPr>
+      </w:pPr>
+      <w:r>
+        <w:rPr>
+          <w:lang w:eastAsia="zh-CN"/>
+        </w:rPr>
+        <w:t>A játékokhoz és várószobákhoz kapcsolódó állapotot a LobbyManager kezeli, amely a létrehozott szobák nyilvántartásáért és életciklusuk kezeléséért felelős. A csatlakozott kliensek kezelését a ClientManager osztály végzi, amely nyilvántartja az aktív kapcsolatokhoz tartozó kliensadatokat.</w:t>
+      </w:r>
+    </w:p>
+    <w:p>
+      <w:pPr>
+        <w:rPr>
+          <w:lang w:eastAsia="zh-CN"/>
+        </w:rPr>
+      </w:pPr>
+      <w:r>
+        <w:rPr>
+          <w:lang w:eastAsia="zh-CN"/>
+        </w:rPr>
+        <w:t>A kliensoldali kommunikáció belépési pontja a ServerHub osztály, amely a SignalR keretrendszeren keresztül kezeli a kliensek csatlakozását, valamint azokat a metódusokat tartalmazza, amelyeket a kliensoldal közvetlenül meghívhat. A szerveroldali üzenetküldés egységes módon a ServerService osztályon keresztül történik, amely támogatja az üzenetek célzott elküldését egyes klienseknek vagy SignalR csoportoknak.</w:t>
+      </w:r>
+    </w:p>
+    <w:p>
+      <w:pPr>
+        <w:rPr>
+          <w:lang w:eastAsia="zh-CN"/>
+        </w:rPr>
+      </w:pPr>
+      <w:r>
+        <w:rPr>
+          <w:lang w:eastAsia="zh-CN"/>
+        </w:rPr>
+        <w:t xml:space="preserve">A kliensek állapotának kezelésére a szerveroldalon State pattern került alkalmazásra. Ennek köszönhetően a rendszer megakadályozza az illegális vagy nem megengedett műveletek végrehajtását, miközben egyértelműen elkülöníti az egyes állapotokhoz tartozó logikát. A </w:t>
+      </w:r>
+      <w:r>
+        <w:rPr>
+          <w:lang w:eastAsia="zh-CN"/>
+        </w:rPr>
+        <w:lastRenderedPageBreak/>
+        <w:t>kliens az alábbi állapotok valamelyikében lehet: InMainMenu, InLobby, InMatchmaking és InGame. Az állapotváltások során a kliensek automatikusan a megfelelő SignalR csoportokba kerülnek, amely megkönnyíti a célzott kommunikáció megvalósítását.</w:t>
+      </w:r>
+    </w:p>
+    <w:p>
+      <w:pPr>
+        <w:rPr>
+          <w:lang w:eastAsia="zh-CN"/>
+        </w:rPr>
+      </w:pPr>
+      <w:r>
+        <w:rPr>
+          <w:lang w:eastAsia="zh-CN"/>
+        </w:rPr>
+        <w:t>A szerver kommunikációja kettős csatornán történik. A felhasználók bejelentkezése és regisztrációja HTTP alapú Web API</w:t>
+      </w:r>
+      <w:r>
+        <w:rPr>
+          <w:lang w:eastAsia="zh-CN"/>
+        </w:rPr>
+        <w:noBreakHyphen/>
+        <w:t>n keresztül valósul meg, míg a játék közbeni, valós idejű adatcsere és eseménykezelés SignalR használatával történik.</w:t>
+      </w:r>
+    </w:p>
+    <w:p>
+      <w:pPr>
+        <w:rPr>
+          <w:lang w:eastAsia="zh-CN"/>
+        </w:rPr>
+      </w:pPr>
+      <w:r>
+        <w:rPr>
+          <w:lang w:eastAsia="zh-CN"/>
+        </w:rPr>
+        <w:t>A várószobák és az aktív játékok egyedi azonosítását a LobbyCodeGenerator osztály biztosítja. Ez az osztály felelős a már létező kódok nyilvántartásáért, valamint új, ütközésmentes kódok generálásáért, amelyek egyértelműen azonosítják a különböző játékpéldányokat és szobákat.</w:t>
+      </w:r>
+    </w:p>
+    <w:p>
+      <w:pPr>
+        <w:pStyle w:val="Heading4"/>
+        <w:rPr>
+          <w:lang w:eastAsia="zh-CN"/>
+        </w:rPr>
+      </w:pPr>
+      <w:r>
+        <w:rPr>
+          <w:lang w:eastAsia="zh-CN"/>
+        </w:rPr>
+        <w:t>AI Trainer</w:t>
+      </w:r>
+    </w:p>
+    <w:p>
+      <w:pPr>
+        <w:rPr>
+          <w:lang w:eastAsia="zh-CN"/>
+        </w:rPr>
+      </w:pPr>
+      <w:r>
+        <w:rPr>
+          <w:lang w:eastAsia="zh-CN"/>
+        </w:rPr>
+        <w:t xml:space="preserve">Az AI Trainer komponens a mesterséges intelligencia modell betanításáért felel, és a </w:t>
+      </w:r>
+      <w:r>
+        <w:rPr>
+          <w:i/>
+          <w:iCs/>
+          <w:lang w:eastAsia="zh-CN"/>
+        </w:rPr>
+        <w:t>SevenWonders.AI.Trainer.Server</w:t>
+      </w:r>
+      <w:r>
+        <w:rPr>
+          <w:lang w:eastAsia="zh-CN"/>
+        </w:rPr>
+        <w:t xml:space="preserve"> valamint a </w:t>
+      </w:r>
+      <w:r>
+        <w:rPr>
+          <w:i/>
+          <w:iCs/>
+          <w:lang w:eastAsia="zh-CN"/>
+        </w:rPr>
+        <w:t>SevenWonders.AI.Trainer</w:t>
+      </w:r>
+      <w:r>
+        <w:rPr>
+          <w:lang w:eastAsia="zh-CN"/>
+        </w:rPr>
+        <w:t xml:space="preserve"> projektek együttesére épül. A komponens kialakítása során kiemelt szempont volt, hogy a tanítási folyamat technológiailag és működésében is elkülönüljön a futásidejű rendszertől.</w:t>
+      </w:r>
+    </w:p>
+    <w:p>
+      <w:pPr>
+        <w:rPr>
+          <w:lang w:eastAsia="zh-CN"/>
+        </w:rPr>
+      </w:pPr>
+      <w:r>
+        <w:rPr>
+          <w:lang w:eastAsia="zh-CN"/>
+        </w:rPr>
+        <w:t xml:space="preserve">A </w:t>
+      </w:r>
+      <w:r>
+        <w:rPr>
+          <w:i/>
+          <w:iCs/>
+          <w:lang w:eastAsia="zh-CN"/>
+        </w:rPr>
+        <w:t>SevenWonders.AI.Trainer</w:t>
+      </w:r>
+      <w:r>
+        <w:rPr>
+          <w:lang w:eastAsia="zh-CN"/>
+        </w:rPr>
+        <w:t xml:space="preserve"> projekt egy Python alapú alkalmazás, amely a betanítási folyamat tényleges végrehajtását végzi. A projekt három fő Python fájlt tartalmaz. Az első fájl a tanítás indításáért felelős, amely egy külső JSON konfigurációs fájlból beolvasott paraméterek alapján állítja be a tanítás folyamatát. A második fájl a tanításhoz használt környezetet megvalósító </w:t>
+      </w:r>
+      <w:r>
+        <w:rPr>
+          <w:i/>
+          <w:iCs/>
+          <w:lang w:eastAsia="zh-CN"/>
+        </w:rPr>
+        <w:t>training environment</w:t>
+      </w:r>
+      <w:r>
+        <w:rPr>
+          <w:lang w:eastAsia="zh-CN"/>
+        </w:rPr>
+        <w:t xml:space="preserve"> osztályt tartalmazza, míg a harmadik fájl a betanított modell ONNX formátumba történő exportálásáért felelős.</w:t>
+      </w:r>
+    </w:p>
+    <w:p>
+      <w:pPr>
+        <w:rPr>
+          <w:lang w:eastAsia="zh-CN"/>
+        </w:rPr>
+      </w:pPr>
+      <w:r>
+        <w:rPr>
+          <w:lang w:eastAsia="zh-CN"/>
+        </w:rPr>
+        <w:t xml:space="preserve">A tanításhoz szükséges bemeneti adatok előállítását a </w:t>
+      </w:r>
+      <w:r>
+        <w:rPr>
+          <w:i/>
+          <w:iCs/>
+          <w:lang w:eastAsia="zh-CN"/>
+        </w:rPr>
+        <w:t>SevenWonders.AI.Model</w:t>
+      </w:r>
+      <w:r>
+        <w:rPr>
+          <w:lang w:eastAsia="zh-CN"/>
+        </w:rPr>
+        <w:t xml:space="preserve"> projekt tartalmazza. Ebben a projektben találhatók azok az osztályok és interfészek, amelyek a játék aktuális állapotából előállítják a mesterséges intelligencia számára szükséges információkat, például a state vector</w:t>
+      </w:r>
+      <w:r>
+        <w:rPr>
+          <w:lang w:eastAsia="zh-CN"/>
+        </w:rPr>
+        <w:noBreakHyphen/>
+        <w:t>t és az action mask</w:t>
+      </w:r>
+      <w:r>
+        <w:rPr>
+          <w:lang w:eastAsia="zh-CN"/>
+        </w:rPr>
+        <w:noBreakHyphen/>
+        <w:t>ot. Ez a megoldás biztosítja, hogy a tanítási és a futásidejű környezet azonos adatstruktúrákat használjon.</w:t>
+      </w:r>
+    </w:p>
+    <w:p>
+      <w:pPr>
+        <w:rPr>
+          <w:lang w:eastAsia="zh-CN"/>
+        </w:rPr>
+      </w:pPr>
+      <w:r>
+        <w:rPr>
+          <w:lang w:eastAsia="zh-CN"/>
+        </w:rPr>
+        <w:t xml:space="preserve">A </w:t>
+      </w:r>
+      <w:r>
+        <w:rPr>
+          <w:i/>
+          <w:iCs/>
+          <w:lang w:eastAsia="zh-CN"/>
+        </w:rPr>
+        <w:t>SevenWonders.AI.Trainer.Server</w:t>
+      </w:r>
+      <w:r>
+        <w:rPr>
+          <w:lang w:eastAsia="zh-CN"/>
+        </w:rPr>
+        <w:t xml:space="preserve"> projekt egy C# alapú szerveralkalmazás, amely a tanítás során a játék futtatásáért és a Python alapú klienssel való kommunikációért felelős. A projekt a Game Logic és a </w:t>
+      </w:r>
+      <w:r>
+        <w:rPr>
+          <w:i/>
+          <w:iCs/>
+          <w:lang w:eastAsia="zh-CN"/>
+        </w:rPr>
+        <w:t>SevenWonders.AI.Model</w:t>
+      </w:r>
+      <w:r>
+        <w:rPr>
+          <w:lang w:eastAsia="zh-CN"/>
+        </w:rPr>
+        <w:t xml:space="preserve"> projekteket használja, így képes a játék állapotának vezérlésére és a tanításhoz szükséges adatok előállítására. A Python trénerrel való </w:t>
+      </w:r>
+      <w:r>
+        <w:rPr>
+          <w:lang w:eastAsia="zh-CN"/>
+        </w:rPr>
+        <w:lastRenderedPageBreak/>
+        <w:t>kommunikáció egy tartós TCP kapcsolat segítségével valósul meg, amelyen keresztül a szerver válaszol a kliens kéréseire és továbbítja a mesterséges intelligencia számára szükséges állapotinformációkat.</w:t>
+      </w:r>
+    </w:p>
+    <w:p>
+      <w:pPr>
+        <w:rPr>
+          <w:lang w:eastAsia="zh-CN"/>
+        </w:rPr>
+      </w:pPr>
+      <w:r>
+        <w:rPr>
+          <w:lang w:eastAsia="zh-CN"/>
+        </w:rPr>
+        <w:t>A tanítási folyamat során a szerver felelős az ellenfelek kiosztásáért az AI számára. Az ellenfelek összetétele egy XML konfigurációs fájlból kerül beolvasásra, amely lehetővé teszi az egyes ellenféltípusok arányának módosítását a forráskód megváltoztatása nélkül. A szerveroldalon kerül megvalósításra a tanításhoz használt három különböző heurisztika logikája, valamint egy véletlen műveleteket végrehajtó bot is.</w:t>
+      </w:r>
+    </w:p>
+    <w:p>
+      <w:pPr>
+        <w:rPr>
+          <w:lang w:eastAsia="zh-CN"/>
+        </w:rPr>
+      </w:pPr>
+      <w:r>
+        <w:rPr>
+          <w:lang w:eastAsia="zh-CN"/>
+        </w:rPr>
+        <w:t>A játékoslépések kezelését a NonPlayerActionReceiver osztály végzi, amely az IPlayerActionReceiver interfész implementációja. Ez a megoldás lehetővé teszi, hogy a mesterséges intelligencia és a különböző botok ugyanazon interfészen keresztül kapcsolódjanak a Game Logic komponenshez, biztosítva ezzel az egységes kezelési módot a tanítási folyamat során.</w:t>
+      </w:r>
+    </w:p>
+    <w:p>
+      <w:pPr>
+        <w:rPr>
+          <w:lang w:eastAsia="zh-CN"/>
+        </w:rPr>
+      </w:pPr>
+      <w:r>
+        <w:rPr>
+          <w:lang w:eastAsia="zh-CN"/>
+        </w:rPr>
+        <w:t>A komponens felépítése biztosítja, hogy a mesterséges intelligencia tanítása rugalmasan konfigurálható, bővíthető és a futásidejű rendszertől teljes mértékben elkülönült módon valósuljon meg.</w:t>
+      </w:r>
+    </w:p>
+    <w:p>
+      <w:pPr>
+        <w:pStyle w:val="Heading4"/>
+        <w:rPr>
+          <w:lang w:eastAsia="zh-CN"/>
+        </w:rPr>
+      </w:pPr>
+      <w:r>
+        <w:rPr>
+          <w:lang w:eastAsia="zh-CN"/>
+        </w:rPr>
+        <w:t>Database</w:t>
+      </w:r>
+    </w:p>
+    <w:p>
+      <w:pPr>
+        <w:rPr>
+          <w:lang w:eastAsia="zh-CN"/>
+        </w:rPr>
+      </w:pPr>
+      <w:r>
+        <w:rPr>
+          <w:lang w:eastAsia="zh-CN"/>
+        </w:rPr>
+        <w:t>A Database komponens a rendszer perzisztens adatainak tárolását biztosítja, és kizárólag a Web Server komponens által kerül használatra. Az adatbázishoz való hozzáférés teljes mértékben a szerveroldali logikán keresztül valósul meg, így a kliensoldali alkalmazások közvetlen adatbázis</w:t>
+      </w:r>
+      <w:r>
+        <w:rPr>
+          <w:lang w:eastAsia="zh-CN"/>
+        </w:rPr>
+        <w:noBreakHyphen/>
+        <w:t>kapcsolattal nem rendelkeznek.</w:t>
+      </w:r>
+    </w:p>
+    <w:p>
+      <w:pPr>
+        <w:rPr>
+          <w:lang w:eastAsia="zh-CN"/>
+        </w:rPr>
+      </w:pPr>
+      <w:r>
+        <w:rPr>
+          <w:lang w:eastAsia="zh-CN"/>
+        </w:rPr>
+        <w:t>Az adatkezelés Microsoft Entity Framework Core használatával történik, amely objektumrelációs leképezést biztosít a szerveroldali modellréteg és az adatbázis között. Ez a megoldás lehetővé teszi az adatszerkezetek típusbiztos kezelését, valamint az adatbázis</w:t>
+      </w:r>
+      <w:r>
+        <w:rPr>
+          <w:lang w:eastAsia="zh-CN"/>
+        </w:rPr>
+        <w:noBreakHyphen/>
+        <w:t>műveletek egységes és karbantartható megvalósítását.</w:t>
+      </w:r>
+    </w:p>
+    <w:p>
+      <w:pPr>
+        <w:rPr>
+          <w:lang w:eastAsia="zh-CN"/>
+        </w:rPr>
+      </w:pPr>
+      <w:r>
+        <w:rPr>
+          <w:lang w:eastAsia="zh-CN"/>
+        </w:rPr>
+        <w:t>Az adatbázis a felhasználói fiókokhoz, jogosultságokhoz és egyéb szerveroldali metaadatokhoz kapcsolódó információk tárolására szolgál. Az adatok elérését és módosítását a Web Server komponens végzi, jellemzően a bejelentkezéshez, regisztrációhoz, valamint a játékhoz kapcsolódó szerveroldali állapotkezeléshez tartozó műveletek során.</w:t>
+      </w:r>
+    </w:p>
+    <w:p>
+      <w:pPr>
+        <w:rPr>
+          <w:lang w:eastAsia="zh-CN"/>
+        </w:rPr>
+      </w:pPr>
+      <w:r>
+        <w:rPr>
+          <w:lang w:eastAsia="zh-CN"/>
+        </w:rPr>
+        <w:lastRenderedPageBreak/>
+        <w:t>Az adatbáziskapcsolat konfigurációja külső konfigurációs fájlban kerül meghatározásra, ahol az alkalmazás a szükséges connection string</w:t>
+      </w:r>
+      <w:r>
+        <w:rPr>
+          <w:lang w:eastAsia="zh-CN"/>
+        </w:rPr>
+        <w:noBreakHyphen/>
+        <w:t>et olvassa be a futás során. Ennek köszönhetően az adatbázis</w:t>
+      </w:r>
+      <w:r>
+        <w:rPr>
+          <w:lang w:eastAsia="zh-CN"/>
+        </w:rPr>
+        <w:noBreakHyphen/>
+        <w:t>környezet rugalmasan módosítható, anélkül hogy a forráskód megváltoztatására lenne szükség.</w:t>
+      </w:r>
+    </w:p>
+    <w:p>
+      <w:pPr>
+        <w:rPr>
+          <w:lang w:eastAsia="zh-CN"/>
+        </w:rPr>
+      </w:pPr>
+      <w:r>
+        <w:rPr>
+          <w:lang w:eastAsia="zh-CN"/>
+        </w:rPr>
+        <w:t>A Database komponens elkülönítése biztosítja, hogy az adattárolás részletei rejtve maradjanak a játéklogikai és kliensoldali komponensek elől, ezáltal a rendszer architekturális felépítése tiszta és jól skálázható marad.</w:t>
+      </w:r>
+    </w:p>
+    <w:p>
+      <w:pPr>
+        <w:pStyle w:val="Heading3"/>
+        <w:rPr>
+          <w:lang w:eastAsia="zh-CN"/>
+        </w:rPr>
+      </w:pPr>
+      <w:bookmarkStart w:id="28" w:name="_Toc228127147"/>
+      <w:r>
+        <w:rPr>
+          <w:lang w:eastAsia="zh-CN"/>
+        </w:rPr>
+        <w:t>Osztálydiagramok</w:t>
+      </w:r>
+      <w:bookmarkEnd w:id="28"/>
+    </w:p>
+    <w:p>
+      <w:pPr>
+        <w:rPr>
+          <w:lang w:eastAsia="zh-CN"/>
+        </w:rPr>
+      </w:pPr>
+      <w:r>
+        <w:rPr>
+          <w:lang w:eastAsia="zh-CN"/>
+        </w:rPr>
+        <w:t>Az osztálydiagramok az egyes komponensek belső felépítését szemléltetik, kiemelve a főbb osztályokat és azok kapcsolatait. A diagramok nem tartalmazzák a teljes osztályszerkezetet, kizárólag a rendszer szempontjából releváns elemeket.</w:t>
+      </w:r>
+    </w:p>
+    <w:p>
+      <w:pPr>
+        <w:pStyle w:val="Heading3"/>
+        <w:rPr>
+          <w:lang w:eastAsia="zh-CN"/>
+        </w:rPr>
+      </w:pPr>
+      <w:bookmarkStart w:id="29" w:name="_Toc228127148"/>
+      <w:r>
+        <w:rPr>
+          <w:lang w:eastAsia="zh-CN"/>
+        </w:rPr>
+        <w:t>Mesterséges intelligencia</w:t>
+      </w:r>
+      <w:bookmarkEnd w:id="29"/>
+    </w:p>
+    <w:p>
+      <w:pPr>
+        <w:rPr>
+          <w:lang w:eastAsia="zh-CN"/>
+        </w:rPr>
+      </w:pPr>
+      <w:r>
+        <w:rPr>
+          <w:lang w:eastAsia="zh-CN"/>
+        </w:rPr>
+        <w:t>Ez az alfejezet részletesen bemutatja az AI tanítás és futtatás folyamatát, különös tekintettel a modell exportálására és futásidejű felhasználására.</w:t>
+      </w:r>
+    </w:p>
+    <w:p>
+      <w:pPr>
+        <w:rPr>
+          <w:lang w:eastAsia="zh-CN"/>
+        </w:rPr>
+      </w:pPr>
+    </w:p>
+    <w:p>
+      <w:pPr>
+        <w:pStyle w:val="Heading2"/>
+        <w:rPr>
+          <w:lang w:eastAsia="zh-CN"/>
+        </w:rPr>
+      </w:pPr>
+      <w:bookmarkStart w:id="30" w:name="_Toc228127149"/>
+      <w:r>
+        <w:rPr>
+          <w:lang w:eastAsia="zh-CN"/>
+        </w:rPr>
+        <w:t>Tesztelés</w:t>
+      </w:r>
+      <w:bookmarkEnd w:id="30"/>
+    </w:p>
+    <w:p>
+      <w:pPr>
+        <w:rPr>
+          <w:lang w:eastAsia="zh-CN"/>
+        </w:rPr>
+      </w:pPr>
+    </w:p>
+    <w:p>
       <w:r>
         <w:t xml:space="preserve"> </w:t>
       </w:r>
-      <w:proofErr w:type="spellStart"/>
-      <w:r>
-        <w:t>együttműködve</w:t>
-      </w:r>
-      <w:proofErr w:type="spellEnd"/>
-      <w:r>
-        <w:t xml:space="preserve"> </w:t>
-      </w:r>
-      <w:proofErr w:type="spellStart"/>
-      <w:r>
-        <w:t>továbbítja</w:t>
-      </w:r>
-      <w:proofErr w:type="spellEnd"/>
-      <w:r>
-        <w:t xml:space="preserve"> a </w:t>
-      </w:r>
-      <w:proofErr w:type="spellStart"/>
-      <w:r>
-        <w:t>felhasználói</w:t>
-      </w:r>
-      <w:proofErr w:type="spellEnd"/>
-      <w:r>
-        <w:t xml:space="preserve"> </w:t>
-      </w:r>
-      <w:proofErr w:type="spellStart"/>
-      <w:r>
-        <w:t>bemenetet</w:t>
-      </w:r>
-      <w:proofErr w:type="spellEnd"/>
-      <w:r>
-        <w:t xml:space="preserve">, </w:t>
-      </w:r>
-      <w:proofErr w:type="spellStart"/>
-      <w:r>
-        <w:t>valamint</w:t>
-      </w:r>
-      <w:proofErr w:type="spellEnd"/>
-      <w:r>
-        <w:t xml:space="preserve"> </w:t>
-      </w:r>
-      <w:proofErr w:type="spellStart"/>
-      <w:r>
-        <w:t>fogadja</w:t>
-      </w:r>
-      <w:proofErr w:type="spellEnd"/>
-      <w:r>
-        <w:t xml:space="preserve"> </w:t>
-      </w:r>
-      <w:proofErr w:type="spellStart"/>
-      <w:r>
-        <w:t>azokat</w:t>
-      </w:r>
-      <w:proofErr w:type="spellEnd"/>
-      <w:r>
-        <w:t xml:space="preserve"> </w:t>
-      </w:r>
-      <w:proofErr w:type="spellStart"/>
-      <w:r>
-        <w:t>az</w:t>
-      </w:r>
-      <w:proofErr w:type="spellEnd"/>
-      <w:r>
-        <w:t xml:space="preserve"> </w:t>
-      </w:r>
-      <w:proofErr w:type="spellStart"/>
-      <w:r>
-        <w:t>állapotváltozásokat</w:t>
-      </w:r>
-      <w:proofErr w:type="spellEnd"/>
-      <w:r>
-        <w:t xml:space="preserve">, </w:t>
-      </w:r>
-      <w:proofErr w:type="spellStart"/>
-      <w:r>
-        <w:t>amelyek</w:t>
-      </w:r>
-      <w:proofErr w:type="spellEnd"/>
-      <w:r>
-        <w:t xml:space="preserve"> a </w:t>
-      </w:r>
-      <w:proofErr w:type="spellStart"/>
-      <w:r>
-        <w:t>rendszer</w:t>
-      </w:r>
-      <w:proofErr w:type="spellEnd"/>
-      <w:r>
-        <w:t xml:space="preserve"> </w:t>
-      </w:r>
-      <w:proofErr w:type="spellStart"/>
-      <w:r>
-        <w:t>működéséből</w:t>
-      </w:r>
-      <w:proofErr w:type="spellEnd"/>
-      <w:r>
-        <w:t xml:space="preserve"> </w:t>
-      </w:r>
-      <w:proofErr w:type="spellStart"/>
-      <w:r>
-        <w:t>vagy</w:t>
-      </w:r>
-      <w:proofErr w:type="spellEnd"/>
-      <w:r>
-        <w:t xml:space="preserve"> a </w:t>
-      </w:r>
-      <w:proofErr w:type="spellStart"/>
-      <w:r>
-        <w:t>szerveroldali</w:t>
-      </w:r>
-      <w:proofErr w:type="spellEnd"/>
-      <w:r>
-        <w:t xml:space="preserve"> </w:t>
-      </w:r>
-      <w:proofErr w:type="spellStart"/>
-      <w:r>
-        <w:t>kommunikációból</w:t>
-      </w:r>
-      <w:proofErr w:type="spellEnd"/>
-      <w:r>
-        <w:t xml:space="preserve"> </w:t>
-      </w:r>
-      <w:proofErr w:type="spellStart"/>
-      <w:r>
-        <w:t>származnak</w:t>
-      </w:r>
-      <w:proofErr w:type="spellEnd"/>
-      <w:r>
-        <w:t>.</w:t>
-      </w:r>
-    </w:p>
-    <w:p>
-      <w:pPr>
-        <w:rPr>
-          <w:lang w:val="en-US" w:eastAsia="zh-CN"/>
-        </w:rPr>
-      </w:pPr>
-    </w:p>
-    <w:p>
-      <w:pPr>
-        <w:pStyle w:val="Heading4"/>
-        <w:rPr>
-          <w:lang w:val="en-US" w:eastAsia="zh-CN"/>
-        </w:rPr>
-      </w:pPr>
-      <w:r>
-        <w:rPr>
-          <w:lang w:val="en-US" w:eastAsia="zh-CN"/>
-        </w:rPr>
-        <w:t>Presenter</w:t>
-      </w:r>
-    </w:p>
-    <w:p>
-      <w:r>
-        <w:t xml:space="preserve">A Presenter </w:t>
-      </w:r>
-      <w:proofErr w:type="spellStart"/>
-      <w:r>
-        <w:t>komponens</w:t>
-      </w:r>
-      <w:proofErr w:type="spellEnd"/>
-      <w:r>
-        <w:t xml:space="preserve"> </w:t>
-      </w:r>
-      <w:proofErr w:type="spellStart"/>
-      <w:r>
-        <w:t>implementációja</w:t>
-      </w:r>
-      <w:proofErr w:type="spellEnd"/>
-      <w:r>
-        <w:t xml:space="preserve"> a Game Logic </w:t>
-      </w:r>
-      <w:proofErr w:type="spellStart"/>
-      <w:r>
-        <w:t>és</w:t>
-      </w:r>
-      <w:proofErr w:type="spellEnd"/>
-      <w:r>
-        <w:t xml:space="preserve"> a Game Engine </w:t>
-      </w:r>
-      <w:proofErr w:type="spellStart"/>
-      <w:r>
-        <w:t>közötti</w:t>
-      </w:r>
-      <w:proofErr w:type="spellEnd"/>
-      <w:r>
-        <w:t xml:space="preserve"> </w:t>
-      </w:r>
-      <w:proofErr w:type="spellStart"/>
-      <w:r>
-        <w:t>kapcsolat</w:t>
-      </w:r>
-      <w:proofErr w:type="spellEnd"/>
-      <w:r>
-        <w:t xml:space="preserve"> </w:t>
-      </w:r>
-      <w:proofErr w:type="spellStart"/>
-      <w:r>
-        <w:t>megvalósítására</w:t>
-      </w:r>
-      <w:proofErr w:type="spellEnd"/>
-      <w:r>
-        <w:t xml:space="preserve"> </w:t>
-      </w:r>
-      <w:proofErr w:type="spellStart"/>
-      <w:r>
-        <w:t>épül</w:t>
-      </w:r>
-      <w:proofErr w:type="spellEnd"/>
-      <w:r>
-        <w:t xml:space="preserve">. </w:t>
-      </w:r>
-      <w:proofErr w:type="spellStart"/>
-      <w:r>
-        <w:t>Feladata</w:t>
-      </w:r>
-      <w:proofErr w:type="spellEnd"/>
-      <w:r>
-        <w:t xml:space="preserve"> a domain </w:t>
-      </w:r>
-      <w:proofErr w:type="spellStart"/>
-      <w:r>
-        <w:t>szintű</w:t>
-      </w:r>
-      <w:proofErr w:type="spellEnd"/>
-      <w:r>
-        <w:t xml:space="preserve"> </w:t>
-      </w:r>
-      <w:proofErr w:type="spellStart"/>
-      <w:r>
-        <w:t>játékobjektumok</w:t>
-      </w:r>
-      <w:proofErr w:type="spellEnd"/>
-      <w:r>
-        <w:t xml:space="preserve"> </w:t>
-      </w:r>
-      <w:proofErr w:type="spellStart"/>
-      <w:r>
-        <w:t>és</w:t>
-      </w:r>
-      <w:proofErr w:type="spellEnd"/>
-      <w:r>
-        <w:t xml:space="preserve"> a </w:t>
-      </w:r>
-      <w:proofErr w:type="spellStart"/>
-      <w:r>
-        <w:t>megjelenítési</w:t>
-      </w:r>
-      <w:proofErr w:type="spellEnd"/>
-      <w:r>
-        <w:t xml:space="preserve"> </w:t>
-      </w:r>
-      <w:proofErr w:type="spellStart"/>
-      <w:r>
-        <w:t>rétegben</w:t>
-      </w:r>
-      <w:proofErr w:type="spellEnd"/>
-      <w:r>
-        <w:t xml:space="preserve"> </w:t>
-      </w:r>
-      <w:proofErr w:type="spellStart"/>
-      <w:r>
-        <w:t>használt</w:t>
-      </w:r>
-      <w:proofErr w:type="spellEnd"/>
-      <w:r>
-        <w:t xml:space="preserve"> </w:t>
-      </w:r>
-      <w:proofErr w:type="spellStart"/>
-      <w:r>
-        <w:t>GameObject</w:t>
-      </w:r>
-      <w:proofErr w:type="spellEnd"/>
-      <w:r>
-        <w:noBreakHyphen/>
-        <w:t xml:space="preserve">ek </w:t>
-      </w:r>
-      <w:proofErr w:type="spellStart"/>
-      <w:r>
-        <w:t>közötti</w:t>
-      </w:r>
-      <w:proofErr w:type="spellEnd"/>
-      <w:r>
-        <w:t xml:space="preserve"> </w:t>
-      </w:r>
-      <w:proofErr w:type="spellStart"/>
-      <w:r>
-        <w:t>kötés</w:t>
-      </w:r>
-      <w:proofErr w:type="spellEnd"/>
-      <w:r>
-        <w:t xml:space="preserve"> </w:t>
-      </w:r>
-      <w:proofErr w:type="spellStart"/>
-      <w:r>
-        <w:t>létrehozása</w:t>
-      </w:r>
-      <w:proofErr w:type="spellEnd"/>
-      <w:r>
-        <w:t xml:space="preserve"> </w:t>
-      </w:r>
-      <w:proofErr w:type="spellStart"/>
-      <w:r>
-        <w:t>és</w:t>
-      </w:r>
-      <w:proofErr w:type="spellEnd"/>
-      <w:r>
-        <w:t xml:space="preserve"> </w:t>
-      </w:r>
-      <w:proofErr w:type="spellStart"/>
-      <w:r>
-        <w:t>fenntartása</w:t>
-      </w:r>
-      <w:proofErr w:type="spellEnd"/>
-      <w:r>
-        <w:t>.</w:t>
-      </w:r>
-    </w:p>
-    <w:p>
-      <w:r>
-        <w:t xml:space="preserve">A </w:t>
-      </w:r>
-      <w:proofErr w:type="spellStart"/>
-      <w:r>
-        <w:t>komponens</w:t>
-      </w:r>
-      <w:proofErr w:type="spellEnd"/>
-      <w:r>
-        <w:t xml:space="preserve"> </w:t>
-      </w:r>
-      <w:proofErr w:type="spellStart"/>
-      <w:r>
-        <w:t>feliratkozik</w:t>
-      </w:r>
-      <w:proofErr w:type="spellEnd"/>
-      <w:r>
-        <w:t xml:space="preserve"> a Game Logic </w:t>
-      </w:r>
-      <w:proofErr w:type="spellStart"/>
-      <w:r>
-        <w:t>által</w:t>
-      </w:r>
-      <w:proofErr w:type="spellEnd"/>
-      <w:r>
-        <w:t xml:space="preserve"> </w:t>
-      </w:r>
-      <w:proofErr w:type="spellStart"/>
-      <w:r>
-        <w:t>kibocsátott</w:t>
-      </w:r>
-      <w:proofErr w:type="spellEnd"/>
-      <w:r>
-        <w:t xml:space="preserve"> </w:t>
-      </w:r>
-      <w:proofErr w:type="spellStart"/>
-      <w:r>
-        <w:t>eseményekre</w:t>
-      </w:r>
-      <w:proofErr w:type="spellEnd"/>
-      <w:r>
-        <w:t xml:space="preserve">, </w:t>
-      </w:r>
-      <w:proofErr w:type="spellStart"/>
-      <w:r>
-        <w:t>és</w:t>
-      </w:r>
-      <w:proofErr w:type="spellEnd"/>
-      <w:r>
-        <w:t xml:space="preserve"> </w:t>
-      </w:r>
-      <w:proofErr w:type="spellStart"/>
-      <w:r>
-        <w:t>ezek</w:t>
-      </w:r>
-      <w:proofErr w:type="spellEnd"/>
-      <w:r>
-        <w:t xml:space="preserve"> </w:t>
-      </w:r>
-      <w:proofErr w:type="spellStart"/>
-      <w:r>
-        <w:t>alapján</w:t>
-      </w:r>
-      <w:proofErr w:type="spellEnd"/>
-      <w:r>
-        <w:t xml:space="preserve"> </w:t>
-      </w:r>
-      <w:proofErr w:type="spellStart"/>
-      <w:r>
-        <w:t>kezdeményezi</w:t>
-      </w:r>
-      <w:proofErr w:type="spellEnd"/>
-      <w:r>
-        <w:t xml:space="preserve"> a </w:t>
-      </w:r>
-      <w:proofErr w:type="spellStart"/>
-      <w:r>
-        <w:t>megfelelő</w:t>
-      </w:r>
-      <w:proofErr w:type="spellEnd"/>
-      <w:r>
-        <w:t>, engine</w:t>
-      </w:r>
-      <w:r>
-        <w:noBreakHyphen/>
-      </w:r>
-      <w:proofErr w:type="spellStart"/>
-      <w:r>
-        <w:t>specifikus</w:t>
-      </w:r>
-      <w:proofErr w:type="spellEnd"/>
-      <w:r>
-        <w:t xml:space="preserve"> </w:t>
-      </w:r>
-      <w:proofErr w:type="spellStart"/>
-      <w:r>
-        <w:t>műveleteket</w:t>
-      </w:r>
-      <w:proofErr w:type="spellEnd"/>
-      <w:r>
-        <w:t xml:space="preserve">, </w:t>
-      </w:r>
-      <w:proofErr w:type="spellStart"/>
-      <w:r>
-        <w:t>például</w:t>
-      </w:r>
-      <w:proofErr w:type="spellEnd"/>
-      <w:r>
-        <w:t xml:space="preserve"> </w:t>
-      </w:r>
-      <w:proofErr w:type="spellStart"/>
-      <w:r>
-        <w:t>animációk</w:t>
-      </w:r>
-      <w:proofErr w:type="spellEnd"/>
-      <w:r>
-        <w:t xml:space="preserve"> </w:t>
-      </w:r>
-      <w:proofErr w:type="spellStart"/>
-      <w:r>
-        <w:t>elindítását</w:t>
-      </w:r>
-      <w:proofErr w:type="spellEnd"/>
-      <w:r>
-        <w:t xml:space="preserve"> </w:t>
-      </w:r>
-      <w:proofErr w:type="spellStart"/>
-      <w:r>
-        <w:t>vagy</w:t>
-      </w:r>
-      <w:proofErr w:type="spellEnd"/>
-      <w:r>
-        <w:t xml:space="preserve"> </w:t>
-      </w:r>
-      <w:proofErr w:type="spellStart"/>
-      <w:r>
-        <w:t>vizuális</w:t>
-      </w:r>
-      <w:proofErr w:type="spellEnd"/>
-      <w:r>
-        <w:t xml:space="preserve"> </w:t>
-      </w:r>
-      <w:proofErr w:type="spellStart"/>
-      <w:r>
-        <w:t>állapotváltozások</w:t>
-      </w:r>
-      <w:proofErr w:type="spellEnd"/>
-      <w:r>
-        <w:t xml:space="preserve"> </w:t>
-      </w:r>
-      <w:proofErr w:type="spellStart"/>
-      <w:r>
-        <w:t>végrehajtását</w:t>
-      </w:r>
-      <w:proofErr w:type="spellEnd"/>
-      <w:r>
-        <w:t xml:space="preserve">. </w:t>
-      </w:r>
-      <w:proofErr w:type="spellStart"/>
-      <w:r>
-        <w:t>Ezzel</w:t>
-      </w:r>
-      <w:proofErr w:type="spellEnd"/>
-      <w:r>
-        <w:t xml:space="preserve"> a </w:t>
-      </w:r>
-      <w:proofErr w:type="spellStart"/>
-      <w:r>
-        <w:t>megoldással</w:t>
-      </w:r>
-      <w:proofErr w:type="spellEnd"/>
-      <w:r>
-        <w:t xml:space="preserve"> </w:t>
-      </w:r>
-      <w:proofErr w:type="spellStart"/>
-      <w:r>
-        <w:t>biztosítható</w:t>
-      </w:r>
-      <w:proofErr w:type="spellEnd"/>
-      <w:r>
-        <w:t xml:space="preserve">, </w:t>
-      </w:r>
-      <w:proofErr w:type="spellStart"/>
-      <w:r>
-        <w:t>hogy</w:t>
-      </w:r>
-      <w:proofErr w:type="spellEnd"/>
-      <w:r>
-        <w:t xml:space="preserve"> a </w:t>
-      </w:r>
-      <w:proofErr w:type="spellStart"/>
-      <w:r>
-        <w:t>játékszabályok</w:t>
-      </w:r>
-      <w:proofErr w:type="spellEnd"/>
-      <w:r>
-        <w:t xml:space="preserve"> </w:t>
-      </w:r>
-      <w:proofErr w:type="spellStart"/>
-      <w:r>
-        <w:t>és</w:t>
-      </w:r>
-      <w:proofErr w:type="spellEnd"/>
-      <w:r>
-        <w:t xml:space="preserve"> a </w:t>
-      </w:r>
-      <w:proofErr w:type="spellStart"/>
-      <w:r>
-        <w:t>megjelenítés</w:t>
-      </w:r>
-      <w:proofErr w:type="spellEnd"/>
-      <w:r>
-        <w:t xml:space="preserve"> logikája egymástól elkülönülten maradjanak.</w:t>
-      </w:r>
-    </w:p>
-    <w:p>
-      <w:pPr>
-        <w:pStyle w:val="Heading4"/>
-        <w:rPr>
-          <w:lang w:val="en-US" w:eastAsia="zh-CN"/>
-        </w:rPr>
-      </w:pPr>
-      <w:r>
-        <w:rPr>
-          <w:lang w:val="en-US" w:eastAsia="zh-CN"/>
-        </w:rPr>
-        <w:t>Game Engine</w:t>
-      </w:r>
-    </w:p>
-    <w:p>
-      <w:r>
-        <w:t xml:space="preserve">A Game Engine </w:t>
-      </w:r>
-      <w:proofErr w:type="spellStart"/>
-      <w:r>
-        <w:t>implementációja</w:t>
-      </w:r>
-      <w:proofErr w:type="spellEnd"/>
-      <w:r>
-        <w:t xml:space="preserve"> a </w:t>
-      </w:r>
-      <w:proofErr w:type="spellStart"/>
-      <w:r>
-        <w:t>játék</w:t>
-      </w:r>
-      <w:proofErr w:type="spellEnd"/>
-      <w:r>
-        <w:t xml:space="preserve"> </w:t>
-      </w:r>
-      <w:proofErr w:type="spellStart"/>
-      <w:r>
-        <w:t>futásidejű</w:t>
-      </w:r>
-      <w:proofErr w:type="spellEnd"/>
-      <w:r>
-        <w:t xml:space="preserve"> </w:t>
-      </w:r>
-      <w:proofErr w:type="spellStart"/>
-      <w:r>
-        <w:t>technikai</w:t>
-      </w:r>
-      <w:proofErr w:type="spellEnd"/>
-      <w:r>
-        <w:t xml:space="preserve"> </w:t>
-      </w:r>
-      <w:proofErr w:type="spellStart"/>
-      <w:r>
-        <w:t>működését</w:t>
-      </w:r>
-      <w:proofErr w:type="spellEnd"/>
-      <w:r>
-        <w:t xml:space="preserve"> </w:t>
-      </w:r>
-      <w:proofErr w:type="spellStart"/>
-      <w:r>
-        <w:t>biztosítja</w:t>
-      </w:r>
-      <w:proofErr w:type="spellEnd"/>
-      <w:r>
-        <w:t xml:space="preserve">. Ide </w:t>
-      </w:r>
-      <w:proofErr w:type="spellStart"/>
-      <w:r>
-        <w:t>tartozik</w:t>
-      </w:r>
-      <w:proofErr w:type="spellEnd"/>
-      <w:r>
-        <w:t xml:space="preserve"> a </w:t>
-      </w:r>
-      <w:proofErr w:type="spellStart"/>
-      <w:r>
-        <w:t>grafikus</w:t>
-      </w:r>
-      <w:proofErr w:type="spellEnd"/>
-      <w:r>
-        <w:t xml:space="preserve"> </w:t>
-      </w:r>
-      <w:proofErr w:type="spellStart"/>
-      <w:r>
-        <w:t>megjelenítés</w:t>
-      </w:r>
-      <w:proofErr w:type="spellEnd"/>
-      <w:r>
-        <w:t xml:space="preserve">, </w:t>
-      </w:r>
-      <w:proofErr w:type="spellStart"/>
-      <w:r>
-        <w:t>az</w:t>
-      </w:r>
-      <w:proofErr w:type="spellEnd"/>
-      <w:r>
-        <w:t xml:space="preserve"> </w:t>
-      </w:r>
-      <w:proofErr w:type="spellStart"/>
-      <w:r>
-        <w:t>animációk</w:t>
-      </w:r>
-      <w:proofErr w:type="spellEnd"/>
-      <w:r>
-        <w:t xml:space="preserve"> </w:t>
-      </w:r>
-      <w:proofErr w:type="spellStart"/>
-      <w:r>
-        <w:t>kezelése</w:t>
-      </w:r>
-      <w:proofErr w:type="spellEnd"/>
-      <w:r>
-        <w:t xml:space="preserve">, </w:t>
-      </w:r>
-      <w:proofErr w:type="spellStart"/>
-      <w:r>
-        <w:t>valamint</w:t>
-      </w:r>
-      <w:proofErr w:type="spellEnd"/>
-      <w:r>
-        <w:t xml:space="preserve"> a </w:t>
-      </w:r>
-      <w:proofErr w:type="spellStart"/>
-      <w:r>
-        <w:t>felhasználói</w:t>
-      </w:r>
-      <w:proofErr w:type="spellEnd"/>
-      <w:r>
-        <w:t xml:space="preserve"> </w:t>
-      </w:r>
-      <w:proofErr w:type="spellStart"/>
-      <w:r>
-        <w:t>bemenetek</w:t>
-      </w:r>
-      <w:proofErr w:type="spellEnd"/>
-      <w:r>
-        <w:t xml:space="preserve"> </w:t>
-      </w:r>
-      <w:proofErr w:type="spellStart"/>
-      <w:r>
-        <w:t>feldolgozása</w:t>
-      </w:r>
-      <w:proofErr w:type="spellEnd"/>
-      <w:r>
-        <w:t>.</w:t>
-      </w:r>
-    </w:p>
-    <w:p>
-      <w:r>
-        <w:t xml:space="preserve">A Game Engine </w:t>
-      </w:r>
-      <w:proofErr w:type="spellStart"/>
-      <w:r>
-        <w:t>nem</w:t>
-      </w:r>
-      <w:proofErr w:type="spellEnd"/>
-      <w:r>
-        <w:t xml:space="preserve"> </w:t>
-      </w:r>
-      <w:proofErr w:type="spellStart"/>
-      <w:r>
-        <w:t>tartalmaz</w:t>
-      </w:r>
-      <w:proofErr w:type="spellEnd"/>
-      <w:r>
-        <w:t xml:space="preserve"> </w:t>
-      </w:r>
-      <w:proofErr w:type="spellStart"/>
-      <w:r>
-        <w:t>játékmenethez</w:t>
-      </w:r>
-      <w:proofErr w:type="spellEnd"/>
-      <w:r>
-        <w:t xml:space="preserve"> </w:t>
-      </w:r>
-      <w:proofErr w:type="spellStart"/>
-      <w:r>
-        <w:t>kapcsolódó</w:t>
-      </w:r>
-      <w:proofErr w:type="spellEnd"/>
-      <w:r>
-        <w:t xml:space="preserve"> </w:t>
-      </w:r>
-      <w:proofErr w:type="spellStart"/>
-      <w:r>
-        <w:t>döntési</w:t>
-      </w:r>
-      <w:proofErr w:type="spellEnd"/>
-      <w:r>
-        <w:t xml:space="preserve"> </w:t>
-      </w:r>
-      <w:proofErr w:type="spellStart"/>
-      <w:r>
-        <w:t>logikát</w:t>
-      </w:r>
-      <w:proofErr w:type="spellEnd"/>
-      <w:r>
-        <w:t xml:space="preserve">, </w:t>
-      </w:r>
-      <w:proofErr w:type="spellStart"/>
-      <w:r>
-        <w:t>kizárólag</w:t>
-      </w:r>
-      <w:proofErr w:type="spellEnd"/>
-      <w:r>
-        <w:t xml:space="preserve"> </w:t>
-      </w:r>
-      <w:proofErr w:type="spellStart"/>
-      <w:r>
-        <w:t>általános</w:t>
-      </w:r>
-      <w:proofErr w:type="spellEnd"/>
-      <w:r>
-        <w:t xml:space="preserve"> </w:t>
-      </w:r>
-      <w:proofErr w:type="spellStart"/>
-      <w:r>
-        <w:t>szolgáltatásokat</w:t>
-      </w:r>
-      <w:proofErr w:type="spellEnd"/>
-      <w:r>
-        <w:t xml:space="preserve"> </w:t>
-      </w:r>
-      <w:proofErr w:type="spellStart"/>
-      <w:r>
-        <w:t>nyújt</w:t>
-      </w:r>
-      <w:proofErr w:type="spellEnd"/>
-      <w:r>
-        <w:t xml:space="preserve"> a </w:t>
-      </w:r>
-      <w:proofErr w:type="spellStart"/>
-      <w:r>
-        <w:t>magasabb</w:t>
-      </w:r>
-      <w:proofErr w:type="spellEnd"/>
-      <w:r>
-        <w:t xml:space="preserve"> </w:t>
-      </w:r>
-      <w:proofErr w:type="spellStart"/>
-      <w:r>
-        <w:t>szintű</w:t>
-      </w:r>
-      <w:proofErr w:type="spellEnd"/>
-      <w:r>
-        <w:t xml:space="preserve"> </w:t>
-      </w:r>
-      <w:proofErr w:type="spellStart"/>
-      <w:r>
-        <w:t>komponensek</w:t>
-      </w:r>
-      <w:proofErr w:type="spellEnd"/>
-      <w:r>
-        <w:t xml:space="preserve"> </w:t>
-      </w:r>
-      <w:proofErr w:type="spellStart"/>
-      <w:r>
-        <w:t>számára</w:t>
-      </w:r>
-      <w:proofErr w:type="spellEnd"/>
-      <w:r>
-        <w:t xml:space="preserve">. A </w:t>
-      </w:r>
-      <w:proofErr w:type="spellStart"/>
-      <w:r>
-        <w:t>játékspecifikus</w:t>
-      </w:r>
-      <w:proofErr w:type="spellEnd"/>
-      <w:r>
-        <w:t xml:space="preserve"> </w:t>
-      </w:r>
-      <w:proofErr w:type="spellStart"/>
-      <w:r>
-        <w:t>viselkedés</w:t>
-      </w:r>
-      <w:proofErr w:type="spellEnd"/>
-      <w:r>
-        <w:t xml:space="preserve"> </w:t>
-      </w:r>
-      <w:proofErr w:type="spellStart"/>
-      <w:r>
-        <w:t>mindig</w:t>
-      </w:r>
-      <w:proofErr w:type="spellEnd"/>
-      <w:r>
-        <w:t xml:space="preserve"> a Game Logic </w:t>
-      </w:r>
-      <w:proofErr w:type="spellStart"/>
-      <w:r>
-        <w:t>komponensből</w:t>
-      </w:r>
-      <w:proofErr w:type="spellEnd"/>
-      <w:r>
-        <w:t xml:space="preserve"> </w:t>
-      </w:r>
-      <w:proofErr w:type="spellStart"/>
-      <w:r>
-        <w:t>származik</w:t>
-      </w:r>
-      <w:proofErr w:type="spellEnd"/>
-      <w:r>
-        <w:t xml:space="preserve">, </w:t>
-      </w:r>
-      <w:proofErr w:type="spellStart"/>
-      <w:r>
-        <w:t>így</w:t>
-      </w:r>
-      <w:proofErr w:type="spellEnd"/>
-      <w:r>
-        <w:t xml:space="preserve"> a megjelenítési réteg cserélhető marad.</w:t>
-      </w:r>
-    </w:p>
-    <w:p>
-      <w:pPr>
-        <w:pStyle w:val="Heading4"/>
-        <w:rPr>
-          <w:lang w:val="en-US" w:eastAsia="zh-CN"/>
-        </w:rPr>
-      </w:pPr>
-      <w:r>
-        <w:rPr>
-          <w:lang w:val="en-US" w:eastAsia="zh-CN"/>
-        </w:rPr>
-        <w:t>Game Logic</w:t>
-      </w:r>
-    </w:p>
-    <w:p>
-      <w:r>
-        <w:t xml:space="preserve">A Game Logic </w:t>
-      </w:r>
-      <w:proofErr w:type="spellStart"/>
-      <w:r>
-        <w:t>komponens</w:t>
-      </w:r>
-      <w:proofErr w:type="spellEnd"/>
-      <w:r>
-        <w:t xml:space="preserve"> </w:t>
-      </w:r>
-      <w:proofErr w:type="spellStart"/>
-      <w:r>
-        <w:t>implementációja</w:t>
-      </w:r>
-      <w:proofErr w:type="spellEnd"/>
-      <w:r>
-        <w:t xml:space="preserve"> </w:t>
-      </w:r>
-      <w:proofErr w:type="spellStart"/>
-      <w:r>
-        <w:t>tartalmazza</w:t>
-      </w:r>
-      <w:proofErr w:type="spellEnd"/>
-      <w:r>
-        <w:t xml:space="preserve"> a </w:t>
-      </w:r>
-      <w:proofErr w:type="spellStart"/>
-      <w:r>
-        <w:t>játék</w:t>
-      </w:r>
-      <w:proofErr w:type="spellEnd"/>
-      <w:r>
-        <w:t xml:space="preserve"> </w:t>
-      </w:r>
-      <w:proofErr w:type="spellStart"/>
-      <w:r>
-        <w:t>működését</w:t>
-      </w:r>
-      <w:proofErr w:type="spellEnd"/>
-      <w:r>
-        <w:t xml:space="preserve"> </w:t>
-      </w:r>
-      <w:proofErr w:type="spellStart"/>
-      <w:r>
-        <w:t>meghatározó</w:t>
-      </w:r>
-      <w:proofErr w:type="spellEnd"/>
-      <w:r>
-        <w:t xml:space="preserve"> </w:t>
-      </w:r>
-      <w:proofErr w:type="spellStart"/>
-      <w:r>
-        <w:t>szabályrendszert</w:t>
-      </w:r>
-      <w:proofErr w:type="spellEnd"/>
-      <w:r>
-        <w:t xml:space="preserve"> </w:t>
-      </w:r>
-      <w:proofErr w:type="spellStart"/>
-      <w:r>
-        <w:t>és</w:t>
-      </w:r>
-      <w:proofErr w:type="spellEnd"/>
-      <w:r>
-        <w:t xml:space="preserve"> a </w:t>
-      </w:r>
-      <w:proofErr w:type="spellStart"/>
-      <w:r>
-        <w:t>játék</w:t>
-      </w:r>
-      <w:proofErr w:type="spellEnd"/>
-      <w:r>
-        <w:t xml:space="preserve"> </w:t>
-      </w:r>
-      <w:proofErr w:type="spellStart"/>
-      <w:r>
-        <w:t>állapotának</w:t>
-      </w:r>
-      <w:proofErr w:type="spellEnd"/>
-      <w:r>
-        <w:t xml:space="preserve"> </w:t>
-      </w:r>
-      <w:proofErr w:type="spellStart"/>
-      <w:r>
-        <w:t>kezelését</w:t>
-      </w:r>
-      <w:proofErr w:type="spellEnd"/>
-      <w:r>
-        <w:t xml:space="preserve">. A </w:t>
-      </w:r>
-      <w:proofErr w:type="spellStart"/>
-      <w:r>
-        <w:t>komponens</w:t>
-      </w:r>
-      <w:proofErr w:type="spellEnd"/>
-      <w:r>
-        <w:t xml:space="preserve"> </w:t>
-      </w:r>
-      <w:proofErr w:type="spellStart"/>
-      <w:r>
-        <w:t>felelős</w:t>
-      </w:r>
-      <w:proofErr w:type="spellEnd"/>
-      <w:r>
-        <w:t xml:space="preserve"> </w:t>
-      </w:r>
-      <w:proofErr w:type="spellStart"/>
-      <w:r>
-        <w:t>az</w:t>
-      </w:r>
-      <w:proofErr w:type="spellEnd"/>
-      <w:r>
-        <w:t xml:space="preserve"> </w:t>
-      </w:r>
-      <w:proofErr w:type="spellStart"/>
-      <w:r>
-        <w:t>érvényes</w:t>
-      </w:r>
-      <w:proofErr w:type="spellEnd"/>
-      <w:r>
-        <w:t xml:space="preserve"> </w:t>
-      </w:r>
-      <w:proofErr w:type="spellStart"/>
-      <w:r>
-        <w:t>állapotátmenetek</w:t>
-      </w:r>
-      <w:proofErr w:type="spellEnd"/>
-      <w:r>
-        <w:t xml:space="preserve"> </w:t>
-      </w:r>
-      <w:proofErr w:type="spellStart"/>
-      <w:r>
-        <w:t>végrehajtásáért</w:t>
-      </w:r>
-      <w:proofErr w:type="spellEnd"/>
-      <w:r>
-        <w:t xml:space="preserve">, </w:t>
-      </w:r>
-      <w:proofErr w:type="spellStart"/>
-      <w:r>
-        <w:t>az</w:t>
-      </w:r>
-      <w:proofErr w:type="spellEnd"/>
-      <w:r>
-        <w:t xml:space="preserve"> </w:t>
-      </w:r>
-      <w:proofErr w:type="spellStart"/>
-      <w:r>
-        <w:t>események</w:t>
-      </w:r>
-      <w:proofErr w:type="spellEnd"/>
-      <w:r>
-        <w:t xml:space="preserve"> </w:t>
-      </w:r>
-      <w:proofErr w:type="spellStart"/>
-      <w:r>
-        <w:t>előállításáért</w:t>
-      </w:r>
-      <w:proofErr w:type="spellEnd"/>
-      <w:r>
-        <w:t xml:space="preserve">, </w:t>
-      </w:r>
-      <w:proofErr w:type="spellStart"/>
-      <w:r>
-        <w:t>valamint</w:t>
-      </w:r>
-      <w:proofErr w:type="spellEnd"/>
-      <w:r>
-        <w:t xml:space="preserve"> a </w:t>
-      </w:r>
-      <w:proofErr w:type="spellStart"/>
-      <w:r>
-        <w:t>külső</w:t>
-      </w:r>
-      <w:proofErr w:type="spellEnd"/>
-      <w:r>
-        <w:t xml:space="preserve"> </w:t>
-      </w:r>
-      <w:proofErr w:type="spellStart"/>
-      <w:r>
-        <w:t>komponensek</w:t>
-      </w:r>
-      <w:proofErr w:type="spellEnd"/>
-      <w:r>
-        <w:t xml:space="preserve"> </w:t>
-      </w:r>
-      <w:proofErr w:type="spellStart"/>
-      <w:r>
-        <w:t>számára</w:t>
-      </w:r>
-      <w:proofErr w:type="spellEnd"/>
-      <w:r>
-        <w:t xml:space="preserve"> </w:t>
-      </w:r>
-      <w:proofErr w:type="spellStart"/>
-      <w:r>
-        <w:t>elérhető</w:t>
-      </w:r>
-      <w:proofErr w:type="spellEnd"/>
-      <w:r>
-        <w:t xml:space="preserve"> </w:t>
-      </w:r>
-      <w:proofErr w:type="spellStart"/>
-      <w:r>
-        <w:t>műveletek</w:t>
-      </w:r>
-      <w:proofErr w:type="spellEnd"/>
-      <w:r>
-        <w:t xml:space="preserve"> </w:t>
-      </w:r>
-      <w:proofErr w:type="spellStart"/>
-      <w:r>
-        <w:t>biztosításáért</w:t>
-      </w:r>
-      <w:proofErr w:type="spellEnd"/>
-      <w:r>
-        <w:t>.</w:t>
-      </w:r>
-    </w:p>
-    <w:p>
-      <w:r>
-        <w:t xml:space="preserve">A </w:t>
-      </w:r>
-      <w:proofErr w:type="spellStart"/>
-      <w:r>
-        <w:t>komponens</w:t>
-      </w:r>
-      <w:proofErr w:type="spellEnd"/>
-      <w:r>
-        <w:t xml:space="preserve"> </w:t>
-      </w:r>
-      <w:proofErr w:type="spellStart"/>
-      <w:r>
-        <w:t>kialakítása</w:t>
-      </w:r>
-      <w:proofErr w:type="spellEnd"/>
-      <w:r>
-        <w:t xml:space="preserve"> </w:t>
-      </w:r>
-      <w:proofErr w:type="spellStart"/>
-      <w:r>
-        <w:t>során</w:t>
-      </w:r>
-      <w:proofErr w:type="spellEnd"/>
-      <w:r>
-        <w:t xml:space="preserve"> </w:t>
-      </w:r>
-      <w:proofErr w:type="spellStart"/>
-      <w:r>
-        <w:t>kiemelt</w:t>
-      </w:r>
-      <w:proofErr w:type="spellEnd"/>
-      <w:r>
-        <w:t xml:space="preserve"> </w:t>
-      </w:r>
-      <w:proofErr w:type="spellStart"/>
-      <w:r>
-        <w:t>szempont</w:t>
-      </w:r>
-      <w:proofErr w:type="spellEnd"/>
-      <w:r>
-        <w:t xml:space="preserve"> volt </w:t>
-      </w:r>
-      <w:proofErr w:type="spellStart"/>
-      <w:r>
-        <w:t>az</w:t>
-      </w:r>
-      <w:proofErr w:type="spellEnd"/>
-      <w:r>
-        <w:t xml:space="preserve"> engine</w:t>
-      </w:r>
-      <w:r>
-        <w:noBreakHyphen/>
-      </w:r>
-      <w:proofErr w:type="spellStart"/>
-      <w:r>
-        <w:t>függetlenség</w:t>
-      </w:r>
-      <w:proofErr w:type="spellEnd"/>
-      <w:r>
-        <w:t xml:space="preserve">, </w:t>
-      </w:r>
-      <w:proofErr w:type="spellStart"/>
-      <w:r>
-        <w:t>ezáltal</w:t>
-      </w:r>
-      <w:proofErr w:type="spellEnd"/>
-      <w:r>
-        <w:t xml:space="preserve"> a Game Logic </w:t>
-      </w:r>
-      <w:proofErr w:type="spellStart"/>
-      <w:r>
-        <w:t>önállóan</w:t>
-      </w:r>
-      <w:proofErr w:type="spellEnd"/>
-      <w:r>
-        <w:t xml:space="preserve"> </w:t>
-      </w:r>
-      <w:proofErr w:type="spellStart"/>
-      <w:r>
-        <w:t>tesztelhető</w:t>
-      </w:r>
-      <w:proofErr w:type="spellEnd"/>
-      <w:r>
-        <w:t xml:space="preserve"> </w:t>
-      </w:r>
-      <w:proofErr w:type="spellStart"/>
-      <w:r>
-        <w:t>és</w:t>
-      </w:r>
-      <w:proofErr w:type="spellEnd"/>
-      <w:r>
-        <w:t xml:space="preserve"> más futtatókörnyezetben is újrahasznosítható.</w:t>
-      </w:r>
-    </w:p>
-    <w:p>
-      <w:pPr>
-        <w:pStyle w:val="Heading4"/>
-        <w:rPr>
-          <w:lang w:val="en-US" w:eastAsia="zh-CN"/>
-        </w:rPr>
-      </w:pPr>
-      <w:r>
-        <w:rPr>
-          <w:lang w:val="en-US" w:eastAsia="zh-CN"/>
-        </w:rPr>
-        <w:lastRenderedPageBreak/>
-        <w:t>AI Model Runtime</w:t>
-      </w:r>
-    </w:p>
-    <w:p>
-      <w:r>
-        <w:t xml:space="preserve">Az AI Model Runtime </w:t>
-      </w:r>
-      <w:proofErr w:type="spellStart"/>
-      <w:r>
-        <w:t>komponens</w:t>
-      </w:r>
-      <w:proofErr w:type="spellEnd"/>
-      <w:r>
-        <w:t xml:space="preserve"> </w:t>
-      </w:r>
-      <w:proofErr w:type="spellStart"/>
-      <w:r>
-        <w:t>feladata</w:t>
-      </w:r>
-      <w:proofErr w:type="spellEnd"/>
-      <w:r>
-        <w:t xml:space="preserve"> a </w:t>
-      </w:r>
-      <w:proofErr w:type="spellStart"/>
-      <w:r>
-        <w:t>betanított</w:t>
-      </w:r>
-      <w:proofErr w:type="spellEnd"/>
-      <w:r>
-        <w:t xml:space="preserve"> </w:t>
-      </w:r>
-      <w:proofErr w:type="spellStart"/>
-      <w:r>
-        <w:t>mesterséges</w:t>
-      </w:r>
-      <w:proofErr w:type="spellEnd"/>
-      <w:r>
-        <w:t xml:space="preserve"> </w:t>
-      </w:r>
-      <w:proofErr w:type="spellStart"/>
-      <w:r>
-        <w:t>intelligencia</w:t>
-      </w:r>
-      <w:proofErr w:type="spellEnd"/>
-      <w:r>
-        <w:t xml:space="preserve"> </w:t>
-      </w:r>
-      <w:proofErr w:type="spellStart"/>
-      <w:r>
-        <w:t>modell</w:t>
-      </w:r>
-      <w:proofErr w:type="spellEnd"/>
-      <w:r>
-        <w:t xml:space="preserve"> </w:t>
-      </w:r>
-      <w:proofErr w:type="spellStart"/>
-      <w:r>
-        <w:t>futásidejű</w:t>
-      </w:r>
-      <w:proofErr w:type="spellEnd"/>
-      <w:r>
-        <w:t xml:space="preserve"> </w:t>
-      </w:r>
-      <w:proofErr w:type="spellStart"/>
-      <w:r>
-        <w:t>kiértékelése</w:t>
-      </w:r>
-      <w:proofErr w:type="spellEnd"/>
-      <w:r>
-        <w:t xml:space="preserve">. A </w:t>
-      </w:r>
-      <w:proofErr w:type="spellStart"/>
-      <w:r>
-        <w:t>modell</w:t>
-      </w:r>
-      <w:proofErr w:type="spellEnd"/>
-      <w:r>
-        <w:t xml:space="preserve"> ONNX </w:t>
-      </w:r>
-      <w:proofErr w:type="spellStart"/>
-      <w:r>
-        <w:t>formátumban</w:t>
-      </w:r>
-      <w:proofErr w:type="spellEnd"/>
-      <w:r>
-        <w:t xml:space="preserve"> </w:t>
-      </w:r>
-      <w:proofErr w:type="spellStart"/>
-      <w:r>
-        <w:t>kerül</w:t>
-      </w:r>
-      <w:proofErr w:type="spellEnd"/>
-      <w:r>
-        <w:t xml:space="preserve"> </w:t>
-      </w:r>
-      <w:proofErr w:type="spellStart"/>
-      <w:r>
-        <w:t>betöltésre</w:t>
-      </w:r>
-      <w:proofErr w:type="spellEnd"/>
-      <w:r>
-        <w:t xml:space="preserve">, </w:t>
-      </w:r>
-      <w:proofErr w:type="spellStart"/>
-      <w:r>
-        <w:t>melyet</w:t>
-      </w:r>
-      <w:proofErr w:type="spellEnd"/>
-      <w:r>
-        <w:t xml:space="preserve"> a </w:t>
-      </w:r>
-      <w:proofErr w:type="spellStart"/>
-      <w:r>
-        <w:t>rendszer</w:t>
-      </w:r>
-      <w:proofErr w:type="spellEnd"/>
-      <w:r>
-        <w:t xml:space="preserve"> ML.NET </w:t>
-      </w:r>
-      <w:proofErr w:type="spellStart"/>
-      <w:r>
-        <w:t>segítségével</w:t>
-      </w:r>
-      <w:proofErr w:type="spellEnd"/>
-      <w:r>
-        <w:t xml:space="preserve"> </w:t>
-      </w:r>
-      <w:proofErr w:type="spellStart"/>
-      <w:r>
-        <w:t>használ</w:t>
-      </w:r>
-      <w:proofErr w:type="spellEnd"/>
-      <w:r>
-        <w:t xml:space="preserve"> </w:t>
-      </w:r>
-      <w:proofErr w:type="spellStart"/>
-      <w:r>
-        <w:t>fel</w:t>
-      </w:r>
-      <w:proofErr w:type="spellEnd"/>
-      <w:r>
-        <w:t>.</w:t>
-      </w:r>
-    </w:p>
-    <w:p>
-      <w:pPr>
-        <w:rPr>
-          <w:lang w:val="en-US" w:eastAsia="zh-CN"/>
-        </w:rPr>
-      </w:pPr>
-      <w:r>
-        <w:t xml:space="preserve">A </w:t>
-      </w:r>
-      <w:proofErr w:type="spellStart"/>
-      <w:r>
-        <w:t>komponens</w:t>
-      </w:r>
-      <w:proofErr w:type="spellEnd"/>
-      <w:r>
-        <w:t xml:space="preserve"> </w:t>
-      </w:r>
-      <w:proofErr w:type="spellStart"/>
-      <w:r>
-        <w:t>kizárólag</w:t>
-      </w:r>
-      <w:proofErr w:type="spellEnd"/>
-      <w:r>
-        <w:t xml:space="preserve"> inference </w:t>
-      </w:r>
-      <w:proofErr w:type="spellStart"/>
-      <w:r>
-        <w:t>feladatokat</w:t>
-      </w:r>
-      <w:proofErr w:type="spellEnd"/>
-      <w:r>
-        <w:t xml:space="preserve"> </w:t>
-      </w:r>
-      <w:proofErr w:type="spellStart"/>
-      <w:r>
-        <w:t>lát</w:t>
-      </w:r>
-      <w:proofErr w:type="spellEnd"/>
-      <w:r>
-        <w:t xml:space="preserve"> </w:t>
-      </w:r>
-      <w:proofErr w:type="spellStart"/>
-      <w:r>
-        <w:t>el</w:t>
-      </w:r>
-      <w:proofErr w:type="spellEnd"/>
-      <w:r>
-        <w:t xml:space="preserve">, </w:t>
-      </w:r>
-      <w:proofErr w:type="spellStart"/>
-      <w:r>
-        <w:t>tanítás</w:t>
-      </w:r>
-      <w:proofErr w:type="spellEnd"/>
-      <w:r>
-        <w:t xml:space="preserve"> </w:t>
-      </w:r>
-      <w:proofErr w:type="spellStart"/>
-      <w:r>
-        <w:t>nem</w:t>
-      </w:r>
-      <w:proofErr w:type="spellEnd"/>
-      <w:r>
-        <w:t xml:space="preserve"> </w:t>
-      </w:r>
-      <w:proofErr w:type="spellStart"/>
-      <w:r>
-        <w:t>történik</w:t>
-      </w:r>
-      <w:proofErr w:type="spellEnd"/>
-      <w:r>
-        <w:t xml:space="preserve"> </w:t>
-      </w:r>
-      <w:proofErr w:type="spellStart"/>
-      <w:r>
-        <w:t>ebben</w:t>
-      </w:r>
-      <w:proofErr w:type="spellEnd"/>
-      <w:r>
-        <w:t xml:space="preserve"> a </w:t>
-      </w:r>
-      <w:proofErr w:type="spellStart"/>
-      <w:r>
-        <w:t>környezetben</w:t>
-      </w:r>
-      <w:proofErr w:type="spellEnd"/>
-      <w:r>
-        <w:t xml:space="preserve">. A Game Logic a </w:t>
-      </w:r>
-      <w:proofErr w:type="spellStart"/>
-      <w:r>
-        <w:t>szükséges</w:t>
-      </w:r>
-      <w:proofErr w:type="spellEnd"/>
-      <w:r>
-        <w:t xml:space="preserve"> </w:t>
-      </w:r>
-      <w:proofErr w:type="spellStart"/>
-      <w:r>
-        <w:t>állapotinformációkat</w:t>
-      </w:r>
-      <w:proofErr w:type="spellEnd"/>
-      <w:r>
-        <w:t xml:space="preserve"> </w:t>
-      </w:r>
-      <w:proofErr w:type="spellStart"/>
-      <w:r>
-        <w:t>továbbítja</w:t>
-      </w:r>
-      <w:proofErr w:type="spellEnd"/>
-      <w:r>
-        <w:t xml:space="preserve"> </w:t>
-      </w:r>
-      <w:proofErr w:type="spellStart"/>
-      <w:r>
-        <w:t>az</w:t>
-      </w:r>
-      <w:proofErr w:type="spellEnd"/>
-      <w:r>
-        <w:t xml:space="preserve"> AI Model Runtime </w:t>
-      </w:r>
-      <w:proofErr w:type="spellStart"/>
-      <w:r>
-        <w:t>felé</w:t>
-      </w:r>
-      <w:proofErr w:type="spellEnd"/>
-      <w:r>
-        <w:t xml:space="preserve">, </w:t>
-      </w:r>
-      <w:proofErr w:type="spellStart"/>
-      <w:r>
-        <w:t>amely</w:t>
-      </w:r>
-      <w:proofErr w:type="spellEnd"/>
-      <w:r>
-        <w:t xml:space="preserve"> </w:t>
-      </w:r>
-      <w:proofErr w:type="spellStart"/>
-      <w:r>
-        <w:t>azok</w:t>
-      </w:r>
-      <w:proofErr w:type="spellEnd"/>
-      <w:r>
-        <w:t xml:space="preserve"> </w:t>
-      </w:r>
-      <w:proofErr w:type="spellStart"/>
-      <w:r>
-        <w:t>alapján</w:t>
-      </w:r>
-      <w:proofErr w:type="spellEnd"/>
-      <w:r>
-        <w:t xml:space="preserve"> </w:t>
-      </w:r>
-      <w:proofErr w:type="spellStart"/>
-      <w:r>
-        <w:t>predikciót</w:t>
-      </w:r>
-      <w:proofErr w:type="spellEnd"/>
-      <w:r>
-        <w:t xml:space="preserve"> </w:t>
-      </w:r>
-      <w:proofErr w:type="spellStart"/>
-      <w:r>
-        <w:t>szolgáltat</w:t>
-      </w:r>
-      <w:proofErr w:type="spellEnd"/>
-      <w:r>
-        <w:t xml:space="preserve"> a </w:t>
-      </w:r>
-      <w:proofErr w:type="spellStart"/>
-      <w:r>
-        <w:t>további</w:t>
-      </w:r>
-      <w:proofErr w:type="spellEnd"/>
-      <w:r>
-        <w:t xml:space="preserve"> </w:t>
-      </w:r>
-      <w:proofErr w:type="spellStart"/>
-      <w:r>
-        <w:t>döntéshozatalhoz</w:t>
-      </w:r>
-      <w:proofErr w:type="spellEnd"/>
-      <w:r>
-        <w:t>.</w:t>
-      </w:r>
-    </w:p>
-    <w:p>
-      <w:pPr>
-        <w:pStyle w:val="Heading4"/>
-        <w:rPr>
-          <w:lang w:val="en-US" w:eastAsia="zh-CN"/>
-        </w:rPr>
-      </w:pPr>
-      <w:r>
-        <w:rPr>
-          <w:lang w:val="en-US" w:eastAsia="zh-CN"/>
-        </w:rPr>
-        <w:t>Web Server</w:t>
-      </w:r>
-    </w:p>
-    <w:p>
-      <w:r>
-        <w:t xml:space="preserve">A Web Server </w:t>
-      </w:r>
-      <w:proofErr w:type="spellStart"/>
-      <w:r>
-        <w:t>komponens</w:t>
-      </w:r>
-      <w:proofErr w:type="spellEnd"/>
-      <w:r>
-        <w:t xml:space="preserve"> </w:t>
-      </w:r>
-      <w:proofErr w:type="spellStart"/>
-      <w:r>
-        <w:t>implementációja</w:t>
-      </w:r>
-      <w:proofErr w:type="spellEnd"/>
-      <w:r>
-        <w:t xml:space="preserve"> a </w:t>
-      </w:r>
-      <w:proofErr w:type="spellStart"/>
-      <w:r>
-        <w:t>kliensoldali</w:t>
-      </w:r>
-      <w:proofErr w:type="spellEnd"/>
-      <w:r>
-        <w:t xml:space="preserve"> </w:t>
-      </w:r>
-      <w:proofErr w:type="spellStart"/>
-      <w:r>
-        <w:t>alkalmazások</w:t>
-      </w:r>
-      <w:proofErr w:type="spellEnd"/>
-      <w:r>
-        <w:t xml:space="preserve"> </w:t>
-      </w:r>
-      <w:proofErr w:type="spellStart"/>
-      <w:r>
-        <w:t>és</w:t>
-      </w:r>
-      <w:proofErr w:type="spellEnd"/>
-      <w:r>
-        <w:t xml:space="preserve"> a </w:t>
-      </w:r>
-      <w:proofErr w:type="spellStart"/>
-      <w:r>
-        <w:t>perzisztens</w:t>
-      </w:r>
-      <w:proofErr w:type="spellEnd"/>
-      <w:r>
-        <w:t xml:space="preserve"> </w:t>
-      </w:r>
-      <w:proofErr w:type="spellStart"/>
-      <w:r>
-        <w:t>adatkezelés</w:t>
-      </w:r>
-      <w:proofErr w:type="spellEnd"/>
-      <w:r>
-        <w:t xml:space="preserve"> </w:t>
-      </w:r>
-      <w:proofErr w:type="spellStart"/>
-      <w:r>
-        <w:t>közötti</w:t>
-      </w:r>
-      <w:proofErr w:type="spellEnd"/>
-      <w:r>
-        <w:t xml:space="preserve"> </w:t>
-      </w:r>
-      <w:proofErr w:type="spellStart"/>
-      <w:r>
-        <w:t>kommunikációt</w:t>
-      </w:r>
-      <w:proofErr w:type="spellEnd"/>
-      <w:r>
-        <w:t xml:space="preserve"> </w:t>
-      </w:r>
-      <w:proofErr w:type="spellStart"/>
-      <w:r>
-        <w:t>biztosítja</w:t>
-      </w:r>
-      <w:proofErr w:type="spellEnd"/>
-      <w:r>
-        <w:t xml:space="preserve">. A </w:t>
-      </w:r>
-      <w:proofErr w:type="spellStart"/>
-      <w:r>
-        <w:t>szerver</w:t>
-      </w:r>
-      <w:proofErr w:type="spellEnd"/>
-      <w:r>
-        <w:t xml:space="preserve"> HTTP </w:t>
-      </w:r>
-      <w:proofErr w:type="spellStart"/>
-      <w:r>
-        <w:t>alapú</w:t>
-      </w:r>
-      <w:proofErr w:type="spellEnd"/>
-      <w:r>
-        <w:t xml:space="preserve"> Web API</w:t>
-      </w:r>
-      <w:r>
-        <w:noBreakHyphen/>
-        <w:t xml:space="preserve">n </w:t>
-      </w:r>
-      <w:proofErr w:type="spellStart"/>
-      <w:r>
-        <w:t>keresztül</w:t>
-      </w:r>
-      <w:proofErr w:type="spellEnd"/>
-      <w:r>
-        <w:t xml:space="preserve"> </w:t>
-      </w:r>
-      <w:proofErr w:type="spellStart"/>
-      <w:r>
-        <w:t>szolgáltat</w:t>
-      </w:r>
-      <w:proofErr w:type="spellEnd"/>
-      <w:r>
-        <w:t xml:space="preserve"> </w:t>
-      </w:r>
-      <w:proofErr w:type="spellStart"/>
-      <w:r>
-        <w:t>adatokat</w:t>
-      </w:r>
-      <w:proofErr w:type="spellEnd"/>
-      <w:r>
-        <w:t xml:space="preserve">, </w:t>
-      </w:r>
-      <w:proofErr w:type="spellStart"/>
-      <w:r>
-        <w:t>míg</w:t>
-      </w:r>
-      <w:proofErr w:type="spellEnd"/>
-      <w:r>
-        <w:t xml:space="preserve"> a </w:t>
-      </w:r>
-      <w:proofErr w:type="spellStart"/>
-      <w:r>
-        <w:t>valós</w:t>
-      </w:r>
-      <w:proofErr w:type="spellEnd"/>
-      <w:r>
-        <w:t xml:space="preserve"> </w:t>
-      </w:r>
-      <w:proofErr w:type="spellStart"/>
-      <w:r>
-        <w:t>idejű</w:t>
-      </w:r>
-      <w:proofErr w:type="spellEnd"/>
-      <w:r>
-        <w:t xml:space="preserve"> </w:t>
-      </w:r>
-      <w:proofErr w:type="spellStart"/>
-      <w:r>
-        <w:t>események</w:t>
-      </w:r>
-      <w:proofErr w:type="spellEnd"/>
-      <w:r>
-        <w:t xml:space="preserve"> </w:t>
-      </w:r>
-      <w:proofErr w:type="spellStart"/>
-      <w:r>
-        <w:t>továbbítása</w:t>
-      </w:r>
-      <w:proofErr w:type="spellEnd"/>
-      <w:r>
-        <w:t xml:space="preserve"> </w:t>
-      </w:r>
-      <w:proofErr w:type="spellStart"/>
-      <w:r>
-        <w:t>SignalR</w:t>
-      </w:r>
-      <w:proofErr w:type="spellEnd"/>
-      <w:r>
-        <w:t xml:space="preserve"> </w:t>
-      </w:r>
-      <w:proofErr w:type="spellStart"/>
-      <w:r>
-        <w:t>segítségével</w:t>
-      </w:r>
-      <w:proofErr w:type="spellEnd"/>
-      <w:r>
-        <w:t xml:space="preserve"> </w:t>
-      </w:r>
-      <w:proofErr w:type="spellStart"/>
-      <w:r>
-        <w:t>történik</w:t>
-      </w:r>
-      <w:proofErr w:type="spellEnd"/>
-      <w:r>
-        <w:t>.</w:t>
-      </w:r>
-    </w:p>
-    <w:p>
-      <w:pPr>
-        <w:rPr>
-          <w:lang w:val="en-US" w:eastAsia="zh-CN"/>
-        </w:rPr>
-      </w:pPr>
-      <w:r>
-        <w:t xml:space="preserve">A </w:t>
-      </w:r>
-      <w:proofErr w:type="spellStart"/>
-      <w:r>
-        <w:t>szerveroldali</w:t>
-      </w:r>
-      <w:proofErr w:type="spellEnd"/>
-      <w:r>
-        <w:t xml:space="preserve"> </w:t>
-      </w:r>
-      <w:proofErr w:type="spellStart"/>
-      <w:r>
-        <w:t>komponens</w:t>
-      </w:r>
-      <w:proofErr w:type="spellEnd"/>
-      <w:r>
-        <w:t xml:space="preserve"> </w:t>
-      </w:r>
-      <w:proofErr w:type="spellStart"/>
-      <w:r>
-        <w:t>felelős</w:t>
-      </w:r>
-      <w:proofErr w:type="spellEnd"/>
-      <w:r>
-        <w:t xml:space="preserve"> a </w:t>
-      </w:r>
-      <w:proofErr w:type="spellStart"/>
-      <w:r>
-        <w:t>felhasználói</w:t>
-      </w:r>
-      <w:proofErr w:type="spellEnd"/>
-      <w:r>
-        <w:t xml:space="preserve"> </w:t>
-      </w:r>
-      <w:proofErr w:type="spellStart"/>
-      <w:r>
-        <w:t>kapcsolatok</w:t>
-      </w:r>
-      <w:proofErr w:type="spellEnd"/>
-      <w:r>
-        <w:t xml:space="preserve"> </w:t>
-      </w:r>
-      <w:proofErr w:type="spellStart"/>
-      <w:r>
-        <w:t>kezeléséért</w:t>
-      </w:r>
-      <w:proofErr w:type="spellEnd"/>
-      <w:r>
-        <w:t xml:space="preserve">, </w:t>
-      </w:r>
-      <w:proofErr w:type="spellStart"/>
-      <w:r>
-        <w:t>valamint</w:t>
-      </w:r>
-      <w:proofErr w:type="spellEnd"/>
-      <w:r>
-        <w:t xml:space="preserve"> a </w:t>
-      </w:r>
-      <w:proofErr w:type="spellStart"/>
-      <w:r>
-        <w:t>szükséges</w:t>
-      </w:r>
-      <w:proofErr w:type="spellEnd"/>
-      <w:r>
-        <w:t xml:space="preserve"> </w:t>
-      </w:r>
-      <w:proofErr w:type="spellStart"/>
-      <w:r>
-        <w:t>üzleti</w:t>
-      </w:r>
-      <w:proofErr w:type="spellEnd"/>
-      <w:r>
-        <w:t xml:space="preserve"> </w:t>
-      </w:r>
-      <w:proofErr w:type="spellStart"/>
-      <w:r>
-        <w:t>műveletek</w:t>
-      </w:r>
-      <w:proofErr w:type="spellEnd"/>
-      <w:r>
-        <w:t xml:space="preserve"> </w:t>
-      </w:r>
-      <w:proofErr w:type="spellStart"/>
-      <w:r>
-        <w:t>koordinálásáért</w:t>
-      </w:r>
-      <w:proofErr w:type="spellEnd"/>
-      <w:r>
-        <w:t xml:space="preserve">, </w:t>
-      </w:r>
-      <w:proofErr w:type="spellStart"/>
-      <w:r>
-        <w:t>ugyanakkor</w:t>
-      </w:r>
-      <w:proofErr w:type="spellEnd"/>
-      <w:r>
-        <w:t xml:space="preserve"> </w:t>
-      </w:r>
-      <w:proofErr w:type="spellStart"/>
-      <w:r>
-        <w:t>nem</w:t>
-      </w:r>
-      <w:proofErr w:type="spellEnd"/>
-      <w:r>
-        <w:t xml:space="preserve"> </w:t>
-      </w:r>
-      <w:proofErr w:type="spellStart"/>
-      <w:r>
-        <w:t>tartalmaz</w:t>
-      </w:r>
-      <w:proofErr w:type="spellEnd"/>
-      <w:r>
-        <w:t xml:space="preserve"> </w:t>
-      </w:r>
-      <w:proofErr w:type="spellStart"/>
-      <w:r>
-        <w:t>játéklogikát</w:t>
-      </w:r>
-      <w:proofErr w:type="spellEnd"/>
-      <w:r>
-        <w:t>.</w:t>
-      </w:r>
-    </w:p>
-    <w:p>
-      <w:pPr>
-        <w:pStyle w:val="Heading4"/>
-        <w:rPr>
-          <w:lang w:val="en-US" w:eastAsia="zh-CN"/>
-        </w:rPr>
-      </w:pPr>
-      <w:r>
-        <w:rPr>
-          <w:lang w:val="en-US" w:eastAsia="zh-CN"/>
-        </w:rPr>
-        <w:t>AI Trainer</w:t>
-      </w:r>
-    </w:p>
-    <w:p>
-      <w:r>
-        <w:t xml:space="preserve">Az AI Trainer </w:t>
-      </w:r>
-      <w:proofErr w:type="spellStart"/>
-      <w:r>
-        <w:t>komponens</w:t>
-      </w:r>
-      <w:proofErr w:type="spellEnd"/>
-      <w:r>
-        <w:t xml:space="preserve"> </w:t>
-      </w:r>
-      <w:proofErr w:type="spellStart"/>
-      <w:r>
-        <w:t>megvalósítása</w:t>
-      </w:r>
-      <w:proofErr w:type="spellEnd"/>
-      <w:r>
-        <w:t xml:space="preserve"> a </w:t>
-      </w:r>
-      <w:proofErr w:type="spellStart"/>
-      <w:r>
-        <w:t>mesterséges</w:t>
-      </w:r>
-      <w:proofErr w:type="spellEnd"/>
-      <w:r>
-        <w:t xml:space="preserve"> </w:t>
-      </w:r>
-      <w:proofErr w:type="spellStart"/>
-      <w:r>
-        <w:t>intelligencia</w:t>
-      </w:r>
-      <w:proofErr w:type="spellEnd"/>
-      <w:r>
-        <w:t xml:space="preserve"> </w:t>
-      </w:r>
-      <w:proofErr w:type="spellStart"/>
-      <w:r>
-        <w:t>tanítási</w:t>
-      </w:r>
-      <w:proofErr w:type="spellEnd"/>
-      <w:r>
-        <w:t xml:space="preserve"> </w:t>
-      </w:r>
-      <w:proofErr w:type="spellStart"/>
-      <w:r>
-        <w:t>folyamatára</w:t>
-      </w:r>
-      <w:proofErr w:type="spellEnd"/>
-      <w:r>
-        <w:t xml:space="preserve"> </w:t>
-      </w:r>
-      <w:proofErr w:type="spellStart"/>
-      <w:r>
-        <w:t>koncentrál</w:t>
-      </w:r>
-      <w:proofErr w:type="spellEnd"/>
-      <w:r>
-        <w:t xml:space="preserve">. A </w:t>
-      </w:r>
-      <w:proofErr w:type="spellStart"/>
-      <w:r>
-        <w:t>tanítás</w:t>
-      </w:r>
-      <w:proofErr w:type="spellEnd"/>
-      <w:r>
-        <w:t xml:space="preserve"> </w:t>
-      </w:r>
-      <w:proofErr w:type="spellStart"/>
-      <w:r>
-        <w:t>elkülönített</w:t>
-      </w:r>
-      <w:proofErr w:type="spellEnd"/>
-      <w:r>
-        <w:t xml:space="preserve"> </w:t>
-      </w:r>
-      <w:proofErr w:type="spellStart"/>
-      <w:r>
-        <w:t>környezetben</w:t>
-      </w:r>
-      <w:proofErr w:type="spellEnd"/>
-      <w:r>
-        <w:t xml:space="preserve"> </w:t>
-      </w:r>
-      <w:proofErr w:type="spellStart"/>
-      <w:r>
-        <w:t>történik</w:t>
-      </w:r>
-      <w:proofErr w:type="spellEnd"/>
-      <w:r>
-        <w:t xml:space="preserve">, </w:t>
-      </w:r>
-      <w:proofErr w:type="spellStart"/>
-      <w:r>
-        <w:t>így</w:t>
-      </w:r>
-      <w:proofErr w:type="spellEnd"/>
-      <w:r>
-        <w:t xml:space="preserve"> </w:t>
-      </w:r>
-      <w:proofErr w:type="spellStart"/>
-      <w:r>
-        <w:t>nincs</w:t>
-      </w:r>
-      <w:proofErr w:type="spellEnd"/>
-      <w:r>
-        <w:t xml:space="preserve"> </w:t>
-      </w:r>
-      <w:proofErr w:type="spellStart"/>
-      <w:r>
-        <w:t>hatással</w:t>
-      </w:r>
-      <w:proofErr w:type="spellEnd"/>
-      <w:r>
-        <w:t xml:space="preserve"> a </w:t>
-      </w:r>
-      <w:proofErr w:type="spellStart"/>
-      <w:r>
-        <w:t>futásidejű</w:t>
-      </w:r>
-      <w:proofErr w:type="spellEnd"/>
-      <w:r>
-        <w:t xml:space="preserve"> </w:t>
-      </w:r>
-      <w:proofErr w:type="spellStart"/>
-      <w:r>
-        <w:t>rendszer</w:t>
-      </w:r>
-      <w:proofErr w:type="spellEnd"/>
-      <w:r>
-        <w:t xml:space="preserve"> </w:t>
-      </w:r>
-      <w:proofErr w:type="spellStart"/>
-      <w:r>
-        <w:t>stabilitására</w:t>
-      </w:r>
-      <w:proofErr w:type="spellEnd"/>
-      <w:r>
-        <w:t>.</w:t>
-      </w:r>
-    </w:p>
-    <w:p>
-      <w:pPr>
-        <w:rPr>
-          <w:lang w:val="en-US" w:eastAsia="zh-CN"/>
-        </w:rPr>
-      </w:pPr>
-      <w:r>
-        <w:t xml:space="preserve">A </w:t>
-      </w:r>
-      <w:proofErr w:type="spellStart"/>
-      <w:r>
-        <w:t>komponens</w:t>
-      </w:r>
-      <w:proofErr w:type="spellEnd"/>
-      <w:r>
-        <w:t xml:space="preserve"> </w:t>
-      </w:r>
-      <w:proofErr w:type="spellStart"/>
-      <w:r>
-        <w:t>felelős</w:t>
-      </w:r>
-      <w:proofErr w:type="spellEnd"/>
-      <w:r>
-        <w:t xml:space="preserve"> a </w:t>
-      </w:r>
-      <w:proofErr w:type="spellStart"/>
-      <w:r>
-        <w:t>tanítás</w:t>
-      </w:r>
-      <w:proofErr w:type="spellEnd"/>
-      <w:r>
-        <w:t xml:space="preserve"> </w:t>
-      </w:r>
-      <w:proofErr w:type="spellStart"/>
-      <w:r>
-        <w:t>indításáért</w:t>
-      </w:r>
-      <w:proofErr w:type="spellEnd"/>
-      <w:r>
-        <w:t xml:space="preserve"> </w:t>
-      </w:r>
-      <w:proofErr w:type="spellStart"/>
-      <w:r>
-        <w:t>és</w:t>
-      </w:r>
-      <w:proofErr w:type="spellEnd"/>
-      <w:r>
-        <w:t xml:space="preserve"> </w:t>
-      </w:r>
-      <w:proofErr w:type="spellStart"/>
-      <w:r>
-        <w:t>leállításáért</w:t>
-      </w:r>
-      <w:proofErr w:type="spellEnd"/>
-      <w:r>
-        <w:t xml:space="preserve">, </w:t>
-      </w:r>
-      <w:proofErr w:type="spellStart"/>
-      <w:r>
-        <w:t>valamint</w:t>
-      </w:r>
-      <w:proofErr w:type="spellEnd"/>
-      <w:r>
-        <w:t xml:space="preserve"> a </w:t>
-      </w:r>
-      <w:proofErr w:type="spellStart"/>
-      <w:r>
-        <w:t>tanítási</w:t>
-      </w:r>
-      <w:proofErr w:type="spellEnd"/>
-      <w:r>
-        <w:t xml:space="preserve"> </w:t>
-      </w:r>
-      <w:proofErr w:type="spellStart"/>
-      <w:r>
-        <w:t>folyamat</w:t>
-      </w:r>
-      <w:proofErr w:type="spellEnd"/>
-      <w:r>
-        <w:t xml:space="preserve"> </w:t>
-      </w:r>
-      <w:proofErr w:type="spellStart"/>
-      <w:r>
-        <w:t>során</w:t>
-      </w:r>
-      <w:proofErr w:type="spellEnd"/>
-      <w:r>
-        <w:t xml:space="preserve"> </w:t>
-      </w:r>
-      <w:proofErr w:type="spellStart"/>
-      <w:r>
-        <w:t>keletkező</w:t>
-      </w:r>
-      <w:proofErr w:type="spellEnd"/>
-      <w:r>
-        <w:t xml:space="preserve"> </w:t>
-      </w:r>
-      <w:proofErr w:type="spellStart"/>
-      <w:r>
-        <w:t>statisztikák</w:t>
-      </w:r>
-      <w:proofErr w:type="spellEnd"/>
-      <w:r>
-        <w:t xml:space="preserve"> – </w:t>
-      </w:r>
-      <w:proofErr w:type="spellStart"/>
-      <w:r>
-        <w:t>például</w:t>
-      </w:r>
-      <w:proofErr w:type="spellEnd"/>
-      <w:r>
-        <w:t xml:space="preserve"> a </w:t>
-      </w:r>
-      <w:proofErr w:type="spellStart"/>
-      <w:r>
-        <w:t>győzelmi</w:t>
-      </w:r>
-      <w:proofErr w:type="spellEnd"/>
-      <w:r>
-        <w:t xml:space="preserve"> </w:t>
-      </w:r>
-      <w:proofErr w:type="spellStart"/>
-      <w:r>
-        <w:t>arány</w:t>
-      </w:r>
-      <w:proofErr w:type="spellEnd"/>
-      <w:r>
-        <w:t xml:space="preserve"> – </w:t>
-      </w:r>
-      <w:proofErr w:type="spellStart"/>
-      <w:r>
-        <w:t>naplózásáért</w:t>
-      </w:r>
-      <w:proofErr w:type="spellEnd"/>
-      <w:r>
-        <w:t xml:space="preserve">. A </w:t>
-      </w:r>
-      <w:proofErr w:type="spellStart"/>
-      <w:r>
-        <w:t>projekt</w:t>
-      </w:r>
-      <w:proofErr w:type="spellEnd"/>
-      <w:r>
-        <w:t xml:space="preserve"> </w:t>
-      </w:r>
-      <w:proofErr w:type="spellStart"/>
-      <w:r>
-        <w:t>emellett</w:t>
-      </w:r>
-      <w:proofErr w:type="spellEnd"/>
-      <w:r>
-        <w:t xml:space="preserve"> </w:t>
-      </w:r>
-      <w:proofErr w:type="spellStart"/>
-      <w:r>
-        <w:t>támogatja</w:t>
-      </w:r>
-      <w:proofErr w:type="spellEnd"/>
-      <w:r>
-        <w:t xml:space="preserve"> a </w:t>
-      </w:r>
-      <w:proofErr w:type="spellStart"/>
-      <w:r>
-        <w:t>betanított</w:t>
-      </w:r>
-      <w:proofErr w:type="spellEnd"/>
-      <w:r>
-        <w:t xml:space="preserve"> </w:t>
-      </w:r>
-      <w:proofErr w:type="spellStart"/>
-      <w:r>
-        <w:t>modell</w:t>
-      </w:r>
-      <w:proofErr w:type="spellEnd"/>
-      <w:r>
-        <w:t xml:space="preserve"> ONNX </w:t>
-      </w:r>
-      <w:proofErr w:type="spellStart"/>
-      <w:r>
-        <w:t>formátumba</w:t>
-      </w:r>
-      <w:proofErr w:type="spellEnd"/>
-      <w:r>
-        <w:t xml:space="preserve"> </w:t>
-      </w:r>
-      <w:proofErr w:type="spellStart"/>
-      <w:r>
-        <w:t>történő</w:t>
-      </w:r>
-      <w:proofErr w:type="spellEnd"/>
-      <w:r>
-        <w:t xml:space="preserve"> </w:t>
-      </w:r>
-      <w:proofErr w:type="spellStart"/>
-      <w:r>
-        <w:t>exportálását</w:t>
-      </w:r>
-      <w:proofErr w:type="spellEnd"/>
-      <w:r>
-        <w:t xml:space="preserve">, </w:t>
-      </w:r>
-      <w:proofErr w:type="spellStart"/>
-      <w:r>
-        <w:t>amely</w:t>
-      </w:r>
-      <w:proofErr w:type="spellEnd"/>
-      <w:r>
-        <w:t xml:space="preserve"> </w:t>
-      </w:r>
-      <w:proofErr w:type="spellStart"/>
-      <w:r>
-        <w:t>lehetővé</w:t>
-      </w:r>
-      <w:proofErr w:type="spellEnd"/>
-      <w:r>
-        <w:t xml:space="preserve"> </w:t>
-      </w:r>
-      <w:proofErr w:type="spellStart"/>
-      <w:r>
-        <w:t>teszi</w:t>
-      </w:r>
-      <w:proofErr w:type="spellEnd"/>
-      <w:r>
-        <w:t xml:space="preserve"> a </w:t>
-      </w:r>
-      <w:proofErr w:type="spellStart"/>
-      <w:r>
-        <w:t>kliensalkalmazás</w:t>
-      </w:r>
-      <w:proofErr w:type="spellEnd"/>
-      <w:r>
-        <w:t xml:space="preserve"> </w:t>
-      </w:r>
-      <w:proofErr w:type="spellStart"/>
-      <w:r>
-        <w:t>számára</w:t>
-      </w:r>
-      <w:proofErr w:type="spellEnd"/>
-      <w:r>
-        <w:t xml:space="preserve">, </w:t>
-      </w:r>
-      <w:proofErr w:type="spellStart"/>
-      <w:r>
-        <w:t>hogy</w:t>
-      </w:r>
-      <w:proofErr w:type="spellEnd"/>
-      <w:r>
-        <w:t xml:space="preserve"> C# </w:t>
-      </w:r>
-      <w:proofErr w:type="spellStart"/>
-      <w:r>
-        <w:t>környezetben</w:t>
-      </w:r>
-      <w:proofErr w:type="spellEnd"/>
-      <w:r>
-        <w:t xml:space="preserve">, ML.NET </w:t>
-      </w:r>
-      <w:proofErr w:type="spellStart"/>
-      <w:r>
-        <w:t>használatával</w:t>
-      </w:r>
-      <w:proofErr w:type="spellEnd"/>
-      <w:r>
-        <w:t xml:space="preserve"> </w:t>
-      </w:r>
-      <w:proofErr w:type="spellStart"/>
-      <w:r>
-        <w:t>futtassa</w:t>
-      </w:r>
-      <w:proofErr w:type="spellEnd"/>
-      <w:r>
-        <w:t xml:space="preserve"> a </w:t>
-      </w:r>
-      <w:proofErr w:type="spellStart"/>
-      <w:r>
-        <w:t>modellt</w:t>
-      </w:r>
-      <w:proofErr w:type="spellEnd"/>
-      <w:r>
-        <w:t>.</w:t>
-      </w:r>
-    </w:p>
-    <w:p>
-      <w:pPr>
-        <w:pStyle w:val="Heading4"/>
-        <w:rPr>
-          <w:lang w:val="en-US" w:eastAsia="zh-CN"/>
-        </w:rPr>
-      </w:pPr>
-      <w:r>
-        <w:rPr>
-          <w:lang w:val="en-US" w:eastAsia="zh-CN"/>
-        </w:rPr>
-        <w:t>Database</w:t>
-      </w:r>
-    </w:p>
-    <w:p>
-      <w:r>
-        <w:t xml:space="preserve">A Database </w:t>
-      </w:r>
-      <w:proofErr w:type="spellStart"/>
-      <w:r>
-        <w:t>komponens</w:t>
-      </w:r>
-      <w:proofErr w:type="spellEnd"/>
-      <w:r>
-        <w:t xml:space="preserve"> a </w:t>
-      </w:r>
-      <w:proofErr w:type="spellStart"/>
-      <w:r>
-        <w:t>rendszer</w:t>
-      </w:r>
-      <w:proofErr w:type="spellEnd"/>
-      <w:r>
-        <w:t xml:space="preserve"> </w:t>
-      </w:r>
-      <w:proofErr w:type="spellStart"/>
-      <w:r>
-        <w:t>perzisztens</w:t>
-      </w:r>
-      <w:proofErr w:type="spellEnd"/>
-      <w:r>
-        <w:t xml:space="preserve"> </w:t>
-      </w:r>
-      <w:proofErr w:type="spellStart"/>
-      <w:r>
-        <w:t>adatainak</w:t>
-      </w:r>
-      <w:proofErr w:type="spellEnd"/>
-      <w:r>
-        <w:t xml:space="preserve"> </w:t>
-      </w:r>
-      <w:proofErr w:type="spellStart"/>
-      <w:r>
-        <w:t>tárolásáért</w:t>
-      </w:r>
-      <w:proofErr w:type="spellEnd"/>
-      <w:r>
-        <w:t xml:space="preserve"> </w:t>
-      </w:r>
-      <w:proofErr w:type="spellStart"/>
-      <w:r>
-        <w:t>felelős</w:t>
-      </w:r>
-      <w:proofErr w:type="spellEnd"/>
-      <w:r>
-        <w:t xml:space="preserve">. Ide </w:t>
-      </w:r>
-      <w:proofErr w:type="spellStart"/>
-      <w:r>
-        <w:t>tartoznak</w:t>
-      </w:r>
-      <w:proofErr w:type="spellEnd"/>
-      <w:r>
-        <w:t xml:space="preserve"> </w:t>
-      </w:r>
-      <w:proofErr w:type="spellStart"/>
-      <w:r>
-        <w:t>többek</w:t>
-      </w:r>
-      <w:proofErr w:type="spellEnd"/>
-      <w:r>
-        <w:t xml:space="preserve"> </w:t>
-      </w:r>
-      <w:proofErr w:type="spellStart"/>
-      <w:r>
-        <w:t>között</w:t>
-      </w:r>
-      <w:proofErr w:type="spellEnd"/>
-      <w:r>
-        <w:t xml:space="preserve"> a </w:t>
-      </w:r>
-      <w:proofErr w:type="spellStart"/>
-      <w:r>
-        <w:t>felhasználói</w:t>
-      </w:r>
-      <w:proofErr w:type="spellEnd"/>
-      <w:r>
-        <w:t xml:space="preserve"> </w:t>
-      </w:r>
-      <w:proofErr w:type="spellStart"/>
-      <w:r>
-        <w:t>adatok</w:t>
-      </w:r>
-      <w:proofErr w:type="spellEnd"/>
-      <w:r>
-        <w:t xml:space="preserve">, a </w:t>
-      </w:r>
-      <w:proofErr w:type="spellStart"/>
-      <w:r>
-        <w:t>játékállapothoz</w:t>
-      </w:r>
-      <w:proofErr w:type="spellEnd"/>
-      <w:r>
-        <w:t xml:space="preserve"> </w:t>
-      </w:r>
-      <w:proofErr w:type="spellStart"/>
-      <w:r>
-        <w:t>kapcsolódó</w:t>
-      </w:r>
-      <w:proofErr w:type="spellEnd"/>
-      <w:r>
-        <w:t xml:space="preserve"> </w:t>
-      </w:r>
-      <w:proofErr w:type="spellStart"/>
-      <w:r>
-        <w:t>információk</w:t>
-      </w:r>
-      <w:proofErr w:type="spellEnd"/>
-      <w:r>
-        <w:t xml:space="preserve">, </w:t>
-      </w:r>
-      <w:proofErr w:type="spellStart"/>
-      <w:r>
-        <w:t>valamint</w:t>
-      </w:r>
-      <w:proofErr w:type="spellEnd"/>
-      <w:r>
-        <w:t xml:space="preserve"> a </w:t>
-      </w:r>
-      <w:proofErr w:type="spellStart"/>
-      <w:r>
-        <w:t>hosszabb</w:t>
-      </w:r>
-      <w:proofErr w:type="spellEnd"/>
-      <w:r>
-        <w:t xml:space="preserve"> </w:t>
-      </w:r>
-      <w:proofErr w:type="spellStart"/>
-      <w:r>
-        <w:t>távon</w:t>
-      </w:r>
-      <w:proofErr w:type="spellEnd"/>
-      <w:r>
-        <w:t xml:space="preserve"> </w:t>
-      </w:r>
-      <w:proofErr w:type="spellStart"/>
-      <w:r>
-        <w:t>megőrizendő</w:t>
-      </w:r>
-      <w:proofErr w:type="spellEnd"/>
-      <w:r>
-        <w:t xml:space="preserve"> </w:t>
-      </w:r>
-      <w:proofErr w:type="spellStart"/>
-      <w:r>
-        <w:t>rendszeradatok</w:t>
-      </w:r>
-      <w:proofErr w:type="spellEnd"/>
-      <w:r>
-        <w:t>.</w:t>
-      </w:r>
-    </w:p>
-    <w:p>
-      <w:r>
-        <w:t xml:space="preserve">Az </w:t>
-      </w:r>
-      <w:proofErr w:type="spellStart"/>
-      <w:r>
-        <w:t>adatbázis</w:t>
-      </w:r>
-      <w:proofErr w:type="spellEnd"/>
-      <w:r>
-        <w:t xml:space="preserve"> </w:t>
-      </w:r>
-      <w:proofErr w:type="spellStart"/>
-      <w:r>
-        <w:t>elérését</w:t>
-      </w:r>
-      <w:proofErr w:type="spellEnd"/>
-      <w:r>
-        <w:t xml:space="preserve"> </w:t>
-      </w:r>
-      <w:proofErr w:type="spellStart"/>
-      <w:r>
-        <w:t>kizárólag</w:t>
-      </w:r>
-      <w:proofErr w:type="spellEnd"/>
-      <w:r>
-        <w:t xml:space="preserve"> a Web Server </w:t>
-      </w:r>
-      <w:proofErr w:type="spellStart"/>
-      <w:r>
-        <w:t>komponens</w:t>
-      </w:r>
-      <w:proofErr w:type="spellEnd"/>
-      <w:r>
-        <w:t xml:space="preserve"> </w:t>
-      </w:r>
-      <w:proofErr w:type="spellStart"/>
-      <w:r>
-        <w:t>végzi</w:t>
-      </w:r>
-      <w:proofErr w:type="spellEnd"/>
-      <w:r>
-        <w:t xml:space="preserve">, </w:t>
-      </w:r>
-      <w:proofErr w:type="spellStart"/>
-      <w:r>
-        <w:t>ezáltal</w:t>
-      </w:r>
-      <w:proofErr w:type="spellEnd"/>
-      <w:r>
-        <w:t xml:space="preserve"> </w:t>
-      </w:r>
-      <w:proofErr w:type="spellStart"/>
-      <w:r>
-        <w:t>biztosítva</w:t>
-      </w:r>
-      <w:proofErr w:type="spellEnd"/>
-      <w:r>
-        <w:t xml:space="preserve">, </w:t>
-      </w:r>
-      <w:proofErr w:type="spellStart"/>
-      <w:r>
-        <w:t>hogy</w:t>
-      </w:r>
-      <w:proofErr w:type="spellEnd"/>
-      <w:r>
-        <w:t xml:space="preserve"> </w:t>
-      </w:r>
-      <w:proofErr w:type="spellStart"/>
-      <w:r>
-        <w:t>az</w:t>
-      </w:r>
-      <w:proofErr w:type="spellEnd"/>
-      <w:r>
-        <w:t xml:space="preserve"> </w:t>
-      </w:r>
-      <w:proofErr w:type="spellStart"/>
-      <w:r>
-        <w:t>adattárolás</w:t>
-      </w:r>
-      <w:proofErr w:type="spellEnd"/>
-      <w:r>
-        <w:t xml:space="preserve"> </w:t>
-      </w:r>
-      <w:proofErr w:type="spellStart"/>
-      <w:r>
-        <w:t>részletei</w:t>
-      </w:r>
-      <w:proofErr w:type="spellEnd"/>
-      <w:r>
-        <w:t xml:space="preserve"> </w:t>
-      </w:r>
-      <w:proofErr w:type="spellStart"/>
-      <w:r>
-        <w:t>el</w:t>
-      </w:r>
-      <w:proofErr w:type="spellEnd"/>
-      <w:r>
-        <w:t xml:space="preserve"> </w:t>
-      </w:r>
-      <w:proofErr w:type="spellStart"/>
-      <w:r>
-        <w:t>legyenek</w:t>
-      </w:r>
-      <w:proofErr w:type="spellEnd"/>
-      <w:r>
-        <w:t xml:space="preserve"> </w:t>
-      </w:r>
-      <w:proofErr w:type="spellStart"/>
-      <w:r>
-        <w:t>rejtve</w:t>
-      </w:r>
-      <w:proofErr w:type="spellEnd"/>
-      <w:r>
-        <w:t xml:space="preserve"> a </w:t>
-      </w:r>
-      <w:proofErr w:type="spellStart"/>
-      <w:r>
-        <w:t>kliensoldali</w:t>
-      </w:r>
-      <w:proofErr w:type="spellEnd"/>
-      <w:r>
-        <w:t xml:space="preserve"> és játéklogikai komponensek elől.</w:t>
-      </w:r>
-    </w:p>
-    <w:p>
-      <w:pPr>
-        <w:pStyle w:val="Heading3"/>
-        <w:rPr>
-          <w:lang w:eastAsia="zh-CN"/>
-        </w:rPr>
-      </w:pPr>
-      <w:r>
-        <w:rPr>
-          <w:lang w:eastAsia="zh-CN"/>
-        </w:rPr>
-        <w:lastRenderedPageBreak/>
-        <w:t>Osztálydiagramok</w:t>
-      </w:r>
-    </w:p>
-    <w:p>
-      <w:pPr>
-        <w:rPr>
-          <w:lang w:eastAsia="zh-CN"/>
-        </w:rPr>
-      </w:pPr>
-      <w:r>
-        <w:rPr>
-          <w:lang w:eastAsia="zh-CN"/>
-        </w:rPr>
-        <w:t>Az osztálydiagramok az egyes komponensek belső felépítését szemléltetik, kiemelve a főbb osztályokat és azok kapcsolatait. A diagramok nem tartalmazzák a teljes osztályszerkezetet, kizárólag a rendszer szempontjából releváns elemeket.</w:t>
-      </w:r>
-    </w:p>
-    <w:p>
-      <w:pPr>
-        <w:pStyle w:val="Heading3"/>
-        <w:rPr>
-          <w:lang w:eastAsia="zh-CN"/>
-        </w:rPr>
-      </w:pPr>
-      <w:r>
-        <w:rPr>
-          <w:lang w:eastAsia="zh-CN"/>
-        </w:rPr>
-        <w:t>Mesterséges intelligencia</w:t>
-      </w:r>
-    </w:p>
-    <w:p>
-      <w:pPr>
-        <w:rPr>
-          <w:lang w:eastAsia="zh-CN"/>
-        </w:rPr>
-      </w:pPr>
-      <w:r>
-        <w:rPr>
-          <w:lang w:eastAsia="zh-CN"/>
-        </w:rPr>
-        <w:t>Ez az alfejezet részletesen bemutatja az AI tanítás és futtatás folyamatát, különös tekintettel a modell exportálására és futásidejű felhasználására.</w:t>
-      </w:r>
-    </w:p>
-    <w:p>
-      <w:pPr>
-        <w:rPr>
-          <w:lang w:eastAsia="zh-CN"/>
-        </w:rPr>
-      </w:pPr>
-    </w:p>
-    <w:p>
-      <w:pPr>
-        <w:pStyle w:val="Heading2"/>
-        <w:rPr>
-          <w:lang w:eastAsia="zh-CN"/>
-        </w:rPr>
-      </w:pPr>
-      <w:r>
-        <w:rPr>
-          <w:lang w:eastAsia="zh-CN"/>
-        </w:rPr>
-        <w:t>Tesztelés</w:t>
-      </w:r>
-    </w:p>
-    <w:p>
-      <w:pPr>
-        <w:rPr>
-          <w:lang w:eastAsia="zh-CN"/>
-        </w:rPr>
-      </w:pPr>
-    </w:p>
-    <w:p>
-      <w:r>
-        <w:t xml:space="preserve"> </w:t>
-      </w:r>
       <w:r>
         <w:br w:type="page"/>
       </w:r>
@@ -6289,8 +6704,8 @@
       <w:pPr>
         <w:pStyle w:val="Heading1"/>
       </w:pPr>
-      <w:bookmarkStart w:id="8" w:name="_Toc87521356"/>
-      <w:commentRangeStart w:id="9"/>
+      <w:bookmarkStart w:id="31" w:name="_Toc228127150"/>
+      <w:commentRangeStart w:id="32"/>
       <w:r>
         <w:lastRenderedPageBreak/>
         <w:t>Összefoglalás és tovább</w:t>
@@ -6298,15 +6713,15 @@
       <w:r>
         <w:t>i fejlesztési lehetőségek</w:t>
       </w:r>
-      <w:bookmarkEnd w:id="8"/>
-      <w:commentRangeEnd w:id="9"/>
+      <w:commentRangeEnd w:id="32"/>
       <w:r>
         <w:rPr>
           <w:rStyle w:val="CommentReference"/>
           <w:rFonts w:asciiTheme="minorHAnsi" w:eastAsiaTheme="minorHAnsi" w:hAnsiTheme="minorHAnsi" w:cstheme="minorBidi"/>
         </w:rPr>
-        <w:commentReference w:id="9"/>
-      </w:r>
+        <w:commentReference w:id="32"/>
+      </w:r>
+      <w:bookmarkEnd w:id="31"/>
     </w:p>
     <w:p/>
     <w:p>
@@ -6318,12 +6733,12 @@
       <w:pPr>
         <w:pStyle w:val="Heading1"/>
       </w:pPr>
-      <w:bookmarkStart w:id="10" w:name="_Toc87521357"/>
+      <w:bookmarkStart w:id="33" w:name="_Toc228127151"/>
       <w:r>
         <w:lastRenderedPageBreak/>
         <w:t>Irodalomjegyzék</w:t>
       </w:r>
-      <w:bookmarkEnd w:id="10"/>
+      <w:bookmarkEnd w:id="33"/>
     </w:p>
     <w:p>
       <w:pPr>
@@ -6348,21 +6763,21 @@
       <w:pPr>
         <w:pStyle w:val="Heading1"/>
       </w:pPr>
-      <w:bookmarkStart w:id="11" w:name="_Toc87521358"/>
-      <w:commentRangeStart w:id="12"/>
+      <w:bookmarkStart w:id="34" w:name="_Toc228127152"/>
+      <w:commentRangeStart w:id="35"/>
       <w:r>
         <w:lastRenderedPageBreak/>
         <w:t>Melléklet</w:t>
       </w:r>
-      <w:commentRangeEnd w:id="12"/>
+      <w:commentRangeEnd w:id="35"/>
       <w:r>
         <w:rPr>
           <w:rStyle w:val="CommentReference"/>
           <w:rFonts w:asciiTheme="minorHAnsi" w:eastAsiaTheme="minorHAnsi" w:hAnsiTheme="minorHAnsi" w:cstheme="minorBidi"/>
         </w:rPr>
-        <w:commentReference w:id="12"/>
-      </w:r>
-      <w:bookmarkEnd w:id="11"/>
+        <w:commentReference w:id="35"/>
+      </w:r>
+      <w:bookmarkEnd w:id="34"/>
     </w:p>
     <w:p>
       <w:pPr>
@@ -6456,7 +6871,7 @@
       </w:r>
     </w:p>
   </w:comment>
-  <w:comment w:id="9" w:author="Németh Gábor Árpád Dr." w:date="2021-11-17T13:25:00Z" w:initials="NGÁD">
+  <w:comment w:id="32" w:author="Németh Gábor Árpád Dr." w:date="2021-11-17T13:25:00Z" w:initials="NGÁD">
     <w:p>
       <w:pPr>
         <w:pStyle w:val="CommentText"/>
@@ -6487,7 +6902,7 @@
       </w:r>
     </w:p>
   </w:comment>
-  <w:comment w:id="12" w:author="Gludovátz Attila" w:date="2021-11-11T11:08:00Z" w:initials="GA">
+  <w:comment w:id="35" w:author="Gludovátz Attila" w:date="2021-11-11T11:08:00Z" w:initials="GA">
     <w:p>
       <w:pPr>
         <w:pStyle w:val="CommentText"/>
@@ -6616,9 +7031,6 @@
           <w:fldChar w:fldCharType="separate"/>
         </w:r>
         <w:r>
-          <w:rPr>
-            <w:noProof/>
-          </w:rPr>
           <w:t>6</w:t>
         </w:r>
         <w:r>
@@ -8380,6 +8792,19 @@
       <w:lang w:val="en-US" w:eastAsia="zh-CN"/>
     </w:rPr>
   </w:style>
+  <w:style w:type="paragraph" w:styleId="NoSpacing">
+    <w:name w:val="No Spacing"/>
+    <w:uiPriority w:val="1"/>
+    <w:qFormat/>
+    <w:rsid w:val="002303CD"/>
+    <w:pPr>
+      <w:spacing w:after="0" w:line="240" w:lineRule="auto"/>
+      <w:jc w:val="both"/>
+    </w:pPr>
+    <w:rPr>
+      <w:sz w:val="24"/>
+    </w:rPr>
+  </w:style>
 </w:styles>
 </file>
 
@@ -8679,19 +9104,6 @@
 </file>
 
 <file path=customXml/item1.xml><?xml version="1.0" encoding="utf-8"?>
-<b:Sources xmlns:b="http://schemas.openxmlformats.org/officeDocument/2006/bibliography" xmlns="http://schemas.openxmlformats.org/officeDocument/2006/bibliography" SelectedStyle="\APASixthEditionOfficeOnline.xsl" StyleName="APA" Version="6"/>
-</file>
-
-<file path=customXml/item2.xml><?xml version="1.0" encoding="utf-8"?>
-<?mso-contentType ?>
-<FormTemplates xmlns="http://schemas.microsoft.com/sharepoint/v3/contenttype/forms">
-  <Display>DocumentLibraryForm</Display>
-  <Edit>DocumentLibraryForm</Edit>
-  <New>DocumentLibraryForm</New>
-</FormTemplates>
-</file>
-
-<file path=customXml/item3.xml><?xml version="1.0" encoding="utf-8"?>
 <ct:contentTypeSchema xmlns:ct="http://schemas.microsoft.com/office/2006/metadata/contentType" xmlns:ma="http://schemas.microsoft.com/office/2006/metadata/properties/metaAttributes" ct:_="" ma:_="" ma:contentTypeName="Document" ma:contentTypeID="0x01010057D746A6CC7228419059D1F304ECB892" ma:contentTypeVersion="6" ma:contentTypeDescription="Create a new document." ma:contentTypeScope="" ma:versionID="230bd601e8ab138a3182c21189d57f93">
   <xsd:schema xmlns:xsd="http://www.w3.org/2001/XMLSchema" xmlns:xs="http://www.w3.org/2001/XMLSchema" xmlns:p="http://schemas.microsoft.com/office/2006/metadata/properties" xmlns:ns2="23369ae5-05ef-4c7c-a662-deac929baaef" targetNamespace="http://schemas.microsoft.com/office/2006/metadata/properties" ma:root="true" ma:fieldsID="ed8cacf55a6d923cbbf7f604d05b507d" ns2:_="">
     <xsd:import namespace="23369ae5-05ef-4c7c-a662-deac929baaef"/>
@@ -8849,23 +9261,20 @@
 </ct:contentTypeSchema>
 </file>
 
-<file path=customXml/itemProps1.xml><?xml version="1.0" encoding="utf-8"?>
-<ds:datastoreItem xmlns:ds="http://schemas.openxmlformats.org/officeDocument/2006/customXml" ds:itemID="{E9F6CDE2-636C-4043-AFFC-7CB0CE5DF55A}">
-  <ds:schemaRefs>
-    <ds:schemaRef ds:uri="http://schemas.openxmlformats.org/officeDocument/2006/bibliography"/>
-  </ds:schemaRefs>
-</ds:datastoreItem>
+<file path=customXml/item2.xml><?xml version="1.0" encoding="utf-8"?>
+<?mso-contentType ?>
+<FormTemplates xmlns="http://schemas.microsoft.com/sharepoint/v3/contenttype/forms">
+  <Display>DocumentLibraryForm</Display>
+  <Edit>DocumentLibraryForm</Edit>
+  <New>DocumentLibraryForm</New>
+</FormTemplates>
 </file>
 
-<file path=customXml/itemProps2.xml><?xml version="1.0" encoding="utf-8"?>
-<ds:datastoreItem xmlns:ds="http://schemas.openxmlformats.org/officeDocument/2006/customXml" ds:itemID="{79D0F40F-646A-4DBF-9119-0FC598DFBBBB}">
-  <ds:schemaRefs>
-    <ds:schemaRef ds:uri="http://schemas.microsoft.com/sharepoint/v3/contenttype/forms"/>
-  </ds:schemaRefs>
-</ds:datastoreItem>
+<file path=customXml/item3.xml><?xml version="1.0" encoding="utf-8"?>
+<b:Sources xmlns:b="http://schemas.openxmlformats.org/officeDocument/2006/bibliography" xmlns="http://schemas.openxmlformats.org/officeDocument/2006/bibliography" SelectedStyle="\APASixthEditionOfficeOnline.xsl" StyleName="APA" Version="6"/>
 </file>
 
-<file path=customXml/itemProps3.xml><?xml version="1.0" encoding="utf-8"?>
+<file path=customXml/itemProps1.xml><?xml version="1.0" encoding="utf-8"?>
 <ds:datastoreItem xmlns:ds="http://schemas.openxmlformats.org/officeDocument/2006/customXml" ds:itemID="{E0E361D0-270A-43DD-B744-DC4991A38C53}">
   <ds:schemaRefs>
     <ds:schemaRef ds:uri="http://schemas.microsoft.com/office/2006/metadata/contentType"/>
@@ -8883,6 +9292,22 @@
 </ds:datastoreItem>
 </file>
 
+<file path=customXml/itemProps2.xml><?xml version="1.0" encoding="utf-8"?>
+<ds:datastoreItem xmlns:ds="http://schemas.openxmlformats.org/officeDocument/2006/customXml" ds:itemID="{79D0F40F-646A-4DBF-9119-0FC598DFBBBB}">
+  <ds:schemaRefs>
+    <ds:schemaRef ds:uri="http://schemas.microsoft.com/sharepoint/v3/contenttype/forms"/>
+  </ds:schemaRefs>
+</ds:datastoreItem>
+</file>
+
+<file path=customXml/itemProps3.xml><?xml version="1.0" encoding="utf-8"?>
+<ds:datastoreItem xmlns:ds="http://schemas.openxmlformats.org/officeDocument/2006/customXml" ds:itemID="{E9F6CDE2-636C-4043-AFFC-7CB0CE5DF55A}">
+  <ds:schemaRefs>
+    <ds:schemaRef ds:uri="http://schemas.openxmlformats.org/officeDocument/2006/bibliography"/>
+  </ds:schemaRefs>
+</ds:datastoreItem>
+</file>
+
 <file path=docMetadata/LabelInfo.xml><?xml version="1.0" encoding="utf-8"?>
 <clbl:labelList xmlns:clbl="http://schemas.microsoft.com/office/2020/mipLabelMetadata">
   <clbl:label id="{ff6dbec8-95a8-4638-9f5f-bd076536645c}" enabled="1" method="Standard" siteId="{5dbf1add-202a-4b8d-815b-bf0fb024e033}" contentBits="0" removed="0"/>

--- a/document/Szakdolgozat.docx
+++ b/document/Szakdolgozat.docx
@@ -14,6 +14,7 @@
       </w:pPr>
       <w:r>
         <w:rPr>
+          <w:noProof/>
           <w:lang w:eastAsia="hu-HU"/>
         </w:rPr>
         <w:drawing>
@@ -131,8 +132,6 @@
           <w:szCs w:val="28"/>
         </w:rPr>
       </w:pPr>
-      <w:commentRangeStart w:id="0"/>
-      <w:commentRangeStart w:id="1"/>
       <w:r>
         <w:rPr>
           <w:b/>
@@ -140,21 +139,7 @@
           <w:sz w:val="28"/>
           <w:szCs w:val="28"/>
         </w:rPr>
-        <w:t xml:space="preserve">Programozáselmélet és Szoftvertechnológia </w:t>
-      </w:r>
-      <w:commentRangeEnd w:id="0"/>
-      <w:r>
-        <w:rPr>
-          <w:rStyle w:val="CommentReference"/>
-        </w:rPr>
-        <w:commentReference w:id="0"/>
-      </w:r>
-      <w:commentRangeEnd w:id="1"/>
-      <w:r>
-        <w:rPr>
-          <w:rStyle w:val="CommentReference"/>
-        </w:rPr>
-        <w:commentReference w:id="1"/>
+        <w:t>Média-</w:t>
       </w:r>
       <w:r>
         <w:rPr>
@@ -163,6 +148,24 @@
           <w:sz w:val="28"/>
           <w:szCs w:val="28"/>
         </w:rPr>
+        <w:t xml:space="preserve"> és </w:t>
+      </w:r>
+      <w:r>
+        <w:rPr>
+          <w:b/>
+          <w:bCs/>
+          <w:sz w:val="28"/>
+          <w:szCs w:val="28"/>
+        </w:rPr>
+        <w:t xml:space="preserve">Oktatásinformatika </w:t>
+      </w:r>
+      <w:r>
+        <w:rPr>
+          <w:b/>
+          <w:bCs/>
+          <w:sz w:val="28"/>
+          <w:szCs w:val="28"/>
+        </w:rPr>
         <w:t>Tanszék</w:t>
       </w:r>
     </w:p>
@@ -170,21 +173,10 @@
     <w:p>
       <w:pPr>
         <w:pStyle w:val="Title"/>
-        <w:spacing w:before="2880" w:after="3600"/>
-      </w:pPr>
-      <w:commentRangeStart w:id="2"/>
-      <w:r>
-        <w:t>Szakdolgozat címe</w:t>
-      </w:r>
-      <w:commentRangeEnd w:id="2"/>
-      <w:r>
-        <w:rPr>
-          <w:rStyle w:val="CommentReference"/>
-          <w:rFonts w:asciiTheme="minorHAnsi" w:eastAsiaTheme="minorHAnsi" w:hAnsiTheme="minorHAnsi" w:cstheme="minorBidi"/>
-          <w:spacing w:val="0"/>
-          <w:kern w:val="0"/>
-        </w:rPr>
-        <w:commentReference w:id="2"/>
+        <w:spacing w:before="2880" w:after="3000"/>
+      </w:pPr>
+      <w:r>
+        <w:t>Multiplatformos kétszemélyes játék előre betanított mesterséges intelligenciával</w:t>
       </w:r>
     </w:p>
     <w:p>
@@ -249,7 +241,9 @@
       </w:r>
       <w:r>
         <w:tab/>
-        <w:t>Név</w:t>
+      </w:r>
+      <w:r>
+        <w:t>Szabó Dávid</w:t>
       </w:r>
     </w:p>
     <w:p>
@@ -263,13 +257,27 @@
         <w:tab/>
       </w:r>
       <w:r>
-        <w:t>Programtervező informatikus BSc.</w:t>
+        <w:t xml:space="preserve">Programtervező informatikus </w:t>
+      </w:r>
+      <w:proofErr w:type="spellStart"/>
+      <w:r>
+        <w:t>BSc</w:t>
+      </w:r>
+      <w:proofErr w:type="spellEnd"/>
+      <w:r>
+        <w:t>.</w:t>
       </w:r>
       <w:r>
         <w:tab/>
       </w:r>
       <w:r>
-        <w:t>beosztás, titulus</w:t>
+        <w:t>Egyetemi tanársegéd</w:t>
+      </w:r>
+      <w:r>
+        <w:t xml:space="preserve">, </w:t>
+      </w:r>
+      <w:r>
+        <w:t>Dr.</w:t>
       </w:r>
     </w:p>
     <w:p>
@@ -296,7 +304,7 @@
         <w:rPr>
           <w:rStyle w:val="Strong"/>
         </w:rPr>
-        <w:t>5</w:t>
+        <w:t>6</w:t>
       </w:r>
       <w:r>
         <w:br w:type="page"/>
@@ -3044,7 +3052,7 @@
     <w:p>
       <w:pPr>
         <w:sectPr>
-          <w:footerReference w:type="default" r:id="rId15"/>
+          <w:footerReference w:type="default" r:id="rId11"/>
           <w:pgSz w:w="11906" w:h="16838"/>
           <w:pgMar w:top="1417" w:right="1417" w:bottom="1417" w:left="1417" w:header="708" w:footer="708" w:gutter="0"/>
           <w:cols w:space="708"/>
@@ -3056,7 +3064,7 @@
       <w:pPr>
         <w:pStyle w:val="Heading1"/>
       </w:pPr>
-      <w:bookmarkStart w:id="3" w:name="_Toc228127124"/>
+      <w:bookmarkStart w:id="0" w:name="_Toc228127124"/>
       <w:r>
         <w:lastRenderedPageBreak/>
         <w:t>Bevezet</w:t>
@@ -3064,7 +3072,7 @@
       <w:r>
         <w:t>és</w:t>
       </w:r>
-      <w:bookmarkEnd w:id="3"/>
+      <w:bookmarkEnd w:id="0"/>
     </w:p>
     <w:p>
       <w:r>
@@ -3086,7 +3094,15 @@
         <w:t xml:space="preserve">adott </w:t>
       </w:r>
       <w:r>
-        <w:t xml:space="preserve">(Calibri) </w:t>
+        <w:t>(</w:t>
+      </w:r>
+      <w:proofErr w:type="spellStart"/>
+      <w:r>
+        <w:t>Calibri</w:t>
+      </w:r>
+      <w:proofErr w:type="spellEnd"/>
+      <w:r>
+        <w:t xml:space="preserve">) </w:t>
       </w:r>
       <w:r>
         <w:t>és a</w:t>
@@ -3117,6 +3133,7 @@
       </w:pPr>
       <w:r>
         <w:rPr>
+          <w:noProof/>
           <w:lang w:eastAsia="hu-HU"/>
         </w:rPr>
         <w:drawing>
@@ -3137,7 +3154,7 @@
                     </pic:cNvPicPr>
                   </pic:nvPicPr>
                   <pic:blipFill>
-                    <a:blip r:embed="rId16">
+                    <a:blip r:embed="rId12">
                       <a:extLst>
                         <a:ext uri="{28A0092B-C50C-407E-A947-70E740481C1C}">
                           <a14:useLocalDpi xmlns:a14="http://schemas.microsoft.com/office/drawing/2010/main" val="0"/>
@@ -3169,7 +3186,7 @@
         </w:drawing>
       </w:r>
     </w:p>
-    <w:bookmarkStart w:id="4" w:name="_Ref116400530"/>
+    <w:bookmarkStart w:id="1" w:name="_Ref116400530"/>
     <w:p>
       <w:pPr>
         <w:pStyle w:val="Caption"/>
@@ -3192,7 +3209,7 @@
       <w:r>
         <w:t>. ábra</w:t>
       </w:r>
-      <w:bookmarkEnd w:id="4"/>
+      <w:bookmarkEnd w:id="1"/>
       <w:r>
         <w:t>: Galaxis útikalauz stopposoknak könyv</w:t>
       </w:r>
@@ -3253,7 +3270,7 @@
         <w:t>).</w:t>
       </w:r>
     </w:p>
-    <w:bookmarkStart w:id="5" w:name="_Ref116400549"/>
+    <w:bookmarkStart w:id="2" w:name="_Ref116400549"/>
     <w:p>
       <w:pPr>
         <w:pStyle w:val="Caption"/>
@@ -3277,7 +3294,7 @@
       <w:r>
         <w:t>. táblázat</w:t>
       </w:r>
-      <w:bookmarkEnd w:id="5"/>
+      <w:bookmarkEnd w:id="2"/>
       <w:r>
         <w:t>:</w:t>
       </w:r>
@@ -3306,9 +3323,11 @@
             <w:tcW w:w="2831" w:type="dxa"/>
           </w:tcPr>
           <w:p>
+            <w:proofErr w:type="spellStart"/>
             <w:r>
               <w:t>asdf</w:t>
             </w:r>
+            <w:proofErr w:type="spellEnd"/>
           </w:p>
         </w:tc>
         <w:tc>
@@ -3362,88 +3381,88 @@
       <w:pPr>
         <w:pStyle w:val="Heading1"/>
       </w:pPr>
-      <w:bookmarkStart w:id="6" w:name="_Toc228127125"/>
+      <w:bookmarkStart w:id="3" w:name="_Toc228127125"/>
       <w:r>
         <w:lastRenderedPageBreak/>
         <w:t>Felhasználói dokumentáció</w:t>
       </w:r>
+      <w:bookmarkEnd w:id="3"/>
+    </w:p>
+    <w:p>
+      <w:pPr>
+        <w:pStyle w:val="Heading2"/>
+      </w:pPr>
+      <w:bookmarkStart w:id="4" w:name="_Toc228127126"/>
+      <w:r>
+        <w:t>Telepítés és indítás</w:t>
+      </w:r>
+      <w:bookmarkEnd w:id="4"/>
+    </w:p>
+    <w:p>
+      <w:pPr>
+        <w:pStyle w:val="Heading2"/>
+      </w:pPr>
+      <w:bookmarkStart w:id="5" w:name="_Toc228127127"/>
+      <w:r>
+        <w:t>A rendszer rövid bemutatása</w:t>
+      </w:r>
+      <w:bookmarkEnd w:id="5"/>
+    </w:p>
+    <w:p>
+      <w:pPr>
+        <w:pStyle w:val="Heading2"/>
+      </w:pPr>
+      <w:bookmarkStart w:id="6" w:name="_Toc228127128"/>
+      <w:r>
+        <w:t>Felhasználói felület</w:t>
+      </w:r>
       <w:bookmarkEnd w:id="6"/>
     </w:p>
     <w:p>
       <w:pPr>
         <w:pStyle w:val="Heading2"/>
       </w:pPr>
-      <w:bookmarkStart w:id="7" w:name="_Toc228127126"/>
-      <w:r>
-        <w:t>Telepítés és indítás</w:t>
+      <w:bookmarkStart w:id="7" w:name="_Toc228127129"/>
+      <w:r>
+        <w:t>Játék</w:t>
+      </w:r>
+      <w:r>
+        <w:t>menet</w:t>
       </w:r>
       <w:bookmarkEnd w:id="7"/>
     </w:p>
     <w:p>
-      <w:pPr>
-        <w:pStyle w:val="Heading2"/>
-      </w:pPr>
-      <w:bookmarkStart w:id="8" w:name="_Toc228127127"/>
-      <w:r>
-        <w:t>A rendszer rövid bemutatása</w:t>
+      <w:r>
+        <w:t>A játék az</w:t>
+      </w:r>
+      <w:r>
+        <w:t xml:space="preserve"> I</w:t>
+      </w:r>
+      <w:r>
+        <w:t xml:space="preserve">. korral kezdődik, </w:t>
+      </w:r>
+      <w:r>
+        <w:t>II</w:t>
+      </w:r>
+      <w:r>
+        <w:t xml:space="preserve">. korral folytatódik és a </w:t>
+      </w:r>
+      <w:r>
+        <w:t>III</w:t>
+      </w:r>
+      <w:r>
+        <w:t>. korral fejeződik be. Ha az egyik játékos katonai vagy tudományos fölénnyel győz, akkor a játék azonnal véget ér.</w:t>
+      </w:r>
+    </w:p>
+    <w:p>
+      <w:pPr>
+        <w:pStyle w:val="Heading3"/>
+      </w:pPr>
+      <w:bookmarkStart w:id="8" w:name="_Toc228127130"/>
+      <w:r>
+        <w:t>Játék eleje</w:t>
       </w:r>
       <w:bookmarkEnd w:id="8"/>
-    </w:p>
-    <w:p>
-      <w:pPr>
-        <w:pStyle w:val="Heading2"/>
-      </w:pPr>
-      <w:bookmarkStart w:id="9" w:name="_Toc228127128"/>
-      <w:r>
-        <w:t>Felhasználói felület</w:t>
-      </w:r>
-      <w:bookmarkEnd w:id="9"/>
-    </w:p>
-    <w:p>
-      <w:pPr>
-        <w:pStyle w:val="Heading2"/>
-      </w:pPr>
-      <w:bookmarkStart w:id="10" w:name="_Toc228127129"/>
-      <w:r>
-        <w:t>Játék</w:t>
-      </w:r>
-      <w:r>
-        <w:t>menet</w:t>
-      </w:r>
-      <w:bookmarkEnd w:id="10"/>
-    </w:p>
-    <w:p>
-      <w:r>
-        <w:t>A játék az</w:t>
-      </w:r>
-      <w:r>
-        <w:t xml:space="preserve"> I</w:t>
-      </w:r>
-      <w:r>
-        <w:t xml:space="preserve">. korral kezdődik, </w:t>
-      </w:r>
-      <w:r>
-        <w:t>II</w:t>
-      </w:r>
-      <w:r>
-        <w:t xml:space="preserve">. korral folytatódik és a </w:t>
-      </w:r>
-      <w:r>
-        <w:t>III</w:t>
-      </w:r>
-      <w:r>
-        <w:t>. korral fejeződik be. Ha az egyik játékos katonai vagy tudományos fölénnyel győz, akkor a játék azonnal véget ér.</w:t>
-      </w:r>
-    </w:p>
-    <w:p>
-      <w:pPr>
-        <w:pStyle w:val="Heading3"/>
-      </w:pPr>
-      <w:bookmarkStart w:id="11" w:name="_Toc228127130"/>
-      <w:r>
-        <w:t>Játék eleje</w:t>
-      </w:r>
-      <w:bookmarkEnd w:id="11"/>
     </w:p>
     <w:p>
       <w:r>
@@ -3507,11 +3526,11 @@
       <w:pPr>
         <w:pStyle w:val="Heading3"/>
       </w:pPr>
-      <w:bookmarkStart w:id="12" w:name="_Toc228127131"/>
+      <w:bookmarkStart w:id="9" w:name="_Toc228127131"/>
       <w:r>
         <w:t>Egy kor áttekintése</w:t>
       </w:r>
-      <w:bookmarkEnd w:id="12"/>
+      <w:bookmarkEnd w:id="9"/>
     </w:p>
     <w:p>
       <w:r>
@@ -3522,11 +3541,11 @@
       <w:pPr>
         <w:pStyle w:val="Heading3"/>
       </w:pPr>
-      <w:bookmarkStart w:id="13" w:name="_Toc228127132"/>
+      <w:bookmarkStart w:id="10" w:name="_Toc228127132"/>
       <w:r>
         <w:t>Egy játékos köre</w:t>
       </w:r>
-      <w:bookmarkEnd w:id="13"/>
+      <w:bookmarkEnd w:id="10"/>
     </w:p>
     <w:p>
       <w:r>
@@ -3671,11 +3690,11 @@
       <w:pPr>
         <w:pStyle w:val="Heading3"/>
       </w:pPr>
-      <w:bookmarkStart w:id="14" w:name="_Toc228127133"/>
+      <w:bookmarkStart w:id="11" w:name="_Toc228127133"/>
       <w:r>
         <w:t>Egy kor vége</w:t>
       </w:r>
-      <w:bookmarkEnd w:id="14"/>
+      <w:bookmarkEnd w:id="11"/>
     </w:p>
     <w:p>
       <w:r>
@@ -3696,11 +3715,11 @@
       <w:pPr>
         <w:pStyle w:val="Heading3"/>
       </w:pPr>
-      <w:bookmarkStart w:id="15" w:name="_Toc228127134"/>
+      <w:bookmarkStart w:id="12" w:name="_Toc228127134"/>
       <w:r>
         <w:t>A játék vége és a győztes</w:t>
       </w:r>
-      <w:bookmarkEnd w:id="15"/>
+      <w:bookmarkEnd w:id="12"/>
     </w:p>
     <w:p>
       <w:r>
@@ -3849,11 +3868,11 @@
       <w:pPr>
         <w:pStyle w:val="Heading3"/>
       </w:pPr>
-      <w:bookmarkStart w:id="16" w:name="_Toc228127135"/>
+      <w:bookmarkStart w:id="13" w:name="_Toc228127135"/>
       <w:r>
         <w:t>Segédlet</w:t>
       </w:r>
-      <w:bookmarkEnd w:id="16"/>
+      <w:bookmarkEnd w:id="13"/>
     </w:p>
     <w:p>
       <w:r>
@@ -3945,21 +3964,21 @@
       <w:pPr>
         <w:pStyle w:val="Heading2"/>
       </w:pPr>
-      <w:bookmarkStart w:id="17" w:name="_Toc228127136"/>
+      <w:bookmarkStart w:id="14" w:name="_Toc228127136"/>
       <w:r>
         <w:t>Többjátékos mód</w:t>
       </w:r>
-      <w:bookmarkEnd w:id="17"/>
+      <w:bookmarkEnd w:id="14"/>
     </w:p>
     <w:p>
       <w:pPr>
         <w:pStyle w:val="Heading2"/>
       </w:pPr>
-      <w:bookmarkStart w:id="18" w:name="_Toc228127137"/>
+      <w:bookmarkStart w:id="15" w:name="_Toc228127137"/>
       <w:r>
         <w:t>Mesterséges intelligencia</w:t>
       </w:r>
-      <w:bookmarkEnd w:id="18"/>
+      <w:bookmarkEnd w:id="15"/>
     </w:p>
     <w:p>
       <w:r>
@@ -3970,105 +3989,234 @@
       <w:pPr>
         <w:pStyle w:val="Heading1"/>
       </w:pPr>
-      <w:bookmarkStart w:id="19" w:name="_Toc228127138"/>
+      <w:bookmarkStart w:id="16" w:name="_Toc228127138"/>
       <w:r>
         <w:lastRenderedPageBreak/>
         <w:t>Fejlesztői dokumentáció</w:t>
       </w:r>
-      <w:bookmarkEnd w:id="19"/>
+      <w:bookmarkEnd w:id="16"/>
     </w:p>
     <w:p>
       <w:pPr>
         <w:pStyle w:val="Heading2"/>
       </w:pPr>
-      <w:bookmarkStart w:id="20" w:name="_Toc228127139"/>
+      <w:bookmarkStart w:id="17" w:name="_Toc228127139"/>
       <w:r>
         <w:t>Fejlesztői környezet és futtatás</w:t>
       </w:r>
-      <w:bookmarkEnd w:id="20"/>
-    </w:p>
-    <w:p>
-      <w:pPr>
-        <w:rPr>
-          <w:lang w:eastAsia="zh-CN"/>
-        </w:rPr>
-      </w:pPr>
-      <w:r>
-        <w:rPr>
-          <w:lang w:eastAsia="zh-CN"/>
-        </w:rPr>
-        <w:t>A rendszer fejlesztése és futtatása több, egymástól jól elkülönülő technológiai környezetben történt. A különböző komponensek fejlesztéséhez eltérő eszközök és verziók kerültek alkalmazásra, igazodva az adott komponens technológiai és futásidejű követelményeihez.</w:t>
-      </w:r>
-    </w:p>
-    <w:p>
-      <w:pPr>
-        <w:rPr>
-          <w:lang w:eastAsia="zh-CN"/>
-        </w:rPr>
-      </w:pPr>
-      <w:r>
-        <w:rPr>
-          <w:lang w:eastAsia="zh-CN"/>
-        </w:rPr>
-        <w:t>A .NET alapú komponensek fejlesztése Microsoft Visual Studio 2022 fejlesztőkörnyezetben történt. A kliensalkalmazás megvalósítása .NET MAUI keretrendszer segítségével készült, .NET 9 célplatformra konfigurálva. A megoldás a .NET ökoszisztémán belül biztosítja a platformfüggetlen grafikus felhasználói felület kialakítását, valamint a közös kódbázis egyszerű karbantarthatóságát.</w:t>
-      </w:r>
-    </w:p>
-    <w:p>
-      <w:pPr>
-        <w:rPr>
-          <w:lang w:eastAsia="zh-CN"/>
-        </w:rPr>
-      </w:pPr>
-      <w:r>
-        <w:rPr>
-          <w:lang w:eastAsia="zh-CN"/>
-        </w:rPr>
-        <w:t>A szerveroldali komponensek és a játéklogika szintén .NET 9 környezetben készültek, egységesen a .NET MAUI alkalmazással kompatibilis konfigurációban. A fejlesztés során számos külső függőség került felhasználásra NuGet csomagok formájában, amelyek a webes kommunikációt, a perzisztenciát, az autentikációt és a mesterséges intelligencia futtatását támogatták. A konkrét csomagverziók a projekt konfigurációs fájljaiban kerülnek rögzítésre.</w:t>
-      </w:r>
-    </w:p>
-    <w:p>
-      <w:pPr>
-        <w:rPr>
-          <w:lang w:eastAsia="zh-CN"/>
-        </w:rPr>
-      </w:pPr>
-      <w:r>
-        <w:rPr>
-          <w:lang w:eastAsia="zh-CN"/>
-        </w:rPr>
-        <w:t>A mesterséges intelligencia tanításához különálló, Python alapú fejlesztési környezet került alkalmazásra. A tanítási folyamat Python 3.14.4 verzióban valósult meg, elkülönülten a .NET alapú futásidejű rendszertől. Ez a megközelítés lehetővé tette a tanításhoz szükséges eszköztár és könyvtárak rugalmas használatát, miközben a futásidejű alkalmazás stabilitása nem sérült.</w:t>
-      </w:r>
-    </w:p>
-    <w:p>
-      <w:pPr>
-        <w:rPr>
-          <w:lang w:eastAsia="zh-CN"/>
-        </w:rPr>
-      </w:pPr>
-      <w:r>
-        <w:rPr>
-          <w:lang w:eastAsia="zh-CN"/>
-        </w:rPr>
-        <w:t>A rendszer futtatása során a különböző komponensek egymástól elkülönítve indíthatók. A kliensalkalmazás a .NET futtatókörnyezeten belül kerül elindításra, míg a webszerver egy különálló szerverfolyamatként működik. A mesterséges intelligencia tanítása opcionálisan, a futásidejű rendszerrel párhuzamosan vagy attól teljesen függetlenül indítható.</w:t>
+      <w:bookmarkEnd w:id="17"/>
+    </w:p>
+    <w:p>
+      <w:pPr>
+        <w:rPr>
+          <w:lang w:eastAsia="zh-CN"/>
+        </w:rPr>
+      </w:pPr>
+      <w:r>
+        <w:rPr>
+          <w:lang w:eastAsia="zh-CN"/>
+        </w:rPr>
+        <w:t xml:space="preserve">A rendszer fejlesztése és futtatása több, egymástól jól elkülönülő technológiai környezetben történt. A különböző komponensek fejlesztéséhez eltérő eszközök és verziók kerültek alkalmazásra, igazodva az adott komponens technológiai és </w:t>
+      </w:r>
+      <w:proofErr w:type="spellStart"/>
+      <w:r>
+        <w:rPr>
+          <w:lang w:eastAsia="zh-CN"/>
+        </w:rPr>
+        <w:t>futásidejű</w:t>
+      </w:r>
+      <w:proofErr w:type="spellEnd"/>
+      <w:r>
+        <w:rPr>
+          <w:lang w:eastAsia="zh-CN"/>
+        </w:rPr>
+        <w:t xml:space="preserve"> követelményeihez.</w:t>
+      </w:r>
+    </w:p>
+    <w:p>
+      <w:pPr>
+        <w:rPr>
+          <w:lang w:eastAsia="zh-CN"/>
+        </w:rPr>
+      </w:pPr>
+      <w:r>
+        <w:rPr>
+          <w:lang w:eastAsia="zh-CN"/>
+        </w:rPr>
+        <w:t xml:space="preserve">A .NET alapú komponensek fejlesztése Microsoft Visual </w:t>
+      </w:r>
+      <w:proofErr w:type="spellStart"/>
+      <w:r>
+        <w:rPr>
+          <w:lang w:eastAsia="zh-CN"/>
+        </w:rPr>
+        <w:t>Studio</w:t>
+      </w:r>
+      <w:proofErr w:type="spellEnd"/>
+      <w:r>
+        <w:rPr>
+          <w:lang w:eastAsia="zh-CN"/>
+        </w:rPr>
+        <w:t xml:space="preserve"> 2022 fejlesztőkörnyezetben történt. A kliensalkalmazás megvalósítása .NET MAUI keretrendszer segítségével készült, .NET 9 célplatformra konfigurálva. A megoldás a .NET ökoszisztémán belül biztosítja a platformfüggetlen grafikus felhasználói felület kialakítását, valamint a közös kódbázis egyszerű karbantarthatóságát.</w:t>
+      </w:r>
+    </w:p>
+    <w:p>
+      <w:pPr>
+        <w:rPr>
+          <w:lang w:eastAsia="zh-CN"/>
+        </w:rPr>
+      </w:pPr>
+      <w:r>
+        <w:rPr>
+          <w:lang w:eastAsia="zh-CN"/>
+        </w:rPr>
+        <w:t xml:space="preserve">A szerveroldali komponensek és a játéklogika szintén .NET 9 környezetben készültek, egységesen a .NET MAUI alkalmazással kompatibilis konfigurációban. A fejlesztés során számos külső függőség került felhasználásra </w:t>
+      </w:r>
+      <w:proofErr w:type="spellStart"/>
+      <w:r>
+        <w:rPr>
+          <w:lang w:eastAsia="zh-CN"/>
+        </w:rPr>
+        <w:t>NuGet</w:t>
+      </w:r>
+      <w:proofErr w:type="spellEnd"/>
+      <w:r>
+        <w:rPr>
+          <w:lang w:eastAsia="zh-CN"/>
+        </w:rPr>
+        <w:t xml:space="preserve"> csomagok formájában, amelyek a webes kommunikációt, a </w:t>
+      </w:r>
+      <w:proofErr w:type="spellStart"/>
+      <w:r>
+        <w:rPr>
+          <w:lang w:eastAsia="zh-CN"/>
+        </w:rPr>
+        <w:t>perzisztenciát</w:t>
+      </w:r>
+      <w:proofErr w:type="spellEnd"/>
+      <w:r>
+        <w:rPr>
+          <w:lang w:eastAsia="zh-CN"/>
+        </w:rPr>
+        <w:t xml:space="preserve">, az </w:t>
+      </w:r>
+      <w:proofErr w:type="spellStart"/>
+      <w:r>
+        <w:rPr>
+          <w:lang w:eastAsia="zh-CN"/>
+        </w:rPr>
+        <w:t>autentikációt</w:t>
+      </w:r>
+      <w:proofErr w:type="spellEnd"/>
+      <w:r>
+        <w:rPr>
+          <w:lang w:eastAsia="zh-CN"/>
+        </w:rPr>
+        <w:t xml:space="preserve"> és a mesterséges intelligencia futtatását támogatták. A konkrét csomagverziók a projekt konfigurációs fájljaiban kerülnek rögzítésre.</w:t>
+      </w:r>
+    </w:p>
+    <w:p>
+      <w:pPr>
+        <w:rPr>
+          <w:lang w:eastAsia="zh-CN"/>
+        </w:rPr>
+      </w:pPr>
+      <w:r>
+        <w:rPr>
+          <w:lang w:eastAsia="zh-CN"/>
+        </w:rPr>
+        <w:t xml:space="preserve">A mesterséges intelligencia tanításához különálló, Python alapú fejlesztési környezet került alkalmazásra. A tanítási folyamat Python 3.14.4 verzióban valósult meg, </w:t>
+      </w:r>
+      <w:proofErr w:type="spellStart"/>
+      <w:r>
+        <w:rPr>
+          <w:lang w:eastAsia="zh-CN"/>
+        </w:rPr>
+        <w:t>elkülönülten</w:t>
+      </w:r>
+      <w:proofErr w:type="spellEnd"/>
+      <w:r>
+        <w:rPr>
+          <w:lang w:eastAsia="zh-CN"/>
+        </w:rPr>
+        <w:t xml:space="preserve"> a .NET alapú </w:t>
+      </w:r>
+      <w:proofErr w:type="spellStart"/>
+      <w:r>
+        <w:rPr>
+          <w:lang w:eastAsia="zh-CN"/>
+        </w:rPr>
+        <w:t>futásidejű</w:t>
+      </w:r>
+      <w:proofErr w:type="spellEnd"/>
+      <w:r>
+        <w:rPr>
+          <w:lang w:eastAsia="zh-CN"/>
+        </w:rPr>
+        <w:t xml:space="preserve"> rendszertől. Ez a megközelítés lehetővé tette a tanításhoz szükséges eszköztár és könyvtárak rugalmas használatát, miközben a </w:t>
+      </w:r>
+      <w:proofErr w:type="spellStart"/>
+      <w:r>
+        <w:rPr>
+          <w:lang w:eastAsia="zh-CN"/>
+        </w:rPr>
+        <w:t>futásidejű</w:t>
+      </w:r>
+      <w:proofErr w:type="spellEnd"/>
+      <w:r>
+        <w:rPr>
+          <w:lang w:eastAsia="zh-CN"/>
+        </w:rPr>
+        <w:t xml:space="preserve"> alkalmazás stabilitása nem sérült.</w:t>
+      </w:r>
+    </w:p>
+    <w:p>
+      <w:pPr>
+        <w:rPr>
+          <w:lang w:eastAsia="zh-CN"/>
+        </w:rPr>
+      </w:pPr>
+      <w:r>
+        <w:rPr>
+          <w:lang w:eastAsia="zh-CN"/>
+        </w:rPr>
+        <w:t xml:space="preserve">A rendszer futtatása során a különböző komponensek egymástól elkülönítve indíthatók. A kliensalkalmazás a .NET futtatókörnyezeten belül kerül elindításra, míg a webszerver egy különálló szerverfolyamatként működik. A mesterséges intelligencia tanítása opcionálisan, a </w:t>
+      </w:r>
+      <w:proofErr w:type="spellStart"/>
+      <w:r>
+        <w:rPr>
+          <w:lang w:eastAsia="zh-CN"/>
+        </w:rPr>
+        <w:t>futásidejű</w:t>
+      </w:r>
+      <w:proofErr w:type="spellEnd"/>
+      <w:r>
+        <w:rPr>
+          <w:lang w:eastAsia="zh-CN"/>
+        </w:rPr>
+        <w:t xml:space="preserve"> rendszerrel párhuzamosan vagy attól teljesen függetlenül indítható.</w:t>
       </w:r>
     </w:p>
     <w:p>
       <w:pPr>
         <w:pStyle w:val="Heading2"/>
       </w:pPr>
-      <w:bookmarkStart w:id="21" w:name="_Toc228127140"/>
+      <w:bookmarkStart w:id="18" w:name="_Toc228127140"/>
       <w:r>
         <w:lastRenderedPageBreak/>
         <w:t>Architektúra</w:t>
       </w:r>
-      <w:bookmarkEnd w:id="21"/>
+      <w:bookmarkEnd w:id="18"/>
     </w:p>
     <w:p>
       <w:pPr>
         <w:pStyle w:val="Heading3"/>
       </w:pPr>
-      <w:bookmarkStart w:id="22" w:name="_Toc228127141"/>
-      <w:r>
+      <w:bookmarkStart w:id="19" w:name="_Toc228127141"/>
+      <w:r>
+        <w:rPr>
+          <w:noProof/>
+        </w:rPr>
         <w:drawing>
           <wp:anchor distT="0" distB="0" distL="114300" distR="114300" simplePos="0" relativeHeight="251659264" behindDoc="0" locked="0" layoutInCell="1" allowOverlap="1" wp14:anchorId="568B8774" wp14:editId="52270999">
             <wp:simplePos x="0" y="0"/>
@@ -4093,7 +4241,7 @@
                     <pic:cNvPicPr/>
                   </pic:nvPicPr>
                   <pic:blipFill>
-                    <a:blip r:embed="rId17">
+                    <a:blip r:embed="rId13">
                       <a:extLst>
                         <a:ext uri="{28A0092B-C50C-407E-A947-70E740481C1C}">
                           <a14:useLocalDpi xmlns:a14="http://schemas.microsoft.com/office/drawing/2010/main" val="0"/>
@@ -4122,17 +4270,17 @@
       <w:r>
         <w:t>Komponens diagram</w:t>
       </w:r>
-      <w:bookmarkEnd w:id="22"/>
+      <w:bookmarkEnd w:id="19"/>
     </w:p>
     <w:p>
       <w:pPr>
         <w:pStyle w:val="Heading3"/>
       </w:pPr>
-      <w:bookmarkStart w:id="23" w:name="_Toc228127142"/>
+      <w:bookmarkStart w:id="20" w:name="_Toc228127142"/>
       <w:r>
         <w:t>Komponensek leírása</w:t>
       </w:r>
-      <w:bookmarkEnd w:id="23"/>
+      <w:bookmarkEnd w:id="20"/>
     </w:p>
     <w:p>
       <w:pPr>
@@ -4175,11 +4323,26 @@
           <w:lang w:eastAsia="zh-CN"/>
         </w:rPr>
       </w:pPr>
-      <w:r>
-        <w:rPr>
-          <w:lang w:eastAsia="zh-CN"/>
-        </w:rPr>
-        <w:t>Client A</w:t>
+      <w:proofErr w:type="spellStart"/>
+      <w:r>
+        <w:rPr>
+          <w:lang w:eastAsia="zh-CN"/>
+        </w:rPr>
+        <w:t>Client</w:t>
+      </w:r>
+      <w:proofErr w:type="spellEnd"/>
+      <w:r>
+        <w:rPr>
+          <w:lang w:eastAsia="zh-CN"/>
+        </w:rPr>
+        <w:t xml:space="preserve"> </w:t>
+      </w:r>
+      <w:proofErr w:type="spellStart"/>
+      <w:r>
+        <w:rPr>
+          <w:lang w:eastAsia="zh-CN"/>
+        </w:rPr>
+        <w:t>A</w:t>
       </w:r>
       <w:r>
         <w:rPr>
@@ -4187,15 +4350,48 @@
         </w:rPr>
         <w:t>pplication</w:t>
       </w:r>
-    </w:p>
-    <w:p>
-      <w:r>
-        <w:t>A Client Application komponens a felhasználó és a rendszer közötti interakcióért felel. Feladata a grafikus felhasználói felület biztosítása, valamint a felhasználói input továbbítása a rendszer belső komponensei felé.</w:t>
-      </w:r>
-    </w:p>
-    <w:p>
-      <w:r>
-        <w:t>A kliensalkalmazás a Game Engine és a Presenter komponensekkel együttműködve jeleníti meg a játék állapotát, miközben a játékszabályok értelmezését nem végzi el. A technológiai megvalósítás .NET MAUI környezetben történik, amely lehetővé teszi a platformfüggetlen futtatást.</w:t>
+      <w:proofErr w:type="spellEnd"/>
+    </w:p>
+    <w:p>
+      <w:r>
+        <w:t xml:space="preserve">A </w:t>
+      </w:r>
+      <w:proofErr w:type="spellStart"/>
+      <w:r>
+        <w:t>Client</w:t>
+      </w:r>
+      <w:proofErr w:type="spellEnd"/>
+      <w:r>
+        <w:t xml:space="preserve"> </w:t>
+      </w:r>
+      <w:proofErr w:type="spellStart"/>
+      <w:r>
+        <w:t>Application</w:t>
+      </w:r>
+      <w:proofErr w:type="spellEnd"/>
+      <w:r>
+        <w:t xml:space="preserve"> komponens a felhasználó és a rendszer közötti interakcióért felel. Feladata a grafikus felhasználói felület biztosítása, valamint a felhasználói input továbbítása a rendszer belső komponensei felé.</w:t>
+      </w:r>
+    </w:p>
+    <w:p>
+      <w:r>
+        <w:t xml:space="preserve">A kliensalkalmazás a Game </w:t>
+      </w:r>
+      <w:proofErr w:type="spellStart"/>
+      <w:r>
+        <w:t>Engine</w:t>
+      </w:r>
+      <w:proofErr w:type="spellEnd"/>
+      <w:r>
+        <w:t xml:space="preserve"> és a </w:t>
+      </w:r>
+      <w:proofErr w:type="spellStart"/>
+      <w:r>
+        <w:t>Presenter</w:t>
+      </w:r>
+      <w:proofErr w:type="spellEnd"/>
+      <w:r>
+        <w:t xml:space="preserve"> komponensekkel együttműködve jeleníti meg a játék állapotát, miközben a játékszabályok értelmezését nem végzi el. A technológiai megvalósítás .NET MAUI környezetben történik, amely lehetővé teszi a platformfüggetlen futtatást.</w:t>
       </w:r>
     </w:p>
     <w:p>
@@ -4205,6 +4401,7 @@
           <w:lang w:eastAsia="zh-CN"/>
         </w:rPr>
       </w:pPr>
+      <w:proofErr w:type="spellStart"/>
       <w:r>
         <w:rPr>
           <w:lang w:eastAsia="zh-CN"/>
@@ -4212,20 +4409,109 @@
         <w:lastRenderedPageBreak/>
         <w:t>Presenter</w:t>
       </w:r>
-    </w:p>
-    <w:p>
-      <w:r>
-        <w:t>A Presenter komponens felel a játék futásidejű megjelenítése és a játéklogika közötti kapcsolat kezeléséért. Feladata a Game Engine által biztosított objektumok (GameObject-ek) és a Game Logic komponensben található domain szintű objektumok közötti kötés (binding) megvalósítása.</w:t>
-      </w:r>
-    </w:p>
-    <w:p>
-      <w:pPr>
-        <w:rPr>
-          <w:lang w:eastAsia="zh-CN"/>
-        </w:rPr>
-      </w:pPr>
-      <w:r>
-        <w:t>A komponens kezeli a játéklogikában keletkező eseményeket, és ezek alapján engine-specifikus műveleteket indít, például vizuális állapotváltozásokat vagy animációk elindítását. A Presenter nem tartalmaz játékszabályokat, kizárólag közvetítő szerepet tölt be, ezzel biztosítva a Game Logic és a Game Engine laza csatolását.</w:t>
+      <w:proofErr w:type="spellEnd"/>
+    </w:p>
+    <w:p>
+      <w:r>
+        <w:t xml:space="preserve">A </w:t>
+      </w:r>
+      <w:proofErr w:type="spellStart"/>
+      <w:r>
+        <w:t>Presenter</w:t>
+      </w:r>
+      <w:proofErr w:type="spellEnd"/>
+      <w:r>
+        <w:t xml:space="preserve"> komponens felel a játék </w:t>
+      </w:r>
+      <w:proofErr w:type="spellStart"/>
+      <w:r>
+        <w:t>futásidejű</w:t>
+      </w:r>
+      <w:proofErr w:type="spellEnd"/>
+      <w:r>
+        <w:t xml:space="preserve"> megjelenítése és a játéklogika közötti kapcsolat kezeléséért. Feladata a Game </w:t>
+      </w:r>
+      <w:proofErr w:type="spellStart"/>
+      <w:r>
+        <w:t>Engine</w:t>
+      </w:r>
+      <w:proofErr w:type="spellEnd"/>
+      <w:r>
+        <w:t xml:space="preserve"> által biztosított objektumok (</w:t>
+      </w:r>
+      <w:proofErr w:type="spellStart"/>
+      <w:r>
+        <w:t>GameObject</w:t>
+      </w:r>
+      <w:proofErr w:type="spellEnd"/>
+      <w:r>
+        <w:t xml:space="preserve">-ek) és a Game </w:t>
+      </w:r>
+      <w:proofErr w:type="spellStart"/>
+      <w:r>
+        <w:t>Logic</w:t>
+      </w:r>
+      <w:proofErr w:type="spellEnd"/>
+      <w:r>
+        <w:t xml:space="preserve"> komponensben található </w:t>
+      </w:r>
+      <w:proofErr w:type="spellStart"/>
+      <w:r>
+        <w:t>domain</w:t>
+      </w:r>
+      <w:proofErr w:type="spellEnd"/>
+      <w:r>
+        <w:t xml:space="preserve"> szintű objektumok közötti kötés (</w:t>
+      </w:r>
+      <w:proofErr w:type="spellStart"/>
+      <w:r>
+        <w:t>binding</w:t>
+      </w:r>
+      <w:proofErr w:type="spellEnd"/>
+      <w:r>
+        <w:t>) megvalósítása.</w:t>
+      </w:r>
+    </w:p>
+    <w:p>
+      <w:pPr>
+        <w:rPr>
+          <w:lang w:eastAsia="zh-CN"/>
+        </w:rPr>
+      </w:pPr>
+      <w:r>
+        <w:t xml:space="preserve">A komponens kezeli a játéklogikában keletkező eseményeket, és ezek alapján </w:t>
+      </w:r>
+      <w:proofErr w:type="spellStart"/>
+      <w:r>
+        <w:t>engine</w:t>
+      </w:r>
+      <w:proofErr w:type="spellEnd"/>
+      <w:r>
+        <w:t xml:space="preserve">-specifikus műveleteket indít, például vizuális állapotváltozásokat vagy animációk elindítását. A </w:t>
+      </w:r>
+      <w:proofErr w:type="spellStart"/>
+      <w:r>
+        <w:t>Presenter</w:t>
+      </w:r>
+      <w:proofErr w:type="spellEnd"/>
+      <w:r>
+        <w:t xml:space="preserve"> nem tartalmaz játékszabályokat, kizárólag közvetítő szerepet tölt be, ezzel biztosítva a Game </w:t>
+      </w:r>
+      <w:proofErr w:type="spellStart"/>
+      <w:r>
+        <w:t>Logic</w:t>
+      </w:r>
+      <w:proofErr w:type="spellEnd"/>
+      <w:r>
+        <w:t xml:space="preserve"> és a Game </w:t>
+      </w:r>
+      <w:proofErr w:type="spellStart"/>
+      <w:r>
+        <w:t>Engine</w:t>
+      </w:r>
+      <w:proofErr w:type="spellEnd"/>
+      <w:r>
+        <w:t xml:space="preserve"> laza csatolását.</w:t>
       </w:r>
     </w:p>
     <w:p>
@@ -4239,12 +4525,36 @@
         <w:rPr>
           <w:lang w:eastAsia="zh-CN"/>
         </w:rPr>
-        <w:t>Game Engine</w:t>
-      </w:r>
-    </w:p>
-    <w:p>
-      <w:r>
-        <w:t>A Game Engine komponens biztosítja a játék futásidejű technikai infrastruktúráját. Feladata a grafikus megjelenítés, a fizikai szimuláció, az input események kezelése, valamint a játék világának aktualizálása.</w:t>
+        <w:t xml:space="preserve">Game </w:t>
+      </w:r>
+      <w:proofErr w:type="spellStart"/>
+      <w:r>
+        <w:rPr>
+          <w:lang w:eastAsia="zh-CN"/>
+        </w:rPr>
+        <w:t>Engine</w:t>
+      </w:r>
+      <w:proofErr w:type="spellEnd"/>
+    </w:p>
+    <w:p>
+      <w:r>
+        <w:t xml:space="preserve">A Game </w:t>
+      </w:r>
+      <w:proofErr w:type="spellStart"/>
+      <w:r>
+        <w:t>Engine</w:t>
+      </w:r>
+      <w:proofErr w:type="spellEnd"/>
+      <w:r>
+        <w:t xml:space="preserve"> komponens biztosítja a játék </w:t>
+      </w:r>
+      <w:proofErr w:type="spellStart"/>
+      <w:r>
+        <w:t>futásidejű</w:t>
+      </w:r>
+      <w:proofErr w:type="spellEnd"/>
+      <w:r>
+        <w:t xml:space="preserve"> technikai infrastruktúráját. Feladata a grafikus megjelenítés, a fizikai szimuláció, az input események kezelése, valamint a játék világának aktualizálása.</w:t>
       </w:r>
     </w:p>
     <w:p>
@@ -4258,7 +4568,23 @@
       </w:r>
       <w:r>
         <w:noBreakHyphen/>
-        <w:t xml:space="preserve"> és technológiafüggő funkcionalitást valósít meg, azonban nem tartalmaz játékspecifikus szabályokat vagy döntési logikát. A játékmenethez kapcsolódó viselkedés kizárólag a Game Logic komponensben kerül meghatározásra, amely az engine szolgáltatásait használja.</w:t>
+        <w:t xml:space="preserve"> és technológiafüggő funkcionalitást valósít meg, azonban nem tartalmaz játékspecifikus szabályokat vagy döntési logikát. A játékmenethez kapcsolódó viselkedés kizárólag a Game </w:t>
+      </w:r>
+      <w:proofErr w:type="spellStart"/>
+      <w:r>
+        <w:t>Logic</w:t>
+      </w:r>
+      <w:proofErr w:type="spellEnd"/>
+      <w:r>
+        <w:t xml:space="preserve"> komponensben kerül meghatározásra, amely az </w:t>
+      </w:r>
+      <w:proofErr w:type="spellStart"/>
+      <w:r>
+        <w:t>engine</w:t>
+      </w:r>
+      <w:proofErr w:type="spellEnd"/>
+      <w:r>
+        <w:t xml:space="preserve"> szolgáltatásait használja.</w:t>
       </w:r>
     </w:p>
     <w:p>
@@ -4272,12 +4598,28 @@
         <w:rPr>
           <w:lang w:eastAsia="zh-CN"/>
         </w:rPr>
-        <w:t>Game Logic</w:t>
-      </w:r>
-    </w:p>
-    <w:p>
-      <w:r>
-        <w:t>A Game Logic komponens tartalmazza a játék működését meghatározó üzleti logikát és játékszabályokat. Ide tartozik a játékállapot kezelése, az entitások viselkedésének meghatározása, valamint a játékmenethez kapcsolódó döntések meghozatala.</w:t>
+        <w:t xml:space="preserve">Game </w:t>
+      </w:r>
+      <w:proofErr w:type="spellStart"/>
+      <w:r>
+        <w:rPr>
+          <w:lang w:eastAsia="zh-CN"/>
+        </w:rPr>
+        <w:t>Logic</w:t>
+      </w:r>
+      <w:proofErr w:type="spellEnd"/>
+    </w:p>
+    <w:p>
+      <w:r>
+        <w:t xml:space="preserve">A Game </w:t>
+      </w:r>
+      <w:proofErr w:type="spellStart"/>
+      <w:r>
+        <w:t>Logic</w:t>
+      </w:r>
+      <w:proofErr w:type="spellEnd"/>
+      <w:r>
+        <w:t xml:space="preserve"> komponens tartalmazza a játék működését meghatározó üzleti logikát és játékszabályokat. Ide tartozik a játékállapot kezelése, az entitások viselkedésének meghatározása, valamint a játékmenethez kapcsolódó döntések meghozatala.</w:t>
       </w:r>
     </w:p>
     <w:p>
@@ -4291,11 +4633,24 @@
       </w:r>
       <w:r>
         <w:noBreakHyphen/>
-        <w:t xml:space="preserve"> és engine</w:t>
-      </w:r>
+        <w:t xml:space="preserve"> és </w:t>
+      </w:r>
+      <w:proofErr w:type="spellStart"/>
+      <w:r>
+        <w:t>engine</w:t>
+      </w:r>
+      <w:proofErr w:type="spellEnd"/>
       <w:r>
         <w:noBreakHyphen/>
-        <w:t>független módon lett kialakítva, ezáltal önállóan tesztelhető és más futtatókörnyezettel is újrahasznosítható. A Game Logic külső komponensekkel kizárólag jól definiált interfészeken keresztül kommunikál.</w:t>
+        <w:t xml:space="preserve">független módon lett kialakítva, ezáltal önállóan tesztelhető és más futtatókörnyezettel is újrahasznosítható. A Game </w:t>
+      </w:r>
+      <w:proofErr w:type="spellStart"/>
+      <w:r>
+        <w:t>Logic</w:t>
+      </w:r>
+      <w:proofErr w:type="spellEnd"/>
+      <w:r>
+        <w:t xml:space="preserve"> külső komponensekkel kizárólag jól definiált interfészeken keresztül kommunikál.</w:t>
       </w:r>
     </w:p>
     <w:p>
@@ -4309,18 +4664,58 @@
         <w:rPr>
           <w:lang w:eastAsia="zh-CN"/>
         </w:rPr>
-        <w:t>AI Model</w:t>
-      </w:r>
-      <w:r>
-        <w:rPr>
-          <w:lang w:eastAsia="zh-CN"/>
-        </w:rPr>
-        <w:t xml:space="preserve"> Runtime</w:t>
-      </w:r>
-    </w:p>
-    <w:p>
-      <w:r>
-        <w:t>Az AI Model Runtime komponens felel a betanított mesterséges intelligencia modell futásidejű használatáért. A modell tanítása különálló, Python alapú környezetben történik, majd a tanítás eredményeként létrejövő modell ONNX formátumban kerül mentésre.</w:t>
+        <w:t xml:space="preserve">AI </w:t>
+      </w:r>
+      <w:proofErr w:type="spellStart"/>
+      <w:r>
+        <w:rPr>
+          <w:lang w:eastAsia="zh-CN"/>
+        </w:rPr>
+        <w:t>Model</w:t>
+      </w:r>
+      <w:proofErr w:type="spellEnd"/>
+      <w:r>
+        <w:rPr>
+          <w:lang w:eastAsia="zh-CN"/>
+        </w:rPr>
+        <w:t xml:space="preserve"> </w:t>
+      </w:r>
+      <w:proofErr w:type="spellStart"/>
+      <w:r>
+        <w:rPr>
+          <w:lang w:eastAsia="zh-CN"/>
+        </w:rPr>
+        <w:t>Runtime</w:t>
+      </w:r>
+      <w:proofErr w:type="spellEnd"/>
+    </w:p>
+    <w:p>
+      <w:r>
+        <w:t xml:space="preserve">Az AI </w:t>
+      </w:r>
+      <w:proofErr w:type="spellStart"/>
+      <w:r>
+        <w:t>Model</w:t>
+      </w:r>
+      <w:proofErr w:type="spellEnd"/>
+      <w:r>
+        <w:t xml:space="preserve"> </w:t>
+      </w:r>
+      <w:proofErr w:type="spellStart"/>
+      <w:r>
+        <w:t>Runtime</w:t>
+      </w:r>
+      <w:proofErr w:type="spellEnd"/>
+      <w:r>
+        <w:t xml:space="preserve"> komponens felel a betanított mesterséges intelligencia modell </w:t>
+      </w:r>
+      <w:proofErr w:type="spellStart"/>
+      <w:r>
+        <w:t>futásidejű</w:t>
+      </w:r>
+      <w:proofErr w:type="spellEnd"/>
+      <w:r>
+        <w:t xml:space="preserve"> használatáért. A modell tanítása különálló, Python alapú környezetben történik, majd a tanítás eredményeként létrejövő modell ONNX formátumban kerül mentésre.</w:t>
       </w:r>
     </w:p>
     <w:p>
@@ -4331,7 +4726,23 @@
       </w:pPr>
       <w:r>
         <w:lastRenderedPageBreak/>
-        <w:t>A futásidőben alkalmazott komponens az ONNX modell betöltését és kiértékelését ML.NET segítségével valósítja meg, így a játéklogika natív .NET környezetben, hatékonyan képes a modell által szolgáltatott predikciók felhasználására. A komponens kizárólag inference feladatokat lát el, tanítást nem végez.</w:t>
+        <w:t xml:space="preserve">A futásidőben alkalmazott komponens az ONNX modell betöltését és kiértékelését ML.NET segítségével valósítja meg, így a játéklogika natív .NET környezetben, hatékonyan képes a modell által szolgáltatott </w:t>
+      </w:r>
+      <w:proofErr w:type="spellStart"/>
+      <w:r>
+        <w:t>predikciók</w:t>
+      </w:r>
+      <w:proofErr w:type="spellEnd"/>
+      <w:r>
+        <w:t xml:space="preserve"> felhasználására. A komponens kizárólag </w:t>
+      </w:r>
+      <w:proofErr w:type="spellStart"/>
+      <w:r>
+        <w:t>inference</w:t>
+      </w:r>
+      <w:proofErr w:type="spellEnd"/>
+      <w:r>
+        <w:t xml:space="preserve"> feladatokat lát el, tanítást nem végez.</w:t>
       </w:r>
     </w:p>
     <w:p>
@@ -4360,7 +4771,15 @@
         </w:rPr>
       </w:pPr>
       <w:r>
-        <w:t>A komponens tipikusan HTTP alapú interfészeken keresztül szolgáltat adatokat, és kapcsolatot tart fenn az adatperzisztenciáért felelős komponensekkel. A játéklogika közvetlenül nem függ a Web Server implementációjától.</w:t>
+        <w:t xml:space="preserve">A komponens tipikusan HTTP alapú interfészeken keresztül szolgáltat adatokat, és kapcsolatot tart fenn az </w:t>
+      </w:r>
+      <w:proofErr w:type="spellStart"/>
+      <w:r>
+        <w:t>adatperzisztenciáért</w:t>
+      </w:r>
+      <w:proofErr w:type="spellEnd"/>
+      <w:r>
+        <w:t xml:space="preserve"> felelős komponensekkel. A játéklogika közvetlenül nem függ a Web Server implementációjától.</w:t>
       </w:r>
     </w:p>
     <w:p>
@@ -4374,22 +4793,46 @@
         <w:rPr>
           <w:lang w:eastAsia="zh-CN"/>
         </w:rPr>
-        <w:t>AI Trainer</w:t>
-      </w:r>
-    </w:p>
-    <w:p>
-      <w:r>
-        <w:t>Az AI Trainer komponens felel a mesterséges intelligencia modell betanításáért. A tanítás Python környezetben történik, amely lehetővé teszi a megfelelő adatfeldolgozási és tanulási eszközök alkalmazását.</w:t>
-      </w:r>
-    </w:p>
-    <w:p>
-      <w:pPr>
-        <w:rPr>
-          <w:lang w:eastAsia="zh-CN"/>
-        </w:rPr>
-      </w:pPr>
-      <w:r>
-        <w:t>A tanítás eredményeként létrejövő modell ONNX formátumban kerül exportálásra, amelyet a rendszer futásidejű komponense használ fel.</w:t>
+        <w:t xml:space="preserve">AI </w:t>
+      </w:r>
+      <w:proofErr w:type="spellStart"/>
+      <w:r>
+        <w:rPr>
+          <w:lang w:eastAsia="zh-CN"/>
+        </w:rPr>
+        <w:t>Trainer</w:t>
+      </w:r>
+      <w:proofErr w:type="spellEnd"/>
+    </w:p>
+    <w:p>
+      <w:r>
+        <w:t xml:space="preserve">Az AI </w:t>
+      </w:r>
+      <w:proofErr w:type="spellStart"/>
+      <w:r>
+        <w:t>Trainer</w:t>
+      </w:r>
+      <w:proofErr w:type="spellEnd"/>
+      <w:r>
+        <w:t xml:space="preserve"> komponens felel a mesterséges intelligencia modell betanításáért. A tanítás Python környezetben történik, amely lehetővé teszi a megfelelő adatfeldolgozási és tanulási eszközök alkalmazását.</w:t>
+      </w:r>
+    </w:p>
+    <w:p>
+      <w:pPr>
+        <w:rPr>
+          <w:lang w:eastAsia="zh-CN"/>
+        </w:rPr>
+      </w:pPr>
+      <w:r>
+        <w:t xml:space="preserve">A tanítás eredményeként létrejövő modell ONNX formátumban kerül exportálásra, amelyet a rendszer </w:t>
+      </w:r>
+      <w:proofErr w:type="spellStart"/>
+      <w:r>
+        <w:t>futásidejű</w:t>
+      </w:r>
+      <w:proofErr w:type="spellEnd"/>
+      <w:r>
+        <w:t xml:space="preserve"> komponense használ fel.</w:t>
       </w:r>
     </w:p>
     <w:p>
@@ -4399,21 +4842,47 @@
           <w:lang w:eastAsia="zh-CN"/>
         </w:rPr>
       </w:pPr>
+      <w:proofErr w:type="spellStart"/>
       <w:r>
         <w:rPr>
           <w:lang w:eastAsia="zh-CN"/>
         </w:rPr>
         <w:t>Database</w:t>
       </w:r>
-    </w:p>
-    <w:p>
-      <w:r>
-        <w:t>A Database komponens felel a rendszerben keletkező adatok perzisztens tárolásáért. Ide tartoznak például a játékállapothoz, felhasználókhoz vagy mesterséges intelligencia modellekhez kapcsolódó adatok.</w:t>
-      </w:r>
-    </w:p>
-    <w:p>
-      <w:r>
-        <w:t>A komponens kizárólag adattárolási feladatokat lát el, a hozzáférést más komponensek szabályozott módon, adatkezelő vagy kiszolgáló rétegen keresztül végzik. A perzisztens tárolás elkülönítése hozzájárul a rendszer skálázhatóságához és karbantarthatóságához.</w:t>
+      <w:proofErr w:type="spellEnd"/>
+    </w:p>
+    <w:p>
+      <w:r>
+        <w:t xml:space="preserve">A </w:t>
+      </w:r>
+      <w:proofErr w:type="spellStart"/>
+      <w:r>
+        <w:t>Database</w:t>
+      </w:r>
+      <w:proofErr w:type="spellEnd"/>
+      <w:r>
+        <w:t xml:space="preserve"> komponens felel a rendszerben keletkező adatok </w:t>
+      </w:r>
+      <w:proofErr w:type="spellStart"/>
+      <w:r>
+        <w:t>perzisztens</w:t>
+      </w:r>
+      <w:proofErr w:type="spellEnd"/>
+      <w:r>
+        <w:t xml:space="preserve"> tárolásáért. Ide tartoznak például a játékállapothoz, felhasználókhoz vagy mesterséges intelligencia modellekhez kapcsolódó adatok.</w:t>
+      </w:r>
+    </w:p>
+    <w:p>
+      <w:r>
+        <w:t xml:space="preserve">A komponens kizárólag adattárolási feladatokat lát el, a hozzáférést más komponensek szabályozott módon, adatkezelő vagy kiszolgáló rétegen keresztül végzik. A </w:t>
+      </w:r>
+      <w:proofErr w:type="spellStart"/>
+      <w:r>
+        <w:t>perzisztens</w:t>
+      </w:r>
+      <w:proofErr w:type="spellEnd"/>
+      <w:r>
+        <w:t xml:space="preserve"> tárolás elkülönítése hozzájárul a rendszer skálázhatóságához és karbantarthatóságához.</w:t>
       </w:r>
     </w:p>
     <w:p>
@@ -4423,14 +4892,14 @@
           <w:lang w:eastAsia="zh-CN"/>
         </w:rPr>
       </w:pPr>
-      <w:bookmarkStart w:id="24" w:name="_Toc228127143"/>
+      <w:bookmarkStart w:id="21" w:name="_Toc228127143"/>
       <w:r>
         <w:rPr>
           <w:lang w:eastAsia="zh-CN"/>
         </w:rPr>
         <w:t>Implementáció</w:t>
       </w:r>
-      <w:bookmarkEnd w:id="24"/>
+      <w:bookmarkEnd w:id="21"/>
     </w:p>
     <w:p>
       <w:pPr>
@@ -4472,14 +4941,14 @@
           <w:lang w:eastAsia="zh-CN"/>
         </w:rPr>
       </w:pPr>
-      <w:bookmarkStart w:id="25" w:name="_Toc228127144"/>
+      <w:bookmarkStart w:id="22" w:name="_Toc228127144"/>
       <w:r>
         <w:rPr>
           <w:lang w:eastAsia="zh-CN"/>
         </w:rPr>
         <w:t>Technológiai környezet</w:t>
       </w:r>
-      <w:bookmarkEnd w:id="25"/>
+      <w:bookmarkEnd w:id="22"/>
     </w:p>
     <w:p>
       <w:pPr>
@@ -4575,7 +5044,21 @@
         <w:rPr>
           <w:lang w:eastAsia="zh-CN"/>
         </w:rPr>
-        <w:t>A mesterséges intelligencia futásidejű kiértékelése ML.NET segítségével történik. A betanított ONNX modellek infrastruktúra-független módon kerülnek felhasználásra.</w:t>
+        <w:t xml:space="preserve">A mesterséges intelligencia </w:t>
+      </w:r>
+      <w:proofErr w:type="spellStart"/>
+      <w:r>
+        <w:rPr>
+          <w:lang w:eastAsia="zh-CN"/>
+        </w:rPr>
+        <w:t>futásidejű</w:t>
+      </w:r>
+      <w:proofErr w:type="spellEnd"/>
+      <w:r>
+        <w:rPr>
+          <w:lang w:eastAsia="zh-CN"/>
+        </w:rPr>
+        <w:t xml:space="preserve"> kiértékelése ML.NET segítségével történik. A betanított ONNX modellek infrastruktúra-független módon kerülnek felhasználásra.</w:t>
       </w:r>
     </w:p>
     <w:p>
@@ -4589,7 +5072,21 @@
         <w:rPr>
           <w:lang w:eastAsia="zh-CN"/>
         </w:rPr>
-        <w:t xml:space="preserve">Python + Stable </w:t>
+        <w:t xml:space="preserve">Python + </w:t>
+      </w:r>
+      <w:proofErr w:type="spellStart"/>
+      <w:r>
+        <w:rPr>
+          <w:lang w:eastAsia="zh-CN"/>
+        </w:rPr>
+        <w:t>Stable</w:t>
+      </w:r>
+      <w:proofErr w:type="spellEnd"/>
+      <w:r>
+        <w:rPr>
+          <w:lang w:eastAsia="zh-CN"/>
+        </w:rPr>
+        <w:t xml:space="preserve"> </w:t>
       </w:r>
       <w:r>
         <w:rPr>
@@ -4626,7 +5123,35 @@
         <w:rPr>
           <w:lang w:eastAsia="zh-CN"/>
         </w:rPr>
-        <w:t>A mesterséges intelligencia tanítása Python környezetben történik a Stable Baselines3 keretrendszer segítségével, elkülönítve a futásidejű rendszertől.</w:t>
+        <w:t xml:space="preserve">A mesterséges intelligencia tanítása Python környezetben történik a </w:t>
+      </w:r>
+      <w:proofErr w:type="spellStart"/>
+      <w:r>
+        <w:rPr>
+          <w:lang w:eastAsia="zh-CN"/>
+        </w:rPr>
+        <w:t>Stable</w:t>
+      </w:r>
+      <w:proofErr w:type="spellEnd"/>
+      <w:r>
+        <w:rPr>
+          <w:lang w:eastAsia="zh-CN"/>
+        </w:rPr>
+        <w:t xml:space="preserve"> Baselines3 keretrendszer segítségével, elkülönítve a </w:t>
+      </w:r>
+      <w:proofErr w:type="spellStart"/>
+      <w:r>
+        <w:rPr>
+          <w:lang w:eastAsia="zh-CN"/>
+        </w:rPr>
+        <w:t>futásidejű</w:t>
+      </w:r>
+      <w:proofErr w:type="spellEnd"/>
+      <w:r>
+        <w:rPr>
+          <w:lang w:eastAsia="zh-CN"/>
+        </w:rPr>
+        <w:t xml:space="preserve"> rendszertől.</w:t>
       </w:r>
     </w:p>
     <w:p>
@@ -4640,7 +5165,21 @@
         <w:rPr>
           <w:lang w:eastAsia="zh-CN"/>
         </w:rPr>
-        <w:t xml:space="preserve">Web API + SignalR – </w:t>
+        <w:t xml:space="preserve">Web API + </w:t>
+      </w:r>
+      <w:proofErr w:type="spellStart"/>
+      <w:r>
+        <w:rPr>
+          <w:lang w:eastAsia="zh-CN"/>
+        </w:rPr>
+        <w:t>SignalR</w:t>
+      </w:r>
+      <w:proofErr w:type="spellEnd"/>
+      <w:r>
+        <w:rPr>
+          <w:lang w:eastAsia="zh-CN"/>
+        </w:rPr>
+        <w:t xml:space="preserve"> – </w:t>
       </w:r>
       <w:r>
         <w:rPr>
@@ -4665,7 +5204,21 @@
         <w:rPr>
           <w:lang w:eastAsia="zh-CN"/>
         </w:rPr>
-        <w:t>A felsőbb rétegek közötti kommunikáció Web API-n keresztül valósul meg, valós idejű adatcserére pedig SignalR kerül alkalmazásra.</w:t>
+        <w:t xml:space="preserve">A felsőbb rétegek közötti kommunikáció Web API-n keresztül valósul meg, valós idejű adatcserére pedig </w:t>
+      </w:r>
+      <w:proofErr w:type="spellStart"/>
+      <w:r>
+        <w:rPr>
+          <w:lang w:eastAsia="zh-CN"/>
+        </w:rPr>
+        <w:t>SignalR</w:t>
+      </w:r>
+      <w:proofErr w:type="spellEnd"/>
+      <w:r>
+        <w:rPr>
+          <w:lang w:eastAsia="zh-CN"/>
+        </w:rPr>
+        <w:t xml:space="preserve"> kerül alkalmazásra.</w:t>
       </w:r>
     </w:p>
     <w:p>
@@ -4690,7 +5243,7 @@
           <w:lang w:eastAsia="zh-CN"/>
         </w:rPr>
       </w:pPr>
-      <w:bookmarkStart w:id="26" w:name="_Toc228127145"/>
+      <w:bookmarkStart w:id="23" w:name="_Toc228127145"/>
       <w:r>
         <w:rPr>
           <w:lang w:eastAsia="zh-CN"/>
@@ -4698,7 +5251,7 @@
         <w:lastRenderedPageBreak/>
         <w:t>Projektstruktúra</w:t>
       </w:r>
-      <w:bookmarkEnd w:id="26"/>
+      <w:bookmarkEnd w:id="23"/>
     </w:p>
     <w:p>
       <w:pPr>
@@ -4720,12 +5273,14 @@
           <w:lang w:eastAsia="zh-CN"/>
         </w:rPr>
       </w:pPr>
+      <w:proofErr w:type="spellStart"/>
       <w:r>
         <w:rPr>
           <w:lang w:eastAsia="zh-CN"/>
         </w:rPr>
         <w:t>SevenWonders.UI</w:t>
       </w:r>
+      <w:proofErr w:type="spellEnd"/>
     </w:p>
     <w:p>
       <w:pPr>
@@ -4739,6 +5294,7 @@
         </w:rPr>
         <w:t xml:space="preserve">A </w:t>
       </w:r>
+      <w:proofErr w:type="spellStart"/>
       <w:r>
         <w:rPr>
           <w:i/>
@@ -4747,18 +5303,47 @@
         </w:rPr>
         <w:t>SevenWonders.UI</w:t>
       </w:r>
-      <w:r>
-        <w:rPr>
-          <w:lang w:eastAsia="zh-CN"/>
-        </w:rPr>
-        <w:t xml:space="preserve"> projekt tartalmazza a felhasználók által közvetlenül használt kliensalkalmazást. A projekt magában foglalja a grafikus felhasználói felület nézeteit (Views), a hozzájuk tartozó ViewModel</w:t>
+      <w:proofErr w:type="spellEnd"/>
+      <w:r>
+        <w:rPr>
+          <w:lang w:eastAsia="zh-CN"/>
+        </w:rPr>
+        <w:t xml:space="preserve"> projekt tartalmazza a felhasználók által közvetlenül használt kliensalkalmazást. A projekt magában foglalja a grafikus felhasználói felület nézeteit (</w:t>
+      </w:r>
+      <w:proofErr w:type="spellStart"/>
+      <w:r>
+        <w:rPr>
+          <w:lang w:eastAsia="zh-CN"/>
+        </w:rPr>
+        <w:t>Views</w:t>
+      </w:r>
+      <w:proofErr w:type="spellEnd"/>
+      <w:r>
+        <w:rPr>
+          <w:lang w:eastAsia="zh-CN"/>
+        </w:rPr>
+        <w:t xml:space="preserve">), a hozzájuk tartozó </w:t>
+      </w:r>
+      <w:proofErr w:type="spellStart"/>
+      <w:r>
+        <w:rPr>
+          <w:lang w:eastAsia="zh-CN"/>
+        </w:rPr>
+        <w:t>ViewModel</w:t>
       </w:r>
       <w:r>
         <w:rPr>
           <w:lang w:eastAsia="zh-CN"/>
         </w:rPr>
         <w:noBreakHyphen/>
-        <w:t>eket, valamint azokat a segéd- és szolgáltató osztályokat, amelyek a felhasználói interakciók kezeléséhez szükségesek.</w:t>
+        <w:t>eket</w:t>
+      </w:r>
+      <w:proofErr w:type="spellEnd"/>
+      <w:r>
+        <w:rPr>
+          <w:lang w:eastAsia="zh-CN"/>
+        </w:rPr>
+        <w:t>, valamint azokat a segéd- és szolgáltató osztályokat, amelyek a felhasználói interakciók kezeléséhez szükségesek.</w:t>
       </w:r>
     </w:p>
     <w:p>
@@ -4768,12 +5353,14 @@
           <w:lang w:eastAsia="zh-CN"/>
         </w:rPr>
       </w:pPr>
+      <w:proofErr w:type="spellStart"/>
       <w:r>
         <w:rPr>
           <w:lang w:eastAsia="zh-CN"/>
         </w:rPr>
         <w:t>SevenWonders.Common</w:t>
       </w:r>
+      <w:proofErr w:type="spellEnd"/>
     </w:p>
     <w:p>
       <w:pPr>
@@ -4787,6 +5374,7 @@
         </w:rPr>
         <w:t xml:space="preserve">A </w:t>
       </w:r>
+      <w:proofErr w:type="spellStart"/>
       <w:r>
         <w:rPr>
           <w:i/>
@@ -4795,25 +5383,82 @@
         </w:rPr>
         <w:t>SevenWonders.Common</w:t>
       </w:r>
-      <w:r>
-        <w:rPr>
-          <w:lang w:eastAsia="zh-CN"/>
-        </w:rPr>
-        <w:t xml:space="preserve"> projekt általános célú, több komponens által is felhasználható osztályokat tartalmaz. Ide tartoznak többek között a logolásért, véletlenszám</w:t>
+      <w:proofErr w:type="spellEnd"/>
+      <w:r>
+        <w:rPr>
+          <w:lang w:eastAsia="zh-CN"/>
+        </w:rPr>
+        <w:t xml:space="preserve"> projekt általános célú, több komponens által is felhasználható osztályokat tartalmaz. Ide tartoznak többek között a </w:t>
+      </w:r>
+      <w:proofErr w:type="spellStart"/>
+      <w:r>
+        <w:rPr>
+          <w:lang w:eastAsia="zh-CN"/>
+        </w:rPr>
+        <w:t>logolásért</w:t>
+      </w:r>
+      <w:proofErr w:type="spellEnd"/>
+      <w:r>
+        <w:rPr>
+          <w:lang w:eastAsia="zh-CN"/>
+        </w:rPr>
+        <w:t>, véletlenszám</w:t>
       </w:r>
       <w:r>
         <w:rPr>
           <w:lang w:eastAsia="zh-CN"/>
         </w:rPr>
         <w:noBreakHyphen/>
-        <w:t>generálásért és xml szerializációért felelős komponensek, valamint egyéb, az alkalmazás különböző részeiben hasznos segédosztályok.</w:t>
+        <w:t xml:space="preserve">generálásért és </w:t>
+      </w:r>
+      <w:proofErr w:type="spellStart"/>
+      <w:r>
+        <w:rPr>
+          <w:lang w:eastAsia="zh-CN"/>
+        </w:rPr>
+        <w:t>xml</w:t>
+      </w:r>
+      <w:proofErr w:type="spellEnd"/>
+      <w:r>
+        <w:rPr>
+          <w:lang w:eastAsia="zh-CN"/>
+        </w:rPr>
+        <w:t xml:space="preserve"> </w:t>
+      </w:r>
+      <w:proofErr w:type="spellStart"/>
+      <w:r>
+        <w:rPr>
+          <w:lang w:eastAsia="zh-CN"/>
+        </w:rPr>
+        <w:t>szerializációért</w:t>
+      </w:r>
+      <w:proofErr w:type="spellEnd"/>
+      <w:r>
+        <w:rPr>
+          <w:lang w:eastAsia="zh-CN"/>
+        </w:rPr>
+        <w:t xml:space="preserve"> felelős komponensek, valamint egyéb, az alkalmazás különböző részeiben hasznos segédosztályok.</w:t>
       </w:r>
       <w:r>
         <w:rPr>
           <w:lang w:eastAsia="zh-CN"/>
         </w:rPr>
         <w:br/>
-        <w:t>A projekt célja a kódduplikáció csökkentése és az egységes működés biztosítása.</w:t>
+        <w:t xml:space="preserve">A projekt célja a </w:t>
+      </w:r>
+      <w:proofErr w:type="spellStart"/>
+      <w:r>
+        <w:rPr>
+          <w:lang w:eastAsia="zh-CN"/>
+        </w:rPr>
+        <w:t>kódduplikáció</w:t>
+      </w:r>
+      <w:proofErr w:type="spellEnd"/>
+      <w:r>
+        <w:rPr>
+          <w:lang w:eastAsia="zh-CN"/>
+        </w:rPr>
+        <w:t xml:space="preserve"> csökkentése és az egységes működés biztosítása.</w:t>
       </w:r>
     </w:p>
     <w:p>
@@ -4823,12 +5468,14 @@
           <w:lang w:eastAsia="zh-CN"/>
         </w:rPr>
       </w:pPr>
+      <w:proofErr w:type="spellStart"/>
       <w:r>
         <w:rPr>
           <w:lang w:eastAsia="zh-CN"/>
         </w:rPr>
         <w:t>SevenWonders.Game.Logic</w:t>
       </w:r>
+      <w:proofErr w:type="spellEnd"/>
     </w:p>
     <w:p>
       <w:pPr>
@@ -4842,6 +5489,7 @@
         </w:rPr>
         <w:t xml:space="preserve">A </w:t>
       </w:r>
+      <w:proofErr w:type="spellStart"/>
       <w:r>
         <w:rPr>
           <w:i/>
@@ -4850,11 +5498,26 @@
         </w:rPr>
         <w:t>SevenWonders.Game.Logic</w:t>
       </w:r>
-      <w:r>
-        <w:rPr>
-          <w:lang w:eastAsia="zh-CN"/>
-        </w:rPr>
-        <w:t xml:space="preserve"> projekt a játék teljes játékmenetéhez kapcsolódó üzleti logikát tartalmazza. Ez a réteg felel a játék objektumainak domain szintű reprezentációjáért, a játékszabályok érvényesítéséért, valamint a játékmenet során keletkező események kezeléséért.</w:t>
+      <w:proofErr w:type="spellEnd"/>
+      <w:r>
+        <w:rPr>
+          <w:lang w:eastAsia="zh-CN"/>
+        </w:rPr>
+        <w:t xml:space="preserve"> projekt a játék teljes játékmenetéhez kapcsolódó üzleti logikát tartalmazza. Ez a réteg felel a játék objektumainak </w:t>
+      </w:r>
+      <w:proofErr w:type="spellStart"/>
+      <w:r>
+        <w:rPr>
+          <w:lang w:eastAsia="zh-CN"/>
+        </w:rPr>
+        <w:t>domain</w:t>
+      </w:r>
+      <w:proofErr w:type="spellEnd"/>
+      <w:r>
+        <w:rPr>
+          <w:lang w:eastAsia="zh-CN"/>
+        </w:rPr>
+        <w:t xml:space="preserve"> szintű reprezentációjáért, a játékszabályok érvényesítéséért, valamint a játékmenet során keletkező események kezeléséért.</w:t>
       </w:r>
     </w:p>
     <w:p>
@@ -4864,12 +5527,14 @@
           <w:lang w:eastAsia="zh-CN"/>
         </w:rPr>
       </w:pPr>
+      <w:proofErr w:type="spellStart"/>
       <w:r>
         <w:rPr>
           <w:lang w:eastAsia="zh-CN"/>
         </w:rPr>
         <w:t>SevenWonders.Game.Engine</w:t>
       </w:r>
+      <w:proofErr w:type="spellEnd"/>
     </w:p>
     <w:p>
       <w:pPr>
@@ -4883,6 +5548,7 @@
         </w:rPr>
         <w:t xml:space="preserve">A </w:t>
       </w:r>
+      <w:proofErr w:type="spellStart"/>
       <w:r>
         <w:rPr>
           <w:i/>
@@ -4891,11 +5557,26 @@
         </w:rPr>
         <w:t>SevenWonders.Game.Engine</w:t>
       </w:r>
-      <w:r>
-        <w:rPr>
-          <w:lang w:eastAsia="zh-CN"/>
-        </w:rPr>
-        <w:t xml:space="preserve"> projekt felel a játékmenet vizuális megjelenítéséért és a futásidejű technikai működésért. Itt találhatók azok az osztályok, amelyek a képernyőn megjelenítésre kerülnek, beleértve az animációk kezelése és a felhasználói bemenet feldolgozása során használt komponenseket.</w:t>
+      <w:proofErr w:type="spellEnd"/>
+      <w:r>
+        <w:rPr>
+          <w:lang w:eastAsia="zh-CN"/>
+        </w:rPr>
+        <w:t xml:space="preserve"> projekt felel a játékmenet vizuális megjelenítéséért és a </w:t>
+      </w:r>
+      <w:proofErr w:type="spellStart"/>
+      <w:r>
+        <w:rPr>
+          <w:lang w:eastAsia="zh-CN"/>
+        </w:rPr>
+        <w:t>futásidejű</w:t>
+      </w:r>
+      <w:proofErr w:type="spellEnd"/>
+      <w:r>
+        <w:rPr>
+          <w:lang w:eastAsia="zh-CN"/>
+        </w:rPr>
+        <w:t xml:space="preserve"> technikai működésért. Itt találhatók azok az osztályok, amelyek a képernyőn megjelenítésre kerülnek, beleértve az animációk kezelése és a felhasználói bemenet feldolgozása során használt komponenseket.</w:t>
       </w:r>
     </w:p>
     <w:p>
@@ -4905,12 +5586,14 @@
           <w:lang w:eastAsia="zh-CN"/>
         </w:rPr>
       </w:pPr>
+      <w:proofErr w:type="spellStart"/>
       <w:r>
         <w:rPr>
           <w:lang w:eastAsia="zh-CN"/>
         </w:rPr>
         <w:t>SevenWonders.Game.Presenter</w:t>
       </w:r>
+      <w:proofErr w:type="spellEnd"/>
     </w:p>
     <w:p>
       <w:pPr>
@@ -4924,6 +5607,7 @@
         </w:rPr>
         <w:t xml:space="preserve">A </w:t>
       </w:r>
+      <w:proofErr w:type="spellStart"/>
       <w:r>
         <w:rPr>
           <w:i/>
@@ -4932,18 +5616,69 @@
         </w:rPr>
         <w:t>SevenWonders.Game.Presenter</w:t>
       </w:r>
-      <w:r>
-        <w:rPr>
-          <w:lang w:eastAsia="zh-CN"/>
-        </w:rPr>
-        <w:t xml:space="preserve"> projekt a Game Logic és a Game Engine projektek közötti kapcsolatot valósítja meg. Feladata a játék logikai objektumainak és a megjelenítéshez használt GameObject</w:t>
-      </w:r>
+      <w:proofErr w:type="spellEnd"/>
+      <w:r>
+        <w:rPr>
+          <w:lang w:eastAsia="zh-CN"/>
+        </w:rPr>
+        <w:t xml:space="preserve"> projekt a Game </w:t>
+      </w:r>
+      <w:proofErr w:type="spellStart"/>
+      <w:r>
+        <w:rPr>
+          <w:lang w:eastAsia="zh-CN"/>
+        </w:rPr>
+        <w:t>Logic</w:t>
+      </w:r>
+      <w:proofErr w:type="spellEnd"/>
+      <w:r>
+        <w:rPr>
+          <w:lang w:eastAsia="zh-CN"/>
+        </w:rPr>
+        <w:t xml:space="preserve"> és a Game </w:t>
+      </w:r>
+      <w:proofErr w:type="spellStart"/>
+      <w:r>
+        <w:rPr>
+          <w:lang w:eastAsia="zh-CN"/>
+        </w:rPr>
+        <w:t>Engine</w:t>
+      </w:r>
+      <w:proofErr w:type="spellEnd"/>
+      <w:r>
+        <w:rPr>
+          <w:lang w:eastAsia="zh-CN"/>
+        </w:rPr>
+        <w:t xml:space="preserve"> projektek közötti kapcsolatot valósítja meg. Feladata a játék logikai objektumainak és a megjelenítéshez használt </w:t>
+      </w:r>
+      <w:proofErr w:type="spellStart"/>
+      <w:r>
+        <w:rPr>
+          <w:lang w:eastAsia="zh-CN"/>
+        </w:rPr>
+        <w:t>GameObject</w:t>
+      </w:r>
+      <w:proofErr w:type="spellEnd"/>
       <w:r>
         <w:rPr>
           <w:lang w:eastAsia="zh-CN"/>
         </w:rPr>
         <w:noBreakHyphen/>
-        <w:t xml:space="preserve">ek összerendelése, valamint a Game Logic komponens által kibocsátott </w:t>
+        <w:t xml:space="preserve">ek összerendelése, valamint a Game </w:t>
+      </w:r>
+      <w:proofErr w:type="spellStart"/>
+      <w:r>
+        <w:rPr>
+          <w:lang w:eastAsia="zh-CN"/>
+        </w:rPr>
+        <w:t>Logic</w:t>
+      </w:r>
+      <w:proofErr w:type="spellEnd"/>
+      <w:r>
+        <w:rPr>
+          <w:lang w:eastAsia="zh-CN"/>
+        </w:rPr>
+        <w:t xml:space="preserve"> komponens által kibocsátott </w:t>
       </w:r>
       <w:r>
         <w:rPr>
@@ -4967,12 +5702,14 @@
           <w:lang w:eastAsia="zh-CN"/>
         </w:rPr>
       </w:pPr>
+      <w:proofErr w:type="spellStart"/>
       <w:r>
         <w:rPr>
           <w:lang w:eastAsia="zh-CN"/>
         </w:rPr>
         <w:t>SevenWonders.Game.Scene.Editor</w:t>
       </w:r>
+      <w:proofErr w:type="spellEnd"/>
     </w:p>
     <w:p>
       <w:pPr>
@@ -4986,6 +5723,7 @@
         </w:rPr>
         <w:t xml:space="preserve">A </w:t>
       </w:r>
+      <w:proofErr w:type="spellStart"/>
       <w:r>
         <w:rPr>
           <w:i/>
@@ -4994,18 +5732,41 @@
         </w:rPr>
         <w:t>SevenWonders.Game.Scene.Editor</w:t>
       </w:r>
-      <w:r>
-        <w:rPr>
-          <w:lang w:eastAsia="zh-CN"/>
-        </w:rPr>
-        <w:t xml:space="preserve"> projekt egy fejlesztői eszközt valósít meg, amely a Game Engine</w:t>
-      </w:r>
+      <w:proofErr w:type="spellEnd"/>
+      <w:r>
+        <w:rPr>
+          <w:lang w:eastAsia="zh-CN"/>
+        </w:rPr>
+        <w:t xml:space="preserve"> projekt egy fejlesztői eszközt valósít meg, amely a Game </w:t>
+      </w:r>
+      <w:proofErr w:type="spellStart"/>
+      <w:r>
+        <w:rPr>
+          <w:lang w:eastAsia="zh-CN"/>
+        </w:rPr>
+        <w:t>Engine</w:t>
+      </w:r>
+      <w:proofErr w:type="spellEnd"/>
       <w:r>
         <w:rPr>
           <w:lang w:eastAsia="zh-CN"/>
         </w:rPr>
         <w:noBreakHyphen/>
-        <w:t>ben használt Scene objektumok megtervezését támogatja. Egy grafikus felhasználói felületen keresztül lehetőséget biztosít jelenetek létrehozására, szerkesztésére és mentésére, ezáltal megkönnyítve a tartalom készítésének folyamatát.</w:t>
+        <w:t xml:space="preserve">ben használt </w:t>
+      </w:r>
+      <w:proofErr w:type="spellStart"/>
+      <w:r>
+        <w:rPr>
+          <w:lang w:eastAsia="zh-CN"/>
+        </w:rPr>
+        <w:t>Scene</w:t>
+      </w:r>
+      <w:proofErr w:type="spellEnd"/>
+      <w:r>
+        <w:rPr>
+          <w:lang w:eastAsia="zh-CN"/>
+        </w:rPr>
+        <w:t xml:space="preserve"> objektumok megtervezését támogatja. Egy grafikus felhasználói felületen keresztül lehetőséget biztosít jelenetek létrehozására, szerkesztésére és mentésére, ezáltal megkönnyítve a tartalom készítésének folyamatát.</w:t>
       </w:r>
     </w:p>
     <w:p>
@@ -5015,12 +5776,14 @@
           <w:lang w:eastAsia="zh-CN"/>
         </w:rPr>
       </w:pPr>
+      <w:proofErr w:type="spellStart"/>
       <w:r>
         <w:rPr>
           <w:lang w:eastAsia="zh-CN"/>
         </w:rPr>
         <w:t>SevenWonders.Web.Client.Model</w:t>
       </w:r>
+      <w:proofErr w:type="spellEnd"/>
     </w:p>
     <w:p>
       <w:pPr>
@@ -5034,6 +5797,7 @@
         </w:rPr>
         <w:t xml:space="preserve">A </w:t>
       </w:r>
+      <w:proofErr w:type="spellStart"/>
       <w:r>
         <w:rPr>
           <w:i/>
@@ -5042,6 +5806,7 @@
         </w:rPr>
         <w:t>SevenWonders.Web.Client.Model</w:t>
       </w:r>
+      <w:proofErr w:type="spellEnd"/>
       <w:r>
         <w:rPr>
           <w:lang w:eastAsia="zh-CN"/>
@@ -5056,12 +5821,14 @@
           <w:lang w:eastAsia="zh-CN"/>
         </w:rPr>
       </w:pPr>
+      <w:proofErr w:type="spellStart"/>
       <w:r>
         <w:rPr>
           <w:lang w:eastAsia="zh-CN"/>
         </w:rPr>
         <w:t>SevenWonders.Web.Server</w:t>
       </w:r>
+      <w:proofErr w:type="spellEnd"/>
     </w:p>
     <w:p>
       <w:pPr>
@@ -5075,6 +5842,7 @@
         </w:rPr>
         <w:t xml:space="preserve">A </w:t>
       </w:r>
+      <w:proofErr w:type="spellStart"/>
       <w:r>
         <w:rPr>
           <w:i/>
@@ -5083,11 +5851,54 @@
         </w:rPr>
         <w:t>SevenWonders.Web.Server</w:t>
       </w:r>
-      <w:r>
-        <w:rPr>
-          <w:lang w:eastAsia="zh-CN"/>
-        </w:rPr>
-        <w:t xml:space="preserve"> projekt a futtatható webszerver alkalmazást valósítja meg. A projekt tartalmazza a vezérlőket (kontrollereket), valamint inicializálja a dependency injection keretrendszert, a SignalR szolgáltatást és a felhasználókezeléshez szükséges egyéb függőségeket.</w:t>
+      <w:proofErr w:type="spellEnd"/>
+      <w:r>
+        <w:rPr>
+          <w:lang w:eastAsia="zh-CN"/>
+        </w:rPr>
+        <w:t xml:space="preserve"> projekt a futtatható webszerver alkalmazást valósítja meg. A projekt tartalmazza a vezérlőket (kontrollereket), valamint inicializálja a </w:t>
+      </w:r>
+      <w:proofErr w:type="spellStart"/>
+      <w:r>
+        <w:rPr>
+          <w:lang w:eastAsia="zh-CN"/>
+        </w:rPr>
+        <w:t>dependency</w:t>
+      </w:r>
+      <w:proofErr w:type="spellEnd"/>
+      <w:r>
+        <w:rPr>
+          <w:lang w:eastAsia="zh-CN"/>
+        </w:rPr>
+        <w:t xml:space="preserve"> </w:t>
+      </w:r>
+      <w:proofErr w:type="spellStart"/>
+      <w:r>
+        <w:rPr>
+          <w:lang w:eastAsia="zh-CN"/>
+        </w:rPr>
+        <w:t>injection</w:t>
+      </w:r>
+      <w:proofErr w:type="spellEnd"/>
+      <w:r>
+        <w:rPr>
+          <w:lang w:eastAsia="zh-CN"/>
+        </w:rPr>
+        <w:t xml:space="preserve"> keretrendszert, a </w:t>
+      </w:r>
+      <w:proofErr w:type="spellStart"/>
+      <w:r>
+        <w:rPr>
+          <w:lang w:eastAsia="zh-CN"/>
+        </w:rPr>
+        <w:t>SignalR</w:t>
+      </w:r>
+      <w:proofErr w:type="spellEnd"/>
+      <w:r>
+        <w:rPr>
+          <w:lang w:eastAsia="zh-CN"/>
+        </w:rPr>
+        <w:t xml:space="preserve"> szolgáltatást és a felhasználókezeléshez szükséges egyéb függőségeket.</w:t>
       </w:r>
     </w:p>
     <w:p>
@@ -5097,12 +5908,14 @@
           <w:lang w:eastAsia="zh-CN"/>
         </w:rPr>
       </w:pPr>
+      <w:proofErr w:type="spellStart"/>
       <w:r>
         <w:rPr>
           <w:lang w:eastAsia="zh-CN"/>
         </w:rPr>
         <w:t>SevenWonders.Web.Server.Model</w:t>
       </w:r>
+      <w:proofErr w:type="spellEnd"/>
     </w:p>
     <w:p>
       <w:pPr>
@@ -5116,6 +5929,7 @@
         </w:rPr>
         <w:t xml:space="preserve">A </w:t>
       </w:r>
+      <w:proofErr w:type="spellStart"/>
       <w:r>
         <w:rPr>
           <w:i/>
@@ -5124,11 +5938,26 @@
         </w:rPr>
         <w:t>SevenWonders.Web.Server.Model</w:t>
       </w:r>
-      <w:r>
-        <w:rPr>
-          <w:lang w:eastAsia="zh-CN"/>
-        </w:rPr>
-        <w:t xml:space="preserve"> projekt a szerveroldali üzleti logikát és állapotkezelést tartalmazza. Ide tartozik a várószoba teljes logikája, a kliensek állapotátmeneteinek kezelése, valamint a matchmaking funkció megvalósítása.</w:t>
+      <w:proofErr w:type="spellEnd"/>
+      <w:r>
+        <w:rPr>
+          <w:lang w:eastAsia="zh-CN"/>
+        </w:rPr>
+        <w:t xml:space="preserve"> projekt a szerveroldali üzleti logikát és állapotkezelést tartalmazza. Ide tartozik a várószoba teljes logikája, a kliensek állapotátmeneteinek kezelése, valamint a </w:t>
+      </w:r>
+      <w:proofErr w:type="spellStart"/>
+      <w:r>
+        <w:rPr>
+          <w:lang w:eastAsia="zh-CN"/>
+        </w:rPr>
+        <w:t>matchmaking</w:t>
+      </w:r>
+      <w:proofErr w:type="spellEnd"/>
+      <w:r>
+        <w:rPr>
+          <w:lang w:eastAsia="zh-CN"/>
+        </w:rPr>
+        <w:t xml:space="preserve"> funkció megvalósítása.</w:t>
       </w:r>
     </w:p>
     <w:p>
@@ -5138,12 +5967,14 @@
           <w:lang w:eastAsia="zh-CN"/>
         </w:rPr>
       </w:pPr>
+      <w:proofErr w:type="spellStart"/>
       <w:r>
         <w:rPr>
           <w:lang w:eastAsia="zh-CN"/>
         </w:rPr>
         <w:t>SevenWonders.Web.Server.Contract</w:t>
       </w:r>
+      <w:proofErr w:type="spellEnd"/>
     </w:p>
     <w:p>
       <w:pPr>
@@ -5157,6 +5988,7 @@
         </w:rPr>
         <w:t xml:space="preserve">A </w:t>
       </w:r>
+      <w:proofErr w:type="spellStart"/>
       <w:r>
         <w:rPr>
           <w:i/>
@@ -5165,18 +5997,61 @@
         </w:rPr>
         <w:t>SevenWonders.Web.Server.Contract</w:t>
       </w:r>
-      <w:r>
-        <w:rPr>
-          <w:lang w:eastAsia="zh-CN"/>
-        </w:rPr>
-        <w:t xml:space="preserve"> projekt a web kliens és a web szerver által közösen használt adatstruktúrákat tartalmazza. A projekt kizárólag Data Transfer Object</w:t>
+      <w:proofErr w:type="spellEnd"/>
+      <w:r>
+        <w:rPr>
+          <w:lang w:eastAsia="zh-CN"/>
+        </w:rPr>
+        <w:t xml:space="preserve"> projekt a web kliens és a web szerver által közösen használt adatstruktúrákat tartalmazza. A projekt kizárólag Data </w:t>
+      </w:r>
+      <w:proofErr w:type="spellStart"/>
+      <w:r>
+        <w:rPr>
+          <w:lang w:eastAsia="zh-CN"/>
+        </w:rPr>
+        <w:t>Transfer</w:t>
+      </w:r>
+      <w:proofErr w:type="spellEnd"/>
+      <w:r>
+        <w:rPr>
+          <w:lang w:eastAsia="zh-CN"/>
+        </w:rPr>
+        <w:t xml:space="preserve"> </w:t>
+      </w:r>
+      <w:proofErr w:type="spellStart"/>
+      <w:r>
+        <w:rPr>
+          <w:lang w:eastAsia="zh-CN"/>
+        </w:rPr>
+        <w:t>Object</w:t>
       </w:r>
       <w:r>
         <w:rPr>
           <w:lang w:eastAsia="zh-CN"/>
         </w:rPr>
         <w:noBreakHyphen/>
-        <w:t>eket (DTO) foglal magában, amelyek célja a komponensek közötti adatcsere egységesítése és a kódduplikáció elkerülése.</w:t>
+        <w:t>eket</w:t>
+      </w:r>
+      <w:proofErr w:type="spellEnd"/>
+      <w:r>
+        <w:rPr>
+          <w:lang w:eastAsia="zh-CN"/>
+        </w:rPr>
+        <w:t xml:space="preserve"> (DTO) foglal magában, amelyek célja a komponensek közötti adatcsere egységesítése és a </w:t>
+      </w:r>
+      <w:proofErr w:type="spellStart"/>
+      <w:r>
+        <w:rPr>
+          <w:lang w:eastAsia="zh-CN"/>
+        </w:rPr>
+        <w:t>kódduplikáció</w:t>
+      </w:r>
+      <w:proofErr w:type="spellEnd"/>
+      <w:r>
+        <w:rPr>
+          <w:lang w:eastAsia="zh-CN"/>
+        </w:rPr>
+        <w:t xml:space="preserve"> elkerülése.</w:t>
       </w:r>
     </w:p>
     <w:p>
@@ -5186,12 +6061,14 @@
           <w:lang w:eastAsia="zh-CN"/>
         </w:rPr>
       </w:pPr>
+      <w:proofErr w:type="spellStart"/>
       <w:r>
         <w:rPr>
           <w:lang w:eastAsia="zh-CN"/>
         </w:rPr>
         <w:t>SevenWonders.AI.Model</w:t>
       </w:r>
+      <w:proofErr w:type="spellEnd"/>
     </w:p>
     <w:p>
       <w:pPr>
@@ -5205,6 +6082,7 @@
         </w:rPr>
         <w:t xml:space="preserve">A </w:t>
       </w:r>
+      <w:proofErr w:type="spellStart"/>
       <w:r>
         <w:rPr>
           <w:i/>
@@ -5213,11 +6091,40 @@
         </w:rPr>
         <w:t>SevenWonders.AI.Model</w:t>
       </w:r>
-      <w:r>
-        <w:rPr>
-          <w:lang w:eastAsia="zh-CN"/>
-        </w:rPr>
-        <w:t xml:space="preserve"> projekt a mesterséges intelligencia működéséhez szükséges közös interfészeket és osztályokat tartalmazza. Ezek az elemek a state vector kiszámításáért, </w:t>
+      <w:proofErr w:type="spellEnd"/>
+      <w:r>
+        <w:rPr>
+          <w:lang w:eastAsia="zh-CN"/>
+        </w:rPr>
+        <w:t xml:space="preserve"> projekt a mesterséges intelligencia működéséhez szükséges közös interfészeket és osztályokat tartalmazza. Ezek az elemek a </w:t>
+      </w:r>
+      <w:proofErr w:type="spellStart"/>
+      <w:r>
+        <w:rPr>
+          <w:lang w:eastAsia="zh-CN"/>
+        </w:rPr>
+        <w:t>state</w:t>
+      </w:r>
+      <w:proofErr w:type="spellEnd"/>
+      <w:r>
+        <w:rPr>
+          <w:lang w:eastAsia="zh-CN"/>
+        </w:rPr>
+        <w:t xml:space="preserve"> </w:t>
+      </w:r>
+      <w:proofErr w:type="spellStart"/>
+      <w:r>
+        <w:rPr>
+          <w:lang w:eastAsia="zh-CN"/>
+        </w:rPr>
+        <w:t>vector</w:t>
+      </w:r>
+      <w:proofErr w:type="spellEnd"/>
+      <w:r>
+        <w:rPr>
+          <w:lang w:eastAsia="zh-CN"/>
+        </w:rPr>
+        <w:t xml:space="preserve"> kiszámításáért, </w:t>
       </w:r>
       <w:r>
         <w:rPr>
@@ -5231,7 +6138,21 @@
           <w:lang w:eastAsia="zh-CN"/>
         </w:rPr>
         <w:br/>
-        <w:t>A projektet mind a futásidejű rendszer, mind a tanítási folyamat felhasználja.</w:t>
+        <w:t xml:space="preserve">A projektet mind a </w:t>
+      </w:r>
+      <w:proofErr w:type="spellStart"/>
+      <w:r>
+        <w:rPr>
+          <w:lang w:eastAsia="zh-CN"/>
+        </w:rPr>
+        <w:t>futásidejű</w:t>
+      </w:r>
+      <w:proofErr w:type="spellEnd"/>
+      <w:r>
+        <w:rPr>
+          <w:lang w:eastAsia="zh-CN"/>
+        </w:rPr>
+        <w:t xml:space="preserve"> rendszer, mind a tanítási folyamat felhasználja.</w:t>
       </w:r>
     </w:p>
     <w:p>
@@ -5241,12 +6162,14 @@
           <w:lang w:eastAsia="zh-CN"/>
         </w:rPr>
       </w:pPr>
+      <w:proofErr w:type="spellStart"/>
       <w:r>
         <w:rPr>
           <w:lang w:eastAsia="zh-CN"/>
         </w:rPr>
         <w:t>SevenWonders.AI.Trainer.Server</w:t>
       </w:r>
+      <w:proofErr w:type="spellEnd"/>
     </w:p>
     <w:p>
       <w:pPr>
@@ -5261,7 +6184,35 @@
         <w:rPr>
           <w:lang w:eastAsia="zh-CN"/>
         </w:rPr>
-        <w:t>A SevenWonders.AI.Trainer.Server egy C# alapú konzol alkalmazás, amely a mesterséges intelligencia tanítását támogatja szerveroldalon. A tanítás folyamata egy egyszerű TCP socket kapcsolaton keresztül zajlik</w:t>
+        <w:t xml:space="preserve">A </w:t>
+      </w:r>
+      <w:proofErr w:type="spellStart"/>
+      <w:r>
+        <w:rPr>
+          <w:lang w:eastAsia="zh-CN"/>
+        </w:rPr>
+        <w:t>SevenWonders.AI.Trainer.Server</w:t>
+      </w:r>
+      <w:proofErr w:type="spellEnd"/>
+      <w:r>
+        <w:rPr>
+          <w:lang w:eastAsia="zh-CN"/>
+        </w:rPr>
+        <w:t xml:space="preserve"> egy C# alapú konzol alkalmazás, amely a mesterséges intelligencia tanítását támogatja szerveroldalon. A tanítás folyamata egy egyszerű TCP </w:t>
+      </w:r>
+      <w:proofErr w:type="spellStart"/>
+      <w:r>
+        <w:rPr>
+          <w:lang w:eastAsia="zh-CN"/>
+        </w:rPr>
+        <w:t>socket</w:t>
+      </w:r>
+      <w:proofErr w:type="spellEnd"/>
+      <w:r>
+        <w:rPr>
+          <w:lang w:eastAsia="zh-CN"/>
+        </w:rPr>
+        <w:t xml:space="preserve"> kapcsolaton keresztül zajlik</w:t>
       </w:r>
       <w:r>
         <w:rPr>
@@ -5285,21 +6236,93 @@
         <w:rPr>
           <w:lang w:eastAsia="zh-CN"/>
         </w:rPr>
-        <w:t xml:space="preserve"> eredményez, mint a SignalR keretrendszer használata. </w:t>
-      </w:r>
-      <w:r>
-        <w:rPr>
-          <w:lang w:eastAsia="zh-CN"/>
-        </w:rPr>
-        <w:t>A projekt a SevenWonders.AI.Model komponens segítségével továbbítja a state vector</w:t>
-      </w:r>
+        <w:t xml:space="preserve"> eredményez, mint a </w:t>
+      </w:r>
+      <w:proofErr w:type="spellStart"/>
+      <w:r>
+        <w:rPr>
+          <w:lang w:eastAsia="zh-CN"/>
+        </w:rPr>
+        <w:t>SignalR</w:t>
+      </w:r>
+      <w:proofErr w:type="spellEnd"/>
+      <w:r>
+        <w:rPr>
+          <w:lang w:eastAsia="zh-CN"/>
+        </w:rPr>
+        <w:t xml:space="preserve"> keretrendszer használata. </w:t>
+      </w:r>
+      <w:r>
+        <w:rPr>
+          <w:lang w:eastAsia="zh-CN"/>
+        </w:rPr>
+        <w:t xml:space="preserve">A projekt a </w:t>
+      </w:r>
+      <w:proofErr w:type="spellStart"/>
+      <w:r>
+        <w:rPr>
+          <w:lang w:eastAsia="zh-CN"/>
+        </w:rPr>
+        <w:t>SevenWonders.AI.Model</w:t>
+      </w:r>
+      <w:proofErr w:type="spellEnd"/>
+      <w:r>
+        <w:rPr>
+          <w:lang w:eastAsia="zh-CN"/>
+        </w:rPr>
+        <w:t xml:space="preserve"> komponens segítségével továbbítja a </w:t>
+      </w:r>
+      <w:proofErr w:type="spellStart"/>
+      <w:r>
+        <w:rPr>
+          <w:lang w:eastAsia="zh-CN"/>
+        </w:rPr>
+        <w:t>state</w:t>
+      </w:r>
+      <w:proofErr w:type="spellEnd"/>
+      <w:r>
+        <w:rPr>
+          <w:lang w:eastAsia="zh-CN"/>
+        </w:rPr>
+        <w:t xml:space="preserve"> </w:t>
+      </w:r>
+      <w:proofErr w:type="spellStart"/>
+      <w:r>
+        <w:rPr>
+          <w:lang w:eastAsia="zh-CN"/>
+        </w:rPr>
+        <w:t>vector</w:t>
+      </w:r>
+      <w:proofErr w:type="spellEnd"/>
       <w:r>
         <w:rPr>
           <w:lang w:eastAsia="zh-CN"/>
         </w:rPr>
         <w:noBreakHyphen/>
-        <w:t>t, action mask</w:t>
-      </w:r>
+        <w:t xml:space="preserve">t, </w:t>
+      </w:r>
+      <w:proofErr w:type="spellStart"/>
+      <w:r>
+        <w:rPr>
+          <w:lang w:eastAsia="zh-CN"/>
+        </w:rPr>
+        <w:t>action</w:t>
+      </w:r>
+      <w:proofErr w:type="spellEnd"/>
+      <w:r>
+        <w:rPr>
+          <w:lang w:eastAsia="zh-CN"/>
+        </w:rPr>
+        <w:t xml:space="preserve"> </w:t>
+      </w:r>
+      <w:proofErr w:type="spellStart"/>
+      <w:r>
+        <w:rPr>
+          <w:lang w:eastAsia="zh-CN"/>
+        </w:rPr>
+        <w:t>mask</w:t>
+      </w:r>
+      <w:proofErr w:type="spellEnd"/>
       <w:r>
         <w:rPr>
           <w:lang w:eastAsia="zh-CN"/>
@@ -5324,24 +6347,40 @@
           <w:lang w:eastAsia="zh-CN"/>
         </w:rPr>
       </w:pPr>
+      <w:proofErr w:type="spellStart"/>
       <w:r>
         <w:rPr>
           <w:lang w:eastAsia="zh-CN"/>
         </w:rPr>
         <w:t>SevenWonders.AI.Trainer</w:t>
       </w:r>
-    </w:p>
-    <w:p>
-      <w:pPr>
-        <w:rPr>
-          <w:lang w:eastAsia="zh-CN"/>
-        </w:rPr>
-      </w:pPr>
-      <w:r>
-        <w:rPr>
-          <w:lang w:eastAsia="zh-CN"/>
-        </w:rPr>
-        <w:t>A SevenWonders.AI.Trainer Python alapú projekt a mesterséges intelligencia tanításának konfigurációját és vezérlését valósítja meg. A projekt felel a tanítás indításáért és leállításáért, valamint a tanítási folyamat során keletkező statisztikák, például a győzelmi arány naplózásáért is, amely lehetővé teszi az AI teljesítményének folyamatos nyomon követését.</w:t>
+      <w:proofErr w:type="spellEnd"/>
+    </w:p>
+    <w:p>
+      <w:pPr>
+        <w:rPr>
+          <w:lang w:eastAsia="zh-CN"/>
+        </w:rPr>
+      </w:pPr>
+      <w:r>
+        <w:rPr>
+          <w:lang w:eastAsia="zh-CN"/>
+        </w:rPr>
+        <w:t xml:space="preserve">A </w:t>
+      </w:r>
+      <w:proofErr w:type="spellStart"/>
+      <w:r>
+        <w:rPr>
+          <w:lang w:eastAsia="zh-CN"/>
+        </w:rPr>
+        <w:t>SevenWonders.AI.Trainer</w:t>
+      </w:r>
+      <w:proofErr w:type="spellEnd"/>
+      <w:r>
+        <w:rPr>
+          <w:lang w:eastAsia="zh-CN"/>
+        </w:rPr>
+        <w:t xml:space="preserve"> Python alapú projekt a mesterséges intelligencia tanításának konfigurációját és vezérlését valósítja meg. A projekt felel a tanítás indításáért és leállításáért, valamint a tanítási folyamat során keletkező statisztikák, például a győzelmi arány naplózásáért is, amely lehetővé teszi az AI teljesítményének folyamatos nyomon követését.</w:t>
       </w:r>
       <w:r>
         <w:rPr>
@@ -5363,26 +6402,40 @@
           <w:lang w:eastAsia="zh-CN"/>
         </w:rPr>
       </w:pPr>
-      <w:bookmarkStart w:id="27" w:name="_Toc228127146"/>
+      <w:bookmarkStart w:id="24" w:name="_Toc228127146"/>
       <w:r>
         <w:rPr>
           <w:lang w:eastAsia="zh-CN"/>
         </w:rPr>
         <w:t>Komponensek implementációja</w:t>
       </w:r>
-      <w:bookmarkEnd w:id="27"/>
-    </w:p>
-    <w:p>
-      <w:pPr>
-        <w:rPr>
-          <w:lang w:eastAsia="zh-CN"/>
-        </w:rPr>
-      </w:pPr>
-      <w:r>
-        <w:rPr>
-          <w:lang w:eastAsia="zh-CN"/>
-        </w:rPr>
-        <w:t>Ebben a fejezetben kerül bemutatásra az egyes architekturális komponensek konkrét megvalósítása. A leírás a komponensek közötti együttműködésre, illetve a felelősségi határok gyakorlati érvényesítésére fókuszál, nem pedig a részletes implementációs vagy API</w:t>
+      <w:bookmarkEnd w:id="24"/>
+    </w:p>
+    <w:p>
+      <w:pPr>
+        <w:rPr>
+          <w:lang w:eastAsia="zh-CN"/>
+        </w:rPr>
+      </w:pPr>
+      <w:r>
+        <w:rPr>
+          <w:lang w:eastAsia="zh-CN"/>
+        </w:rPr>
+        <w:t xml:space="preserve">Ebben a fejezetben kerül bemutatásra az egyes </w:t>
+      </w:r>
+      <w:proofErr w:type="spellStart"/>
+      <w:r>
+        <w:rPr>
+          <w:lang w:eastAsia="zh-CN"/>
+        </w:rPr>
+        <w:t>architekturális</w:t>
+      </w:r>
+      <w:proofErr w:type="spellEnd"/>
+      <w:r>
+        <w:rPr>
+          <w:lang w:eastAsia="zh-CN"/>
+        </w:rPr>
+        <w:t xml:space="preserve"> komponensek konkrét megvalósítása. A leírás a komponensek közötti együttműködésre, illetve a felelősségi határok gyakorlati érvényesítésére fókuszál, nem pedig a részletes implementációs vagy API</w:t>
       </w:r>
       <w:r>
         <w:rPr>
@@ -5399,22 +6452,62 @@
           <w:lang w:eastAsia="zh-CN"/>
         </w:rPr>
       </w:pPr>
-      <w:r>
-        <w:rPr>
-          <w:lang w:eastAsia="zh-CN"/>
-        </w:rPr>
-        <w:t>Client Application</w:t>
-      </w:r>
-    </w:p>
-    <w:p>
-      <w:r>
-        <w:t>A Client Application komponens megvalósítása a felhasználói interakciók kezelésére és a rendszer aktuális állapotának megjelenítésére összpontosít. A kliens oldalon nem kerül sor játékszabályok kiértékelésére vagy üzleti logika megvalósítására, ezeket kizárólag a megfelelő belső komponensek végzik.</w:t>
+      <w:proofErr w:type="spellStart"/>
+      <w:r>
+        <w:rPr>
+          <w:lang w:eastAsia="zh-CN"/>
+        </w:rPr>
+        <w:t>Client</w:t>
+      </w:r>
+      <w:proofErr w:type="spellEnd"/>
+      <w:r>
+        <w:rPr>
+          <w:lang w:eastAsia="zh-CN"/>
+        </w:rPr>
+        <w:t xml:space="preserve"> </w:t>
+      </w:r>
+      <w:proofErr w:type="spellStart"/>
+      <w:r>
+        <w:rPr>
+          <w:lang w:eastAsia="zh-CN"/>
+        </w:rPr>
+        <w:t>Application</w:t>
+      </w:r>
+      <w:proofErr w:type="spellEnd"/>
+    </w:p>
+    <w:p>
+      <w:r>
+        <w:t xml:space="preserve">A </w:t>
+      </w:r>
+      <w:proofErr w:type="spellStart"/>
+      <w:r>
+        <w:t>Client</w:t>
+      </w:r>
+      <w:proofErr w:type="spellEnd"/>
+      <w:r>
+        <w:t xml:space="preserve"> </w:t>
+      </w:r>
+      <w:proofErr w:type="spellStart"/>
+      <w:r>
+        <w:t>Application</w:t>
+      </w:r>
+      <w:proofErr w:type="spellEnd"/>
+      <w:r>
+        <w:t xml:space="preserve"> komponens megvalósítása a felhasználói interakciók kezelésére és a rendszer aktuális állapotának megjelenítésére összpontosít. A kliens oldalon nem kerül sor játékszabályok kiértékelésére vagy üzleti logika megvalósítására, ezeket kizárólag a megfelelő belső komponensek végzik.</w:t>
       </w:r>
     </w:p>
     <w:p>
       <w:r>
         <w:lastRenderedPageBreak/>
-        <w:t>A kliensalkalmazás a Presenter komponenssel együttműködve továbbítja a felhasználói bemenetet, valamint fogadja azokat az állapotváltozásokat, amelyek a rendszer működéséből vagy a szerveroldali kommunikációból származnak.</w:t>
+        <w:t xml:space="preserve">A kliensalkalmazás a </w:t>
+      </w:r>
+      <w:proofErr w:type="spellStart"/>
+      <w:r>
+        <w:t>Presenter</w:t>
+      </w:r>
+      <w:proofErr w:type="spellEnd"/>
+      <w:r>
+        <w:t xml:space="preserve"> komponenssel együttműködve továbbítja a felhasználói bemenetet, valamint fogadja azokat az állapotváltozásokat, amelyek a rendszer működéséből vagy a szerveroldali kommunikációból származnak.</w:t>
       </w:r>
     </w:p>
     <w:p>
@@ -5431,17 +6524,56 @@
           <w:lang w:eastAsia="zh-CN"/>
         </w:rPr>
       </w:pPr>
+      <w:proofErr w:type="spellStart"/>
       <w:r>
         <w:rPr>
           <w:lang w:eastAsia="zh-CN"/>
         </w:rPr>
         <w:t>Presenter</w:t>
       </w:r>
-    </w:p>
-    <w:p>
-      <w:r>
-        <w:t>A Presenter komponens implementációja a Game Logic és a Game Engine közötti kapcsolat gyakorlati megvalósítására épül. Feladata a domain szintű játékobjektumok és a megjelenítési rétegben használt GameObject</w:t>
-      </w:r>
+      <w:proofErr w:type="spellEnd"/>
+    </w:p>
+    <w:p>
+      <w:r>
+        <w:t xml:space="preserve">A </w:t>
+      </w:r>
+      <w:proofErr w:type="spellStart"/>
+      <w:r>
+        <w:t>Presenter</w:t>
+      </w:r>
+      <w:proofErr w:type="spellEnd"/>
+      <w:r>
+        <w:t xml:space="preserve"> komponens implementációja a Game </w:t>
+      </w:r>
+      <w:proofErr w:type="spellStart"/>
+      <w:r>
+        <w:t>Logic</w:t>
+      </w:r>
+      <w:proofErr w:type="spellEnd"/>
+      <w:r>
+        <w:t xml:space="preserve"> és a Game </w:t>
+      </w:r>
+      <w:proofErr w:type="spellStart"/>
+      <w:r>
+        <w:t>Engine</w:t>
+      </w:r>
+      <w:proofErr w:type="spellEnd"/>
+      <w:r>
+        <w:t xml:space="preserve"> közötti kapcsolat gyakorlati megvalósítására épül. Feladata a </w:t>
+      </w:r>
+      <w:proofErr w:type="spellStart"/>
+      <w:r>
+        <w:t>domain</w:t>
+      </w:r>
+      <w:proofErr w:type="spellEnd"/>
+      <w:r>
+        <w:t xml:space="preserve"> szintű játékobjektumok és a megjelenítési rétegben használt </w:t>
+      </w:r>
+      <w:proofErr w:type="spellStart"/>
+      <w:r>
+        <w:t>GameObject</w:t>
+      </w:r>
+      <w:proofErr w:type="spellEnd"/>
       <w:r>
         <w:noBreakHyphen/>
         <w:t>ek közötti kötés létrehozása és fenntartása.</w:t>
@@ -5449,25 +6581,86 @@
     </w:p>
     <w:p>
       <w:r>
-        <w:t>A komponens feliratkozik a Game Logic által kibocsátott eseményekre, és azok bekövetkezésekor engine</w:t>
-      </w:r>
+        <w:t xml:space="preserve">A komponens feliratkozik a Game </w:t>
+      </w:r>
+      <w:proofErr w:type="spellStart"/>
+      <w:r>
+        <w:t>Logic</w:t>
+      </w:r>
+      <w:proofErr w:type="spellEnd"/>
+      <w:r>
+        <w:t xml:space="preserve"> által kibocsátott eseményekre, és azok bekövetkezésekor </w:t>
+      </w:r>
+      <w:proofErr w:type="spellStart"/>
+      <w:r>
+        <w:t>engine</w:t>
+      </w:r>
+      <w:proofErr w:type="spellEnd"/>
       <w:r>
         <w:noBreakHyphen/>
-        <w:t>specifikus műveleteket kezdeményez, például animációk elindítását vagy vizuális állapotváltozások végrehajtását. Ez a megoldás biztosítja, hogy a játékszabályok és a megjelenítéshez kapcsolódó logika egymástól elkülönülten maradjanak.</w:t>
-      </w:r>
-    </w:p>
-    <w:p>
-      <w:r>
-        <w:t>Az objektumok közötti kapcsolat inicializálása a játék elindítása előtt történik meg. Ebben a fázisban a Presenter lekérdezi a Game Engine és a Game Logic által biztosított releváns objektumokat, amelyeket kulcs–érték párok formájában tárol és ér el a későbbi működés során.</w:t>
-      </w:r>
-    </w:p>
-    <w:p>
-      <w:r>
-        <w:t>A komponens ezen felül olyan, megjelenítés nélküli GameObject</w:t>
+        <w:t xml:space="preserve">specifikus műveleteket kezdeményez, például animációk elindítását vagy vizuális állapotváltozások végrehajtását. Ez a megoldás biztosítja, hogy a játékszabályok és a megjelenítéshez kapcsolódó logika egymástól </w:t>
+      </w:r>
+      <w:proofErr w:type="spellStart"/>
+      <w:r>
+        <w:t>elkülönülten</w:t>
+      </w:r>
+      <w:proofErr w:type="spellEnd"/>
+      <w:r>
+        <w:t xml:space="preserve"> maradjanak.</w:t>
+      </w:r>
+    </w:p>
+    <w:p>
+      <w:r>
+        <w:t xml:space="preserve">Az objektumok közötti kapcsolat inicializálása a játék elindítása előtt történik meg. Ebben a fázisban a </w:t>
+      </w:r>
+      <w:proofErr w:type="spellStart"/>
+      <w:r>
+        <w:t>Presenter</w:t>
+      </w:r>
+      <w:proofErr w:type="spellEnd"/>
+      <w:r>
+        <w:t xml:space="preserve"> lekérdezi a Game </w:t>
+      </w:r>
+      <w:proofErr w:type="spellStart"/>
+      <w:r>
+        <w:t>Engine</w:t>
+      </w:r>
+      <w:proofErr w:type="spellEnd"/>
+      <w:r>
+        <w:t xml:space="preserve"> és a Game </w:t>
+      </w:r>
+      <w:proofErr w:type="spellStart"/>
+      <w:r>
+        <w:t>Logic</w:t>
+      </w:r>
+      <w:proofErr w:type="spellEnd"/>
+      <w:r>
+        <w:t xml:space="preserve"> által biztosított releváns objektumokat, amelyeket kulcs–érték párok formájában tárol és ér el a későbbi működés során.</w:t>
+      </w:r>
+    </w:p>
+    <w:p>
+      <w:r>
+        <w:t xml:space="preserve">A komponens ezen felül olyan, megjelenítés nélküli </w:t>
+      </w:r>
+      <w:proofErr w:type="spellStart"/>
+      <w:r>
+        <w:t>GameObject</w:t>
       </w:r>
       <w:r>
         <w:noBreakHyphen/>
-        <w:t>eket is kezel, amelyek kizárólag a térbeli elhelyezéshez szükséges információkat hordozzák. Ezek az objektumok meghatározzák az egyes elemek célpozícióját és orientációját, támogatva a játékbeli objektumok megfelelő mozgatását és animálását a jeleneten belül.</w:t>
+        <w:t>eket</w:t>
+      </w:r>
+      <w:proofErr w:type="spellEnd"/>
+      <w:r>
+        <w:t xml:space="preserve"> is kezel, amelyek kizárólag a térbeli elhelyezéshez szükséges információkat hordozzák. Ezek az objektumok meghatározzák az egyes elemek célpozícióját és orientációját, támogatva a </w:t>
+      </w:r>
+      <w:proofErr w:type="spellStart"/>
+      <w:r>
+        <w:t>játékbeli</w:t>
+      </w:r>
+      <w:proofErr w:type="spellEnd"/>
+      <w:r>
+        <w:t xml:space="preserve"> objektumok megfelelő mozgatását és animálását a jeleneten belül.</w:t>
       </w:r>
     </w:p>
     <w:p>
@@ -5481,33 +6674,97 @@
         <w:rPr>
           <w:lang w:eastAsia="zh-CN"/>
         </w:rPr>
-        <w:t>Game Engine</w:t>
-      </w:r>
-    </w:p>
-    <w:p>
-      <w:pPr>
-        <w:rPr>
-          <w:lang w:eastAsia="zh-CN"/>
-        </w:rPr>
-      </w:pPr>
-      <w:r>
-        <w:rPr>
-          <w:lang w:eastAsia="zh-CN"/>
-        </w:rPr>
-        <w:t>A Game Engine komponens megvalósítása a játék grafikus megjelenítéséért és a futásidejű technikai működésért felel. Az implementáció SkiaSharp grafikus könyvtárra épül, amely hatékony és platformfüggetlen rajzolást tesz lehetővé a .NET környezeten belül.</w:t>
-      </w:r>
-    </w:p>
-    <w:p>
-      <w:pPr>
-        <w:rPr>
-          <w:lang w:eastAsia="zh-CN"/>
-        </w:rPr>
-      </w:pPr>
-      <w:r>
-        <w:rPr>
-          <w:lang w:eastAsia="zh-CN"/>
-        </w:rPr>
-        <w:t>Az engine belső felépítése több, jól elkülönített menedzser komponensre tagolódik. Az Input</w:t>
+        <w:t xml:space="preserve">Game </w:t>
+      </w:r>
+      <w:proofErr w:type="spellStart"/>
+      <w:r>
+        <w:rPr>
+          <w:lang w:eastAsia="zh-CN"/>
+        </w:rPr>
+        <w:t>Engine</w:t>
+      </w:r>
+      <w:proofErr w:type="spellEnd"/>
+    </w:p>
+    <w:p>
+      <w:pPr>
+        <w:rPr>
+          <w:lang w:eastAsia="zh-CN"/>
+        </w:rPr>
+      </w:pPr>
+      <w:r>
+        <w:rPr>
+          <w:lang w:eastAsia="zh-CN"/>
+        </w:rPr>
+        <w:t xml:space="preserve">A Game </w:t>
+      </w:r>
+      <w:proofErr w:type="spellStart"/>
+      <w:r>
+        <w:rPr>
+          <w:lang w:eastAsia="zh-CN"/>
+        </w:rPr>
+        <w:t>Engine</w:t>
+      </w:r>
+      <w:proofErr w:type="spellEnd"/>
+      <w:r>
+        <w:rPr>
+          <w:lang w:eastAsia="zh-CN"/>
+        </w:rPr>
+        <w:t xml:space="preserve"> komponens megvalósítása a játék grafikus megjelenítéséért és a </w:t>
+      </w:r>
+      <w:proofErr w:type="spellStart"/>
+      <w:r>
+        <w:rPr>
+          <w:lang w:eastAsia="zh-CN"/>
+        </w:rPr>
+        <w:t>futásidejű</w:t>
+      </w:r>
+      <w:proofErr w:type="spellEnd"/>
+      <w:r>
+        <w:rPr>
+          <w:lang w:eastAsia="zh-CN"/>
+        </w:rPr>
+        <w:t xml:space="preserve"> technikai működésért felel. Az implementáció </w:t>
+      </w:r>
+      <w:proofErr w:type="spellStart"/>
+      <w:r>
+        <w:rPr>
+          <w:lang w:eastAsia="zh-CN"/>
+        </w:rPr>
+        <w:t>SkiaSharp</w:t>
+      </w:r>
+      <w:proofErr w:type="spellEnd"/>
+      <w:r>
+        <w:rPr>
+          <w:lang w:eastAsia="zh-CN"/>
+        </w:rPr>
+        <w:t xml:space="preserve"> grafikus könyvtárra épül, amely hatékony és platformfüggetlen rajzolást tesz lehetővé a .NET környezeten belül.</w:t>
+      </w:r>
+    </w:p>
+    <w:p>
+      <w:pPr>
+        <w:rPr>
+          <w:lang w:eastAsia="zh-CN"/>
+        </w:rPr>
+      </w:pPr>
+      <w:r>
+        <w:rPr>
+          <w:lang w:eastAsia="zh-CN"/>
+        </w:rPr>
+        <w:t xml:space="preserve">Az </w:t>
+      </w:r>
+      <w:proofErr w:type="spellStart"/>
+      <w:r>
+        <w:rPr>
+          <w:lang w:eastAsia="zh-CN"/>
+        </w:rPr>
+        <w:t>engine</w:t>
+      </w:r>
+      <w:proofErr w:type="spellEnd"/>
+      <w:r>
+        <w:rPr>
+          <w:lang w:eastAsia="zh-CN"/>
+        </w:rPr>
+        <w:t xml:space="preserve"> belső felépítése több, jól elkülönített menedzser komponensre tagolódik. Az Input</w:t>
       </w:r>
       <w:r>
         <w:rPr>
@@ -5521,15 +6778,59 @@
         <w:rPr>
           <w:lang w:eastAsia="zh-CN"/>
         </w:rPr>
-        <w:t>Manager felel a felhasználói bemenetek feldolgozásáért, míg az Animation Manager az időalapú animációk kezelését végzi. Az Object Manager tartja nyilván és kezeli a játékban szereplő objektumokat, valamint gondoskodik a GameObject</w:t>
-      </w:r>
+        <w:t xml:space="preserve">Manager felel a felhasználói bemenetek feldolgozásáért, míg az </w:t>
+      </w:r>
+      <w:proofErr w:type="spellStart"/>
+      <w:r>
+        <w:rPr>
+          <w:lang w:eastAsia="zh-CN"/>
+        </w:rPr>
+        <w:t>Animation</w:t>
+      </w:r>
+      <w:proofErr w:type="spellEnd"/>
+      <w:r>
+        <w:rPr>
+          <w:lang w:eastAsia="zh-CN"/>
+        </w:rPr>
+        <w:t xml:space="preserve"> Manager az időalapú animációk kezelését végzi. Az </w:t>
+      </w:r>
+      <w:proofErr w:type="spellStart"/>
+      <w:r>
+        <w:rPr>
+          <w:lang w:eastAsia="zh-CN"/>
+        </w:rPr>
+        <w:t>Object</w:t>
+      </w:r>
+      <w:proofErr w:type="spellEnd"/>
+      <w:r>
+        <w:rPr>
+          <w:lang w:eastAsia="zh-CN"/>
+        </w:rPr>
+        <w:t xml:space="preserve"> Manager tartja nyilván és kezeli a játékban szereplő objektumokat, valamint gondoskodik a </w:t>
+      </w:r>
+      <w:proofErr w:type="spellStart"/>
+      <w:r>
+        <w:rPr>
+          <w:lang w:eastAsia="zh-CN"/>
+        </w:rPr>
+        <w:t>GameObject</w:t>
+      </w:r>
+      <w:proofErr w:type="spellEnd"/>
       <w:r>
         <w:rPr>
           <w:lang w:eastAsia="zh-CN"/>
         </w:rPr>
         <w:noBreakHyphen/>
-        <w:t>ek és ButtonObject</w:t>
-      </w:r>
+        <w:t xml:space="preserve">ek és </w:t>
+      </w:r>
+      <w:proofErr w:type="spellStart"/>
+      <w:r>
+        <w:rPr>
+          <w:lang w:eastAsia="zh-CN"/>
+        </w:rPr>
+        <w:t>ButtonObject</w:t>
+      </w:r>
+      <w:proofErr w:type="spellEnd"/>
       <w:r>
         <w:rPr>
           <w:lang w:eastAsia="zh-CN"/>
@@ -5542,73 +6843,254 @@
           <w:lang w:eastAsia="zh-CN"/>
         </w:rPr>
         <w:lastRenderedPageBreak/>
-        <w:t>feliratkoztatásáról az input eseményekre. A jelenetek kezelését a Scene Manager végzi, amely biztosítja az aktuálisan aktív képernyők és objektumcsoportok kezelését.</w:t>
-      </w:r>
-    </w:p>
-    <w:p>
-      <w:pPr>
-        <w:rPr>
-          <w:lang w:eastAsia="zh-CN"/>
-        </w:rPr>
-      </w:pPr>
-      <w:r>
-        <w:rPr>
-          <w:lang w:eastAsia="zh-CN"/>
-        </w:rPr>
-        <w:t>A rendszer központi eleme az Engine osztály, amely moduláris módon bővíthető további funkcionalitással. Az új komponensek az IComponent interfészen keresztül adhatók hozzá az engine</w:t>
+        <w:t xml:space="preserve">feliratkoztatásáról az input eseményekre. A jelenetek kezelését a </w:t>
+      </w:r>
+      <w:proofErr w:type="spellStart"/>
+      <w:r>
+        <w:rPr>
+          <w:lang w:eastAsia="zh-CN"/>
+        </w:rPr>
+        <w:t>Scene</w:t>
+      </w:r>
+      <w:proofErr w:type="spellEnd"/>
+      <w:r>
+        <w:rPr>
+          <w:lang w:eastAsia="zh-CN"/>
+        </w:rPr>
+        <w:t xml:space="preserve"> Manager végzi, amely biztosítja az aktuálisan aktív képernyők és objektumcsoportok kezelését.</w:t>
+      </w:r>
+    </w:p>
+    <w:p>
+      <w:pPr>
+        <w:rPr>
+          <w:lang w:eastAsia="zh-CN"/>
+        </w:rPr>
+      </w:pPr>
+      <w:r>
+        <w:rPr>
+          <w:lang w:eastAsia="zh-CN"/>
+        </w:rPr>
+        <w:t xml:space="preserve">A rendszer központi eleme az </w:t>
+      </w:r>
+      <w:proofErr w:type="spellStart"/>
+      <w:r>
+        <w:rPr>
+          <w:lang w:eastAsia="zh-CN"/>
+        </w:rPr>
+        <w:t>Engine</w:t>
+      </w:r>
+      <w:proofErr w:type="spellEnd"/>
+      <w:r>
+        <w:rPr>
+          <w:lang w:eastAsia="zh-CN"/>
+        </w:rPr>
+        <w:t xml:space="preserve"> osztály, amely moduláris módon bővíthető további funkcionalitással. Az új komponensek az </w:t>
+      </w:r>
+      <w:proofErr w:type="spellStart"/>
+      <w:r>
+        <w:rPr>
+          <w:lang w:eastAsia="zh-CN"/>
+        </w:rPr>
+        <w:t>IComponent</w:t>
+      </w:r>
+      <w:proofErr w:type="spellEnd"/>
+      <w:r>
+        <w:rPr>
+          <w:lang w:eastAsia="zh-CN"/>
+        </w:rPr>
+        <w:t xml:space="preserve"> interfészen keresztül adhatók hozzá az </w:t>
+      </w:r>
+      <w:proofErr w:type="spellStart"/>
+      <w:r>
+        <w:rPr>
+          <w:lang w:eastAsia="zh-CN"/>
+        </w:rPr>
+        <w:t>engine</w:t>
       </w:r>
       <w:r>
         <w:rPr>
           <w:lang w:eastAsia="zh-CN"/>
         </w:rPr>
         <w:noBreakHyphen/>
-        <w:t>hez, ami lehetővé teszi a funkcionalitás rugalmas bővítését anélkül, hogy a meglévő kódstruktúrát módosítani kellene.</w:t>
-      </w:r>
-    </w:p>
-    <w:p>
-      <w:pPr>
-        <w:rPr>
-          <w:lang w:eastAsia="zh-CN"/>
-        </w:rPr>
-      </w:pPr>
-      <w:r>
-        <w:rPr>
-          <w:lang w:eastAsia="zh-CN"/>
-        </w:rPr>
-        <w:t>A megjelenítési réteg alapját különböző típusú objektumok alkotják, mint például a GameObject, TextLabel, ButtonObject és Texture osztályok. A rajzolás minden esetben előre betöltött textúrák alapján történik, az engine nem végez közvetlen képgenerálást futásidőben.</w:t>
-      </w:r>
-    </w:p>
-    <w:p>
-      <w:pPr>
-        <w:rPr>
-          <w:lang w:eastAsia="zh-CN"/>
-        </w:rPr>
-      </w:pPr>
-      <w:r>
-        <w:rPr>
-          <w:lang w:eastAsia="zh-CN"/>
-        </w:rPr>
-        <w:t>A Game Engine támogatja a dinamikus felbontáskezelést, és megfelelően reagál az ablakméret változására. Az átméretezés során a betöltött képek kisebb méretű változatai cache</w:t>
+        <w:t>hez</w:t>
+      </w:r>
+      <w:proofErr w:type="spellEnd"/>
+      <w:r>
+        <w:rPr>
+          <w:lang w:eastAsia="zh-CN"/>
+        </w:rPr>
+        <w:t>, ami lehetővé teszi a funkcionalitás rugalmas bővítését anélkül, hogy a meglévő kódstruktúrát módosítani kellene.</w:t>
+      </w:r>
+    </w:p>
+    <w:p>
+      <w:pPr>
+        <w:rPr>
+          <w:lang w:eastAsia="zh-CN"/>
+        </w:rPr>
+      </w:pPr>
+      <w:r>
+        <w:rPr>
+          <w:lang w:eastAsia="zh-CN"/>
+        </w:rPr>
+        <w:t xml:space="preserve">A megjelenítési réteg alapját különböző típusú objektumok alkotják, mint például a </w:t>
+      </w:r>
+      <w:proofErr w:type="spellStart"/>
+      <w:r>
+        <w:rPr>
+          <w:lang w:eastAsia="zh-CN"/>
+        </w:rPr>
+        <w:t>GameObject</w:t>
+      </w:r>
+      <w:proofErr w:type="spellEnd"/>
+      <w:r>
+        <w:rPr>
+          <w:lang w:eastAsia="zh-CN"/>
+        </w:rPr>
+        <w:t xml:space="preserve">, </w:t>
+      </w:r>
+      <w:proofErr w:type="spellStart"/>
+      <w:r>
+        <w:rPr>
+          <w:lang w:eastAsia="zh-CN"/>
+        </w:rPr>
+        <w:t>TextLabel</w:t>
+      </w:r>
+      <w:proofErr w:type="spellEnd"/>
+      <w:r>
+        <w:rPr>
+          <w:lang w:eastAsia="zh-CN"/>
+        </w:rPr>
+        <w:t xml:space="preserve">, </w:t>
+      </w:r>
+      <w:proofErr w:type="spellStart"/>
+      <w:r>
+        <w:rPr>
+          <w:lang w:eastAsia="zh-CN"/>
+        </w:rPr>
+        <w:t>ButtonObject</w:t>
+      </w:r>
+      <w:proofErr w:type="spellEnd"/>
+      <w:r>
+        <w:rPr>
+          <w:lang w:eastAsia="zh-CN"/>
+        </w:rPr>
+        <w:t xml:space="preserve"> és </w:t>
+      </w:r>
+      <w:proofErr w:type="spellStart"/>
+      <w:r>
+        <w:rPr>
+          <w:lang w:eastAsia="zh-CN"/>
+        </w:rPr>
+        <w:t>Texture</w:t>
+      </w:r>
+      <w:proofErr w:type="spellEnd"/>
+      <w:r>
+        <w:rPr>
+          <w:lang w:eastAsia="zh-CN"/>
+        </w:rPr>
+        <w:t xml:space="preserve"> osztályok. A rajzolás minden esetben előre betöltött textúrák alapján történik, az </w:t>
+      </w:r>
+      <w:proofErr w:type="spellStart"/>
+      <w:r>
+        <w:rPr>
+          <w:lang w:eastAsia="zh-CN"/>
+        </w:rPr>
+        <w:t>engine</w:t>
+      </w:r>
+      <w:proofErr w:type="spellEnd"/>
+      <w:r>
+        <w:rPr>
+          <w:lang w:eastAsia="zh-CN"/>
+        </w:rPr>
+        <w:t xml:space="preserve"> nem végez közvetlen képgenerálást futásidőben.</w:t>
+      </w:r>
+    </w:p>
+    <w:p>
+      <w:pPr>
+        <w:rPr>
+          <w:lang w:eastAsia="zh-CN"/>
+        </w:rPr>
+      </w:pPr>
+      <w:r>
+        <w:rPr>
+          <w:lang w:eastAsia="zh-CN"/>
+        </w:rPr>
+        <w:t xml:space="preserve">A Game </w:t>
+      </w:r>
+      <w:proofErr w:type="spellStart"/>
+      <w:r>
+        <w:rPr>
+          <w:lang w:eastAsia="zh-CN"/>
+        </w:rPr>
+        <w:t>Engine</w:t>
+      </w:r>
+      <w:proofErr w:type="spellEnd"/>
+      <w:r>
+        <w:rPr>
+          <w:lang w:eastAsia="zh-CN"/>
+        </w:rPr>
+        <w:t xml:space="preserve"> támogatja a dinamikus felbontáskezelést, és megfelelően reagál az ablakméret változására. Az átméretezés során a betöltött képek kisebb méretű változatai cache</w:t>
       </w:r>
       <w:r>
         <w:rPr>
           <w:lang w:eastAsia="zh-CN"/>
         </w:rPr>
         <w:noBreakHyphen/>
-        <w:t>elésre kerülnek, így elkerülhető a nagy felbontású textúrák folyamatos újraméretezése. Ez a megoldás jelentősen hozzájárul a teljesítmény fenntartásához, különösen nagy méretű képek használata esetén.</w:t>
-      </w:r>
-    </w:p>
-    <w:p>
-      <w:pPr>
-        <w:rPr>
-          <w:lang w:eastAsia="zh-CN"/>
-        </w:rPr>
-      </w:pPr>
-      <w:r>
-        <w:rPr>
-          <w:lang w:eastAsia="zh-CN"/>
-        </w:rPr>
-        <w:t>Az engine kialakítása során kiemelt szempont volt a felelősségek egyértelmű elkülönítése és a teljesítmény optimalizálása, így a komponens hatékonyan és megbízható módon képes kiszolgálni a játék megjelenítési és vezérlési igényeit.</w:t>
+      </w:r>
+      <w:proofErr w:type="spellStart"/>
+      <w:r>
+        <w:rPr>
+          <w:lang w:eastAsia="zh-CN"/>
+        </w:rPr>
+        <w:t>elésre</w:t>
+      </w:r>
+      <w:proofErr w:type="spellEnd"/>
+      <w:r>
+        <w:rPr>
+          <w:lang w:eastAsia="zh-CN"/>
+        </w:rPr>
+        <w:t xml:space="preserve"> kerülnek, így elkerülhető a nagy felbontású textúrák folyamatos </w:t>
+      </w:r>
+      <w:proofErr w:type="spellStart"/>
+      <w:r>
+        <w:rPr>
+          <w:lang w:eastAsia="zh-CN"/>
+        </w:rPr>
+        <w:t>újraméretezése</w:t>
+      </w:r>
+      <w:proofErr w:type="spellEnd"/>
+      <w:r>
+        <w:rPr>
+          <w:lang w:eastAsia="zh-CN"/>
+        </w:rPr>
+        <w:t>. Ez a megoldás jelentősen hozzájárul a teljesítmény fenntartásához, különösen nagy méretű képek használata esetén.</w:t>
+      </w:r>
+    </w:p>
+    <w:p>
+      <w:pPr>
+        <w:rPr>
+          <w:lang w:eastAsia="zh-CN"/>
+        </w:rPr>
+      </w:pPr>
+      <w:r>
+        <w:rPr>
+          <w:lang w:eastAsia="zh-CN"/>
+        </w:rPr>
+        <w:t xml:space="preserve">Az </w:t>
+      </w:r>
+      <w:proofErr w:type="spellStart"/>
+      <w:r>
+        <w:rPr>
+          <w:lang w:eastAsia="zh-CN"/>
+        </w:rPr>
+        <w:t>engine</w:t>
+      </w:r>
+      <w:proofErr w:type="spellEnd"/>
+      <w:r>
+        <w:rPr>
+          <w:lang w:eastAsia="zh-CN"/>
+        </w:rPr>
+        <w:t xml:space="preserve"> kialakítása során kiemelt szempont volt a felelősségek egyértelmű elkülönítése és a teljesítmény optimalizálása, így a komponens hatékonyan és megbízható módon képes kiszolgálni a játék megjelenítési és vezérlési igényeit.</w:t>
       </w:r>
     </w:p>
     <w:p>
@@ -5622,34 +7104,155 @@
         <w:rPr>
           <w:lang w:eastAsia="zh-CN"/>
         </w:rPr>
-        <w:t>Game Logic</w:t>
-      </w:r>
-    </w:p>
-    <w:p>
-      <w:pPr>
-        <w:rPr>
-          <w:lang w:eastAsia="zh-CN"/>
-        </w:rPr>
-      </w:pPr>
-      <w:r>
-        <w:rPr>
-          <w:lang w:eastAsia="zh-CN"/>
-        </w:rPr>
-        <w:t>A Game Logic komponens megvalósítása a játék működését meghatározó üzleti logikát és állapotkezelést valósítja meg. A játékmenet irányítása és a játék aktuális állapotának kezelése több egymásra épülő tervezési minta alkalmazásával történik, kiemelten a State pattern használatával.</w:t>
-      </w:r>
-    </w:p>
-    <w:p>
-      <w:pPr>
-        <w:rPr>
-          <w:lang w:eastAsia="zh-CN"/>
-        </w:rPr>
-      </w:pPr>
-      <w:r>
-        <w:rPr>
-          <w:lang w:eastAsia="zh-CN"/>
-        </w:rPr>
-        <w:t xml:space="preserve">A játék fő állapotgépét egy elsődleges State pattern valósítja meg, amely három globális állapotot különböztet meg: ChooseWonderState, PlayingState és EndGameState. A játék fő vezérlési ciklusa, a </w:t>
-      </w:r>
+        <w:t xml:space="preserve">Game </w:t>
+      </w:r>
+      <w:proofErr w:type="spellStart"/>
+      <w:r>
+        <w:rPr>
+          <w:lang w:eastAsia="zh-CN"/>
+        </w:rPr>
+        <w:t>Logic</w:t>
+      </w:r>
+      <w:proofErr w:type="spellEnd"/>
+    </w:p>
+    <w:p>
+      <w:pPr>
+        <w:rPr>
+          <w:lang w:eastAsia="zh-CN"/>
+        </w:rPr>
+      </w:pPr>
+      <w:r>
+        <w:rPr>
+          <w:lang w:eastAsia="zh-CN"/>
+        </w:rPr>
+        <w:t xml:space="preserve">A Game </w:t>
+      </w:r>
+      <w:proofErr w:type="spellStart"/>
+      <w:r>
+        <w:rPr>
+          <w:lang w:eastAsia="zh-CN"/>
+        </w:rPr>
+        <w:t>Logic</w:t>
+      </w:r>
+      <w:proofErr w:type="spellEnd"/>
+      <w:r>
+        <w:rPr>
+          <w:lang w:eastAsia="zh-CN"/>
+        </w:rPr>
+        <w:t xml:space="preserve"> komponens megvalósítása a játék működését meghatározó üzleti logikát és állapotkezelést valósítja meg. A játékmenet irányítása és a játék aktuális állapotának kezelése több egymásra épülő tervezési minta alkalmazásával történik, kiemelten a </w:t>
+      </w:r>
+      <w:proofErr w:type="spellStart"/>
+      <w:r>
+        <w:rPr>
+          <w:lang w:eastAsia="zh-CN"/>
+        </w:rPr>
+        <w:t>State</w:t>
+      </w:r>
+      <w:proofErr w:type="spellEnd"/>
+      <w:r>
+        <w:rPr>
+          <w:lang w:eastAsia="zh-CN"/>
+        </w:rPr>
+        <w:t xml:space="preserve"> </w:t>
+      </w:r>
+      <w:proofErr w:type="spellStart"/>
+      <w:r>
+        <w:rPr>
+          <w:lang w:eastAsia="zh-CN"/>
+        </w:rPr>
+        <w:t>pattern</w:t>
+      </w:r>
+      <w:proofErr w:type="spellEnd"/>
+      <w:r>
+        <w:rPr>
+          <w:lang w:eastAsia="zh-CN"/>
+        </w:rPr>
+        <w:t xml:space="preserve"> használatával.</w:t>
+      </w:r>
+    </w:p>
+    <w:p>
+      <w:pPr>
+        <w:rPr>
+          <w:lang w:eastAsia="zh-CN"/>
+        </w:rPr>
+      </w:pPr>
+      <w:r>
+        <w:rPr>
+          <w:lang w:eastAsia="zh-CN"/>
+        </w:rPr>
+        <w:t xml:space="preserve">A játék fő állapotgépét egy elsődleges </w:t>
+      </w:r>
+      <w:proofErr w:type="spellStart"/>
+      <w:r>
+        <w:rPr>
+          <w:lang w:eastAsia="zh-CN"/>
+        </w:rPr>
+        <w:t>State</w:t>
+      </w:r>
+      <w:proofErr w:type="spellEnd"/>
+      <w:r>
+        <w:rPr>
+          <w:lang w:eastAsia="zh-CN"/>
+        </w:rPr>
+        <w:t xml:space="preserve"> </w:t>
+      </w:r>
+      <w:proofErr w:type="spellStart"/>
+      <w:r>
+        <w:rPr>
+          <w:lang w:eastAsia="zh-CN"/>
+        </w:rPr>
+        <w:t>pattern</w:t>
+      </w:r>
+      <w:proofErr w:type="spellEnd"/>
+      <w:r>
+        <w:rPr>
+          <w:lang w:eastAsia="zh-CN"/>
+        </w:rPr>
+        <w:t xml:space="preserve"> valósítja meg, amely három globális állapotot különböztet meg: </w:t>
+      </w:r>
+      <w:proofErr w:type="spellStart"/>
+      <w:r>
+        <w:rPr>
+          <w:lang w:eastAsia="zh-CN"/>
+        </w:rPr>
+        <w:t>ChooseWonderState</w:t>
+      </w:r>
+      <w:proofErr w:type="spellEnd"/>
+      <w:r>
+        <w:rPr>
+          <w:lang w:eastAsia="zh-CN"/>
+        </w:rPr>
+        <w:t xml:space="preserve">, </w:t>
+      </w:r>
+      <w:proofErr w:type="spellStart"/>
+      <w:r>
+        <w:rPr>
+          <w:lang w:eastAsia="zh-CN"/>
+        </w:rPr>
+        <w:t>PlayingState</w:t>
+      </w:r>
+      <w:proofErr w:type="spellEnd"/>
+      <w:r>
+        <w:rPr>
+          <w:lang w:eastAsia="zh-CN"/>
+        </w:rPr>
+        <w:t xml:space="preserve"> és </w:t>
+      </w:r>
+      <w:proofErr w:type="spellStart"/>
+      <w:r>
+        <w:rPr>
+          <w:lang w:eastAsia="zh-CN"/>
+        </w:rPr>
+        <w:t>EndGameState</w:t>
+      </w:r>
+      <w:proofErr w:type="spellEnd"/>
+      <w:r>
+        <w:rPr>
+          <w:lang w:eastAsia="zh-CN"/>
+        </w:rPr>
+        <w:t xml:space="preserve">. A játék fő vezérlési ciklusa, a </w:t>
+      </w:r>
+      <w:proofErr w:type="spellStart"/>
       <w:r>
         <w:rPr>
           <w:i/>
@@ -5658,31 +7261,138 @@
         </w:rPr>
         <w:t>GameLoop</w:t>
       </w:r>
-      <w:r>
-        <w:rPr>
-          <w:lang w:eastAsia="zh-CN"/>
-        </w:rPr>
-        <w:t>, addig fut, amíg a játék el nem éri az EndGameState állapotot, amely a játékmenet lezárását jelöli.</w:t>
-      </w:r>
-    </w:p>
-    <w:p>
-      <w:pPr>
-        <w:rPr>
-          <w:lang w:eastAsia="zh-CN"/>
-        </w:rPr>
-      </w:pPr>
-      <w:r>
-        <w:rPr>
-          <w:lang w:eastAsia="zh-CN"/>
-        </w:rPr>
-        <w:t xml:space="preserve">A PlayingState állapoton belül egy másodlagos State pattern került alkalmazásra, amely az egyes játékosok körén belüli állapotát modellezi. Ez a belső állapotgép három állapotból áll: </w:t>
-      </w:r>
+      <w:proofErr w:type="spellEnd"/>
+      <w:r>
+        <w:rPr>
+          <w:lang w:eastAsia="zh-CN"/>
+        </w:rPr>
+        <w:t xml:space="preserve">, addig fut, amíg a játék el nem éri az </w:t>
+      </w:r>
+      <w:proofErr w:type="spellStart"/>
+      <w:r>
+        <w:rPr>
+          <w:lang w:eastAsia="zh-CN"/>
+        </w:rPr>
+        <w:t>EndGameState</w:t>
+      </w:r>
+      <w:proofErr w:type="spellEnd"/>
+      <w:r>
+        <w:rPr>
+          <w:lang w:eastAsia="zh-CN"/>
+        </w:rPr>
+        <w:t xml:space="preserve"> állapotot, amely a játékmenet lezárását jelöli.</w:t>
+      </w:r>
+    </w:p>
+    <w:p>
+      <w:pPr>
+        <w:rPr>
+          <w:lang w:eastAsia="zh-CN"/>
+        </w:rPr>
+      </w:pPr>
+      <w:r>
+        <w:rPr>
+          <w:lang w:eastAsia="zh-CN"/>
+        </w:rPr>
+        <w:t xml:space="preserve">A </w:t>
+      </w:r>
+      <w:proofErr w:type="spellStart"/>
+      <w:r>
+        <w:rPr>
+          <w:lang w:eastAsia="zh-CN"/>
+        </w:rPr>
+        <w:t>PlayingState</w:t>
+      </w:r>
+      <w:proofErr w:type="spellEnd"/>
+      <w:r>
+        <w:rPr>
+          <w:lang w:eastAsia="zh-CN"/>
+        </w:rPr>
+        <w:t xml:space="preserve"> állapoton belül egy másodlagos </w:t>
+      </w:r>
+      <w:proofErr w:type="spellStart"/>
+      <w:r>
+        <w:rPr>
+          <w:lang w:eastAsia="zh-CN"/>
+        </w:rPr>
+        <w:t>State</w:t>
+      </w:r>
+      <w:proofErr w:type="spellEnd"/>
+      <w:r>
+        <w:rPr>
+          <w:lang w:eastAsia="zh-CN"/>
+        </w:rPr>
+        <w:t xml:space="preserve"> </w:t>
+      </w:r>
+      <w:proofErr w:type="spellStart"/>
+      <w:r>
+        <w:rPr>
+          <w:lang w:eastAsia="zh-CN"/>
+        </w:rPr>
+        <w:t>pattern</w:t>
+      </w:r>
+      <w:proofErr w:type="spellEnd"/>
+      <w:r>
+        <w:rPr>
+          <w:lang w:eastAsia="zh-CN"/>
+        </w:rPr>
+        <w:t xml:space="preserve"> került alkalmazásra, amely az egyes játékosok körén belüli állapotát modellezi. Ez a belső állapotgép három állapotból áll: </w:t>
+      </w:r>
+      <w:proofErr w:type="spellStart"/>
       <w:r>
         <w:rPr>
           <w:lang w:eastAsia="zh-CN"/>
         </w:rPr>
         <w:lastRenderedPageBreak/>
-        <w:t>PickCardState, MakeActionDecision és EndTurn. Amikor egy játékos eléri az EndTurn állapotot</w:t>
+        <w:t>PickCardState</w:t>
+      </w:r>
+      <w:proofErr w:type="spellEnd"/>
+      <w:r>
+        <w:rPr>
+          <w:lang w:eastAsia="zh-CN"/>
+        </w:rPr>
+        <w:t xml:space="preserve">, </w:t>
+      </w:r>
+      <w:proofErr w:type="spellStart"/>
+      <w:r>
+        <w:rPr>
+          <w:lang w:eastAsia="zh-CN"/>
+        </w:rPr>
+        <w:t>MakeActionDecision</w:t>
+      </w:r>
+      <w:proofErr w:type="spellEnd"/>
+      <w:r>
+        <w:rPr>
+          <w:lang w:eastAsia="zh-CN"/>
+        </w:rPr>
+        <w:t xml:space="preserve"> és </w:t>
+      </w:r>
+      <w:proofErr w:type="spellStart"/>
+      <w:r>
+        <w:rPr>
+          <w:lang w:eastAsia="zh-CN"/>
+        </w:rPr>
+        <w:t>EndTurn</w:t>
+      </w:r>
+      <w:proofErr w:type="spellEnd"/>
+      <w:r>
+        <w:rPr>
+          <w:lang w:eastAsia="zh-CN"/>
+        </w:rPr>
+        <w:t xml:space="preserve">. Amikor egy játékos eléri az </w:t>
+      </w:r>
+      <w:proofErr w:type="spellStart"/>
+      <w:r>
+        <w:rPr>
+          <w:lang w:eastAsia="zh-CN"/>
+        </w:rPr>
+        <w:t>EndTurn</w:t>
+      </w:r>
+      <w:proofErr w:type="spellEnd"/>
+      <w:r>
+        <w:rPr>
+          <w:lang w:eastAsia="zh-CN"/>
+        </w:rPr>
+        <w:t xml:space="preserve"> állapotot</w:t>
       </w:r>
       <w:r>
         <w:rPr>
@@ -5719,14 +7429,36 @@
         <w:rPr>
           <w:lang w:eastAsia="zh-CN"/>
         </w:rPr>
-        <w:t xml:space="preserve">A körök kezelését a TurnHandler osztály végzi, amely nemcsak a játékosok közötti váltásért felelős, hanem az olyan speciális eseteket is kezeli, amikor egy játékos </w:t>
-      </w:r>
-      <w:r>
-        <w:rPr>
-          <w:lang w:eastAsia="zh-CN"/>
-        </w:rPr>
-        <w:t>a NewTurn</w:t>
-      </w:r>
+        <w:t xml:space="preserve">A körök kezelését a </w:t>
+      </w:r>
+      <w:proofErr w:type="spellStart"/>
+      <w:r>
+        <w:rPr>
+          <w:lang w:eastAsia="zh-CN"/>
+        </w:rPr>
+        <w:t>TurnHandler</w:t>
+      </w:r>
+      <w:proofErr w:type="spellEnd"/>
+      <w:r>
+        <w:rPr>
+          <w:lang w:eastAsia="zh-CN"/>
+        </w:rPr>
+        <w:t xml:space="preserve"> osztály végzi, amely nemcsak a játékosok közötti váltásért felelős, hanem az olyan speciális eseteket is kezeli, amikor egy játékos </w:t>
+      </w:r>
+      <w:r>
+        <w:rPr>
+          <w:lang w:eastAsia="zh-CN"/>
+        </w:rPr>
+        <w:t xml:space="preserve">a </w:t>
+      </w:r>
+      <w:proofErr w:type="spellStart"/>
+      <w:r>
+        <w:rPr>
+          <w:lang w:eastAsia="zh-CN"/>
+        </w:rPr>
+        <w:t>NewTurn</w:t>
+      </w:r>
+      <w:proofErr w:type="spellEnd"/>
       <w:r>
         <w:rPr>
           <w:lang w:eastAsia="zh-CN"/>
@@ -5768,46 +7500,200 @@
         <w:rPr>
           <w:lang w:eastAsia="zh-CN"/>
         </w:rPr>
-        <w:t>– például a kártyák, csodák, fejlesztések, kártyakompozíciók és a katonai jelző alapállapota – XML fájlokban kerülnek tárolásra. Ezek betöltését különálló factory osztályok végzik a játék inicializálása során, így az adatok forrása elkülönül a játékmenet logikájától.</w:t>
-      </w:r>
-    </w:p>
-    <w:p>
-      <w:pPr>
-        <w:rPr>
-          <w:lang w:eastAsia="zh-CN"/>
-        </w:rPr>
-      </w:pPr>
-      <w:r>
-        <w:rPr>
-          <w:lang w:eastAsia="zh-CN"/>
-        </w:rPr>
-        <w:t>A Game Logic komponens eseményvezérelt módon működik, amelyet egy IEventManager interfész tesz lehetővé. Ezen az interfészen keresztül külső komponensek feliratkozhatnak a játék során bekövetkező eseményekre, így a Game Logic nem függ közvetlenül a megjelenítési vagy vezérlési rétegtől.</w:t>
-      </w:r>
-    </w:p>
-    <w:p>
-      <w:pPr>
-        <w:rPr>
-          <w:lang w:eastAsia="zh-CN"/>
-        </w:rPr>
-      </w:pPr>
-      <w:r>
-        <w:rPr>
-          <w:lang w:eastAsia="zh-CN"/>
-        </w:rPr>
-        <w:t>A játékmenet speciális részeit külön handler osztályok valósítják meg. Az AgeHandler felelős a korszakok közötti átmenetek kezeléséért, míg a ChooseWonderHandler a csodák kiválasztásának és elosztásának logikáját kezeli a játék kezdeti szakaszában. A játékosok által végrehajtott műveletek feldolgozását a PlayerActionHandler végzi.</w:t>
-      </w:r>
-    </w:p>
-    <w:p>
-      <w:pPr>
-        <w:rPr>
-          <w:lang w:eastAsia="zh-CN"/>
-        </w:rPr>
-      </w:pPr>
-      <w:r>
-        <w:rPr>
-          <w:lang w:eastAsia="zh-CN"/>
-        </w:rPr>
-        <w:t>A PlayerActionHandler az IPlayerActionReceiver interfész segítségével kapja meg az aktuális játékos döntés</w:t>
+        <w:t xml:space="preserve">– például a kártyák, csodák, fejlesztések, kártyakompozíciók és a katonai jelző alapállapota – XML fájlokban kerülnek tárolásra. Ezek betöltését különálló </w:t>
+      </w:r>
+      <w:proofErr w:type="spellStart"/>
+      <w:r>
+        <w:rPr>
+          <w:lang w:eastAsia="zh-CN"/>
+        </w:rPr>
+        <w:t>factory</w:t>
+      </w:r>
+      <w:proofErr w:type="spellEnd"/>
+      <w:r>
+        <w:rPr>
+          <w:lang w:eastAsia="zh-CN"/>
+        </w:rPr>
+        <w:t xml:space="preserve"> osztályok végzik a játék inicializálása során, így az adatok forrása elkülönül a játékmenet logikájától.</w:t>
+      </w:r>
+    </w:p>
+    <w:p>
+      <w:pPr>
+        <w:rPr>
+          <w:lang w:eastAsia="zh-CN"/>
+        </w:rPr>
+      </w:pPr>
+      <w:r>
+        <w:rPr>
+          <w:lang w:eastAsia="zh-CN"/>
+        </w:rPr>
+        <w:t xml:space="preserve">A Game </w:t>
+      </w:r>
+      <w:proofErr w:type="spellStart"/>
+      <w:r>
+        <w:rPr>
+          <w:lang w:eastAsia="zh-CN"/>
+        </w:rPr>
+        <w:t>Logic</w:t>
+      </w:r>
+      <w:proofErr w:type="spellEnd"/>
+      <w:r>
+        <w:rPr>
+          <w:lang w:eastAsia="zh-CN"/>
+        </w:rPr>
+        <w:t xml:space="preserve"> komponens </w:t>
+      </w:r>
+      <w:proofErr w:type="spellStart"/>
+      <w:r>
+        <w:rPr>
+          <w:lang w:eastAsia="zh-CN"/>
+        </w:rPr>
+        <w:t>eseményvezérelt</w:t>
+      </w:r>
+      <w:proofErr w:type="spellEnd"/>
+      <w:r>
+        <w:rPr>
+          <w:lang w:eastAsia="zh-CN"/>
+        </w:rPr>
+        <w:t xml:space="preserve"> módon működik, amelyet egy </w:t>
+      </w:r>
+      <w:proofErr w:type="spellStart"/>
+      <w:r>
+        <w:rPr>
+          <w:lang w:eastAsia="zh-CN"/>
+        </w:rPr>
+        <w:t>IEventManager</w:t>
+      </w:r>
+      <w:proofErr w:type="spellEnd"/>
+      <w:r>
+        <w:rPr>
+          <w:lang w:eastAsia="zh-CN"/>
+        </w:rPr>
+        <w:t xml:space="preserve"> interfész tesz lehetővé. Ezen az interfészen keresztül külső komponensek feliratkozhatnak a játék során bekövetkező eseményekre, így a Game </w:t>
+      </w:r>
+      <w:proofErr w:type="spellStart"/>
+      <w:r>
+        <w:rPr>
+          <w:lang w:eastAsia="zh-CN"/>
+        </w:rPr>
+        <w:t>Logic</w:t>
+      </w:r>
+      <w:proofErr w:type="spellEnd"/>
+      <w:r>
+        <w:rPr>
+          <w:lang w:eastAsia="zh-CN"/>
+        </w:rPr>
+        <w:t xml:space="preserve"> nem függ közvetlenül a megjelenítési vagy vezérlési rétegtől.</w:t>
+      </w:r>
+    </w:p>
+    <w:p>
+      <w:pPr>
+        <w:rPr>
+          <w:lang w:eastAsia="zh-CN"/>
+        </w:rPr>
+      </w:pPr>
+      <w:r>
+        <w:rPr>
+          <w:lang w:eastAsia="zh-CN"/>
+        </w:rPr>
+        <w:t xml:space="preserve">A játékmenet speciális részeit külön </w:t>
+      </w:r>
+      <w:proofErr w:type="spellStart"/>
+      <w:r>
+        <w:rPr>
+          <w:lang w:eastAsia="zh-CN"/>
+        </w:rPr>
+        <w:t>handler</w:t>
+      </w:r>
+      <w:proofErr w:type="spellEnd"/>
+      <w:r>
+        <w:rPr>
+          <w:lang w:eastAsia="zh-CN"/>
+        </w:rPr>
+        <w:t xml:space="preserve"> osztályok valósítják meg. Az </w:t>
+      </w:r>
+      <w:proofErr w:type="spellStart"/>
+      <w:r>
+        <w:rPr>
+          <w:lang w:eastAsia="zh-CN"/>
+        </w:rPr>
+        <w:t>AgeHandler</w:t>
+      </w:r>
+      <w:proofErr w:type="spellEnd"/>
+      <w:r>
+        <w:rPr>
+          <w:lang w:eastAsia="zh-CN"/>
+        </w:rPr>
+        <w:t xml:space="preserve"> felelős a korszakok közötti átmenetek kezeléséért, míg a </w:t>
+      </w:r>
+      <w:proofErr w:type="spellStart"/>
+      <w:r>
+        <w:rPr>
+          <w:lang w:eastAsia="zh-CN"/>
+        </w:rPr>
+        <w:t>ChooseWonderHandler</w:t>
+      </w:r>
+      <w:proofErr w:type="spellEnd"/>
+      <w:r>
+        <w:rPr>
+          <w:lang w:eastAsia="zh-CN"/>
+        </w:rPr>
+        <w:t xml:space="preserve"> a csodák kiválasztásának és elosztásának logikáját kezeli a játék kezdeti szakaszában. A játékosok által végrehajtott műveletek feldolgozását a </w:t>
+      </w:r>
+      <w:proofErr w:type="spellStart"/>
+      <w:r>
+        <w:rPr>
+          <w:lang w:eastAsia="zh-CN"/>
+        </w:rPr>
+        <w:t>PlayerActionHandler</w:t>
+      </w:r>
+      <w:proofErr w:type="spellEnd"/>
+      <w:r>
+        <w:rPr>
+          <w:lang w:eastAsia="zh-CN"/>
+        </w:rPr>
+        <w:t xml:space="preserve"> végzi.</w:t>
+      </w:r>
+    </w:p>
+    <w:p>
+      <w:pPr>
+        <w:rPr>
+          <w:lang w:eastAsia="zh-CN"/>
+        </w:rPr>
+      </w:pPr>
+      <w:r>
+        <w:rPr>
+          <w:lang w:eastAsia="zh-CN"/>
+        </w:rPr>
+        <w:t xml:space="preserve">A </w:t>
+      </w:r>
+      <w:proofErr w:type="spellStart"/>
+      <w:r>
+        <w:rPr>
+          <w:lang w:eastAsia="zh-CN"/>
+        </w:rPr>
+        <w:t>PlayerActionHandler</w:t>
+      </w:r>
+      <w:proofErr w:type="spellEnd"/>
+      <w:r>
+        <w:rPr>
+          <w:lang w:eastAsia="zh-CN"/>
+        </w:rPr>
+        <w:t xml:space="preserve"> az </w:t>
+      </w:r>
+      <w:proofErr w:type="spellStart"/>
+      <w:r>
+        <w:rPr>
+          <w:lang w:eastAsia="zh-CN"/>
+        </w:rPr>
+        <w:t>IPlayerActionReceiver</w:t>
+      </w:r>
+      <w:proofErr w:type="spellEnd"/>
+      <w:r>
+        <w:rPr>
+          <w:lang w:eastAsia="zh-CN"/>
+        </w:rPr>
+        <w:t xml:space="preserve"> interfész segítségével kapja meg az aktuális játékos döntés</w:t>
       </w:r>
       <w:r>
         <w:rPr>
@@ -5819,20 +7705,62 @@
         <w:rPr>
           <w:lang w:eastAsia="zh-CN"/>
         </w:rPr>
-        <w:t>t. Az interfész implementációja külső komponensekben történik, így lehetőség van lokális játékos, szerveroldali játékos vagy kliens oldali, távoli játékos megvalósítására. Ennek köszönhetően a többjátékos mód támogatása különállóan valósítható meg, anélkül hogy a Game Logic komponens módosítását igényelné.</w:t>
-      </w:r>
-    </w:p>
-    <w:p>
-      <w:pPr>
-        <w:rPr>
-          <w:lang w:eastAsia="zh-CN"/>
-        </w:rPr>
-      </w:pPr>
-      <w:r>
-        <w:rPr>
-          <w:lang w:eastAsia="zh-CN"/>
-        </w:rPr>
-        <w:t xml:space="preserve">A Game Logic központi elemei a Game és a GameContext osztályok. A </w:t>
+        <w:t xml:space="preserve">t. Az interfész implementációja külső komponensekben történik, így lehetőség van lokális játékos, szerveroldali játékos vagy kliens oldali, távoli játékos megvalósítására. Ennek köszönhetően a többjátékos mód támogatása különállóan valósítható meg, anélkül hogy a Game </w:t>
+      </w:r>
+      <w:proofErr w:type="spellStart"/>
+      <w:r>
+        <w:rPr>
+          <w:lang w:eastAsia="zh-CN"/>
+        </w:rPr>
+        <w:t>Logic</w:t>
+      </w:r>
+      <w:proofErr w:type="spellEnd"/>
+      <w:r>
+        <w:rPr>
+          <w:lang w:eastAsia="zh-CN"/>
+        </w:rPr>
+        <w:t xml:space="preserve"> komponens módosítását igényelné.</w:t>
+      </w:r>
+    </w:p>
+    <w:p>
+      <w:pPr>
+        <w:rPr>
+          <w:lang w:eastAsia="zh-CN"/>
+        </w:rPr>
+      </w:pPr>
+      <w:r>
+        <w:rPr>
+          <w:lang w:eastAsia="zh-CN"/>
+        </w:rPr>
+        <w:t xml:space="preserve">A Game </w:t>
+      </w:r>
+      <w:proofErr w:type="spellStart"/>
+      <w:r>
+        <w:rPr>
+          <w:lang w:eastAsia="zh-CN"/>
+        </w:rPr>
+        <w:t>Logic</w:t>
+      </w:r>
+      <w:proofErr w:type="spellEnd"/>
+      <w:r>
+        <w:rPr>
+          <w:lang w:eastAsia="zh-CN"/>
+        </w:rPr>
+        <w:t xml:space="preserve"> központi elemei a Game és a </w:t>
+      </w:r>
+      <w:proofErr w:type="spellStart"/>
+      <w:r>
+        <w:rPr>
+          <w:lang w:eastAsia="zh-CN"/>
+        </w:rPr>
+        <w:t>GameContext</w:t>
+      </w:r>
+      <w:proofErr w:type="spellEnd"/>
+      <w:r>
+        <w:rPr>
+          <w:lang w:eastAsia="zh-CN"/>
+        </w:rPr>
+        <w:t xml:space="preserve"> osztályok. A </w:t>
       </w:r>
       <w:r>
         <w:rPr>
@@ -5848,6 +7776,7 @@
         </w:rPr>
         <w:t xml:space="preserve"> osztály felelős a fő játékmeneti ciklus vezérléséért, míg a </w:t>
       </w:r>
+      <w:proofErr w:type="spellStart"/>
       <w:r>
         <w:rPr>
           <w:i/>
@@ -5856,11 +7785,26 @@
         </w:rPr>
         <w:t>GameContext</w:t>
       </w:r>
-      <w:r>
-        <w:rPr>
-          <w:lang w:eastAsia="zh-CN"/>
-        </w:rPr>
-        <w:t xml:space="preserve"> kizárólag a különböző handler és interfész referenci</w:t>
+      <w:proofErr w:type="spellEnd"/>
+      <w:r>
+        <w:rPr>
+          <w:lang w:eastAsia="zh-CN"/>
+        </w:rPr>
+        <w:t xml:space="preserve"> kizárólag a különböző </w:t>
+      </w:r>
+      <w:proofErr w:type="spellStart"/>
+      <w:r>
+        <w:rPr>
+          <w:lang w:eastAsia="zh-CN"/>
+        </w:rPr>
+        <w:t>handler</w:t>
+      </w:r>
+      <w:proofErr w:type="spellEnd"/>
+      <w:r>
+        <w:rPr>
+          <w:lang w:eastAsia="zh-CN"/>
+        </w:rPr>
+        <w:t xml:space="preserve"> és interfész referenci</w:t>
       </w:r>
       <w:r>
         <w:rPr>
@@ -5872,7 +7816,21 @@
         <w:rPr>
           <w:lang w:eastAsia="zh-CN"/>
         </w:rPr>
-        <w:t xml:space="preserve">it tartalmazza. A két osztály elkülönítése elősegíti a felelősségek tiszta szétválasztását, valamint a Game Logic </w:t>
+        <w:t xml:space="preserve">it tartalmazza. A két osztály elkülönítése elősegíti a felelősségek tiszta szétválasztását, valamint a Game </w:t>
+      </w:r>
+      <w:proofErr w:type="spellStart"/>
+      <w:r>
+        <w:rPr>
+          <w:lang w:eastAsia="zh-CN"/>
+        </w:rPr>
+        <w:t>Logic</w:t>
+      </w:r>
+      <w:proofErr w:type="spellEnd"/>
+      <w:r>
+        <w:rPr>
+          <w:lang w:eastAsia="zh-CN"/>
+        </w:rPr>
+        <w:t xml:space="preserve"> </w:t>
       </w:r>
       <w:r>
         <w:rPr>
@@ -5899,21 +7857,86 @@
           <w:lang w:eastAsia="zh-CN"/>
         </w:rPr>
         <w:lastRenderedPageBreak/>
-        <w:t>AI Model Runtime</w:t>
-      </w:r>
-    </w:p>
-    <w:p>
-      <w:pPr>
-        <w:rPr>
-          <w:lang w:eastAsia="zh-CN"/>
-        </w:rPr>
-      </w:pPr>
-      <w:r>
-        <w:rPr>
-          <w:lang w:eastAsia="zh-CN"/>
-        </w:rPr>
-        <w:t xml:space="preserve">Az AI Model Runtime komponens a betanított mesterséges intelligencia modell futásidejű használatáért felel. A megvalósítás a </w:t>
-      </w:r>
+        <w:t xml:space="preserve">AI </w:t>
+      </w:r>
+      <w:proofErr w:type="spellStart"/>
+      <w:r>
+        <w:rPr>
+          <w:lang w:eastAsia="zh-CN"/>
+        </w:rPr>
+        <w:t>Model</w:t>
+      </w:r>
+      <w:proofErr w:type="spellEnd"/>
+      <w:r>
+        <w:rPr>
+          <w:lang w:eastAsia="zh-CN"/>
+        </w:rPr>
+        <w:t xml:space="preserve"> </w:t>
+      </w:r>
+      <w:proofErr w:type="spellStart"/>
+      <w:r>
+        <w:rPr>
+          <w:lang w:eastAsia="zh-CN"/>
+        </w:rPr>
+        <w:t>Runtime</w:t>
+      </w:r>
+      <w:proofErr w:type="spellEnd"/>
+    </w:p>
+    <w:p>
+      <w:pPr>
+        <w:rPr>
+          <w:lang w:eastAsia="zh-CN"/>
+        </w:rPr>
+      </w:pPr>
+      <w:r>
+        <w:rPr>
+          <w:lang w:eastAsia="zh-CN"/>
+        </w:rPr>
+        <w:t xml:space="preserve">Az AI </w:t>
+      </w:r>
+      <w:proofErr w:type="spellStart"/>
+      <w:r>
+        <w:rPr>
+          <w:lang w:eastAsia="zh-CN"/>
+        </w:rPr>
+        <w:t>Model</w:t>
+      </w:r>
+      <w:proofErr w:type="spellEnd"/>
+      <w:r>
+        <w:rPr>
+          <w:lang w:eastAsia="zh-CN"/>
+        </w:rPr>
+        <w:t xml:space="preserve"> </w:t>
+      </w:r>
+      <w:proofErr w:type="spellStart"/>
+      <w:r>
+        <w:rPr>
+          <w:lang w:eastAsia="zh-CN"/>
+        </w:rPr>
+        <w:t>Runtime</w:t>
+      </w:r>
+      <w:proofErr w:type="spellEnd"/>
+      <w:r>
+        <w:rPr>
+          <w:lang w:eastAsia="zh-CN"/>
+        </w:rPr>
+        <w:t xml:space="preserve"> komponens a betanított mesterséges intelligencia modell </w:t>
+      </w:r>
+      <w:proofErr w:type="spellStart"/>
+      <w:r>
+        <w:rPr>
+          <w:lang w:eastAsia="zh-CN"/>
+        </w:rPr>
+        <w:t>futásidejű</w:t>
+      </w:r>
+      <w:proofErr w:type="spellEnd"/>
+      <w:r>
+        <w:rPr>
+          <w:lang w:eastAsia="zh-CN"/>
+        </w:rPr>
+        <w:t xml:space="preserve"> használatáért felel. A megvalósítás a </w:t>
+      </w:r>
+      <w:proofErr w:type="spellStart"/>
       <w:r>
         <w:rPr>
           <w:i/>
@@ -5922,11 +7945,26 @@
         </w:rPr>
         <w:t>SevenWonders.AI.Model</w:t>
       </w:r>
-      <w:r>
-        <w:rPr>
-          <w:lang w:eastAsia="zh-CN"/>
-        </w:rPr>
-        <w:t xml:space="preserve"> projekten belül található AIModelHandler osztályra épül, amely az ONNX formátumban exportált modell betöltését és kiértékelését végzi.</w:t>
+      <w:proofErr w:type="spellEnd"/>
+      <w:r>
+        <w:rPr>
+          <w:lang w:eastAsia="zh-CN"/>
+        </w:rPr>
+        <w:t xml:space="preserve"> projekten belül található </w:t>
+      </w:r>
+      <w:proofErr w:type="spellStart"/>
+      <w:r>
+        <w:rPr>
+          <w:lang w:eastAsia="zh-CN"/>
+        </w:rPr>
+        <w:t>AIModelHandler</w:t>
+      </w:r>
+      <w:proofErr w:type="spellEnd"/>
+      <w:r>
+        <w:rPr>
+          <w:lang w:eastAsia="zh-CN"/>
+        </w:rPr>
+        <w:t xml:space="preserve"> osztályra épül, amely az ONNX formátumban exportált modell betöltését és kiértékelését végzi.</w:t>
       </w:r>
     </w:p>
     <w:p>
@@ -5941,6 +7979,7 @@
         </w:rPr>
         <w:t xml:space="preserve">A rendszer indulásakor az ONNX modellfájl és a hozzá tartozó </w:t>
       </w:r>
+      <w:proofErr w:type="spellStart"/>
       <w:r>
         <w:rPr>
           <w:i/>
@@ -5949,6 +7988,7 @@
         </w:rPr>
         <w:t>onnx.data</w:t>
       </w:r>
+      <w:proofErr w:type="spellEnd"/>
       <w:r>
         <w:rPr>
           <w:lang w:eastAsia="zh-CN"/>
@@ -5966,48 +8006,204 @@
         <w:rPr>
           <w:lang w:eastAsia="zh-CN"/>
         </w:rPr>
-        <w:t>Az AIModelHandler az ONNX fájl alapján inicializálja a futásidejű session</w:t>
+        <w:t xml:space="preserve">Az </w:t>
+      </w:r>
+      <w:proofErr w:type="spellStart"/>
+      <w:r>
+        <w:rPr>
+          <w:lang w:eastAsia="zh-CN"/>
+        </w:rPr>
+        <w:t>AIModelHandler</w:t>
+      </w:r>
+      <w:proofErr w:type="spellEnd"/>
+      <w:r>
+        <w:rPr>
+          <w:lang w:eastAsia="zh-CN"/>
+        </w:rPr>
+        <w:t xml:space="preserve"> az ONNX fájl alapján inicializálja a </w:t>
+      </w:r>
+      <w:proofErr w:type="spellStart"/>
+      <w:r>
+        <w:rPr>
+          <w:lang w:eastAsia="zh-CN"/>
+        </w:rPr>
+        <w:t>futásidejű</w:t>
+      </w:r>
+      <w:proofErr w:type="spellEnd"/>
+      <w:r>
+        <w:rPr>
+          <w:lang w:eastAsia="zh-CN"/>
+        </w:rPr>
+        <w:t xml:space="preserve"> session</w:t>
       </w:r>
       <w:r>
         <w:rPr>
           <w:lang w:eastAsia="zh-CN"/>
         </w:rPr>
         <w:noBreakHyphen/>
-        <w:t>t, majd ezen keresztül végzi a modell kiértékelését. A komponens felel a modell által visszaadott akciók feldolgozásáért és továbbításáért a Game Logic felé, azonban nem tartalmaz tanításhoz kapcsolódó funkcionalitást.</w:t>
-      </w:r>
-    </w:p>
-    <w:p>
-      <w:pPr>
-        <w:rPr>
-          <w:lang w:eastAsia="zh-CN"/>
-        </w:rPr>
-      </w:pPr>
-      <w:r>
-        <w:rPr>
-          <w:lang w:eastAsia="zh-CN"/>
-        </w:rPr>
-        <w:t>A döntéshozatali folyamat egységes kezelését az IAIDecisionHandler interfész biztosítja, amelyet az AIDecisionHandler osztály valósít meg. Ez az interfész közösen kerül felhasználásra a tanítási és a futásidejű környezetben is, így a két rendszer között egységes adatstruktúra és kommunikációs mechanizmus valósul meg.</w:t>
-      </w:r>
-    </w:p>
-    <w:p>
-      <w:pPr>
-        <w:rPr>
-          <w:lang w:eastAsia="zh-CN"/>
-        </w:rPr>
-      </w:pPr>
-      <w:r>
-        <w:rPr>
-          <w:lang w:eastAsia="zh-CN"/>
-        </w:rPr>
-        <w:t>Az AIModelHandler az IAIDecisionHandler.OnGameStateReceived eseményre iratkozik fel, amelyen keresztül megkapja a játék aktuális állapotát. Az esemény visszatérési értéke egy olyan objektum, amely tartalmazza a state vector</w:t>
-      </w:r>
+        <w:t xml:space="preserve">t, majd ezen keresztül végzi a modell kiértékelését. A komponens felel a modell által visszaadott akciók feldolgozásáért és továbbításáért a Game </w:t>
+      </w:r>
+      <w:proofErr w:type="spellStart"/>
+      <w:r>
+        <w:rPr>
+          <w:lang w:eastAsia="zh-CN"/>
+        </w:rPr>
+        <w:t>Logic</w:t>
+      </w:r>
+      <w:proofErr w:type="spellEnd"/>
+      <w:r>
+        <w:rPr>
+          <w:lang w:eastAsia="zh-CN"/>
+        </w:rPr>
+        <w:t xml:space="preserve"> felé, azonban nem tartalmaz tanításhoz kapcsolódó funkcionalitást.</w:t>
+      </w:r>
+    </w:p>
+    <w:p>
+      <w:pPr>
+        <w:rPr>
+          <w:lang w:eastAsia="zh-CN"/>
+        </w:rPr>
+      </w:pPr>
+      <w:r>
+        <w:rPr>
+          <w:lang w:eastAsia="zh-CN"/>
+        </w:rPr>
+        <w:t xml:space="preserve">A döntéshozatali folyamat egységes kezelését az </w:t>
+      </w:r>
+      <w:proofErr w:type="spellStart"/>
+      <w:r>
+        <w:rPr>
+          <w:lang w:eastAsia="zh-CN"/>
+        </w:rPr>
+        <w:t>IAIDecisionHandler</w:t>
+      </w:r>
+      <w:proofErr w:type="spellEnd"/>
+      <w:r>
+        <w:rPr>
+          <w:lang w:eastAsia="zh-CN"/>
+        </w:rPr>
+        <w:t xml:space="preserve"> interfész biztosítja, amelyet az </w:t>
+      </w:r>
+      <w:proofErr w:type="spellStart"/>
+      <w:r>
+        <w:rPr>
+          <w:lang w:eastAsia="zh-CN"/>
+        </w:rPr>
+        <w:t>AIDecisionHandler</w:t>
+      </w:r>
+      <w:proofErr w:type="spellEnd"/>
+      <w:r>
+        <w:rPr>
+          <w:lang w:eastAsia="zh-CN"/>
+        </w:rPr>
+        <w:t xml:space="preserve"> osztály valósít meg. Ez az interfész közösen kerül felhasználásra a tanítási és a </w:t>
+      </w:r>
+      <w:proofErr w:type="spellStart"/>
+      <w:r>
+        <w:rPr>
+          <w:lang w:eastAsia="zh-CN"/>
+        </w:rPr>
+        <w:t>futásidejű</w:t>
+      </w:r>
+      <w:proofErr w:type="spellEnd"/>
+      <w:r>
+        <w:rPr>
+          <w:lang w:eastAsia="zh-CN"/>
+        </w:rPr>
+        <w:t xml:space="preserve"> környezetben is, így a két rendszer között egységes adatstruktúra és kommunikációs mechanizmus valósul meg.</w:t>
+      </w:r>
+    </w:p>
+    <w:p>
+      <w:pPr>
+        <w:rPr>
+          <w:lang w:eastAsia="zh-CN"/>
+        </w:rPr>
+      </w:pPr>
+      <w:r>
+        <w:rPr>
+          <w:lang w:eastAsia="zh-CN"/>
+        </w:rPr>
+        <w:t xml:space="preserve">Az </w:t>
+      </w:r>
+      <w:proofErr w:type="spellStart"/>
+      <w:r>
+        <w:rPr>
+          <w:lang w:eastAsia="zh-CN"/>
+        </w:rPr>
+        <w:t>AIModelHandler</w:t>
+      </w:r>
+      <w:proofErr w:type="spellEnd"/>
+      <w:r>
+        <w:rPr>
+          <w:lang w:eastAsia="zh-CN"/>
+        </w:rPr>
+        <w:t xml:space="preserve"> az </w:t>
+      </w:r>
+      <w:proofErr w:type="spellStart"/>
+      <w:r>
+        <w:rPr>
+          <w:lang w:eastAsia="zh-CN"/>
+        </w:rPr>
+        <w:t>IAIDecisionHandler.OnGameStateReceived</w:t>
+      </w:r>
+      <w:proofErr w:type="spellEnd"/>
+      <w:r>
+        <w:rPr>
+          <w:lang w:eastAsia="zh-CN"/>
+        </w:rPr>
+        <w:t xml:space="preserve"> eseményre iratkozik fel, amelyen keresztül megkapja a játék aktuális állapotát. Az esemény visszatérési értéke egy olyan objektum, amely tartalmazza a </w:t>
+      </w:r>
+      <w:proofErr w:type="spellStart"/>
+      <w:r>
+        <w:rPr>
+          <w:lang w:eastAsia="zh-CN"/>
+        </w:rPr>
+        <w:t>state</w:t>
+      </w:r>
+      <w:proofErr w:type="spellEnd"/>
+      <w:r>
+        <w:rPr>
+          <w:lang w:eastAsia="zh-CN"/>
+        </w:rPr>
+        <w:t xml:space="preserve"> </w:t>
+      </w:r>
+      <w:proofErr w:type="spellStart"/>
+      <w:r>
+        <w:rPr>
+          <w:lang w:eastAsia="zh-CN"/>
+        </w:rPr>
+        <w:t>vector</w:t>
+      </w:r>
+      <w:proofErr w:type="spellEnd"/>
       <w:r>
         <w:rPr>
           <w:lang w:eastAsia="zh-CN"/>
         </w:rPr>
         <w:noBreakHyphen/>
-        <w:t>t, az action mask</w:t>
-      </w:r>
+        <w:t xml:space="preserve">t, az </w:t>
+      </w:r>
+      <w:proofErr w:type="spellStart"/>
+      <w:r>
+        <w:rPr>
+          <w:lang w:eastAsia="zh-CN"/>
+        </w:rPr>
+        <w:t>action</w:t>
+      </w:r>
+      <w:proofErr w:type="spellEnd"/>
+      <w:r>
+        <w:rPr>
+          <w:lang w:eastAsia="zh-CN"/>
+        </w:rPr>
+        <w:t xml:space="preserve"> </w:t>
+      </w:r>
+      <w:proofErr w:type="spellStart"/>
+      <w:r>
+        <w:rPr>
+          <w:lang w:eastAsia="zh-CN"/>
+        </w:rPr>
+        <w:t>mask</w:t>
+      </w:r>
+      <w:proofErr w:type="spellEnd"/>
       <w:r>
         <w:rPr>
           <w:lang w:eastAsia="zh-CN"/>
@@ -6015,6 +8211,7 @@
         <w:noBreakHyphen/>
         <w:t xml:space="preserve">ot, valamint a </w:t>
       </w:r>
+      <w:proofErr w:type="spellStart"/>
       <w:r>
         <w:rPr>
           <w:i/>
@@ -6023,11 +8220,26 @@
         </w:rPr>
         <w:t>terminated</w:t>
       </w:r>
-      <w:r>
-        <w:rPr>
-          <w:lang w:eastAsia="zh-CN"/>
-        </w:rPr>
-        <w:t xml:space="preserve"> állapotot jelző értékeket. Ezek alapján történik meg a mesterséges intelligencia döntésének kiértékelése a futásidejű rendszerben.</w:t>
+      <w:proofErr w:type="spellEnd"/>
+      <w:r>
+        <w:rPr>
+          <w:lang w:eastAsia="zh-CN"/>
+        </w:rPr>
+        <w:t xml:space="preserve"> állapotot jelző értékeket. Ezek alapján történik meg a mesterséges intelligencia döntésének kiértékelése a </w:t>
+      </w:r>
+      <w:proofErr w:type="spellStart"/>
+      <w:r>
+        <w:rPr>
+          <w:lang w:eastAsia="zh-CN"/>
+        </w:rPr>
+        <w:t>futásidejű</w:t>
+      </w:r>
+      <w:proofErr w:type="spellEnd"/>
+      <w:r>
+        <w:rPr>
+          <w:lang w:eastAsia="zh-CN"/>
+        </w:rPr>
+        <w:t xml:space="preserve"> rendszerben.</w:t>
       </w:r>
     </w:p>
     <w:p>
@@ -6069,6 +8281,7 @@
         </w:rPr>
         <w:t xml:space="preserve">A Web Server komponens implementációja a </w:t>
       </w:r>
+      <w:proofErr w:type="spellStart"/>
       <w:r>
         <w:rPr>
           <w:i/>
@@ -6077,12 +8290,14 @@
         </w:rPr>
         <w:t>SevenWonders.Web.Server.Model</w:t>
       </w:r>
+      <w:proofErr w:type="spellEnd"/>
       <w:r>
         <w:rPr>
           <w:lang w:eastAsia="zh-CN"/>
         </w:rPr>
         <w:t xml:space="preserve"> és a </w:t>
       </w:r>
+      <w:proofErr w:type="spellStart"/>
       <w:r>
         <w:rPr>
           <w:i/>
@@ -6091,11 +8306,26 @@
         </w:rPr>
         <w:t>SevenWonders.Web.Server</w:t>
       </w:r>
-      <w:r>
-        <w:rPr>
-          <w:lang w:eastAsia="zh-CN"/>
-        </w:rPr>
-        <w:t xml:space="preserve"> projektek együttesére épül. A két projekt elkülönítése lehetővé teszi a szerveroldali üzleti logika és a futtatható hoszt környezet szétválasztását.</w:t>
+      <w:proofErr w:type="spellEnd"/>
+      <w:r>
+        <w:rPr>
+          <w:lang w:eastAsia="zh-CN"/>
+        </w:rPr>
+        <w:t xml:space="preserve"> projektek együttesére épül. A két projekt elkülönítése lehetővé teszi a szerveroldali üzleti logika és a futtatható </w:t>
+      </w:r>
+      <w:proofErr w:type="spellStart"/>
+      <w:r>
+        <w:rPr>
+          <w:lang w:eastAsia="zh-CN"/>
+        </w:rPr>
+        <w:t>hoszt</w:t>
+      </w:r>
+      <w:proofErr w:type="spellEnd"/>
+      <w:r>
+        <w:rPr>
+          <w:lang w:eastAsia="zh-CN"/>
+        </w:rPr>
+        <w:t xml:space="preserve"> környezet szétválasztását.</w:t>
       </w:r>
     </w:p>
     <w:p>
@@ -6111,6 +8341,7 @@
         <w:lastRenderedPageBreak/>
         <w:t xml:space="preserve">A </w:t>
       </w:r>
+      <w:proofErr w:type="spellStart"/>
       <w:r>
         <w:rPr>
           <w:i/>
@@ -6119,37 +8350,192 @@
         </w:rPr>
         <w:t>SevenWonders.Web.Server</w:t>
       </w:r>
-      <w:r>
-        <w:rPr>
-          <w:lang w:eastAsia="zh-CN"/>
-        </w:rPr>
-        <w:t xml:space="preserve"> projekt felelős a szerveroldali környezet inicializálásáért és az alkalmazás futtatásának konfigurálásáért. A szerver indulásakor a szükséges komponensek és szolgáltatások dependency injection segítségével kerülnek regisztrálásra és feloldásra, beleértve a szerveroldali logikát, a SignalR szolgáltatásokat, valamint az autentikációhoz kapcsolódó komponenseket.</w:t>
-      </w:r>
-    </w:p>
-    <w:p>
-      <w:pPr>
-        <w:rPr>
-          <w:lang w:eastAsia="zh-CN"/>
-        </w:rPr>
-      </w:pPr>
-      <w:r>
-        <w:rPr>
-          <w:lang w:eastAsia="zh-CN"/>
-        </w:rPr>
-        <w:t>A felhasználók hitelesítése JWT (JSON Web Token) alapú autentikációval valósul meg, amely biztosítja a kliens–szerver kommunikáció stateless jellegét. A felhasználói fiókok és jogosultságok kezelésére a Microsoft.AspNetCore.Identity keretrendszer kerül alkalmazásra, amely integrált módon támogatja a regisztrációt, bejelentkezést és a jelszókezelést.</w:t>
-      </w:r>
-    </w:p>
-    <w:p>
-      <w:pPr>
-        <w:rPr>
-          <w:lang w:eastAsia="zh-CN"/>
-        </w:rPr>
-      </w:pPr>
-      <w:r>
-        <w:rPr>
-          <w:lang w:eastAsia="zh-CN"/>
-        </w:rPr>
-        <w:t>A Web Server komponens végzi a perzisztens adatok szerveroldali kezelését is, amely az implementáció során Microsoft Entity Framework Core használatával valósul meg. Az adatbázishoz való hozzáférés kizárólag a szerveroldali komponenseken keresztül történik.</w:t>
+      <w:proofErr w:type="spellEnd"/>
+      <w:r>
+        <w:rPr>
+          <w:lang w:eastAsia="zh-CN"/>
+        </w:rPr>
+        <w:t xml:space="preserve"> projekt felelős a szerveroldali környezet inicializálásáért és az alkalmazás futtatásának konfigurálásáért. A szerver indulásakor a szükséges komponensek és szolgáltatások </w:t>
+      </w:r>
+      <w:proofErr w:type="spellStart"/>
+      <w:r>
+        <w:rPr>
+          <w:lang w:eastAsia="zh-CN"/>
+        </w:rPr>
+        <w:t>dependency</w:t>
+      </w:r>
+      <w:proofErr w:type="spellEnd"/>
+      <w:r>
+        <w:rPr>
+          <w:lang w:eastAsia="zh-CN"/>
+        </w:rPr>
+        <w:t xml:space="preserve"> </w:t>
+      </w:r>
+      <w:proofErr w:type="spellStart"/>
+      <w:r>
+        <w:rPr>
+          <w:lang w:eastAsia="zh-CN"/>
+        </w:rPr>
+        <w:t>injection</w:t>
+      </w:r>
+      <w:proofErr w:type="spellEnd"/>
+      <w:r>
+        <w:rPr>
+          <w:lang w:eastAsia="zh-CN"/>
+        </w:rPr>
+        <w:t xml:space="preserve"> segítségével kerülnek regisztrálásra és feloldásra, beleértve a szerveroldali logikát, a </w:t>
+      </w:r>
+      <w:proofErr w:type="spellStart"/>
+      <w:r>
+        <w:rPr>
+          <w:lang w:eastAsia="zh-CN"/>
+        </w:rPr>
+        <w:t>SignalR</w:t>
+      </w:r>
+      <w:proofErr w:type="spellEnd"/>
+      <w:r>
+        <w:rPr>
+          <w:lang w:eastAsia="zh-CN"/>
+        </w:rPr>
+        <w:t xml:space="preserve"> szolgáltatásokat, valamint az </w:t>
+      </w:r>
+      <w:proofErr w:type="spellStart"/>
+      <w:r>
+        <w:rPr>
+          <w:lang w:eastAsia="zh-CN"/>
+        </w:rPr>
+        <w:t>autentikációhoz</w:t>
+      </w:r>
+      <w:proofErr w:type="spellEnd"/>
+      <w:r>
+        <w:rPr>
+          <w:lang w:eastAsia="zh-CN"/>
+        </w:rPr>
+        <w:t xml:space="preserve"> kapcsolódó komponenseket.</w:t>
+      </w:r>
+    </w:p>
+    <w:p>
+      <w:pPr>
+        <w:rPr>
+          <w:lang w:eastAsia="zh-CN"/>
+        </w:rPr>
+      </w:pPr>
+      <w:r>
+        <w:rPr>
+          <w:lang w:eastAsia="zh-CN"/>
+        </w:rPr>
+        <w:t xml:space="preserve">A felhasználók hitelesítése JWT (JSON Web </w:t>
+      </w:r>
+      <w:proofErr w:type="spellStart"/>
+      <w:r>
+        <w:rPr>
+          <w:lang w:eastAsia="zh-CN"/>
+        </w:rPr>
+        <w:t>Token</w:t>
+      </w:r>
+      <w:proofErr w:type="spellEnd"/>
+      <w:r>
+        <w:rPr>
+          <w:lang w:eastAsia="zh-CN"/>
+        </w:rPr>
+        <w:t xml:space="preserve">) alapú </w:t>
+      </w:r>
+      <w:proofErr w:type="spellStart"/>
+      <w:r>
+        <w:rPr>
+          <w:lang w:eastAsia="zh-CN"/>
+        </w:rPr>
+        <w:t>autentikációval</w:t>
+      </w:r>
+      <w:proofErr w:type="spellEnd"/>
+      <w:r>
+        <w:rPr>
+          <w:lang w:eastAsia="zh-CN"/>
+        </w:rPr>
+        <w:t xml:space="preserve"> valósul meg, amely biztosítja a kliens–szerver kommunikáció </w:t>
+      </w:r>
+      <w:proofErr w:type="spellStart"/>
+      <w:r>
+        <w:rPr>
+          <w:lang w:eastAsia="zh-CN"/>
+        </w:rPr>
+        <w:t>stateless</w:t>
+      </w:r>
+      <w:proofErr w:type="spellEnd"/>
+      <w:r>
+        <w:rPr>
+          <w:lang w:eastAsia="zh-CN"/>
+        </w:rPr>
+        <w:t xml:space="preserve"> jellegét. A felhasználói fiókok és jogosultságok kezelésére a </w:t>
+      </w:r>
+      <w:proofErr w:type="spellStart"/>
+      <w:r>
+        <w:rPr>
+          <w:lang w:eastAsia="zh-CN"/>
+        </w:rPr>
+        <w:t>Microsoft.AspNetCore.Identity</w:t>
+      </w:r>
+      <w:proofErr w:type="spellEnd"/>
+      <w:r>
+        <w:rPr>
+          <w:lang w:eastAsia="zh-CN"/>
+        </w:rPr>
+        <w:t xml:space="preserve"> keretrendszer kerül alkalmazásra, amely integrált módon támogatja a regisztrációt, bejelentkezést és a jelszókezelést.</w:t>
+      </w:r>
+    </w:p>
+    <w:p>
+      <w:pPr>
+        <w:rPr>
+          <w:lang w:eastAsia="zh-CN"/>
+        </w:rPr>
+      </w:pPr>
+      <w:r>
+        <w:rPr>
+          <w:lang w:eastAsia="zh-CN"/>
+        </w:rPr>
+        <w:t xml:space="preserve">A Web Server komponens végzi a </w:t>
+      </w:r>
+      <w:proofErr w:type="spellStart"/>
+      <w:r>
+        <w:rPr>
+          <w:lang w:eastAsia="zh-CN"/>
+        </w:rPr>
+        <w:t>perzisztens</w:t>
+      </w:r>
+      <w:proofErr w:type="spellEnd"/>
+      <w:r>
+        <w:rPr>
+          <w:lang w:eastAsia="zh-CN"/>
+        </w:rPr>
+        <w:t xml:space="preserve"> adatok szerveroldali kezelését is, amely az implementáció során Microsoft </w:t>
+      </w:r>
+      <w:proofErr w:type="spellStart"/>
+      <w:r>
+        <w:rPr>
+          <w:lang w:eastAsia="zh-CN"/>
+        </w:rPr>
+        <w:t>Entity</w:t>
+      </w:r>
+      <w:proofErr w:type="spellEnd"/>
+      <w:r>
+        <w:rPr>
+          <w:lang w:eastAsia="zh-CN"/>
+        </w:rPr>
+        <w:t xml:space="preserve"> Framework </w:t>
+      </w:r>
+      <w:proofErr w:type="spellStart"/>
+      <w:r>
+        <w:rPr>
+          <w:lang w:eastAsia="zh-CN"/>
+        </w:rPr>
+        <w:t>Core</w:t>
+      </w:r>
+      <w:proofErr w:type="spellEnd"/>
+      <w:r>
+        <w:rPr>
+          <w:lang w:eastAsia="zh-CN"/>
+        </w:rPr>
+        <w:t xml:space="preserve"> használatával valósul meg. Az adatbázishoz való hozzáférés kizárólag a szerveroldali komponenseken keresztül történik.</w:t>
       </w:r>
     </w:p>
     <w:p>
@@ -6164,6 +8550,7 @@
         </w:rPr>
         <w:t xml:space="preserve">A </w:t>
       </w:r>
+      <w:proofErr w:type="spellStart"/>
       <w:r>
         <w:rPr>
           <w:i/>
@@ -6172,12 +8559,28 @@
         </w:rPr>
         <w:t>SevenWonders.Web.Server.Model</w:t>
       </w:r>
-      <w:r>
-        <w:rPr>
-          <w:lang w:eastAsia="zh-CN"/>
-        </w:rPr>
-        <w:t xml:space="preserve"> projekt tartalmazza a webszerverhez kapcsolódó főbb üzleti logikát. Ennek központi eleme a GameManager osztály, amely az aktív játékpéldányok kezeléséért felelős. Az új játékok létrehozását a GameFactory osztály végzi, amely egy </w:t>
-      </w:r>
+      <w:proofErr w:type="spellEnd"/>
+      <w:r>
+        <w:rPr>
+          <w:lang w:eastAsia="zh-CN"/>
+        </w:rPr>
+        <w:t xml:space="preserve"> projekt tartalmazza a webszerverhez kapcsolódó főbb üzleti logikát. Ennek központi eleme a GameManager osztály, amely az aktív játékpéldányok kezeléséért felelős. Az új játékok létrehozását a </w:t>
+      </w:r>
+      <w:proofErr w:type="spellStart"/>
+      <w:r>
+        <w:rPr>
+          <w:lang w:eastAsia="zh-CN"/>
+        </w:rPr>
+        <w:t>GameFactory</w:t>
+      </w:r>
+      <w:proofErr w:type="spellEnd"/>
+      <w:r>
+        <w:rPr>
+          <w:lang w:eastAsia="zh-CN"/>
+        </w:rPr>
+        <w:t xml:space="preserve"> osztály végzi, amely egy </w:t>
+      </w:r>
+      <w:proofErr w:type="spellStart"/>
       <w:r>
         <w:rPr>
           <w:i/>
@@ -6186,6 +8589,7 @@
         </w:rPr>
         <w:t>IGame</w:t>
       </w:r>
+      <w:proofErr w:type="spellEnd"/>
       <w:r>
         <w:rPr>
           <w:lang w:eastAsia="zh-CN"/>
@@ -6203,40 +8607,222 @@
         <w:rPr>
           <w:lang w:eastAsia="zh-CN"/>
         </w:rPr>
-        <w:t>A játékokhoz és várószobákhoz kapcsolódó állapotot a LobbyManager kezeli, amely a létrehozott szobák nyilvántartásáért és életciklusuk kezeléséért felelős. A csatlakozott kliensek kezelését a ClientManager osztály végzi, amely nyilvántartja az aktív kapcsolatokhoz tartozó kliensadatokat.</w:t>
-      </w:r>
-    </w:p>
-    <w:p>
-      <w:pPr>
-        <w:rPr>
-          <w:lang w:eastAsia="zh-CN"/>
-        </w:rPr>
-      </w:pPr>
-      <w:r>
-        <w:rPr>
-          <w:lang w:eastAsia="zh-CN"/>
-        </w:rPr>
-        <w:t>A kliensoldali kommunikáció belépési pontja a ServerHub osztály, amely a SignalR keretrendszeren keresztül kezeli a kliensek csatlakozását, valamint azokat a metódusokat tartalmazza, amelyeket a kliensoldal közvetlenül meghívhat. A szerveroldali üzenetküldés egységes módon a ServerService osztályon keresztül történik, amely támogatja az üzenetek célzott elküldését egyes klienseknek vagy SignalR csoportoknak.</w:t>
-      </w:r>
-    </w:p>
-    <w:p>
-      <w:pPr>
-        <w:rPr>
-          <w:lang w:eastAsia="zh-CN"/>
-        </w:rPr>
-      </w:pPr>
-      <w:r>
-        <w:rPr>
-          <w:lang w:eastAsia="zh-CN"/>
-        </w:rPr>
-        <w:t xml:space="preserve">A kliensek állapotának kezelésére a szerveroldalon State pattern került alkalmazásra. Ennek köszönhetően a rendszer megakadályozza az illegális vagy nem megengedett műveletek végrehajtását, miközben egyértelműen elkülöníti az egyes állapotokhoz tartozó logikát. A </w:t>
+        <w:t xml:space="preserve">A játékokhoz és várószobákhoz kapcsolódó állapotot a LobbyManager kezeli, amely a létrehozott szobák nyilvántartásáért és életciklusuk kezeléséért felelős. A csatlakozott kliensek kezelését a </w:t>
+      </w:r>
+      <w:proofErr w:type="spellStart"/>
+      <w:r>
+        <w:rPr>
+          <w:lang w:eastAsia="zh-CN"/>
+        </w:rPr>
+        <w:t>ClientManager</w:t>
+      </w:r>
+      <w:proofErr w:type="spellEnd"/>
+      <w:r>
+        <w:rPr>
+          <w:lang w:eastAsia="zh-CN"/>
+        </w:rPr>
+        <w:t xml:space="preserve"> osztály végzi, amely nyilvántartja az aktív kapcsolatokhoz tartozó </w:t>
+      </w:r>
+      <w:proofErr w:type="spellStart"/>
+      <w:r>
+        <w:rPr>
+          <w:lang w:eastAsia="zh-CN"/>
+        </w:rPr>
+        <w:t>kliensadatokat</w:t>
+      </w:r>
+      <w:proofErr w:type="spellEnd"/>
+      <w:r>
+        <w:rPr>
+          <w:lang w:eastAsia="zh-CN"/>
+        </w:rPr>
+        <w:t>.</w:t>
+      </w:r>
+    </w:p>
+    <w:p>
+      <w:pPr>
+        <w:rPr>
+          <w:lang w:eastAsia="zh-CN"/>
+        </w:rPr>
+      </w:pPr>
+      <w:r>
+        <w:rPr>
+          <w:lang w:eastAsia="zh-CN"/>
+        </w:rPr>
+        <w:t xml:space="preserve">A kliensoldali kommunikáció belépési pontja a </w:t>
+      </w:r>
+      <w:proofErr w:type="spellStart"/>
+      <w:r>
+        <w:rPr>
+          <w:lang w:eastAsia="zh-CN"/>
+        </w:rPr>
+        <w:t>ServerHub</w:t>
+      </w:r>
+      <w:proofErr w:type="spellEnd"/>
+      <w:r>
+        <w:rPr>
+          <w:lang w:eastAsia="zh-CN"/>
+        </w:rPr>
+        <w:t xml:space="preserve"> osztály, amely a </w:t>
+      </w:r>
+      <w:proofErr w:type="spellStart"/>
+      <w:r>
+        <w:rPr>
+          <w:lang w:eastAsia="zh-CN"/>
+        </w:rPr>
+        <w:t>SignalR</w:t>
+      </w:r>
+      <w:proofErr w:type="spellEnd"/>
+      <w:r>
+        <w:rPr>
+          <w:lang w:eastAsia="zh-CN"/>
+        </w:rPr>
+        <w:t xml:space="preserve"> keretrendszeren keresztül kezeli a kliensek csatlakozását, valamint azokat a metódusokat tartalmazza, amelyeket a kliensoldal közvetlenül meghívhat. A szerveroldali üzenetküldés egységes módon a </w:t>
+      </w:r>
+      <w:proofErr w:type="spellStart"/>
+      <w:r>
+        <w:rPr>
+          <w:lang w:eastAsia="zh-CN"/>
+        </w:rPr>
+        <w:t>ServerService</w:t>
+      </w:r>
+      <w:proofErr w:type="spellEnd"/>
+      <w:r>
+        <w:rPr>
+          <w:lang w:eastAsia="zh-CN"/>
+        </w:rPr>
+        <w:t xml:space="preserve"> osztályon keresztül történik, amely támogatja az üzenetek célzott elküldését egyes klienseknek vagy </w:t>
+      </w:r>
+      <w:proofErr w:type="spellStart"/>
+      <w:r>
+        <w:rPr>
+          <w:lang w:eastAsia="zh-CN"/>
+        </w:rPr>
+        <w:t>SignalR</w:t>
+      </w:r>
+      <w:proofErr w:type="spellEnd"/>
+      <w:r>
+        <w:rPr>
+          <w:lang w:eastAsia="zh-CN"/>
+        </w:rPr>
+        <w:t xml:space="preserve"> csoportoknak.</w:t>
+      </w:r>
+    </w:p>
+    <w:p>
+      <w:pPr>
+        <w:rPr>
+          <w:lang w:eastAsia="zh-CN"/>
+        </w:rPr>
+      </w:pPr>
+      <w:r>
+        <w:rPr>
+          <w:lang w:eastAsia="zh-CN"/>
+        </w:rPr>
+        <w:t xml:space="preserve">A kliensek állapotának kezelésére a szerveroldalon </w:t>
+      </w:r>
+      <w:proofErr w:type="spellStart"/>
+      <w:r>
+        <w:rPr>
+          <w:lang w:eastAsia="zh-CN"/>
+        </w:rPr>
+        <w:t>State</w:t>
+      </w:r>
+      <w:proofErr w:type="spellEnd"/>
+      <w:r>
+        <w:rPr>
+          <w:lang w:eastAsia="zh-CN"/>
+        </w:rPr>
+        <w:t xml:space="preserve"> </w:t>
+      </w:r>
+      <w:proofErr w:type="spellStart"/>
+      <w:r>
+        <w:rPr>
+          <w:lang w:eastAsia="zh-CN"/>
+        </w:rPr>
+        <w:t>pattern</w:t>
+      </w:r>
+      <w:proofErr w:type="spellEnd"/>
+      <w:r>
+        <w:rPr>
+          <w:lang w:eastAsia="zh-CN"/>
+        </w:rPr>
+        <w:t xml:space="preserve"> került alkalmazásra. Ennek köszönhetően a rendszer megakadályozza az illegális vagy nem megengedett műveletek végrehajtását, miközben egyértelműen elkülöníti az egyes állapotokhoz tartozó logikát. A </w:t>
       </w:r>
       <w:r>
         <w:rPr>
           <w:lang w:eastAsia="zh-CN"/>
         </w:rPr>
         <w:lastRenderedPageBreak/>
-        <w:t>kliens az alábbi állapotok valamelyikében lehet: InMainMenu, InLobby, InMatchmaking és InGame. Az állapotváltások során a kliensek automatikusan a megfelelő SignalR csoportokba kerülnek, amely megkönnyíti a célzott kommunikáció megvalósítását.</w:t>
+        <w:t xml:space="preserve">kliens az alábbi állapotok valamelyikében lehet: </w:t>
+      </w:r>
+      <w:proofErr w:type="spellStart"/>
+      <w:r>
+        <w:rPr>
+          <w:lang w:eastAsia="zh-CN"/>
+        </w:rPr>
+        <w:t>InMainMenu</w:t>
+      </w:r>
+      <w:proofErr w:type="spellEnd"/>
+      <w:r>
+        <w:rPr>
+          <w:lang w:eastAsia="zh-CN"/>
+        </w:rPr>
+        <w:t xml:space="preserve">, </w:t>
+      </w:r>
+      <w:proofErr w:type="spellStart"/>
+      <w:r>
+        <w:rPr>
+          <w:lang w:eastAsia="zh-CN"/>
+        </w:rPr>
+        <w:t>InLobby</w:t>
+      </w:r>
+      <w:proofErr w:type="spellEnd"/>
+      <w:r>
+        <w:rPr>
+          <w:lang w:eastAsia="zh-CN"/>
+        </w:rPr>
+        <w:t xml:space="preserve">, </w:t>
+      </w:r>
+      <w:proofErr w:type="spellStart"/>
+      <w:r>
+        <w:rPr>
+          <w:lang w:eastAsia="zh-CN"/>
+        </w:rPr>
+        <w:t>InMatchmaking</w:t>
+      </w:r>
+      <w:proofErr w:type="spellEnd"/>
+      <w:r>
+        <w:rPr>
+          <w:lang w:eastAsia="zh-CN"/>
+        </w:rPr>
+        <w:t xml:space="preserve"> és </w:t>
+      </w:r>
+      <w:proofErr w:type="spellStart"/>
+      <w:r>
+        <w:rPr>
+          <w:lang w:eastAsia="zh-CN"/>
+        </w:rPr>
+        <w:t>InGame</w:t>
+      </w:r>
+      <w:proofErr w:type="spellEnd"/>
+      <w:r>
+        <w:rPr>
+          <w:lang w:eastAsia="zh-CN"/>
+        </w:rPr>
+        <w:t xml:space="preserve">. Az állapotváltások során a kliensek automatikusan a megfelelő </w:t>
+      </w:r>
+      <w:proofErr w:type="spellStart"/>
+      <w:r>
+        <w:rPr>
+          <w:lang w:eastAsia="zh-CN"/>
+        </w:rPr>
+        <w:t>SignalR</w:t>
+      </w:r>
+      <w:proofErr w:type="spellEnd"/>
+      <w:r>
+        <w:rPr>
+          <w:lang w:eastAsia="zh-CN"/>
+        </w:rPr>
+        <w:t xml:space="preserve"> csoportokba kerülnek, amely megkönnyíti a célzott kommunikáció megvalósítását.</w:t>
       </w:r>
     </w:p>
     <w:p>
@@ -6256,20 +8842,48 @@
           <w:lang w:eastAsia="zh-CN"/>
         </w:rPr>
         <w:noBreakHyphen/>
-        <w:t>n keresztül valósul meg, míg a játék közbeni, valós idejű adatcsere és eseménykezelés SignalR használatával történik.</w:t>
-      </w:r>
-    </w:p>
-    <w:p>
-      <w:pPr>
-        <w:rPr>
-          <w:lang w:eastAsia="zh-CN"/>
-        </w:rPr>
-      </w:pPr>
-      <w:r>
-        <w:rPr>
-          <w:lang w:eastAsia="zh-CN"/>
-        </w:rPr>
-        <w:t>A várószobák és az aktív játékok egyedi azonosítását a LobbyCodeGenerator osztály biztosítja. Ez az osztály felelős a már létező kódok nyilvántartásáért, valamint új, ütközésmentes kódok generálásáért, amelyek egyértelműen azonosítják a különböző játékpéldányokat és szobákat.</w:t>
+        <w:t xml:space="preserve">n keresztül valósul meg, míg a játék közbeni, valós idejű adatcsere és eseménykezelés </w:t>
+      </w:r>
+      <w:proofErr w:type="spellStart"/>
+      <w:r>
+        <w:rPr>
+          <w:lang w:eastAsia="zh-CN"/>
+        </w:rPr>
+        <w:t>SignalR</w:t>
+      </w:r>
+      <w:proofErr w:type="spellEnd"/>
+      <w:r>
+        <w:rPr>
+          <w:lang w:eastAsia="zh-CN"/>
+        </w:rPr>
+        <w:t xml:space="preserve"> használatával történik.</w:t>
+      </w:r>
+    </w:p>
+    <w:p>
+      <w:pPr>
+        <w:rPr>
+          <w:lang w:eastAsia="zh-CN"/>
+        </w:rPr>
+      </w:pPr>
+      <w:r>
+        <w:rPr>
+          <w:lang w:eastAsia="zh-CN"/>
+        </w:rPr>
+        <w:t xml:space="preserve">A várószobák és az aktív játékok egyedi azonosítását a </w:t>
+      </w:r>
+      <w:proofErr w:type="spellStart"/>
+      <w:r>
+        <w:rPr>
+          <w:lang w:eastAsia="zh-CN"/>
+        </w:rPr>
+        <w:t>LobbyCodeGenerator</w:t>
+      </w:r>
+      <w:proofErr w:type="spellEnd"/>
+      <w:r>
+        <w:rPr>
+          <w:lang w:eastAsia="zh-CN"/>
+        </w:rPr>
+        <w:t xml:space="preserve"> osztály biztosítja. Ez az osztály felelős a már létező kódok nyilvántartásáért, valamint új, ütközésmentes kódok generálásáért, amelyek egyértelműen azonosítják a különböző játékpéldányokat és szobákat.</w:t>
       </w:r>
     </w:p>
     <w:p>
@@ -6283,21 +8897,44 @@
         <w:rPr>
           <w:lang w:eastAsia="zh-CN"/>
         </w:rPr>
-        <w:t>AI Trainer</w:t>
-      </w:r>
-    </w:p>
-    <w:p>
-      <w:pPr>
-        <w:rPr>
-          <w:lang w:eastAsia="zh-CN"/>
-        </w:rPr>
-      </w:pPr>
-      <w:r>
-        <w:rPr>
-          <w:lang w:eastAsia="zh-CN"/>
-        </w:rPr>
-        <w:t xml:space="preserve">Az AI Trainer komponens a mesterséges intelligencia modell betanításáért felel, és a </w:t>
-      </w:r>
+        <w:t xml:space="preserve">AI </w:t>
+      </w:r>
+      <w:proofErr w:type="spellStart"/>
+      <w:r>
+        <w:rPr>
+          <w:lang w:eastAsia="zh-CN"/>
+        </w:rPr>
+        <w:t>Trainer</w:t>
+      </w:r>
+      <w:proofErr w:type="spellEnd"/>
+    </w:p>
+    <w:p>
+      <w:pPr>
+        <w:rPr>
+          <w:lang w:eastAsia="zh-CN"/>
+        </w:rPr>
+      </w:pPr>
+      <w:r>
+        <w:rPr>
+          <w:lang w:eastAsia="zh-CN"/>
+        </w:rPr>
+        <w:t xml:space="preserve">Az AI </w:t>
+      </w:r>
+      <w:proofErr w:type="spellStart"/>
+      <w:r>
+        <w:rPr>
+          <w:lang w:eastAsia="zh-CN"/>
+        </w:rPr>
+        <w:t>Trainer</w:t>
+      </w:r>
+      <w:proofErr w:type="spellEnd"/>
+      <w:r>
+        <w:rPr>
+          <w:lang w:eastAsia="zh-CN"/>
+        </w:rPr>
+        <w:t xml:space="preserve"> komponens a mesterséges intelligencia modell betanításáért felel, és a </w:t>
+      </w:r>
+      <w:proofErr w:type="spellStart"/>
       <w:r>
         <w:rPr>
           <w:i/>
@@ -6306,12 +8943,14 @@
         </w:rPr>
         <w:t>SevenWonders.AI.Trainer.Server</w:t>
       </w:r>
+      <w:proofErr w:type="spellEnd"/>
       <w:r>
         <w:rPr>
           <w:lang w:eastAsia="zh-CN"/>
         </w:rPr>
         <w:t xml:space="preserve"> valamint a </w:t>
       </w:r>
+      <w:proofErr w:type="spellStart"/>
       <w:r>
         <w:rPr>
           <w:i/>
@@ -6320,11 +8959,26 @@
         </w:rPr>
         <w:t>SevenWonders.AI.Trainer</w:t>
       </w:r>
-      <w:r>
-        <w:rPr>
-          <w:lang w:eastAsia="zh-CN"/>
-        </w:rPr>
-        <w:t xml:space="preserve"> projektek együttesére épül. A komponens kialakítása során kiemelt szempont volt, hogy a tanítási folyamat technológiailag és működésében is elkülönüljön a futásidejű rendszertől.</w:t>
+      <w:proofErr w:type="spellEnd"/>
+      <w:r>
+        <w:rPr>
+          <w:lang w:eastAsia="zh-CN"/>
+        </w:rPr>
+        <w:t xml:space="preserve"> projektek együttesére épül. A komponens kialakítása során kiemelt szempont volt, hogy a tanítási folyamat technológiailag és működésében is elkülönüljön a </w:t>
+      </w:r>
+      <w:proofErr w:type="spellStart"/>
+      <w:r>
+        <w:rPr>
+          <w:lang w:eastAsia="zh-CN"/>
+        </w:rPr>
+        <w:t>futásidejű</w:t>
+      </w:r>
+      <w:proofErr w:type="spellEnd"/>
+      <w:r>
+        <w:rPr>
+          <w:lang w:eastAsia="zh-CN"/>
+        </w:rPr>
+        <w:t xml:space="preserve"> rendszertől.</w:t>
       </w:r>
     </w:p>
     <w:p>
@@ -6339,6 +8993,7 @@
         </w:rPr>
         <w:t xml:space="preserve">A </w:t>
       </w:r>
+      <w:proofErr w:type="spellStart"/>
       <w:r>
         <w:rPr>
           <w:i/>
@@ -6347,94 +9002,61 @@
         </w:rPr>
         <w:t>SevenWonders.AI.Trainer</w:t>
       </w:r>
+      <w:proofErr w:type="spellEnd"/>
       <w:r>
         <w:rPr>
           <w:lang w:eastAsia="zh-CN"/>
         </w:rPr>
         <w:t xml:space="preserve"> projekt egy Python alapú alkalmazás, amely a betanítási folyamat tényleges végrehajtását végzi. A projekt három fő Python fájlt tartalmaz. Az első fájl a tanítás indításáért felelős, amely egy külső JSON konfigurációs fájlból beolvasott paraméterek alapján állítja be a tanítás folyamatát. A második fájl a tanításhoz használt környezetet megvalósító </w:t>
       </w:r>
+      <w:proofErr w:type="spellStart"/>
       <w:r>
         <w:rPr>
           <w:i/>
           <w:iCs/>
           <w:lang w:eastAsia="zh-CN"/>
         </w:rPr>
-        <w:t>training environment</w:t>
-      </w:r>
-      <w:r>
-        <w:rPr>
-          <w:lang w:eastAsia="zh-CN"/>
-        </w:rPr>
-        <w:t xml:space="preserve"> osztályt tartalmazza, míg a harmadik fájl a betanított modell ONNX formátumba történő exportálásáért felelős.</w:t>
-      </w:r>
-    </w:p>
-    <w:p>
-      <w:pPr>
-        <w:rPr>
-          <w:lang w:eastAsia="zh-CN"/>
-        </w:rPr>
-      </w:pPr>
-      <w:r>
-        <w:rPr>
-          <w:lang w:eastAsia="zh-CN"/>
-        </w:rPr>
-        <w:t xml:space="preserve">A tanításhoz szükséges bemeneti adatok előállítását a </w:t>
-      </w:r>
+        <w:t>training</w:t>
+      </w:r>
+      <w:proofErr w:type="spellEnd"/>
       <w:r>
         <w:rPr>
           <w:i/>
           <w:iCs/>
           <w:lang w:eastAsia="zh-CN"/>
         </w:rPr>
-        <w:t>SevenWonders.AI.Model</w:t>
-      </w:r>
-      <w:r>
-        <w:rPr>
-          <w:lang w:eastAsia="zh-CN"/>
-        </w:rPr>
-        <w:t xml:space="preserve"> projekt tartalmazza. Ebben a projektben találhatók azok az osztályok és interfészek, amelyek a játék aktuális állapotából előállítják a mesterséges intelligencia számára szükséges információkat, például a state vector</w:t>
-      </w:r>
-      <w:r>
-        <w:rPr>
-          <w:lang w:eastAsia="zh-CN"/>
-        </w:rPr>
-        <w:noBreakHyphen/>
-        <w:t>t és az action mask</w:t>
-      </w:r>
-      <w:r>
-        <w:rPr>
-          <w:lang w:eastAsia="zh-CN"/>
-        </w:rPr>
-        <w:noBreakHyphen/>
-        <w:t>ot. Ez a megoldás biztosítja, hogy a tanítási és a futásidejű környezet azonos adatstruktúrákat használjon.</w:t>
-      </w:r>
-    </w:p>
-    <w:p>
-      <w:pPr>
-        <w:rPr>
-          <w:lang w:eastAsia="zh-CN"/>
-        </w:rPr>
-      </w:pPr>
-      <w:r>
-        <w:rPr>
-          <w:lang w:eastAsia="zh-CN"/>
-        </w:rPr>
-        <w:t xml:space="preserve">A </w:t>
-      </w:r>
+        <w:t xml:space="preserve"> </w:t>
+      </w:r>
+      <w:proofErr w:type="spellStart"/>
       <w:r>
         <w:rPr>
           <w:i/>
           <w:iCs/>
           <w:lang w:eastAsia="zh-CN"/>
         </w:rPr>
-        <w:t>SevenWonders.AI.Trainer.Server</w:t>
-      </w:r>
-      <w:r>
-        <w:rPr>
-          <w:lang w:eastAsia="zh-CN"/>
-        </w:rPr>
-        <w:t xml:space="preserve"> projekt egy C# alapú szerveralkalmazás, amely a tanítás során a játék futtatásáért és a Python alapú klienssel való kommunikációért felelős. A projekt a Game Logic és a </w:t>
-      </w:r>
+        <w:t>environment</w:t>
+      </w:r>
+      <w:proofErr w:type="spellEnd"/>
+      <w:r>
+        <w:rPr>
+          <w:lang w:eastAsia="zh-CN"/>
+        </w:rPr>
+        <w:t xml:space="preserve"> osztályt tartalmazza, míg a harmadik fájl a betanított modell ONNX formátumba történő exportálásáért felelős.</w:t>
+      </w:r>
+    </w:p>
+    <w:p>
+      <w:pPr>
+        <w:rPr>
+          <w:lang w:eastAsia="zh-CN"/>
+        </w:rPr>
+      </w:pPr>
+      <w:r>
+        <w:rPr>
+          <w:lang w:eastAsia="zh-CN"/>
+        </w:rPr>
+        <w:t xml:space="preserve">A tanításhoz szükséges bemeneti adatok előállítását a </w:t>
+      </w:r>
+      <w:proofErr w:type="spellStart"/>
       <w:r>
         <w:rPr>
           <w:i/>
@@ -6443,6 +9065,138 @@
         </w:rPr>
         <w:t>SevenWonders.AI.Model</w:t>
       </w:r>
+      <w:proofErr w:type="spellEnd"/>
+      <w:r>
+        <w:rPr>
+          <w:lang w:eastAsia="zh-CN"/>
+        </w:rPr>
+        <w:t xml:space="preserve"> projekt tartalmazza. Ebben a projektben találhatók azok az osztályok és interfészek, amelyek a játék aktuális állapotából előállítják a mesterséges intelligencia számára szükséges információkat, például a </w:t>
+      </w:r>
+      <w:proofErr w:type="spellStart"/>
+      <w:r>
+        <w:rPr>
+          <w:lang w:eastAsia="zh-CN"/>
+        </w:rPr>
+        <w:t>state</w:t>
+      </w:r>
+      <w:proofErr w:type="spellEnd"/>
+      <w:r>
+        <w:rPr>
+          <w:lang w:eastAsia="zh-CN"/>
+        </w:rPr>
+        <w:t xml:space="preserve"> </w:t>
+      </w:r>
+      <w:proofErr w:type="spellStart"/>
+      <w:r>
+        <w:rPr>
+          <w:lang w:eastAsia="zh-CN"/>
+        </w:rPr>
+        <w:t>vector</w:t>
+      </w:r>
+      <w:proofErr w:type="spellEnd"/>
+      <w:r>
+        <w:rPr>
+          <w:lang w:eastAsia="zh-CN"/>
+        </w:rPr>
+        <w:noBreakHyphen/>
+        <w:t xml:space="preserve">t és az </w:t>
+      </w:r>
+      <w:proofErr w:type="spellStart"/>
+      <w:r>
+        <w:rPr>
+          <w:lang w:eastAsia="zh-CN"/>
+        </w:rPr>
+        <w:t>action</w:t>
+      </w:r>
+      <w:proofErr w:type="spellEnd"/>
+      <w:r>
+        <w:rPr>
+          <w:lang w:eastAsia="zh-CN"/>
+        </w:rPr>
+        <w:t xml:space="preserve"> </w:t>
+      </w:r>
+      <w:proofErr w:type="spellStart"/>
+      <w:r>
+        <w:rPr>
+          <w:lang w:eastAsia="zh-CN"/>
+        </w:rPr>
+        <w:t>mask</w:t>
+      </w:r>
+      <w:proofErr w:type="spellEnd"/>
+      <w:r>
+        <w:rPr>
+          <w:lang w:eastAsia="zh-CN"/>
+        </w:rPr>
+        <w:noBreakHyphen/>
+        <w:t xml:space="preserve">ot. Ez a megoldás biztosítja, hogy a tanítási és a </w:t>
+      </w:r>
+      <w:proofErr w:type="spellStart"/>
+      <w:r>
+        <w:rPr>
+          <w:lang w:eastAsia="zh-CN"/>
+        </w:rPr>
+        <w:t>futásidejű</w:t>
+      </w:r>
+      <w:proofErr w:type="spellEnd"/>
+      <w:r>
+        <w:rPr>
+          <w:lang w:eastAsia="zh-CN"/>
+        </w:rPr>
+        <w:t xml:space="preserve"> környezet azonos adatstruktúrákat használjon.</w:t>
+      </w:r>
+    </w:p>
+    <w:p>
+      <w:pPr>
+        <w:rPr>
+          <w:lang w:eastAsia="zh-CN"/>
+        </w:rPr>
+      </w:pPr>
+      <w:r>
+        <w:rPr>
+          <w:lang w:eastAsia="zh-CN"/>
+        </w:rPr>
+        <w:t xml:space="preserve">A </w:t>
+      </w:r>
+      <w:proofErr w:type="spellStart"/>
+      <w:r>
+        <w:rPr>
+          <w:i/>
+          <w:iCs/>
+          <w:lang w:eastAsia="zh-CN"/>
+        </w:rPr>
+        <w:t>SevenWonders.AI.Trainer.Server</w:t>
+      </w:r>
+      <w:proofErr w:type="spellEnd"/>
+      <w:r>
+        <w:rPr>
+          <w:lang w:eastAsia="zh-CN"/>
+        </w:rPr>
+        <w:t xml:space="preserve"> projekt egy C# alapú szerveralkalmazás, amely a tanítás során a játék futtatásáért és a Python alapú klienssel való kommunikációért felelős. A projekt a Game </w:t>
+      </w:r>
+      <w:proofErr w:type="spellStart"/>
+      <w:r>
+        <w:rPr>
+          <w:lang w:eastAsia="zh-CN"/>
+        </w:rPr>
+        <w:t>Logic</w:t>
+      </w:r>
+      <w:proofErr w:type="spellEnd"/>
+      <w:r>
+        <w:rPr>
+          <w:lang w:eastAsia="zh-CN"/>
+        </w:rPr>
+        <w:t xml:space="preserve"> és a </w:t>
+      </w:r>
+      <w:proofErr w:type="spellStart"/>
+      <w:r>
+        <w:rPr>
+          <w:i/>
+          <w:iCs/>
+          <w:lang w:eastAsia="zh-CN"/>
+        </w:rPr>
+        <w:t>SevenWonders.AI.Model</w:t>
+      </w:r>
+      <w:proofErr w:type="spellEnd"/>
       <w:r>
         <w:rPr>
           <w:lang w:eastAsia="zh-CN"/>
@@ -6480,20 +9234,76 @@
         <w:rPr>
           <w:lang w:eastAsia="zh-CN"/>
         </w:rPr>
-        <w:t>A játékoslépések kezelését a NonPlayerActionReceiver osztály végzi, amely az IPlayerActionReceiver interfész implementációja. Ez a megoldás lehetővé teszi, hogy a mesterséges intelligencia és a különböző botok ugyanazon interfészen keresztül kapcsolódjanak a Game Logic komponenshez, biztosítva ezzel az egységes kezelési módot a tanítási folyamat során.</w:t>
-      </w:r>
-    </w:p>
-    <w:p>
-      <w:pPr>
-        <w:rPr>
-          <w:lang w:eastAsia="zh-CN"/>
-        </w:rPr>
-      </w:pPr>
-      <w:r>
-        <w:rPr>
-          <w:lang w:eastAsia="zh-CN"/>
-        </w:rPr>
-        <w:t>A komponens felépítése biztosítja, hogy a mesterséges intelligencia tanítása rugalmasan konfigurálható, bővíthető és a futásidejű rendszertől teljes mértékben elkülönült módon valósuljon meg.</w:t>
+        <w:t xml:space="preserve">A játékoslépések kezelését a </w:t>
+      </w:r>
+      <w:proofErr w:type="spellStart"/>
+      <w:r>
+        <w:rPr>
+          <w:lang w:eastAsia="zh-CN"/>
+        </w:rPr>
+        <w:t>NonPlayerActionReceiver</w:t>
+      </w:r>
+      <w:proofErr w:type="spellEnd"/>
+      <w:r>
+        <w:rPr>
+          <w:lang w:eastAsia="zh-CN"/>
+        </w:rPr>
+        <w:t xml:space="preserve"> osztály végzi, amely az </w:t>
+      </w:r>
+      <w:proofErr w:type="spellStart"/>
+      <w:r>
+        <w:rPr>
+          <w:lang w:eastAsia="zh-CN"/>
+        </w:rPr>
+        <w:t>IPlayerActionReceiver</w:t>
+      </w:r>
+      <w:proofErr w:type="spellEnd"/>
+      <w:r>
+        <w:rPr>
+          <w:lang w:eastAsia="zh-CN"/>
+        </w:rPr>
+        <w:t xml:space="preserve"> interfész implementációja. Ez a megoldás lehetővé teszi, hogy a mesterséges intelligencia és a különböző botok ugyanazon interfészen keresztül kapcsolódjanak a Game </w:t>
+      </w:r>
+      <w:proofErr w:type="spellStart"/>
+      <w:r>
+        <w:rPr>
+          <w:lang w:eastAsia="zh-CN"/>
+        </w:rPr>
+        <w:t>Logic</w:t>
+      </w:r>
+      <w:proofErr w:type="spellEnd"/>
+      <w:r>
+        <w:rPr>
+          <w:lang w:eastAsia="zh-CN"/>
+        </w:rPr>
+        <w:t xml:space="preserve"> komponenshez, biztosítva ezzel az egységes kezelési módot a tanítási folyamat során.</w:t>
+      </w:r>
+    </w:p>
+    <w:p>
+      <w:pPr>
+        <w:rPr>
+          <w:lang w:eastAsia="zh-CN"/>
+        </w:rPr>
+      </w:pPr>
+      <w:r>
+        <w:rPr>
+          <w:lang w:eastAsia="zh-CN"/>
+        </w:rPr>
+        <w:t xml:space="preserve">A komponens felépítése biztosítja, hogy a mesterséges intelligencia tanítása rugalmasan konfigurálható, bővíthető és a </w:t>
+      </w:r>
+      <w:proofErr w:type="spellStart"/>
+      <w:r>
+        <w:rPr>
+          <w:lang w:eastAsia="zh-CN"/>
+        </w:rPr>
+        <w:t>futásidejű</w:t>
+      </w:r>
+      <w:proofErr w:type="spellEnd"/>
+      <w:r>
+        <w:rPr>
+          <w:lang w:eastAsia="zh-CN"/>
+        </w:rPr>
+        <w:t xml:space="preserve"> rendszertől teljes mértékben elkülönült módon valósuljon meg.</w:t>
       </w:r>
     </w:p>
     <w:p>
@@ -6503,24 +9313,54 @@
           <w:lang w:eastAsia="zh-CN"/>
         </w:rPr>
       </w:pPr>
+      <w:proofErr w:type="spellStart"/>
       <w:r>
         <w:rPr>
           <w:lang w:eastAsia="zh-CN"/>
         </w:rPr>
         <w:t>Database</w:t>
       </w:r>
-    </w:p>
-    <w:p>
-      <w:pPr>
-        <w:rPr>
-          <w:lang w:eastAsia="zh-CN"/>
-        </w:rPr>
-      </w:pPr>
-      <w:r>
-        <w:rPr>
-          <w:lang w:eastAsia="zh-CN"/>
-        </w:rPr>
-        <w:t>A Database komponens a rendszer perzisztens adatainak tárolását biztosítja, és kizárólag a Web Server komponens által kerül használatra. Az adatbázishoz való hozzáférés teljes mértékben a szerveroldali logikán keresztül valósul meg, így a kliensoldali alkalmazások közvetlen adatbázis</w:t>
+      <w:proofErr w:type="spellEnd"/>
+    </w:p>
+    <w:p>
+      <w:pPr>
+        <w:rPr>
+          <w:lang w:eastAsia="zh-CN"/>
+        </w:rPr>
+      </w:pPr>
+      <w:r>
+        <w:rPr>
+          <w:lang w:eastAsia="zh-CN"/>
+        </w:rPr>
+        <w:t xml:space="preserve">A </w:t>
+      </w:r>
+      <w:proofErr w:type="spellStart"/>
+      <w:r>
+        <w:rPr>
+          <w:lang w:eastAsia="zh-CN"/>
+        </w:rPr>
+        <w:t>Database</w:t>
+      </w:r>
+      <w:proofErr w:type="spellEnd"/>
+      <w:r>
+        <w:rPr>
+          <w:lang w:eastAsia="zh-CN"/>
+        </w:rPr>
+        <w:t xml:space="preserve"> komponens a rendszer </w:t>
+      </w:r>
+      <w:proofErr w:type="spellStart"/>
+      <w:r>
+        <w:rPr>
+          <w:lang w:eastAsia="zh-CN"/>
+        </w:rPr>
+        <w:t>perzisztens</w:t>
+      </w:r>
+      <w:proofErr w:type="spellEnd"/>
+      <w:r>
+        <w:rPr>
+          <w:lang w:eastAsia="zh-CN"/>
+        </w:rPr>
+        <w:t xml:space="preserve"> adatainak tárolását biztosítja, és kizárólag a Web Server komponens által kerül használatra. Az adatbázishoz való hozzáférés teljes mértékben a szerveroldali logikán keresztül valósul meg, így a kliensoldali alkalmazások közvetlen adatbázis</w:t>
       </w:r>
       <w:r>
         <w:rPr>
@@ -6540,7 +9380,35 @@
         <w:rPr>
           <w:lang w:eastAsia="zh-CN"/>
         </w:rPr>
-        <w:t>Az adatkezelés Microsoft Entity Framework Core használatával történik, amely objektumrelációs leképezést biztosít a szerveroldali modellréteg és az adatbázis között. Ez a megoldás lehetővé teszi az adatszerkezetek típusbiztos kezelését, valamint az adatbázis</w:t>
+        <w:t xml:space="preserve">Az adatkezelés Microsoft </w:t>
+      </w:r>
+      <w:proofErr w:type="spellStart"/>
+      <w:r>
+        <w:rPr>
+          <w:lang w:eastAsia="zh-CN"/>
+        </w:rPr>
+        <w:t>Entity</w:t>
+      </w:r>
+      <w:proofErr w:type="spellEnd"/>
+      <w:r>
+        <w:rPr>
+          <w:lang w:eastAsia="zh-CN"/>
+        </w:rPr>
+        <w:t xml:space="preserve"> Framework </w:t>
+      </w:r>
+      <w:proofErr w:type="spellStart"/>
+      <w:r>
+        <w:rPr>
+          <w:lang w:eastAsia="zh-CN"/>
+        </w:rPr>
+        <w:t>Core</w:t>
+      </w:r>
+      <w:proofErr w:type="spellEnd"/>
+      <w:r>
+        <w:rPr>
+          <w:lang w:eastAsia="zh-CN"/>
+        </w:rPr>
+        <w:t xml:space="preserve"> használatával történik, amely objektumrelációs leképezést biztosít a szerveroldali modellréteg és az adatbázis között. Ez a megoldás lehetővé teszi az adatszerkezetek típusbiztos kezelését, valamint az adatbázis</w:t>
       </w:r>
       <w:r>
         <w:rPr>
@@ -6574,14 +9442,42 @@
           <w:lang w:eastAsia="zh-CN"/>
         </w:rPr>
         <w:lastRenderedPageBreak/>
-        <w:t>Az adatbáziskapcsolat konfigurációja külső konfigurációs fájlban kerül meghatározásra, ahol az alkalmazás a szükséges connection string</w:t>
+        <w:t xml:space="preserve">Az adatbáziskapcsolat konfigurációja külső konfigurációs fájlban kerül meghatározásra, ahol az alkalmazás a szükséges </w:t>
+      </w:r>
+      <w:proofErr w:type="spellStart"/>
+      <w:r>
+        <w:rPr>
+          <w:lang w:eastAsia="zh-CN"/>
+        </w:rPr>
+        <w:t>connection</w:t>
+      </w:r>
+      <w:proofErr w:type="spellEnd"/>
+      <w:r>
+        <w:rPr>
+          <w:lang w:eastAsia="zh-CN"/>
+        </w:rPr>
+        <w:t xml:space="preserve"> </w:t>
+      </w:r>
+      <w:proofErr w:type="spellStart"/>
+      <w:r>
+        <w:rPr>
+          <w:lang w:eastAsia="zh-CN"/>
+        </w:rPr>
+        <w:t>string</w:t>
       </w:r>
       <w:r>
         <w:rPr>
           <w:lang w:eastAsia="zh-CN"/>
         </w:rPr>
         <w:noBreakHyphen/>
-        <w:t>et olvassa be a futás során. Ennek köszönhetően az adatbázis</w:t>
+        <w:t>et</w:t>
+      </w:r>
+      <w:proofErr w:type="spellEnd"/>
+      <w:r>
+        <w:rPr>
+          <w:lang w:eastAsia="zh-CN"/>
+        </w:rPr>
+        <w:t xml:space="preserve"> olvassa be a futás során. Ennek köszönhetően az adatbázis</w:t>
       </w:r>
       <w:r>
         <w:rPr>
@@ -6601,7 +9497,35 @@
         <w:rPr>
           <w:lang w:eastAsia="zh-CN"/>
         </w:rPr>
-        <w:t>A Database komponens elkülönítése biztosítja, hogy az adattárolás részletei rejtve maradjanak a játéklogikai és kliensoldali komponensek elől, ezáltal a rendszer architekturális felépítése tiszta és jól skálázható marad.</w:t>
+        <w:t xml:space="preserve">A </w:t>
+      </w:r>
+      <w:proofErr w:type="spellStart"/>
+      <w:r>
+        <w:rPr>
+          <w:lang w:eastAsia="zh-CN"/>
+        </w:rPr>
+        <w:t>Database</w:t>
+      </w:r>
+      <w:proofErr w:type="spellEnd"/>
+      <w:r>
+        <w:rPr>
+          <w:lang w:eastAsia="zh-CN"/>
+        </w:rPr>
+        <w:t xml:space="preserve"> komponens elkülönítése biztosítja, hogy az adattárolás részletei rejtve maradjanak a játéklogikai és kliensoldali komponensek elől, ezáltal a rendszer </w:t>
+      </w:r>
+      <w:proofErr w:type="spellStart"/>
+      <w:r>
+        <w:rPr>
+          <w:lang w:eastAsia="zh-CN"/>
+        </w:rPr>
+        <w:t>architekturális</w:t>
+      </w:r>
+      <w:proofErr w:type="spellEnd"/>
+      <w:r>
+        <w:rPr>
+          <w:lang w:eastAsia="zh-CN"/>
+        </w:rPr>
+        <w:t xml:space="preserve"> felépítése tiszta és jól skálázható marad.</w:t>
       </w:r>
     </w:p>
     <w:p>
@@ -6611,14 +9535,14 @@
           <w:lang w:eastAsia="zh-CN"/>
         </w:rPr>
       </w:pPr>
-      <w:bookmarkStart w:id="28" w:name="_Toc228127147"/>
+      <w:bookmarkStart w:id="25" w:name="_Toc228127147"/>
       <w:r>
         <w:rPr>
           <w:lang w:eastAsia="zh-CN"/>
         </w:rPr>
         <w:t>Osztálydiagramok</w:t>
       </w:r>
-      <w:bookmarkEnd w:id="28"/>
+      <w:bookmarkEnd w:id="25"/>
     </w:p>
     <w:p>
       <w:pPr>
@@ -6640,26 +9564,233 @@
           <w:lang w:eastAsia="zh-CN"/>
         </w:rPr>
       </w:pPr>
-      <w:bookmarkStart w:id="29" w:name="_Toc228127148"/>
+      <w:bookmarkStart w:id="26" w:name="_Toc228127148"/>
       <w:r>
         <w:rPr>
           <w:lang w:eastAsia="zh-CN"/>
         </w:rPr>
         <w:t>Mesterséges intelligencia</w:t>
       </w:r>
-      <w:bookmarkEnd w:id="29"/>
-    </w:p>
-    <w:p>
-      <w:pPr>
-        <w:rPr>
-          <w:lang w:eastAsia="zh-CN"/>
-        </w:rPr>
-      </w:pPr>
-      <w:r>
-        <w:rPr>
-          <w:lang w:eastAsia="zh-CN"/>
-        </w:rPr>
-        <w:t>Ez az alfejezet részletesen bemutatja az AI tanítás és futtatás folyamatát, különös tekintettel a modell exportálására és futásidejű felhasználására.</w:t>
+      <w:bookmarkEnd w:id="26"/>
+    </w:p>
+    <w:p>
+      <w:pPr>
+        <w:rPr>
+          <w:lang w:eastAsia="zh-CN"/>
+        </w:rPr>
+      </w:pPr>
+      <w:r>
+        <w:rPr>
+          <w:lang w:eastAsia="zh-CN"/>
+        </w:rPr>
+        <w:t>E</w:t>
+      </w:r>
+      <w:r>
+        <w:rPr>
+          <w:lang w:eastAsia="zh-CN"/>
+        </w:rPr>
+        <w:t xml:space="preserve">z az alfejezet bemutatja a mesterséges intelligencia tanításának eredményeként létrejött különböző nehézségi szinteket. A tanulási folyamat során betanított modell eltérő konfigurációk és döntési stratégiák alkalmazásával különböző </w:t>
+      </w:r>
+      <w:proofErr w:type="spellStart"/>
+      <w:r>
+        <w:rPr>
+          <w:lang w:eastAsia="zh-CN"/>
+        </w:rPr>
+        <w:t>játékbeli</w:t>
+      </w:r>
+      <w:proofErr w:type="spellEnd"/>
+      <w:r>
+        <w:rPr>
+          <w:lang w:eastAsia="zh-CN"/>
+        </w:rPr>
+        <w:t xml:space="preserve"> viselkedést valósít meg, amely a felhasználó számára könnyű, közepes és nehéz szinteken jelenik meg.</w:t>
+      </w:r>
+    </w:p>
+    <w:p>
+      <w:pPr>
+        <w:pStyle w:val="Heading4"/>
+        <w:rPr>
+          <w:lang w:eastAsia="zh-CN"/>
+        </w:rPr>
+      </w:pPr>
+      <w:r>
+        <w:rPr>
+          <w:lang w:eastAsia="zh-CN"/>
+        </w:rPr>
+        <w:t>Algoritmus</w:t>
+      </w:r>
+    </w:p>
+    <w:p>
+      <w:pPr>
+        <w:rPr>
+          <w:lang w:eastAsia="zh-CN"/>
+        </w:rPr>
+      </w:pPr>
+      <w:r>
+        <w:rPr>
+          <w:lang w:eastAsia="zh-CN"/>
+        </w:rPr>
+        <w:t xml:space="preserve">A mesterséges intelligencia </w:t>
+      </w:r>
+      <w:r>
+        <w:rPr>
+          <w:lang w:eastAsia="zh-CN"/>
+        </w:rPr>
+        <w:t>tanításához PPO (</w:t>
+      </w:r>
+      <w:proofErr w:type="spellStart"/>
+      <w:r>
+        <w:rPr>
+          <w:lang w:eastAsia="zh-CN"/>
+        </w:rPr>
+        <w:t>Proximal</w:t>
+      </w:r>
+      <w:proofErr w:type="spellEnd"/>
+      <w:r>
+        <w:rPr>
+          <w:lang w:eastAsia="zh-CN"/>
+        </w:rPr>
+        <w:t xml:space="preserve"> Policy </w:t>
+      </w:r>
+      <w:proofErr w:type="spellStart"/>
+      <w:r>
+        <w:rPr>
+          <w:lang w:eastAsia="zh-CN"/>
+        </w:rPr>
+        <w:t>Optimization</w:t>
+      </w:r>
+      <w:proofErr w:type="spellEnd"/>
+      <w:r>
+        <w:rPr>
+          <w:lang w:eastAsia="zh-CN"/>
+        </w:rPr>
+        <w:t>)</w:t>
+      </w:r>
+      <w:r>
+        <w:rPr>
+          <w:lang w:eastAsia="zh-CN"/>
+        </w:rPr>
+        <w:t xml:space="preserve"> algoritmus került alkalmazásra, amely egy széles körben használt megerősítéses tanulási módszer. A PPO egy </w:t>
+      </w:r>
+      <w:r>
+        <w:rPr>
+          <w:lang w:eastAsia="zh-CN"/>
+        </w:rPr>
+        <w:t>policy</w:t>
+      </w:r>
+      <w:r>
+        <w:rPr>
+          <w:lang w:eastAsia="zh-CN"/>
+        </w:rPr>
+        <w:noBreakHyphen/>
+        <w:t>alapú algoritmus</w:t>
+      </w:r>
+      <w:r>
+        <w:rPr>
+          <w:lang w:eastAsia="zh-CN"/>
+        </w:rPr>
+        <w:t>, amely közvetlenül a cselekvési stratégiát tanulja meg a környezetből származó visszacsatolások alapján.</w:t>
+      </w:r>
+    </w:p>
+    <w:p>
+      <w:pPr>
+        <w:rPr>
+          <w:lang w:eastAsia="zh-CN"/>
+        </w:rPr>
+      </w:pPr>
+      <w:r>
+        <w:rPr>
+          <w:lang w:eastAsia="zh-CN"/>
+        </w:rPr>
+        <w:t>Az algoritmus működése során az ügynök iteratív módon lép kölcsönhatásba a játékkörnyezettel. Minden lépésben egy akció kerül kiválasztásra az aktuális policy alapján, majd a környezet visszajelzést ad a döntés eredményéről. A tanulás célja olyan policy kialakítása, amely hosszú távon maximalizálja a megszerzett jutalmakat.</w:t>
+      </w:r>
+    </w:p>
+    <w:p>
+      <w:pPr>
+        <w:rPr>
+          <w:lang w:eastAsia="zh-CN"/>
+        </w:rPr>
+      </w:pPr>
+      <w:r>
+        <w:rPr>
+          <w:lang w:eastAsia="zh-CN"/>
+        </w:rPr>
+        <w:t xml:space="preserve">A PPO egyik fő előnye, hogy korlátozza a policy frissítésének mértékét, ezáltal </w:t>
+      </w:r>
+      <w:r>
+        <w:rPr>
+          <w:lang w:eastAsia="zh-CN"/>
+        </w:rPr>
+        <w:t>stabilabb tanulási folyamatot</w:t>
+      </w:r>
+      <w:r>
+        <w:rPr>
+          <w:lang w:eastAsia="zh-CN"/>
+        </w:rPr>
+        <w:t xml:space="preserve"> biztosít. Ennek köszönhetően csökkenthető a túlzott vagy instabil frissítésekből adódó teljesítményromlás, ami különösen összetett játéklogikai környezetek esetén előnyös.</w:t>
+      </w:r>
+    </w:p>
+    <w:p>
+      <w:pPr>
+        <w:rPr>
+          <w:lang w:eastAsia="zh-CN"/>
+        </w:rPr>
+      </w:pPr>
+      <w:r>
+        <w:rPr>
+          <w:lang w:eastAsia="zh-CN"/>
+        </w:rPr>
+        <w:lastRenderedPageBreak/>
+        <w:t>A választott algoritmus jól illeszkedik a játék természetéhez, mivel képes összetett döntési szituációk kezelésére, miközben megfelelő stabilitást biztosít a tanítás során.</w:t>
+      </w:r>
+    </w:p>
+    <w:p>
+      <w:pPr>
+        <w:pStyle w:val="Heading4"/>
+        <w:rPr>
+          <w:lang w:eastAsia="zh-CN"/>
+        </w:rPr>
+      </w:pPr>
+      <w:r>
+        <w:rPr>
+          <w:lang w:eastAsia="zh-CN"/>
+        </w:rPr>
+        <w:t>Könnyű szint</w:t>
+      </w:r>
+    </w:p>
+    <w:p>
+      <w:pPr>
+        <w:rPr>
+          <w:lang w:eastAsia="zh-CN"/>
+        </w:rPr>
+      </w:pPr>
+    </w:p>
+    <w:p>
+      <w:pPr>
+        <w:pStyle w:val="Heading4"/>
+        <w:rPr>
+          <w:lang w:eastAsia="zh-CN"/>
+        </w:rPr>
+      </w:pPr>
+      <w:r>
+        <w:rPr>
+          <w:lang w:eastAsia="zh-CN"/>
+        </w:rPr>
+        <w:t>Közepes szint</w:t>
+      </w:r>
+    </w:p>
+    <w:p>
+      <w:pPr>
+        <w:pStyle w:val="Heading4"/>
+        <w:rPr>
+          <w:lang w:eastAsia="zh-CN"/>
+        </w:rPr>
+      </w:pPr>
+      <w:r>
+        <w:rPr>
+          <w:lang w:eastAsia="zh-CN"/>
+        </w:rPr>
+        <w:t>Nehéz szint</w:t>
       </w:r>
     </w:p>
     <w:p>
@@ -6676,14 +9807,14 @@
           <w:lang w:eastAsia="zh-CN"/>
         </w:rPr>
       </w:pPr>
-      <w:bookmarkStart w:id="30" w:name="_Toc228127149"/>
+      <w:bookmarkStart w:id="27" w:name="_Toc228127149"/>
       <w:r>
         <w:rPr>
           <w:lang w:eastAsia="zh-CN"/>
         </w:rPr>
         <w:t>Tesztelés</w:t>
       </w:r>
-      <w:bookmarkEnd w:id="30"/>
+      <w:bookmarkEnd w:id="27"/>
     </w:p>
     <w:p>
       <w:pPr>
@@ -6704,8 +9835,8 @@
       <w:pPr>
         <w:pStyle w:val="Heading1"/>
       </w:pPr>
-      <w:bookmarkStart w:id="31" w:name="_Toc228127150"/>
-      <w:commentRangeStart w:id="32"/>
+      <w:bookmarkStart w:id="28" w:name="_Toc228127150"/>
+      <w:commentRangeStart w:id="29"/>
       <w:r>
         <w:lastRenderedPageBreak/>
         <w:t>Összefoglalás és tovább</w:t>
@@ -6713,15 +9844,15 @@
       <w:r>
         <w:t>i fejlesztési lehetőségek</w:t>
       </w:r>
-      <w:commentRangeEnd w:id="32"/>
+      <w:commentRangeEnd w:id="29"/>
       <w:r>
         <w:rPr>
           <w:rStyle w:val="CommentReference"/>
           <w:rFonts w:asciiTheme="minorHAnsi" w:eastAsiaTheme="minorHAnsi" w:hAnsiTheme="minorHAnsi" w:cstheme="minorBidi"/>
         </w:rPr>
-        <w:commentReference w:id="32"/>
-      </w:r>
-      <w:bookmarkEnd w:id="31"/>
+        <w:commentReference w:id="29"/>
+      </w:r>
+      <w:bookmarkEnd w:id="28"/>
     </w:p>
     <w:p/>
     <w:p>
@@ -6733,12 +9864,12 @@
       <w:pPr>
         <w:pStyle w:val="Heading1"/>
       </w:pPr>
-      <w:bookmarkStart w:id="33" w:name="_Toc228127151"/>
+      <w:bookmarkStart w:id="30" w:name="_Toc228127151"/>
       <w:r>
         <w:lastRenderedPageBreak/>
         <w:t>Irodalomjegyzék</w:t>
       </w:r>
-      <w:bookmarkEnd w:id="33"/>
+      <w:bookmarkEnd w:id="30"/>
     </w:p>
     <w:p>
       <w:pPr>
@@ -6763,21 +9894,21 @@
       <w:pPr>
         <w:pStyle w:val="Heading1"/>
       </w:pPr>
-      <w:bookmarkStart w:id="34" w:name="_Toc228127152"/>
-      <w:commentRangeStart w:id="35"/>
+      <w:bookmarkStart w:id="31" w:name="_Toc228127152"/>
+      <w:commentRangeStart w:id="32"/>
       <w:r>
         <w:lastRenderedPageBreak/>
         <w:t>Melléklet</w:t>
       </w:r>
-      <w:commentRangeEnd w:id="35"/>
+      <w:commentRangeEnd w:id="32"/>
       <w:r>
         <w:rPr>
           <w:rStyle w:val="CommentReference"/>
           <w:rFonts w:asciiTheme="minorHAnsi" w:eastAsiaTheme="minorHAnsi" w:hAnsiTheme="minorHAnsi" w:cstheme="minorBidi"/>
         </w:rPr>
-        <w:commentReference w:id="35"/>
-      </w:r>
-      <w:bookmarkEnd w:id="34"/>
+        <w:commentReference w:id="32"/>
+      </w:r>
+      <w:bookmarkEnd w:id="31"/>
     </w:p>
     <w:p>
       <w:pPr>
@@ -6800,11 +9931,10 @@
 
 <file path=word/comments.xml><?xml version="1.0" encoding="utf-8"?>
 <w:comments xmlns:wpc="http://schemas.microsoft.com/office/word/2010/wordprocessingCanvas" xmlns:cx="http://schemas.microsoft.com/office/drawing/2014/chartex" xmlns:cx1="http://schemas.microsoft.com/office/drawing/2015/9/8/chartex" xmlns:cx2="http://schemas.microsoft.com/office/drawing/2015/10/21/chartex" xmlns:cx3="http://schemas.microsoft.com/office/drawing/2016/5/9/chartex" xmlns:cx4="http://schemas.microsoft.com/office/drawing/2016/5/10/chartex" xmlns:cx5="http://schemas.microsoft.com/office/drawing/2016/5/11/chartex" xmlns:cx6="http://schemas.microsoft.com/office/drawing/2016/5/12/chartex" xmlns:cx7="http://schemas.microsoft.com/office/drawing/2016/5/13/chartex" xmlns:cx8="http://schemas.microsoft.com/office/drawing/2016/5/14/chartex" xmlns:mc="http://schemas.openxmlformats.org/markup-compatibility/2006" xmlns:aink="http://schemas.microsoft.com/office/drawing/2016/ink" xmlns:am3d="http://schemas.microsoft.com/office/drawing/2017/model3d" xmlns:o="urn:schemas-microsoft-com:office:office" xmlns:oel="http://schemas.microsoft.com/office/2019/extlst" xmlns:r="http://schemas.openxmlformats.org/officeDocument/2006/relationships" xmlns:m="http://schemas.openxmlformats.org/officeDocument/2006/math" xmlns:v="urn:schemas-microsoft-com:vml" xmlns:wp14="http://schemas.microsoft.com/office/word/2010/wordprocessingDrawing" xmlns:wp="http://schemas.openxmlformats.org/drawingml/2006/wordprocessingDrawing" xmlns:w10="urn:schemas-microsoft-com:office:word" xmlns:w="http://schemas.openxmlformats.org/wordprocessingml/2006/main" xmlns:w14="http://schemas.microsoft.com/office/word/2010/wordml" xmlns:w15="http://schemas.microsoft.com/office/word/2012/wordml" xmlns:w16cex="http://schemas.microsoft.com/office/word/2018/wordml/cex" xmlns:w16cid="http://schemas.microsoft.com/office/word/2016/wordml/cid" xmlns:w16="http://schemas.microsoft.com/office/word/2018/wordml" xmlns:w16du="http://schemas.microsoft.com/office/word/2023/wordml/word16du" xmlns:w16sdtdh="http://schemas.microsoft.com/office/word/2020/wordml/sdtdatahash" xmlns:w16sdtfl="http://schemas.microsoft.com/office/word/2024/wordml/sdtformatlock" xmlns:w16se="http://schemas.microsoft.com/office/word/2015/wordml/symex" xmlns:wpg="http://schemas.microsoft.com/office/word/2010/wordprocessingGroup" xmlns:wpi="http://schemas.microsoft.com/office/word/2010/wordprocessingInk" xmlns:wne="http://schemas.microsoft.com/office/word/2006/wordml" xmlns:wps="http://schemas.microsoft.com/office/word/2010/wordprocessingShape" mc:Ignorable="w14 w15 w16se w16cid w16 w16cex w16sdtdh w16sdtfl w16du wp14">
-  <w:comment w:id="0" w:author="Gludovátz Attila" w:date="2022-10-11T17:11:00Z" w:initials="AG">
+  <w:comment w:id="29" w:author="Németh Gábor Árpád Dr." w:date="2021-11-17T13:25:00Z" w:initials="NGÁD">
     <w:p>
       <w:pPr>
         <w:pStyle w:val="CommentText"/>
-        <w:jc w:val="left"/>
       </w:pPr>
       <w:r>
         <w:rPr>
@@ -6813,96 +9943,26 @@
         <w:annotationRef/>
       </w:r>
       <w:r>
-        <w:t>A megfelelő írandó be.</w:t>
+        <w:t>Talán érdemes különválasztani, vagy egy „Összefoglaló” c. főfejez és egy</w:t>
+      </w:r>
+      <w:r>
+        <w:t>-egy</w:t>
+      </w:r>
+      <w:r>
+        <w:t xml:space="preserve"> „</w:t>
+      </w:r>
+      <w:r>
+        <w:t>Konklúzió</w:t>
+      </w:r>
+      <w:r>
+        <w:t>”</w:t>
+      </w:r>
+      <w:r>
+        <w:t xml:space="preserve"> és „Továbbfejlesztési lehetőségek” alfejezet</w:t>
       </w:r>
     </w:p>
   </w:comment>
-  <w:comment w:id="1" w:author="Gludovátz Attila [2]" w:date="2023-06-15T11:03:00Z" w:initials="AG">
-    <w:p>
-      <w:pPr>
-        <w:pStyle w:val="CommentText"/>
-        <w:jc w:val="left"/>
-      </w:pPr>
-      <w:r>
-        <w:rPr>
-          <w:rStyle w:val="CommentReference"/>
-        </w:rPr>
-        <w:annotationRef/>
-      </w:r>
-      <w:r>
-        <w:t>Ugyanúgy az Intézet nevénél is.</w:t>
-      </w:r>
-    </w:p>
-  </w:comment>
-  <w:comment w:id="2" w:author="Gludovátz Attila" w:date="2021-04-10T12:39:00Z" w:initials="GA">
-    <w:p>
-      <w:pPr>
-        <w:pStyle w:val="CommentText"/>
-      </w:pPr>
-      <w:r>
-        <w:rPr>
-          <w:rStyle w:val="CommentReference"/>
-        </w:rPr>
-        <w:annotationRef/>
-      </w:r>
-      <w:r>
-        <w:t>Ha több sorban fér el a cím, akkor figyelj arra, hogy ne csússz</w:t>
-      </w:r>
-      <w:r>
-        <w:t>a</w:t>
-      </w:r>
-      <w:r>
-        <w:t>n</w:t>
-      </w:r>
-      <w:r>
-        <w:t>ak</w:t>
-      </w:r>
-      <w:r>
-        <w:t xml:space="preserve"> át a</w:t>
-      </w:r>
-      <w:r>
-        <w:t xml:space="preserve"> </w:t>
-      </w:r>
-      <w:r>
-        <w:t xml:space="preserve">lap alján lévő </w:t>
-      </w:r>
-      <w:r>
-        <w:t>dolgok a következő oldalra. Megoldás: ennek a címnek az előtte és utána lévő térközeit állítsd be úgy, hogy ne lehessen probléma az átcsúszással.</w:t>
-      </w:r>
-    </w:p>
-  </w:comment>
-  <w:comment w:id="32" w:author="Németh Gábor Árpád Dr." w:date="2021-11-17T13:25:00Z" w:initials="NGÁD">
-    <w:p>
-      <w:pPr>
-        <w:pStyle w:val="CommentText"/>
-      </w:pPr>
-      <w:r>
-        <w:rPr>
-          <w:rStyle w:val="CommentReference"/>
-        </w:rPr>
-        <w:annotationRef/>
-      </w:r>
-      <w:r>
-        <w:t>Talán érdemes különválasztani, vagy egy „Összefoglaló” c. főfejez és egy</w:t>
-      </w:r>
-      <w:r>
-        <w:t>-egy</w:t>
-      </w:r>
-      <w:r>
-        <w:t xml:space="preserve"> „</w:t>
-      </w:r>
-      <w:r>
-        <w:t>Konklúzió</w:t>
-      </w:r>
-      <w:r>
-        <w:t>”</w:t>
-      </w:r>
-      <w:r>
-        <w:t xml:space="preserve"> és „Továbbfejlesztési lehetőségek” alfejezet</w:t>
-      </w:r>
-    </w:p>
-  </w:comment>
-  <w:comment w:id="35" w:author="Gludovátz Attila" w:date="2021-11-11T11:08:00Z" w:initials="GA">
+  <w:comment w:id="32" w:author="Gludovátz Attila" w:date="2021-11-11T11:08:00Z" w:initials="GA">
     <w:p>
       <w:pPr>
         <w:pStyle w:val="CommentText"/>
@@ -6923,9 +9983,6 @@
 
 <file path=word/commentsExtended.xml><?xml version="1.0" encoding="utf-8"?>
 <w15:commentsEx xmlns:wpc="http://schemas.microsoft.com/office/word/2010/wordprocessingCanvas" xmlns:cx="http://schemas.microsoft.com/office/drawing/2014/chartex" xmlns:cx1="http://schemas.microsoft.com/office/drawing/2015/9/8/chartex" xmlns:cx2="http://schemas.microsoft.com/office/drawing/2015/10/21/chartex" xmlns:cx3="http://schemas.microsoft.com/office/drawing/2016/5/9/chartex" xmlns:cx4="http://schemas.microsoft.com/office/drawing/2016/5/10/chartex" xmlns:cx5="http://schemas.microsoft.com/office/drawing/2016/5/11/chartex" xmlns:cx6="http://schemas.microsoft.com/office/drawing/2016/5/12/chartex" xmlns:cx7="http://schemas.microsoft.com/office/drawing/2016/5/13/chartex" xmlns:cx8="http://schemas.microsoft.com/office/drawing/2016/5/14/chartex" xmlns:mc="http://schemas.openxmlformats.org/markup-compatibility/2006" xmlns:aink="http://schemas.microsoft.com/office/drawing/2016/ink" xmlns:am3d="http://schemas.microsoft.com/office/drawing/2017/model3d" xmlns:o="urn:schemas-microsoft-com:office:office" xmlns:oel="http://schemas.microsoft.com/office/2019/extlst" xmlns:r="http://schemas.openxmlformats.org/officeDocument/2006/relationships" xmlns:m="http://schemas.openxmlformats.org/officeDocument/2006/math" xmlns:v="urn:schemas-microsoft-com:vml" xmlns:wp14="http://schemas.microsoft.com/office/word/2010/wordprocessingDrawing" xmlns:wp="http://schemas.openxmlformats.org/drawingml/2006/wordprocessingDrawing" xmlns:w10="urn:schemas-microsoft-com:office:word" xmlns:w="http://schemas.openxmlformats.org/wordprocessingml/2006/main" xmlns:w14="http://schemas.microsoft.com/office/word/2010/wordml" xmlns:w15="http://schemas.microsoft.com/office/word/2012/wordml" xmlns:w16cex="http://schemas.microsoft.com/office/word/2018/wordml/cex" xmlns:w16cid="http://schemas.microsoft.com/office/word/2016/wordml/cid" xmlns:w16="http://schemas.microsoft.com/office/word/2018/wordml" xmlns:w16du="http://schemas.microsoft.com/office/word/2023/wordml/word16du" xmlns:w16sdtdh="http://schemas.microsoft.com/office/word/2020/wordml/sdtdatahash" xmlns:w16sdtfl="http://schemas.microsoft.com/office/word/2024/wordml/sdtformatlock" xmlns:w16se="http://schemas.microsoft.com/office/word/2015/wordml/symex" xmlns:wpg="http://schemas.microsoft.com/office/word/2010/wordprocessingGroup" xmlns:wpi="http://schemas.microsoft.com/office/word/2010/wordprocessingInk" xmlns:wne="http://schemas.microsoft.com/office/word/2006/wordml" xmlns:wps="http://schemas.microsoft.com/office/word/2010/wordprocessingShape" mc:Ignorable="w14 w15 w16se w16cid w16 w16cex w16sdtdh w16sdtfl w16du wp14">
-  <w15:commentEx w15:paraId="376717B0" w15:done="0"/>
-  <w15:commentEx w15:paraId="3074BEDB" w15:paraIdParent="376717B0" w15:done="0"/>
-  <w15:commentEx w15:paraId="70B964B7" w15:done="0"/>
   <w15:commentEx w15:paraId="2366F670" w15:done="0"/>
   <w15:commentEx w15:paraId="73D30FB7" w15:done="0"/>
 </w15:commentsEx>
@@ -6933,9 +9990,6 @@
 
 <file path=word/commentsExtensible.xml><?xml version="1.0" encoding="utf-8"?>
 <w16cex:commentsExtensible xmlns:wpc="http://schemas.microsoft.com/office/word/2010/wordprocessingCanvas" xmlns:cx="http://schemas.microsoft.com/office/drawing/2014/chartex" xmlns:cx1="http://schemas.microsoft.com/office/drawing/2015/9/8/chartex" xmlns:cx2="http://schemas.microsoft.com/office/drawing/2015/10/21/chartex" xmlns:cx3="http://schemas.microsoft.com/office/drawing/2016/5/9/chartex" xmlns:cx4="http://schemas.microsoft.com/office/drawing/2016/5/10/chartex" xmlns:cx5="http://schemas.microsoft.com/office/drawing/2016/5/11/chartex" xmlns:cx6="http://schemas.microsoft.com/office/drawing/2016/5/12/chartex" xmlns:cx7="http://schemas.microsoft.com/office/drawing/2016/5/13/chartex" xmlns:cx8="http://schemas.microsoft.com/office/drawing/2016/5/14/chartex" xmlns:cr="http://schemas.microsoft.com/office/comments/2020/reactions" xmlns:mc="http://schemas.openxmlformats.org/markup-compatibility/2006" xmlns:aink="http://schemas.microsoft.com/office/drawing/2016/ink" xmlns:am3d="http://schemas.microsoft.com/office/drawing/2017/model3d" xmlns:o="urn:schemas-microsoft-com:office:office" xmlns:oel="http://schemas.microsoft.com/office/2019/extlst" xmlns:r="http://schemas.openxmlformats.org/officeDocument/2006/relationships" xmlns:m="http://schemas.openxmlformats.org/officeDocument/2006/math" xmlns:v="urn:schemas-microsoft-com:vml" xmlns:wp14="http://schemas.microsoft.com/office/word/2010/wordprocessingDrawing" xmlns:wp="http://schemas.openxmlformats.org/drawingml/2006/wordprocessingDrawing" xmlns:w10="urn:schemas-microsoft-com:office:word" xmlns:w="http://schemas.openxmlformats.org/wordprocessingml/2006/main" xmlns:w14="http://schemas.microsoft.com/office/word/2010/wordml" xmlns:w15="http://schemas.microsoft.com/office/word/2012/wordml" xmlns:w16cex="http://schemas.microsoft.com/office/word/2018/wordml/cex" xmlns:w16cid="http://schemas.microsoft.com/office/word/2016/wordml/cid" xmlns:w16="http://schemas.microsoft.com/office/word/2018/wordml" xmlns:w16du="http://schemas.microsoft.com/office/word/2023/wordml/word16du" xmlns:w16sdtdh="http://schemas.microsoft.com/office/word/2020/wordml/sdtdatahash" xmlns:w16sdtfl="http://schemas.microsoft.com/office/word/2024/wordml/sdtformatlock" xmlns:w16se="http://schemas.microsoft.com/office/word/2015/wordml/symex" xmlns:wpg="http://schemas.microsoft.com/office/word/2010/wordprocessingGroup" xmlns:wpi="http://schemas.microsoft.com/office/word/2010/wordprocessingInk" xmlns:wne="http://schemas.microsoft.com/office/word/2006/wordml" xmlns:wps="http://schemas.microsoft.com/office/word/2010/wordprocessingShape" mc:Ignorable="w14 w15 w16se w16cid w16 w16cex w16sdtdh w16sdtfl cr w16du wp14">
-  <w16cex:commentExtensible w16cex:durableId="26F02236" w16cex:dateUtc="2022-10-11T15:11:00Z"/>
-  <w16cex:commentExtensible w16cex:durableId="28356E81" w16cex:dateUtc="2023-06-15T09:03:00Z"/>
-  <w16cex:commentExtensible w16cex:durableId="241C1B1D" w16cex:dateUtc="2021-04-10T10:39:00Z"/>
   <w16cex:commentExtensible w16cex:durableId="253F814F" w16cex:dateUtc="2021-11-17T12:25:00Z"/>
   <w16cex:commentExtensible w16cex:durableId="25377832" w16cex:dateUtc="2021-11-11T10:08:00Z"/>
 </w16cex:commentsExtensible>
@@ -6943,9 +9997,6 @@
 
 <file path=word/commentsIds.xml><?xml version="1.0" encoding="utf-8"?>
 <w16cid:commentsIds xmlns:wpc="http://schemas.microsoft.com/office/word/2010/wordprocessingCanvas" xmlns:cx="http://schemas.microsoft.com/office/drawing/2014/chartex" xmlns:cx1="http://schemas.microsoft.com/office/drawing/2015/9/8/chartex" xmlns:cx2="http://schemas.microsoft.com/office/drawing/2015/10/21/chartex" xmlns:cx3="http://schemas.microsoft.com/office/drawing/2016/5/9/chartex" xmlns:cx4="http://schemas.microsoft.com/office/drawing/2016/5/10/chartex" xmlns:cx5="http://schemas.microsoft.com/office/drawing/2016/5/11/chartex" xmlns:cx6="http://schemas.microsoft.com/office/drawing/2016/5/12/chartex" xmlns:cx7="http://schemas.microsoft.com/office/drawing/2016/5/13/chartex" xmlns:cx8="http://schemas.microsoft.com/office/drawing/2016/5/14/chartex" xmlns:mc="http://schemas.openxmlformats.org/markup-compatibility/2006" xmlns:aink="http://schemas.microsoft.com/office/drawing/2016/ink" xmlns:am3d="http://schemas.microsoft.com/office/drawing/2017/model3d" xmlns:o="urn:schemas-microsoft-com:office:office" xmlns:oel="http://schemas.microsoft.com/office/2019/extlst" xmlns:r="http://schemas.openxmlformats.org/officeDocument/2006/relationships" xmlns:m="http://schemas.openxmlformats.org/officeDocument/2006/math" xmlns:v="urn:schemas-microsoft-com:vml" xmlns:wp14="http://schemas.microsoft.com/office/word/2010/wordprocessingDrawing" xmlns:wp="http://schemas.openxmlformats.org/drawingml/2006/wordprocessingDrawing" xmlns:w10="urn:schemas-microsoft-com:office:word" xmlns:w="http://schemas.openxmlformats.org/wordprocessingml/2006/main" xmlns:w14="http://schemas.microsoft.com/office/word/2010/wordml" xmlns:w15="http://schemas.microsoft.com/office/word/2012/wordml" xmlns:w16cex="http://schemas.microsoft.com/office/word/2018/wordml/cex" xmlns:w16cid="http://schemas.microsoft.com/office/word/2016/wordml/cid" xmlns:w16="http://schemas.microsoft.com/office/word/2018/wordml" xmlns:w16du="http://schemas.microsoft.com/office/word/2023/wordml/word16du" xmlns:w16sdtdh="http://schemas.microsoft.com/office/word/2020/wordml/sdtdatahash" xmlns:w16sdtfl="http://schemas.microsoft.com/office/word/2024/wordml/sdtformatlock" xmlns:w16se="http://schemas.microsoft.com/office/word/2015/wordml/symex" xmlns:wpg="http://schemas.microsoft.com/office/word/2010/wordprocessingGroup" xmlns:wpi="http://schemas.microsoft.com/office/word/2010/wordprocessingInk" xmlns:wne="http://schemas.microsoft.com/office/word/2006/wordml" xmlns:wps="http://schemas.microsoft.com/office/word/2010/wordprocessingShape" mc:Ignorable="w14 w15 w16se w16cid w16 w16cex w16sdtdh w16sdtfl w16du wp14">
-  <w16cid:commentId w16cid:paraId="376717B0" w16cid:durableId="26F02236"/>
-  <w16cid:commentId w16cid:paraId="3074BEDB" w16cid:durableId="28356E81"/>
-  <w16cid:commentId w16cid:paraId="70B964B7" w16cid:durableId="241C1B1D"/>
   <w16cid:commentId w16cid:paraId="2366F670" w16cid:durableId="253F814F"/>
   <w16cid:commentId w16cid:paraId="73D30FB7" w16cid:durableId="25377832"/>
 </w16cid:commentsIds>
@@ -7618,14 +10669,11 @@
 
 <file path=word/people.xml><?xml version="1.0" encoding="utf-8"?>
 <w15:people xmlns:wpc="http://schemas.microsoft.com/office/word/2010/wordprocessingCanvas" xmlns:cx="http://schemas.microsoft.com/office/drawing/2014/chartex" xmlns:cx1="http://schemas.microsoft.com/office/drawing/2015/9/8/chartex" xmlns:cx2="http://schemas.microsoft.com/office/drawing/2015/10/21/chartex" xmlns:cx3="http://schemas.microsoft.com/office/drawing/2016/5/9/chartex" xmlns:cx4="http://schemas.microsoft.com/office/drawing/2016/5/10/chartex" xmlns:cx5="http://schemas.microsoft.com/office/drawing/2016/5/11/chartex" xmlns:cx6="http://schemas.microsoft.com/office/drawing/2016/5/12/chartex" xmlns:cx7="http://schemas.microsoft.com/office/drawing/2016/5/13/chartex" xmlns:cx8="http://schemas.microsoft.com/office/drawing/2016/5/14/chartex" xmlns:mc="http://schemas.openxmlformats.org/markup-compatibility/2006" xmlns:aink="http://schemas.microsoft.com/office/drawing/2016/ink" xmlns:am3d="http://schemas.microsoft.com/office/drawing/2017/model3d" xmlns:o="urn:schemas-microsoft-com:office:office" xmlns:oel="http://schemas.microsoft.com/office/2019/extlst" xmlns:r="http://schemas.openxmlformats.org/officeDocument/2006/relationships" xmlns:m="http://schemas.openxmlformats.org/officeDocument/2006/math" xmlns:v="urn:schemas-microsoft-com:vml" xmlns:wp14="http://schemas.microsoft.com/office/word/2010/wordprocessingDrawing" xmlns:wp="http://schemas.openxmlformats.org/drawingml/2006/wordprocessingDrawing" xmlns:w10="urn:schemas-microsoft-com:office:word" xmlns:w="http://schemas.openxmlformats.org/wordprocessingml/2006/main" xmlns:w14="http://schemas.microsoft.com/office/word/2010/wordml" xmlns:w15="http://schemas.microsoft.com/office/word/2012/wordml" xmlns:w16cex="http://schemas.microsoft.com/office/word/2018/wordml/cex" xmlns:w16cid="http://schemas.microsoft.com/office/word/2016/wordml/cid" xmlns:w16="http://schemas.microsoft.com/office/word/2018/wordml" xmlns:w16du="http://schemas.microsoft.com/office/word/2023/wordml/word16du" xmlns:w16sdtdh="http://schemas.microsoft.com/office/word/2020/wordml/sdtdatahash" xmlns:w16sdtfl="http://schemas.microsoft.com/office/word/2024/wordml/sdtformatlock" xmlns:w16se="http://schemas.microsoft.com/office/word/2015/wordml/symex" xmlns:wpg="http://schemas.microsoft.com/office/word/2010/wordprocessingGroup" xmlns:wpi="http://schemas.microsoft.com/office/word/2010/wordprocessingInk" xmlns:wne="http://schemas.microsoft.com/office/word/2006/wordml" xmlns:wps="http://schemas.microsoft.com/office/word/2010/wordprocessingShape" mc:Ignorable="w14 w15 w16se w16cid w16 w16cex w16sdtdh w16sdtfl w16du wp14">
+  <w15:person w15:author="Németh Gábor Árpád Dr.">
+    <w15:presenceInfo w15:providerId="AD" w15:userId="S::nga@INF.ELTE.HU::5addd491-0020-4a19-8337-cadfca835fcf"/>
+  </w15:person>
   <w15:person w15:author="Gludovátz Attila">
     <w15:presenceInfo w15:providerId="None" w15:userId="Gludovátz Attila"/>
-  </w15:person>
-  <w15:person w15:author="Gludovátz Attila [2]">
-    <w15:presenceInfo w15:providerId="AD" w15:userId="S::gla@INF.ELTE.HU::651689be-3049-4e04-b983-d0a2a85f9fdd"/>
-  </w15:person>
-  <w15:person w15:author="Németh Gábor Árpád Dr.">
-    <w15:presenceInfo w15:providerId="AD" w15:userId="S::nga@INF.ELTE.HU::5addd491-0020-4a19-8337-cadfca835fcf"/>
   </w15:person>
 </w15:people>
 </file>
@@ -8271,6 +11319,7 @@
   <w:style w:type="character" w:default="1" w:styleId="DefaultParagraphFont">
     <w:name w:val="Default Paragraph Font"/>
     <w:uiPriority w:val="1"/>
+    <w:semiHidden/>
     <w:unhideWhenUsed/>
   </w:style>
   <w:style w:type="table" w:default="1" w:styleId="TableNormal">

--- a/document/Szakdolgozat.docx
+++ b/document/Szakdolgozat.docx
@@ -5469,6 +5469,7 @@
         </w:rPr>
       </w:pPr>
       <w:proofErr w:type="spellStart"/>
+      <w:proofErr w:type="gramStart"/>
       <w:r>
         <w:rPr>
           <w:lang w:eastAsia="zh-CN"/>
@@ -5476,6 +5477,7 @@
         <w:t>SevenWonders.Game.Logic</w:t>
       </w:r>
       <w:proofErr w:type="spellEnd"/>
+      <w:proofErr w:type="gramEnd"/>
     </w:p>
     <w:p>
       <w:pPr>
@@ -5490,6 +5492,7 @@
         <w:t xml:space="preserve">A </w:t>
       </w:r>
       <w:proofErr w:type="spellStart"/>
+      <w:proofErr w:type="gramStart"/>
       <w:r>
         <w:rPr>
           <w:i/>
@@ -5499,6 +5502,7 @@
         <w:t>SevenWonders.Game.Logic</w:t>
       </w:r>
       <w:proofErr w:type="spellEnd"/>
+      <w:proofErr w:type="gramEnd"/>
       <w:r>
         <w:rPr>
           <w:lang w:eastAsia="zh-CN"/>
@@ -5528,6 +5532,7 @@
         </w:rPr>
       </w:pPr>
       <w:proofErr w:type="spellStart"/>
+      <w:proofErr w:type="gramStart"/>
       <w:r>
         <w:rPr>
           <w:lang w:eastAsia="zh-CN"/>
@@ -5535,6 +5540,7 @@
         <w:t>SevenWonders.Game.Engine</w:t>
       </w:r>
       <w:proofErr w:type="spellEnd"/>
+      <w:proofErr w:type="gramEnd"/>
     </w:p>
     <w:p>
       <w:pPr>
@@ -5549,6 +5555,7 @@
         <w:t xml:space="preserve">A </w:t>
       </w:r>
       <w:proofErr w:type="spellStart"/>
+      <w:proofErr w:type="gramStart"/>
       <w:r>
         <w:rPr>
           <w:i/>
@@ -5558,6 +5565,7 @@
         <w:t>SevenWonders.Game.Engine</w:t>
       </w:r>
       <w:proofErr w:type="spellEnd"/>
+      <w:proofErr w:type="gramEnd"/>
       <w:r>
         <w:rPr>
           <w:lang w:eastAsia="zh-CN"/>
@@ -5587,6 +5595,7 @@
         </w:rPr>
       </w:pPr>
       <w:proofErr w:type="spellStart"/>
+      <w:proofErr w:type="gramStart"/>
       <w:r>
         <w:rPr>
           <w:lang w:eastAsia="zh-CN"/>
@@ -5594,6 +5603,7 @@
         <w:t>SevenWonders.Game.Presenter</w:t>
       </w:r>
       <w:proofErr w:type="spellEnd"/>
+      <w:proofErr w:type="gramEnd"/>
     </w:p>
     <w:p>
       <w:pPr>
@@ -5608,6 +5618,7 @@
         <w:t xml:space="preserve">A </w:t>
       </w:r>
       <w:proofErr w:type="spellStart"/>
+      <w:proofErr w:type="gramStart"/>
       <w:r>
         <w:rPr>
           <w:i/>
@@ -5617,6 +5628,7 @@
         <w:t>SevenWonders.Game.Presenter</w:t>
       </w:r>
       <w:proofErr w:type="spellEnd"/>
+      <w:proofErr w:type="gramEnd"/>
       <w:r>
         <w:rPr>
           <w:lang w:eastAsia="zh-CN"/>
@@ -5703,6 +5715,7 @@
         </w:rPr>
       </w:pPr>
       <w:proofErr w:type="spellStart"/>
+      <w:proofErr w:type="gramStart"/>
       <w:r>
         <w:rPr>
           <w:lang w:eastAsia="zh-CN"/>
@@ -5710,6 +5723,7 @@
         <w:t>SevenWonders.Game.Scene.Editor</w:t>
       </w:r>
       <w:proofErr w:type="spellEnd"/>
+      <w:proofErr w:type="gramEnd"/>
     </w:p>
     <w:p>
       <w:pPr>
@@ -5724,6 +5738,7 @@
         <w:t xml:space="preserve">A </w:t>
       </w:r>
       <w:proofErr w:type="spellStart"/>
+      <w:proofErr w:type="gramStart"/>
       <w:r>
         <w:rPr>
           <w:i/>
@@ -5733,6 +5748,7 @@
         <w:t>SevenWonders.Game.Scene.Editor</w:t>
       </w:r>
       <w:proofErr w:type="spellEnd"/>
+      <w:proofErr w:type="gramEnd"/>
       <w:r>
         <w:rPr>
           <w:lang w:eastAsia="zh-CN"/>
@@ -5777,6 +5793,7 @@
         </w:rPr>
       </w:pPr>
       <w:proofErr w:type="spellStart"/>
+      <w:proofErr w:type="gramStart"/>
       <w:r>
         <w:rPr>
           <w:lang w:eastAsia="zh-CN"/>
@@ -5784,6 +5801,7 @@
         <w:t>SevenWonders.Web.Client.Model</w:t>
       </w:r>
       <w:proofErr w:type="spellEnd"/>
+      <w:proofErr w:type="gramEnd"/>
     </w:p>
     <w:p>
       <w:pPr>
@@ -5798,6 +5816,7 @@
         <w:t xml:space="preserve">A </w:t>
       </w:r>
       <w:proofErr w:type="spellStart"/>
+      <w:proofErr w:type="gramStart"/>
       <w:r>
         <w:rPr>
           <w:i/>
@@ -5807,6 +5826,7 @@
         <w:t>SevenWonders.Web.Client.Model</w:t>
       </w:r>
       <w:proofErr w:type="spellEnd"/>
+      <w:proofErr w:type="gramEnd"/>
       <w:r>
         <w:rPr>
           <w:lang w:eastAsia="zh-CN"/>
@@ -5822,6 +5842,7 @@
         </w:rPr>
       </w:pPr>
       <w:proofErr w:type="spellStart"/>
+      <w:proofErr w:type="gramStart"/>
       <w:r>
         <w:rPr>
           <w:lang w:eastAsia="zh-CN"/>
@@ -5829,6 +5850,7 @@
         <w:t>SevenWonders.Web.Server</w:t>
       </w:r>
       <w:proofErr w:type="spellEnd"/>
+      <w:proofErr w:type="gramEnd"/>
     </w:p>
     <w:p>
       <w:pPr>
@@ -5843,6 +5865,7 @@
         <w:t xml:space="preserve">A </w:t>
       </w:r>
       <w:proofErr w:type="spellStart"/>
+      <w:proofErr w:type="gramStart"/>
       <w:r>
         <w:rPr>
           <w:i/>
@@ -5852,6 +5875,7 @@
         <w:t>SevenWonders.Web.Server</w:t>
       </w:r>
       <w:proofErr w:type="spellEnd"/>
+      <w:proofErr w:type="gramEnd"/>
       <w:r>
         <w:rPr>
           <w:lang w:eastAsia="zh-CN"/>
@@ -5909,6 +5933,7 @@
         </w:rPr>
       </w:pPr>
       <w:proofErr w:type="spellStart"/>
+      <w:proofErr w:type="gramStart"/>
       <w:r>
         <w:rPr>
           <w:lang w:eastAsia="zh-CN"/>
@@ -5916,6 +5941,7 @@
         <w:t>SevenWonders.Web.Server.Model</w:t>
       </w:r>
       <w:proofErr w:type="spellEnd"/>
+      <w:proofErr w:type="gramEnd"/>
     </w:p>
     <w:p>
       <w:pPr>
@@ -5930,6 +5956,7 @@
         <w:t xml:space="preserve">A </w:t>
       </w:r>
       <w:proofErr w:type="spellStart"/>
+      <w:proofErr w:type="gramStart"/>
       <w:r>
         <w:rPr>
           <w:i/>
@@ -5939,6 +5966,7 @@
         <w:t>SevenWonders.Web.Server.Model</w:t>
       </w:r>
       <w:proofErr w:type="spellEnd"/>
+      <w:proofErr w:type="gramEnd"/>
       <w:r>
         <w:rPr>
           <w:lang w:eastAsia="zh-CN"/>
@@ -5968,6 +5996,7 @@
         </w:rPr>
       </w:pPr>
       <w:proofErr w:type="spellStart"/>
+      <w:proofErr w:type="gramStart"/>
       <w:r>
         <w:rPr>
           <w:lang w:eastAsia="zh-CN"/>
@@ -5975,6 +6004,7 @@
         <w:t>SevenWonders.Web.Server.Contract</w:t>
       </w:r>
       <w:proofErr w:type="spellEnd"/>
+      <w:proofErr w:type="gramEnd"/>
     </w:p>
     <w:p>
       <w:pPr>
@@ -5989,6 +6019,7 @@
         <w:t xml:space="preserve">A </w:t>
       </w:r>
       <w:proofErr w:type="spellStart"/>
+      <w:proofErr w:type="gramStart"/>
       <w:r>
         <w:rPr>
           <w:i/>
@@ -5998,6 +6029,7 @@
         <w:t>SevenWonders.Web.Server.Contract</w:t>
       </w:r>
       <w:proofErr w:type="spellEnd"/>
+      <w:proofErr w:type="gramEnd"/>
       <w:r>
         <w:rPr>
           <w:lang w:eastAsia="zh-CN"/>
@@ -6163,6 +6195,7 @@
         </w:rPr>
       </w:pPr>
       <w:proofErr w:type="spellStart"/>
+      <w:proofErr w:type="gramStart"/>
       <w:r>
         <w:rPr>
           <w:lang w:eastAsia="zh-CN"/>
@@ -6170,6 +6203,7 @@
         <w:t>SevenWonders.AI.Trainer.Server</w:t>
       </w:r>
       <w:proofErr w:type="spellEnd"/>
+      <w:proofErr w:type="gramEnd"/>
     </w:p>
     <w:p>
       <w:pPr>
@@ -6187,6 +6221,7 @@
         <w:t xml:space="preserve">A </w:t>
       </w:r>
       <w:proofErr w:type="spellStart"/>
+      <w:proofErr w:type="gramStart"/>
       <w:r>
         <w:rPr>
           <w:lang w:eastAsia="zh-CN"/>
@@ -6194,6 +6229,7 @@
         <w:t>SevenWonders.AI.Trainer.Server</w:t>
       </w:r>
       <w:proofErr w:type="spellEnd"/>
+      <w:proofErr w:type="gramEnd"/>
       <w:r>
         <w:rPr>
           <w:lang w:eastAsia="zh-CN"/>
@@ -7705,7 +7741,21 @@
         <w:rPr>
           <w:lang w:eastAsia="zh-CN"/>
         </w:rPr>
-        <w:t xml:space="preserve">t. Az interfész implementációja külső komponensekben történik, így lehetőség van lokális játékos, szerveroldali játékos vagy kliens oldali, távoli játékos megvalósítására. Ennek köszönhetően a többjátékos mód támogatása különállóan valósítható meg, anélkül hogy a Game </w:t>
+        <w:t xml:space="preserve">t. Az interfész implementációja külső komponensekben történik, így lehetőség van lokális játékos, szerveroldali játékos vagy kliens oldali, távoli játékos megvalósítására. Ennek köszönhetően a többjátékos mód támogatása különállóan valósítható meg, </w:t>
+      </w:r>
+      <w:proofErr w:type="gramStart"/>
+      <w:r>
+        <w:rPr>
+          <w:lang w:eastAsia="zh-CN"/>
+        </w:rPr>
+        <w:t>anélkül</w:t>
+      </w:r>
+      <w:proofErr w:type="gramEnd"/>
+      <w:r>
+        <w:rPr>
+          <w:lang w:eastAsia="zh-CN"/>
+        </w:rPr>
+        <w:t xml:space="preserve"> hogy a Game </w:t>
       </w:r>
       <w:proofErr w:type="spellStart"/>
       <w:r>
@@ -8282,6 +8332,7 @@
         <w:t xml:space="preserve">A Web Server komponens implementációja a </w:t>
       </w:r>
       <w:proofErr w:type="spellStart"/>
+      <w:proofErr w:type="gramStart"/>
       <w:r>
         <w:rPr>
           <w:i/>
@@ -8291,6 +8342,7 @@
         <w:t>SevenWonders.Web.Server.Model</w:t>
       </w:r>
       <w:proofErr w:type="spellEnd"/>
+      <w:proofErr w:type="gramEnd"/>
       <w:r>
         <w:rPr>
           <w:lang w:eastAsia="zh-CN"/>
@@ -8298,6 +8350,7 @@
         <w:t xml:space="preserve"> és a </w:t>
       </w:r>
       <w:proofErr w:type="spellStart"/>
+      <w:proofErr w:type="gramStart"/>
       <w:r>
         <w:rPr>
           <w:i/>
@@ -8307,6 +8360,7 @@
         <w:t>SevenWonders.Web.Server</w:t>
       </w:r>
       <w:proofErr w:type="spellEnd"/>
+      <w:proofErr w:type="gramEnd"/>
       <w:r>
         <w:rPr>
           <w:lang w:eastAsia="zh-CN"/>
@@ -8342,6 +8396,7 @@
         <w:t xml:space="preserve">A </w:t>
       </w:r>
       <w:proofErr w:type="spellStart"/>
+      <w:proofErr w:type="gramStart"/>
       <w:r>
         <w:rPr>
           <w:i/>
@@ -8351,6 +8406,7 @@
         <w:t>SevenWonders.Web.Server</w:t>
       </w:r>
       <w:proofErr w:type="spellEnd"/>
+      <w:proofErr w:type="gramEnd"/>
       <w:r>
         <w:rPr>
           <w:lang w:eastAsia="zh-CN"/>
@@ -8469,6 +8525,7 @@
         <w:t xml:space="preserve"> jellegét. A felhasználói fiókok és jogosultságok kezelésére a </w:t>
       </w:r>
       <w:proofErr w:type="spellStart"/>
+      <w:proofErr w:type="gramStart"/>
       <w:r>
         <w:rPr>
           <w:lang w:eastAsia="zh-CN"/>
@@ -8476,6 +8533,7 @@
         <w:t>Microsoft.AspNetCore.Identity</w:t>
       </w:r>
       <w:proofErr w:type="spellEnd"/>
+      <w:proofErr w:type="gramEnd"/>
       <w:r>
         <w:rPr>
           <w:lang w:eastAsia="zh-CN"/>
@@ -8551,6 +8609,7 @@
         <w:t xml:space="preserve">A </w:t>
       </w:r>
       <w:proofErr w:type="spellStart"/>
+      <w:proofErr w:type="gramStart"/>
       <w:r>
         <w:rPr>
           <w:i/>
@@ -8560,6 +8619,7 @@
         <w:t>SevenWonders.Web.Server.Model</w:t>
       </w:r>
       <w:proofErr w:type="spellEnd"/>
+      <w:proofErr w:type="gramEnd"/>
       <w:r>
         <w:rPr>
           <w:lang w:eastAsia="zh-CN"/>
@@ -8935,6 +8995,7 @@
         <w:t xml:space="preserve"> komponens a mesterséges intelligencia modell betanításáért felel, és a </w:t>
       </w:r>
       <w:proofErr w:type="spellStart"/>
+      <w:proofErr w:type="gramStart"/>
       <w:r>
         <w:rPr>
           <w:i/>
@@ -8944,6 +9005,7 @@
         <w:t>SevenWonders.AI.Trainer.Server</w:t>
       </w:r>
       <w:proofErr w:type="spellEnd"/>
+      <w:proofErr w:type="gramEnd"/>
       <w:r>
         <w:rPr>
           <w:lang w:eastAsia="zh-CN"/>
@@ -9158,6 +9220,7 @@
         <w:t xml:space="preserve">A </w:t>
       </w:r>
       <w:proofErr w:type="spellStart"/>
+      <w:proofErr w:type="gramStart"/>
       <w:r>
         <w:rPr>
           <w:i/>
@@ -9167,6 +9230,7 @@
         <w:t>SevenWonders.AI.Trainer.Server</w:t>
       </w:r>
       <w:proofErr w:type="spellEnd"/>
+      <w:proofErr w:type="gramEnd"/>
       <w:r>
         <w:rPr>
           <w:lang w:eastAsia="zh-CN"/>
@@ -9484,7 +9548,21 @@
           <w:lang w:eastAsia="zh-CN"/>
         </w:rPr>
         <w:noBreakHyphen/>
-        <w:t>környezet rugalmasan módosítható, anélkül hogy a forráskód megváltoztatására lenne szükség.</w:t>
+        <w:t xml:space="preserve">környezet rugalmasan módosítható, </w:t>
+      </w:r>
+      <w:proofErr w:type="gramStart"/>
+      <w:r>
+        <w:rPr>
+          <w:lang w:eastAsia="zh-CN"/>
+        </w:rPr>
+        <w:t>anélkül</w:t>
+      </w:r>
+      <w:proofErr w:type="gramEnd"/>
+      <w:r>
+        <w:rPr>
+          <w:lang w:eastAsia="zh-CN"/>
+        </w:rPr>
+        <w:t xml:space="preserve"> hogy a forráskód megváltoztatására lenne szükség.</w:t>
       </w:r>
     </w:p>
     <w:p>
@@ -9559,6 +9637,1181 @@
     </w:p>
     <w:p>
       <w:pPr>
+        <w:pStyle w:val="Heading4"/>
+        <w:rPr>
+          <w:lang w:eastAsia="zh-CN"/>
+        </w:rPr>
+      </w:pPr>
+      <w:proofErr w:type="spellStart"/>
+      <w:proofErr w:type="gramStart"/>
+      <w:r>
+        <w:rPr>
+          <w:lang w:eastAsia="zh-CN"/>
+        </w:rPr>
+        <w:t>SevenWonders.Game.Logic</w:t>
+      </w:r>
+      <w:proofErr w:type="spellEnd"/>
+      <w:proofErr w:type="gramEnd"/>
+    </w:p>
+    <w:p>
+      <w:pPr>
+        <w:rPr>
+          <w:lang w:eastAsia="zh-CN"/>
+        </w:rPr>
+      </w:pPr>
+      <w:r>
+        <w:rPr>
+          <w:noProof/>
+          <w:lang w:eastAsia="zh-CN"/>
+        </w:rPr>
+        <w:drawing>
+          <wp:inline distT="0" distB="0" distL="0" distR="0" wp14:anchorId="1DBE44F5" wp14:editId="7F8E0E88">
+            <wp:extent cx="5753735" cy="3769995"/>
+            <wp:effectExtent l="0" t="0" r="0" b="1905"/>
+            <wp:docPr id="1515699053" name="Picture 1"/>
+            <wp:cNvGraphicFramePr>
+              <a:graphicFrameLocks xmlns:a="http://schemas.openxmlformats.org/drawingml/2006/main" noChangeAspect="1"/>
+            </wp:cNvGraphicFramePr>
+            <a:graphic xmlns:a="http://schemas.openxmlformats.org/drawingml/2006/main">
+              <a:graphicData uri="http://schemas.openxmlformats.org/drawingml/2006/picture">
+                <pic:pic xmlns:pic="http://schemas.openxmlformats.org/drawingml/2006/picture">
+                  <pic:nvPicPr>
+                    <pic:cNvPr id="0" name="Picture 1"/>
+                    <pic:cNvPicPr>
+                      <a:picLocks noChangeAspect="1" noChangeArrowheads="1"/>
+                    </pic:cNvPicPr>
+                  </pic:nvPicPr>
+                  <pic:blipFill>
+                    <a:blip r:embed="rId14">
+                      <a:extLst>
+                        <a:ext uri="{28A0092B-C50C-407E-A947-70E740481C1C}">
+                          <a14:useLocalDpi xmlns:a14="http://schemas.microsoft.com/office/drawing/2010/main" val="0"/>
+                        </a:ext>
+                      </a:extLst>
+                    </a:blip>
+                    <a:srcRect/>
+                    <a:stretch>
+                      <a:fillRect/>
+                    </a:stretch>
+                  </pic:blipFill>
+                  <pic:spPr bwMode="auto">
+                    <a:xfrm>
+                      <a:off x="0" y="0"/>
+                      <a:ext cx="5753735" cy="3769995"/>
+                    </a:xfrm>
+                    <a:prstGeom prst="rect">
+                      <a:avLst/>
+                    </a:prstGeom>
+                    <a:noFill/>
+                    <a:ln>
+                      <a:noFill/>
+                    </a:ln>
+                  </pic:spPr>
+                </pic:pic>
+              </a:graphicData>
+            </a:graphic>
+          </wp:inline>
+        </w:drawing>
+      </w:r>
+    </w:p>
+    <w:p>
+      <w:pPr>
+        <w:rPr>
+          <w:lang w:eastAsia="zh-CN"/>
+        </w:rPr>
+      </w:pPr>
+      <w:r>
+        <w:rPr>
+          <w:lang w:eastAsia="zh-CN"/>
+        </w:rPr>
+        <w:t xml:space="preserve">A fenti diagram a Game </w:t>
+      </w:r>
+      <w:proofErr w:type="spellStart"/>
+      <w:r>
+        <w:rPr>
+          <w:lang w:eastAsia="zh-CN"/>
+        </w:rPr>
+        <w:t>Logic</w:t>
+      </w:r>
+      <w:proofErr w:type="spellEnd"/>
+      <w:r>
+        <w:rPr>
+          <w:lang w:eastAsia="zh-CN"/>
+        </w:rPr>
+        <w:t xml:space="preserve"> projekt főbb osztályait mutatja be, amelyek a játékmenet magas szintű irányításáért felelősek. A Game osztály implementálja az </w:t>
+      </w:r>
+      <w:proofErr w:type="spellStart"/>
+      <w:r>
+        <w:rPr>
+          <w:lang w:eastAsia="zh-CN"/>
+        </w:rPr>
+        <w:t>IGame</w:t>
+      </w:r>
+      <w:proofErr w:type="spellEnd"/>
+      <w:r>
+        <w:rPr>
+          <w:lang w:eastAsia="zh-CN"/>
+        </w:rPr>
+        <w:t xml:space="preserve"> interfészt, és a játék teljes életciklusát kezeli, beleértve az inicializálást és a játékmenet futtatását. A játék állapotkezelése a </w:t>
+      </w:r>
+      <w:proofErr w:type="spellStart"/>
+      <w:r>
+        <w:rPr>
+          <w:lang w:eastAsia="zh-CN"/>
+        </w:rPr>
+        <w:t>State</w:t>
+      </w:r>
+      <w:proofErr w:type="spellEnd"/>
+      <w:r>
+        <w:rPr>
+          <w:lang w:eastAsia="zh-CN"/>
+        </w:rPr>
+        <w:t xml:space="preserve"> tervezési mintát követi: a Game osztály egy aktuális </w:t>
+      </w:r>
+      <w:proofErr w:type="spellStart"/>
+      <w:r>
+        <w:rPr>
+          <w:lang w:eastAsia="zh-CN"/>
+        </w:rPr>
+        <w:t>IGameState</w:t>
+      </w:r>
+      <w:proofErr w:type="spellEnd"/>
+      <w:r>
+        <w:rPr>
+          <w:lang w:eastAsia="zh-CN"/>
+        </w:rPr>
+        <w:t xml:space="preserve"> </w:t>
+      </w:r>
+      <w:r>
+        <w:rPr>
+          <w:lang w:eastAsia="zh-CN"/>
+        </w:rPr>
+        <w:lastRenderedPageBreak/>
+        <w:t xml:space="preserve">példányra hivatkozik, amely meghatározza az adott játékszakasz viselkedését. A </w:t>
+      </w:r>
+      <w:proofErr w:type="spellStart"/>
+      <w:r>
+        <w:rPr>
+          <w:lang w:eastAsia="zh-CN"/>
+        </w:rPr>
+        <w:t>GameContext</w:t>
+      </w:r>
+      <w:proofErr w:type="spellEnd"/>
+      <w:r>
+        <w:rPr>
+          <w:lang w:eastAsia="zh-CN"/>
+        </w:rPr>
+        <w:t xml:space="preserve"> osztály implementálja az </w:t>
+      </w:r>
+      <w:proofErr w:type="spellStart"/>
+      <w:r>
+        <w:rPr>
+          <w:lang w:eastAsia="zh-CN"/>
+        </w:rPr>
+        <w:t>IGameContext</w:t>
+      </w:r>
+      <w:proofErr w:type="spellEnd"/>
+      <w:r>
+        <w:rPr>
+          <w:lang w:eastAsia="zh-CN"/>
+        </w:rPr>
+        <w:t xml:space="preserve"> interfészt, és a játékmenet során használt központi kontextus objektumként szolgál, amely hozzáférést biztosít a szükséges komponensekhez.</w:t>
+      </w:r>
+    </w:p>
+    <w:p>
+      <w:pPr>
+        <w:rPr>
+          <w:lang w:eastAsia="zh-CN"/>
+        </w:rPr>
+      </w:pPr>
+      <w:r>
+        <w:rPr>
+          <w:noProof/>
+          <w:lang w:eastAsia="zh-CN"/>
+        </w:rPr>
+        <w:drawing>
+          <wp:inline distT="0" distB="0" distL="0" distR="0" wp14:anchorId="729282FE" wp14:editId="6EA22A13">
+            <wp:extent cx="5745480" cy="3924935"/>
+            <wp:effectExtent l="0" t="0" r="7620" b="0"/>
+            <wp:docPr id="604186248" name="Picture 2"/>
+            <wp:cNvGraphicFramePr>
+              <a:graphicFrameLocks xmlns:a="http://schemas.openxmlformats.org/drawingml/2006/main" noChangeAspect="1"/>
+            </wp:cNvGraphicFramePr>
+            <a:graphic xmlns:a="http://schemas.openxmlformats.org/drawingml/2006/main">
+              <a:graphicData uri="http://schemas.openxmlformats.org/drawingml/2006/picture">
+                <pic:pic xmlns:pic="http://schemas.openxmlformats.org/drawingml/2006/picture">
+                  <pic:nvPicPr>
+                    <pic:cNvPr id="0" name="Picture 2"/>
+                    <pic:cNvPicPr>
+                      <a:picLocks noChangeAspect="1" noChangeArrowheads="1"/>
+                    </pic:cNvPicPr>
+                  </pic:nvPicPr>
+                  <pic:blipFill>
+                    <a:blip r:embed="rId15">
+                      <a:extLst>
+                        <a:ext uri="{28A0092B-C50C-407E-A947-70E740481C1C}">
+                          <a14:useLocalDpi xmlns:a14="http://schemas.microsoft.com/office/drawing/2010/main" val="0"/>
+                        </a:ext>
+                      </a:extLst>
+                    </a:blip>
+                    <a:srcRect/>
+                    <a:stretch>
+                      <a:fillRect/>
+                    </a:stretch>
+                  </pic:blipFill>
+                  <pic:spPr bwMode="auto">
+                    <a:xfrm>
+                      <a:off x="0" y="0"/>
+                      <a:ext cx="5745480" cy="3924935"/>
+                    </a:xfrm>
+                    <a:prstGeom prst="rect">
+                      <a:avLst/>
+                    </a:prstGeom>
+                    <a:noFill/>
+                    <a:ln>
+                      <a:noFill/>
+                    </a:ln>
+                  </pic:spPr>
+                </pic:pic>
+              </a:graphicData>
+            </a:graphic>
+          </wp:inline>
+        </w:drawing>
+      </w:r>
+    </w:p>
+    <w:p>
+      <w:pPr>
+        <w:rPr>
+          <w:lang w:eastAsia="zh-CN"/>
+        </w:rPr>
+      </w:pPr>
+      <w:r>
+        <w:rPr>
+          <w:lang w:eastAsia="zh-CN"/>
+        </w:rPr>
+        <w:t xml:space="preserve">Az ábra a játékos körön belüli állapotokat mutatja be az </w:t>
+      </w:r>
+      <w:proofErr w:type="spellStart"/>
+      <w:r>
+        <w:rPr>
+          <w:lang w:eastAsia="zh-CN"/>
+        </w:rPr>
+        <w:t>IPlayerTurnState</w:t>
+      </w:r>
+      <w:proofErr w:type="spellEnd"/>
+      <w:r>
+        <w:rPr>
+          <w:lang w:eastAsia="zh-CN"/>
+        </w:rPr>
+        <w:t xml:space="preserve"> interfész és annak implementációi segítségével, amelyeket az előző diagramon szereplő </w:t>
+      </w:r>
+      <w:proofErr w:type="spellStart"/>
+      <w:r>
+        <w:rPr>
+          <w:lang w:eastAsia="zh-CN"/>
+        </w:rPr>
+        <w:t>PlayingState</w:t>
+      </w:r>
+      <w:proofErr w:type="spellEnd"/>
+      <w:r>
+        <w:rPr>
+          <w:lang w:eastAsia="zh-CN"/>
+        </w:rPr>
+        <w:t xml:space="preserve"> osztály használ. Ezek az állapotok a játékos körén belüli különböző fázisokat reprezentálják. A diagramon látható továbbá több, a játékmenetet támogató komponens is: az </w:t>
+      </w:r>
+      <w:proofErr w:type="spellStart"/>
+      <w:r>
+        <w:rPr>
+          <w:lang w:eastAsia="zh-CN"/>
+        </w:rPr>
+        <w:t>AgeHandler</w:t>
+      </w:r>
+      <w:proofErr w:type="spellEnd"/>
+      <w:r>
+        <w:rPr>
+          <w:lang w:eastAsia="zh-CN"/>
+        </w:rPr>
+        <w:t xml:space="preserve"> az egyes korok közötti átmenetek kezeléséért felel, a </w:t>
+      </w:r>
+      <w:proofErr w:type="spellStart"/>
+      <w:r>
+        <w:rPr>
+          <w:lang w:eastAsia="zh-CN"/>
+        </w:rPr>
+        <w:t>TurnHandler</w:t>
+      </w:r>
+      <w:proofErr w:type="spellEnd"/>
+      <w:r>
+        <w:rPr>
+          <w:lang w:eastAsia="zh-CN"/>
+        </w:rPr>
+        <w:t xml:space="preserve"> a soron következő játékos meghatározását végzi, míg a </w:t>
+      </w:r>
+      <w:proofErr w:type="spellStart"/>
+      <w:r>
+        <w:rPr>
+          <w:lang w:eastAsia="zh-CN"/>
+        </w:rPr>
+        <w:t>CostCalculator</w:t>
+      </w:r>
+      <w:proofErr w:type="spellEnd"/>
+      <w:r>
+        <w:rPr>
+          <w:lang w:eastAsia="zh-CN"/>
+        </w:rPr>
+        <w:t xml:space="preserve"> a kártyák és csodák megvásárolhatóságát számolja ki. A </w:t>
+      </w:r>
+      <w:proofErr w:type="spellStart"/>
+      <w:r>
+        <w:rPr>
+          <w:lang w:eastAsia="zh-CN"/>
+        </w:rPr>
+        <w:t>PlayerActionHandler</w:t>
+      </w:r>
+      <w:proofErr w:type="spellEnd"/>
+      <w:r>
+        <w:rPr>
+          <w:lang w:eastAsia="zh-CN"/>
+        </w:rPr>
+        <w:t xml:space="preserve"> a játékosok akcióinak feldolgozását végzi, a </w:t>
+      </w:r>
+      <w:proofErr w:type="spellStart"/>
+      <w:r>
+        <w:rPr>
+          <w:lang w:eastAsia="zh-CN"/>
+        </w:rPr>
+        <w:t>ChooseWonderHandler</w:t>
+      </w:r>
+      <w:proofErr w:type="spellEnd"/>
+      <w:r>
+        <w:rPr>
+          <w:lang w:eastAsia="zh-CN"/>
+        </w:rPr>
+        <w:t xml:space="preserve"> pedig a játék elején a csodák kiválasztását kezeli, amelyet az előző ábrán szereplő </w:t>
+      </w:r>
+      <w:proofErr w:type="spellStart"/>
+      <w:r>
+        <w:rPr>
+          <w:lang w:eastAsia="zh-CN"/>
+        </w:rPr>
+        <w:t>ChooseWonderState</w:t>
+      </w:r>
+      <w:proofErr w:type="spellEnd"/>
+      <w:r>
+        <w:rPr>
+          <w:lang w:eastAsia="zh-CN"/>
+        </w:rPr>
+        <w:t xml:space="preserve"> használ. A diagramon szereplő osztályok mindegyike interfészen keresztül kerül használatra, elősegítve a laza csatolást és a bővíthetőséget.</w:t>
+      </w:r>
+    </w:p>
+    <w:p>
+      <w:pPr>
+        <w:rPr>
+          <w:lang w:eastAsia="zh-CN"/>
+        </w:rPr>
+      </w:pPr>
+      <w:r>
+        <w:rPr>
+          <w:noProof/>
+          <w:lang w:eastAsia="zh-CN"/>
+        </w:rPr>
+        <w:lastRenderedPageBreak/>
+        <w:drawing>
+          <wp:inline distT="0" distB="0" distL="0" distR="0" wp14:anchorId="3AAAB288" wp14:editId="004CA865">
+            <wp:extent cx="5753735" cy="1294130"/>
+            <wp:effectExtent l="0" t="0" r="0" b="1270"/>
+            <wp:docPr id="24724115" name="Picture 3"/>
+            <wp:cNvGraphicFramePr>
+              <a:graphicFrameLocks xmlns:a="http://schemas.openxmlformats.org/drawingml/2006/main" noChangeAspect="1"/>
+            </wp:cNvGraphicFramePr>
+            <a:graphic xmlns:a="http://schemas.openxmlformats.org/drawingml/2006/main">
+              <a:graphicData uri="http://schemas.openxmlformats.org/drawingml/2006/picture">
+                <pic:pic xmlns:pic="http://schemas.openxmlformats.org/drawingml/2006/picture">
+                  <pic:nvPicPr>
+                    <pic:cNvPr id="0" name="Picture 3"/>
+                    <pic:cNvPicPr>
+                      <a:picLocks noChangeAspect="1" noChangeArrowheads="1"/>
+                    </pic:cNvPicPr>
+                  </pic:nvPicPr>
+                  <pic:blipFill>
+                    <a:blip r:embed="rId16" cstate="print">
+                      <a:extLst>
+                        <a:ext uri="{28A0092B-C50C-407E-A947-70E740481C1C}">
+                          <a14:useLocalDpi xmlns:a14="http://schemas.microsoft.com/office/drawing/2010/main" val="0"/>
+                        </a:ext>
+                      </a:extLst>
+                    </a:blip>
+                    <a:srcRect/>
+                    <a:stretch>
+                      <a:fillRect/>
+                    </a:stretch>
+                  </pic:blipFill>
+                  <pic:spPr bwMode="auto">
+                    <a:xfrm>
+                      <a:off x="0" y="0"/>
+                      <a:ext cx="5753735" cy="1294130"/>
+                    </a:xfrm>
+                    <a:prstGeom prst="rect">
+                      <a:avLst/>
+                    </a:prstGeom>
+                    <a:noFill/>
+                    <a:ln>
+                      <a:noFill/>
+                    </a:ln>
+                  </pic:spPr>
+                </pic:pic>
+              </a:graphicData>
+            </a:graphic>
+          </wp:inline>
+        </w:drawing>
+      </w:r>
+    </w:p>
+    <w:p>
+      <w:pPr>
+        <w:rPr>
+          <w:lang w:eastAsia="zh-CN"/>
+        </w:rPr>
+      </w:pPr>
+      <w:r>
+        <w:rPr>
+          <w:lang w:eastAsia="zh-CN"/>
+        </w:rPr>
+        <w:t xml:space="preserve">Az ábra a különböző korokat reprezentáló osztályokat tartalmazza. Az </w:t>
+      </w:r>
+      <w:proofErr w:type="spellStart"/>
+      <w:r>
+        <w:rPr>
+          <w:lang w:eastAsia="zh-CN"/>
+        </w:rPr>
+        <w:t>AgesEnum</w:t>
+      </w:r>
+      <w:proofErr w:type="spellEnd"/>
+      <w:r>
+        <w:rPr>
+          <w:lang w:eastAsia="zh-CN"/>
+        </w:rPr>
+        <w:t xml:space="preserve"> enumeráció biztosítja a korok egyértelmű azonosítását, így a vezérlési logika nem igényel konkrét osztálytípusok ellenőrzését vagy feltételes elágazásokat az egyes korok alapján.</w:t>
+      </w:r>
+    </w:p>
+    <w:p>
+      <w:pPr>
+        <w:rPr>
+          <w:lang w:eastAsia="zh-CN"/>
+        </w:rPr>
+      </w:pPr>
+      <w:r>
+        <w:rPr>
+          <w:noProof/>
+          <w:lang w:eastAsia="zh-CN"/>
+        </w:rPr>
+        <w:drawing>
+          <wp:inline distT="0" distB="0" distL="0" distR="0" wp14:anchorId="12F075CC" wp14:editId="2042EBAB">
+            <wp:extent cx="5749925" cy="2304415"/>
+            <wp:effectExtent l="0" t="0" r="3175" b="635"/>
+            <wp:docPr id="1151847647" name="Picture 1"/>
+            <wp:cNvGraphicFramePr>
+              <a:graphicFrameLocks xmlns:a="http://schemas.openxmlformats.org/drawingml/2006/main" noChangeAspect="1"/>
+            </wp:cNvGraphicFramePr>
+            <a:graphic xmlns:a="http://schemas.openxmlformats.org/drawingml/2006/main">
+              <a:graphicData uri="http://schemas.openxmlformats.org/drawingml/2006/picture">
+                <pic:pic xmlns:pic="http://schemas.openxmlformats.org/drawingml/2006/picture">
+                  <pic:nvPicPr>
+                    <pic:cNvPr id="0" name="Picture 1"/>
+                    <pic:cNvPicPr>
+                      <a:picLocks noChangeAspect="1" noChangeArrowheads="1"/>
+                    </pic:cNvPicPr>
+                  </pic:nvPicPr>
+                  <pic:blipFill>
+                    <a:blip r:embed="rId17" cstate="print">
+                      <a:extLst>
+                        <a:ext uri="{28A0092B-C50C-407E-A947-70E740481C1C}">
+                          <a14:useLocalDpi xmlns:a14="http://schemas.microsoft.com/office/drawing/2010/main" val="0"/>
+                        </a:ext>
+                      </a:extLst>
+                    </a:blip>
+                    <a:srcRect/>
+                    <a:stretch>
+                      <a:fillRect/>
+                    </a:stretch>
+                  </pic:blipFill>
+                  <pic:spPr bwMode="auto">
+                    <a:xfrm>
+                      <a:off x="0" y="0"/>
+                      <a:ext cx="5749925" cy="2304415"/>
+                    </a:xfrm>
+                    <a:prstGeom prst="rect">
+                      <a:avLst/>
+                    </a:prstGeom>
+                    <a:noFill/>
+                    <a:ln>
+                      <a:noFill/>
+                    </a:ln>
+                  </pic:spPr>
+                </pic:pic>
+              </a:graphicData>
+            </a:graphic>
+          </wp:inline>
+        </w:drawing>
+      </w:r>
+    </w:p>
+    <w:p>
+      <w:pPr>
+        <w:rPr>
+          <w:lang w:eastAsia="zh-CN"/>
+        </w:rPr>
+      </w:pPr>
+      <w:r>
+        <w:rPr>
+          <w:lang w:eastAsia="zh-CN"/>
+        </w:rPr>
+        <w:t xml:space="preserve">Az ábra a játék különböző játékelemeket reprezentáló osztályait mutatja be. A diagram tartalmazza az egyes kártyatípusok felépítését, valamint azok belső kapcsolatait kompozíciós viszonyokon keresztül. A játékost reprezentáló </w:t>
+      </w:r>
+      <w:proofErr w:type="spellStart"/>
+      <w:r>
+        <w:rPr>
+          <w:lang w:eastAsia="zh-CN"/>
+        </w:rPr>
+        <w:t>Player</w:t>
+      </w:r>
+      <w:proofErr w:type="spellEnd"/>
+      <w:r>
+        <w:rPr>
+          <w:lang w:eastAsia="zh-CN"/>
+        </w:rPr>
+        <w:t xml:space="preserve"> osztály szintén megjelenik, amely a játékmenet során a játékoshoz tartozó játékelemeket kezeli. Az ábrán látható továbbá a </w:t>
+      </w:r>
+      <w:proofErr w:type="spellStart"/>
+      <w:r>
+        <w:rPr>
+          <w:lang w:eastAsia="zh-CN"/>
+        </w:rPr>
+        <w:t>PlayerProperties</w:t>
+      </w:r>
+      <w:proofErr w:type="spellEnd"/>
+      <w:r>
+        <w:rPr>
+          <w:lang w:eastAsia="zh-CN"/>
+        </w:rPr>
+        <w:t xml:space="preserve"> osztály, amely a játék során kiszámított tulajdonságokat foglalja össze. Ezt az objektumot a </w:t>
+      </w:r>
+      <w:proofErr w:type="spellStart"/>
+      <w:r>
+        <w:rPr>
+          <w:lang w:eastAsia="zh-CN"/>
+        </w:rPr>
+        <w:t>Player</w:t>
+      </w:r>
+      <w:proofErr w:type="spellEnd"/>
+      <w:r>
+        <w:rPr>
+          <w:lang w:eastAsia="zh-CN"/>
+        </w:rPr>
+        <w:t xml:space="preserve"> osztály</w:t>
+      </w:r>
+      <w:r>
+        <w:rPr>
+          <w:lang w:eastAsia="zh-CN"/>
+        </w:rPr>
+        <w:t xml:space="preserve"> </w:t>
+      </w:r>
+      <w:proofErr w:type="spellStart"/>
+      <w:r>
+        <w:rPr>
+          <w:lang w:eastAsia="zh-CN"/>
+        </w:rPr>
+        <w:t>GetPlayerProperties</w:t>
+      </w:r>
+      <w:proofErr w:type="spellEnd"/>
+      <w:r>
+        <w:rPr>
+          <w:lang w:eastAsia="zh-CN"/>
+        </w:rPr>
+        <w:t xml:space="preserve"> </w:t>
+      </w:r>
+      <w:r>
+        <w:rPr>
+          <w:lang w:eastAsia="zh-CN"/>
+        </w:rPr>
+        <w:t>metódusa hozza létre az aktuális játékállapot alapján.</w:t>
+      </w:r>
+    </w:p>
+    <w:p>
+      <w:pPr>
+        <w:rPr>
+          <w:lang w:eastAsia="zh-CN"/>
+        </w:rPr>
+      </w:pPr>
+      <w:r>
+        <w:rPr>
+          <w:noProof/>
+          <w:lang w:eastAsia="zh-CN"/>
+        </w:rPr>
+        <w:lastRenderedPageBreak/>
+        <w:drawing>
+          <wp:inline distT="0" distB="0" distL="0" distR="0" wp14:anchorId="099D13D5" wp14:editId="6B457A27">
+            <wp:extent cx="5753100" cy="3740150"/>
+            <wp:effectExtent l="0" t="0" r="0" b="0"/>
+            <wp:docPr id="1138520615" name="Picture 2"/>
+            <wp:cNvGraphicFramePr>
+              <a:graphicFrameLocks xmlns:a="http://schemas.openxmlformats.org/drawingml/2006/main" noChangeAspect="1"/>
+            </wp:cNvGraphicFramePr>
+            <a:graphic xmlns:a="http://schemas.openxmlformats.org/drawingml/2006/main">
+              <a:graphicData uri="http://schemas.openxmlformats.org/drawingml/2006/picture">
+                <pic:pic xmlns:pic="http://schemas.openxmlformats.org/drawingml/2006/picture">
+                  <pic:nvPicPr>
+                    <pic:cNvPr id="0" name="Picture 2"/>
+                    <pic:cNvPicPr>
+                      <a:picLocks noChangeAspect="1" noChangeArrowheads="1"/>
+                    </pic:cNvPicPr>
+                  </pic:nvPicPr>
+                  <pic:blipFill>
+                    <a:blip r:embed="rId18">
+                      <a:extLst>
+                        <a:ext uri="{28A0092B-C50C-407E-A947-70E740481C1C}">
+                          <a14:useLocalDpi xmlns:a14="http://schemas.microsoft.com/office/drawing/2010/main" val="0"/>
+                        </a:ext>
+                      </a:extLst>
+                    </a:blip>
+                    <a:srcRect/>
+                    <a:stretch>
+                      <a:fillRect/>
+                    </a:stretch>
+                  </pic:blipFill>
+                  <pic:spPr bwMode="auto">
+                    <a:xfrm>
+                      <a:off x="0" y="0"/>
+                      <a:ext cx="5753100" cy="3740150"/>
+                    </a:xfrm>
+                    <a:prstGeom prst="rect">
+                      <a:avLst/>
+                    </a:prstGeom>
+                    <a:noFill/>
+                    <a:ln>
+                      <a:noFill/>
+                    </a:ln>
+                  </pic:spPr>
+                </pic:pic>
+              </a:graphicData>
+            </a:graphic>
+          </wp:inline>
+        </w:drawing>
+      </w:r>
+    </w:p>
+    <w:p>
+      <w:pPr>
+        <w:rPr>
+          <w:lang w:eastAsia="zh-CN"/>
+        </w:rPr>
+      </w:pPr>
+      <w:r>
+        <w:rPr>
+          <w:lang w:eastAsia="zh-CN"/>
+        </w:rPr>
+        <w:t xml:space="preserve">A jelenlegi ábra a különböző játékelemeket kezelő lista interfészeket, valamint az ezek létrehozásáért felelős </w:t>
+      </w:r>
+      <w:proofErr w:type="spellStart"/>
+      <w:r>
+        <w:rPr>
+          <w:lang w:eastAsia="zh-CN"/>
+        </w:rPr>
+        <w:t>factory</w:t>
+      </w:r>
+      <w:proofErr w:type="spellEnd"/>
+      <w:r>
+        <w:rPr>
+          <w:lang w:eastAsia="zh-CN"/>
+        </w:rPr>
+        <w:t xml:space="preserve"> osztályokat mutatja be. Az </w:t>
+      </w:r>
+      <w:proofErr w:type="spellStart"/>
+      <w:r>
+        <w:rPr>
+          <w:lang w:eastAsia="zh-CN"/>
+        </w:rPr>
+        <w:t>IGameElements</w:t>
+      </w:r>
+      <w:proofErr w:type="spellEnd"/>
+      <w:r>
+        <w:rPr>
+          <w:lang w:eastAsia="zh-CN"/>
+        </w:rPr>
+        <w:t xml:space="preserve"> interfész központi hozzáférési pontot biztosít a játék során használt játékelem</w:t>
+      </w:r>
+      <w:r>
+        <w:rPr>
+          <w:lang w:eastAsia="zh-CN"/>
+        </w:rPr>
+        <w:noBreakHyphen/>
+        <w:t xml:space="preserve">gyűjteményekhez. A </w:t>
+      </w:r>
+      <w:proofErr w:type="spellStart"/>
+      <w:r>
+        <w:rPr>
+          <w:lang w:eastAsia="zh-CN"/>
+        </w:rPr>
+        <w:t>ResetElements</w:t>
+      </w:r>
+      <w:proofErr w:type="spellEnd"/>
+      <w:r>
+        <w:rPr>
+          <w:lang w:eastAsia="zh-CN"/>
+        </w:rPr>
+        <w:t xml:space="preserve"> metódus feladata ezen elemek </w:t>
+      </w:r>
+      <w:proofErr w:type="spellStart"/>
+      <w:r>
+        <w:rPr>
+          <w:lang w:eastAsia="zh-CN"/>
+        </w:rPr>
+        <w:t>újrainicializálása</w:t>
+      </w:r>
+      <w:proofErr w:type="spellEnd"/>
+      <w:r>
+        <w:rPr>
+          <w:lang w:eastAsia="zh-CN"/>
+        </w:rPr>
+        <w:t xml:space="preserve">, amelyet a megfelelő </w:t>
+      </w:r>
+      <w:proofErr w:type="spellStart"/>
+      <w:r>
+        <w:rPr>
+          <w:lang w:eastAsia="zh-CN"/>
+        </w:rPr>
+        <w:t>factory</w:t>
+      </w:r>
+      <w:proofErr w:type="spellEnd"/>
+      <w:r>
+        <w:rPr>
+          <w:lang w:eastAsia="zh-CN"/>
+        </w:rPr>
+        <w:t xml:space="preserve"> osztályokon keresztül végez el, biztosítva az egységes és elkülönített </w:t>
+      </w:r>
+      <w:proofErr w:type="spellStart"/>
+      <w:r>
+        <w:rPr>
+          <w:lang w:eastAsia="zh-CN"/>
+        </w:rPr>
+        <w:t>példányosítást</w:t>
+      </w:r>
+      <w:proofErr w:type="spellEnd"/>
+      <w:r>
+        <w:rPr>
+          <w:lang w:eastAsia="zh-CN"/>
+        </w:rPr>
+        <w:t>.</w:t>
+      </w:r>
+    </w:p>
+    <w:p>
+      <w:pPr>
+        <w:spacing w:after="0" w:line="300" w:lineRule="atLeast"/>
+        <w:jc w:val="left"/>
+        <w:rPr>
+          <w:lang w:eastAsia="zh-CN"/>
+        </w:rPr>
+      </w:pPr>
+      <w:r>
+        <w:rPr>
+          <w:noProof/>
+          <w:lang w:eastAsia="zh-CN"/>
+        </w:rPr>
+        <w:drawing>
+          <wp:inline distT="0" distB="0" distL="0" distR="0" wp14:anchorId="3E7A0348" wp14:editId="19537DCD">
+            <wp:extent cx="5746750" cy="1905000"/>
+            <wp:effectExtent l="0" t="0" r="6350" b="0"/>
+            <wp:docPr id="1051206389" name="Picture 3"/>
+            <wp:cNvGraphicFramePr>
+              <a:graphicFrameLocks xmlns:a="http://schemas.openxmlformats.org/drawingml/2006/main" noChangeAspect="1"/>
+            </wp:cNvGraphicFramePr>
+            <a:graphic xmlns:a="http://schemas.openxmlformats.org/drawingml/2006/main">
+              <a:graphicData uri="http://schemas.openxmlformats.org/drawingml/2006/picture">
+                <pic:pic xmlns:pic="http://schemas.openxmlformats.org/drawingml/2006/picture">
+                  <pic:nvPicPr>
+                    <pic:cNvPr id="0" name="Picture 3"/>
+                    <pic:cNvPicPr>
+                      <a:picLocks noChangeAspect="1" noChangeArrowheads="1"/>
+                    </pic:cNvPicPr>
+                  </pic:nvPicPr>
+                  <pic:blipFill>
+                    <a:blip r:embed="rId19">
+                      <a:extLst>
+                        <a:ext uri="{28A0092B-C50C-407E-A947-70E740481C1C}">
+                          <a14:useLocalDpi xmlns:a14="http://schemas.microsoft.com/office/drawing/2010/main" val="0"/>
+                        </a:ext>
+                      </a:extLst>
+                    </a:blip>
+                    <a:srcRect/>
+                    <a:stretch>
+                      <a:fillRect/>
+                    </a:stretch>
+                  </pic:blipFill>
+                  <pic:spPr bwMode="auto">
+                    <a:xfrm>
+                      <a:off x="0" y="0"/>
+                      <a:ext cx="5746750" cy="1905000"/>
+                    </a:xfrm>
+                    <a:prstGeom prst="rect">
+                      <a:avLst/>
+                    </a:prstGeom>
+                    <a:noFill/>
+                    <a:ln>
+                      <a:noFill/>
+                    </a:ln>
+                  </pic:spPr>
+                </pic:pic>
+              </a:graphicData>
+            </a:graphic>
+          </wp:inline>
+        </w:drawing>
+      </w:r>
+    </w:p>
+    <w:p>
+      <w:pPr>
+        <w:rPr>
+          <w:lang w:eastAsia="zh-CN"/>
+        </w:rPr>
+      </w:pPr>
+      <w:r>
+        <w:rPr>
+          <w:lang w:eastAsia="zh-CN"/>
+        </w:rPr>
+        <w:t xml:space="preserve">Ez az ábra a kártyakompozíció felépítését reprezentáló osztályokat, valamint azok létrehozásáért felelős </w:t>
+      </w:r>
+      <w:proofErr w:type="spellStart"/>
+      <w:r>
+        <w:rPr>
+          <w:lang w:eastAsia="zh-CN"/>
+        </w:rPr>
+        <w:t>factory</w:t>
+      </w:r>
+      <w:proofErr w:type="spellEnd"/>
+      <w:r>
+        <w:rPr>
+          <w:lang w:eastAsia="zh-CN"/>
+        </w:rPr>
+        <w:t xml:space="preserve"> osztályokat mutatja be. A </w:t>
+      </w:r>
+      <w:proofErr w:type="spellStart"/>
+      <w:r>
+        <w:rPr>
+          <w:lang w:eastAsia="zh-CN"/>
+        </w:rPr>
+        <w:t>CardComposition</w:t>
+      </w:r>
+      <w:proofErr w:type="spellEnd"/>
+      <w:r>
+        <w:rPr>
+          <w:lang w:eastAsia="zh-CN"/>
+        </w:rPr>
+        <w:t xml:space="preserve"> osztály </w:t>
+      </w:r>
+      <w:proofErr w:type="spellStart"/>
+      <w:r>
+        <w:rPr>
+          <w:lang w:eastAsia="zh-CN"/>
+        </w:rPr>
+        <w:t>CardNode</w:t>
+      </w:r>
+      <w:proofErr w:type="spellEnd"/>
+      <w:r>
+        <w:rPr>
+          <w:lang w:eastAsia="zh-CN"/>
+        </w:rPr>
+        <w:t xml:space="preserve"> elemeket tartalmaz, míg a </w:t>
+      </w:r>
+      <w:proofErr w:type="spellStart"/>
+      <w:r>
+        <w:rPr>
+          <w:lang w:eastAsia="zh-CN"/>
+        </w:rPr>
+        <w:t>CardNode</w:t>
+      </w:r>
+      <w:proofErr w:type="spellEnd"/>
+      <w:r>
+        <w:rPr>
+          <w:lang w:eastAsia="zh-CN"/>
+        </w:rPr>
+        <w:t xml:space="preserve"> osztály meghatározza azokat a további </w:t>
+      </w:r>
+      <w:proofErr w:type="spellStart"/>
+      <w:r>
+        <w:rPr>
+          <w:lang w:eastAsia="zh-CN"/>
+        </w:rPr>
+        <w:t>CardNode</w:t>
+      </w:r>
+      <w:r>
+        <w:rPr>
+          <w:lang w:eastAsia="zh-CN"/>
+        </w:rPr>
+        <w:noBreakHyphen/>
+        <w:t>okat</w:t>
+      </w:r>
+      <w:proofErr w:type="spellEnd"/>
+      <w:r>
+        <w:rPr>
+          <w:lang w:eastAsia="zh-CN"/>
+        </w:rPr>
+        <w:t>, amelyek az adott kártyát lefedik. Ennek köszönhetően a két osztály együttesen a kártyák elrendezését leíró gráfstruktúrát alkot.</w:t>
+      </w:r>
+    </w:p>
+    <w:p>
+      <w:pPr>
+        <w:rPr>
+          <w:lang w:eastAsia="zh-CN"/>
+        </w:rPr>
+      </w:pPr>
+      <w:r>
+        <w:rPr>
+          <w:noProof/>
+          <w:lang w:eastAsia="zh-CN"/>
+        </w:rPr>
+        <w:lastRenderedPageBreak/>
+        <w:drawing>
+          <wp:inline distT="0" distB="0" distL="0" distR="0" wp14:anchorId="024A80E4" wp14:editId="6C4AC867">
+            <wp:extent cx="5753100" cy="2146300"/>
+            <wp:effectExtent l="0" t="0" r="0" b="6350"/>
+            <wp:docPr id="690534688" name="Picture 4"/>
+            <wp:cNvGraphicFramePr>
+              <a:graphicFrameLocks xmlns:a="http://schemas.openxmlformats.org/drawingml/2006/main" noChangeAspect="1"/>
+            </wp:cNvGraphicFramePr>
+            <a:graphic xmlns:a="http://schemas.openxmlformats.org/drawingml/2006/main">
+              <a:graphicData uri="http://schemas.openxmlformats.org/drawingml/2006/picture">
+                <pic:pic xmlns:pic="http://schemas.openxmlformats.org/drawingml/2006/picture">
+                  <pic:nvPicPr>
+                    <pic:cNvPr id="0" name="Picture 4"/>
+                    <pic:cNvPicPr>
+                      <a:picLocks noChangeAspect="1" noChangeArrowheads="1"/>
+                    </pic:cNvPicPr>
+                  </pic:nvPicPr>
+                  <pic:blipFill>
+                    <a:blip r:embed="rId20">
+                      <a:extLst>
+                        <a:ext uri="{28A0092B-C50C-407E-A947-70E740481C1C}">
+                          <a14:useLocalDpi xmlns:a14="http://schemas.microsoft.com/office/drawing/2010/main" val="0"/>
+                        </a:ext>
+                      </a:extLst>
+                    </a:blip>
+                    <a:srcRect/>
+                    <a:stretch>
+                      <a:fillRect/>
+                    </a:stretch>
+                  </pic:blipFill>
+                  <pic:spPr bwMode="auto">
+                    <a:xfrm>
+                      <a:off x="0" y="0"/>
+                      <a:ext cx="5753100" cy="2146300"/>
+                    </a:xfrm>
+                    <a:prstGeom prst="rect">
+                      <a:avLst/>
+                    </a:prstGeom>
+                    <a:noFill/>
+                    <a:ln>
+                      <a:noFill/>
+                    </a:ln>
+                  </pic:spPr>
+                </pic:pic>
+              </a:graphicData>
+            </a:graphic>
+          </wp:inline>
+        </w:drawing>
+      </w:r>
+    </w:p>
+    <w:p>
+      <w:pPr>
+        <w:rPr>
+          <w:lang w:eastAsia="zh-CN"/>
+        </w:rPr>
+      </w:pPr>
+      <w:r>
+        <w:rPr>
+          <w:lang w:eastAsia="zh-CN"/>
+        </w:rPr>
+        <w:t xml:space="preserve">Az ábra a külső komponensek által gyakran használt interfészeket és osztályokat mutatja be. Ezek egyrészt az eseménykezeléshez, másrészt a játékos lépéseinek kezeléséhez kapcsolódnak. A külvilág felé átadott, játékoslépéseket reprezentáló </w:t>
+      </w:r>
+      <w:proofErr w:type="spellStart"/>
+      <w:r>
+        <w:rPr>
+          <w:lang w:eastAsia="zh-CN"/>
+        </w:rPr>
+        <w:t>IPlayerAction</w:t>
+      </w:r>
+      <w:proofErr w:type="spellEnd"/>
+      <w:r>
+        <w:rPr>
+          <w:lang w:eastAsia="zh-CN"/>
+        </w:rPr>
+        <w:t xml:space="preserve"> objektumok egy </w:t>
+      </w:r>
+      <w:proofErr w:type="spellStart"/>
+      <w:r>
+        <w:rPr>
+          <w:lang w:eastAsia="zh-CN"/>
+        </w:rPr>
+        <w:t>PlayerActionWrapper</w:t>
+      </w:r>
+      <w:proofErr w:type="spellEnd"/>
+      <w:r>
+        <w:rPr>
+          <w:lang w:eastAsia="zh-CN"/>
+        </w:rPr>
+        <w:t xml:space="preserve"> osztályon keresztül érhetők el. Az eseménykezelés az </w:t>
+      </w:r>
+      <w:proofErr w:type="spellStart"/>
+      <w:r>
+        <w:rPr>
+          <w:lang w:eastAsia="zh-CN"/>
+        </w:rPr>
+        <w:t>IEventManager</w:t>
+      </w:r>
+      <w:proofErr w:type="spellEnd"/>
+      <w:r>
+        <w:rPr>
+          <w:lang w:eastAsia="zh-CN"/>
+        </w:rPr>
+        <w:t xml:space="preserve"> interfészen keresztül történik, amely lehetőséget biztosít a </w:t>
+      </w:r>
+      <w:proofErr w:type="spellStart"/>
+      <w:r>
+        <w:rPr>
+          <w:lang w:eastAsia="zh-CN"/>
+        </w:rPr>
+        <w:t>GameEvent</w:t>
+      </w:r>
+      <w:proofErr w:type="spellEnd"/>
+      <w:r>
+        <w:rPr>
+          <w:lang w:eastAsia="zh-CN"/>
+        </w:rPr>
+        <w:t xml:space="preserve"> osztály különböző </w:t>
+      </w:r>
+      <w:proofErr w:type="spellStart"/>
+      <w:r>
+        <w:rPr>
+          <w:lang w:eastAsia="zh-CN"/>
+        </w:rPr>
+        <w:t>leszármazottaira</w:t>
+      </w:r>
+      <w:proofErr w:type="spellEnd"/>
+      <w:r>
+        <w:rPr>
+          <w:lang w:eastAsia="zh-CN"/>
+        </w:rPr>
+        <w:t xml:space="preserve"> való feliratkozásra.</w:t>
+      </w:r>
+    </w:p>
+    <w:p>
+      <w:pPr>
+        <w:pStyle w:val="Heading4"/>
+        <w:rPr>
+          <w:lang w:eastAsia="zh-CN"/>
+        </w:rPr>
+      </w:pPr>
+      <w:proofErr w:type="spellStart"/>
+      <w:proofErr w:type="gramStart"/>
+      <w:r>
+        <w:rPr>
+          <w:lang w:eastAsia="zh-CN"/>
+        </w:rPr>
+        <w:t>SevenWonders.Game.Engine</w:t>
+      </w:r>
+      <w:proofErr w:type="spellEnd"/>
+      <w:proofErr w:type="gramEnd"/>
+    </w:p>
+    <w:p>
+      <w:pPr>
+        <w:rPr>
+          <w:lang w:eastAsia="zh-CN"/>
+        </w:rPr>
+      </w:pPr>
+    </w:p>
+    <w:p>
+      <w:pPr>
+        <w:pStyle w:val="Heading4"/>
+        <w:rPr>
+          <w:lang w:eastAsia="zh-CN"/>
+        </w:rPr>
+      </w:pPr>
+      <w:proofErr w:type="spellStart"/>
+      <w:proofErr w:type="gramStart"/>
+      <w:r>
+        <w:rPr>
+          <w:lang w:eastAsia="zh-CN"/>
+        </w:rPr>
+        <w:t>SevenWonders.</w:t>
+      </w:r>
+      <w:r>
+        <w:rPr>
+          <w:lang w:eastAsia="zh-CN"/>
+        </w:rPr>
+        <w:t>Web</w:t>
+      </w:r>
+      <w:r>
+        <w:rPr>
+          <w:lang w:eastAsia="zh-CN"/>
+        </w:rPr>
+        <w:t>.</w:t>
+      </w:r>
+      <w:r>
+        <w:rPr>
+          <w:lang w:eastAsia="zh-CN"/>
+        </w:rPr>
+        <w:t>Server</w:t>
+      </w:r>
+      <w:r>
+        <w:rPr>
+          <w:lang w:eastAsia="zh-CN"/>
+        </w:rPr>
+        <w:t>.Model</w:t>
+      </w:r>
+      <w:proofErr w:type="spellEnd"/>
+      <w:proofErr w:type="gramEnd"/>
+    </w:p>
+    <w:p>
+      <w:pPr>
+        <w:pStyle w:val="Heading4"/>
+        <w:rPr>
+          <w:lang w:eastAsia="zh-CN"/>
+        </w:rPr>
+      </w:pPr>
+      <w:proofErr w:type="spellStart"/>
+      <w:r>
+        <w:rPr>
+          <w:lang w:eastAsia="zh-CN"/>
+        </w:rPr>
+        <w:t>SevenWonders.AI.Model</w:t>
+      </w:r>
+      <w:proofErr w:type="spellEnd"/>
+    </w:p>
+    <w:p>
+      <w:pPr>
+        <w:rPr>
+          <w:lang w:eastAsia="zh-CN"/>
+        </w:rPr>
+      </w:pPr>
+    </w:p>
+    <w:p>
+      <w:pPr>
+        <w:rPr>
+          <w:lang w:eastAsia="zh-CN"/>
+        </w:rPr>
+      </w:pPr>
+    </w:p>
+    <w:p>
+      <w:pPr>
+        <w:rPr>
+          <w:lang w:eastAsia="zh-CN"/>
+        </w:rPr>
+      </w:pPr>
+    </w:p>
+    <w:p>
+      <w:pPr>
+        <w:rPr>
+          <w:lang w:eastAsia="zh-CN"/>
+        </w:rPr>
+      </w:pPr>
+    </w:p>
+    <w:p>
+      <w:pPr>
         <w:pStyle w:val="Heading3"/>
         <w:rPr>
           <w:lang w:eastAsia="zh-CN"/>
@@ -9617,6 +10870,7 @@
         <w:rPr>
           <w:lang w:eastAsia="zh-CN"/>
         </w:rPr>
+        <w:lastRenderedPageBreak/>
         <w:t>Algoritmus</w:t>
       </w:r>
     </w:p>
@@ -9740,7 +10994,6 @@
         <w:rPr>
           <w:lang w:eastAsia="zh-CN"/>
         </w:rPr>
-        <w:lastRenderedPageBreak/>
         <w:t>A választott algoritmus jól illeszkedik a játék természetéhez, mivel képes összetett döntési szituációk kezelésére, miközben megfelelő stabilitást biztosít a tanítás során.</w:t>
       </w:r>
     </w:p>
@@ -9918,7 +11171,7 @@
       </w:pPr>
     </w:p>
     <w:sectPr>
-      <w:footerReference w:type="default" r:id="rId18"/>
+      <w:footerReference w:type="default" r:id="rId25"/>
       <w:pgSz w:w="11906" w:h="16838"/>
       <w:pgMar w:top="1418" w:right="1418" w:bottom="1418" w:left="1418" w:header="709" w:footer="709" w:gutter="0"/>
       <w:pgNumType w:start="1"/>
@@ -11319,7 +12572,6 @@
   <w:style w:type="character" w:default="1" w:styleId="DefaultParagraphFont">
     <w:name w:val="Default Paragraph Font"/>
     <w:uiPriority w:val="1"/>
-    <w:semiHidden/>
     <w:unhideWhenUsed/>
   </w:style>
   <w:style w:type="table" w:default="1" w:styleId="TableNormal">
@@ -11854,6 +13106,19 @@
       <w:sz w:val="24"/>
     </w:rPr>
   </w:style>
+  <w:style w:type="character" w:styleId="HTMLCode">
+    <w:name w:val="HTML Code"/>
+    <w:basedOn w:val="DefaultParagraphFont"/>
+    <w:uiPriority w:val="99"/>
+    <w:semiHidden/>
+    <w:unhideWhenUsed/>
+    <w:rsid w:val="00F763BC"/>
+    <w:rPr>
+      <w:rFonts w:ascii="Courier New" w:eastAsia="Times New Roman" w:hAnsi="Courier New" w:cs="Courier New"/>
+      <w:sz w:val="20"/>
+      <w:szCs w:val="20"/>
+    </w:rPr>
+  </w:style>
 </w:styles>
 </file>
 
@@ -12153,6 +13418,19 @@
 </file>
 
 <file path=customXml/item1.xml><?xml version="1.0" encoding="utf-8"?>
+<b:Sources xmlns:b="http://schemas.openxmlformats.org/officeDocument/2006/bibliography" xmlns="http://schemas.openxmlformats.org/officeDocument/2006/bibliography" SelectedStyle="\APASixthEditionOfficeOnline.xsl" StyleName="APA" Version="6"/>
+</file>
+
+<file path=customXml/item2.xml><?xml version="1.0" encoding="utf-8"?>
+<?mso-contentType ?>
+<FormTemplates xmlns="http://schemas.microsoft.com/sharepoint/v3/contenttype/forms">
+  <Display>DocumentLibraryForm</Display>
+  <Edit>DocumentLibraryForm</Edit>
+  <New>DocumentLibraryForm</New>
+</FormTemplates>
+</file>
+
+<file path=customXml/item3.xml><?xml version="1.0" encoding="utf-8"?>
 <ct:contentTypeSchema xmlns:ct="http://schemas.microsoft.com/office/2006/metadata/contentType" xmlns:ma="http://schemas.microsoft.com/office/2006/metadata/properties/metaAttributes" ct:_="" ma:_="" ma:contentTypeName="Document" ma:contentTypeID="0x01010057D746A6CC7228419059D1F304ECB892" ma:contentTypeVersion="6" ma:contentTypeDescription="Create a new document." ma:contentTypeScope="" ma:versionID="230bd601e8ab138a3182c21189d57f93">
   <xsd:schema xmlns:xsd="http://www.w3.org/2001/XMLSchema" xmlns:xs="http://www.w3.org/2001/XMLSchema" xmlns:p="http://schemas.microsoft.com/office/2006/metadata/properties" xmlns:ns2="23369ae5-05ef-4c7c-a662-deac929baaef" targetNamespace="http://schemas.microsoft.com/office/2006/metadata/properties" ma:root="true" ma:fieldsID="ed8cacf55a6d923cbbf7f604d05b507d" ns2:_="">
     <xsd:import namespace="23369ae5-05ef-4c7c-a662-deac929baaef"/>
@@ -12310,20 +13588,23 @@
 </ct:contentTypeSchema>
 </file>
 
-<file path=customXml/item2.xml><?xml version="1.0" encoding="utf-8"?>
-<?mso-contentType ?>
-<FormTemplates xmlns="http://schemas.microsoft.com/sharepoint/v3/contenttype/forms">
-  <Display>DocumentLibraryForm</Display>
-  <Edit>DocumentLibraryForm</Edit>
-  <New>DocumentLibraryForm</New>
-</FormTemplates>
+<file path=customXml/itemProps1.xml><?xml version="1.0" encoding="utf-8"?>
+<ds:datastoreItem xmlns:ds="http://schemas.openxmlformats.org/officeDocument/2006/customXml" ds:itemID="{E9F6CDE2-636C-4043-AFFC-7CB0CE5DF55A}">
+  <ds:schemaRefs>
+    <ds:schemaRef ds:uri="http://schemas.openxmlformats.org/officeDocument/2006/bibliography"/>
+  </ds:schemaRefs>
+</ds:datastoreItem>
 </file>
 
-<file path=customXml/item3.xml><?xml version="1.0" encoding="utf-8"?>
-<b:Sources xmlns:b="http://schemas.openxmlformats.org/officeDocument/2006/bibliography" xmlns="http://schemas.openxmlformats.org/officeDocument/2006/bibliography" SelectedStyle="\APASixthEditionOfficeOnline.xsl" StyleName="APA" Version="6"/>
+<file path=customXml/itemProps2.xml><?xml version="1.0" encoding="utf-8"?>
+<ds:datastoreItem xmlns:ds="http://schemas.openxmlformats.org/officeDocument/2006/customXml" ds:itemID="{79D0F40F-646A-4DBF-9119-0FC598DFBBBB}">
+  <ds:schemaRefs>
+    <ds:schemaRef ds:uri="http://schemas.microsoft.com/sharepoint/v3/contenttype/forms"/>
+  </ds:schemaRefs>
+</ds:datastoreItem>
 </file>
 
-<file path=customXml/itemProps1.xml><?xml version="1.0" encoding="utf-8"?>
+<file path=customXml/itemProps3.xml><?xml version="1.0" encoding="utf-8"?>
 <ds:datastoreItem xmlns:ds="http://schemas.openxmlformats.org/officeDocument/2006/customXml" ds:itemID="{E0E361D0-270A-43DD-B744-DC4991A38C53}">
   <ds:schemaRefs>
     <ds:schemaRef ds:uri="http://schemas.microsoft.com/office/2006/metadata/contentType"/>
@@ -12341,22 +13622,6 @@
 </ds:datastoreItem>
 </file>
 
-<file path=customXml/itemProps2.xml><?xml version="1.0" encoding="utf-8"?>
-<ds:datastoreItem xmlns:ds="http://schemas.openxmlformats.org/officeDocument/2006/customXml" ds:itemID="{79D0F40F-646A-4DBF-9119-0FC598DFBBBB}">
-  <ds:schemaRefs>
-    <ds:schemaRef ds:uri="http://schemas.microsoft.com/sharepoint/v3/contenttype/forms"/>
-  </ds:schemaRefs>
-</ds:datastoreItem>
-</file>
-
-<file path=customXml/itemProps3.xml><?xml version="1.0" encoding="utf-8"?>
-<ds:datastoreItem xmlns:ds="http://schemas.openxmlformats.org/officeDocument/2006/customXml" ds:itemID="{E9F6CDE2-636C-4043-AFFC-7CB0CE5DF55A}">
-  <ds:schemaRefs>
-    <ds:schemaRef ds:uri="http://schemas.openxmlformats.org/officeDocument/2006/bibliography"/>
-  </ds:schemaRefs>
-</ds:datastoreItem>
-</file>
-
 <file path=docMetadata/LabelInfo.xml><?xml version="1.0" encoding="utf-8"?>
 <clbl:labelList xmlns:clbl="http://schemas.microsoft.com/office/2020/mipLabelMetadata">
   <clbl:label id="{ff6dbec8-95a8-4638-9f5f-bd076536645c}" enabled="1" method="Standard" siteId="{5dbf1add-202a-4b8d-815b-bf0fb024e033}" contentBits="0" removed="0"/>

--- a/document/Szakdolgozat.docx
+++ b/document/Szakdolgozat.docx
@@ -257,15 +257,7 @@
         <w:tab/>
       </w:r>
       <w:r>
-        <w:t xml:space="preserve">Programtervező informatikus </w:t>
-      </w:r>
-      <w:proofErr w:type="spellStart"/>
-      <w:r>
-        <w:t>BSc</w:t>
-      </w:r>
-      <w:proofErr w:type="spellEnd"/>
-      <w:r>
-        <w:t>.</w:t>
+        <w:t>Programtervező informatikus BSc.</w:t>
       </w:r>
       <w:r>
         <w:tab/>
@@ -3094,15 +3086,7 @@
         <w:t xml:space="preserve">adott </w:t>
       </w:r>
       <w:r>
-        <w:t>(</w:t>
-      </w:r>
-      <w:proofErr w:type="spellStart"/>
-      <w:r>
-        <w:t>Calibri</w:t>
-      </w:r>
-      <w:proofErr w:type="spellEnd"/>
-      <w:r>
-        <w:t xml:space="preserve">) </w:t>
+        <w:t xml:space="preserve">(Calibri) </w:t>
       </w:r>
       <w:r>
         <w:t>és a</w:t>
@@ -3323,11 +3307,9 @@
             <w:tcW w:w="2831" w:type="dxa"/>
           </w:tcPr>
           <w:p>
-            <w:proofErr w:type="spellStart"/>
             <w:r>
               <w:t>asdf</w:t>
             </w:r>
-            <w:proofErr w:type="spellEnd"/>
           </w:p>
         </w:tc>
         <w:tc>
@@ -3969,18 +3951,6 @@
         <w:t>Többjátékos mód</w:t>
       </w:r>
       <w:bookmarkEnd w:id="14"/>
-    </w:p>
-    <w:p>
-      <w:pPr>
-        <w:pStyle w:val="Heading2"/>
-      </w:pPr>
-      <w:bookmarkStart w:id="15" w:name="_Toc228127137"/>
-      <w:r>
-        <w:t>Mesterséges intelligencia</w:t>
-      </w:r>
-      <w:bookmarkEnd w:id="15"/>
-    </w:p>
-    <w:p>
       <w:r>
         <w:br w:type="page"/>
       </w:r>
@@ -3989,230 +3959,104 @@
       <w:pPr>
         <w:pStyle w:val="Heading1"/>
       </w:pPr>
-      <w:bookmarkStart w:id="16" w:name="_Toc228127138"/>
+      <w:bookmarkStart w:id="15" w:name="_Toc228127138"/>
       <w:r>
         <w:lastRenderedPageBreak/>
         <w:t>Fejlesztői dokumentáció</w:t>
       </w:r>
+      <w:bookmarkEnd w:id="15"/>
+    </w:p>
+    <w:p>
+      <w:pPr>
+        <w:pStyle w:val="Heading2"/>
+      </w:pPr>
+      <w:bookmarkStart w:id="16" w:name="_Toc228127139"/>
+      <w:r>
+        <w:t>Fejlesztői környezet és futtatás</w:t>
+      </w:r>
       <w:bookmarkEnd w:id="16"/>
     </w:p>
     <w:p>
       <w:pPr>
+        <w:rPr>
+          <w:lang w:eastAsia="zh-CN"/>
+        </w:rPr>
+      </w:pPr>
+      <w:r>
+        <w:rPr>
+          <w:lang w:eastAsia="zh-CN"/>
+        </w:rPr>
+        <w:t>A rendszer fejlesztése és futtatása több, egymástól jól elkülönülő technológiai környezetben történt. A különböző komponensek fejlesztéséhez eltérő eszközök és verziók kerültek alkalmazásra, igazodva az adott komponens technológiai és futásidejű követelményeihez.</w:t>
+      </w:r>
+    </w:p>
+    <w:p>
+      <w:pPr>
+        <w:rPr>
+          <w:lang w:eastAsia="zh-CN"/>
+        </w:rPr>
+      </w:pPr>
+      <w:r>
+        <w:rPr>
+          <w:lang w:eastAsia="zh-CN"/>
+        </w:rPr>
+        <w:t>A .NET alapú komponensek fejlesztése Microsoft Visual Studio 2022 fejlesztőkörnyezetben történt. A kliensalkalmazás megvalósítása .NET MAUI keretrendszer segítségével készült, .NET 9 célplatformra konfigurálva. A megoldás a .NET ökoszisztémán belül biztosítja a platformfüggetlen grafikus felhasználói felület kialakítását, valamint a közös kódbázis egyszerű karbantarthatóságát.</w:t>
+      </w:r>
+    </w:p>
+    <w:p>
+      <w:pPr>
+        <w:rPr>
+          <w:lang w:eastAsia="zh-CN"/>
+        </w:rPr>
+      </w:pPr>
+      <w:r>
+        <w:rPr>
+          <w:lang w:eastAsia="zh-CN"/>
+        </w:rPr>
+        <w:t>A szerveroldali komponensek és a játéklogika szintén .NET 9 környezetben készültek, egységesen a .NET MAUI alkalmazással kompatibilis konfigurációban. A fejlesztés során számos külső függőség került felhasználásra NuGet csomagok formájában, amelyek a webes kommunikációt, a perzisztenciát, az autentikációt és a mesterséges intelligencia futtatását támogatták. A konkrét csomagverziók a projekt konfigurációs fájljaiban kerülnek rögzítésre.</w:t>
+      </w:r>
+    </w:p>
+    <w:p>
+      <w:pPr>
+        <w:rPr>
+          <w:lang w:eastAsia="zh-CN"/>
+        </w:rPr>
+      </w:pPr>
+      <w:r>
+        <w:rPr>
+          <w:lang w:eastAsia="zh-CN"/>
+        </w:rPr>
+        <w:t>A mesterséges intelligencia tanításához különálló, Python alapú fejlesztési környezet került alkalmazásra. A tanítási folyamat Python 3.14.4 verzióban valósult meg, elkülönülten a .NET alapú futásidejű rendszertől. Ez a megközelítés lehetővé tette a tanításhoz szükséges eszköztár és könyvtárak rugalmas használatát, miközben a futásidejű alkalmazás stabilitása nem sérült.</w:t>
+      </w:r>
+    </w:p>
+    <w:p>
+      <w:pPr>
+        <w:rPr>
+          <w:lang w:eastAsia="zh-CN"/>
+        </w:rPr>
+      </w:pPr>
+      <w:r>
+        <w:rPr>
+          <w:lang w:eastAsia="zh-CN"/>
+        </w:rPr>
+        <w:t>A rendszer futtatása során a különböző komponensek egymástól elkülönítve indíthatók. A kliensalkalmazás a .NET futtatókörnyezeten belül kerül elindításra, míg a webszerver egy különálló szerverfolyamatként működik. A mesterséges intelligencia tanítása opcionálisan, a futásidejű rendszerrel párhuzamosan vagy attól teljesen függetlenül indítható.</w:t>
+      </w:r>
+    </w:p>
+    <w:p>
+      <w:pPr>
         <w:pStyle w:val="Heading2"/>
       </w:pPr>
-      <w:bookmarkStart w:id="17" w:name="_Toc228127139"/>
-      <w:r>
-        <w:t>Fejlesztői környezet és futtatás</w:t>
-      </w:r>
-      <w:bookmarkEnd w:id="17"/>
-    </w:p>
-    <w:p>
-      <w:pPr>
-        <w:rPr>
-          <w:lang w:eastAsia="zh-CN"/>
-        </w:rPr>
-      </w:pPr>
-      <w:r>
-        <w:rPr>
-          <w:lang w:eastAsia="zh-CN"/>
-        </w:rPr>
-        <w:t xml:space="preserve">A rendszer fejlesztése és futtatása több, egymástól jól elkülönülő technológiai környezetben történt. A különböző komponensek fejlesztéséhez eltérő eszközök és verziók kerültek alkalmazásra, igazodva az adott komponens technológiai és </w:t>
-      </w:r>
-      <w:proofErr w:type="spellStart"/>
-      <w:r>
-        <w:rPr>
-          <w:lang w:eastAsia="zh-CN"/>
-        </w:rPr>
-        <w:t>futásidejű</w:t>
-      </w:r>
-      <w:proofErr w:type="spellEnd"/>
-      <w:r>
-        <w:rPr>
-          <w:lang w:eastAsia="zh-CN"/>
-        </w:rPr>
-        <w:t xml:space="preserve"> követelményeihez.</w:t>
-      </w:r>
-    </w:p>
-    <w:p>
-      <w:pPr>
-        <w:rPr>
-          <w:lang w:eastAsia="zh-CN"/>
-        </w:rPr>
-      </w:pPr>
-      <w:r>
-        <w:rPr>
-          <w:lang w:eastAsia="zh-CN"/>
-        </w:rPr>
-        <w:t xml:space="preserve">A .NET alapú komponensek fejlesztése Microsoft Visual </w:t>
-      </w:r>
-      <w:proofErr w:type="spellStart"/>
-      <w:r>
-        <w:rPr>
-          <w:lang w:eastAsia="zh-CN"/>
-        </w:rPr>
-        <w:t>Studio</w:t>
-      </w:r>
-      <w:proofErr w:type="spellEnd"/>
-      <w:r>
-        <w:rPr>
-          <w:lang w:eastAsia="zh-CN"/>
-        </w:rPr>
-        <w:t xml:space="preserve"> 2022 fejlesztőkörnyezetben történt. A kliensalkalmazás megvalósítása .NET MAUI keretrendszer segítségével készült, .NET 9 célplatformra konfigurálva. A megoldás a .NET ökoszisztémán belül biztosítja a platformfüggetlen grafikus felhasználói felület kialakítását, valamint a közös kódbázis egyszerű karbantarthatóságát.</w:t>
-      </w:r>
-    </w:p>
-    <w:p>
-      <w:pPr>
-        <w:rPr>
-          <w:lang w:eastAsia="zh-CN"/>
-        </w:rPr>
-      </w:pPr>
-      <w:r>
-        <w:rPr>
-          <w:lang w:eastAsia="zh-CN"/>
-        </w:rPr>
-        <w:t xml:space="preserve">A szerveroldali komponensek és a játéklogika szintén .NET 9 környezetben készültek, egységesen a .NET MAUI alkalmazással kompatibilis konfigurációban. A fejlesztés során számos külső függőség került felhasználásra </w:t>
-      </w:r>
-      <w:proofErr w:type="spellStart"/>
-      <w:r>
-        <w:rPr>
-          <w:lang w:eastAsia="zh-CN"/>
-        </w:rPr>
-        <w:t>NuGet</w:t>
-      </w:r>
-      <w:proofErr w:type="spellEnd"/>
-      <w:r>
-        <w:rPr>
-          <w:lang w:eastAsia="zh-CN"/>
-        </w:rPr>
-        <w:t xml:space="preserve"> csomagok formájában, amelyek a webes kommunikációt, a </w:t>
-      </w:r>
-      <w:proofErr w:type="spellStart"/>
-      <w:r>
-        <w:rPr>
-          <w:lang w:eastAsia="zh-CN"/>
-        </w:rPr>
-        <w:t>perzisztenciát</w:t>
-      </w:r>
-      <w:proofErr w:type="spellEnd"/>
-      <w:r>
-        <w:rPr>
-          <w:lang w:eastAsia="zh-CN"/>
-        </w:rPr>
-        <w:t xml:space="preserve">, az </w:t>
-      </w:r>
-      <w:proofErr w:type="spellStart"/>
-      <w:r>
-        <w:rPr>
-          <w:lang w:eastAsia="zh-CN"/>
-        </w:rPr>
-        <w:t>autentikációt</w:t>
-      </w:r>
-      <w:proofErr w:type="spellEnd"/>
-      <w:r>
-        <w:rPr>
-          <w:lang w:eastAsia="zh-CN"/>
-        </w:rPr>
-        <w:t xml:space="preserve"> és a mesterséges intelligencia futtatását támogatták. A konkrét csomagverziók a projekt konfigurációs fájljaiban kerülnek rögzítésre.</w:t>
-      </w:r>
-    </w:p>
-    <w:p>
-      <w:pPr>
-        <w:rPr>
-          <w:lang w:eastAsia="zh-CN"/>
-        </w:rPr>
-      </w:pPr>
-      <w:r>
-        <w:rPr>
-          <w:lang w:eastAsia="zh-CN"/>
-        </w:rPr>
-        <w:t xml:space="preserve">A mesterséges intelligencia tanításához különálló, Python alapú fejlesztési környezet került alkalmazásra. A tanítási folyamat Python 3.14.4 verzióban valósult meg, </w:t>
-      </w:r>
-      <w:proofErr w:type="spellStart"/>
-      <w:r>
-        <w:rPr>
-          <w:lang w:eastAsia="zh-CN"/>
-        </w:rPr>
-        <w:t>elkülönülten</w:t>
-      </w:r>
-      <w:proofErr w:type="spellEnd"/>
-      <w:r>
-        <w:rPr>
-          <w:lang w:eastAsia="zh-CN"/>
-        </w:rPr>
-        <w:t xml:space="preserve"> a .NET alapú </w:t>
-      </w:r>
-      <w:proofErr w:type="spellStart"/>
-      <w:r>
-        <w:rPr>
-          <w:lang w:eastAsia="zh-CN"/>
-        </w:rPr>
-        <w:t>futásidejű</w:t>
-      </w:r>
-      <w:proofErr w:type="spellEnd"/>
-      <w:r>
-        <w:rPr>
-          <w:lang w:eastAsia="zh-CN"/>
-        </w:rPr>
-        <w:t xml:space="preserve"> rendszertől. Ez a megközelítés lehetővé tette a tanításhoz szükséges eszköztár és könyvtárak rugalmas használatát, miközben a </w:t>
-      </w:r>
-      <w:proofErr w:type="spellStart"/>
-      <w:r>
-        <w:rPr>
-          <w:lang w:eastAsia="zh-CN"/>
-        </w:rPr>
-        <w:t>futásidejű</w:t>
-      </w:r>
-      <w:proofErr w:type="spellEnd"/>
-      <w:r>
-        <w:rPr>
-          <w:lang w:eastAsia="zh-CN"/>
-        </w:rPr>
-        <w:t xml:space="preserve"> alkalmazás stabilitása nem sérült.</w:t>
-      </w:r>
-    </w:p>
-    <w:p>
-      <w:pPr>
-        <w:rPr>
-          <w:lang w:eastAsia="zh-CN"/>
-        </w:rPr>
-      </w:pPr>
-      <w:r>
-        <w:rPr>
-          <w:lang w:eastAsia="zh-CN"/>
-        </w:rPr>
-        <w:t xml:space="preserve">A rendszer futtatása során a különböző komponensek egymástól elkülönítve indíthatók. A kliensalkalmazás a .NET futtatókörnyezeten belül kerül elindításra, míg a webszerver egy különálló szerverfolyamatként működik. A mesterséges intelligencia tanítása opcionálisan, a </w:t>
-      </w:r>
-      <w:proofErr w:type="spellStart"/>
-      <w:r>
-        <w:rPr>
-          <w:lang w:eastAsia="zh-CN"/>
-        </w:rPr>
-        <w:t>futásidejű</w:t>
-      </w:r>
-      <w:proofErr w:type="spellEnd"/>
-      <w:r>
-        <w:rPr>
-          <w:lang w:eastAsia="zh-CN"/>
-        </w:rPr>
-        <w:t xml:space="preserve"> rendszerrel párhuzamosan vagy attól teljesen függetlenül indítható.</w:t>
-      </w:r>
-    </w:p>
-    <w:p>
-      <w:pPr>
-        <w:pStyle w:val="Heading2"/>
-      </w:pPr>
-      <w:bookmarkStart w:id="18" w:name="_Toc228127140"/>
+      <w:bookmarkStart w:id="17" w:name="_Toc228127140"/>
       <w:r>
         <w:lastRenderedPageBreak/>
         <w:t>Architektúra</w:t>
       </w:r>
-      <w:bookmarkEnd w:id="18"/>
+      <w:bookmarkEnd w:id="17"/>
     </w:p>
     <w:p>
       <w:pPr>
         <w:pStyle w:val="Heading3"/>
       </w:pPr>
-      <w:bookmarkStart w:id="19" w:name="_Toc228127141"/>
+      <w:bookmarkStart w:id="18" w:name="_Toc228127141"/>
       <w:r>
         <w:rPr>
           <w:noProof/>
@@ -4270,17 +4114,17 @@
       <w:r>
         <w:t>Komponens diagram</w:t>
       </w:r>
+      <w:bookmarkEnd w:id="18"/>
+    </w:p>
+    <w:p>
+      <w:pPr>
+        <w:pStyle w:val="Heading3"/>
+      </w:pPr>
+      <w:bookmarkStart w:id="19" w:name="_Toc228127142"/>
+      <w:r>
+        <w:t>Komponensek leírása</w:t>
+      </w:r>
       <w:bookmarkEnd w:id="19"/>
-    </w:p>
-    <w:p>
-      <w:pPr>
-        <w:pStyle w:val="Heading3"/>
-      </w:pPr>
-      <w:bookmarkStart w:id="20" w:name="_Toc228127142"/>
-      <w:r>
-        <w:t>Komponensek leírása</w:t>
-      </w:r>
-      <w:bookmarkEnd w:id="20"/>
     </w:p>
     <w:p>
       <w:pPr>
@@ -4323,26 +4167,11 @@
           <w:lang w:eastAsia="zh-CN"/>
         </w:rPr>
       </w:pPr>
-      <w:proofErr w:type="spellStart"/>
-      <w:r>
-        <w:rPr>
-          <w:lang w:eastAsia="zh-CN"/>
-        </w:rPr>
-        <w:t>Client</w:t>
-      </w:r>
-      <w:proofErr w:type="spellEnd"/>
-      <w:r>
-        <w:rPr>
-          <w:lang w:eastAsia="zh-CN"/>
-        </w:rPr>
-        <w:t xml:space="preserve"> </w:t>
-      </w:r>
-      <w:proofErr w:type="spellStart"/>
-      <w:r>
-        <w:rPr>
-          <w:lang w:eastAsia="zh-CN"/>
-        </w:rPr>
-        <w:t>A</w:t>
+      <w:r>
+        <w:rPr>
+          <w:lang w:eastAsia="zh-CN"/>
+        </w:rPr>
+        <w:t>Client A</w:t>
       </w:r>
       <w:r>
         <w:rPr>
@@ -4350,48 +4179,15 @@
         </w:rPr>
         <w:t>pplication</w:t>
       </w:r>
-      <w:proofErr w:type="spellEnd"/>
-    </w:p>
-    <w:p>
-      <w:r>
-        <w:t xml:space="preserve">A </w:t>
-      </w:r>
-      <w:proofErr w:type="spellStart"/>
-      <w:r>
-        <w:t>Client</w:t>
-      </w:r>
-      <w:proofErr w:type="spellEnd"/>
-      <w:r>
-        <w:t xml:space="preserve"> </w:t>
-      </w:r>
-      <w:proofErr w:type="spellStart"/>
-      <w:r>
-        <w:t>Application</w:t>
-      </w:r>
-      <w:proofErr w:type="spellEnd"/>
-      <w:r>
-        <w:t xml:space="preserve"> komponens a felhasználó és a rendszer közötti interakcióért felel. Feladata a grafikus felhasználói felület biztosítása, valamint a felhasználói input továbbítása a rendszer belső komponensei felé.</w:t>
-      </w:r>
-    </w:p>
-    <w:p>
-      <w:r>
-        <w:t xml:space="preserve">A kliensalkalmazás a Game </w:t>
-      </w:r>
-      <w:proofErr w:type="spellStart"/>
-      <w:r>
-        <w:t>Engine</w:t>
-      </w:r>
-      <w:proofErr w:type="spellEnd"/>
-      <w:r>
-        <w:t xml:space="preserve"> és a </w:t>
-      </w:r>
-      <w:proofErr w:type="spellStart"/>
-      <w:r>
-        <w:t>Presenter</w:t>
-      </w:r>
-      <w:proofErr w:type="spellEnd"/>
-      <w:r>
-        <w:t xml:space="preserve"> komponensekkel együttműködve jeleníti meg a játék állapotát, miközben a játékszabályok értelmezését nem végzi el. A technológiai megvalósítás .NET MAUI környezetben történik, amely lehetővé teszi a platformfüggetlen futtatást.</w:t>
+    </w:p>
+    <w:p>
+      <w:r>
+        <w:t>A Client Application komponens a felhasználó és a rendszer közötti interakcióért felel. Feladata a grafikus felhasználói felület biztosítása, valamint a felhasználói input továbbítása a rendszer belső komponensei felé.</w:t>
+      </w:r>
+    </w:p>
+    <w:p>
+      <w:r>
+        <w:t>A kliensalkalmazás a Game Engine és a Presenter komponensekkel együttműködve jeleníti meg a játék állapotát, miközben a játékszabályok értelmezését nem végzi el. A technológiai megvalósítás .NET MAUI környezetben történik, amely lehetővé teszi a platformfüggetlen futtatást.</w:t>
       </w:r>
     </w:p>
     <w:p>
@@ -4401,7 +4197,6 @@
           <w:lang w:eastAsia="zh-CN"/>
         </w:rPr>
       </w:pPr>
-      <w:proofErr w:type="spellStart"/>
       <w:r>
         <w:rPr>
           <w:lang w:eastAsia="zh-CN"/>
@@ -4409,109 +4204,20 @@
         <w:lastRenderedPageBreak/>
         <w:t>Presenter</w:t>
       </w:r>
-      <w:proofErr w:type="spellEnd"/>
-    </w:p>
-    <w:p>
-      <w:r>
-        <w:t xml:space="preserve">A </w:t>
-      </w:r>
-      <w:proofErr w:type="spellStart"/>
-      <w:r>
-        <w:t>Presenter</w:t>
-      </w:r>
-      <w:proofErr w:type="spellEnd"/>
-      <w:r>
-        <w:t xml:space="preserve"> komponens felel a játék </w:t>
-      </w:r>
-      <w:proofErr w:type="spellStart"/>
-      <w:r>
-        <w:t>futásidejű</w:t>
-      </w:r>
-      <w:proofErr w:type="spellEnd"/>
-      <w:r>
-        <w:t xml:space="preserve"> megjelenítése és a játéklogika közötti kapcsolat kezeléséért. Feladata a Game </w:t>
-      </w:r>
-      <w:proofErr w:type="spellStart"/>
-      <w:r>
-        <w:t>Engine</w:t>
-      </w:r>
-      <w:proofErr w:type="spellEnd"/>
-      <w:r>
-        <w:t xml:space="preserve"> által biztosított objektumok (</w:t>
-      </w:r>
-      <w:proofErr w:type="spellStart"/>
-      <w:r>
-        <w:t>GameObject</w:t>
-      </w:r>
-      <w:proofErr w:type="spellEnd"/>
-      <w:r>
-        <w:t xml:space="preserve">-ek) és a Game </w:t>
-      </w:r>
-      <w:proofErr w:type="spellStart"/>
-      <w:r>
-        <w:t>Logic</w:t>
-      </w:r>
-      <w:proofErr w:type="spellEnd"/>
-      <w:r>
-        <w:t xml:space="preserve"> komponensben található </w:t>
-      </w:r>
-      <w:proofErr w:type="spellStart"/>
-      <w:r>
-        <w:t>domain</w:t>
-      </w:r>
-      <w:proofErr w:type="spellEnd"/>
-      <w:r>
-        <w:t xml:space="preserve"> szintű objektumok közötti kötés (</w:t>
-      </w:r>
-      <w:proofErr w:type="spellStart"/>
-      <w:r>
-        <w:t>binding</w:t>
-      </w:r>
-      <w:proofErr w:type="spellEnd"/>
-      <w:r>
-        <w:t>) megvalósítása.</w:t>
-      </w:r>
-    </w:p>
-    <w:p>
-      <w:pPr>
-        <w:rPr>
-          <w:lang w:eastAsia="zh-CN"/>
-        </w:rPr>
-      </w:pPr>
-      <w:r>
-        <w:t xml:space="preserve">A komponens kezeli a játéklogikában keletkező eseményeket, és ezek alapján </w:t>
-      </w:r>
-      <w:proofErr w:type="spellStart"/>
-      <w:r>
-        <w:t>engine</w:t>
-      </w:r>
-      <w:proofErr w:type="spellEnd"/>
-      <w:r>
-        <w:t xml:space="preserve">-specifikus műveleteket indít, például vizuális állapotváltozásokat vagy animációk elindítását. A </w:t>
-      </w:r>
-      <w:proofErr w:type="spellStart"/>
-      <w:r>
-        <w:t>Presenter</w:t>
-      </w:r>
-      <w:proofErr w:type="spellEnd"/>
-      <w:r>
-        <w:t xml:space="preserve"> nem tartalmaz játékszabályokat, kizárólag közvetítő szerepet tölt be, ezzel biztosítva a Game </w:t>
-      </w:r>
-      <w:proofErr w:type="spellStart"/>
-      <w:r>
-        <w:t>Logic</w:t>
-      </w:r>
-      <w:proofErr w:type="spellEnd"/>
-      <w:r>
-        <w:t xml:space="preserve"> és a Game </w:t>
-      </w:r>
-      <w:proofErr w:type="spellStart"/>
-      <w:r>
-        <w:t>Engine</w:t>
-      </w:r>
-      <w:proofErr w:type="spellEnd"/>
-      <w:r>
-        <w:t xml:space="preserve"> laza csatolását.</w:t>
+    </w:p>
+    <w:p>
+      <w:r>
+        <w:t>A Presenter komponens felel a játék futásidejű megjelenítése és a játéklogika közötti kapcsolat kezeléséért. Feladata a Game Engine által biztosított objektumok (GameObject-ek) és a Game Logic komponensben található domain szintű objektumok közötti kötés (binding) megvalósítása.</w:t>
+      </w:r>
+    </w:p>
+    <w:p>
+      <w:pPr>
+        <w:rPr>
+          <w:lang w:eastAsia="zh-CN"/>
+        </w:rPr>
+      </w:pPr>
+      <w:r>
+        <w:t>A komponens kezeli a játéklogikában keletkező eseményeket, és ezek alapján engine-specifikus műveleteket indít, például vizuális állapotváltozásokat vagy animációk elindítását. A Presenter nem tartalmaz játékszabályokat, kizárólag közvetítő szerepet tölt be, ezzel biztosítva a Game Logic és a Game Engine laza csatolását.</w:t>
       </w:r>
     </w:p>
     <w:p>
@@ -4525,36 +4231,12 @@
         <w:rPr>
           <w:lang w:eastAsia="zh-CN"/>
         </w:rPr>
-        <w:t xml:space="preserve">Game </w:t>
-      </w:r>
-      <w:proofErr w:type="spellStart"/>
-      <w:r>
-        <w:rPr>
-          <w:lang w:eastAsia="zh-CN"/>
-        </w:rPr>
-        <w:t>Engine</w:t>
-      </w:r>
-      <w:proofErr w:type="spellEnd"/>
-    </w:p>
-    <w:p>
-      <w:r>
-        <w:t xml:space="preserve">A Game </w:t>
-      </w:r>
-      <w:proofErr w:type="spellStart"/>
-      <w:r>
-        <w:t>Engine</w:t>
-      </w:r>
-      <w:proofErr w:type="spellEnd"/>
-      <w:r>
-        <w:t xml:space="preserve"> komponens biztosítja a játék </w:t>
-      </w:r>
-      <w:proofErr w:type="spellStart"/>
-      <w:r>
-        <w:t>futásidejű</w:t>
-      </w:r>
-      <w:proofErr w:type="spellEnd"/>
-      <w:r>
-        <w:t xml:space="preserve"> technikai infrastruktúráját. Feladata a grafikus megjelenítés, a fizikai szimuláció, az input események kezelése, valamint a játék világának aktualizálása.</w:t>
+        <w:t>Game Engine</w:t>
+      </w:r>
+    </w:p>
+    <w:p>
+      <w:r>
+        <w:t>A Game Engine komponens biztosítja a játék futásidejű technikai infrastruktúráját. Feladata a grafikus megjelenítés, a fizikai szimuláció, az input események kezelése, valamint a játék világának aktualizálása.</w:t>
       </w:r>
     </w:p>
     <w:p>
@@ -4568,23 +4250,7 @@
       </w:r>
       <w:r>
         <w:noBreakHyphen/>
-        <w:t xml:space="preserve"> és technológiafüggő funkcionalitást valósít meg, azonban nem tartalmaz játékspecifikus szabályokat vagy döntési logikát. A játékmenethez kapcsolódó viselkedés kizárólag a Game </w:t>
-      </w:r>
-      <w:proofErr w:type="spellStart"/>
-      <w:r>
-        <w:t>Logic</w:t>
-      </w:r>
-      <w:proofErr w:type="spellEnd"/>
-      <w:r>
-        <w:t xml:space="preserve"> komponensben kerül meghatározásra, amely az </w:t>
-      </w:r>
-      <w:proofErr w:type="spellStart"/>
-      <w:r>
-        <w:t>engine</w:t>
-      </w:r>
-      <w:proofErr w:type="spellEnd"/>
-      <w:r>
-        <w:t xml:space="preserve"> szolgáltatásait használja.</w:t>
+        <w:t xml:space="preserve"> és technológiafüggő funkcionalitást valósít meg, azonban nem tartalmaz játékspecifikus szabályokat vagy döntési logikát. A játékmenethez kapcsolódó viselkedés kizárólag a Game Logic komponensben kerül meghatározásra, amely az engine szolgáltatásait használja.</w:t>
       </w:r>
     </w:p>
     <w:p>
@@ -4598,28 +4264,12 @@
         <w:rPr>
           <w:lang w:eastAsia="zh-CN"/>
         </w:rPr>
-        <w:t xml:space="preserve">Game </w:t>
-      </w:r>
-      <w:proofErr w:type="spellStart"/>
-      <w:r>
-        <w:rPr>
-          <w:lang w:eastAsia="zh-CN"/>
-        </w:rPr>
-        <w:t>Logic</w:t>
-      </w:r>
-      <w:proofErr w:type="spellEnd"/>
-    </w:p>
-    <w:p>
-      <w:r>
-        <w:t xml:space="preserve">A Game </w:t>
-      </w:r>
-      <w:proofErr w:type="spellStart"/>
-      <w:r>
-        <w:t>Logic</w:t>
-      </w:r>
-      <w:proofErr w:type="spellEnd"/>
-      <w:r>
-        <w:t xml:space="preserve"> komponens tartalmazza a játék működését meghatározó üzleti logikát és játékszabályokat. Ide tartozik a játékállapot kezelése, az entitások viselkedésének meghatározása, valamint a játékmenethez kapcsolódó döntések meghozatala.</w:t>
+        <w:t>Game Logic</w:t>
+      </w:r>
+    </w:p>
+    <w:p>
+      <w:r>
+        <w:t>A Game Logic komponens tartalmazza a játék működését meghatározó üzleti logikát és játékszabályokat. Ide tartozik a játékállapot kezelése, az entitások viselkedésének meghatározása, valamint a játékmenethez kapcsolódó döntések meghozatala.</w:t>
       </w:r>
     </w:p>
     <w:p>
@@ -4633,24 +4283,11 @@
       </w:r>
       <w:r>
         <w:noBreakHyphen/>
-        <w:t xml:space="preserve"> és </w:t>
-      </w:r>
-      <w:proofErr w:type="spellStart"/>
-      <w:r>
-        <w:t>engine</w:t>
-      </w:r>
-      <w:proofErr w:type="spellEnd"/>
+        <w:t xml:space="preserve"> és engine</w:t>
+      </w:r>
       <w:r>
         <w:noBreakHyphen/>
-        <w:t xml:space="preserve">független módon lett kialakítva, ezáltal önállóan tesztelhető és más futtatókörnyezettel is újrahasznosítható. A Game </w:t>
-      </w:r>
-      <w:proofErr w:type="spellStart"/>
-      <w:r>
-        <w:t>Logic</w:t>
-      </w:r>
-      <w:proofErr w:type="spellEnd"/>
-      <w:r>
-        <w:t xml:space="preserve"> külső komponensekkel kizárólag jól definiált interfészeken keresztül kommunikál.</w:t>
+        <w:t>független módon lett kialakítva, ezáltal önállóan tesztelhető és más futtatókörnyezettel is újrahasznosítható. A Game Logic külső komponensekkel kizárólag jól definiált interfészeken keresztül kommunikál.</w:t>
       </w:r>
     </w:p>
     <w:p>
@@ -4664,58 +4301,18 @@
         <w:rPr>
           <w:lang w:eastAsia="zh-CN"/>
         </w:rPr>
-        <w:t xml:space="preserve">AI </w:t>
-      </w:r>
-      <w:proofErr w:type="spellStart"/>
-      <w:r>
-        <w:rPr>
-          <w:lang w:eastAsia="zh-CN"/>
-        </w:rPr>
-        <w:t>Model</w:t>
-      </w:r>
-      <w:proofErr w:type="spellEnd"/>
-      <w:r>
-        <w:rPr>
-          <w:lang w:eastAsia="zh-CN"/>
-        </w:rPr>
-        <w:t xml:space="preserve"> </w:t>
-      </w:r>
-      <w:proofErr w:type="spellStart"/>
-      <w:r>
-        <w:rPr>
-          <w:lang w:eastAsia="zh-CN"/>
-        </w:rPr>
-        <w:t>Runtime</w:t>
-      </w:r>
-      <w:proofErr w:type="spellEnd"/>
-    </w:p>
-    <w:p>
-      <w:r>
-        <w:t xml:space="preserve">Az AI </w:t>
-      </w:r>
-      <w:proofErr w:type="spellStart"/>
-      <w:r>
-        <w:t>Model</w:t>
-      </w:r>
-      <w:proofErr w:type="spellEnd"/>
-      <w:r>
-        <w:t xml:space="preserve"> </w:t>
-      </w:r>
-      <w:proofErr w:type="spellStart"/>
-      <w:r>
-        <w:t>Runtime</w:t>
-      </w:r>
-      <w:proofErr w:type="spellEnd"/>
-      <w:r>
-        <w:t xml:space="preserve"> komponens felel a betanított mesterséges intelligencia modell </w:t>
-      </w:r>
-      <w:proofErr w:type="spellStart"/>
-      <w:r>
-        <w:t>futásidejű</w:t>
-      </w:r>
-      <w:proofErr w:type="spellEnd"/>
-      <w:r>
-        <w:t xml:space="preserve"> használatáért. A modell tanítása különálló, Python alapú környezetben történik, majd a tanítás eredményeként létrejövő modell ONNX formátumban kerül mentésre.</w:t>
+        <w:t>AI Model</w:t>
+      </w:r>
+      <w:r>
+        <w:rPr>
+          <w:lang w:eastAsia="zh-CN"/>
+        </w:rPr>
+        <w:t xml:space="preserve"> Runtime</w:t>
+      </w:r>
+    </w:p>
+    <w:p>
+      <w:r>
+        <w:t>Az AI Model Runtime komponens felel a betanított mesterséges intelligencia modell futásidejű használatáért. A modell tanítása különálló, Python alapú környezetben történik, majd a tanítás eredményeként létrejövő modell ONNX formátumban kerül mentésre.</w:t>
       </w:r>
     </w:p>
     <w:p>
@@ -4726,23 +4323,7 @@
       </w:pPr>
       <w:r>
         <w:lastRenderedPageBreak/>
-        <w:t xml:space="preserve">A futásidőben alkalmazott komponens az ONNX modell betöltését és kiértékelését ML.NET segítségével valósítja meg, így a játéklogika natív .NET környezetben, hatékonyan képes a modell által szolgáltatott </w:t>
-      </w:r>
-      <w:proofErr w:type="spellStart"/>
-      <w:r>
-        <w:t>predikciók</w:t>
-      </w:r>
-      <w:proofErr w:type="spellEnd"/>
-      <w:r>
-        <w:t xml:space="preserve"> felhasználására. A komponens kizárólag </w:t>
-      </w:r>
-      <w:proofErr w:type="spellStart"/>
-      <w:r>
-        <w:t>inference</w:t>
-      </w:r>
-      <w:proofErr w:type="spellEnd"/>
-      <w:r>
-        <w:t xml:space="preserve"> feladatokat lát el, tanítást nem végez.</w:t>
+        <w:t>A futásidőben alkalmazott komponens az ONNX modell betöltését és kiértékelését ML.NET segítségével valósítja meg, így a játéklogika natív .NET környezetben, hatékonyan képes a modell által szolgáltatott predikciók felhasználására. A komponens kizárólag inference feladatokat lát el, tanítást nem végez.</w:t>
       </w:r>
     </w:p>
     <w:p>
@@ -4771,15 +4352,7 @@
         </w:rPr>
       </w:pPr>
       <w:r>
-        <w:t xml:space="preserve">A komponens tipikusan HTTP alapú interfészeken keresztül szolgáltat adatokat, és kapcsolatot tart fenn az </w:t>
-      </w:r>
-      <w:proofErr w:type="spellStart"/>
-      <w:r>
-        <w:t>adatperzisztenciáért</w:t>
-      </w:r>
-      <w:proofErr w:type="spellEnd"/>
-      <w:r>
-        <w:t xml:space="preserve"> felelős komponensekkel. A játéklogika közvetlenül nem függ a Web Server implementációjától.</w:t>
+        <w:t>A komponens tipikusan HTTP alapú interfészeken keresztül szolgáltat adatokat, és kapcsolatot tart fenn az adatperzisztenciáért felelős komponensekkel. A játéklogika közvetlenül nem függ a Web Server implementációjától.</w:t>
       </w:r>
     </w:p>
     <w:p>
@@ -4793,46 +4366,22 @@
         <w:rPr>
           <w:lang w:eastAsia="zh-CN"/>
         </w:rPr>
-        <w:t xml:space="preserve">AI </w:t>
-      </w:r>
-      <w:proofErr w:type="spellStart"/>
-      <w:r>
-        <w:rPr>
-          <w:lang w:eastAsia="zh-CN"/>
-        </w:rPr>
-        <w:t>Trainer</w:t>
-      </w:r>
-      <w:proofErr w:type="spellEnd"/>
-    </w:p>
-    <w:p>
-      <w:r>
-        <w:t xml:space="preserve">Az AI </w:t>
-      </w:r>
-      <w:proofErr w:type="spellStart"/>
-      <w:r>
-        <w:t>Trainer</w:t>
-      </w:r>
-      <w:proofErr w:type="spellEnd"/>
-      <w:r>
-        <w:t xml:space="preserve"> komponens felel a mesterséges intelligencia modell betanításáért. A tanítás Python környezetben történik, amely lehetővé teszi a megfelelő adatfeldolgozási és tanulási eszközök alkalmazását.</w:t>
-      </w:r>
-    </w:p>
-    <w:p>
-      <w:pPr>
-        <w:rPr>
-          <w:lang w:eastAsia="zh-CN"/>
-        </w:rPr>
-      </w:pPr>
-      <w:r>
-        <w:t xml:space="preserve">A tanítás eredményeként létrejövő modell ONNX formátumban kerül exportálásra, amelyet a rendszer </w:t>
-      </w:r>
-      <w:proofErr w:type="spellStart"/>
-      <w:r>
-        <w:t>futásidejű</w:t>
-      </w:r>
-      <w:proofErr w:type="spellEnd"/>
-      <w:r>
-        <w:t xml:space="preserve"> komponense használ fel.</w:t>
+        <w:t>AI Trainer</w:t>
+      </w:r>
+    </w:p>
+    <w:p>
+      <w:r>
+        <w:t>Az AI Trainer komponens felel a mesterséges intelligencia modell betanításáért. A tanítás Python környezetben történik, amely lehetővé teszi a megfelelő adatfeldolgozási és tanulási eszközök alkalmazását.</w:t>
+      </w:r>
+    </w:p>
+    <w:p>
+      <w:pPr>
+        <w:rPr>
+          <w:lang w:eastAsia="zh-CN"/>
+        </w:rPr>
+      </w:pPr>
+      <w:r>
+        <w:t>A tanítás eredményeként létrejövő modell ONNX formátumban kerül exportálásra, amelyet a rendszer futásidejű komponense használ fel.</w:t>
       </w:r>
     </w:p>
     <w:p>
@@ -4842,47 +4391,21 @@
           <w:lang w:eastAsia="zh-CN"/>
         </w:rPr>
       </w:pPr>
-      <w:proofErr w:type="spellStart"/>
       <w:r>
         <w:rPr>
           <w:lang w:eastAsia="zh-CN"/>
         </w:rPr>
         <w:t>Database</w:t>
       </w:r>
-      <w:proofErr w:type="spellEnd"/>
-    </w:p>
-    <w:p>
-      <w:r>
-        <w:t xml:space="preserve">A </w:t>
-      </w:r>
-      <w:proofErr w:type="spellStart"/>
-      <w:r>
-        <w:t>Database</w:t>
-      </w:r>
-      <w:proofErr w:type="spellEnd"/>
-      <w:r>
-        <w:t xml:space="preserve"> komponens felel a rendszerben keletkező adatok </w:t>
-      </w:r>
-      <w:proofErr w:type="spellStart"/>
-      <w:r>
-        <w:t>perzisztens</w:t>
-      </w:r>
-      <w:proofErr w:type="spellEnd"/>
-      <w:r>
-        <w:t xml:space="preserve"> tárolásáért. Ide tartoznak például a játékállapothoz, felhasználókhoz vagy mesterséges intelligencia modellekhez kapcsolódó adatok.</w:t>
-      </w:r>
-    </w:p>
-    <w:p>
-      <w:r>
-        <w:t xml:space="preserve">A komponens kizárólag adattárolási feladatokat lát el, a hozzáférést más komponensek szabályozott módon, adatkezelő vagy kiszolgáló rétegen keresztül végzik. A </w:t>
-      </w:r>
-      <w:proofErr w:type="spellStart"/>
-      <w:r>
-        <w:t>perzisztens</w:t>
-      </w:r>
-      <w:proofErr w:type="spellEnd"/>
-      <w:r>
-        <w:t xml:space="preserve"> tárolás elkülönítése hozzájárul a rendszer skálázhatóságához és karbantarthatóságához.</w:t>
+    </w:p>
+    <w:p>
+      <w:r>
+        <w:t>A Database komponens felel a rendszerben keletkező adatok perzisztens tárolásáért. Ide tartoznak például a játékállapothoz, felhasználókhoz vagy mesterséges intelligencia modellekhez kapcsolódó adatok.</w:t>
+      </w:r>
+    </w:p>
+    <w:p>
+      <w:r>
+        <w:t>A komponens kizárólag adattárolási feladatokat lát el, a hozzáférést más komponensek szabályozott módon, adatkezelő vagy kiszolgáló rétegen keresztül végzik. A perzisztens tárolás elkülönítése hozzájárul a rendszer skálázhatóságához és karbantarthatóságához.</w:t>
       </w:r>
     </w:p>
     <w:p>
@@ -4892,14 +4415,14 @@
           <w:lang w:eastAsia="zh-CN"/>
         </w:rPr>
       </w:pPr>
-      <w:bookmarkStart w:id="21" w:name="_Toc228127143"/>
+      <w:bookmarkStart w:id="20" w:name="_Toc228127143"/>
       <w:r>
         <w:rPr>
           <w:lang w:eastAsia="zh-CN"/>
         </w:rPr>
         <w:t>Implementáció</w:t>
       </w:r>
-      <w:bookmarkEnd w:id="21"/>
+      <w:bookmarkEnd w:id="20"/>
     </w:p>
     <w:p>
       <w:pPr>
@@ -4941,14 +4464,14 @@
           <w:lang w:eastAsia="zh-CN"/>
         </w:rPr>
       </w:pPr>
-      <w:bookmarkStart w:id="22" w:name="_Toc228127144"/>
+      <w:bookmarkStart w:id="21" w:name="_Toc228127144"/>
       <w:r>
         <w:rPr>
           <w:lang w:eastAsia="zh-CN"/>
         </w:rPr>
         <w:t>Technológiai környezet</w:t>
       </w:r>
-      <w:bookmarkEnd w:id="22"/>
+      <w:bookmarkEnd w:id="21"/>
     </w:p>
     <w:p>
       <w:pPr>
@@ -5044,21 +4567,7 @@
         <w:rPr>
           <w:lang w:eastAsia="zh-CN"/>
         </w:rPr>
-        <w:t xml:space="preserve">A mesterséges intelligencia </w:t>
-      </w:r>
-      <w:proofErr w:type="spellStart"/>
-      <w:r>
-        <w:rPr>
-          <w:lang w:eastAsia="zh-CN"/>
-        </w:rPr>
-        <w:t>futásidejű</w:t>
-      </w:r>
-      <w:proofErr w:type="spellEnd"/>
-      <w:r>
-        <w:rPr>
-          <w:lang w:eastAsia="zh-CN"/>
-        </w:rPr>
-        <w:t xml:space="preserve"> kiértékelése ML.NET segítségével történik. A betanított ONNX modellek infrastruktúra-független módon kerülnek felhasználásra.</w:t>
+        <w:t>A mesterséges intelligencia futásidejű kiértékelése ML.NET segítségével történik. A betanított ONNX modellek infrastruktúra-független módon kerülnek felhasználásra.</w:t>
       </w:r>
     </w:p>
     <w:p>
@@ -5072,21 +4581,7 @@
         <w:rPr>
           <w:lang w:eastAsia="zh-CN"/>
         </w:rPr>
-        <w:t xml:space="preserve">Python + </w:t>
-      </w:r>
-      <w:proofErr w:type="spellStart"/>
-      <w:r>
-        <w:rPr>
-          <w:lang w:eastAsia="zh-CN"/>
-        </w:rPr>
-        <w:t>Stable</w:t>
-      </w:r>
-      <w:proofErr w:type="spellEnd"/>
-      <w:r>
-        <w:rPr>
-          <w:lang w:eastAsia="zh-CN"/>
-        </w:rPr>
-        <w:t xml:space="preserve"> </w:t>
+        <w:t xml:space="preserve">Python + Stable </w:t>
       </w:r>
       <w:r>
         <w:rPr>
@@ -5123,35 +4618,7 @@
         <w:rPr>
           <w:lang w:eastAsia="zh-CN"/>
         </w:rPr>
-        <w:t xml:space="preserve">A mesterséges intelligencia tanítása Python környezetben történik a </w:t>
-      </w:r>
-      <w:proofErr w:type="spellStart"/>
-      <w:r>
-        <w:rPr>
-          <w:lang w:eastAsia="zh-CN"/>
-        </w:rPr>
-        <w:t>Stable</w:t>
-      </w:r>
-      <w:proofErr w:type="spellEnd"/>
-      <w:r>
-        <w:rPr>
-          <w:lang w:eastAsia="zh-CN"/>
-        </w:rPr>
-        <w:t xml:space="preserve"> Baselines3 keretrendszer segítségével, elkülönítve a </w:t>
-      </w:r>
-      <w:proofErr w:type="spellStart"/>
-      <w:r>
-        <w:rPr>
-          <w:lang w:eastAsia="zh-CN"/>
-        </w:rPr>
-        <w:t>futásidejű</w:t>
-      </w:r>
-      <w:proofErr w:type="spellEnd"/>
-      <w:r>
-        <w:rPr>
-          <w:lang w:eastAsia="zh-CN"/>
-        </w:rPr>
-        <w:t xml:space="preserve"> rendszertől.</w:t>
+        <w:t>A mesterséges intelligencia tanítása Python környezetben történik a Stable Baselines3 keretrendszer segítségével, elkülönítve a futásidejű rendszertől.</w:t>
       </w:r>
     </w:p>
     <w:p>
@@ -5165,21 +4632,7 @@
         <w:rPr>
           <w:lang w:eastAsia="zh-CN"/>
         </w:rPr>
-        <w:t xml:space="preserve">Web API + </w:t>
-      </w:r>
-      <w:proofErr w:type="spellStart"/>
-      <w:r>
-        <w:rPr>
-          <w:lang w:eastAsia="zh-CN"/>
-        </w:rPr>
-        <w:t>SignalR</w:t>
-      </w:r>
-      <w:proofErr w:type="spellEnd"/>
-      <w:r>
-        <w:rPr>
-          <w:lang w:eastAsia="zh-CN"/>
-        </w:rPr>
-        <w:t xml:space="preserve"> – </w:t>
+        <w:t xml:space="preserve">Web API + SignalR – </w:t>
       </w:r>
       <w:r>
         <w:rPr>
@@ -5204,21 +4657,7 @@
         <w:rPr>
           <w:lang w:eastAsia="zh-CN"/>
         </w:rPr>
-        <w:t xml:space="preserve">A felsőbb rétegek közötti kommunikáció Web API-n keresztül valósul meg, valós idejű adatcserére pedig </w:t>
-      </w:r>
-      <w:proofErr w:type="spellStart"/>
-      <w:r>
-        <w:rPr>
-          <w:lang w:eastAsia="zh-CN"/>
-        </w:rPr>
-        <w:t>SignalR</w:t>
-      </w:r>
-      <w:proofErr w:type="spellEnd"/>
-      <w:r>
-        <w:rPr>
-          <w:lang w:eastAsia="zh-CN"/>
-        </w:rPr>
-        <w:t xml:space="preserve"> kerül alkalmazásra.</w:t>
+        <w:t>A felsőbb rétegek közötti kommunikáció Web API-n keresztül valósul meg, valós idejű adatcserére pedig SignalR kerül alkalmazásra.</w:t>
       </w:r>
     </w:p>
     <w:p>
@@ -5243,7 +4682,7 @@
           <w:lang w:eastAsia="zh-CN"/>
         </w:rPr>
       </w:pPr>
-      <w:bookmarkStart w:id="23" w:name="_Toc228127145"/>
+      <w:bookmarkStart w:id="22" w:name="_Toc228127145"/>
       <w:r>
         <w:rPr>
           <w:lang w:eastAsia="zh-CN"/>
@@ -5251,7 +4690,7 @@
         <w:lastRenderedPageBreak/>
         <w:t>Projektstruktúra</w:t>
       </w:r>
-      <w:bookmarkEnd w:id="23"/>
+      <w:bookmarkEnd w:id="22"/>
     </w:p>
     <w:p>
       <w:pPr>
@@ -5273,14 +4712,12 @@
           <w:lang w:eastAsia="zh-CN"/>
         </w:rPr>
       </w:pPr>
-      <w:proofErr w:type="spellStart"/>
       <w:r>
         <w:rPr>
           <w:lang w:eastAsia="zh-CN"/>
         </w:rPr>
         <w:t>SevenWonders.UI</w:t>
       </w:r>
-      <w:proofErr w:type="spellEnd"/>
     </w:p>
     <w:p>
       <w:pPr>
@@ -5294,7 +4731,6 @@
         </w:rPr>
         <w:t xml:space="preserve">A </w:t>
       </w:r>
-      <w:proofErr w:type="spellStart"/>
       <w:r>
         <w:rPr>
           <w:i/>
@@ -5303,47 +4739,18 @@
         </w:rPr>
         <w:t>SevenWonders.UI</w:t>
       </w:r>
-      <w:proofErr w:type="spellEnd"/>
-      <w:r>
-        <w:rPr>
-          <w:lang w:eastAsia="zh-CN"/>
-        </w:rPr>
-        <w:t xml:space="preserve"> projekt tartalmazza a felhasználók által közvetlenül használt kliensalkalmazást. A projekt magában foglalja a grafikus felhasználói felület nézeteit (</w:t>
-      </w:r>
-      <w:proofErr w:type="spellStart"/>
-      <w:r>
-        <w:rPr>
-          <w:lang w:eastAsia="zh-CN"/>
-        </w:rPr>
-        <w:t>Views</w:t>
-      </w:r>
-      <w:proofErr w:type="spellEnd"/>
-      <w:r>
-        <w:rPr>
-          <w:lang w:eastAsia="zh-CN"/>
-        </w:rPr>
-        <w:t xml:space="preserve">), a hozzájuk tartozó </w:t>
-      </w:r>
-      <w:proofErr w:type="spellStart"/>
-      <w:r>
-        <w:rPr>
-          <w:lang w:eastAsia="zh-CN"/>
-        </w:rPr>
-        <w:t>ViewModel</w:t>
+      <w:r>
+        <w:rPr>
+          <w:lang w:eastAsia="zh-CN"/>
+        </w:rPr>
+        <w:t xml:space="preserve"> projekt tartalmazza a felhasználók által közvetlenül használt kliensalkalmazást. A projekt magában foglalja a grafikus felhasználói felület nézeteit (Views), a hozzájuk tartozó ViewModel</w:t>
       </w:r>
       <w:r>
         <w:rPr>
           <w:lang w:eastAsia="zh-CN"/>
         </w:rPr>
         <w:noBreakHyphen/>
-        <w:t>eket</w:t>
-      </w:r>
-      <w:proofErr w:type="spellEnd"/>
-      <w:r>
-        <w:rPr>
-          <w:lang w:eastAsia="zh-CN"/>
-        </w:rPr>
-        <w:t>, valamint azokat a segéd- és szolgáltató osztályokat, amelyek a felhasználói interakciók kezeléséhez szükségesek.</w:t>
+        <w:t>eket, valamint azokat a segéd- és szolgáltató osztályokat, amelyek a felhasználói interakciók kezeléséhez szükségesek.</w:t>
       </w:r>
     </w:p>
     <w:p>
@@ -5353,14 +4760,12 @@
           <w:lang w:eastAsia="zh-CN"/>
         </w:rPr>
       </w:pPr>
-      <w:proofErr w:type="spellStart"/>
       <w:r>
         <w:rPr>
           <w:lang w:eastAsia="zh-CN"/>
         </w:rPr>
         <w:t>SevenWonders.Common</w:t>
       </w:r>
-      <w:proofErr w:type="spellEnd"/>
     </w:p>
     <w:p>
       <w:pPr>
@@ -5374,7 +4779,6 @@
         </w:rPr>
         <w:t xml:space="preserve">A </w:t>
       </w:r>
-      <w:proofErr w:type="spellStart"/>
       <w:r>
         <w:rPr>
           <w:i/>
@@ -5383,82 +4787,25 @@
         </w:rPr>
         <w:t>SevenWonders.Common</w:t>
       </w:r>
-      <w:proofErr w:type="spellEnd"/>
-      <w:r>
-        <w:rPr>
-          <w:lang w:eastAsia="zh-CN"/>
-        </w:rPr>
-        <w:t xml:space="preserve"> projekt általános célú, több komponens által is felhasználható osztályokat tartalmaz. Ide tartoznak többek között a </w:t>
-      </w:r>
-      <w:proofErr w:type="spellStart"/>
-      <w:r>
-        <w:rPr>
-          <w:lang w:eastAsia="zh-CN"/>
-        </w:rPr>
-        <w:t>logolásért</w:t>
-      </w:r>
-      <w:proofErr w:type="spellEnd"/>
-      <w:r>
-        <w:rPr>
-          <w:lang w:eastAsia="zh-CN"/>
-        </w:rPr>
-        <w:t>, véletlenszám</w:t>
+      <w:r>
+        <w:rPr>
+          <w:lang w:eastAsia="zh-CN"/>
+        </w:rPr>
+        <w:t xml:space="preserve"> projekt általános célú, több komponens által is felhasználható osztályokat tartalmaz. Ide tartoznak többek között a logolásért, véletlenszám</w:t>
       </w:r>
       <w:r>
         <w:rPr>
           <w:lang w:eastAsia="zh-CN"/>
         </w:rPr>
         <w:noBreakHyphen/>
-        <w:t xml:space="preserve">generálásért és </w:t>
-      </w:r>
-      <w:proofErr w:type="spellStart"/>
-      <w:r>
-        <w:rPr>
-          <w:lang w:eastAsia="zh-CN"/>
-        </w:rPr>
-        <w:t>xml</w:t>
-      </w:r>
-      <w:proofErr w:type="spellEnd"/>
-      <w:r>
-        <w:rPr>
-          <w:lang w:eastAsia="zh-CN"/>
-        </w:rPr>
-        <w:t xml:space="preserve"> </w:t>
-      </w:r>
-      <w:proofErr w:type="spellStart"/>
-      <w:r>
-        <w:rPr>
-          <w:lang w:eastAsia="zh-CN"/>
-        </w:rPr>
-        <w:t>szerializációért</w:t>
-      </w:r>
-      <w:proofErr w:type="spellEnd"/>
-      <w:r>
-        <w:rPr>
-          <w:lang w:eastAsia="zh-CN"/>
-        </w:rPr>
-        <w:t xml:space="preserve"> felelős komponensek, valamint egyéb, az alkalmazás különböző részeiben hasznos segédosztályok.</w:t>
+        <w:t>generálásért és xml szerializációért felelős komponensek, valamint egyéb, az alkalmazás különböző részeiben hasznos segédosztályok.</w:t>
       </w:r>
       <w:r>
         <w:rPr>
           <w:lang w:eastAsia="zh-CN"/>
         </w:rPr>
         <w:br/>
-        <w:t xml:space="preserve">A projekt célja a </w:t>
-      </w:r>
-      <w:proofErr w:type="spellStart"/>
-      <w:r>
-        <w:rPr>
-          <w:lang w:eastAsia="zh-CN"/>
-        </w:rPr>
-        <w:t>kódduplikáció</w:t>
-      </w:r>
-      <w:proofErr w:type="spellEnd"/>
-      <w:r>
-        <w:rPr>
-          <w:lang w:eastAsia="zh-CN"/>
-        </w:rPr>
-        <w:t xml:space="preserve"> csökkentése és az egységes működés biztosítása.</w:t>
+        <w:t>A projekt célja a kódduplikáció csökkentése és az egységes működés biztosítása.</w:t>
       </w:r>
     </w:p>
     <w:p>
@@ -5468,16 +4815,12 @@
           <w:lang w:eastAsia="zh-CN"/>
         </w:rPr>
       </w:pPr>
-      <w:proofErr w:type="spellStart"/>
-      <w:proofErr w:type="gramStart"/>
       <w:r>
         <w:rPr>
           <w:lang w:eastAsia="zh-CN"/>
         </w:rPr>
         <w:t>SevenWonders.Game.Logic</w:t>
       </w:r>
-      <w:proofErr w:type="spellEnd"/>
-      <w:proofErr w:type="gramEnd"/>
     </w:p>
     <w:p>
       <w:pPr>
@@ -5491,8 +4834,6 @@
         </w:rPr>
         <w:t xml:space="preserve">A </w:t>
       </w:r>
-      <w:proofErr w:type="spellStart"/>
-      <w:proofErr w:type="gramStart"/>
       <w:r>
         <w:rPr>
           <w:i/>
@@ -5501,27 +4842,11 @@
         </w:rPr>
         <w:t>SevenWonders.Game.Logic</w:t>
       </w:r>
-      <w:proofErr w:type="spellEnd"/>
-      <w:proofErr w:type="gramEnd"/>
-      <w:r>
-        <w:rPr>
-          <w:lang w:eastAsia="zh-CN"/>
-        </w:rPr>
-        <w:t xml:space="preserve"> projekt a játék teljes játékmenetéhez kapcsolódó üzleti logikát tartalmazza. Ez a réteg felel a játék objektumainak </w:t>
-      </w:r>
-      <w:proofErr w:type="spellStart"/>
-      <w:r>
-        <w:rPr>
-          <w:lang w:eastAsia="zh-CN"/>
-        </w:rPr>
-        <w:t>domain</w:t>
-      </w:r>
-      <w:proofErr w:type="spellEnd"/>
-      <w:r>
-        <w:rPr>
-          <w:lang w:eastAsia="zh-CN"/>
-        </w:rPr>
-        <w:t xml:space="preserve"> szintű reprezentációjáért, a játékszabályok érvényesítéséért, valamint a játékmenet során keletkező események kezeléséért.</w:t>
+      <w:r>
+        <w:rPr>
+          <w:lang w:eastAsia="zh-CN"/>
+        </w:rPr>
+        <w:t xml:space="preserve"> projekt a játék teljes játékmenetéhez kapcsolódó üzleti logikát tartalmazza. Ez a réteg felel a játék objektumainak domain szintű reprezentációjáért, a játékszabályok érvényesítéséért, valamint a játékmenet során keletkező események kezeléséért.</w:t>
       </w:r>
     </w:p>
     <w:p>
@@ -5531,16 +4856,12 @@
           <w:lang w:eastAsia="zh-CN"/>
         </w:rPr>
       </w:pPr>
-      <w:proofErr w:type="spellStart"/>
-      <w:proofErr w:type="gramStart"/>
       <w:r>
         <w:rPr>
           <w:lang w:eastAsia="zh-CN"/>
         </w:rPr>
         <w:t>SevenWonders.Game.Engine</w:t>
       </w:r>
-      <w:proofErr w:type="spellEnd"/>
-      <w:proofErr w:type="gramEnd"/>
     </w:p>
     <w:p>
       <w:pPr>
@@ -5554,8 +4875,6 @@
         </w:rPr>
         <w:t xml:space="preserve">A </w:t>
       </w:r>
-      <w:proofErr w:type="spellStart"/>
-      <w:proofErr w:type="gramStart"/>
       <w:r>
         <w:rPr>
           <w:i/>
@@ -5564,27 +4883,11 @@
         </w:rPr>
         <w:t>SevenWonders.Game.Engine</w:t>
       </w:r>
-      <w:proofErr w:type="spellEnd"/>
-      <w:proofErr w:type="gramEnd"/>
-      <w:r>
-        <w:rPr>
-          <w:lang w:eastAsia="zh-CN"/>
-        </w:rPr>
-        <w:t xml:space="preserve"> projekt felel a játékmenet vizuális megjelenítéséért és a </w:t>
-      </w:r>
-      <w:proofErr w:type="spellStart"/>
-      <w:r>
-        <w:rPr>
-          <w:lang w:eastAsia="zh-CN"/>
-        </w:rPr>
-        <w:t>futásidejű</w:t>
-      </w:r>
-      <w:proofErr w:type="spellEnd"/>
-      <w:r>
-        <w:rPr>
-          <w:lang w:eastAsia="zh-CN"/>
-        </w:rPr>
-        <w:t xml:space="preserve"> technikai működésért. Itt találhatók azok az osztályok, amelyek a képernyőn megjelenítésre kerülnek, beleértve az animációk kezelése és a felhasználói bemenet feldolgozása során használt komponenseket.</w:t>
+      <w:r>
+        <w:rPr>
+          <w:lang w:eastAsia="zh-CN"/>
+        </w:rPr>
+        <w:t xml:space="preserve"> projekt felel a játékmenet vizuális megjelenítéséért és a futásidejű technikai működésért. Itt találhatók azok az osztályok, amelyek a képernyőn megjelenítésre kerülnek, beleértve az animációk kezelése és a felhasználói bemenet feldolgozása során használt komponenseket.</w:t>
       </w:r>
     </w:p>
     <w:p>
@@ -5594,16 +4897,12 @@
           <w:lang w:eastAsia="zh-CN"/>
         </w:rPr>
       </w:pPr>
-      <w:proofErr w:type="spellStart"/>
-      <w:proofErr w:type="gramStart"/>
       <w:r>
         <w:rPr>
           <w:lang w:eastAsia="zh-CN"/>
         </w:rPr>
         <w:t>SevenWonders.Game.Presenter</w:t>
       </w:r>
-      <w:proofErr w:type="spellEnd"/>
-      <w:proofErr w:type="gramEnd"/>
     </w:p>
     <w:p>
       <w:pPr>
@@ -5617,8 +4916,6 @@
         </w:rPr>
         <w:t xml:space="preserve">A </w:t>
       </w:r>
-      <w:proofErr w:type="spellStart"/>
-      <w:proofErr w:type="gramStart"/>
       <w:r>
         <w:rPr>
           <w:i/>
@@ -5627,70 +4924,18 @@
         </w:rPr>
         <w:t>SevenWonders.Game.Presenter</w:t>
       </w:r>
-      <w:proofErr w:type="spellEnd"/>
-      <w:proofErr w:type="gramEnd"/>
-      <w:r>
-        <w:rPr>
-          <w:lang w:eastAsia="zh-CN"/>
-        </w:rPr>
-        <w:t xml:space="preserve"> projekt a Game </w:t>
-      </w:r>
-      <w:proofErr w:type="spellStart"/>
-      <w:r>
-        <w:rPr>
-          <w:lang w:eastAsia="zh-CN"/>
-        </w:rPr>
-        <w:t>Logic</w:t>
-      </w:r>
-      <w:proofErr w:type="spellEnd"/>
-      <w:r>
-        <w:rPr>
-          <w:lang w:eastAsia="zh-CN"/>
-        </w:rPr>
-        <w:t xml:space="preserve"> és a Game </w:t>
-      </w:r>
-      <w:proofErr w:type="spellStart"/>
-      <w:r>
-        <w:rPr>
-          <w:lang w:eastAsia="zh-CN"/>
-        </w:rPr>
-        <w:t>Engine</w:t>
-      </w:r>
-      <w:proofErr w:type="spellEnd"/>
-      <w:r>
-        <w:rPr>
-          <w:lang w:eastAsia="zh-CN"/>
-        </w:rPr>
-        <w:t xml:space="preserve"> projektek közötti kapcsolatot valósítja meg. Feladata a játék logikai objektumainak és a megjelenítéshez használt </w:t>
-      </w:r>
-      <w:proofErr w:type="spellStart"/>
-      <w:r>
-        <w:rPr>
-          <w:lang w:eastAsia="zh-CN"/>
-        </w:rPr>
-        <w:t>GameObject</w:t>
-      </w:r>
-      <w:proofErr w:type="spellEnd"/>
+      <w:r>
+        <w:rPr>
+          <w:lang w:eastAsia="zh-CN"/>
+        </w:rPr>
+        <w:t xml:space="preserve"> projekt a Game Logic és a Game Engine projektek közötti kapcsolatot valósítja meg. Feladata a játék logikai objektumainak és a megjelenítéshez használt GameObject</w:t>
+      </w:r>
       <w:r>
         <w:rPr>
           <w:lang w:eastAsia="zh-CN"/>
         </w:rPr>
         <w:noBreakHyphen/>
-        <w:t xml:space="preserve">ek összerendelése, valamint a Game </w:t>
-      </w:r>
-      <w:proofErr w:type="spellStart"/>
-      <w:r>
-        <w:rPr>
-          <w:lang w:eastAsia="zh-CN"/>
-        </w:rPr>
-        <w:t>Logic</w:t>
-      </w:r>
-      <w:proofErr w:type="spellEnd"/>
-      <w:r>
-        <w:rPr>
-          <w:lang w:eastAsia="zh-CN"/>
-        </w:rPr>
-        <w:t xml:space="preserve"> komponens által kibocsátott </w:t>
+        <w:t xml:space="preserve">ek összerendelése, valamint a Game Logic komponens által kibocsátott </w:t>
       </w:r>
       <w:r>
         <w:rPr>
@@ -5714,16 +4959,12 @@
           <w:lang w:eastAsia="zh-CN"/>
         </w:rPr>
       </w:pPr>
-      <w:proofErr w:type="spellStart"/>
-      <w:proofErr w:type="gramStart"/>
       <w:r>
         <w:rPr>
           <w:lang w:eastAsia="zh-CN"/>
         </w:rPr>
         <w:t>SevenWonders.Game.Scene.Editor</w:t>
       </w:r>
-      <w:proofErr w:type="spellEnd"/>
-      <w:proofErr w:type="gramEnd"/>
     </w:p>
     <w:p>
       <w:pPr>
@@ -5737,8 +4978,6 @@
         </w:rPr>
         <w:t xml:space="preserve">A </w:t>
       </w:r>
-      <w:proofErr w:type="spellStart"/>
-      <w:proofErr w:type="gramStart"/>
       <w:r>
         <w:rPr>
           <w:i/>
@@ -5747,42 +4986,18 @@
         </w:rPr>
         <w:t>SevenWonders.Game.Scene.Editor</w:t>
       </w:r>
-      <w:proofErr w:type="spellEnd"/>
-      <w:proofErr w:type="gramEnd"/>
-      <w:r>
-        <w:rPr>
-          <w:lang w:eastAsia="zh-CN"/>
-        </w:rPr>
-        <w:t xml:space="preserve"> projekt egy fejlesztői eszközt valósít meg, amely a Game </w:t>
-      </w:r>
-      <w:proofErr w:type="spellStart"/>
-      <w:r>
-        <w:rPr>
-          <w:lang w:eastAsia="zh-CN"/>
-        </w:rPr>
-        <w:t>Engine</w:t>
-      </w:r>
-      <w:proofErr w:type="spellEnd"/>
+      <w:r>
+        <w:rPr>
+          <w:lang w:eastAsia="zh-CN"/>
+        </w:rPr>
+        <w:t xml:space="preserve"> projekt egy fejlesztői eszközt valósít meg, amely a Game Engine</w:t>
+      </w:r>
       <w:r>
         <w:rPr>
           <w:lang w:eastAsia="zh-CN"/>
         </w:rPr>
         <w:noBreakHyphen/>
-        <w:t xml:space="preserve">ben használt </w:t>
-      </w:r>
-      <w:proofErr w:type="spellStart"/>
-      <w:r>
-        <w:rPr>
-          <w:lang w:eastAsia="zh-CN"/>
-        </w:rPr>
-        <w:t>Scene</w:t>
-      </w:r>
-      <w:proofErr w:type="spellEnd"/>
-      <w:r>
-        <w:rPr>
-          <w:lang w:eastAsia="zh-CN"/>
-        </w:rPr>
-        <w:t xml:space="preserve"> objektumok megtervezését támogatja. Egy grafikus felhasználói felületen keresztül lehetőséget biztosít jelenetek létrehozására, szerkesztésére és mentésére, ezáltal megkönnyítve a tartalom készítésének folyamatát.</w:t>
+        <w:t>ben használt Scene objektumok megtervezését támogatja. Egy grafikus felhasználói felületen keresztül lehetőséget biztosít jelenetek létrehozására, szerkesztésére és mentésére, ezáltal megkönnyítve a tartalom készítésének folyamatát.</w:t>
       </w:r>
     </w:p>
     <w:p>
@@ -5792,16 +5007,12 @@
           <w:lang w:eastAsia="zh-CN"/>
         </w:rPr>
       </w:pPr>
-      <w:proofErr w:type="spellStart"/>
-      <w:proofErr w:type="gramStart"/>
       <w:r>
         <w:rPr>
           <w:lang w:eastAsia="zh-CN"/>
         </w:rPr>
         <w:t>SevenWonders.Web.Client.Model</w:t>
       </w:r>
-      <w:proofErr w:type="spellEnd"/>
-      <w:proofErr w:type="gramEnd"/>
     </w:p>
     <w:p>
       <w:pPr>
@@ -5815,8 +5026,6 @@
         </w:rPr>
         <w:t xml:space="preserve">A </w:t>
       </w:r>
-      <w:proofErr w:type="spellStart"/>
-      <w:proofErr w:type="gramStart"/>
       <w:r>
         <w:rPr>
           <w:i/>
@@ -5825,8 +5034,6 @@
         </w:rPr>
         <w:t>SevenWonders.Web.Client.Model</w:t>
       </w:r>
-      <w:proofErr w:type="spellEnd"/>
-      <w:proofErr w:type="gramEnd"/>
       <w:r>
         <w:rPr>
           <w:lang w:eastAsia="zh-CN"/>
@@ -5841,16 +5048,12 @@
           <w:lang w:eastAsia="zh-CN"/>
         </w:rPr>
       </w:pPr>
-      <w:proofErr w:type="spellStart"/>
-      <w:proofErr w:type="gramStart"/>
       <w:r>
         <w:rPr>
           <w:lang w:eastAsia="zh-CN"/>
         </w:rPr>
         <w:t>SevenWonders.Web.Server</w:t>
       </w:r>
-      <w:proofErr w:type="spellEnd"/>
-      <w:proofErr w:type="gramEnd"/>
     </w:p>
     <w:p>
       <w:pPr>
@@ -5864,8 +5067,6 @@
         </w:rPr>
         <w:t xml:space="preserve">A </w:t>
       </w:r>
-      <w:proofErr w:type="spellStart"/>
-      <w:proofErr w:type="gramStart"/>
       <w:r>
         <w:rPr>
           <w:i/>
@@ -5874,55 +5075,11 @@
         </w:rPr>
         <w:t>SevenWonders.Web.Server</w:t>
       </w:r>
-      <w:proofErr w:type="spellEnd"/>
-      <w:proofErr w:type="gramEnd"/>
-      <w:r>
-        <w:rPr>
-          <w:lang w:eastAsia="zh-CN"/>
-        </w:rPr>
-        <w:t xml:space="preserve"> projekt a futtatható webszerver alkalmazást valósítja meg. A projekt tartalmazza a vezérlőket (kontrollereket), valamint inicializálja a </w:t>
-      </w:r>
-      <w:proofErr w:type="spellStart"/>
-      <w:r>
-        <w:rPr>
-          <w:lang w:eastAsia="zh-CN"/>
-        </w:rPr>
-        <w:t>dependency</w:t>
-      </w:r>
-      <w:proofErr w:type="spellEnd"/>
-      <w:r>
-        <w:rPr>
-          <w:lang w:eastAsia="zh-CN"/>
-        </w:rPr>
-        <w:t xml:space="preserve"> </w:t>
-      </w:r>
-      <w:proofErr w:type="spellStart"/>
-      <w:r>
-        <w:rPr>
-          <w:lang w:eastAsia="zh-CN"/>
-        </w:rPr>
-        <w:t>injection</w:t>
-      </w:r>
-      <w:proofErr w:type="spellEnd"/>
-      <w:r>
-        <w:rPr>
-          <w:lang w:eastAsia="zh-CN"/>
-        </w:rPr>
-        <w:t xml:space="preserve"> keretrendszert, a </w:t>
-      </w:r>
-      <w:proofErr w:type="spellStart"/>
-      <w:r>
-        <w:rPr>
-          <w:lang w:eastAsia="zh-CN"/>
-        </w:rPr>
-        <w:t>SignalR</w:t>
-      </w:r>
-      <w:proofErr w:type="spellEnd"/>
-      <w:r>
-        <w:rPr>
-          <w:lang w:eastAsia="zh-CN"/>
-        </w:rPr>
-        <w:t xml:space="preserve"> szolgáltatást és a felhasználókezeléshez szükséges egyéb függőségeket.</w:t>
+      <w:r>
+        <w:rPr>
+          <w:lang w:eastAsia="zh-CN"/>
+        </w:rPr>
+        <w:t xml:space="preserve"> projekt a futtatható webszerver alkalmazást valósítja meg. A projekt tartalmazza a vezérlőket (kontrollereket), valamint inicializálja a dependency injection keretrendszert, a SignalR szolgáltatást és a felhasználókezeléshez szükséges egyéb függőségeket.</w:t>
       </w:r>
     </w:p>
     <w:p>
@@ -5932,16 +5089,12 @@
           <w:lang w:eastAsia="zh-CN"/>
         </w:rPr>
       </w:pPr>
-      <w:proofErr w:type="spellStart"/>
-      <w:proofErr w:type="gramStart"/>
       <w:r>
         <w:rPr>
           <w:lang w:eastAsia="zh-CN"/>
         </w:rPr>
         <w:t>SevenWonders.Web.Server.Model</w:t>
       </w:r>
-      <w:proofErr w:type="spellEnd"/>
-      <w:proofErr w:type="gramEnd"/>
     </w:p>
     <w:p>
       <w:pPr>
@@ -5955,8 +5108,6 @@
         </w:rPr>
         <w:t xml:space="preserve">A </w:t>
       </w:r>
-      <w:proofErr w:type="spellStart"/>
-      <w:proofErr w:type="gramStart"/>
       <w:r>
         <w:rPr>
           <w:i/>
@@ -5965,27 +5116,11 @@
         </w:rPr>
         <w:t>SevenWonders.Web.Server.Model</w:t>
       </w:r>
-      <w:proofErr w:type="spellEnd"/>
-      <w:proofErr w:type="gramEnd"/>
-      <w:r>
-        <w:rPr>
-          <w:lang w:eastAsia="zh-CN"/>
-        </w:rPr>
-        <w:t xml:space="preserve"> projekt a szerveroldali üzleti logikát és állapotkezelést tartalmazza. Ide tartozik a várószoba teljes logikája, a kliensek állapotátmeneteinek kezelése, valamint a </w:t>
-      </w:r>
-      <w:proofErr w:type="spellStart"/>
-      <w:r>
-        <w:rPr>
-          <w:lang w:eastAsia="zh-CN"/>
-        </w:rPr>
-        <w:t>matchmaking</w:t>
-      </w:r>
-      <w:proofErr w:type="spellEnd"/>
-      <w:r>
-        <w:rPr>
-          <w:lang w:eastAsia="zh-CN"/>
-        </w:rPr>
-        <w:t xml:space="preserve"> funkció megvalósítása.</w:t>
+      <w:r>
+        <w:rPr>
+          <w:lang w:eastAsia="zh-CN"/>
+        </w:rPr>
+        <w:t xml:space="preserve"> projekt a szerveroldali üzleti logikát és állapotkezelést tartalmazza. Ide tartozik a várószoba teljes logikája, a kliensek állapotátmeneteinek kezelése, valamint a matchmaking funkció megvalósítása.</w:t>
       </w:r>
     </w:p>
     <w:p>
@@ -5995,16 +5130,12 @@
           <w:lang w:eastAsia="zh-CN"/>
         </w:rPr>
       </w:pPr>
-      <w:proofErr w:type="spellStart"/>
-      <w:proofErr w:type="gramStart"/>
       <w:r>
         <w:rPr>
           <w:lang w:eastAsia="zh-CN"/>
         </w:rPr>
         <w:t>SevenWonders.Web.Server.Contract</w:t>
       </w:r>
-      <w:proofErr w:type="spellEnd"/>
-      <w:proofErr w:type="gramEnd"/>
     </w:p>
     <w:p>
       <w:pPr>
@@ -6018,8 +5149,6 @@
         </w:rPr>
         <w:t xml:space="preserve">A </w:t>
       </w:r>
-      <w:proofErr w:type="spellStart"/>
-      <w:proofErr w:type="gramStart"/>
       <w:r>
         <w:rPr>
           <w:i/>
@@ -6028,62 +5157,18 @@
         </w:rPr>
         <w:t>SevenWonders.Web.Server.Contract</w:t>
       </w:r>
-      <w:proofErr w:type="spellEnd"/>
-      <w:proofErr w:type="gramEnd"/>
-      <w:r>
-        <w:rPr>
-          <w:lang w:eastAsia="zh-CN"/>
-        </w:rPr>
-        <w:t xml:space="preserve"> projekt a web kliens és a web szerver által közösen használt adatstruktúrákat tartalmazza. A projekt kizárólag Data </w:t>
-      </w:r>
-      <w:proofErr w:type="spellStart"/>
-      <w:r>
-        <w:rPr>
-          <w:lang w:eastAsia="zh-CN"/>
-        </w:rPr>
-        <w:t>Transfer</w:t>
-      </w:r>
-      <w:proofErr w:type="spellEnd"/>
-      <w:r>
-        <w:rPr>
-          <w:lang w:eastAsia="zh-CN"/>
-        </w:rPr>
-        <w:t xml:space="preserve"> </w:t>
-      </w:r>
-      <w:proofErr w:type="spellStart"/>
-      <w:r>
-        <w:rPr>
-          <w:lang w:eastAsia="zh-CN"/>
-        </w:rPr>
-        <w:t>Object</w:t>
+      <w:r>
+        <w:rPr>
+          <w:lang w:eastAsia="zh-CN"/>
+        </w:rPr>
+        <w:t xml:space="preserve"> projekt a web kliens és a web szerver által közösen használt adatstruktúrákat tartalmazza. A projekt kizárólag Data Transfer Object</w:t>
       </w:r>
       <w:r>
         <w:rPr>
           <w:lang w:eastAsia="zh-CN"/>
         </w:rPr>
         <w:noBreakHyphen/>
-        <w:t>eket</w:t>
-      </w:r>
-      <w:proofErr w:type="spellEnd"/>
-      <w:r>
-        <w:rPr>
-          <w:lang w:eastAsia="zh-CN"/>
-        </w:rPr>
-        <w:t xml:space="preserve"> (DTO) foglal magában, amelyek célja a komponensek közötti adatcsere egységesítése és a </w:t>
-      </w:r>
-      <w:proofErr w:type="spellStart"/>
-      <w:r>
-        <w:rPr>
-          <w:lang w:eastAsia="zh-CN"/>
-        </w:rPr>
-        <w:t>kódduplikáció</w:t>
-      </w:r>
-      <w:proofErr w:type="spellEnd"/>
-      <w:r>
-        <w:rPr>
-          <w:lang w:eastAsia="zh-CN"/>
-        </w:rPr>
-        <w:t xml:space="preserve"> elkerülése.</w:t>
+        <w:t>eket (DTO) foglal magában, amelyek célja a komponensek közötti adatcsere egységesítése és a kódduplikáció elkerülése.</w:t>
       </w:r>
     </w:p>
     <w:p>
@@ -6093,14 +5178,12 @@
           <w:lang w:eastAsia="zh-CN"/>
         </w:rPr>
       </w:pPr>
-      <w:proofErr w:type="spellStart"/>
       <w:r>
         <w:rPr>
           <w:lang w:eastAsia="zh-CN"/>
         </w:rPr>
         <w:t>SevenWonders.AI.Model</w:t>
       </w:r>
-      <w:proofErr w:type="spellEnd"/>
     </w:p>
     <w:p>
       <w:pPr>
@@ -6114,7 +5197,6 @@
         </w:rPr>
         <w:t xml:space="preserve">A </w:t>
       </w:r>
-      <w:proofErr w:type="spellStart"/>
       <w:r>
         <w:rPr>
           <w:i/>
@@ -6123,40 +5205,11 @@
         </w:rPr>
         <w:t>SevenWonders.AI.Model</w:t>
       </w:r>
-      <w:proofErr w:type="spellEnd"/>
-      <w:r>
-        <w:rPr>
-          <w:lang w:eastAsia="zh-CN"/>
-        </w:rPr>
-        <w:t xml:space="preserve"> projekt a mesterséges intelligencia működéséhez szükséges közös interfészeket és osztályokat tartalmazza. Ezek az elemek a </w:t>
-      </w:r>
-      <w:proofErr w:type="spellStart"/>
-      <w:r>
-        <w:rPr>
-          <w:lang w:eastAsia="zh-CN"/>
-        </w:rPr>
-        <w:t>state</w:t>
-      </w:r>
-      <w:proofErr w:type="spellEnd"/>
-      <w:r>
-        <w:rPr>
-          <w:lang w:eastAsia="zh-CN"/>
-        </w:rPr>
-        <w:t xml:space="preserve"> </w:t>
-      </w:r>
-      <w:proofErr w:type="spellStart"/>
-      <w:r>
-        <w:rPr>
-          <w:lang w:eastAsia="zh-CN"/>
-        </w:rPr>
-        <w:t>vector</w:t>
-      </w:r>
-      <w:proofErr w:type="spellEnd"/>
-      <w:r>
-        <w:rPr>
-          <w:lang w:eastAsia="zh-CN"/>
-        </w:rPr>
-        <w:t xml:space="preserve"> kiszámításáért, </w:t>
+      <w:r>
+        <w:rPr>
+          <w:lang w:eastAsia="zh-CN"/>
+        </w:rPr>
+        <w:t xml:space="preserve"> projekt a mesterséges intelligencia működéséhez szükséges közös interfészeket és osztályokat tartalmazza. Ezek az elemek a state vector kiszámításáért, </w:t>
       </w:r>
       <w:r>
         <w:rPr>
@@ -6170,21 +5223,7 @@
           <w:lang w:eastAsia="zh-CN"/>
         </w:rPr>
         <w:br/>
-        <w:t xml:space="preserve">A projektet mind a </w:t>
-      </w:r>
-      <w:proofErr w:type="spellStart"/>
-      <w:r>
-        <w:rPr>
-          <w:lang w:eastAsia="zh-CN"/>
-        </w:rPr>
-        <w:t>futásidejű</w:t>
-      </w:r>
-      <w:proofErr w:type="spellEnd"/>
-      <w:r>
-        <w:rPr>
-          <w:lang w:eastAsia="zh-CN"/>
-        </w:rPr>
-        <w:t xml:space="preserve"> rendszer, mind a tanítási folyamat felhasználja.</w:t>
+        <w:t>A projektet mind a futásidejű rendszer, mind a tanítási folyamat felhasználja.</w:t>
       </w:r>
     </w:p>
     <w:p>
@@ -6194,16 +5233,12 @@
           <w:lang w:eastAsia="zh-CN"/>
         </w:rPr>
       </w:pPr>
-      <w:proofErr w:type="spellStart"/>
-      <w:proofErr w:type="gramStart"/>
       <w:r>
         <w:rPr>
           <w:lang w:eastAsia="zh-CN"/>
         </w:rPr>
         <w:t>SevenWonders.AI.Trainer.Server</w:t>
       </w:r>
-      <w:proofErr w:type="spellEnd"/>
-      <w:proofErr w:type="gramEnd"/>
     </w:p>
     <w:p>
       <w:pPr>
@@ -6218,37 +5253,7 @@
         <w:rPr>
           <w:lang w:eastAsia="zh-CN"/>
         </w:rPr>
-        <w:t xml:space="preserve">A </w:t>
-      </w:r>
-      <w:proofErr w:type="spellStart"/>
-      <w:proofErr w:type="gramStart"/>
-      <w:r>
-        <w:rPr>
-          <w:lang w:eastAsia="zh-CN"/>
-        </w:rPr>
-        <w:t>SevenWonders.AI.Trainer.Server</w:t>
-      </w:r>
-      <w:proofErr w:type="spellEnd"/>
-      <w:proofErr w:type="gramEnd"/>
-      <w:r>
-        <w:rPr>
-          <w:lang w:eastAsia="zh-CN"/>
-        </w:rPr>
-        <w:t xml:space="preserve"> egy C# alapú konzol alkalmazás, amely a mesterséges intelligencia tanítását támogatja szerveroldalon. A tanítás folyamata egy egyszerű TCP </w:t>
-      </w:r>
-      <w:proofErr w:type="spellStart"/>
-      <w:r>
-        <w:rPr>
-          <w:lang w:eastAsia="zh-CN"/>
-        </w:rPr>
-        <w:t>socket</w:t>
-      </w:r>
-      <w:proofErr w:type="spellEnd"/>
-      <w:r>
-        <w:rPr>
-          <w:lang w:eastAsia="zh-CN"/>
-        </w:rPr>
-        <w:t xml:space="preserve"> kapcsolaton keresztül zajlik</w:t>
+        <w:t>A SevenWonders.AI.Trainer.Server egy C# alapú konzol alkalmazás, amely a mesterséges intelligencia tanítását támogatja szerveroldalon. A tanítás folyamata egy egyszerű TCP socket kapcsolaton keresztül zajlik</w:t>
       </w:r>
       <w:r>
         <w:rPr>
@@ -6272,93 +5277,21 @@
         <w:rPr>
           <w:lang w:eastAsia="zh-CN"/>
         </w:rPr>
-        <w:t xml:space="preserve"> eredményez, mint a </w:t>
-      </w:r>
-      <w:proofErr w:type="spellStart"/>
-      <w:r>
-        <w:rPr>
-          <w:lang w:eastAsia="zh-CN"/>
-        </w:rPr>
-        <w:t>SignalR</w:t>
-      </w:r>
-      <w:proofErr w:type="spellEnd"/>
-      <w:r>
-        <w:rPr>
-          <w:lang w:eastAsia="zh-CN"/>
-        </w:rPr>
-        <w:t xml:space="preserve"> keretrendszer használata. </w:t>
-      </w:r>
-      <w:r>
-        <w:rPr>
-          <w:lang w:eastAsia="zh-CN"/>
-        </w:rPr>
-        <w:t xml:space="preserve">A projekt a </w:t>
-      </w:r>
-      <w:proofErr w:type="spellStart"/>
-      <w:r>
-        <w:rPr>
-          <w:lang w:eastAsia="zh-CN"/>
-        </w:rPr>
-        <w:t>SevenWonders.AI.Model</w:t>
-      </w:r>
-      <w:proofErr w:type="spellEnd"/>
-      <w:r>
-        <w:rPr>
-          <w:lang w:eastAsia="zh-CN"/>
-        </w:rPr>
-        <w:t xml:space="preserve"> komponens segítségével továbbítja a </w:t>
-      </w:r>
-      <w:proofErr w:type="spellStart"/>
-      <w:r>
-        <w:rPr>
-          <w:lang w:eastAsia="zh-CN"/>
-        </w:rPr>
-        <w:t>state</w:t>
-      </w:r>
-      <w:proofErr w:type="spellEnd"/>
-      <w:r>
-        <w:rPr>
-          <w:lang w:eastAsia="zh-CN"/>
-        </w:rPr>
-        <w:t xml:space="preserve"> </w:t>
-      </w:r>
-      <w:proofErr w:type="spellStart"/>
-      <w:r>
-        <w:rPr>
-          <w:lang w:eastAsia="zh-CN"/>
-        </w:rPr>
-        <w:t>vector</w:t>
-      </w:r>
-      <w:proofErr w:type="spellEnd"/>
+        <w:t xml:space="preserve"> eredményez, mint a SignalR keretrendszer használata. </w:t>
+      </w:r>
+      <w:r>
+        <w:rPr>
+          <w:lang w:eastAsia="zh-CN"/>
+        </w:rPr>
+        <w:t>A projekt a SevenWonders.AI.Model komponens segítségével továbbítja a state vector</w:t>
+      </w:r>
       <w:r>
         <w:rPr>
           <w:lang w:eastAsia="zh-CN"/>
         </w:rPr>
         <w:noBreakHyphen/>
-        <w:t xml:space="preserve">t, </w:t>
-      </w:r>
-      <w:proofErr w:type="spellStart"/>
-      <w:r>
-        <w:rPr>
-          <w:lang w:eastAsia="zh-CN"/>
-        </w:rPr>
-        <w:t>action</w:t>
-      </w:r>
-      <w:proofErr w:type="spellEnd"/>
-      <w:r>
-        <w:rPr>
-          <w:lang w:eastAsia="zh-CN"/>
-        </w:rPr>
-        <w:t xml:space="preserve"> </w:t>
-      </w:r>
-      <w:proofErr w:type="spellStart"/>
-      <w:r>
-        <w:rPr>
-          <w:lang w:eastAsia="zh-CN"/>
-        </w:rPr>
-        <w:t>mask</w:t>
-      </w:r>
-      <w:proofErr w:type="spellEnd"/>
+        <w:t>t, action mask</w:t>
+      </w:r>
       <w:r>
         <w:rPr>
           <w:lang w:eastAsia="zh-CN"/>
@@ -6383,40 +5316,24 @@
           <w:lang w:eastAsia="zh-CN"/>
         </w:rPr>
       </w:pPr>
-      <w:proofErr w:type="spellStart"/>
       <w:r>
         <w:rPr>
           <w:lang w:eastAsia="zh-CN"/>
         </w:rPr>
         <w:t>SevenWonders.AI.Trainer</w:t>
       </w:r>
-      <w:proofErr w:type="spellEnd"/>
-    </w:p>
-    <w:p>
-      <w:pPr>
-        <w:rPr>
-          <w:lang w:eastAsia="zh-CN"/>
-        </w:rPr>
-      </w:pPr>
-      <w:r>
-        <w:rPr>
-          <w:lang w:eastAsia="zh-CN"/>
-        </w:rPr>
-        <w:t xml:space="preserve">A </w:t>
-      </w:r>
-      <w:proofErr w:type="spellStart"/>
-      <w:r>
-        <w:rPr>
-          <w:lang w:eastAsia="zh-CN"/>
-        </w:rPr>
-        <w:t>SevenWonders.AI.Trainer</w:t>
-      </w:r>
-      <w:proofErr w:type="spellEnd"/>
-      <w:r>
-        <w:rPr>
-          <w:lang w:eastAsia="zh-CN"/>
-        </w:rPr>
-        <w:t xml:space="preserve"> Python alapú projekt a mesterséges intelligencia tanításának konfigurációját és vezérlését valósítja meg. A projekt felel a tanítás indításáért és leállításáért, valamint a tanítási folyamat során keletkező statisztikák, például a győzelmi arány naplózásáért is, amely lehetővé teszi az AI teljesítményének folyamatos nyomon követését.</w:t>
+    </w:p>
+    <w:p>
+      <w:pPr>
+        <w:rPr>
+          <w:lang w:eastAsia="zh-CN"/>
+        </w:rPr>
+      </w:pPr>
+      <w:r>
+        <w:rPr>
+          <w:lang w:eastAsia="zh-CN"/>
+        </w:rPr>
+        <w:t>A SevenWonders.AI.Trainer Python alapú projekt a mesterséges intelligencia tanításának konfigurációját és vezérlését valósítja meg. A projekt felel a tanítás indításáért és leállításáért, valamint a tanítási folyamat során keletkező statisztikák, például a győzelmi arány naplózásáért is, amely lehetővé teszi az AI teljesítményének folyamatos nyomon követését.</w:t>
       </w:r>
       <w:r>
         <w:rPr>
@@ -6438,40 +5355,26 @@
           <w:lang w:eastAsia="zh-CN"/>
         </w:rPr>
       </w:pPr>
-      <w:bookmarkStart w:id="24" w:name="_Toc228127146"/>
+      <w:bookmarkStart w:id="23" w:name="_Toc228127146"/>
       <w:r>
         <w:rPr>
           <w:lang w:eastAsia="zh-CN"/>
         </w:rPr>
         <w:t>Komponensek implementációja</w:t>
       </w:r>
-      <w:bookmarkEnd w:id="24"/>
-    </w:p>
-    <w:p>
-      <w:pPr>
-        <w:rPr>
-          <w:lang w:eastAsia="zh-CN"/>
-        </w:rPr>
-      </w:pPr>
-      <w:r>
-        <w:rPr>
-          <w:lang w:eastAsia="zh-CN"/>
-        </w:rPr>
-        <w:t xml:space="preserve">Ebben a fejezetben kerül bemutatásra az egyes </w:t>
-      </w:r>
-      <w:proofErr w:type="spellStart"/>
-      <w:r>
-        <w:rPr>
-          <w:lang w:eastAsia="zh-CN"/>
-        </w:rPr>
-        <w:t>architekturális</w:t>
-      </w:r>
-      <w:proofErr w:type="spellEnd"/>
-      <w:r>
-        <w:rPr>
-          <w:lang w:eastAsia="zh-CN"/>
-        </w:rPr>
-        <w:t xml:space="preserve"> komponensek konkrét megvalósítása. A leírás a komponensek közötti együttműködésre, illetve a felelősségi határok gyakorlati érvényesítésére fókuszál, nem pedig a részletes implementációs vagy API</w:t>
+      <w:bookmarkEnd w:id="23"/>
+    </w:p>
+    <w:p>
+      <w:pPr>
+        <w:rPr>
+          <w:lang w:eastAsia="zh-CN"/>
+        </w:rPr>
+      </w:pPr>
+      <w:r>
+        <w:rPr>
+          <w:lang w:eastAsia="zh-CN"/>
+        </w:rPr>
+        <w:t>Ebben a fejezetben kerül bemutatásra az egyes architekturális komponensek konkrét megvalósítása. A leírás a komponensek közötti együttműködésre, illetve a felelősségi határok gyakorlati érvényesítésére fókuszál, nem pedig a részletes implementációs vagy API</w:t>
       </w:r>
       <w:r>
         <w:rPr>
@@ -6488,128 +5391,49 @@
           <w:lang w:eastAsia="zh-CN"/>
         </w:rPr>
       </w:pPr>
-      <w:proofErr w:type="spellStart"/>
-      <w:r>
-        <w:rPr>
-          <w:lang w:eastAsia="zh-CN"/>
-        </w:rPr>
-        <w:t>Client</w:t>
-      </w:r>
-      <w:proofErr w:type="spellEnd"/>
-      <w:r>
-        <w:rPr>
-          <w:lang w:eastAsia="zh-CN"/>
-        </w:rPr>
-        <w:t xml:space="preserve"> </w:t>
-      </w:r>
-      <w:proofErr w:type="spellStart"/>
-      <w:r>
-        <w:rPr>
-          <w:lang w:eastAsia="zh-CN"/>
-        </w:rPr>
-        <w:t>Application</w:t>
-      </w:r>
-      <w:proofErr w:type="spellEnd"/>
-    </w:p>
-    <w:p>
-      <w:r>
-        <w:t xml:space="preserve">A </w:t>
-      </w:r>
-      <w:proofErr w:type="spellStart"/>
-      <w:r>
-        <w:t>Client</w:t>
-      </w:r>
-      <w:proofErr w:type="spellEnd"/>
-      <w:r>
-        <w:t xml:space="preserve"> </w:t>
-      </w:r>
-      <w:proofErr w:type="spellStart"/>
-      <w:r>
-        <w:t>Application</w:t>
-      </w:r>
-      <w:proofErr w:type="spellEnd"/>
-      <w:r>
-        <w:t xml:space="preserve"> komponens megvalósítása a felhasználói interakciók kezelésére és a rendszer aktuális állapotának megjelenítésére összpontosít. A kliens oldalon nem kerül sor játékszabályok kiértékelésére vagy üzleti logika megvalósítására, ezeket kizárólag a megfelelő belső komponensek végzik.</w:t>
+      <w:r>
+        <w:rPr>
+          <w:lang w:eastAsia="zh-CN"/>
+        </w:rPr>
+        <w:t>Client Application</w:t>
+      </w:r>
+    </w:p>
+    <w:p>
+      <w:r>
+        <w:t>A Client Application komponens megvalósítása a felhasználói interakciók kezelésére és a rendszer aktuális állapotának megjelenítésére összpontosít. A kliens oldalon nem kerül sor játékszabályok kiértékelésére vagy üzleti logika megvalósítására, ezeket kizárólag a megfelelő belső komponensek végzik.</w:t>
       </w:r>
     </w:p>
     <w:p>
       <w:r>
         <w:lastRenderedPageBreak/>
-        <w:t xml:space="preserve">A kliensalkalmazás a </w:t>
-      </w:r>
-      <w:proofErr w:type="spellStart"/>
-      <w:r>
+        <w:t>A kliensalkalmazás a Presenter komponenssel együttműködve továbbítja a felhasználói bemenetet, valamint fogadja azokat az állapotváltozásokat, amelyek a rendszer működéséből vagy a szerveroldali kommunikációból származnak.</w:t>
+      </w:r>
+    </w:p>
+    <w:p>
+      <w:pPr>
+        <w:rPr>
+          <w:lang w:eastAsia="zh-CN"/>
+        </w:rPr>
+      </w:pPr>
+    </w:p>
+    <w:p>
+      <w:pPr>
+        <w:pStyle w:val="Heading4"/>
+        <w:rPr>
+          <w:lang w:eastAsia="zh-CN"/>
+        </w:rPr>
+      </w:pPr>
+      <w:r>
+        <w:rPr>
+          <w:lang w:eastAsia="zh-CN"/>
+        </w:rPr>
         <w:t>Presenter</w:t>
       </w:r>
-      <w:proofErr w:type="spellEnd"/>
-      <w:r>
-        <w:t xml:space="preserve"> komponenssel együttműködve továbbítja a felhasználói bemenetet, valamint fogadja azokat az állapotváltozásokat, amelyek a rendszer működéséből vagy a szerveroldali kommunikációból származnak.</w:t>
-      </w:r>
-    </w:p>
-    <w:p>
-      <w:pPr>
-        <w:rPr>
-          <w:lang w:eastAsia="zh-CN"/>
-        </w:rPr>
-      </w:pPr>
-    </w:p>
-    <w:p>
-      <w:pPr>
-        <w:pStyle w:val="Heading4"/>
-        <w:rPr>
-          <w:lang w:eastAsia="zh-CN"/>
-        </w:rPr>
-      </w:pPr>
-      <w:proofErr w:type="spellStart"/>
-      <w:r>
-        <w:rPr>
-          <w:lang w:eastAsia="zh-CN"/>
-        </w:rPr>
-        <w:t>Presenter</w:t>
-      </w:r>
-      <w:proofErr w:type="spellEnd"/>
-    </w:p>
-    <w:p>
-      <w:r>
-        <w:t xml:space="preserve">A </w:t>
-      </w:r>
-      <w:proofErr w:type="spellStart"/>
-      <w:r>
-        <w:t>Presenter</w:t>
-      </w:r>
-      <w:proofErr w:type="spellEnd"/>
-      <w:r>
-        <w:t xml:space="preserve"> komponens implementációja a Game </w:t>
-      </w:r>
-      <w:proofErr w:type="spellStart"/>
-      <w:r>
-        <w:t>Logic</w:t>
-      </w:r>
-      <w:proofErr w:type="spellEnd"/>
-      <w:r>
-        <w:t xml:space="preserve"> és a Game </w:t>
-      </w:r>
-      <w:proofErr w:type="spellStart"/>
-      <w:r>
-        <w:t>Engine</w:t>
-      </w:r>
-      <w:proofErr w:type="spellEnd"/>
-      <w:r>
-        <w:t xml:space="preserve"> közötti kapcsolat gyakorlati megvalósítására épül. Feladata a </w:t>
-      </w:r>
-      <w:proofErr w:type="spellStart"/>
-      <w:r>
-        <w:t>domain</w:t>
-      </w:r>
-      <w:proofErr w:type="spellEnd"/>
-      <w:r>
-        <w:t xml:space="preserve"> szintű játékobjektumok és a megjelenítési rétegben használt </w:t>
-      </w:r>
-      <w:proofErr w:type="spellStart"/>
-      <w:r>
-        <w:t>GameObject</w:t>
-      </w:r>
-      <w:proofErr w:type="spellEnd"/>
+    </w:p>
+    <w:p>
+      <w:r>
+        <w:t>A Presenter komponens implementációja a Game Logic és a Game Engine közötti kapcsolat gyakorlati megvalósítására épül. Feladata a domain szintű játékobjektumok és a megjelenítési rétegben használt GameObject</w:t>
+      </w:r>
       <w:r>
         <w:noBreakHyphen/>
         <w:t>ek közötti kötés létrehozása és fenntartása.</w:t>
@@ -6617,86 +5441,25 @@
     </w:p>
     <w:p>
       <w:r>
-        <w:t xml:space="preserve">A komponens feliratkozik a Game </w:t>
-      </w:r>
-      <w:proofErr w:type="spellStart"/>
-      <w:r>
-        <w:t>Logic</w:t>
-      </w:r>
-      <w:proofErr w:type="spellEnd"/>
-      <w:r>
-        <w:t xml:space="preserve"> által kibocsátott eseményekre, és azok bekövetkezésekor </w:t>
-      </w:r>
-      <w:proofErr w:type="spellStart"/>
-      <w:r>
-        <w:t>engine</w:t>
-      </w:r>
-      <w:proofErr w:type="spellEnd"/>
+        <w:t>A komponens feliratkozik a Game Logic által kibocsátott eseményekre, és azok bekövetkezésekor engine</w:t>
+      </w:r>
       <w:r>
         <w:noBreakHyphen/>
-        <w:t xml:space="preserve">specifikus műveleteket kezdeményez, például animációk elindítását vagy vizuális állapotváltozások végrehajtását. Ez a megoldás biztosítja, hogy a játékszabályok és a megjelenítéshez kapcsolódó logika egymástól </w:t>
-      </w:r>
-      <w:proofErr w:type="spellStart"/>
-      <w:r>
-        <w:t>elkülönülten</w:t>
-      </w:r>
-      <w:proofErr w:type="spellEnd"/>
-      <w:r>
-        <w:t xml:space="preserve"> maradjanak.</w:t>
-      </w:r>
-    </w:p>
-    <w:p>
-      <w:r>
-        <w:t xml:space="preserve">Az objektumok közötti kapcsolat inicializálása a játék elindítása előtt történik meg. Ebben a fázisban a </w:t>
-      </w:r>
-      <w:proofErr w:type="spellStart"/>
-      <w:r>
-        <w:t>Presenter</w:t>
-      </w:r>
-      <w:proofErr w:type="spellEnd"/>
-      <w:r>
-        <w:t xml:space="preserve"> lekérdezi a Game </w:t>
-      </w:r>
-      <w:proofErr w:type="spellStart"/>
-      <w:r>
-        <w:t>Engine</w:t>
-      </w:r>
-      <w:proofErr w:type="spellEnd"/>
-      <w:r>
-        <w:t xml:space="preserve"> és a Game </w:t>
-      </w:r>
-      <w:proofErr w:type="spellStart"/>
-      <w:r>
-        <w:t>Logic</w:t>
-      </w:r>
-      <w:proofErr w:type="spellEnd"/>
-      <w:r>
-        <w:t xml:space="preserve"> által biztosított releváns objektumokat, amelyeket kulcs–érték párok formájában tárol és ér el a későbbi működés során.</w:t>
-      </w:r>
-    </w:p>
-    <w:p>
-      <w:r>
-        <w:t xml:space="preserve">A komponens ezen felül olyan, megjelenítés nélküli </w:t>
-      </w:r>
-      <w:proofErr w:type="spellStart"/>
-      <w:r>
-        <w:t>GameObject</w:t>
+        <w:t>specifikus műveleteket kezdeményez, például animációk elindítását vagy vizuális állapotváltozások végrehajtását. Ez a megoldás biztosítja, hogy a játékszabályok és a megjelenítéshez kapcsolódó logika egymástól elkülönülten maradjanak.</w:t>
+      </w:r>
+    </w:p>
+    <w:p>
+      <w:r>
+        <w:t>Az objektumok közötti kapcsolat inicializálása a játék elindítása előtt történik meg. Ebben a fázisban a Presenter lekérdezi a Game Engine és a Game Logic által biztosított releváns objektumokat, amelyeket kulcs–érték párok formájában tárol és ér el a későbbi működés során.</w:t>
+      </w:r>
+    </w:p>
+    <w:p>
+      <w:r>
+        <w:t>A komponens ezen felül olyan, megjelenítés nélküli GameObject</w:t>
       </w:r>
       <w:r>
         <w:noBreakHyphen/>
-        <w:t>eket</w:t>
-      </w:r>
-      <w:proofErr w:type="spellEnd"/>
-      <w:r>
-        <w:t xml:space="preserve"> is kezel, amelyek kizárólag a térbeli elhelyezéshez szükséges információkat hordozzák. Ezek az objektumok meghatározzák az egyes elemek célpozícióját és orientációját, támogatva a </w:t>
-      </w:r>
-      <w:proofErr w:type="spellStart"/>
-      <w:r>
-        <w:t>játékbeli</w:t>
-      </w:r>
-      <w:proofErr w:type="spellEnd"/>
-      <w:r>
-        <w:t xml:space="preserve"> objektumok megfelelő mozgatását és animálását a jeleneten belül.</w:t>
+        <w:t>eket is kezel, amelyek kizárólag a térbeli elhelyezéshez szükséges információkat hordozzák. Ezek az objektumok meghatározzák az egyes elemek célpozícióját és orientációját, támogatva a játékbeli objektumok megfelelő mozgatását és animálását a jeleneten belül.</w:t>
       </w:r>
     </w:p>
     <w:p>
@@ -6710,97 +5473,33 @@
         <w:rPr>
           <w:lang w:eastAsia="zh-CN"/>
         </w:rPr>
-        <w:t xml:space="preserve">Game </w:t>
-      </w:r>
-      <w:proofErr w:type="spellStart"/>
-      <w:r>
-        <w:rPr>
-          <w:lang w:eastAsia="zh-CN"/>
-        </w:rPr>
-        <w:t>Engine</w:t>
-      </w:r>
-      <w:proofErr w:type="spellEnd"/>
-    </w:p>
-    <w:p>
-      <w:pPr>
-        <w:rPr>
-          <w:lang w:eastAsia="zh-CN"/>
-        </w:rPr>
-      </w:pPr>
-      <w:r>
-        <w:rPr>
-          <w:lang w:eastAsia="zh-CN"/>
-        </w:rPr>
-        <w:t xml:space="preserve">A Game </w:t>
-      </w:r>
-      <w:proofErr w:type="spellStart"/>
-      <w:r>
-        <w:rPr>
-          <w:lang w:eastAsia="zh-CN"/>
-        </w:rPr>
-        <w:t>Engine</w:t>
-      </w:r>
-      <w:proofErr w:type="spellEnd"/>
-      <w:r>
-        <w:rPr>
-          <w:lang w:eastAsia="zh-CN"/>
-        </w:rPr>
-        <w:t xml:space="preserve"> komponens megvalósítása a játék grafikus megjelenítéséért és a </w:t>
-      </w:r>
-      <w:proofErr w:type="spellStart"/>
-      <w:r>
-        <w:rPr>
-          <w:lang w:eastAsia="zh-CN"/>
-        </w:rPr>
-        <w:t>futásidejű</w:t>
-      </w:r>
-      <w:proofErr w:type="spellEnd"/>
-      <w:r>
-        <w:rPr>
-          <w:lang w:eastAsia="zh-CN"/>
-        </w:rPr>
-        <w:t xml:space="preserve"> technikai működésért felel. Az implementáció </w:t>
-      </w:r>
-      <w:proofErr w:type="spellStart"/>
-      <w:r>
-        <w:rPr>
-          <w:lang w:eastAsia="zh-CN"/>
-        </w:rPr>
-        <w:t>SkiaSharp</w:t>
-      </w:r>
-      <w:proofErr w:type="spellEnd"/>
-      <w:r>
-        <w:rPr>
-          <w:lang w:eastAsia="zh-CN"/>
-        </w:rPr>
-        <w:t xml:space="preserve"> grafikus könyvtárra épül, amely hatékony és platformfüggetlen rajzolást tesz lehetővé a .NET környezeten belül.</w:t>
-      </w:r>
-    </w:p>
-    <w:p>
-      <w:pPr>
-        <w:rPr>
-          <w:lang w:eastAsia="zh-CN"/>
-        </w:rPr>
-      </w:pPr>
-      <w:r>
-        <w:rPr>
-          <w:lang w:eastAsia="zh-CN"/>
-        </w:rPr>
-        <w:t xml:space="preserve">Az </w:t>
-      </w:r>
-      <w:proofErr w:type="spellStart"/>
-      <w:r>
-        <w:rPr>
-          <w:lang w:eastAsia="zh-CN"/>
-        </w:rPr>
-        <w:t>engine</w:t>
-      </w:r>
-      <w:proofErr w:type="spellEnd"/>
-      <w:r>
-        <w:rPr>
-          <w:lang w:eastAsia="zh-CN"/>
-        </w:rPr>
-        <w:t xml:space="preserve"> belső felépítése több, jól elkülönített menedzser komponensre tagolódik. Az Input</w:t>
+        <w:t>Game Engine</w:t>
+      </w:r>
+    </w:p>
+    <w:p>
+      <w:pPr>
+        <w:rPr>
+          <w:lang w:eastAsia="zh-CN"/>
+        </w:rPr>
+      </w:pPr>
+      <w:r>
+        <w:rPr>
+          <w:lang w:eastAsia="zh-CN"/>
+        </w:rPr>
+        <w:t>A Game Engine komponens megvalósítása a játék grafikus megjelenítéséért és a futásidejű technikai működésért felel. Az implementáció SkiaSharp grafikus könyvtárra épül, amely hatékony és platformfüggetlen rajzolást tesz lehetővé a .NET környezeten belül.</w:t>
+      </w:r>
+    </w:p>
+    <w:p>
+      <w:pPr>
+        <w:rPr>
+          <w:lang w:eastAsia="zh-CN"/>
+        </w:rPr>
+      </w:pPr>
+      <w:r>
+        <w:rPr>
+          <w:lang w:eastAsia="zh-CN"/>
+        </w:rPr>
+        <w:t>Az engine belső felépítése több, jól elkülönített menedzser komponensre tagolódik. Az Input</w:t>
       </w:r>
       <w:r>
         <w:rPr>
@@ -6814,59 +5513,15 @@
         <w:rPr>
           <w:lang w:eastAsia="zh-CN"/>
         </w:rPr>
-        <w:t xml:space="preserve">Manager felel a felhasználói bemenetek feldolgozásáért, míg az </w:t>
-      </w:r>
-      <w:proofErr w:type="spellStart"/>
-      <w:r>
-        <w:rPr>
-          <w:lang w:eastAsia="zh-CN"/>
-        </w:rPr>
-        <w:t>Animation</w:t>
-      </w:r>
-      <w:proofErr w:type="spellEnd"/>
-      <w:r>
-        <w:rPr>
-          <w:lang w:eastAsia="zh-CN"/>
-        </w:rPr>
-        <w:t xml:space="preserve"> Manager az időalapú animációk kezelését végzi. Az </w:t>
-      </w:r>
-      <w:proofErr w:type="spellStart"/>
-      <w:r>
-        <w:rPr>
-          <w:lang w:eastAsia="zh-CN"/>
-        </w:rPr>
-        <w:t>Object</w:t>
-      </w:r>
-      <w:proofErr w:type="spellEnd"/>
-      <w:r>
-        <w:rPr>
-          <w:lang w:eastAsia="zh-CN"/>
-        </w:rPr>
-        <w:t xml:space="preserve"> Manager tartja nyilván és kezeli a játékban szereplő objektumokat, valamint gondoskodik a </w:t>
-      </w:r>
-      <w:proofErr w:type="spellStart"/>
-      <w:r>
-        <w:rPr>
-          <w:lang w:eastAsia="zh-CN"/>
-        </w:rPr>
-        <w:t>GameObject</w:t>
-      </w:r>
-      <w:proofErr w:type="spellEnd"/>
+        <w:t>Manager felel a felhasználói bemenetek feldolgozásáért, míg az Animation Manager az időalapú animációk kezelését végzi. Az Object Manager tartja nyilván és kezeli a játékban szereplő objektumokat, valamint gondoskodik a GameObject</w:t>
+      </w:r>
       <w:r>
         <w:rPr>
           <w:lang w:eastAsia="zh-CN"/>
         </w:rPr>
         <w:noBreakHyphen/>
-        <w:t xml:space="preserve">ek és </w:t>
-      </w:r>
-      <w:proofErr w:type="spellStart"/>
-      <w:r>
-        <w:rPr>
-          <w:lang w:eastAsia="zh-CN"/>
-        </w:rPr>
-        <w:t>ButtonObject</w:t>
-      </w:r>
-      <w:proofErr w:type="spellEnd"/>
+        <w:t>ek és ButtonObject</w:t>
+      </w:r>
       <w:r>
         <w:rPr>
           <w:lang w:eastAsia="zh-CN"/>
@@ -6879,254 +5534,73 @@
           <w:lang w:eastAsia="zh-CN"/>
         </w:rPr>
         <w:lastRenderedPageBreak/>
-        <w:t xml:space="preserve">feliratkoztatásáról az input eseményekre. A jelenetek kezelését a </w:t>
-      </w:r>
-      <w:proofErr w:type="spellStart"/>
-      <w:r>
-        <w:rPr>
-          <w:lang w:eastAsia="zh-CN"/>
-        </w:rPr>
-        <w:t>Scene</w:t>
-      </w:r>
-      <w:proofErr w:type="spellEnd"/>
-      <w:r>
-        <w:rPr>
-          <w:lang w:eastAsia="zh-CN"/>
-        </w:rPr>
-        <w:t xml:space="preserve"> Manager végzi, amely biztosítja az aktuálisan aktív képernyők és objektumcsoportok kezelését.</w:t>
-      </w:r>
-    </w:p>
-    <w:p>
-      <w:pPr>
-        <w:rPr>
-          <w:lang w:eastAsia="zh-CN"/>
-        </w:rPr>
-      </w:pPr>
-      <w:r>
-        <w:rPr>
-          <w:lang w:eastAsia="zh-CN"/>
-        </w:rPr>
-        <w:t xml:space="preserve">A rendszer központi eleme az </w:t>
-      </w:r>
-      <w:proofErr w:type="spellStart"/>
-      <w:r>
-        <w:rPr>
-          <w:lang w:eastAsia="zh-CN"/>
-        </w:rPr>
-        <w:t>Engine</w:t>
-      </w:r>
-      <w:proofErr w:type="spellEnd"/>
-      <w:r>
-        <w:rPr>
-          <w:lang w:eastAsia="zh-CN"/>
-        </w:rPr>
-        <w:t xml:space="preserve"> osztály, amely moduláris módon bővíthető további funkcionalitással. Az új komponensek az </w:t>
-      </w:r>
-      <w:proofErr w:type="spellStart"/>
-      <w:r>
-        <w:rPr>
-          <w:lang w:eastAsia="zh-CN"/>
-        </w:rPr>
-        <w:t>IComponent</w:t>
-      </w:r>
-      <w:proofErr w:type="spellEnd"/>
-      <w:r>
-        <w:rPr>
-          <w:lang w:eastAsia="zh-CN"/>
-        </w:rPr>
-        <w:t xml:space="preserve"> interfészen keresztül adhatók hozzá az </w:t>
-      </w:r>
-      <w:proofErr w:type="spellStart"/>
-      <w:r>
-        <w:rPr>
-          <w:lang w:eastAsia="zh-CN"/>
-        </w:rPr>
-        <w:t>engine</w:t>
+        <w:t>feliratkoztatásáról az input eseményekre. A jelenetek kezelését a Scene Manager végzi, amely biztosítja az aktuálisan aktív képernyők és objektumcsoportok kezelését.</w:t>
+      </w:r>
+    </w:p>
+    <w:p>
+      <w:pPr>
+        <w:rPr>
+          <w:lang w:eastAsia="zh-CN"/>
+        </w:rPr>
+      </w:pPr>
+      <w:r>
+        <w:rPr>
+          <w:lang w:eastAsia="zh-CN"/>
+        </w:rPr>
+        <w:t>A rendszer központi eleme az Engine osztály, amely moduláris módon bővíthető további funkcionalitással. Az új komponensek az IComponent interfészen keresztül adhatók hozzá az engine</w:t>
       </w:r>
       <w:r>
         <w:rPr>
           <w:lang w:eastAsia="zh-CN"/>
         </w:rPr>
         <w:noBreakHyphen/>
-        <w:t>hez</w:t>
-      </w:r>
-      <w:proofErr w:type="spellEnd"/>
-      <w:r>
-        <w:rPr>
-          <w:lang w:eastAsia="zh-CN"/>
-        </w:rPr>
-        <w:t>, ami lehetővé teszi a funkcionalitás rugalmas bővítését anélkül, hogy a meglévő kódstruktúrát módosítani kellene.</w:t>
-      </w:r>
-    </w:p>
-    <w:p>
-      <w:pPr>
-        <w:rPr>
-          <w:lang w:eastAsia="zh-CN"/>
-        </w:rPr>
-      </w:pPr>
-      <w:r>
-        <w:rPr>
-          <w:lang w:eastAsia="zh-CN"/>
-        </w:rPr>
-        <w:t xml:space="preserve">A megjelenítési réteg alapját különböző típusú objektumok alkotják, mint például a </w:t>
-      </w:r>
-      <w:proofErr w:type="spellStart"/>
-      <w:r>
-        <w:rPr>
-          <w:lang w:eastAsia="zh-CN"/>
-        </w:rPr>
-        <w:t>GameObject</w:t>
-      </w:r>
-      <w:proofErr w:type="spellEnd"/>
-      <w:r>
-        <w:rPr>
-          <w:lang w:eastAsia="zh-CN"/>
-        </w:rPr>
-        <w:t xml:space="preserve">, </w:t>
-      </w:r>
-      <w:proofErr w:type="spellStart"/>
-      <w:r>
-        <w:rPr>
-          <w:lang w:eastAsia="zh-CN"/>
-        </w:rPr>
-        <w:t>TextLabel</w:t>
-      </w:r>
-      <w:proofErr w:type="spellEnd"/>
-      <w:r>
-        <w:rPr>
-          <w:lang w:eastAsia="zh-CN"/>
-        </w:rPr>
-        <w:t xml:space="preserve">, </w:t>
-      </w:r>
-      <w:proofErr w:type="spellStart"/>
-      <w:r>
-        <w:rPr>
-          <w:lang w:eastAsia="zh-CN"/>
-        </w:rPr>
-        <w:t>ButtonObject</w:t>
-      </w:r>
-      <w:proofErr w:type="spellEnd"/>
-      <w:r>
-        <w:rPr>
-          <w:lang w:eastAsia="zh-CN"/>
-        </w:rPr>
-        <w:t xml:space="preserve"> és </w:t>
-      </w:r>
-      <w:proofErr w:type="spellStart"/>
-      <w:r>
-        <w:rPr>
-          <w:lang w:eastAsia="zh-CN"/>
-        </w:rPr>
-        <w:t>Texture</w:t>
-      </w:r>
-      <w:proofErr w:type="spellEnd"/>
-      <w:r>
-        <w:rPr>
-          <w:lang w:eastAsia="zh-CN"/>
-        </w:rPr>
-        <w:t xml:space="preserve"> osztályok. A rajzolás minden esetben előre betöltött textúrák alapján történik, az </w:t>
-      </w:r>
-      <w:proofErr w:type="spellStart"/>
-      <w:r>
-        <w:rPr>
-          <w:lang w:eastAsia="zh-CN"/>
-        </w:rPr>
-        <w:t>engine</w:t>
-      </w:r>
-      <w:proofErr w:type="spellEnd"/>
-      <w:r>
-        <w:rPr>
-          <w:lang w:eastAsia="zh-CN"/>
-        </w:rPr>
-        <w:t xml:space="preserve"> nem végez közvetlen képgenerálást futásidőben.</w:t>
-      </w:r>
-    </w:p>
-    <w:p>
-      <w:pPr>
-        <w:rPr>
-          <w:lang w:eastAsia="zh-CN"/>
-        </w:rPr>
-      </w:pPr>
-      <w:r>
-        <w:rPr>
-          <w:lang w:eastAsia="zh-CN"/>
-        </w:rPr>
-        <w:t xml:space="preserve">A Game </w:t>
-      </w:r>
-      <w:proofErr w:type="spellStart"/>
-      <w:r>
-        <w:rPr>
-          <w:lang w:eastAsia="zh-CN"/>
-        </w:rPr>
-        <w:t>Engine</w:t>
-      </w:r>
-      <w:proofErr w:type="spellEnd"/>
-      <w:r>
-        <w:rPr>
-          <w:lang w:eastAsia="zh-CN"/>
-        </w:rPr>
-        <w:t xml:space="preserve"> támogatja a dinamikus felbontáskezelést, és megfelelően reagál az ablakméret változására. Az átméretezés során a betöltött képek kisebb méretű változatai cache</w:t>
+        <w:t>hez, ami lehetővé teszi a funkcionalitás rugalmas bővítését anélkül, hogy a meglévő kódstruktúrát módosítani kellene.</w:t>
+      </w:r>
+    </w:p>
+    <w:p>
+      <w:pPr>
+        <w:rPr>
+          <w:lang w:eastAsia="zh-CN"/>
+        </w:rPr>
+      </w:pPr>
+      <w:r>
+        <w:rPr>
+          <w:lang w:eastAsia="zh-CN"/>
+        </w:rPr>
+        <w:t>A megjelenítési réteg alapját különböző típusú objektumok alkotják, mint például a GameObject, TextLabel, ButtonObject és Texture osztályok. A rajzolás minden esetben előre betöltött textúrák alapján történik, az engine nem végez közvetlen képgenerálást futásidőben.</w:t>
+      </w:r>
+    </w:p>
+    <w:p>
+      <w:pPr>
+        <w:rPr>
+          <w:lang w:eastAsia="zh-CN"/>
+        </w:rPr>
+      </w:pPr>
+      <w:r>
+        <w:rPr>
+          <w:lang w:eastAsia="zh-CN"/>
+        </w:rPr>
+        <w:t>A Game Engine támogatja a dinamikus felbontáskezelést, és megfelelően reagál az ablakméret változására. Az átméretezés során a betöltött képek kisebb méretű változatai cache</w:t>
       </w:r>
       <w:r>
         <w:rPr>
           <w:lang w:eastAsia="zh-CN"/>
         </w:rPr>
         <w:noBreakHyphen/>
-      </w:r>
-      <w:proofErr w:type="spellStart"/>
-      <w:r>
-        <w:rPr>
-          <w:lang w:eastAsia="zh-CN"/>
-        </w:rPr>
-        <w:t>elésre</w:t>
-      </w:r>
-      <w:proofErr w:type="spellEnd"/>
-      <w:r>
-        <w:rPr>
-          <w:lang w:eastAsia="zh-CN"/>
-        </w:rPr>
-        <w:t xml:space="preserve"> kerülnek, így elkerülhető a nagy felbontású textúrák folyamatos </w:t>
-      </w:r>
-      <w:proofErr w:type="spellStart"/>
-      <w:r>
-        <w:rPr>
-          <w:lang w:eastAsia="zh-CN"/>
-        </w:rPr>
-        <w:t>újraméretezése</w:t>
-      </w:r>
-      <w:proofErr w:type="spellEnd"/>
-      <w:r>
-        <w:rPr>
-          <w:lang w:eastAsia="zh-CN"/>
-        </w:rPr>
-        <w:t>. Ez a megoldás jelentősen hozzájárul a teljesítmény fenntartásához, különösen nagy méretű képek használata esetén.</w:t>
-      </w:r>
-    </w:p>
-    <w:p>
-      <w:pPr>
-        <w:rPr>
-          <w:lang w:eastAsia="zh-CN"/>
-        </w:rPr>
-      </w:pPr>
-      <w:r>
-        <w:rPr>
-          <w:lang w:eastAsia="zh-CN"/>
-        </w:rPr>
-        <w:t xml:space="preserve">Az </w:t>
-      </w:r>
-      <w:proofErr w:type="spellStart"/>
-      <w:r>
-        <w:rPr>
-          <w:lang w:eastAsia="zh-CN"/>
-        </w:rPr>
-        <w:t>engine</w:t>
-      </w:r>
-      <w:proofErr w:type="spellEnd"/>
-      <w:r>
-        <w:rPr>
-          <w:lang w:eastAsia="zh-CN"/>
-        </w:rPr>
-        <w:t xml:space="preserve"> kialakítása során kiemelt szempont volt a felelősségek egyértelmű elkülönítése és a teljesítmény optimalizálása, így a komponens hatékonyan és megbízható módon képes kiszolgálni a játék megjelenítési és vezérlési igényeit.</w:t>
+        <w:t>elésre kerülnek, így elkerülhető a nagy felbontású textúrák folyamatos újraméretezése. Ez a megoldás jelentősen hozzájárul a teljesítmény fenntartásához, különösen nagy méretű képek használata esetén.</w:t>
+      </w:r>
+    </w:p>
+    <w:p>
+      <w:pPr>
+        <w:rPr>
+          <w:lang w:eastAsia="zh-CN"/>
+        </w:rPr>
+      </w:pPr>
+      <w:r>
+        <w:rPr>
+          <w:lang w:eastAsia="zh-CN"/>
+        </w:rPr>
+        <w:t>Az engine kialakítása során kiemelt szempont volt a felelősségek egyértelmű elkülönítése és a teljesítmény optimalizálása, így a komponens hatékonyan és megbízható módon képes kiszolgálni a játék megjelenítési és vezérlési igényeit.</w:t>
       </w:r>
     </w:p>
     <w:p>
@@ -7140,155 +5614,34 @@
         <w:rPr>
           <w:lang w:eastAsia="zh-CN"/>
         </w:rPr>
-        <w:t xml:space="preserve">Game </w:t>
-      </w:r>
-      <w:proofErr w:type="spellStart"/>
-      <w:r>
-        <w:rPr>
-          <w:lang w:eastAsia="zh-CN"/>
-        </w:rPr>
-        <w:t>Logic</w:t>
-      </w:r>
-      <w:proofErr w:type="spellEnd"/>
-    </w:p>
-    <w:p>
-      <w:pPr>
-        <w:rPr>
-          <w:lang w:eastAsia="zh-CN"/>
-        </w:rPr>
-      </w:pPr>
-      <w:r>
-        <w:rPr>
-          <w:lang w:eastAsia="zh-CN"/>
-        </w:rPr>
-        <w:t xml:space="preserve">A Game </w:t>
-      </w:r>
-      <w:proofErr w:type="spellStart"/>
-      <w:r>
-        <w:rPr>
-          <w:lang w:eastAsia="zh-CN"/>
-        </w:rPr>
-        <w:t>Logic</w:t>
-      </w:r>
-      <w:proofErr w:type="spellEnd"/>
-      <w:r>
-        <w:rPr>
-          <w:lang w:eastAsia="zh-CN"/>
-        </w:rPr>
-        <w:t xml:space="preserve"> komponens megvalósítása a játék működését meghatározó üzleti logikát és állapotkezelést valósítja meg. A játékmenet irányítása és a játék aktuális állapotának kezelése több egymásra épülő tervezési minta alkalmazásával történik, kiemelten a </w:t>
-      </w:r>
-      <w:proofErr w:type="spellStart"/>
-      <w:r>
-        <w:rPr>
-          <w:lang w:eastAsia="zh-CN"/>
-        </w:rPr>
-        <w:t>State</w:t>
-      </w:r>
-      <w:proofErr w:type="spellEnd"/>
-      <w:r>
-        <w:rPr>
-          <w:lang w:eastAsia="zh-CN"/>
-        </w:rPr>
-        <w:t xml:space="preserve"> </w:t>
-      </w:r>
-      <w:proofErr w:type="spellStart"/>
-      <w:r>
-        <w:rPr>
-          <w:lang w:eastAsia="zh-CN"/>
-        </w:rPr>
-        <w:t>pattern</w:t>
-      </w:r>
-      <w:proofErr w:type="spellEnd"/>
-      <w:r>
-        <w:rPr>
-          <w:lang w:eastAsia="zh-CN"/>
-        </w:rPr>
-        <w:t xml:space="preserve"> használatával.</w:t>
-      </w:r>
-    </w:p>
-    <w:p>
-      <w:pPr>
-        <w:rPr>
-          <w:lang w:eastAsia="zh-CN"/>
-        </w:rPr>
-      </w:pPr>
-      <w:r>
-        <w:rPr>
-          <w:lang w:eastAsia="zh-CN"/>
-        </w:rPr>
-        <w:t xml:space="preserve">A játék fő állapotgépét egy elsődleges </w:t>
-      </w:r>
-      <w:proofErr w:type="spellStart"/>
-      <w:r>
-        <w:rPr>
-          <w:lang w:eastAsia="zh-CN"/>
-        </w:rPr>
-        <w:t>State</w:t>
-      </w:r>
-      <w:proofErr w:type="spellEnd"/>
-      <w:r>
-        <w:rPr>
-          <w:lang w:eastAsia="zh-CN"/>
-        </w:rPr>
-        <w:t xml:space="preserve"> </w:t>
-      </w:r>
-      <w:proofErr w:type="spellStart"/>
-      <w:r>
-        <w:rPr>
-          <w:lang w:eastAsia="zh-CN"/>
-        </w:rPr>
-        <w:t>pattern</w:t>
-      </w:r>
-      <w:proofErr w:type="spellEnd"/>
-      <w:r>
-        <w:rPr>
-          <w:lang w:eastAsia="zh-CN"/>
-        </w:rPr>
-        <w:t xml:space="preserve"> valósítja meg, amely három globális állapotot különböztet meg: </w:t>
-      </w:r>
-      <w:proofErr w:type="spellStart"/>
-      <w:r>
-        <w:rPr>
-          <w:lang w:eastAsia="zh-CN"/>
-        </w:rPr>
-        <w:t>ChooseWonderState</w:t>
-      </w:r>
-      <w:proofErr w:type="spellEnd"/>
-      <w:r>
-        <w:rPr>
-          <w:lang w:eastAsia="zh-CN"/>
-        </w:rPr>
-        <w:t xml:space="preserve">, </w:t>
-      </w:r>
-      <w:proofErr w:type="spellStart"/>
-      <w:r>
-        <w:rPr>
-          <w:lang w:eastAsia="zh-CN"/>
-        </w:rPr>
-        <w:t>PlayingState</w:t>
-      </w:r>
-      <w:proofErr w:type="spellEnd"/>
-      <w:r>
-        <w:rPr>
-          <w:lang w:eastAsia="zh-CN"/>
-        </w:rPr>
-        <w:t xml:space="preserve"> és </w:t>
-      </w:r>
-      <w:proofErr w:type="spellStart"/>
-      <w:r>
-        <w:rPr>
-          <w:lang w:eastAsia="zh-CN"/>
-        </w:rPr>
-        <w:t>EndGameState</w:t>
-      </w:r>
-      <w:proofErr w:type="spellEnd"/>
-      <w:r>
-        <w:rPr>
-          <w:lang w:eastAsia="zh-CN"/>
-        </w:rPr>
-        <w:t xml:space="preserve">. A játék fő vezérlési ciklusa, a </w:t>
-      </w:r>
-      <w:proofErr w:type="spellStart"/>
+        <w:t>Game Logic</w:t>
+      </w:r>
+    </w:p>
+    <w:p>
+      <w:pPr>
+        <w:rPr>
+          <w:lang w:eastAsia="zh-CN"/>
+        </w:rPr>
+      </w:pPr>
+      <w:r>
+        <w:rPr>
+          <w:lang w:eastAsia="zh-CN"/>
+        </w:rPr>
+        <w:t>A Game Logic komponens megvalósítása a játék működését meghatározó üzleti logikát és állapotkezelést valósítja meg. A játékmenet irányítása és a játék aktuális állapotának kezelése több egymásra épülő tervezési minta alkalmazásával történik, kiemelten a State pattern használatával.</w:t>
+      </w:r>
+    </w:p>
+    <w:p>
+      <w:pPr>
+        <w:rPr>
+          <w:lang w:eastAsia="zh-CN"/>
+        </w:rPr>
+      </w:pPr>
+      <w:r>
+        <w:rPr>
+          <w:lang w:eastAsia="zh-CN"/>
+        </w:rPr>
+        <w:t xml:space="preserve">A játék fő állapotgépét egy elsődleges State pattern valósítja meg, amely három globális állapotot különböztet meg: ChooseWonderState, PlayingState és EndGameState. A játék fő vezérlési ciklusa, a </w:t>
+      </w:r>
       <w:r>
         <w:rPr>
           <w:i/>
@@ -7297,439 +5650,156 @@
         </w:rPr>
         <w:t>GameLoop</w:t>
       </w:r>
-      <w:proofErr w:type="spellEnd"/>
-      <w:r>
-        <w:rPr>
-          <w:lang w:eastAsia="zh-CN"/>
-        </w:rPr>
-        <w:t xml:space="preserve">, addig fut, amíg a játék el nem éri az </w:t>
-      </w:r>
-      <w:proofErr w:type="spellStart"/>
-      <w:r>
-        <w:rPr>
-          <w:lang w:eastAsia="zh-CN"/>
-        </w:rPr>
-        <w:t>EndGameState</w:t>
-      </w:r>
-      <w:proofErr w:type="spellEnd"/>
-      <w:r>
-        <w:rPr>
-          <w:lang w:eastAsia="zh-CN"/>
-        </w:rPr>
-        <w:t xml:space="preserve"> állapotot, amely a játékmenet lezárását jelöli.</w:t>
-      </w:r>
-    </w:p>
-    <w:p>
-      <w:pPr>
-        <w:rPr>
-          <w:lang w:eastAsia="zh-CN"/>
-        </w:rPr>
-      </w:pPr>
-      <w:r>
-        <w:rPr>
-          <w:lang w:eastAsia="zh-CN"/>
-        </w:rPr>
-        <w:t xml:space="preserve">A </w:t>
-      </w:r>
-      <w:proofErr w:type="spellStart"/>
-      <w:r>
-        <w:rPr>
-          <w:lang w:eastAsia="zh-CN"/>
-        </w:rPr>
-        <w:t>PlayingState</w:t>
-      </w:r>
-      <w:proofErr w:type="spellEnd"/>
-      <w:r>
-        <w:rPr>
-          <w:lang w:eastAsia="zh-CN"/>
-        </w:rPr>
-        <w:t xml:space="preserve"> állapoton belül egy másodlagos </w:t>
-      </w:r>
-      <w:proofErr w:type="spellStart"/>
-      <w:r>
-        <w:rPr>
-          <w:lang w:eastAsia="zh-CN"/>
-        </w:rPr>
-        <w:t>State</w:t>
-      </w:r>
-      <w:proofErr w:type="spellEnd"/>
+      <w:r>
+        <w:rPr>
+          <w:lang w:eastAsia="zh-CN"/>
+        </w:rPr>
+        <w:t>, addig fut, amíg a játék el nem éri az EndGameState állapotot, amely a játékmenet lezárását jelöli.</w:t>
+      </w:r>
+    </w:p>
+    <w:p>
+      <w:pPr>
+        <w:rPr>
+          <w:lang w:eastAsia="zh-CN"/>
+        </w:rPr>
+      </w:pPr>
+      <w:r>
+        <w:rPr>
+          <w:lang w:eastAsia="zh-CN"/>
+        </w:rPr>
+        <w:t xml:space="preserve">A PlayingState állapoton belül egy másodlagos State pattern került alkalmazásra, amely az egyes játékosok körén belüli állapotát modellezi. Ez a belső állapotgép három állapotból áll: </w:t>
+      </w:r>
+      <w:r>
+        <w:rPr>
+          <w:lang w:eastAsia="zh-CN"/>
+        </w:rPr>
+        <w:lastRenderedPageBreak/>
+        <w:t>PickCardState, MakeActionDecision és EndTurn. Amikor egy játékos eléri az EndTurn állapotot</w:t>
+      </w:r>
+      <w:r>
+        <w:rPr>
+          <w:lang w:eastAsia="zh-CN"/>
+        </w:rPr>
+        <w:t>, a j</w:t>
+      </w:r>
+      <w:r>
+        <w:rPr>
+          <w:lang w:eastAsia="zh-CN"/>
+        </w:rPr>
+        <w:t>á</w:t>
+      </w:r>
+      <w:r>
+        <w:rPr>
+          <w:lang w:eastAsia="zh-CN"/>
+        </w:rPr>
+        <w:t>tékban a következő játékos következik</w:t>
+      </w:r>
+      <w:r>
+        <w:rPr>
+          <w:lang w:eastAsia="zh-CN"/>
+        </w:rPr>
+        <w:t>.</w:t>
+      </w:r>
+    </w:p>
+    <w:p>
+      <w:pPr>
+        <w:rPr>
+          <w:lang w:eastAsia="zh-CN"/>
+        </w:rPr>
+      </w:pPr>
+      <w:r>
+        <w:rPr>
+          <w:lang w:eastAsia="zh-CN"/>
+        </w:rPr>
+        <w:t xml:space="preserve">A körök kezelését a TurnHandler osztály végzi, amely nemcsak a játékosok közötti váltásért felelős, hanem az olyan speciális eseteket is kezeli, amikor egy játékos </w:t>
+      </w:r>
+      <w:r>
+        <w:rPr>
+          <w:lang w:eastAsia="zh-CN"/>
+        </w:rPr>
+        <w:t>a NewTurn</w:t>
+      </w:r>
+      <w:r>
+        <w:rPr>
+          <w:lang w:eastAsia="zh-CN"/>
+        </w:rPr>
+        <w:t xml:space="preserve"> effekt hatására újra</w:t>
+      </w:r>
+      <w:r>
+        <w:rPr>
+          <w:lang w:eastAsia="zh-CN"/>
+        </w:rPr>
+        <w:t xml:space="preserve"> léphet</w:t>
+      </w:r>
+      <w:r>
+        <w:rPr>
+          <w:lang w:eastAsia="zh-CN"/>
+        </w:rPr>
+        <w:t>.</w:t>
+      </w:r>
+    </w:p>
+    <w:p>
+      <w:pPr>
+        <w:rPr>
+          <w:lang w:eastAsia="zh-CN"/>
+        </w:rPr>
+      </w:pPr>
+      <w:r>
+        <w:rPr>
+          <w:lang w:eastAsia="zh-CN"/>
+        </w:rPr>
+        <w:t>A játék statikus adatai</w:t>
+      </w:r>
       <w:r>
         <w:rPr>
           <w:lang w:eastAsia="zh-CN"/>
         </w:rPr>
         <w:t xml:space="preserve"> </w:t>
       </w:r>
-      <w:proofErr w:type="spellStart"/>
-      <w:r>
-        <w:rPr>
-          <w:lang w:eastAsia="zh-CN"/>
-        </w:rPr>
-        <w:t>pattern</w:t>
-      </w:r>
-      <w:proofErr w:type="spellEnd"/>
-      <w:r>
-        <w:rPr>
-          <w:lang w:eastAsia="zh-CN"/>
-        </w:rPr>
-        <w:t xml:space="preserve"> került alkalmazásra, amely az egyes játékosok körén belüli állapotát modellezi. Ez a belső állapotgép három állapotból áll: </w:t>
-      </w:r>
-      <w:proofErr w:type="spellStart"/>
-      <w:r>
-        <w:rPr>
-          <w:lang w:eastAsia="zh-CN"/>
-        </w:rPr>
-        <w:lastRenderedPageBreak/>
-        <w:t>PickCardState</w:t>
-      </w:r>
-      <w:proofErr w:type="spellEnd"/>
-      <w:r>
-        <w:rPr>
-          <w:lang w:eastAsia="zh-CN"/>
-        </w:rPr>
-        <w:t xml:space="preserve">, </w:t>
-      </w:r>
-      <w:proofErr w:type="spellStart"/>
-      <w:r>
-        <w:rPr>
-          <w:lang w:eastAsia="zh-CN"/>
-        </w:rPr>
-        <w:t>MakeActionDecision</w:t>
-      </w:r>
-      <w:proofErr w:type="spellEnd"/>
-      <w:r>
-        <w:rPr>
-          <w:lang w:eastAsia="zh-CN"/>
-        </w:rPr>
-        <w:t xml:space="preserve"> és </w:t>
-      </w:r>
-      <w:proofErr w:type="spellStart"/>
-      <w:r>
-        <w:rPr>
-          <w:lang w:eastAsia="zh-CN"/>
-        </w:rPr>
-        <w:t>EndTurn</w:t>
-      </w:r>
-      <w:proofErr w:type="spellEnd"/>
-      <w:r>
-        <w:rPr>
-          <w:lang w:eastAsia="zh-CN"/>
-        </w:rPr>
-        <w:t xml:space="preserve">. Amikor egy játékos eléri az </w:t>
-      </w:r>
-      <w:proofErr w:type="spellStart"/>
-      <w:r>
-        <w:rPr>
-          <w:lang w:eastAsia="zh-CN"/>
-        </w:rPr>
-        <w:t>EndTurn</w:t>
-      </w:r>
-      <w:proofErr w:type="spellEnd"/>
-      <w:r>
-        <w:rPr>
-          <w:lang w:eastAsia="zh-CN"/>
-        </w:rPr>
-        <w:t xml:space="preserve"> állapotot</w:t>
-      </w:r>
-      <w:r>
-        <w:rPr>
-          <w:lang w:eastAsia="zh-CN"/>
-        </w:rPr>
-        <w:t>, a j</w:t>
-      </w:r>
-      <w:r>
-        <w:rPr>
-          <w:lang w:eastAsia="zh-CN"/>
-        </w:rPr>
-        <w:t>á</w:t>
-      </w:r>
-      <w:r>
-        <w:rPr>
-          <w:lang w:eastAsia="zh-CN"/>
-        </w:rPr>
-        <w:t>tékban a következő játékos következik</w:t>
-      </w:r>
-      <w:r>
-        <w:rPr>
-          <w:lang w:eastAsia="zh-CN"/>
-        </w:rPr>
-        <w:t>.</w:t>
-      </w:r>
-    </w:p>
-    <w:p>
-      <w:pPr>
-        <w:rPr>
-          <w:lang w:eastAsia="zh-CN"/>
-        </w:rPr>
-      </w:pPr>
-      <w:r>
-        <w:rPr>
-          <w:lang w:eastAsia="zh-CN"/>
-        </w:rPr>
-        <w:t xml:space="preserve">A körök kezelését a </w:t>
-      </w:r>
-      <w:proofErr w:type="spellStart"/>
-      <w:r>
-        <w:rPr>
-          <w:lang w:eastAsia="zh-CN"/>
-        </w:rPr>
-        <w:t>TurnHandler</w:t>
-      </w:r>
-      <w:proofErr w:type="spellEnd"/>
-      <w:r>
-        <w:rPr>
-          <w:lang w:eastAsia="zh-CN"/>
-        </w:rPr>
-        <w:t xml:space="preserve"> osztály végzi, amely nemcsak a játékosok közötti váltásért felelős, hanem az olyan speciális eseteket is kezeli, amikor egy játékos </w:t>
-      </w:r>
-      <w:r>
-        <w:rPr>
-          <w:lang w:eastAsia="zh-CN"/>
-        </w:rPr>
-        <w:t xml:space="preserve">a </w:t>
-      </w:r>
-      <w:proofErr w:type="spellStart"/>
-      <w:r>
-        <w:rPr>
-          <w:lang w:eastAsia="zh-CN"/>
-        </w:rPr>
-        <w:t>NewTurn</w:t>
-      </w:r>
-      <w:proofErr w:type="spellEnd"/>
-      <w:r>
-        <w:rPr>
-          <w:lang w:eastAsia="zh-CN"/>
-        </w:rPr>
-        <w:t xml:space="preserve"> effekt hatására újra</w:t>
-      </w:r>
-      <w:r>
-        <w:rPr>
-          <w:lang w:eastAsia="zh-CN"/>
-        </w:rPr>
-        <w:t xml:space="preserve"> léphet</w:t>
-      </w:r>
-      <w:r>
-        <w:rPr>
-          <w:lang w:eastAsia="zh-CN"/>
-        </w:rPr>
-        <w:t>.</w:t>
-      </w:r>
-    </w:p>
-    <w:p>
-      <w:pPr>
-        <w:rPr>
-          <w:lang w:eastAsia="zh-CN"/>
-        </w:rPr>
-      </w:pPr>
-      <w:r>
-        <w:rPr>
-          <w:lang w:eastAsia="zh-CN"/>
-        </w:rPr>
-        <w:t>A játék statikus adatai</w:t>
-      </w:r>
-      <w:r>
-        <w:rPr>
-          <w:lang w:eastAsia="zh-CN"/>
-        </w:rPr>
-        <w:t xml:space="preserve"> </w:t>
-      </w:r>
-      <w:r>
-        <w:rPr>
-          <w:lang w:eastAsia="zh-CN"/>
-        </w:rPr>
-        <w:t xml:space="preserve">– például a kártyák, csodák, fejlesztések, kártyakompozíciók és a katonai jelző alapállapota – XML fájlokban kerülnek tárolásra. Ezek betöltését különálló </w:t>
-      </w:r>
-      <w:proofErr w:type="spellStart"/>
-      <w:r>
-        <w:rPr>
-          <w:lang w:eastAsia="zh-CN"/>
-        </w:rPr>
-        <w:t>factory</w:t>
-      </w:r>
-      <w:proofErr w:type="spellEnd"/>
-      <w:r>
-        <w:rPr>
-          <w:lang w:eastAsia="zh-CN"/>
-        </w:rPr>
-        <w:t xml:space="preserve"> osztályok végzik a játék inicializálása során, így az adatok forrása elkülönül a játékmenet logikájától.</w:t>
-      </w:r>
-    </w:p>
-    <w:p>
-      <w:pPr>
-        <w:rPr>
-          <w:lang w:eastAsia="zh-CN"/>
-        </w:rPr>
-      </w:pPr>
-      <w:r>
-        <w:rPr>
-          <w:lang w:eastAsia="zh-CN"/>
-        </w:rPr>
-        <w:t xml:space="preserve">A Game </w:t>
-      </w:r>
-      <w:proofErr w:type="spellStart"/>
-      <w:r>
-        <w:rPr>
-          <w:lang w:eastAsia="zh-CN"/>
-        </w:rPr>
-        <w:t>Logic</w:t>
-      </w:r>
-      <w:proofErr w:type="spellEnd"/>
-      <w:r>
-        <w:rPr>
-          <w:lang w:eastAsia="zh-CN"/>
-        </w:rPr>
-        <w:t xml:space="preserve"> komponens </w:t>
-      </w:r>
-      <w:proofErr w:type="spellStart"/>
-      <w:r>
-        <w:rPr>
-          <w:lang w:eastAsia="zh-CN"/>
-        </w:rPr>
-        <w:t>eseményvezérelt</w:t>
-      </w:r>
-      <w:proofErr w:type="spellEnd"/>
-      <w:r>
-        <w:rPr>
-          <w:lang w:eastAsia="zh-CN"/>
-        </w:rPr>
-        <w:t xml:space="preserve"> módon működik, amelyet egy </w:t>
-      </w:r>
-      <w:proofErr w:type="spellStart"/>
-      <w:r>
-        <w:rPr>
-          <w:lang w:eastAsia="zh-CN"/>
-        </w:rPr>
-        <w:t>IEventManager</w:t>
-      </w:r>
-      <w:proofErr w:type="spellEnd"/>
-      <w:r>
-        <w:rPr>
-          <w:lang w:eastAsia="zh-CN"/>
-        </w:rPr>
-        <w:t xml:space="preserve"> interfész tesz lehetővé. Ezen az interfészen keresztül külső komponensek feliratkozhatnak a játék során bekövetkező eseményekre, így a Game </w:t>
-      </w:r>
-      <w:proofErr w:type="spellStart"/>
-      <w:r>
-        <w:rPr>
-          <w:lang w:eastAsia="zh-CN"/>
-        </w:rPr>
-        <w:t>Logic</w:t>
-      </w:r>
-      <w:proofErr w:type="spellEnd"/>
-      <w:r>
-        <w:rPr>
-          <w:lang w:eastAsia="zh-CN"/>
-        </w:rPr>
-        <w:t xml:space="preserve"> nem függ közvetlenül a megjelenítési vagy vezérlési rétegtől.</w:t>
-      </w:r>
-    </w:p>
-    <w:p>
-      <w:pPr>
-        <w:rPr>
-          <w:lang w:eastAsia="zh-CN"/>
-        </w:rPr>
-      </w:pPr>
-      <w:r>
-        <w:rPr>
-          <w:lang w:eastAsia="zh-CN"/>
-        </w:rPr>
-        <w:t xml:space="preserve">A játékmenet speciális részeit külön </w:t>
-      </w:r>
-      <w:proofErr w:type="spellStart"/>
-      <w:r>
-        <w:rPr>
-          <w:lang w:eastAsia="zh-CN"/>
-        </w:rPr>
-        <w:t>handler</w:t>
-      </w:r>
-      <w:proofErr w:type="spellEnd"/>
-      <w:r>
-        <w:rPr>
-          <w:lang w:eastAsia="zh-CN"/>
-        </w:rPr>
-        <w:t xml:space="preserve"> osztályok valósítják meg. Az </w:t>
-      </w:r>
-      <w:proofErr w:type="spellStart"/>
-      <w:r>
-        <w:rPr>
-          <w:lang w:eastAsia="zh-CN"/>
-        </w:rPr>
-        <w:t>AgeHandler</w:t>
-      </w:r>
-      <w:proofErr w:type="spellEnd"/>
-      <w:r>
-        <w:rPr>
-          <w:lang w:eastAsia="zh-CN"/>
-        </w:rPr>
-        <w:t xml:space="preserve"> felelős a korszakok közötti átmenetek kezeléséért, míg a </w:t>
-      </w:r>
-      <w:proofErr w:type="spellStart"/>
-      <w:r>
-        <w:rPr>
-          <w:lang w:eastAsia="zh-CN"/>
-        </w:rPr>
-        <w:t>ChooseWonderHandler</w:t>
-      </w:r>
-      <w:proofErr w:type="spellEnd"/>
-      <w:r>
-        <w:rPr>
-          <w:lang w:eastAsia="zh-CN"/>
-        </w:rPr>
-        <w:t xml:space="preserve"> a csodák kiválasztásának és elosztásának logikáját kezeli a játék kezdeti szakaszában. A játékosok által végrehajtott műveletek feldolgozását a </w:t>
-      </w:r>
-      <w:proofErr w:type="spellStart"/>
-      <w:r>
-        <w:rPr>
-          <w:lang w:eastAsia="zh-CN"/>
-        </w:rPr>
-        <w:t>PlayerActionHandler</w:t>
-      </w:r>
-      <w:proofErr w:type="spellEnd"/>
-      <w:r>
-        <w:rPr>
-          <w:lang w:eastAsia="zh-CN"/>
-        </w:rPr>
-        <w:t xml:space="preserve"> végzi.</w:t>
-      </w:r>
-    </w:p>
-    <w:p>
-      <w:pPr>
-        <w:rPr>
-          <w:lang w:eastAsia="zh-CN"/>
-        </w:rPr>
-      </w:pPr>
-      <w:r>
-        <w:rPr>
-          <w:lang w:eastAsia="zh-CN"/>
-        </w:rPr>
-        <w:t xml:space="preserve">A </w:t>
-      </w:r>
-      <w:proofErr w:type="spellStart"/>
-      <w:r>
-        <w:rPr>
-          <w:lang w:eastAsia="zh-CN"/>
-        </w:rPr>
-        <w:t>PlayerActionHandler</w:t>
-      </w:r>
-      <w:proofErr w:type="spellEnd"/>
-      <w:r>
-        <w:rPr>
-          <w:lang w:eastAsia="zh-CN"/>
-        </w:rPr>
-        <w:t xml:space="preserve"> az </w:t>
-      </w:r>
-      <w:proofErr w:type="spellStart"/>
-      <w:r>
-        <w:rPr>
-          <w:lang w:eastAsia="zh-CN"/>
-        </w:rPr>
-        <w:t>IPlayerActionReceiver</w:t>
-      </w:r>
-      <w:proofErr w:type="spellEnd"/>
-      <w:r>
-        <w:rPr>
-          <w:lang w:eastAsia="zh-CN"/>
-        </w:rPr>
-        <w:t xml:space="preserve"> interfész segítségével kapja meg az aktuális játékos döntés</w:t>
+      <w:r>
+        <w:rPr>
+          <w:lang w:eastAsia="zh-CN"/>
+        </w:rPr>
+        <w:t>– például a kártyák, csodák, fejlesztések, kártyakompozíciók és a katonai jelző alapállapota – XML fájlokban kerülnek tárolásra. Ezek betöltését különálló factory osztályok végzik a játék inicializálása során, így az adatok forrása elkülönül a játékmenet logikájától.</w:t>
+      </w:r>
+    </w:p>
+    <w:p>
+      <w:pPr>
+        <w:rPr>
+          <w:lang w:eastAsia="zh-CN"/>
+        </w:rPr>
+      </w:pPr>
+      <w:r>
+        <w:rPr>
+          <w:lang w:eastAsia="zh-CN"/>
+        </w:rPr>
+        <w:t>A Game Logic komponens eseményvezérelt módon működik, amelyet egy IEventManager interfész tesz lehetővé. Ezen az interfészen keresztül külső komponensek feliratkozhatnak a játék során bekövetkező eseményekre, így a Game Logic nem függ közvetlenül a megjelenítési vagy vezérlési rétegtől.</w:t>
+      </w:r>
+    </w:p>
+    <w:p>
+      <w:pPr>
+        <w:rPr>
+          <w:lang w:eastAsia="zh-CN"/>
+        </w:rPr>
+      </w:pPr>
+      <w:r>
+        <w:rPr>
+          <w:lang w:eastAsia="zh-CN"/>
+        </w:rPr>
+        <w:t>A játékmenet speciális részeit külön handler osztályok valósítják meg. Az AgeHandler felelős a korszakok közötti átmenetek kezeléséért, míg a ChooseWonderHandler a csodák kiválasztásának és elosztásának logikáját kezeli a játék kezdeti szakaszában. A játékosok által végrehajtott műveletek feldolgozását a PlayerActionHandler végzi.</w:t>
+      </w:r>
+    </w:p>
+    <w:p>
+      <w:pPr>
+        <w:rPr>
+          <w:lang w:eastAsia="zh-CN"/>
+        </w:rPr>
+      </w:pPr>
+      <w:r>
+        <w:rPr>
+          <w:lang w:eastAsia="zh-CN"/>
+        </w:rPr>
+        <w:t>A PlayerActionHandler az IPlayerActionReceiver interfész segítségével kapja meg az aktuális játékos döntés</w:t>
       </w:r>
       <w:r>
         <w:rPr>
@@ -7741,76 +5811,20 @@
         <w:rPr>
           <w:lang w:eastAsia="zh-CN"/>
         </w:rPr>
-        <w:t xml:space="preserve">t. Az interfész implementációja külső komponensekben történik, így lehetőség van lokális játékos, szerveroldali játékos vagy kliens oldali, távoli játékos megvalósítására. Ennek köszönhetően a többjátékos mód támogatása különállóan valósítható meg, </w:t>
-      </w:r>
-      <w:proofErr w:type="gramStart"/>
-      <w:r>
-        <w:rPr>
-          <w:lang w:eastAsia="zh-CN"/>
-        </w:rPr>
-        <w:t>anélkül</w:t>
-      </w:r>
-      <w:proofErr w:type="gramEnd"/>
-      <w:r>
-        <w:rPr>
-          <w:lang w:eastAsia="zh-CN"/>
-        </w:rPr>
-        <w:t xml:space="preserve"> hogy a Game </w:t>
-      </w:r>
-      <w:proofErr w:type="spellStart"/>
-      <w:r>
-        <w:rPr>
-          <w:lang w:eastAsia="zh-CN"/>
-        </w:rPr>
-        <w:t>Logic</w:t>
-      </w:r>
-      <w:proofErr w:type="spellEnd"/>
-      <w:r>
-        <w:rPr>
-          <w:lang w:eastAsia="zh-CN"/>
-        </w:rPr>
-        <w:t xml:space="preserve"> komponens módosítását igényelné.</w:t>
-      </w:r>
-    </w:p>
-    <w:p>
-      <w:pPr>
-        <w:rPr>
-          <w:lang w:eastAsia="zh-CN"/>
-        </w:rPr>
-      </w:pPr>
-      <w:r>
-        <w:rPr>
-          <w:lang w:eastAsia="zh-CN"/>
-        </w:rPr>
-        <w:t xml:space="preserve">A Game </w:t>
-      </w:r>
-      <w:proofErr w:type="spellStart"/>
-      <w:r>
-        <w:rPr>
-          <w:lang w:eastAsia="zh-CN"/>
-        </w:rPr>
-        <w:t>Logic</w:t>
-      </w:r>
-      <w:proofErr w:type="spellEnd"/>
-      <w:r>
-        <w:rPr>
-          <w:lang w:eastAsia="zh-CN"/>
-        </w:rPr>
-        <w:t xml:space="preserve"> központi elemei a Game és a </w:t>
-      </w:r>
-      <w:proofErr w:type="spellStart"/>
-      <w:r>
-        <w:rPr>
-          <w:lang w:eastAsia="zh-CN"/>
-        </w:rPr>
-        <w:t>GameContext</w:t>
-      </w:r>
-      <w:proofErr w:type="spellEnd"/>
-      <w:r>
-        <w:rPr>
-          <w:lang w:eastAsia="zh-CN"/>
-        </w:rPr>
-        <w:t xml:space="preserve"> osztályok. A </w:t>
+        <w:t>t. Az interfész implementációja külső komponensekben történik, így lehetőség van lokális játékos, szerveroldali játékos vagy kliens oldali, távoli játékos megvalósítására. Ennek köszönhetően a többjátékos mód támogatása különállóan valósítható meg, anélkül hogy a Game Logic komponens módosítását igényelné.</w:t>
+      </w:r>
+    </w:p>
+    <w:p>
+      <w:pPr>
+        <w:rPr>
+          <w:lang w:eastAsia="zh-CN"/>
+        </w:rPr>
+      </w:pPr>
+      <w:r>
+        <w:rPr>
+          <w:lang w:eastAsia="zh-CN"/>
+        </w:rPr>
+        <w:t xml:space="preserve">A Game Logic központi elemei a Game és a GameContext osztályok. A </w:t>
       </w:r>
       <w:r>
         <w:rPr>
@@ -7826,7 +5840,6 @@
         </w:rPr>
         <w:t xml:space="preserve"> osztály felelős a fő játékmeneti ciklus vezérléséért, míg a </w:t>
       </w:r>
-      <w:proofErr w:type="spellStart"/>
       <w:r>
         <w:rPr>
           <w:i/>
@@ -7835,26 +5848,11 @@
         </w:rPr>
         <w:t>GameContext</w:t>
       </w:r>
-      <w:proofErr w:type="spellEnd"/>
-      <w:r>
-        <w:rPr>
-          <w:lang w:eastAsia="zh-CN"/>
-        </w:rPr>
-        <w:t xml:space="preserve"> kizárólag a különböző </w:t>
-      </w:r>
-      <w:proofErr w:type="spellStart"/>
-      <w:r>
-        <w:rPr>
-          <w:lang w:eastAsia="zh-CN"/>
-        </w:rPr>
-        <w:t>handler</w:t>
-      </w:r>
-      <w:proofErr w:type="spellEnd"/>
-      <w:r>
-        <w:rPr>
-          <w:lang w:eastAsia="zh-CN"/>
-        </w:rPr>
-        <w:t xml:space="preserve"> és interfész referenci</w:t>
+      <w:r>
+        <w:rPr>
+          <w:lang w:eastAsia="zh-CN"/>
+        </w:rPr>
+        <w:t xml:space="preserve"> kizárólag a különböző handler és interfész referenci</w:t>
       </w:r>
       <w:r>
         <w:rPr>
@@ -7866,21 +5864,7 @@
         <w:rPr>
           <w:lang w:eastAsia="zh-CN"/>
         </w:rPr>
-        <w:t xml:space="preserve">it tartalmazza. A két osztály elkülönítése elősegíti a felelősségek tiszta szétválasztását, valamint a Game </w:t>
-      </w:r>
-      <w:proofErr w:type="spellStart"/>
-      <w:r>
-        <w:rPr>
-          <w:lang w:eastAsia="zh-CN"/>
-        </w:rPr>
-        <w:t>Logic</w:t>
-      </w:r>
-      <w:proofErr w:type="spellEnd"/>
-      <w:r>
-        <w:rPr>
-          <w:lang w:eastAsia="zh-CN"/>
-        </w:rPr>
-        <w:t xml:space="preserve"> </w:t>
+        <w:t xml:space="preserve">it tartalmazza. A két osztály elkülönítése elősegíti a felelősségek tiszta szétválasztását, valamint a Game Logic </w:t>
       </w:r>
       <w:r>
         <w:rPr>
@@ -7907,86 +5891,21 @@
           <w:lang w:eastAsia="zh-CN"/>
         </w:rPr>
         <w:lastRenderedPageBreak/>
-        <w:t xml:space="preserve">AI </w:t>
-      </w:r>
-      <w:proofErr w:type="spellStart"/>
-      <w:r>
-        <w:rPr>
-          <w:lang w:eastAsia="zh-CN"/>
-        </w:rPr>
-        <w:t>Model</w:t>
-      </w:r>
-      <w:proofErr w:type="spellEnd"/>
-      <w:r>
-        <w:rPr>
-          <w:lang w:eastAsia="zh-CN"/>
-        </w:rPr>
-        <w:t xml:space="preserve"> </w:t>
-      </w:r>
-      <w:proofErr w:type="spellStart"/>
-      <w:r>
-        <w:rPr>
-          <w:lang w:eastAsia="zh-CN"/>
-        </w:rPr>
-        <w:t>Runtime</w:t>
-      </w:r>
-      <w:proofErr w:type="spellEnd"/>
-    </w:p>
-    <w:p>
-      <w:pPr>
-        <w:rPr>
-          <w:lang w:eastAsia="zh-CN"/>
-        </w:rPr>
-      </w:pPr>
-      <w:r>
-        <w:rPr>
-          <w:lang w:eastAsia="zh-CN"/>
-        </w:rPr>
-        <w:t xml:space="preserve">Az AI </w:t>
-      </w:r>
-      <w:proofErr w:type="spellStart"/>
-      <w:r>
-        <w:rPr>
-          <w:lang w:eastAsia="zh-CN"/>
-        </w:rPr>
-        <w:t>Model</w:t>
-      </w:r>
-      <w:proofErr w:type="spellEnd"/>
-      <w:r>
-        <w:rPr>
-          <w:lang w:eastAsia="zh-CN"/>
-        </w:rPr>
-        <w:t xml:space="preserve"> </w:t>
-      </w:r>
-      <w:proofErr w:type="spellStart"/>
-      <w:r>
-        <w:rPr>
-          <w:lang w:eastAsia="zh-CN"/>
-        </w:rPr>
-        <w:t>Runtime</w:t>
-      </w:r>
-      <w:proofErr w:type="spellEnd"/>
-      <w:r>
-        <w:rPr>
-          <w:lang w:eastAsia="zh-CN"/>
-        </w:rPr>
-        <w:t xml:space="preserve"> komponens a betanított mesterséges intelligencia modell </w:t>
-      </w:r>
-      <w:proofErr w:type="spellStart"/>
-      <w:r>
-        <w:rPr>
-          <w:lang w:eastAsia="zh-CN"/>
-        </w:rPr>
-        <w:t>futásidejű</w:t>
-      </w:r>
-      <w:proofErr w:type="spellEnd"/>
-      <w:r>
-        <w:rPr>
-          <w:lang w:eastAsia="zh-CN"/>
-        </w:rPr>
-        <w:t xml:space="preserve"> használatáért felel. A megvalósítás a </w:t>
-      </w:r>
-      <w:proofErr w:type="spellStart"/>
+        <w:t>AI Model Runtime</w:t>
+      </w:r>
+    </w:p>
+    <w:p>
+      <w:pPr>
+        <w:rPr>
+          <w:lang w:eastAsia="zh-CN"/>
+        </w:rPr>
+      </w:pPr>
+      <w:r>
+        <w:rPr>
+          <w:lang w:eastAsia="zh-CN"/>
+        </w:rPr>
+        <w:t xml:space="preserve">Az AI Model Runtime komponens a betanított mesterséges intelligencia modell futásidejű használatáért felel. A megvalósítás a </w:t>
+      </w:r>
       <w:r>
         <w:rPr>
           <w:i/>
@@ -7995,26 +5914,11 @@
         </w:rPr>
         <w:t>SevenWonders.AI.Model</w:t>
       </w:r>
-      <w:proofErr w:type="spellEnd"/>
-      <w:r>
-        <w:rPr>
-          <w:lang w:eastAsia="zh-CN"/>
-        </w:rPr>
-        <w:t xml:space="preserve"> projekten belül található </w:t>
-      </w:r>
-      <w:proofErr w:type="spellStart"/>
-      <w:r>
-        <w:rPr>
-          <w:lang w:eastAsia="zh-CN"/>
-        </w:rPr>
-        <w:t>AIModelHandler</w:t>
-      </w:r>
-      <w:proofErr w:type="spellEnd"/>
-      <w:r>
-        <w:rPr>
-          <w:lang w:eastAsia="zh-CN"/>
-        </w:rPr>
-        <w:t xml:space="preserve"> osztályra épül, amely az ONNX formátumban exportált modell betöltését és kiértékelését végzi.</w:t>
+      <w:r>
+        <w:rPr>
+          <w:lang w:eastAsia="zh-CN"/>
+        </w:rPr>
+        <w:t xml:space="preserve"> projekten belül található AIModelHandler osztályra épül, amely az ONNX formátumban exportált modell betöltését és kiértékelését végzi.</w:t>
       </w:r>
     </w:p>
     <w:p>
@@ -8029,7 +5933,6 @@
         </w:rPr>
         <w:t xml:space="preserve">A rendszer indulásakor az ONNX modellfájl és a hozzá tartozó </w:t>
       </w:r>
-      <w:proofErr w:type="spellStart"/>
       <w:r>
         <w:rPr>
           <w:i/>
@@ -8038,7 +5941,6 @@
         </w:rPr>
         <w:t>onnx.data</w:t>
       </w:r>
-      <w:proofErr w:type="spellEnd"/>
       <w:r>
         <w:rPr>
           <w:lang w:eastAsia="zh-CN"/>
@@ -8056,204 +5958,48 @@
         <w:rPr>
           <w:lang w:eastAsia="zh-CN"/>
         </w:rPr>
-        <w:t xml:space="preserve">Az </w:t>
-      </w:r>
-      <w:proofErr w:type="spellStart"/>
-      <w:r>
-        <w:rPr>
-          <w:lang w:eastAsia="zh-CN"/>
-        </w:rPr>
-        <w:t>AIModelHandler</w:t>
-      </w:r>
-      <w:proofErr w:type="spellEnd"/>
-      <w:r>
-        <w:rPr>
-          <w:lang w:eastAsia="zh-CN"/>
-        </w:rPr>
-        <w:t xml:space="preserve"> az ONNX fájl alapján inicializálja a </w:t>
-      </w:r>
-      <w:proofErr w:type="spellStart"/>
-      <w:r>
-        <w:rPr>
-          <w:lang w:eastAsia="zh-CN"/>
-        </w:rPr>
-        <w:t>futásidejű</w:t>
-      </w:r>
-      <w:proofErr w:type="spellEnd"/>
-      <w:r>
-        <w:rPr>
-          <w:lang w:eastAsia="zh-CN"/>
-        </w:rPr>
-        <w:t xml:space="preserve"> session</w:t>
+        <w:t>Az AIModelHandler az ONNX fájl alapján inicializálja a futásidejű session</w:t>
       </w:r>
       <w:r>
         <w:rPr>
           <w:lang w:eastAsia="zh-CN"/>
         </w:rPr>
         <w:noBreakHyphen/>
-        <w:t xml:space="preserve">t, majd ezen keresztül végzi a modell kiértékelését. A komponens felel a modell által visszaadott akciók feldolgozásáért és továbbításáért a Game </w:t>
-      </w:r>
-      <w:proofErr w:type="spellStart"/>
-      <w:r>
-        <w:rPr>
-          <w:lang w:eastAsia="zh-CN"/>
-        </w:rPr>
-        <w:t>Logic</w:t>
-      </w:r>
-      <w:proofErr w:type="spellEnd"/>
-      <w:r>
-        <w:rPr>
-          <w:lang w:eastAsia="zh-CN"/>
-        </w:rPr>
-        <w:t xml:space="preserve"> felé, azonban nem tartalmaz tanításhoz kapcsolódó funkcionalitást.</w:t>
-      </w:r>
-    </w:p>
-    <w:p>
-      <w:pPr>
-        <w:rPr>
-          <w:lang w:eastAsia="zh-CN"/>
-        </w:rPr>
-      </w:pPr>
-      <w:r>
-        <w:rPr>
-          <w:lang w:eastAsia="zh-CN"/>
-        </w:rPr>
-        <w:t xml:space="preserve">A döntéshozatali folyamat egységes kezelését az </w:t>
-      </w:r>
-      <w:proofErr w:type="spellStart"/>
-      <w:r>
-        <w:rPr>
-          <w:lang w:eastAsia="zh-CN"/>
-        </w:rPr>
-        <w:t>IAIDecisionHandler</w:t>
-      </w:r>
-      <w:proofErr w:type="spellEnd"/>
-      <w:r>
-        <w:rPr>
-          <w:lang w:eastAsia="zh-CN"/>
-        </w:rPr>
-        <w:t xml:space="preserve"> interfész biztosítja, amelyet az </w:t>
-      </w:r>
-      <w:proofErr w:type="spellStart"/>
-      <w:r>
-        <w:rPr>
-          <w:lang w:eastAsia="zh-CN"/>
-        </w:rPr>
-        <w:t>AIDecisionHandler</w:t>
-      </w:r>
-      <w:proofErr w:type="spellEnd"/>
-      <w:r>
-        <w:rPr>
-          <w:lang w:eastAsia="zh-CN"/>
-        </w:rPr>
-        <w:t xml:space="preserve"> osztály valósít meg. Ez az interfész közösen kerül felhasználásra a tanítási és a </w:t>
-      </w:r>
-      <w:proofErr w:type="spellStart"/>
-      <w:r>
-        <w:rPr>
-          <w:lang w:eastAsia="zh-CN"/>
-        </w:rPr>
-        <w:t>futásidejű</w:t>
-      </w:r>
-      <w:proofErr w:type="spellEnd"/>
-      <w:r>
-        <w:rPr>
-          <w:lang w:eastAsia="zh-CN"/>
-        </w:rPr>
-        <w:t xml:space="preserve"> környezetben is, így a két rendszer között egységes adatstruktúra és kommunikációs mechanizmus valósul meg.</w:t>
-      </w:r>
-    </w:p>
-    <w:p>
-      <w:pPr>
-        <w:rPr>
-          <w:lang w:eastAsia="zh-CN"/>
-        </w:rPr>
-      </w:pPr>
-      <w:r>
-        <w:rPr>
-          <w:lang w:eastAsia="zh-CN"/>
-        </w:rPr>
-        <w:t xml:space="preserve">Az </w:t>
-      </w:r>
-      <w:proofErr w:type="spellStart"/>
-      <w:r>
-        <w:rPr>
-          <w:lang w:eastAsia="zh-CN"/>
-        </w:rPr>
-        <w:t>AIModelHandler</w:t>
-      </w:r>
-      <w:proofErr w:type="spellEnd"/>
-      <w:r>
-        <w:rPr>
-          <w:lang w:eastAsia="zh-CN"/>
-        </w:rPr>
-        <w:t xml:space="preserve"> az </w:t>
-      </w:r>
-      <w:proofErr w:type="spellStart"/>
-      <w:r>
-        <w:rPr>
-          <w:lang w:eastAsia="zh-CN"/>
-        </w:rPr>
-        <w:t>IAIDecisionHandler.OnGameStateReceived</w:t>
-      </w:r>
-      <w:proofErr w:type="spellEnd"/>
-      <w:r>
-        <w:rPr>
-          <w:lang w:eastAsia="zh-CN"/>
-        </w:rPr>
-        <w:t xml:space="preserve"> eseményre iratkozik fel, amelyen keresztül megkapja a játék aktuális állapotát. Az esemény visszatérési értéke egy olyan objektum, amely tartalmazza a </w:t>
-      </w:r>
-      <w:proofErr w:type="spellStart"/>
-      <w:r>
-        <w:rPr>
-          <w:lang w:eastAsia="zh-CN"/>
-        </w:rPr>
-        <w:t>state</w:t>
-      </w:r>
-      <w:proofErr w:type="spellEnd"/>
-      <w:r>
-        <w:rPr>
-          <w:lang w:eastAsia="zh-CN"/>
-        </w:rPr>
-        <w:t xml:space="preserve"> </w:t>
-      </w:r>
-      <w:proofErr w:type="spellStart"/>
-      <w:r>
-        <w:rPr>
-          <w:lang w:eastAsia="zh-CN"/>
-        </w:rPr>
-        <w:t>vector</w:t>
-      </w:r>
-      <w:proofErr w:type="spellEnd"/>
+        <w:t>t, majd ezen keresztül végzi a modell kiértékelését. A komponens felel a modell által visszaadott akciók feldolgozásáért és továbbításáért a Game Logic felé, azonban nem tartalmaz tanításhoz kapcsolódó funkcionalitást.</w:t>
+      </w:r>
+    </w:p>
+    <w:p>
+      <w:pPr>
+        <w:rPr>
+          <w:lang w:eastAsia="zh-CN"/>
+        </w:rPr>
+      </w:pPr>
+      <w:r>
+        <w:rPr>
+          <w:lang w:eastAsia="zh-CN"/>
+        </w:rPr>
+        <w:t>A döntéshozatali folyamat egységes kezelését az IAIDecisionHandler interfész biztosítja, amelyet az AIDecisionHandler osztály valósít meg. Ez az interfész közösen kerül felhasználásra a tanítási és a futásidejű környezetben is, így a két rendszer között egységes adatstruktúra és kommunikációs mechanizmus valósul meg.</w:t>
+      </w:r>
+    </w:p>
+    <w:p>
+      <w:pPr>
+        <w:rPr>
+          <w:lang w:eastAsia="zh-CN"/>
+        </w:rPr>
+      </w:pPr>
+      <w:r>
+        <w:rPr>
+          <w:lang w:eastAsia="zh-CN"/>
+        </w:rPr>
+        <w:t>Az AIModelHandler az IAIDecisionHandler.OnGameStateReceived eseményre iratkozik fel, amelyen keresztül megkapja a játék aktuális állapotát. Az esemény visszatérési értéke egy olyan objektum, amely tartalmazza a state vector</w:t>
+      </w:r>
       <w:r>
         <w:rPr>
           <w:lang w:eastAsia="zh-CN"/>
         </w:rPr>
         <w:noBreakHyphen/>
-        <w:t xml:space="preserve">t, az </w:t>
-      </w:r>
-      <w:proofErr w:type="spellStart"/>
-      <w:r>
-        <w:rPr>
-          <w:lang w:eastAsia="zh-CN"/>
-        </w:rPr>
-        <w:t>action</w:t>
-      </w:r>
-      <w:proofErr w:type="spellEnd"/>
-      <w:r>
-        <w:rPr>
-          <w:lang w:eastAsia="zh-CN"/>
-        </w:rPr>
-        <w:t xml:space="preserve"> </w:t>
-      </w:r>
-      <w:proofErr w:type="spellStart"/>
-      <w:r>
-        <w:rPr>
-          <w:lang w:eastAsia="zh-CN"/>
-        </w:rPr>
-        <w:t>mask</w:t>
-      </w:r>
-      <w:proofErr w:type="spellEnd"/>
+        <w:t>t, az action mask</w:t>
+      </w:r>
       <w:r>
         <w:rPr>
           <w:lang w:eastAsia="zh-CN"/>
@@ -8261,7 +6007,6 @@
         <w:noBreakHyphen/>
         <w:t xml:space="preserve">ot, valamint a </w:t>
       </w:r>
-      <w:proofErr w:type="spellStart"/>
       <w:r>
         <w:rPr>
           <w:i/>
@@ -8270,26 +6015,11 @@
         </w:rPr>
         <w:t>terminated</w:t>
       </w:r>
-      <w:proofErr w:type="spellEnd"/>
-      <w:r>
-        <w:rPr>
-          <w:lang w:eastAsia="zh-CN"/>
-        </w:rPr>
-        <w:t xml:space="preserve"> állapotot jelző értékeket. Ezek alapján történik meg a mesterséges intelligencia döntésének kiértékelése a </w:t>
-      </w:r>
-      <w:proofErr w:type="spellStart"/>
-      <w:r>
-        <w:rPr>
-          <w:lang w:eastAsia="zh-CN"/>
-        </w:rPr>
-        <w:t>futásidejű</w:t>
-      </w:r>
-      <w:proofErr w:type="spellEnd"/>
-      <w:r>
-        <w:rPr>
-          <w:lang w:eastAsia="zh-CN"/>
-        </w:rPr>
-        <w:t xml:space="preserve"> rendszerben.</w:t>
+      <w:r>
+        <w:rPr>
+          <w:lang w:eastAsia="zh-CN"/>
+        </w:rPr>
+        <w:t xml:space="preserve"> állapotot jelző értékeket. Ezek alapján történik meg a mesterséges intelligencia döntésének kiértékelése a futásidejű rendszerben.</w:t>
       </w:r>
     </w:p>
     <w:p>
@@ -8331,8 +6061,6 @@
         </w:rPr>
         <w:t xml:space="preserve">A Web Server komponens implementációja a </w:t>
       </w:r>
-      <w:proofErr w:type="spellStart"/>
-      <w:proofErr w:type="gramStart"/>
       <w:r>
         <w:rPr>
           <w:i/>
@@ -8341,16 +6069,12 @@
         </w:rPr>
         <w:t>SevenWonders.Web.Server.Model</w:t>
       </w:r>
-      <w:proofErr w:type="spellEnd"/>
-      <w:proofErr w:type="gramEnd"/>
       <w:r>
         <w:rPr>
           <w:lang w:eastAsia="zh-CN"/>
         </w:rPr>
         <w:t xml:space="preserve"> és a </w:t>
       </w:r>
-      <w:proofErr w:type="spellStart"/>
-      <w:proofErr w:type="gramStart"/>
       <w:r>
         <w:rPr>
           <w:i/>
@@ -8359,27 +6083,11 @@
         </w:rPr>
         <w:t>SevenWonders.Web.Server</w:t>
       </w:r>
-      <w:proofErr w:type="spellEnd"/>
-      <w:proofErr w:type="gramEnd"/>
-      <w:r>
-        <w:rPr>
-          <w:lang w:eastAsia="zh-CN"/>
-        </w:rPr>
-        <w:t xml:space="preserve"> projektek együttesére épül. A két projekt elkülönítése lehetővé teszi a szerveroldali üzleti logika és a futtatható </w:t>
-      </w:r>
-      <w:proofErr w:type="spellStart"/>
-      <w:r>
-        <w:rPr>
-          <w:lang w:eastAsia="zh-CN"/>
-        </w:rPr>
-        <w:t>hoszt</w:t>
-      </w:r>
-      <w:proofErr w:type="spellEnd"/>
-      <w:r>
-        <w:rPr>
-          <w:lang w:eastAsia="zh-CN"/>
-        </w:rPr>
-        <w:t xml:space="preserve"> környezet szétválasztását.</w:t>
+      <w:r>
+        <w:rPr>
+          <w:lang w:eastAsia="zh-CN"/>
+        </w:rPr>
+        <w:t xml:space="preserve"> projektek együttesére épül. A két projekt elkülönítése lehetővé teszi a szerveroldali üzleti logika és a futtatható hoszt környezet szétválasztását.</w:t>
       </w:r>
     </w:p>
     <w:p>
@@ -8395,8 +6103,6 @@
         <w:lastRenderedPageBreak/>
         <w:t xml:space="preserve">A </w:t>
       </w:r>
-      <w:proofErr w:type="spellStart"/>
-      <w:proofErr w:type="gramStart"/>
       <w:r>
         <w:rPr>
           <w:i/>
@@ -8405,195 +6111,37 @@
         </w:rPr>
         <w:t>SevenWonders.Web.Server</w:t>
       </w:r>
-      <w:proofErr w:type="spellEnd"/>
-      <w:proofErr w:type="gramEnd"/>
-      <w:r>
-        <w:rPr>
-          <w:lang w:eastAsia="zh-CN"/>
-        </w:rPr>
-        <w:t xml:space="preserve"> projekt felelős a szerveroldali környezet inicializálásáért és az alkalmazás futtatásának konfigurálásáért. A szerver indulásakor a szükséges komponensek és szolgáltatások </w:t>
-      </w:r>
-      <w:proofErr w:type="spellStart"/>
-      <w:r>
-        <w:rPr>
-          <w:lang w:eastAsia="zh-CN"/>
-        </w:rPr>
-        <w:t>dependency</w:t>
-      </w:r>
-      <w:proofErr w:type="spellEnd"/>
-      <w:r>
-        <w:rPr>
-          <w:lang w:eastAsia="zh-CN"/>
-        </w:rPr>
-        <w:t xml:space="preserve"> </w:t>
-      </w:r>
-      <w:proofErr w:type="spellStart"/>
-      <w:r>
-        <w:rPr>
-          <w:lang w:eastAsia="zh-CN"/>
-        </w:rPr>
-        <w:t>injection</w:t>
-      </w:r>
-      <w:proofErr w:type="spellEnd"/>
-      <w:r>
-        <w:rPr>
-          <w:lang w:eastAsia="zh-CN"/>
-        </w:rPr>
-        <w:t xml:space="preserve"> segítségével kerülnek regisztrálásra és feloldásra, beleértve a szerveroldali logikát, a </w:t>
-      </w:r>
-      <w:proofErr w:type="spellStart"/>
-      <w:r>
-        <w:rPr>
-          <w:lang w:eastAsia="zh-CN"/>
-        </w:rPr>
-        <w:t>SignalR</w:t>
-      </w:r>
-      <w:proofErr w:type="spellEnd"/>
-      <w:r>
-        <w:rPr>
-          <w:lang w:eastAsia="zh-CN"/>
-        </w:rPr>
-        <w:t xml:space="preserve"> szolgáltatásokat, valamint az </w:t>
-      </w:r>
-      <w:proofErr w:type="spellStart"/>
-      <w:r>
-        <w:rPr>
-          <w:lang w:eastAsia="zh-CN"/>
-        </w:rPr>
-        <w:t>autentikációhoz</w:t>
-      </w:r>
-      <w:proofErr w:type="spellEnd"/>
-      <w:r>
-        <w:rPr>
-          <w:lang w:eastAsia="zh-CN"/>
-        </w:rPr>
-        <w:t xml:space="preserve"> kapcsolódó komponenseket.</w:t>
-      </w:r>
-    </w:p>
-    <w:p>
-      <w:pPr>
-        <w:rPr>
-          <w:lang w:eastAsia="zh-CN"/>
-        </w:rPr>
-      </w:pPr>
-      <w:r>
-        <w:rPr>
-          <w:lang w:eastAsia="zh-CN"/>
-        </w:rPr>
-        <w:t xml:space="preserve">A felhasználók hitelesítése JWT (JSON Web </w:t>
-      </w:r>
-      <w:proofErr w:type="spellStart"/>
-      <w:r>
-        <w:rPr>
-          <w:lang w:eastAsia="zh-CN"/>
-        </w:rPr>
-        <w:t>Token</w:t>
-      </w:r>
-      <w:proofErr w:type="spellEnd"/>
-      <w:r>
-        <w:rPr>
-          <w:lang w:eastAsia="zh-CN"/>
-        </w:rPr>
-        <w:t xml:space="preserve">) alapú </w:t>
-      </w:r>
-      <w:proofErr w:type="spellStart"/>
-      <w:r>
-        <w:rPr>
-          <w:lang w:eastAsia="zh-CN"/>
-        </w:rPr>
-        <w:t>autentikációval</w:t>
-      </w:r>
-      <w:proofErr w:type="spellEnd"/>
-      <w:r>
-        <w:rPr>
-          <w:lang w:eastAsia="zh-CN"/>
-        </w:rPr>
-        <w:t xml:space="preserve"> valósul meg, amely biztosítja a kliens–szerver kommunikáció </w:t>
-      </w:r>
-      <w:proofErr w:type="spellStart"/>
-      <w:r>
-        <w:rPr>
-          <w:lang w:eastAsia="zh-CN"/>
-        </w:rPr>
-        <w:t>stateless</w:t>
-      </w:r>
-      <w:proofErr w:type="spellEnd"/>
-      <w:r>
-        <w:rPr>
-          <w:lang w:eastAsia="zh-CN"/>
-        </w:rPr>
-        <w:t xml:space="preserve"> jellegét. A felhasználói fiókok és jogosultságok kezelésére a </w:t>
-      </w:r>
-      <w:proofErr w:type="spellStart"/>
-      <w:proofErr w:type="gramStart"/>
-      <w:r>
-        <w:rPr>
-          <w:lang w:eastAsia="zh-CN"/>
-        </w:rPr>
-        <w:t>Microsoft.AspNetCore.Identity</w:t>
-      </w:r>
-      <w:proofErr w:type="spellEnd"/>
-      <w:proofErr w:type="gramEnd"/>
-      <w:r>
-        <w:rPr>
-          <w:lang w:eastAsia="zh-CN"/>
-        </w:rPr>
-        <w:t xml:space="preserve"> keretrendszer kerül alkalmazásra, amely integrált módon támogatja a regisztrációt, bejelentkezést és a jelszókezelést.</w:t>
-      </w:r>
-    </w:p>
-    <w:p>
-      <w:pPr>
-        <w:rPr>
-          <w:lang w:eastAsia="zh-CN"/>
-        </w:rPr>
-      </w:pPr>
-      <w:r>
-        <w:rPr>
-          <w:lang w:eastAsia="zh-CN"/>
-        </w:rPr>
-        <w:t xml:space="preserve">A Web Server komponens végzi a </w:t>
-      </w:r>
-      <w:proofErr w:type="spellStart"/>
-      <w:r>
-        <w:rPr>
-          <w:lang w:eastAsia="zh-CN"/>
-        </w:rPr>
-        <w:t>perzisztens</w:t>
-      </w:r>
-      <w:proofErr w:type="spellEnd"/>
-      <w:r>
-        <w:rPr>
-          <w:lang w:eastAsia="zh-CN"/>
-        </w:rPr>
-        <w:t xml:space="preserve"> adatok szerveroldali kezelését is, amely az implementáció során Microsoft </w:t>
-      </w:r>
-      <w:proofErr w:type="spellStart"/>
-      <w:r>
-        <w:rPr>
-          <w:lang w:eastAsia="zh-CN"/>
-        </w:rPr>
-        <w:t>Entity</w:t>
-      </w:r>
-      <w:proofErr w:type="spellEnd"/>
-      <w:r>
-        <w:rPr>
-          <w:lang w:eastAsia="zh-CN"/>
-        </w:rPr>
-        <w:t xml:space="preserve"> Framework </w:t>
-      </w:r>
-      <w:proofErr w:type="spellStart"/>
-      <w:r>
-        <w:rPr>
-          <w:lang w:eastAsia="zh-CN"/>
-        </w:rPr>
-        <w:t>Core</w:t>
-      </w:r>
-      <w:proofErr w:type="spellEnd"/>
-      <w:r>
-        <w:rPr>
-          <w:lang w:eastAsia="zh-CN"/>
-        </w:rPr>
-        <w:t xml:space="preserve"> használatával valósul meg. Az adatbázishoz való hozzáférés kizárólag a szerveroldali komponenseken keresztül történik.</w:t>
+      <w:r>
+        <w:rPr>
+          <w:lang w:eastAsia="zh-CN"/>
+        </w:rPr>
+        <w:t xml:space="preserve"> projekt felelős a szerveroldali környezet inicializálásáért és az alkalmazás futtatásának konfigurálásáért. A szerver indulásakor a szükséges komponensek és szolgáltatások dependency injection segítségével kerülnek regisztrálásra és feloldásra, beleértve a szerveroldali logikát, a SignalR szolgáltatásokat, valamint az autentikációhoz kapcsolódó komponenseket.</w:t>
+      </w:r>
+    </w:p>
+    <w:p>
+      <w:pPr>
+        <w:rPr>
+          <w:lang w:eastAsia="zh-CN"/>
+        </w:rPr>
+      </w:pPr>
+      <w:r>
+        <w:rPr>
+          <w:lang w:eastAsia="zh-CN"/>
+        </w:rPr>
+        <w:t>A felhasználók hitelesítése JWT (JSON Web Token) alapú autentikációval valósul meg, amely biztosítja a kliens–szerver kommunikáció stateless jellegét. A felhasználói fiókok és jogosultságok kezelésére a Microsoft.AspNetCore.Identity keretrendszer kerül alkalmazásra, amely integrált módon támogatja a regisztrációt, bejelentkezést és a jelszókezelést.</w:t>
+      </w:r>
+    </w:p>
+    <w:p>
+      <w:pPr>
+        <w:rPr>
+          <w:lang w:eastAsia="zh-CN"/>
+        </w:rPr>
+      </w:pPr>
+      <w:r>
+        <w:rPr>
+          <w:lang w:eastAsia="zh-CN"/>
+        </w:rPr>
+        <w:t>A Web Server komponens végzi a perzisztens adatok szerveroldali kezelését is, amely az implementáció során Microsoft Entity Framework Core használatával valósul meg. Az adatbázishoz való hozzáférés kizárólag a szerveroldali komponenseken keresztül történik.</w:t>
       </w:r>
     </w:p>
     <w:p>
@@ -8608,8 +6156,6 @@
         </w:rPr>
         <w:t xml:space="preserve">A </w:t>
       </w:r>
-      <w:proofErr w:type="spellStart"/>
-      <w:proofErr w:type="gramStart"/>
       <w:r>
         <w:rPr>
           <w:i/>
@@ -8618,29 +6164,12 @@
         </w:rPr>
         <w:t>SevenWonders.Web.Server.Model</w:t>
       </w:r>
-      <w:proofErr w:type="spellEnd"/>
-      <w:proofErr w:type="gramEnd"/>
-      <w:r>
-        <w:rPr>
-          <w:lang w:eastAsia="zh-CN"/>
-        </w:rPr>
-        <w:t xml:space="preserve"> projekt tartalmazza a webszerverhez kapcsolódó főbb üzleti logikát. Ennek központi eleme a GameManager osztály, amely az aktív játékpéldányok kezeléséért felelős. Az új játékok létrehozását a </w:t>
-      </w:r>
-      <w:proofErr w:type="spellStart"/>
-      <w:r>
-        <w:rPr>
-          <w:lang w:eastAsia="zh-CN"/>
-        </w:rPr>
-        <w:t>GameFactory</w:t>
-      </w:r>
-      <w:proofErr w:type="spellEnd"/>
-      <w:r>
-        <w:rPr>
-          <w:lang w:eastAsia="zh-CN"/>
-        </w:rPr>
-        <w:t xml:space="preserve"> osztály végzi, amely egy </w:t>
-      </w:r>
-      <w:proofErr w:type="spellStart"/>
+      <w:r>
+        <w:rPr>
+          <w:lang w:eastAsia="zh-CN"/>
+        </w:rPr>
+        <w:t xml:space="preserve"> projekt tartalmazza a webszerverhez kapcsolódó főbb üzleti logikát. Ennek központi eleme a GameManager osztály, amely az aktív játékpéldányok kezeléséért felelős. Az új játékok létrehozását a GameFactory osztály végzi, amely egy </w:t>
+      </w:r>
       <w:r>
         <w:rPr>
           <w:i/>
@@ -8649,7 +6178,6 @@
         </w:rPr>
         <w:t>IGame</w:t>
       </w:r>
-      <w:proofErr w:type="spellEnd"/>
       <w:r>
         <w:rPr>
           <w:lang w:eastAsia="zh-CN"/>
@@ -8667,222 +6195,40 @@
         <w:rPr>
           <w:lang w:eastAsia="zh-CN"/>
         </w:rPr>
-        <w:t xml:space="preserve">A játékokhoz és várószobákhoz kapcsolódó állapotot a LobbyManager kezeli, amely a létrehozott szobák nyilvántartásáért és életciklusuk kezeléséért felelős. A csatlakozott kliensek kezelését a </w:t>
-      </w:r>
-      <w:proofErr w:type="spellStart"/>
-      <w:r>
-        <w:rPr>
-          <w:lang w:eastAsia="zh-CN"/>
-        </w:rPr>
-        <w:t>ClientManager</w:t>
-      </w:r>
-      <w:proofErr w:type="spellEnd"/>
-      <w:r>
-        <w:rPr>
-          <w:lang w:eastAsia="zh-CN"/>
-        </w:rPr>
-        <w:t xml:space="preserve"> osztály végzi, amely nyilvántartja az aktív kapcsolatokhoz tartozó </w:t>
-      </w:r>
-      <w:proofErr w:type="spellStart"/>
-      <w:r>
-        <w:rPr>
-          <w:lang w:eastAsia="zh-CN"/>
-        </w:rPr>
-        <w:t>kliensadatokat</w:t>
-      </w:r>
-      <w:proofErr w:type="spellEnd"/>
-      <w:r>
-        <w:rPr>
-          <w:lang w:eastAsia="zh-CN"/>
-        </w:rPr>
-        <w:t>.</w:t>
-      </w:r>
-    </w:p>
-    <w:p>
-      <w:pPr>
-        <w:rPr>
-          <w:lang w:eastAsia="zh-CN"/>
-        </w:rPr>
-      </w:pPr>
-      <w:r>
-        <w:rPr>
-          <w:lang w:eastAsia="zh-CN"/>
-        </w:rPr>
-        <w:t xml:space="preserve">A kliensoldali kommunikáció belépési pontja a </w:t>
-      </w:r>
-      <w:proofErr w:type="spellStart"/>
-      <w:r>
-        <w:rPr>
-          <w:lang w:eastAsia="zh-CN"/>
-        </w:rPr>
-        <w:t>ServerHub</w:t>
-      </w:r>
-      <w:proofErr w:type="spellEnd"/>
-      <w:r>
-        <w:rPr>
-          <w:lang w:eastAsia="zh-CN"/>
-        </w:rPr>
-        <w:t xml:space="preserve"> osztály, amely a </w:t>
-      </w:r>
-      <w:proofErr w:type="spellStart"/>
-      <w:r>
-        <w:rPr>
-          <w:lang w:eastAsia="zh-CN"/>
-        </w:rPr>
-        <w:t>SignalR</w:t>
-      </w:r>
-      <w:proofErr w:type="spellEnd"/>
-      <w:r>
-        <w:rPr>
-          <w:lang w:eastAsia="zh-CN"/>
-        </w:rPr>
-        <w:t xml:space="preserve"> keretrendszeren keresztül kezeli a kliensek csatlakozását, valamint azokat a metódusokat tartalmazza, amelyeket a kliensoldal közvetlenül meghívhat. A szerveroldali üzenetküldés egységes módon a </w:t>
-      </w:r>
-      <w:proofErr w:type="spellStart"/>
-      <w:r>
-        <w:rPr>
-          <w:lang w:eastAsia="zh-CN"/>
-        </w:rPr>
-        <w:t>ServerService</w:t>
-      </w:r>
-      <w:proofErr w:type="spellEnd"/>
-      <w:r>
-        <w:rPr>
-          <w:lang w:eastAsia="zh-CN"/>
-        </w:rPr>
-        <w:t xml:space="preserve"> osztályon keresztül történik, amely támogatja az üzenetek célzott elküldését egyes klienseknek vagy </w:t>
-      </w:r>
-      <w:proofErr w:type="spellStart"/>
-      <w:r>
-        <w:rPr>
-          <w:lang w:eastAsia="zh-CN"/>
-        </w:rPr>
-        <w:t>SignalR</w:t>
-      </w:r>
-      <w:proofErr w:type="spellEnd"/>
-      <w:r>
-        <w:rPr>
-          <w:lang w:eastAsia="zh-CN"/>
-        </w:rPr>
-        <w:t xml:space="preserve"> csoportoknak.</w:t>
-      </w:r>
-    </w:p>
-    <w:p>
-      <w:pPr>
-        <w:rPr>
-          <w:lang w:eastAsia="zh-CN"/>
-        </w:rPr>
-      </w:pPr>
-      <w:r>
-        <w:rPr>
-          <w:lang w:eastAsia="zh-CN"/>
-        </w:rPr>
-        <w:t xml:space="preserve">A kliensek állapotának kezelésére a szerveroldalon </w:t>
-      </w:r>
-      <w:proofErr w:type="spellStart"/>
-      <w:r>
-        <w:rPr>
-          <w:lang w:eastAsia="zh-CN"/>
-        </w:rPr>
-        <w:t>State</w:t>
-      </w:r>
-      <w:proofErr w:type="spellEnd"/>
-      <w:r>
-        <w:rPr>
-          <w:lang w:eastAsia="zh-CN"/>
-        </w:rPr>
-        <w:t xml:space="preserve"> </w:t>
-      </w:r>
-      <w:proofErr w:type="spellStart"/>
-      <w:r>
-        <w:rPr>
-          <w:lang w:eastAsia="zh-CN"/>
-        </w:rPr>
-        <w:t>pattern</w:t>
-      </w:r>
-      <w:proofErr w:type="spellEnd"/>
-      <w:r>
-        <w:rPr>
-          <w:lang w:eastAsia="zh-CN"/>
-        </w:rPr>
-        <w:t xml:space="preserve"> került alkalmazásra. Ennek köszönhetően a rendszer megakadályozza az illegális vagy nem megengedett műveletek végrehajtását, miközben egyértelműen elkülöníti az egyes állapotokhoz tartozó logikát. A </w:t>
+        <w:t>A játékokhoz és várószobákhoz kapcsolódó állapotot a LobbyManager kezeli, amely a létrehozott szobák nyilvántartásáért és életciklusuk kezeléséért felelős. A csatlakozott kliensek kezelését a ClientManager osztály végzi, amely nyilvántartja az aktív kapcsolatokhoz tartozó kliensadatokat.</w:t>
+      </w:r>
+    </w:p>
+    <w:p>
+      <w:pPr>
+        <w:rPr>
+          <w:lang w:eastAsia="zh-CN"/>
+        </w:rPr>
+      </w:pPr>
+      <w:r>
+        <w:rPr>
+          <w:lang w:eastAsia="zh-CN"/>
+        </w:rPr>
+        <w:t>A kliensoldali kommunikáció belépési pontja a ServerHub osztály, amely a SignalR keretrendszeren keresztül kezeli a kliensek csatlakozását, valamint azokat a metódusokat tartalmazza, amelyeket a kliensoldal közvetlenül meghívhat. A szerveroldali üzenetküldés egységes módon a ServerService osztályon keresztül történik, amely támogatja az üzenetek célzott elküldését egyes klienseknek vagy SignalR csoportoknak.</w:t>
+      </w:r>
+    </w:p>
+    <w:p>
+      <w:pPr>
+        <w:rPr>
+          <w:lang w:eastAsia="zh-CN"/>
+        </w:rPr>
+      </w:pPr>
+      <w:r>
+        <w:rPr>
+          <w:lang w:eastAsia="zh-CN"/>
+        </w:rPr>
+        <w:t xml:space="preserve">A kliensek állapotának kezelésére a szerveroldalon State pattern került alkalmazásra. Ennek köszönhetően a rendszer megakadályozza az illegális vagy nem megengedett műveletek végrehajtását, miközben egyértelműen elkülöníti az egyes állapotokhoz tartozó logikát. A </w:t>
       </w:r>
       <w:r>
         <w:rPr>
           <w:lang w:eastAsia="zh-CN"/>
         </w:rPr>
         <w:lastRenderedPageBreak/>
-        <w:t xml:space="preserve">kliens az alábbi állapotok valamelyikében lehet: </w:t>
-      </w:r>
-      <w:proofErr w:type="spellStart"/>
-      <w:r>
-        <w:rPr>
-          <w:lang w:eastAsia="zh-CN"/>
-        </w:rPr>
-        <w:t>InMainMenu</w:t>
-      </w:r>
-      <w:proofErr w:type="spellEnd"/>
-      <w:r>
-        <w:rPr>
-          <w:lang w:eastAsia="zh-CN"/>
-        </w:rPr>
-        <w:t xml:space="preserve">, </w:t>
-      </w:r>
-      <w:proofErr w:type="spellStart"/>
-      <w:r>
-        <w:rPr>
-          <w:lang w:eastAsia="zh-CN"/>
-        </w:rPr>
-        <w:t>InLobby</w:t>
-      </w:r>
-      <w:proofErr w:type="spellEnd"/>
-      <w:r>
-        <w:rPr>
-          <w:lang w:eastAsia="zh-CN"/>
-        </w:rPr>
-        <w:t xml:space="preserve">, </w:t>
-      </w:r>
-      <w:proofErr w:type="spellStart"/>
-      <w:r>
-        <w:rPr>
-          <w:lang w:eastAsia="zh-CN"/>
-        </w:rPr>
-        <w:t>InMatchmaking</w:t>
-      </w:r>
-      <w:proofErr w:type="spellEnd"/>
-      <w:r>
-        <w:rPr>
-          <w:lang w:eastAsia="zh-CN"/>
-        </w:rPr>
-        <w:t xml:space="preserve"> és </w:t>
-      </w:r>
-      <w:proofErr w:type="spellStart"/>
-      <w:r>
-        <w:rPr>
-          <w:lang w:eastAsia="zh-CN"/>
-        </w:rPr>
-        <w:t>InGame</w:t>
-      </w:r>
-      <w:proofErr w:type="spellEnd"/>
-      <w:r>
-        <w:rPr>
-          <w:lang w:eastAsia="zh-CN"/>
-        </w:rPr>
-        <w:t xml:space="preserve">. Az állapotváltások során a kliensek automatikusan a megfelelő </w:t>
-      </w:r>
-      <w:proofErr w:type="spellStart"/>
-      <w:r>
-        <w:rPr>
-          <w:lang w:eastAsia="zh-CN"/>
-        </w:rPr>
-        <w:t>SignalR</w:t>
-      </w:r>
-      <w:proofErr w:type="spellEnd"/>
-      <w:r>
-        <w:rPr>
-          <w:lang w:eastAsia="zh-CN"/>
-        </w:rPr>
-        <w:t xml:space="preserve"> csoportokba kerülnek, amely megkönnyíti a célzott kommunikáció megvalósítását.</w:t>
+        <w:t>kliens az alábbi állapotok valamelyikében lehet: InMainMenu, InLobby, InMatchmaking és InGame. Az állapotváltások során a kliensek automatikusan a megfelelő SignalR csoportokba kerülnek, amely megkönnyíti a célzott kommunikáció megvalósítását.</w:t>
       </w:r>
     </w:p>
     <w:p>
@@ -8902,48 +6248,20 @@
           <w:lang w:eastAsia="zh-CN"/>
         </w:rPr>
         <w:noBreakHyphen/>
-        <w:t xml:space="preserve">n keresztül valósul meg, míg a játék közbeni, valós idejű adatcsere és eseménykezelés </w:t>
-      </w:r>
-      <w:proofErr w:type="spellStart"/>
-      <w:r>
-        <w:rPr>
-          <w:lang w:eastAsia="zh-CN"/>
-        </w:rPr>
-        <w:t>SignalR</w:t>
-      </w:r>
-      <w:proofErr w:type="spellEnd"/>
-      <w:r>
-        <w:rPr>
-          <w:lang w:eastAsia="zh-CN"/>
-        </w:rPr>
-        <w:t xml:space="preserve"> használatával történik.</w:t>
-      </w:r>
-    </w:p>
-    <w:p>
-      <w:pPr>
-        <w:rPr>
-          <w:lang w:eastAsia="zh-CN"/>
-        </w:rPr>
-      </w:pPr>
-      <w:r>
-        <w:rPr>
-          <w:lang w:eastAsia="zh-CN"/>
-        </w:rPr>
-        <w:t xml:space="preserve">A várószobák és az aktív játékok egyedi azonosítását a </w:t>
-      </w:r>
-      <w:proofErr w:type="spellStart"/>
-      <w:r>
-        <w:rPr>
-          <w:lang w:eastAsia="zh-CN"/>
-        </w:rPr>
-        <w:t>LobbyCodeGenerator</w:t>
-      </w:r>
-      <w:proofErr w:type="spellEnd"/>
-      <w:r>
-        <w:rPr>
-          <w:lang w:eastAsia="zh-CN"/>
-        </w:rPr>
-        <w:t xml:space="preserve"> osztály biztosítja. Ez az osztály felelős a már létező kódok nyilvántartásáért, valamint új, ütközésmentes kódok generálásáért, amelyek egyértelműen azonosítják a különböző játékpéldányokat és szobákat.</w:t>
+        <w:t>n keresztül valósul meg, míg a játék közbeni, valós idejű adatcsere és eseménykezelés SignalR használatával történik.</w:t>
+      </w:r>
+    </w:p>
+    <w:p>
+      <w:pPr>
+        <w:rPr>
+          <w:lang w:eastAsia="zh-CN"/>
+        </w:rPr>
+      </w:pPr>
+      <w:r>
+        <w:rPr>
+          <w:lang w:eastAsia="zh-CN"/>
+        </w:rPr>
+        <w:t>A várószobák és az aktív játékok egyedi azonosítását a LobbyCodeGenerator osztály biztosítja. Ez az osztály felelős a már létező kódok nyilvántartásáért, valamint új, ütközésmentes kódok generálásáért, amelyek egyértelműen azonosítják a különböző játékpéldányokat és szobákat.</w:t>
       </w:r>
     </w:p>
     <w:p>
@@ -8957,45 +6275,21 @@
         <w:rPr>
           <w:lang w:eastAsia="zh-CN"/>
         </w:rPr>
-        <w:t xml:space="preserve">AI </w:t>
-      </w:r>
-      <w:proofErr w:type="spellStart"/>
-      <w:r>
-        <w:rPr>
-          <w:lang w:eastAsia="zh-CN"/>
-        </w:rPr>
-        <w:t>Trainer</w:t>
-      </w:r>
-      <w:proofErr w:type="spellEnd"/>
-    </w:p>
-    <w:p>
-      <w:pPr>
-        <w:rPr>
-          <w:lang w:eastAsia="zh-CN"/>
-        </w:rPr>
-      </w:pPr>
-      <w:r>
-        <w:rPr>
-          <w:lang w:eastAsia="zh-CN"/>
-        </w:rPr>
-        <w:t xml:space="preserve">Az AI </w:t>
-      </w:r>
-      <w:proofErr w:type="spellStart"/>
-      <w:r>
-        <w:rPr>
-          <w:lang w:eastAsia="zh-CN"/>
-        </w:rPr>
-        <w:t>Trainer</w:t>
-      </w:r>
-      <w:proofErr w:type="spellEnd"/>
-      <w:r>
-        <w:rPr>
-          <w:lang w:eastAsia="zh-CN"/>
-        </w:rPr>
-        <w:t xml:space="preserve"> komponens a mesterséges intelligencia modell betanításáért felel, és a </w:t>
-      </w:r>
-      <w:proofErr w:type="spellStart"/>
-      <w:proofErr w:type="gramStart"/>
+        <w:t>AI Trainer</w:t>
+      </w:r>
+    </w:p>
+    <w:p>
+      <w:pPr>
+        <w:rPr>
+          <w:lang w:eastAsia="zh-CN"/>
+        </w:rPr>
+      </w:pPr>
+      <w:r>
+        <w:rPr>
+          <w:lang w:eastAsia="zh-CN"/>
+        </w:rPr>
+        <w:t xml:space="preserve">Az AI Trainer komponens a mesterséges intelligencia modell betanításáért felel, és a </w:t>
+      </w:r>
       <w:r>
         <w:rPr>
           <w:i/>
@@ -9004,15 +6298,12 @@
         </w:rPr>
         <w:t>SevenWonders.AI.Trainer.Server</w:t>
       </w:r>
-      <w:proofErr w:type="spellEnd"/>
-      <w:proofErr w:type="gramEnd"/>
       <w:r>
         <w:rPr>
           <w:lang w:eastAsia="zh-CN"/>
         </w:rPr>
         <w:t xml:space="preserve"> valamint a </w:t>
       </w:r>
-      <w:proofErr w:type="spellStart"/>
       <w:r>
         <w:rPr>
           <w:i/>
@@ -9021,26 +6312,11 @@
         </w:rPr>
         <w:t>SevenWonders.AI.Trainer</w:t>
       </w:r>
-      <w:proofErr w:type="spellEnd"/>
-      <w:r>
-        <w:rPr>
-          <w:lang w:eastAsia="zh-CN"/>
-        </w:rPr>
-        <w:t xml:space="preserve"> projektek együttesére épül. A komponens kialakítása során kiemelt szempont volt, hogy a tanítási folyamat technológiailag és működésében is elkülönüljön a </w:t>
-      </w:r>
-      <w:proofErr w:type="spellStart"/>
-      <w:r>
-        <w:rPr>
-          <w:lang w:eastAsia="zh-CN"/>
-        </w:rPr>
-        <w:t>futásidejű</w:t>
-      </w:r>
-      <w:proofErr w:type="spellEnd"/>
-      <w:r>
-        <w:rPr>
-          <w:lang w:eastAsia="zh-CN"/>
-        </w:rPr>
-        <w:t xml:space="preserve"> rendszertől.</w:t>
+      <w:r>
+        <w:rPr>
+          <w:lang w:eastAsia="zh-CN"/>
+        </w:rPr>
+        <w:t xml:space="preserve"> projektek együttesére épül. A komponens kialakítása során kiemelt szempont volt, hogy a tanítási folyamat technológiailag és működésében is elkülönüljön a futásidejű rendszertől.</w:t>
       </w:r>
     </w:p>
     <w:p>
@@ -9055,7 +6331,6 @@
         </w:rPr>
         <w:t xml:space="preserve">A </w:t>
       </w:r>
-      <w:proofErr w:type="spellStart"/>
       <w:r>
         <w:rPr>
           <w:i/>
@@ -9064,61 +6339,94 @@
         </w:rPr>
         <w:t>SevenWonders.AI.Trainer</w:t>
       </w:r>
-      <w:proofErr w:type="spellEnd"/>
       <w:r>
         <w:rPr>
           <w:lang w:eastAsia="zh-CN"/>
         </w:rPr>
         <w:t xml:space="preserve"> projekt egy Python alapú alkalmazás, amely a betanítási folyamat tényleges végrehajtását végzi. A projekt három fő Python fájlt tartalmaz. Az első fájl a tanítás indításáért felelős, amely egy külső JSON konfigurációs fájlból beolvasott paraméterek alapján állítja be a tanítás folyamatát. A második fájl a tanításhoz használt környezetet megvalósító </w:t>
       </w:r>
-      <w:proofErr w:type="spellStart"/>
       <w:r>
         <w:rPr>
           <w:i/>
           <w:iCs/>
           <w:lang w:eastAsia="zh-CN"/>
         </w:rPr>
-        <w:t>training</w:t>
-      </w:r>
-      <w:proofErr w:type="spellEnd"/>
+        <w:t>training environment</w:t>
+      </w:r>
+      <w:r>
+        <w:rPr>
+          <w:lang w:eastAsia="zh-CN"/>
+        </w:rPr>
+        <w:t xml:space="preserve"> osztályt tartalmazza, míg a harmadik fájl a betanított modell ONNX formátumba történő exportálásáért felelős.</w:t>
+      </w:r>
+    </w:p>
+    <w:p>
+      <w:pPr>
+        <w:rPr>
+          <w:lang w:eastAsia="zh-CN"/>
+        </w:rPr>
+      </w:pPr>
+      <w:r>
+        <w:rPr>
+          <w:lang w:eastAsia="zh-CN"/>
+        </w:rPr>
+        <w:t xml:space="preserve">A tanításhoz szükséges bemeneti adatok előállítását a </w:t>
+      </w:r>
       <w:r>
         <w:rPr>
           <w:i/>
           <w:iCs/>
           <w:lang w:eastAsia="zh-CN"/>
         </w:rPr>
-        <w:t xml:space="preserve"> </w:t>
-      </w:r>
-      <w:proofErr w:type="spellStart"/>
+        <w:t>SevenWonders.AI.Model</w:t>
+      </w:r>
+      <w:r>
+        <w:rPr>
+          <w:lang w:eastAsia="zh-CN"/>
+        </w:rPr>
+        <w:t xml:space="preserve"> projekt tartalmazza. Ebben a projektben találhatók azok az osztályok és interfészek, amelyek a játék aktuális állapotából előállítják a mesterséges intelligencia számára szükséges információkat, például a state vector</w:t>
+      </w:r>
+      <w:r>
+        <w:rPr>
+          <w:lang w:eastAsia="zh-CN"/>
+        </w:rPr>
+        <w:noBreakHyphen/>
+        <w:t>t és az action mask</w:t>
+      </w:r>
+      <w:r>
+        <w:rPr>
+          <w:lang w:eastAsia="zh-CN"/>
+        </w:rPr>
+        <w:noBreakHyphen/>
+        <w:t>ot. Ez a megoldás biztosítja, hogy a tanítási és a futásidejű környezet azonos adatstruktúrákat használjon.</w:t>
+      </w:r>
+    </w:p>
+    <w:p>
+      <w:pPr>
+        <w:rPr>
+          <w:lang w:eastAsia="zh-CN"/>
+        </w:rPr>
+      </w:pPr>
+      <w:r>
+        <w:rPr>
+          <w:lang w:eastAsia="zh-CN"/>
+        </w:rPr>
+        <w:t xml:space="preserve">A </w:t>
+      </w:r>
       <w:r>
         <w:rPr>
           <w:i/>
           <w:iCs/>
           <w:lang w:eastAsia="zh-CN"/>
         </w:rPr>
-        <w:t>environment</w:t>
-      </w:r>
-      <w:proofErr w:type="spellEnd"/>
-      <w:r>
-        <w:rPr>
-          <w:lang w:eastAsia="zh-CN"/>
-        </w:rPr>
-        <w:t xml:space="preserve"> osztályt tartalmazza, míg a harmadik fájl a betanított modell ONNX formátumba történő exportálásáért felelős.</w:t>
-      </w:r>
-    </w:p>
-    <w:p>
-      <w:pPr>
-        <w:rPr>
-          <w:lang w:eastAsia="zh-CN"/>
-        </w:rPr>
-      </w:pPr>
-      <w:r>
-        <w:rPr>
-          <w:lang w:eastAsia="zh-CN"/>
-        </w:rPr>
-        <w:t xml:space="preserve">A tanításhoz szükséges bemeneti adatok előállítását a </w:t>
-      </w:r>
-      <w:proofErr w:type="spellStart"/>
+        <w:t>SevenWonders.AI.Trainer.Server</w:t>
+      </w:r>
+      <w:r>
+        <w:rPr>
+          <w:lang w:eastAsia="zh-CN"/>
+        </w:rPr>
+        <w:t xml:space="preserve"> projekt egy C# alapú szerveralkalmazás, amely a tanítás során a játék futtatásáért és a Python alapú klienssel való kommunikációért felelős. A projekt a Game Logic és a </w:t>
+      </w:r>
       <w:r>
         <w:rPr>
           <w:i/>
@@ -9127,140 +6435,6 @@
         </w:rPr>
         <w:t>SevenWonders.AI.Model</w:t>
       </w:r>
-      <w:proofErr w:type="spellEnd"/>
-      <w:r>
-        <w:rPr>
-          <w:lang w:eastAsia="zh-CN"/>
-        </w:rPr>
-        <w:t xml:space="preserve"> projekt tartalmazza. Ebben a projektben találhatók azok az osztályok és interfészek, amelyek a játék aktuális állapotából előállítják a mesterséges intelligencia számára szükséges információkat, például a </w:t>
-      </w:r>
-      <w:proofErr w:type="spellStart"/>
-      <w:r>
-        <w:rPr>
-          <w:lang w:eastAsia="zh-CN"/>
-        </w:rPr>
-        <w:t>state</w:t>
-      </w:r>
-      <w:proofErr w:type="spellEnd"/>
-      <w:r>
-        <w:rPr>
-          <w:lang w:eastAsia="zh-CN"/>
-        </w:rPr>
-        <w:t xml:space="preserve"> </w:t>
-      </w:r>
-      <w:proofErr w:type="spellStart"/>
-      <w:r>
-        <w:rPr>
-          <w:lang w:eastAsia="zh-CN"/>
-        </w:rPr>
-        <w:t>vector</w:t>
-      </w:r>
-      <w:proofErr w:type="spellEnd"/>
-      <w:r>
-        <w:rPr>
-          <w:lang w:eastAsia="zh-CN"/>
-        </w:rPr>
-        <w:noBreakHyphen/>
-        <w:t xml:space="preserve">t és az </w:t>
-      </w:r>
-      <w:proofErr w:type="spellStart"/>
-      <w:r>
-        <w:rPr>
-          <w:lang w:eastAsia="zh-CN"/>
-        </w:rPr>
-        <w:t>action</w:t>
-      </w:r>
-      <w:proofErr w:type="spellEnd"/>
-      <w:r>
-        <w:rPr>
-          <w:lang w:eastAsia="zh-CN"/>
-        </w:rPr>
-        <w:t xml:space="preserve"> </w:t>
-      </w:r>
-      <w:proofErr w:type="spellStart"/>
-      <w:r>
-        <w:rPr>
-          <w:lang w:eastAsia="zh-CN"/>
-        </w:rPr>
-        <w:t>mask</w:t>
-      </w:r>
-      <w:proofErr w:type="spellEnd"/>
-      <w:r>
-        <w:rPr>
-          <w:lang w:eastAsia="zh-CN"/>
-        </w:rPr>
-        <w:noBreakHyphen/>
-        <w:t xml:space="preserve">ot. Ez a megoldás biztosítja, hogy a tanítási és a </w:t>
-      </w:r>
-      <w:proofErr w:type="spellStart"/>
-      <w:r>
-        <w:rPr>
-          <w:lang w:eastAsia="zh-CN"/>
-        </w:rPr>
-        <w:t>futásidejű</w:t>
-      </w:r>
-      <w:proofErr w:type="spellEnd"/>
-      <w:r>
-        <w:rPr>
-          <w:lang w:eastAsia="zh-CN"/>
-        </w:rPr>
-        <w:t xml:space="preserve"> környezet azonos adatstruktúrákat használjon.</w:t>
-      </w:r>
-    </w:p>
-    <w:p>
-      <w:pPr>
-        <w:rPr>
-          <w:lang w:eastAsia="zh-CN"/>
-        </w:rPr>
-      </w:pPr>
-      <w:r>
-        <w:rPr>
-          <w:lang w:eastAsia="zh-CN"/>
-        </w:rPr>
-        <w:t xml:space="preserve">A </w:t>
-      </w:r>
-      <w:proofErr w:type="spellStart"/>
-      <w:proofErr w:type="gramStart"/>
-      <w:r>
-        <w:rPr>
-          <w:i/>
-          <w:iCs/>
-          <w:lang w:eastAsia="zh-CN"/>
-        </w:rPr>
-        <w:t>SevenWonders.AI.Trainer.Server</w:t>
-      </w:r>
-      <w:proofErr w:type="spellEnd"/>
-      <w:proofErr w:type="gramEnd"/>
-      <w:r>
-        <w:rPr>
-          <w:lang w:eastAsia="zh-CN"/>
-        </w:rPr>
-        <w:t xml:space="preserve"> projekt egy C# alapú szerveralkalmazás, amely a tanítás során a játék futtatásáért és a Python alapú klienssel való kommunikációért felelős. A projekt a Game </w:t>
-      </w:r>
-      <w:proofErr w:type="spellStart"/>
-      <w:r>
-        <w:rPr>
-          <w:lang w:eastAsia="zh-CN"/>
-        </w:rPr>
-        <w:t>Logic</w:t>
-      </w:r>
-      <w:proofErr w:type="spellEnd"/>
-      <w:r>
-        <w:rPr>
-          <w:lang w:eastAsia="zh-CN"/>
-        </w:rPr>
-        <w:t xml:space="preserve"> és a </w:t>
-      </w:r>
-      <w:proofErr w:type="spellStart"/>
-      <w:r>
-        <w:rPr>
-          <w:i/>
-          <w:iCs/>
-          <w:lang w:eastAsia="zh-CN"/>
-        </w:rPr>
-        <w:t>SevenWonders.AI.Model</w:t>
-      </w:r>
-      <w:proofErr w:type="spellEnd"/>
       <w:r>
         <w:rPr>
           <w:lang w:eastAsia="zh-CN"/>
@@ -9298,76 +6472,20 @@
         <w:rPr>
           <w:lang w:eastAsia="zh-CN"/>
         </w:rPr>
-        <w:t xml:space="preserve">A játékoslépések kezelését a </w:t>
-      </w:r>
-      <w:proofErr w:type="spellStart"/>
-      <w:r>
-        <w:rPr>
-          <w:lang w:eastAsia="zh-CN"/>
-        </w:rPr>
-        <w:t>NonPlayerActionReceiver</w:t>
-      </w:r>
-      <w:proofErr w:type="spellEnd"/>
-      <w:r>
-        <w:rPr>
-          <w:lang w:eastAsia="zh-CN"/>
-        </w:rPr>
-        <w:t xml:space="preserve"> osztály végzi, amely az </w:t>
-      </w:r>
-      <w:proofErr w:type="spellStart"/>
-      <w:r>
-        <w:rPr>
-          <w:lang w:eastAsia="zh-CN"/>
-        </w:rPr>
-        <w:t>IPlayerActionReceiver</w:t>
-      </w:r>
-      <w:proofErr w:type="spellEnd"/>
-      <w:r>
-        <w:rPr>
-          <w:lang w:eastAsia="zh-CN"/>
-        </w:rPr>
-        <w:t xml:space="preserve"> interfész implementációja. Ez a megoldás lehetővé teszi, hogy a mesterséges intelligencia és a különböző botok ugyanazon interfészen keresztül kapcsolódjanak a Game </w:t>
-      </w:r>
-      <w:proofErr w:type="spellStart"/>
-      <w:r>
-        <w:rPr>
-          <w:lang w:eastAsia="zh-CN"/>
-        </w:rPr>
-        <w:t>Logic</w:t>
-      </w:r>
-      <w:proofErr w:type="spellEnd"/>
-      <w:r>
-        <w:rPr>
-          <w:lang w:eastAsia="zh-CN"/>
-        </w:rPr>
-        <w:t xml:space="preserve"> komponenshez, biztosítva ezzel az egységes kezelési módot a tanítási folyamat során.</w:t>
-      </w:r>
-    </w:p>
-    <w:p>
-      <w:pPr>
-        <w:rPr>
-          <w:lang w:eastAsia="zh-CN"/>
-        </w:rPr>
-      </w:pPr>
-      <w:r>
-        <w:rPr>
-          <w:lang w:eastAsia="zh-CN"/>
-        </w:rPr>
-        <w:t xml:space="preserve">A komponens felépítése biztosítja, hogy a mesterséges intelligencia tanítása rugalmasan konfigurálható, bővíthető és a </w:t>
-      </w:r>
-      <w:proofErr w:type="spellStart"/>
-      <w:r>
-        <w:rPr>
-          <w:lang w:eastAsia="zh-CN"/>
-        </w:rPr>
-        <w:t>futásidejű</w:t>
-      </w:r>
-      <w:proofErr w:type="spellEnd"/>
-      <w:r>
-        <w:rPr>
-          <w:lang w:eastAsia="zh-CN"/>
-        </w:rPr>
-        <w:t xml:space="preserve"> rendszertől teljes mértékben elkülönült módon valósuljon meg.</w:t>
+        <w:t>A játékoslépések kezelését a NonPlayerActionReceiver osztály végzi, amely az IPlayerActionReceiver interfész implementációja. Ez a megoldás lehetővé teszi, hogy a mesterséges intelligencia és a különböző botok ugyanazon interfészen keresztül kapcsolódjanak a Game Logic komponenshez, biztosítva ezzel az egységes kezelési módot a tanítási folyamat során.</w:t>
+      </w:r>
+    </w:p>
+    <w:p>
+      <w:pPr>
+        <w:rPr>
+          <w:lang w:eastAsia="zh-CN"/>
+        </w:rPr>
+      </w:pPr>
+      <w:r>
+        <w:rPr>
+          <w:lang w:eastAsia="zh-CN"/>
+        </w:rPr>
+        <w:t>A komponens felépítése biztosítja, hogy a mesterséges intelligencia tanítása rugalmasan konfigurálható, bővíthető és a futásidejű rendszertől teljes mértékben elkülönült módon valósuljon meg.</w:t>
       </w:r>
     </w:p>
     <w:p>
@@ -9377,54 +6495,24 @@
           <w:lang w:eastAsia="zh-CN"/>
         </w:rPr>
       </w:pPr>
-      <w:proofErr w:type="spellStart"/>
       <w:r>
         <w:rPr>
           <w:lang w:eastAsia="zh-CN"/>
         </w:rPr>
         <w:t>Database</w:t>
       </w:r>
-      <w:proofErr w:type="spellEnd"/>
-    </w:p>
-    <w:p>
-      <w:pPr>
-        <w:rPr>
-          <w:lang w:eastAsia="zh-CN"/>
-        </w:rPr>
-      </w:pPr>
-      <w:r>
-        <w:rPr>
-          <w:lang w:eastAsia="zh-CN"/>
-        </w:rPr>
-        <w:t xml:space="preserve">A </w:t>
-      </w:r>
-      <w:proofErr w:type="spellStart"/>
-      <w:r>
-        <w:rPr>
-          <w:lang w:eastAsia="zh-CN"/>
-        </w:rPr>
-        <w:t>Database</w:t>
-      </w:r>
-      <w:proofErr w:type="spellEnd"/>
-      <w:r>
-        <w:rPr>
-          <w:lang w:eastAsia="zh-CN"/>
-        </w:rPr>
-        <w:t xml:space="preserve"> komponens a rendszer </w:t>
-      </w:r>
-      <w:proofErr w:type="spellStart"/>
-      <w:r>
-        <w:rPr>
-          <w:lang w:eastAsia="zh-CN"/>
-        </w:rPr>
-        <w:t>perzisztens</w:t>
-      </w:r>
-      <w:proofErr w:type="spellEnd"/>
-      <w:r>
-        <w:rPr>
-          <w:lang w:eastAsia="zh-CN"/>
-        </w:rPr>
-        <w:t xml:space="preserve"> adatainak tárolását biztosítja, és kizárólag a Web Server komponens által kerül használatra. Az adatbázishoz való hozzáférés teljes mértékben a szerveroldali logikán keresztül valósul meg, így a kliensoldali alkalmazások közvetlen adatbázis</w:t>
+    </w:p>
+    <w:p>
+      <w:pPr>
+        <w:rPr>
+          <w:lang w:eastAsia="zh-CN"/>
+        </w:rPr>
+      </w:pPr>
+      <w:r>
+        <w:rPr>
+          <w:lang w:eastAsia="zh-CN"/>
+        </w:rPr>
+        <w:t>A Database komponens a rendszer perzisztens adatainak tárolását biztosítja, és kizárólag a Web Server komponens által kerül használatra. Az adatbázishoz való hozzáférés teljes mértékben a szerveroldali logikán keresztül valósul meg, így a kliensoldali alkalmazások közvetlen adatbázis</w:t>
       </w:r>
       <w:r>
         <w:rPr>
@@ -9444,35 +6532,7 @@
         <w:rPr>
           <w:lang w:eastAsia="zh-CN"/>
         </w:rPr>
-        <w:t xml:space="preserve">Az adatkezelés Microsoft </w:t>
-      </w:r>
-      <w:proofErr w:type="spellStart"/>
-      <w:r>
-        <w:rPr>
-          <w:lang w:eastAsia="zh-CN"/>
-        </w:rPr>
-        <w:t>Entity</w:t>
-      </w:r>
-      <w:proofErr w:type="spellEnd"/>
-      <w:r>
-        <w:rPr>
-          <w:lang w:eastAsia="zh-CN"/>
-        </w:rPr>
-        <w:t xml:space="preserve"> Framework </w:t>
-      </w:r>
-      <w:proofErr w:type="spellStart"/>
-      <w:r>
-        <w:rPr>
-          <w:lang w:eastAsia="zh-CN"/>
-        </w:rPr>
-        <w:t>Core</w:t>
-      </w:r>
-      <w:proofErr w:type="spellEnd"/>
-      <w:r>
-        <w:rPr>
-          <w:lang w:eastAsia="zh-CN"/>
-        </w:rPr>
-        <w:t xml:space="preserve"> használatával történik, amely objektumrelációs leképezést biztosít a szerveroldali modellréteg és az adatbázis között. Ez a megoldás lehetővé teszi az adatszerkezetek típusbiztos kezelését, valamint az adatbázis</w:t>
+        <w:t>Az adatkezelés Microsoft Entity Framework Core használatával történik, amely objektumrelációs leképezést biztosít a szerveroldali modellréteg és az adatbázis között. Ez a megoldás lehetővé teszi az adatszerkezetek típusbiztos kezelését, valamint az adatbázis</w:t>
       </w:r>
       <w:r>
         <w:rPr>
@@ -9506,104 +6566,34 @@
           <w:lang w:eastAsia="zh-CN"/>
         </w:rPr>
         <w:lastRenderedPageBreak/>
-        <w:t xml:space="preserve">Az adatbáziskapcsolat konfigurációja külső konfigurációs fájlban kerül meghatározásra, ahol az alkalmazás a szükséges </w:t>
-      </w:r>
-      <w:proofErr w:type="spellStart"/>
-      <w:r>
-        <w:rPr>
-          <w:lang w:eastAsia="zh-CN"/>
-        </w:rPr>
-        <w:t>connection</w:t>
-      </w:r>
-      <w:proofErr w:type="spellEnd"/>
-      <w:r>
-        <w:rPr>
-          <w:lang w:eastAsia="zh-CN"/>
-        </w:rPr>
-        <w:t xml:space="preserve"> </w:t>
-      </w:r>
-      <w:proofErr w:type="spellStart"/>
-      <w:r>
-        <w:rPr>
-          <w:lang w:eastAsia="zh-CN"/>
-        </w:rPr>
-        <w:t>string</w:t>
+        <w:t>Az adatbáziskapcsolat konfigurációja külső konfigurációs fájlban kerül meghatározásra, ahol az alkalmazás a szükséges connection string</w:t>
       </w:r>
       <w:r>
         <w:rPr>
           <w:lang w:eastAsia="zh-CN"/>
         </w:rPr>
         <w:noBreakHyphen/>
-        <w:t>et</w:t>
-      </w:r>
-      <w:proofErr w:type="spellEnd"/>
-      <w:r>
-        <w:rPr>
-          <w:lang w:eastAsia="zh-CN"/>
-        </w:rPr>
-        <w:t xml:space="preserve"> olvassa be a futás során. Ennek köszönhetően az adatbázis</w:t>
+        <w:t>et olvassa be a futás során. Ennek köszönhetően az adatbázis</w:t>
       </w:r>
       <w:r>
         <w:rPr>
           <w:lang w:eastAsia="zh-CN"/>
         </w:rPr>
         <w:noBreakHyphen/>
-        <w:t xml:space="preserve">környezet rugalmasan módosítható, </w:t>
-      </w:r>
-      <w:proofErr w:type="gramStart"/>
-      <w:r>
-        <w:rPr>
-          <w:lang w:eastAsia="zh-CN"/>
-        </w:rPr>
-        <w:t>anélkül</w:t>
-      </w:r>
-      <w:proofErr w:type="gramEnd"/>
-      <w:r>
-        <w:rPr>
-          <w:lang w:eastAsia="zh-CN"/>
-        </w:rPr>
-        <w:t xml:space="preserve"> hogy a forráskód megváltoztatására lenne szükség.</w:t>
-      </w:r>
-    </w:p>
-    <w:p>
-      <w:pPr>
-        <w:rPr>
-          <w:lang w:eastAsia="zh-CN"/>
-        </w:rPr>
-      </w:pPr>
-      <w:r>
-        <w:rPr>
-          <w:lang w:eastAsia="zh-CN"/>
-        </w:rPr>
-        <w:t xml:space="preserve">A </w:t>
-      </w:r>
-      <w:proofErr w:type="spellStart"/>
-      <w:r>
-        <w:rPr>
-          <w:lang w:eastAsia="zh-CN"/>
-        </w:rPr>
-        <w:t>Database</w:t>
-      </w:r>
-      <w:proofErr w:type="spellEnd"/>
-      <w:r>
-        <w:rPr>
-          <w:lang w:eastAsia="zh-CN"/>
-        </w:rPr>
-        <w:t xml:space="preserve"> komponens elkülönítése biztosítja, hogy az adattárolás részletei rejtve maradjanak a játéklogikai és kliensoldali komponensek elől, ezáltal a rendszer </w:t>
-      </w:r>
-      <w:proofErr w:type="spellStart"/>
-      <w:r>
-        <w:rPr>
-          <w:lang w:eastAsia="zh-CN"/>
-        </w:rPr>
-        <w:t>architekturális</w:t>
-      </w:r>
-      <w:proofErr w:type="spellEnd"/>
-      <w:r>
-        <w:rPr>
-          <w:lang w:eastAsia="zh-CN"/>
-        </w:rPr>
-        <w:t xml:space="preserve"> felépítése tiszta és jól skálázható marad.</w:t>
+        <w:t>környezet rugalmasan módosítható, anélkül hogy a forráskód megváltoztatására lenne szükség.</w:t>
+      </w:r>
+    </w:p>
+    <w:p>
+      <w:pPr>
+        <w:rPr>
+          <w:lang w:eastAsia="zh-CN"/>
+        </w:rPr>
+      </w:pPr>
+      <w:r>
+        <w:rPr>
+          <w:lang w:eastAsia="zh-CN"/>
+        </w:rPr>
+        <w:t>A Database komponens elkülönítése biztosítja, hogy az adattárolás részletei rejtve maradjanak a játéklogikai és kliensoldali komponensek elől, ezáltal a rendszer architekturális felépítése tiszta és jól skálázható marad.</w:t>
       </w:r>
     </w:p>
     <w:p>
@@ -9613,14 +6603,14 @@
           <w:lang w:eastAsia="zh-CN"/>
         </w:rPr>
       </w:pPr>
-      <w:bookmarkStart w:id="25" w:name="_Toc228127147"/>
+      <w:bookmarkStart w:id="24" w:name="_Toc228127147"/>
       <w:r>
         <w:rPr>
           <w:lang w:eastAsia="zh-CN"/>
         </w:rPr>
         <w:t>Osztálydiagramok</w:t>
       </w:r>
-      <w:bookmarkEnd w:id="25"/>
+      <w:bookmarkEnd w:id="24"/>
     </w:p>
     <w:p>
       <w:pPr>
@@ -9642,16 +6632,12 @@
           <w:lang w:eastAsia="zh-CN"/>
         </w:rPr>
       </w:pPr>
-      <w:proofErr w:type="spellStart"/>
-      <w:proofErr w:type="gramStart"/>
       <w:r>
         <w:rPr>
           <w:lang w:eastAsia="zh-CN"/>
         </w:rPr>
         <w:t>SevenWonders.Game.Logic</w:t>
       </w:r>
-      <w:proofErr w:type="spellEnd"/>
-      <w:proofErr w:type="gramEnd"/>
     </w:p>
     <w:p>
       <w:pPr>
@@ -9724,98 +6710,14 @@
         <w:rPr>
           <w:lang w:eastAsia="zh-CN"/>
         </w:rPr>
-        <w:t xml:space="preserve">A fenti diagram a Game </w:t>
-      </w:r>
-      <w:proofErr w:type="spellStart"/>
-      <w:r>
-        <w:rPr>
-          <w:lang w:eastAsia="zh-CN"/>
-        </w:rPr>
-        <w:t>Logic</w:t>
-      </w:r>
-      <w:proofErr w:type="spellEnd"/>
-      <w:r>
-        <w:rPr>
-          <w:lang w:eastAsia="zh-CN"/>
-        </w:rPr>
-        <w:t xml:space="preserve"> projekt főbb osztályait mutatja be, amelyek a játékmenet magas szintű irányításáért felelősek. A Game osztály implementálja az </w:t>
-      </w:r>
-      <w:proofErr w:type="spellStart"/>
-      <w:r>
-        <w:rPr>
-          <w:lang w:eastAsia="zh-CN"/>
-        </w:rPr>
-        <w:t>IGame</w:t>
-      </w:r>
-      <w:proofErr w:type="spellEnd"/>
-      <w:r>
-        <w:rPr>
-          <w:lang w:eastAsia="zh-CN"/>
-        </w:rPr>
-        <w:t xml:space="preserve"> interfészt, és a játék teljes életciklusát kezeli, beleértve az inicializálást és a játékmenet futtatását. A játék állapotkezelése a </w:t>
-      </w:r>
-      <w:proofErr w:type="spellStart"/>
-      <w:r>
-        <w:rPr>
-          <w:lang w:eastAsia="zh-CN"/>
-        </w:rPr>
-        <w:t>State</w:t>
-      </w:r>
-      <w:proofErr w:type="spellEnd"/>
-      <w:r>
-        <w:rPr>
-          <w:lang w:eastAsia="zh-CN"/>
-        </w:rPr>
-        <w:t xml:space="preserve"> tervezési mintát követi: a Game osztály egy aktuális </w:t>
-      </w:r>
-      <w:proofErr w:type="spellStart"/>
-      <w:r>
-        <w:rPr>
-          <w:lang w:eastAsia="zh-CN"/>
-        </w:rPr>
-        <w:t>IGameState</w:t>
-      </w:r>
-      <w:proofErr w:type="spellEnd"/>
-      <w:r>
-        <w:rPr>
-          <w:lang w:eastAsia="zh-CN"/>
-        </w:rPr>
-        <w:t xml:space="preserve"> </w:t>
+        <w:t xml:space="preserve">A fenti diagram a Game Logic projekt főbb osztályait mutatja be, amelyek a játékmenet magas szintű irányításáért felelősek. A Game osztály implementálja az IGame interfészt, és a játék teljes életciklusát kezeli, beleértve az inicializálást és a játékmenet futtatását. A játék állapotkezelése a State tervezési mintát követi: a Game osztály egy aktuális IGameState </w:t>
       </w:r>
       <w:r>
         <w:rPr>
           <w:lang w:eastAsia="zh-CN"/>
         </w:rPr>
         <w:lastRenderedPageBreak/>
-        <w:t xml:space="preserve">példányra hivatkozik, amely meghatározza az adott játékszakasz viselkedését. A </w:t>
-      </w:r>
-      <w:proofErr w:type="spellStart"/>
-      <w:r>
-        <w:rPr>
-          <w:lang w:eastAsia="zh-CN"/>
-        </w:rPr>
-        <w:t>GameContext</w:t>
-      </w:r>
-      <w:proofErr w:type="spellEnd"/>
-      <w:r>
-        <w:rPr>
-          <w:lang w:eastAsia="zh-CN"/>
-        </w:rPr>
-        <w:t xml:space="preserve"> osztály implementálja az </w:t>
-      </w:r>
-      <w:proofErr w:type="spellStart"/>
-      <w:r>
-        <w:rPr>
-          <w:lang w:eastAsia="zh-CN"/>
-        </w:rPr>
-        <w:t>IGameContext</w:t>
-      </w:r>
-      <w:proofErr w:type="spellEnd"/>
-      <w:r>
-        <w:rPr>
-          <w:lang w:eastAsia="zh-CN"/>
-        </w:rPr>
-        <w:t xml:space="preserve"> interfészt, és a játékmenet során használt központi kontextus objektumként szolgál, amely hozzáférést biztosít a szükséges komponensekhez.</w:t>
+        <w:t>példányra hivatkozik, amely meghatározza az adott játékszakasz viselkedését. A GameContext osztály implementálja az IGameContext interfészt, és a játékmenet során használt központi kontextus objektumként szolgál, amely hozzáférést biztosít a szükséges komponensekhez.</w:t>
       </w:r>
     </w:p>
     <w:p>
@@ -9889,119 +6791,7 @@
         <w:rPr>
           <w:lang w:eastAsia="zh-CN"/>
         </w:rPr>
-        <w:t xml:space="preserve">Az ábra a játékos körön belüli állapotokat mutatja be az </w:t>
-      </w:r>
-      <w:proofErr w:type="spellStart"/>
-      <w:r>
-        <w:rPr>
-          <w:lang w:eastAsia="zh-CN"/>
-        </w:rPr>
-        <w:t>IPlayerTurnState</w:t>
-      </w:r>
-      <w:proofErr w:type="spellEnd"/>
-      <w:r>
-        <w:rPr>
-          <w:lang w:eastAsia="zh-CN"/>
-        </w:rPr>
-        <w:t xml:space="preserve"> interfész és annak implementációi segítségével, amelyeket az előző diagramon szereplő </w:t>
-      </w:r>
-      <w:proofErr w:type="spellStart"/>
-      <w:r>
-        <w:rPr>
-          <w:lang w:eastAsia="zh-CN"/>
-        </w:rPr>
-        <w:t>PlayingState</w:t>
-      </w:r>
-      <w:proofErr w:type="spellEnd"/>
-      <w:r>
-        <w:rPr>
-          <w:lang w:eastAsia="zh-CN"/>
-        </w:rPr>
-        <w:t xml:space="preserve"> osztály használ. Ezek az állapotok a játékos körén belüli különböző fázisokat reprezentálják. A diagramon látható továbbá több, a játékmenetet támogató komponens is: az </w:t>
-      </w:r>
-      <w:proofErr w:type="spellStart"/>
-      <w:r>
-        <w:rPr>
-          <w:lang w:eastAsia="zh-CN"/>
-        </w:rPr>
-        <w:t>AgeHandler</w:t>
-      </w:r>
-      <w:proofErr w:type="spellEnd"/>
-      <w:r>
-        <w:rPr>
-          <w:lang w:eastAsia="zh-CN"/>
-        </w:rPr>
-        <w:t xml:space="preserve"> az egyes korok közötti átmenetek kezeléséért felel, a </w:t>
-      </w:r>
-      <w:proofErr w:type="spellStart"/>
-      <w:r>
-        <w:rPr>
-          <w:lang w:eastAsia="zh-CN"/>
-        </w:rPr>
-        <w:t>TurnHandler</w:t>
-      </w:r>
-      <w:proofErr w:type="spellEnd"/>
-      <w:r>
-        <w:rPr>
-          <w:lang w:eastAsia="zh-CN"/>
-        </w:rPr>
-        <w:t xml:space="preserve"> a soron következő játékos meghatározását végzi, míg a </w:t>
-      </w:r>
-      <w:proofErr w:type="spellStart"/>
-      <w:r>
-        <w:rPr>
-          <w:lang w:eastAsia="zh-CN"/>
-        </w:rPr>
-        <w:t>CostCalculator</w:t>
-      </w:r>
-      <w:proofErr w:type="spellEnd"/>
-      <w:r>
-        <w:rPr>
-          <w:lang w:eastAsia="zh-CN"/>
-        </w:rPr>
-        <w:t xml:space="preserve"> a kártyák és csodák megvásárolhatóságát számolja ki. A </w:t>
-      </w:r>
-      <w:proofErr w:type="spellStart"/>
-      <w:r>
-        <w:rPr>
-          <w:lang w:eastAsia="zh-CN"/>
-        </w:rPr>
-        <w:t>PlayerActionHandler</w:t>
-      </w:r>
-      <w:proofErr w:type="spellEnd"/>
-      <w:r>
-        <w:rPr>
-          <w:lang w:eastAsia="zh-CN"/>
-        </w:rPr>
-        <w:t xml:space="preserve"> a játékosok akcióinak feldolgozását végzi, a </w:t>
-      </w:r>
-      <w:proofErr w:type="spellStart"/>
-      <w:r>
-        <w:rPr>
-          <w:lang w:eastAsia="zh-CN"/>
-        </w:rPr>
-        <w:t>ChooseWonderHandler</w:t>
-      </w:r>
-      <w:proofErr w:type="spellEnd"/>
-      <w:r>
-        <w:rPr>
-          <w:lang w:eastAsia="zh-CN"/>
-        </w:rPr>
-        <w:t xml:space="preserve"> pedig a játék elején a csodák kiválasztását kezeli, amelyet az előző ábrán szereplő </w:t>
-      </w:r>
-      <w:proofErr w:type="spellStart"/>
-      <w:r>
-        <w:rPr>
-          <w:lang w:eastAsia="zh-CN"/>
-        </w:rPr>
-        <w:t>ChooseWonderState</w:t>
-      </w:r>
-      <w:proofErr w:type="spellEnd"/>
-      <w:r>
-        <w:rPr>
-          <w:lang w:eastAsia="zh-CN"/>
-        </w:rPr>
-        <w:t xml:space="preserve"> használ. A diagramon szereplő osztályok mindegyike interfészen keresztül kerül használatra, elősegítve a laza csatolást és a bővíthetőséget.</w:t>
+        <w:t>Az ábra a játékos körön belüli állapotokat mutatja be az IPlayerTurnState interfész és annak implementációi segítségével, amelyeket az előző diagramon szereplő PlayingState osztály használ. Ezek az állapotok a játékos körén belüli különböző fázisokat reprezentálják. A diagramon látható továbbá több, a játékmenetet támogató komponens is: az AgeHandler az egyes korok közötti átmenetek kezeléséért felel, a TurnHandler a soron következő játékos meghatározását végzi, míg a CostCalculator a kártyák és csodák megvásárolhatóságát számolja ki. A PlayerActionHandler a játékosok akcióinak feldolgozását végzi, a ChooseWonderHandler pedig a játék elején a csodák kiválasztását kezeli, amelyet az előző ábrán szereplő ChooseWonderState használ. A diagramon szereplő osztályok mindegyike interfészen keresztül kerül használatra, elősegítve a laza csatolást és a bővíthetőséget.</w:t>
       </w:r>
     </w:p>
     <w:p>
@@ -10076,34 +6866,81 @@
         <w:rPr>
           <w:lang w:eastAsia="zh-CN"/>
         </w:rPr>
-        <w:t xml:space="preserve">Az ábra a különböző korokat reprezentáló osztályokat tartalmazza. Az </w:t>
-      </w:r>
-      <w:proofErr w:type="spellStart"/>
-      <w:r>
-        <w:rPr>
-          <w:lang w:eastAsia="zh-CN"/>
-        </w:rPr>
-        <w:t>AgesEnum</w:t>
-      </w:r>
-      <w:proofErr w:type="spellEnd"/>
-      <w:r>
-        <w:rPr>
-          <w:lang w:eastAsia="zh-CN"/>
-        </w:rPr>
-        <w:t xml:space="preserve"> enumeráció biztosítja a korok egyértelmű azonosítását, így a vezérlési logika nem igényel konkrét osztálytípusok ellenőrzését vagy feltételes elágazásokat az egyes korok alapján.</w:t>
-      </w:r>
-    </w:p>
-    <w:p>
-      <w:pPr>
-        <w:rPr>
-          <w:lang w:eastAsia="zh-CN"/>
-        </w:rPr>
-      </w:pPr>
+        <w:t>Az ábra a különböző korokat reprezentáló osztályokat tartalmazza. Az AgesEnum enumeráció biztosítja a korok egyértelmű azonosítását, így a vezérlési logika nem igényel konkrét osztálytípusok ellenőrzését vagy feltételes elágazásokat</w:t>
+      </w:r>
       <w:r>
         <w:rPr>
           <w:noProof/>
           <w:lang w:eastAsia="zh-CN"/>
         </w:rPr>
+        <w:drawing>
+          <wp:inline distT="0" distB="0" distL="0" distR="0" wp14:anchorId="39C85E4F" wp14:editId="4D99394B">
+            <wp:extent cx="5760720" cy="4183380"/>
+            <wp:effectExtent l="0" t="0" r="0" b="7620"/>
+            <wp:docPr id="1803425799" name="Picture 1"/>
+            <wp:cNvGraphicFramePr>
+              <a:graphicFrameLocks xmlns:a="http://schemas.openxmlformats.org/drawingml/2006/main" noChangeAspect="1"/>
+            </wp:cNvGraphicFramePr>
+            <a:graphic xmlns:a="http://schemas.openxmlformats.org/drawingml/2006/main">
+              <a:graphicData uri="http://schemas.openxmlformats.org/drawingml/2006/picture">
+                <pic:pic xmlns:pic="http://schemas.openxmlformats.org/drawingml/2006/picture">
+                  <pic:nvPicPr>
+                    <pic:cNvPr id="0" name="Picture 1"/>
+                    <pic:cNvPicPr>
+                      <a:picLocks noChangeAspect="1" noChangeArrowheads="1"/>
+                    </pic:cNvPicPr>
+                  </pic:nvPicPr>
+                  <pic:blipFill>
+                    <a:blip r:embed="rId17">
+                      <a:extLst>
+                        <a:ext uri="{28A0092B-C50C-407E-A947-70E740481C1C}">
+                          <a14:useLocalDpi xmlns:a14="http://schemas.microsoft.com/office/drawing/2010/main" val="0"/>
+                        </a:ext>
+                      </a:extLst>
+                    </a:blip>
+                    <a:srcRect/>
+                    <a:stretch>
+                      <a:fillRect/>
+                    </a:stretch>
+                  </pic:blipFill>
+                  <pic:spPr bwMode="auto">
+                    <a:xfrm>
+                      <a:off x="0" y="0"/>
+                      <a:ext cx="5760720" cy="4183380"/>
+                    </a:xfrm>
+                    <a:prstGeom prst="rect">
+                      <a:avLst/>
+                    </a:prstGeom>
+                    <a:noFill/>
+                    <a:ln>
+                      <a:noFill/>
+                    </a:ln>
+                  </pic:spPr>
+                </pic:pic>
+              </a:graphicData>
+            </a:graphic>
+          </wp:inline>
+        </w:drawing>
+      </w:r>
+      <w:r>
+        <w:rPr>
+          <w:lang w:eastAsia="zh-CN"/>
+        </w:rPr>
+        <w:t xml:space="preserve"> az egyes korok alapján.</w:t>
+      </w:r>
+    </w:p>
+    <w:p>
+      <w:pPr>
+        <w:rPr>
+          <w:lang w:eastAsia="zh-CN"/>
+        </w:rPr>
+      </w:pPr>
+      <w:r>
+        <w:rPr>
+          <w:noProof/>
+          <w:lang w:eastAsia="zh-CN"/>
+        </w:rPr>
+        <w:lastRenderedPageBreak/>
         <w:drawing>
           <wp:inline distT="0" distB="0" distL="0" distR="0" wp14:anchorId="12F075CC" wp14:editId="2042EBAB">
             <wp:extent cx="5749925" cy="2304415"/>
@@ -10122,7 +6959,7 @@
                     </pic:cNvPicPr>
                   </pic:nvPicPr>
                   <pic:blipFill>
-                    <a:blip r:embed="rId17" cstate="print">
+                    <a:blip r:embed="rId18" cstate="print">
                       <a:extLst>
                         <a:ext uri="{28A0092B-C50C-407E-A947-70E740481C1C}">
                           <a14:useLocalDpi xmlns:a14="http://schemas.microsoft.com/office/drawing/2010/main" val="0"/>
@@ -10164,69 +7001,13 @@
         <w:rPr>
           <w:lang w:eastAsia="zh-CN"/>
         </w:rPr>
-        <w:t xml:space="preserve">Az ábra a játék különböző játékelemeket reprezentáló osztályait mutatja be. A diagram tartalmazza az egyes kártyatípusok felépítését, valamint azok belső kapcsolatait kompozíciós viszonyokon keresztül. A játékost reprezentáló </w:t>
-      </w:r>
-      <w:proofErr w:type="spellStart"/>
-      <w:r>
-        <w:rPr>
-          <w:lang w:eastAsia="zh-CN"/>
-        </w:rPr>
-        <w:t>Player</w:t>
-      </w:r>
-      <w:proofErr w:type="spellEnd"/>
-      <w:r>
-        <w:rPr>
-          <w:lang w:eastAsia="zh-CN"/>
-        </w:rPr>
-        <w:t xml:space="preserve"> osztály szintén megjelenik, amely a játékmenet során a játékoshoz tartozó játékelemeket kezeli. Az ábrán látható továbbá a </w:t>
-      </w:r>
-      <w:proofErr w:type="spellStart"/>
-      <w:r>
-        <w:rPr>
-          <w:lang w:eastAsia="zh-CN"/>
-        </w:rPr>
-        <w:t>PlayerProperties</w:t>
-      </w:r>
-      <w:proofErr w:type="spellEnd"/>
-      <w:r>
-        <w:rPr>
-          <w:lang w:eastAsia="zh-CN"/>
-        </w:rPr>
-        <w:t xml:space="preserve"> osztály, amely a játék során kiszámított tulajdonságokat foglalja össze. Ezt az objektumot a </w:t>
-      </w:r>
-      <w:proofErr w:type="spellStart"/>
-      <w:r>
-        <w:rPr>
-          <w:lang w:eastAsia="zh-CN"/>
-        </w:rPr>
-        <w:t>Player</w:t>
-      </w:r>
-      <w:proofErr w:type="spellEnd"/>
-      <w:r>
-        <w:rPr>
-          <w:lang w:eastAsia="zh-CN"/>
-        </w:rPr>
-        <w:t xml:space="preserve"> osztály</w:t>
-      </w:r>
-      <w:r>
-        <w:rPr>
-          <w:lang w:eastAsia="zh-CN"/>
-        </w:rPr>
-        <w:t xml:space="preserve"> </w:t>
-      </w:r>
-      <w:proofErr w:type="spellStart"/>
-      <w:r>
-        <w:rPr>
-          <w:lang w:eastAsia="zh-CN"/>
-        </w:rPr>
-        <w:t>GetPlayerProperties</w:t>
-      </w:r>
-      <w:proofErr w:type="spellEnd"/>
-      <w:r>
-        <w:rPr>
-          <w:lang w:eastAsia="zh-CN"/>
-        </w:rPr>
-        <w:t xml:space="preserve"> </w:t>
+        <w:t>Az ábra a játék különböző játékelemeket reprezentáló osztályait mutatja be. A diagram tartalmazza az egyes kártyatípusok felépítését, valamint azok belső kapcsolatait kompozíciós viszonyokon keresztül. A játékost reprezentáló Player osztály szintén megjelenik, amely a játékmenet során a játékoshoz tartozó játékelemeket kezeli. Az ábrán látható továbbá a PlayerProperties osztály, amely a játék során kiszámított tulajdonságokat foglalja össze. Ezt az objektumot a Player osztály</w:t>
+      </w:r>
+      <w:r>
+        <w:rPr>
+          <w:lang w:eastAsia="zh-CN"/>
+        </w:rPr>
+        <w:t xml:space="preserve"> GetPlayerProperties </w:t>
       </w:r>
       <w:r>
         <w:rPr>
@@ -10246,7 +7027,6 @@
           <w:noProof/>
           <w:lang w:eastAsia="zh-CN"/>
         </w:rPr>
-        <w:lastRenderedPageBreak/>
         <w:drawing>
           <wp:inline distT="0" distB="0" distL="0" distR="0" wp14:anchorId="099D13D5" wp14:editId="6B457A27">
             <wp:extent cx="5753100" cy="3740150"/>
@@ -10265,7 +7045,7 @@
                     </pic:cNvPicPr>
                   </pic:nvPicPr>
                   <pic:blipFill>
-                    <a:blip r:embed="rId18">
+                    <a:blip r:embed="rId19">
                       <a:extLst>
                         <a:ext uri="{28A0092B-C50C-407E-A947-70E740481C1C}">
                           <a14:useLocalDpi xmlns:a14="http://schemas.microsoft.com/office/drawing/2010/main" val="0"/>
@@ -10307,98 +7087,15 @@
         <w:rPr>
           <w:lang w:eastAsia="zh-CN"/>
         </w:rPr>
-        <w:t xml:space="preserve">A jelenlegi ábra a különböző játékelemeket kezelő lista interfészeket, valamint az ezek létrehozásáért felelős </w:t>
-      </w:r>
-      <w:proofErr w:type="spellStart"/>
-      <w:r>
-        <w:rPr>
-          <w:lang w:eastAsia="zh-CN"/>
-        </w:rPr>
-        <w:t>factory</w:t>
-      </w:r>
-      <w:proofErr w:type="spellEnd"/>
-      <w:r>
-        <w:rPr>
-          <w:lang w:eastAsia="zh-CN"/>
-        </w:rPr>
-        <w:t xml:space="preserve"> osztályokat mutatja be. Az </w:t>
-      </w:r>
-      <w:proofErr w:type="spellStart"/>
-      <w:r>
-        <w:rPr>
-          <w:lang w:eastAsia="zh-CN"/>
-        </w:rPr>
-        <w:t>IGameElements</w:t>
-      </w:r>
-      <w:proofErr w:type="spellEnd"/>
-      <w:r>
-        <w:rPr>
-          <w:lang w:eastAsia="zh-CN"/>
-        </w:rPr>
-        <w:t xml:space="preserve"> interfész központi hozzáférési pontot biztosít a játék során használt játékelem</w:t>
+        <w:lastRenderedPageBreak/>
+        <w:t>A jelenlegi ábra a különböző játékelemeket kezelő lista interfészeket, valamint az ezek létrehozásáért felelős factory osztályokat mutatja be. Az IGameElements interfész központi hozzáférési pontot biztosít a játék során használt játékelem</w:t>
       </w:r>
       <w:r>
         <w:rPr>
           <w:lang w:eastAsia="zh-CN"/>
         </w:rPr>
         <w:noBreakHyphen/>
-        <w:t xml:space="preserve">gyűjteményekhez. A </w:t>
-      </w:r>
-      <w:proofErr w:type="spellStart"/>
-      <w:r>
-        <w:rPr>
-          <w:lang w:eastAsia="zh-CN"/>
-        </w:rPr>
-        <w:t>ResetElements</w:t>
-      </w:r>
-      <w:proofErr w:type="spellEnd"/>
-      <w:r>
-        <w:rPr>
-          <w:lang w:eastAsia="zh-CN"/>
-        </w:rPr>
-        <w:t xml:space="preserve"> metódus feladata ezen elemek </w:t>
-      </w:r>
-      <w:proofErr w:type="spellStart"/>
-      <w:r>
-        <w:rPr>
-          <w:lang w:eastAsia="zh-CN"/>
-        </w:rPr>
-        <w:t>újrainicializálása</w:t>
-      </w:r>
-      <w:proofErr w:type="spellEnd"/>
-      <w:r>
-        <w:rPr>
-          <w:lang w:eastAsia="zh-CN"/>
-        </w:rPr>
-        <w:t xml:space="preserve">, amelyet a megfelelő </w:t>
-      </w:r>
-      <w:proofErr w:type="spellStart"/>
-      <w:r>
-        <w:rPr>
-          <w:lang w:eastAsia="zh-CN"/>
-        </w:rPr>
-        <w:t>factory</w:t>
-      </w:r>
-      <w:proofErr w:type="spellEnd"/>
-      <w:r>
-        <w:rPr>
-          <w:lang w:eastAsia="zh-CN"/>
-        </w:rPr>
-        <w:t xml:space="preserve"> osztályokon keresztül végez el, biztosítva az egységes és elkülönített </w:t>
-      </w:r>
-      <w:proofErr w:type="spellStart"/>
-      <w:r>
-        <w:rPr>
-          <w:lang w:eastAsia="zh-CN"/>
-        </w:rPr>
-        <w:t>példányosítást</w:t>
-      </w:r>
-      <w:proofErr w:type="spellEnd"/>
-      <w:r>
-        <w:rPr>
-          <w:lang w:eastAsia="zh-CN"/>
-        </w:rPr>
-        <w:t>.</w:t>
+        <w:t>gyűjteményekhez. A ResetElements metódus feladata ezen elemek újrainicializálása, amelyet a megfelelő factory osztályokon keresztül végez el, biztosítva az egységes és elkülönített példányosítást.</w:t>
       </w:r>
     </w:p>
     <w:p>
@@ -10432,7 +7129,7 @@
                     </pic:cNvPicPr>
                   </pic:nvPicPr>
                   <pic:blipFill>
-                    <a:blip r:embed="rId19">
+                    <a:blip r:embed="rId20">
                       <a:extLst>
                         <a:ext uri="{28A0092B-C50C-407E-A947-70E740481C1C}">
                           <a14:useLocalDpi xmlns:a14="http://schemas.microsoft.com/office/drawing/2010/main" val="0"/>
@@ -10474,84 +7171,14 @@
         <w:rPr>
           <w:lang w:eastAsia="zh-CN"/>
         </w:rPr>
-        <w:t xml:space="preserve">Ez az ábra a kártyakompozíció felépítését reprezentáló osztályokat, valamint azok létrehozásáért felelős </w:t>
-      </w:r>
-      <w:proofErr w:type="spellStart"/>
-      <w:r>
-        <w:rPr>
-          <w:lang w:eastAsia="zh-CN"/>
-        </w:rPr>
-        <w:t>factory</w:t>
-      </w:r>
-      <w:proofErr w:type="spellEnd"/>
-      <w:r>
-        <w:rPr>
-          <w:lang w:eastAsia="zh-CN"/>
-        </w:rPr>
-        <w:t xml:space="preserve"> osztályokat mutatja be. A </w:t>
-      </w:r>
-      <w:proofErr w:type="spellStart"/>
-      <w:r>
-        <w:rPr>
-          <w:lang w:eastAsia="zh-CN"/>
-        </w:rPr>
-        <w:t>CardComposition</w:t>
-      </w:r>
-      <w:proofErr w:type="spellEnd"/>
-      <w:r>
-        <w:rPr>
-          <w:lang w:eastAsia="zh-CN"/>
-        </w:rPr>
-        <w:t xml:space="preserve"> osztály </w:t>
-      </w:r>
-      <w:proofErr w:type="spellStart"/>
-      <w:r>
-        <w:rPr>
-          <w:lang w:eastAsia="zh-CN"/>
-        </w:rPr>
-        <w:t>CardNode</w:t>
-      </w:r>
-      <w:proofErr w:type="spellEnd"/>
-      <w:r>
-        <w:rPr>
-          <w:lang w:eastAsia="zh-CN"/>
-        </w:rPr>
-        <w:t xml:space="preserve"> elemeket tartalmaz, míg a </w:t>
-      </w:r>
-      <w:proofErr w:type="spellStart"/>
-      <w:r>
-        <w:rPr>
-          <w:lang w:eastAsia="zh-CN"/>
-        </w:rPr>
-        <w:t>CardNode</w:t>
-      </w:r>
-      <w:proofErr w:type="spellEnd"/>
-      <w:r>
-        <w:rPr>
-          <w:lang w:eastAsia="zh-CN"/>
-        </w:rPr>
-        <w:t xml:space="preserve"> osztály meghatározza azokat a további </w:t>
-      </w:r>
-      <w:proofErr w:type="spellStart"/>
-      <w:r>
-        <w:rPr>
-          <w:lang w:eastAsia="zh-CN"/>
-        </w:rPr>
-        <w:t>CardNode</w:t>
+        <w:t>Ez az ábra a kártyakompozíció felépítését reprezentáló osztályokat, valamint azok létrehozásáért felelős factory osztályokat mutatja be. A CardComposition osztály CardNode elemeket tartalmaz, míg a CardNode osztály meghatározza azokat a további CardNode</w:t>
       </w:r>
       <w:r>
         <w:rPr>
           <w:lang w:eastAsia="zh-CN"/>
         </w:rPr>
         <w:noBreakHyphen/>
-        <w:t>okat</w:t>
-      </w:r>
-      <w:proofErr w:type="spellEnd"/>
-      <w:r>
-        <w:rPr>
-          <w:lang w:eastAsia="zh-CN"/>
-        </w:rPr>
-        <w:t>, amelyek az adott kártyát lefedik. Ennek köszönhetően a két osztály együttesen a kártyák elrendezését leíró gráfstruktúrát alkot.</w:t>
+        <w:t>okat, amelyek az adott kártyát lefedik. Ennek köszönhetően a két osztály együttesen a kártyák elrendezését leíró gráfstruktúrát alkot.</w:t>
       </w:r>
     </w:p>
     <w:p>
@@ -10565,7 +7192,6 @@
           <w:noProof/>
           <w:lang w:eastAsia="zh-CN"/>
         </w:rPr>
-        <w:lastRenderedPageBreak/>
         <w:drawing>
           <wp:inline distT="0" distB="0" distL="0" distR="0" wp14:anchorId="024A80E4" wp14:editId="6C4AC867">
             <wp:extent cx="5753100" cy="2146300"/>
@@ -10584,7 +7210,7 @@
                     </pic:cNvPicPr>
                   </pic:nvPicPr>
                   <pic:blipFill>
-                    <a:blip r:embed="rId20">
+                    <a:blip r:embed="rId21">
                       <a:extLst>
                         <a:ext uri="{28A0092B-C50C-407E-A947-70E740481C1C}">
                           <a14:useLocalDpi xmlns:a14="http://schemas.microsoft.com/office/drawing/2010/main" val="0"/>
@@ -10626,77 +7252,14 @@
         <w:rPr>
           <w:lang w:eastAsia="zh-CN"/>
         </w:rPr>
-        <w:t xml:space="preserve">Az ábra a külső komponensek által gyakran használt interfészeket és osztályokat mutatja be. Ezek egyrészt az eseménykezeléshez, másrészt a játékos lépéseinek kezeléséhez kapcsolódnak. A külvilág felé átadott, játékoslépéseket reprezentáló </w:t>
-      </w:r>
-      <w:proofErr w:type="spellStart"/>
-      <w:r>
-        <w:rPr>
-          <w:lang w:eastAsia="zh-CN"/>
-        </w:rPr>
-        <w:t>IPlayerAction</w:t>
-      </w:r>
-      <w:proofErr w:type="spellEnd"/>
-      <w:r>
-        <w:rPr>
-          <w:lang w:eastAsia="zh-CN"/>
-        </w:rPr>
-        <w:t xml:space="preserve"> objektumok egy </w:t>
-      </w:r>
-      <w:proofErr w:type="spellStart"/>
-      <w:r>
-        <w:rPr>
-          <w:lang w:eastAsia="zh-CN"/>
-        </w:rPr>
-        <w:t>PlayerActionWrapper</w:t>
-      </w:r>
-      <w:proofErr w:type="spellEnd"/>
-      <w:r>
-        <w:rPr>
-          <w:lang w:eastAsia="zh-CN"/>
-        </w:rPr>
-        <w:t xml:space="preserve"> osztályon keresztül érhetők el. Az eseménykezelés az </w:t>
-      </w:r>
-      <w:proofErr w:type="spellStart"/>
-      <w:r>
-        <w:rPr>
-          <w:lang w:eastAsia="zh-CN"/>
-        </w:rPr>
-        <w:t>IEventManager</w:t>
-      </w:r>
-      <w:proofErr w:type="spellEnd"/>
-      <w:r>
-        <w:rPr>
-          <w:lang w:eastAsia="zh-CN"/>
-        </w:rPr>
-        <w:t xml:space="preserve"> interfészen keresztül történik, amely lehetőséget biztosít a </w:t>
-      </w:r>
-      <w:proofErr w:type="spellStart"/>
-      <w:r>
-        <w:rPr>
-          <w:lang w:eastAsia="zh-CN"/>
-        </w:rPr>
-        <w:t>GameEvent</w:t>
-      </w:r>
-      <w:proofErr w:type="spellEnd"/>
-      <w:r>
-        <w:rPr>
-          <w:lang w:eastAsia="zh-CN"/>
-        </w:rPr>
-        <w:t xml:space="preserve"> osztály különböző </w:t>
-      </w:r>
-      <w:proofErr w:type="spellStart"/>
-      <w:r>
-        <w:rPr>
-          <w:lang w:eastAsia="zh-CN"/>
-        </w:rPr>
-        <w:t>leszármazottaira</w:t>
-      </w:r>
-      <w:proofErr w:type="spellEnd"/>
-      <w:r>
-        <w:rPr>
-          <w:lang w:eastAsia="zh-CN"/>
-        </w:rPr>
-        <w:t xml:space="preserve"> való feliratkozásra.</w:t>
+        <w:t xml:space="preserve">Az ábra a külső komponensek által gyakran használt interfészeket és osztályokat mutatja be. Ezek egyrészt az eseménykezeléshez, másrészt a játékos lépéseinek kezeléséhez kapcsolódnak. A külvilág felé átadott, játékoslépéseket reprezentáló IPlayerAction objektumok egy PlayerActionWrapper osztályon keresztül érhetők el. Az eseménykezelés az </w:t>
+      </w:r>
+      <w:r>
+        <w:rPr>
+          <w:lang w:eastAsia="zh-CN"/>
+        </w:rPr>
+        <w:lastRenderedPageBreak/>
+        <w:t>IEventManager interfészen keresztül történik, amely lehetőséget biztosít a GameEvent osztály különböző leszármazottaira való feliratkozásra.</w:t>
       </w:r>
     </w:p>
     <w:p>
@@ -10706,23 +7269,415 @@
           <w:lang w:eastAsia="zh-CN"/>
         </w:rPr>
       </w:pPr>
-      <w:proofErr w:type="spellStart"/>
-      <w:proofErr w:type="gramStart"/>
       <w:r>
         <w:rPr>
           <w:lang w:eastAsia="zh-CN"/>
         </w:rPr>
         <w:t>SevenWonders.Game.Engine</w:t>
       </w:r>
-      <w:proofErr w:type="spellEnd"/>
-      <w:proofErr w:type="gramEnd"/>
-    </w:p>
-    <w:p>
-      <w:pPr>
-        <w:rPr>
-          <w:lang w:eastAsia="zh-CN"/>
-        </w:rPr>
-      </w:pPr>
+    </w:p>
+    <w:p>
+      <w:pPr>
+        <w:rPr>
+          <w:lang w:eastAsia="zh-CN"/>
+        </w:rPr>
+      </w:pPr>
+      <w:r>
+        <w:rPr>
+          <w:noProof/>
+          <w:lang w:eastAsia="zh-CN"/>
+        </w:rPr>
+        <w:drawing>
+          <wp:inline distT="0" distB="0" distL="0" distR="0" wp14:anchorId="647343FC" wp14:editId="66D54C9E">
+            <wp:extent cx="5760720" cy="4183380"/>
+            <wp:effectExtent l="0" t="0" r="0" b="7620"/>
+            <wp:docPr id="391798262" name="Picture 2"/>
+            <wp:cNvGraphicFramePr>
+              <a:graphicFrameLocks xmlns:a="http://schemas.openxmlformats.org/drawingml/2006/main" noChangeAspect="1"/>
+            </wp:cNvGraphicFramePr>
+            <a:graphic xmlns:a="http://schemas.openxmlformats.org/drawingml/2006/main">
+              <a:graphicData uri="http://schemas.openxmlformats.org/drawingml/2006/picture">
+                <pic:pic xmlns:pic="http://schemas.openxmlformats.org/drawingml/2006/picture">
+                  <pic:nvPicPr>
+                    <pic:cNvPr id="0" name="Picture 2"/>
+                    <pic:cNvPicPr>
+                      <a:picLocks noChangeAspect="1" noChangeArrowheads="1"/>
+                    </pic:cNvPicPr>
+                  </pic:nvPicPr>
+                  <pic:blipFill>
+                    <a:blip r:embed="rId17">
+                      <a:extLst>
+                        <a:ext uri="{28A0092B-C50C-407E-A947-70E740481C1C}">
+                          <a14:useLocalDpi xmlns:a14="http://schemas.microsoft.com/office/drawing/2010/main" val="0"/>
+                        </a:ext>
+                      </a:extLst>
+                    </a:blip>
+                    <a:srcRect/>
+                    <a:stretch>
+                      <a:fillRect/>
+                    </a:stretch>
+                  </pic:blipFill>
+                  <pic:spPr bwMode="auto">
+                    <a:xfrm>
+                      <a:off x="0" y="0"/>
+                      <a:ext cx="5760720" cy="4183380"/>
+                    </a:xfrm>
+                    <a:prstGeom prst="rect">
+                      <a:avLst/>
+                    </a:prstGeom>
+                    <a:noFill/>
+                    <a:ln>
+                      <a:noFill/>
+                    </a:ln>
+                  </pic:spPr>
+                </pic:pic>
+              </a:graphicData>
+            </a:graphic>
+          </wp:inline>
+        </w:drawing>
+      </w:r>
+    </w:p>
+    <w:p>
+      <w:pPr>
+        <w:rPr>
+          <w:lang w:eastAsia="zh-CN"/>
+        </w:rPr>
+      </w:pPr>
+      <w:r>
+        <w:rPr>
+          <w:lang w:eastAsia="zh-CN"/>
+        </w:rPr>
+        <w:t>A játékmotor architektúrája az interfész-alapú tervezésre épül, amely biztosítja az alrendszerek közötti laza csatolást és a rendszer hosszú távú karbantarthatóságát. A központi IEngine interfész összefogja a bemenetkezelésért, az időzítésért és a komponensek frissítéséért felelős modulokat, absztrakciós réteget képezve a motor magja és a konkrét implementációk között. A TouchEvent enumeráció alkalmazása lehetővé teszi a bemeneti események egységes azonosítását, így a vezérlési logika konkrét típusellenőrzések vagy bonyolult feltételes elágazások nélkül, deklaratív módon képes reagálni a felhasználói interakciókra. A polimorfizmusra épülő IComponent modell segítségével a motor egységesen kezeli a különböző játékelemek életciklusát, ami korlátlan és rugalmas bővíthetőséget tesz lehetővé az új játéktípusok bevezetésekor. Végezetül a GameEngineConfiguration kompozíciós kapcsolata garantálja a kritikus futásidejű paraméterek integritását és elérhetőségét a motor teljes élettartama alatt.</w:t>
+      </w:r>
+    </w:p>
+    <w:p>
+      <w:pPr>
+        <w:rPr>
+          <w:lang w:eastAsia="zh-CN"/>
+        </w:rPr>
+      </w:pPr>
+      <w:r>
+        <w:rPr>
+          <w:noProof/>
+          <w:lang w:eastAsia="zh-CN"/>
+        </w:rPr>
+        <w:lastRenderedPageBreak/>
+        <w:drawing>
+          <wp:inline distT="0" distB="0" distL="0" distR="0" wp14:anchorId="26AD73BA" wp14:editId="673D6FC6">
+            <wp:extent cx="5753100" cy="3002280"/>
+            <wp:effectExtent l="0" t="0" r="0" b="7620"/>
+            <wp:docPr id="651026854" name="Picture 4"/>
+            <wp:cNvGraphicFramePr>
+              <a:graphicFrameLocks xmlns:a="http://schemas.openxmlformats.org/drawingml/2006/main" noChangeAspect="1"/>
+            </wp:cNvGraphicFramePr>
+            <a:graphic xmlns:a="http://schemas.openxmlformats.org/drawingml/2006/main">
+              <a:graphicData uri="http://schemas.openxmlformats.org/drawingml/2006/picture">
+                <pic:pic xmlns:pic="http://schemas.openxmlformats.org/drawingml/2006/picture">
+                  <pic:nvPicPr>
+                    <pic:cNvPr id="0" name="Picture 4"/>
+                    <pic:cNvPicPr>
+                      <a:picLocks noChangeAspect="1" noChangeArrowheads="1"/>
+                    </pic:cNvPicPr>
+                  </pic:nvPicPr>
+                  <pic:blipFill>
+                    <a:blip r:embed="rId22">
+                      <a:extLst>
+                        <a:ext uri="{28A0092B-C50C-407E-A947-70E740481C1C}">
+                          <a14:useLocalDpi xmlns:a14="http://schemas.microsoft.com/office/drawing/2010/main" val="0"/>
+                        </a:ext>
+                      </a:extLst>
+                    </a:blip>
+                    <a:srcRect/>
+                    <a:stretch>
+                      <a:fillRect/>
+                    </a:stretch>
+                  </pic:blipFill>
+                  <pic:spPr bwMode="auto">
+                    <a:xfrm>
+                      <a:off x="0" y="0"/>
+                      <a:ext cx="5753100" cy="3002280"/>
+                    </a:xfrm>
+                    <a:prstGeom prst="rect">
+                      <a:avLst/>
+                    </a:prstGeom>
+                    <a:noFill/>
+                    <a:ln>
+                      <a:noFill/>
+                    </a:ln>
+                  </pic:spPr>
+                </pic:pic>
+              </a:graphicData>
+            </a:graphic>
+          </wp:inline>
+        </w:drawing>
+      </w:r>
+    </w:p>
+    <w:p>
+      <w:pPr>
+        <w:rPr>
+          <w:lang w:eastAsia="zh-CN"/>
+        </w:rPr>
+      </w:pPr>
+      <w:r>
+        <w:rPr>
+          <w:lang w:eastAsia="zh-CN"/>
+        </w:rPr>
+        <w:t>Az alrendszerek menedzseléséért felelős architektúra a felelősségi körök szigorú szétválasztására és a párhuzamos végrehajtás támogatására összpontosít. Az IObjectManager és ISceneManager interfészek biztosítják a játékvilág hierarchikus felépítését és a grafikai rétegek kezelését, lehetővé téve az objektumok dinamikus regisztrációját és elérését anélkül, hogy a vezérlő logikának ismernie kellene a konkrét példányok típusát. Az AnimationManager implementációja modern aszinkron mintákat (TaskCompletionSource, ConcurrentQueue) alkalmaz, ami garantálja, hogy a komplex vizuális folyamatok a logikai szállal szinkronizálva, de nem blokkoló módon fussanak le. Az IAnimation interfész polimorfizmusa révén a rendszer tetszőleges számú egyedi logikával (pl. Movement, CardFlip) bővíthető, így az új animációs típusok hozzáadása nem igényli a meglévő menedzser osztályok módosítását. Ez a moduláris felépítés – kombinálva az IComponent életciklus-kezelésével – magas szintű absztrakciót és rugalmas skálázhatóságot biztosít a motor számára.</w:t>
+      </w:r>
+    </w:p>
+    <w:p>
+      <w:pPr>
+        <w:rPr>
+          <w:lang w:eastAsia="zh-CN"/>
+        </w:rPr>
+      </w:pPr>
+      <w:r>
+        <w:rPr>
+          <w:noProof/>
+          <w:lang w:eastAsia="zh-CN"/>
+        </w:rPr>
+        <w:lastRenderedPageBreak/>
+        <w:drawing>
+          <wp:inline distT="0" distB="0" distL="0" distR="0" wp14:anchorId="0060AD20" wp14:editId="17DE56C1">
+            <wp:extent cx="5753100" cy="5158740"/>
+            <wp:effectExtent l="0" t="0" r="0" b="3810"/>
+            <wp:docPr id="442055673" name="Picture 5"/>
+            <wp:cNvGraphicFramePr>
+              <a:graphicFrameLocks xmlns:a="http://schemas.openxmlformats.org/drawingml/2006/main" noChangeAspect="1"/>
+            </wp:cNvGraphicFramePr>
+            <a:graphic xmlns:a="http://schemas.openxmlformats.org/drawingml/2006/main">
+              <a:graphicData uri="http://schemas.openxmlformats.org/drawingml/2006/picture">
+                <pic:pic xmlns:pic="http://schemas.openxmlformats.org/drawingml/2006/picture">
+                  <pic:nvPicPr>
+                    <pic:cNvPr id="0" name="Picture 5"/>
+                    <pic:cNvPicPr>
+                      <a:picLocks noChangeAspect="1" noChangeArrowheads="1"/>
+                    </pic:cNvPicPr>
+                  </pic:nvPicPr>
+                  <pic:blipFill>
+                    <a:blip r:embed="rId23">
+                      <a:extLst>
+                        <a:ext uri="{28A0092B-C50C-407E-A947-70E740481C1C}">
+                          <a14:useLocalDpi xmlns:a14="http://schemas.microsoft.com/office/drawing/2010/main" val="0"/>
+                        </a:ext>
+                      </a:extLst>
+                    </a:blip>
+                    <a:srcRect/>
+                    <a:stretch>
+                      <a:fillRect/>
+                    </a:stretch>
+                  </pic:blipFill>
+                  <pic:spPr bwMode="auto">
+                    <a:xfrm>
+                      <a:off x="0" y="0"/>
+                      <a:ext cx="5753100" cy="5158740"/>
+                    </a:xfrm>
+                    <a:prstGeom prst="rect">
+                      <a:avLst/>
+                    </a:prstGeom>
+                    <a:noFill/>
+                    <a:ln>
+                      <a:noFill/>
+                    </a:ln>
+                  </pic:spPr>
+                </pic:pic>
+              </a:graphicData>
+            </a:graphic>
+          </wp:inline>
+        </w:drawing>
+      </w:r>
+    </w:p>
+    <w:p>
+      <w:pPr>
+        <w:rPr>
+          <w:lang w:eastAsia="zh-CN"/>
+        </w:rPr>
+      </w:pPr>
+      <w:r>
+        <w:rPr>
+          <w:lang w:eastAsia="zh-CN"/>
+        </w:rPr>
+        <w:t xml:space="preserve">A motor jelenetkezelő alrendszere a </w:t>
+      </w:r>
+      <w:r>
+        <w:rPr>
+          <w:b/>
+          <w:bCs/>
+          <w:lang w:eastAsia="zh-CN"/>
+        </w:rPr>
+        <w:t>hierarchikus adatstruktúrákra</w:t>
+      </w:r>
+      <w:r>
+        <w:rPr>
+          <w:lang w:eastAsia="zh-CN"/>
+        </w:rPr>
+        <w:t xml:space="preserve"> és az </w:t>
+      </w:r>
+      <w:r>
+        <w:rPr>
+          <w:b/>
+          <w:bCs/>
+          <w:lang w:eastAsia="zh-CN"/>
+        </w:rPr>
+        <w:t>erőforrás-elkülönítés</w:t>
+      </w:r>
+      <w:r>
+        <w:rPr>
+          <w:lang w:eastAsia="zh-CN"/>
+        </w:rPr>
+        <w:t xml:space="preserve"> elvére épül, biztosítva a grafikai elemek hatékony betöltését és renderelését. A Scene osztály központi konténerként funkcionál, amely </w:t>
+      </w:r>
+      <w:r>
+        <w:rPr>
+          <w:b/>
+          <w:bCs/>
+          <w:lang w:eastAsia="zh-CN"/>
+        </w:rPr>
+        <w:t>kompozíciós kapcsolatban</w:t>
+      </w:r>
+      <w:r>
+        <w:rPr>
+          <w:lang w:eastAsia="zh-CN"/>
+        </w:rPr>
+        <w:t xml:space="preserve"> áll a GraphicsLayer és a Texture példányokkal, garantálva, hogy a jelenet megszűnésekor az összes hozzárendelt grafikai erőforrás is felszabadításra kerüljön. A betöltési folyamat az ISceneLoader interfész mögé van absztrahálva, ami lehetővé teszi a különböző fájlformátumok vagy hálózati források kezelését anélkül, hogy a motor belső állapotát módosítani kellene. Az erőforrások hatékony elérését a TextureRegistry biztosítja, amely szótár alapú társítással (Dictionary) küszöböli ki az ismételt erőforrás-betöltéseket, és egyértelmű azonosítást tesz lehetővé a renderelési folyamat során. Ez az architektúra támogatja a </w:t>
+      </w:r>
+      <w:r>
+        <w:rPr>
+          <w:b/>
+          <w:bCs/>
+          <w:lang w:eastAsia="zh-CN"/>
+        </w:rPr>
+        <w:t>felelősségi körök szétválasztását</w:t>
+      </w:r>
+      <w:r>
+        <w:rPr>
+          <w:lang w:eastAsia="zh-CN"/>
+        </w:rPr>
+        <w:t xml:space="preserve">, mivel a vizuális megjelenítés (GraphicsLayer), az adatkezelés </w:t>
+      </w:r>
+      <w:r>
+        <w:rPr>
+          <w:lang w:eastAsia="zh-CN"/>
+        </w:rPr>
+        <w:lastRenderedPageBreak/>
+        <w:t>(TextureRegistry) és az I/O műveletek (SceneLoader) egymástól független, mégis szorosan együttműködő modulokban valósulnak meg.</w:t>
+      </w:r>
+    </w:p>
+    <w:p>
+      <w:pPr>
+        <w:rPr>
+          <w:lang w:eastAsia="zh-CN"/>
+        </w:rPr>
+      </w:pPr>
+      <w:r>
+        <w:rPr>
+          <w:noProof/>
+          <w:lang w:eastAsia="zh-CN"/>
+        </w:rPr>
+        <w:drawing>
+          <wp:inline distT="0" distB="0" distL="0" distR="0" wp14:anchorId="344E0C08" wp14:editId="2DCB622F">
+            <wp:extent cx="5745480" cy="3726180"/>
+            <wp:effectExtent l="0" t="0" r="7620" b="7620"/>
+            <wp:docPr id="1765704952" name="Picture 6"/>
+            <wp:cNvGraphicFramePr>
+              <a:graphicFrameLocks xmlns:a="http://schemas.openxmlformats.org/drawingml/2006/main" noChangeAspect="1"/>
+            </wp:cNvGraphicFramePr>
+            <a:graphic xmlns:a="http://schemas.openxmlformats.org/drawingml/2006/main">
+              <a:graphicData uri="http://schemas.openxmlformats.org/drawingml/2006/picture">
+                <pic:pic xmlns:pic="http://schemas.openxmlformats.org/drawingml/2006/picture">
+                  <pic:nvPicPr>
+                    <pic:cNvPr id="0" name="Picture 6"/>
+                    <pic:cNvPicPr>
+                      <a:picLocks noChangeAspect="1" noChangeArrowheads="1"/>
+                    </pic:cNvPicPr>
+                  </pic:nvPicPr>
+                  <pic:blipFill>
+                    <a:blip r:embed="rId24" cstate="print">
+                      <a:extLst>
+                        <a:ext uri="{28A0092B-C50C-407E-A947-70E740481C1C}">
+                          <a14:useLocalDpi xmlns:a14="http://schemas.microsoft.com/office/drawing/2010/main" val="0"/>
+                        </a:ext>
+                      </a:extLst>
+                    </a:blip>
+                    <a:srcRect/>
+                    <a:stretch>
+                      <a:fillRect/>
+                    </a:stretch>
+                  </pic:blipFill>
+                  <pic:spPr bwMode="auto">
+                    <a:xfrm>
+                      <a:off x="0" y="0"/>
+                      <a:ext cx="5745480" cy="3726180"/>
+                    </a:xfrm>
+                    <a:prstGeom prst="rect">
+                      <a:avLst/>
+                    </a:prstGeom>
+                    <a:noFill/>
+                    <a:ln>
+                      <a:noFill/>
+                    </a:ln>
+                  </pic:spPr>
+                </pic:pic>
+              </a:graphicData>
+            </a:graphic>
+          </wp:inline>
+        </w:drawing>
+      </w:r>
+    </w:p>
+    <w:p>
+      <w:pPr>
+        <w:rPr>
+          <w:lang w:eastAsia="zh-CN"/>
+        </w:rPr>
+      </w:pPr>
+      <w:r>
+        <w:rPr>
+          <w:lang w:eastAsia="zh-CN"/>
+        </w:rPr>
+        <w:t xml:space="preserve">A megjeleníthető objektumok architektúrája a </w:t>
+      </w:r>
+      <w:r>
+        <w:rPr>
+          <w:b/>
+          <w:bCs/>
+          <w:lang w:eastAsia="zh-CN"/>
+        </w:rPr>
+        <w:t>polimorfizmusra</w:t>
+      </w:r>
+      <w:r>
+        <w:rPr>
+          <w:lang w:eastAsia="zh-CN"/>
+        </w:rPr>
+        <w:t xml:space="preserve"> és a </w:t>
+      </w:r>
+      <w:r>
+        <w:rPr>
+          <w:b/>
+          <w:bCs/>
+          <w:lang w:eastAsia="zh-CN"/>
+        </w:rPr>
+        <w:t>felelősségi körök szétválasztására</w:t>
+      </w:r>
+      <w:r>
+        <w:rPr>
+          <w:lang w:eastAsia="zh-CN"/>
+        </w:rPr>
+        <w:t xml:space="preserve"> épül, ahol a SceneObject absztrakt alaposztály biztosítja a közös transzformációs és renderelési interfészt. Az eseményvezérelt interakciót az IInteractiveObject interfész különíti el a vizuális logikától, lehetővé téve, hogy a motor egységesen kezelje az érintési eseményeket a komplex játéktárgyak (GameObject) és a felhasználói felület elemei (ButtonObject) esetén. A rendszer a </w:t>
+      </w:r>
+      <w:r>
+        <w:rPr>
+          <w:b/>
+          <w:bCs/>
+          <w:lang w:eastAsia="zh-CN"/>
+        </w:rPr>
+        <w:t>kompozíciós mintát</w:t>
+      </w:r>
+      <w:r>
+        <w:rPr>
+          <w:lang w:eastAsia="zh-CN"/>
+        </w:rPr>
+        <w:t xml:space="preserve"> alkalmazza a bonyolultabb entitások, például a Sprite osztály felépítéséhez, amely animációs keretekből (SpriteFrame) és relatív pozicionálású gyermek-objektumokból (ChildObject) áll össze. Ez a hierarchikus felépítés biztosítja, hogy a vezérlési logika konkrét típusellenőrzések nélkül, az absztrakt metódusokon keresztül legyen képes frissíteni és kirajzolni a teljes objektumfát, függetlenül annak belső összetettségétől.</w:t>
+      </w:r>
     </w:p>
     <w:p>
       <w:pPr>
@@ -10731,12 +7686,11 @@
           <w:lang w:eastAsia="zh-CN"/>
         </w:rPr>
       </w:pPr>
-      <w:proofErr w:type="spellStart"/>
-      <w:proofErr w:type="gramStart"/>
-      <w:r>
-        <w:rPr>
-          <w:lang w:eastAsia="zh-CN"/>
-        </w:rPr>
+      <w:r>
+        <w:rPr>
+          <w:lang w:eastAsia="zh-CN"/>
+        </w:rPr>
+        <w:lastRenderedPageBreak/>
         <w:t>SevenWonders.</w:t>
       </w:r>
       <w:r>
@@ -10763,8 +7717,478 @@
         </w:rPr>
         <w:t>.Model</w:t>
       </w:r>
-      <w:proofErr w:type="spellEnd"/>
-      <w:proofErr w:type="gramEnd"/>
+    </w:p>
+    <w:p>
+      <w:pPr>
+        <w:rPr>
+          <w:lang w:eastAsia="zh-CN"/>
+        </w:rPr>
+      </w:pPr>
+      <w:r>
+        <w:rPr>
+          <w:noProof/>
+          <w:lang w:eastAsia="zh-CN"/>
+        </w:rPr>
+        <w:drawing>
+          <wp:inline distT="0" distB="0" distL="0" distR="0" wp14:anchorId="012F865D" wp14:editId="7EC89535">
+            <wp:extent cx="5753100" cy="3025140"/>
+            <wp:effectExtent l="0" t="0" r="0" b="3810"/>
+            <wp:docPr id="1986879293" name="Picture 7"/>
+            <wp:cNvGraphicFramePr>
+              <a:graphicFrameLocks xmlns:a="http://schemas.openxmlformats.org/drawingml/2006/main" noChangeAspect="1"/>
+            </wp:cNvGraphicFramePr>
+            <a:graphic xmlns:a="http://schemas.openxmlformats.org/drawingml/2006/main">
+              <a:graphicData uri="http://schemas.openxmlformats.org/drawingml/2006/picture">
+                <pic:pic xmlns:pic="http://schemas.openxmlformats.org/drawingml/2006/picture">
+                  <pic:nvPicPr>
+                    <pic:cNvPr id="0" name="Picture 7"/>
+                    <pic:cNvPicPr>
+                      <a:picLocks noChangeAspect="1" noChangeArrowheads="1"/>
+                    </pic:cNvPicPr>
+                  </pic:nvPicPr>
+                  <pic:blipFill>
+                    <a:blip r:embed="rId25">
+                      <a:extLst>
+                        <a:ext uri="{28A0092B-C50C-407E-A947-70E740481C1C}">
+                          <a14:useLocalDpi xmlns:a14="http://schemas.microsoft.com/office/drawing/2010/main" val="0"/>
+                        </a:ext>
+                      </a:extLst>
+                    </a:blip>
+                    <a:srcRect/>
+                    <a:stretch>
+                      <a:fillRect/>
+                    </a:stretch>
+                  </pic:blipFill>
+                  <pic:spPr bwMode="auto">
+                    <a:xfrm>
+                      <a:off x="0" y="0"/>
+                      <a:ext cx="5753100" cy="3025140"/>
+                    </a:xfrm>
+                    <a:prstGeom prst="rect">
+                      <a:avLst/>
+                    </a:prstGeom>
+                    <a:noFill/>
+                    <a:ln>
+                      <a:noFill/>
+                    </a:ln>
+                  </pic:spPr>
+                </pic:pic>
+              </a:graphicData>
+            </a:graphic>
+          </wp:inline>
+        </w:drawing>
+      </w:r>
+    </w:p>
+    <w:p>
+      <w:pPr>
+        <w:rPr>
+          <w:lang w:eastAsia="zh-CN"/>
+        </w:rPr>
+      </w:pPr>
+      <w:r>
+        <w:rPr>
+          <w:lang w:eastAsia="zh-CN"/>
+        </w:rPr>
+        <w:t>A hálózati kommunikációs réteg architektúrája a SignalR keretrendszerre támaszkodva valósítja meg a bejövő és kimenő üzenetkezelési logikák éles szétválasztását. A ServerHub osztály a menedzser interfészek (IClientManager, IServerMessageDispatcher, IPlayerClientFactory) aggregációjával koordinálja a kliensek interakcióit, miközben az állapottárolást és a feldolgozást delegált alrendszerekbe szervezi. Ezzel párhuzamosan a ServerService az IServerService interfészen keresztül egy magas szintű absztrakciót biztosít az üzleti logika számára, lehetővé téve a csoportos vagy célzott üzenetküldést az IHubContext segítségével, a Hub aktuális életciklusától függetlenül. A függőség-befecskendezés (DI) szigorú alkalmazása a konstruktorokban garantálja a komponensek egységtesztelhetőségét és a laza csatolást a hálózati réteg, valamint a játéklogika között. Ez a strukturált felépítés biztosítja a szerveroldali kommunikáció skálázhatóságát és a komplex hálózati események átlátható kezelését.</w:t>
+      </w:r>
+    </w:p>
+    <w:p>
+      <w:pPr>
+        <w:rPr>
+          <w:lang w:eastAsia="zh-CN"/>
+        </w:rPr>
+      </w:pPr>
+      <w:r>
+        <w:rPr>
+          <w:noProof/>
+          <w:lang w:eastAsia="zh-CN"/>
+        </w:rPr>
+        <w:lastRenderedPageBreak/>
+        <w:drawing>
+          <wp:inline distT="0" distB="0" distL="0" distR="0" wp14:anchorId="3B6194AE" wp14:editId="37A97433">
+            <wp:extent cx="5760720" cy="2827020"/>
+            <wp:effectExtent l="0" t="0" r="0" b="0"/>
+            <wp:docPr id="1691059231" name="Picture 8"/>
+            <wp:cNvGraphicFramePr>
+              <a:graphicFrameLocks xmlns:a="http://schemas.openxmlformats.org/drawingml/2006/main" noChangeAspect="1"/>
+            </wp:cNvGraphicFramePr>
+            <a:graphic xmlns:a="http://schemas.openxmlformats.org/drawingml/2006/main">
+              <a:graphicData uri="http://schemas.openxmlformats.org/drawingml/2006/picture">
+                <pic:pic xmlns:pic="http://schemas.openxmlformats.org/drawingml/2006/picture">
+                  <pic:nvPicPr>
+                    <pic:cNvPr id="0" name="Picture 8"/>
+                    <pic:cNvPicPr>
+                      <a:picLocks noChangeAspect="1" noChangeArrowheads="1"/>
+                    </pic:cNvPicPr>
+                  </pic:nvPicPr>
+                  <pic:blipFill>
+                    <a:blip r:embed="rId26" cstate="print">
+                      <a:extLst>
+                        <a:ext uri="{28A0092B-C50C-407E-A947-70E740481C1C}">
+                          <a14:useLocalDpi xmlns:a14="http://schemas.microsoft.com/office/drawing/2010/main" val="0"/>
+                        </a:ext>
+                      </a:extLst>
+                    </a:blip>
+                    <a:srcRect/>
+                    <a:stretch>
+                      <a:fillRect/>
+                    </a:stretch>
+                  </pic:blipFill>
+                  <pic:spPr bwMode="auto">
+                    <a:xfrm>
+                      <a:off x="0" y="0"/>
+                      <a:ext cx="5760720" cy="2827020"/>
+                    </a:xfrm>
+                    <a:prstGeom prst="rect">
+                      <a:avLst/>
+                    </a:prstGeom>
+                    <a:noFill/>
+                    <a:ln>
+                      <a:noFill/>
+                    </a:ln>
+                  </pic:spPr>
+                </pic:pic>
+              </a:graphicData>
+            </a:graphic>
+          </wp:inline>
+        </w:drawing>
+      </w:r>
+    </w:p>
+    <w:p>
+      <w:pPr>
+        <w:rPr>
+          <w:lang w:eastAsia="zh-CN"/>
+        </w:rPr>
+      </w:pPr>
+      <w:r>
+        <w:rPr>
+          <w:lang w:eastAsia="zh-CN"/>
+        </w:rPr>
+        <w:t xml:space="preserve">A klienskezelő alrendszer a </w:t>
+      </w:r>
+      <w:r>
+        <w:rPr>
+          <w:b/>
+          <w:bCs/>
+          <w:lang w:eastAsia="zh-CN"/>
+        </w:rPr>
+        <w:t>State (Állapot) tervezési mintát</w:t>
+      </w:r>
+      <w:r>
+        <w:rPr>
+          <w:lang w:eastAsia="zh-CN"/>
+        </w:rPr>
+        <w:t xml:space="preserve"> alkalmazza a játékosok aktuális kontextusának (pl. menü, lobbi, játék) elkülönítésére, biztosítva, hogy az egyes hálózati kérések feldolgozása az aktuális állapottól függően történjen meg. A PlayerClient osztály összefogja a felhasználói adatokat (ApplicationUser) és a hálózati azonosítót, miközben a konkrét üzleti logikai hívásokat a polimorf módon kezelt PlayerState példányoknak delegálja. Az objektumok életciklusát és létrehozását specializált </w:t>
+      </w:r>
+      <w:r>
+        <w:rPr>
+          <w:b/>
+          <w:bCs/>
+          <w:lang w:eastAsia="zh-CN"/>
+        </w:rPr>
+        <w:t>Factory (Gyár) osztályok</w:t>
+      </w:r>
+      <w:r>
+        <w:rPr>
+          <w:lang w:eastAsia="zh-CN"/>
+        </w:rPr>
+        <w:t xml:space="preserve"> (PlayerClientFactory, PlayerStateFactory) vezérlik, ami lehetővé teszi a függőségek tiszta injektálását és a példányosítási logika központosítását. A csatlakozott kliensek globális nyilvántartásáért a ClientManager felel, amely szálbiztos gyűjteményben (ConcurrentDictionary) tárolja az aktív kapcsolatokat, garantálva a gyors elérést és a hatékony erőforrás-kezelést a párhuzamos kiszolgálási környezetben. Ez az architektúra magas szintű rugalmasságot biztosít, hiszen új játékállapotok vezethetők be a meglévő klienslogika módosítása nélkül, támogatva a rendszer hosszú távú bővíthetőségét.</w:t>
+      </w:r>
+    </w:p>
+    <w:p>
+      <w:pPr>
+        <w:rPr>
+          <w:lang w:eastAsia="zh-CN"/>
+        </w:rPr>
+      </w:pPr>
+      <w:r>
+        <w:rPr>
+          <w:noProof/>
+          <w:lang w:eastAsia="zh-CN"/>
+        </w:rPr>
+        <w:lastRenderedPageBreak/>
+        <w:drawing>
+          <wp:inline distT="0" distB="0" distL="0" distR="0" wp14:anchorId="35C70C11" wp14:editId="0E0A7273">
+            <wp:extent cx="5745480" cy="4671060"/>
+            <wp:effectExtent l="0" t="0" r="7620" b="0"/>
+            <wp:docPr id="1753616694" name="Picture 9"/>
+            <wp:cNvGraphicFramePr>
+              <a:graphicFrameLocks xmlns:a="http://schemas.openxmlformats.org/drawingml/2006/main" noChangeAspect="1"/>
+            </wp:cNvGraphicFramePr>
+            <a:graphic xmlns:a="http://schemas.openxmlformats.org/drawingml/2006/main">
+              <a:graphicData uri="http://schemas.openxmlformats.org/drawingml/2006/picture">
+                <pic:pic xmlns:pic="http://schemas.openxmlformats.org/drawingml/2006/picture">
+                  <pic:nvPicPr>
+                    <pic:cNvPr id="0" name="Picture 9"/>
+                    <pic:cNvPicPr>
+                      <a:picLocks noChangeAspect="1" noChangeArrowheads="1"/>
+                    </pic:cNvPicPr>
+                  </pic:nvPicPr>
+                  <pic:blipFill>
+                    <a:blip r:embed="rId27" cstate="print">
+                      <a:extLst>
+                        <a:ext uri="{28A0092B-C50C-407E-A947-70E740481C1C}">
+                          <a14:useLocalDpi xmlns:a14="http://schemas.microsoft.com/office/drawing/2010/main" val="0"/>
+                        </a:ext>
+                      </a:extLst>
+                    </a:blip>
+                    <a:srcRect/>
+                    <a:stretch>
+                      <a:fillRect/>
+                    </a:stretch>
+                  </pic:blipFill>
+                  <pic:spPr bwMode="auto">
+                    <a:xfrm>
+                      <a:off x="0" y="0"/>
+                      <a:ext cx="5745480" cy="4671060"/>
+                    </a:xfrm>
+                    <a:prstGeom prst="rect">
+                      <a:avLst/>
+                    </a:prstGeom>
+                    <a:noFill/>
+                    <a:ln>
+                      <a:noFill/>
+                    </a:ln>
+                  </pic:spPr>
+                </pic:pic>
+              </a:graphicData>
+            </a:graphic>
+          </wp:inline>
+        </w:drawing>
+      </w:r>
+    </w:p>
+    <w:p>
+      <w:pPr>
+        <w:rPr>
+          <w:lang w:eastAsia="zh-CN"/>
+        </w:rPr>
+      </w:pPr>
+      <w:r>
+        <w:rPr>
+          <w:lang w:eastAsia="zh-CN"/>
+        </w:rPr>
+        <w:t xml:space="preserve">Az üzenetkézbesítési alrendszer a </w:t>
+      </w:r>
+      <w:r>
+        <w:rPr>
+          <w:b/>
+          <w:bCs/>
+          <w:lang w:eastAsia="zh-CN"/>
+        </w:rPr>
+        <w:t>Mediator és Observer tervezési minták</w:t>
+      </w:r>
+      <w:r>
+        <w:rPr>
+          <w:lang w:eastAsia="zh-CN"/>
+        </w:rPr>
+        <w:t xml:space="preserve"> elveire épül, biztosítva a beérkező hálózati csomagok típusbiztos és hatékony szétosztását a feldolgozó egységek felé. A ServerMessageDispatcher központi egységként koordinálja az útválasztást, miközben a regisztrációs folyamatokat az IMessageRegisterer interfész mögé delegálja, így választva szét az üzenetek kézbesítését a feliratkozások kezelésétől. A rendszer generikus delegáltakat (MessageHandlerDelegate) és szótár alapú társítást alkalmaz a hívások dinamikus feloldására, ami lehetővé teszi új üzenettípusok és kezelők hozzáadását a maglogika módosítása nélkül. A LobbyMessageHandlers osztály implementációja jól példázza a konkrét üzleti logika elkülönítését, amely az IMessageHandler interfészen keresztül, laza csatolással kapcsolódik a diszpécserhez. Ez az architektúra garantálja a szerver skálázhatóságát és tesztelhetőségét, miközben az IDisposable interfész megvalósításával biztosítja a regisztrációk tiszta felszabadítását a rendszer leállításakor.</w:t>
+      </w:r>
+    </w:p>
+    <w:p>
+      <w:pPr>
+        <w:rPr>
+          <w:lang w:eastAsia="zh-CN"/>
+        </w:rPr>
+      </w:pPr>
+      <w:r>
+        <w:rPr>
+          <w:noProof/>
+          <w:lang w:eastAsia="zh-CN"/>
+        </w:rPr>
+        <w:lastRenderedPageBreak/>
+        <w:drawing>
+          <wp:inline distT="0" distB="0" distL="0" distR="0" wp14:anchorId="1001510D" wp14:editId="01120409">
+            <wp:extent cx="5753100" cy="3497580"/>
+            <wp:effectExtent l="0" t="0" r="0" b="7620"/>
+            <wp:docPr id="1502828865" name="Picture 10"/>
+            <wp:cNvGraphicFramePr>
+              <a:graphicFrameLocks xmlns:a="http://schemas.openxmlformats.org/drawingml/2006/main" noChangeAspect="1"/>
+            </wp:cNvGraphicFramePr>
+            <a:graphic xmlns:a="http://schemas.openxmlformats.org/drawingml/2006/main">
+              <a:graphicData uri="http://schemas.openxmlformats.org/drawingml/2006/picture">
+                <pic:pic xmlns:pic="http://schemas.openxmlformats.org/drawingml/2006/picture">
+                  <pic:nvPicPr>
+                    <pic:cNvPr id="0" name="Picture 10"/>
+                    <pic:cNvPicPr>
+                      <a:picLocks noChangeAspect="1" noChangeArrowheads="1"/>
+                    </pic:cNvPicPr>
+                  </pic:nvPicPr>
+                  <pic:blipFill>
+                    <a:blip r:embed="rId28">
+                      <a:extLst>
+                        <a:ext uri="{28A0092B-C50C-407E-A947-70E740481C1C}">
+                          <a14:useLocalDpi xmlns:a14="http://schemas.microsoft.com/office/drawing/2010/main" val="0"/>
+                        </a:ext>
+                      </a:extLst>
+                    </a:blip>
+                    <a:srcRect/>
+                    <a:stretch>
+                      <a:fillRect/>
+                    </a:stretch>
+                  </pic:blipFill>
+                  <pic:spPr bwMode="auto">
+                    <a:xfrm>
+                      <a:off x="0" y="0"/>
+                      <a:ext cx="5753100" cy="3497580"/>
+                    </a:xfrm>
+                    <a:prstGeom prst="rect">
+                      <a:avLst/>
+                    </a:prstGeom>
+                    <a:noFill/>
+                    <a:ln>
+                      <a:noFill/>
+                    </a:ln>
+                  </pic:spPr>
+                </pic:pic>
+              </a:graphicData>
+            </a:graphic>
+          </wp:inline>
+        </w:drawing>
+      </w:r>
+    </w:p>
+    <w:p>
+      <w:pPr>
+        <w:rPr>
+          <w:lang w:eastAsia="zh-CN"/>
+        </w:rPr>
+      </w:pPr>
+      <w:r>
+        <w:rPr>
+          <w:lang w:eastAsia="zh-CN"/>
+        </w:rPr>
+        <w:t xml:space="preserve">A lobbikezelő alrendszer a </w:t>
+      </w:r>
+      <w:r>
+        <w:rPr>
+          <w:b/>
+          <w:bCs/>
+          <w:lang w:eastAsia="zh-CN"/>
+        </w:rPr>
+        <w:t>Factory (Gyár)</w:t>
+      </w:r>
+      <w:r>
+        <w:rPr>
+          <w:lang w:eastAsia="zh-CN"/>
+        </w:rPr>
+        <w:t xml:space="preserve"> és a </w:t>
+      </w:r>
+      <w:r>
+        <w:rPr>
+          <w:b/>
+          <w:bCs/>
+          <w:lang w:eastAsia="zh-CN"/>
+        </w:rPr>
+        <w:t>Manager (Menedzser)</w:t>
+      </w:r>
+      <w:r>
+        <w:rPr>
+          <w:lang w:eastAsia="zh-CN"/>
+        </w:rPr>
+        <w:t xml:space="preserve"> tervezési mintákra épül, biztosítva a játékmenetek dinamikus létrehozását és szálbiztos adminisztrációját. A LobbyManager központi egységként koordinálja az aktív lobbik élettartamát, a példányosítási logikát pedig az ILobbyFactory interfész mögé absztrahálja, így téve lehetővé a különböző lobbitípusok rugalmas kezelését. Az egyedi azonosítók generálásáért a LobbyCodeGenerator felel, amely biztosítja a lobbik közötti ütközésmentességet, miközben a Lobby osztály szálbiztos gyűjteményekkel (ConcurrentDictionary, ConcurrentQueue) kezeli a tagok listáját és a belső csevegést. A PlayerState és a kódgenerátor közötti aggregációs kapcsolat lehetővé teszi a játékosok állapotátmeneteinek zökkenőmentes kiszolgálását a lobbihoz való csatlakozás során. Ez a moduláris felépítés garantálja a szerveroldali erőforrások hatékony kezelését és a rendszer skálázhatóságát magas egyidejű felhasználószám mellett is.</w:t>
+      </w:r>
+    </w:p>
+    <w:p>
+      <w:pPr>
+        <w:rPr>
+          <w:lang w:eastAsia="zh-CN"/>
+        </w:rPr>
+      </w:pPr>
+      <w:r>
+        <w:rPr>
+          <w:noProof/>
+          <w:lang w:eastAsia="zh-CN"/>
+        </w:rPr>
+        <w:lastRenderedPageBreak/>
+        <w:drawing>
+          <wp:inline distT="0" distB="0" distL="0" distR="0" wp14:anchorId="243AC34C" wp14:editId="4FA4C23D">
+            <wp:extent cx="5753100" cy="2750820"/>
+            <wp:effectExtent l="0" t="0" r="0" b="0"/>
+            <wp:docPr id="693472731" name="Picture 11"/>
+            <wp:cNvGraphicFramePr>
+              <a:graphicFrameLocks xmlns:a="http://schemas.openxmlformats.org/drawingml/2006/main" noChangeAspect="1"/>
+            </wp:cNvGraphicFramePr>
+            <a:graphic xmlns:a="http://schemas.openxmlformats.org/drawingml/2006/main">
+              <a:graphicData uri="http://schemas.openxmlformats.org/drawingml/2006/picture">
+                <pic:pic xmlns:pic="http://schemas.openxmlformats.org/drawingml/2006/picture">
+                  <pic:nvPicPr>
+                    <pic:cNvPr id="0" name="Picture 11"/>
+                    <pic:cNvPicPr>
+                      <a:picLocks noChangeAspect="1" noChangeArrowheads="1"/>
+                    </pic:cNvPicPr>
+                  </pic:nvPicPr>
+                  <pic:blipFill>
+                    <a:blip r:embed="rId29">
+                      <a:extLst>
+                        <a:ext uri="{28A0092B-C50C-407E-A947-70E740481C1C}">
+                          <a14:useLocalDpi xmlns:a14="http://schemas.microsoft.com/office/drawing/2010/main" val="0"/>
+                        </a:ext>
+                      </a:extLst>
+                    </a:blip>
+                    <a:srcRect/>
+                    <a:stretch>
+                      <a:fillRect/>
+                    </a:stretch>
+                  </pic:blipFill>
+                  <pic:spPr bwMode="auto">
+                    <a:xfrm>
+                      <a:off x="0" y="0"/>
+                      <a:ext cx="5753100" cy="2750820"/>
+                    </a:xfrm>
+                    <a:prstGeom prst="rect">
+                      <a:avLst/>
+                    </a:prstGeom>
+                    <a:noFill/>
+                    <a:ln>
+                      <a:noFill/>
+                    </a:ln>
+                  </pic:spPr>
+                </pic:pic>
+              </a:graphicData>
+            </a:graphic>
+          </wp:inline>
+        </w:drawing>
+      </w:r>
+    </w:p>
+    <w:p>
+      <w:pPr>
+        <w:rPr>
+          <w:lang w:eastAsia="zh-CN"/>
+        </w:rPr>
+      </w:pPr>
+      <w:r>
+        <w:rPr>
+          <w:lang w:eastAsia="zh-CN"/>
+        </w:rPr>
+        <w:t xml:space="preserve">A játékmenetek felügyeletéért felelős alrendszer a </w:t>
+      </w:r>
+      <w:r>
+        <w:rPr>
+          <w:b/>
+          <w:bCs/>
+          <w:lang w:eastAsia="zh-CN"/>
+        </w:rPr>
+        <w:t>Factory</w:t>
+      </w:r>
+      <w:r>
+        <w:rPr>
+          <w:lang w:eastAsia="zh-CN"/>
+        </w:rPr>
+        <w:t xml:space="preserve"> és a </w:t>
+      </w:r>
+      <w:r>
+        <w:rPr>
+          <w:b/>
+          <w:bCs/>
+          <w:lang w:eastAsia="zh-CN"/>
+        </w:rPr>
+        <w:t>Manager</w:t>
+      </w:r>
+      <w:r>
+        <w:rPr>
+          <w:lang w:eastAsia="zh-CN"/>
+        </w:rPr>
+        <w:t xml:space="preserve"> tervezési minták kombinációjával biztosítja a játékpéldányok elkülönített és biztonságos kezelését. A GameManager osztály a szálbiztos ConcurrentDictionary gyűjteményben tárolt IGame példányok életciklusát koordinálja, az új játékok létrehozását pedig az IGameFactory interfész mögé absztrahálja. Ez a megközelítés lehetővé teszi a konkrét játéklogika leválasztását a menedzserről, így a rendszer rugalmasan bővíthető új játéktípusokkal anélkül, hogy a központi adminisztrációs logikát módosítani kellene. A kompozíciós kapcsolat a menedzser és a játékpéldányok között garantálja az erőforrások tiszta felszabadítását, míg az interfész-alapú tervezés elősegíti a modulok közötti laza csatolást és a hatékony egységtesztelhetőséget.</w:t>
+      </w:r>
     </w:p>
     <w:p>
       <w:pPr>
@@ -10773,42 +8197,284 @@
           <w:lang w:eastAsia="zh-CN"/>
         </w:rPr>
       </w:pPr>
-      <w:proofErr w:type="spellStart"/>
       <w:r>
         <w:rPr>
           <w:lang w:eastAsia="zh-CN"/>
         </w:rPr>
         <w:t>SevenWonders.AI.Model</w:t>
       </w:r>
-      <w:proofErr w:type="spellEnd"/>
-    </w:p>
-    <w:p>
-      <w:pPr>
-        <w:rPr>
-          <w:lang w:eastAsia="zh-CN"/>
-        </w:rPr>
-      </w:pPr>
-    </w:p>
-    <w:p>
-      <w:pPr>
-        <w:rPr>
-          <w:lang w:eastAsia="zh-CN"/>
-        </w:rPr>
-      </w:pPr>
-    </w:p>
-    <w:p>
-      <w:pPr>
-        <w:rPr>
-          <w:lang w:eastAsia="zh-CN"/>
-        </w:rPr>
-      </w:pPr>
-    </w:p>
-    <w:p>
-      <w:pPr>
-        <w:rPr>
-          <w:lang w:eastAsia="zh-CN"/>
-        </w:rPr>
-      </w:pPr>
+    </w:p>
+    <w:p>
+      <w:pPr>
+        <w:rPr>
+          <w:lang w:eastAsia="zh-CN"/>
+        </w:rPr>
+      </w:pPr>
+      <w:r>
+        <w:rPr>
+          <w:noProof/>
+          <w:lang w:eastAsia="zh-CN"/>
+        </w:rPr>
+        <w:drawing>
+          <wp:inline distT="0" distB="0" distL="0" distR="0" wp14:anchorId="788167EA" wp14:editId="6F20DB89">
+            <wp:extent cx="5743575" cy="2590800"/>
+            <wp:effectExtent l="0" t="0" r="9525" b="0"/>
+            <wp:docPr id="300471144" name="Picture 12"/>
+            <wp:cNvGraphicFramePr>
+              <a:graphicFrameLocks xmlns:a="http://schemas.openxmlformats.org/drawingml/2006/main" noChangeAspect="1"/>
+            </wp:cNvGraphicFramePr>
+            <a:graphic xmlns:a="http://schemas.openxmlformats.org/drawingml/2006/main">
+              <a:graphicData uri="http://schemas.openxmlformats.org/drawingml/2006/picture">
+                <pic:pic xmlns:pic="http://schemas.openxmlformats.org/drawingml/2006/picture">
+                  <pic:nvPicPr>
+                    <pic:cNvPr id="0" name="Picture 12"/>
+                    <pic:cNvPicPr>
+                      <a:picLocks noChangeAspect="1" noChangeArrowheads="1"/>
+                    </pic:cNvPicPr>
+                  </pic:nvPicPr>
+                  <pic:blipFill>
+                    <a:blip r:embed="rId30" cstate="print">
+                      <a:extLst>
+                        <a:ext uri="{28A0092B-C50C-407E-A947-70E740481C1C}">
+                          <a14:useLocalDpi xmlns:a14="http://schemas.microsoft.com/office/drawing/2010/main" val="0"/>
+                        </a:ext>
+                      </a:extLst>
+                    </a:blip>
+                    <a:srcRect/>
+                    <a:stretch>
+                      <a:fillRect/>
+                    </a:stretch>
+                  </pic:blipFill>
+                  <pic:spPr bwMode="auto">
+                    <a:xfrm>
+                      <a:off x="0" y="0"/>
+                      <a:ext cx="5743575" cy="2590800"/>
+                    </a:xfrm>
+                    <a:prstGeom prst="rect">
+                      <a:avLst/>
+                    </a:prstGeom>
+                    <a:noFill/>
+                    <a:ln>
+                      <a:noFill/>
+                    </a:ln>
+                  </pic:spPr>
+                </pic:pic>
+              </a:graphicData>
+            </a:graphic>
+          </wp:inline>
+        </w:drawing>
+      </w:r>
+    </w:p>
+    <w:p>
+      <w:pPr>
+        <w:rPr>
+          <w:lang w:eastAsia="zh-CN"/>
+        </w:rPr>
+      </w:pPr>
+      <w:r>
+        <w:rPr>
+          <w:lang w:eastAsia="zh-CN"/>
+        </w:rPr>
+        <w:lastRenderedPageBreak/>
+        <w:t xml:space="preserve">Az AI modell döntéshozatali architektúrája a </w:t>
+      </w:r>
+      <w:r>
+        <w:rPr>
+          <w:b/>
+          <w:bCs/>
+          <w:lang w:eastAsia="zh-CN"/>
+        </w:rPr>
+        <w:t>stratégia tervezési mintára</w:t>
+      </w:r>
+      <w:r>
+        <w:rPr>
+          <w:lang w:eastAsia="zh-CN"/>
+        </w:rPr>
+        <w:t xml:space="preserve"> és a </w:t>
+      </w:r>
+      <w:r>
+        <w:rPr>
+          <w:b/>
+          <w:bCs/>
+          <w:lang w:eastAsia="zh-CN"/>
+        </w:rPr>
+        <w:t>delegációs elvre</w:t>
+      </w:r>
+      <w:r>
+        <w:rPr>
+          <w:lang w:eastAsia="zh-CN"/>
+        </w:rPr>
+        <w:t xml:space="preserve"> épül, biztosítva a rugalmas választást a specifikus heurisztikák és a gépi tanuláson alapuló algoritmusok között. A rendszer központi egysége az IDecisionRouter, amely a játékos aktuális kontextusa alapján választja ki a megfelelő IDecisionHandler implementációt, így elkerülve a bonyolult, feltételes elágazásokkal teli döntési logikát. Az AIDecisionHandler absztrakciója lehetővé teszi a neurális hálózati modellek integrációját, ahol az állapotvektorok (IGameStateVectorReceiver) és a jutalomfüggvények (IRewardCalculator) aggregációja biztosítja a modell tanításához és futtatásához szükséges adatkörnyezetet. A DecisionRouterFactory alkalmazása garantálja a döntési útválasztó és a hozzá tartozó handler-gyűjtemények tiszta, konfigurálható példányosítását, támogatva a függőség-befecskendezést. Ez a moduláris felépítés lehetővé teszi új döntési pontok (pl. kártyaválasztás, fejlesztés) bevezetését a meglévő infrastruktúra módosítása nélkül, elősegítve a kód hosszú távú karbantarthatóságát és bővíthetőségét.</w:t>
+      </w:r>
+    </w:p>
+    <w:p>
+      <w:pPr>
+        <w:rPr>
+          <w:lang w:eastAsia="zh-CN"/>
+        </w:rPr>
+      </w:pPr>
+      <w:r>
+        <w:rPr>
+          <w:noProof/>
+          <w:lang w:eastAsia="zh-CN"/>
+        </w:rPr>
+        <w:drawing>
+          <wp:inline distT="0" distB="0" distL="0" distR="0" wp14:anchorId="7B8F3451" wp14:editId="2F590DFB">
+            <wp:extent cx="5753100" cy="2352675"/>
+            <wp:effectExtent l="0" t="0" r="0" b="9525"/>
+            <wp:docPr id="1166439388" name="Picture 14"/>
+            <wp:cNvGraphicFramePr>
+              <a:graphicFrameLocks xmlns:a="http://schemas.openxmlformats.org/drawingml/2006/main" noChangeAspect="1"/>
+            </wp:cNvGraphicFramePr>
+            <a:graphic xmlns:a="http://schemas.openxmlformats.org/drawingml/2006/main">
+              <a:graphicData uri="http://schemas.openxmlformats.org/drawingml/2006/picture">
+                <pic:pic xmlns:pic="http://schemas.openxmlformats.org/drawingml/2006/picture">
+                  <pic:nvPicPr>
+                    <pic:cNvPr id="0" name="Picture 14"/>
+                    <pic:cNvPicPr>
+                      <a:picLocks noChangeAspect="1" noChangeArrowheads="1"/>
+                    </pic:cNvPicPr>
+                  </pic:nvPicPr>
+                  <pic:blipFill>
+                    <a:blip r:embed="rId31">
+                      <a:extLst>
+                        <a:ext uri="{28A0092B-C50C-407E-A947-70E740481C1C}">
+                          <a14:useLocalDpi xmlns:a14="http://schemas.microsoft.com/office/drawing/2010/main" val="0"/>
+                        </a:ext>
+                      </a:extLst>
+                    </a:blip>
+                    <a:srcRect/>
+                    <a:stretch>
+                      <a:fillRect/>
+                    </a:stretch>
+                  </pic:blipFill>
+                  <pic:spPr bwMode="auto">
+                    <a:xfrm>
+                      <a:off x="0" y="0"/>
+                      <a:ext cx="5753100" cy="2352675"/>
+                    </a:xfrm>
+                    <a:prstGeom prst="rect">
+                      <a:avLst/>
+                    </a:prstGeom>
+                    <a:noFill/>
+                    <a:ln>
+                      <a:noFill/>
+                    </a:ln>
+                  </pic:spPr>
+                </pic:pic>
+              </a:graphicData>
+            </a:graphic>
+          </wp:inline>
+        </w:drawing>
+      </w:r>
+    </w:p>
+    <w:p>
+      <w:pPr>
+        <w:rPr>
+          <w:lang w:eastAsia="zh-CN"/>
+        </w:rPr>
+      </w:pPr>
+      <w:r>
+        <w:rPr>
+          <w:lang w:eastAsia="zh-CN"/>
+        </w:rPr>
+        <w:t xml:space="preserve">A döntéshozatali alrendszer ezen rétege a komplexitás csökkentése és az állapotvektor méretének optimalizálása érdekében egyszerűsített heurisztikákat alkalmaz a specifikus részfeladatok eldöntésére. Az IDecisionHandler különböző implementációi az IWeightConfiguration interfészen keresztül jutnak hozzá a döntéseikhez szükséges súlyozási paraméterekhez, lehetővé téve a stratégiai logika és a konkrét adatbeállítások teljes elválasztását. Ez a felépítés támogatja a hibrid megközelítést, ahol a neurális hálózat csak a magas szintű akciókat határozza meg, míg a konkrét kártyaválasztás vagy építési sorrend súlyozott listák (ObjectWeights) alapján dől el. A súlyozások hierarchikus tárolása (ObjectWeight) biztosítja a rendszer finomhangolhatóságát és a játékegyensúly könnyű </w:t>
+      </w:r>
+      <w:r>
+        <w:rPr>
+          <w:lang w:eastAsia="zh-CN"/>
+        </w:rPr>
+        <w:lastRenderedPageBreak/>
+        <w:t>módosítását anélkül, hogy az AI modellt újra kellene tanítani. Ez a modularitás jelentősen növeli a motor teljesítményét és átláthatóságát a tanítási és futtatási fázisokban egyaránt.</w:t>
+      </w:r>
+    </w:p>
+    <w:p>
+      <w:pPr>
+        <w:rPr>
+          <w:lang w:eastAsia="zh-CN"/>
+        </w:rPr>
+      </w:pPr>
+      <w:r>
+        <w:rPr>
+          <w:noProof/>
+          <w:lang w:eastAsia="zh-CN"/>
+        </w:rPr>
+        <w:drawing>
+          <wp:inline distT="0" distB="0" distL="0" distR="0" wp14:anchorId="017320B3" wp14:editId="3490FB87">
+            <wp:extent cx="5762625" cy="2619375"/>
+            <wp:effectExtent l="0" t="0" r="9525" b="9525"/>
+            <wp:docPr id="696471215" name="Picture 15"/>
+            <wp:cNvGraphicFramePr>
+              <a:graphicFrameLocks xmlns:a="http://schemas.openxmlformats.org/drawingml/2006/main" noChangeAspect="1"/>
+            </wp:cNvGraphicFramePr>
+            <a:graphic xmlns:a="http://schemas.openxmlformats.org/drawingml/2006/main">
+              <a:graphicData uri="http://schemas.openxmlformats.org/drawingml/2006/picture">
+                <pic:pic xmlns:pic="http://schemas.openxmlformats.org/drawingml/2006/picture">
+                  <pic:nvPicPr>
+                    <pic:cNvPr id="0" name="Picture 15"/>
+                    <pic:cNvPicPr>
+                      <a:picLocks noChangeAspect="1" noChangeArrowheads="1"/>
+                    </pic:cNvPicPr>
+                  </pic:nvPicPr>
+                  <pic:blipFill>
+                    <a:blip r:embed="rId32" cstate="print">
+                      <a:extLst>
+                        <a:ext uri="{28A0092B-C50C-407E-A947-70E740481C1C}">
+                          <a14:useLocalDpi xmlns:a14="http://schemas.microsoft.com/office/drawing/2010/main" val="0"/>
+                        </a:ext>
+                      </a:extLst>
+                    </a:blip>
+                    <a:srcRect/>
+                    <a:stretch>
+                      <a:fillRect/>
+                    </a:stretch>
+                  </pic:blipFill>
+                  <pic:spPr bwMode="auto">
+                    <a:xfrm>
+                      <a:off x="0" y="0"/>
+                      <a:ext cx="5762625" cy="2619375"/>
+                    </a:xfrm>
+                    <a:prstGeom prst="rect">
+                      <a:avLst/>
+                    </a:prstGeom>
+                    <a:noFill/>
+                    <a:ln>
+                      <a:noFill/>
+                    </a:ln>
+                  </pic:spPr>
+                </pic:pic>
+              </a:graphicData>
+            </a:graphic>
+          </wp:inline>
+        </w:drawing>
+      </w:r>
+    </w:p>
+    <w:p>
+      <w:pPr>
+        <w:rPr>
+          <w:lang w:eastAsia="zh-CN"/>
+        </w:rPr>
+      </w:pPr>
+      <w:r>
+        <w:rPr>
+          <w:lang w:eastAsia="zh-CN"/>
+        </w:rPr>
+        <w:t xml:space="preserve">Az AI modell bemeneti rétegét képező állapotvektor (State Vector) és az érvényes lépéseket meghatározó maszk (Action Mask) előállítása egy moduláris, interfész-alapú architektúrán keresztül valósul meg. A rendszer a </w:t>
+      </w:r>
+      <w:r>
+        <w:rPr>
+          <w:b/>
+          <w:bCs/>
+          <w:lang w:eastAsia="zh-CN"/>
+        </w:rPr>
+        <w:t>Strategy tervezési mintát</w:t>
+      </w:r>
+      <w:r>
+        <w:rPr>
+          <w:lang w:eastAsia="zh-CN"/>
+        </w:rPr>
+        <w:t xml:space="preserve"> alkalmazza a különböző komplexitású kódolási mechanizmusok (Easy, Medium, Hard) elkülönítésére, lehetővé téve a bemeneti adatok struktúrájának iteratív fejlesztését és összehasonlíthatóságát a tanítási fázisban. A kódolási folyamat specializált enkóderekre (ICardNodeEncoder, IPlayerEncoder, IGlobalInfoEncoder) delegálódik, amelyek a hierarchikus játékállapotot egységes numerikus vektorokká konvertálják, biztosítva a neurális hálózat bemeneti konzisztenciáját. Az akciómaszkok generálása (IPlayerActionMaskReceiver) és a jutalomszámítás (IRewardCalculator) tiszta elkülönítése garantálja, hogy a megerősítéses tanulási ciklus minden eleme függetlenül módosítható legyen. Ez a felépítés nagyfokú rugalmasságot biztosít a kísérletezéshez, mivel az állapotreprezentáció változtatásai nem igényelnek módosítást a motor maglogikájában.</w:t>
+      </w:r>
     </w:p>
     <w:p>
       <w:pPr>
@@ -10817,14 +8483,14 @@
           <w:lang w:eastAsia="zh-CN"/>
         </w:rPr>
       </w:pPr>
-      <w:bookmarkStart w:id="26" w:name="_Toc228127148"/>
+      <w:bookmarkStart w:id="25" w:name="_Toc228127148"/>
       <w:r>
         <w:rPr>
           <w:lang w:eastAsia="zh-CN"/>
         </w:rPr>
         <w:t>Mesterséges intelligencia</w:t>
       </w:r>
-      <w:bookmarkEnd w:id="26"/>
+      <w:bookmarkEnd w:id="25"/>
     </w:p>
     <w:p>
       <w:pPr>
@@ -10842,21 +8508,7 @@
         <w:rPr>
           <w:lang w:eastAsia="zh-CN"/>
         </w:rPr>
-        <w:t xml:space="preserve">z az alfejezet bemutatja a mesterséges intelligencia tanításának eredményeként létrejött különböző nehézségi szinteket. A tanulási folyamat során betanított modell eltérő konfigurációk és döntési stratégiák alkalmazásával különböző </w:t>
-      </w:r>
-      <w:proofErr w:type="spellStart"/>
-      <w:r>
-        <w:rPr>
-          <w:lang w:eastAsia="zh-CN"/>
-        </w:rPr>
-        <w:t>játékbeli</w:t>
-      </w:r>
-      <w:proofErr w:type="spellEnd"/>
-      <w:r>
-        <w:rPr>
-          <w:lang w:eastAsia="zh-CN"/>
-        </w:rPr>
-        <w:t xml:space="preserve"> viselkedést valósít meg, amely a felhasználó számára könnyű, közepes és nehéz szinteken jelenik meg.</w:t>
+        <w:t>z az alfejezet bemutatja a mesterséges intelligencia tanításának eredményeként létrejött különböző nehézségi szinteket. A tanulási folyamat során betanított modell eltérő konfigurációk és döntési stratégiák alkalmazásával különböző játékbeli viselkedést valósít meg, amely a felhasználó számára könnyű, közepes és nehéz szinteken jelenik meg.</w:t>
       </w:r>
     </w:p>
     <w:p>
@@ -10890,35 +8542,7 @@
         <w:rPr>
           <w:lang w:eastAsia="zh-CN"/>
         </w:rPr>
-        <w:t>tanításához PPO (</w:t>
-      </w:r>
-      <w:proofErr w:type="spellStart"/>
-      <w:r>
-        <w:rPr>
-          <w:lang w:eastAsia="zh-CN"/>
-        </w:rPr>
-        <w:t>Proximal</w:t>
-      </w:r>
-      <w:proofErr w:type="spellEnd"/>
-      <w:r>
-        <w:rPr>
-          <w:lang w:eastAsia="zh-CN"/>
-        </w:rPr>
-        <w:t xml:space="preserve"> Policy </w:t>
-      </w:r>
-      <w:proofErr w:type="spellStart"/>
-      <w:r>
-        <w:rPr>
-          <w:lang w:eastAsia="zh-CN"/>
-        </w:rPr>
-        <w:t>Optimization</w:t>
-      </w:r>
-      <w:proofErr w:type="spellEnd"/>
-      <w:r>
-        <w:rPr>
-          <w:lang w:eastAsia="zh-CN"/>
-        </w:rPr>
-        <w:t>)</w:t>
+        <w:t>tanításához PPO (Proximal Policy Optimization)</w:t>
       </w:r>
       <w:r>
         <w:rPr>
@@ -11060,14 +8684,14 @@
           <w:lang w:eastAsia="zh-CN"/>
         </w:rPr>
       </w:pPr>
-      <w:bookmarkStart w:id="27" w:name="_Toc228127149"/>
+      <w:bookmarkStart w:id="26" w:name="_Toc228127149"/>
       <w:r>
         <w:rPr>
           <w:lang w:eastAsia="zh-CN"/>
         </w:rPr>
         <w:t>Tesztelés</w:t>
       </w:r>
-      <w:bookmarkEnd w:id="27"/>
+      <w:bookmarkEnd w:id="26"/>
     </w:p>
     <w:p>
       <w:pPr>
@@ -11088,8 +8712,8 @@
       <w:pPr>
         <w:pStyle w:val="Heading1"/>
       </w:pPr>
-      <w:bookmarkStart w:id="28" w:name="_Toc228127150"/>
-      <w:commentRangeStart w:id="29"/>
+      <w:bookmarkStart w:id="27" w:name="_Toc228127150"/>
+      <w:commentRangeStart w:id="28"/>
       <w:r>
         <w:lastRenderedPageBreak/>
         <w:t>Összefoglalás és tovább</w:t>
@@ -11097,15 +8721,16 @@
       <w:r>
         <w:t>i fejlesztési lehetőségek</w:t>
       </w:r>
-      <w:commentRangeEnd w:id="29"/>
+      <w:bookmarkEnd w:id="27"/>
+      <w:commentRangeEnd w:id="28"/>
       <w:r>
         <w:rPr>
           <w:rStyle w:val="CommentReference"/>
-          <w:rFonts w:asciiTheme="minorHAnsi" w:eastAsiaTheme="minorHAnsi" w:hAnsiTheme="minorHAnsi" w:cstheme="minorBidi"/>
-        </w:rPr>
-        <w:commentReference w:id="29"/>
-      </w:r>
-      <w:bookmarkEnd w:id="28"/>
+          <w:sz w:val="32"/>
+          <w:szCs w:val="32"/>
+        </w:rPr>
+        <w:commentReference w:id="28"/>
+      </w:r>
     </w:p>
     <w:p/>
     <w:p>
@@ -11117,12 +8742,12 @@
       <w:pPr>
         <w:pStyle w:val="Heading1"/>
       </w:pPr>
-      <w:bookmarkStart w:id="30" w:name="_Toc228127151"/>
+      <w:bookmarkStart w:id="29" w:name="_Toc228127151"/>
       <w:r>
         <w:lastRenderedPageBreak/>
         <w:t>Irodalomjegyzék</w:t>
       </w:r>
-      <w:bookmarkEnd w:id="30"/>
+      <w:bookmarkEnd w:id="29"/>
     </w:p>
     <w:p>
       <w:pPr>
@@ -11147,21 +8772,22 @@
       <w:pPr>
         <w:pStyle w:val="Heading1"/>
       </w:pPr>
-      <w:bookmarkStart w:id="31" w:name="_Toc228127152"/>
-      <w:commentRangeStart w:id="32"/>
+      <w:bookmarkStart w:id="30" w:name="_Toc228127152"/>
+      <w:commentRangeStart w:id="31"/>
       <w:r>
         <w:lastRenderedPageBreak/>
         <w:t>Melléklet</w:t>
       </w:r>
-      <w:commentRangeEnd w:id="32"/>
+      <w:bookmarkEnd w:id="30"/>
+      <w:commentRangeEnd w:id="31"/>
       <w:r>
         <w:rPr>
           <w:rStyle w:val="CommentReference"/>
-          <w:rFonts w:asciiTheme="minorHAnsi" w:eastAsiaTheme="minorHAnsi" w:hAnsiTheme="minorHAnsi" w:cstheme="minorBidi"/>
-        </w:rPr>
-        <w:commentReference w:id="32"/>
-      </w:r>
-      <w:bookmarkEnd w:id="31"/>
+          <w:sz w:val="32"/>
+          <w:szCs w:val="32"/>
+        </w:rPr>
+        <w:commentReference w:id="31"/>
+      </w:r>
     </w:p>
     <w:p>
       <w:pPr>
@@ -11171,7 +8797,7 @@
       </w:pPr>
     </w:p>
     <w:sectPr>
-      <w:footerReference w:type="default" r:id="rId25"/>
+      <w:footerReference w:type="default" r:id="rId37"/>
       <w:pgSz w:w="11906" w:h="16838"/>
       <w:pgMar w:top="1418" w:right="1418" w:bottom="1418" w:left="1418" w:header="709" w:footer="709" w:gutter="0"/>
       <w:pgNumType w:start="1"/>
@@ -11184,7 +8810,7 @@
 
 <file path=word/comments.xml><?xml version="1.0" encoding="utf-8"?>
 <w:comments xmlns:wpc="http://schemas.microsoft.com/office/word/2010/wordprocessingCanvas" xmlns:cx="http://schemas.microsoft.com/office/drawing/2014/chartex" xmlns:cx1="http://schemas.microsoft.com/office/drawing/2015/9/8/chartex" xmlns:cx2="http://schemas.microsoft.com/office/drawing/2015/10/21/chartex" xmlns:cx3="http://schemas.microsoft.com/office/drawing/2016/5/9/chartex" xmlns:cx4="http://schemas.microsoft.com/office/drawing/2016/5/10/chartex" xmlns:cx5="http://schemas.microsoft.com/office/drawing/2016/5/11/chartex" xmlns:cx6="http://schemas.microsoft.com/office/drawing/2016/5/12/chartex" xmlns:cx7="http://schemas.microsoft.com/office/drawing/2016/5/13/chartex" xmlns:cx8="http://schemas.microsoft.com/office/drawing/2016/5/14/chartex" xmlns:mc="http://schemas.openxmlformats.org/markup-compatibility/2006" xmlns:aink="http://schemas.microsoft.com/office/drawing/2016/ink" xmlns:am3d="http://schemas.microsoft.com/office/drawing/2017/model3d" xmlns:o="urn:schemas-microsoft-com:office:office" xmlns:oel="http://schemas.microsoft.com/office/2019/extlst" xmlns:r="http://schemas.openxmlformats.org/officeDocument/2006/relationships" xmlns:m="http://schemas.openxmlformats.org/officeDocument/2006/math" xmlns:v="urn:schemas-microsoft-com:vml" xmlns:wp14="http://schemas.microsoft.com/office/word/2010/wordprocessingDrawing" xmlns:wp="http://schemas.openxmlformats.org/drawingml/2006/wordprocessingDrawing" xmlns:w10="urn:schemas-microsoft-com:office:word" xmlns:w="http://schemas.openxmlformats.org/wordprocessingml/2006/main" xmlns:w14="http://schemas.microsoft.com/office/word/2010/wordml" xmlns:w15="http://schemas.microsoft.com/office/word/2012/wordml" xmlns:w16cex="http://schemas.microsoft.com/office/word/2018/wordml/cex" xmlns:w16cid="http://schemas.microsoft.com/office/word/2016/wordml/cid" xmlns:w16="http://schemas.microsoft.com/office/word/2018/wordml" xmlns:w16du="http://schemas.microsoft.com/office/word/2023/wordml/word16du" xmlns:w16sdtdh="http://schemas.microsoft.com/office/word/2020/wordml/sdtdatahash" xmlns:w16sdtfl="http://schemas.microsoft.com/office/word/2024/wordml/sdtformatlock" xmlns:w16se="http://schemas.microsoft.com/office/word/2015/wordml/symex" xmlns:wpg="http://schemas.microsoft.com/office/word/2010/wordprocessingGroup" xmlns:wpi="http://schemas.microsoft.com/office/word/2010/wordprocessingInk" xmlns:wne="http://schemas.microsoft.com/office/word/2006/wordml" xmlns:wps="http://schemas.microsoft.com/office/word/2010/wordprocessingShape" mc:Ignorable="w14 w15 w16se w16cid w16 w16cex w16sdtdh w16sdtfl w16du wp14">
-  <w:comment w:id="29" w:author="Németh Gábor Árpád Dr." w:date="2021-11-17T13:25:00Z" w:initials="NGÁD">
+  <w:comment w:id="28" w:author="Németh Gábor Árpád Dr." w:date="2021-11-17T13:25:00Z" w:initials="NGÁD">
     <w:p>
       <w:pPr>
         <w:pStyle w:val="CommentText"/>
@@ -11215,7 +8841,7 @@
       </w:r>
     </w:p>
   </w:comment>
-  <w:comment w:id="32" w:author="Gludovátz Attila" w:date="2021-11-11T11:08:00Z" w:initials="GA">
+  <w:comment w:id="31" w:author="Gludovátz Attila" w:date="2021-11-11T11:08:00Z" w:initials="GA">
     <w:p>
       <w:pPr>
         <w:pStyle w:val="CommentText"/>
@@ -13418,16 +11044,16 @@
 </file>
 
 <file path=customXml/item1.xml><?xml version="1.0" encoding="utf-8"?>
-<b:Sources xmlns:b="http://schemas.openxmlformats.org/officeDocument/2006/bibliography" xmlns="http://schemas.openxmlformats.org/officeDocument/2006/bibliography" SelectedStyle="\APASixthEditionOfficeOnline.xsl" StyleName="APA" Version="6"/>
-</file>
-
-<file path=customXml/item2.xml><?xml version="1.0" encoding="utf-8"?>
 <?mso-contentType ?>
 <FormTemplates xmlns="http://schemas.microsoft.com/sharepoint/v3/contenttype/forms">
   <Display>DocumentLibraryForm</Display>
   <Edit>DocumentLibraryForm</Edit>
   <New>DocumentLibraryForm</New>
 </FormTemplates>
+</file>
+
+<file path=customXml/item2.xml><?xml version="1.0" encoding="utf-8"?>
+<b:Sources xmlns:b="http://schemas.openxmlformats.org/officeDocument/2006/bibliography" xmlns="http://schemas.openxmlformats.org/officeDocument/2006/bibliography" SelectedStyle="\APASixthEditionOfficeOnline.xsl" StyleName="APA" Version="6"/>
 </file>
 
 <file path=customXml/item3.xml><?xml version="1.0" encoding="utf-8"?>
@@ -13589,17 +11215,17 @@
 </file>
 
 <file path=customXml/itemProps1.xml><?xml version="1.0" encoding="utf-8"?>
-<ds:datastoreItem xmlns:ds="http://schemas.openxmlformats.org/officeDocument/2006/customXml" ds:itemID="{E9F6CDE2-636C-4043-AFFC-7CB0CE5DF55A}">
+<ds:datastoreItem xmlns:ds="http://schemas.openxmlformats.org/officeDocument/2006/customXml" ds:itemID="{79D0F40F-646A-4DBF-9119-0FC598DFBBBB}">
   <ds:schemaRefs>
-    <ds:schemaRef ds:uri="http://schemas.openxmlformats.org/officeDocument/2006/bibliography"/>
+    <ds:schemaRef ds:uri="http://schemas.microsoft.com/sharepoint/v3/contenttype/forms"/>
   </ds:schemaRefs>
 </ds:datastoreItem>
 </file>
 
 <file path=customXml/itemProps2.xml><?xml version="1.0" encoding="utf-8"?>
-<ds:datastoreItem xmlns:ds="http://schemas.openxmlformats.org/officeDocument/2006/customXml" ds:itemID="{79D0F40F-646A-4DBF-9119-0FC598DFBBBB}">
+<ds:datastoreItem xmlns:ds="http://schemas.openxmlformats.org/officeDocument/2006/customXml" ds:itemID="{E9F6CDE2-636C-4043-AFFC-7CB0CE5DF55A}">
   <ds:schemaRefs>
-    <ds:schemaRef ds:uri="http://schemas.microsoft.com/sharepoint/v3/contenttype/forms"/>
+    <ds:schemaRef ds:uri="http://schemas.openxmlformats.org/officeDocument/2006/bibliography"/>
   </ds:schemaRefs>
 </ds:datastoreItem>
 </file>

--- a/document/Szakdolgozat.docx
+++ b/document/Szakdolgozat.docx
@@ -3706,7 +3706,7 @@
           <w:lang w:val="en-GB"/>
         </w:rPr>
         <w:pict w14:anchorId="382AFE54">
-          <v:rect id="_x0000_i1046" style="width:0;height:1.5pt" o:hralign="center" o:hrstd="t" o:hr="t" fillcolor="#a0a0a0" stroked="f"/>
+          <v:rect id="_x0000_i1025" style="width:0;height:1.5pt" o:hralign="center" o:hrstd="t" o:hr="t" fillcolor="#a0a0a0" stroked="f"/>
         </w:pict>
       </w:r>
     </w:p>
@@ -3986,18 +3986,706 @@
       </w:pPr>
       <w:bookmarkStart w:id="4" w:name="_Toc228127128"/>
       <w:r>
+        <w:lastRenderedPageBreak/>
         <w:t>Felhasználói felület</w:t>
       </w:r>
       <w:bookmarkEnd w:id="4"/>
     </w:p>
-    <w:p/>
+    <w:p>
+      <w:r>
+        <w:t xml:space="preserve">A szoftver </w:t>
+      </w:r>
+      <w:r>
+        <w:t>menürendszere több navigálható oldalból áll, amely segítségével több játékmód is elérhető a felhasználók részére. Ebben a fejezetben a különböző menüket fogom ismertetni. A program elindulásakor a főmenü tölt be.</w:t>
+      </w:r>
+    </w:p>
+    <w:p>
+      <w:pPr>
+        <w:rPr>
+          <w:b/>
+          <w:bCs/>
+        </w:rPr>
+      </w:pPr>
+      <w:r>
+        <w:rPr>
+          <w:b/>
+          <w:bCs/>
+        </w:rPr>
+        <w:t>Főmenü</w:t>
+      </w:r>
+    </w:p>
+    <w:p>
+      <w:r>
+        <w:t>A főmenüben 3 választási lehetősége van a felhasználónak:</w:t>
+      </w:r>
+    </w:p>
+    <w:p>
+      <w:pPr>
+        <w:pStyle w:val="ListParagraph"/>
+        <w:numPr>
+          <w:ilvl w:val="0"/>
+          <w:numId w:val="22"/>
+        </w:numPr>
+      </w:pPr>
+      <w:r>
+        <w:rPr>
+          <w:b/>
+          <w:bCs/>
+        </w:rPr>
+        <w:t>Egyjátékos mód</w:t>
+      </w:r>
+      <w:r>
+        <w:t>: Átnavigál a „Játékmód kiválasztása” című oldalra</w:t>
+      </w:r>
+    </w:p>
+    <w:p>
+      <w:pPr>
+        <w:pStyle w:val="ListParagraph"/>
+        <w:numPr>
+          <w:ilvl w:val="0"/>
+          <w:numId w:val="22"/>
+        </w:numPr>
+      </w:pPr>
+      <w:r>
+        <w:rPr>
+          <w:b/>
+          <w:bCs/>
+        </w:rPr>
+        <w:t>Többjátékos mód</w:t>
+      </w:r>
+      <w:r>
+        <w:t>:</w:t>
+      </w:r>
+      <w:r>
+        <w:t xml:space="preserve"> Átnavigál a „Belépés” című oldalra</w:t>
+      </w:r>
+    </w:p>
+    <w:p>
+      <w:pPr>
+        <w:pStyle w:val="ListParagraph"/>
+        <w:numPr>
+          <w:ilvl w:val="0"/>
+          <w:numId w:val="22"/>
+        </w:numPr>
+      </w:pPr>
+      <w:r>
+        <w:rPr>
+          <w:b/>
+          <w:bCs/>
+        </w:rPr>
+        <w:t>Kilépés</w:t>
+      </w:r>
+      <w:r>
+        <w:t>: Bezárja a programot</w:t>
+      </w:r>
+    </w:p>
+    <w:p>
+      <w:pPr>
+        <w:rPr>
+          <w:b/>
+          <w:bCs/>
+        </w:rPr>
+      </w:pPr>
+      <w:r>
+        <w:rPr>
+          <w:b/>
+          <w:bCs/>
+        </w:rPr>
+        <w:t>Játékmód kiválasztása</w:t>
+      </w:r>
+    </w:p>
+    <w:p>
+      <w:r>
+        <w:t>Ebben a menüben az alábbi lehetőségek közül választhat a felhasználó:</w:t>
+      </w:r>
+    </w:p>
+    <w:p>
+      <w:pPr>
+        <w:pStyle w:val="ListParagraph"/>
+        <w:numPr>
+          <w:ilvl w:val="0"/>
+          <w:numId w:val="23"/>
+        </w:numPr>
+      </w:pPr>
+      <w:r>
+        <w:rPr>
+          <w:b/>
+          <w:bCs/>
+        </w:rPr>
+        <w:t>Játékos VS Játékos</w:t>
+      </w:r>
+      <w:r>
+        <w:t>: Átnavigál a „Játékos név megadása” című oldalra. Ez a</w:t>
+      </w:r>
+      <w:r>
+        <w:t>z</w:t>
+      </w:r>
+      <w:r>
+        <w:t xml:space="preserve"> </w:t>
+      </w:r>
+      <w:r>
+        <w:t>opció</w:t>
+      </w:r>
+      <w:r>
+        <w:t xml:space="preserve"> a lokális egymás elleni játék</w:t>
+      </w:r>
+      <w:r>
+        <w:t xml:space="preserve"> kiválasztását jelenti.</w:t>
+      </w:r>
+    </w:p>
+    <w:p>
+      <w:pPr>
+        <w:pStyle w:val="ListParagraph"/>
+        <w:numPr>
+          <w:ilvl w:val="0"/>
+          <w:numId w:val="23"/>
+        </w:numPr>
+      </w:pPr>
+      <w:r>
+        <w:rPr>
+          <w:b/>
+          <w:bCs/>
+        </w:rPr>
+        <w:t>Játékos VS MI</w:t>
+      </w:r>
+      <w:r>
+        <w:t xml:space="preserve">: </w:t>
+      </w:r>
+      <w:r>
+        <w:t>Átnavigál a „</w:t>
+      </w:r>
+      <w:r>
+        <w:t>MI nehézségi szint kiválasztása</w:t>
+      </w:r>
+      <w:r>
+        <w:t>” című oldalra. Ez a</w:t>
+      </w:r>
+      <w:r>
+        <w:t>z</w:t>
+      </w:r>
+      <w:r>
+        <w:t xml:space="preserve"> </w:t>
+      </w:r>
+      <w:r>
+        <w:t>opció</w:t>
+      </w:r>
+      <w:r>
+        <w:t xml:space="preserve"> a </w:t>
+      </w:r>
+      <w:r>
+        <w:t>mesterséges intelligencia</w:t>
+      </w:r>
+      <w:r>
+        <w:t xml:space="preserve"> elleni játék</w:t>
+      </w:r>
+      <w:r>
+        <w:t xml:space="preserve"> kiválasztását jelenti.</w:t>
+      </w:r>
+    </w:p>
+    <w:p>
+      <w:pPr>
+        <w:pStyle w:val="ListParagraph"/>
+        <w:numPr>
+          <w:ilvl w:val="0"/>
+          <w:numId w:val="23"/>
+        </w:numPr>
+      </w:pPr>
+      <w:r>
+        <w:rPr>
+          <w:b/>
+          <w:bCs/>
+        </w:rPr>
+        <w:t>Vissza</w:t>
+      </w:r>
+      <w:r>
+        <w:t>: Visszanavigál a főmenübe.</w:t>
+      </w:r>
+    </w:p>
+    <w:p>
+      <w:pPr>
+        <w:rPr>
+          <w:b/>
+          <w:bCs/>
+        </w:rPr>
+      </w:pPr>
+      <w:r>
+        <w:rPr>
+          <w:b/>
+          <w:bCs/>
+        </w:rPr>
+        <w:t>Játékos név megadása</w:t>
+      </w:r>
+    </w:p>
+    <w:p>
+      <w:r>
+        <w:t xml:space="preserve">Ezen az oldalon meg kell adni az 1. és a 2. játékos nevét, majd az </w:t>
+      </w:r>
+      <w:r>
+        <w:rPr>
+          <w:b/>
+          <w:bCs/>
+        </w:rPr>
+        <w:t>„Indítás”</w:t>
+      </w:r>
+      <w:r>
+        <w:t xml:space="preserve"> gombbal el lehet indítani a játékot. A „Vissza” gomb vissza navigál az előző oldalra.</w:t>
+      </w:r>
+    </w:p>
+    <w:p>
+      <w:r>
+        <w:t xml:space="preserve">Az </w:t>
+      </w:r>
+      <w:r>
+        <w:rPr>
+          <w:b/>
+          <w:bCs/>
+        </w:rPr>
+        <w:t>„</w:t>
+      </w:r>
+      <w:r>
+        <w:rPr>
+          <w:b/>
+          <w:bCs/>
+        </w:rPr>
+        <w:t>Indítás</w:t>
+      </w:r>
+      <w:r>
+        <w:rPr>
+          <w:b/>
+          <w:bCs/>
+        </w:rPr>
+        <w:t>”</w:t>
+      </w:r>
+      <w:r>
+        <w:t xml:space="preserve"> gomb akkor lesz elérhető, ha az alábbi feltétel teljesül a két játékos név tekintetében:</w:t>
+      </w:r>
+    </w:p>
+    <w:p>
+      <w:pPr>
+        <w:pStyle w:val="ListParagraph"/>
+        <w:numPr>
+          <w:ilvl w:val="0"/>
+          <w:numId w:val="24"/>
+        </w:numPr>
+      </w:pPr>
+      <w:r>
+        <w:t>A nevek egyediek</w:t>
+      </w:r>
+    </w:p>
+    <w:p>
+      <w:pPr>
+        <w:pStyle w:val="ListParagraph"/>
+        <w:numPr>
+          <w:ilvl w:val="0"/>
+          <w:numId w:val="24"/>
+        </w:numPr>
+      </w:pPr>
+      <w:r>
+        <w:t xml:space="preserve">A nevek hossza legalább 2 és legfeljebb </w:t>
+      </w:r>
+      <w:r>
+        <w:t>6</w:t>
+      </w:r>
+    </w:p>
+    <w:p>
+      <w:pPr>
+        <w:pStyle w:val="ListParagraph"/>
+        <w:numPr>
+          <w:ilvl w:val="0"/>
+          <w:numId w:val="24"/>
+        </w:numPr>
+      </w:pPr>
+      <w:r>
+        <w:t>A nevek csak számot és betűt tartalmaznak</w:t>
+      </w:r>
+    </w:p>
+    <w:p>
+      <w:pPr>
+        <w:rPr>
+          <w:b/>
+          <w:bCs/>
+        </w:rPr>
+      </w:pPr>
+      <w:r>
+        <w:rPr>
+          <w:b/>
+          <w:bCs/>
+        </w:rPr>
+        <w:t>MI nehézségi szint kiválasztása</w:t>
+      </w:r>
+    </w:p>
+    <w:p>
+      <w:r>
+        <w:t>Ebben a menüben az alábbi lehetőségek közül választhat a felhasználó:</w:t>
+      </w:r>
+    </w:p>
+    <w:p>
+      <w:pPr>
+        <w:pStyle w:val="ListParagraph"/>
+        <w:numPr>
+          <w:ilvl w:val="0"/>
+          <w:numId w:val="23"/>
+        </w:numPr>
+      </w:pPr>
+      <w:r>
+        <w:rPr>
+          <w:b/>
+          <w:bCs/>
+        </w:rPr>
+        <w:lastRenderedPageBreak/>
+        <w:t>Könnyű</w:t>
+      </w:r>
+      <w:r>
+        <w:t xml:space="preserve">: </w:t>
+      </w:r>
+      <w:r>
+        <w:t>Elindítja a játékot a könnyű ellenfél ellen.</w:t>
+      </w:r>
+    </w:p>
+    <w:p>
+      <w:pPr>
+        <w:pStyle w:val="ListParagraph"/>
+        <w:numPr>
+          <w:ilvl w:val="0"/>
+          <w:numId w:val="23"/>
+        </w:numPr>
+      </w:pPr>
+      <w:r>
+        <w:rPr>
+          <w:b/>
+          <w:bCs/>
+        </w:rPr>
+        <w:t>Közepes</w:t>
+      </w:r>
+      <w:r>
+        <w:t xml:space="preserve">: Elindítja a játékot a </w:t>
+      </w:r>
+      <w:r>
+        <w:t>közepes</w:t>
+      </w:r>
+      <w:r>
+        <w:t xml:space="preserve"> ellenfél ellen.</w:t>
+      </w:r>
+    </w:p>
+    <w:p>
+      <w:pPr>
+        <w:pStyle w:val="ListParagraph"/>
+        <w:numPr>
+          <w:ilvl w:val="0"/>
+          <w:numId w:val="23"/>
+        </w:numPr>
+      </w:pPr>
+      <w:r>
+        <w:rPr>
+          <w:b/>
+          <w:bCs/>
+        </w:rPr>
+        <w:t>Nehéz</w:t>
+      </w:r>
+      <w:r>
+        <w:t xml:space="preserve">: </w:t>
+      </w:r>
+      <w:r>
+        <w:t xml:space="preserve">Elindítja a játékot a </w:t>
+      </w:r>
+      <w:r>
+        <w:t>nehéz</w:t>
+      </w:r>
+      <w:r>
+        <w:t xml:space="preserve"> ellenfél ellen.</w:t>
+      </w:r>
+    </w:p>
+    <w:p>
+      <w:pPr>
+        <w:pStyle w:val="ListParagraph"/>
+        <w:numPr>
+          <w:ilvl w:val="0"/>
+          <w:numId w:val="23"/>
+        </w:numPr>
+        <w:rPr>
+          <w:b/>
+          <w:bCs/>
+        </w:rPr>
+      </w:pPr>
+      <w:r>
+        <w:rPr>
+          <w:b/>
+          <w:bCs/>
+        </w:rPr>
+        <w:t>Vissza</w:t>
+      </w:r>
+      <w:r>
+        <w:t>: Visszanavigál a</w:t>
+      </w:r>
+      <w:r>
+        <w:t>z előző oldalra</w:t>
+      </w:r>
+      <w:r>
+        <w:t>.</w:t>
+      </w:r>
+    </w:p>
+    <w:p>
+      <w:pPr>
+        <w:rPr>
+          <w:b/>
+          <w:bCs/>
+        </w:rPr>
+      </w:pPr>
+      <w:r>
+        <w:rPr>
+          <w:b/>
+          <w:bCs/>
+        </w:rPr>
+        <w:t>Belépés</w:t>
+      </w:r>
+    </w:p>
+    <w:p>
+      <w:r>
+        <w:t xml:space="preserve">Ezen az oldalon a belépéshez meg kell adni a felhasználó nevet, illetve a jelszót, majd a </w:t>
+      </w:r>
+      <w:r>
+        <w:rPr>
+          <w:b/>
+          <w:bCs/>
+        </w:rPr>
+        <w:t>„Belépés”</w:t>
+      </w:r>
+      <w:r>
+        <w:t xml:space="preserve"> gombra kattintani a belépéshez. Amennyiben nem sikerül a belépés, a felhasználó egy fel</w:t>
+      </w:r>
+      <w:r>
+        <w:t>ugró</w:t>
+      </w:r>
+      <w:r>
+        <w:t xml:space="preserve"> ablakban értesül a sikertelen bejelentkezésről.</w:t>
+      </w:r>
+      <w:r>
+        <w:t xml:space="preserve"> Amennyiben sikeres a bejelentkezés, a program átnavigál a </w:t>
+      </w:r>
+      <w:r>
+        <w:rPr>
+          <w:b/>
+          <w:bCs/>
+        </w:rPr>
+        <w:t>Városz</w:t>
+      </w:r>
+      <w:r>
+        <w:rPr>
+          <w:b/>
+          <w:bCs/>
+        </w:rPr>
+        <w:t>o</w:t>
+      </w:r>
+      <w:r>
+        <w:rPr>
+          <w:b/>
+          <w:bCs/>
+        </w:rPr>
+        <w:t>bába</w:t>
+      </w:r>
+      <w:r>
+        <w:t>.</w:t>
+      </w:r>
+    </w:p>
+    <w:p>
+      <w:r>
+        <w:t xml:space="preserve">Amennyiben még nem regisztrált a felhasználó, a </w:t>
+      </w:r>
+      <w:r>
+        <w:rPr>
+          <w:b/>
+          <w:bCs/>
+        </w:rPr>
+        <w:t>„Regisztráció”</w:t>
+      </w:r>
+      <w:r>
+        <w:rPr>
+          <w:b/>
+          <w:bCs/>
+        </w:rPr>
+        <w:t xml:space="preserve"> </w:t>
+      </w:r>
+      <w:r>
+        <w:t>feliratú</w:t>
+      </w:r>
+      <w:r>
+        <w:rPr>
+          <w:b/>
+          <w:bCs/>
+        </w:rPr>
+        <w:t xml:space="preserve"> </w:t>
+      </w:r>
+      <w:r>
+        <w:t>gombra kattintva átnavigál a program a „Regisztráció” című oldalra.</w:t>
+      </w:r>
+    </w:p>
+    <w:p>
+      <w:r>
+        <w:t xml:space="preserve">A főmenübe visszatérni a </w:t>
+      </w:r>
+      <w:r>
+        <w:rPr>
+          <w:b/>
+          <w:bCs/>
+        </w:rPr>
+        <w:t>„Vissza”</w:t>
+      </w:r>
+      <w:r>
+        <w:t xml:space="preserve"> feliratú gomb megnyomásával lehetséges.</w:t>
+      </w:r>
+    </w:p>
+    <w:p>
+      <w:pPr>
+        <w:rPr>
+          <w:b/>
+          <w:bCs/>
+        </w:rPr>
+      </w:pPr>
+      <w:r>
+        <w:rPr>
+          <w:b/>
+          <w:bCs/>
+        </w:rPr>
+        <w:t>Regisztráció</w:t>
+      </w:r>
+    </w:p>
+    <w:p>
+      <w:r>
+        <w:t xml:space="preserve">Ezen az oldalon a regisztrációt lehet elvégezni. A felhasználónak a regisztrációhoz meg kell adnia a nevét, e-mail címét és a jelszavát, majd meg kell nyomni a </w:t>
+      </w:r>
+      <w:r>
+        <w:rPr>
+          <w:b/>
+          <w:bCs/>
+        </w:rPr>
+        <w:t>„Regisztráció”</w:t>
+      </w:r>
+      <w:r>
+        <w:t xml:space="preserve"> feliratú gombot.</w:t>
+      </w:r>
+      <w:r>
+        <w:t xml:space="preserve"> A sikeres/sikertelen regisztrációról egy felugró üzenetben értesül a felhasználó.</w:t>
+      </w:r>
+    </w:p>
+    <w:p>
+      <w:r>
+        <w:t>Amennyiben valamilyen adat nem megfelelő, akkor arról az alkalmazás értesíti a felhasználót egy hibaüzenettel.</w:t>
+      </w:r>
+    </w:p>
+    <w:p>
+      <w:r>
+        <w:t xml:space="preserve">A </w:t>
+      </w:r>
+      <w:r>
+        <w:rPr>
+          <w:b/>
+          <w:bCs/>
+        </w:rPr>
+        <w:t>„Bejelentkezés”</w:t>
+      </w:r>
+      <w:r>
+        <w:t xml:space="preserve"> feliratú gombra kattintva</w:t>
+      </w:r>
+      <w:r>
+        <w:t xml:space="preserve"> a felhasználó visszatér a „Belépés” oldalra.</w:t>
+      </w:r>
+    </w:p>
+    <w:p>
+      <w:pPr>
+        <w:rPr>
+          <w:b/>
+          <w:bCs/>
+        </w:rPr>
+      </w:pPr>
+      <w:r>
+        <w:rPr>
+          <w:b/>
+          <w:bCs/>
+        </w:rPr>
+        <w:t>Várószoba</w:t>
+      </w:r>
+    </w:p>
+    <w:p>
+      <w:r>
+        <w:t xml:space="preserve">A Várószoba a sikeres bejelentkezés után lesz elérhető. Ezen az oldalon az oldal tetején ki lehet választani, hogy </w:t>
+      </w:r>
+      <w:r>
+        <w:rPr>
+          <w:b/>
+          <w:bCs/>
+        </w:rPr>
+        <w:t>Baráti módban</w:t>
+      </w:r>
+      <w:r>
+        <w:t xml:space="preserve"> vagy </w:t>
+      </w:r>
+      <w:r>
+        <w:rPr>
+          <w:b/>
+          <w:bCs/>
+        </w:rPr>
+        <w:t>Verseny módban</w:t>
+      </w:r>
+      <w:r>
+        <w:t xml:space="preserve"> szeretne játszani a felhasználó. Alapértelmezetten a Baráti mód van kiválasztva. A Baráti módban a létrehozott szobákhoz lehet csatlakozni, illetve létre lehet hozni új szobát.</w:t>
+      </w:r>
+      <w:r>
+        <w:t xml:space="preserve"> Amennyiben egy szobát létrehoz a felhasználó vagy csatlakozik egy szobához, akkor a program átnavigálja a felhasználót a „Játékszoba” oldalra.</w:t>
+      </w:r>
+      <w:r>
+        <w:t xml:space="preserve"> A Verseny módban el lehet indítani meccs keresést vagy meg lehet tekinteni a ranglistát.</w:t>
+      </w:r>
+    </w:p>
+    <w:p>
+      <w:pPr>
+        <w:rPr>
+          <w:b/>
+          <w:bCs/>
+        </w:rPr>
+      </w:pPr>
+      <w:r>
+        <w:rPr>
+          <w:b/>
+          <w:bCs/>
+        </w:rPr>
+        <w:lastRenderedPageBreak/>
+        <w:t>Játék</w:t>
+      </w:r>
+      <w:r>
+        <w:rPr>
+          <w:b/>
+          <w:bCs/>
+        </w:rPr>
+        <w:t>szoba</w:t>
+      </w:r>
+    </w:p>
+    <w:p>
+      <w:r>
+        <w:t>A játékszoba oldalon látszanak bal oldalt felsorolva a tagok. A szobát éppen birtokló felhasználó mellett egy korona van, amely azt jelzi, hogy ő tudja elindítani a meccset. Alap esetben, amikor a felhasználó elkészít egy szobát, akkor ő fogja birtokolni a szobát. A Tagok listájában a saját neved vastag betűsen ki van emelve a felhasználó számára.</w:t>
+      </w:r>
+      <w:r>
+        <w:t xml:space="preserve"> </w:t>
+      </w:r>
+    </w:p>
+    <w:p>
+      <w:r>
+        <w:t>A jobb oldalon egy üzenetek átadására szolgáló ablak van, ahol kommunikálhatnak a felhasználók egymással. A játékot akkor lehet elindítani, ha két játékos tartózkodik éppen a szobában.</w:t>
+      </w:r>
+      <w:r>
+        <w:t xml:space="preserve"> Van lehetőség a kilépésre is a játék szobából. Ekkor a program vissza navigál a Várószobába.</w:t>
+      </w:r>
+    </w:p>
+    <w:p>
+      <w:r>
+        <w:t>A játék indításakor elindul a játék a két kliens számára.</w:t>
+      </w:r>
+    </w:p>
     <w:p>
       <w:pPr>
         <w:pStyle w:val="Heading2"/>
       </w:pPr>
       <w:bookmarkStart w:id="5" w:name="_Toc228127129"/>
       <w:r>
-        <w:lastRenderedPageBreak/>
         <w:t>Játék</w:t>
       </w:r>
       <w:r>
@@ -4132,7 +4820,11 @@
         <w:t>. kort</w:t>
       </w:r>
       <w:r>
-        <w:t>. A körében a játékosnak ki kell választania az asztalon lévő elrendezésből egy kártyát, ami elérhető a játékos számára. Az elérhető kártyák ki lesznek emelve a játékos számára a saját körében. Az a kártya elérhető, amelyet másik kártya nem takar el részben sem.</w:t>
+        <w:t xml:space="preserve">. A körében a játékosnak ki kell választania az asztalon lévő elrendezésből egy kártyát, ami elérhető a játékos számára. </w:t>
+      </w:r>
+      <w:r>
+        <w:lastRenderedPageBreak/>
+        <w:t>Az elérhető kártyák ki lesznek emelve a játékos számára a saját körében. Az a kártya elérhető, amelyet másik kártya nem takar el részben sem.</w:t>
       </w:r>
       <w:r>
         <w:t xml:space="preserve"> Játékos-játékos elleni játékban be lehet állítani időkorlátot egy körnek, amennyiben az időkorlátot túl lépi a játékos, akkor a köre véget ér. A program ilyenkor </w:t>
@@ -4196,7 +4888,6 @@
         <w:ind w:left="360"/>
       </w:pPr>
       <w:r>
-        <w:lastRenderedPageBreak/>
         <w:t>A játékos eldobja kártyáját és kap érte 2 érmét, illetve minden a játékosnál lévő sárga épületért 1-1 érmét kap. Az eldobott kártya egy külön pakliba kerül a</w:t>
       </w:r>
       <w:r>
@@ -4291,6 +4982,7 @@
       </w:pPr>
       <w:bookmarkStart w:id="10" w:name="_Toc228127134"/>
       <w:r>
+        <w:lastRenderedPageBreak/>
         <w:t>A játék vége és a győztes</w:t>
       </w:r>
       <w:bookmarkEnd w:id="10"/>
@@ -4339,7 +5031,6 @@
     </w:p>
     <w:p>
       <w:r>
-        <w:lastRenderedPageBreak/>
         <w:t>Valahányszor a játékos begyűjt kettő egyforma tudományos jelképet, azonnal választhat egy fejlődéskorongot a tábláról.</w:t>
       </w:r>
     </w:p>
@@ -4444,6 +5135,7 @@
       </w:pPr>
       <w:bookmarkStart w:id="11" w:name="_Toc228127135"/>
       <w:r>
+        <w:lastRenderedPageBreak/>
         <w:t>Segédlet</w:t>
       </w:r>
       <w:bookmarkEnd w:id="11"/>
@@ -4535,117 +5227,105 @@
     </w:p>
     <w:p>
       <w:pPr>
+        <w:pStyle w:val="Heading1"/>
+      </w:pPr>
+      <w:bookmarkStart w:id="12" w:name="_Toc228127138"/>
+      <w:r>
+        <w:t>Fejlesztői dokumentáció</w:t>
+      </w:r>
+      <w:bookmarkEnd w:id="12"/>
+    </w:p>
+    <w:p>
+      <w:pPr>
         <w:pStyle w:val="Heading2"/>
       </w:pPr>
-      <w:bookmarkStart w:id="12" w:name="_Toc228127136"/>
-      <w:r>
-        <w:t>Többjátékos mód</w:t>
-      </w:r>
-      <w:bookmarkEnd w:id="12"/>
+      <w:bookmarkStart w:id="13" w:name="_Toc228127139"/>
+      <w:r>
+        <w:t>Fejlesztői környezet és futtatás</w:t>
+      </w:r>
+      <w:bookmarkEnd w:id="13"/>
+    </w:p>
+    <w:p>
+      <w:pPr>
+        <w:rPr>
+          <w:lang w:eastAsia="zh-CN"/>
+        </w:rPr>
+      </w:pPr>
+      <w:r>
+        <w:rPr>
+          <w:lang w:eastAsia="zh-CN"/>
+        </w:rPr>
+        <w:t>A rendszer fejlesztése és futtatása több, egymástól jól elkülönülő technológiai környezetben történt. A különböző komponensek fejlesztéséhez eltérő eszközök és verziók kerültek alkalmazásra, igazodva az adott komponens technológiai és futásidejű követelményeihez.</w:t>
+      </w:r>
+    </w:p>
+    <w:p>
+      <w:pPr>
+        <w:rPr>
+          <w:lang w:eastAsia="zh-CN"/>
+        </w:rPr>
+      </w:pPr>
+      <w:r>
+        <w:rPr>
+          <w:lang w:eastAsia="zh-CN"/>
+        </w:rPr>
+        <w:t>A .NET alapú komponensek fejlesztése Microsoft Visual Studio 2022 fejlesztőkörnyezetben történt. A kliensalkalmazás megvalósítása .NET MAUI keretrendszer segítségével készült, .NET 9 célplatformra konfigurálva. A megoldás a .NET ökoszisztémán belül biztosítja a platformfüggetlen grafikus felhasználói felület kialakítását, valamint a közös kódbázis egyszerű karbantarthatóságát.</w:t>
+      </w:r>
+    </w:p>
+    <w:p>
+      <w:pPr>
+        <w:rPr>
+          <w:lang w:eastAsia="zh-CN"/>
+        </w:rPr>
+      </w:pPr>
+      <w:r>
+        <w:rPr>
+          <w:lang w:eastAsia="zh-CN"/>
+        </w:rPr>
+        <w:t>A szerveroldali komponensek és a játéklogika szintén .NET 9 környezetben készültek, egységesen a .NET MAUI alkalmazással kompatibilis konfigurációban. A fejlesztés során számos külső függőség került felhasználásra NuGet csomagok formájában, amelyek a webes kommunikációt, a perzisztenciát, az autentikációt és a mesterséges intelligencia futtatását támogatták. A konkrét csomagverziók a projekt konfigurációs fájljaiban kerülnek rögzítésre.</w:t>
+      </w:r>
+    </w:p>
+    <w:p>
+      <w:pPr>
+        <w:rPr>
+          <w:lang w:eastAsia="zh-CN"/>
+        </w:rPr>
+      </w:pPr>
+      <w:r>
+        <w:rPr>
+          <w:lang w:eastAsia="zh-CN"/>
+        </w:rPr>
+        <w:t xml:space="preserve">A mesterséges intelligencia tanításához különálló, Python alapú fejlesztési környezet került alkalmazásra. A tanítási folyamat Python 3.14.4 verzióban valósult meg, elkülönülten a .NET alapú futásidejű rendszertől. Ez a megközelítés lehetővé tette a tanításhoz szükséges </w:t>
+      </w:r>
+      <w:r>
+        <w:rPr>
+          <w:lang w:eastAsia="zh-CN"/>
+        </w:rPr>
+        <w:lastRenderedPageBreak/>
+        <w:t>eszköztár és könyvtárak rugalmas használatát, miközben a futásidejű alkalmazás stabilitása nem sérült.</w:t>
+      </w:r>
+    </w:p>
+    <w:p>
+      <w:pPr>
+        <w:rPr>
+          <w:lang w:eastAsia="zh-CN"/>
+        </w:rPr>
+      </w:pPr>
+      <w:r>
+        <w:rPr>
+          <w:lang w:eastAsia="zh-CN"/>
+        </w:rPr>
+        <w:t>A rendszer futtatása során a különböző komponensek egymástól elkülönítve indíthatók. A kliensalkalmazás a .NET futtatókörnyezeten belül kerül elindításra, míg a webszerver egy különálló szerverfolyamatként működik. A mesterséges intelligencia tanítása opcionálisan, a futásidejű rendszerrel párhuzamosan vagy attól teljesen függetlenül indítható.</w:t>
+      </w:r>
     </w:p>
     <w:p>
       <w:pPr>
         <w:pStyle w:val="Heading2"/>
       </w:pPr>
-      <w:r>
-        <w:br w:type="page"/>
-      </w:r>
-    </w:p>
-    <w:p>
-      <w:pPr>
-        <w:pStyle w:val="Heading1"/>
-      </w:pPr>
-      <w:bookmarkStart w:id="13" w:name="_Toc228127138"/>
-      <w:r>
-        <w:lastRenderedPageBreak/>
-        <w:t>Fejlesztői dokumentáció</w:t>
-      </w:r>
-      <w:bookmarkEnd w:id="13"/>
-    </w:p>
-    <w:p>
-      <w:pPr>
-        <w:pStyle w:val="Heading2"/>
-      </w:pPr>
-      <w:bookmarkStart w:id="14" w:name="_Toc228127139"/>
-      <w:r>
-        <w:t>Fejlesztői környezet és futtatás</w:t>
+      <w:bookmarkStart w:id="14" w:name="_Toc228127140"/>
+      <w:r>
+        <w:t>Architektúra</w:t>
       </w:r>
       <w:bookmarkEnd w:id="14"/>
-    </w:p>
-    <w:p>
-      <w:pPr>
-        <w:rPr>
-          <w:lang w:eastAsia="zh-CN"/>
-        </w:rPr>
-      </w:pPr>
-      <w:r>
-        <w:rPr>
-          <w:lang w:eastAsia="zh-CN"/>
-        </w:rPr>
-        <w:t>A rendszer fejlesztése és futtatása több, egymástól jól elkülönülő technológiai környezetben történt. A különböző komponensek fejlesztéséhez eltérő eszközök és verziók kerültek alkalmazásra, igazodva az adott komponens technológiai és futásidejű követelményeihez.</w:t>
-      </w:r>
-    </w:p>
-    <w:p>
-      <w:pPr>
-        <w:rPr>
-          <w:lang w:eastAsia="zh-CN"/>
-        </w:rPr>
-      </w:pPr>
-      <w:r>
-        <w:rPr>
-          <w:lang w:eastAsia="zh-CN"/>
-        </w:rPr>
-        <w:t>A .NET alapú komponensek fejlesztése Microsoft Visual Studio 2022 fejlesztőkörnyezetben történt. A kliensalkalmazás megvalósítása .NET MAUI keretrendszer segítségével készült, .NET 9 célplatformra konfigurálva. A megoldás a .NET ökoszisztémán belül biztosítja a platformfüggetlen grafikus felhasználói felület kialakítását, valamint a közös kódbázis egyszerű karbantarthatóságát.</w:t>
-      </w:r>
-    </w:p>
-    <w:p>
-      <w:pPr>
-        <w:rPr>
-          <w:lang w:eastAsia="zh-CN"/>
-        </w:rPr>
-      </w:pPr>
-      <w:r>
-        <w:rPr>
-          <w:lang w:eastAsia="zh-CN"/>
-        </w:rPr>
-        <w:t>A szerveroldali komponensek és a játéklogika szintén .NET 9 környezetben készültek, egységesen a .NET MAUI alkalmazással kompatibilis konfigurációban. A fejlesztés során számos külső függőség került felhasználásra NuGet csomagok formájában, amelyek a webes kommunikációt, a perzisztenciát, az autentikációt és a mesterséges intelligencia futtatását támogatták. A konkrét csomagverziók a projekt konfigurációs fájljaiban kerülnek rögzítésre.</w:t>
-      </w:r>
-    </w:p>
-    <w:p>
-      <w:pPr>
-        <w:rPr>
-          <w:lang w:eastAsia="zh-CN"/>
-        </w:rPr>
-      </w:pPr>
-      <w:r>
-        <w:rPr>
-          <w:lang w:eastAsia="zh-CN"/>
-        </w:rPr>
-        <w:t>A mesterséges intelligencia tanításához különálló, Python alapú fejlesztési környezet került alkalmazásra. A tanítási folyamat Python 3.14.4 verzióban valósult meg, elkülönülten a .NET alapú futásidejű rendszertől. Ez a megközelítés lehetővé tette a tanításhoz szükséges eszköztár és könyvtárak rugalmas használatát, miközben a futásidejű alkalmazás stabilitása nem sérült.</w:t>
-      </w:r>
-    </w:p>
-    <w:p>
-      <w:pPr>
-        <w:rPr>
-          <w:lang w:eastAsia="zh-CN"/>
-        </w:rPr>
-      </w:pPr>
-      <w:r>
-        <w:rPr>
-          <w:lang w:eastAsia="zh-CN"/>
-        </w:rPr>
-        <w:t>A rendszer futtatása során a különböző komponensek egymástól elkülönítve indíthatók. A kliensalkalmazás a .NET futtatókörnyezeten belül kerül elindításra, míg a webszerver egy különálló szerverfolyamatként működik. A mesterséges intelligencia tanítása opcionálisan, a futásidejű rendszerrel párhuzamosan vagy attól teljesen függetlenül indítható.</w:t>
-      </w:r>
-    </w:p>
-    <w:p>
-      <w:pPr>
-        <w:pStyle w:val="Heading2"/>
-      </w:pPr>
-      <w:bookmarkStart w:id="15" w:name="_Toc228127140"/>
-      <w:r>
-        <w:t>Architektúra</w:t>
-      </w:r>
-      <w:bookmarkEnd w:id="15"/>
     </w:p>
     <w:p>
       <w:pPr>
@@ -4677,12 +5357,6 @@
           <w:lang w:eastAsia="zh-CN"/>
         </w:rPr>
         <w:br/>
-      </w:r>
-      <w:r>
-        <w:rPr>
-          <w:lang w:eastAsia="zh-CN"/>
-        </w:rPr>
-        <w:lastRenderedPageBreak/>
         <w:t>implementációs részletek ismertetése nélkül.</w:t>
       </w:r>
       <w:r>
@@ -4756,24 +5430,14 @@
       <w:r>
         <w:t xml:space="preserve">ábra </w:t>
       </w:r>
-      <w:r>
-        <w:fldChar w:fldCharType="begin"/>
-      </w:r>
-      <w:r>
-        <w:instrText xml:space="preserve"> SEQ ábra \* ARABIC </w:instrText>
-      </w:r>
-      <w:r>
-        <w:fldChar w:fldCharType="separate"/>
-      </w:r>
-      <w:r>
-        <w:rPr>
-          <w:noProof/>
-        </w:rPr>
-        <w:t>1</w:t>
-      </w:r>
-      <w:r>
-        <w:fldChar w:fldCharType="end"/>
-      </w:r>
+      <w:fldSimple w:instr=" SEQ ábra \* ARABIC ">
+        <w:r>
+          <w:rPr>
+            <w:noProof/>
+          </w:rPr>
+          <w:t>1</w:t>
+        </w:r>
+      </w:fldSimple>
       <w:r>
         <w:t xml:space="preserve">: </w:t>
       </w:r>
@@ -4815,7 +5479,11 @@
         <w:t>Továbbá</w:t>
       </w:r>
       <w:r>
-        <w:t xml:space="preserve"> ez a modul tölti be a kompozíciós gyökér (Composition Root) szerepét is</w:t>
+        <w:t xml:space="preserve"> ez a modul tölti be a kompozíciós gyökér </w:t>
+      </w:r>
+      <w:r>
+        <w:lastRenderedPageBreak/>
+        <w:t>(Composition Root) szerepét is</w:t>
       </w:r>
       <w:r>
         <w:t>. A</w:t>
@@ -4855,7 +5523,6 @@
         </w:rPr>
       </w:pPr>
       <w:r>
-        <w:lastRenderedPageBreak/>
         <w:t xml:space="preserve">A komponens kezeli a játéklogikában keletkező eseményeket, és ezek alapján </w:t>
       </w:r>
       <w:r>
@@ -4924,6 +5591,7 @@
         </w:rPr>
       </w:pPr>
       <w:r>
+        <w:lastRenderedPageBreak/>
         <w:t>A komponens célzottan platform</w:t>
       </w:r>
       <w:r>
@@ -4981,75 +5649,75 @@
         <w:rPr>
           <w:lang w:eastAsia="zh-CN"/>
         </w:rPr>
+        <w:t>Web Server</w:t>
+      </w:r>
+    </w:p>
+    <w:p>
+      <w:r>
+        <w:t>A Web Server komponens a rendszer kliensoldali és kiszolgáló oldali részei közötti kommunikációt biztosítja. Feladata a hálózaton keresztüli adatcsere kezelése, valamint a szükséges üzleti vagy statisztikai adatok elérhetővé tétele.</w:t>
+      </w:r>
+    </w:p>
+    <w:p>
+      <w:pPr>
+        <w:rPr>
+          <w:lang w:eastAsia="zh-CN"/>
+        </w:rPr>
+      </w:pPr>
+      <w:r>
+        <w:t>A komponens az azonosítási folyamatokhoz standard HTTP alapú interfészeket biztosít, míg a valós idejű interakciókat alacsony késleltetésű, kétirányú WebSocket kapcsolaton keresztül kezeli. A modul szoros kapcsolatban áll az adatperzisztenciáért felelős rétegekkel, azonban a játéklogika közvetlenül nem függ a hálózati réteg konkrét technológiai implementációjától.</w:t>
+      </w:r>
+    </w:p>
+    <w:p>
+      <w:pPr>
+        <w:pStyle w:val="Heading4"/>
+        <w:rPr>
+          <w:lang w:eastAsia="zh-CN"/>
+        </w:rPr>
+      </w:pPr>
+      <w:r>
+        <w:rPr>
+          <w:lang w:eastAsia="zh-CN"/>
+        </w:rPr>
+        <w:t>AI Trainer</w:t>
+      </w:r>
+    </w:p>
+    <w:p>
+      <w:r>
+        <w:t>Az AI Trainer komponens felel a mesterséges intelligencia modell betanításáért. A tanítás Python környezetben történik, amely lehetővé teszi a megfelelő adatfeldolgozási és tanulási eszközök alkalmazását.</w:t>
+      </w:r>
+    </w:p>
+    <w:p>
+      <w:pPr>
+        <w:rPr>
+          <w:lang w:eastAsia="zh-CN"/>
+        </w:rPr>
+      </w:pPr>
+      <w:r>
+        <w:t>A tanítás eredményeként létrejövő modell ONNX formátumban kerül exportálásra, amelyet a rendszer futásidejű komponense használ fel.</w:t>
+      </w:r>
+    </w:p>
+    <w:p>
+      <w:pPr>
+        <w:pStyle w:val="Heading4"/>
+        <w:rPr>
+          <w:lang w:eastAsia="zh-CN"/>
+        </w:rPr>
+      </w:pPr>
+      <w:r>
+        <w:rPr>
+          <w:lang w:eastAsia="zh-CN"/>
+        </w:rPr>
+        <w:t>Database</w:t>
+      </w:r>
+    </w:p>
+    <w:p>
+      <w:r>
+        <w:t>A Database komponens felel a rendszerben keletkező adatok perzisztens tárolásáért. Ide tartoznak például a játékállapothoz, felhasználókhoz vagy mesterséges intelligencia modellekhez kapcsolódó adatok.</w:t>
+      </w:r>
+    </w:p>
+    <w:p>
+      <w:r>
         <w:lastRenderedPageBreak/>
-        <w:t>Web Server</w:t>
-      </w:r>
-    </w:p>
-    <w:p>
-      <w:r>
-        <w:t>A Web Server komponens a rendszer kliensoldali és kiszolgáló oldali részei közötti kommunikációt biztosítja. Feladata a hálózaton keresztüli adatcsere kezelése, valamint a szükséges üzleti vagy statisztikai adatok elérhetővé tétele.</w:t>
-      </w:r>
-    </w:p>
-    <w:p>
-      <w:pPr>
-        <w:rPr>
-          <w:lang w:eastAsia="zh-CN"/>
-        </w:rPr>
-      </w:pPr>
-      <w:r>
-        <w:t>A komponens az azonosítási folyamatokhoz standard HTTP alapú interfészeket biztosít, míg a valós idejű interakciókat alacsony késleltetésű, kétirányú WebSocket kapcsolaton keresztül kezeli. A modul szoros kapcsolatban áll az adatperzisztenciáért felelős rétegekkel, azonban a játéklogika közvetlenül nem függ a hálózati réteg konkrét technológiai implementációjától.</w:t>
-      </w:r>
-    </w:p>
-    <w:p>
-      <w:pPr>
-        <w:pStyle w:val="Heading4"/>
-        <w:rPr>
-          <w:lang w:eastAsia="zh-CN"/>
-        </w:rPr>
-      </w:pPr>
-      <w:r>
-        <w:rPr>
-          <w:lang w:eastAsia="zh-CN"/>
-        </w:rPr>
-        <w:t>AI Trainer</w:t>
-      </w:r>
-    </w:p>
-    <w:p>
-      <w:r>
-        <w:t>Az AI Trainer komponens felel a mesterséges intelligencia modell betanításáért. A tanítás Python környezetben történik, amely lehetővé teszi a megfelelő adatfeldolgozási és tanulási eszközök alkalmazását.</w:t>
-      </w:r>
-    </w:p>
-    <w:p>
-      <w:pPr>
-        <w:rPr>
-          <w:lang w:eastAsia="zh-CN"/>
-        </w:rPr>
-      </w:pPr>
-      <w:r>
-        <w:t>A tanítás eredményeként létrejövő modell ONNX formátumban kerül exportálásra, amelyet a rendszer futásidejű komponense használ fel.</w:t>
-      </w:r>
-    </w:p>
-    <w:p>
-      <w:pPr>
-        <w:pStyle w:val="Heading4"/>
-        <w:rPr>
-          <w:lang w:eastAsia="zh-CN"/>
-        </w:rPr>
-      </w:pPr>
-      <w:r>
-        <w:rPr>
-          <w:lang w:eastAsia="zh-CN"/>
-        </w:rPr>
-        <w:t>Database</w:t>
-      </w:r>
-    </w:p>
-    <w:p>
-      <w:r>
-        <w:t>A Database komponens felel a rendszerben keletkező adatok perzisztens tárolásáért. Ide tartoznak például a játékállapothoz, felhasználókhoz vagy mesterséges intelligencia modellekhez kapcsolódó adatok.</w:t>
-      </w:r>
-    </w:p>
-    <w:p>
-      <w:r>
         <w:t>A komponens kizárólag adattárolási feladatokat lát el, a hozzáférést más komponensek szabályozott módon, adatkezelő vagy kiszolgáló rétegen keresztül végzik. A perzisztens tárolás elkülönítése hozzájárul a rendszer skálázhatóságához és karbantarthatóságához.</w:t>
       </w:r>
     </w:p>
@@ -5060,14 +5728,14 @@
           <w:lang w:eastAsia="zh-CN"/>
         </w:rPr>
       </w:pPr>
-      <w:bookmarkStart w:id="16" w:name="_Toc228127143"/>
+      <w:bookmarkStart w:id="15" w:name="_Toc228127143"/>
       <w:r>
         <w:rPr>
           <w:lang w:eastAsia="zh-CN"/>
         </w:rPr>
         <w:t>Implementáció</w:t>
       </w:r>
-      <w:bookmarkEnd w:id="16"/>
+      <w:bookmarkEnd w:id="15"/>
     </w:p>
     <w:p>
       <w:pPr>
@@ -5103,15 +5771,14 @@
           <w:lang w:eastAsia="zh-CN"/>
         </w:rPr>
       </w:pPr>
-      <w:bookmarkStart w:id="17" w:name="_Toc228127144"/>
-      <w:r>
-        <w:rPr>
-          <w:lang w:eastAsia="zh-CN"/>
-        </w:rPr>
-        <w:lastRenderedPageBreak/>
+      <w:bookmarkStart w:id="16" w:name="_Toc228127144"/>
+      <w:r>
+        <w:rPr>
+          <w:lang w:eastAsia="zh-CN"/>
+        </w:rPr>
         <w:t>Technológiai környezet</w:t>
       </w:r>
-      <w:bookmarkEnd w:id="17"/>
+      <w:bookmarkEnd w:id="16"/>
     </w:p>
     <w:p>
       <w:pPr>
@@ -5322,7 +5989,7 @@
           <w:lang w:eastAsia="zh-CN"/>
         </w:rPr>
       </w:pPr>
-      <w:bookmarkStart w:id="18" w:name="_Toc228127145"/>
+      <w:bookmarkStart w:id="17" w:name="_Toc228127145"/>
       <w:r>
         <w:rPr>
           <w:lang w:eastAsia="zh-CN"/>
@@ -5330,7 +5997,7 @@
         <w:lastRenderedPageBreak/>
         <w:t>Projektstruktúra</w:t>
       </w:r>
-      <w:bookmarkEnd w:id="18"/>
+      <w:bookmarkEnd w:id="17"/>
     </w:p>
     <w:p>
       <w:pPr>
@@ -5995,14 +6662,14 @@
           <w:lang w:eastAsia="zh-CN"/>
         </w:rPr>
       </w:pPr>
-      <w:bookmarkStart w:id="19" w:name="_Toc228127146"/>
+      <w:bookmarkStart w:id="18" w:name="_Toc228127146"/>
       <w:r>
         <w:rPr>
           <w:lang w:eastAsia="zh-CN"/>
         </w:rPr>
         <w:t>Komponensek implementációja</w:t>
       </w:r>
-      <w:bookmarkEnd w:id="19"/>
+      <w:bookmarkEnd w:id="18"/>
     </w:p>
     <w:p>
       <w:pPr>
@@ -6277,24 +6944,14 @@
       <w:r>
         <w:t xml:space="preserve">ábra </w:t>
       </w:r>
-      <w:r>
-        <w:fldChar w:fldCharType="begin"/>
-      </w:r>
-      <w:r>
-        <w:instrText xml:space="preserve"> SEQ ábra \* ARABIC </w:instrText>
-      </w:r>
-      <w:r>
-        <w:fldChar w:fldCharType="separate"/>
-      </w:r>
-      <w:r>
-        <w:rPr>
-          <w:noProof/>
-        </w:rPr>
-        <w:t>2</w:t>
-      </w:r>
-      <w:r>
-        <w:fldChar w:fldCharType="end"/>
-      </w:r>
+      <w:fldSimple w:instr=" SEQ ábra \* ARABIC ">
+        <w:r>
+          <w:rPr>
+            <w:noProof/>
+          </w:rPr>
+          <w:t>2</w:t>
+        </w:r>
+      </w:fldSimple>
       <w:r>
         <w:t>: A játékmotor fő osztályai</w:t>
       </w:r>
@@ -6560,24 +7217,14 @@
       <w:r>
         <w:t xml:space="preserve">ábra </w:t>
       </w:r>
-      <w:r>
-        <w:fldChar w:fldCharType="begin"/>
-      </w:r>
-      <w:r>
-        <w:instrText xml:space="preserve"> SEQ ábra \* ARABIC </w:instrText>
-      </w:r>
-      <w:r>
-        <w:fldChar w:fldCharType="separate"/>
-      </w:r>
-      <w:r>
-        <w:rPr>
-          <w:noProof/>
-        </w:rPr>
-        <w:t>3</w:t>
-      </w:r>
-      <w:r>
-        <w:fldChar w:fldCharType="end"/>
-      </w:r>
+      <w:fldSimple w:instr=" SEQ ábra \* ARABIC ">
+        <w:r>
+          <w:rPr>
+            <w:noProof/>
+          </w:rPr>
+          <w:t>3</w:t>
+        </w:r>
+      </w:fldSimple>
       <w:r>
         <w:t>: A játékmotor különböző komponensei</w:t>
       </w:r>
@@ -6712,24 +7359,14 @@
       <w:r>
         <w:t xml:space="preserve">ábra </w:t>
       </w:r>
-      <w:r>
-        <w:fldChar w:fldCharType="begin"/>
-      </w:r>
-      <w:r>
-        <w:instrText xml:space="preserve"> SEQ ábra \* ARABIC </w:instrText>
-      </w:r>
-      <w:r>
-        <w:fldChar w:fldCharType="separate"/>
-      </w:r>
-      <w:r>
-        <w:rPr>
-          <w:noProof/>
-        </w:rPr>
-        <w:t>4</w:t>
-      </w:r>
-      <w:r>
-        <w:fldChar w:fldCharType="end"/>
-      </w:r>
+      <w:fldSimple w:instr=" SEQ ábra \* ARABIC ">
+        <w:r>
+          <w:rPr>
+            <w:noProof/>
+          </w:rPr>
+          <w:t>4</w:t>
+        </w:r>
+      </w:fldSimple>
       <w:r>
         <w:t>: Scene osztállyal kapcsolatos osztályok</w:t>
       </w:r>
@@ -6880,24 +7517,14 @@
       <w:r>
         <w:t xml:space="preserve">ábra </w:t>
       </w:r>
-      <w:r>
-        <w:fldChar w:fldCharType="begin"/>
-      </w:r>
-      <w:r>
-        <w:instrText xml:space="preserve"> SEQ ábra \* ARABIC </w:instrText>
-      </w:r>
-      <w:r>
-        <w:fldChar w:fldCharType="separate"/>
-      </w:r>
-      <w:r>
-        <w:rPr>
-          <w:noProof/>
-        </w:rPr>
-        <w:t>5</w:t>
-      </w:r>
-      <w:r>
-        <w:fldChar w:fldCharType="end"/>
-      </w:r>
+      <w:fldSimple w:instr=" SEQ ábra \* ARABIC ">
+        <w:r>
+          <w:rPr>
+            <w:noProof/>
+          </w:rPr>
+          <w:t>5</w:t>
+        </w:r>
+      </w:fldSimple>
       <w:r>
         <w:t>: A Scene kirajzolható objektumainak struktúrája</w:t>
       </w:r>
@@ -7061,24 +7688,14 @@
       <w:r>
         <w:t xml:space="preserve">ábra </w:t>
       </w:r>
-      <w:r>
-        <w:fldChar w:fldCharType="begin"/>
-      </w:r>
-      <w:r>
-        <w:instrText xml:space="preserve"> SEQ ábra \* ARABIC </w:instrText>
-      </w:r>
-      <w:r>
-        <w:fldChar w:fldCharType="separate"/>
-      </w:r>
-      <w:r>
-        <w:rPr>
-          <w:noProof/>
-        </w:rPr>
-        <w:t>6</w:t>
-      </w:r>
-      <w:r>
-        <w:fldChar w:fldCharType="end"/>
-      </w:r>
+      <w:fldSimple w:instr=" SEQ ábra \* ARABIC ">
+        <w:r>
+          <w:rPr>
+            <w:noProof/>
+          </w:rPr>
+          <w:t>6</w:t>
+        </w:r>
+      </w:fldSimple>
       <w:r>
         <w:t>: A játék logika főegysége</w:t>
       </w:r>
@@ -7152,13 +7769,7 @@
         <w:rPr>
           <w:lang w:eastAsia="zh-CN"/>
         </w:rPr>
-        <w:t>Ahogyan az látszik</w:t>
-      </w:r>
-      <w:r>
-        <w:rPr>
-          <w:lang w:eastAsia="zh-CN"/>
-        </w:rPr>
-        <w:t xml:space="preserve"> a fenti diagramon, </w:t>
+        <w:t xml:space="preserve">Ahogyan az látszik a fenti diagramon, </w:t>
       </w:r>
       <w:r>
         <w:rPr>
@@ -7262,24 +7873,14 @@
       <w:r>
         <w:t xml:space="preserve">ábra </w:t>
       </w:r>
-      <w:r>
-        <w:fldChar w:fldCharType="begin"/>
-      </w:r>
-      <w:r>
-        <w:instrText xml:space="preserve"> SEQ ábra \* ARABIC </w:instrText>
-      </w:r>
-      <w:r>
-        <w:fldChar w:fldCharType="separate"/>
-      </w:r>
-      <w:r>
-        <w:rPr>
-          <w:noProof/>
-        </w:rPr>
-        <w:t>7</w:t>
-      </w:r>
-      <w:r>
-        <w:fldChar w:fldCharType="end"/>
-      </w:r>
+      <w:fldSimple w:instr=" SEQ ábra \* ARABIC ">
+        <w:r>
+          <w:rPr>
+            <w:noProof/>
+          </w:rPr>
+          <w:t>7</w:t>
+        </w:r>
+      </w:fldSimple>
       <w:r>
         <w:t>: Játék vezérlést elősegítő handlerek</w:t>
       </w:r>
@@ -7584,24 +8185,14 @@
       <w:r>
         <w:t xml:space="preserve">ábra </w:t>
       </w:r>
-      <w:r>
-        <w:fldChar w:fldCharType="begin"/>
-      </w:r>
-      <w:r>
-        <w:instrText xml:space="preserve"> SEQ ábra \* ARABIC </w:instrText>
-      </w:r>
-      <w:r>
-        <w:fldChar w:fldCharType="separate"/>
-      </w:r>
-      <w:r>
-        <w:rPr>
-          <w:noProof/>
-        </w:rPr>
-        <w:t>8</w:t>
-      </w:r>
-      <w:r>
-        <w:fldChar w:fldCharType="end"/>
-      </w:r>
+      <w:fldSimple w:instr=" SEQ ábra \* ARABIC ">
+        <w:r>
+          <w:rPr>
+            <w:noProof/>
+          </w:rPr>
+          <w:t>8</w:t>
+        </w:r>
+      </w:fldSimple>
       <w:r>
         <w:t>: Korok reprezentációja</w:t>
       </w:r>
@@ -7689,24 +8280,14 @@
       <w:r>
         <w:t xml:space="preserve">ábra </w:t>
       </w:r>
-      <w:r>
-        <w:fldChar w:fldCharType="begin"/>
-      </w:r>
-      <w:r>
-        <w:instrText xml:space="preserve"> SEQ ábra \* ARABIC </w:instrText>
-      </w:r>
-      <w:r>
-        <w:fldChar w:fldCharType="separate"/>
-      </w:r>
-      <w:r>
-        <w:rPr>
-          <w:noProof/>
-        </w:rPr>
-        <w:t>9</w:t>
-      </w:r>
-      <w:r>
-        <w:fldChar w:fldCharType="end"/>
-      </w:r>
+      <w:fldSimple w:instr=" SEQ ábra \* ARABIC ">
+        <w:r>
+          <w:rPr>
+            <w:noProof/>
+          </w:rPr>
+          <w:t>9</w:t>
+        </w:r>
+      </w:fldSimple>
       <w:r>
         <w:t>: Játékelemek reprezentációja osztályokkal</w:t>
       </w:r>
@@ -7819,24 +8400,14 @@
       <w:r>
         <w:t xml:space="preserve">ábra </w:t>
       </w:r>
-      <w:r>
-        <w:fldChar w:fldCharType="begin"/>
-      </w:r>
-      <w:r>
-        <w:instrText xml:space="preserve"> SEQ ábra \* ARABIC </w:instrText>
-      </w:r>
-      <w:r>
-        <w:fldChar w:fldCharType="separate"/>
-      </w:r>
-      <w:r>
-        <w:rPr>
-          <w:noProof/>
-        </w:rPr>
-        <w:t>10</w:t>
-      </w:r>
-      <w:r>
-        <w:fldChar w:fldCharType="end"/>
-      </w:r>
+      <w:fldSimple w:instr=" SEQ ábra \* ARABIC ">
+        <w:r>
+          <w:rPr>
+            <w:noProof/>
+          </w:rPr>
+          <w:t>10</w:t>
+        </w:r>
+      </w:fldSimple>
       <w:r>
         <w:t>: Játékelemek generálását segítő osztályok</w:t>
       </w:r>
@@ -7970,24 +8541,14 @@
       <w:r>
         <w:t xml:space="preserve">ábra </w:t>
       </w:r>
-      <w:r>
-        <w:fldChar w:fldCharType="begin"/>
-      </w:r>
-      <w:r>
-        <w:instrText xml:space="preserve"> SEQ ábra \* ARABIC </w:instrText>
-      </w:r>
-      <w:r>
-        <w:fldChar w:fldCharType="separate"/>
-      </w:r>
-      <w:r>
-        <w:rPr>
-          <w:noProof/>
-        </w:rPr>
-        <w:t>11</w:t>
-      </w:r>
-      <w:r>
-        <w:fldChar w:fldCharType="end"/>
-      </w:r>
+      <w:fldSimple w:instr=" SEQ ábra \* ARABIC ">
+        <w:r>
+          <w:rPr>
+            <w:noProof/>
+          </w:rPr>
+          <w:t>11</w:t>
+        </w:r>
+      </w:fldSimple>
       <w:r>
         <w:t>: Kártya kompozíciót reprezentáló osztályok</w:t>
       </w:r>
@@ -8082,24 +8643,14 @@
       <w:r>
         <w:t xml:space="preserve">ábra </w:t>
       </w:r>
-      <w:r>
-        <w:fldChar w:fldCharType="begin"/>
-      </w:r>
-      <w:r>
-        <w:instrText xml:space="preserve"> SEQ ábra \* ARABIC </w:instrText>
-      </w:r>
-      <w:r>
-        <w:fldChar w:fldCharType="separate"/>
-      </w:r>
-      <w:r>
-        <w:rPr>
-          <w:noProof/>
-        </w:rPr>
-        <w:t>12</w:t>
-      </w:r>
-      <w:r>
-        <w:fldChar w:fldCharType="end"/>
-      </w:r>
+      <w:fldSimple w:instr=" SEQ ábra \* ARABIC ">
+        <w:r>
+          <w:rPr>
+            <w:noProof/>
+          </w:rPr>
+          <w:t>12</w:t>
+        </w:r>
+      </w:fldSimple>
       <w:r>
         <w:t>: Külsőleg használt interfészek és osztályok</w:t>
       </w:r>
@@ -8276,24 +8827,14 @@
       <w:r>
         <w:t xml:space="preserve">ábra </w:t>
       </w:r>
-      <w:r>
-        <w:fldChar w:fldCharType="begin"/>
-      </w:r>
-      <w:r>
-        <w:instrText xml:space="preserve"> SEQ ábra \* ARABIC </w:instrText>
-      </w:r>
-      <w:r>
-        <w:fldChar w:fldCharType="separate"/>
-      </w:r>
-      <w:r>
-        <w:rPr>
-          <w:noProof/>
-        </w:rPr>
-        <w:t>13</w:t>
-      </w:r>
-      <w:r>
-        <w:fldChar w:fldCharType="end"/>
-      </w:r>
+      <w:fldSimple w:instr=" SEQ ábra \* ARABIC ">
+        <w:r>
+          <w:rPr>
+            <w:noProof/>
+          </w:rPr>
+          <w:t>13</w:t>
+        </w:r>
+      </w:fldSimple>
       <w:r>
         <w:t>: A gépi játékos reprezentációja és az ahhoz kapcsolódó interfészek</w:t>
       </w:r>
@@ -8416,24 +8957,14 @@
       <w:r>
         <w:t xml:space="preserve">ábra </w:t>
       </w:r>
-      <w:r>
-        <w:fldChar w:fldCharType="begin"/>
-      </w:r>
-      <w:r>
-        <w:instrText xml:space="preserve"> SEQ ábra \* ARABIC </w:instrText>
-      </w:r>
-      <w:r>
-        <w:fldChar w:fldCharType="separate"/>
-      </w:r>
-      <w:r>
-        <w:rPr>
-          <w:noProof/>
-        </w:rPr>
-        <w:t>14</w:t>
-      </w:r>
-      <w:r>
-        <w:fldChar w:fldCharType="end"/>
-      </w:r>
+      <w:fldSimple w:instr=" SEQ ábra \* ARABIC ">
+        <w:r>
+          <w:rPr>
+            <w:noProof/>
+          </w:rPr>
+          <w:t>14</w:t>
+        </w:r>
+      </w:fldSimple>
       <w:r>
         <w:t>: Különböző döntéseket kezelő osztályok és a súlyokat tartalmazó osztály reprezentációja</w:t>
       </w:r>
@@ -8522,24 +9053,14 @@
       <w:r>
         <w:t xml:space="preserve">ábra </w:t>
       </w:r>
-      <w:r>
-        <w:fldChar w:fldCharType="begin"/>
-      </w:r>
-      <w:r>
-        <w:instrText xml:space="preserve"> SEQ ábra \* ARABIC </w:instrText>
-      </w:r>
-      <w:r>
-        <w:fldChar w:fldCharType="separate"/>
-      </w:r>
-      <w:r>
-        <w:rPr>
-          <w:noProof/>
-        </w:rPr>
-        <w:t>15</w:t>
-      </w:r>
-      <w:r>
-        <w:fldChar w:fldCharType="end"/>
-      </w:r>
+      <w:fldSimple w:instr=" SEQ ábra \* ARABIC ">
+        <w:r>
+          <w:rPr>
+            <w:noProof/>
+          </w:rPr>
+          <w:t>15</w:t>
+        </w:r>
+      </w:fldSimple>
       <w:r>
         <w:t>: A mesterséges intelligenciának információt szolgáltató interfészek, osztályok</w:t>
       </w:r>
@@ -8590,19 +9111,7 @@
         <w:rPr>
           <w:lang w:eastAsia="zh-CN"/>
         </w:rPr>
-        <w:t xml:space="preserve">nehézségű és </w:t>
-      </w:r>
-      <w:r>
-        <w:rPr>
-          <w:lang w:eastAsia="zh-CN"/>
-        </w:rPr>
-        <w:t>komplexitású</w:t>
-      </w:r>
-      <w:r>
-        <w:rPr>
-          <w:lang w:eastAsia="zh-CN"/>
-        </w:rPr>
-        <w:t xml:space="preserve"> </w:t>
+        <w:t xml:space="preserve">nehézségű és komplexitású </w:t>
       </w:r>
       <w:r>
         <w:rPr>
@@ -8978,24 +9487,14 @@
       <w:r>
         <w:t xml:space="preserve">ábra </w:t>
       </w:r>
-      <w:r>
-        <w:fldChar w:fldCharType="begin"/>
-      </w:r>
-      <w:r>
-        <w:instrText xml:space="preserve"> SEQ ábra \* ARABIC </w:instrText>
-      </w:r>
-      <w:r>
-        <w:fldChar w:fldCharType="separate"/>
-      </w:r>
-      <w:r>
-        <w:rPr>
-          <w:noProof/>
-        </w:rPr>
-        <w:t>16</w:t>
-      </w:r>
-      <w:r>
-        <w:fldChar w:fldCharType="end"/>
-      </w:r>
+      <w:fldSimple w:instr=" SEQ ábra \* ARABIC ">
+        <w:r>
+          <w:rPr>
+            <w:noProof/>
+          </w:rPr>
+          <w:t>16</w:t>
+        </w:r>
+      </w:fldSimple>
       <w:r>
         <w:t>: Szerver oldali üzenetküldéssel kapcsolatos osztályok, interfészek</w:t>
       </w:r>
@@ -9084,24 +9583,14 @@
       <w:r>
         <w:t xml:space="preserve">ábra </w:t>
       </w:r>
-      <w:r>
-        <w:fldChar w:fldCharType="begin"/>
-      </w:r>
-      <w:r>
-        <w:instrText xml:space="preserve"> SEQ ábra \* ARABIC </w:instrText>
-      </w:r>
-      <w:r>
-        <w:fldChar w:fldCharType="separate"/>
-      </w:r>
-      <w:r>
-        <w:rPr>
-          <w:noProof/>
-        </w:rPr>
-        <w:t>17</w:t>
-      </w:r>
-      <w:r>
-        <w:fldChar w:fldCharType="end"/>
-      </w:r>
+      <w:fldSimple w:instr=" SEQ ábra \* ARABIC ">
+        <w:r>
+          <w:rPr>
+            <w:noProof/>
+          </w:rPr>
+          <w:t>17</w:t>
+        </w:r>
+      </w:fldSimple>
       <w:r>
         <w:t>: A klienseket reprezentáló és kezelő osztályok szerver oldalon</w:t>
       </w:r>
@@ -9335,24 +9824,14 @@
       <w:r>
         <w:t xml:space="preserve">ábra </w:t>
       </w:r>
-      <w:r>
-        <w:fldChar w:fldCharType="begin"/>
-      </w:r>
-      <w:r>
-        <w:instrText xml:space="preserve"> SEQ ábra \* ARABIC </w:instrText>
-      </w:r>
-      <w:r>
-        <w:fldChar w:fldCharType="separate"/>
-      </w:r>
-      <w:r>
-        <w:rPr>
-          <w:noProof/>
-        </w:rPr>
-        <w:t>18</w:t>
-      </w:r>
-      <w:r>
-        <w:fldChar w:fldCharType="end"/>
-      </w:r>
+      <w:fldSimple w:instr=" SEQ ábra \* ARABIC ">
+        <w:r>
+          <w:rPr>
+            <w:noProof/>
+          </w:rPr>
+          <w:t>18</w:t>
+        </w:r>
+      </w:fldSimple>
       <w:r>
         <w:t>: Üzenet szétosztást megvalósító osztályok, interfészek</w:t>
       </w:r>
@@ -9455,24 +9934,14 @@
       <w:r>
         <w:t xml:space="preserve">ábra </w:t>
       </w:r>
-      <w:r>
-        <w:fldChar w:fldCharType="begin"/>
-      </w:r>
-      <w:r>
-        <w:instrText xml:space="preserve"> SEQ ábra \* ARABIC </w:instrText>
-      </w:r>
-      <w:r>
-        <w:fldChar w:fldCharType="separate"/>
-      </w:r>
-      <w:r>
-        <w:rPr>
-          <w:noProof/>
-        </w:rPr>
-        <w:t>19</w:t>
-      </w:r>
-      <w:r>
-        <w:fldChar w:fldCharType="end"/>
-      </w:r>
+      <w:fldSimple w:instr=" SEQ ábra \* ARABIC ">
+        <w:r>
+          <w:rPr>
+            <w:noProof/>
+          </w:rPr>
+          <w:t>19</w:t>
+        </w:r>
+      </w:fldSimple>
       <w:r>
         <w:t>: Lobby kezeléssel kapcsolatos osztályok</w:t>
       </w:r>
@@ -9683,24 +10152,14 @@
       <w:r>
         <w:t xml:space="preserve">ábra </w:t>
       </w:r>
-      <w:r>
-        <w:fldChar w:fldCharType="begin"/>
-      </w:r>
-      <w:r>
-        <w:instrText xml:space="preserve"> SEQ ábra \* ARABIC </w:instrText>
-      </w:r>
-      <w:r>
-        <w:fldChar w:fldCharType="separate"/>
-      </w:r>
-      <w:r>
-        <w:rPr>
-          <w:noProof/>
-        </w:rPr>
-        <w:t>20</w:t>
-      </w:r>
-      <w:r>
-        <w:fldChar w:fldCharType="end"/>
-      </w:r>
+      <w:fldSimple w:instr=" SEQ ábra \* ARABIC ">
+        <w:r>
+          <w:rPr>
+            <w:noProof/>
+          </w:rPr>
+          <w:t>20</w:t>
+        </w:r>
+      </w:fldSimple>
       <w:r>
         <w:t>: Több játékmenet kezelésével kapcsolatos osztályok</w:t>
       </w:r>
@@ -10107,14 +10566,14 @@
           <w:lang w:eastAsia="zh-CN"/>
         </w:rPr>
       </w:pPr>
-      <w:bookmarkStart w:id="20" w:name="_Toc228127148"/>
+      <w:bookmarkStart w:id="19" w:name="_Toc228127148"/>
       <w:r>
         <w:rPr>
           <w:lang w:eastAsia="zh-CN"/>
         </w:rPr>
         <w:t>Mesterséges intelligencia</w:t>
       </w:r>
-      <w:bookmarkEnd w:id="20"/>
+      <w:bookmarkEnd w:id="19"/>
     </w:p>
     <w:p>
       <w:pPr>
@@ -10442,24 +10901,14 @@
       <w:r>
         <w:t xml:space="preserve">ábra </w:t>
       </w:r>
-      <w:r>
-        <w:fldChar w:fldCharType="begin"/>
-      </w:r>
-      <w:r>
-        <w:instrText xml:space="preserve"> SEQ ábra \* ARABIC </w:instrText>
-      </w:r>
-      <w:r>
-        <w:fldChar w:fldCharType="separate"/>
-      </w:r>
-      <w:r>
-        <w:rPr>
-          <w:noProof/>
-        </w:rPr>
-        <w:t>21</w:t>
-      </w:r>
-      <w:r>
-        <w:fldChar w:fldCharType="end"/>
-      </w:r>
+      <w:fldSimple w:instr=" SEQ ábra \* ARABIC ">
+        <w:r>
+          <w:rPr>
+            <w:noProof/>
+          </w:rPr>
+          <w:t>21</w:t>
+        </w:r>
+      </w:fldSimple>
       <w:r>
         <w:t>: A könnyű szintű MI átlagos jutalom szerzése</w:t>
       </w:r>
@@ -10660,24 +11109,14 @@
       <w:r>
         <w:t xml:space="preserve">ábra </w:t>
       </w:r>
-      <w:r>
-        <w:fldChar w:fldCharType="begin"/>
-      </w:r>
-      <w:r>
-        <w:instrText xml:space="preserve"> SEQ ábra \* ARABIC </w:instrText>
-      </w:r>
-      <w:r>
-        <w:fldChar w:fldCharType="separate"/>
-      </w:r>
-      <w:r>
-        <w:rPr>
-          <w:noProof/>
-        </w:rPr>
-        <w:t>22</w:t>
-      </w:r>
-      <w:r>
-        <w:fldChar w:fldCharType="end"/>
-      </w:r>
+      <w:fldSimple w:instr=" SEQ ábra \* ARABIC ">
+        <w:r>
+          <w:rPr>
+            <w:noProof/>
+          </w:rPr>
+          <w:t>22</w:t>
+        </w:r>
+      </w:fldSimple>
       <w:r>
         <w:t xml:space="preserve">: </w:t>
       </w:r>
@@ -10699,24 +11138,14 @@
       <w:r>
         <w:t xml:space="preserve">táblázat </w:t>
       </w:r>
-      <w:r>
-        <w:fldChar w:fldCharType="begin"/>
-      </w:r>
-      <w:r>
-        <w:instrText xml:space="preserve"> SEQ táblázat \* ARABIC </w:instrText>
-      </w:r>
-      <w:r>
-        <w:fldChar w:fldCharType="separate"/>
-      </w:r>
-      <w:r>
-        <w:rPr>
-          <w:noProof/>
-        </w:rPr>
-        <w:t>1</w:t>
-      </w:r>
-      <w:r>
-        <w:fldChar w:fldCharType="end"/>
-      </w:r>
+      <w:fldSimple w:instr=" SEQ táblázat \* ARABIC ">
+        <w:r>
+          <w:rPr>
+            <w:noProof/>
+          </w:rPr>
+          <w:t>1</w:t>
+        </w:r>
+      </w:fldSimple>
       <w:r>
         <w:t>: Közepes szintű ágens tanítási fázisainak konfigurációja</w:t>
       </w:r>
@@ -11531,24 +11960,14 @@
       <w:r>
         <w:t xml:space="preserve">ábra </w:t>
       </w:r>
-      <w:r>
-        <w:fldChar w:fldCharType="begin"/>
-      </w:r>
-      <w:r>
-        <w:instrText xml:space="preserve"> SEQ ábra \* ARABIC </w:instrText>
-      </w:r>
-      <w:r>
-        <w:fldChar w:fldCharType="separate"/>
-      </w:r>
-      <w:r>
-        <w:rPr>
-          <w:noProof/>
-        </w:rPr>
-        <w:t>23</w:t>
-      </w:r>
-      <w:r>
-        <w:fldChar w:fldCharType="end"/>
-      </w:r>
+      <w:fldSimple w:instr=" SEQ ábra \* ARABIC ">
+        <w:r>
+          <w:rPr>
+            <w:noProof/>
+          </w:rPr>
+          <w:t>23</w:t>
+        </w:r>
+      </w:fldSimple>
       <w:r>
         <w:t xml:space="preserve">: </w:t>
       </w:r>
@@ -11570,24 +11989,14 @@
       <w:r>
         <w:t xml:space="preserve">táblázat </w:t>
       </w:r>
-      <w:r>
-        <w:fldChar w:fldCharType="begin"/>
-      </w:r>
-      <w:r>
-        <w:instrText xml:space="preserve"> SEQ táblázat \* ARABIC </w:instrText>
-      </w:r>
-      <w:r>
-        <w:fldChar w:fldCharType="separate"/>
-      </w:r>
-      <w:r>
-        <w:rPr>
-          <w:noProof/>
-        </w:rPr>
-        <w:t>2</w:t>
-      </w:r>
-      <w:r>
-        <w:fldChar w:fldCharType="end"/>
-      </w:r>
+      <w:fldSimple w:instr=" SEQ táblázat \* ARABIC ">
+        <w:r>
+          <w:rPr>
+            <w:noProof/>
+          </w:rPr>
+          <w:t>2</w:t>
+        </w:r>
+      </w:fldSimple>
       <w:r>
         <w:t>: Nehéz szintű ágens tanítási fázisainak konfigurációja</w:t>
       </w:r>
@@ -11813,13 +12222,7 @@
               <w:rPr>
                 <w:lang w:val="en-GB" w:eastAsia="zh-CN"/>
               </w:rPr>
-              <w:t>Hard</w:t>
-            </w:r>
-            <w:r>
-              <w:rPr>
-                <w:lang w:val="en-GB" w:eastAsia="zh-CN"/>
-              </w:rPr>
-              <w:t>_Second_Phase</w:t>
+              <w:t>Hard_Second_Phase</w:t>
             </w:r>
           </w:p>
         </w:tc>
@@ -11839,55 +12242,7 @@
               <w:rPr>
                 <w:lang w:val="en-GB" w:eastAsia="zh-CN"/>
               </w:rPr>
-              <w:t xml:space="preserve">0% Véletlen, </w:t>
-            </w:r>
-            <w:r>
-              <w:rPr>
-                <w:lang w:val="en-GB" w:eastAsia="zh-CN"/>
-              </w:rPr>
-              <w:t>20</w:t>
-            </w:r>
-            <w:r>
-              <w:rPr>
-                <w:lang w:val="en-GB" w:eastAsia="zh-CN"/>
-              </w:rPr>
-              <w:t xml:space="preserve">% Katonai, </w:t>
-            </w:r>
-            <w:r>
-              <w:rPr>
-                <w:lang w:val="en-GB" w:eastAsia="zh-CN"/>
-              </w:rPr>
-              <w:t>5</w:t>
-            </w:r>
-            <w:r>
-              <w:rPr>
-                <w:lang w:val="en-GB" w:eastAsia="zh-CN"/>
-              </w:rPr>
-              <w:t xml:space="preserve">% Tudományos, </w:t>
-            </w:r>
-            <w:r>
-              <w:rPr>
-                <w:lang w:val="en-GB" w:eastAsia="zh-CN"/>
-              </w:rPr>
-              <w:t>5</w:t>
-            </w:r>
-            <w:r>
-              <w:rPr>
-                <w:lang w:val="en-GB" w:eastAsia="zh-CN"/>
-              </w:rPr>
-              <w:t xml:space="preserve">% Polgári, 0% Könnyű, </w:t>
-            </w:r>
-            <w:r>
-              <w:rPr>
-                <w:lang w:val="en-GB" w:eastAsia="zh-CN"/>
-              </w:rPr>
-              <w:t>70</w:t>
-            </w:r>
-            <w:r>
-              <w:rPr>
-                <w:lang w:val="en-GB" w:eastAsia="zh-CN"/>
-              </w:rPr>
-              <w:t>% Közepes</w:t>
+              <w:t>0% Véletlen, 20% Katonai, 5% Tudományos, 5% Polgári, 0% Könnyű, 70% Közepes</w:t>
             </w:r>
           </w:p>
         </w:tc>
@@ -11929,13 +12284,7 @@
               <w:rPr>
                 <w:lang w:val="en-GB" w:eastAsia="zh-CN"/>
               </w:rPr>
-              <w:t>Hard</w:t>
-            </w:r>
-            <w:r>
-              <w:rPr>
-                <w:lang w:val="en-GB" w:eastAsia="zh-CN"/>
-              </w:rPr>
-              <w:t>_Third_Phase</w:t>
+              <w:t>Hard_Third_Phase</w:t>
             </w:r>
           </w:p>
         </w:tc>
@@ -11998,13 +12347,7 @@
                 <w:lang w:val="en-GB" w:eastAsia="zh-CN"/>
               </w:rPr>
               <w:lastRenderedPageBreak/>
-              <w:t>Hard</w:t>
-            </w:r>
-            <w:r>
-              <w:rPr>
-                <w:lang w:val="en-GB" w:eastAsia="zh-CN"/>
-              </w:rPr>
-              <w:t>_Fourth_Phase</w:t>
+              <w:t>Hard_Fourth_Phase</w:t>
             </w:r>
           </w:p>
         </w:tc>
@@ -12066,19 +12409,7 @@
               <w:rPr>
                 <w:lang w:val="en-GB" w:eastAsia="zh-CN"/>
               </w:rPr>
-              <w:t>Hard_F</w:t>
-            </w:r>
-            <w:r>
-              <w:rPr>
-                <w:lang w:val="en-GB" w:eastAsia="zh-CN"/>
-              </w:rPr>
-              <w:t>ifth</w:t>
-            </w:r>
-            <w:r>
-              <w:rPr>
-                <w:lang w:val="en-GB" w:eastAsia="zh-CN"/>
-              </w:rPr>
-              <w:t>_Phase</w:t>
+              <w:t>Hard_Fifth_Phase</w:t>
             </w:r>
           </w:p>
         </w:tc>
@@ -12140,19 +12471,7 @@
               <w:rPr>
                 <w:lang w:val="en-GB" w:eastAsia="zh-CN"/>
               </w:rPr>
-              <w:t>Hard_</w:t>
-            </w:r>
-            <w:r>
-              <w:rPr>
-                <w:lang w:val="en-GB" w:eastAsia="zh-CN"/>
-              </w:rPr>
-              <w:t>Sixth</w:t>
-            </w:r>
-            <w:r>
-              <w:rPr>
-                <w:lang w:val="en-GB" w:eastAsia="zh-CN"/>
-              </w:rPr>
-              <w:t>_Phase</w:t>
+              <w:t>Hard_Sixth_Phase</w:t>
             </w:r>
           </w:p>
         </w:tc>
@@ -12172,43 +12491,7 @@
               <w:rPr>
                 <w:lang w:val="en-GB" w:eastAsia="zh-CN"/>
               </w:rPr>
-              <w:t xml:space="preserve">0% Véletlen, 0% Katonai, </w:t>
-            </w:r>
-            <w:r>
-              <w:rPr>
-                <w:lang w:val="en-GB" w:eastAsia="zh-CN"/>
-              </w:rPr>
-              <w:t>0</w:t>
-            </w:r>
-            <w:r>
-              <w:rPr>
-                <w:lang w:val="en-GB" w:eastAsia="zh-CN"/>
-              </w:rPr>
-              <w:t xml:space="preserve">% Tudományos, </w:t>
-            </w:r>
-            <w:r>
-              <w:rPr>
-                <w:lang w:val="en-GB" w:eastAsia="zh-CN"/>
-              </w:rPr>
-              <w:t>0</w:t>
-            </w:r>
-            <w:r>
-              <w:rPr>
-                <w:lang w:val="en-GB" w:eastAsia="zh-CN"/>
-              </w:rPr>
-              <w:t xml:space="preserve">% Polgári, 0% Könnyű, </w:t>
-            </w:r>
-            <w:r>
-              <w:rPr>
-                <w:lang w:val="en-GB" w:eastAsia="zh-CN"/>
-              </w:rPr>
-              <w:t>10</w:t>
-            </w:r>
-            <w:r>
-              <w:rPr>
-                <w:lang w:val="en-GB" w:eastAsia="zh-CN"/>
-              </w:rPr>
-              <w:t>0% Közepes</w:t>
+              <w:t>0% Véletlen, 0% Katonai, 0% Tudományos, 0% Polgári, 0% Könnyű, 100% Közepes</w:t>
             </w:r>
           </w:p>
         </w:tc>
@@ -12234,25 +12517,7 @@
               <w:rPr>
                 <w:lang w:eastAsia="zh-CN"/>
               </w:rPr>
-              <w:t xml:space="preserve"> a </w:t>
-            </w:r>
-            <w:r>
-              <w:rPr>
-                <w:lang w:eastAsia="zh-CN"/>
-              </w:rPr>
-              <w:t>közepes</w:t>
-            </w:r>
-            <w:r>
-              <w:rPr>
-                <w:lang w:eastAsia="zh-CN"/>
-              </w:rPr>
-              <w:t xml:space="preserve"> ellenfél ellen</w:t>
-            </w:r>
-            <w:r>
-              <w:rPr>
-                <w:lang w:eastAsia="zh-CN"/>
-              </w:rPr>
-              <w:t xml:space="preserve"> jutalom módosítás után</w:t>
+              <w:t xml:space="preserve"> a közepes ellenfél ellen jutalom módosítás után</w:t>
             </w:r>
           </w:p>
         </w:tc>
@@ -12274,13 +12539,7 @@
               <w:rPr>
                 <w:lang w:val="en-GB" w:eastAsia="zh-CN"/>
               </w:rPr>
-              <w:t>Hard</w:t>
-            </w:r>
-            <w:r>
-              <w:rPr>
-                <w:lang w:val="en-GB" w:eastAsia="zh-CN"/>
-              </w:rPr>
-              <w:t>_Final_Phase</w:t>
+              <w:t>Hard_Final_Phase</w:t>
             </w:r>
           </w:p>
         </w:tc>
@@ -12300,67 +12559,7 @@
               <w:rPr>
                 <w:lang w:val="en-GB" w:eastAsia="zh-CN"/>
               </w:rPr>
-              <w:t xml:space="preserve">0% Véletlen, </w:t>
-            </w:r>
-            <w:r>
-              <w:rPr>
-                <w:lang w:val="en-GB" w:eastAsia="zh-CN"/>
-              </w:rPr>
-              <w:t>2</w:t>
-            </w:r>
-            <w:r>
-              <w:rPr>
-                <w:lang w:val="en-GB" w:eastAsia="zh-CN"/>
-              </w:rPr>
-              <w:t xml:space="preserve">0% Katonai, </w:t>
-            </w:r>
-            <w:r>
-              <w:rPr>
-                <w:lang w:val="en-GB" w:eastAsia="zh-CN"/>
-              </w:rPr>
-              <w:t>2</w:t>
-            </w:r>
-            <w:r>
-              <w:rPr>
-                <w:lang w:val="en-GB" w:eastAsia="zh-CN"/>
-              </w:rPr>
-              <w:t xml:space="preserve">0% Tudományos, </w:t>
-            </w:r>
-            <w:r>
-              <w:rPr>
-                <w:lang w:val="en-GB" w:eastAsia="zh-CN"/>
-              </w:rPr>
-              <w:t>2</w:t>
-            </w:r>
-            <w:r>
-              <w:rPr>
-                <w:lang w:val="en-GB" w:eastAsia="zh-CN"/>
-              </w:rPr>
-              <w:t xml:space="preserve">0% Polgári, </w:t>
-            </w:r>
-            <w:r>
-              <w:rPr>
-                <w:lang w:val="en-GB" w:eastAsia="zh-CN"/>
-              </w:rPr>
-              <w:t>20</w:t>
-            </w:r>
-            <w:r>
-              <w:rPr>
-                <w:lang w:val="en-GB" w:eastAsia="zh-CN"/>
-              </w:rPr>
-              <w:t xml:space="preserve">% Könnyű, </w:t>
-            </w:r>
-            <w:r>
-              <w:rPr>
-                <w:lang w:val="en-GB" w:eastAsia="zh-CN"/>
-              </w:rPr>
-              <w:t>2</w:t>
-            </w:r>
-            <w:r>
-              <w:rPr>
-                <w:lang w:val="en-GB" w:eastAsia="zh-CN"/>
-              </w:rPr>
-              <w:t>0% Közepes</w:t>
+              <w:t>0% Véletlen, 20% Katonai, 20% Tudományos, 20% Polgári, 20% Könnyű, 20% Közepes</w:t>
             </w:r>
           </w:p>
         </w:tc>
@@ -12417,7 +12616,37 @@
           <w:bCs/>
           <w:lang w:eastAsia="zh-CN"/>
         </w:rPr>
-        <w:t xml:space="preserve">[256, </w:t>
+        <w:t>[256, 256]</w:t>
+      </w:r>
+      <w:r>
+        <w:rPr>
+          <w:lang w:eastAsia="zh-CN"/>
+        </w:rPr>
+        <w:t xml:space="preserve"> -os architektúra</w:t>
+      </w:r>
+      <w:r>
+        <w:rPr>
+          <w:lang w:eastAsia="zh-CN"/>
+        </w:rPr>
+        <w:t>, azaz a közepes szint architektúrája</w:t>
+      </w:r>
+      <w:r>
+        <w:rPr>
+          <w:lang w:eastAsia="zh-CN"/>
+        </w:rPr>
+        <w:t xml:space="preserve"> jelentette a projekt optimális pontját. A </w:t>
+      </w:r>
+      <w:r>
+        <w:rPr>
+          <w:lang w:eastAsia="zh-CN"/>
+        </w:rPr>
+        <w:t>nehéz</w:t>
+      </w:r>
+      <w:r>
+        <w:rPr>
+          <w:lang w:eastAsia="zh-CN"/>
+        </w:rPr>
+        <w:t xml:space="preserve"> szintnél alkalmazott </w:t>
       </w:r>
       <w:r>
         <w:rPr>
@@ -12425,50 +12654,6 @@
           <w:bCs/>
           <w:lang w:eastAsia="zh-CN"/>
         </w:rPr>
-        <w:t>256]</w:t>
-      </w:r>
-      <w:r>
-        <w:rPr>
-          <w:lang w:eastAsia="zh-CN"/>
-        </w:rPr>
-        <w:t xml:space="preserve"> -</w:t>
-      </w:r>
-      <w:r>
-        <w:rPr>
-          <w:lang w:eastAsia="zh-CN"/>
-        </w:rPr>
-        <w:t>os architektúra</w:t>
-      </w:r>
-      <w:r>
-        <w:rPr>
-          <w:lang w:eastAsia="zh-CN"/>
-        </w:rPr>
-        <w:t>, azaz a közepes szint architektúrája</w:t>
-      </w:r>
-      <w:r>
-        <w:rPr>
-          <w:lang w:eastAsia="zh-CN"/>
-        </w:rPr>
-        <w:t xml:space="preserve"> jelentette a projekt optimális pontját. A </w:t>
-      </w:r>
-      <w:r>
-        <w:rPr>
-          <w:lang w:eastAsia="zh-CN"/>
-        </w:rPr>
-        <w:t>nehéz</w:t>
-      </w:r>
-      <w:r>
-        <w:rPr>
-          <w:lang w:eastAsia="zh-CN"/>
-        </w:rPr>
-        <w:t xml:space="preserve"> szintnél alkalmazott </w:t>
-      </w:r>
-      <w:r>
-        <w:rPr>
-          <w:b/>
-          <w:bCs/>
-          <w:lang w:eastAsia="zh-CN"/>
-        </w:rPr>
         <w:t>[512, 512, 512]</w:t>
       </w:r>
       <w:r>
@@ -12493,24 +12678,14 @@
       <w:r>
         <w:t xml:space="preserve">táblázat </w:t>
       </w:r>
-      <w:r>
-        <w:fldChar w:fldCharType="begin"/>
-      </w:r>
-      <w:r>
-        <w:instrText xml:space="preserve"> SEQ táblázat \* ARABIC </w:instrText>
-      </w:r>
-      <w:r>
-        <w:fldChar w:fldCharType="separate"/>
-      </w:r>
-      <w:r>
-        <w:rPr>
-          <w:noProof/>
-        </w:rPr>
-        <w:t>3</w:t>
-      </w:r>
-      <w:r>
-        <w:fldChar w:fldCharType="end"/>
-      </w:r>
+      <w:fldSimple w:instr=" SEQ táblázat \* ARABIC ">
+        <w:r>
+          <w:rPr>
+            <w:noProof/>
+          </w:rPr>
+          <w:t>3</w:t>
+        </w:r>
+      </w:fldSimple>
       <w:r>
         <w:t>: Egyes nehézségi szinteken elért teljesítmény-mutatók összefoglaló kiértékelése</w:t>
       </w:r>
@@ -12670,13 +12845,7 @@
               <w:rPr>
                 <w:lang w:val="en-GB" w:eastAsia="zh-CN"/>
               </w:rPr>
-              <w:t xml:space="preserve">1692 </w:t>
-            </w:r>
-            <w:r>
-              <w:rPr>
-                <w:lang w:val="en-GB" w:eastAsia="zh-CN"/>
-              </w:rPr>
-              <w:t>lebegőpontos szám</w:t>
+              <w:t>1692 lebegőpontos szám</w:t>
             </w:r>
           </w:p>
         </w:tc>
@@ -12930,14 +13099,14 @@
           <w:lang w:eastAsia="zh-CN"/>
         </w:rPr>
       </w:pPr>
-      <w:bookmarkStart w:id="21" w:name="_Toc228127149"/>
+      <w:bookmarkStart w:id="20" w:name="_Toc228127149"/>
       <w:r>
         <w:rPr>
           <w:lang w:eastAsia="zh-CN"/>
         </w:rPr>
         <w:t>Tesztelés</w:t>
       </w:r>
-      <w:bookmarkEnd w:id="21"/>
+      <w:bookmarkEnd w:id="20"/>
     </w:p>
     <w:p>
       <w:pPr>
@@ -12958,8 +13127,8 @@
       <w:pPr>
         <w:pStyle w:val="Heading1"/>
       </w:pPr>
-      <w:bookmarkStart w:id="22" w:name="_Toc228127150"/>
-      <w:commentRangeStart w:id="23"/>
+      <w:bookmarkStart w:id="21" w:name="_Toc228127150"/>
+      <w:commentRangeStart w:id="22"/>
       <w:r>
         <w:lastRenderedPageBreak/>
         <w:t>Összefoglalás és tovább</w:t>
@@ -12967,15 +13136,15 @@
       <w:r>
         <w:t>i fejlesztési lehetőségek</w:t>
       </w:r>
-      <w:bookmarkEnd w:id="22"/>
-      <w:commentRangeEnd w:id="23"/>
+      <w:bookmarkEnd w:id="21"/>
+      <w:commentRangeEnd w:id="22"/>
       <w:r>
         <w:rPr>
           <w:rStyle w:val="CommentReference"/>
           <w:sz w:val="32"/>
           <w:szCs w:val="32"/>
         </w:rPr>
-        <w:commentReference w:id="23"/>
+        <w:commentReference w:id="22"/>
       </w:r>
     </w:p>
     <w:p/>
@@ -12988,12 +13157,12 @@
       <w:pPr>
         <w:pStyle w:val="Heading1"/>
       </w:pPr>
-      <w:bookmarkStart w:id="24" w:name="_Toc228127151"/>
+      <w:bookmarkStart w:id="23" w:name="_Toc228127151"/>
       <w:r>
         <w:lastRenderedPageBreak/>
         <w:t>Irodalomjegyzék</w:t>
       </w:r>
-      <w:bookmarkEnd w:id="24"/>
+      <w:bookmarkEnd w:id="23"/>
     </w:p>
     <w:p>
       <w:pPr>
@@ -13018,21 +13187,21 @@
       <w:pPr>
         <w:pStyle w:val="Heading1"/>
       </w:pPr>
-      <w:bookmarkStart w:id="25" w:name="_Toc228127152"/>
-      <w:commentRangeStart w:id="26"/>
+      <w:bookmarkStart w:id="24" w:name="_Toc228127152"/>
+      <w:commentRangeStart w:id="25"/>
       <w:r>
         <w:lastRenderedPageBreak/>
         <w:t>Melléklet</w:t>
       </w:r>
-      <w:bookmarkEnd w:id="25"/>
-      <w:commentRangeEnd w:id="26"/>
+      <w:bookmarkEnd w:id="24"/>
+      <w:commentRangeEnd w:id="25"/>
       <w:r>
         <w:rPr>
           <w:rStyle w:val="CommentReference"/>
           <w:sz w:val="32"/>
           <w:szCs w:val="32"/>
         </w:rPr>
-        <w:commentReference w:id="26"/>
+        <w:commentReference w:id="25"/>
       </w:r>
     </w:p>
     <w:p>
@@ -13056,7 +13225,7 @@
 
 <file path=word/comments.xml><?xml version="1.0" encoding="utf-8"?>
 <w:comments xmlns:wpc="http://schemas.microsoft.com/office/word/2010/wordprocessingCanvas" xmlns:cx="http://schemas.microsoft.com/office/drawing/2014/chartex" xmlns:cx1="http://schemas.microsoft.com/office/drawing/2015/9/8/chartex" xmlns:cx2="http://schemas.microsoft.com/office/drawing/2015/10/21/chartex" xmlns:cx3="http://schemas.microsoft.com/office/drawing/2016/5/9/chartex" xmlns:cx4="http://schemas.microsoft.com/office/drawing/2016/5/10/chartex" xmlns:cx5="http://schemas.microsoft.com/office/drawing/2016/5/11/chartex" xmlns:cx6="http://schemas.microsoft.com/office/drawing/2016/5/12/chartex" xmlns:cx7="http://schemas.microsoft.com/office/drawing/2016/5/13/chartex" xmlns:cx8="http://schemas.microsoft.com/office/drawing/2016/5/14/chartex" xmlns:mc="http://schemas.openxmlformats.org/markup-compatibility/2006" xmlns:aink="http://schemas.microsoft.com/office/drawing/2016/ink" xmlns:am3d="http://schemas.microsoft.com/office/drawing/2017/model3d" xmlns:o="urn:schemas-microsoft-com:office:office" xmlns:oel="http://schemas.microsoft.com/office/2019/extlst" xmlns:r="http://schemas.openxmlformats.org/officeDocument/2006/relationships" xmlns:m="http://schemas.openxmlformats.org/officeDocument/2006/math" xmlns:v="urn:schemas-microsoft-com:vml" xmlns:wp14="http://schemas.microsoft.com/office/word/2010/wordprocessingDrawing" xmlns:wp="http://schemas.openxmlformats.org/drawingml/2006/wordprocessingDrawing" xmlns:w10="urn:schemas-microsoft-com:office:word" xmlns:w="http://schemas.openxmlformats.org/wordprocessingml/2006/main" xmlns:w14="http://schemas.microsoft.com/office/word/2010/wordml" xmlns:w15="http://schemas.microsoft.com/office/word/2012/wordml" xmlns:w16cex="http://schemas.microsoft.com/office/word/2018/wordml/cex" xmlns:w16cid="http://schemas.microsoft.com/office/word/2016/wordml/cid" xmlns:w16="http://schemas.microsoft.com/office/word/2018/wordml" xmlns:w16du="http://schemas.microsoft.com/office/word/2023/wordml/word16du" xmlns:w16sdtdh="http://schemas.microsoft.com/office/word/2020/wordml/sdtdatahash" xmlns:w16sdtfl="http://schemas.microsoft.com/office/word/2024/wordml/sdtformatlock" xmlns:w16se="http://schemas.microsoft.com/office/word/2015/wordml/symex" xmlns:wpg="http://schemas.microsoft.com/office/word/2010/wordprocessingGroup" xmlns:wpi="http://schemas.microsoft.com/office/word/2010/wordprocessingInk" xmlns:wne="http://schemas.microsoft.com/office/word/2006/wordml" xmlns:wps="http://schemas.microsoft.com/office/word/2010/wordprocessingShape" mc:Ignorable="w14 w15 w16se w16cid w16 w16cex w16sdtdh w16sdtfl w16du wp14">
-  <w:comment w:id="23" w:author="Németh Gábor Árpád Dr." w:date="2021-11-17T13:25:00Z" w:initials="NGÁD">
+  <w:comment w:id="22" w:author="Németh Gábor Árpád Dr." w:date="2021-11-17T13:25:00Z" w:initials="NGÁD">
     <w:p>
       <w:pPr>
         <w:pStyle w:val="CommentText"/>
@@ -13087,7 +13256,7 @@
       </w:r>
     </w:p>
   </w:comment>
-  <w:comment w:id="26" w:author="Gludovátz Attila" w:date="2021-11-11T11:08:00Z" w:initials="GA">
+  <w:comment w:id="25" w:author="Gludovátz Attila" w:date="2021-11-11T11:08:00Z" w:initials="GA">
     <w:p>
       <w:pPr>
         <w:pStyle w:val="CommentText"/>
@@ -13835,6 +14004,119 @@
     </w:lvl>
   </w:abstractNum>
   <w:abstractNum w:abstractNumId="5" w15:restartNumberingAfterBreak="0">
+    <w:nsid w:val="273836FA"/>
+    <w:multiLevelType w:val="hybridMultilevel"/>
+    <w:tmpl w:val="343EBDD4"/>
+    <w:lvl w:ilvl="0" w:tplc="08090001">
+      <w:start w:val="1"/>
+      <w:numFmt w:val="bullet"/>
+      <w:lvlText w:val=""/>
+      <w:lvlJc w:val="left"/>
+      <w:pPr>
+        <w:ind w:left="720" w:hanging="360"/>
+      </w:pPr>
+      <w:rPr>
+        <w:rFonts w:ascii="Symbol" w:hAnsi="Symbol" w:hint="default"/>
+      </w:rPr>
+    </w:lvl>
+    <w:lvl w:ilvl="1" w:tplc="08090003" w:tentative="1">
+      <w:start w:val="1"/>
+      <w:numFmt w:val="bullet"/>
+      <w:lvlText w:val="o"/>
+      <w:lvlJc w:val="left"/>
+      <w:pPr>
+        <w:ind w:left="1440" w:hanging="360"/>
+      </w:pPr>
+      <w:rPr>
+        <w:rFonts w:ascii="Courier New" w:hAnsi="Courier New" w:cs="Courier New" w:hint="default"/>
+      </w:rPr>
+    </w:lvl>
+    <w:lvl w:ilvl="2" w:tplc="08090005" w:tentative="1">
+      <w:start w:val="1"/>
+      <w:numFmt w:val="bullet"/>
+      <w:lvlText w:val=""/>
+      <w:lvlJc w:val="left"/>
+      <w:pPr>
+        <w:ind w:left="2160" w:hanging="360"/>
+      </w:pPr>
+      <w:rPr>
+        <w:rFonts w:ascii="Wingdings" w:hAnsi="Wingdings" w:hint="default"/>
+      </w:rPr>
+    </w:lvl>
+    <w:lvl w:ilvl="3" w:tplc="08090001" w:tentative="1">
+      <w:start w:val="1"/>
+      <w:numFmt w:val="bullet"/>
+      <w:lvlText w:val=""/>
+      <w:lvlJc w:val="left"/>
+      <w:pPr>
+        <w:ind w:left="2880" w:hanging="360"/>
+      </w:pPr>
+      <w:rPr>
+        <w:rFonts w:ascii="Symbol" w:hAnsi="Symbol" w:hint="default"/>
+      </w:rPr>
+    </w:lvl>
+    <w:lvl w:ilvl="4" w:tplc="08090003" w:tentative="1">
+      <w:start w:val="1"/>
+      <w:numFmt w:val="bullet"/>
+      <w:lvlText w:val="o"/>
+      <w:lvlJc w:val="left"/>
+      <w:pPr>
+        <w:ind w:left="3600" w:hanging="360"/>
+      </w:pPr>
+      <w:rPr>
+        <w:rFonts w:ascii="Courier New" w:hAnsi="Courier New" w:cs="Courier New" w:hint="default"/>
+      </w:rPr>
+    </w:lvl>
+    <w:lvl w:ilvl="5" w:tplc="08090005" w:tentative="1">
+      <w:start w:val="1"/>
+      <w:numFmt w:val="bullet"/>
+      <w:lvlText w:val=""/>
+      <w:lvlJc w:val="left"/>
+      <w:pPr>
+        <w:ind w:left="4320" w:hanging="360"/>
+      </w:pPr>
+      <w:rPr>
+        <w:rFonts w:ascii="Wingdings" w:hAnsi="Wingdings" w:hint="default"/>
+      </w:rPr>
+    </w:lvl>
+    <w:lvl w:ilvl="6" w:tplc="08090001" w:tentative="1">
+      <w:start w:val="1"/>
+      <w:numFmt w:val="bullet"/>
+      <w:lvlText w:val=""/>
+      <w:lvlJc w:val="left"/>
+      <w:pPr>
+        <w:ind w:left="5040" w:hanging="360"/>
+      </w:pPr>
+      <w:rPr>
+        <w:rFonts w:ascii="Symbol" w:hAnsi="Symbol" w:hint="default"/>
+      </w:rPr>
+    </w:lvl>
+    <w:lvl w:ilvl="7" w:tplc="08090003" w:tentative="1">
+      <w:start w:val="1"/>
+      <w:numFmt w:val="bullet"/>
+      <w:lvlText w:val="o"/>
+      <w:lvlJc w:val="left"/>
+      <w:pPr>
+        <w:ind w:left="5760" w:hanging="360"/>
+      </w:pPr>
+      <w:rPr>
+        <w:rFonts w:ascii="Courier New" w:hAnsi="Courier New" w:cs="Courier New" w:hint="default"/>
+      </w:rPr>
+    </w:lvl>
+    <w:lvl w:ilvl="8" w:tplc="08090005" w:tentative="1">
+      <w:start w:val="1"/>
+      <w:numFmt w:val="bullet"/>
+      <w:lvlText w:val=""/>
+      <w:lvlJc w:val="left"/>
+      <w:pPr>
+        <w:ind w:left="6480" w:hanging="360"/>
+      </w:pPr>
+      <w:rPr>
+        <w:rFonts w:ascii="Wingdings" w:hAnsi="Wingdings" w:hint="default"/>
+      </w:rPr>
+    </w:lvl>
+  </w:abstractNum>
+  <w:abstractNum w:abstractNumId="6" w15:restartNumberingAfterBreak="0">
     <w:nsid w:val="29060998"/>
     <w:multiLevelType w:val="multilevel"/>
     <w:tmpl w:val="72AE08CA"/>
@@ -13983,7 +14265,120 @@
       </w:rPr>
     </w:lvl>
   </w:abstractNum>
-  <w:abstractNum w:abstractNumId="6" w15:restartNumberingAfterBreak="0">
+  <w:abstractNum w:abstractNumId="7" w15:restartNumberingAfterBreak="0">
+    <w:nsid w:val="2B6F047B"/>
+    <w:multiLevelType w:val="hybridMultilevel"/>
+    <w:tmpl w:val="1C2E86B8"/>
+    <w:lvl w:ilvl="0" w:tplc="08090001">
+      <w:start w:val="1"/>
+      <w:numFmt w:val="bullet"/>
+      <w:lvlText w:val=""/>
+      <w:lvlJc w:val="left"/>
+      <w:pPr>
+        <w:ind w:left="720" w:hanging="360"/>
+      </w:pPr>
+      <w:rPr>
+        <w:rFonts w:ascii="Symbol" w:hAnsi="Symbol" w:hint="default"/>
+      </w:rPr>
+    </w:lvl>
+    <w:lvl w:ilvl="1" w:tplc="08090003" w:tentative="1">
+      <w:start w:val="1"/>
+      <w:numFmt w:val="bullet"/>
+      <w:lvlText w:val="o"/>
+      <w:lvlJc w:val="left"/>
+      <w:pPr>
+        <w:ind w:left="1440" w:hanging="360"/>
+      </w:pPr>
+      <w:rPr>
+        <w:rFonts w:ascii="Courier New" w:hAnsi="Courier New" w:cs="Courier New" w:hint="default"/>
+      </w:rPr>
+    </w:lvl>
+    <w:lvl w:ilvl="2" w:tplc="08090005" w:tentative="1">
+      <w:start w:val="1"/>
+      <w:numFmt w:val="bullet"/>
+      <w:lvlText w:val=""/>
+      <w:lvlJc w:val="left"/>
+      <w:pPr>
+        <w:ind w:left="2160" w:hanging="360"/>
+      </w:pPr>
+      <w:rPr>
+        <w:rFonts w:ascii="Wingdings" w:hAnsi="Wingdings" w:hint="default"/>
+      </w:rPr>
+    </w:lvl>
+    <w:lvl w:ilvl="3" w:tplc="08090001" w:tentative="1">
+      <w:start w:val="1"/>
+      <w:numFmt w:val="bullet"/>
+      <w:lvlText w:val=""/>
+      <w:lvlJc w:val="left"/>
+      <w:pPr>
+        <w:ind w:left="2880" w:hanging="360"/>
+      </w:pPr>
+      <w:rPr>
+        <w:rFonts w:ascii="Symbol" w:hAnsi="Symbol" w:hint="default"/>
+      </w:rPr>
+    </w:lvl>
+    <w:lvl w:ilvl="4" w:tplc="08090003" w:tentative="1">
+      <w:start w:val="1"/>
+      <w:numFmt w:val="bullet"/>
+      <w:lvlText w:val="o"/>
+      <w:lvlJc w:val="left"/>
+      <w:pPr>
+        <w:ind w:left="3600" w:hanging="360"/>
+      </w:pPr>
+      <w:rPr>
+        <w:rFonts w:ascii="Courier New" w:hAnsi="Courier New" w:cs="Courier New" w:hint="default"/>
+      </w:rPr>
+    </w:lvl>
+    <w:lvl w:ilvl="5" w:tplc="08090005" w:tentative="1">
+      <w:start w:val="1"/>
+      <w:numFmt w:val="bullet"/>
+      <w:lvlText w:val=""/>
+      <w:lvlJc w:val="left"/>
+      <w:pPr>
+        <w:ind w:left="4320" w:hanging="360"/>
+      </w:pPr>
+      <w:rPr>
+        <w:rFonts w:ascii="Wingdings" w:hAnsi="Wingdings" w:hint="default"/>
+      </w:rPr>
+    </w:lvl>
+    <w:lvl w:ilvl="6" w:tplc="08090001" w:tentative="1">
+      <w:start w:val="1"/>
+      <w:numFmt w:val="bullet"/>
+      <w:lvlText w:val=""/>
+      <w:lvlJc w:val="left"/>
+      <w:pPr>
+        <w:ind w:left="5040" w:hanging="360"/>
+      </w:pPr>
+      <w:rPr>
+        <w:rFonts w:ascii="Symbol" w:hAnsi="Symbol" w:hint="default"/>
+      </w:rPr>
+    </w:lvl>
+    <w:lvl w:ilvl="7" w:tplc="08090003" w:tentative="1">
+      <w:start w:val="1"/>
+      <w:numFmt w:val="bullet"/>
+      <w:lvlText w:val="o"/>
+      <w:lvlJc w:val="left"/>
+      <w:pPr>
+        <w:ind w:left="5760" w:hanging="360"/>
+      </w:pPr>
+      <w:rPr>
+        <w:rFonts w:ascii="Courier New" w:hAnsi="Courier New" w:cs="Courier New" w:hint="default"/>
+      </w:rPr>
+    </w:lvl>
+    <w:lvl w:ilvl="8" w:tplc="08090005" w:tentative="1">
+      <w:start w:val="1"/>
+      <w:numFmt w:val="bullet"/>
+      <w:lvlText w:val=""/>
+      <w:lvlJc w:val="left"/>
+      <w:pPr>
+        <w:ind w:left="6480" w:hanging="360"/>
+      </w:pPr>
+      <w:rPr>
+        <w:rFonts w:ascii="Wingdings" w:hAnsi="Wingdings" w:hint="default"/>
+      </w:rPr>
+    </w:lvl>
+  </w:abstractNum>
+  <w:abstractNum w:abstractNumId="8" w15:restartNumberingAfterBreak="0">
     <w:nsid w:val="307C34D1"/>
     <w:multiLevelType w:val="multilevel"/>
     <w:tmpl w:val="DFE4B3BC"/>
@@ -14096,7 +14491,233 @@
       </w:pPr>
     </w:lvl>
   </w:abstractNum>
-  <w:abstractNum w:abstractNumId="7" w15:restartNumberingAfterBreak="0">
+  <w:abstractNum w:abstractNumId="9" w15:restartNumberingAfterBreak="0">
+    <w:nsid w:val="30F72B2B"/>
+    <w:multiLevelType w:val="hybridMultilevel"/>
+    <w:tmpl w:val="8976DDEE"/>
+    <w:lvl w:ilvl="0" w:tplc="08090001">
+      <w:start w:val="1"/>
+      <w:numFmt w:val="bullet"/>
+      <w:lvlText w:val=""/>
+      <w:lvlJc w:val="left"/>
+      <w:pPr>
+        <w:ind w:left="720" w:hanging="360"/>
+      </w:pPr>
+      <w:rPr>
+        <w:rFonts w:ascii="Symbol" w:hAnsi="Symbol" w:hint="default"/>
+      </w:rPr>
+    </w:lvl>
+    <w:lvl w:ilvl="1" w:tplc="08090003" w:tentative="1">
+      <w:start w:val="1"/>
+      <w:numFmt w:val="bullet"/>
+      <w:lvlText w:val="o"/>
+      <w:lvlJc w:val="left"/>
+      <w:pPr>
+        <w:ind w:left="1440" w:hanging="360"/>
+      </w:pPr>
+      <w:rPr>
+        <w:rFonts w:ascii="Courier New" w:hAnsi="Courier New" w:cs="Courier New" w:hint="default"/>
+      </w:rPr>
+    </w:lvl>
+    <w:lvl w:ilvl="2" w:tplc="08090005" w:tentative="1">
+      <w:start w:val="1"/>
+      <w:numFmt w:val="bullet"/>
+      <w:lvlText w:val=""/>
+      <w:lvlJc w:val="left"/>
+      <w:pPr>
+        <w:ind w:left="2160" w:hanging="360"/>
+      </w:pPr>
+      <w:rPr>
+        <w:rFonts w:ascii="Wingdings" w:hAnsi="Wingdings" w:hint="default"/>
+      </w:rPr>
+    </w:lvl>
+    <w:lvl w:ilvl="3" w:tplc="08090001" w:tentative="1">
+      <w:start w:val="1"/>
+      <w:numFmt w:val="bullet"/>
+      <w:lvlText w:val=""/>
+      <w:lvlJc w:val="left"/>
+      <w:pPr>
+        <w:ind w:left="2880" w:hanging="360"/>
+      </w:pPr>
+      <w:rPr>
+        <w:rFonts w:ascii="Symbol" w:hAnsi="Symbol" w:hint="default"/>
+      </w:rPr>
+    </w:lvl>
+    <w:lvl w:ilvl="4" w:tplc="08090003" w:tentative="1">
+      <w:start w:val="1"/>
+      <w:numFmt w:val="bullet"/>
+      <w:lvlText w:val="o"/>
+      <w:lvlJc w:val="left"/>
+      <w:pPr>
+        <w:ind w:left="3600" w:hanging="360"/>
+      </w:pPr>
+      <w:rPr>
+        <w:rFonts w:ascii="Courier New" w:hAnsi="Courier New" w:cs="Courier New" w:hint="default"/>
+      </w:rPr>
+    </w:lvl>
+    <w:lvl w:ilvl="5" w:tplc="08090005" w:tentative="1">
+      <w:start w:val="1"/>
+      <w:numFmt w:val="bullet"/>
+      <w:lvlText w:val=""/>
+      <w:lvlJc w:val="left"/>
+      <w:pPr>
+        <w:ind w:left="4320" w:hanging="360"/>
+      </w:pPr>
+      <w:rPr>
+        <w:rFonts w:ascii="Wingdings" w:hAnsi="Wingdings" w:hint="default"/>
+      </w:rPr>
+    </w:lvl>
+    <w:lvl w:ilvl="6" w:tplc="08090001" w:tentative="1">
+      <w:start w:val="1"/>
+      <w:numFmt w:val="bullet"/>
+      <w:lvlText w:val=""/>
+      <w:lvlJc w:val="left"/>
+      <w:pPr>
+        <w:ind w:left="5040" w:hanging="360"/>
+      </w:pPr>
+      <w:rPr>
+        <w:rFonts w:ascii="Symbol" w:hAnsi="Symbol" w:hint="default"/>
+      </w:rPr>
+    </w:lvl>
+    <w:lvl w:ilvl="7" w:tplc="08090003" w:tentative="1">
+      <w:start w:val="1"/>
+      <w:numFmt w:val="bullet"/>
+      <w:lvlText w:val="o"/>
+      <w:lvlJc w:val="left"/>
+      <w:pPr>
+        <w:ind w:left="5760" w:hanging="360"/>
+      </w:pPr>
+      <w:rPr>
+        <w:rFonts w:ascii="Courier New" w:hAnsi="Courier New" w:cs="Courier New" w:hint="default"/>
+      </w:rPr>
+    </w:lvl>
+    <w:lvl w:ilvl="8" w:tplc="08090005" w:tentative="1">
+      <w:start w:val="1"/>
+      <w:numFmt w:val="bullet"/>
+      <w:lvlText w:val=""/>
+      <w:lvlJc w:val="left"/>
+      <w:pPr>
+        <w:ind w:left="6480" w:hanging="360"/>
+      </w:pPr>
+      <w:rPr>
+        <w:rFonts w:ascii="Wingdings" w:hAnsi="Wingdings" w:hint="default"/>
+      </w:rPr>
+    </w:lvl>
+  </w:abstractNum>
+  <w:abstractNum w:abstractNumId="10" w15:restartNumberingAfterBreak="0">
+    <w:nsid w:val="3EBC77CD"/>
+    <w:multiLevelType w:val="hybridMultilevel"/>
+    <w:tmpl w:val="690A03E0"/>
+    <w:lvl w:ilvl="0" w:tplc="08090001">
+      <w:start w:val="1"/>
+      <w:numFmt w:val="bullet"/>
+      <w:lvlText w:val=""/>
+      <w:lvlJc w:val="left"/>
+      <w:pPr>
+        <w:ind w:left="720" w:hanging="360"/>
+      </w:pPr>
+      <w:rPr>
+        <w:rFonts w:ascii="Symbol" w:hAnsi="Symbol" w:hint="default"/>
+      </w:rPr>
+    </w:lvl>
+    <w:lvl w:ilvl="1" w:tplc="08090003" w:tentative="1">
+      <w:start w:val="1"/>
+      <w:numFmt w:val="bullet"/>
+      <w:lvlText w:val="o"/>
+      <w:lvlJc w:val="left"/>
+      <w:pPr>
+        <w:ind w:left="1440" w:hanging="360"/>
+      </w:pPr>
+      <w:rPr>
+        <w:rFonts w:ascii="Courier New" w:hAnsi="Courier New" w:cs="Courier New" w:hint="default"/>
+      </w:rPr>
+    </w:lvl>
+    <w:lvl w:ilvl="2" w:tplc="08090005" w:tentative="1">
+      <w:start w:val="1"/>
+      <w:numFmt w:val="bullet"/>
+      <w:lvlText w:val=""/>
+      <w:lvlJc w:val="left"/>
+      <w:pPr>
+        <w:ind w:left="2160" w:hanging="360"/>
+      </w:pPr>
+      <w:rPr>
+        <w:rFonts w:ascii="Wingdings" w:hAnsi="Wingdings" w:hint="default"/>
+      </w:rPr>
+    </w:lvl>
+    <w:lvl w:ilvl="3" w:tplc="08090001" w:tentative="1">
+      <w:start w:val="1"/>
+      <w:numFmt w:val="bullet"/>
+      <w:lvlText w:val=""/>
+      <w:lvlJc w:val="left"/>
+      <w:pPr>
+        <w:ind w:left="2880" w:hanging="360"/>
+      </w:pPr>
+      <w:rPr>
+        <w:rFonts w:ascii="Symbol" w:hAnsi="Symbol" w:hint="default"/>
+      </w:rPr>
+    </w:lvl>
+    <w:lvl w:ilvl="4" w:tplc="08090003" w:tentative="1">
+      <w:start w:val="1"/>
+      <w:numFmt w:val="bullet"/>
+      <w:lvlText w:val="o"/>
+      <w:lvlJc w:val="left"/>
+      <w:pPr>
+        <w:ind w:left="3600" w:hanging="360"/>
+      </w:pPr>
+      <w:rPr>
+        <w:rFonts w:ascii="Courier New" w:hAnsi="Courier New" w:cs="Courier New" w:hint="default"/>
+      </w:rPr>
+    </w:lvl>
+    <w:lvl w:ilvl="5" w:tplc="08090005" w:tentative="1">
+      <w:start w:val="1"/>
+      <w:numFmt w:val="bullet"/>
+      <w:lvlText w:val=""/>
+      <w:lvlJc w:val="left"/>
+      <w:pPr>
+        <w:ind w:left="4320" w:hanging="360"/>
+      </w:pPr>
+      <w:rPr>
+        <w:rFonts w:ascii="Wingdings" w:hAnsi="Wingdings" w:hint="default"/>
+      </w:rPr>
+    </w:lvl>
+    <w:lvl w:ilvl="6" w:tplc="08090001" w:tentative="1">
+      <w:start w:val="1"/>
+      <w:numFmt w:val="bullet"/>
+      <w:lvlText w:val=""/>
+      <w:lvlJc w:val="left"/>
+      <w:pPr>
+        <w:ind w:left="5040" w:hanging="360"/>
+      </w:pPr>
+      <w:rPr>
+        <w:rFonts w:ascii="Symbol" w:hAnsi="Symbol" w:hint="default"/>
+      </w:rPr>
+    </w:lvl>
+    <w:lvl w:ilvl="7" w:tplc="08090003" w:tentative="1">
+      <w:start w:val="1"/>
+      <w:numFmt w:val="bullet"/>
+      <w:lvlText w:val="o"/>
+      <w:lvlJc w:val="left"/>
+      <w:pPr>
+        <w:ind w:left="5760" w:hanging="360"/>
+      </w:pPr>
+      <w:rPr>
+        <w:rFonts w:ascii="Courier New" w:hAnsi="Courier New" w:cs="Courier New" w:hint="default"/>
+      </w:rPr>
+    </w:lvl>
+    <w:lvl w:ilvl="8" w:tplc="08090005" w:tentative="1">
+      <w:start w:val="1"/>
+      <w:numFmt w:val="bullet"/>
+      <w:lvlText w:val=""/>
+      <w:lvlJc w:val="left"/>
+      <w:pPr>
+        <w:ind w:left="6480" w:hanging="360"/>
+      </w:pPr>
+      <w:rPr>
+        <w:rFonts w:ascii="Wingdings" w:hAnsi="Wingdings" w:hint="default"/>
+      </w:rPr>
+    </w:lvl>
+  </w:abstractNum>
+  <w:abstractNum w:abstractNumId="11" w15:restartNumberingAfterBreak="0">
     <w:nsid w:val="3EE3563D"/>
     <w:multiLevelType w:val="multilevel"/>
     <w:tmpl w:val="761C7D04"/>
@@ -14245,7 +14866,7 @@
       </w:rPr>
     </w:lvl>
   </w:abstractNum>
-  <w:abstractNum w:abstractNumId="8" w15:restartNumberingAfterBreak="0">
+  <w:abstractNum w:abstractNumId="12" w15:restartNumberingAfterBreak="0">
     <w:nsid w:val="52C3478C"/>
     <w:multiLevelType w:val="multilevel"/>
     <w:tmpl w:val="0D8E54FE"/>
@@ -14358,7 +14979,7 @@
       </w:pPr>
     </w:lvl>
   </w:abstractNum>
-  <w:abstractNum w:abstractNumId="9" w15:restartNumberingAfterBreak="0">
+  <w:abstractNum w:abstractNumId="13" w15:restartNumberingAfterBreak="0">
     <w:nsid w:val="54EC1FCE"/>
     <w:multiLevelType w:val="multilevel"/>
     <w:tmpl w:val="98DCA86A"/>
@@ -14507,7 +15128,7 @@
       </w:rPr>
     </w:lvl>
   </w:abstractNum>
-  <w:abstractNum w:abstractNumId="10" w15:restartNumberingAfterBreak="0">
+  <w:abstractNum w:abstractNumId="14" w15:restartNumberingAfterBreak="0">
     <w:nsid w:val="56EA245B"/>
     <w:multiLevelType w:val="multilevel"/>
     <w:tmpl w:val="F8E40ED4"/>
@@ -14656,7 +15277,7 @@
       </w:rPr>
     </w:lvl>
   </w:abstractNum>
-  <w:abstractNum w:abstractNumId="11" w15:restartNumberingAfterBreak="0">
+  <w:abstractNum w:abstractNumId="15" w15:restartNumberingAfterBreak="0">
     <w:nsid w:val="5B1D3F8E"/>
     <w:multiLevelType w:val="multilevel"/>
     <w:tmpl w:val="FD8EE00E"/>
@@ -14805,7 +15426,7 @@
       </w:rPr>
     </w:lvl>
   </w:abstractNum>
-  <w:abstractNum w:abstractNumId="12" w15:restartNumberingAfterBreak="0">
+  <w:abstractNum w:abstractNumId="16" w15:restartNumberingAfterBreak="0">
     <w:nsid w:val="5FE51F5C"/>
     <w:multiLevelType w:val="multilevel"/>
     <w:tmpl w:val="96F25C58"/>
@@ -14954,7 +15575,7 @@
       </w:rPr>
     </w:lvl>
   </w:abstractNum>
-  <w:abstractNum w:abstractNumId="13" w15:restartNumberingAfterBreak="0">
+  <w:abstractNum w:abstractNumId="17" w15:restartNumberingAfterBreak="0">
     <w:nsid w:val="698F5357"/>
     <w:multiLevelType w:val="multilevel"/>
     <w:tmpl w:val="0302DEF0"/>
@@ -15103,7 +15724,7 @@
       </w:rPr>
     </w:lvl>
   </w:abstractNum>
-  <w:abstractNum w:abstractNumId="14" w15:restartNumberingAfterBreak="0">
+  <w:abstractNum w:abstractNumId="18" w15:restartNumberingAfterBreak="0">
     <w:nsid w:val="728474B4"/>
     <w:multiLevelType w:val="multilevel"/>
     <w:tmpl w:val="CD966BC4"/>
@@ -15216,7 +15837,7 @@
       </w:pPr>
     </w:lvl>
   </w:abstractNum>
-  <w:abstractNum w:abstractNumId="15" w15:restartNumberingAfterBreak="0">
+  <w:abstractNum w:abstractNumId="19" w15:restartNumberingAfterBreak="0">
     <w:nsid w:val="72C83812"/>
     <w:multiLevelType w:val="multilevel"/>
     <w:tmpl w:val="AC12B810"/>
@@ -15365,7 +15986,7 @@
       </w:rPr>
     </w:lvl>
   </w:abstractNum>
-  <w:abstractNum w:abstractNumId="16" w15:restartNumberingAfterBreak="0">
+  <w:abstractNum w:abstractNumId="20" w15:restartNumberingAfterBreak="0">
     <w:nsid w:val="750D3415"/>
     <w:multiLevelType w:val="hybridMultilevel"/>
     <w:tmpl w:val="9196D134"/>
@@ -15478,7 +16099,7 @@
       </w:rPr>
     </w:lvl>
   </w:abstractNum>
-  <w:abstractNum w:abstractNumId="17" w15:restartNumberingAfterBreak="0">
+  <w:abstractNum w:abstractNumId="21" w15:restartNumberingAfterBreak="0">
     <w:nsid w:val="750E5FC5"/>
     <w:multiLevelType w:val="multilevel"/>
     <w:tmpl w:val="86304068"/>
@@ -15627,7 +16248,7 @@
       </w:rPr>
     </w:lvl>
   </w:abstractNum>
-  <w:abstractNum w:abstractNumId="18" w15:restartNumberingAfterBreak="0">
+  <w:abstractNum w:abstractNumId="22" w15:restartNumberingAfterBreak="0">
     <w:nsid w:val="77426D37"/>
     <w:multiLevelType w:val="hybridMultilevel"/>
     <w:tmpl w:val="94EED9B6"/>
@@ -15716,7 +16337,7 @@
       </w:pPr>
     </w:lvl>
   </w:abstractNum>
-  <w:abstractNum w:abstractNumId="19" w15:restartNumberingAfterBreak="0">
+  <w:abstractNum w:abstractNumId="23" w15:restartNumberingAfterBreak="0">
     <w:nsid w:val="78633891"/>
     <w:multiLevelType w:val="multilevel"/>
     <w:tmpl w:val="A6B04DE2"/>
@@ -15875,10 +16496,10 @@
     <w:abstractNumId w:val="4"/>
   </w:num>
   <w:num w:numId="4" w16cid:durableId="1069305613">
-    <w:abstractNumId w:val="18"/>
+    <w:abstractNumId w:val="22"/>
   </w:num>
   <w:num w:numId="5" w16cid:durableId="229998580">
-    <w:abstractNumId w:val="16"/>
+    <w:abstractNumId w:val="20"/>
   </w:num>
   <w:num w:numId="6" w16cid:durableId="1379354705">
     <w:abstractNumId w:val="1"/>
@@ -15887,43 +16508,55 @@
     <w:abstractNumId w:val="3"/>
   </w:num>
   <w:num w:numId="8" w16cid:durableId="1739593223">
+    <w:abstractNumId w:val="19"/>
+  </w:num>
+  <w:num w:numId="9" w16cid:durableId="366218075">
+    <w:abstractNumId w:val="23"/>
+  </w:num>
+  <w:num w:numId="10" w16cid:durableId="1068727059">
+    <w:abstractNumId w:val="11"/>
+  </w:num>
+  <w:num w:numId="11" w16cid:durableId="471795533">
+    <w:abstractNumId w:val="21"/>
+  </w:num>
+  <w:num w:numId="12" w16cid:durableId="1244603626">
+    <w:abstractNumId w:val="13"/>
+  </w:num>
+  <w:num w:numId="13" w16cid:durableId="359399589">
+    <w:abstractNumId w:val="12"/>
+  </w:num>
+  <w:num w:numId="14" w16cid:durableId="483741773">
+    <w:abstractNumId w:val="14"/>
+  </w:num>
+  <w:num w:numId="15" w16cid:durableId="1596085219">
+    <w:abstractNumId w:val="18"/>
+  </w:num>
+  <w:num w:numId="16" w16cid:durableId="485821795">
+    <w:abstractNumId w:val="17"/>
+  </w:num>
+  <w:num w:numId="17" w16cid:durableId="1689603716">
+    <w:abstractNumId w:val="8"/>
+  </w:num>
+  <w:num w:numId="18" w16cid:durableId="150801498">
+    <w:abstractNumId w:val="16"/>
+  </w:num>
+  <w:num w:numId="19" w16cid:durableId="1227493255">
+    <w:abstractNumId w:val="6"/>
+  </w:num>
+  <w:num w:numId="20" w16cid:durableId="2127961690">
     <w:abstractNumId w:val="15"/>
   </w:num>
-  <w:num w:numId="9" w16cid:durableId="366218075">
-    <w:abstractNumId w:val="19"/>
-  </w:num>
-  <w:num w:numId="10" w16cid:durableId="1068727059">
-    <w:abstractNumId w:val="7"/>
-  </w:num>
-  <w:num w:numId="11" w16cid:durableId="471795533">
-    <w:abstractNumId w:val="17"/>
-  </w:num>
-  <w:num w:numId="12" w16cid:durableId="1244603626">
+  <w:num w:numId="21" w16cid:durableId="1128889890">
     <w:abstractNumId w:val="9"/>
   </w:num>
-  <w:num w:numId="13" w16cid:durableId="359399589">
-    <w:abstractNumId w:val="8"/>
-  </w:num>
-  <w:num w:numId="14" w16cid:durableId="483741773">
+  <w:num w:numId="22" w16cid:durableId="1004356887">
     <w:abstractNumId w:val="10"/>
   </w:num>
-  <w:num w:numId="15" w16cid:durableId="1596085219">
-    <w:abstractNumId w:val="14"/>
-  </w:num>
-  <w:num w:numId="16" w16cid:durableId="485821795">
-    <w:abstractNumId w:val="13"/>
-  </w:num>
-  <w:num w:numId="17" w16cid:durableId="1689603716">
-    <w:abstractNumId w:val="6"/>
-  </w:num>
-  <w:num w:numId="18" w16cid:durableId="150801498">
-    <w:abstractNumId w:val="12"/>
-  </w:num>
-  <w:num w:numId="19" w16cid:durableId="1227493255">
+  <w:num w:numId="23" w16cid:durableId="539247807">
     <w:abstractNumId w:val="5"/>
   </w:num>
-  <w:num w:numId="20" w16cid:durableId="2127961690">
-    <w:abstractNumId w:val="11"/>
+  <w:num w:numId="24" w16cid:durableId="1131242903">
+    <w:abstractNumId w:val="7"/>
   </w:num>
 </w:numbering>
 </file>
@@ -16580,6 +17213,7 @@
   <w:style w:type="character" w:default="1" w:styleId="DefaultParagraphFont">
     <w:name w:val="Default Paragraph Font"/>
     <w:uiPriority w:val="1"/>
+    <w:semiHidden/>
     <w:unhideWhenUsed/>
   </w:style>
   <w:style w:type="table" w:default="1" w:styleId="TableNormal">
@@ -17500,15 +18134,6 @@
 </file>
 
 <file path=customXml/item2.xml><?xml version="1.0" encoding="utf-8"?>
-<?mso-contentType ?>
-<FormTemplates xmlns="http://schemas.microsoft.com/sharepoint/v3/contenttype/forms">
-  <Display>DocumentLibraryForm</Display>
-  <Edit>DocumentLibraryForm</Edit>
-  <New>DocumentLibraryForm</New>
-</FormTemplates>
-</file>
-
-<file path=customXml/item3.xml><?xml version="1.0" encoding="utf-8"?>
 <ct:contentTypeSchema xmlns:ct="http://schemas.microsoft.com/office/2006/metadata/contentType" xmlns:ma="http://schemas.microsoft.com/office/2006/metadata/properties/metaAttributes" ct:_="" ma:_="" ma:contentTypeName="Document" ma:contentTypeID="0x01010057D746A6CC7228419059D1F304ECB892" ma:contentTypeVersion="6" ma:contentTypeDescription="Create a new document." ma:contentTypeScope="" ma:versionID="230bd601e8ab138a3182c21189d57f93">
   <xsd:schema xmlns:xsd="http://www.w3.org/2001/XMLSchema" xmlns:xs="http://www.w3.org/2001/XMLSchema" xmlns:p="http://schemas.microsoft.com/office/2006/metadata/properties" xmlns:ns2="23369ae5-05ef-4c7c-a662-deac929baaef" targetNamespace="http://schemas.microsoft.com/office/2006/metadata/properties" ma:root="true" ma:fieldsID="ed8cacf55a6d923cbbf7f604d05b507d" ns2:_="">
     <xsd:import namespace="23369ae5-05ef-4c7c-a662-deac929baaef"/>
@@ -17666,6 +18291,15 @@
 </ct:contentTypeSchema>
 </file>
 
+<file path=customXml/item3.xml><?xml version="1.0" encoding="utf-8"?>
+<?mso-contentType ?>
+<FormTemplates xmlns="http://schemas.microsoft.com/sharepoint/v3/contenttype/forms">
+  <Display>DocumentLibraryForm</Display>
+  <Edit>DocumentLibraryForm</Edit>
+  <New>DocumentLibraryForm</New>
+</FormTemplates>
+</file>
+
 <file path=customXml/itemProps1.xml><?xml version="1.0" encoding="utf-8"?>
 <ds:datastoreItem xmlns:ds="http://schemas.openxmlformats.org/officeDocument/2006/customXml" ds:itemID="{E9F6CDE2-636C-4043-AFFC-7CB0CE5DF55A}">
   <ds:schemaRefs>
@@ -17675,14 +18309,6 @@
 </file>
 
 <file path=customXml/itemProps2.xml><?xml version="1.0" encoding="utf-8"?>
-<ds:datastoreItem xmlns:ds="http://schemas.openxmlformats.org/officeDocument/2006/customXml" ds:itemID="{79D0F40F-646A-4DBF-9119-0FC598DFBBBB}">
-  <ds:schemaRefs>
-    <ds:schemaRef ds:uri="http://schemas.microsoft.com/sharepoint/v3/contenttype/forms"/>
-  </ds:schemaRefs>
-</ds:datastoreItem>
-</file>
-
-<file path=customXml/itemProps3.xml><?xml version="1.0" encoding="utf-8"?>
 <ds:datastoreItem xmlns:ds="http://schemas.openxmlformats.org/officeDocument/2006/customXml" ds:itemID="{E0E361D0-270A-43DD-B744-DC4991A38C53}">
   <ds:schemaRefs>
     <ds:schemaRef ds:uri="http://schemas.microsoft.com/office/2006/metadata/contentType"/>
@@ -17700,6 +18326,14 @@
 </ds:datastoreItem>
 </file>
 
+<file path=customXml/itemProps3.xml><?xml version="1.0" encoding="utf-8"?>
+<ds:datastoreItem xmlns:ds="http://schemas.openxmlformats.org/officeDocument/2006/customXml" ds:itemID="{79D0F40F-646A-4DBF-9119-0FC598DFBBBB}">
+  <ds:schemaRefs>
+    <ds:schemaRef ds:uri="http://schemas.microsoft.com/sharepoint/v3/contenttype/forms"/>
+  </ds:schemaRefs>
+</ds:datastoreItem>
+</file>
+
 <file path=docMetadata/LabelInfo.xml><?xml version="1.0" encoding="utf-8"?>
 <clbl:labelList xmlns:clbl="http://schemas.microsoft.com/office/2020/mipLabelMetadata">
   <clbl:label id="{ff6dbec8-95a8-4638-9f5f-bd076536645c}" enabled="1" method="Standard" siteId="{5dbf1add-202a-4b8d-815b-bf0fb024e033}" contentBits="0" removed="0"/>

--- a/document/Szakdolgozat.docx
+++ b/document/Szakdolgozat.docx
@@ -357,7 +357,7 @@
               <w:noProof/>
               <w:kern w:val="2"/>
               <w:szCs w:val="24"/>
-              <w:lang w:val="en-US" w:eastAsia="zh-CN"/>
+              <w:lang w:val="en-GB" w:eastAsia="en-GB"/>
               <w14:ligatures w14:val="standardContextual"/>
             </w:rPr>
           </w:pPr>
@@ -370,7 +370,7 @@
           <w:r>
             <w:fldChar w:fldCharType="separate"/>
           </w:r>
-          <w:hyperlink w:anchor="_Toc228127124" w:history="1">
+          <w:hyperlink w:anchor="_Toc228335914" w:history="1">
             <w:r>
               <w:rPr>
                 <w:rStyle w:val="Hyperlink"/>
@@ -384,7 +384,7 @@
                 <w:noProof/>
                 <w:kern w:val="2"/>
                 <w:szCs w:val="24"/>
-                <w:lang w:val="en-US" w:eastAsia="zh-CN"/>
+                <w:lang w:val="en-GB" w:eastAsia="en-GB"/>
                 <w14:ligatures w14:val="standardContextual"/>
               </w:rPr>
               <w:tab/>
@@ -415,7 +415,7 @@
                 <w:noProof/>
                 <w:webHidden/>
               </w:rPr>
-              <w:instrText xml:space="preserve"> PAGEREF _Toc228127124 \h </w:instrText>
+              <w:instrText xml:space="preserve"> PAGEREF _Toc228335914 \h </w:instrText>
             </w:r>
             <w:r>
               <w:rPr>
@@ -458,11 +458,11 @@
               <w:noProof/>
               <w:kern w:val="2"/>
               <w:szCs w:val="24"/>
-              <w:lang w:val="en-US" w:eastAsia="zh-CN"/>
+              <w:lang w:val="en-GB" w:eastAsia="en-GB"/>
               <w14:ligatures w14:val="standardContextual"/>
             </w:rPr>
           </w:pPr>
-          <w:hyperlink w:anchor="_Toc228127125" w:history="1">
+          <w:hyperlink w:anchor="_Toc228335915" w:history="1">
             <w:r>
               <w:rPr>
                 <w:rStyle w:val="Hyperlink"/>
@@ -476,7 +476,7 @@
                 <w:noProof/>
                 <w:kern w:val="2"/>
                 <w:szCs w:val="24"/>
-                <w:lang w:val="en-US" w:eastAsia="zh-CN"/>
+                <w:lang w:val="en-GB" w:eastAsia="en-GB"/>
                 <w14:ligatures w14:val="standardContextual"/>
               </w:rPr>
               <w:tab/>
@@ -507,7 +507,7 @@
                 <w:noProof/>
                 <w:webHidden/>
               </w:rPr>
-              <w:instrText xml:space="preserve"> PAGEREF _Toc228127125 \h </w:instrText>
+              <w:instrText xml:space="preserve"> PAGEREF _Toc228335915 \h </w:instrText>
             </w:r>
             <w:r>
               <w:rPr>
@@ -527,7 +527,7 @@
                 <w:noProof/>
                 <w:webHidden/>
               </w:rPr>
-              <w:t>2</w:t>
+              <w:t>3</w:t>
             </w:r>
             <w:r>
               <w:rPr>
@@ -550,11 +550,11 @@
               <w:noProof/>
               <w:kern w:val="2"/>
               <w:szCs w:val="24"/>
-              <w:lang w:val="en-US" w:eastAsia="zh-CN"/>
+              <w:lang w:val="en-GB" w:eastAsia="en-GB"/>
               <w14:ligatures w14:val="standardContextual"/>
             </w:rPr>
           </w:pPr>
-          <w:hyperlink w:anchor="_Toc228127126" w:history="1">
+          <w:hyperlink w:anchor="_Toc228335916" w:history="1">
             <w:r>
               <w:rPr>
                 <w:rStyle w:val="Hyperlink"/>
@@ -568,7 +568,7 @@
                 <w:noProof/>
                 <w:kern w:val="2"/>
                 <w:szCs w:val="24"/>
-                <w:lang w:val="en-US" w:eastAsia="zh-CN"/>
+                <w:lang w:val="en-GB" w:eastAsia="en-GB"/>
                 <w14:ligatures w14:val="standardContextual"/>
               </w:rPr>
               <w:tab/>
@@ -599,7 +599,7 @@
                 <w:noProof/>
                 <w:webHidden/>
               </w:rPr>
-              <w:instrText xml:space="preserve"> PAGEREF _Toc228127126 \h </w:instrText>
+              <w:instrText xml:space="preserve"> PAGEREF _Toc228335916 \h </w:instrText>
             </w:r>
             <w:r>
               <w:rPr>
@@ -619,7 +619,7 @@
                 <w:noProof/>
                 <w:webHidden/>
               </w:rPr>
-              <w:t>2</w:t>
+              <w:t>3</w:t>
             </w:r>
             <w:r>
               <w:rPr>
@@ -642,11 +642,11 @@
               <w:noProof/>
               <w:kern w:val="2"/>
               <w:szCs w:val="24"/>
-              <w:lang w:val="en-US" w:eastAsia="zh-CN"/>
+              <w:lang w:val="en-GB" w:eastAsia="en-GB"/>
               <w14:ligatures w14:val="standardContextual"/>
             </w:rPr>
           </w:pPr>
-          <w:hyperlink w:anchor="_Toc228127127" w:history="1">
+          <w:hyperlink w:anchor="_Toc228335917" w:history="1">
             <w:r>
               <w:rPr>
                 <w:rStyle w:val="Hyperlink"/>
@@ -660,7 +660,7 @@
                 <w:noProof/>
                 <w:kern w:val="2"/>
                 <w:szCs w:val="24"/>
-                <w:lang w:val="en-US" w:eastAsia="zh-CN"/>
+                <w:lang w:val="en-GB" w:eastAsia="en-GB"/>
                 <w14:ligatures w14:val="standardContextual"/>
               </w:rPr>
               <w:tab/>
@@ -691,7 +691,7 @@
                 <w:noProof/>
                 <w:webHidden/>
               </w:rPr>
-              <w:instrText xml:space="preserve"> PAGEREF _Toc228127127 \h </w:instrText>
+              <w:instrText xml:space="preserve"> PAGEREF _Toc228335917 \h </w:instrText>
             </w:r>
             <w:r>
               <w:rPr>
@@ -711,7 +711,7 @@
                 <w:noProof/>
                 <w:webHidden/>
               </w:rPr>
-              <w:t>2</w:t>
+              <w:t>5</w:t>
             </w:r>
             <w:r>
               <w:rPr>
@@ -734,11 +734,11 @@
               <w:noProof/>
               <w:kern w:val="2"/>
               <w:szCs w:val="24"/>
-              <w:lang w:val="en-US" w:eastAsia="zh-CN"/>
+              <w:lang w:val="en-GB" w:eastAsia="en-GB"/>
               <w14:ligatures w14:val="standardContextual"/>
             </w:rPr>
           </w:pPr>
-          <w:hyperlink w:anchor="_Toc228127128" w:history="1">
+          <w:hyperlink w:anchor="_Toc228335918" w:history="1">
             <w:r>
               <w:rPr>
                 <w:rStyle w:val="Hyperlink"/>
@@ -752,7 +752,7 @@
                 <w:noProof/>
                 <w:kern w:val="2"/>
                 <w:szCs w:val="24"/>
-                <w:lang w:val="en-US" w:eastAsia="zh-CN"/>
+                <w:lang w:val="en-GB" w:eastAsia="en-GB"/>
                 <w14:ligatures w14:val="standardContextual"/>
               </w:rPr>
               <w:tab/>
@@ -783,7 +783,7 @@
                 <w:noProof/>
                 <w:webHidden/>
               </w:rPr>
-              <w:instrText xml:space="preserve"> PAGEREF _Toc228127128 \h </w:instrText>
+              <w:instrText xml:space="preserve"> PAGEREF _Toc228335918 \h </w:instrText>
             </w:r>
             <w:r>
               <w:rPr>
@@ -803,7 +803,7 @@
                 <w:noProof/>
                 <w:webHidden/>
               </w:rPr>
-              <w:t>2</w:t>
+              <w:t>5</w:t>
             </w:r>
             <w:r>
               <w:rPr>
@@ -826,11 +826,11 @@
               <w:noProof/>
               <w:kern w:val="2"/>
               <w:szCs w:val="24"/>
-              <w:lang w:val="en-US" w:eastAsia="zh-CN"/>
+              <w:lang w:val="en-GB" w:eastAsia="en-GB"/>
               <w14:ligatures w14:val="standardContextual"/>
             </w:rPr>
           </w:pPr>
-          <w:hyperlink w:anchor="_Toc228127129" w:history="1">
+          <w:hyperlink w:anchor="_Toc228335919" w:history="1">
             <w:r>
               <w:rPr>
                 <w:rStyle w:val="Hyperlink"/>
@@ -844,7 +844,7 @@
                 <w:noProof/>
                 <w:kern w:val="2"/>
                 <w:szCs w:val="24"/>
-                <w:lang w:val="en-US" w:eastAsia="zh-CN"/>
+                <w:lang w:val="en-GB" w:eastAsia="en-GB"/>
                 <w14:ligatures w14:val="standardContextual"/>
               </w:rPr>
               <w:tab/>
@@ -875,7 +875,7 @@
                 <w:noProof/>
                 <w:webHidden/>
               </w:rPr>
-              <w:instrText xml:space="preserve"> PAGEREF _Toc228127129 \h </w:instrText>
+              <w:instrText xml:space="preserve"> PAGEREF _Toc228335919 \h </w:instrText>
             </w:r>
             <w:r>
               <w:rPr>
@@ -895,7 +895,7 @@
                 <w:noProof/>
                 <w:webHidden/>
               </w:rPr>
-              <w:t>2</w:t>
+              <w:t>8</w:t>
             </w:r>
             <w:r>
               <w:rPr>
@@ -918,11 +918,11 @@
               <w:noProof/>
               <w:kern w:val="2"/>
               <w:szCs w:val="24"/>
-              <w:lang w:val="en-US" w:eastAsia="zh-CN"/>
+              <w:lang w:val="en-GB" w:eastAsia="en-GB"/>
               <w14:ligatures w14:val="standardContextual"/>
             </w:rPr>
           </w:pPr>
-          <w:hyperlink w:anchor="_Toc228127130" w:history="1">
+          <w:hyperlink w:anchor="_Toc228335920" w:history="1">
             <w:r>
               <w:rPr>
                 <w:rStyle w:val="Hyperlink"/>
@@ -936,7 +936,7 @@
                 <w:noProof/>
                 <w:kern w:val="2"/>
                 <w:szCs w:val="24"/>
-                <w:lang w:val="en-US" w:eastAsia="zh-CN"/>
+                <w:lang w:val="en-GB" w:eastAsia="en-GB"/>
                 <w14:ligatures w14:val="standardContextual"/>
               </w:rPr>
               <w:tab/>
@@ -967,7 +967,7 @@
                 <w:noProof/>
                 <w:webHidden/>
               </w:rPr>
-              <w:instrText xml:space="preserve"> PAGEREF _Toc228127130 \h </w:instrText>
+              <w:instrText xml:space="preserve"> PAGEREF _Toc228335920 \h </w:instrText>
             </w:r>
             <w:r>
               <w:rPr>
@@ -987,7 +987,7 @@
                 <w:noProof/>
                 <w:webHidden/>
               </w:rPr>
-              <w:t>2</w:t>
+              <w:t>8</w:t>
             </w:r>
             <w:r>
               <w:rPr>
@@ -1010,11 +1010,11 @@
               <w:noProof/>
               <w:kern w:val="2"/>
               <w:szCs w:val="24"/>
-              <w:lang w:val="en-US" w:eastAsia="zh-CN"/>
+              <w:lang w:val="en-GB" w:eastAsia="en-GB"/>
               <w14:ligatures w14:val="standardContextual"/>
             </w:rPr>
           </w:pPr>
-          <w:hyperlink w:anchor="_Toc228127131" w:history="1">
+          <w:hyperlink w:anchor="_Toc228335921" w:history="1">
             <w:r>
               <w:rPr>
                 <w:rStyle w:val="Hyperlink"/>
@@ -1028,7 +1028,7 @@
                 <w:noProof/>
                 <w:kern w:val="2"/>
                 <w:szCs w:val="24"/>
-                <w:lang w:val="en-US" w:eastAsia="zh-CN"/>
+                <w:lang w:val="en-GB" w:eastAsia="en-GB"/>
                 <w14:ligatures w14:val="standardContextual"/>
               </w:rPr>
               <w:tab/>
@@ -1059,7 +1059,7 @@
                 <w:noProof/>
                 <w:webHidden/>
               </w:rPr>
-              <w:instrText xml:space="preserve"> PAGEREF _Toc228127131 \h </w:instrText>
+              <w:instrText xml:space="preserve"> PAGEREF _Toc228335921 \h </w:instrText>
             </w:r>
             <w:r>
               <w:rPr>
@@ -1079,7 +1079,7 @@
                 <w:noProof/>
                 <w:webHidden/>
               </w:rPr>
-              <w:t>2</w:t>
+              <w:t>8</w:t>
             </w:r>
             <w:r>
               <w:rPr>
@@ -1102,11 +1102,11 @@
               <w:noProof/>
               <w:kern w:val="2"/>
               <w:szCs w:val="24"/>
-              <w:lang w:val="en-US" w:eastAsia="zh-CN"/>
+              <w:lang w:val="en-GB" w:eastAsia="en-GB"/>
               <w14:ligatures w14:val="standardContextual"/>
             </w:rPr>
           </w:pPr>
-          <w:hyperlink w:anchor="_Toc228127132" w:history="1">
+          <w:hyperlink w:anchor="_Toc228335922" w:history="1">
             <w:r>
               <w:rPr>
                 <w:rStyle w:val="Hyperlink"/>
@@ -1120,7 +1120,7 @@
                 <w:noProof/>
                 <w:kern w:val="2"/>
                 <w:szCs w:val="24"/>
-                <w:lang w:val="en-US" w:eastAsia="zh-CN"/>
+                <w:lang w:val="en-GB" w:eastAsia="en-GB"/>
                 <w14:ligatures w14:val="standardContextual"/>
               </w:rPr>
               <w:tab/>
@@ -1151,7 +1151,7 @@
                 <w:noProof/>
                 <w:webHidden/>
               </w:rPr>
-              <w:instrText xml:space="preserve"> PAGEREF _Toc228127132 \h </w:instrText>
+              <w:instrText xml:space="preserve"> PAGEREF _Toc228335922 \h </w:instrText>
             </w:r>
             <w:r>
               <w:rPr>
@@ -1171,7 +1171,7 @@
                 <w:noProof/>
                 <w:webHidden/>
               </w:rPr>
-              <w:t>2</w:t>
+              <w:t>8</w:t>
             </w:r>
             <w:r>
               <w:rPr>
@@ -1194,11 +1194,11 @@
               <w:noProof/>
               <w:kern w:val="2"/>
               <w:szCs w:val="24"/>
-              <w:lang w:val="en-US" w:eastAsia="zh-CN"/>
+              <w:lang w:val="en-GB" w:eastAsia="en-GB"/>
               <w14:ligatures w14:val="standardContextual"/>
             </w:rPr>
           </w:pPr>
-          <w:hyperlink w:anchor="_Toc228127133" w:history="1">
+          <w:hyperlink w:anchor="_Toc228335923" w:history="1">
             <w:r>
               <w:rPr>
                 <w:rStyle w:val="Hyperlink"/>
@@ -1212,7 +1212,7 @@
                 <w:noProof/>
                 <w:kern w:val="2"/>
                 <w:szCs w:val="24"/>
-                <w:lang w:val="en-US" w:eastAsia="zh-CN"/>
+                <w:lang w:val="en-GB" w:eastAsia="en-GB"/>
                 <w14:ligatures w14:val="standardContextual"/>
               </w:rPr>
               <w:tab/>
@@ -1243,7 +1243,7 @@
                 <w:noProof/>
                 <w:webHidden/>
               </w:rPr>
-              <w:instrText xml:space="preserve"> PAGEREF _Toc228127133 \h </w:instrText>
+              <w:instrText xml:space="preserve"> PAGEREF _Toc228335923 \h </w:instrText>
             </w:r>
             <w:r>
               <w:rPr>
@@ -1263,7 +1263,7 @@
                 <w:noProof/>
                 <w:webHidden/>
               </w:rPr>
-              <w:t>3</w:t>
+              <w:t>9</w:t>
             </w:r>
             <w:r>
               <w:rPr>
@@ -1286,11 +1286,11 @@
               <w:noProof/>
               <w:kern w:val="2"/>
               <w:szCs w:val="24"/>
-              <w:lang w:val="en-US" w:eastAsia="zh-CN"/>
+              <w:lang w:val="en-GB" w:eastAsia="en-GB"/>
               <w14:ligatures w14:val="standardContextual"/>
             </w:rPr>
           </w:pPr>
-          <w:hyperlink w:anchor="_Toc228127134" w:history="1">
+          <w:hyperlink w:anchor="_Toc228335924" w:history="1">
             <w:r>
               <w:rPr>
                 <w:rStyle w:val="Hyperlink"/>
@@ -1304,7 +1304,7 @@
                 <w:noProof/>
                 <w:kern w:val="2"/>
                 <w:szCs w:val="24"/>
-                <w:lang w:val="en-US" w:eastAsia="zh-CN"/>
+                <w:lang w:val="en-GB" w:eastAsia="en-GB"/>
                 <w14:ligatures w14:val="standardContextual"/>
               </w:rPr>
               <w:tab/>
@@ -1335,7 +1335,7 @@
                 <w:noProof/>
                 <w:webHidden/>
               </w:rPr>
-              <w:instrText xml:space="preserve"> PAGEREF _Toc228127134 \h </w:instrText>
+              <w:instrText xml:space="preserve"> PAGEREF _Toc228335924 \h </w:instrText>
             </w:r>
             <w:r>
               <w:rPr>
@@ -1355,7 +1355,283 @@
                 <w:noProof/>
                 <w:webHidden/>
               </w:rPr>
-              <w:t>3</w:t>
+              <w:t>9</w:t>
+            </w:r>
+            <w:r>
+              <w:rPr>
+                <w:noProof/>
+                <w:webHidden/>
+              </w:rPr>
+              <w:fldChar w:fldCharType="end"/>
+            </w:r>
+          </w:hyperlink>
+        </w:p>
+        <w:p>
+          <w:pPr>
+            <w:pStyle w:val="TOC1"/>
+            <w:tabs>
+              <w:tab w:val="left" w:pos="480"/>
+              <w:tab w:val="right" w:leader="dot" w:pos="9062"/>
+            </w:tabs>
+            <w:rPr>
+              <w:rFonts w:eastAsiaTheme="minorEastAsia"/>
+              <w:noProof/>
+              <w:kern w:val="2"/>
+              <w:szCs w:val="24"/>
+              <w:lang w:val="en-GB" w:eastAsia="en-GB"/>
+              <w14:ligatures w14:val="standardContextual"/>
+            </w:rPr>
+          </w:pPr>
+          <w:hyperlink w:anchor="_Toc228335925" w:history="1">
+            <w:r>
+              <w:rPr>
+                <w:rStyle w:val="Hyperlink"/>
+                <w:noProof/>
+              </w:rPr>
+              <w:t>3.</w:t>
+            </w:r>
+            <w:r>
+              <w:rPr>
+                <w:rFonts w:eastAsiaTheme="minorEastAsia"/>
+                <w:noProof/>
+                <w:kern w:val="2"/>
+                <w:szCs w:val="24"/>
+                <w:lang w:val="en-GB" w:eastAsia="en-GB"/>
+                <w14:ligatures w14:val="standardContextual"/>
+              </w:rPr>
+              <w:tab/>
+            </w:r>
+            <w:r>
+              <w:rPr>
+                <w:rStyle w:val="Hyperlink"/>
+                <w:noProof/>
+              </w:rPr>
+              <w:t>Fejlesztői dokumentáció</w:t>
+            </w:r>
+            <w:r>
+              <w:rPr>
+                <w:noProof/>
+                <w:webHidden/>
+              </w:rPr>
+              <w:tab/>
+            </w:r>
+            <w:r>
+              <w:rPr>
+                <w:noProof/>
+                <w:webHidden/>
+              </w:rPr>
+              <w:fldChar w:fldCharType="begin"/>
+            </w:r>
+            <w:r>
+              <w:rPr>
+                <w:noProof/>
+                <w:webHidden/>
+              </w:rPr>
+              <w:instrText xml:space="preserve"> PAGEREF _Toc228335925 \h </w:instrText>
+            </w:r>
+            <w:r>
+              <w:rPr>
+                <w:noProof/>
+                <w:webHidden/>
+              </w:rPr>
+            </w:r>
+            <w:r>
+              <w:rPr>
+                <w:noProof/>
+                <w:webHidden/>
+              </w:rPr>
+              <w:fldChar w:fldCharType="separate"/>
+            </w:r>
+            <w:r>
+              <w:rPr>
+                <w:noProof/>
+                <w:webHidden/>
+              </w:rPr>
+              <w:t>10</w:t>
+            </w:r>
+            <w:r>
+              <w:rPr>
+                <w:noProof/>
+                <w:webHidden/>
+              </w:rPr>
+              <w:fldChar w:fldCharType="end"/>
+            </w:r>
+          </w:hyperlink>
+        </w:p>
+        <w:p>
+          <w:pPr>
+            <w:pStyle w:val="TOC2"/>
+            <w:tabs>
+              <w:tab w:val="left" w:pos="960"/>
+              <w:tab w:val="right" w:leader="dot" w:pos="9062"/>
+            </w:tabs>
+            <w:rPr>
+              <w:rFonts w:eastAsiaTheme="minorEastAsia"/>
+              <w:noProof/>
+              <w:kern w:val="2"/>
+              <w:szCs w:val="24"/>
+              <w:lang w:val="en-GB" w:eastAsia="en-GB"/>
+              <w14:ligatures w14:val="standardContextual"/>
+            </w:rPr>
+          </w:pPr>
+          <w:hyperlink w:anchor="_Toc228335926" w:history="1">
+            <w:r>
+              <w:rPr>
+                <w:rStyle w:val="Hyperlink"/>
+                <w:noProof/>
+              </w:rPr>
+              <w:t>3.1.</w:t>
+            </w:r>
+            <w:r>
+              <w:rPr>
+                <w:rFonts w:eastAsiaTheme="minorEastAsia"/>
+                <w:noProof/>
+                <w:kern w:val="2"/>
+                <w:szCs w:val="24"/>
+                <w:lang w:val="en-GB" w:eastAsia="en-GB"/>
+                <w14:ligatures w14:val="standardContextual"/>
+              </w:rPr>
+              <w:tab/>
+            </w:r>
+            <w:r>
+              <w:rPr>
+                <w:rStyle w:val="Hyperlink"/>
+                <w:noProof/>
+              </w:rPr>
+              <w:t>Fejlesztői környezet és futtatás</w:t>
+            </w:r>
+            <w:r>
+              <w:rPr>
+                <w:noProof/>
+                <w:webHidden/>
+              </w:rPr>
+              <w:tab/>
+            </w:r>
+            <w:r>
+              <w:rPr>
+                <w:noProof/>
+                <w:webHidden/>
+              </w:rPr>
+              <w:fldChar w:fldCharType="begin"/>
+            </w:r>
+            <w:r>
+              <w:rPr>
+                <w:noProof/>
+                <w:webHidden/>
+              </w:rPr>
+              <w:instrText xml:space="preserve"> PAGEREF _Toc228335926 \h </w:instrText>
+            </w:r>
+            <w:r>
+              <w:rPr>
+                <w:noProof/>
+                <w:webHidden/>
+              </w:rPr>
+            </w:r>
+            <w:r>
+              <w:rPr>
+                <w:noProof/>
+                <w:webHidden/>
+              </w:rPr>
+              <w:fldChar w:fldCharType="separate"/>
+            </w:r>
+            <w:r>
+              <w:rPr>
+                <w:noProof/>
+                <w:webHidden/>
+              </w:rPr>
+              <w:t>10</w:t>
+            </w:r>
+            <w:r>
+              <w:rPr>
+                <w:noProof/>
+                <w:webHidden/>
+              </w:rPr>
+              <w:fldChar w:fldCharType="end"/>
+            </w:r>
+          </w:hyperlink>
+        </w:p>
+        <w:p>
+          <w:pPr>
+            <w:pStyle w:val="TOC2"/>
+            <w:tabs>
+              <w:tab w:val="left" w:pos="960"/>
+              <w:tab w:val="right" w:leader="dot" w:pos="9062"/>
+            </w:tabs>
+            <w:rPr>
+              <w:rFonts w:eastAsiaTheme="minorEastAsia"/>
+              <w:noProof/>
+              <w:kern w:val="2"/>
+              <w:szCs w:val="24"/>
+              <w:lang w:val="en-GB" w:eastAsia="en-GB"/>
+              <w14:ligatures w14:val="standardContextual"/>
+            </w:rPr>
+          </w:pPr>
+          <w:hyperlink w:anchor="_Toc228335927" w:history="1">
+            <w:r>
+              <w:rPr>
+                <w:rStyle w:val="Hyperlink"/>
+                <w:noProof/>
+              </w:rPr>
+              <w:t>3.2.</w:t>
+            </w:r>
+            <w:r>
+              <w:rPr>
+                <w:rFonts w:eastAsiaTheme="minorEastAsia"/>
+                <w:noProof/>
+                <w:kern w:val="2"/>
+                <w:szCs w:val="24"/>
+                <w:lang w:val="en-GB" w:eastAsia="en-GB"/>
+                <w14:ligatures w14:val="standardContextual"/>
+              </w:rPr>
+              <w:tab/>
+            </w:r>
+            <w:r>
+              <w:rPr>
+                <w:rStyle w:val="Hyperlink"/>
+                <w:noProof/>
+              </w:rPr>
+              <w:t>Architektúra</w:t>
+            </w:r>
+            <w:r>
+              <w:rPr>
+                <w:noProof/>
+                <w:webHidden/>
+              </w:rPr>
+              <w:tab/>
+            </w:r>
+            <w:r>
+              <w:rPr>
+                <w:noProof/>
+                <w:webHidden/>
+              </w:rPr>
+              <w:fldChar w:fldCharType="begin"/>
+            </w:r>
+            <w:r>
+              <w:rPr>
+                <w:noProof/>
+                <w:webHidden/>
+              </w:rPr>
+              <w:instrText xml:space="preserve"> PAGEREF _Toc228335927 \h </w:instrText>
+            </w:r>
+            <w:r>
+              <w:rPr>
+                <w:noProof/>
+                <w:webHidden/>
+              </w:rPr>
+            </w:r>
+            <w:r>
+              <w:rPr>
+                <w:noProof/>
+                <w:webHidden/>
+              </w:rPr>
+              <w:fldChar w:fldCharType="separate"/>
+            </w:r>
+            <w:r>
+              <w:rPr>
+                <w:noProof/>
+                <w:webHidden/>
+              </w:rPr>
+              <w:t>11</w:t>
             </w:r>
             <w:r>
               <w:rPr>
@@ -1378,17 +1654,17 @@
               <w:noProof/>
               <w:kern w:val="2"/>
               <w:szCs w:val="24"/>
-              <w:lang w:val="en-US" w:eastAsia="zh-CN"/>
+              <w:lang w:val="en-GB" w:eastAsia="en-GB"/>
               <w14:ligatures w14:val="standardContextual"/>
             </w:rPr>
           </w:pPr>
-          <w:hyperlink w:anchor="_Toc228127135" w:history="1">
+          <w:hyperlink w:anchor="_Toc228335928" w:history="1">
             <w:r>
               <w:rPr>
                 <w:rStyle w:val="Hyperlink"/>
                 <w:noProof/>
               </w:rPr>
-              <w:t>2.4.6.</w:t>
+              <w:t>3.2.1.</w:t>
             </w:r>
             <w:r>
               <w:rPr>
@@ -1396,7 +1672,7 @@
                 <w:noProof/>
                 <w:kern w:val="2"/>
                 <w:szCs w:val="24"/>
-                <w:lang w:val="en-US" w:eastAsia="zh-CN"/>
+                <w:lang w:val="en-GB" w:eastAsia="en-GB"/>
                 <w14:ligatures w14:val="standardContextual"/>
               </w:rPr>
               <w:tab/>
@@ -1406,7 +1682,7 @@
                 <w:rStyle w:val="Hyperlink"/>
                 <w:noProof/>
               </w:rPr>
-              <w:t>Segédlet</w:t>
+              <w:t>Rendszer komponensei</w:t>
             </w:r>
             <w:r>
               <w:rPr>
@@ -1427,7 +1703,7 @@
                 <w:noProof/>
                 <w:webHidden/>
               </w:rPr>
-              <w:instrText xml:space="preserve"> PAGEREF _Toc228127135 \h </w:instrText>
+              <w:instrText xml:space="preserve"> PAGEREF _Toc228335928 \h </w:instrText>
             </w:r>
             <w:r>
               <w:rPr>
@@ -1447,7 +1723,7 @@
                 <w:noProof/>
                 <w:webHidden/>
               </w:rPr>
-              <w:t>4</w:t>
+              <w:t>11</w:t>
             </w:r>
             <w:r>
               <w:rPr>
@@ -1470,17 +1746,18 @@
               <w:noProof/>
               <w:kern w:val="2"/>
               <w:szCs w:val="24"/>
-              <w:lang w:val="en-US" w:eastAsia="zh-CN"/>
+              <w:lang w:val="en-GB" w:eastAsia="en-GB"/>
               <w14:ligatures w14:val="standardContextual"/>
             </w:rPr>
           </w:pPr>
-          <w:hyperlink w:anchor="_Toc228127136" w:history="1">
+          <w:hyperlink w:anchor="_Toc228335929" w:history="1">
             <w:r>
               <w:rPr>
                 <w:rStyle w:val="Hyperlink"/>
                 <w:noProof/>
-              </w:rPr>
-              <w:t>2.5.</w:t>
+                <w:lang w:eastAsia="zh-CN"/>
+              </w:rPr>
+              <w:t>3.3.</w:t>
             </w:r>
             <w:r>
               <w:rPr>
@@ -1488,7 +1765,7 @@
                 <w:noProof/>
                 <w:kern w:val="2"/>
                 <w:szCs w:val="24"/>
-                <w:lang w:val="en-US" w:eastAsia="zh-CN"/>
+                <w:lang w:val="en-GB" w:eastAsia="en-GB"/>
                 <w14:ligatures w14:val="standardContextual"/>
               </w:rPr>
               <w:tab/>
@@ -1497,8 +1774,9 @@
               <w:rPr>
                 <w:rStyle w:val="Hyperlink"/>
                 <w:noProof/>
-              </w:rPr>
-              <w:t>Többjátékos mód</w:t>
+                <w:lang w:eastAsia="zh-CN"/>
+              </w:rPr>
+              <w:t>Implementáció</w:t>
             </w:r>
             <w:r>
               <w:rPr>
@@ -1519,7 +1797,7 @@
                 <w:noProof/>
                 <w:webHidden/>
               </w:rPr>
-              <w:instrText xml:space="preserve"> PAGEREF _Toc228127136 \h </w:instrText>
+              <w:instrText xml:space="preserve"> PAGEREF _Toc228335929 \h </w:instrText>
             </w:r>
             <w:r>
               <w:rPr>
@@ -1539,7 +1817,195 @@
                 <w:noProof/>
                 <w:webHidden/>
               </w:rPr>
-              <w:t>5</w:t>
+              <w:t>14</w:t>
+            </w:r>
+            <w:r>
+              <w:rPr>
+                <w:noProof/>
+                <w:webHidden/>
+              </w:rPr>
+              <w:fldChar w:fldCharType="end"/>
+            </w:r>
+          </w:hyperlink>
+        </w:p>
+        <w:p>
+          <w:pPr>
+            <w:pStyle w:val="TOC3"/>
+            <w:tabs>
+              <w:tab w:val="left" w:pos="1440"/>
+              <w:tab w:val="right" w:leader="dot" w:pos="9062"/>
+            </w:tabs>
+            <w:rPr>
+              <w:rFonts w:eastAsiaTheme="minorEastAsia"/>
+              <w:noProof/>
+              <w:kern w:val="2"/>
+              <w:szCs w:val="24"/>
+              <w:lang w:val="en-GB" w:eastAsia="en-GB"/>
+              <w14:ligatures w14:val="standardContextual"/>
+            </w:rPr>
+          </w:pPr>
+          <w:hyperlink w:anchor="_Toc228335930" w:history="1">
+            <w:r>
+              <w:rPr>
+                <w:rStyle w:val="Hyperlink"/>
+                <w:noProof/>
+                <w:lang w:eastAsia="zh-CN"/>
+              </w:rPr>
+              <w:t>3.3.1.</w:t>
+            </w:r>
+            <w:r>
+              <w:rPr>
+                <w:rFonts w:eastAsiaTheme="minorEastAsia"/>
+                <w:noProof/>
+                <w:kern w:val="2"/>
+                <w:szCs w:val="24"/>
+                <w:lang w:val="en-GB" w:eastAsia="en-GB"/>
+                <w14:ligatures w14:val="standardContextual"/>
+              </w:rPr>
+              <w:tab/>
+            </w:r>
+            <w:r>
+              <w:rPr>
+                <w:rStyle w:val="Hyperlink"/>
+                <w:noProof/>
+                <w:lang w:eastAsia="zh-CN"/>
+              </w:rPr>
+              <w:t>Technológiai környezet</w:t>
+            </w:r>
+            <w:r>
+              <w:rPr>
+                <w:noProof/>
+                <w:webHidden/>
+              </w:rPr>
+              <w:tab/>
+            </w:r>
+            <w:r>
+              <w:rPr>
+                <w:noProof/>
+                <w:webHidden/>
+              </w:rPr>
+              <w:fldChar w:fldCharType="begin"/>
+            </w:r>
+            <w:r>
+              <w:rPr>
+                <w:noProof/>
+                <w:webHidden/>
+              </w:rPr>
+              <w:instrText xml:space="preserve"> PAGEREF _Toc228335930 \h </w:instrText>
+            </w:r>
+            <w:r>
+              <w:rPr>
+                <w:noProof/>
+                <w:webHidden/>
+              </w:rPr>
+            </w:r>
+            <w:r>
+              <w:rPr>
+                <w:noProof/>
+                <w:webHidden/>
+              </w:rPr>
+              <w:fldChar w:fldCharType="separate"/>
+            </w:r>
+            <w:r>
+              <w:rPr>
+                <w:noProof/>
+                <w:webHidden/>
+              </w:rPr>
+              <w:t>14</w:t>
+            </w:r>
+            <w:r>
+              <w:rPr>
+                <w:noProof/>
+                <w:webHidden/>
+              </w:rPr>
+              <w:fldChar w:fldCharType="end"/>
+            </w:r>
+          </w:hyperlink>
+        </w:p>
+        <w:p>
+          <w:pPr>
+            <w:pStyle w:val="TOC3"/>
+            <w:tabs>
+              <w:tab w:val="left" w:pos="1440"/>
+              <w:tab w:val="right" w:leader="dot" w:pos="9062"/>
+            </w:tabs>
+            <w:rPr>
+              <w:rFonts w:eastAsiaTheme="minorEastAsia"/>
+              <w:noProof/>
+              <w:kern w:val="2"/>
+              <w:szCs w:val="24"/>
+              <w:lang w:val="en-GB" w:eastAsia="en-GB"/>
+              <w14:ligatures w14:val="standardContextual"/>
+            </w:rPr>
+          </w:pPr>
+          <w:hyperlink w:anchor="_Toc228335931" w:history="1">
+            <w:r>
+              <w:rPr>
+                <w:rStyle w:val="Hyperlink"/>
+                <w:noProof/>
+                <w:lang w:eastAsia="zh-CN"/>
+              </w:rPr>
+              <w:t>3.3.2.</w:t>
+            </w:r>
+            <w:r>
+              <w:rPr>
+                <w:rFonts w:eastAsiaTheme="minorEastAsia"/>
+                <w:noProof/>
+                <w:kern w:val="2"/>
+                <w:szCs w:val="24"/>
+                <w:lang w:val="en-GB" w:eastAsia="en-GB"/>
+                <w14:ligatures w14:val="standardContextual"/>
+              </w:rPr>
+              <w:tab/>
+            </w:r>
+            <w:r>
+              <w:rPr>
+                <w:rStyle w:val="Hyperlink"/>
+                <w:noProof/>
+                <w:lang w:eastAsia="zh-CN"/>
+              </w:rPr>
+              <w:t>Komponensek implementációja</w:t>
+            </w:r>
+            <w:r>
+              <w:rPr>
+                <w:noProof/>
+                <w:webHidden/>
+              </w:rPr>
+              <w:tab/>
+            </w:r>
+            <w:r>
+              <w:rPr>
+                <w:noProof/>
+                <w:webHidden/>
+              </w:rPr>
+              <w:fldChar w:fldCharType="begin"/>
+            </w:r>
+            <w:r>
+              <w:rPr>
+                <w:noProof/>
+                <w:webHidden/>
+              </w:rPr>
+              <w:instrText xml:space="preserve"> PAGEREF _Toc228335931 \h </w:instrText>
+            </w:r>
+            <w:r>
+              <w:rPr>
+                <w:noProof/>
+                <w:webHidden/>
+              </w:rPr>
+            </w:r>
+            <w:r>
+              <w:rPr>
+                <w:noProof/>
+                <w:webHidden/>
+              </w:rPr>
+              <w:fldChar w:fldCharType="separate"/>
+            </w:r>
+            <w:r>
+              <w:rPr>
+                <w:noProof/>
+                <w:webHidden/>
+              </w:rPr>
+              <w:t>14</w:t>
             </w:r>
             <w:r>
               <w:rPr>
@@ -1562,17 +2028,18 @@
               <w:noProof/>
               <w:kern w:val="2"/>
               <w:szCs w:val="24"/>
-              <w:lang w:val="en-US" w:eastAsia="zh-CN"/>
+              <w:lang w:val="en-GB" w:eastAsia="en-GB"/>
               <w14:ligatures w14:val="standardContextual"/>
             </w:rPr>
           </w:pPr>
-          <w:hyperlink w:anchor="_Toc228127137" w:history="1">
+          <w:hyperlink w:anchor="_Toc228335932" w:history="1">
             <w:r>
               <w:rPr>
                 <w:rStyle w:val="Hyperlink"/>
                 <w:noProof/>
-              </w:rPr>
-              <w:t>2.6.</w:t>
+                <w:lang w:eastAsia="zh-CN"/>
+              </w:rPr>
+              <w:t>3.4.</w:t>
             </w:r>
             <w:r>
               <w:rPr>
@@ -1580,7 +2047,7 @@
                 <w:noProof/>
                 <w:kern w:val="2"/>
                 <w:szCs w:val="24"/>
-                <w:lang w:val="en-US" w:eastAsia="zh-CN"/>
+                <w:lang w:val="en-GB" w:eastAsia="en-GB"/>
                 <w14:ligatures w14:val="standardContextual"/>
               </w:rPr>
               <w:tab/>
@@ -1589,6 +2056,7 @@
               <w:rPr>
                 <w:rStyle w:val="Hyperlink"/>
                 <w:noProof/>
+                <w:lang w:eastAsia="zh-CN"/>
               </w:rPr>
               <w:t>Mesterséges intelligencia</w:t>
             </w:r>
@@ -1611,7 +2079,7 @@
                 <w:noProof/>
                 <w:webHidden/>
               </w:rPr>
-              <w:instrText xml:space="preserve"> PAGEREF _Toc228127137 \h </w:instrText>
+              <w:instrText xml:space="preserve"> PAGEREF _Toc228335932 \h </w:instrText>
             </w:r>
             <w:r>
               <w:rPr>
@@ -1631,7 +2099,289 @@
                 <w:noProof/>
                 <w:webHidden/>
               </w:rPr>
-              <w:t>5</w:t>
+              <w:t>38</w:t>
+            </w:r>
+            <w:r>
+              <w:rPr>
+                <w:noProof/>
+                <w:webHidden/>
+              </w:rPr>
+              <w:fldChar w:fldCharType="end"/>
+            </w:r>
+          </w:hyperlink>
+        </w:p>
+        <w:p>
+          <w:pPr>
+            <w:pStyle w:val="TOC3"/>
+            <w:tabs>
+              <w:tab w:val="left" w:pos="1440"/>
+              <w:tab w:val="right" w:leader="dot" w:pos="9062"/>
+            </w:tabs>
+            <w:rPr>
+              <w:rFonts w:eastAsiaTheme="minorEastAsia"/>
+              <w:noProof/>
+              <w:kern w:val="2"/>
+              <w:szCs w:val="24"/>
+              <w:lang w:val="en-GB" w:eastAsia="en-GB"/>
+              <w14:ligatures w14:val="standardContextual"/>
+            </w:rPr>
+          </w:pPr>
+          <w:hyperlink w:anchor="_Toc228335933" w:history="1">
+            <w:r>
+              <w:rPr>
+                <w:rStyle w:val="Hyperlink"/>
+                <w:noProof/>
+                <w:lang w:eastAsia="zh-CN"/>
+              </w:rPr>
+              <w:t>3.4.1.</w:t>
+            </w:r>
+            <w:r>
+              <w:rPr>
+                <w:rFonts w:eastAsiaTheme="minorEastAsia"/>
+                <w:noProof/>
+                <w:kern w:val="2"/>
+                <w:szCs w:val="24"/>
+                <w:lang w:val="en-GB" w:eastAsia="en-GB"/>
+                <w14:ligatures w14:val="standardContextual"/>
+              </w:rPr>
+              <w:tab/>
+            </w:r>
+            <w:r>
+              <w:rPr>
+                <w:rStyle w:val="Hyperlink"/>
+                <w:noProof/>
+                <w:lang w:eastAsia="zh-CN"/>
+              </w:rPr>
+              <w:t>Algoritmus</w:t>
+            </w:r>
+            <w:r>
+              <w:rPr>
+                <w:noProof/>
+                <w:webHidden/>
+              </w:rPr>
+              <w:tab/>
+            </w:r>
+            <w:r>
+              <w:rPr>
+                <w:noProof/>
+                <w:webHidden/>
+              </w:rPr>
+              <w:fldChar w:fldCharType="begin"/>
+            </w:r>
+            <w:r>
+              <w:rPr>
+                <w:noProof/>
+                <w:webHidden/>
+              </w:rPr>
+              <w:instrText xml:space="preserve"> PAGEREF _Toc228335933 \h </w:instrText>
+            </w:r>
+            <w:r>
+              <w:rPr>
+                <w:noProof/>
+                <w:webHidden/>
+              </w:rPr>
+            </w:r>
+            <w:r>
+              <w:rPr>
+                <w:noProof/>
+                <w:webHidden/>
+              </w:rPr>
+              <w:fldChar w:fldCharType="separate"/>
+            </w:r>
+            <w:r>
+              <w:rPr>
+                <w:noProof/>
+                <w:webHidden/>
+              </w:rPr>
+              <w:t>39</w:t>
+            </w:r>
+            <w:r>
+              <w:rPr>
+                <w:noProof/>
+                <w:webHidden/>
+              </w:rPr>
+              <w:fldChar w:fldCharType="end"/>
+            </w:r>
+          </w:hyperlink>
+        </w:p>
+        <w:p>
+          <w:pPr>
+            <w:pStyle w:val="TOC3"/>
+            <w:tabs>
+              <w:tab w:val="left" w:pos="1440"/>
+              <w:tab w:val="right" w:leader="dot" w:pos="9062"/>
+            </w:tabs>
+            <w:rPr>
+              <w:rFonts w:eastAsiaTheme="minorEastAsia"/>
+              <w:noProof/>
+              <w:kern w:val="2"/>
+              <w:szCs w:val="24"/>
+              <w:lang w:val="en-GB" w:eastAsia="en-GB"/>
+              <w14:ligatures w14:val="standardContextual"/>
+            </w:rPr>
+          </w:pPr>
+          <w:hyperlink w:anchor="_Toc228335934" w:history="1">
+            <w:r>
+              <w:rPr>
+                <w:rStyle w:val="Hyperlink"/>
+                <w:noProof/>
+                <w:lang w:eastAsia="zh-CN"/>
+              </w:rPr>
+              <w:t>3.4.2.</w:t>
+            </w:r>
+            <w:r>
+              <w:rPr>
+                <w:rFonts w:eastAsiaTheme="minorEastAsia"/>
+                <w:noProof/>
+                <w:kern w:val="2"/>
+                <w:szCs w:val="24"/>
+                <w:lang w:val="en-GB" w:eastAsia="en-GB"/>
+                <w14:ligatures w14:val="standardContextual"/>
+              </w:rPr>
+              <w:tab/>
+            </w:r>
+            <w:r>
+              <w:rPr>
+                <w:rStyle w:val="Hyperlink"/>
+                <w:noProof/>
+                <w:lang w:eastAsia="zh-CN"/>
+              </w:rPr>
+              <w:t>Az állapotreprezentáció iteratív fejlesztése</w:t>
+            </w:r>
+            <w:r>
+              <w:rPr>
+                <w:noProof/>
+                <w:webHidden/>
+              </w:rPr>
+              <w:tab/>
+            </w:r>
+            <w:r>
+              <w:rPr>
+                <w:noProof/>
+                <w:webHidden/>
+              </w:rPr>
+              <w:fldChar w:fldCharType="begin"/>
+            </w:r>
+            <w:r>
+              <w:rPr>
+                <w:noProof/>
+                <w:webHidden/>
+              </w:rPr>
+              <w:instrText xml:space="preserve"> PAGEREF _Toc228335934 \h </w:instrText>
+            </w:r>
+            <w:r>
+              <w:rPr>
+                <w:noProof/>
+                <w:webHidden/>
+              </w:rPr>
+            </w:r>
+            <w:r>
+              <w:rPr>
+                <w:noProof/>
+                <w:webHidden/>
+              </w:rPr>
+              <w:fldChar w:fldCharType="separate"/>
+            </w:r>
+            <w:r>
+              <w:rPr>
+                <w:noProof/>
+                <w:webHidden/>
+              </w:rPr>
+              <w:t>39</w:t>
+            </w:r>
+            <w:r>
+              <w:rPr>
+                <w:noProof/>
+                <w:webHidden/>
+              </w:rPr>
+              <w:fldChar w:fldCharType="end"/>
+            </w:r>
+          </w:hyperlink>
+        </w:p>
+        <w:p>
+          <w:pPr>
+            <w:pStyle w:val="TOC2"/>
+            <w:tabs>
+              <w:tab w:val="left" w:pos="960"/>
+              <w:tab w:val="right" w:leader="dot" w:pos="9062"/>
+            </w:tabs>
+            <w:rPr>
+              <w:rFonts w:eastAsiaTheme="minorEastAsia"/>
+              <w:noProof/>
+              <w:kern w:val="2"/>
+              <w:szCs w:val="24"/>
+              <w:lang w:val="en-GB" w:eastAsia="en-GB"/>
+              <w14:ligatures w14:val="standardContextual"/>
+            </w:rPr>
+          </w:pPr>
+          <w:hyperlink w:anchor="_Toc228335935" w:history="1">
+            <w:r>
+              <w:rPr>
+                <w:rStyle w:val="Hyperlink"/>
+                <w:noProof/>
+                <w:lang w:eastAsia="zh-CN"/>
+              </w:rPr>
+              <w:t>3.5.</w:t>
+            </w:r>
+            <w:r>
+              <w:rPr>
+                <w:rFonts w:eastAsiaTheme="minorEastAsia"/>
+                <w:noProof/>
+                <w:kern w:val="2"/>
+                <w:szCs w:val="24"/>
+                <w:lang w:val="en-GB" w:eastAsia="en-GB"/>
+                <w14:ligatures w14:val="standardContextual"/>
+              </w:rPr>
+              <w:tab/>
+            </w:r>
+            <w:r>
+              <w:rPr>
+                <w:rStyle w:val="Hyperlink"/>
+                <w:noProof/>
+                <w:lang w:eastAsia="zh-CN"/>
+              </w:rPr>
+              <w:t>Tesztelés</w:t>
+            </w:r>
+            <w:r>
+              <w:rPr>
+                <w:noProof/>
+                <w:webHidden/>
+              </w:rPr>
+              <w:tab/>
+            </w:r>
+            <w:r>
+              <w:rPr>
+                <w:noProof/>
+                <w:webHidden/>
+              </w:rPr>
+              <w:fldChar w:fldCharType="begin"/>
+            </w:r>
+            <w:r>
+              <w:rPr>
+                <w:noProof/>
+                <w:webHidden/>
+              </w:rPr>
+              <w:instrText xml:space="preserve"> PAGEREF _Toc228335935 \h </w:instrText>
+            </w:r>
+            <w:r>
+              <w:rPr>
+                <w:noProof/>
+                <w:webHidden/>
+              </w:rPr>
+            </w:r>
+            <w:r>
+              <w:rPr>
+                <w:noProof/>
+                <w:webHidden/>
+              </w:rPr>
+              <w:fldChar w:fldCharType="separate"/>
+            </w:r>
+            <w:r>
+              <w:rPr>
+                <w:noProof/>
+                <w:webHidden/>
+              </w:rPr>
+              <w:t>45</w:t>
             </w:r>
             <w:r>
               <w:rPr>
@@ -1654,17 +2404,17 @@
               <w:noProof/>
               <w:kern w:val="2"/>
               <w:szCs w:val="24"/>
-              <w:lang w:val="en-US" w:eastAsia="zh-CN"/>
+              <w:lang w:val="en-GB" w:eastAsia="en-GB"/>
               <w14:ligatures w14:val="standardContextual"/>
             </w:rPr>
           </w:pPr>
-          <w:hyperlink w:anchor="_Toc228127138" w:history="1">
+          <w:hyperlink w:anchor="_Toc228335936" w:history="1">
             <w:r>
               <w:rPr>
                 <w:rStyle w:val="Hyperlink"/>
                 <w:noProof/>
               </w:rPr>
-              <w:t>3.</w:t>
+              <w:t>4.</w:t>
             </w:r>
             <w:r>
               <w:rPr>
@@ -1672,7 +2422,7 @@
                 <w:noProof/>
                 <w:kern w:val="2"/>
                 <w:szCs w:val="24"/>
-                <w:lang w:val="en-US" w:eastAsia="zh-CN"/>
+                <w:lang w:val="en-GB" w:eastAsia="en-GB"/>
                 <w14:ligatures w14:val="standardContextual"/>
               </w:rPr>
               <w:tab/>
@@ -1682,7 +2432,7 @@
                 <w:rStyle w:val="Hyperlink"/>
                 <w:noProof/>
               </w:rPr>
-              <w:t>Fejlesztői dokumentáció</w:t>
+              <w:t>Összefoglalás és további fejlesztési lehetőségek</w:t>
             </w:r>
             <w:r>
               <w:rPr>
@@ -1703,7 +2453,7 @@
                 <w:noProof/>
                 <w:webHidden/>
               </w:rPr>
-              <w:instrText xml:space="preserve"> PAGEREF _Toc228127138 \h </w:instrText>
+              <w:instrText xml:space="preserve"> PAGEREF _Toc228335936 \h </w:instrText>
             </w:r>
             <w:r>
               <w:rPr>
@@ -1723,1033 +2473,7 @@
                 <w:noProof/>
                 <w:webHidden/>
               </w:rPr>
-              <w:t>6</w:t>
-            </w:r>
-            <w:r>
-              <w:rPr>
-                <w:noProof/>
-                <w:webHidden/>
-              </w:rPr>
-              <w:fldChar w:fldCharType="end"/>
-            </w:r>
-          </w:hyperlink>
-        </w:p>
-        <w:p>
-          <w:pPr>
-            <w:pStyle w:val="TOC2"/>
-            <w:tabs>
-              <w:tab w:val="left" w:pos="960"/>
-              <w:tab w:val="right" w:leader="dot" w:pos="9062"/>
-            </w:tabs>
-            <w:rPr>
-              <w:rFonts w:eastAsiaTheme="minorEastAsia"/>
-              <w:noProof/>
-              <w:kern w:val="2"/>
-              <w:szCs w:val="24"/>
-              <w:lang w:val="en-US" w:eastAsia="zh-CN"/>
-              <w14:ligatures w14:val="standardContextual"/>
-            </w:rPr>
-          </w:pPr>
-          <w:hyperlink w:anchor="_Toc228127139" w:history="1">
-            <w:r>
-              <w:rPr>
-                <w:rStyle w:val="Hyperlink"/>
-                <w:noProof/>
-              </w:rPr>
-              <w:t>3.1.</w:t>
-            </w:r>
-            <w:r>
-              <w:rPr>
-                <w:rFonts w:eastAsiaTheme="minorEastAsia"/>
-                <w:noProof/>
-                <w:kern w:val="2"/>
-                <w:szCs w:val="24"/>
-                <w:lang w:val="en-US" w:eastAsia="zh-CN"/>
-                <w14:ligatures w14:val="standardContextual"/>
-              </w:rPr>
-              <w:tab/>
-            </w:r>
-            <w:r>
-              <w:rPr>
-                <w:rStyle w:val="Hyperlink"/>
-                <w:noProof/>
-              </w:rPr>
-              <w:t>Fejlesztői környezet és futtatás</w:t>
-            </w:r>
-            <w:r>
-              <w:rPr>
-                <w:noProof/>
-                <w:webHidden/>
-              </w:rPr>
-              <w:tab/>
-            </w:r>
-            <w:r>
-              <w:rPr>
-                <w:noProof/>
-                <w:webHidden/>
-              </w:rPr>
-              <w:fldChar w:fldCharType="begin"/>
-            </w:r>
-            <w:r>
-              <w:rPr>
-                <w:noProof/>
-                <w:webHidden/>
-              </w:rPr>
-              <w:instrText xml:space="preserve"> PAGEREF _Toc228127139 \h </w:instrText>
-            </w:r>
-            <w:r>
-              <w:rPr>
-                <w:noProof/>
-                <w:webHidden/>
-              </w:rPr>
-            </w:r>
-            <w:r>
-              <w:rPr>
-                <w:noProof/>
-                <w:webHidden/>
-              </w:rPr>
-              <w:fldChar w:fldCharType="separate"/>
-            </w:r>
-            <w:r>
-              <w:rPr>
-                <w:noProof/>
-                <w:webHidden/>
-              </w:rPr>
-              <w:t>6</w:t>
-            </w:r>
-            <w:r>
-              <w:rPr>
-                <w:noProof/>
-                <w:webHidden/>
-              </w:rPr>
-              <w:fldChar w:fldCharType="end"/>
-            </w:r>
-          </w:hyperlink>
-        </w:p>
-        <w:p>
-          <w:pPr>
-            <w:pStyle w:val="TOC2"/>
-            <w:tabs>
-              <w:tab w:val="left" w:pos="960"/>
-              <w:tab w:val="right" w:leader="dot" w:pos="9062"/>
-            </w:tabs>
-            <w:rPr>
-              <w:rFonts w:eastAsiaTheme="minorEastAsia"/>
-              <w:noProof/>
-              <w:kern w:val="2"/>
-              <w:szCs w:val="24"/>
-              <w:lang w:val="en-US" w:eastAsia="zh-CN"/>
-              <w14:ligatures w14:val="standardContextual"/>
-            </w:rPr>
-          </w:pPr>
-          <w:hyperlink w:anchor="_Toc228127140" w:history="1">
-            <w:r>
-              <w:rPr>
-                <w:rStyle w:val="Hyperlink"/>
-                <w:noProof/>
-              </w:rPr>
-              <w:t>3.2.</w:t>
-            </w:r>
-            <w:r>
-              <w:rPr>
-                <w:rFonts w:eastAsiaTheme="minorEastAsia"/>
-                <w:noProof/>
-                <w:kern w:val="2"/>
-                <w:szCs w:val="24"/>
-                <w:lang w:val="en-US" w:eastAsia="zh-CN"/>
-                <w14:ligatures w14:val="standardContextual"/>
-              </w:rPr>
-              <w:tab/>
-            </w:r>
-            <w:r>
-              <w:rPr>
-                <w:rStyle w:val="Hyperlink"/>
-                <w:noProof/>
-              </w:rPr>
-              <w:t>Architektúra</w:t>
-            </w:r>
-            <w:r>
-              <w:rPr>
-                <w:noProof/>
-                <w:webHidden/>
-              </w:rPr>
-              <w:tab/>
-            </w:r>
-            <w:r>
-              <w:rPr>
-                <w:noProof/>
-                <w:webHidden/>
-              </w:rPr>
-              <w:fldChar w:fldCharType="begin"/>
-            </w:r>
-            <w:r>
-              <w:rPr>
-                <w:noProof/>
-                <w:webHidden/>
-              </w:rPr>
-              <w:instrText xml:space="preserve"> PAGEREF _Toc228127140 \h </w:instrText>
-            </w:r>
-            <w:r>
-              <w:rPr>
-                <w:noProof/>
-                <w:webHidden/>
-              </w:rPr>
-            </w:r>
-            <w:r>
-              <w:rPr>
-                <w:noProof/>
-                <w:webHidden/>
-              </w:rPr>
-              <w:fldChar w:fldCharType="separate"/>
-            </w:r>
-            <w:r>
-              <w:rPr>
-                <w:noProof/>
-                <w:webHidden/>
-              </w:rPr>
-              <w:t>7</w:t>
-            </w:r>
-            <w:r>
-              <w:rPr>
-                <w:noProof/>
-                <w:webHidden/>
-              </w:rPr>
-              <w:fldChar w:fldCharType="end"/>
-            </w:r>
-          </w:hyperlink>
-        </w:p>
-        <w:p>
-          <w:pPr>
-            <w:pStyle w:val="TOC3"/>
-            <w:tabs>
-              <w:tab w:val="left" w:pos="1440"/>
-              <w:tab w:val="right" w:leader="dot" w:pos="9062"/>
-            </w:tabs>
-            <w:rPr>
-              <w:rFonts w:eastAsiaTheme="minorEastAsia"/>
-              <w:noProof/>
-              <w:kern w:val="2"/>
-              <w:szCs w:val="24"/>
-              <w:lang w:val="en-US" w:eastAsia="zh-CN"/>
-              <w14:ligatures w14:val="standardContextual"/>
-            </w:rPr>
-          </w:pPr>
-          <w:hyperlink w:anchor="_Toc228127141" w:history="1">
-            <w:r>
-              <w:rPr>
-                <w:rStyle w:val="Hyperlink"/>
-                <w:noProof/>
-              </w:rPr>
-              <w:t>3.2.1.</w:t>
-            </w:r>
-            <w:r>
-              <w:rPr>
-                <w:rFonts w:eastAsiaTheme="minorEastAsia"/>
-                <w:noProof/>
-                <w:kern w:val="2"/>
-                <w:szCs w:val="24"/>
-                <w:lang w:val="en-US" w:eastAsia="zh-CN"/>
-                <w14:ligatures w14:val="standardContextual"/>
-              </w:rPr>
-              <w:tab/>
-            </w:r>
-            <w:r>
-              <w:rPr>
-                <w:rStyle w:val="Hyperlink"/>
-                <w:noProof/>
-              </w:rPr>
-              <w:t>Komponens diagram</w:t>
-            </w:r>
-            <w:r>
-              <w:rPr>
-                <w:noProof/>
-                <w:webHidden/>
-              </w:rPr>
-              <w:tab/>
-            </w:r>
-            <w:r>
-              <w:rPr>
-                <w:noProof/>
-                <w:webHidden/>
-              </w:rPr>
-              <w:fldChar w:fldCharType="begin"/>
-            </w:r>
-            <w:r>
-              <w:rPr>
-                <w:noProof/>
-                <w:webHidden/>
-              </w:rPr>
-              <w:instrText xml:space="preserve"> PAGEREF _Toc228127141 \h </w:instrText>
-            </w:r>
-            <w:r>
-              <w:rPr>
-                <w:noProof/>
-                <w:webHidden/>
-              </w:rPr>
-            </w:r>
-            <w:r>
-              <w:rPr>
-                <w:noProof/>
-                <w:webHidden/>
-              </w:rPr>
-              <w:fldChar w:fldCharType="separate"/>
-            </w:r>
-            <w:r>
-              <w:rPr>
-                <w:noProof/>
-                <w:webHidden/>
-              </w:rPr>
-              <w:t>7</w:t>
-            </w:r>
-            <w:r>
-              <w:rPr>
-                <w:noProof/>
-                <w:webHidden/>
-              </w:rPr>
-              <w:fldChar w:fldCharType="end"/>
-            </w:r>
-          </w:hyperlink>
-        </w:p>
-        <w:p>
-          <w:pPr>
-            <w:pStyle w:val="TOC3"/>
-            <w:tabs>
-              <w:tab w:val="left" w:pos="1440"/>
-              <w:tab w:val="right" w:leader="dot" w:pos="9062"/>
-            </w:tabs>
-            <w:rPr>
-              <w:rFonts w:eastAsiaTheme="minorEastAsia"/>
-              <w:noProof/>
-              <w:kern w:val="2"/>
-              <w:szCs w:val="24"/>
-              <w:lang w:val="en-US" w:eastAsia="zh-CN"/>
-              <w14:ligatures w14:val="standardContextual"/>
-            </w:rPr>
-          </w:pPr>
-          <w:hyperlink w:anchor="_Toc228127142" w:history="1">
-            <w:r>
-              <w:rPr>
-                <w:rStyle w:val="Hyperlink"/>
-                <w:noProof/>
-              </w:rPr>
-              <w:t>3.2.2.</w:t>
-            </w:r>
-            <w:r>
-              <w:rPr>
-                <w:rFonts w:eastAsiaTheme="minorEastAsia"/>
-                <w:noProof/>
-                <w:kern w:val="2"/>
-                <w:szCs w:val="24"/>
-                <w:lang w:val="en-US" w:eastAsia="zh-CN"/>
-                <w14:ligatures w14:val="standardContextual"/>
-              </w:rPr>
-              <w:tab/>
-            </w:r>
-            <w:r>
-              <w:rPr>
-                <w:rStyle w:val="Hyperlink"/>
-                <w:noProof/>
-              </w:rPr>
-              <w:t>Komponensek leírása</w:t>
-            </w:r>
-            <w:r>
-              <w:rPr>
-                <w:noProof/>
-                <w:webHidden/>
-              </w:rPr>
-              <w:tab/>
-            </w:r>
-            <w:r>
-              <w:rPr>
-                <w:noProof/>
-                <w:webHidden/>
-              </w:rPr>
-              <w:fldChar w:fldCharType="begin"/>
-            </w:r>
-            <w:r>
-              <w:rPr>
-                <w:noProof/>
-                <w:webHidden/>
-              </w:rPr>
-              <w:instrText xml:space="preserve"> PAGEREF _Toc228127142 \h </w:instrText>
-            </w:r>
-            <w:r>
-              <w:rPr>
-                <w:noProof/>
-                <w:webHidden/>
-              </w:rPr>
-            </w:r>
-            <w:r>
-              <w:rPr>
-                <w:noProof/>
-                <w:webHidden/>
-              </w:rPr>
-              <w:fldChar w:fldCharType="separate"/>
-            </w:r>
-            <w:r>
-              <w:rPr>
-                <w:noProof/>
-                <w:webHidden/>
-              </w:rPr>
-              <w:t>7</w:t>
-            </w:r>
-            <w:r>
-              <w:rPr>
-                <w:noProof/>
-                <w:webHidden/>
-              </w:rPr>
-              <w:fldChar w:fldCharType="end"/>
-            </w:r>
-          </w:hyperlink>
-        </w:p>
-        <w:p>
-          <w:pPr>
-            <w:pStyle w:val="TOC2"/>
-            <w:tabs>
-              <w:tab w:val="left" w:pos="960"/>
-              <w:tab w:val="right" w:leader="dot" w:pos="9062"/>
-            </w:tabs>
-            <w:rPr>
-              <w:rFonts w:eastAsiaTheme="minorEastAsia"/>
-              <w:noProof/>
-              <w:kern w:val="2"/>
-              <w:szCs w:val="24"/>
-              <w:lang w:val="en-US" w:eastAsia="zh-CN"/>
-              <w14:ligatures w14:val="standardContextual"/>
-            </w:rPr>
-          </w:pPr>
-          <w:hyperlink w:anchor="_Toc228127143" w:history="1">
-            <w:r>
-              <w:rPr>
-                <w:rStyle w:val="Hyperlink"/>
-                <w:noProof/>
-                <w:lang w:eastAsia="zh-CN"/>
-              </w:rPr>
-              <w:t>3.3.</w:t>
-            </w:r>
-            <w:r>
-              <w:rPr>
-                <w:rFonts w:eastAsiaTheme="minorEastAsia"/>
-                <w:noProof/>
-                <w:kern w:val="2"/>
-                <w:szCs w:val="24"/>
-                <w:lang w:val="en-US" w:eastAsia="zh-CN"/>
-                <w14:ligatures w14:val="standardContextual"/>
-              </w:rPr>
-              <w:tab/>
-            </w:r>
-            <w:r>
-              <w:rPr>
-                <w:rStyle w:val="Hyperlink"/>
-                <w:noProof/>
-                <w:lang w:eastAsia="zh-CN"/>
-              </w:rPr>
-              <w:t>Implementáció</w:t>
-            </w:r>
-            <w:r>
-              <w:rPr>
-                <w:noProof/>
-                <w:webHidden/>
-              </w:rPr>
-              <w:tab/>
-            </w:r>
-            <w:r>
-              <w:rPr>
-                <w:noProof/>
-                <w:webHidden/>
-              </w:rPr>
-              <w:fldChar w:fldCharType="begin"/>
-            </w:r>
-            <w:r>
-              <w:rPr>
-                <w:noProof/>
-                <w:webHidden/>
-              </w:rPr>
-              <w:instrText xml:space="preserve"> PAGEREF _Toc228127143 \h </w:instrText>
-            </w:r>
-            <w:r>
-              <w:rPr>
-                <w:noProof/>
-                <w:webHidden/>
-              </w:rPr>
-            </w:r>
-            <w:r>
-              <w:rPr>
-                <w:noProof/>
-                <w:webHidden/>
-              </w:rPr>
-              <w:fldChar w:fldCharType="separate"/>
-            </w:r>
-            <w:r>
-              <w:rPr>
-                <w:noProof/>
-                <w:webHidden/>
-              </w:rPr>
-              <w:t>9</w:t>
-            </w:r>
-            <w:r>
-              <w:rPr>
-                <w:noProof/>
-                <w:webHidden/>
-              </w:rPr>
-              <w:fldChar w:fldCharType="end"/>
-            </w:r>
-          </w:hyperlink>
-        </w:p>
-        <w:p>
-          <w:pPr>
-            <w:pStyle w:val="TOC3"/>
-            <w:tabs>
-              <w:tab w:val="left" w:pos="1440"/>
-              <w:tab w:val="right" w:leader="dot" w:pos="9062"/>
-            </w:tabs>
-            <w:rPr>
-              <w:rFonts w:eastAsiaTheme="minorEastAsia"/>
-              <w:noProof/>
-              <w:kern w:val="2"/>
-              <w:szCs w:val="24"/>
-              <w:lang w:val="en-US" w:eastAsia="zh-CN"/>
-              <w14:ligatures w14:val="standardContextual"/>
-            </w:rPr>
-          </w:pPr>
-          <w:hyperlink w:anchor="_Toc228127144" w:history="1">
-            <w:r>
-              <w:rPr>
-                <w:rStyle w:val="Hyperlink"/>
-                <w:noProof/>
-                <w:lang w:eastAsia="zh-CN"/>
-              </w:rPr>
-              <w:t>3.3.1.</w:t>
-            </w:r>
-            <w:r>
-              <w:rPr>
-                <w:rFonts w:eastAsiaTheme="minorEastAsia"/>
-                <w:noProof/>
-                <w:kern w:val="2"/>
-                <w:szCs w:val="24"/>
-                <w:lang w:val="en-US" w:eastAsia="zh-CN"/>
-                <w14:ligatures w14:val="standardContextual"/>
-              </w:rPr>
-              <w:tab/>
-            </w:r>
-            <w:r>
-              <w:rPr>
-                <w:rStyle w:val="Hyperlink"/>
-                <w:noProof/>
-                <w:lang w:eastAsia="zh-CN"/>
-              </w:rPr>
-              <w:t>Technológiai környezet</w:t>
-            </w:r>
-            <w:r>
-              <w:rPr>
-                <w:noProof/>
-                <w:webHidden/>
-              </w:rPr>
-              <w:tab/>
-            </w:r>
-            <w:r>
-              <w:rPr>
-                <w:noProof/>
-                <w:webHidden/>
-              </w:rPr>
-              <w:fldChar w:fldCharType="begin"/>
-            </w:r>
-            <w:r>
-              <w:rPr>
-                <w:noProof/>
-                <w:webHidden/>
-              </w:rPr>
-              <w:instrText xml:space="preserve"> PAGEREF _Toc228127144 \h </w:instrText>
-            </w:r>
-            <w:r>
-              <w:rPr>
-                <w:noProof/>
-                <w:webHidden/>
-              </w:rPr>
-            </w:r>
-            <w:r>
-              <w:rPr>
-                <w:noProof/>
-                <w:webHidden/>
-              </w:rPr>
-              <w:fldChar w:fldCharType="separate"/>
-            </w:r>
-            <w:r>
-              <w:rPr>
-                <w:noProof/>
-                <w:webHidden/>
-              </w:rPr>
-              <w:t>10</w:t>
-            </w:r>
-            <w:r>
-              <w:rPr>
-                <w:noProof/>
-                <w:webHidden/>
-              </w:rPr>
-              <w:fldChar w:fldCharType="end"/>
-            </w:r>
-          </w:hyperlink>
-        </w:p>
-        <w:p>
-          <w:pPr>
-            <w:pStyle w:val="TOC3"/>
-            <w:tabs>
-              <w:tab w:val="left" w:pos="1440"/>
-              <w:tab w:val="right" w:leader="dot" w:pos="9062"/>
-            </w:tabs>
-            <w:rPr>
-              <w:rFonts w:eastAsiaTheme="minorEastAsia"/>
-              <w:noProof/>
-              <w:kern w:val="2"/>
-              <w:szCs w:val="24"/>
-              <w:lang w:val="en-US" w:eastAsia="zh-CN"/>
-              <w14:ligatures w14:val="standardContextual"/>
-            </w:rPr>
-          </w:pPr>
-          <w:hyperlink w:anchor="_Toc228127145" w:history="1">
-            <w:r>
-              <w:rPr>
-                <w:rStyle w:val="Hyperlink"/>
-                <w:noProof/>
-                <w:lang w:eastAsia="zh-CN"/>
-              </w:rPr>
-              <w:t>3.3.2.</w:t>
-            </w:r>
-            <w:r>
-              <w:rPr>
-                <w:rFonts w:eastAsiaTheme="minorEastAsia"/>
-                <w:noProof/>
-                <w:kern w:val="2"/>
-                <w:szCs w:val="24"/>
-                <w:lang w:val="en-US" w:eastAsia="zh-CN"/>
-                <w14:ligatures w14:val="standardContextual"/>
-              </w:rPr>
-              <w:tab/>
-            </w:r>
-            <w:r>
-              <w:rPr>
-                <w:rStyle w:val="Hyperlink"/>
-                <w:noProof/>
-                <w:lang w:eastAsia="zh-CN"/>
-              </w:rPr>
-              <w:t>Projektstruktúra</w:t>
-            </w:r>
-            <w:r>
-              <w:rPr>
-                <w:noProof/>
-                <w:webHidden/>
-              </w:rPr>
-              <w:tab/>
-            </w:r>
-            <w:r>
-              <w:rPr>
-                <w:noProof/>
-                <w:webHidden/>
-              </w:rPr>
-              <w:fldChar w:fldCharType="begin"/>
-            </w:r>
-            <w:r>
-              <w:rPr>
-                <w:noProof/>
-                <w:webHidden/>
-              </w:rPr>
-              <w:instrText xml:space="preserve"> PAGEREF _Toc228127145 \h </w:instrText>
-            </w:r>
-            <w:r>
-              <w:rPr>
-                <w:noProof/>
-                <w:webHidden/>
-              </w:rPr>
-            </w:r>
-            <w:r>
-              <w:rPr>
-                <w:noProof/>
-                <w:webHidden/>
-              </w:rPr>
-              <w:fldChar w:fldCharType="separate"/>
-            </w:r>
-            <w:r>
-              <w:rPr>
-                <w:noProof/>
-                <w:webHidden/>
-              </w:rPr>
-              <w:t>11</w:t>
-            </w:r>
-            <w:r>
-              <w:rPr>
-                <w:noProof/>
-                <w:webHidden/>
-              </w:rPr>
-              <w:fldChar w:fldCharType="end"/>
-            </w:r>
-          </w:hyperlink>
-        </w:p>
-        <w:p>
-          <w:pPr>
-            <w:pStyle w:val="TOC3"/>
-            <w:tabs>
-              <w:tab w:val="left" w:pos="1440"/>
-              <w:tab w:val="right" w:leader="dot" w:pos="9062"/>
-            </w:tabs>
-            <w:rPr>
-              <w:rFonts w:eastAsiaTheme="minorEastAsia"/>
-              <w:noProof/>
-              <w:kern w:val="2"/>
-              <w:szCs w:val="24"/>
-              <w:lang w:val="en-US" w:eastAsia="zh-CN"/>
-              <w14:ligatures w14:val="standardContextual"/>
-            </w:rPr>
-          </w:pPr>
-          <w:hyperlink w:anchor="_Toc228127146" w:history="1">
-            <w:r>
-              <w:rPr>
-                <w:rStyle w:val="Hyperlink"/>
-                <w:noProof/>
-                <w:lang w:eastAsia="zh-CN"/>
-              </w:rPr>
-              <w:t>3.3.3.</w:t>
-            </w:r>
-            <w:r>
-              <w:rPr>
-                <w:rFonts w:eastAsiaTheme="minorEastAsia"/>
-                <w:noProof/>
-                <w:kern w:val="2"/>
-                <w:szCs w:val="24"/>
-                <w:lang w:val="en-US" w:eastAsia="zh-CN"/>
-                <w14:ligatures w14:val="standardContextual"/>
-              </w:rPr>
-              <w:tab/>
-            </w:r>
-            <w:r>
-              <w:rPr>
-                <w:rStyle w:val="Hyperlink"/>
-                <w:noProof/>
-                <w:lang w:eastAsia="zh-CN"/>
-              </w:rPr>
-              <w:t>Komponensek implementációja</w:t>
-            </w:r>
-            <w:r>
-              <w:rPr>
-                <w:noProof/>
-                <w:webHidden/>
-              </w:rPr>
-              <w:tab/>
-            </w:r>
-            <w:r>
-              <w:rPr>
-                <w:noProof/>
-                <w:webHidden/>
-              </w:rPr>
-              <w:fldChar w:fldCharType="begin"/>
-            </w:r>
-            <w:r>
-              <w:rPr>
-                <w:noProof/>
-                <w:webHidden/>
-              </w:rPr>
-              <w:instrText xml:space="preserve"> PAGEREF _Toc228127146 \h </w:instrText>
-            </w:r>
-            <w:r>
-              <w:rPr>
-                <w:noProof/>
-                <w:webHidden/>
-              </w:rPr>
-            </w:r>
-            <w:r>
-              <w:rPr>
-                <w:noProof/>
-                <w:webHidden/>
-              </w:rPr>
-              <w:fldChar w:fldCharType="separate"/>
-            </w:r>
-            <w:r>
-              <w:rPr>
-                <w:noProof/>
-                <w:webHidden/>
-              </w:rPr>
-              <w:t>13</w:t>
-            </w:r>
-            <w:r>
-              <w:rPr>
-                <w:noProof/>
-                <w:webHidden/>
-              </w:rPr>
-              <w:fldChar w:fldCharType="end"/>
-            </w:r>
-          </w:hyperlink>
-        </w:p>
-        <w:p>
-          <w:pPr>
-            <w:pStyle w:val="TOC3"/>
-            <w:tabs>
-              <w:tab w:val="left" w:pos="1440"/>
-              <w:tab w:val="right" w:leader="dot" w:pos="9062"/>
-            </w:tabs>
-            <w:rPr>
-              <w:rFonts w:eastAsiaTheme="minorEastAsia"/>
-              <w:noProof/>
-              <w:kern w:val="2"/>
-              <w:szCs w:val="24"/>
-              <w:lang w:val="en-US" w:eastAsia="zh-CN"/>
-              <w14:ligatures w14:val="standardContextual"/>
-            </w:rPr>
-          </w:pPr>
-          <w:hyperlink w:anchor="_Toc228127147" w:history="1">
-            <w:r>
-              <w:rPr>
-                <w:rStyle w:val="Hyperlink"/>
-                <w:noProof/>
-                <w:lang w:eastAsia="zh-CN"/>
-              </w:rPr>
-              <w:t>3.3.4.</w:t>
-            </w:r>
-            <w:r>
-              <w:rPr>
-                <w:rFonts w:eastAsiaTheme="minorEastAsia"/>
-                <w:noProof/>
-                <w:kern w:val="2"/>
-                <w:szCs w:val="24"/>
-                <w:lang w:val="en-US" w:eastAsia="zh-CN"/>
-                <w14:ligatures w14:val="standardContextual"/>
-              </w:rPr>
-              <w:tab/>
-            </w:r>
-            <w:r>
-              <w:rPr>
-                <w:rStyle w:val="Hyperlink"/>
-                <w:noProof/>
-                <w:lang w:eastAsia="zh-CN"/>
-              </w:rPr>
-              <w:t>Osztálydiagramok</w:t>
-            </w:r>
-            <w:r>
-              <w:rPr>
-                <w:noProof/>
-                <w:webHidden/>
-              </w:rPr>
-              <w:tab/>
-            </w:r>
-            <w:r>
-              <w:rPr>
-                <w:noProof/>
-                <w:webHidden/>
-              </w:rPr>
-              <w:fldChar w:fldCharType="begin"/>
-            </w:r>
-            <w:r>
-              <w:rPr>
-                <w:noProof/>
-                <w:webHidden/>
-              </w:rPr>
-              <w:instrText xml:space="preserve"> PAGEREF _Toc228127147 \h </w:instrText>
-            </w:r>
-            <w:r>
-              <w:rPr>
-                <w:noProof/>
-                <w:webHidden/>
-              </w:rPr>
-            </w:r>
-            <w:r>
-              <w:rPr>
-                <w:noProof/>
-                <w:webHidden/>
-              </w:rPr>
-              <w:fldChar w:fldCharType="separate"/>
-            </w:r>
-            <w:r>
-              <w:rPr>
-                <w:noProof/>
-                <w:webHidden/>
-              </w:rPr>
-              <w:t>21</w:t>
-            </w:r>
-            <w:r>
-              <w:rPr>
-                <w:noProof/>
-                <w:webHidden/>
-              </w:rPr>
-              <w:fldChar w:fldCharType="end"/>
-            </w:r>
-          </w:hyperlink>
-        </w:p>
-        <w:p>
-          <w:pPr>
-            <w:pStyle w:val="TOC3"/>
-            <w:tabs>
-              <w:tab w:val="left" w:pos="1440"/>
-              <w:tab w:val="right" w:leader="dot" w:pos="9062"/>
-            </w:tabs>
-            <w:rPr>
-              <w:rFonts w:eastAsiaTheme="minorEastAsia"/>
-              <w:noProof/>
-              <w:kern w:val="2"/>
-              <w:szCs w:val="24"/>
-              <w:lang w:val="en-US" w:eastAsia="zh-CN"/>
-              <w14:ligatures w14:val="standardContextual"/>
-            </w:rPr>
-          </w:pPr>
-          <w:hyperlink w:anchor="_Toc228127148" w:history="1">
-            <w:r>
-              <w:rPr>
-                <w:rStyle w:val="Hyperlink"/>
-                <w:noProof/>
-                <w:lang w:eastAsia="zh-CN"/>
-              </w:rPr>
-              <w:t>3.3.5.</w:t>
-            </w:r>
-            <w:r>
-              <w:rPr>
-                <w:rFonts w:eastAsiaTheme="minorEastAsia"/>
-                <w:noProof/>
-                <w:kern w:val="2"/>
-                <w:szCs w:val="24"/>
-                <w:lang w:val="en-US" w:eastAsia="zh-CN"/>
-                <w14:ligatures w14:val="standardContextual"/>
-              </w:rPr>
-              <w:tab/>
-            </w:r>
-            <w:r>
-              <w:rPr>
-                <w:rStyle w:val="Hyperlink"/>
-                <w:noProof/>
-                <w:lang w:eastAsia="zh-CN"/>
-              </w:rPr>
-              <w:t>Mesterséges intelligencia</w:t>
-            </w:r>
-            <w:r>
-              <w:rPr>
-                <w:noProof/>
-                <w:webHidden/>
-              </w:rPr>
-              <w:tab/>
-            </w:r>
-            <w:r>
-              <w:rPr>
-                <w:noProof/>
-                <w:webHidden/>
-              </w:rPr>
-              <w:fldChar w:fldCharType="begin"/>
-            </w:r>
-            <w:r>
-              <w:rPr>
-                <w:noProof/>
-                <w:webHidden/>
-              </w:rPr>
-              <w:instrText xml:space="preserve"> PAGEREF _Toc228127148 \h </w:instrText>
-            </w:r>
-            <w:r>
-              <w:rPr>
-                <w:noProof/>
-                <w:webHidden/>
-              </w:rPr>
-            </w:r>
-            <w:r>
-              <w:rPr>
-                <w:noProof/>
-                <w:webHidden/>
-              </w:rPr>
-              <w:fldChar w:fldCharType="separate"/>
-            </w:r>
-            <w:r>
-              <w:rPr>
-                <w:noProof/>
-                <w:webHidden/>
-              </w:rPr>
-              <w:t>21</w:t>
-            </w:r>
-            <w:r>
-              <w:rPr>
-                <w:noProof/>
-                <w:webHidden/>
-              </w:rPr>
-              <w:fldChar w:fldCharType="end"/>
-            </w:r>
-          </w:hyperlink>
-        </w:p>
-        <w:p>
-          <w:pPr>
-            <w:pStyle w:val="TOC2"/>
-            <w:tabs>
-              <w:tab w:val="left" w:pos="960"/>
-              <w:tab w:val="right" w:leader="dot" w:pos="9062"/>
-            </w:tabs>
-            <w:rPr>
-              <w:rFonts w:eastAsiaTheme="minorEastAsia"/>
-              <w:noProof/>
-              <w:kern w:val="2"/>
-              <w:szCs w:val="24"/>
-              <w:lang w:val="en-US" w:eastAsia="zh-CN"/>
-              <w14:ligatures w14:val="standardContextual"/>
-            </w:rPr>
-          </w:pPr>
-          <w:hyperlink w:anchor="_Toc228127149" w:history="1">
-            <w:r>
-              <w:rPr>
-                <w:rStyle w:val="Hyperlink"/>
-                <w:noProof/>
-                <w:lang w:eastAsia="zh-CN"/>
-              </w:rPr>
-              <w:t>3.4.</w:t>
-            </w:r>
-            <w:r>
-              <w:rPr>
-                <w:rFonts w:eastAsiaTheme="minorEastAsia"/>
-                <w:noProof/>
-                <w:kern w:val="2"/>
-                <w:szCs w:val="24"/>
-                <w:lang w:val="en-US" w:eastAsia="zh-CN"/>
-                <w14:ligatures w14:val="standardContextual"/>
-              </w:rPr>
-              <w:tab/>
-            </w:r>
-            <w:r>
-              <w:rPr>
-                <w:rStyle w:val="Hyperlink"/>
-                <w:noProof/>
-                <w:lang w:eastAsia="zh-CN"/>
-              </w:rPr>
-              <w:t>Tesztelés</w:t>
-            </w:r>
-            <w:r>
-              <w:rPr>
-                <w:noProof/>
-                <w:webHidden/>
-              </w:rPr>
-              <w:tab/>
-            </w:r>
-            <w:r>
-              <w:rPr>
-                <w:noProof/>
-                <w:webHidden/>
-              </w:rPr>
-              <w:fldChar w:fldCharType="begin"/>
-            </w:r>
-            <w:r>
-              <w:rPr>
-                <w:noProof/>
-                <w:webHidden/>
-              </w:rPr>
-              <w:instrText xml:space="preserve"> PAGEREF _Toc228127149 \h </w:instrText>
-            </w:r>
-            <w:r>
-              <w:rPr>
-                <w:noProof/>
-                <w:webHidden/>
-              </w:rPr>
-            </w:r>
-            <w:r>
-              <w:rPr>
-                <w:noProof/>
-                <w:webHidden/>
-              </w:rPr>
-              <w:fldChar w:fldCharType="separate"/>
-            </w:r>
-            <w:r>
-              <w:rPr>
-                <w:noProof/>
-                <w:webHidden/>
-              </w:rPr>
-              <w:t>21</w:t>
+              <w:t>46</w:t>
             </w:r>
             <w:r>
               <w:rPr>
@@ -2772,17 +2496,17 @@
               <w:noProof/>
               <w:kern w:val="2"/>
               <w:szCs w:val="24"/>
-              <w:lang w:val="en-US" w:eastAsia="zh-CN"/>
+              <w:lang w:val="en-GB" w:eastAsia="en-GB"/>
               <w14:ligatures w14:val="standardContextual"/>
             </w:rPr>
           </w:pPr>
-          <w:hyperlink w:anchor="_Toc228127150" w:history="1">
+          <w:hyperlink w:anchor="_Toc228335937" w:history="1">
             <w:r>
               <w:rPr>
                 <w:rStyle w:val="Hyperlink"/>
                 <w:noProof/>
               </w:rPr>
-              <w:t>4.</w:t>
+              <w:t>5.</w:t>
             </w:r>
             <w:r>
               <w:rPr>
@@ -2790,7 +2514,7 @@
                 <w:noProof/>
                 <w:kern w:val="2"/>
                 <w:szCs w:val="24"/>
-                <w:lang w:val="en-US" w:eastAsia="zh-CN"/>
+                <w:lang w:val="en-GB" w:eastAsia="en-GB"/>
                 <w14:ligatures w14:val="standardContextual"/>
               </w:rPr>
               <w:tab/>
@@ -2800,7 +2524,7 @@
                 <w:rStyle w:val="Hyperlink"/>
                 <w:noProof/>
               </w:rPr>
-              <w:t>Összefoglalás és további fejlesztési lehetőségek</w:t>
+              <w:t>Irodalomjegyzék</w:t>
             </w:r>
             <w:r>
               <w:rPr>
@@ -2821,7 +2545,7 @@
                 <w:noProof/>
                 <w:webHidden/>
               </w:rPr>
-              <w:instrText xml:space="preserve"> PAGEREF _Toc228127150 \h </w:instrText>
+              <w:instrText xml:space="preserve"> PAGEREF _Toc228335937 \h </w:instrText>
             </w:r>
             <w:r>
               <w:rPr>
@@ -2841,7 +2565,7 @@
                 <w:noProof/>
                 <w:webHidden/>
               </w:rPr>
-              <w:t>22</w:t>
+              <w:t>47</w:t>
             </w:r>
             <w:r>
               <w:rPr>
@@ -2864,17 +2588,17 @@
               <w:noProof/>
               <w:kern w:val="2"/>
               <w:szCs w:val="24"/>
-              <w:lang w:val="en-US" w:eastAsia="zh-CN"/>
+              <w:lang w:val="en-GB" w:eastAsia="en-GB"/>
               <w14:ligatures w14:val="standardContextual"/>
             </w:rPr>
           </w:pPr>
-          <w:hyperlink w:anchor="_Toc228127151" w:history="1">
+          <w:hyperlink w:anchor="_Toc228335938" w:history="1">
             <w:r>
               <w:rPr>
                 <w:rStyle w:val="Hyperlink"/>
                 <w:noProof/>
               </w:rPr>
-              <w:t>5.</w:t>
+              <w:t>6.</w:t>
             </w:r>
             <w:r>
               <w:rPr>
@@ -2882,7 +2606,7 @@
                 <w:noProof/>
                 <w:kern w:val="2"/>
                 <w:szCs w:val="24"/>
-                <w:lang w:val="en-US" w:eastAsia="zh-CN"/>
+                <w:lang w:val="en-GB" w:eastAsia="en-GB"/>
                 <w14:ligatures w14:val="standardContextual"/>
               </w:rPr>
               <w:tab/>
@@ -2892,7 +2616,7 @@
                 <w:rStyle w:val="Hyperlink"/>
                 <w:noProof/>
               </w:rPr>
-              <w:t>Irodalomjegyzék</w:t>
+              <w:t>Melléklet</w:t>
             </w:r>
             <w:r>
               <w:rPr>
@@ -2913,7 +2637,7 @@
                 <w:noProof/>
                 <w:webHidden/>
               </w:rPr>
-              <w:instrText xml:space="preserve"> PAGEREF _Toc228127151 \h </w:instrText>
+              <w:instrText xml:space="preserve"> PAGEREF _Toc228335938 \h </w:instrText>
             </w:r>
             <w:r>
               <w:rPr>
@@ -2933,99 +2657,7 @@
                 <w:noProof/>
                 <w:webHidden/>
               </w:rPr>
-              <w:t>23</w:t>
-            </w:r>
-            <w:r>
-              <w:rPr>
-                <w:noProof/>
-                <w:webHidden/>
-              </w:rPr>
-              <w:fldChar w:fldCharType="end"/>
-            </w:r>
-          </w:hyperlink>
-        </w:p>
-        <w:p>
-          <w:pPr>
-            <w:pStyle w:val="TOC1"/>
-            <w:tabs>
-              <w:tab w:val="left" w:pos="480"/>
-              <w:tab w:val="right" w:leader="dot" w:pos="9062"/>
-            </w:tabs>
-            <w:rPr>
-              <w:rFonts w:eastAsiaTheme="minorEastAsia"/>
-              <w:noProof/>
-              <w:kern w:val="2"/>
-              <w:szCs w:val="24"/>
-              <w:lang w:val="en-US" w:eastAsia="zh-CN"/>
-              <w14:ligatures w14:val="standardContextual"/>
-            </w:rPr>
-          </w:pPr>
-          <w:hyperlink w:anchor="_Toc228127152" w:history="1">
-            <w:r>
-              <w:rPr>
-                <w:rStyle w:val="Hyperlink"/>
-                <w:noProof/>
-              </w:rPr>
-              <w:t>6.</w:t>
-            </w:r>
-            <w:r>
-              <w:rPr>
-                <w:rFonts w:eastAsiaTheme="minorEastAsia"/>
-                <w:noProof/>
-                <w:kern w:val="2"/>
-                <w:szCs w:val="24"/>
-                <w:lang w:val="en-US" w:eastAsia="zh-CN"/>
-                <w14:ligatures w14:val="standardContextual"/>
-              </w:rPr>
-              <w:tab/>
-            </w:r>
-            <w:r>
-              <w:rPr>
-                <w:rStyle w:val="Hyperlink"/>
-                <w:noProof/>
-              </w:rPr>
-              <w:t>Melléklet</w:t>
-            </w:r>
-            <w:r>
-              <w:rPr>
-                <w:noProof/>
-                <w:webHidden/>
-              </w:rPr>
-              <w:tab/>
-            </w:r>
-            <w:r>
-              <w:rPr>
-                <w:noProof/>
-                <w:webHidden/>
-              </w:rPr>
-              <w:fldChar w:fldCharType="begin"/>
-            </w:r>
-            <w:r>
-              <w:rPr>
-                <w:noProof/>
-                <w:webHidden/>
-              </w:rPr>
-              <w:instrText xml:space="preserve"> PAGEREF _Toc228127152 \h </w:instrText>
-            </w:r>
-            <w:r>
-              <w:rPr>
-                <w:noProof/>
-                <w:webHidden/>
-              </w:rPr>
-            </w:r>
-            <w:r>
-              <w:rPr>
-                <w:noProof/>
-                <w:webHidden/>
-              </w:rPr>
-              <w:fldChar w:fldCharType="separate"/>
-            </w:r>
-            <w:r>
-              <w:rPr>
-                <w:noProof/>
-                <w:webHidden/>
-              </w:rPr>
-              <w:t>24</w:t>
+              <w:t>48</w:t>
             </w:r>
             <w:r>
               <w:rPr>
@@ -3038,6 +2670,7 @@
         </w:p>
         <w:p>
           <w:r>
+            <w:lastRenderedPageBreak/>
             <w:fldChar w:fldCharType="end"/>
           </w:r>
         </w:p>
@@ -3059,7 +2692,7 @@
       <w:pPr>
         <w:pStyle w:val="Heading1"/>
       </w:pPr>
-      <w:bookmarkStart w:id="0" w:name="_Toc228127124"/>
+      <w:bookmarkStart w:id="0" w:name="_Toc228335914"/>
       <w:r>
         <w:lastRenderedPageBreak/>
         <w:t>Bevezet</w:t>
@@ -3092,20 +2725,44 @@
         <w:rPr>
           <w:lang w:val="en-GB"/>
         </w:rPr>
-        <w:t xml:space="preserve">Emellett célom volt a mesterséges intelligencia (MI) gyakorlati integrációjának bemutatása. A projekt keretében a felhasználók nemcsak előre betanított modellek ellen játszhatnak, hanem betekintést nyerhetnek a gépi tanulás folyamatába is, ami oktatási szempontból is értéket képvisel. Ez a komplex feladatkör – ötvözve a hálózati kommunikációt, az MVVM tervezési mintát és az MI technológiát – kiváló lehetőséget nyújt szoftvermérnöki készségeim bizonyítására. </w:t>
-      </w:r>
-    </w:p>
-    <w:p>
-      <w:pPr>
+        <w:t>Emellett célom volt a mesterséges intelligencia</w:t>
+      </w:r>
+      <w:r>
         <w:rPr>
           <w:lang w:val="en-GB"/>
         </w:rPr>
-      </w:pPr>
+        <w:t xml:space="preserve"> </w:t>
+      </w:r>
       <w:r>
         <w:rPr>
           <w:lang w:val="en-GB"/>
         </w:rPr>
-        <w:t xml:space="preserve">A fejlesztés elsődleges célja a világszerte népszerű 7 Csoda: Párbaj stratégiai társasjáték digitális adaptációjának megvalósítása. Az alkalmazás C# nyelven, az MVVM architektúra mentén készül el, biztosítva a moduláris felépítést és a tiszta kódminőséget. </w:t>
+        <w:t>gyakorlati integrációjának bemutatása. A projekt keretében a felhasználók nemcsak előre betanított modellek ellen játszhatnak, hanem betekintést nyerhetnek a gépi tanulás folyamatába is, ami oktatási szempontból is értéket képvisel. Ez a komplex feladatkör</w:t>
+      </w:r>
+      <w:r>
+        <w:rPr>
+          <w:lang w:val="en-GB"/>
+        </w:rPr>
+        <w:t xml:space="preserve"> </w:t>
+      </w:r>
+      <w:r>
+        <w:rPr>
+          <w:lang w:val="en-GB"/>
+        </w:rPr>
+        <w:t>kiváló lehetőséget nyújt szoftvermérnöki készségeim bizonyítására.</w:t>
+      </w:r>
+    </w:p>
+    <w:p>
+      <w:pPr>
+        <w:rPr>
+          <w:lang w:val="en-GB"/>
+        </w:rPr>
+      </w:pPr>
+      <w:r>
+        <w:rPr>
+          <w:lang w:val="en-GB"/>
+        </w:rPr>
+        <w:t>A fejlesztés elsődleges célja a világszerte népszerű 7 Csoda: Párbaj stratégiai társasjáték digitális adaptációjának megvalósítása. Az alkalmazás C# nyelven, az MVVM architektúra mentén készül el, biztosítva a moduláris felépítést és a tiszta kódminőséget.</w:t>
       </w:r>
     </w:p>
     <w:p>
@@ -3141,7 +2798,7 @@
         <w:rPr>
           <w:lang w:val="en-GB"/>
         </w:rPr>
-        <w:t xml:space="preserve"> Az alkalmazás mobiltelefonon, asztali gépen és laptopon is egyaránt elérhető. </w:t>
+        <w:t xml:space="preserve"> Az alkalmazás mobiltelefonon, asztali gépen és laptopon is egyaránt elérhető.</w:t>
       </w:r>
     </w:p>
     <w:p>
@@ -3162,7 +2819,7 @@
         <w:rPr>
           <w:lang w:val="en-GB"/>
         </w:rPr>
-        <w:t xml:space="preserve"> A helyi mód mellett egy központi webszerveren keresztül távoli játékosok is összekapcsolódhatnak. A felhasználók várószobákhoz csatlakozhatnak, vagy automatikus párosításon alapuló versenymódban mérhetik össze tudásukat. </w:t>
+        <w:t xml:space="preserve"> A helyi mód mellett egy központi webszerveren keresztül távoli játékosok is összekapcsolódhatnak. A felhasználók várószobákhoz csatlakozhatnak, vagy automatikus párosításon alapuló versenymódban mérhetik össze tudásukat.</w:t>
       </w:r>
     </w:p>
     <w:p>
@@ -3183,7 +2840,7 @@
         <w:rPr>
           <w:lang w:val="en-GB"/>
         </w:rPr>
-        <w:t xml:space="preserve"> A játékosok többféle nehézségi fokozatú, előre betanított MI modellek ellen gyakorolhatnak. Egy speciális módban a felhasználók számára megfigyelhetővé és irányíthatóvá válik az MI tanulási folyamata is. </w:t>
+        <w:t xml:space="preserve"> A játékosok többféle nehézségi fokozatú, előre betanított MI modellek ellen gyakorolhatnak. Egy speciális módban a felhasználók számára megfigyelhetővé válik az MI tanulási folyamata is. </w:t>
       </w:r>
     </w:p>
     <w:p>
@@ -3209,7 +2866,7 @@
       <w:pPr>
         <w:pStyle w:val="Heading1"/>
       </w:pPr>
-      <w:bookmarkStart w:id="1" w:name="_Toc228127125"/>
+      <w:bookmarkStart w:id="1" w:name="_Toc228335915"/>
       <w:r>
         <w:lastRenderedPageBreak/>
         <w:t>Felhasználói dokumentáció</w:t>
@@ -3220,7 +2877,7 @@
       <w:pPr>
         <w:pStyle w:val="Heading2"/>
       </w:pPr>
-      <w:bookmarkStart w:id="2" w:name="_Toc228127126"/>
+      <w:bookmarkStart w:id="2" w:name="_Toc228335916"/>
       <w:r>
         <w:t>Telepítés és indítás</w:t>
       </w:r>
@@ -3349,7 +3006,19 @@
         <w:rPr>
           <w:lang w:val="en-GB"/>
         </w:rPr>
-        <w:t>Keresse meg a szoftverhez mellékelt telepítőcsomagot (fájlnév: [AlkalmazásNeve].msix vagy egy .zip archívum, amely tartalmazza a telepítőt).</w:t>
+        <w:t xml:space="preserve">Keresse meg a szoftverhez mellékelt telepítőcsomagot (fájlnév: </w:t>
+      </w:r>
+      <w:r>
+        <w:rPr>
+          <w:lang w:val="en-GB"/>
+        </w:rPr>
+        <w:t>SevenWondersDuel</w:t>
+      </w:r>
+      <w:r>
+        <w:rPr>
+          <w:lang w:val="en-GB"/>
+        </w:rPr>
+        <w:t>.msix vagy egy .zip archívum, amely tartalmazza a telepítőt).</w:t>
       </w:r>
     </w:p>
     <w:p>
@@ -3787,7 +3456,7 @@
       <w:pPr>
         <w:pStyle w:val="Heading2"/>
       </w:pPr>
-      <w:bookmarkStart w:id="3" w:name="_Toc228127127"/>
+      <w:bookmarkStart w:id="3" w:name="_Toc228335917"/>
       <w:r>
         <w:lastRenderedPageBreak/>
         <w:t>A rendszer rövid bemutatása</w:t>
@@ -3877,21 +3546,19 @@
         <w:rPr>
           <w:lang w:val="en-GB"/>
         </w:rPr>
-        <w:t xml:space="preserve"> A szoftver egy népszerű kártyaalapú stratégiai társasjáték (például a </w:t>
-      </w:r>
-      <w:r>
-        <w:rPr>
-          <w:i/>
-          <w:iCs/>
+        <w:t xml:space="preserve"> A szoftver </w:t>
+      </w:r>
+      <w:r>
+        <w:rPr>
           <w:lang w:val="en-GB"/>
         </w:rPr>
-        <w:t>7 Wonders</w:t>
+        <w:t>a 7 csoda: Párbaj</w:t>
       </w:r>
       <w:r>
         <w:rPr>
           <w:lang w:val="en-GB"/>
         </w:rPr>
-        <w:t>) szabályrendszerére épül, ahol a játékosoknak erőforrásokat kell menedzselniük, épületeket kell emelniük, és különböző pontszerzési stratégiákat (katonai, tudományos, polgári) kell követniük a győzelem érdekében.</w:t>
+        <w:t xml:space="preserve"> társasjáték szabályrendszerére épül, ahol a játékosoknak erőforrásokat kell menedzselniük, épületeket kell emelniük, és különböző pontszerzési stratégiákat (katonai, tudományos, polgári) kell követniük a győzelem érdekében.</w:t>
       </w:r>
     </w:p>
     <w:p>
@@ -3912,7 +3579,7 @@
         <w:rPr>
           <w:lang w:val="en-GB"/>
         </w:rPr>
-        <w:t xml:space="preserve"> A rendszer legfontosabb eleme a beépített mesterséges intelligencia (AI). A felhasználó nem csupán egyszerű, előre programozott algoritmusok (heurisztikák) ellen játszhat, hanem </w:t>
+        <w:t xml:space="preserve"> A rendszer legfontosabb eleme a beépített mesterséges intelligencia. A felhasználó </w:t>
       </w:r>
       <w:r>
         <w:rPr>
@@ -3926,7 +3593,19 @@
         <w:rPr>
           <w:lang w:val="en-GB"/>
         </w:rPr>
-        <w:t xml:space="preserve"> algoritmussal tanított neurális hálók ellen is megmérettetheti magát.</w:t>
+        <w:t xml:space="preserve"> algoritmussal tanított neurális hálók ellen mérettetheti </w:t>
+      </w:r>
+      <w:r>
+        <w:rPr>
+          <w:lang w:val="en-GB"/>
+        </w:rPr>
+        <w:t xml:space="preserve">meg </w:t>
+      </w:r>
+      <w:r>
+        <w:rPr>
+          <w:lang w:val="en-GB"/>
+        </w:rPr>
+        <w:t>magát.</w:t>
       </w:r>
     </w:p>
     <w:p>
@@ -3947,7 +3626,7 @@
         <w:rPr>
           <w:lang w:val="en-GB"/>
         </w:rPr>
-        <w:t xml:space="preserve"> A rendszer három különböző nehézségi szintet kínál (Könnyű, Közepes, Nehéz), amelyek nem csupán paraméterezésükben, hanem a mögöttük álló döntéshozatali modellek komplexitásában és tanítási módszertanában is eltérnek egymástól.</w:t>
+        <w:t xml:space="preserve"> A rendszer három különböző nehézségi szintet kínál (Könnyű, Közepes, Nehéz), amelyek nem csupán paraméterezésükben, hanem a mögöttük álló döntéshozatali modellek komplexitásában is eltérnek egymástól.</w:t>
       </w:r>
     </w:p>
     <w:p>
@@ -3984,9 +3663,8 @@
       <w:pPr>
         <w:pStyle w:val="Heading2"/>
       </w:pPr>
-      <w:bookmarkStart w:id="4" w:name="_Toc228127128"/>
-      <w:r>
-        <w:lastRenderedPageBreak/>
+      <w:bookmarkStart w:id="4" w:name="_Toc228335918"/>
+      <w:r>
         <w:t>Felhasználói felület</w:t>
       </w:r>
       <w:bookmarkEnd w:id="4"/>
@@ -4011,6 +3689,7 @@
           <w:b/>
           <w:bCs/>
         </w:rPr>
+        <w:lastRenderedPageBreak/>
         <w:t>Főmenü</w:t>
       </w:r>
     </w:p>
@@ -4149,16 +3828,7 @@
         <w:t>Játékos VS MI</w:t>
       </w:r>
       <w:r>
-        <w:t xml:space="preserve">: </w:t>
-      </w:r>
-      <w:r>
-        <w:t>Átnavigál a „</w:t>
-      </w:r>
-      <w:r>
-        <w:t>MI nehézségi szint kiválasztása</w:t>
-      </w:r>
-      <w:r>
-        <w:t>” című oldalra. Ez a</w:t>
+        <w:t>: Átnavigál a „MI nehézségi szint kiválasztása” című oldalra. Ez a</w:t>
       </w:r>
       <w:r>
         <w:t>z</w:t>
@@ -4332,14 +4002,10 @@
           <w:b/>
           <w:bCs/>
         </w:rPr>
-        <w:lastRenderedPageBreak/>
         <w:t>Könnyű</w:t>
       </w:r>
       <w:r>
-        <w:t xml:space="preserve">: </w:t>
-      </w:r>
-      <w:r>
-        <w:t>Elindítja a játékot a könnyű ellenfél ellen.</w:t>
+        <w:t>: Elindítja a játékot a könnyű ellenfél ellen.</w:t>
       </w:r>
     </w:p>
     <w:p>
@@ -4358,13 +4024,7 @@
         <w:t>Közepes</w:t>
       </w:r>
       <w:r>
-        <w:t xml:space="preserve">: Elindítja a játékot a </w:t>
-      </w:r>
-      <w:r>
-        <w:t>közepes</w:t>
-      </w:r>
-      <w:r>
-        <w:t xml:space="preserve"> ellenfél ellen.</w:t>
+        <w:t>: Elindítja a játékot a közepes ellenfél ellen.</w:t>
       </w:r>
     </w:p>
     <w:p>
@@ -4383,16 +4043,7 @@
         <w:t>Nehéz</w:t>
       </w:r>
       <w:r>
-        <w:t xml:space="preserve">: </w:t>
-      </w:r>
-      <w:r>
-        <w:t xml:space="preserve">Elindítja a játékot a </w:t>
-      </w:r>
-      <w:r>
-        <w:t>nehéz</w:t>
-      </w:r>
-      <w:r>
-        <w:t xml:space="preserve"> ellenfél ellen.</w:t>
+        <w:t>: Elindítja a játékot a nehéz ellenfél ellen.</w:t>
       </w:r>
     </w:p>
     <w:p>
@@ -4436,6 +4087,7 @@
           <w:b/>
           <w:bCs/>
         </w:rPr>
+        <w:lastRenderedPageBreak/>
         <w:t>Belépés</w:t>
       </w:r>
     </w:p>
@@ -4648,7 +4300,6 @@
           <w:b/>
           <w:bCs/>
         </w:rPr>
-        <w:lastRenderedPageBreak/>
         <w:t>Játék</w:t>
       </w:r>
       <w:r>
@@ -4661,7 +4312,11 @@
     </w:p>
     <w:p>
       <w:r>
-        <w:t>A játékszoba oldalon látszanak bal oldalt felsorolva a tagok. A szobát éppen birtokló felhasználó mellett egy korona van, amely azt jelzi, hogy ő tudja elindítani a meccset. Alap esetben, amikor a felhasználó elkészít egy szobát, akkor ő fogja birtokolni a szobát. A Tagok listájában a saját neved vastag betűsen ki van emelve a felhasználó számára.</w:t>
+        <w:t xml:space="preserve">A játékszoba oldalon látszanak bal oldalt felsorolva a tagok. A szobát éppen birtokló felhasználó mellett egy korona van, amely azt jelzi, hogy ő tudja elindítani a meccset. Alap </w:t>
+      </w:r>
+      <w:r>
+        <w:lastRenderedPageBreak/>
+        <w:t>esetben, amikor a felhasználó elkészít egy szobát, akkor ő fogja birtokolni a szobát. A Tagok listájában a saját neved vastag betűsen ki van emelve a felhasználó számára.</w:t>
       </w:r>
       <w:r>
         <w:t xml:space="preserve"> </w:t>
@@ -4684,7 +4339,7 @@
       <w:pPr>
         <w:pStyle w:val="Heading2"/>
       </w:pPr>
-      <w:bookmarkStart w:id="5" w:name="_Toc228127129"/>
+      <w:bookmarkStart w:id="5" w:name="_Toc228335919"/>
       <w:r>
         <w:t>Játék</w:t>
       </w:r>
@@ -4720,7 +4375,7 @@
       <w:pPr>
         <w:pStyle w:val="Heading3"/>
       </w:pPr>
-      <w:bookmarkStart w:id="6" w:name="_Toc228127130"/>
+      <w:bookmarkStart w:id="6" w:name="_Toc228335920"/>
       <w:r>
         <w:t>Játék eleje</w:t>
       </w:r>
@@ -4728,12 +4383,10 @@
     </w:p>
     <w:p>
       <w:r>
-        <w:t>A játék elején előáll az alábbi pálya:</w:t>
-      </w:r>
-    </w:p>
-    <w:p>
-      <w:r>
-        <w:t>Ezután a játékosoknak ki kell választaniuk a csodákat:</w:t>
+        <w:t>A játék kezdetekor betöltődik a grafikus felület, majd megjelenik a játék tábla. Ezután elkezdődik az első fázis, azaz a csodák kiválasztása</w:t>
+      </w:r>
+      <w:r>
+        <w:t>:</w:t>
       </w:r>
     </w:p>
     <w:p>
@@ -4788,7 +4441,7 @@
       <w:pPr>
         <w:pStyle w:val="Heading3"/>
       </w:pPr>
-      <w:bookmarkStart w:id="7" w:name="_Toc228127131"/>
+      <w:bookmarkStart w:id="7" w:name="_Toc228335921"/>
       <w:r>
         <w:t>Egy kor áttekintése</w:t>
       </w:r>
@@ -4798,12 +4451,15 @@
       <w:r>
         <w:t>Minden kor 20 kártyalap elrendezésével kezdődik és az adott kor kártyáinak saját elrendezése van.</w:t>
       </w:r>
+      <w:r>
+        <w:t xml:space="preserve"> A játék első korával kezdődik a játék a csodák kiválasztása után.</w:t>
+      </w:r>
     </w:p>
     <w:p>
       <w:pPr>
         <w:pStyle w:val="Heading3"/>
       </w:pPr>
-      <w:bookmarkStart w:id="8" w:name="_Toc228127132"/>
+      <w:bookmarkStart w:id="8" w:name="_Toc228335922"/>
       <w:r>
         <w:t>Egy játékos köre</w:t>
       </w:r>
@@ -4820,23 +4476,10 @@
         <w:t>. kort</w:t>
       </w:r>
       <w:r>
-        <w:t xml:space="preserve">. A körében a játékosnak ki kell választania az asztalon lévő elrendezésből egy kártyát, ami elérhető a játékos számára. </w:t>
-      </w:r>
-      <w:r>
-        <w:lastRenderedPageBreak/>
-        <w:t>Az elérhető kártyák ki lesznek emelve a játékos számára a saját körében. Az a kártya elérhető, amelyet másik kártya nem takar el részben sem.</w:t>
-      </w:r>
-      <w:r>
-        <w:t xml:space="preserve"> Játékos-játékos elleni játékban be lehet állítani időkorlátot egy körnek, amennyiben az időkorlátot túl lépi a játékos, akkor a köre véget ér. A program ilyenkor </w:t>
-      </w:r>
-      <w:r>
-        <w:t xml:space="preserve">kiválaszt egy kártyát (ha még nem választott a játékos) és </w:t>
-      </w:r>
-      <w:r>
-        <w:t>végrehajt egy akciót a játékos helyett automatikusan</w:t>
-      </w:r>
-      <w:r>
-        <w:t xml:space="preserve"> és véletlenszerűen.</w:t>
+        <w:t>. A körében a játékosnak ki kell választania az asztalon lévő elrendezésből egy kártyát, ami elérhető a játékos számára. Az a kártya elérhető, amelyet másik kártya nem takar el részben sem</w:t>
+      </w:r>
+      <w:r>
+        <w:t>.</w:t>
       </w:r>
     </w:p>
     <w:p>
@@ -4856,15 +4499,25 @@
         </w:numPr>
         <w:spacing w:after="0"/>
         <w:ind w:left="714" w:hanging="357"/>
-      </w:pPr>
-      <w:r>
+        <w:rPr>
+          <w:b/>
+          <w:bCs/>
+        </w:rPr>
+      </w:pPr>
+      <w:r>
+        <w:rPr>
+          <w:b/>
+          <w:bCs/>
+        </w:rPr>
         <w:t>Az épület megépítése:</w:t>
       </w:r>
-    </w:p>
-    <w:p>
-      <w:pPr>
-        <w:ind w:left="360"/>
-      </w:pPr>
+      <w:r>
+        <w:rPr>
+          <w:b/>
+          <w:bCs/>
+        </w:rPr>
+        <w:t xml:space="preserve"> </w:t>
+      </w:r>
       <w:r>
         <w:t>A játékos kifizeti az épület költségét, és az maga elé kerül a táblán a megfelelő szín szerint csoportosítva.</w:t>
       </w:r>
@@ -4878,15 +4531,26 @@
         </w:numPr>
         <w:spacing w:after="0"/>
         <w:ind w:left="714" w:hanging="357"/>
-      </w:pPr>
-      <w:r>
+        <w:rPr>
+          <w:b/>
+          <w:bCs/>
+        </w:rPr>
+      </w:pPr>
+      <w:r>
+        <w:rPr>
+          <w:b/>
+          <w:bCs/>
+        </w:rPr>
+        <w:lastRenderedPageBreak/>
         <w:t>A kártya eldobása érmékért cserébe:</w:t>
       </w:r>
-    </w:p>
-    <w:p>
-      <w:pPr>
-        <w:ind w:left="360"/>
-      </w:pPr>
+      <w:r>
+        <w:rPr>
+          <w:b/>
+          <w:bCs/>
+        </w:rPr>
+        <w:t xml:space="preserve"> </w:t>
+      </w:r>
       <w:r>
         <w:t>A játékos eldobja kártyáját és kap érte 2 érmét, illetve minden a játékosnál lévő sárga épületért 1-1 érmét kap. Az eldobott kártya egy külön pakliba kerül a</w:t>
       </w:r>
@@ -4915,15 +4579,25 @@
         </w:numPr>
         <w:spacing w:after="0"/>
         <w:ind w:left="714" w:hanging="357"/>
-      </w:pPr>
-      <w:r>
+        <w:rPr>
+          <w:b/>
+          <w:bCs/>
+        </w:rPr>
+      </w:pPr>
+      <w:r>
+        <w:rPr>
+          <w:b/>
+          <w:bCs/>
+        </w:rPr>
         <w:t>Egy csoda megépítése:</w:t>
       </w:r>
-    </w:p>
-    <w:p>
-      <w:pPr>
-        <w:ind w:left="360"/>
-      </w:pPr>
+      <w:r>
+        <w:rPr>
+          <w:b/>
+          <w:bCs/>
+        </w:rPr>
+        <w:t xml:space="preserve"> </w:t>
+      </w:r>
       <w:r>
         <w:t>A játékos kifizeti a csoda építési költségét, majd a felvett kártya a csodakártya alá kerül lefelé fordítva, ami azt jelzi, hogy a csoda megépült.</w:t>
       </w:r>
@@ -4955,7 +4629,7 @@
       <w:pPr>
         <w:pStyle w:val="Heading3"/>
       </w:pPr>
-      <w:bookmarkStart w:id="9" w:name="_Toc228127133"/>
+      <w:bookmarkStart w:id="9" w:name="_Toc228335923"/>
       <w:r>
         <w:t>Egy kor vége</w:t>
       </w:r>
@@ -4967,89 +4641,91 @@
       </w:r>
     </w:p>
     <w:p>
-      <w:r>
-        <w:t>Ekkor a gyengébb katonai erővel rendelkező játékos dönti el, hogy ki kezdi a következő kort. Amelyik játékosnak az oldalán áll a konfliktusjelző, az a gyengébb katonai erővel rendelkező.</w:t>
-      </w:r>
-    </w:p>
-    <w:p>
-      <w:r>
-        <w:t>Ha az előbb említett jelző a tábla közepén áll, akkor az a játékos kezdi a kort, amelyik utoljára hajtott végre akciót.</w:t>
-      </w:r>
-    </w:p>
-    <w:p>
       <w:pPr>
         <w:pStyle w:val="Heading3"/>
       </w:pPr>
-      <w:bookmarkStart w:id="10" w:name="_Toc228127134"/>
+      <w:bookmarkStart w:id="10" w:name="_Toc228335924"/>
+      <w:r>
+        <w:t>A játék vége és a győztes</w:t>
+      </w:r>
+      <w:bookmarkEnd w:id="10"/>
+    </w:p>
+    <w:p>
+      <w:r>
+        <w:t>A játék azonnal véget ér katonai győzelem, tudományos győzelem esetén, illetve a III. kor végén.</w:t>
+      </w:r>
+    </w:p>
+    <w:p>
+      <w:pPr>
+        <w:pStyle w:val="Heading4"/>
+      </w:pPr>
+      <w:r>
+        <w:t>Katonaság</w:t>
+      </w:r>
+    </w:p>
+    <w:p>
+      <w:r>
+        <w:t>Minden az épületeken és csodákon látható pajzs segítségével az épület tulajdonosa lép egyet a konfliktusjelzővel az ellenfél fővárosa felé. Amikor a konfliktusjelző belép egy olyan zónába, ahol még nem volt, akkor a zónára vona</w:t>
+      </w:r>
+      <w:r>
+        <w:t>t</w:t>
+      </w:r>
+      <w:r>
+        <w:t>kozó katonai jelző hatása életbe lép, majd a katonai jelző megsemmisül.</w:t>
+      </w:r>
+    </w:p>
+    <w:p>
+      <w:r>
+        <w:t>Ha a konfliktusjelzővel eléri az ellenfél fővárosát jelképező mezőt, a játékos azonnal megnyeri a játékot katonai fölénnyel.</w:t>
+      </w:r>
+    </w:p>
+    <w:p>
+      <w:pPr>
+        <w:pStyle w:val="Heading4"/>
+      </w:pPr>
+      <w:r>
+        <w:t>Tudomány és fejlődés</w:t>
+      </w:r>
+    </w:p>
+    <w:p>
+      <w:r>
+        <w:t>7 különböző tudományos jelkép van a játékban:</w:t>
+      </w:r>
+    </w:p>
+    <w:p>
+      <w:r>
+        <w:t>Valahányszor a játékos begyűjt kettő egyforma tudományos jelképet, azonnal választhat egy fejlődéskorongot a tábláról.</w:t>
+      </w:r>
+    </w:p>
+    <w:p>
+      <w:r>
+        <w:t>Ha a játékos begyűjt maga elé 6 különböző tudományos jelképet, azonnal megnyeri a játékot.</w:t>
+      </w:r>
+    </w:p>
+    <w:p>
+      <w:pPr>
+        <w:pStyle w:val="Heading4"/>
+      </w:pPr>
       <w:r>
         <w:lastRenderedPageBreak/>
-        <w:t>A játék vége és a győztes</w:t>
-      </w:r>
-      <w:bookmarkEnd w:id="10"/>
-    </w:p>
-    <w:p>
-      <w:r>
-        <w:t>A játék azonnal véget ér katonai győzelem, tudományos győzelem esetén, illetve a III. kor végén.</w:t>
-      </w:r>
-    </w:p>
-    <w:p>
-      <w:pPr>
-        <w:pStyle w:val="Heading4"/>
-      </w:pPr>
-      <w:r>
-        <w:t>Katonaság</w:t>
-      </w:r>
-    </w:p>
-    <w:p>
-      <w:r>
-        <w:t>Minden az épületeken és csodákon látható pajzs segítségével az épület tulajdonosa lép egyet a konfliktusjelzővel az ellenfél fővárosa felé. Amikor a konfliktusjelző belép egy olyan zónába, ahol még nem volt, akkor a zónára vona</w:t>
-      </w:r>
-      <w:r>
-        <w:t>t</w:t>
-      </w:r>
-      <w:r>
-        <w:t>kozó katonai jelző hatása életbe lép, majd a katonai jelző megsemmisül.</w:t>
-      </w:r>
-    </w:p>
-    <w:p>
-      <w:r>
-        <w:t>Ha a konfliktusjelzővel eléri az ellenfél fővárosát jelképező mezőt, a játékos azonnal megnyeri a játékot katonai fölénnyel.</w:t>
-      </w:r>
-    </w:p>
-    <w:p>
-      <w:pPr>
-        <w:pStyle w:val="Heading4"/>
-      </w:pPr>
-      <w:r>
-        <w:t>Tudomány és fejlődés</w:t>
-      </w:r>
-    </w:p>
-    <w:p>
-      <w:r>
-        <w:t>7 különböző tudományos jelkép van a játékban:</w:t>
-      </w:r>
-    </w:p>
-    <w:p>
-      <w:r>
-        <w:t>Valahányszor a játékos begyűjt kettő egyforma tudományos jelképet, azonnal választhat egy fejlődéskorongot a tábláról.</w:t>
-      </w:r>
-    </w:p>
-    <w:p>
-      <w:r>
-        <w:t>Ha a játékos begyűjt maga elé 6 különböző tudományos jelképet, azonnal megnyeri a játékot.</w:t>
-      </w:r>
-    </w:p>
-    <w:p>
-      <w:pPr>
-        <w:pStyle w:val="Heading4"/>
-      </w:pPr>
-      <w:r>
         <w:t>Polgári győzelem</w:t>
       </w:r>
     </w:p>
     <w:p>
       <w:r>
-        <w:t xml:space="preserve">Ha senki nem nyert tudományos vagy katonai fölény révén a III. kor vége előtt, akkor a legtöbb győzelmi pontot begyűjtő játékos nyeri meg a játékot vagy ha ugyanannyi pontjuk van, akkor a polgári épületek pontjait hasonlítja össze. Ha ez is döntetlen, akkor a játék </w:t>
+        <w:t>Ha senki nem nyert tudományos vagy katonai fölény révén a III. kor vége előtt, akkor a legtöbb győzelmi pontot begyűjtő játékos nyeri meg a játékot vagy ha ugyanannyi pontjuk van, akkor a polgári épületek</w:t>
+      </w:r>
+      <w:r>
+        <w:t xml:space="preserve"> (kék színű)</w:t>
+      </w:r>
+      <w:r>
+        <w:t xml:space="preserve"> </w:t>
+      </w:r>
+      <w:r>
+        <w:t>számosságát</w:t>
+      </w:r>
+      <w:r>
+        <w:t xml:space="preserve"> hasonlítja össze. Ha ez is döntetlen, akkor a játék </w:t>
       </w:r>
       <w:r>
         <w:t>vég</w:t>
@@ -5131,209 +4807,121 @@
     </w:p>
     <w:p>
       <w:pPr>
+        <w:pStyle w:val="Heading1"/>
+      </w:pPr>
+      <w:bookmarkStart w:id="11" w:name="_Toc228335925"/>
+      <w:r>
+        <w:t>Fejlesztői dokumentáció</w:t>
+      </w:r>
+      <w:bookmarkEnd w:id="11"/>
+    </w:p>
+    <w:p>
+      <w:pPr>
+        <w:pStyle w:val="Heading2"/>
+      </w:pPr>
+      <w:bookmarkStart w:id="12" w:name="_Toc228335926"/>
+      <w:r>
+        <w:t>Fejlesztői környezet és futtatás</w:t>
+      </w:r>
+      <w:bookmarkEnd w:id="12"/>
+    </w:p>
+    <w:p>
+      <w:pPr>
+        <w:rPr>
+          <w:lang w:eastAsia="zh-CN"/>
+        </w:rPr>
+      </w:pPr>
+      <w:r>
+        <w:rPr>
+          <w:lang w:eastAsia="zh-CN"/>
+        </w:rPr>
+        <w:t>A rendszer fejlesztése és futtatása több, egymástól jól elkülönülő technológiai környezetben történt. A különböző komponensek fejlesztéséhez eltérő eszközök és verziók kerültek alkalmazásra, igazodva az adott komponens technológiai és futásidejű követelményeihez.</w:t>
+      </w:r>
+    </w:p>
+    <w:p>
+      <w:pPr>
+        <w:rPr>
+          <w:lang w:eastAsia="zh-CN"/>
+        </w:rPr>
+      </w:pPr>
+      <w:r>
+        <w:rPr>
+          <w:lang w:eastAsia="zh-CN"/>
+        </w:rPr>
+        <w:t>A .NET alapú komponensek fejlesztése Microsoft Visual Studio 2022 fejlesztőkörnyezetben történt. A kliensalkalmazás megvalósítása .NET MAUI keretrendszer segítségével készült, .NET 9 célplatformra konfigurálva. A megoldás a .NET ökoszisztémán belül biztosítja a platformfüggetlen grafikus felhasználói felület kialakítását, valamint a közös kódbázis egyszerű karbantarthatóságát.</w:t>
+      </w:r>
+    </w:p>
+    <w:p>
+      <w:pPr>
+        <w:rPr>
+          <w:lang w:eastAsia="zh-CN"/>
+        </w:rPr>
+      </w:pPr>
+      <w:r>
+        <w:rPr>
+          <w:lang w:eastAsia="zh-CN"/>
+        </w:rPr>
+        <w:t>A szerveroldali komponensek és a játéklogika szintén .NET 9 környezetben készültek, egységesen a .NET MAUI alkalmazással kompatibilis konfigurációban. A fejlesztés során számos külső függőség került felhasználásra NuGet csomagok formájában, amelyek a webes kommunikációt, a perzisztenciát, az autentikációt és a mesterséges intelligencia futtatását támogatták. A konkrét csomagverziók a projekt konfigurációs fájljaiban kerülnek rögzítésre.</w:t>
+      </w:r>
+    </w:p>
+    <w:p>
+      <w:pPr>
+        <w:rPr>
+          <w:lang w:eastAsia="zh-CN"/>
+        </w:rPr>
+      </w:pPr>
+      <w:r>
+        <w:rPr>
+          <w:lang w:eastAsia="zh-CN"/>
+        </w:rPr>
+        <w:lastRenderedPageBreak/>
+        <w:t>A mesterséges intelligencia tanításához különálló, Python alapú fejlesztési környezet került alkalmazásra. A tanítási folyamat Python 3.14.4</w:t>
+      </w:r>
+      <w:r>
+        <w:rPr>
+          <w:lang w:eastAsia="zh-CN"/>
+        </w:rPr>
+        <w:t>, illetve 3.12.10</w:t>
+      </w:r>
+      <w:r>
+        <w:rPr>
+          <w:lang w:eastAsia="zh-CN"/>
+        </w:rPr>
+        <w:t xml:space="preserve"> verzióban valósult meg, elkülönülten a .NET alapú futásidejű rendszertől. Ez a megközelítés lehetővé tette a tanításhoz szükséges eszköztár és könyvtárak rugalmas használatát, miközben a futásidejű alkalmazás stabilitása nem sérült.</w:t>
+      </w:r>
+    </w:p>
+    <w:p>
+      <w:pPr>
+        <w:rPr>
+          <w:lang w:eastAsia="zh-CN"/>
+        </w:rPr>
+      </w:pPr>
+      <w:r>
+        <w:rPr>
+          <w:lang w:eastAsia="zh-CN"/>
+        </w:rPr>
+        <w:t>A rendszer futtatása során a különböző komponensek egymástól elkülönítve indíthatók. A kliensalkalmazás a .NET futtatókörnyezeten belül kerül elindításra, míg a webszerver egy különálló szerverfolyamatként működik. A mesterséges intelligencia tanítása opcionálisan, a futásidejű rendszerrel párhuzamosan vagy attól teljesen függetlenül indítható.</w:t>
+      </w:r>
+    </w:p>
+    <w:p>
+      <w:pPr>
+        <w:pStyle w:val="Heading2"/>
+      </w:pPr>
+      <w:bookmarkStart w:id="13" w:name="_Toc228335927"/>
+      <w:r>
+        <w:t>Architektúra</w:t>
+      </w:r>
+      <w:bookmarkEnd w:id="13"/>
+    </w:p>
+    <w:p>
+      <w:pPr>
         <w:pStyle w:val="Heading3"/>
       </w:pPr>
-      <w:bookmarkStart w:id="11" w:name="_Toc228127135"/>
-      <w:r>
-        <w:lastRenderedPageBreak/>
-        <w:t>Segédlet</w:t>
-      </w:r>
-      <w:bookmarkEnd w:id="11"/>
-    </w:p>
-    <w:p>
-      <w:r>
-        <w:t xml:space="preserve">A játék közben </w:t>
-      </w:r>
-      <w:r>
-        <w:t xml:space="preserve">a játékosoknak van lehetőségük megtekinteni a segédletet, aminek az alábbi a jele: </w:t>
-      </w:r>
-    </w:p>
-    <w:p>
-      <w:r>
-        <w:t>A segédlet az alábbiakat tartalmazza:</w:t>
-      </w:r>
-    </w:p>
-    <w:p>
-      <w:pPr>
-        <w:pStyle w:val="ListParagraph"/>
-        <w:numPr>
-          <w:ilvl w:val="0"/>
-          <w:numId w:val="4"/>
-        </w:numPr>
-      </w:pPr>
-      <w:r>
-        <w:t>Kártya elrendezése a különböző korokban</w:t>
-      </w:r>
-    </w:p>
-    <w:p>
-      <w:pPr>
-        <w:pStyle w:val="ListParagraph"/>
-        <w:numPr>
-          <w:ilvl w:val="0"/>
-          <w:numId w:val="4"/>
-        </w:numPr>
-      </w:pPr>
-      <w:r>
-        <w:t>Kártyák listája</w:t>
-      </w:r>
-    </w:p>
-    <w:p>
-      <w:pPr>
-        <w:pStyle w:val="ListParagraph"/>
-        <w:numPr>
-          <w:ilvl w:val="0"/>
-          <w:numId w:val="4"/>
-        </w:numPr>
-      </w:pPr>
-      <w:r>
-        <w:t>Céhkártyák</w:t>
-      </w:r>
-    </w:p>
-    <w:p>
-      <w:pPr>
-        <w:pStyle w:val="ListParagraph"/>
-        <w:numPr>
-          <w:ilvl w:val="0"/>
-          <w:numId w:val="4"/>
-        </w:numPr>
-      </w:pPr>
-      <w:r>
-        <w:t>Csodák</w:t>
-      </w:r>
-    </w:p>
-    <w:p>
-      <w:pPr>
-        <w:pStyle w:val="ListParagraph"/>
-        <w:numPr>
-          <w:ilvl w:val="0"/>
-          <w:numId w:val="4"/>
-        </w:numPr>
-      </w:pPr>
-      <w:r>
-        <w:t>Jelképek leírása</w:t>
-      </w:r>
-    </w:p>
-    <w:p>
-      <w:pPr>
-        <w:pStyle w:val="ListParagraph"/>
-        <w:numPr>
-          <w:ilvl w:val="0"/>
-          <w:numId w:val="4"/>
-        </w:numPr>
-      </w:pPr>
-      <w:r>
-        <w:t>A játék elemei</w:t>
-      </w:r>
-    </w:p>
-    <w:p>
-      <w:pPr>
-        <w:pStyle w:val="Heading1"/>
-      </w:pPr>
-      <w:bookmarkStart w:id="12" w:name="_Toc228127138"/>
-      <w:r>
-        <w:t>Fejlesztői dokumentáció</w:t>
-      </w:r>
-      <w:bookmarkEnd w:id="12"/>
-    </w:p>
-    <w:p>
-      <w:pPr>
-        <w:pStyle w:val="Heading2"/>
-      </w:pPr>
-      <w:bookmarkStart w:id="13" w:name="_Toc228127139"/>
-      <w:r>
-        <w:t>Fejlesztői környezet és futtatás</w:t>
-      </w:r>
-      <w:bookmarkEnd w:id="13"/>
-    </w:p>
-    <w:p>
-      <w:pPr>
-        <w:rPr>
-          <w:lang w:eastAsia="zh-CN"/>
-        </w:rPr>
-      </w:pPr>
-      <w:r>
-        <w:rPr>
-          <w:lang w:eastAsia="zh-CN"/>
-        </w:rPr>
-        <w:t>A rendszer fejlesztése és futtatása több, egymástól jól elkülönülő technológiai környezetben történt. A különböző komponensek fejlesztéséhez eltérő eszközök és verziók kerültek alkalmazásra, igazodva az adott komponens technológiai és futásidejű követelményeihez.</w:t>
-      </w:r>
-    </w:p>
-    <w:p>
-      <w:pPr>
-        <w:rPr>
-          <w:lang w:eastAsia="zh-CN"/>
-        </w:rPr>
-      </w:pPr>
-      <w:r>
-        <w:rPr>
-          <w:lang w:eastAsia="zh-CN"/>
-        </w:rPr>
-        <w:t>A .NET alapú komponensek fejlesztése Microsoft Visual Studio 2022 fejlesztőkörnyezetben történt. A kliensalkalmazás megvalósítása .NET MAUI keretrendszer segítségével készült, .NET 9 célplatformra konfigurálva. A megoldás a .NET ökoszisztémán belül biztosítja a platformfüggetlen grafikus felhasználói felület kialakítását, valamint a közös kódbázis egyszerű karbantarthatóságát.</w:t>
-      </w:r>
-    </w:p>
-    <w:p>
-      <w:pPr>
-        <w:rPr>
-          <w:lang w:eastAsia="zh-CN"/>
-        </w:rPr>
-      </w:pPr>
-      <w:r>
-        <w:rPr>
-          <w:lang w:eastAsia="zh-CN"/>
-        </w:rPr>
-        <w:t>A szerveroldali komponensek és a játéklogika szintén .NET 9 környezetben készültek, egységesen a .NET MAUI alkalmazással kompatibilis konfigurációban. A fejlesztés során számos külső függőség került felhasználásra NuGet csomagok formájában, amelyek a webes kommunikációt, a perzisztenciát, az autentikációt és a mesterséges intelligencia futtatását támogatták. A konkrét csomagverziók a projekt konfigurációs fájljaiban kerülnek rögzítésre.</w:t>
-      </w:r>
-    </w:p>
-    <w:p>
-      <w:pPr>
-        <w:rPr>
-          <w:lang w:eastAsia="zh-CN"/>
-        </w:rPr>
-      </w:pPr>
-      <w:r>
-        <w:rPr>
-          <w:lang w:eastAsia="zh-CN"/>
-        </w:rPr>
-        <w:t xml:space="preserve">A mesterséges intelligencia tanításához különálló, Python alapú fejlesztési környezet került alkalmazásra. A tanítási folyamat Python 3.14.4 verzióban valósult meg, elkülönülten a .NET alapú futásidejű rendszertől. Ez a megközelítés lehetővé tette a tanításhoz szükséges </w:t>
-      </w:r>
-      <w:r>
-        <w:rPr>
-          <w:lang w:eastAsia="zh-CN"/>
-        </w:rPr>
-        <w:lastRenderedPageBreak/>
-        <w:t>eszköztár és könyvtárak rugalmas használatát, miközben a futásidejű alkalmazás stabilitása nem sérült.</w:t>
-      </w:r>
-    </w:p>
-    <w:p>
-      <w:pPr>
-        <w:rPr>
-          <w:lang w:eastAsia="zh-CN"/>
-        </w:rPr>
-      </w:pPr>
-      <w:r>
-        <w:rPr>
-          <w:lang w:eastAsia="zh-CN"/>
-        </w:rPr>
-        <w:t>A rendszer futtatása során a különböző komponensek egymástól elkülönítve indíthatók. A kliensalkalmazás a .NET futtatókörnyezeten belül kerül elindításra, míg a webszerver egy különálló szerverfolyamatként működik. A mesterséges intelligencia tanítása opcionálisan, a futásidejű rendszerrel párhuzamosan vagy attól teljesen függetlenül indítható.</w:t>
-      </w:r>
-    </w:p>
-    <w:p>
-      <w:pPr>
-        <w:pStyle w:val="Heading2"/>
-      </w:pPr>
-      <w:bookmarkStart w:id="14" w:name="_Toc228127140"/>
-      <w:r>
-        <w:t>Architektúra</w:t>
+      <w:bookmarkStart w:id="14" w:name="_Toc228335928"/>
+      <w:r>
+        <w:t>Rendszer komponensei</w:t>
       </w:r>
       <w:bookmarkEnd w:id="14"/>
-    </w:p>
-    <w:p>
-      <w:pPr>
-        <w:pStyle w:val="Heading3"/>
-      </w:pPr>
-      <w:r>
-        <w:t>Rendszer komponensei</w:t>
-      </w:r>
     </w:p>
     <w:p>
       <w:pPr>
@@ -5456,6 +5044,7 @@
         <w:rPr>
           <w:lang w:eastAsia="zh-CN"/>
         </w:rPr>
+        <w:lastRenderedPageBreak/>
         <w:t>Client A</w:t>
       </w:r>
       <w:r>
@@ -5479,124 +5068,138 @@
         <w:t>Továbbá</w:t>
       </w:r>
       <w:r>
-        <w:t xml:space="preserve"> ez a modul tölti be a kompozíciós gyökér </w:t>
-      </w:r>
-      <w:r>
+        <w:t xml:space="preserve"> ez a modul tölti be a kompozíciós gyökér (Composition Root) szerepét is</w:t>
+      </w:r>
+      <w:r>
+        <w:t>. A</w:t>
+      </w:r>
+      <w:r>
+        <w:t xml:space="preserve"> függőségek feloldásával és a belső rétegek példányosításával ez a komponens építi fel a rendszer laza csatolású struktúráját.</w:t>
+      </w:r>
+    </w:p>
+    <w:p>
+      <w:r>
+        <w:t>A kliensalkalmazás a Game Engine és a Presenter komponensekkel együttműködve jeleníti meg a játék állapotát, miközben a játékszabályok értelmezését nem végzi el. A technológiai megvalósítás .NET MAUI környezetben történik, amely lehetővé teszi a platformfüggetlen futtatást.</w:t>
+      </w:r>
+    </w:p>
+    <w:p>
+      <w:pPr>
+        <w:pStyle w:val="Heading4"/>
+        <w:rPr>
+          <w:lang w:eastAsia="zh-CN"/>
+        </w:rPr>
+      </w:pPr>
+      <w:r>
+        <w:rPr>
+          <w:lang w:eastAsia="zh-CN"/>
+        </w:rPr>
+        <w:t>Presenter</w:t>
+      </w:r>
+    </w:p>
+    <w:p>
+      <w:r>
+        <w:t>A Presenter komponens felel a játék futásidejű megjelenítése és a játéklogika közötti kapcsolat kezeléséért. Feladata a Game Engine által biztosított objektumok (GameObject-ek) és a Game Logic komponensben található domain szintű objektumok közötti kötés (binding) megvalósítása.</w:t>
+      </w:r>
+    </w:p>
+    <w:p>
+      <w:pPr>
+        <w:rPr>
+          <w:lang w:eastAsia="zh-CN"/>
+        </w:rPr>
+      </w:pPr>
+      <w:r>
+        <w:t xml:space="preserve">A komponens kezeli a játéklogikában keletkező eseményeket, és ezek alapján </w:t>
+      </w:r>
+      <w:r>
+        <w:t>m</w:t>
+      </w:r>
+      <w:r>
+        <w:t>otor</w:t>
+      </w:r>
+      <w:r>
+        <w:t>specifikus műveleteket indít, például vizuális állapotváltozásokat vagy animációk elindítását. A Presenter nem tartalmaz játékszabályokat, kizárólag közvetítő szerepet tölt be, ezzel biztosítva a Game Logic és a Game Engine laza csatolását.</w:t>
+      </w:r>
+    </w:p>
+    <w:p>
+      <w:pPr>
+        <w:pStyle w:val="Heading4"/>
+        <w:rPr>
+          <w:lang w:eastAsia="zh-CN"/>
+        </w:rPr>
+      </w:pPr>
+      <w:r>
+        <w:rPr>
+          <w:lang w:eastAsia="zh-CN"/>
+        </w:rPr>
+        <w:t>Game Engine</w:t>
+      </w:r>
+    </w:p>
+    <w:p>
+      <w:r>
+        <w:t>A Game Engine komponens biztosítja a játék futásidejű technikai infrastruktúráját. Feladata a grafikus megjelenítés, a fizikai szimuláció, az input események kezelése, valamint a játék világának aktualizálása.</w:t>
+      </w:r>
+    </w:p>
+    <w:p>
+      <w:pPr>
+        <w:rPr>
+          <w:lang w:eastAsia="zh-CN"/>
+        </w:rPr>
+      </w:pPr>
+      <w:r>
+        <w:t>A komponens platform</w:t>
+      </w:r>
+      <w:r>
+        <w:noBreakHyphen/>
+        <w:t xml:space="preserve"> és technológiafüggő funkcionalitást valósít meg, azonban nem tartalmaz játékspecifikus szabályokat vagy döntési logikát. A játékmenethez kapcsolódó viselkedés kizárólag a Game Logic komponensben kerül meghatározásra, amely</w:t>
+      </w:r>
+      <w:r>
+        <w:t xml:space="preserve"> a Presenter komponensen keresztül</w:t>
+      </w:r>
+      <w:r>
+        <w:t xml:space="preserve"> a</w:t>
+      </w:r>
+      <w:r>
+        <w:t xml:space="preserve"> játékmotor </w:t>
+      </w:r>
+      <w:r>
+        <w:t>szolgáltatásait használja.</w:t>
+      </w:r>
+    </w:p>
+    <w:p>
+      <w:pPr>
+        <w:pStyle w:val="Heading4"/>
+        <w:rPr>
+          <w:lang w:eastAsia="zh-CN"/>
+        </w:rPr>
+      </w:pPr>
+      <w:r>
+        <w:rPr>
+          <w:lang w:eastAsia="zh-CN"/>
+        </w:rPr>
         <w:lastRenderedPageBreak/>
-        <w:t>(Composition Root) szerepét is</w:t>
-      </w:r>
-      <w:r>
-        <w:t>. A</w:t>
-      </w:r>
-      <w:r>
-        <w:t xml:space="preserve"> függőségek feloldásával és a belső rétegek példányosításával ez a komponens építi fel a rendszer laza csatolású struktúráját.</w:t>
-      </w:r>
-    </w:p>
-    <w:p>
-      <w:r>
-        <w:t>A kliensalkalmazás a Game Engine és a Presenter komponensekkel együttműködve jeleníti meg a játék állapotát, miközben a játékszabályok értelmezését nem végzi el. A technológiai megvalósítás .NET MAUI környezetben történik, amely lehetővé teszi a platformfüggetlen futtatást.</w:t>
-      </w:r>
-    </w:p>
-    <w:p>
-      <w:pPr>
-        <w:pStyle w:val="Heading4"/>
-        <w:rPr>
-          <w:lang w:eastAsia="zh-CN"/>
-        </w:rPr>
-      </w:pPr>
-      <w:r>
-        <w:rPr>
-          <w:lang w:eastAsia="zh-CN"/>
-        </w:rPr>
-        <w:t>Presenter</w:t>
-      </w:r>
-    </w:p>
-    <w:p>
-      <w:r>
-        <w:t>A Presenter komponens felel a játék futásidejű megjelenítése és a játéklogika közötti kapcsolat kezeléséért. Feladata a Game Engine által biztosított objektumok (GameObject-ek) és a Game Logic komponensben található domain szintű objektumok közötti kötés (binding) megvalósítása.</w:t>
-      </w:r>
-    </w:p>
-    <w:p>
-      <w:pPr>
-        <w:rPr>
-          <w:lang w:eastAsia="zh-CN"/>
-        </w:rPr>
-      </w:pPr>
-      <w:r>
-        <w:t xml:space="preserve">A komponens kezeli a játéklogikában keletkező eseményeket, és ezek alapján </w:t>
-      </w:r>
-      <w:r>
-        <w:t>Motor</w:t>
-      </w:r>
-      <w:r>
-        <w:t>specifikus műveleteket indít, például vizuális állapotváltozásokat vagy animációk elindítását. A Presenter nem tartalmaz játékszabályokat, kizárólag közvetítő szerepet tölt be, ezzel biztosítva a Game Logic és a Game Engine laza csatolását.</w:t>
-      </w:r>
-    </w:p>
-    <w:p>
-      <w:pPr>
-        <w:pStyle w:val="Heading4"/>
-        <w:rPr>
-          <w:lang w:eastAsia="zh-CN"/>
-        </w:rPr>
-      </w:pPr>
-      <w:r>
-        <w:rPr>
-          <w:lang w:eastAsia="zh-CN"/>
-        </w:rPr>
-        <w:t>Game Engine</w:t>
-      </w:r>
-    </w:p>
-    <w:p>
-      <w:r>
-        <w:t>A Game Engine komponens biztosítja a játék futásidejű technikai infrastruktúráját. Feladata a grafikus megjelenítés, a fizikai szimuláció, az input események kezelése, valamint a játék világának aktualizálása.</w:t>
-      </w:r>
-    </w:p>
-    <w:p>
-      <w:pPr>
-        <w:rPr>
-          <w:lang w:eastAsia="zh-CN"/>
-        </w:rPr>
-      </w:pPr>
-      <w:r>
-        <w:t>A komponens platform</w:t>
+        <w:t>Game Logic</w:t>
+      </w:r>
+    </w:p>
+    <w:p>
+      <w:r>
+        <w:t>A Game Logic komponens tartalmazza a játék működését meghatározó üzleti logikát és játékszabályokat. Ide tartozik a játékállapot kezelése, az entitások viselkedésének meghatározása, valamint a játékmenethez kapcsolódó döntések meghozatala.</w:t>
+      </w:r>
+    </w:p>
+    <w:p>
+      <w:pPr>
+        <w:rPr>
+          <w:lang w:eastAsia="zh-CN"/>
+        </w:rPr>
+      </w:pPr>
+      <w:r>
+        <w:t>A komponens célzottan platform</w:t>
       </w:r>
       <w:r>
         <w:noBreakHyphen/>
-        <w:t xml:space="preserve"> és technológiafüggő funkcionalitást valósít meg, azonban nem tartalmaz játékspecifikus szabályokat vagy döntési logikát. A játékmenethez kapcsolódó viselkedés kizárólag a Game Logic komponensben kerül meghatározásra, amely az engine szolgáltatásait használja.</w:t>
-      </w:r>
-    </w:p>
-    <w:p>
-      <w:pPr>
-        <w:pStyle w:val="Heading4"/>
-        <w:rPr>
-          <w:lang w:eastAsia="zh-CN"/>
-        </w:rPr>
-      </w:pPr>
-      <w:r>
-        <w:rPr>
-          <w:lang w:eastAsia="zh-CN"/>
-        </w:rPr>
-        <w:t>Game Logic</w:t>
-      </w:r>
-    </w:p>
-    <w:p>
-      <w:r>
-        <w:t>A Game Logic komponens tartalmazza a játék működését meghatározó üzleti logikát és játékszabályokat. Ide tartozik a játékállapot kezelése, az entitások viselkedésének meghatározása, valamint a játékmenethez kapcsolódó döntések meghozatala.</w:t>
-      </w:r>
-    </w:p>
-    <w:p>
-      <w:pPr>
-        <w:rPr>
-          <w:lang w:eastAsia="zh-CN"/>
-        </w:rPr>
-      </w:pPr>
-      <w:r>
-        <w:lastRenderedPageBreak/>
-        <w:t>A komponens célzottan platform</w:t>
-      </w:r>
-      <w:r>
-        <w:noBreakHyphen/>
-        <w:t xml:space="preserve"> és engine</w:t>
+        <w:t xml:space="preserve"> és </w:t>
+      </w:r>
+      <w:r>
+        <w:t>motor</w:t>
       </w:r>
       <w:r>
         <w:noBreakHyphen/>
@@ -5625,7 +5228,13 @@
     </w:p>
     <w:p>
       <w:r>
-        <w:t>Az AI Model Runtime komponens felel a betanított mesterséges intelligencia modell futásidejű használatáért. A modell tanítása különálló, Python alapú környezetben történik, majd a tanítás eredményeként létrejövő modell ONNX formátumban kerül mentésre.</w:t>
+        <w:t xml:space="preserve">Az AI Model Runtime komponens felel a betanított mesterséges intelligencia modell </w:t>
+      </w:r>
+      <w:r>
+        <w:t>futás idejű</w:t>
+      </w:r>
+      <w:r>
+        <w:t xml:space="preserve"> használatáért. A modell tanítása különálló, Python alapú környezetben történik, majd a tanítás eredményeként létrejövő modell ONNX formátumban kerül mentésre.</w:t>
       </w:r>
     </w:p>
     <w:p>
@@ -5693,7 +5302,13 @@
         </w:rPr>
       </w:pPr>
       <w:r>
-        <w:t>A tanítás eredményeként létrejövő modell ONNX formátumban kerül exportálásra, amelyet a rendszer futásidejű komponense használ fel.</w:t>
+        <w:t xml:space="preserve">A tanítás eredményeként létrejövő modell ONNX formátumban kerül exportálásra, amelyet a rendszer </w:t>
+      </w:r>
+      <w:r>
+        <w:t>futás idejű</w:t>
+      </w:r>
+      <w:r>
+        <w:t xml:space="preserve"> komponense használ fel.</w:t>
       </w:r>
     </w:p>
     <w:p>
@@ -5707,17 +5322,35 @@
         <w:rPr>
           <w:lang w:eastAsia="zh-CN"/>
         </w:rPr>
+        <w:lastRenderedPageBreak/>
         <w:t>Database</w:t>
       </w:r>
     </w:p>
     <w:p>
       <w:r>
-        <w:t>A Database komponens felel a rendszerben keletkező adatok perzisztens tárolásáért. Ide tartoznak például a játékállapothoz, felhasználókhoz vagy mesterséges intelligencia modellekhez kapcsolódó adatok.</w:t>
-      </w:r>
-    </w:p>
-    <w:p>
-      <w:r>
-        <w:lastRenderedPageBreak/>
+        <w:t xml:space="preserve">A Database komponens felel a </w:t>
+      </w:r>
+      <w:r>
+        <w:t>web szerveren</w:t>
+      </w:r>
+      <w:r>
+        <w:t xml:space="preserve"> keletkező adatok perzisztens tárolásáért. Ide tartoz</w:t>
+      </w:r>
+      <w:r>
+        <w:t>nak a</w:t>
+      </w:r>
+      <w:r>
+        <w:t xml:space="preserve"> felhasználókhoz vagy </w:t>
+      </w:r>
+      <w:r>
+        <w:t>a ranglistához</w:t>
+      </w:r>
+      <w:r>
+        <w:t xml:space="preserve"> kapcsolódó adatok.</w:t>
+      </w:r>
+    </w:p>
+    <w:p>
+      <w:r>
         <w:t>A komponens kizárólag adattárolási feladatokat lát el, a hozzáférést más komponensek szabályozott módon, adatkezelő vagy kiszolgáló rétegen keresztül végzik. A perzisztens tárolás elkülönítése hozzájárul a rendszer skálázhatóságához és karbantarthatóságához.</w:t>
       </w:r>
     </w:p>
@@ -5728,7 +5361,7 @@
           <w:lang w:eastAsia="zh-CN"/>
         </w:rPr>
       </w:pPr>
-      <w:bookmarkStart w:id="15" w:name="_Toc228127143"/>
+      <w:bookmarkStart w:id="15" w:name="_Toc228335929"/>
       <w:r>
         <w:rPr>
           <w:lang w:eastAsia="zh-CN"/>
@@ -5771,7 +5404,7 @@
           <w:lang w:eastAsia="zh-CN"/>
         </w:rPr>
       </w:pPr>
-      <w:bookmarkStart w:id="16" w:name="_Toc228127144"/>
+      <w:bookmarkStart w:id="16" w:name="_Toc228335930"/>
       <w:r>
         <w:rPr>
           <w:lang w:eastAsia="zh-CN"/>
@@ -5795,6 +5428,106 @@
     </w:p>
     <w:p>
       <w:pPr>
+        <w:rPr>
+          <w:lang w:eastAsia="zh-CN"/>
+        </w:rPr>
+      </w:pPr>
+      <w:r>
+        <w:rPr>
+          <w:lang w:eastAsia="zh-CN"/>
+        </w:rPr>
+        <w:t>A kliensoldali alkalmazás .NET MAUI környezetben készült, amely lehetővé teszi a platformfüggetlen grafikus felhasználói felület kialakítását.</w:t>
+      </w:r>
+    </w:p>
+    <w:p>
+      <w:pPr>
+        <w:rPr>
+          <w:lang w:eastAsia="zh-CN"/>
+        </w:rPr>
+      </w:pPr>
+      <w:r>
+        <w:rPr>
+          <w:lang w:eastAsia="zh-CN"/>
+        </w:rPr>
+        <w:t>A mesterséges intelligencia futásidejű kiértékelése ML.NET segítségével történik. A betanított ONNX modellek infrastruktúra-független módon kerülnek felhasználásra.</w:t>
+      </w:r>
+    </w:p>
+    <w:p>
+      <w:pPr>
+        <w:rPr>
+          <w:lang w:eastAsia="zh-CN"/>
+        </w:rPr>
+      </w:pPr>
+      <w:r>
+        <w:rPr>
+          <w:lang w:eastAsia="zh-CN"/>
+        </w:rPr>
+        <w:t>A mesterséges intelligencia tanítása Python környezetben történik a Stable Baselines3 keretrendszer segítségével, elkülönítve a futásidejű rendszertől.</w:t>
+      </w:r>
+    </w:p>
+    <w:p>
+      <w:pPr>
+        <w:rPr>
+          <w:lang w:eastAsia="zh-CN"/>
+        </w:rPr>
+      </w:pPr>
+      <w:r>
+        <w:rPr>
+          <w:lang w:eastAsia="zh-CN"/>
+        </w:rPr>
+        <w:t xml:space="preserve">A </w:t>
+      </w:r>
+      <w:r>
+        <w:rPr>
+          <w:lang w:eastAsia="zh-CN"/>
+        </w:rPr>
+        <w:t xml:space="preserve">web szerveren a </w:t>
+      </w:r>
+      <w:r>
+        <w:rPr>
+          <w:lang w:eastAsia="zh-CN"/>
+        </w:rPr>
+        <w:t>felsőbb rétegek közötti kommunikáció Web API-n keresztül valósul meg, valós idejű adatcserére pedig SignalR kerül alkalmazásra.</w:t>
+      </w:r>
+    </w:p>
+    <w:p>
+      <w:pPr>
+        <w:pStyle w:val="Heading3"/>
+        <w:rPr>
+          <w:lang w:eastAsia="zh-CN"/>
+        </w:rPr>
+      </w:pPr>
+      <w:bookmarkStart w:id="17" w:name="_Toc228335931"/>
+      <w:r>
+        <w:rPr>
+          <w:lang w:eastAsia="zh-CN"/>
+        </w:rPr>
+        <w:t>Komponensek implementációja</w:t>
+      </w:r>
+      <w:bookmarkEnd w:id="17"/>
+    </w:p>
+    <w:p>
+      <w:pPr>
+        <w:rPr>
+          <w:lang w:eastAsia="zh-CN"/>
+        </w:rPr>
+      </w:pPr>
+      <w:r>
+        <w:rPr>
+          <w:lang w:eastAsia="zh-CN"/>
+        </w:rPr>
+        <w:t>Ebben a fejezetben kerül bemutatásra az egyes architekturális komponensek konkrét megvalósítása. A leírás a komponensek közötti együttműködésre, illetve a felelősségi határok gyakorlati érvényesítésére fókuszál, nem pedig a részletes implementációs vagy API</w:t>
+      </w:r>
+      <w:r>
+        <w:rPr>
+          <w:lang w:eastAsia="zh-CN"/>
+        </w:rPr>
+        <w:noBreakHyphen/>
+        <w:t>szintű megoldásokra.</w:t>
+      </w:r>
+    </w:p>
+    <w:p>
+      <w:pPr>
         <w:pStyle w:val="Heading4"/>
         <w:rPr>
           <w:lang w:eastAsia="zh-CN"/>
@@ -5804,239 +5537,32 @@
         <w:rPr>
           <w:lang w:eastAsia="zh-CN"/>
         </w:rPr>
-        <w:t>.NET MAUI</w:t>
-      </w:r>
-      <w:r>
-        <w:rPr>
-          <w:lang w:eastAsia="zh-CN"/>
-        </w:rPr>
-        <w:t xml:space="preserve"> – </w:t>
-      </w:r>
-      <w:r>
-        <w:rPr>
-          <w:lang w:eastAsia="zh-CN"/>
-        </w:rPr>
-        <w:t>k</w:t>
-      </w:r>
-      <w:r>
-        <w:rPr>
-          <w:lang w:eastAsia="zh-CN"/>
-        </w:rPr>
-        <w:t>liensalkalmazás</w:t>
-      </w:r>
-    </w:p>
-    <w:p>
-      <w:pPr>
-        <w:rPr>
-          <w:lang w:eastAsia="zh-CN"/>
-        </w:rPr>
-      </w:pPr>
-      <w:r>
-        <w:rPr>
-          <w:lang w:eastAsia="zh-CN"/>
-        </w:rPr>
-        <w:t>A kliensoldali alkalmazás .NET MAUI környezetben készült, amely lehetővé teszi a platformfüggetlen grafikus felhasználói felület kialakítását.</w:t>
-      </w:r>
-    </w:p>
-    <w:p>
-      <w:pPr>
-        <w:pStyle w:val="Heading4"/>
-        <w:rPr>
-          <w:lang w:eastAsia="zh-CN"/>
-        </w:rPr>
-      </w:pPr>
-      <w:r>
-        <w:rPr>
-          <w:lang w:eastAsia="zh-CN"/>
-        </w:rPr>
-        <w:t xml:space="preserve">ML.NET </w:t>
-      </w:r>
-      <w:r>
-        <w:rPr>
-          <w:lang w:eastAsia="zh-CN"/>
-        </w:rPr>
-        <w:t xml:space="preserve">- </w:t>
-      </w:r>
-      <w:r>
-        <w:rPr>
-          <w:lang w:eastAsia="zh-CN"/>
-        </w:rPr>
-        <w:t>AI futtatás</w:t>
-      </w:r>
-    </w:p>
-    <w:p>
-      <w:pPr>
-        <w:rPr>
-          <w:lang w:eastAsia="zh-CN"/>
-        </w:rPr>
-      </w:pPr>
-      <w:r>
-        <w:rPr>
-          <w:lang w:eastAsia="zh-CN"/>
-        </w:rPr>
-        <w:t>A mesterséges intelligencia futásidejű kiértékelése ML.NET segítségével történik. A betanított ONNX modellek infrastruktúra-független módon kerülnek felhasználásra.</w:t>
-      </w:r>
-    </w:p>
-    <w:p>
-      <w:pPr>
-        <w:pStyle w:val="Heading4"/>
-        <w:rPr>
-          <w:lang w:eastAsia="zh-CN"/>
-        </w:rPr>
-      </w:pPr>
-      <w:r>
-        <w:rPr>
-          <w:lang w:eastAsia="zh-CN"/>
-        </w:rPr>
-        <w:t xml:space="preserve">Python + Stable </w:t>
-      </w:r>
-      <w:r>
-        <w:rPr>
-          <w:lang w:eastAsia="zh-CN"/>
-        </w:rPr>
-        <w:t>B</w:t>
-      </w:r>
-      <w:r>
-        <w:rPr>
-          <w:lang w:eastAsia="zh-CN"/>
-        </w:rPr>
-        <w:t>aseline</w:t>
-      </w:r>
-      <w:r>
-        <w:rPr>
-          <w:lang w:eastAsia="zh-CN"/>
-        </w:rPr>
-        <w:t>s</w:t>
-      </w:r>
-      <w:r>
-        <w:rPr>
-          <w:lang w:eastAsia="zh-CN"/>
-        </w:rPr>
-        <w:t>3 – AI tanítás</w:t>
-      </w:r>
-    </w:p>
-    <w:p>
-      <w:pPr>
-        <w:rPr>
-          <w:lang w:eastAsia="zh-CN"/>
-        </w:rPr>
-      </w:pPr>
-      <w:r>
-        <w:rPr>
-          <w:lang w:eastAsia="zh-CN"/>
-        </w:rPr>
-        <w:t>A mesterséges intelligencia tanítása Python környezetben történik a Stable Baselines3 keretrendszer segítségével, elkülönítve a futásidejű rendszertől.</w:t>
-      </w:r>
-    </w:p>
-    <w:p>
-      <w:pPr>
-        <w:pStyle w:val="Heading4"/>
-        <w:rPr>
-          <w:lang w:eastAsia="zh-CN"/>
-        </w:rPr>
-      </w:pPr>
-      <w:r>
-        <w:rPr>
-          <w:lang w:eastAsia="zh-CN"/>
-        </w:rPr>
-        <w:t xml:space="preserve">Web API + SignalR – </w:t>
-      </w:r>
-      <w:r>
-        <w:rPr>
-          <w:lang w:eastAsia="zh-CN"/>
-        </w:rPr>
-        <w:t>w</w:t>
-      </w:r>
-      <w:r>
-        <w:rPr>
-          <w:lang w:eastAsia="zh-CN"/>
-        </w:rPr>
-        <w:t>eb szerver</w:t>
-      </w:r>
-    </w:p>
-    <w:p>
-      <w:pPr>
-        <w:rPr>
-          <w:lang w:eastAsia="zh-CN"/>
-        </w:rPr>
-      </w:pPr>
-      <w:r>
-        <w:rPr>
-          <w:lang w:eastAsia="zh-CN"/>
-        </w:rPr>
-        <w:t>A felsőbb rétegek közötti kommunikáció Web API-n keresztül valósul meg, valós idejű adatcserére pedig SignalR kerül alkalmazásra.</w:t>
-      </w:r>
-    </w:p>
-    <w:p>
-      <w:pPr>
-        <w:spacing w:after="160" w:line="259" w:lineRule="auto"/>
-        <w:jc w:val="left"/>
-        <w:rPr>
-          <w:lang w:eastAsia="zh-CN"/>
-        </w:rPr>
-      </w:pPr>
-      <w:r>
-        <w:rPr>
-          <w:lang w:eastAsia="zh-CN"/>
-        </w:rPr>
-        <w:br w:type="page"/>
-      </w:r>
-    </w:p>
-    <w:p>
-      <w:pPr>
-        <w:pStyle w:val="Heading3"/>
-        <w:rPr>
-          <w:lang w:eastAsia="zh-CN"/>
-        </w:rPr>
-      </w:pPr>
-      <w:bookmarkStart w:id="17" w:name="_Toc228127145"/>
-      <w:r>
-        <w:rPr>
-          <w:lang w:eastAsia="zh-CN"/>
-        </w:rPr>
         <w:lastRenderedPageBreak/>
-        <w:t>Projektstruktúra</w:t>
-      </w:r>
-      <w:bookmarkEnd w:id="17"/>
-    </w:p>
-    <w:p>
-      <w:pPr>
-        <w:rPr>
-          <w:lang w:eastAsia="zh-CN"/>
-        </w:rPr>
-      </w:pPr>
-      <w:r>
-        <w:rPr>
-          <w:lang w:eastAsia="zh-CN"/>
-        </w:rPr>
-        <w:t>A rendszer több projektből áll, amelyek a korábban bemutatott komponensekhez igazodva kerültek kialakításra. A projektek elkülönítése elősegíti a moduláris fejlesztést és a kód újrahasznosíthatóságát.</w:t>
-      </w:r>
-    </w:p>
-    <w:p>
-      <w:pPr>
-        <w:pStyle w:val="Heading4"/>
-        <w:rPr>
-          <w:lang w:eastAsia="zh-CN"/>
-        </w:rPr>
-      </w:pPr>
-      <w:r>
-        <w:rPr>
-          <w:lang w:eastAsia="zh-CN"/>
-        </w:rPr>
-        <w:t>SevenWonders.UI</w:t>
-      </w:r>
-    </w:p>
-    <w:p>
-      <w:pPr>
-        <w:rPr>
-          <w:lang w:eastAsia="zh-CN"/>
-        </w:rPr>
-      </w:pPr>
-      <w:r>
-        <w:rPr>
-          <w:lang w:eastAsia="zh-CN"/>
-        </w:rPr>
-        <w:t xml:space="preserve">A </w:t>
+        <w:t>Client Application</w:t>
+      </w:r>
+    </w:p>
+    <w:p>
+      <w:r>
+        <w:t>A Client Application komponens megvalósítása a felhasználói interakciók kezelésére és a rendszer aktuális állapotának megjelenítésére összpontosít. A kliens oldalon nem kerül sor játékszabályok kiértékelésére vagy üzleti logika megvalósítására, ezeket kizárólag a megfelelő belső komponensek végzik.</w:t>
+      </w:r>
+    </w:p>
+    <w:p>
+      <w:pPr>
+        <w:rPr>
+          <w:lang w:eastAsia="zh-CN"/>
+        </w:rPr>
+      </w:pPr>
+      <w:r>
+        <w:rPr>
+          <w:lang w:eastAsia="zh-CN"/>
+        </w:rPr>
+        <w:t>Ez a komponens a</w:t>
+      </w:r>
+      <w:r>
+        <w:rPr>
+          <w:lang w:eastAsia="zh-CN"/>
+        </w:rPr>
+        <w:t xml:space="preserve"> </w:t>
       </w:r>
       <w:r>
         <w:rPr>
@@ -6050,7 +5576,19 @@
         <w:rPr>
           <w:lang w:eastAsia="zh-CN"/>
         </w:rPr>
-        <w:t xml:space="preserve"> projekt tartalmazza a felhasználók által közvetlenül használt kliensalkalmazást. A projekt magában foglalja a grafikus felhasználói felület nézeteit (Views), a hozzájuk tartozó ViewModel</w:t>
+        <w:t xml:space="preserve"> projekt</w:t>
+      </w:r>
+      <w:r>
+        <w:rPr>
+          <w:lang w:eastAsia="zh-CN"/>
+        </w:rPr>
+        <w:t>ben valósul meg</w:t>
+      </w:r>
+      <w:r>
+        <w:rPr>
+          <w:lang w:eastAsia="zh-CN"/>
+        </w:rPr>
+        <w:t>. A projekt magában foglalja a grafikus felhasználói felület nézeteit (Views), a hozzájuk tartozó ViewModel</w:t>
       </w:r>
       <w:r>
         <w:rPr>
@@ -6062,29 +5600,21 @@
     </w:p>
     <w:p>
       <w:pPr>
-        <w:pStyle w:val="Heading4"/>
-        <w:rPr>
-          <w:lang w:eastAsia="zh-CN"/>
-        </w:rPr>
-      </w:pPr>
-      <w:r>
-        <w:rPr>
-          <w:lang w:eastAsia="zh-CN"/>
-        </w:rPr>
-        <w:t>SevenWonders.Common</w:t>
-      </w:r>
-    </w:p>
-    <w:p>
-      <w:pPr>
-        <w:rPr>
-          <w:lang w:eastAsia="zh-CN"/>
-        </w:rPr>
-      </w:pPr>
-      <w:r>
-        <w:rPr>
-          <w:lang w:eastAsia="zh-CN"/>
-        </w:rPr>
-        <w:t xml:space="preserve">A </w:t>
+        <w:rPr>
+          <w:lang w:eastAsia="zh-CN"/>
+        </w:rPr>
+      </w:pPr>
+      <w:r>
+        <w:rPr>
+          <w:lang w:eastAsia="zh-CN"/>
+        </w:rPr>
+        <w:t>Továbbá ehhez a komponenshez tartozik a</w:t>
+      </w:r>
+      <w:r>
+        <w:rPr>
+          <w:lang w:eastAsia="zh-CN"/>
+        </w:rPr>
+        <w:t xml:space="preserve"> </w:t>
       </w:r>
       <w:r>
         <w:rPr>
@@ -6092,54 +5622,77 @@
           <w:iCs/>
           <w:lang w:eastAsia="zh-CN"/>
         </w:rPr>
-        <w:t>SevenWonders.Common</w:t>
-      </w:r>
-      <w:r>
-        <w:rPr>
-          <w:lang w:eastAsia="zh-CN"/>
-        </w:rPr>
-        <w:t xml:space="preserve"> projekt általános célú, több komponens által is felhasználható osztályokat tartalmaz. Ide tartoznak többek között a logolásért, véletlenszám</w:t>
-      </w:r>
-      <w:r>
-        <w:rPr>
-          <w:lang w:eastAsia="zh-CN"/>
-        </w:rPr>
+        <w:t>SevenWonders.Web.Client.Model</w:t>
+      </w:r>
+      <w:r>
+        <w:rPr>
+          <w:lang w:eastAsia="zh-CN"/>
+        </w:rPr>
+        <w:t xml:space="preserve"> projekt</w:t>
+      </w:r>
+      <w:r>
+        <w:rPr>
+          <w:lang w:eastAsia="zh-CN"/>
+        </w:rPr>
+        <w:t xml:space="preserve">, amely </w:t>
+      </w:r>
+      <w:r>
+        <w:rPr>
+          <w:lang w:eastAsia="zh-CN"/>
+        </w:rPr>
+        <w:t>a webes kliensoldalhoz tartozó kommunikációs osztályokat tartalmazza. Ide tartoznak a szerverhez történő csatlakozás, a felhasználói regisztráció, valamint az üzenetküldés és -fogadás kezeléséért felelős komponensek.</w:t>
+      </w:r>
+    </w:p>
+    <w:p>
+      <w:r>
+        <w:t>A kliensalkalmazás a Presenter komponenssel együttműködve továbbítja a felhasználói bemenetet, valamint fogadja azokat az állapotváltozásokat, amelyek a rendszer működéséből vagy a szerveroldali kommunikációból származnak.</w:t>
+      </w:r>
+    </w:p>
+    <w:p>
+      <w:pPr>
+        <w:pStyle w:val="Heading4"/>
+        <w:rPr>
+          <w:lang w:eastAsia="zh-CN"/>
+        </w:rPr>
+      </w:pPr>
+      <w:r>
+        <w:rPr>
+          <w:lang w:eastAsia="zh-CN"/>
+        </w:rPr>
+        <w:t>Presenter</w:t>
+      </w:r>
+    </w:p>
+    <w:p>
+      <w:r>
+        <w:t>A Presenter komponens implementációja a Game Logic és a Game Engine közötti kapcsolat gyakorlati megvalósítására épül. Feladata a domain szintű játékobjektumok és a megjelenítési rétegben használt GameObject</w:t>
+      </w:r>
+      <w:r>
         <w:noBreakHyphen/>
-        <w:t>generálásért és xml szerializációért felelős komponensek, valamint egyéb, az alkalmazás különböző részeiben hasznos segédosztályok.</w:t>
-      </w:r>
-      <w:r>
-        <w:rPr>
-          <w:lang w:eastAsia="zh-CN"/>
-        </w:rPr>
-        <w:br/>
-        <w:t>A projekt célja a kódduplikáció csökkentése és az egységes működés biztosítása.</w:t>
-      </w:r>
-    </w:p>
-    <w:p>
-      <w:pPr>
-        <w:pStyle w:val="Heading4"/>
-        <w:rPr>
-          <w:lang w:eastAsia="zh-CN"/>
-        </w:rPr>
-      </w:pPr>
-      <w:r>
-        <w:rPr>
-          <w:lang w:eastAsia="zh-CN"/>
-        </w:rPr>
-        <w:t>SevenWonders.Game.Logic</w:t>
-      </w:r>
-    </w:p>
-    <w:p>
-      <w:pPr>
-        <w:rPr>
-          <w:lang w:eastAsia="zh-CN"/>
-        </w:rPr>
-      </w:pPr>
-      <w:r>
-        <w:rPr>
-          <w:lang w:eastAsia="zh-CN"/>
-        </w:rPr>
-        <w:t xml:space="preserve">A </w:t>
+        <w:t>ek közötti kötés létrehozása és fenntartása.</w:t>
+      </w:r>
+    </w:p>
+    <w:p>
+      <w:r>
+        <w:t>Továbbá ez a komponens felelős a játék indításáért beleértve a Game Logic GameLoop metódusának meghívásáért külön szálon, illetve a Game Engine elindításáért is a fő szálon.</w:t>
+      </w:r>
+    </w:p>
+    <w:p>
+      <w:pPr>
+        <w:rPr>
+          <w:lang w:eastAsia="zh-CN"/>
+        </w:rPr>
+      </w:pPr>
+      <w:r>
+        <w:rPr>
+          <w:lang w:eastAsia="zh-CN"/>
+        </w:rPr>
+        <w:t>Ez a komponens a</w:t>
+      </w:r>
+      <w:r>
+        <w:rPr>
+          <w:lang w:eastAsia="zh-CN"/>
+        </w:rPr>
+        <w:t xml:space="preserve"> </w:t>
       </w:r>
       <w:r>
         <w:rPr>
@@ -6147,13 +5700,40 @@
           <w:iCs/>
           <w:lang w:eastAsia="zh-CN"/>
         </w:rPr>
-        <w:t>SevenWonders.Game.Logic</w:t>
-      </w:r>
-      <w:r>
-        <w:rPr>
-          <w:lang w:eastAsia="zh-CN"/>
-        </w:rPr>
-        <w:t xml:space="preserve"> projekt a játék teljes játékmenetéhez kapcsolódó üzleti logikát tartalmazza. Ez a réteg felel a játék objektumainak domain szintű reprezentációjáért, a játékszabályok érvényesítéséért, valamint a játékmenet során keletkező események kezeléséért.</w:t>
+        <w:t>SevenWonders.Game.Presenter</w:t>
+      </w:r>
+      <w:r>
+        <w:rPr>
+          <w:lang w:eastAsia="zh-CN"/>
+        </w:rPr>
+        <w:t xml:space="preserve"> projekt</w:t>
+      </w:r>
+      <w:r>
+        <w:rPr>
+          <w:lang w:eastAsia="zh-CN"/>
+        </w:rPr>
+        <w:t>ben valósul meg</w:t>
+      </w:r>
+      <w:r>
+        <w:rPr>
+          <w:lang w:eastAsia="zh-CN"/>
+        </w:rPr>
+        <w:t>.</w:t>
+      </w:r>
+    </w:p>
+    <w:p>
+      <w:r>
+        <w:t>Az objektumok közötti kapcsolat inicializálása a játék elindítása előtt történik meg. Ebben a fázisban a Presenter lekérdezi a Game Engine és a Game Logic által biztosított releváns objektumokat, amelyeket kulcs–érték párok formájában tárol és ér el a későbbi működés során.</w:t>
+      </w:r>
+    </w:p>
+    <w:p>
+      <w:r>
+        <w:lastRenderedPageBreak/>
+        <w:t>A komponens ezen felül olyan, megjelenítés nélküli GameObject</w:t>
+      </w:r>
+      <w:r>
+        <w:noBreakHyphen/>
+        <w:t>eket is kezel, amelyek kizárólag a térbeli elhelyezéshez szükséges információkat hordozzák. Ezek az objektumok meghatározzák az egyes elemek célpozícióját és orientációját, támogatva a játékbeli objektumok megfelelő mozgatását és animálását a jeleneten belül.</w:t>
       </w:r>
     </w:p>
     <w:p>
@@ -6167,20 +5747,39 @@
         <w:rPr>
           <w:lang w:eastAsia="zh-CN"/>
         </w:rPr>
-        <w:t>SevenWonders.Game.Engine</w:t>
-      </w:r>
-    </w:p>
-    <w:p>
-      <w:pPr>
-        <w:rPr>
-          <w:lang w:eastAsia="zh-CN"/>
-        </w:rPr>
-      </w:pPr>
-      <w:r>
-        <w:rPr>
-          <w:lang w:eastAsia="zh-CN"/>
-        </w:rPr>
-        <w:t xml:space="preserve">A </w:t>
+        <w:t>Game Engine</w:t>
+      </w:r>
+    </w:p>
+    <w:p>
+      <w:pPr>
+        <w:rPr>
+          <w:lang w:eastAsia="zh-CN"/>
+        </w:rPr>
+      </w:pPr>
+      <w:r>
+        <w:rPr>
+          <w:lang w:eastAsia="zh-CN"/>
+        </w:rPr>
+        <w:t>A Game Engine komponens megvalósítása a játék grafikus megjelenítéséért és a futásidejű technikai működésért felel. Az implementáció SkiaSharp grafikus könyvtárra épül, amely hatékony és platformfüggetlen rajzolást tesz lehetővé .NET környezeten belül.</w:t>
+      </w:r>
+    </w:p>
+    <w:p>
+      <w:pPr>
+        <w:rPr>
+          <w:lang w:eastAsia="zh-CN"/>
+        </w:rPr>
+      </w:pPr>
+      <w:r>
+        <w:rPr>
+          <w:lang w:eastAsia="zh-CN"/>
+        </w:rPr>
+        <w:t>Ez a komponens a</w:t>
+      </w:r>
+      <w:r>
+        <w:rPr>
+          <w:lang w:eastAsia="zh-CN"/>
+        </w:rPr>
+        <w:t xml:space="preserve"> </w:t>
       </w:r>
       <w:r>
         <w:rPr>
@@ -6194,34 +5793,38 @@
         <w:rPr>
           <w:lang w:eastAsia="zh-CN"/>
         </w:rPr>
-        <w:t xml:space="preserve"> projekt felel a játékmenet vizuális megjelenítéséért és a futásidejű technikai működésért. Itt találhatók azok az osztályok, amelyek a képernyőn megjelenítésre kerülnek, beleértve az animációk kezelése és a felhasználói bemenet feldolgozása során használt komponenseket.</w:t>
-      </w:r>
-    </w:p>
-    <w:p>
-      <w:pPr>
-        <w:pStyle w:val="Heading4"/>
-        <w:rPr>
-          <w:lang w:eastAsia="zh-CN"/>
-        </w:rPr>
-      </w:pPr>
-      <w:r>
-        <w:rPr>
-          <w:lang w:eastAsia="zh-CN"/>
-        </w:rPr>
-        <w:t>SevenWonders.Game.Presenter</w:t>
-      </w:r>
-    </w:p>
-    <w:p>
-      <w:pPr>
-        <w:rPr>
-          <w:lang w:eastAsia="zh-CN"/>
-        </w:rPr>
-      </w:pPr>
-      <w:r>
-        <w:rPr>
-          <w:lang w:eastAsia="zh-CN"/>
-        </w:rPr>
-        <w:t xml:space="preserve">A </w:t>
+        <w:t xml:space="preserve"> projekt</w:t>
+      </w:r>
+      <w:r>
+        <w:rPr>
+          <w:lang w:eastAsia="zh-CN"/>
+        </w:rPr>
+        <w:t>ben valósul meg</w:t>
+      </w:r>
+      <w:r>
+        <w:rPr>
+          <w:lang w:eastAsia="zh-CN"/>
+        </w:rPr>
+        <w:t>. Itt találhatók azok az osztályok, amelyek a képernyőn megjelenítésre kerülnek, beleértve az animációk kezelése és a felhasználói bemenet feldolgozása során használt komponenseket.</w:t>
+      </w:r>
+    </w:p>
+    <w:p>
+      <w:pPr>
+        <w:rPr>
+          <w:lang w:eastAsia="zh-CN"/>
+        </w:rPr>
+      </w:pPr>
+      <w:r>
+        <w:rPr>
+          <w:lang w:eastAsia="zh-CN"/>
+        </w:rPr>
+        <w:t>Továbbá a</w:t>
+      </w:r>
+      <w:r>
+        <w:rPr>
+          <w:lang w:eastAsia="zh-CN"/>
+        </w:rPr>
+        <w:t xml:space="preserve"> </w:t>
       </w:r>
       <w:r>
         <w:rPr>
@@ -6229,68 +5832,6 @@
           <w:iCs/>
           <w:lang w:eastAsia="zh-CN"/>
         </w:rPr>
-        <w:t>SevenWonders.Game.Presenter</w:t>
-      </w:r>
-      <w:r>
-        <w:rPr>
-          <w:lang w:eastAsia="zh-CN"/>
-        </w:rPr>
-        <w:t xml:space="preserve"> projekt a Game Logic és a Game Engine projektek közötti kapcsolatot valósítja meg. Feladata a játék logikai objektumainak és a megjelenítéshez használt GameObject</w:t>
-      </w:r>
-      <w:r>
-        <w:rPr>
-          <w:lang w:eastAsia="zh-CN"/>
-        </w:rPr>
-        <w:noBreakHyphen/>
-        <w:t xml:space="preserve">ek összerendelése, valamint a Game Logic komponens által kibocsátott </w:t>
-      </w:r>
-      <w:r>
-        <w:rPr>
-          <w:lang w:eastAsia="zh-CN"/>
-        </w:rPr>
-        <w:lastRenderedPageBreak/>
-        <w:t>eseményekre történő feliratkozás.</w:t>
-      </w:r>
-      <w:r>
-        <w:rPr>
-          <w:lang w:eastAsia="zh-CN"/>
-        </w:rPr>
-        <w:br/>
-        <w:t>A projekt felelős továbbá az eseményekhez tartozó animációk elindításáért, valamint a felhasználói input események megfelelő módon történő továbbításáért.</w:t>
-      </w:r>
-    </w:p>
-    <w:p>
-      <w:pPr>
-        <w:pStyle w:val="Heading4"/>
-        <w:rPr>
-          <w:lang w:eastAsia="zh-CN"/>
-        </w:rPr>
-      </w:pPr>
-      <w:r>
-        <w:rPr>
-          <w:lang w:eastAsia="zh-CN"/>
-        </w:rPr>
-        <w:t>SevenWonders.Game.Scene.Editor</w:t>
-      </w:r>
-    </w:p>
-    <w:p>
-      <w:pPr>
-        <w:rPr>
-          <w:lang w:eastAsia="zh-CN"/>
-        </w:rPr>
-      </w:pPr>
-      <w:r>
-        <w:rPr>
-          <w:lang w:eastAsia="zh-CN"/>
-        </w:rPr>
-        <w:t xml:space="preserve">A </w:t>
-      </w:r>
-      <w:r>
-        <w:rPr>
-          <w:i/>
-          <w:iCs/>
-          <w:lang w:eastAsia="zh-CN"/>
-        </w:rPr>
         <w:t>SevenWonders.Game.Scene.Editor</w:t>
       </w:r>
       <w:r>
@@ -6309,580 +5850,14 @@
     </w:p>
     <w:p>
       <w:pPr>
-        <w:pStyle w:val="Heading4"/>
-        <w:rPr>
-          <w:lang w:eastAsia="zh-CN"/>
-        </w:rPr>
-      </w:pPr>
-      <w:r>
-        <w:rPr>
-          <w:lang w:eastAsia="zh-CN"/>
-        </w:rPr>
-        <w:t>SevenWonders.Web.Client.Model</w:t>
-      </w:r>
-    </w:p>
-    <w:p>
-      <w:pPr>
-        <w:rPr>
-          <w:lang w:eastAsia="zh-CN"/>
-        </w:rPr>
-      </w:pPr>
-      <w:r>
-        <w:rPr>
-          <w:lang w:eastAsia="zh-CN"/>
-        </w:rPr>
-        <w:t xml:space="preserve">A </w:t>
-      </w:r>
-      <w:r>
-        <w:rPr>
-          <w:i/>
-          <w:iCs/>
-          <w:lang w:eastAsia="zh-CN"/>
-        </w:rPr>
-        <w:t>SevenWonders.Web.Client.Model</w:t>
-      </w:r>
-      <w:r>
-        <w:rPr>
-          <w:lang w:eastAsia="zh-CN"/>
-        </w:rPr>
-        <w:t xml:space="preserve"> projekt a webes kliensoldalhoz tartozó kommunikációs osztályokat tartalmazza. Ide tartoznak a szerverhez történő csatlakozás, a felhasználói regisztráció, valamint az üzenetküldés és -fogadás kezeléséért felelős komponensek.</w:t>
-      </w:r>
-    </w:p>
-    <w:p>
-      <w:pPr>
-        <w:pStyle w:val="Heading4"/>
-        <w:rPr>
-          <w:lang w:eastAsia="zh-CN"/>
-        </w:rPr>
-      </w:pPr>
-      <w:r>
-        <w:rPr>
-          <w:lang w:eastAsia="zh-CN"/>
-        </w:rPr>
-        <w:t>SevenWonders.Web.Server</w:t>
-      </w:r>
-    </w:p>
-    <w:p>
-      <w:pPr>
-        <w:rPr>
-          <w:lang w:eastAsia="zh-CN"/>
-        </w:rPr>
-      </w:pPr>
-      <w:r>
-        <w:rPr>
-          <w:lang w:eastAsia="zh-CN"/>
-        </w:rPr>
-        <w:t xml:space="preserve">A </w:t>
-      </w:r>
-      <w:r>
-        <w:rPr>
-          <w:i/>
-          <w:iCs/>
-          <w:lang w:eastAsia="zh-CN"/>
-        </w:rPr>
-        <w:t>SevenWonders.Web.Server</w:t>
-      </w:r>
-      <w:r>
-        <w:rPr>
-          <w:lang w:eastAsia="zh-CN"/>
-        </w:rPr>
-        <w:t xml:space="preserve"> projekt a futtatható webszerver alkalmazást valósítja meg. A projekt tartalmazza a vezérlőket (kontrollereket), valamint inicializálja a dependency injection keretrendszert, a SignalR szolgáltatást és a felhasználókezeléshez szükséges egyéb függőségeket.</w:t>
-      </w:r>
-    </w:p>
-    <w:p>
-      <w:pPr>
-        <w:pStyle w:val="Heading4"/>
-        <w:rPr>
-          <w:lang w:eastAsia="zh-CN"/>
-        </w:rPr>
-      </w:pPr>
-      <w:r>
-        <w:rPr>
-          <w:lang w:eastAsia="zh-CN"/>
-        </w:rPr>
-        <w:t>SevenWonders.Web.Server.Model</w:t>
-      </w:r>
-    </w:p>
-    <w:p>
-      <w:pPr>
-        <w:rPr>
-          <w:lang w:eastAsia="zh-CN"/>
-        </w:rPr>
-      </w:pPr>
-      <w:r>
-        <w:rPr>
-          <w:lang w:eastAsia="zh-CN"/>
-        </w:rPr>
-        <w:t xml:space="preserve">A </w:t>
-      </w:r>
-      <w:r>
-        <w:rPr>
-          <w:i/>
-          <w:iCs/>
-          <w:lang w:eastAsia="zh-CN"/>
-        </w:rPr>
-        <w:t>SevenWonders.Web.Server.Model</w:t>
-      </w:r>
-      <w:r>
-        <w:rPr>
-          <w:lang w:eastAsia="zh-CN"/>
-        </w:rPr>
-        <w:t xml:space="preserve"> projekt a szerveroldali üzleti logikát és állapotkezelést tartalmazza. Ide tartozik a várószoba teljes logikája, a kliensek állapotátmeneteinek kezelése, valamint a matchmaking funkció megvalósítása.</w:t>
-      </w:r>
-    </w:p>
-    <w:p>
-      <w:pPr>
-        <w:pStyle w:val="Heading4"/>
-        <w:rPr>
-          <w:lang w:eastAsia="zh-CN"/>
-        </w:rPr>
-      </w:pPr>
-      <w:r>
-        <w:rPr>
-          <w:lang w:eastAsia="zh-CN"/>
-        </w:rPr>
-        <w:t>SevenWonders.Web.Server.Contract</w:t>
-      </w:r>
-    </w:p>
-    <w:p>
-      <w:pPr>
-        <w:rPr>
-          <w:lang w:eastAsia="zh-CN"/>
-        </w:rPr>
-      </w:pPr>
-      <w:r>
-        <w:rPr>
-          <w:lang w:eastAsia="zh-CN"/>
-        </w:rPr>
-        <w:t xml:space="preserve">A </w:t>
-      </w:r>
-      <w:r>
-        <w:rPr>
-          <w:i/>
-          <w:iCs/>
-          <w:lang w:eastAsia="zh-CN"/>
-        </w:rPr>
-        <w:t>SevenWonders.Web.Server.Contract</w:t>
-      </w:r>
-      <w:r>
-        <w:rPr>
-          <w:lang w:eastAsia="zh-CN"/>
-        </w:rPr>
-        <w:t xml:space="preserve"> projekt a web kliens és a web szerver által közösen használt adatstruktúrákat tartalmazza. A projekt kizárólag Data Transfer Object</w:t>
-      </w:r>
-      <w:r>
-        <w:rPr>
-          <w:lang w:eastAsia="zh-CN"/>
-        </w:rPr>
-        <w:noBreakHyphen/>
-        <w:t>eket (DTO) foglal magában, amelyek célja a komponensek közötti adatcsere egységesítése és a kódduplikáció elkerülése.</w:t>
-      </w:r>
-    </w:p>
-    <w:p>
-      <w:pPr>
-        <w:pStyle w:val="Heading4"/>
-        <w:rPr>
-          <w:lang w:eastAsia="zh-CN"/>
-        </w:rPr>
-      </w:pPr>
-      <w:r>
-        <w:rPr>
-          <w:lang w:eastAsia="zh-CN"/>
-        </w:rPr>
-        <w:t>SevenWonders.AI.Model</w:t>
-      </w:r>
-    </w:p>
-    <w:p>
-      <w:pPr>
-        <w:rPr>
-          <w:lang w:eastAsia="zh-CN"/>
-        </w:rPr>
-      </w:pPr>
-      <w:r>
-        <w:rPr>
-          <w:lang w:eastAsia="zh-CN"/>
-        </w:rPr>
-        <w:t xml:space="preserve">A </w:t>
-      </w:r>
-      <w:r>
-        <w:rPr>
-          <w:i/>
-          <w:iCs/>
-          <w:lang w:eastAsia="zh-CN"/>
-        </w:rPr>
-        <w:t>SevenWonders.AI.Model</w:t>
-      </w:r>
-      <w:r>
-        <w:rPr>
-          <w:lang w:eastAsia="zh-CN"/>
-        </w:rPr>
-        <w:t xml:space="preserve"> projekt a mesterséges intelligencia működéséhez szükséges közös interfészeket és osztályokat tartalmazza. Ezek az elemek a state vector kiszámításáért, </w:t>
-      </w:r>
-      <w:r>
-        <w:rPr>
+        <w:keepNext/>
+      </w:pPr>
+      <w:r>
+        <w:rPr>
+          <w:noProof/>
           <w:lang w:eastAsia="zh-CN"/>
         </w:rPr>
         <w:lastRenderedPageBreak/>
-        <w:t>valamint az AI futtatása és tanítása során használt közös adatszerkezetekért felelősek.</w:t>
-      </w:r>
-      <w:r>
-        <w:rPr>
-          <w:lang w:eastAsia="zh-CN"/>
-        </w:rPr>
-        <w:br/>
-        <w:t>A projektet mind a futásidejű rendszer, mind a tanítási folyamat felhasználja.</w:t>
-      </w:r>
-    </w:p>
-    <w:p>
-      <w:pPr>
-        <w:pStyle w:val="Heading4"/>
-        <w:rPr>
-          <w:lang w:eastAsia="zh-CN"/>
-        </w:rPr>
-      </w:pPr>
-      <w:r>
-        <w:rPr>
-          <w:lang w:eastAsia="zh-CN"/>
-        </w:rPr>
-        <w:t>SevenWonders.AI.Trainer.Server</w:t>
-      </w:r>
-    </w:p>
-    <w:p>
-      <w:pPr>
-        <w:rPr>
-          <w:rFonts w:ascii="Segoe UI" w:eastAsia="Times New Roman" w:hAnsi="Segoe UI" w:cs="Segoe UI"/>
-          <w:sz w:val="21"/>
-          <w:szCs w:val="21"/>
-          <w:lang w:eastAsia="zh-CN"/>
-        </w:rPr>
-      </w:pPr>
-      <w:r>
-        <w:rPr>
-          <w:lang w:eastAsia="zh-CN"/>
-        </w:rPr>
-        <w:t>A SevenWonders.AI.Trainer.Server egy C# alapú konzol alkalmazás, amely a mesterséges intelligencia tanítását támogatja szerveroldalon. A tanítás folyamata egy egyszerű TCP socket kapcsolaton keresztül zajlik</w:t>
-      </w:r>
-      <w:r>
-        <w:rPr>
-          <w:lang w:eastAsia="zh-CN"/>
-        </w:rPr>
-        <w:t>, amely gyorsabb kommunikációt</w:t>
-      </w:r>
-      <w:r>
-        <w:rPr>
-          <w:lang w:eastAsia="zh-CN"/>
-        </w:rPr>
-        <w:t xml:space="preserve"> és tan</w:t>
-      </w:r>
-      <w:r>
-        <w:rPr>
-          <w:lang w:eastAsia="zh-CN"/>
-        </w:rPr>
-        <w:t>ítást</w:t>
-      </w:r>
-      <w:r>
-        <w:rPr>
-          <w:lang w:eastAsia="zh-CN"/>
-        </w:rPr>
-        <w:t xml:space="preserve"> eredményez, mint a SignalR keretrendszer használata. </w:t>
-      </w:r>
-      <w:r>
-        <w:rPr>
-          <w:lang w:eastAsia="zh-CN"/>
-        </w:rPr>
-        <w:t>A projekt a SevenWonders.AI.Model komponens segítségével továbbítja a state vector</w:t>
-      </w:r>
-      <w:r>
-        <w:rPr>
-          <w:lang w:eastAsia="zh-CN"/>
-        </w:rPr>
-        <w:noBreakHyphen/>
-        <w:t>t, action mask</w:t>
-      </w:r>
-      <w:r>
-        <w:rPr>
-          <w:lang w:eastAsia="zh-CN"/>
-        </w:rPr>
-        <w:noBreakHyphen/>
-        <w:t>ot és az AI működéséhez szükséges egyéb adatokat</w:t>
-      </w:r>
-      <w:r>
-        <w:rPr>
-          <w:rFonts w:ascii="Segoe UI" w:eastAsia="Times New Roman" w:hAnsi="Segoe UI" w:cs="Segoe UI"/>
-          <w:sz w:val="21"/>
-          <w:szCs w:val="21"/>
-          <w:lang w:eastAsia="zh-CN"/>
-        </w:rPr>
-        <w:t>.</w:t>
-      </w:r>
-    </w:p>
-    <w:p>
-      <w:pPr>
-        <w:pStyle w:val="Heading4"/>
-        <w:rPr>
-          <w:lang w:eastAsia="zh-CN"/>
-        </w:rPr>
-      </w:pPr>
-      <w:r>
-        <w:rPr>
-          <w:lang w:eastAsia="zh-CN"/>
-        </w:rPr>
-        <w:t>SevenWonders.AI.Trainer</w:t>
-      </w:r>
-    </w:p>
-    <w:p>
-      <w:pPr>
-        <w:rPr>
-          <w:lang w:eastAsia="zh-CN"/>
-        </w:rPr>
-      </w:pPr>
-      <w:r>
-        <w:rPr>
-          <w:lang w:eastAsia="zh-CN"/>
-        </w:rPr>
-        <w:t>A SevenWonders.AI.Trainer Python alapú projekt a mesterséges intelligencia tanításának konfigurációját és vezérlését valósítja meg. A projekt felel a tanítás indításáért és leállításáért, valamint a tanítási folyamat során keletkező statisztikák, például a győzelmi arány naplózásáért is, amely lehetővé teszi az AI teljesítményének folyamatos nyomon követését.</w:t>
-      </w:r>
-      <w:r>
-        <w:rPr>
-          <w:lang w:eastAsia="zh-CN"/>
-        </w:rPr>
-        <w:t xml:space="preserve"> </w:t>
-      </w:r>
-      <w:r>
-        <w:rPr>
-          <w:lang w:eastAsia="zh-CN"/>
-        </w:rPr>
-        <w:t>A projekt emellett támogatja a betanított modell ONNX formátumba történő exportálását, amely lehetővé teszi, hogy a kliensalkalmazás C# környezetben, ML.NET használatával futtassa a modellt.</w:t>
-      </w:r>
-    </w:p>
-    <w:p>
-      <w:pPr>
-        <w:pStyle w:val="Heading3"/>
-        <w:rPr>
-          <w:lang w:eastAsia="zh-CN"/>
-        </w:rPr>
-      </w:pPr>
-      <w:bookmarkStart w:id="18" w:name="_Toc228127146"/>
-      <w:r>
-        <w:rPr>
-          <w:lang w:eastAsia="zh-CN"/>
-        </w:rPr>
-        <w:t>Komponensek implementációja</w:t>
-      </w:r>
-      <w:bookmarkEnd w:id="18"/>
-    </w:p>
-    <w:p>
-      <w:pPr>
-        <w:rPr>
-          <w:lang w:eastAsia="zh-CN"/>
-        </w:rPr>
-      </w:pPr>
-      <w:r>
-        <w:rPr>
-          <w:lang w:eastAsia="zh-CN"/>
-        </w:rPr>
-        <w:t>Ebben a fejezetben kerül bemutatásra az egyes architekturális komponensek konkrét megvalósítása. A leírás a komponensek közötti együttműködésre, illetve a felelősségi határok gyakorlati érvényesítésére fókuszál, nem pedig a részletes implementációs vagy API</w:t>
-      </w:r>
-      <w:r>
-        <w:rPr>
-          <w:lang w:eastAsia="zh-CN"/>
-        </w:rPr>
-        <w:noBreakHyphen/>
-        <w:t>szintű megoldásokra.</w:t>
-      </w:r>
-    </w:p>
-    <w:p>
-      <w:pPr>
-        <w:pStyle w:val="Heading4"/>
-        <w:rPr>
-          <w:lang w:eastAsia="zh-CN"/>
-        </w:rPr>
-      </w:pPr>
-      <w:r>
-        <w:rPr>
-          <w:lang w:eastAsia="zh-CN"/>
-        </w:rPr>
-        <w:t>Client Application</w:t>
-      </w:r>
-    </w:p>
-    <w:p>
-      <w:r>
-        <w:t>A Client Application komponens megvalósítása a felhasználói interakciók kezelésére és a rendszer aktuális állapotának megjelenítésére összpontosít. A kliens oldalon nem kerül sor játékszabályok kiértékelésére vagy üzleti logika megvalósítására, ezeket kizárólag a megfelelő belső komponensek végzik.</w:t>
-      </w:r>
-    </w:p>
-    <w:p>
-      <w:r>
-        <w:lastRenderedPageBreak/>
-        <w:t>A kliensalkalmazás a Presenter komponenssel együttműködve továbbítja a felhasználói bemenetet, valamint fogadja azokat az állapotváltozásokat, amelyek a rendszer működéséből vagy a szerveroldali kommunikációból származnak.</w:t>
-      </w:r>
-    </w:p>
-    <w:p>
-      <w:pPr>
-        <w:rPr>
-          <w:lang w:eastAsia="zh-CN"/>
-        </w:rPr>
-      </w:pPr>
-    </w:p>
-    <w:p>
-      <w:pPr>
-        <w:pStyle w:val="Heading4"/>
-        <w:rPr>
-          <w:lang w:eastAsia="zh-CN"/>
-        </w:rPr>
-      </w:pPr>
-      <w:r>
-        <w:rPr>
-          <w:lang w:eastAsia="zh-CN"/>
-        </w:rPr>
-        <w:t>Presenter</w:t>
-      </w:r>
-    </w:p>
-    <w:p>
-      <w:r>
-        <w:t>A Presenter komponens implementációja a Game Logic és a Game Engine közötti kapcsolat gyakorlati megvalósítására épül. Feladata a domain szintű játékobjektumok és a megjelenítési rétegben használt GameObject</w:t>
-      </w:r>
-      <w:r>
-        <w:noBreakHyphen/>
-        <w:t>ek közötti kötés létrehozása és fenntartása.</w:t>
-      </w:r>
-    </w:p>
-    <w:p>
-      <w:r>
-        <w:t>Továbbá ez a komponens felelős a játék indításáért beleértve a Game Logic GameLoop metódusának meghívásáért külön szálon, illetve a Game Engine elindításáért is a fő szálon.</w:t>
-      </w:r>
-    </w:p>
-    <w:p>
-      <w:r>
-        <w:t>A komponens feliratkozik a Game Logic által kibocsátott eseményekre, és azok bekövetkezésekor engine</w:t>
-      </w:r>
-      <w:r>
-        <w:noBreakHyphen/>
-        <w:t>specifikus műveleteket kezdeményez, például animációk elindítását vagy vizuális állapotváltozások végrehajtását. Ez a megoldás biztosítja, hogy a játékszabályok és a megjelenítéshez kapcsolódó logika egymástól elkülönülten maradjanak.</w:t>
-      </w:r>
-    </w:p>
-    <w:p>
-      <w:r>
-        <w:t>Az objektumok közötti kapcsolat inicializálása a játék elindítása előtt történik meg. Ebben a fázisban a Presenter lekérdezi a Game Engine és a Game Logic által biztosított releváns objektumokat, amelyeket kulcs–érték párok formájában tárol és ér el a későbbi működés során.</w:t>
-      </w:r>
-    </w:p>
-    <w:p>
-      <w:r>
-        <w:t>A komponens ezen felül olyan, megjelenítés nélküli GameObject</w:t>
-      </w:r>
-      <w:r>
-        <w:noBreakHyphen/>
-        <w:t>eket is kezel, amelyek kizárólag a térbeli elhelyezéshez szükséges információkat hordozzák. Ezek az objektumok meghatározzák az egyes elemek célpozícióját és orientációját, támogatva a játékbeli objektumok megfelelő mozgatását és animálását a jeleneten belül.</w:t>
-      </w:r>
-    </w:p>
-    <w:p>
-      <w:pPr>
-        <w:pStyle w:val="Heading4"/>
-        <w:rPr>
-          <w:lang w:eastAsia="zh-CN"/>
-        </w:rPr>
-      </w:pPr>
-      <w:r>
-        <w:rPr>
-          <w:lang w:eastAsia="zh-CN"/>
-        </w:rPr>
-        <w:t>Game Engine</w:t>
-      </w:r>
-    </w:p>
-    <w:p>
-      <w:pPr>
-        <w:rPr>
-          <w:lang w:eastAsia="zh-CN"/>
-        </w:rPr>
-      </w:pPr>
-      <w:r>
-        <w:rPr>
-          <w:lang w:eastAsia="zh-CN"/>
-        </w:rPr>
-        <w:t>A Game Engine komponens megvalósítása a játék grafikus megjelenítéséért és a futásidejű technikai működésért felel. Az implementáció SkiaSharp grafikus könyvtárra épül, amely hatékony és platformfüggetlen rajzolást tesz lehetővé a .NET környezeten belül.</w:t>
-      </w:r>
-    </w:p>
-    <w:p>
-      <w:pPr>
-        <w:rPr>
-          <w:lang w:eastAsia="zh-CN"/>
-        </w:rPr>
-      </w:pPr>
-      <w:r>
-        <w:rPr>
-          <w:lang w:eastAsia="zh-CN"/>
-        </w:rPr>
-        <w:t xml:space="preserve">A rendszer központi eleme az Engine osztály, amely moduláris módon bővíthető további funkcionalitással. Az új komponensek az IComponent interfészen keresztül adhatók hozzá az </w:t>
-      </w:r>
-      <w:r>
-        <w:rPr>
-          <w:lang w:eastAsia="zh-CN"/>
-        </w:rPr>
-        <w:lastRenderedPageBreak/>
-        <w:t>engine</w:t>
-      </w:r>
-      <w:r>
-        <w:rPr>
-          <w:lang w:eastAsia="zh-CN"/>
-        </w:rPr>
-        <w:noBreakHyphen/>
-        <w:t>hez, ami lehetővé teszi a funkcionalitás rugalmas bővítését anélkül, hogy a meglévő kódstruktúrát módosítani kellene.</w:t>
-      </w:r>
-    </w:p>
-    <w:p>
-      <w:pPr>
-        <w:rPr>
-          <w:lang w:eastAsia="zh-CN"/>
-        </w:rPr>
-      </w:pPr>
-      <w:r>
-        <w:rPr>
-          <w:lang w:eastAsia="zh-CN"/>
-        </w:rPr>
-        <w:t>A megjelenítési réteg alapját különböző típusú objektumok alkotják, mint például a GameObject, TextLabel, ButtonObject és Texture osztályok. A rajzolás minden esetben előre betöltött textúrák alapján történik, az engine nem végez közvetlen képgenerálást futásidőben.</w:t>
-      </w:r>
-    </w:p>
-    <w:p>
-      <w:pPr>
-        <w:rPr>
-          <w:lang w:eastAsia="zh-CN"/>
-        </w:rPr>
-      </w:pPr>
-      <w:r>
-        <w:rPr>
-          <w:lang w:eastAsia="zh-CN"/>
-        </w:rPr>
-        <w:t>A Game Engine támogatja a dinamikus felbontáskezelést, és megfelelően reagál az ablakméret változására. Az átméretezés során a betöltött képek kisebb méretű változatai cache</w:t>
-      </w:r>
-      <w:r>
-        <w:rPr>
-          <w:lang w:eastAsia="zh-CN"/>
-        </w:rPr>
-        <w:noBreakHyphen/>
-        <w:t>elésre kerülnek, így elkerülhető a nagy felbontású textúrák folyamatos újraméretezése. Ez a megoldás jelentősen hozzájárul a teljesítmény fenntartásához, különösen nagy méretű képek használata esetén.</w:t>
-      </w:r>
-    </w:p>
-    <w:p>
-      <w:pPr>
-        <w:rPr>
-          <w:lang w:eastAsia="zh-CN"/>
-        </w:rPr>
-      </w:pPr>
-      <w:r>
-        <w:rPr>
-          <w:lang w:eastAsia="zh-CN"/>
-        </w:rPr>
-        <w:t>Az engine kialakítása során kiemelt szempont volt a felelősségek egyértelmű elkülönítése és a teljesítmény optimalizálása, így a komponens hatékonyan és megbízható módon képes kiszolgálni a játék megjelenítési és vezérlési igényeit.</w:t>
-      </w:r>
-    </w:p>
-    <w:p>
-      <w:pPr>
-        <w:keepNext/>
-      </w:pPr>
-      <w:r>
-        <w:rPr>
-          <w:noProof/>
-          <w:lang w:eastAsia="zh-CN"/>
-        </w:rPr>
         <w:drawing>
           <wp:inline distT="0" distB="0" distL="0" distR="0" wp14:anchorId="338AE468" wp14:editId="726935E8">
             <wp:extent cx="5760720" cy="4183380"/>
@@ -6966,7 +5941,6 @@
         <w:rPr>
           <w:lang w:eastAsia="zh-CN"/>
         </w:rPr>
-        <w:lastRenderedPageBreak/>
         <w:t xml:space="preserve">A játékmotor architektúrája az interfész-alapú tervezésre épül, amely biztosítja az alrendszerek közötti laza csatolást és a rendszer hosszú távú karbantarthatóságát. </w:t>
       </w:r>
     </w:p>
@@ -7117,7 +6091,20 @@
         <w:rPr>
           <w:lang w:eastAsia="zh-CN"/>
         </w:rPr>
-        <w:t xml:space="preserve">A polimorfizmusra épülő IComponent modell segítségével a motor egységesen kezeli a különböző játékelemek életciklusát, ami korlátlan és rugalmas bővíthetőséget tesz lehetővé az új játéktípusok bevezetésekor. </w:t>
+        <w:lastRenderedPageBreak/>
+        <w:t xml:space="preserve">A polimorfizmusra épülő IComponent </w:t>
+      </w:r>
+      <w:r>
+        <w:rPr>
+          <w:lang w:eastAsia="zh-CN"/>
+        </w:rPr>
+        <w:t>interfész</w:t>
+      </w:r>
+      <w:r>
+        <w:rPr>
+          <w:lang w:eastAsia="zh-CN"/>
+        </w:rPr>
+        <w:t xml:space="preserve"> segítségével a motor egységesen kezeli a különböző játékelemek életciklusát, ami korlátlan és rugalmas bővíthetőséget tesz lehetővé az új játéktípusok bevezetésekor. </w:t>
       </w:r>
     </w:p>
     <w:p>
@@ -7141,13 +6128,6 @@
     </w:p>
     <w:p>
       <w:pPr>
-        <w:rPr>
-          <w:lang w:eastAsia="zh-CN"/>
-        </w:rPr>
-      </w:pPr>
-    </w:p>
-    <w:p>
-      <w:pPr>
         <w:keepNext/>
       </w:pPr>
       <w:r>
@@ -7155,7 +6135,6 @@
           <w:noProof/>
           <w:lang w:eastAsia="zh-CN"/>
         </w:rPr>
-        <w:lastRenderedPageBreak/>
         <w:drawing>
           <wp:inline distT="0" distB="0" distL="0" distR="0" wp14:anchorId="4945F41A" wp14:editId="1BB255CD">
             <wp:extent cx="5753100" cy="3002280"/>
@@ -7285,7 +6264,26 @@
         <w:rPr>
           <w:lang w:eastAsia="zh-CN"/>
         </w:rPr>
-        <w:t>Az IObjectManager és ISceneManager interfészek biztosítják a játékvilág hierarchikus felépítését és a grafikai rétegek kezelését, lehetővé téve az objektumok dinamikus regisztrációját és elérését anélkül, hogy a vezérlő logikának ismernie kellene a konkrét példányok típusát. Az AnimationManager implementációja modern aszinkron mintákat (TaskCompletionSource, ConcurrentQueue) alkalmaz, ami garantálja, hogy a komplex vizuális folyamatok a logikai szállal szinkronizálva, de nem blokkoló módon fussanak le. Az IAnimation interfész polimorfizmusa révén a rendszer tetszőleges számú egyedi logikával (pl. Movement, CardFlip) bővíthető, így az új animációs típusok hozzáadása nem igényli a meglévő menedzser osztályok módosítását. Ez a moduláris felépítés – kombinálva az IComponent életciklus-kezelésével – magas szintű absztrakciót és rugalmas skálázhatóságot biztosít a motor számára.</w:t>
+        <w:t xml:space="preserve">Az IObjectManager és ISceneManager interfészek biztosítják a játékvilág hierarchikus felépítését és a grafikai rétegek kezelését, lehetővé téve az objektumok dinamikus regisztrációját és elérését anélkül, hogy a vezérlő logikának ismernie kellene a konkrét példányok típusát. Az AnimationManager implementációja modern aszinkron mintákat (TaskCompletionSource, ConcurrentQueue) alkalmaz, ami garantálja, hogy a komplex vizuális folyamatok a logikai szállal szinkronizálva, de nem blokkoló módon fussanak le. Az IAnimation </w:t>
+      </w:r>
+      <w:r>
+        <w:rPr>
+          <w:lang w:eastAsia="zh-CN"/>
+        </w:rPr>
+        <w:lastRenderedPageBreak/>
+        <w:t>interfész polimorfizmusa révén a rendszer tetszőleges számú egyedi logikával (pl. Movement, CardFlip) bővíthető, így az új animációs típusok hozzáadása nem igényli a meglévő menedzser osztályok módosítását. Ez a moduláris felépíté</w:t>
+      </w:r>
+      <w:r>
+        <w:rPr>
+          <w:lang w:eastAsia="zh-CN"/>
+        </w:rPr>
+        <w:t>s</w:t>
+      </w:r>
+      <w:r>
+        <w:rPr>
+          <w:lang w:eastAsia="zh-CN"/>
+        </w:rPr>
+        <w:t xml:space="preserve"> magas szintű absztrakciót és rugalmas skálázhatóságot biztosít a motor számára.</w:t>
       </w:r>
     </w:p>
     <w:p>
@@ -7297,7 +6295,6 @@
           <w:noProof/>
           <w:lang w:eastAsia="zh-CN"/>
         </w:rPr>
-        <w:lastRenderedPageBreak/>
         <w:drawing>
           <wp:inline distT="0" distB="0" distL="0" distR="0" wp14:anchorId="23925079" wp14:editId="3F25F1DF">
             <wp:extent cx="5753100" cy="5158740"/>
@@ -7385,8 +6382,6 @@
       </w:r>
       <w:r>
         <w:rPr>
-          <w:b/>
-          <w:bCs/>
           <w:lang w:eastAsia="zh-CN"/>
         </w:rPr>
         <w:t>hierarchikus adatstruktúrákra</w:t>
@@ -7399,22 +6394,18 @@
       </w:r>
       <w:r>
         <w:rPr>
-          <w:b/>
-          <w:bCs/>
-          <w:lang w:eastAsia="zh-CN"/>
-        </w:rPr>
-        <w:t>erőforrás-elkülönítés</w:t>
-      </w:r>
-      <w:r>
-        <w:rPr>
-          <w:lang w:eastAsia="zh-CN"/>
-        </w:rPr>
-        <w:t xml:space="preserve"> elvére épül, biztosítva a grafikai elemek hatékony betöltését és renderelését. A Scene osztály központi konténerként funkcionál, amely </w:t>
-      </w:r>
-      <w:r>
-        <w:rPr>
-          <w:b/>
-          <w:bCs/>
+          <w:lang w:eastAsia="zh-CN"/>
+        </w:rPr>
+        <w:t xml:space="preserve">erőforrás-elkülönítés </w:t>
+      </w:r>
+      <w:r>
+        <w:rPr>
+          <w:lang w:eastAsia="zh-CN"/>
+        </w:rPr>
+        <w:t xml:space="preserve">elvére épül, biztosítva a grafikai elemek hatékony betöltését és renderelését. A Scene osztály központi konténerként funkcionál, amely </w:t>
+      </w:r>
+      <w:r>
+        <w:rPr>
           <w:lang w:eastAsia="zh-CN"/>
         </w:rPr>
         <w:t>kompozíciós kapcsolatban</w:t>
@@ -7423,12 +6414,155 @@
         <w:rPr>
           <w:lang w:eastAsia="zh-CN"/>
         </w:rPr>
-        <w:t xml:space="preserve"> áll a GraphicsLayer és a Texture példányokkal, garantálva, hogy a jelenet megszűnésekor az összes hozzárendelt grafikai erőforrás is felszabadításra kerüljön. A betöltési folyamat az ISceneLoader interfész mögé van absztrahálva, ami lehetővé teszi a különböző fájlformátumok vagy hálózati források kezelését anélkül, hogy a motor belső állapotát módosítani kellene. Az erőforrások hatékony elérését a TextureRegistry biztosítja, amely szótár alapú társítással (Dictionary) küszöböli ki az ismételt erőforrás-betöltéseket, és egyértelmű azonosítást tesz lehetővé a renderelési folyamat során. Ez az architektúra támogatja a </w:t>
-      </w:r>
-      <w:r>
-        <w:rPr>
-          <w:b/>
-          <w:bCs/>
+        <w:t xml:space="preserve"> áll a GraphicsLayer és a Texture példányokkal, garantálva, hogy a jelenet megszűnésekor az összes hozzárendelt grafikai erőforrás is felszabadításra kerüljön. A betöltési folyamat az ISceneLoader interfész mögé van absztrahálva, ami lehetővé teszi a különböző fájlformátumok kezelését anélkül, hogy a motor belső állapotát módosítani kellene.</w:t>
+      </w:r>
+    </w:p>
+    <w:p>
+      <w:pPr>
+        <w:rPr>
+          <w:lang w:eastAsia="zh-CN"/>
+        </w:rPr>
+      </w:pPr>
+      <w:r>
+        <w:rPr>
+          <w:lang w:eastAsia="zh-CN"/>
+        </w:rPr>
+        <w:lastRenderedPageBreak/>
+        <w:t>A rajzolás minden esetben előre betöltött textúrák alapján történik</w:t>
+      </w:r>
+      <w:r>
+        <w:rPr>
+          <w:lang w:eastAsia="zh-CN"/>
+        </w:rPr>
+        <w:t>, amelyet a Scene osztály LoadTextures metódus</w:t>
+      </w:r>
+      <w:r>
+        <w:rPr>
+          <w:lang w:eastAsia="zh-CN"/>
+        </w:rPr>
+        <w:t xml:space="preserve"> segítségével</w:t>
+      </w:r>
+      <w:r>
+        <w:rPr>
+          <w:lang w:eastAsia="zh-CN"/>
+        </w:rPr>
+        <w:t xml:space="preserve"> lehet betölteni</w:t>
+      </w:r>
+      <w:r>
+        <w:rPr>
+          <w:lang w:eastAsia="zh-CN"/>
+        </w:rPr>
+        <w:t>.</w:t>
+      </w:r>
+    </w:p>
+    <w:p>
+      <w:pPr>
+        <w:rPr>
+          <w:lang w:eastAsia="zh-CN"/>
+        </w:rPr>
+      </w:pPr>
+      <w:r>
+        <w:rPr>
+          <w:lang w:eastAsia="zh-CN"/>
+        </w:rPr>
+        <w:t xml:space="preserve">A </w:t>
+      </w:r>
+      <w:r>
+        <w:rPr>
+          <w:lang w:eastAsia="zh-CN"/>
+        </w:rPr>
+        <w:t>Scene osztály továbbá</w:t>
+      </w:r>
+      <w:r>
+        <w:rPr>
+          <w:lang w:eastAsia="zh-CN"/>
+        </w:rPr>
+        <w:t xml:space="preserve"> támogatja a dinamikus felbontáskezelést, és megfelelően reagál az ablakméret változására</w:t>
+      </w:r>
+      <w:r>
+        <w:rPr>
+          <w:lang w:eastAsia="zh-CN"/>
+        </w:rPr>
+        <w:t>. A Resize metódus segítségével átmérezhető a jelenet és a benne lévő objektumok.</w:t>
+      </w:r>
+    </w:p>
+    <w:p>
+      <w:pPr>
+        <w:rPr>
+          <w:lang w:eastAsia="zh-CN"/>
+        </w:rPr>
+      </w:pPr>
+      <w:r>
+        <w:rPr>
+          <w:lang w:eastAsia="zh-CN"/>
+        </w:rPr>
+        <w:t>Az átméretezés során a betöltött képek kisebb méretű változatai cache</w:t>
+      </w:r>
+      <w:r>
+        <w:rPr>
+          <w:lang w:eastAsia="zh-CN"/>
+        </w:rPr>
+        <w:noBreakHyphen/>
+        <w:t>elésre kerülnek, így elkerülhető a nagy felbontású textúrák folyamatos újra méretezésé</w:t>
+      </w:r>
+      <w:r>
+        <w:rPr>
+          <w:lang w:eastAsia="zh-CN"/>
+        </w:rPr>
+        <w:t xml:space="preserve"> a renderelés folyamata közben</w:t>
+      </w:r>
+      <w:r>
+        <w:rPr>
+          <w:lang w:eastAsia="zh-CN"/>
+        </w:rPr>
+        <w:t>. Ez a megoldás jelentősen hozzájárul a teljesítmény fenntartásához, különösen nagy méretű képek használata esetén</w:t>
+      </w:r>
+      <w:r>
+        <w:rPr>
+          <w:lang w:eastAsia="zh-CN"/>
+        </w:rPr>
+        <w:t>. Ez a működés a Texture osztály Draw és DrawPart metódusában van implementálva.</w:t>
+      </w:r>
+    </w:p>
+    <w:p>
+      <w:pPr>
+        <w:rPr>
+          <w:lang w:eastAsia="zh-CN"/>
+        </w:rPr>
+      </w:pPr>
+      <w:r>
+        <w:rPr>
+          <w:lang w:eastAsia="zh-CN"/>
+        </w:rPr>
+        <w:t xml:space="preserve">A </w:t>
+      </w:r>
+      <w:r>
+        <w:rPr>
+          <w:lang w:eastAsia="zh-CN"/>
+        </w:rPr>
+        <w:t>betöltött textúrák</w:t>
+      </w:r>
+      <w:r>
+        <w:rPr>
+          <w:lang w:eastAsia="zh-CN"/>
+        </w:rPr>
+        <w:t xml:space="preserve"> hatékony elérését a TextureRegistry biztosítja, amely szótár alapú társítással küszöböli ki az ismételt erőforrás-betöltéseket, és egyértelmű azonosítást tesz lehetővé a renderelési folyamat során.</w:t>
+      </w:r>
+    </w:p>
+    <w:p>
+      <w:pPr>
+        <w:rPr>
+          <w:lang w:eastAsia="zh-CN"/>
+        </w:rPr>
+      </w:pPr>
+      <w:r>
+        <w:rPr>
+          <w:lang w:eastAsia="zh-CN"/>
+        </w:rPr>
+        <w:t xml:space="preserve">Ez az architektúra támogatja a </w:t>
+      </w:r>
+      <w:r>
+        <w:rPr>
           <w:lang w:eastAsia="zh-CN"/>
         </w:rPr>
         <w:t>felelősségi körök szétválasztását</w:t>
@@ -7437,25 +6571,19 @@
         <w:rPr>
           <w:lang w:eastAsia="zh-CN"/>
         </w:rPr>
-        <w:t xml:space="preserve">, mivel a vizuális megjelenítés (GraphicsLayer), az adatkezelés </w:t>
-      </w:r>
-      <w:r>
-        <w:rPr>
+        <w:t>, mivel a vizuális megjelenítés (GraphicsLayer), az adatkezelés (TextureRegistry) és az I/O műveletek (SceneLoader) egymástól független, mégis szorosan együttműködő modulokban valósulnak meg.</w:t>
+      </w:r>
+    </w:p>
+    <w:p>
+      <w:pPr>
+        <w:keepNext/>
+      </w:pPr>
+      <w:r>
+        <w:rPr>
+          <w:noProof/>
           <w:lang w:eastAsia="zh-CN"/>
         </w:rPr>
         <w:lastRenderedPageBreak/>
-        <w:t>(TextureRegistry) és az I/O műveletek (SceneLoader) egymástól független, mégis szorosan együttműködő modulokban valósulnak meg.</w:t>
-      </w:r>
-    </w:p>
-    <w:p>
-      <w:pPr>
-        <w:keepNext/>
-      </w:pPr>
-      <w:r>
-        <w:rPr>
-          <w:noProof/>
-          <w:lang w:eastAsia="zh-CN"/>
-        </w:rPr>
         <w:drawing>
           <wp:inline distT="0" distB="0" distL="0" distR="0" wp14:anchorId="2DBCCF88" wp14:editId="3F724DE0">
             <wp:extent cx="5745480" cy="3726180"/>
@@ -7543,8 +6671,6 @@
       </w:r>
       <w:r>
         <w:rPr>
-          <w:b/>
-          <w:bCs/>
           <w:lang w:eastAsia="zh-CN"/>
         </w:rPr>
         <w:t>polimorfizmusra</w:t>
@@ -7557,8 +6683,6 @@
       </w:r>
       <w:r>
         <w:rPr>
-          <w:b/>
-          <w:bCs/>
           <w:lang w:eastAsia="zh-CN"/>
         </w:rPr>
         <w:t>felelősségi körök szétválasztására</w:t>
@@ -7571,8 +6695,6 @@
       </w:r>
       <w:r>
         <w:rPr>
-          <w:b/>
-          <w:bCs/>
           <w:lang w:eastAsia="zh-CN"/>
         </w:rPr>
         <w:t>kompozíciós mintát</w:t>
@@ -7608,14 +6730,53 @@
         <w:rPr>
           <w:lang w:eastAsia="zh-CN"/>
         </w:rPr>
-        <w:t xml:space="preserve">A Game Logic komponens megvalósítása a játék működését meghatározó üzleti logikát és állapotkezelést valósítja meg. A játékmenet irányítása és a játék aktuális állapotának kezelése </w:t>
-      </w:r>
+        <w:t>A Game Logic komponens megvalósítása a játék működését meghatározó üzleti logikát és állapotkezelést valósítja meg. A játékmenet irányítása és a játék aktuális állapotának kezelése több egymásra épülő tervezési minta alkalmazásával történik, kiemelten a State pattern használatával.</w:t>
+      </w:r>
+    </w:p>
+    <w:p>
+      <w:pPr>
+        <w:rPr>
+          <w:lang w:eastAsia="zh-CN"/>
+        </w:rPr>
+      </w:pPr>
       <w:r>
         <w:rPr>
           <w:lang w:eastAsia="zh-CN"/>
         </w:rPr>
         <w:lastRenderedPageBreak/>
-        <w:t>több egymásra épülő tervezési minta alkalmazásával történik, kiemelten a State pattern használatával.</w:t>
+        <w:t>Ez a komponens a</w:t>
+      </w:r>
+      <w:r>
+        <w:rPr>
+          <w:lang w:eastAsia="zh-CN"/>
+        </w:rPr>
+        <w:t xml:space="preserve"> </w:t>
+      </w:r>
+      <w:r>
+        <w:rPr>
+          <w:i/>
+          <w:iCs/>
+          <w:lang w:eastAsia="zh-CN"/>
+        </w:rPr>
+        <w:t>SevenWonders.Game.Logic</w:t>
+      </w:r>
+      <w:r>
+        <w:rPr>
+          <w:lang w:eastAsia="zh-CN"/>
+        </w:rPr>
+        <w:t xml:space="preserve"> projekt</w:t>
+      </w:r>
+      <w:r>
+        <w:rPr>
+          <w:lang w:eastAsia="zh-CN"/>
+        </w:rPr>
+        <w:t>ben valósul meg, amely</w:t>
+      </w:r>
+      <w:r>
+        <w:rPr>
+          <w:lang w:eastAsia="zh-CN"/>
+        </w:rPr>
+        <w:t xml:space="preserve"> a játék teljes játékmenetéhez kapcsolódó üzleti logikát tartalmazza. Ez a réteg felel a játék objektumainak domain szintű reprezentációjáért, a játékszabályok érvényesítéséért, valamint a játékmenet során keletkező események kezeléséért.</w:t>
       </w:r>
     </w:p>
     <w:p>
@@ -7793,7 +6954,14 @@
         <w:rPr>
           <w:lang w:eastAsia="zh-CN"/>
         </w:rPr>
-        <w:t>Game és a GameContext</w:t>
+        <w:t xml:space="preserve">Game és a </w:t>
+      </w:r>
+      <w:r>
+        <w:rPr>
+          <w:lang w:eastAsia="zh-CN"/>
+        </w:rPr>
+        <w:lastRenderedPageBreak/>
+        <w:t>GameContext</w:t>
       </w:r>
       <w:r>
         <w:rPr>
@@ -7811,7 +6979,6 @@
           <w:noProof/>
           <w:lang w:eastAsia="zh-CN"/>
         </w:rPr>
-        <w:lastRenderedPageBreak/>
         <w:drawing>
           <wp:inline distT="0" distB="0" distL="0" distR="0" wp14:anchorId="54511DD3" wp14:editId="46F1FC3F">
             <wp:extent cx="5745480" cy="3924935"/>
@@ -7995,20 +7162,26 @@
         <w:rPr>
           <w:lang w:eastAsia="zh-CN"/>
         </w:rPr>
-        <w:t>A körök kezelését a TurnHandler osztály végzi, amely nemcsak a játékosok közötti váltásért felelős, hanem az olyan speciális eseteket is kezeli, amikor egy játékos a NewTurn effekt hatására újra léphet.</w:t>
-      </w:r>
-    </w:p>
-    <w:p>
-      <w:pPr>
-        <w:rPr>
-          <w:lang w:eastAsia="zh-CN"/>
-        </w:rPr>
-      </w:pPr>
+        <w:t xml:space="preserve">A körök kezelését a TurnHandler osztály végzi, amely nemcsak a </w:t>
+      </w:r>
       <w:r>
         <w:rPr>
           <w:lang w:eastAsia="zh-CN"/>
         </w:rPr>
         <w:lastRenderedPageBreak/>
+        <w:t>játékosok közötti váltásért felelős, hanem az olyan speciális eseteket is kezeli, amikor egy játékos a NewTurn effekt hatására újra léphet.</w:t>
+      </w:r>
+    </w:p>
+    <w:p>
+      <w:pPr>
+        <w:rPr>
+          <w:lang w:eastAsia="zh-CN"/>
+        </w:rPr>
+      </w:pPr>
+      <w:r>
+        <w:rPr>
+          <w:lang w:eastAsia="zh-CN"/>
+        </w:rPr>
         <w:t xml:space="preserve">A </w:t>
       </w:r>
       <w:r>
@@ -8302,14 +7475,8 @@
         <w:rPr>
           <w:lang w:eastAsia="zh-CN"/>
         </w:rPr>
-        <w:t xml:space="preserve">Az ábra a játék különböző játékelemeket reprezentáló osztályait mutatja be. A diagram tartalmazza az egyes kártyatípusok felépítését, valamint azok belső kapcsolatait kompozíciós viszonyokon keresztül. A játékost reprezentáló Player osztály szintén megjelenik, amely a játékmenet során a játékoshoz tartozó játékelemeket kezeli. Az ábrán látható továbbá a </w:t>
-      </w:r>
-      <w:r>
-        <w:rPr>
-          <w:lang w:eastAsia="zh-CN"/>
-        </w:rPr>
         <w:lastRenderedPageBreak/>
-        <w:t>PlayerProperties osztály, amely a játék során kiszámított tulajdonságokat foglalja össze. Ezt az objektumot a Player osztály</w:t>
+        <w:t>Az ábra a játék különböző játékelemeket reprezentáló osztályait mutatja be. A diagram tartalmazza az egyes kártyatípusok felépítését, valamint azok belső kapcsolatait kompozíciós viszonyokon keresztül. A játékost reprezentáló Player osztály szintén megjelenik, amely a játékmenet során a játékoshoz tartozó játékelemeket kezeli. Az ábrán látható továbbá a PlayerProperties osztály, amely a játék során kiszámított tulajdonságokat foglalja össze. Ezt az objektumot a Player osztály</w:t>
       </w:r>
       <w:r>
         <w:rPr>
@@ -8453,6 +7620,7 @@
         <w:rPr>
           <w:lang w:eastAsia="zh-CN"/>
         </w:rPr>
+        <w:lastRenderedPageBreak/>
         <w:t>XML fájlokban kerülnek tárolásra</w:t>
       </w:r>
       <w:r>
@@ -8479,7 +7647,6 @@
           <w:noProof/>
           <w:lang w:eastAsia="zh-CN"/>
         </w:rPr>
-        <w:lastRenderedPageBreak/>
         <w:drawing>
           <wp:inline distT="0" distB="0" distL="0" distR="0" wp14:anchorId="40F6E633" wp14:editId="5AEA0EB0">
             <wp:extent cx="5746750" cy="1905000"/>
@@ -8677,7 +7844,14 @@
         <w:rPr>
           <w:lang w:eastAsia="zh-CN"/>
         </w:rPr>
-        <w:t>A Game Logic komponens eseményvezérelt módon működik, amelyet egy IEventManager interfész tesz lehetővé. Ezen az interfészen keresztül külső komponensek feliratkozhatnak a játék során bekövetkező eseményekre, így a Game Logic nem függ közvetlenül a megjelenítési vagy vezérlési rétegtől</w:t>
+        <w:t xml:space="preserve">A Game Logic komponens eseményvezérelt módon működik, amelyet egy IEventManager interfész tesz lehetővé. Ezen az interfészen keresztül külső komponensek feliratkozhatnak a játék során </w:t>
+      </w:r>
+      <w:r>
+        <w:rPr>
+          <w:lang w:eastAsia="zh-CN"/>
+        </w:rPr>
+        <w:lastRenderedPageBreak/>
+        <w:t>bekövetkező eseményekre, így a Game Logic nem függ közvetlenül a megjelenítési vagy vezérlési rétegtől</w:t>
       </w:r>
       <w:r>
         <w:rPr>
@@ -8696,7 +7870,6 @@
         <w:rPr>
           <w:lang w:eastAsia="zh-CN"/>
         </w:rPr>
-        <w:lastRenderedPageBreak/>
         <w:t xml:space="preserve">Az </w:t>
       </w:r>
       <w:r>
@@ -8877,14 +8050,14 @@
         <w:rPr>
           <w:lang w:eastAsia="zh-CN"/>
         </w:rPr>
-        <w:t xml:space="preserve"> épül, biztosítva a rugalmas választást a specifikus heurisztikák és a gépi tanuláson alapuló algoritmusok között. A rendszer központi egysége az IDecisionRouter, amely a játékos aktuális kontextusa alapján választja ki a megfelelő IDecisionHandler implementációt, így elkerülve a bonyolult, feltételes elágazásokkal teli döntési logikát. Az AIDecisionHandler absztrakciója lehetővé teszi a neurális hálózati modellek integrációját, ahol az állapotvektorok (IGameStateVectorReceiver) és a jutalomfüggvények (IRewardCalculator) aggregációja biztosítja a modell tanításához és futtatásához szükséges adatkörnyezetet. A DecisionRouterFactory alkalmazása garantálja a döntési útválasztó és a hozzá tartozó handler-gyűjtemények tiszta, konfigurálható példányosítását, támogatva a függőség-befecskendezést. Ez a moduláris felépítés lehetővé teszi új döntési pontok (pl. kártyaválasztás, fejlesztés) </w:t>
+        <w:t xml:space="preserve"> épül, biztosítva a rugalmas választást a specifikus heurisztikák és a gépi tanuláson alapuló algoritmusok között. A rendszer központi egysége az IDecisionRouter, amely a játékos aktuális kontextusa alapján választja ki a megfelelő IDecisionHandler implementációt, így elkerülve a bonyolult, feltételes elágazásokkal teli döntési logikát. Az AIDecisionHandler absztrakciója lehetővé teszi a neurális hálózati modellek integrációját, ahol az állapotvektorok (IGameStateVectorReceiver) és a jutalomfüggvények (IRewardCalculator) aggregációja biztosítja a modell tanításához és futtatásához szükséges adatkörnyezetet. A DecisionRouterFactory alkalmazása garantálja a döntési útválasztó és a hozzá tartozó handler-</w:t>
       </w:r>
       <w:r>
         <w:rPr>
           <w:lang w:eastAsia="zh-CN"/>
         </w:rPr>
         <w:lastRenderedPageBreak/>
-        <w:t>bevezetését a meglévő infrastruktúra módosítása nélkül, elősegítve a kód hosszú távú karbantarthatóságát és bővíthetőségét.</w:t>
+        <w:t>gyűjtemények tiszta, konfigurálható példányosítását, támogatva a függőség-befecskendezést. Ez a moduláris felépítés lehetővé teszi új döntési pontok (pl. kártyaválasztás, fejlesztés) bevezetését a meglévő infrastruktúra módosítása nélkül, elősegítve a kód hosszú távú karbantarthatóságát és bővíthetőségét.</w:t>
       </w:r>
     </w:p>
     <w:p>
@@ -9324,36 +8497,17 @@
       </w:r>
       <w:r>
         <w:rPr>
-          <w:lang w:eastAsia="zh-CN"/>
-        </w:rPr>
-        <w:t xml:space="preserve"> és a </w:t>
-      </w:r>
-      <w:r>
-        <w:rPr>
           <w:i/>
           <w:iCs/>
           <w:lang w:eastAsia="zh-CN"/>
         </w:rPr>
-        <w:t>SevenWonders.Web.Server</w:t>
-      </w:r>
-      <w:r>
-        <w:rPr>
-          <w:lang w:eastAsia="zh-CN"/>
-        </w:rPr>
-        <w:t xml:space="preserve"> projektek együttesére épül. A két projekt elkülönítése lehetővé teszi a szerveroldali üzleti logika és a futtatható hoszt környezet szétválasztását.</w:t>
-      </w:r>
-    </w:p>
-    <w:p>
-      <w:pPr>
-        <w:rPr>
-          <w:lang w:eastAsia="zh-CN"/>
-        </w:rPr>
-      </w:pPr>
-      <w:r>
-        <w:rPr>
-          <w:lang w:eastAsia="zh-CN"/>
-        </w:rPr>
-        <w:t xml:space="preserve">A </w:t>
+        <w:t>, SevenWonders.Web.Server.Contract</w:t>
+      </w:r>
+      <w:r>
+        <w:rPr>
+          <w:lang w:eastAsia="zh-CN"/>
+        </w:rPr>
+        <w:t xml:space="preserve"> és a </w:t>
       </w:r>
       <w:r>
         <w:rPr>
@@ -9367,7 +8521,126 @@
         <w:rPr>
           <w:lang w:eastAsia="zh-CN"/>
         </w:rPr>
+        <w:t xml:space="preserve"> projektek együttesére épül. A </w:t>
+      </w:r>
+      <w:r>
+        <w:rPr>
+          <w:lang w:eastAsia="zh-CN"/>
+        </w:rPr>
+        <w:t>három</w:t>
+      </w:r>
+      <w:r>
+        <w:rPr>
+          <w:lang w:eastAsia="zh-CN"/>
+        </w:rPr>
+        <w:t xml:space="preserve"> projekt elkülönítése lehetővé teszi a szerveroldali üzleti logika</w:t>
+      </w:r>
+      <w:r>
+        <w:rPr>
+          <w:lang w:eastAsia="zh-CN"/>
+        </w:rPr>
+        <w:t xml:space="preserve">, </w:t>
+      </w:r>
+      <w:r>
+        <w:rPr>
+          <w:lang w:eastAsia="zh-CN"/>
+        </w:rPr>
+        <w:t>klienssel közösen használt osztályok</w:t>
+      </w:r>
+      <w:r>
+        <w:rPr>
+          <w:lang w:eastAsia="zh-CN"/>
+        </w:rPr>
+        <w:t xml:space="preserve"> és a futtatható hoszt környezet szétválasztását.</w:t>
+      </w:r>
+    </w:p>
+    <w:p>
+      <w:pPr>
+        <w:rPr>
+          <w:lang w:eastAsia="zh-CN"/>
+        </w:rPr>
+      </w:pPr>
+      <w:r>
+        <w:rPr>
+          <w:lang w:eastAsia="zh-CN"/>
+        </w:rPr>
+        <w:t xml:space="preserve">A </w:t>
+      </w:r>
+      <w:r>
+        <w:rPr>
+          <w:i/>
+          <w:iCs/>
+          <w:lang w:eastAsia="zh-CN"/>
+        </w:rPr>
+        <w:t>SevenWonders.Web.Server</w:t>
+      </w:r>
+      <w:r>
+        <w:rPr>
+          <w:lang w:eastAsia="zh-CN"/>
+        </w:rPr>
         <w:t xml:space="preserve"> projekt felelős a szerveroldali környezet inicializálásáért és az alkalmazás futtatásának konfigurálásáért. A szerver indulásakor a szükséges komponensek és szolgáltatások dependency injection segítségével kerülnek regisztrálásra és feloldásra, beleértve a szerveroldali logikát, a SignalR szolgáltatásokat, valamint az autentikációhoz kapcsolódó komponenseket.</w:t>
+      </w:r>
+    </w:p>
+    <w:p>
+      <w:pPr>
+        <w:rPr>
+          <w:lang w:eastAsia="zh-CN"/>
+        </w:rPr>
+      </w:pPr>
+      <w:r>
+        <w:rPr>
+          <w:lang w:eastAsia="zh-CN"/>
+        </w:rPr>
+        <w:t xml:space="preserve">A </w:t>
+      </w:r>
+      <w:r>
+        <w:rPr>
+          <w:i/>
+          <w:iCs/>
+          <w:lang w:eastAsia="zh-CN"/>
+        </w:rPr>
+        <w:t>SevenWonders.Web.Server.Model</w:t>
+      </w:r>
+      <w:r>
+        <w:rPr>
+          <w:lang w:eastAsia="zh-CN"/>
+        </w:rPr>
+        <w:t xml:space="preserve"> projekt a szerveroldali üzleti logikát és állapotkezelést tartalmazza. Ide tartozik a várószoba teljes logikája, a kliensek állapotátmeneteinek kezelése, valamint a matchmaking funkció megvalósítása.</w:t>
+      </w:r>
+    </w:p>
+    <w:p>
+      <w:pPr>
+        <w:rPr>
+          <w:lang w:eastAsia="zh-CN"/>
+        </w:rPr>
+      </w:pPr>
+      <w:r>
+        <w:rPr>
+          <w:lang w:eastAsia="zh-CN"/>
+        </w:rPr>
+        <w:lastRenderedPageBreak/>
+        <w:t xml:space="preserve">A </w:t>
+      </w:r>
+      <w:r>
+        <w:rPr>
+          <w:i/>
+          <w:iCs/>
+          <w:lang w:eastAsia="zh-CN"/>
+        </w:rPr>
+        <w:t>SevenWonders.Web.Server.Contract</w:t>
+      </w:r>
+      <w:r>
+        <w:rPr>
+          <w:lang w:eastAsia="zh-CN"/>
+        </w:rPr>
+        <w:t xml:space="preserve"> projekt a web kliens és a web szerver által közösen használt adatstruktúrákat tartalmazza. A projekt kizárólag Data Transfer Object</w:t>
+      </w:r>
+      <w:r>
+        <w:rPr>
+          <w:lang w:eastAsia="zh-CN"/>
+        </w:rPr>
+        <w:noBreakHyphen/>
+        <w:t>eket (DTO) foglal magában, amelyek célja a komponensek közötti adatcsere egységesítése és a kódduplikáció elkerülése.</w:t>
       </w:r>
     </w:p>
     <w:p>
@@ -9400,7 +8673,6 @@
         <w:rPr>
           <w:lang w:eastAsia="zh-CN"/>
         </w:rPr>
-        <w:lastRenderedPageBreak/>
         <w:t>A felhasználók hitelesítése JWT (JSON Web Token) alapú autentikációval valósul meg, amely biztosítja a kliens–szerver kommunikáció stateless jellegét. A felhasználói fiókok és jogosultságok kezelésére a Microsoft.AspNetCore.Identity keretrendszer kerül alkalmazásra, amely integrált módon támogatja a regisztrációt, bejelentkezést és a jelszókezelést.</w:t>
       </w:r>
     </w:p>
@@ -9509,7 +8781,14 @@
         <w:rPr>
           <w:lang w:eastAsia="zh-CN"/>
         </w:rPr>
-        <w:t>A hálózati kommunikációs réteg architektúrája a SignalR keretrendszerre támaszkodva valósítja meg a bejövő és kimenő üzenetkezelési logikák éles szétválasztását. A ServerHub osztály a menedzser interfészek (IClientManager, IServerMessageDispatcher, IPlayerClientFactory) aggregációjával koordinálja a kliensek interakcióit, miközben az állapottárolást és a feldolgozást delegált alrendszerekbe szervezi. Ezzel párhuzamosan a ServerService az IServerService interfészen keresztül egy magas szintű absztrakciót biztosít az üzleti logika számára, lehetővé téve a csoportos vagy célzott üzenetküldést az IHubContext segítségével, a Hub aktuális életciklusától függetlenül. Ez a strukturált felépítés biztosítja a szerveroldali kommunikáció skálázhatóságát és a komplex hálózati események átlátható kezelését.</w:t>
+        <w:t xml:space="preserve">A hálózati kommunikációs réteg architektúrája a SignalR keretrendszerre támaszkodva valósítja meg a bejövő és kimenő üzenetkezelési logikák éles szétválasztását. A ServerHub osztály a menedzser interfészek (IClientManager, IServerMessageDispatcher, </w:t>
+      </w:r>
+      <w:r>
+        <w:rPr>
+          <w:lang w:eastAsia="zh-CN"/>
+        </w:rPr>
+        <w:lastRenderedPageBreak/>
+        <w:t>IPlayerClientFactory) aggregációjával koordinálja a kliensek interakcióit, miközben az állapottárolást és a feldolgozást delegált alrendszerekbe szervezi. Ezzel párhuzamosan a ServerService az IServerService interfészen keresztül egy magas szintű absztrakciót biztosít az üzleti logika számára, lehetővé téve a csoportos vagy célzott üzenetküldést az IHubContext segítségével, a Hub aktuális életciklusától függetlenül. Ez a strukturált felépítés biztosítja a szerveroldali kommunikáció skálázhatóságát és a komplex hálózati események átlátható kezelését.</w:t>
       </w:r>
     </w:p>
     <w:p>
@@ -9521,7 +8800,6 @@
           <w:noProof/>
           <w:lang w:eastAsia="zh-CN"/>
         </w:rPr>
-        <w:lastRenderedPageBreak/>
         <w:drawing>
           <wp:inline distT="0" distB="0" distL="0" distR="0" wp14:anchorId="67C4A1EA" wp14:editId="7D848A89">
             <wp:extent cx="5760720" cy="2827020"/>
@@ -9750,7 +9028,14 @@
         <w:rPr>
           <w:lang w:eastAsia="zh-CN"/>
         </w:rPr>
-        <w:t xml:space="preserve"> (PlayerClientFactory, PlayerStateFactory) vezérlik, ami lehetővé teszi a függőségek tiszta injektálását és a példányosítási logika központosítását. A csatlakozott kliensek globális nyilvántartásáért a ClientManager felel, amely szálbiztos gyűjteményben (ConcurrentDictionary) tárolja az aktív kapcsolatokat, garantálva a gyors elérést és a hatékony erőforrás-kezelést a párhuzamos kiszolgálási környezetben.</w:t>
+        <w:t xml:space="preserve"> (PlayerClientFactory, PlayerStateFactory) vezérlik, ami lehetővé teszi a függőségek tiszta injektálását és a </w:t>
+      </w:r>
+      <w:r>
+        <w:rPr>
+          <w:lang w:eastAsia="zh-CN"/>
+        </w:rPr>
+        <w:lastRenderedPageBreak/>
+        <w:t>példányosítási logika központosítását. A csatlakozott kliensek globális nyilvántartásáért a ClientManager felel, amely szálbiztos gyűjteményben (ConcurrentDictionary) tárolja az aktív kapcsolatokat, garantálva a gyors elérést és a hatékony erőforrás-kezelést a párhuzamos kiszolgálási környezetben.</w:t>
       </w:r>
     </w:p>
     <w:p>
@@ -9762,7 +9047,6 @@
           <w:noProof/>
           <w:lang w:eastAsia="zh-CN"/>
         </w:rPr>
-        <w:lastRenderedPageBreak/>
         <w:drawing>
           <wp:inline distT="0" distB="0" distL="0" distR="0" wp14:anchorId="60C3A5A0" wp14:editId="4CB5CEB4">
             <wp:extent cx="5745480" cy="4671060"/>
@@ -9850,8 +9134,6 @@
       </w:r>
       <w:r>
         <w:rPr>
-          <w:b/>
-          <w:bCs/>
           <w:lang w:eastAsia="zh-CN"/>
         </w:rPr>
         <w:t>Mediator és Observer tervezési minták</w:t>
@@ -9860,7 +9142,26 @@
         <w:rPr>
           <w:lang w:eastAsia="zh-CN"/>
         </w:rPr>
-        <w:t xml:space="preserve"> elveire épül, biztosítva a beérkező hálózati csomagok típusbiztos és hatékony szétosztását a feldolgozó egységek felé. A ServerMessageDispatcher központi egységként koordinálja az útválasztást, miközben a regisztrációs folyamatokat az IMessageRegisterer interfész mögé delegálja, így választva szét az üzenetek kézbesítését a feliratkozások kezelésétől. A rendszer generikus delegáltakat (MessageHandlerDelegate) és szótár alapú társítást alkalmaz a hívások dinamikus feloldására, ami lehetővé teszi új üzenettípusok és kezelők hozzáadását a maglogika módosítása nélkül. A LobbyMessageHandlers osztály implementációja jól példázza a konkrét üzleti logika elkülönítését, amely az IMessageHandler interfészen keresztül, laza csatolással kapcsolódik a diszpécserhez. Ez az architektúra garantálja a szerver skálázhatóságát és tesztelhetőségét, miközben az IDisposable interfész megvalósításával biztosítja a regisztrációk tiszta felszabadítását a rendszer leállításakor.</w:t>
+        <w:t xml:space="preserve"> elveire épül, biztosítva a beérkező hálózati csomagok típusbiztos és hatékony szétosztását a feldolgozó egységek felé. A ServerMessageDispatcher központi egységként koordinálja az útválasztást, miközben a regisztrációs folyamatokat az IMessageRegisterer interfész mögé delegálja, így választva szét az üzenetek kézbesítését a feliratkozások kezelésétől. A rendszer generikus delegáltakat (MessageHandlerDelegate) és szótár alapú társítást alkalmaz a hívások dinamikus feloldására, ami lehetővé teszi új üzenettípusok és kezelők hozzáadását.</w:t>
+      </w:r>
+      <w:r>
+        <w:rPr>
+          <w:lang w:eastAsia="zh-CN"/>
+        </w:rPr>
+        <w:t xml:space="preserve"> </w:t>
+      </w:r>
+      <w:r>
+        <w:rPr>
+          <w:lang w:eastAsia="zh-CN"/>
+        </w:rPr>
+        <w:t xml:space="preserve">A LobbyMessageHandlers osztály implementációja jól példázza a konkrét üzleti logika elkülönítését, amely az IMessageHandler interfészen keresztül, laza csatolással kapcsolódik a </w:t>
+      </w:r>
+      <w:r>
+        <w:rPr>
+          <w:lang w:eastAsia="zh-CN"/>
+        </w:rPr>
+        <w:lastRenderedPageBreak/>
+        <w:t>diszpécserhez. Ez az architektúra garantálja a szerver skálázhatóságát és tesztelhetőségét, miközben az IDisposable interfész megvalósításával biztosítja a regisztrációk tiszta felszabadítását a rendszer leállításakor.</w:t>
       </w:r>
     </w:p>
     <w:p>
@@ -9872,7 +9173,6 @@
           <w:noProof/>
           <w:lang w:eastAsia="zh-CN"/>
         </w:rPr>
-        <w:lastRenderedPageBreak/>
         <w:drawing>
           <wp:inline distT="0" distB="0" distL="0" distR="0" wp14:anchorId="75C7B896" wp14:editId="0A015399">
             <wp:extent cx="5753100" cy="3497580"/>
@@ -10543,7 +9843,19 @@
           <w:lang w:eastAsia="zh-CN"/>
         </w:rPr>
         <w:noBreakHyphen/>
-        <w:t>környezet rugalmasan módosítható, anélkül hogy a forráskód megváltoztatására lenne szükség.</w:t>
+        <w:t xml:space="preserve">környezet rugalmasan módosítható, </w:t>
+      </w:r>
+      <w:r>
+        <w:rPr>
+          <w:lang w:eastAsia="zh-CN"/>
+        </w:rPr>
+        <w:t>anélkül,</w:t>
+      </w:r>
+      <w:r>
+        <w:rPr>
+          <w:lang w:eastAsia="zh-CN"/>
+        </w:rPr>
+        <w:t xml:space="preserve"> hogy a forráskód megváltoztatására lenne szükség.</w:t>
       </w:r>
     </w:p>
     <w:p>
@@ -10561,52 +9873,151 @@
     </w:p>
     <w:p>
       <w:pPr>
+        <w:pStyle w:val="Heading4"/>
+        <w:rPr>
+          <w:lang w:eastAsia="zh-CN"/>
+        </w:rPr>
+      </w:pPr>
+      <w:r>
+        <w:rPr>
+          <w:lang w:eastAsia="zh-CN"/>
+        </w:rPr>
+        <w:t>Common</w:t>
+      </w:r>
+    </w:p>
+    <w:p>
+      <w:pPr>
+        <w:rPr>
+          <w:lang w:eastAsia="zh-CN"/>
+        </w:rPr>
+      </w:pPr>
+      <w:r>
+        <w:rPr>
+          <w:lang w:eastAsia="zh-CN"/>
+        </w:rPr>
+        <w:t>Ez a fejezet nem egy külön komponens implementációs magyarázata, hanem a</w:t>
+      </w:r>
+      <w:r>
+        <w:rPr>
+          <w:lang w:eastAsia="zh-CN"/>
+        </w:rPr>
+        <w:t xml:space="preserve"> komponensek</w:t>
+      </w:r>
+      <w:r>
+        <w:rPr>
+          <w:lang w:eastAsia="zh-CN"/>
+        </w:rPr>
+        <w:t xml:space="preserve"> közös osztályait mutatja be, azaz a SevenWonders.</w:t>
+      </w:r>
+      <w:r>
+        <w:rPr>
+          <w:lang w:eastAsia="zh-CN"/>
+        </w:rPr>
+        <w:t>Common</w:t>
+      </w:r>
+      <w:r>
+        <w:rPr>
+          <w:lang w:eastAsia="zh-CN"/>
+        </w:rPr>
+        <w:t xml:space="preserve"> projektben található osztályokat</w:t>
+      </w:r>
+      <w:r>
+        <w:rPr>
+          <w:lang w:eastAsia="zh-CN"/>
+        </w:rPr>
+        <w:t>.</w:t>
+      </w:r>
+      <w:r>
+        <w:rPr>
+          <w:lang w:eastAsia="zh-CN"/>
+        </w:rPr>
+        <w:t xml:space="preserve"> </w:t>
+      </w:r>
+      <w:r>
+        <w:rPr>
+          <w:i/>
+          <w:iCs/>
+          <w:lang w:eastAsia="zh-CN"/>
+        </w:rPr>
+        <w:t>SevenWonders.Common</w:t>
+      </w:r>
+      <w:r>
+        <w:rPr>
+          <w:lang w:eastAsia="zh-CN"/>
+        </w:rPr>
+        <w:t xml:space="preserve"> projekt általános célú, több komponens által is felhasználható osztályokat tartalmaz. Ide tartoznak többek között a logolásért, véletlenszám</w:t>
+      </w:r>
+      <w:r>
+        <w:rPr>
+          <w:lang w:eastAsia="zh-CN"/>
+        </w:rPr>
+        <w:noBreakHyphen/>
+        <w:t>generálásért és xml szerializációért felelős komponensek, valamint egyéb, az alkalmazás különböző részeiben hasznos segédosztályok.</w:t>
+      </w:r>
+      <w:r>
+        <w:rPr>
+          <w:lang w:eastAsia="zh-CN"/>
+        </w:rPr>
+        <w:t xml:space="preserve"> </w:t>
+      </w:r>
+      <w:r>
+        <w:rPr>
+          <w:lang w:eastAsia="zh-CN"/>
+        </w:rPr>
+        <w:t>A projekt célja a kódduplikáció csökkentése és az egységes működés biztosítása.</w:t>
+      </w:r>
+    </w:p>
+    <w:p>
+      <w:pPr>
         <w:pStyle w:val="Heading2"/>
         <w:rPr>
           <w:lang w:eastAsia="zh-CN"/>
         </w:rPr>
       </w:pPr>
-      <w:bookmarkStart w:id="19" w:name="_Toc228127148"/>
+      <w:bookmarkStart w:id="18" w:name="_Toc228335932"/>
       <w:r>
         <w:rPr>
           <w:lang w:eastAsia="zh-CN"/>
         </w:rPr>
         <w:t>Mesterséges intelligencia</w:t>
       </w:r>
+      <w:bookmarkEnd w:id="18"/>
+    </w:p>
+    <w:p>
+      <w:pPr>
+        <w:rPr>
+          <w:lang w:eastAsia="zh-CN"/>
+        </w:rPr>
+      </w:pPr>
+      <w:r>
+        <w:rPr>
+          <w:lang w:eastAsia="zh-CN"/>
+        </w:rPr>
+        <w:t>E</w:t>
+      </w:r>
+      <w:r>
+        <w:rPr>
+          <w:lang w:eastAsia="zh-CN"/>
+        </w:rPr>
+        <w:t>z az alfejezet bemutatja a mesterséges intelligencia tanításának eredményeként létrejött különböző nehézségi szinteket. A tanulási folyamat során betanított modell eltérő konfigurációk és döntési stratégiák alkalmazásával különböző játékbeli viselkedést valósít meg, amely a felhasználó számára könnyű, közepes és nehéz szinteken jelenik meg.</w:t>
+      </w:r>
+    </w:p>
+    <w:p>
+      <w:pPr>
+        <w:pStyle w:val="Heading3"/>
+        <w:rPr>
+          <w:lang w:eastAsia="zh-CN"/>
+        </w:rPr>
+      </w:pPr>
+      <w:bookmarkStart w:id="19" w:name="_Toc228335933"/>
+      <w:r>
+        <w:rPr>
+          <w:lang w:eastAsia="zh-CN"/>
+        </w:rPr>
+        <w:lastRenderedPageBreak/>
+        <w:t>Algoritmus</w:t>
+      </w:r>
       <w:bookmarkEnd w:id="19"/>
-    </w:p>
-    <w:p>
-      <w:pPr>
-        <w:rPr>
-          <w:lang w:eastAsia="zh-CN"/>
-        </w:rPr>
-      </w:pPr>
-      <w:r>
-        <w:rPr>
-          <w:lang w:eastAsia="zh-CN"/>
-        </w:rPr>
-        <w:t>E</w:t>
-      </w:r>
-      <w:r>
-        <w:rPr>
-          <w:lang w:eastAsia="zh-CN"/>
-        </w:rPr>
-        <w:t>z az alfejezet bemutatja a mesterséges intelligencia tanításának eredményeként létrejött különböző nehézségi szinteket. A tanulási folyamat során betanított modell eltérő konfigurációk és döntési stratégiák alkalmazásával különböző játékbeli viselkedést valósít meg, amely a felhasználó számára könnyű, közepes és nehéz szinteken jelenik meg.</w:t>
-      </w:r>
-    </w:p>
-    <w:p>
-      <w:pPr>
-        <w:pStyle w:val="Heading3"/>
-        <w:rPr>
-          <w:lang w:eastAsia="zh-CN"/>
-        </w:rPr>
-      </w:pPr>
-      <w:r>
-        <w:rPr>
-          <w:lang w:eastAsia="zh-CN"/>
-        </w:rPr>
-        <w:t>Algoritmus</w:t>
-      </w:r>
     </w:p>
     <w:p>
       <w:pPr>
@@ -10675,7 +10086,6 @@
         <w:rPr>
           <w:lang w:eastAsia="zh-CN"/>
         </w:rPr>
-        <w:lastRenderedPageBreak/>
         <w:t xml:space="preserve">A PPO egyik fő előnye, hogy korlátozza a policy frissítésének mértékét, ezáltal </w:t>
       </w:r>
       <w:r>
@@ -10711,12 +10121,14 @@
           <w:lang w:eastAsia="zh-CN"/>
         </w:rPr>
       </w:pPr>
+      <w:bookmarkStart w:id="20" w:name="_Toc228335934"/>
       <w:r>
         <w:rPr>
           <w:lang w:eastAsia="zh-CN"/>
         </w:rPr>
         <w:t>Az állapotreprezentáció iteratív fejlesztése</w:t>
       </w:r>
+      <w:bookmarkEnd w:id="20"/>
     </w:p>
     <w:p>
       <w:pPr>
@@ -12597,13 +12009,6 @@
           <w:lang w:eastAsia="zh-CN"/>
         </w:rPr>
       </w:pPr>
-    </w:p>
-    <w:p>
-      <w:pPr>
-        <w:rPr>
-          <w:lang w:eastAsia="zh-CN"/>
-        </w:rPr>
-      </w:pPr>
       <w:r>
         <w:rPr>
           <w:lang w:eastAsia="zh-CN"/>
@@ -12660,14 +12065,7 @@
         <w:rPr>
           <w:lang w:eastAsia="zh-CN"/>
         </w:rPr>
-        <w:t xml:space="preserve"> felépítés bebizonyította, hogy a neurális háló méretének növelése exponenciálisan nehezíti a tanítás konvergenciáját. A szakdolgozat ezen szakasza igazolja, hogy a kevesebb </w:t>
-      </w:r>
-      <w:r>
-        <w:rPr>
-          <w:lang w:eastAsia="zh-CN"/>
-        </w:rPr>
-        <w:lastRenderedPageBreak/>
-        <w:t>néha több: a precízebben megválasztott hálóméret és a nyers adatok megtartása (a scaling helyett) robusztusabb ágenst eredményezett.</w:t>
+        <w:t xml:space="preserve"> felépítés bebizonyította, hogy a neurális háló méretének növelése exponenciálisan nehezíti a tanítás konvergenciáját. A szakdolgozat ezen szakasza igazolja, hogy a kevesebb néha több: a precízebben megválasztott hálóméret és a nyers adatok megtartása (a scaling helyett) robusztusabb ágenst eredményezett.</w:t>
       </w:r>
     </w:p>
     <w:p>
@@ -12676,6 +12074,7 @@
         <w:keepNext/>
       </w:pPr>
       <w:r>
+        <w:lastRenderedPageBreak/>
         <w:t xml:space="preserve">táblázat </w:t>
       </w:r>
       <w:fldSimple w:instr=" SEQ táblázat \* ARABIC ">
@@ -13099,14 +12498,14 @@
           <w:lang w:eastAsia="zh-CN"/>
         </w:rPr>
       </w:pPr>
-      <w:bookmarkStart w:id="20" w:name="_Toc228127149"/>
+      <w:bookmarkStart w:id="21" w:name="_Toc228335935"/>
       <w:r>
         <w:rPr>
           <w:lang w:eastAsia="zh-CN"/>
         </w:rPr>
         <w:t>Tesztelés</w:t>
       </w:r>
-      <w:bookmarkEnd w:id="20"/>
+      <w:bookmarkEnd w:id="21"/>
     </w:p>
     <w:p>
       <w:pPr>
@@ -13127,24 +12526,14 @@
       <w:pPr>
         <w:pStyle w:val="Heading1"/>
       </w:pPr>
-      <w:bookmarkStart w:id="21" w:name="_Toc228127150"/>
-      <w:commentRangeStart w:id="22"/>
+      <w:bookmarkStart w:id="22" w:name="_Toc228335936"/>
       <w:r>
         <w:lastRenderedPageBreak/>
-        <w:t>Összefoglalás és tovább</w:t>
-      </w:r>
-      <w:r>
-        <w:t>i fejlesztési lehetőségek</w:t>
-      </w:r>
-      <w:bookmarkEnd w:id="21"/>
-      <w:commentRangeEnd w:id="22"/>
-      <w:r>
-        <w:rPr>
-          <w:rStyle w:val="CommentReference"/>
-          <w:sz w:val="32"/>
-          <w:szCs w:val="32"/>
-        </w:rPr>
-        <w:commentReference w:id="22"/>
+        <w:t>Összefoglal</w:t>
+      </w:r>
+      <w:bookmarkEnd w:id="22"/>
+      <w:r>
+        <w:t>ó</w:t>
       </w:r>
     </w:p>
     <w:p/>
@@ -13157,7 +12546,29 @@
       <w:pPr>
         <w:pStyle w:val="Heading1"/>
       </w:pPr>
-      <w:bookmarkStart w:id="23" w:name="_Toc228127151"/>
+      <w:bookmarkStart w:id="23" w:name="_Toc228335937"/>
+      <w:r>
+        <w:lastRenderedPageBreak/>
+        <w:t>T</w:t>
+      </w:r>
+      <w:r>
+        <w:t>ovábbi fejlesztési lehetőségek</w:t>
+      </w:r>
+    </w:p>
+    <w:p/>
+    <w:p>
+      <w:pPr>
+        <w:spacing w:after="160" w:line="259" w:lineRule="auto"/>
+        <w:jc w:val="left"/>
+      </w:pPr>
+      <w:r>
+        <w:br w:type="page"/>
+      </w:r>
+    </w:p>
+    <w:p>
+      <w:pPr>
+        <w:pStyle w:val="Heading1"/>
+      </w:pPr>
       <w:r>
         <w:lastRenderedPageBreak/>
         <w:t>Irodalomjegyzék</w:t>
@@ -13187,7 +12598,7 @@
       <w:pPr>
         <w:pStyle w:val="Heading1"/>
       </w:pPr>
-      <w:bookmarkStart w:id="24" w:name="_Toc228127152"/>
+      <w:bookmarkStart w:id="24" w:name="_Toc228335938"/>
       <w:commentRangeStart w:id="25"/>
       <w:r>
         <w:lastRenderedPageBreak/>
@@ -13225,37 +12636,6 @@
 
 <file path=word/comments.xml><?xml version="1.0" encoding="utf-8"?>
 <w:comments xmlns:wpc="http://schemas.microsoft.com/office/word/2010/wordprocessingCanvas" xmlns:cx="http://schemas.microsoft.com/office/drawing/2014/chartex" xmlns:cx1="http://schemas.microsoft.com/office/drawing/2015/9/8/chartex" xmlns:cx2="http://schemas.microsoft.com/office/drawing/2015/10/21/chartex" xmlns:cx3="http://schemas.microsoft.com/office/drawing/2016/5/9/chartex" xmlns:cx4="http://schemas.microsoft.com/office/drawing/2016/5/10/chartex" xmlns:cx5="http://schemas.microsoft.com/office/drawing/2016/5/11/chartex" xmlns:cx6="http://schemas.microsoft.com/office/drawing/2016/5/12/chartex" xmlns:cx7="http://schemas.microsoft.com/office/drawing/2016/5/13/chartex" xmlns:cx8="http://schemas.microsoft.com/office/drawing/2016/5/14/chartex" xmlns:mc="http://schemas.openxmlformats.org/markup-compatibility/2006" xmlns:aink="http://schemas.microsoft.com/office/drawing/2016/ink" xmlns:am3d="http://schemas.microsoft.com/office/drawing/2017/model3d" xmlns:o="urn:schemas-microsoft-com:office:office" xmlns:oel="http://schemas.microsoft.com/office/2019/extlst" xmlns:r="http://schemas.openxmlformats.org/officeDocument/2006/relationships" xmlns:m="http://schemas.openxmlformats.org/officeDocument/2006/math" xmlns:v="urn:schemas-microsoft-com:vml" xmlns:wp14="http://schemas.microsoft.com/office/word/2010/wordprocessingDrawing" xmlns:wp="http://schemas.openxmlformats.org/drawingml/2006/wordprocessingDrawing" xmlns:w10="urn:schemas-microsoft-com:office:word" xmlns:w="http://schemas.openxmlformats.org/wordprocessingml/2006/main" xmlns:w14="http://schemas.microsoft.com/office/word/2010/wordml" xmlns:w15="http://schemas.microsoft.com/office/word/2012/wordml" xmlns:w16cex="http://schemas.microsoft.com/office/word/2018/wordml/cex" xmlns:w16cid="http://schemas.microsoft.com/office/word/2016/wordml/cid" xmlns:w16="http://schemas.microsoft.com/office/word/2018/wordml" xmlns:w16du="http://schemas.microsoft.com/office/word/2023/wordml/word16du" xmlns:w16sdtdh="http://schemas.microsoft.com/office/word/2020/wordml/sdtdatahash" xmlns:w16sdtfl="http://schemas.microsoft.com/office/word/2024/wordml/sdtformatlock" xmlns:w16se="http://schemas.microsoft.com/office/word/2015/wordml/symex" xmlns:wpg="http://schemas.microsoft.com/office/word/2010/wordprocessingGroup" xmlns:wpi="http://schemas.microsoft.com/office/word/2010/wordprocessingInk" xmlns:wne="http://schemas.microsoft.com/office/word/2006/wordml" xmlns:wps="http://schemas.microsoft.com/office/word/2010/wordprocessingShape" mc:Ignorable="w14 w15 w16se w16cid w16 w16cex w16sdtdh w16sdtfl w16du wp14">
-  <w:comment w:id="22" w:author="Németh Gábor Árpád Dr." w:date="2021-11-17T13:25:00Z" w:initials="NGÁD">
-    <w:p>
-      <w:pPr>
-        <w:pStyle w:val="CommentText"/>
-      </w:pPr>
-      <w:r>
-        <w:rPr>
-          <w:rStyle w:val="CommentReference"/>
-        </w:rPr>
-        <w:annotationRef/>
-      </w:r>
-      <w:r>
-        <w:t>Talán érdemes különválasztani, vagy egy „Összefoglaló” c. főfejez és egy</w:t>
-      </w:r>
-      <w:r>
-        <w:t>-egy</w:t>
-      </w:r>
-      <w:r>
-        <w:t xml:space="preserve"> „</w:t>
-      </w:r>
-      <w:r>
-        <w:t>Konklúzió</w:t>
-      </w:r>
-      <w:r>
-        <w:t>”</w:t>
-      </w:r>
-      <w:r>
-        <w:t xml:space="preserve"> és „Továbbfejlesztési lehetőségek” alfejezet</w:t>
-      </w:r>
-    </w:p>
-  </w:comment>
   <w:comment w:id="25" w:author="Gludovátz Attila" w:date="2021-11-11T11:08:00Z" w:initials="GA">
     <w:p>
       <w:pPr>
@@ -13277,21 +12657,18 @@
 
 <file path=word/commentsExtended.xml><?xml version="1.0" encoding="utf-8"?>
 <w15:commentsEx xmlns:wpc="http://schemas.microsoft.com/office/word/2010/wordprocessingCanvas" xmlns:cx="http://schemas.microsoft.com/office/drawing/2014/chartex" xmlns:cx1="http://schemas.microsoft.com/office/drawing/2015/9/8/chartex" xmlns:cx2="http://schemas.microsoft.com/office/drawing/2015/10/21/chartex" xmlns:cx3="http://schemas.microsoft.com/office/drawing/2016/5/9/chartex" xmlns:cx4="http://schemas.microsoft.com/office/drawing/2016/5/10/chartex" xmlns:cx5="http://schemas.microsoft.com/office/drawing/2016/5/11/chartex" xmlns:cx6="http://schemas.microsoft.com/office/drawing/2016/5/12/chartex" xmlns:cx7="http://schemas.microsoft.com/office/drawing/2016/5/13/chartex" xmlns:cx8="http://schemas.microsoft.com/office/drawing/2016/5/14/chartex" xmlns:mc="http://schemas.openxmlformats.org/markup-compatibility/2006" xmlns:aink="http://schemas.microsoft.com/office/drawing/2016/ink" xmlns:am3d="http://schemas.microsoft.com/office/drawing/2017/model3d" xmlns:o="urn:schemas-microsoft-com:office:office" xmlns:oel="http://schemas.microsoft.com/office/2019/extlst" xmlns:r="http://schemas.openxmlformats.org/officeDocument/2006/relationships" xmlns:m="http://schemas.openxmlformats.org/officeDocument/2006/math" xmlns:v="urn:schemas-microsoft-com:vml" xmlns:wp14="http://schemas.microsoft.com/office/word/2010/wordprocessingDrawing" xmlns:wp="http://schemas.openxmlformats.org/drawingml/2006/wordprocessingDrawing" xmlns:w10="urn:schemas-microsoft-com:office:word" xmlns:w="http://schemas.openxmlformats.org/wordprocessingml/2006/main" xmlns:w14="http://schemas.microsoft.com/office/word/2010/wordml" xmlns:w15="http://schemas.microsoft.com/office/word/2012/wordml" xmlns:w16cex="http://schemas.microsoft.com/office/word/2018/wordml/cex" xmlns:w16cid="http://schemas.microsoft.com/office/word/2016/wordml/cid" xmlns:w16="http://schemas.microsoft.com/office/word/2018/wordml" xmlns:w16du="http://schemas.microsoft.com/office/word/2023/wordml/word16du" xmlns:w16sdtdh="http://schemas.microsoft.com/office/word/2020/wordml/sdtdatahash" xmlns:w16sdtfl="http://schemas.microsoft.com/office/word/2024/wordml/sdtformatlock" xmlns:w16se="http://schemas.microsoft.com/office/word/2015/wordml/symex" xmlns:wpg="http://schemas.microsoft.com/office/word/2010/wordprocessingGroup" xmlns:wpi="http://schemas.microsoft.com/office/word/2010/wordprocessingInk" xmlns:wne="http://schemas.microsoft.com/office/word/2006/wordml" xmlns:wps="http://schemas.microsoft.com/office/word/2010/wordprocessingShape" mc:Ignorable="w14 w15 w16se w16cid w16 w16cex w16sdtdh w16sdtfl w16du wp14">
-  <w15:commentEx w15:paraId="2366F670" w15:done="0"/>
   <w15:commentEx w15:paraId="73D30FB7" w15:done="0"/>
 </w15:commentsEx>
 </file>
 
 <file path=word/commentsExtensible.xml><?xml version="1.0" encoding="utf-8"?>
 <w16cex:commentsExtensible xmlns:wpc="http://schemas.microsoft.com/office/word/2010/wordprocessingCanvas" xmlns:cx="http://schemas.microsoft.com/office/drawing/2014/chartex" xmlns:cx1="http://schemas.microsoft.com/office/drawing/2015/9/8/chartex" xmlns:cx2="http://schemas.microsoft.com/office/drawing/2015/10/21/chartex" xmlns:cx3="http://schemas.microsoft.com/office/drawing/2016/5/9/chartex" xmlns:cx4="http://schemas.microsoft.com/office/drawing/2016/5/10/chartex" xmlns:cx5="http://schemas.microsoft.com/office/drawing/2016/5/11/chartex" xmlns:cx6="http://schemas.microsoft.com/office/drawing/2016/5/12/chartex" xmlns:cx7="http://schemas.microsoft.com/office/drawing/2016/5/13/chartex" xmlns:cx8="http://schemas.microsoft.com/office/drawing/2016/5/14/chartex" xmlns:cr="http://schemas.microsoft.com/office/comments/2020/reactions" xmlns:mc="http://schemas.openxmlformats.org/markup-compatibility/2006" xmlns:aink="http://schemas.microsoft.com/office/drawing/2016/ink" xmlns:am3d="http://schemas.microsoft.com/office/drawing/2017/model3d" xmlns:o="urn:schemas-microsoft-com:office:office" xmlns:oel="http://schemas.microsoft.com/office/2019/extlst" xmlns:r="http://schemas.openxmlformats.org/officeDocument/2006/relationships" xmlns:m="http://schemas.openxmlformats.org/officeDocument/2006/math" xmlns:v="urn:schemas-microsoft-com:vml" xmlns:wp14="http://schemas.microsoft.com/office/word/2010/wordprocessingDrawing" xmlns:wp="http://schemas.openxmlformats.org/drawingml/2006/wordprocessingDrawing" xmlns:w10="urn:schemas-microsoft-com:office:word" xmlns:w="http://schemas.openxmlformats.org/wordprocessingml/2006/main" xmlns:w14="http://schemas.microsoft.com/office/word/2010/wordml" xmlns:w15="http://schemas.microsoft.com/office/word/2012/wordml" xmlns:w16cex="http://schemas.microsoft.com/office/word/2018/wordml/cex" xmlns:w16cid="http://schemas.microsoft.com/office/word/2016/wordml/cid" xmlns:w16="http://schemas.microsoft.com/office/word/2018/wordml" xmlns:w16du="http://schemas.microsoft.com/office/word/2023/wordml/word16du" xmlns:w16sdtdh="http://schemas.microsoft.com/office/word/2020/wordml/sdtdatahash" xmlns:w16sdtfl="http://schemas.microsoft.com/office/word/2024/wordml/sdtformatlock" xmlns:w16se="http://schemas.microsoft.com/office/word/2015/wordml/symex" xmlns:wpg="http://schemas.microsoft.com/office/word/2010/wordprocessingGroup" xmlns:wpi="http://schemas.microsoft.com/office/word/2010/wordprocessingInk" xmlns:wne="http://schemas.microsoft.com/office/word/2006/wordml" xmlns:wps="http://schemas.microsoft.com/office/word/2010/wordprocessingShape" mc:Ignorable="w14 w15 w16se w16cid w16 w16cex w16sdtdh w16sdtfl cr w16du wp14">
-  <w16cex:commentExtensible w16cex:durableId="253F814F" w16cex:dateUtc="2021-11-17T12:25:00Z"/>
   <w16cex:commentExtensible w16cex:durableId="25377832" w16cex:dateUtc="2021-11-11T10:08:00Z"/>
 </w16cex:commentsExtensible>
 </file>
 
 <file path=word/commentsIds.xml><?xml version="1.0" encoding="utf-8"?>
 <w16cid:commentsIds xmlns:wpc="http://schemas.microsoft.com/office/word/2010/wordprocessingCanvas" xmlns:cx="http://schemas.microsoft.com/office/drawing/2014/chartex" xmlns:cx1="http://schemas.microsoft.com/office/drawing/2015/9/8/chartex" xmlns:cx2="http://schemas.microsoft.com/office/drawing/2015/10/21/chartex" xmlns:cx3="http://schemas.microsoft.com/office/drawing/2016/5/9/chartex" xmlns:cx4="http://schemas.microsoft.com/office/drawing/2016/5/10/chartex" xmlns:cx5="http://schemas.microsoft.com/office/drawing/2016/5/11/chartex" xmlns:cx6="http://schemas.microsoft.com/office/drawing/2016/5/12/chartex" xmlns:cx7="http://schemas.microsoft.com/office/drawing/2016/5/13/chartex" xmlns:cx8="http://schemas.microsoft.com/office/drawing/2016/5/14/chartex" xmlns:mc="http://schemas.openxmlformats.org/markup-compatibility/2006" xmlns:aink="http://schemas.microsoft.com/office/drawing/2016/ink" xmlns:am3d="http://schemas.microsoft.com/office/drawing/2017/model3d" xmlns:o="urn:schemas-microsoft-com:office:office" xmlns:oel="http://schemas.microsoft.com/office/2019/extlst" xmlns:r="http://schemas.openxmlformats.org/officeDocument/2006/relationships" xmlns:m="http://schemas.openxmlformats.org/officeDocument/2006/math" xmlns:v="urn:schemas-microsoft-com:vml" xmlns:wp14="http://schemas.microsoft.com/office/word/2010/wordprocessingDrawing" xmlns:wp="http://schemas.openxmlformats.org/drawingml/2006/wordprocessingDrawing" xmlns:w10="urn:schemas-microsoft-com:office:word" xmlns:w="http://schemas.openxmlformats.org/wordprocessingml/2006/main" xmlns:w14="http://schemas.microsoft.com/office/word/2010/wordml" xmlns:w15="http://schemas.microsoft.com/office/word/2012/wordml" xmlns:w16cex="http://schemas.microsoft.com/office/word/2018/wordml/cex" xmlns:w16cid="http://schemas.microsoft.com/office/word/2016/wordml/cid" xmlns:w16="http://schemas.microsoft.com/office/word/2018/wordml" xmlns:w16du="http://schemas.microsoft.com/office/word/2023/wordml/word16du" xmlns:w16sdtdh="http://schemas.microsoft.com/office/word/2020/wordml/sdtdatahash" xmlns:w16sdtfl="http://schemas.microsoft.com/office/word/2024/wordml/sdtformatlock" xmlns:w16se="http://schemas.microsoft.com/office/word/2015/wordml/symex" xmlns:wpg="http://schemas.microsoft.com/office/word/2010/wordprocessingGroup" xmlns:wpi="http://schemas.microsoft.com/office/word/2010/wordprocessingInk" xmlns:wne="http://schemas.microsoft.com/office/word/2006/wordml" xmlns:wps="http://schemas.microsoft.com/office/word/2010/wordprocessingShape" mc:Ignorable="w14 w15 w16se w16cid w16 w16cex w16sdtdh w16sdtfl w16du wp14">
-  <w16cid:commentId w16cid:paraId="2366F670" w16cid:durableId="253F814F"/>
   <w16cid:commentId w16cid:paraId="73D30FB7" w16cid:durableId="25377832"/>
 </w16cid:commentsIds>
 </file>
@@ -16563,9 +15940,6 @@
 
 <file path=word/people.xml><?xml version="1.0" encoding="utf-8"?>
 <w15:people xmlns:wpc="http://schemas.microsoft.com/office/word/2010/wordprocessingCanvas" xmlns:cx="http://schemas.microsoft.com/office/drawing/2014/chartex" xmlns:cx1="http://schemas.microsoft.com/office/drawing/2015/9/8/chartex" xmlns:cx2="http://schemas.microsoft.com/office/drawing/2015/10/21/chartex" xmlns:cx3="http://schemas.microsoft.com/office/drawing/2016/5/9/chartex" xmlns:cx4="http://schemas.microsoft.com/office/drawing/2016/5/10/chartex" xmlns:cx5="http://schemas.microsoft.com/office/drawing/2016/5/11/chartex" xmlns:cx6="http://schemas.microsoft.com/office/drawing/2016/5/12/chartex" xmlns:cx7="http://schemas.microsoft.com/office/drawing/2016/5/13/chartex" xmlns:cx8="http://schemas.microsoft.com/office/drawing/2016/5/14/chartex" xmlns:mc="http://schemas.openxmlformats.org/markup-compatibility/2006" xmlns:aink="http://schemas.microsoft.com/office/drawing/2016/ink" xmlns:am3d="http://schemas.microsoft.com/office/drawing/2017/model3d" xmlns:o="urn:schemas-microsoft-com:office:office" xmlns:oel="http://schemas.microsoft.com/office/2019/extlst" xmlns:r="http://schemas.openxmlformats.org/officeDocument/2006/relationships" xmlns:m="http://schemas.openxmlformats.org/officeDocument/2006/math" xmlns:v="urn:schemas-microsoft-com:vml" xmlns:wp14="http://schemas.microsoft.com/office/word/2010/wordprocessingDrawing" xmlns:wp="http://schemas.openxmlformats.org/drawingml/2006/wordprocessingDrawing" xmlns:w10="urn:schemas-microsoft-com:office:word" xmlns:w="http://schemas.openxmlformats.org/wordprocessingml/2006/main" xmlns:w14="http://schemas.microsoft.com/office/word/2010/wordml" xmlns:w15="http://schemas.microsoft.com/office/word/2012/wordml" xmlns:w16cex="http://schemas.microsoft.com/office/word/2018/wordml/cex" xmlns:w16cid="http://schemas.microsoft.com/office/word/2016/wordml/cid" xmlns:w16="http://schemas.microsoft.com/office/word/2018/wordml" xmlns:w16du="http://schemas.microsoft.com/office/word/2023/wordml/word16du" xmlns:w16sdtdh="http://schemas.microsoft.com/office/word/2020/wordml/sdtdatahash" xmlns:w16sdtfl="http://schemas.microsoft.com/office/word/2024/wordml/sdtformatlock" xmlns:w16se="http://schemas.microsoft.com/office/word/2015/wordml/symex" xmlns:wpg="http://schemas.microsoft.com/office/word/2010/wordprocessingGroup" xmlns:wpi="http://schemas.microsoft.com/office/word/2010/wordprocessingInk" xmlns:wne="http://schemas.microsoft.com/office/word/2006/wordml" xmlns:wps="http://schemas.microsoft.com/office/word/2010/wordprocessingShape" mc:Ignorable="w14 w15 w16se w16cid w16 w16cex w16sdtdh w16sdtfl w16du wp14">
-  <w15:person w15:author="Németh Gábor Árpád Dr.">
-    <w15:presenceInfo w15:providerId="AD" w15:userId="S::nga@INF.ELTE.HU::5addd491-0020-4a19-8337-cadfca835fcf"/>
-  </w15:person>
   <w15:person w15:author="Gludovátz Attila">
     <w15:presenceInfo w15:providerId="None" w15:userId="Gludovátz Attila"/>
   </w15:person>
@@ -18134,6 +17508,15 @@
 </file>
 
 <file path=customXml/item2.xml><?xml version="1.0" encoding="utf-8"?>
+<?mso-contentType ?>
+<FormTemplates xmlns="http://schemas.microsoft.com/sharepoint/v3/contenttype/forms">
+  <Display>DocumentLibraryForm</Display>
+  <Edit>DocumentLibraryForm</Edit>
+  <New>DocumentLibraryForm</New>
+</FormTemplates>
+</file>
+
+<file path=customXml/item3.xml><?xml version="1.0" encoding="utf-8"?>
 <ct:contentTypeSchema xmlns:ct="http://schemas.microsoft.com/office/2006/metadata/contentType" xmlns:ma="http://schemas.microsoft.com/office/2006/metadata/properties/metaAttributes" ct:_="" ma:_="" ma:contentTypeName="Document" ma:contentTypeID="0x01010057D746A6CC7228419059D1F304ECB892" ma:contentTypeVersion="6" ma:contentTypeDescription="Create a new document." ma:contentTypeScope="" ma:versionID="230bd601e8ab138a3182c21189d57f93">
   <xsd:schema xmlns:xsd="http://www.w3.org/2001/XMLSchema" xmlns:xs="http://www.w3.org/2001/XMLSchema" xmlns:p="http://schemas.microsoft.com/office/2006/metadata/properties" xmlns:ns2="23369ae5-05ef-4c7c-a662-deac929baaef" targetNamespace="http://schemas.microsoft.com/office/2006/metadata/properties" ma:root="true" ma:fieldsID="ed8cacf55a6d923cbbf7f604d05b507d" ns2:_="">
     <xsd:import namespace="23369ae5-05ef-4c7c-a662-deac929baaef"/>
@@ -18291,15 +17674,6 @@
 </ct:contentTypeSchema>
 </file>
 
-<file path=customXml/item3.xml><?xml version="1.0" encoding="utf-8"?>
-<?mso-contentType ?>
-<FormTemplates xmlns="http://schemas.microsoft.com/sharepoint/v3/contenttype/forms">
-  <Display>DocumentLibraryForm</Display>
-  <Edit>DocumentLibraryForm</Edit>
-  <New>DocumentLibraryForm</New>
-</FormTemplates>
-</file>
-
 <file path=customXml/itemProps1.xml><?xml version="1.0" encoding="utf-8"?>
 <ds:datastoreItem xmlns:ds="http://schemas.openxmlformats.org/officeDocument/2006/customXml" ds:itemID="{E9F6CDE2-636C-4043-AFFC-7CB0CE5DF55A}">
   <ds:schemaRefs>
@@ -18309,6 +17683,14 @@
 </file>
 
 <file path=customXml/itemProps2.xml><?xml version="1.0" encoding="utf-8"?>
+<ds:datastoreItem xmlns:ds="http://schemas.openxmlformats.org/officeDocument/2006/customXml" ds:itemID="{79D0F40F-646A-4DBF-9119-0FC598DFBBBB}">
+  <ds:schemaRefs>
+    <ds:schemaRef ds:uri="http://schemas.microsoft.com/sharepoint/v3/contenttype/forms"/>
+  </ds:schemaRefs>
+</ds:datastoreItem>
+</file>
+
+<file path=customXml/itemProps3.xml><?xml version="1.0" encoding="utf-8"?>
 <ds:datastoreItem xmlns:ds="http://schemas.openxmlformats.org/officeDocument/2006/customXml" ds:itemID="{E0E361D0-270A-43DD-B744-DC4991A38C53}">
   <ds:schemaRefs>
     <ds:schemaRef ds:uri="http://schemas.microsoft.com/office/2006/metadata/contentType"/>
@@ -18326,14 +17708,6 @@
 </ds:datastoreItem>
 </file>
 
-<file path=customXml/itemProps3.xml><?xml version="1.0" encoding="utf-8"?>
-<ds:datastoreItem xmlns:ds="http://schemas.openxmlformats.org/officeDocument/2006/customXml" ds:itemID="{79D0F40F-646A-4DBF-9119-0FC598DFBBBB}">
-  <ds:schemaRefs>
-    <ds:schemaRef ds:uri="http://schemas.microsoft.com/sharepoint/v3/contenttype/forms"/>
-  </ds:schemaRefs>
-</ds:datastoreItem>
-</file>
-
 <file path=docMetadata/LabelInfo.xml><?xml version="1.0" encoding="utf-8"?>
 <clbl:labelList xmlns:clbl="http://schemas.microsoft.com/office/2020/mipLabelMetadata">
   <clbl:label id="{ff6dbec8-95a8-4638-9f5f-bd076536645c}" enabled="1" method="Standard" siteId="{5dbf1add-202a-4b8d-815b-bf0fb024e033}" contentBits="0" removed="0"/>

--- a/document/Szakdolgozat.docx
+++ b/document/Szakdolgozat.docx
@@ -5018,14 +5018,27 @@
       <w:r>
         <w:t xml:space="preserve">ábra </w:t>
       </w:r>
-      <w:fldSimple w:instr=" SEQ ábra \* ARABIC ">
-        <w:r>
-          <w:rPr>
-            <w:noProof/>
-          </w:rPr>
-          <w:t>1</w:t>
-        </w:r>
-      </w:fldSimple>
+      <w:r>
+        <w:fldChar w:fldCharType="begin"/>
+      </w:r>
+      <w:r>
+        <w:instrText xml:space="preserve"> SEQ ábra \* ARABIC </w:instrText>
+      </w:r>
+      <w:r>
+        <w:fldChar w:fldCharType="separate"/>
+      </w:r>
+      <w:r>
+        <w:rPr>
+          <w:noProof/>
+        </w:rPr>
+        <w:t>1</w:t>
+      </w:r>
+      <w:r>
+        <w:rPr>
+          <w:noProof/>
+        </w:rPr>
+        <w:fldChar w:fldCharType="end"/>
+      </w:r>
       <w:r>
         <w:t xml:space="preserve">: </w:t>
       </w:r>
@@ -5919,14 +5932,27 @@
       <w:r>
         <w:t xml:space="preserve">ábra </w:t>
       </w:r>
-      <w:fldSimple w:instr=" SEQ ábra \* ARABIC ">
-        <w:r>
-          <w:rPr>
-            <w:noProof/>
-          </w:rPr>
-          <w:t>2</w:t>
-        </w:r>
-      </w:fldSimple>
+      <w:r>
+        <w:fldChar w:fldCharType="begin"/>
+      </w:r>
+      <w:r>
+        <w:instrText xml:space="preserve"> SEQ ábra \* ARABIC </w:instrText>
+      </w:r>
+      <w:r>
+        <w:fldChar w:fldCharType="separate"/>
+      </w:r>
+      <w:r>
+        <w:rPr>
+          <w:noProof/>
+        </w:rPr>
+        <w:t>2</w:t>
+      </w:r>
+      <w:r>
+        <w:rPr>
+          <w:noProof/>
+        </w:rPr>
+        <w:fldChar w:fldCharType="end"/>
+      </w:r>
       <w:r>
         <w:t>: A játékmotor fő osztályai</w:t>
       </w:r>
@@ -6196,14 +6222,27 @@
       <w:r>
         <w:t xml:space="preserve">ábra </w:t>
       </w:r>
-      <w:fldSimple w:instr=" SEQ ábra \* ARABIC ">
-        <w:r>
-          <w:rPr>
-            <w:noProof/>
-          </w:rPr>
-          <w:t>3</w:t>
-        </w:r>
-      </w:fldSimple>
+      <w:r>
+        <w:fldChar w:fldCharType="begin"/>
+      </w:r>
+      <w:r>
+        <w:instrText xml:space="preserve"> SEQ ábra \* ARABIC </w:instrText>
+      </w:r>
+      <w:r>
+        <w:fldChar w:fldCharType="separate"/>
+      </w:r>
+      <w:r>
+        <w:rPr>
+          <w:noProof/>
+        </w:rPr>
+        <w:t>3</w:t>
+      </w:r>
+      <w:r>
+        <w:rPr>
+          <w:noProof/>
+        </w:rPr>
+        <w:fldChar w:fldCharType="end"/>
+      </w:r>
       <w:r>
         <w:t>: A játékmotor különböző komponensei</w:t>
       </w:r>
@@ -6356,14 +6395,27 @@
       <w:r>
         <w:t xml:space="preserve">ábra </w:t>
       </w:r>
-      <w:fldSimple w:instr=" SEQ ábra \* ARABIC ">
-        <w:r>
-          <w:rPr>
-            <w:noProof/>
-          </w:rPr>
-          <w:t>4</w:t>
-        </w:r>
-      </w:fldSimple>
+      <w:r>
+        <w:fldChar w:fldCharType="begin"/>
+      </w:r>
+      <w:r>
+        <w:instrText xml:space="preserve"> SEQ ábra \* ARABIC </w:instrText>
+      </w:r>
+      <w:r>
+        <w:fldChar w:fldCharType="separate"/>
+      </w:r>
+      <w:r>
+        <w:rPr>
+          <w:noProof/>
+        </w:rPr>
+        <w:t>4</w:t>
+      </w:r>
+      <w:r>
+        <w:rPr>
+          <w:noProof/>
+        </w:rPr>
+        <w:fldChar w:fldCharType="end"/>
+      </w:r>
       <w:r>
         <w:t>: Scene osztállyal kapcsolatos osztályok</w:t>
       </w:r>
@@ -6645,14 +6697,27 @@
       <w:r>
         <w:t xml:space="preserve">ábra </w:t>
       </w:r>
-      <w:fldSimple w:instr=" SEQ ábra \* ARABIC ">
-        <w:r>
-          <w:rPr>
-            <w:noProof/>
-          </w:rPr>
-          <w:t>5</w:t>
-        </w:r>
-      </w:fldSimple>
+      <w:r>
+        <w:fldChar w:fldCharType="begin"/>
+      </w:r>
+      <w:r>
+        <w:instrText xml:space="preserve"> SEQ ábra \* ARABIC </w:instrText>
+      </w:r>
+      <w:r>
+        <w:fldChar w:fldCharType="separate"/>
+      </w:r>
+      <w:r>
+        <w:rPr>
+          <w:noProof/>
+        </w:rPr>
+        <w:t>5</w:t>
+      </w:r>
+      <w:r>
+        <w:rPr>
+          <w:noProof/>
+        </w:rPr>
+        <w:fldChar w:fldCharType="end"/>
+      </w:r>
       <w:r>
         <w:t>: A Scene kirajzolható objektumainak struktúrája</w:t>
       </w:r>
@@ -6849,14 +6914,27 @@
       <w:r>
         <w:t xml:space="preserve">ábra </w:t>
       </w:r>
-      <w:fldSimple w:instr=" SEQ ábra \* ARABIC ">
-        <w:r>
-          <w:rPr>
-            <w:noProof/>
-          </w:rPr>
-          <w:t>6</w:t>
-        </w:r>
-      </w:fldSimple>
+      <w:r>
+        <w:fldChar w:fldCharType="begin"/>
+      </w:r>
+      <w:r>
+        <w:instrText xml:space="preserve"> SEQ ábra \* ARABIC </w:instrText>
+      </w:r>
+      <w:r>
+        <w:fldChar w:fldCharType="separate"/>
+      </w:r>
+      <w:r>
+        <w:rPr>
+          <w:noProof/>
+        </w:rPr>
+        <w:t>6</w:t>
+      </w:r>
+      <w:r>
+        <w:rPr>
+          <w:noProof/>
+        </w:rPr>
+        <w:fldChar w:fldCharType="end"/>
+      </w:r>
       <w:r>
         <w:t>: A játék logika főegysége</w:t>
       </w:r>
@@ -7040,14 +7118,27 @@
       <w:r>
         <w:t xml:space="preserve">ábra </w:t>
       </w:r>
-      <w:fldSimple w:instr=" SEQ ábra \* ARABIC ">
-        <w:r>
-          <w:rPr>
-            <w:noProof/>
-          </w:rPr>
-          <w:t>7</w:t>
-        </w:r>
-      </w:fldSimple>
+      <w:r>
+        <w:fldChar w:fldCharType="begin"/>
+      </w:r>
+      <w:r>
+        <w:instrText xml:space="preserve"> SEQ ábra \* ARABIC </w:instrText>
+      </w:r>
+      <w:r>
+        <w:fldChar w:fldCharType="separate"/>
+      </w:r>
+      <w:r>
+        <w:rPr>
+          <w:noProof/>
+        </w:rPr>
+        <w:t>7</w:t>
+      </w:r>
+      <w:r>
+        <w:rPr>
+          <w:noProof/>
+        </w:rPr>
+        <w:fldChar w:fldCharType="end"/>
+      </w:r>
       <w:r>
         <w:t>: Játék vezérlést elősegítő handlerek</w:t>
       </w:r>
@@ -7358,14 +7449,27 @@
       <w:r>
         <w:t xml:space="preserve">ábra </w:t>
       </w:r>
-      <w:fldSimple w:instr=" SEQ ábra \* ARABIC ">
-        <w:r>
-          <w:rPr>
-            <w:noProof/>
-          </w:rPr>
-          <w:t>8</w:t>
-        </w:r>
-      </w:fldSimple>
+      <w:r>
+        <w:fldChar w:fldCharType="begin"/>
+      </w:r>
+      <w:r>
+        <w:instrText xml:space="preserve"> SEQ ábra \* ARABIC </w:instrText>
+      </w:r>
+      <w:r>
+        <w:fldChar w:fldCharType="separate"/>
+      </w:r>
+      <w:r>
+        <w:rPr>
+          <w:noProof/>
+        </w:rPr>
+        <w:t>8</w:t>
+      </w:r>
+      <w:r>
+        <w:rPr>
+          <w:noProof/>
+        </w:rPr>
+        <w:fldChar w:fldCharType="end"/>
+      </w:r>
       <w:r>
         <w:t>: Korok reprezentációja</w:t>
       </w:r>
@@ -7453,14 +7557,27 @@
       <w:r>
         <w:t xml:space="preserve">ábra </w:t>
       </w:r>
-      <w:fldSimple w:instr=" SEQ ábra \* ARABIC ">
-        <w:r>
-          <w:rPr>
-            <w:noProof/>
-          </w:rPr>
-          <w:t>9</w:t>
-        </w:r>
-      </w:fldSimple>
+      <w:r>
+        <w:fldChar w:fldCharType="begin"/>
+      </w:r>
+      <w:r>
+        <w:instrText xml:space="preserve"> SEQ ábra \* ARABIC </w:instrText>
+      </w:r>
+      <w:r>
+        <w:fldChar w:fldCharType="separate"/>
+      </w:r>
+      <w:r>
+        <w:rPr>
+          <w:noProof/>
+        </w:rPr>
+        <w:t>9</w:t>
+      </w:r>
+      <w:r>
+        <w:rPr>
+          <w:noProof/>
+        </w:rPr>
+        <w:fldChar w:fldCharType="end"/>
+      </w:r>
       <w:r>
         <w:t>: Játékelemek reprezentációja osztályokkal</w:t>
       </w:r>
@@ -7567,14 +7684,27 @@
       <w:r>
         <w:t xml:space="preserve">ábra </w:t>
       </w:r>
-      <w:fldSimple w:instr=" SEQ ábra \* ARABIC ">
-        <w:r>
-          <w:rPr>
-            <w:noProof/>
-          </w:rPr>
-          <w:t>10</w:t>
-        </w:r>
-      </w:fldSimple>
+      <w:r>
+        <w:fldChar w:fldCharType="begin"/>
+      </w:r>
+      <w:r>
+        <w:instrText xml:space="preserve"> SEQ ábra \* ARABIC </w:instrText>
+      </w:r>
+      <w:r>
+        <w:fldChar w:fldCharType="separate"/>
+      </w:r>
+      <w:r>
+        <w:rPr>
+          <w:noProof/>
+        </w:rPr>
+        <w:t>10</w:t>
+      </w:r>
+      <w:r>
+        <w:rPr>
+          <w:noProof/>
+        </w:rPr>
+        <w:fldChar w:fldCharType="end"/>
+      </w:r>
       <w:r>
         <w:t>: Játékelemek generálását segítő osztályok</w:t>
       </w:r>
@@ -7708,14 +7838,27 @@
       <w:r>
         <w:t xml:space="preserve">ábra </w:t>
       </w:r>
-      <w:fldSimple w:instr=" SEQ ábra \* ARABIC ">
-        <w:r>
-          <w:rPr>
-            <w:noProof/>
-          </w:rPr>
-          <w:t>11</w:t>
-        </w:r>
-      </w:fldSimple>
+      <w:r>
+        <w:fldChar w:fldCharType="begin"/>
+      </w:r>
+      <w:r>
+        <w:instrText xml:space="preserve"> SEQ ábra \* ARABIC </w:instrText>
+      </w:r>
+      <w:r>
+        <w:fldChar w:fldCharType="separate"/>
+      </w:r>
+      <w:r>
+        <w:rPr>
+          <w:noProof/>
+        </w:rPr>
+        <w:t>11</w:t>
+      </w:r>
+      <w:r>
+        <w:rPr>
+          <w:noProof/>
+        </w:rPr>
+        <w:fldChar w:fldCharType="end"/>
+      </w:r>
       <w:r>
         <w:t>: Kártya kompozíciót reprezentáló osztályok</w:t>
       </w:r>
@@ -7810,14 +7953,27 @@
       <w:r>
         <w:t xml:space="preserve">ábra </w:t>
       </w:r>
-      <w:fldSimple w:instr=" SEQ ábra \* ARABIC ">
-        <w:r>
-          <w:rPr>
-            <w:noProof/>
-          </w:rPr>
-          <w:t>12</w:t>
-        </w:r>
-      </w:fldSimple>
+      <w:r>
+        <w:fldChar w:fldCharType="begin"/>
+      </w:r>
+      <w:r>
+        <w:instrText xml:space="preserve"> SEQ ábra \* ARABIC </w:instrText>
+      </w:r>
+      <w:r>
+        <w:fldChar w:fldCharType="separate"/>
+      </w:r>
+      <w:r>
+        <w:rPr>
+          <w:noProof/>
+        </w:rPr>
+        <w:t>12</w:t>
+      </w:r>
+      <w:r>
+        <w:rPr>
+          <w:noProof/>
+        </w:rPr>
+        <w:fldChar w:fldCharType="end"/>
+      </w:r>
       <w:r>
         <w:t>: Külsőleg használt interfészek és osztályok</w:t>
       </w:r>
@@ -8000,14 +8156,27 @@
       <w:r>
         <w:t xml:space="preserve">ábra </w:t>
       </w:r>
-      <w:fldSimple w:instr=" SEQ ábra \* ARABIC ">
-        <w:r>
-          <w:rPr>
-            <w:noProof/>
-          </w:rPr>
-          <w:t>13</w:t>
-        </w:r>
-      </w:fldSimple>
+      <w:r>
+        <w:fldChar w:fldCharType="begin"/>
+      </w:r>
+      <w:r>
+        <w:instrText xml:space="preserve"> SEQ ábra \* ARABIC </w:instrText>
+      </w:r>
+      <w:r>
+        <w:fldChar w:fldCharType="separate"/>
+      </w:r>
+      <w:r>
+        <w:rPr>
+          <w:noProof/>
+        </w:rPr>
+        <w:t>13</w:t>
+      </w:r>
+      <w:r>
+        <w:rPr>
+          <w:noProof/>
+        </w:rPr>
+        <w:fldChar w:fldCharType="end"/>
+      </w:r>
       <w:r>
         <w:t>: A gépi játékos reprezentációja és az ahhoz kapcsolódó interfészek</w:t>
       </w:r>
@@ -8130,14 +8299,27 @@
       <w:r>
         <w:t xml:space="preserve">ábra </w:t>
       </w:r>
-      <w:fldSimple w:instr=" SEQ ábra \* ARABIC ">
-        <w:r>
-          <w:rPr>
-            <w:noProof/>
-          </w:rPr>
-          <w:t>14</w:t>
-        </w:r>
-      </w:fldSimple>
+      <w:r>
+        <w:fldChar w:fldCharType="begin"/>
+      </w:r>
+      <w:r>
+        <w:instrText xml:space="preserve"> SEQ ábra \* ARABIC </w:instrText>
+      </w:r>
+      <w:r>
+        <w:fldChar w:fldCharType="separate"/>
+      </w:r>
+      <w:r>
+        <w:rPr>
+          <w:noProof/>
+        </w:rPr>
+        <w:t>14</w:t>
+      </w:r>
+      <w:r>
+        <w:rPr>
+          <w:noProof/>
+        </w:rPr>
+        <w:fldChar w:fldCharType="end"/>
+      </w:r>
       <w:r>
         <w:t>: Különböző döntéseket kezelő osztályok és a súlyokat tartalmazó osztály reprezentációja</w:t>
       </w:r>
@@ -8226,14 +8408,27 @@
       <w:r>
         <w:t xml:space="preserve">ábra </w:t>
       </w:r>
-      <w:fldSimple w:instr=" SEQ ábra \* ARABIC ">
-        <w:r>
-          <w:rPr>
-            <w:noProof/>
-          </w:rPr>
-          <w:t>15</w:t>
-        </w:r>
-      </w:fldSimple>
+      <w:r>
+        <w:fldChar w:fldCharType="begin"/>
+      </w:r>
+      <w:r>
+        <w:instrText xml:space="preserve"> SEQ ábra \* ARABIC </w:instrText>
+      </w:r>
+      <w:r>
+        <w:fldChar w:fldCharType="separate"/>
+      </w:r>
+      <w:r>
+        <w:rPr>
+          <w:noProof/>
+        </w:rPr>
+        <w:t>15</w:t>
+      </w:r>
+      <w:r>
+        <w:rPr>
+          <w:noProof/>
+        </w:rPr>
+        <w:fldChar w:fldCharType="end"/>
+      </w:r>
       <w:r>
         <w:t>: A mesterséges intelligenciának információt szolgáltató interfészek, osztályok</w:t>
       </w:r>
@@ -8759,14 +8954,27 @@
       <w:r>
         <w:t xml:space="preserve">ábra </w:t>
       </w:r>
-      <w:fldSimple w:instr=" SEQ ábra \* ARABIC ">
-        <w:r>
-          <w:rPr>
-            <w:noProof/>
-          </w:rPr>
-          <w:t>16</w:t>
-        </w:r>
-      </w:fldSimple>
+      <w:r>
+        <w:fldChar w:fldCharType="begin"/>
+      </w:r>
+      <w:r>
+        <w:instrText xml:space="preserve"> SEQ ábra \* ARABIC </w:instrText>
+      </w:r>
+      <w:r>
+        <w:fldChar w:fldCharType="separate"/>
+      </w:r>
+      <w:r>
+        <w:rPr>
+          <w:noProof/>
+        </w:rPr>
+        <w:t>16</w:t>
+      </w:r>
+      <w:r>
+        <w:rPr>
+          <w:noProof/>
+        </w:rPr>
+        <w:fldChar w:fldCharType="end"/>
+      </w:r>
       <w:r>
         <w:t>: Szerver oldali üzenetküldéssel kapcsolatos osztályok, interfészek</w:t>
       </w:r>
@@ -8861,14 +9069,27 @@
       <w:r>
         <w:t xml:space="preserve">ábra </w:t>
       </w:r>
-      <w:fldSimple w:instr=" SEQ ábra \* ARABIC ">
-        <w:r>
-          <w:rPr>
-            <w:noProof/>
-          </w:rPr>
-          <w:t>17</w:t>
-        </w:r>
-      </w:fldSimple>
+      <w:r>
+        <w:fldChar w:fldCharType="begin"/>
+      </w:r>
+      <w:r>
+        <w:instrText xml:space="preserve"> SEQ ábra \* ARABIC </w:instrText>
+      </w:r>
+      <w:r>
+        <w:fldChar w:fldCharType="separate"/>
+      </w:r>
+      <w:r>
+        <w:rPr>
+          <w:noProof/>
+        </w:rPr>
+        <w:t>17</w:t>
+      </w:r>
+      <w:r>
+        <w:rPr>
+          <w:noProof/>
+        </w:rPr>
+        <w:fldChar w:fldCharType="end"/>
+      </w:r>
       <w:r>
         <w:t>: A klienseket reprezentáló és kezelő osztályok szerver oldalon</w:t>
       </w:r>
@@ -9108,14 +9329,27 @@
       <w:r>
         <w:t xml:space="preserve">ábra </w:t>
       </w:r>
-      <w:fldSimple w:instr=" SEQ ábra \* ARABIC ">
-        <w:r>
-          <w:rPr>
-            <w:noProof/>
-          </w:rPr>
-          <w:t>18</w:t>
-        </w:r>
-      </w:fldSimple>
+      <w:r>
+        <w:fldChar w:fldCharType="begin"/>
+      </w:r>
+      <w:r>
+        <w:instrText xml:space="preserve"> SEQ ábra \* ARABIC </w:instrText>
+      </w:r>
+      <w:r>
+        <w:fldChar w:fldCharType="separate"/>
+      </w:r>
+      <w:r>
+        <w:rPr>
+          <w:noProof/>
+        </w:rPr>
+        <w:t>18</w:t>
+      </w:r>
+      <w:r>
+        <w:rPr>
+          <w:noProof/>
+        </w:rPr>
+        <w:fldChar w:fldCharType="end"/>
+      </w:r>
       <w:r>
         <w:t>: Üzenet szétosztást megvalósító osztályok, interfészek</w:t>
       </w:r>
@@ -9234,14 +9468,27 @@
       <w:r>
         <w:t xml:space="preserve">ábra </w:t>
       </w:r>
-      <w:fldSimple w:instr=" SEQ ábra \* ARABIC ">
-        <w:r>
-          <w:rPr>
-            <w:noProof/>
-          </w:rPr>
-          <w:t>19</w:t>
-        </w:r>
-      </w:fldSimple>
+      <w:r>
+        <w:fldChar w:fldCharType="begin"/>
+      </w:r>
+      <w:r>
+        <w:instrText xml:space="preserve"> SEQ ábra \* ARABIC </w:instrText>
+      </w:r>
+      <w:r>
+        <w:fldChar w:fldCharType="separate"/>
+      </w:r>
+      <w:r>
+        <w:rPr>
+          <w:noProof/>
+        </w:rPr>
+        <w:t>19</w:t>
+      </w:r>
+      <w:r>
+        <w:rPr>
+          <w:noProof/>
+        </w:rPr>
+        <w:fldChar w:fldCharType="end"/>
+      </w:r>
       <w:r>
         <w:t>: Lobby kezeléssel kapcsolatos osztályok</w:t>
       </w:r>
@@ -9452,14 +9699,27 @@
       <w:r>
         <w:t xml:space="preserve">ábra </w:t>
       </w:r>
-      <w:fldSimple w:instr=" SEQ ábra \* ARABIC ">
-        <w:r>
-          <w:rPr>
-            <w:noProof/>
-          </w:rPr>
-          <w:t>20</w:t>
-        </w:r>
-      </w:fldSimple>
+      <w:r>
+        <w:fldChar w:fldCharType="begin"/>
+      </w:r>
+      <w:r>
+        <w:instrText xml:space="preserve"> SEQ ábra \* ARABIC </w:instrText>
+      </w:r>
+      <w:r>
+        <w:fldChar w:fldCharType="separate"/>
+      </w:r>
+      <w:r>
+        <w:rPr>
+          <w:noProof/>
+        </w:rPr>
+        <w:t>20</w:t>
+      </w:r>
+      <w:r>
+        <w:rPr>
+          <w:noProof/>
+        </w:rPr>
+        <w:fldChar w:fldCharType="end"/>
+      </w:r>
       <w:r>
         <w:t>: Több játékmenet kezelésével kapcsolatos osztályok</w:t>
       </w:r>
@@ -9895,37 +10155,7 @@
         <w:rPr>
           <w:lang w:eastAsia="zh-CN"/>
         </w:rPr>
-        <w:t>Ez a fejezet nem egy külön komponens implementációs magyarázata, hanem a</w:t>
-      </w:r>
-      <w:r>
-        <w:rPr>
-          <w:lang w:eastAsia="zh-CN"/>
-        </w:rPr>
-        <w:t xml:space="preserve"> komponensek</w:t>
-      </w:r>
-      <w:r>
-        <w:rPr>
-          <w:lang w:eastAsia="zh-CN"/>
-        </w:rPr>
-        <w:t xml:space="preserve"> közös osztályait mutatja be, azaz a SevenWonders.</w:t>
-      </w:r>
-      <w:r>
-        <w:rPr>
-          <w:lang w:eastAsia="zh-CN"/>
-        </w:rPr>
-        <w:t>Common</w:t>
-      </w:r>
-      <w:r>
-        <w:rPr>
-          <w:lang w:eastAsia="zh-CN"/>
-        </w:rPr>
-        <w:t xml:space="preserve"> projektben található osztályokat</w:t>
-      </w:r>
-      <w:r>
-        <w:rPr>
-          <w:lang w:eastAsia="zh-CN"/>
-        </w:rPr>
-        <w:t>.</w:t>
+        <w:t>Ez a fejezet nem egy külön komponens implementációs magyarázata, hanem a komponensek közös osztályait mutatja be, azaz a SevenWonders.Common projektben található osztályokat.</w:t>
       </w:r>
       <w:r>
         <w:rPr>
@@ -10313,14 +10543,27 @@
       <w:r>
         <w:t xml:space="preserve">ábra </w:t>
       </w:r>
-      <w:fldSimple w:instr=" SEQ ábra \* ARABIC ">
-        <w:r>
-          <w:rPr>
-            <w:noProof/>
-          </w:rPr>
-          <w:t>21</w:t>
-        </w:r>
-      </w:fldSimple>
+      <w:r>
+        <w:fldChar w:fldCharType="begin"/>
+      </w:r>
+      <w:r>
+        <w:instrText xml:space="preserve"> SEQ ábra \* ARABIC </w:instrText>
+      </w:r>
+      <w:r>
+        <w:fldChar w:fldCharType="separate"/>
+      </w:r>
+      <w:r>
+        <w:rPr>
+          <w:noProof/>
+        </w:rPr>
+        <w:t>21</w:t>
+      </w:r>
+      <w:r>
+        <w:rPr>
+          <w:noProof/>
+        </w:rPr>
+        <w:fldChar w:fldCharType="end"/>
+      </w:r>
       <w:r>
         <w:t>: A könnyű szintű MI átlagos jutalom szerzése</w:t>
       </w:r>
@@ -10521,14 +10764,27 @@
       <w:r>
         <w:t xml:space="preserve">ábra </w:t>
       </w:r>
-      <w:fldSimple w:instr=" SEQ ábra \* ARABIC ">
-        <w:r>
-          <w:rPr>
-            <w:noProof/>
-          </w:rPr>
-          <w:t>22</w:t>
-        </w:r>
-      </w:fldSimple>
+      <w:r>
+        <w:fldChar w:fldCharType="begin"/>
+      </w:r>
+      <w:r>
+        <w:instrText xml:space="preserve"> SEQ ábra \* ARABIC </w:instrText>
+      </w:r>
+      <w:r>
+        <w:fldChar w:fldCharType="separate"/>
+      </w:r>
+      <w:r>
+        <w:rPr>
+          <w:noProof/>
+        </w:rPr>
+        <w:t>22</w:t>
+      </w:r>
+      <w:r>
+        <w:rPr>
+          <w:noProof/>
+        </w:rPr>
+        <w:fldChar w:fldCharType="end"/>
+      </w:r>
       <w:r>
         <w:t xml:space="preserve">: </w:t>
       </w:r>
@@ -10550,14 +10806,27 @@
       <w:r>
         <w:t xml:space="preserve">táblázat </w:t>
       </w:r>
-      <w:fldSimple w:instr=" SEQ táblázat \* ARABIC ">
-        <w:r>
-          <w:rPr>
-            <w:noProof/>
-          </w:rPr>
-          <w:t>1</w:t>
-        </w:r>
-      </w:fldSimple>
+      <w:r>
+        <w:fldChar w:fldCharType="begin"/>
+      </w:r>
+      <w:r>
+        <w:instrText xml:space="preserve"> SEQ táblázat \* ARABIC </w:instrText>
+      </w:r>
+      <w:r>
+        <w:fldChar w:fldCharType="separate"/>
+      </w:r>
+      <w:r>
+        <w:rPr>
+          <w:noProof/>
+        </w:rPr>
+        <w:t>1</w:t>
+      </w:r>
+      <w:r>
+        <w:rPr>
+          <w:noProof/>
+        </w:rPr>
+        <w:fldChar w:fldCharType="end"/>
+      </w:r>
       <w:r>
         <w:t>: Közepes szintű ágens tanítási fázisainak konfigurációja</w:t>
       </w:r>
@@ -11372,14 +11641,27 @@
       <w:r>
         <w:t xml:space="preserve">ábra </w:t>
       </w:r>
-      <w:fldSimple w:instr=" SEQ ábra \* ARABIC ">
-        <w:r>
-          <w:rPr>
-            <w:noProof/>
-          </w:rPr>
-          <w:t>23</w:t>
-        </w:r>
-      </w:fldSimple>
+      <w:r>
+        <w:fldChar w:fldCharType="begin"/>
+      </w:r>
+      <w:r>
+        <w:instrText xml:space="preserve"> SEQ ábra \* ARABIC </w:instrText>
+      </w:r>
+      <w:r>
+        <w:fldChar w:fldCharType="separate"/>
+      </w:r>
+      <w:r>
+        <w:rPr>
+          <w:noProof/>
+        </w:rPr>
+        <w:t>23</w:t>
+      </w:r>
+      <w:r>
+        <w:rPr>
+          <w:noProof/>
+        </w:rPr>
+        <w:fldChar w:fldCharType="end"/>
+      </w:r>
       <w:r>
         <w:t xml:space="preserve">: </w:t>
       </w:r>
@@ -11401,14 +11683,27 @@
       <w:r>
         <w:t xml:space="preserve">táblázat </w:t>
       </w:r>
-      <w:fldSimple w:instr=" SEQ táblázat \* ARABIC ">
-        <w:r>
-          <w:rPr>
-            <w:noProof/>
-          </w:rPr>
-          <w:t>2</w:t>
-        </w:r>
-      </w:fldSimple>
+      <w:r>
+        <w:fldChar w:fldCharType="begin"/>
+      </w:r>
+      <w:r>
+        <w:instrText xml:space="preserve"> SEQ táblázat \* ARABIC </w:instrText>
+      </w:r>
+      <w:r>
+        <w:fldChar w:fldCharType="separate"/>
+      </w:r>
+      <w:r>
+        <w:rPr>
+          <w:noProof/>
+        </w:rPr>
+        <w:t>2</w:t>
+      </w:r>
+      <w:r>
+        <w:rPr>
+          <w:noProof/>
+        </w:rPr>
+        <w:fldChar w:fldCharType="end"/>
+      </w:r>
       <w:r>
         <w:t>: Nehéz szintű ágens tanítási fázisainak konfigurációja</w:t>
       </w:r>
@@ -12077,14 +12372,27 @@
         <w:lastRenderedPageBreak/>
         <w:t xml:space="preserve">táblázat </w:t>
       </w:r>
-      <w:fldSimple w:instr=" SEQ táblázat \* ARABIC ">
-        <w:r>
-          <w:rPr>
-            <w:noProof/>
-          </w:rPr>
-          <w:t>3</w:t>
-        </w:r>
-      </w:fldSimple>
+      <w:r>
+        <w:fldChar w:fldCharType="begin"/>
+      </w:r>
+      <w:r>
+        <w:instrText xml:space="preserve"> SEQ táblázat \* ARABIC </w:instrText>
+      </w:r>
+      <w:r>
+        <w:fldChar w:fldCharType="separate"/>
+      </w:r>
+      <w:r>
+        <w:rPr>
+          <w:noProof/>
+        </w:rPr>
+        <w:t>3</w:t>
+      </w:r>
+      <w:r>
+        <w:rPr>
+          <w:noProof/>
+        </w:rPr>
+        <w:fldChar w:fldCharType="end"/>
+      </w:r>
       <w:r>
         <w:t>: Egyes nehézségi szinteken elért teljesítmény-mutatók összefoglaló kiértékelése</w:t>
       </w:r>
@@ -12536,7 +12844,153 @@
         <w:t>ó</w:t>
       </w:r>
     </w:p>
-    <w:p/>
+    <w:p>
+      <w:pPr>
+        <w:rPr>
+          <w:rFonts w:cstheme="minorHAnsi"/>
+        </w:rPr>
+      </w:pPr>
+      <w:r>
+        <w:rPr>
+          <w:rStyle w:val="citation-60"/>
+          <w:rFonts w:cstheme="minorHAnsi"/>
+        </w:rPr>
+        <w:t xml:space="preserve">Szakdolgozatom célja a népszerű </w:t>
+      </w:r>
+      <w:r>
+        <w:rPr>
+          <w:rStyle w:val="citation-60"/>
+          <w:rFonts w:cstheme="minorHAnsi"/>
+          <w:i/>
+          <w:iCs/>
+        </w:rPr>
+        <w:t>7 Csoda: Párbaj</w:t>
+      </w:r>
+      <w:r>
+        <w:rPr>
+          <w:rStyle w:val="citation-60"/>
+          <w:rFonts w:cstheme="minorHAnsi"/>
+        </w:rPr>
+        <w:t xml:space="preserve"> stratégiai társasjáték digitális adaptációjának elkészítése volt, egy modern, multiplatformos keretrendszer és előre betanított mesterséges intelligencia integrálásával</w:t>
+      </w:r>
+      <w:r>
+        <w:rPr>
+          <w:rFonts w:cstheme="minorHAnsi"/>
+        </w:rPr>
+        <w:t xml:space="preserve">. </w:t>
+      </w:r>
+      <w:r>
+        <w:rPr>
+          <w:rStyle w:val="citation-59"/>
+          <w:rFonts w:cstheme="minorHAnsi"/>
+        </w:rPr>
+        <w:t>A fejlesztés során a .NET MAUI technológiát alkalmaztam, amely lehetővé tette a Windows és Android platformok natív támogatását egyetlen, közös C# kódbázisból</w:t>
+      </w:r>
+      <w:r>
+        <w:rPr>
+          <w:rFonts w:cstheme="minorHAnsi"/>
+        </w:rPr>
+        <w:t xml:space="preserve">. </w:t>
+      </w:r>
+    </w:p>
+    <w:p>
+      <w:pPr>
+        <w:rPr>
+          <w:rFonts w:cstheme="minorHAnsi"/>
+        </w:rPr>
+      </w:pPr>
+      <w:r>
+        <w:rPr>
+          <w:rStyle w:val="citation-58"/>
+          <w:rFonts w:cstheme="minorHAnsi"/>
+        </w:rPr>
+        <w:t>A szoftver architektúráját az MVVM minta mentén alakítottam ki, a bonyolult játéklogikát pedig State és Factory tervezési minták segítségével tettem modulárissá és tesztelhetővé</w:t>
+      </w:r>
+      <w:r>
+        <w:rPr>
+          <w:rFonts w:cstheme="minorHAnsi"/>
+        </w:rPr>
+        <w:t xml:space="preserve">. </w:t>
+      </w:r>
+      <w:r>
+        <w:rPr>
+          <w:rStyle w:val="citation-57"/>
+          <w:rFonts w:cstheme="minorHAnsi"/>
+        </w:rPr>
+        <w:t>A rendszer szerves részét képezi egy SkiaSharp alapú, egyedi grafikus motor, valamint egy SignalR technológiára épülő online multiplayer réteg, amely valós idejű interakciót tesz lehetővé a távoli játékosok között</w:t>
+      </w:r>
+      <w:r>
+        <w:rPr>
+          <w:rFonts w:cstheme="minorHAnsi"/>
+        </w:rPr>
+        <w:t xml:space="preserve">. </w:t>
+      </w:r>
+    </w:p>
+    <w:p>
+      <w:pPr>
+        <w:rPr>
+          <w:rFonts w:cstheme="minorHAnsi"/>
+        </w:rPr>
+      </w:pPr>
+      <w:r>
+        <w:rPr>
+          <w:rFonts w:cstheme="minorHAnsi"/>
+        </w:rPr>
+        <w:t xml:space="preserve">A projekt kiemelt fókusza a mesterséges intelligencia implementálása volt. </w:t>
+      </w:r>
+      <w:r>
+        <w:rPr>
+          <w:rStyle w:val="citation-56"/>
+          <w:rFonts w:cstheme="minorHAnsi"/>
+        </w:rPr>
+        <w:t>A PPO (Proximal Policy Optimization) algoritmus segítségével három különböző nehézségi szintet hoztam létre</w:t>
+      </w:r>
+      <w:r>
+        <w:rPr>
+          <w:rFonts w:cstheme="minorHAnsi"/>
+        </w:rPr>
+        <w:t xml:space="preserve">. </w:t>
+      </w:r>
+      <w:r>
+        <w:rPr>
+          <w:rStyle w:val="citation-55"/>
+          <w:rFonts w:cstheme="minorHAnsi"/>
+        </w:rPr>
+        <w:t>A tanítási fázisok során igazolást nyert, hogy a játékkörnyezet hatékony kódolása (Feature Engineering) és az optimális hálózati mélység megválasztása kritikusabb a modell teljesítménye szempontjából, mint a neurális háló méretének puszta növelése</w:t>
+      </w:r>
+      <w:r>
+        <w:rPr>
+          <w:rFonts w:cstheme="minorHAnsi"/>
+        </w:rPr>
+        <w:t xml:space="preserve">. </w:t>
+      </w:r>
+      <w:r>
+        <w:rPr>
+          <w:rStyle w:val="citation-54"/>
+          <w:rFonts w:cstheme="minorHAnsi"/>
+        </w:rPr>
+        <w:t>A közepes szintű ágens, az alkalmazott állapottömörítésnek köszönhetően, konzisztensen magasabb győzelmi arányt mutatott a komplexebb architektúrájú nehéz modellel szemben</w:t>
+      </w:r>
+      <w:r>
+        <w:rPr>
+          <w:rFonts w:cstheme="minorHAnsi"/>
+        </w:rPr>
+        <w:t xml:space="preserve">. </w:t>
+      </w:r>
+      <w:r>
+        <w:rPr>
+          <w:rStyle w:val="citation-53"/>
+          <w:rFonts w:cstheme="minorHAnsi"/>
+        </w:rPr>
+        <w:t>A végeredmény egy olyan komplex szoftverrendszer lett, amely a szórakoztatáson túl szemlélteti a modern fejlesztői eszközök és a gépi tanulás összehangolásának lehetőségeit</w:t>
+      </w:r>
+      <w:r>
+        <w:rPr>
+          <w:rFonts w:cstheme="minorHAnsi"/>
+        </w:rPr>
+        <w:t>.</w:t>
+      </w:r>
+    </w:p>
     <w:p>
       <w:r>
         <w:br w:type="page"/>
@@ -12555,7 +13009,228 @@
         <w:t>ovábbi fejlesztési lehetőségek</w:t>
       </w:r>
     </w:p>
-    <w:p/>
+    <w:p>
+      <w:pPr>
+        <w:rPr>
+          <w:lang w:val="en-GB"/>
+        </w:rPr>
+      </w:pPr>
+      <w:r>
+        <w:rPr>
+          <w:lang w:val="en-GB"/>
+        </w:rPr>
+        <w:t>A</w:t>
+      </w:r>
+      <w:r>
+        <w:rPr>
+          <w:lang w:val="en-GB"/>
+        </w:rPr>
+        <w:t xml:space="preserve"> rendszer a kitűzött célokat teljesítette,</w:t>
+      </w:r>
+      <w:r>
+        <w:rPr>
+          <w:lang w:val="en-GB"/>
+        </w:rPr>
+        <w:t xml:space="preserve"> azonban</w:t>
+      </w:r>
+      <w:r>
+        <w:rPr>
+          <w:lang w:val="en-GB"/>
+        </w:rPr>
+        <w:t xml:space="preserve"> több irányban is látok lehetőséget a továbbfejlesztésre</w:t>
+      </w:r>
+      <w:r>
+        <w:rPr>
+          <w:lang w:val="en-GB"/>
+        </w:rPr>
+        <w:t>, amelyeket ebben a fejezetben szeretnék ismertetni.</w:t>
+      </w:r>
+    </w:p>
+    <w:p>
+      <w:pPr>
+        <w:rPr>
+          <w:b/>
+          <w:bCs/>
+          <w:lang w:val="en-GB"/>
+        </w:rPr>
+      </w:pPr>
+      <w:r>
+        <w:rPr>
+          <w:b/>
+          <w:bCs/>
+          <w:lang w:val="en-GB"/>
+        </w:rPr>
+        <w:t>Állapottér növelése és optimalizálása</w:t>
+      </w:r>
+    </w:p>
+    <w:p>
+      <w:pPr>
+        <w:rPr>
+          <w:lang w:val="en-GB"/>
+        </w:rPr>
+      </w:pPr>
+      <w:r>
+        <w:rPr>
+          <w:lang w:val="en-GB"/>
+        </w:rPr>
+        <w:t>A jelenlegi MI modellek csak azt dönthetik el, hogy melyik kártyát veszik el, illetve milyen akciót végez</w:t>
+      </w:r>
+      <w:r>
+        <w:rPr>
+          <w:lang w:val="en-GB"/>
+        </w:rPr>
+        <w:t>nek</w:t>
+      </w:r>
+      <w:r>
+        <w:rPr>
+          <w:lang w:val="en-GB"/>
+        </w:rPr>
+        <w:t xml:space="preserve"> el a kártyával. A speciális döntések (például csoda választás, fejlesztés kiválasztása) egy egyszerű heurisztika alapján történik meg.</w:t>
+      </w:r>
+      <w:r>
+        <w:rPr>
+          <w:lang w:val="en-GB"/>
+        </w:rPr>
+        <w:t xml:space="preserve"> Az MI modelleket optimalizált, de mégis bővített állapottérrel való újratanításával komplexebb gépi játékosok ellen játszhatnának a felhasználók.</w:t>
+      </w:r>
+    </w:p>
+    <w:p>
+      <w:pPr>
+        <w:rPr>
+          <w:b/>
+          <w:bCs/>
+          <w:lang w:val="en-GB"/>
+        </w:rPr>
+      </w:pPr>
+      <w:r>
+        <w:rPr>
+          <w:b/>
+          <w:bCs/>
+          <w:lang w:val="en-GB"/>
+        </w:rPr>
+        <w:t>Öntanító mechanizmus (Self-play)</w:t>
+      </w:r>
+    </w:p>
+    <w:p>
+      <w:pPr>
+        <w:rPr>
+          <w:lang w:val="en-GB"/>
+        </w:rPr>
+      </w:pPr>
+      <w:r>
+        <w:rPr>
+          <w:lang w:val="en-GB"/>
+        </w:rPr>
+        <w:t xml:space="preserve">A jelenlegi modellek rögzített heurisztikák és korábbi MI verziók ellen tanultak. A jövőben az AlphaZero-hoz hasonló öntanító folyamatok bevezetése még kifinomultabb stratégiai mélységet adhatna az ágenseknek. </w:t>
+      </w:r>
+    </w:p>
+    <w:p>
+      <w:pPr>
+        <w:rPr>
+          <w:b/>
+          <w:bCs/>
+          <w:lang w:val="en-GB"/>
+        </w:rPr>
+      </w:pPr>
+      <w:r>
+        <w:rPr>
+          <w:b/>
+          <w:bCs/>
+          <w:lang w:val="en-GB"/>
+        </w:rPr>
+        <w:t>Kiegészítők implementálása</w:t>
+      </w:r>
+    </w:p>
+    <w:p>
+      <w:pPr>
+        <w:rPr>
+          <w:lang w:val="en-GB"/>
+        </w:rPr>
+      </w:pPr>
+      <w:r>
+        <w:rPr>
+          <w:lang w:val="en-GB"/>
+        </w:rPr>
+        <w:t xml:space="preserve">A játékmenet bővíthető lenne a </w:t>
+      </w:r>
+      <w:r>
+        <w:rPr>
+          <w:i/>
+          <w:iCs/>
+          <w:lang w:val="en-GB"/>
+        </w:rPr>
+        <w:t>7 Csoda: Párbaj</w:t>
+      </w:r>
+      <w:r>
+        <w:rPr>
+          <w:lang w:val="en-GB"/>
+        </w:rPr>
+        <w:t xml:space="preserve"> népszerű kiegészítőivel (pl. Pantheon, Agora), ami új mechanizmusokat (istenségek, politikai befolyás) és ezáltal komplexebb állapottér-reprezentációt igényelne.</w:t>
+      </w:r>
+    </w:p>
+    <w:p>
+      <w:pPr>
+        <w:rPr>
+          <w:lang w:val="en-GB"/>
+        </w:rPr>
+      </w:pPr>
+      <w:r>
+        <w:rPr>
+          <w:b/>
+          <w:bCs/>
+          <w:lang w:val="en-GB"/>
+        </w:rPr>
+        <w:t>Webes kliens fejlesztése:</w:t>
+      </w:r>
+      <w:r>
+        <w:rPr>
+          <w:lang w:val="en-GB"/>
+        </w:rPr>
+        <w:t xml:space="preserve"> A .NET 9 és a Blazor Hybrid lehetőségeit kihasználva a meglévő logika és motor kiterjeszthető lenne böngészőben futó változatra is, tovább növelve a platformfüggetlenséget.</w:t>
+      </w:r>
+    </w:p>
+    <w:p>
+      <w:pPr>
+        <w:rPr>
+          <w:lang w:val="en-GB"/>
+        </w:rPr>
+      </w:pPr>
+      <w:r>
+        <w:rPr>
+          <w:b/>
+          <w:bCs/>
+          <w:lang w:val="en-GB"/>
+        </w:rPr>
+        <w:t>Fejlettebb animációs rendszer:</w:t>
+      </w:r>
+      <w:r>
+        <w:rPr>
+          <w:lang w:val="en-GB"/>
+        </w:rPr>
+        <w:t xml:space="preserve"> A SkiaSharp motor továbbfejlesztésével részecskerendszerek és komplexebb vizuális effektek integrálhatók, amelyek még inkább közelítenék a szoftvert a kereskedelmi forgalomban kapható digitális társasjátékok minőségéhez.</w:t>
+      </w:r>
+    </w:p>
+    <w:p>
+      <w:pPr>
+        <w:rPr>
+          <w:lang w:val="en-GB"/>
+        </w:rPr>
+      </w:pPr>
+      <w:r>
+        <w:rPr>
+          <w:b/>
+          <w:bCs/>
+          <w:lang w:val="en-GB"/>
+        </w:rPr>
+        <w:t>Mélyebb statisztikai elemzés:</w:t>
+      </w:r>
+      <w:r>
+        <w:rPr>
+          <w:lang w:val="en-GB"/>
+        </w:rPr>
+        <w:t xml:space="preserve"> A szerveroldali Database komponens kiterjesztésével lehetőség nyílna a játékosok szokásainak és az MI döntéseinek részletesebb elemzésére, ami segítne a játékegyensúly (game balance) további finomhangolásában. </w:t>
+      </w:r>
+    </w:p>
     <w:p>
       <w:pPr>
         <w:spacing w:after="160" w:line="259" w:lineRule="auto"/>
@@ -15102,6 +15777,155 @@
     </w:lvl>
   </w:abstractNum>
   <w:abstractNum w:abstractNumId="18" w15:restartNumberingAfterBreak="0">
+    <w:nsid w:val="70CD3C66"/>
+    <w:multiLevelType w:val="multilevel"/>
+    <w:tmpl w:val="A7E6AFA4"/>
+    <w:lvl w:ilvl="0">
+      <w:start w:val="1"/>
+      <w:numFmt w:val="bullet"/>
+      <w:lvlText w:val=""/>
+      <w:lvlJc w:val="left"/>
+      <w:pPr>
+        <w:tabs>
+          <w:tab w:val="num" w:pos="720"/>
+        </w:tabs>
+        <w:ind w:left="720" w:hanging="360"/>
+      </w:pPr>
+      <w:rPr>
+        <w:rFonts w:ascii="Symbol" w:hAnsi="Symbol" w:hint="default"/>
+        <w:sz w:val="20"/>
+      </w:rPr>
+    </w:lvl>
+    <w:lvl w:ilvl="1" w:tentative="1">
+      <w:start w:val="1"/>
+      <w:numFmt w:val="bullet"/>
+      <w:lvlText w:val="o"/>
+      <w:lvlJc w:val="left"/>
+      <w:pPr>
+        <w:tabs>
+          <w:tab w:val="num" w:pos="1440"/>
+        </w:tabs>
+        <w:ind w:left="1440" w:hanging="360"/>
+      </w:pPr>
+      <w:rPr>
+        <w:rFonts w:ascii="Courier New" w:hAnsi="Courier New" w:hint="default"/>
+        <w:sz w:val="20"/>
+      </w:rPr>
+    </w:lvl>
+    <w:lvl w:ilvl="2" w:tentative="1">
+      <w:start w:val="1"/>
+      <w:numFmt w:val="bullet"/>
+      <w:lvlText w:val=""/>
+      <w:lvlJc w:val="left"/>
+      <w:pPr>
+        <w:tabs>
+          <w:tab w:val="num" w:pos="2160"/>
+        </w:tabs>
+        <w:ind w:left="2160" w:hanging="360"/>
+      </w:pPr>
+      <w:rPr>
+        <w:rFonts w:ascii="Wingdings" w:hAnsi="Wingdings" w:hint="default"/>
+        <w:sz w:val="20"/>
+      </w:rPr>
+    </w:lvl>
+    <w:lvl w:ilvl="3" w:tentative="1">
+      <w:start w:val="1"/>
+      <w:numFmt w:val="bullet"/>
+      <w:lvlText w:val=""/>
+      <w:lvlJc w:val="left"/>
+      <w:pPr>
+        <w:tabs>
+          <w:tab w:val="num" w:pos="2880"/>
+        </w:tabs>
+        <w:ind w:left="2880" w:hanging="360"/>
+      </w:pPr>
+      <w:rPr>
+        <w:rFonts w:ascii="Wingdings" w:hAnsi="Wingdings" w:hint="default"/>
+        <w:sz w:val="20"/>
+      </w:rPr>
+    </w:lvl>
+    <w:lvl w:ilvl="4" w:tentative="1">
+      <w:start w:val="1"/>
+      <w:numFmt w:val="bullet"/>
+      <w:lvlText w:val=""/>
+      <w:lvlJc w:val="left"/>
+      <w:pPr>
+        <w:tabs>
+          <w:tab w:val="num" w:pos="3600"/>
+        </w:tabs>
+        <w:ind w:left="3600" w:hanging="360"/>
+      </w:pPr>
+      <w:rPr>
+        <w:rFonts w:ascii="Wingdings" w:hAnsi="Wingdings" w:hint="default"/>
+        <w:sz w:val="20"/>
+      </w:rPr>
+    </w:lvl>
+    <w:lvl w:ilvl="5" w:tentative="1">
+      <w:start w:val="1"/>
+      <w:numFmt w:val="bullet"/>
+      <w:lvlText w:val=""/>
+      <w:lvlJc w:val="left"/>
+      <w:pPr>
+        <w:tabs>
+          <w:tab w:val="num" w:pos="4320"/>
+        </w:tabs>
+        <w:ind w:left="4320" w:hanging="360"/>
+      </w:pPr>
+      <w:rPr>
+        <w:rFonts w:ascii="Wingdings" w:hAnsi="Wingdings" w:hint="default"/>
+        <w:sz w:val="20"/>
+      </w:rPr>
+    </w:lvl>
+    <w:lvl w:ilvl="6" w:tentative="1">
+      <w:start w:val="1"/>
+      <w:numFmt w:val="bullet"/>
+      <w:lvlText w:val=""/>
+      <w:lvlJc w:val="left"/>
+      <w:pPr>
+        <w:tabs>
+          <w:tab w:val="num" w:pos="5040"/>
+        </w:tabs>
+        <w:ind w:left="5040" w:hanging="360"/>
+      </w:pPr>
+      <w:rPr>
+        <w:rFonts w:ascii="Wingdings" w:hAnsi="Wingdings" w:hint="default"/>
+        <w:sz w:val="20"/>
+      </w:rPr>
+    </w:lvl>
+    <w:lvl w:ilvl="7" w:tentative="1">
+      <w:start w:val="1"/>
+      <w:numFmt w:val="bullet"/>
+      <w:lvlText w:val=""/>
+      <w:lvlJc w:val="left"/>
+      <w:pPr>
+        <w:tabs>
+          <w:tab w:val="num" w:pos="5760"/>
+        </w:tabs>
+        <w:ind w:left="5760" w:hanging="360"/>
+      </w:pPr>
+      <w:rPr>
+        <w:rFonts w:ascii="Wingdings" w:hAnsi="Wingdings" w:hint="default"/>
+        <w:sz w:val="20"/>
+      </w:rPr>
+    </w:lvl>
+    <w:lvl w:ilvl="8" w:tentative="1">
+      <w:start w:val="1"/>
+      <w:numFmt w:val="bullet"/>
+      <w:lvlText w:val=""/>
+      <w:lvlJc w:val="left"/>
+      <w:pPr>
+        <w:tabs>
+          <w:tab w:val="num" w:pos="6480"/>
+        </w:tabs>
+        <w:ind w:left="6480" w:hanging="360"/>
+      </w:pPr>
+      <w:rPr>
+        <w:rFonts w:ascii="Wingdings" w:hAnsi="Wingdings" w:hint="default"/>
+        <w:sz w:val="20"/>
+      </w:rPr>
+    </w:lvl>
+  </w:abstractNum>
+  <w:abstractNum w:abstractNumId="19" w15:restartNumberingAfterBreak="0">
     <w:nsid w:val="728474B4"/>
     <w:multiLevelType w:val="multilevel"/>
     <w:tmpl w:val="CD966BC4"/>
@@ -15214,7 +16038,7 @@
       </w:pPr>
     </w:lvl>
   </w:abstractNum>
-  <w:abstractNum w:abstractNumId="19" w15:restartNumberingAfterBreak="0">
+  <w:abstractNum w:abstractNumId="20" w15:restartNumberingAfterBreak="0">
     <w:nsid w:val="72C83812"/>
     <w:multiLevelType w:val="multilevel"/>
     <w:tmpl w:val="AC12B810"/>
@@ -15363,7 +16187,7 @@
       </w:rPr>
     </w:lvl>
   </w:abstractNum>
-  <w:abstractNum w:abstractNumId="20" w15:restartNumberingAfterBreak="0">
+  <w:abstractNum w:abstractNumId="21" w15:restartNumberingAfterBreak="0">
     <w:nsid w:val="750D3415"/>
     <w:multiLevelType w:val="hybridMultilevel"/>
     <w:tmpl w:val="9196D134"/>
@@ -15476,7 +16300,7 @@
       </w:rPr>
     </w:lvl>
   </w:abstractNum>
-  <w:abstractNum w:abstractNumId="21" w15:restartNumberingAfterBreak="0">
+  <w:abstractNum w:abstractNumId="22" w15:restartNumberingAfterBreak="0">
     <w:nsid w:val="750E5FC5"/>
     <w:multiLevelType w:val="multilevel"/>
     <w:tmpl w:val="86304068"/>
@@ -15625,7 +16449,7 @@
       </w:rPr>
     </w:lvl>
   </w:abstractNum>
-  <w:abstractNum w:abstractNumId="22" w15:restartNumberingAfterBreak="0">
+  <w:abstractNum w:abstractNumId="23" w15:restartNumberingAfterBreak="0">
     <w:nsid w:val="77426D37"/>
     <w:multiLevelType w:val="hybridMultilevel"/>
     <w:tmpl w:val="94EED9B6"/>
@@ -15714,7 +16538,7 @@
       </w:pPr>
     </w:lvl>
   </w:abstractNum>
-  <w:abstractNum w:abstractNumId="23" w15:restartNumberingAfterBreak="0">
+  <w:abstractNum w:abstractNumId="24" w15:restartNumberingAfterBreak="0">
     <w:nsid w:val="78633891"/>
     <w:multiLevelType w:val="multilevel"/>
     <w:tmpl w:val="A6B04DE2"/>
@@ -15873,10 +16697,10 @@
     <w:abstractNumId w:val="4"/>
   </w:num>
   <w:num w:numId="4" w16cid:durableId="1069305613">
-    <w:abstractNumId w:val="22"/>
+    <w:abstractNumId w:val="23"/>
   </w:num>
   <w:num w:numId="5" w16cid:durableId="229998580">
-    <w:abstractNumId w:val="20"/>
+    <w:abstractNumId w:val="21"/>
   </w:num>
   <w:num w:numId="6" w16cid:durableId="1379354705">
     <w:abstractNumId w:val="1"/>
@@ -15885,16 +16709,16 @@
     <w:abstractNumId w:val="3"/>
   </w:num>
   <w:num w:numId="8" w16cid:durableId="1739593223">
-    <w:abstractNumId w:val="19"/>
+    <w:abstractNumId w:val="20"/>
   </w:num>
   <w:num w:numId="9" w16cid:durableId="366218075">
-    <w:abstractNumId w:val="23"/>
+    <w:abstractNumId w:val="24"/>
   </w:num>
   <w:num w:numId="10" w16cid:durableId="1068727059">
     <w:abstractNumId w:val="11"/>
   </w:num>
   <w:num w:numId="11" w16cid:durableId="471795533">
-    <w:abstractNumId w:val="21"/>
+    <w:abstractNumId w:val="22"/>
   </w:num>
   <w:num w:numId="12" w16cid:durableId="1244603626">
     <w:abstractNumId w:val="13"/>
@@ -15906,7 +16730,7 @@
     <w:abstractNumId w:val="14"/>
   </w:num>
   <w:num w:numId="15" w16cid:durableId="1596085219">
-    <w:abstractNumId w:val="18"/>
+    <w:abstractNumId w:val="19"/>
   </w:num>
   <w:num w:numId="16" w16cid:durableId="485821795">
     <w:abstractNumId w:val="17"/>
@@ -15934,6 +16758,9 @@
   </w:num>
   <w:num w:numId="24" w16cid:durableId="1131242903">
     <w:abstractNumId w:val="7"/>
+  </w:num>
+  <w:num w:numId="25" w16cid:durableId="1693218065">
+    <w:abstractNumId w:val="18"/>
   </w:num>
 </w:numbering>
 </file>
@@ -16587,7 +17414,6 @@
   <w:style w:type="character" w:default="1" w:styleId="DefaultParagraphFont">
     <w:name w:val="Default Paragraph Font"/>
     <w:uiPriority w:val="1"/>
-    <w:semiHidden/>
     <w:unhideWhenUsed/>
   </w:style>
   <w:style w:type="table" w:default="1" w:styleId="TableNormal">
@@ -17205,6 +18031,46 @@
     <w:basedOn w:val="DefaultParagraphFont"/>
     <w:rsid w:val="00D074B5"/>
   </w:style>
+  <w:style w:type="character" w:customStyle="1" w:styleId="citation-60">
+    <w:name w:val="citation-60"/>
+    <w:basedOn w:val="DefaultParagraphFont"/>
+    <w:rsid w:val="007817BC"/>
+  </w:style>
+  <w:style w:type="character" w:customStyle="1" w:styleId="citation-59">
+    <w:name w:val="citation-59"/>
+    <w:basedOn w:val="DefaultParagraphFont"/>
+    <w:rsid w:val="007817BC"/>
+  </w:style>
+  <w:style w:type="character" w:customStyle="1" w:styleId="citation-58">
+    <w:name w:val="citation-58"/>
+    <w:basedOn w:val="DefaultParagraphFont"/>
+    <w:rsid w:val="007817BC"/>
+  </w:style>
+  <w:style w:type="character" w:customStyle="1" w:styleId="citation-57">
+    <w:name w:val="citation-57"/>
+    <w:basedOn w:val="DefaultParagraphFont"/>
+    <w:rsid w:val="007817BC"/>
+  </w:style>
+  <w:style w:type="character" w:customStyle="1" w:styleId="citation-56">
+    <w:name w:val="citation-56"/>
+    <w:basedOn w:val="DefaultParagraphFont"/>
+    <w:rsid w:val="007817BC"/>
+  </w:style>
+  <w:style w:type="character" w:customStyle="1" w:styleId="citation-55">
+    <w:name w:val="citation-55"/>
+    <w:basedOn w:val="DefaultParagraphFont"/>
+    <w:rsid w:val="007817BC"/>
+  </w:style>
+  <w:style w:type="character" w:customStyle="1" w:styleId="citation-54">
+    <w:name w:val="citation-54"/>
+    <w:basedOn w:val="DefaultParagraphFont"/>
+    <w:rsid w:val="007817BC"/>
+  </w:style>
+  <w:style w:type="character" w:customStyle="1" w:styleId="citation-53">
+    <w:name w:val="citation-53"/>
+    <w:basedOn w:val="DefaultParagraphFont"/>
+    <w:rsid w:val="007817BC"/>
+  </w:style>
 </w:styles>
 </file>
 
@@ -17508,15 +18374,6 @@
 </file>
 
 <file path=customXml/item2.xml><?xml version="1.0" encoding="utf-8"?>
-<?mso-contentType ?>
-<FormTemplates xmlns="http://schemas.microsoft.com/sharepoint/v3/contenttype/forms">
-  <Display>DocumentLibraryForm</Display>
-  <Edit>DocumentLibraryForm</Edit>
-  <New>DocumentLibraryForm</New>
-</FormTemplates>
-</file>
-
-<file path=customXml/item3.xml><?xml version="1.0" encoding="utf-8"?>
 <ct:contentTypeSchema xmlns:ct="http://schemas.microsoft.com/office/2006/metadata/contentType" xmlns:ma="http://schemas.microsoft.com/office/2006/metadata/properties/metaAttributes" ct:_="" ma:_="" ma:contentTypeName="Document" ma:contentTypeID="0x01010057D746A6CC7228419059D1F304ECB892" ma:contentTypeVersion="6" ma:contentTypeDescription="Create a new document." ma:contentTypeScope="" ma:versionID="230bd601e8ab138a3182c21189d57f93">
   <xsd:schema xmlns:xsd="http://www.w3.org/2001/XMLSchema" xmlns:xs="http://www.w3.org/2001/XMLSchema" xmlns:p="http://schemas.microsoft.com/office/2006/metadata/properties" xmlns:ns2="23369ae5-05ef-4c7c-a662-deac929baaef" targetNamespace="http://schemas.microsoft.com/office/2006/metadata/properties" ma:root="true" ma:fieldsID="ed8cacf55a6d923cbbf7f604d05b507d" ns2:_="">
     <xsd:import namespace="23369ae5-05ef-4c7c-a662-deac929baaef"/>
@@ -17674,6 +18531,15 @@
 </ct:contentTypeSchema>
 </file>
 
+<file path=customXml/item3.xml><?xml version="1.0" encoding="utf-8"?>
+<?mso-contentType ?>
+<FormTemplates xmlns="http://schemas.microsoft.com/sharepoint/v3/contenttype/forms">
+  <Display>DocumentLibraryForm</Display>
+  <Edit>DocumentLibraryForm</Edit>
+  <New>DocumentLibraryForm</New>
+</FormTemplates>
+</file>
+
 <file path=customXml/itemProps1.xml><?xml version="1.0" encoding="utf-8"?>
 <ds:datastoreItem xmlns:ds="http://schemas.openxmlformats.org/officeDocument/2006/customXml" ds:itemID="{E9F6CDE2-636C-4043-AFFC-7CB0CE5DF55A}">
   <ds:schemaRefs>
@@ -17683,14 +18549,6 @@
 </file>
 
 <file path=customXml/itemProps2.xml><?xml version="1.0" encoding="utf-8"?>
-<ds:datastoreItem xmlns:ds="http://schemas.openxmlformats.org/officeDocument/2006/customXml" ds:itemID="{79D0F40F-646A-4DBF-9119-0FC598DFBBBB}">
-  <ds:schemaRefs>
-    <ds:schemaRef ds:uri="http://schemas.microsoft.com/sharepoint/v3/contenttype/forms"/>
-  </ds:schemaRefs>
-</ds:datastoreItem>
-</file>
-
-<file path=customXml/itemProps3.xml><?xml version="1.0" encoding="utf-8"?>
 <ds:datastoreItem xmlns:ds="http://schemas.openxmlformats.org/officeDocument/2006/customXml" ds:itemID="{E0E361D0-270A-43DD-B744-DC4991A38C53}">
   <ds:schemaRefs>
     <ds:schemaRef ds:uri="http://schemas.microsoft.com/office/2006/metadata/contentType"/>
@@ -17708,6 +18566,14 @@
 </ds:datastoreItem>
 </file>
 
+<file path=customXml/itemProps3.xml><?xml version="1.0" encoding="utf-8"?>
+<ds:datastoreItem xmlns:ds="http://schemas.openxmlformats.org/officeDocument/2006/customXml" ds:itemID="{79D0F40F-646A-4DBF-9119-0FC598DFBBBB}">
+  <ds:schemaRefs>
+    <ds:schemaRef ds:uri="http://schemas.microsoft.com/sharepoint/v3/contenttype/forms"/>
+  </ds:schemaRefs>
+</ds:datastoreItem>
+</file>
+
 <file path=docMetadata/LabelInfo.xml><?xml version="1.0" encoding="utf-8"?>
 <clbl:labelList xmlns:clbl="http://schemas.microsoft.com/office/2020/mipLabelMetadata">
   <clbl:label id="{ff6dbec8-95a8-4638-9f5f-bd076536645c}" enabled="1" method="Standard" siteId="{5dbf1add-202a-4b8d-815b-bf0fb024e033}" contentBits="0" removed="0"/>

--- a/document/Szakdolgozat.docx
+++ b/document/Szakdolgozat.docx
@@ -5018,27 +5018,14 @@
       <w:r>
         <w:t xml:space="preserve">ábra </w:t>
       </w:r>
-      <w:r>
-        <w:fldChar w:fldCharType="begin"/>
-      </w:r>
-      <w:r>
-        <w:instrText xml:space="preserve"> SEQ ábra \* ARABIC </w:instrText>
-      </w:r>
-      <w:r>
-        <w:fldChar w:fldCharType="separate"/>
-      </w:r>
-      <w:r>
-        <w:rPr>
-          <w:noProof/>
-        </w:rPr>
-        <w:t>1</w:t>
-      </w:r>
-      <w:r>
-        <w:rPr>
-          <w:noProof/>
-        </w:rPr>
-        <w:fldChar w:fldCharType="end"/>
-      </w:r>
+      <w:fldSimple w:instr=" SEQ ábra \* ARABIC ">
+        <w:r>
+          <w:rPr>
+            <w:noProof/>
+          </w:rPr>
+          <w:t>1</w:t>
+        </w:r>
+      </w:fldSimple>
       <w:r>
         <w:t xml:space="preserve">: </w:t>
       </w:r>
@@ -5932,27 +5919,14 @@
       <w:r>
         <w:t xml:space="preserve">ábra </w:t>
       </w:r>
-      <w:r>
-        <w:fldChar w:fldCharType="begin"/>
-      </w:r>
-      <w:r>
-        <w:instrText xml:space="preserve"> SEQ ábra \* ARABIC </w:instrText>
-      </w:r>
-      <w:r>
-        <w:fldChar w:fldCharType="separate"/>
-      </w:r>
-      <w:r>
-        <w:rPr>
-          <w:noProof/>
-        </w:rPr>
-        <w:t>2</w:t>
-      </w:r>
-      <w:r>
-        <w:rPr>
-          <w:noProof/>
-        </w:rPr>
-        <w:fldChar w:fldCharType="end"/>
-      </w:r>
+      <w:fldSimple w:instr=" SEQ ábra \* ARABIC ">
+        <w:r>
+          <w:rPr>
+            <w:noProof/>
+          </w:rPr>
+          <w:t>2</w:t>
+        </w:r>
+      </w:fldSimple>
       <w:r>
         <w:t>: A játékmotor fő osztályai</w:t>
       </w:r>
@@ -6222,27 +6196,14 @@
       <w:r>
         <w:t xml:space="preserve">ábra </w:t>
       </w:r>
-      <w:r>
-        <w:fldChar w:fldCharType="begin"/>
-      </w:r>
-      <w:r>
-        <w:instrText xml:space="preserve"> SEQ ábra \* ARABIC </w:instrText>
-      </w:r>
-      <w:r>
-        <w:fldChar w:fldCharType="separate"/>
-      </w:r>
-      <w:r>
-        <w:rPr>
-          <w:noProof/>
-        </w:rPr>
-        <w:t>3</w:t>
-      </w:r>
-      <w:r>
-        <w:rPr>
-          <w:noProof/>
-        </w:rPr>
-        <w:fldChar w:fldCharType="end"/>
-      </w:r>
+      <w:fldSimple w:instr=" SEQ ábra \* ARABIC ">
+        <w:r>
+          <w:rPr>
+            <w:noProof/>
+          </w:rPr>
+          <w:t>3</w:t>
+        </w:r>
+      </w:fldSimple>
       <w:r>
         <w:t>: A játékmotor különböző komponensei</w:t>
       </w:r>
@@ -6395,27 +6356,14 @@
       <w:r>
         <w:t xml:space="preserve">ábra </w:t>
       </w:r>
-      <w:r>
-        <w:fldChar w:fldCharType="begin"/>
-      </w:r>
-      <w:r>
-        <w:instrText xml:space="preserve"> SEQ ábra \* ARABIC </w:instrText>
-      </w:r>
-      <w:r>
-        <w:fldChar w:fldCharType="separate"/>
-      </w:r>
-      <w:r>
-        <w:rPr>
-          <w:noProof/>
-        </w:rPr>
-        <w:t>4</w:t>
-      </w:r>
-      <w:r>
-        <w:rPr>
-          <w:noProof/>
-        </w:rPr>
-        <w:fldChar w:fldCharType="end"/>
-      </w:r>
+      <w:fldSimple w:instr=" SEQ ábra \* ARABIC ">
+        <w:r>
+          <w:rPr>
+            <w:noProof/>
+          </w:rPr>
+          <w:t>4</w:t>
+        </w:r>
+      </w:fldSimple>
       <w:r>
         <w:t>: Scene osztállyal kapcsolatos osztályok</w:t>
       </w:r>
@@ -6697,27 +6645,14 @@
       <w:r>
         <w:t xml:space="preserve">ábra </w:t>
       </w:r>
-      <w:r>
-        <w:fldChar w:fldCharType="begin"/>
-      </w:r>
-      <w:r>
-        <w:instrText xml:space="preserve"> SEQ ábra \* ARABIC </w:instrText>
-      </w:r>
-      <w:r>
-        <w:fldChar w:fldCharType="separate"/>
-      </w:r>
-      <w:r>
-        <w:rPr>
-          <w:noProof/>
-        </w:rPr>
-        <w:t>5</w:t>
-      </w:r>
-      <w:r>
-        <w:rPr>
-          <w:noProof/>
-        </w:rPr>
-        <w:fldChar w:fldCharType="end"/>
-      </w:r>
+      <w:fldSimple w:instr=" SEQ ábra \* ARABIC ">
+        <w:r>
+          <w:rPr>
+            <w:noProof/>
+          </w:rPr>
+          <w:t>5</w:t>
+        </w:r>
+      </w:fldSimple>
       <w:r>
         <w:t>: A Scene kirajzolható objektumainak struktúrája</w:t>
       </w:r>
@@ -6914,27 +6849,14 @@
       <w:r>
         <w:t xml:space="preserve">ábra </w:t>
       </w:r>
-      <w:r>
-        <w:fldChar w:fldCharType="begin"/>
-      </w:r>
-      <w:r>
-        <w:instrText xml:space="preserve"> SEQ ábra \* ARABIC </w:instrText>
-      </w:r>
-      <w:r>
-        <w:fldChar w:fldCharType="separate"/>
-      </w:r>
-      <w:r>
-        <w:rPr>
-          <w:noProof/>
-        </w:rPr>
-        <w:t>6</w:t>
-      </w:r>
-      <w:r>
-        <w:rPr>
-          <w:noProof/>
-        </w:rPr>
-        <w:fldChar w:fldCharType="end"/>
-      </w:r>
+      <w:fldSimple w:instr=" SEQ ábra \* ARABIC ">
+        <w:r>
+          <w:rPr>
+            <w:noProof/>
+          </w:rPr>
+          <w:t>6</w:t>
+        </w:r>
+      </w:fldSimple>
       <w:r>
         <w:t>: A játék logika főegysége</w:t>
       </w:r>
@@ -7118,27 +7040,14 @@
       <w:r>
         <w:t xml:space="preserve">ábra </w:t>
       </w:r>
-      <w:r>
-        <w:fldChar w:fldCharType="begin"/>
-      </w:r>
-      <w:r>
-        <w:instrText xml:space="preserve"> SEQ ábra \* ARABIC </w:instrText>
-      </w:r>
-      <w:r>
-        <w:fldChar w:fldCharType="separate"/>
-      </w:r>
-      <w:r>
-        <w:rPr>
-          <w:noProof/>
-        </w:rPr>
-        <w:t>7</w:t>
-      </w:r>
-      <w:r>
-        <w:rPr>
-          <w:noProof/>
-        </w:rPr>
-        <w:fldChar w:fldCharType="end"/>
-      </w:r>
+      <w:fldSimple w:instr=" SEQ ábra \* ARABIC ">
+        <w:r>
+          <w:rPr>
+            <w:noProof/>
+          </w:rPr>
+          <w:t>7</w:t>
+        </w:r>
+      </w:fldSimple>
       <w:r>
         <w:t>: Játék vezérlést elősegítő handlerek</w:t>
       </w:r>
@@ -7449,27 +7358,14 @@
       <w:r>
         <w:t xml:space="preserve">ábra </w:t>
       </w:r>
-      <w:r>
-        <w:fldChar w:fldCharType="begin"/>
-      </w:r>
-      <w:r>
-        <w:instrText xml:space="preserve"> SEQ ábra \* ARABIC </w:instrText>
-      </w:r>
-      <w:r>
-        <w:fldChar w:fldCharType="separate"/>
-      </w:r>
-      <w:r>
-        <w:rPr>
-          <w:noProof/>
-        </w:rPr>
-        <w:t>8</w:t>
-      </w:r>
-      <w:r>
-        <w:rPr>
-          <w:noProof/>
-        </w:rPr>
-        <w:fldChar w:fldCharType="end"/>
-      </w:r>
+      <w:fldSimple w:instr=" SEQ ábra \* ARABIC ">
+        <w:r>
+          <w:rPr>
+            <w:noProof/>
+          </w:rPr>
+          <w:t>8</w:t>
+        </w:r>
+      </w:fldSimple>
       <w:r>
         <w:t>: Korok reprezentációja</w:t>
       </w:r>
@@ -7557,27 +7453,14 @@
       <w:r>
         <w:t xml:space="preserve">ábra </w:t>
       </w:r>
-      <w:r>
-        <w:fldChar w:fldCharType="begin"/>
-      </w:r>
-      <w:r>
-        <w:instrText xml:space="preserve"> SEQ ábra \* ARABIC </w:instrText>
-      </w:r>
-      <w:r>
-        <w:fldChar w:fldCharType="separate"/>
-      </w:r>
-      <w:r>
-        <w:rPr>
-          <w:noProof/>
-        </w:rPr>
-        <w:t>9</w:t>
-      </w:r>
-      <w:r>
-        <w:rPr>
-          <w:noProof/>
-        </w:rPr>
-        <w:fldChar w:fldCharType="end"/>
-      </w:r>
+      <w:fldSimple w:instr=" SEQ ábra \* ARABIC ">
+        <w:r>
+          <w:rPr>
+            <w:noProof/>
+          </w:rPr>
+          <w:t>9</w:t>
+        </w:r>
+      </w:fldSimple>
       <w:r>
         <w:t>: Játékelemek reprezentációja osztályokkal</w:t>
       </w:r>
@@ -7684,27 +7567,14 @@
       <w:r>
         <w:t xml:space="preserve">ábra </w:t>
       </w:r>
-      <w:r>
-        <w:fldChar w:fldCharType="begin"/>
-      </w:r>
-      <w:r>
-        <w:instrText xml:space="preserve"> SEQ ábra \* ARABIC </w:instrText>
-      </w:r>
-      <w:r>
-        <w:fldChar w:fldCharType="separate"/>
-      </w:r>
-      <w:r>
-        <w:rPr>
-          <w:noProof/>
-        </w:rPr>
-        <w:t>10</w:t>
-      </w:r>
-      <w:r>
-        <w:rPr>
-          <w:noProof/>
-        </w:rPr>
-        <w:fldChar w:fldCharType="end"/>
-      </w:r>
+      <w:fldSimple w:instr=" SEQ ábra \* ARABIC ">
+        <w:r>
+          <w:rPr>
+            <w:noProof/>
+          </w:rPr>
+          <w:t>10</w:t>
+        </w:r>
+      </w:fldSimple>
       <w:r>
         <w:t>: Játékelemek generálását segítő osztályok</w:t>
       </w:r>
@@ -7838,27 +7708,14 @@
       <w:r>
         <w:t xml:space="preserve">ábra </w:t>
       </w:r>
-      <w:r>
-        <w:fldChar w:fldCharType="begin"/>
-      </w:r>
-      <w:r>
-        <w:instrText xml:space="preserve"> SEQ ábra \* ARABIC </w:instrText>
-      </w:r>
-      <w:r>
-        <w:fldChar w:fldCharType="separate"/>
-      </w:r>
-      <w:r>
-        <w:rPr>
-          <w:noProof/>
-        </w:rPr>
-        <w:t>11</w:t>
-      </w:r>
-      <w:r>
-        <w:rPr>
-          <w:noProof/>
-        </w:rPr>
-        <w:fldChar w:fldCharType="end"/>
-      </w:r>
+      <w:fldSimple w:instr=" SEQ ábra \* ARABIC ">
+        <w:r>
+          <w:rPr>
+            <w:noProof/>
+          </w:rPr>
+          <w:t>11</w:t>
+        </w:r>
+      </w:fldSimple>
       <w:r>
         <w:t>: Kártya kompozíciót reprezentáló osztályok</w:t>
       </w:r>
@@ -7953,27 +7810,14 @@
       <w:r>
         <w:t xml:space="preserve">ábra </w:t>
       </w:r>
-      <w:r>
-        <w:fldChar w:fldCharType="begin"/>
-      </w:r>
-      <w:r>
-        <w:instrText xml:space="preserve"> SEQ ábra \* ARABIC </w:instrText>
-      </w:r>
-      <w:r>
-        <w:fldChar w:fldCharType="separate"/>
-      </w:r>
-      <w:r>
-        <w:rPr>
-          <w:noProof/>
-        </w:rPr>
-        <w:t>12</w:t>
-      </w:r>
-      <w:r>
-        <w:rPr>
-          <w:noProof/>
-        </w:rPr>
-        <w:fldChar w:fldCharType="end"/>
-      </w:r>
+      <w:fldSimple w:instr=" SEQ ábra \* ARABIC ">
+        <w:r>
+          <w:rPr>
+            <w:noProof/>
+          </w:rPr>
+          <w:t>12</w:t>
+        </w:r>
+      </w:fldSimple>
       <w:r>
         <w:t>: Külsőleg használt interfészek és osztályok</w:t>
       </w:r>
@@ -8156,27 +8000,14 @@
       <w:r>
         <w:t xml:space="preserve">ábra </w:t>
       </w:r>
-      <w:r>
-        <w:fldChar w:fldCharType="begin"/>
-      </w:r>
-      <w:r>
-        <w:instrText xml:space="preserve"> SEQ ábra \* ARABIC </w:instrText>
-      </w:r>
-      <w:r>
-        <w:fldChar w:fldCharType="separate"/>
-      </w:r>
-      <w:r>
-        <w:rPr>
-          <w:noProof/>
-        </w:rPr>
-        <w:t>13</w:t>
-      </w:r>
-      <w:r>
-        <w:rPr>
-          <w:noProof/>
-        </w:rPr>
-        <w:fldChar w:fldCharType="end"/>
-      </w:r>
+      <w:fldSimple w:instr=" SEQ ábra \* ARABIC ">
+        <w:r>
+          <w:rPr>
+            <w:noProof/>
+          </w:rPr>
+          <w:t>13</w:t>
+        </w:r>
+      </w:fldSimple>
       <w:r>
         <w:t>: A gépi játékos reprezentációja és az ahhoz kapcsolódó interfészek</w:t>
       </w:r>
@@ -8299,27 +8130,14 @@
       <w:r>
         <w:t xml:space="preserve">ábra </w:t>
       </w:r>
-      <w:r>
-        <w:fldChar w:fldCharType="begin"/>
-      </w:r>
-      <w:r>
-        <w:instrText xml:space="preserve"> SEQ ábra \* ARABIC </w:instrText>
-      </w:r>
-      <w:r>
-        <w:fldChar w:fldCharType="separate"/>
-      </w:r>
-      <w:r>
-        <w:rPr>
-          <w:noProof/>
-        </w:rPr>
-        <w:t>14</w:t>
-      </w:r>
-      <w:r>
-        <w:rPr>
-          <w:noProof/>
-        </w:rPr>
-        <w:fldChar w:fldCharType="end"/>
-      </w:r>
+      <w:fldSimple w:instr=" SEQ ábra \* ARABIC ">
+        <w:r>
+          <w:rPr>
+            <w:noProof/>
+          </w:rPr>
+          <w:t>14</w:t>
+        </w:r>
+      </w:fldSimple>
       <w:r>
         <w:t>: Különböző döntéseket kezelő osztályok és a súlyokat tartalmazó osztály reprezentációja</w:t>
       </w:r>
@@ -8408,27 +8226,14 @@
       <w:r>
         <w:t xml:space="preserve">ábra </w:t>
       </w:r>
-      <w:r>
-        <w:fldChar w:fldCharType="begin"/>
-      </w:r>
-      <w:r>
-        <w:instrText xml:space="preserve"> SEQ ábra \* ARABIC </w:instrText>
-      </w:r>
-      <w:r>
-        <w:fldChar w:fldCharType="separate"/>
-      </w:r>
-      <w:r>
-        <w:rPr>
-          <w:noProof/>
-        </w:rPr>
-        <w:t>15</w:t>
-      </w:r>
-      <w:r>
-        <w:rPr>
-          <w:noProof/>
-        </w:rPr>
-        <w:fldChar w:fldCharType="end"/>
-      </w:r>
+      <w:fldSimple w:instr=" SEQ ábra \* ARABIC ">
+        <w:r>
+          <w:rPr>
+            <w:noProof/>
+          </w:rPr>
+          <w:t>15</w:t>
+        </w:r>
+      </w:fldSimple>
       <w:r>
         <w:t>: A mesterséges intelligenciának információt szolgáltató interfészek, osztályok</w:t>
       </w:r>
@@ -8954,27 +8759,14 @@
       <w:r>
         <w:t xml:space="preserve">ábra </w:t>
       </w:r>
-      <w:r>
-        <w:fldChar w:fldCharType="begin"/>
-      </w:r>
-      <w:r>
-        <w:instrText xml:space="preserve"> SEQ ábra \* ARABIC </w:instrText>
-      </w:r>
-      <w:r>
-        <w:fldChar w:fldCharType="separate"/>
-      </w:r>
-      <w:r>
-        <w:rPr>
-          <w:noProof/>
-        </w:rPr>
-        <w:t>16</w:t>
-      </w:r>
-      <w:r>
-        <w:rPr>
-          <w:noProof/>
-        </w:rPr>
-        <w:fldChar w:fldCharType="end"/>
-      </w:r>
+      <w:fldSimple w:instr=" SEQ ábra \* ARABIC ">
+        <w:r>
+          <w:rPr>
+            <w:noProof/>
+          </w:rPr>
+          <w:t>16</w:t>
+        </w:r>
+      </w:fldSimple>
       <w:r>
         <w:t>: Szerver oldali üzenetküldéssel kapcsolatos osztályok, interfészek</w:t>
       </w:r>
@@ -9069,27 +8861,14 @@
       <w:r>
         <w:t xml:space="preserve">ábra </w:t>
       </w:r>
-      <w:r>
-        <w:fldChar w:fldCharType="begin"/>
-      </w:r>
-      <w:r>
-        <w:instrText xml:space="preserve"> SEQ ábra \* ARABIC </w:instrText>
-      </w:r>
-      <w:r>
-        <w:fldChar w:fldCharType="separate"/>
-      </w:r>
-      <w:r>
-        <w:rPr>
-          <w:noProof/>
-        </w:rPr>
-        <w:t>17</w:t>
-      </w:r>
-      <w:r>
-        <w:rPr>
-          <w:noProof/>
-        </w:rPr>
-        <w:fldChar w:fldCharType="end"/>
-      </w:r>
+      <w:fldSimple w:instr=" SEQ ábra \* ARABIC ">
+        <w:r>
+          <w:rPr>
+            <w:noProof/>
+          </w:rPr>
+          <w:t>17</w:t>
+        </w:r>
+      </w:fldSimple>
       <w:r>
         <w:t>: A klienseket reprezentáló és kezelő osztályok szerver oldalon</w:t>
       </w:r>
@@ -9329,27 +9108,14 @@
       <w:r>
         <w:t xml:space="preserve">ábra </w:t>
       </w:r>
-      <w:r>
-        <w:fldChar w:fldCharType="begin"/>
-      </w:r>
-      <w:r>
-        <w:instrText xml:space="preserve"> SEQ ábra \* ARABIC </w:instrText>
-      </w:r>
-      <w:r>
-        <w:fldChar w:fldCharType="separate"/>
-      </w:r>
-      <w:r>
-        <w:rPr>
-          <w:noProof/>
-        </w:rPr>
-        <w:t>18</w:t>
-      </w:r>
-      <w:r>
-        <w:rPr>
-          <w:noProof/>
-        </w:rPr>
-        <w:fldChar w:fldCharType="end"/>
-      </w:r>
+      <w:fldSimple w:instr=" SEQ ábra \* ARABIC ">
+        <w:r>
+          <w:rPr>
+            <w:noProof/>
+          </w:rPr>
+          <w:t>18</w:t>
+        </w:r>
+      </w:fldSimple>
       <w:r>
         <w:t>: Üzenet szétosztást megvalósító osztályok, interfészek</w:t>
       </w:r>
@@ -9468,27 +9234,14 @@
       <w:r>
         <w:t xml:space="preserve">ábra </w:t>
       </w:r>
-      <w:r>
-        <w:fldChar w:fldCharType="begin"/>
-      </w:r>
-      <w:r>
-        <w:instrText xml:space="preserve"> SEQ ábra \* ARABIC </w:instrText>
-      </w:r>
-      <w:r>
-        <w:fldChar w:fldCharType="separate"/>
-      </w:r>
-      <w:r>
-        <w:rPr>
-          <w:noProof/>
-        </w:rPr>
-        <w:t>19</w:t>
-      </w:r>
-      <w:r>
-        <w:rPr>
-          <w:noProof/>
-        </w:rPr>
-        <w:fldChar w:fldCharType="end"/>
-      </w:r>
+      <w:fldSimple w:instr=" SEQ ábra \* ARABIC ">
+        <w:r>
+          <w:rPr>
+            <w:noProof/>
+          </w:rPr>
+          <w:t>19</w:t>
+        </w:r>
+      </w:fldSimple>
       <w:r>
         <w:t>: Lobby kezeléssel kapcsolatos osztályok</w:t>
       </w:r>
@@ -9699,27 +9452,14 @@
       <w:r>
         <w:t xml:space="preserve">ábra </w:t>
       </w:r>
-      <w:r>
-        <w:fldChar w:fldCharType="begin"/>
-      </w:r>
-      <w:r>
-        <w:instrText xml:space="preserve"> SEQ ábra \* ARABIC </w:instrText>
-      </w:r>
-      <w:r>
-        <w:fldChar w:fldCharType="separate"/>
-      </w:r>
-      <w:r>
-        <w:rPr>
-          <w:noProof/>
-        </w:rPr>
-        <w:t>20</w:t>
-      </w:r>
-      <w:r>
-        <w:rPr>
-          <w:noProof/>
-        </w:rPr>
-        <w:fldChar w:fldCharType="end"/>
-      </w:r>
+      <w:fldSimple w:instr=" SEQ ábra \* ARABIC ">
+        <w:r>
+          <w:rPr>
+            <w:noProof/>
+          </w:rPr>
+          <w:t>20</w:t>
+        </w:r>
+      </w:fldSimple>
       <w:r>
         <w:t>: Több játékmenet kezelésével kapcsolatos osztályok</w:t>
       </w:r>
@@ -10543,27 +10283,14 @@
       <w:r>
         <w:t xml:space="preserve">ábra </w:t>
       </w:r>
-      <w:r>
-        <w:fldChar w:fldCharType="begin"/>
-      </w:r>
-      <w:r>
-        <w:instrText xml:space="preserve"> SEQ ábra \* ARABIC </w:instrText>
-      </w:r>
-      <w:r>
-        <w:fldChar w:fldCharType="separate"/>
-      </w:r>
-      <w:r>
-        <w:rPr>
-          <w:noProof/>
-        </w:rPr>
-        <w:t>21</w:t>
-      </w:r>
-      <w:r>
-        <w:rPr>
-          <w:noProof/>
-        </w:rPr>
-        <w:fldChar w:fldCharType="end"/>
-      </w:r>
+      <w:fldSimple w:instr=" SEQ ábra \* ARABIC ">
+        <w:r>
+          <w:rPr>
+            <w:noProof/>
+          </w:rPr>
+          <w:t>21</w:t>
+        </w:r>
+      </w:fldSimple>
       <w:r>
         <w:t>: A könnyű szintű MI átlagos jutalom szerzése</w:t>
       </w:r>
@@ -10764,27 +10491,14 @@
       <w:r>
         <w:t xml:space="preserve">ábra </w:t>
       </w:r>
-      <w:r>
-        <w:fldChar w:fldCharType="begin"/>
-      </w:r>
-      <w:r>
-        <w:instrText xml:space="preserve"> SEQ ábra \* ARABIC </w:instrText>
-      </w:r>
-      <w:r>
-        <w:fldChar w:fldCharType="separate"/>
-      </w:r>
-      <w:r>
-        <w:rPr>
-          <w:noProof/>
-        </w:rPr>
-        <w:t>22</w:t>
-      </w:r>
-      <w:r>
-        <w:rPr>
-          <w:noProof/>
-        </w:rPr>
-        <w:fldChar w:fldCharType="end"/>
-      </w:r>
+      <w:fldSimple w:instr=" SEQ ábra \* ARABIC ">
+        <w:r>
+          <w:rPr>
+            <w:noProof/>
+          </w:rPr>
+          <w:t>22</w:t>
+        </w:r>
+      </w:fldSimple>
       <w:r>
         <w:t xml:space="preserve">: </w:t>
       </w:r>
@@ -10806,27 +10520,14 @@
       <w:r>
         <w:t xml:space="preserve">táblázat </w:t>
       </w:r>
-      <w:r>
-        <w:fldChar w:fldCharType="begin"/>
-      </w:r>
-      <w:r>
-        <w:instrText xml:space="preserve"> SEQ táblázat \* ARABIC </w:instrText>
-      </w:r>
-      <w:r>
-        <w:fldChar w:fldCharType="separate"/>
-      </w:r>
-      <w:r>
-        <w:rPr>
-          <w:noProof/>
-        </w:rPr>
-        <w:t>1</w:t>
-      </w:r>
-      <w:r>
-        <w:rPr>
-          <w:noProof/>
-        </w:rPr>
-        <w:fldChar w:fldCharType="end"/>
-      </w:r>
+      <w:fldSimple w:instr=" SEQ táblázat \* ARABIC ">
+        <w:r>
+          <w:rPr>
+            <w:noProof/>
+          </w:rPr>
+          <w:t>1</w:t>
+        </w:r>
+      </w:fldSimple>
       <w:r>
         <w:t>: Közepes szintű ágens tanítási fázisainak konfigurációja</w:t>
       </w:r>
@@ -11641,27 +11342,14 @@
       <w:r>
         <w:t xml:space="preserve">ábra </w:t>
       </w:r>
-      <w:r>
-        <w:fldChar w:fldCharType="begin"/>
-      </w:r>
-      <w:r>
-        <w:instrText xml:space="preserve"> SEQ ábra \* ARABIC </w:instrText>
-      </w:r>
-      <w:r>
-        <w:fldChar w:fldCharType="separate"/>
-      </w:r>
-      <w:r>
-        <w:rPr>
-          <w:noProof/>
-        </w:rPr>
-        <w:t>23</w:t>
-      </w:r>
-      <w:r>
-        <w:rPr>
-          <w:noProof/>
-        </w:rPr>
-        <w:fldChar w:fldCharType="end"/>
-      </w:r>
+      <w:fldSimple w:instr=" SEQ ábra \* ARABIC ">
+        <w:r>
+          <w:rPr>
+            <w:noProof/>
+          </w:rPr>
+          <w:t>23</w:t>
+        </w:r>
+      </w:fldSimple>
       <w:r>
         <w:t xml:space="preserve">: </w:t>
       </w:r>
@@ -11683,27 +11371,14 @@
       <w:r>
         <w:t xml:space="preserve">táblázat </w:t>
       </w:r>
-      <w:r>
-        <w:fldChar w:fldCharType="begin"/>
-      </w:r>
-      <w:r>
-        <w:instrText xml:space="preserve"> SEQ táblázat \* ARABIC </w:instrText>
-      </w:r>
-      <w:r>
-        <w:fldChar w:fldCharType="separate"/>
-      </w:r>
-      <w:r>
-        <w:rPr>
-          <w:noProof/>
-        </w:rPr>
-        <w:t>2</w:t>
-      </w:r>
-      <w:r>
-        <w:rPr>
-          <w:noProof/>
-        </w:rPr>
-        <w:fldChar w:fldCharType="end"/>
-      </w:r>
+      <w:fldSimple w:instr=" SEQ táblázat \* ARABIC ">
+        <w:r>
+          <w:rPr>
+            <w:noProof/>
+          </w:rPr>
+          <w:t>2</w:t>
+        </w:r>
+      </w:fldSimple>
       <w:r>
         <w:t>: Nehéz szintű ágens tanítási fázisainak konfigurációja</w:t>
       </w:r>
@@ -12372,27 +12047,14 @@
         <w:lastRenderedPageBreak/>
         <w:t xml:space="preserve">táblázat </w:t>
       </w:r>
-      <w:r>
-        <w:fldChar w:fldCharType="begin"/>
-      </w:r>
-      <w:r>
-        <w:instrText xml:space="preserve"> SEQ táblázat \* ARABIC </w:instrText>
-      </w:r>
-      <w:r>
-        <w:fldChar w:fldCharType="separate"/>
-      </w:r>
-      <w:r>
-        <w:rPr>
-          <w:noProof/>
-        </w:rPr>
-        <w:t>3</w:t>
-      </w:r>
-      <w:r>
-        <w:rPr>
-          <w:noProof/>
-        </w:rPr>
-        <w:fldChar w:fldCharType="end"/>
-      </w:r>
+      <w:fldSimple w:instr=" SEQ táblázat \* ARABIC ">
+        <w:r>
+          <w:rPr>
+            <w:noProof/>
+          </w:rPr>
+          <w:t>3</w:t>
+        </w:r>
+      </w:fldSimple>
       <w:r>
         <w:t>: Egyes nehézségi szinteken elért teljesítmény-mutatók összefoglaló kiértékelése</w:t>
       </w:r>
@@ -12943,7 +12605,7 @@
           <w:rStyle w:val="citation-56"/>
           <w:rFonts w:cstheme="minorHAnsi"/>
         </w:rPr>
-        <w:t>A PPO (Proximal Policy Optimization) algoritmus segítségével három különböző nehézségi szintet hoztam létre</w:t>
+        <w:t>A PPO algoritmus segítségével három különböző nehézségi szintet hoztam létre</w:t>
       </w:r>
       <w:r>
         <w:rPr>
@@ -12956,7 +12618,7 @@
           <w:rStyle w:val="citation-55"/>
           <w:rFonts w:cstheme="minorHAnsi"/>
         </w:rPr>
-        <w:t>A tanítási fázisok során igazolást nyert, hogy a játékkörnyezet hatékony kódolása (Feature Engineering) és az optimális hálózati mélység megválasztása kritikusabb a modell teljesítménye szempontjából, mint a neurális háló méretének puszta növelése</w:t>
+        <w:t>A tanítási fázisok során igazolást nyert, hogy a játékkörnyezet hatékony kódolása és az optimális hálózati mélység megválasztása kritikusabb a modell teljesítménye szempontjából, mint a neurális háló méretének puszta növelése</w:t>
       </w:r>
       <w:r>
         <w:rPr>
@@ -13108,7 +12770,7 @@
           <w:bCs/>
           <w:lang w:val="en-GB"/>
         </w:rPr>
-        <w:t>Öntanító mechanizmus (Self-play)</w:t>
+        <w:t>Kiegészítők implementálása</w:t>
       </w:r>
     </w:p>
     <w:p>
@@ -13121,16 +12783,49 @@
         <w:rPr>
           <w:lang w:val="en-GB"/>
         </w:rPr>
-        <w:t xml:space="preserve">A jelenlegi modellek rögzített heurisztikák és korábbi MI verziók ellen tanultak. A jövőben az AlphaZero-hoz hasonló öntanító folyamatok bevezetése még kifinomultabb stratégiai mélységet adhatna az ágenseknek. </w:t>
-      </w:r>
-    </w:p>
-    <w:p>
-      <w:pPr>
+        <w:t xml:space="preserve">A játékmenet bővíthető lenne a </w:t>
+      </w:r>
+      <w:r>
+        <w:rPr>
+          <w:i/>
+          <w:iCs/>
+          <w:lang w:val="en-GB"/>
+        </w:rPr>
+        <w:t>7 Csoda: Párbaj</w:t>
+      </w:r>
+      <w:r>
+        <w:rPr>
+          <w:lang w:val="en-GB"/>
+        </w:rPr>
+        <w:t xml:space="preserve"> népszerű kiegészítőivel, ami új mechanizmusokat és ezáltal komplexebb állapottér-reprezentációt igényelne.</w:t>
+      </w:r>
+    </w:p>
+    <w:p>
+      <w:pPr>
+        <w:rPr>
+          <w:lang w:val="en-GB"/>
+        </w:rPr>
+      </w:pPr>
+      <w:r>
         <w:rPr>
           <w:b/>
           <w:bCs/>
           <w:lang w:val="en-GB"/>
         </w:rPr>
+        <w:t>Webes kliens fejlesztése:</w:t>
+      </w:r>
+      <w:r>
+        <w:rPr>
+          <w:lang w:val="en-GB"/>
+        </w:rPr>
+        <w:t xml:space="preserve"> A .NET 9 és a Blazor Hybrid lehetőségeit kihasználva a meglévő logika és motor kiterjeszthető lenne böngészőben futó változatra is, tovább növelve a platformfüggetlenséget.</w:t>
+      </w:r>
+    </w:p>
+    <w:p>
+      <w:pPr>
+        <w:rPr>
+          <w:lang w:val="en-GB"/>
+        </w:rPr>
       </w:pPr>
       <w:r>
         <w:rPr>
@@ -13138,34 +12833,13 @@
           <w:bCs/>
           <w:lang w:val="en-GB"/>
         </w:rPr>
-        <w:t>Kiegészítők implementálása</w:t>
-      </w:r>
-    </w:p>
-    <w:p>
-      <w:pPr>
+        <w:t>Fejlettebb animációs rendszer:</w:t>
+      </w:r>
+      <w:r>
         <w:rPr>
           <w:lang w:val="en-GB"/>
         </w:rPr>
-      </w:pPr>
-      <w:r>
-        <w:rPr>
-          <w:lang w:val="en-GB"/>
-        </w:rPr>
-        <w:t xml:space="preserve">A játékmenet bővíthető lenne a </w:t>
-      </w:r>
-      <w:r>
-        <w:rPr>
-          <w:i/>
-          <w:iCs/>
-          <w:lang w:val="en-GB"/>
-        </w:rPr>
-        <w:t>7 Csoda: Párbaj</w:t>
-      </w:r>
-      <w:r>
-        <w:rPr>
-          <w:lang w:val="en-GB"/>
-        </w:rPr>
-        <w:t xml:space="preserve"> népszerű kiegészítőivel (pl. Pantheon, Agora), ami új mechanizmusokat (istenségek, politikai befolyás) és ezáltal komplexebb állapottér-reprezentációt igényelne.</w:t>
+        <w:t xml:space="preserve"> A SkiaSharp motor továbbfejlesztésével komplexebb vizuális effektek integrálhatók, amelyek még inkább közelítenék a szoftvert a kereskedelmi forgalomban kapható digitális társasjátékok minőségéhez.</w:t>
       </w:r>
     </w:p>
     <w:p>
@@ -13180,55 +12854,25 @@
           <w:bCs/>
           <w:lang w:val="en-GB"/>
         </w:rPr>
-        <w:t>Webes kliens fejlesztése:</w:t>
+        <w:t>Mélyebb statisztikai elemzés:</w:t>
       </w:r>
       <w:r>
         <w:rPr>
           <w:lang w:val="en-GB"/>
         </w:rPr>
-        <w:t xml:space="preserve"> A .NET 9 és a Blazor Hybrid lehetőségeit kihasználva a meglévő logika és motor kiterjeszthető lenne böngészőben futó változatra is, tovább növelve a platformfüggetlenséget.</w:t>
-      </w:r>
-    </w:p>
-    <w:p>
-      <w:pPr>
+        <w:t xml:space="preserve"> A szerveroldali Database komponens kiterjesztésével lehetőség nyílna a játékosok szokásainak részletesebb elemzésére, ami segít</w:t>
+      </w:r>
+      <w:r>
         <w:rPr>
           <w:lang w:val="en-GB"/>
         </w:rPr>
-      </w:pPr>
-      <w:r>
-        <w:rPr>
-          <w:b/>
-          <w:bCs/>
+        <w:t>e</w:t>
+      </w:r>
+      <w:r>
+        <w:rPr>
           <w:lang w:val="en-GB"/>
         </w:rPr>
-        <w:t>Fejlettebb animációs rendszer:</w:t>
-      </w:r>
-      <w:r>
-        <w:rPr>
-          <w:lang w:val="en-GB"/>
-        </w:rPr>
-        <w:t xml:space="preserve"> A SkiaSharp motor továbbfejlesztésével részecskerendszerek és komplexebb vizuális effektek integrálhatók, amelyek még inkább közelítenék a szoftvert a kereskedelmi forgalomban kapható digitális társasjátékok minőségéhez.</w:t>
-      </w:r>
-    </w:p>
-    <w:p>
-      <w:pPr>
-        <w:rPr>
-          <w:lang w:val="en-GB"/>
-        </w:rPr>
-      </w:pPr>
-      <w:r>
-        <w:rPr>
-          <w:b/>
-          <w:bCs/>
-          <w:lang w:val="en-GB"/>
-        </w:rPr>
-        <w:t>Mélyebb statisztikai elemzés:</w:t>
-      </w:r>
-      <w:r>
-        <w:rPr>
-          <w:lang w:val="en-GB"/>
-        </w:rPr>
-        <w:t xml:space="preserve"> A szerveroldali Database komponens kiterjesztésével lehetőség nyílna a játékosok szokásainak és az MI döntéseinek részletesebb elemzésére, ami segítne a játékegyensúly (game balance) további finomhangolásában. </w:t>
+        <w:t xml:space="preserve">ne a játékegyensúly további finomhangolásában. </w:t>
       </w:r>
     </w:p>
     <w:p>
@@ -17414,6 +17058,7 @@
   <w:style w:type="character" w:default="1" w:styleId="DefaultParagraphFont">
     <w:name w:val="Default Paragraph Font"/>
     <w:uiPriority w:val="1"/>
+    <w:semiHidden/>
     <w:unhideWhenUsed/>
   </w:style>
   <w:style w:type="table" w:default="1" w:styleId="TableNormal">
@@ -18374,6 +18019,15 @@
 </file>
 
 <file path=customXml/item2.xml><?xml version="1.0" encoding="utf-8"?>
+<?mso-contentType ?>
+<FormTemplates xmlns="http://schemas.microsoft.com/sharepoint/v3/contenttype/forms">
+  <Display>DocumentLibraryForm</Display>
+  <Edit>DocumentLibraryForm</Edit>
+  <New>DocumentLibraryForm</New>
+</FormTemplates>
+</file>
+
+<file path=customXml/item3.xml><?xml version="1.0" encoding="utf-8"?>
 <ct:contentTypeSchema xmlns:ct="http://schemas.microsoft.com/office/2006/metadata/contentType" xmlns:ma="http://schemas.microsoft.com/office/2006/metadata/properties/metaAttributes" ct:_="" ma:_="" ma:contentTypeName="Document" ma:contentTypeID="0x01010057D746A6CC7228419059D1F304ECB892" ma:contentTypeVersion="6" ma:contentTypeDescription="Create a new document." ma:contentTypeScope="" ma:versionID="230bd601e8ab138a3182c21189d57f93">
   <xsd:schema xmlns:xsd="http://www.w3.org/2001/XMLSchema" xmlns:xs="http://www.w3.org/2001/XMLSchema" xmlns:p="http://schemas.microsoft.com/office/2006/metadata/properties" xmlns:ns2="23369ae5-05ef-4c7c-a662-deac929baaef" targetNamespace="http://schemas.microsoft.com/office/2006/metadata/properties" ma:root="true" ma:fieldsID="ed8cacf55a6d923cbbf7f604d05b507d" ns2:_="">
     <xsd:import namespace="23369ae5-05ef-4c7c-a662-deac929baaef"/>
@@ -18531,15 +18185,6 @@
 </ct:contentTypeSchema>
 </file>
 
-<file path=customXml/item3.xml><?xml version="1.0" encoding="utf-8"?>
-<?mso-contentType ?>
-<FormTemplates xmlns="http://schemas.microsoft.com/sharepoint/v3/contenttype/forms">
-  <Display>DocumentLibraryForm</Display>
-  <Edit>DocumentLibraryForm</Edit>
-  <New>DocumentLibraryForm</New>
-</FormTemplates>
-</file>
-
 <file path=customXml/itemProps1.xml><?xml version="1.0" encoding="utf-8"?>
 <ds:datastoreItem xmlns:ds="http://schemas.openxmlformats.org/officeDocument/2006/customXml" ds:itemID="{E9F6CDE2-636C-4043-AFFC-7CB0CE5DF55A}">
   <ds:schemaRefs>
@@ -18549,6 +18194,14 @@
 </file>
 
 <file path=customXml/itemProps2.xml><?xml version="1.0" encoding="utf-8"?>
+<ds:datastoreItem xmlns:ds="http://schemas.openxmlformats.org/officeDocument/2006/customXml" ds:itemID="{79D0F40F-646A-4DBF-9119-0FC598DFBBBB}">
+  <ds:schemaRefs>
+    <ds:schemaRef ds:uri="http://schemas.microsoft.com/sharepoint/v3/contenttype/forms"/>
+  </ds:schemaRefs>
+</ds:datastoreItem>
+</file>
+
+<file path=customXml/itemProps3.xml><?xml version="1.0" encoding="utf-8"?>
 <ds:datastoreItem xmlns:ds="http://schemas.openxmlformats.org/officeDocument/2006/customXml" ds:itemID="{E0E361D0-270A-43DD-B744-DC4991A38C53}">
   <ds:schemaRefs>
     <ds:schemaRef ds:uri="http://schemas.microsoft.com/office/2006/metadata/contentType"/>
@@ -18566,14 +18219,6 @@
 </ds:datastoreItem>
 </file>
 
-<file path=customXml/itemProps3.xml><?xml version="1.0" encoding="utf-8"?>
-<ds:datastoreItem xmlns:ds="http://schemas.openxmlformats.org/officeDocument/2006/customXml" ds:itemID="{79D0F40F-646A-4DBF-9119-0FC598DFBBBB}">
-  <ds:schemaRefs>
-    <ds:schemaRef ds:uri="http://schemas.microsoft.com/sharepoint/v3/contenttype/forms"/>
-  </ds:schemaRefs>
-</ds:datastoreItem>
-</file>
-
 <file path=docMetadata/LabelInfo.xml><?xml version="1.0" encoding="utf-8"?>
 <clbl:labelList xmlns:clbl="http://schemas.microsoft.com/office/2020/mipLabelMetadata">
   <clbl:label id="{ff6dbec8-95a8-4638-9f5f-bd076536645c}" enabled="1" method="Standard" siteId="{5dbf1add-202a-4b8d-815b-bf0fb024e033}" contentBits="0" removed="0"/>

--- a/document/Szakdolgozat.docx
+++ b/document/Szakdolgozat.docx
@@ -5018,14 +5018,27 @@
       <w:r>
         <w:t xml:space="preserve">ábra </w:t>
       </w:r>
-      <w:fldSimple w:instr=" SEQ ábra \* ARABIC ">
-        <w:r>
-          <w:rPr>
-            <w:noProof/>
-          </w:rPr>
-          <w:t>1</w:t>
-        </w:r>
-      </w:fldSimple>
+      <w:r>
+        <w:fldChar w:fldCharType="begin"/>
+      </w:r>
+      <w:r>
+        <w:instrText xml:space="preserve"> SEQ ábra \* ARABIC </w:instrText>
+      </w:r>
+      <w:r>
+        <w:fldChar w:fldCharType="separate"/>
+      </w:r>
+      <w:r>
+        <w:rPr>
+          <w:noProof/>
+        </w:rPr>
+        <w:t>1</w:t>
+      </w:r>
+      <w:r>
+        <w:rPr>
+          <w:noProof/>
+        </w:rPr>
+        <w:fldChar w:fldCharType="end"/>
+      </w:r>
       <w:r>
         <w:t xml:space="preserve">: </w:t>
       </w:r>
@@ -5919,14 +5932,27 @@
       <w:r>
         <w:t xml:space="preserve">ábra </w:t>
       </w:r>
-      <w:fldSimple w:instr=" SEQ ábra \* ARABIC ">
-        <w:r>
-          <w:rPr>
-            <w:noProof/>
-          </w:rPr>
-          <w:t>2</w:t>
-        </w:r>
-      </w:fldSimple>
+      <w:r>
+        <w:fldChar w:fldCharType="begin"/>
+      </w:r>
+      <w:r>
+        <w:instrText xml:space="preserve"> SEQ ábra \* ARABIC </w:instrText>
+      </w:r>
+      <w:r>
+        <w:fldChar w:fldCharType="separate"/>
+      </w:r>
+      <w:r>
+        <w:rPr>
+          <w:noProof/>
+        </w:rPr>
+        <w:t>2</w:t>
+      </w:r>
+      <w:r>
+        <w:rPr>
+          <w:noProof/>
+        </w:rPr>
+        <w:fldChar w:fldCharType="end"/>
+      </w:r>
       <w:r>
         <w:t>: A játékmotor fő osztályai</w:t>
       </w:r>
@@ -6196,14 +6222,27 @@
       <w:r>
         <w:t xml:space="preserve">ábra </w:t>
       </w:r>
-      <w:fldSimple w:instr=" SEQ ábra \* ARABIC ">
-        <w:r>
-          <w:rPr>
-            <w:noProof/>
-          </w:rPr>
-          <w:t>3</w:t>
-        </w:r>
-      </w:fldSimple>
+      <w:r>
+        <w:fldChar w:fldCharType="begin"/>
+      </w:r>
+      <w:r>
+        <w:instrText xml:space="preserve"> SEQ ábra \* ARABIC </w:instrText>
+      </w:r>
+      <w:r>
+        <w:fldChar w:fldCharType="separate"/>
+      </w:r>
+      <w:r>
+        <w:rPr>
+          <w:noProof/>
+        </w:rPr>
+        <w:t>3</w:t>
+      </w:r>
+      <w:r>
+        <w:rPr>
+          <w:noProof/>
+        </w:rPr>
+        <w:fldChar w:fldCharType="end"/>
+      </w:r>
       <w:r>
         <w:t>: A játékmotor különböző komponensei</w:t>
       </w:r>
@@ -6356,14 +6395,27 @@
       <w:r>
         <w:t xml:space="preserve">ábra </w:t>
       </w:r>
-      <w:fldSimple w:instr=" SEQ ábra \* ARABIC ">
-        <w:r>
-          <w:rPr>
-            <w:noProof/>
-          </w:rPr>
-          <w:t>4</w:t>
-        </w:r>
-      </w:fldSimple>
+      <w:r>
+        <w:fldChar w:fldCharType="begin"/>
+      </w:r>
+      <w:r>
+        <w:instrText xml:space="preserve"> SEQ ábra \* ARABIC </w:instrText>
+      </w:r>
+      <w:r>
+        <w:fldChar w:fldCharType="separate"/>
+      </w:r>
+      <w:r>
+        <w:rPr>
+          <w:noProof/>
+        </w:rPr>
+        <w:t>4</w:t>
+      </w:r>
+      <w:r>
+        <w:rPr>
+          <w:noProof/>
+        </w:rPr>
+        <w:fldChar w:fldCharType="end"/>
+      </w:r>
       <w:r>
         <w:t>: Scene osztállyal kapcsolatos osztályok</w:t>
       </w:r>
@@ -6645,14 +6697,27 @@
       <w:r>
         <w:t xml:space="preserve">ábra </w:t>
       </w:r>
-      <w:fldSimple w:instr=" SEQ ábra \* ARABIC ">
-        <w:r>
-          <w:rPr>
-            <w:noProof/>
-          </w:rPr>
-          <w:t>5</w:t>
-        </w:r>
-      </w:fldSimple>
+      <w:r>
+        <w:fldChar w:fldCharType="begin"/>
+      </w:r>
+      <w:r>
+        <w:instrText xml:space="preserve"> SEQ ábra \* ARABIC </w:instrText>
+      </w:r>
+      <w:r>
+        <w:fldChar w:fldCharType="separate"/>
+      </w:r>
+      <w:r>
+        <w:rPr>
+          <w:noProof/>
+        </w:rPr>
+        <w:t>5</w:t>
+      </w:r>
+      <w:r>
+        <w:rPr>
+          <w:noProof/>
+        </w:rPr>
+        <w:fldChar w:fldCharType="end"/>
+      </w:r>
       <w:r>
         <w:t>: A Scene kirajzolható objektumainak struktúrája</w:t>
       </w:r>
@@ -6849,14 +6914,27 @@
       <w:r>
         <w:t xml:space="preserve">ábra </w:t>
       </w:r>
-      <w:fldSimple w:instr=" SEQ ábra \* ARABIC ">
-        <w:r>
-          <w:rPr>
-            <w:noProof/>
-          </w:rPr>
-          <w:t>6</w:t>
-        </w:r>
-      </w:fldSimple>
+      <w:r>
+        <w:fldChar w:fldCharType="begin"/>
+      </w:r>
+      <w:r>
+        <w:instrText xml:space="preserve"> SEQ ábra \* ARABIC </w:instrText>
+      </w:r>
+      <w:r>
+        <w:fldChar w:fldCharType="separate"/>
+      </w:r>
+      <w:r>
+        <w:rPr>
+          <w:noProof/>
+        </w:rPr>
+        <w:t>6</w:t>
+      </w:r>
+      <w:r>
+        <w:rPr>
+          <w:noProof/>
+        </w:rPr>
+        <w:fldChar w:fldCharType="end"/>
+      </w:r>
       <w:r>
         <w:t>: A játék logika főegysége</w:t>
       </w:r>
@@ -7040,14 +7118,27 @@
       <w:r>
         <w:t xml:space="preserve">ábra </w:t>
       </w:r>
-      <w:fldSimple w:instr=" SEQ ábra \* ARABIC ">
-        <w:r>
-          <w:rPr>
-            <w:noProof/>
-          </w:rPr>
-          <w:t>7</w:t>
-        </w:r>
-      </w:fldSimple>
+      <w:r>
+        <w:fldChar w:fldCharType="begin"/>
+      </w:r>
+      <w:r>
+        <w:instrText xml:space="preserve"> SEQ ábra \* ARABIC </w:instrText>
+      </w:r>
+      <w:r>
+        <w:fldChar w:fldCharType="separate"/>
+      </w:r>
+      <w:r>
+        <w:rPr>
+          <w:noProof/>
+        </w:rPr>
+        <w:t>7</w:t>
+      </w:r>
+      <w:r>
+        <w:rPr>
+          <w:noProof/>
+        </w:rPr>
+        <w:fldChar w:fldCharType="end"/>
+      </w:r>
       <w:r>
         <w:t>: Játék vezérlést elősegítő handlerek</w:t>
       </w:r>
@@ -7358,14 +7449,27 @@
       <w:r>
         <w:t xml:space="preserve">ábra </w:t>
       </w:r>
-      <w:fldSimple w:instr=" SEQ ábra \* ARABIC ">
-        <w:r>
-          <w:rPr>
-            <w:noProof/>
-          </w:rPr>
-          <w:t>8</w:t>
-        </w:r>
-      </w:fldSimple>
+      <w:r>
+        <w:fldChar w:fldCharType="begin"/>
+      </w:r>
+      <w:r>
+        <w:instrText xml:space="preserve"> SEQ ábra \* ARABIC </w:instrText>
+      </w:r>
+      <w:r>
+        <w:fldChar w:fldCharType="separate"/>
+      </w:r>
+      <w:r>
+        <w:rPr>
+          <w:noProof/>
+        </w:rPr>
+        <w:t>8</w:t>
+      </w:r>
+      <w:r>
+        <w:rPr>
+          <w:noProof/>
+        </w:rPr>
+        <w:fldChar w:fldCharType="end"/>
+      </w:r>
       <w:r>
         <w:t>: Korok reprezentációja</w:t>
       </w:r>
@@ -7453,14 +7557,27 @@
       <w:r>
         <w:t xml:space="preserve">ábra </w:t>
       </w:r>
-      <w:fldSimple w:instr=" SEQ ábra \* ARABIC ">
-        <w:r>
-          <w:rPr>
-            <w:noProof/>
-          </w:rPr>
-          <w:t>9</w:t>
-        </w:r>
-      </w:fldSimple>
+      <w:r>
+        <w:fldChar w:fldCharType="begin"/>
+      </w:r>
+      <w:r>
+        <w:instrText xml:space="preserve"> SEQ ábra \* ARABIC </w:instrText>
+      </w:r>
+      <w:r>
+        <w:fldChar w:fldCharType="separate"/>
+      </w:r>
+      <w:r>
+        <w:rPr>
+          <w:noProof/>
+        </w:rPr>
+        <w:t>9</w:t>
+      </w:r>
+      <w:r>
+        <w:rPr>
+          <w:noProof/>
+        </w:rPr>
+        <w:fldChar w:fldCharType="end"/>
+      </w:r>
       <w:r>
         <w:t>: Játékelemek reprezentációja osztályokkal</w:t>
       </w:r>
@@ -7567,14 +7684,27 @@
       <w:r>
         <w:t xml:space="preserve">ábra </w:t>
       </w:r>
-      <w:fldSimple w:instr=" SEQ ábra \* ARABIC ">
-        <w:r>
-          <w:rPr>
-            <w:noProof/>
-          </w:rPr>
-          <w:t>10</w:t>
-        </w:r>
-      </w:fldSimple>
+      <w:r>
+        <w:fldChar w:fldCharType="begin"/>
+      </w:r>
+      <w:r>
+        <w:instrText xml:space="preserve"> SEQ ábra \* ARABIC </w:instrText>
+      </w:r>
+      <w:r>
+        <w:fldChar w:fldCharType="separate"/>
+      </w:r>
+      <w:r>
+        <w:rPr>
+          <w:noProof/>
+        </w:rPr>
+        <w:t>10</w:t>
+      </w:r>
+      <w:r>
+        <w:rPr>
+          <w:noProof/>
+        </w:rPr>
+        <w:fldChar w:fldCharType="end"/>
+      </w:r>
       <w:r>
         <w:t>: Játékelemek generálását segítő osztályok</w:t>
       </w:r>
@@ -7708,14 +7838,27 @@
       <w:r>
         <w:t xml:space="preserve">ábra </w:t>
       </w:r>
-      <w:fldSimple w:instr=" SEQ ábra \* ARABIC ">
-        <w:r>
-          <w:rPr>
-            <w:noProof/>
-          </w:rPr>
-          <w:t>11</w:t>
-        </w:r>
-      </w:fldSimple>
+      <w:r>
+        <w:fldChar w:fldCharType="begin"/>
+      </w:r>
+      <w:r>
+        <w:instrText xml:space="preserve"> SEQ ábra \* ARABIC </w:instrText>
+      </w:r>
+      <w:r>
+        <w:fldChar w:fldCharType="separate"/>
+      </w:r>
+      <w:r>
+        <w:rPr>
+          <w:noProof/>
+        </w:rPr>
+        <w:t>11</w:t>
+      </w:r>
+      <w:r>
+        <w:rPr>
+          <w:noProof/>
+        </w:rPr>
+        <w:fldChar w:fldCharType="end"/>
+      </w:r>
       <w:r>
         <w:t>: Kártya kompozíciót reprezentáló osztályok</w:t>
       </w:r>
@@ -7810,14 +7953,27 @@
       <w:r>
         <w:t xml:space="preserve">ábra </w:t>
       </w:r>
-      <w:fldSimple w:instr=" SEQ ábra \* ARABIC ">
-        <w:r>
-          <w:rPr>
-            <w:noProof/>
-          </w:rPr>
-          <w:t>12</w:t>
-        </w:r>
-      </w:fldSimple>
+      <w:r>
+        <w:fldChar w:fldCharType="begin"/>
+      </w:r>
+      <w:r>
+        <w:instrText xml:space="preserve"> SEQ ábra \* ARABIC </w:instrText>
+      </w:r>
+      <w:r>
+        <w:fldChar w:fldCharType="separate"/>
+      </w:r>
+      <w:r>
+        <w:rPr>
+          <w:noProof/>
+        </w:rPr>
+        <w:t>12</w:t>
+      </w:r>
+      <w:r>
+        <w:rPr>
+          <w:noProof/>
+        </w:rPr>
+        <w:fldChar w:fldCharType="end"/>
+      </w:r>
       <w:r>
         <w:t>: Külsőleg használt interfészek és osztályok</w:t>
       </w:r>
@@ -8000,14 +8156,27 @@
       <w:r>
         <w:t xml:space="preserve">ábra </w:t>
       </w:r>
-      <w:fldSimple w:instr=" SEQ ábra \* ARABIC ">
-        <w:r>
-          <w:rPr>
-            <w:noProof/>
-          </w:rPr>
-          <w:t>13</w:t>
-        </w:r>
-      </w:fldSimple>
+      <w:r>
+        <w:fldChar w:fldCharType="begin"/>
+      </w:r>
+      <w:r>
+        <w:instrText xml:space="preserve"> SEQ ábra \* ARABIC </w:instrText>
+      </w:r>
+      <w:r>
+        <w:fldChar w:fldCharType="separate"/>
+      </w:r>
+      <w:r>
+        <w:rPr>
+          <w:noProof/>
+        </w:rPr>
+        <w:t>13</w:t>
+      </w:r>
+      <w:r>
+        <w:rPr>
+          <w:noProof/>
+        </w:rPr>
+        <w:fldChar w:fldCharType="end"/>
+      </w:r>
       <w:r>
         <w:t>: A gépi játékos reprezentációja és az ahhoz kapcsolódó interfészek</w:t>
       </w:r>
@@ -8130,14 +8299,27 @@
       <w:r>
         <w:t xml:space="preserve">ábra </w:t>
       </w:r>
-      <w:fldSimple w:instr=" SEQ ábra \* ARABIC ">
-        <w:r>
-          <w:rPr>
-            <w:noProof/>
-          </w:rPr>
-          <w:t>14</w:t>
-        </w:r>
-      </w:fldSimple>
+      <w:r>
+        <w:fldChar w:fldCharType="begin"/>
+      </w:r>
+      <w:r>
+        <w:instrText xml:space="preserve"> SEQ ábra \* ARABIC </w:instrText>
+      </w:r>
+      <w:r>
+        <w:fldChar w:fldCharType="separate"/>
+      </w:r>
+      <w:r>
+        <w:rPr>
+          <w:noProof/>
+        </w:rPr>
+        <w:t>14</w:t>
+      </w:r>
+      <w:r>
+        <w:rPr>
+          <w:noProof/>
+        </w:rPr>
+        <w:fldChar w:fldCharType="end"/>
+      </w:r>
       <w:r>
         <w:t>: Különböző döntéseket kezelő osztályok és a súlyokat tartalmazó osztály reprezentációja</w:t>
       </w:r>
@@ -8226,14 +8408,27 @@
       <w:r>
         <w:t xml:space="preserve">ábra </w:t>
       </w:r>
-      <w:fldSimple w:instr=" SEQ ábra \* ARABIC ">
-        <w:r>
-          <w:rPr>
-            <w:noProof/>
-          </w:rPr>
-          <w:t>15</w:t>
-        </w:r>
-      </w:fldSimple>
+      <w:r>
+        <w:fldChar w:fldCharType="begin"/>
+      </w:r>
+      <w:r>
+        <w:instrText xml:space="preserve"> SEQ ábra \* ARABIC </w:instrText>
+      </w:r>
+      <w:r>
+        <w:fldChar w:fldCharType="separate"/>
+      </w:r>
+      <w:r>
+        <w:rPr>
+          <w:noProof/>
+        </w:rPr>
+        <w:t>15</w:t>
+      </w:r>
+      <w:r>
+        <w:rPr>
+          <w:noProof/>
+        </w:rPr>
+        <w:fldChar w:fldCharType="end"/>
+      </w:r>
       <w:r>
         <w:t>: A mesterséges intelligenciának információt szolgáltató interfészek, osztályok</w:t>
       </w:r>
@@ -8759,14 +8954,27 @@
       <w:r>
         <w:t xml:space="preserve">ábra </w:t>
       </w:r>
-      <w:fldSimple w:instr=" SEQ ábra \* ARABIC ">
-        <w:r>
-          <w:rPr>
-            <w:noProof/>
-          </w:rPr>
-          <w:t>16</w:t>
-        </w:r>
-      </w:fldSimple>
+      <w:r>
+        <w:fldChar w:fldCharType="begin"/>
+      </w:r>
+      <w:r>
+        <w:instrText xml:space="preserve"> SEQ ábra \* ARABIC </w:instrText>
+      </w:r>
+      <w:r>
+        <w:fldChar w:fldCharType="separate"/>
+      </w:r>
+      <w:r>
+        <w:rPr>
+          <w:noProof/>
+        </w:rPr>
+        <w:t>16</w:t>
+      </w:r>
+      <w:r>
+        <w:rPr>
+          <w:noProof/>
+        </w:rPr>
+        <w:fldChar w:fldCharType="end"/>
+      </w:r>
       <w:r>
         <w:t>: Szerver oldali üzenetküldéssel kapcsolatos osztályok, interfészek</w:t>
       </w:r>
@@ -8861,14 +9069,27 @@
       <w:r>
         <w:t xml:space="preserve">ábra </w:t>
       </w:r>
-      <w:fldSimple w:instr=" SEQ ábra \* ARABIC ">
-        <w:r>
-          <w:rPr>
-            <w:noProof/>
-          </w:rPr>
-          <w:t>17</w:t>
-        </w:r>
-      </w:fldSimple>
+      <w:r>
+        <w:fldChar w:fldCharType="begin"/>
+      </w:r>
+      <w:r>
+        <w:instrText xml:space="preserve"> SEQ ábra \* ARABIC </w:instrText>
+      </w:r>
+      <w:r>
+        <w:fldChar w:fldCharType="separate"/>
+      </w:r>
+      <w:r>
+        <w:rPr>
+          <w:noProof/>
+        </w:rPr>
+        <w:t>17</w:t>
+      </w:r>
+      <w:r>
+        <w:rPr>
+          <w:noProof/>
+        </w:rPr>
+        <w:fldChar w:fldCharType="end"/>
+      </w:r>
       <w:r>
         <w:t>: A klienseket reprezentáló és kezelő osztályok szerver oldalon</w:t>
       </w:r>
@@ -9108,14 +9329,27 @@
       <w:r>
         <w:t xml:space="preserve">ábra </w:t>
       </w:r>
-      <w:fldSimple w:instr=" SEQ ábra \* ARABIC ">
-        <w:r>
-          <w:rPr>
-            <w:noProof/>
-          </w:rPr>
-          <w:t>18</w:t>
-        </w:r>
-      </w:fldSimple>
+      <w:r>
+        <w:fldChar w:fldCharType="begin"/>
+      </w:r>
+      <w:r>
+        <w:instrText xml:space="preserve"> SEQ ábra \* ARABIC </w:instrText>
+      </w:r>
+      <w:r>
+        <w:fldChar w:fldCharType="separate"/>
+      </w:r>
+      <w:r>
+        <w:rPr>
+          <w:noProof/>
+        </w:rPr>
+        <w:t>18</w:t>
+      </w:r>
+      <w:r>
+        <w:rPr>
+          <w:noProof/>
+        </w:rPr>
+        <w:fldChar w:fldCharType="end"/>
+      </w:r>
       <w:r>
         <w:t>: Üzenet szétosztást megvalósító osztályok, interfészek</w:t>
       </w:r>
@@ -9234,14 +9468,27 @@
       <w:r>
         <w:t xml:space="preserve">ábra </w:t>
       </w:r>
-      <w:fldSimple w:instr=" SEQ ábra \* ARABIC ">
-        <w:r>
-          <w:rPr>
-            <w:noProof/>
-          </w:rPr>
-          <w:t>19</w:t>
-        </w:r>
-      </w:fldSimple>
+      <w:r>
+        <w:fldChar w:fldCharType="begin"/>
+      </w:r>
+      <w:r>
+        <w:instrText xml:space="preserve"> SEQ ábra \* ARABIC </w:instrText>
+      </w:r>
+      <w:r>
+        <w:fldChar w:fldCharType="separate"/>
+      </w:r>
+      <w:r>
+        <w:rPr>
+          <w:noProof/>
+        </w:rPr>
+        <w:t>19</w:t>
+      </w:r>
+      <w:r>
+        <w:rPr>
+          <w:noProof/>
+        </w:rPr>
+        <w:fldChar w:fldCharType="end"/>
+      </w:r>
       <w:r>
         <w:t>: Lobby kezeléssel kapcsolatos osztályok</w:t>
       </w:r>
@@ -9452,14 +9699,27 @@
       <w:r>
         <w:t xml:space="preserve">ábra </w:t>
       </w:r>
-      <w:fldSimple w:instr=" SEQ ábra \* ARABIC ">
-        <w:r>
-          <w:rPr>
-            <w:noProof/>
-          </w:rPr>
-          <w:t>20</w:t>
-        </w:r>
-      </w:fldSimple>
+      <w:r>
+        <w:fldChar w:fldCharType="begin"/>
+      </w:r>
+      <w:r>
+        <w:instrText xml:space="preserve"> SEQ ábra \* ARABIC </w:instrText>
+      </w:r>
+      <w:r>
+        <w:fldChar w:fldCharType="separate"/>
+      </w:r>
+      <w:r>
+        <w:rPr>
+          <w:noProof/>
+        </w:rPr>
+        <w:t>20</w:t>
+      </w:r>
+      <w:r>
+        <w:rPr>
+          <w:noProof/>
+        </w:rPr>
+        <w:fldChar w:fldCharType="end"/>
+      </w:r>
       <w:r>
         <w:t>: Több játékmenet kezelésével kapcsolatos osztályok</w:t>
       </w:r>
@@ -10283,14 +10543,27 @@
       <w:r>
         <w:t xml:space="preserve">ábra </w:t>
       </w:r>
-      <w:fldSimple w:instr=" SEQ ábra \* ARABIC ">
-        <w:r>
-          <w:rPr>
-            <w:noProof/>
-          </w:rPr>
-          <w:t>21</w:t>
-        </w:r>
-      </w:fldSimple>
+      <w:r>
+        <w:fldChar w:fldCharType="begin"/>
+      </w:r>
+      <w:r>
+        <w:instrText xml:space="preserve"> SEQ ábra \* ARABIC </w:instrText>
+      </w:r>
+      <w:r>
+        <w:fldChar w:fldCharType="separate"/>
+      </w:r>
+      <w:r>
+        <w:rPr>
+          <w:noProof/>
+        </w:rPr>
+        <w:t>21</w:t>
+      </w:r>
+      <w:r>
+        <w:rPr>
+          <w:noProof/>
+        </w:rPr>
+        <w:fldChar w:fldCharType="end"/>
+      </w:r>
       <w:r>
         <w:t>: A könnyű szintű MI átlagos jutalom szerzése</w:t>
       </w:r>
@@ -10491,14 +10764,27 @@
       <w:r>
         <w:t xml:space="preserve">ábra </w:t>
       </w:r>
-      <w:fldSimple w:instr=" SEQ ábra \* ARABIC ">
-        <w:r>
-          <w:rPr>
-            <w:noProof/>
-          </w:rPr>
-          <w:t>22</w:t>
-        </w:r>
-      </w:fldSimple>
+      <w:r>
+        <w:fldChar w:fldCharType="begin"/>
+      </w:r>
+      <w:r>
+        <w:instrText xml:space="preserve"> SEQ ábra \* ARABIC </w:instrText>
+      </w:r>
+      <w:r>
+        <w:fldChar w:fldCharType="separate"/>
+      </w:r>
+      <w:r>
+        <w:rPr>
+          <w:noProof/>
+        </w:rPr>
+        <w:t>22</w:t>
+      </w:r>
+      <w:r>
+        <w:rPr>
+          <w:noProof/>
+        </w:rPr>
+        <w:fldChar w:fldCharType="end"/>
+      </w:r>
       <w:r>
         <w:t xml:space="preserve">: </w:t>
       </w:r>
@@ -10520,14 +10806,27 @@
       <w:r>
         <w:t xml:space="preserve">táblázat </w:t>
       </w:r>
-      <w:fldSimple w:instr=" SEQ táblázat \* ARABIC ">
-        <w:r>
-          <w:rPr>
-            <w:noProof/>
-          </w:rPr>
-          <w:t>1</w:t>
-        </w:r>
-      </w:fldSimple>
+      <w:r>
+        <w:fldChar w:fldCharType="begin"/>
+      </w:r>
+      <w:r>
+        <w:instrText xml:space="preserve"> SEQ táblázat \* ARABIC </w:instrText>
+      </w:r>
+      <w:r>
+        <w:fldChar w:fldCharType="separate"/>
+      </w:r>
+      <w:r>
+        <w:rPr>
+          <w:noProof/>
+        </w:rPr>
+        <w:t>1</w:t>
+      </w:r>
+      <w:r>
+        <w:rPr>
+          <w:noProof/>
+        </w:rPr>
+        <w:fldChar w:fldCharType="end"/>
+      </w:r>
       <w:r>
         <w:t>: Közepes szintű ágens tanítási fázisainak konfigurációja</w:t>
       </w:r>
@@ -11172,69 +11471,55 @@
           <w:lang w:val="en-GB" w:eastAsia="zh-CN"/>
         </w:rPr>
       </w:pPr>
-    </w:p>
-    <w:p>
-      <w:pPr>
+      <w:r>
         <w:rPr>
           <w:lang w:val="en-GB" w:eastAsia="zh-CN"/>
         </w:rPr>
-      </w:pPr>
+        <w:t>A közepes szintű ágens tanítása több szakaszban, iteratív módon történt</w:t>
+      </w:r>
       <w:r>
         <w:rPr>
           <w:lang w:val="en-GB" w:eastAsia="zh-CN"/>
         </w:rPr>
-        <w:t>A közepes szintű ágens tanítása több szakaszban, iteratív módon történt</w:t>
+        <w:t xml:space="preserve">. </w:t>
       </w:r>
       <w:r>
         <w:rPr>
           <w:lang w:val="en-GB" w:eastAsia="zh-CN"/>
         </w:rPr>
-        <w:t xml:space="preserve">. </w:t>
+        <w:t>Jól megfigyelhető, hogy az egyes fázisok közötti átmenetkor a jutalomérték hirtelen visszaesett. Ez a</w:t>
       </w:r>
       <w:r>
         <w:rPr>
           <w:lang w:val="en-GB" w:eastAsia="zh-CN"/>
         </w:rPr>
-        <w:t>Jól megfigyelhető, hogy az egyes fázisok közötti átmenetkor a jutalomérték hirtelen visszaesett. Ez a</w:t>
+        <w:t xml:space="preserve">z ellenfél elosztások változtatásával </w:t>
       </w:r>
       <w:r>
         <w:rPr>
           <w:lang w:val="en-GB" w:eastAsia="zh-CN"/>
         </w:rPr>
-        <w:t xml:space="preserve">z ellenfél elosztások változtatásával </w:t>
-      </w:r>
-      <w:r>
+        <w:t>magyarázható.</w:t>
+      </w:r>
+    </w:p>
+    <w:p>
+      <w:pPr>
         <w:rPr>
           <w:lang w:val="en-GB" w:eastAsia="zh-CN"/>
         </w:rPr>
-        <w:t>magyarázható.</w:t>
-      </w:r>
-    </w:p>
-    <w:p>
-      <w:pPr>
+      </w:pPr>
+      <w:r>
         <w:rPr>
           <w:lang w:val="en-GB" w:eastAsia="zh-CN"/>
         </w:rPr>
-      </w:pPr>
+        <w:t>A görbék alakzata azonban igazolja a modell robusztusságát: a kezdeti teljesítménycsökkenés után az ágens minden fázisban képes volt adaptálódni és újra növekvő tendenciát mutatni. A tanítás utolsó szakaszában a jutalomérték stabilizálódott, ami a hálózat sikeres konvergenciáját jelzi az optimalizált, tömörített állapotreprezentáció</w:t>
+      </w:r>
       <w:r>
         <w:rPr>
           <w:lang w:val="en-GB" w:eastAsia="zh-CN"/>
         </w:rPr>
-        <w:t>A görbék alakzata azonban igazolja a modell robusztusságát: a kezdeti teljesítménycsökkenés után az ágens minden fázisban képes volt adaptálódni és újra növekvő tendenciát mutatni. A tanítás utolsó szakaszában a jutalomérték stabilizálódott, ami a hálózat sikeres konvergenciáját jelzi az optimalizált, tömörített állapotreprezentáció</w:t>
-      </w:r>
-      <w:r>
-        <w:rPr>
-          <w:lang w:val="en-GB" w:eastAsia="zh-CN"/>
-        </w:rPr>
         <w:t>.</w:t>
       </w:r>
-    </w:p>
-    <w:p>
-      <w:pPr>
-        <w:rPr>
-          <w:lang w:val="en-GB" w:eastAsia="zh-CN"/>
-        </w:rPr>
-      </w:pPr>
     </w:p>
     <w:p>
       <w:pPr>
@@ -11342,14 +11627,27 @@
       <w:r>
         <w:t xml:space="preserve">ábra </w:t>
       </w:r>
-      <w:fldSimple w:instr=" SEQ ábra \* ARABIC ">
-        <w:r>
-          <w:rPr>
-            <w:noProof/>
-          </w:rPr>
-          <w:t>23</w:t>
-        </w:r>
-      </w:fldSimple>
+      <w:r>
+        <w:fldChar w:fldCharType="begin"/>
+      </w:r>
+      <w:r>
+        <w:instrText xml:space="preserve"> SEQ ábra \* ARABIC </w:instrText>
+      </w:r>
+      <w:r>
+        <w:fldChar w:fldCharType="separate"/>
+      </w:r>
+      <w:r>
+        <w:rPr>
+          <w:noProof/>
+        </w:rPr>
+        <w:t>23</w:t>
+      </w:r>
+      <w:r>
+        <w:rPr>
+          <w:noProof/>
+        </w:rPr>
+        <w:fldChar w:fldCharType="end"/>
+      </w:r>
       <w:r>
         <w:t xml:space="preserve">: </w:t>
       </w:r>
@@ -11371,14 +11669,27 @@
       <w:r>
         <w:t xml:space="preserve">táblázat </w:t>
       </w:r>
-      <w:fldSimple w:instr=" SEQ táblázat \* ARABIC ">
-        <w:r>
-          <w:rPr>
-            <w:noProof/>
-          </w:rPr>
-          <w:t>2</w:t>
-        </w:r>
-      </w:fldSimple>
+      <w:r>
+        <w:fldChar w:fldCharType="begin"/>
+      </w:r>
+      <w:r>
+        <w:instrText xml:space="preserve"> SEQ táblázat \* ARABIC </w:instrText>
+      </w:r>
+      <w:r>
+        <w:fldChar w:fldCharType="separate"/>
+      </w:r>
+      <w:r>
+        <w:rPr>
+          <w:noProof/>
+        </w:rPr>
+        <w:t>2</w:t>
+      </w:r>
+      <w:r>
+        <w:rPr>
+          <w:noProof/>
+        </w:rPr>
+        <w:fldChar w:fldCharType="end"/>
+      </w:r>
       <w:r>
         <w:t>: Nehéz szintű ágens tanítási fázisainak konfigurációja</w:t>
       </w:r>
@@ -12047,14 +12358,27 @@
         <w:lastRenderedPageBreak/>
         <w:t xml:space="preserve">táblázat </w:t>
       </w:r>
-      <w:fldSimple w:instr=" SEQ táblázat \* ARABIC ">
-        <w:r>
-          <w:rPr>
-            <w:noProof/>
-          </w:rPr>
-          <w:t>3</w:t>
-        </w:r>
-      </w:fldSimple>
+      <w:r>
+        <w:fldChar w:fldCharType="begin"/>
+      </w:r>
+      <w:r>
+        <w:instrText xml:space="preserve"> SEQ táblázat \* ARABIC </w:instrText>
+      </w:r>
+      <w:r>
+        <w:fldChar w:fldCharType="separate"/>
+      </w:r>
+      <w:r>
+        <w:rPr>
+          <w:noProof/>
+        </w:rPr>
+        <w:t>3</w:t>
+      </w:r>
+      <w:r>
+        <w:rPr>
+          <w:noProof/>
+        </w:rPr>
+        <w:fldChar w:fldCharType="end"/>
+      </w:r>
       <w:r>
         <w:t>: Egyes nehézségi szinteken elért teljesítmény-mutatók összefoglaló kiértékelése</w:t>
       </w:r>
@@ -12903,6 +13227,251 @@
         </w:numPr>
         <w:ind w:left="567" w:hanging="567"/>
       </w:pPr>
+      <w:r>
+        <w:t xml:space="preserve">Microsoft Corporation, "What is .NET MAUI? - .NET MAUI," </w:t>
+      </w:r>
+      <w:r>
+        <w:rPr>
+          <w:i/>
+          <w:iCs/>
+        </w:rPr>
+        <w:t>Microsoft Learn</w:t>
+      </w:r>
+      <w:r>
+        <w:t xml:space="preserve">, 2024. [Online]. Elérhető: </w:t>
+      </w:r>
+      <w:hyperlink r:id="rId35" w:tgtFrame="_blank" w:history="1">
+        <w:r>
+          <w:rPr>
+            <w:rStyle w:val="Hyperlink"/>
+          </w:rPr>
+          <w:t>https://learn.microsoft.com/en-us/dotnet/maui/what-is-maui</w:t>
+        </w:r>
+      </w:hyperlink>
+      <w:r>
+        <w:t>. [Hozzáférés: 2024. április].</w:t>
+      </w:r>
+    </w:p>
+    <w:p>
+      <w:pPr>
+        <w:pStyle w:val="ListParagraph"/>
+        <w:numPr>
+          <w:ilvl w:val="0"/>
+          <w:numId w:val="2"/>
+        </w:numPr>
+        <w:ind w:left="567" w:hanging="567"/>
+      </w:pPr>
+      <w:r>
+        <w:t xml:space="preserve">Microsoft Corporation, "Introduction to ASP.NET Core SignalR," </w:t>
+      </w:r>
+      <w:r>
+        <w:rPr>
+          <w:i/>
+          <w:iCs/>
+        </w:rPr>
+        <w:t>Microsoft Learn</w:t>
+      </w:r>
+      <w:r>
+        <w:t xml:space="preserve">, 2023. [Online]. Elérhető: </w:t>
+      </w:r>
+      <w:hyperlink r:id="rId36" w:tgtFrame="_blank" w:history="1">
+        <w:r>
+          <w:rPr>
+            <w:rStyle w:val="Hyperlink"/>
+          </w:rPr>
+          <w:t>https://learn.microsoft.com/en-us/aspnet/core/signalr/introduction</w:t>
+        </w:r>
+      </w:hyperlink>
+      <w:r>
+        <w:t>. [Hozzáférés: 2024. április]</w:t>
+      </w:r>
+      <w:r>
+        <w:t>.</w:t>
+      </w:r>
+    </w:p>
+    <w:p>
+      <w:pPr>
+        <w:pStyle w:val="ListParagraph"/>
+        <w:numPr>
+          <w:ilvl w:val="0"/>
+          <w:numId w:val="2"/>
+        </w:numPr>
+        <w:ind w:left="567" w:hanging="567"/>
+      </w:pPr>
+      <w:r>
+        <w:t xml:space="preserve">Mono Project, "SkiaSharp - 2D Cross-Platform Graphics API," </w:t>
+      </w:r>
+      <w:r>
+        <w:rPr>
+          <w:i/>
+          <w:iCs/>
+        </w:rPr>
+        <w:t>Microsoft Learn</w:t>
+      </w:r>
+      <w:r>
+        <w:t xml:space="preserve">, 2023. [Online]. Elérhető: </w:t>
+      </w:r>
+      <w:hyperlink r:id="rId37" w:tgtFrame="_blank" w:history="1">
+        <w:r>
+          <w:rPr>
+            <w:rStyle w:val="Hyperlink"/>
+          </w:rPr>
+          <w:t>https://learn.microsoft.com/en-us/dotnet/api/skiasharp</w:t>
+        </w:r>
+      </w:hyperlink>
+      <w:r>
+        <w:t>. [Hozzáférés: 2024. április].</w:t>
+      </w:r>
+    </w:p>
+    <w:p>
+      <w:pPr>
+        <w:pStyle w:val="ListParagraph"/>
+        <w:numPr>
+          <w:ilvl w:val="0"/>
+          <w:numId w:val="2"/>
+        </w:numPr>
+        <w:ind w:left="567" w:hanging="567"/>
+      </w:pPr>
+      <w:r>
+        <w:t xml:space="preserve">Microsoft Corporation, "What is ML.NET?," </w:t>
+      </w:r>
+      <w:r>
+        <w:rPr>
+          <w:i/>
+          <w:iCs/>
+        </w:rPr>
+        <w:t>Microsoft Learn</w:t>
+      </w:r>
+      <w:r>
+        <w:t xml:space="preserve">, 2023. [Online]. Elérhető: </w:t>
+      </w:r>
+      <w:hyperlink r:id="rId38" w:tgtFrame="_blank" w:history="1">
+        <w:r>
+          <w:rPr>
+            <w:rStyle w:val="Hyperlink"/>
+          </w:rPr>
+          <w:t>https://learn.microsoft.com/en-us/dotnet/machine-learning/how-does-mldotnet-work</w:t>
+        </w:r>
+      </w:hyperlink>
+      <w:r>
+        <w:t>. [Hozzáférés: 2024. április].</w:t>
+      </w:r>
+    </w:p>
+    <w:p>
+      <w:pPr>
+        <w:pStyle w:val="ListParagraph"/>
+        <w:numPr>
+          <w:ilvl w:val="0"/>
+          <w:numId w:val="2"/>
+        </w:numPr>
+        <w:ind w:left="567" w:hanging="567"/>
+      </w:pPr>
+      <w:r>
+        <w:t>A. Raffin, A. Hill, A. Gleave, A. Kanervisto, M. Ernestus, és N. Dormann, "Stable-Baselines3</w:t>
+      </w:r>
+      <w:r>
+        <w:t xml:space="preserve"> Docs -</w:t>
+      </w:r>
+      <w:r>
+        <w:t xml:space="preserve"> Reliable Reinforcement Learning Implementations,"</w:t>
+      </w:r>
+      <w:r>
+        <w:t xml:space="preserve"> </w:t>
+      </w:r>
+      <w:r>
+        <w:t>[Online]. Elérhető:</w:t>
+      </w:r>
+      <w:r>
+        <w:t xml:space="preserve"> </w:t>
+      </w:r>
+      <w:hyperlink r:id="rId39" w:history="1">
+        <w:r>
+          <w:rPr>
+            <w:rStyle w:val="Hyperlink"/>
+          </w:rPr>
+          <w:t>Stable-Baselines3 Docs - Reliable Reinforcement Learning Implementations — Stable Baselines3 2.9.0a2 documentation</w:t>
+        </w:r>
+      </w:hyperlink>
+    </w:p>
+    <w:p>
+      <w:pPr>
+        <w:pStyle w:val="ListParagraph"/>
+        <w:numPr>
+          <w:ilvl w:val="0"/>
+          <w:numId w:val="2"/>
+        </w:numPr>
+        <w:ind w:left="567" w:hanging="567"/>
+      </w:pPr>
+      <w:r>
+        <w:t xml:space="preserve">E. Gamma, R. Helm, R. Johnson, és J. Vlissides, </w:t>
+      </w:r>
+      <w:r>
+        <w:rPr>
+          <w:i/>
+          <w:iCs/>
+        </w:rPr>
+        <w:t>Design Patterns: Elements of Reusable Object-Oriented Software</w:t>
+      </w:r>
+      <w:r>
+        <w:t>. Reading, MA: Addison-Wesley, 1994.</w:t>
+      </w:r>
+    </w:p>
+    <w:p>
+      <w:pPr>
+        <w:pStyle w:val="ListParagraph"/>
+        <w:numPr>
+          <w:ilvl w:val="0"/>
+          <w:numId w:val="2"/>
+        </w:numPr>
+        <w:ind w:left="567" w:hanging="567"/>
+      </w:pPr>
+      <w:r>
+        <w:t xml:space="preserve">M. Seemann és M. van Deursen, </w:t>
+      </w:r>
+      <w:r>
+        <w:rPr>
+          <w:i/>
+          <w:iCs/>
+        </w:rPr>
+        <w:t>Dependency Injection Principles, Practices, and Patterns</w:t>
+      </w:r>
+      <w:r>
+        <w:t>. Shelter Island, NY: Manning Publications, 2019.</w:t>
+      </w:r>
+    </w:p>
+    <w:p>
+      <w:pPr>
+        <w:pStyle w:val="ListParagraph"/>
+        <w:numPr>
+          <w:ilvl w:val="0"/>
+          <w:numId w:val="2"/>
+        </w:numPr>
+        <w:ind w:left="567" w:hanging="567"/>
+      </w:pPr>
+      <w:r>
+        <w:t xml:space="preserve">Mileff Péter, "Implementation of a 2D Game Engine Framework," </w:t>
+      </w:r>
+      <w:r>
+        <w:rPr>
+          <w:i/>
+          <w:iCs/>
+        </w:rPr>
+        <w:t>Acta Polytechnica Hungarica</w:t>
+      </w:r>
+      <w:r>
+        <w:t xml:space="preserve">, vol. [pótold a kötetszámot a PDF-ből], no. [pótold], pp. [pótold], 2025. [Online]. Elérhető: </w:t>
+      </w:r>
+      <w:hyperlink w:tgtFrame="_blank" w:history="1">
+        <w:r>
+          <w:rPr>
+            <w:rStyle w:val="Hyperlink"/>
+          </w:rPr>
+          <w:t>https://real.mtak.hu/229640/1/2141-Article%20Text-16829-1-10-20250816.pdf</w:t>
+        </w:r>
+      </w:hyperlink>
+      <w:r>
+        <w:t>.</w:t>
+      </w:r>
     </w:p>
     <w:p>
       <w:pPr>
@@ -12942,7 +13511,7 @@
       </w:pPr>
     </w:p>
     <w:sectPr>
-      <w:footerReference w:type="default" r:id="rId39"/>
+      <w:footerReference w:type="default" r:id="rId44"/>
       <w:pgSz w:w="11906" w:h="16838"/>
       <w:pgMar w:top="1418" w:right="1418" w:bottom="1418" w:left="1418" w:header="709" w:footer="709" w:gutter="0"/>
       <w:pgNumType w:start="1"/>
@@ -17058,7 +17627,6 @@
   <w:style w:type="character" w:default="1" w:styleId="DefaultParagraphFont">
     <w:name w:val="Default Paragraph Font"/>
     <w:uiPriority w:val="1"/>
-    <w:semiHidden/>
     <w:unhideWhenUsed/>
   </w:style>
   <w:style w:type="table" w:default="1" w:styleId="TableNormal">
@@ -17716,6 +18284,30 @@
     <w:basedOn w:val="DefaultParagraphFont"/>
     <w:rsid w:val="007817BC"/>
   </w:style>
+  <w:style w:type="character" w:styleId="UnresolvedMention">
+    <w:name w:val="Unresolved Mention"/>
+    <w:basedOn w:val="DefaultParagraphFont"/>
+    <w:uiPriority w:val="99"/>
+    <w:semiHidden/>
+    <w:unhideWhenUsed/>
+    <w:rsid w:val="002E3DC6"/>
+    <w:rPr>
+      <w:color w:val="605E5C"/>
+      <w:shd w:val="clear" w:color="auto" w:fill="E1DFDD"/>
+    </w:rPr>
+  </w:style>
+  <w:style w:type="character" w:styleId="FollowedHyperlink">
+    <w:name w:val="FollowedHyperlink"/>
+    <w:basedOn w:val="DefaultParagraphFont"/>
+    <w:uiPriority w:val="99"/>
+    <w:semiHidden/>
+    <w:unhideWhenUsed/>
+    <w:rsid w:val="00AA4057"/>
+    <w:rPr>
+      <w:color w:val="954F72" w:themeColor="followedHyperlink"/>
+      <w:u w:val="single"/>
+    </w:rPr>
+  </w:style>
 </w:styles>
 </file>
 
@@ -18019,15 +18611,6 @@
 </file>
 
 <file path=customXml/item2.xml><?xml version="1.0" encoding="utf-8"?>
-<?mso-contentType ?>
-<FormTemplates xmlns="http://schemas.microsoft.com/sharepoint/v3/contenttype/forms">
-  <Display>DocumentLibraryForm</Display>
-  <Edit>DocumentLibraryForm</Edit>
-  <New>DocumentLibraryForm</New>
-</FormTemplates>
-</file>
-
-<file path=customXml/item3.xml><?xml version="1.0" encoding="utf-8"?>
 <ct:contentTypeSchema xmlns:ct="http://schemas.microsoft.com/office/2006/metadata/contentType" xmlns:ma="http://schemas.microsoft.com/office/2006/metadata/properties/metaAttributes" ct:_="" ma:_="" ma:contentTypeName="Document" ma:contentTypeID="0x01010057D746A6CC7228419059D1F304ECB892" ma:contentTypeVersion="6" ma:contentTypeDescription="Create a new document." ma:contentTypeScope="" ma:versionID="230bd601e8ab138a3182c21189d57f93">
   <xsd:schema xmlns:xsd="http://www.w3.org/2001/XMLSchema" xmlns:xs="http://www.w3.org/2001/XMLSchema" xmlns:p="http://schemas.microsoft.com/office/2006/metadata/properties" xmlns:ns2="23369ae5-05ef-4c7c-a662-deac929baaef" targetNamespace="http://schemas.microsoft.com/office/2006/metadata/properties" ma:root="true" ma:fieldsID="ed8cacf55a6d923cbbf7f604d05b507d" ns2:_="">
     <xsd:import namespace="23369ae5-05ef-4c7c-a662-deac929baaef"/>
@@ -18185,6 +18768,15 @@
 </ct:contentTypeSchema>
 </file>
 
+<file path=customXml/item3.xml><?xml version="1.0" encoding="utf-8"?>
+<?mso-contentType ?>
+<FormTemplates xmlns="http://schemas.microsoft.com/sharepoint/v3/contenttype/forms">
+  <Display>DocumentLibraryForm</Display>
+  <Edit>DocumentLibraryForm</Edit>
+  <New>DocumentLibraryForm</New>
+</FormTemplates>
+</file>
+
 <file path=customXml/itemProps1.xml><?xml version="1.0" encoding="utf-8"?>
 <ds:datastoreItem xmlns:ds="http://schemas.openxmlformats.org/officeDocument/2006/customXml" ds:itemID="{E9F6CDE2-636C-4043-AFFC-7CB0CE5DF55A}">
   <ds:schemaRefs>
@@ -18194,14 +18786,6 @@
 </file>
 
 <file path=customXml/itemProps2.xml><?xml version="1.0" encoding="utf-8"?>
-<ds:datastoreItem xmlns:ds="http://schemas.openxmlformats.org/officeDocument/2006/customXml" ds:itemID="{79D0F40F-646A-4DBF-9119-0FC598DFBBBB}">
-  <ds:schemaRefs>
-    <ds:schemaRef ds:uri="http://schemas.microsoft.com/sharepoint/v3/contenttype/forms"/>
-  </ds:schemaRefs>
-</ds:datastoreItem>
-</file>
-
-<file path=customXml/itemProps3.xml><?xml version="1.0" encoding="utf-8"?>
 <ds:datastoreItem xmlns:ds="http://schemas.openxmlformats.org/officeDocument/2006/customXml" ds:itemID="{E0E361D0-270A-43DD-B744-DC4991A38C53}">
   <ds:schemaRefs>
     <ds:schemaRef ds:uri="http://schemas.microsoft.com/office/2006/metadata/contentType"/>
@@ -18219,6 +18803,14 @@
 </ds:datastoreItem>
 </file>
 
+<file path=customXml/itemProps3.xml><?xml version="1.0" encoding="utf-8"?>
+<ds:datastoreItem xmlns:ds="http://schemas.openxmlformats.org/officeDocument/2006/customXml" ds:itemID="{79D0F40F-646A-4DBF-9119-0FC598DFBBBB}">
+  <ds:schemaRefs>
+    <ds:schemaRef ds:uri="http://schemas.microsoft.com/sharepoint/v3/contenttype/forms"/>
+  </ds:schemaRefs>
+</ds:datastoreItem>
+</file>
+
 <file path=docMetadata/LabelInfo.xml><?xml version="1.0" encoding="utf-8"?>
 <clbl:labelList xmlns:clbl="http://schemas.microsoft.com/office/2020/mipLabelMetadata">
   <clbl:label id="{ff6dbec8-95a8-4638-9f5f-bd076536645c}" enabled="1" method="Standard" siteId="{5dbf1add-202a-4b8d-815b-bf0fb024e033}" contentBits="0" removed="0"/>

--- a/document/Szakdolgozat.docx
+++ b/document/Szakdolgozat.docx
@@ -274,12 +274,6 @@
         <w:tab/>
       </w:r>
       <w:r>
-        <w:t>Egyetemi tanársegéd</w:t>
-      </w:r>
-      <w:r>
-        <w:t xml:space="preserve">, </w:t>
-      </w:r>
-      <w:r>
         <w:t>Adjunktus</w:t>
       </w:r>
     </w:p>
@@ -378,7 +372,7 @@
           <w:r>
             <w:fldChar w:fldCharType="separate"/>
           </w:r>
-          <w:hyperlink w:anchor="_Toc228450465" w:history="1">
+          <w:hyperlink w:anchor="_Toc228479060" w:history="1">
             <w:r>
               <w:rPr>
                 <w:rStyle w:val="Hyperlink"/>
@@ -423,7 +417,7 @@
                 <w:noProof/>
                 <w:webHidden/>
               </w:rPr>
-              <w:instrText xml:space="preserve"> PAGEREF _Toc228450465 \h </w:instrText>
+              <w:instrText xml:space="preserve"> PAGEREF _Toc228479060 \h </w:instrText>
             </w:r>
             <w:r>
               <w:rPr>
@@ -470,7 +464,7 @@
               <w14:ligatures w14:val="standardContextual"/>
             </w:rPr>
           </w:pPr>
-          <w:hyperlink w:anchor="_Toc228450466" w:history="1">
+          <w:hyperlink w:anchor="_Toc228479061" w:history="1">
             <w:r>
               <w:rPr>
                 <w:rStyle w:val="Hyperlink"/>
@@ -515,7 +509,7 @@
                 <w:noProof/>
                 <w:webHidden/>
               </w:rPr>
-              <w:instrText xml:space="preserve"> PAGEREF _Toc228450466 \h </w:instrText>
+              <w:instrText xml:space="preserve"> PAGEREF _Toc228479061 \h </w:instrText>
             </w:r>
             <w:r>
               <w:rPr>
@@ -535,7 +529,7 @@
                 <w:noProof/>
                 <w:webHidden/>
               </w:rPr>
-              <w:t>3</w:t>
+              <w:t>2</w:t>
             </w:r>
             <w:r>
               <w:rPr>
@@ -562,7 +556,7 @@
               <w14:ligatures w14:val="standardContextual"/>
             </w:rPr>
           </w:pPr>
-          <w:hyperlink w:anchor="_Toc228450467" w:history="1">
+          <w:hyperlink w:anchor="_Toc228479062" w:history="1">
             <w:r>
               <w:rPr>
                 <w:rStyle w:val="Hyperlink"/>
@@ -607,7 +601,7 @@
                 <w:noProof/>
                 <w:webHidden/>
               </w:rPr>
-              <w:instrText xml:space="preserve"> PAGEREF _Toc228450467 \h </w:instrText>
+              <w:instrText xml:space="preserve"> PAGEREF _Toc228479062 \h </w:instrText>
             </w:r>
             <w:r>
               <w:rPr>
@@ -627,7 +621,7 @@
                 <w:noProof/>
                 <w:webHidden/>
               </w:rPr>
-              <w:t>3</w:t>
+              <w:t>2</w:t>
             </w:r>
             <w:r>
               <w:rPr>
@@ -654,7 +648,7 @@
               <w14:ligatures w14:val="standardContextual"/>
             </w:rPr>
           </w:pPr>
-          <w:hyperlink w:anchor="_Toc228450468" w:history="1">
+          <w:hyperlink w:anchor="_Toc228479063" w:history="1">
             <w:r>
               <w:rPr>
                 <w:rStyle w:val="Hyperlink"/>
@@ -699,7 +693,7 @@
                 <w:noProof/>
                 <w:webHidden/>
               </w:rPr>
-              <w:instrText xml:space="preserve"> PAGEREF _Toc228450468 \h </w:instrText>
+              <w:instrText xml:space="preserve"> PAGEREF _Toc228479063 \h </w:instrText>
             </w:r>
             <w:r>
               <w:rPr>
@@ -719,7 +713,7 @@
                 <w:noProof/>
                 <w:webHidden/>
               </w:rPr>
-              <w:t>5</w:t>
+              <w:t>4</w:t>
             </w:r>
             <w:r>
               <w:rPr>
@@ -746,7 +740,7 @@
               <w14:ligatures w14:val="standardContextual"/>
             </w:rPr>
           </w:pPr>
-          <w:hyperlink w:anchor="_Toc228450469" w:history="1">
+          <w:hyperlink w:anchor="_Toc228479064" w:history="1">
             <w:r>
               <w:rPr>
                 <w:rStyle w:val="Hyperlink"/>
@@ -791,7 +785,7 @@
                 <w:noProof/>
                 <w:webHidden/>
               </w:rPr>
-              <w:instrText xml:space="preserve"> PAGEREF _Toc228450469 \h </w:instrText>
+              <w:instrText xml:space="preserve"> PAGEREF _Toc228479064 \h </w:instrText>
             </w:r>
             <w:r>
               <w:rPr>
@@ -811,7 +805,7 @@
                 <w:noProof/>
                 <w:webHidden/>
               </w:rPr>
-              <w:t>5</w:t>
+              <w:t>4</w:t>
             </w:r>
             <w:r>
               <w:rPr>
@@ -838,7 +832,7 @@
               <w14:ligatures w14:val="standardContextual"/>
             </w:rPr>
           </w:pPr>
-          <w:hyperlink w:anchor="_Toc228450470" w:history="1">
+          <w:hyperlink w:anchor="_Toc228479065" w:history="1">
             <w:r>
               <w:rPr>
                 <w:rStyle w:val="Hyperlink"/>
@@ -883,7 +877,7 @@
                 <w:noProof/>
                 <w:webHidden/>
               </w:rPr>
-              <w:instrText xml:space="preserve"> PAGEREF _Toc228450470 \h </w:instrText>
+              <w:instrText xml:space="preserve"> PAGEREF _Toc228479065 \h </w:instrText>
             </w:r>
             <w:r>
               <w:rPr>
@@ -903,7 +897,7 @@
                 <w:noProof/>
                 <w:webHidden/>
               </w:rPr>
-              <w:t>8</w:t>
+              <w:t>7</w:t>
             </w:r>
             <w:r>
               <w:rPr>
@@ -930,7 +924,7 @@
               <w14:ligatures w14:val="standardContextual"/>
             </w:rPr>
           </w:pPr>
-          <w:hyperlink w:anchor="_Toc228450471" w:history="1">
+          <w:hyperlink w:anchor="_Toc228479066" w:history="1">
             <w:r>
               <w:rPr>
                 <w:rStyle w:val="Hyperlink"/>
@@ -975,7 +969,7 @@
                 <w:noProof/>
                 <w:webHidden/>
               </w:rPr>
-              <w:instrText xml:space="preserve"> PAGEREF _Toc228450471 \h </w:instrText>
+              <w:instrText xml:space="preserve"> PAGEREF _Toc228479066 \h </w:instrText>
             </w:r>
             <w:r>
               <w:rPr>
@@ -995,7 +989,7 @@
                 <w:noProof/>
                 <w:webHidden/>
               </w:rPr>
-              <w:t>9</w:t>
+              <w:t>8</w:t>
             </w:r>
             <w:r>
               <w:rPr>
@@ -1022,7 +1016,7 @@
               <w14:ligatures w14:val="standardContextual"/>
             </w:rPr>
           </w:pPr>
-          <w:hyperlink w:anchor="_Toc228450472" w:history="1">
+          <w:hyperlink w:anchor="_Toc228479067" w:history="1">
             <w:r>
               <w:rPr>
                 <w:rStyle w:val="Hyperlink"/>
@@ -1067,7 +1061,7 @@
                 <w:noProof/>
                 <w:webHidden/>
               </w:rPr>
-              <w:instrText xml:space="preserve"> PAGEREF _Toc228450472 \h </w:instrText>
+              <w:instrText xml:space="preserve"> PAGEREF _Toc228479067 \h </w:instrText>
             </w:r>
             <w:r>
               <w:rPr>
@@ -1087,7 +1081,7 @@
                 <w:noProof/>
                 <w:webHidden/>
               </w:rPr>
-              <w:t>9</w:t>
+              <w:t>8</w:t>
             </w:r>
             <w:r>
               <w:rPr>
@@ -1114,7 +1108,7 @@
               <w14:ligatures w14:val="standardContextual"/>
             </w:rPr>
           </w:pPr>
-          <w:hyperlink w:anchor="_Toc228450473" w:history="1">
+          <w:hyperlink w:anchor="_Toc228479068" w:history="1">
             <w:r>
               <w:rPr>
                 <w:rStyle w:val="Hyperlink"/>
@@ -1159,7 +1153,7 @@
                 <w:noProof/>
                 <w:webHidden/>
               </w:rPr>
-              <w:instrText xml:space="preserve"> PAGEREF _Toc228450473 \h </w:instrText>
+              <w:instrText xml:space="preserve"> PAGEREF _Toc228479068 \h </w:instrText>
             </w:r>
             <w:r>
               <w:rPr>
@@ -1179,7 +1173,7 @@
                 <w:noProof/>
                 <w:webHidden/>
               </w:rPr>
-              <w:t>9</w:t>
+              <w:t>8</w:t>
             </w:r>
             <w:r>
               <w:rPr>
@@ -1206,7 +1200,7 @@
               <w14:ligatures w14:val="standardContextual"/>
             </w:rPr>
           </w:pPr>
-          <w:hyperlink w:anchor="_Toc228450474" w:history="1">
+          <w:hyperlink w:anchor="_Toc228479069" w:history="1">
             <w:r>
               <w:rPr>
                 <w:rStyle w:val="Hyperlink"/>
@@ -1251,7 +1245,7 @@
                 <w:noProof/>
                 <w:webHidden/>
               </w:rPr>
-              <w:instrText xml:space="preserve"> PAGEREF _Toc228450474 \h </w:instrText>
+              <w:instrText xml:space="preserve"> PAGEREF _Toc228479069 \h </w:instrText>
             </w:r>
             <w:r>
               <w:rPr>
@@ -1271,7 +1265,7 @@
                 <w:noProof/>
                 <w:webHidden/>
               </w:rPr>
-              <w:t>10</w:t>
+              <w:t>9</w:t>
             </w:r>
             <w:r>
               <w:rPr>
@@ -1298,7 +1292,7 @@
               <w14:ligatures w14:val="standardContextual"/>
             </w:rPr>
           </w:pPr>
-          <w:hyperlink w:anchor="_Toc228450475" w:history="1">
+          <w:hyperlink w:anchor="_Toc228479070" w:history="1">
             <w:r>
               <w:rPr>
                 <w:rStyle w:val="Hyperlink"/>
@@ -1343,7 +1337,7 @@
                 <w:noProof/>
                 <w:webHidden/>
               </w:rPr>
-              <w:instrText xml:space="preserve"> PAGEREF _Toc228450475 \h </w:instrText>
+              <w:instrText xml:space="preserve"> PAGEREF _Toc228479070 \h </w:instrText>
             </w:r>
             <w:r>
               <w:rPr>
@@ -1363,7 +1357,7 @@
                 <w:noProof/>
                 <w:webHidden/>
               </w:rPr>
-              <w:t>10</w:t>
+              <w:t>9</w:t>
             </w:r>
             <w:r>
               <w:rPr>
@@ -1390,7 +1384,7 @@
               <w14:ligatures w14:val="standardContextual"/>
             </w:rPr>
           </w:pPr>
-          <w:hyperlink w:anchor="_Toc228450476" w:history="1">
+          <w:hyperlink w:anchor="_Toc228479071" w:history="1">
             <w:r>
               <w:rPr>
                 <w:rStyle w:val="Hyperlink"/>
@@ -1435,7 +1429,7 @@
                 <w:noProof/>
                 <w:webHidden/>
               </w:rPr>
-              <w:instrText xml:space="preserve"> PAGEREF _Toc228450476 \h </w:instrText>
+              <w:instrText xml:space="preserve"> PAGEREF _Toc228479071 \h </w:instrText>
             </w:r>
             <w:r>
               <w:rPr>
@@ -1482,7 +1476,7 @@
               <w14:ligatures w14:val="standardContextual"/>
             </w:rPr>
           </w:pPr>
-          <w:hyperlink w:anchor="_Toc228450477" w:history="1">
+          <w:hyperlink w:anchor="_Toc228479072" w:history="1">
             <w:r>
               <w:rPr>
                 <w:rStyle w:val="Hyperlink"/>
@@ -1527,7 +1521,7 @@
                 <w:noProof/>
                 <w:webHidden/>
               </w:rPr>
-              <w:instrText xml:space="preserve"> PAGEREF _Toc228450477 \h </w:instrText>
+              <w:instrText xml:space="preserve"> PAGEREF _Toc228479072 \h </w:instrText>
             </w:r>
             <w:r>
               <w:rPr>
@@ -1574,7 +1568,7 @@
               <w14:ligatures w14:val="standardContextual"/>
             </w:rPr>
           </w:pPr>
-          <w:hyperlink w:anchor="_Toc228450478" w:history="1">
+          <w:hyperlink w:anchor="_Toc228479073" w:history="1">
             <w:r>
               <w:rPr>
                 <w:rStyle w:val="Hyperlink"/>
@@ -1619,7 +1613,7 @@
                 <w:noProof/>
                 <w:webHidden/>
               </w:rPr>
-              <w:instrText xml:space="preserve"> PAGEREF _Toc228450478 \h </w:instrText>
+              <w:instrText xml:space="preserve"> PAGEREF _Toc228479073 \h </w:instrText>
             </w:r>
             <w:r>
               <w:rPr>
@@ -1639,7 +1633,7 @@
                 <w:noProof/>
                 <w:webHidden/>
               </w:rPr>
-              <w:t>12</w:t>
+              <w:t>11</w:t>
             </w:r>
             <w:r>
               <w:rPr>
@@ -1666,7 +1660,7 @@
               <w14:ligatures w14:val="standardContextual"/>
             </w:rPr>
           </w:pPr>
-          <w:hyperlink w:anchor="_Toc228450479" w:history="1">
+          <w:hyperlink w:anchor="_Toc228479074" w:history="1">
             <w:r>
               <w:rPr>
                 <w:rStyle w:val="Hyperlink"/>
@@ -1711,7 +1705,7 @@
                 <w:noProof/>
                 <w:webHidden/>
               </w:rPr>
-              <w:instrText xml:space="preserve"> PAGEREF _Toc228450479 \h </w:instrText>
+              <w:instrText xml:space="preserve"> PAGEREF _Toc228479074 \h </w:instrText>
             </w:r>
             <w:r>
               <w:rPr>
@@ -1731,7 +1725,7 @@
                 <w:noProof/>
                 <w:webHidden/>
               </w:rPr>
-              <w:t>12</w:t>
+              <w:t>11</w:t>
             </w:r>
             <w:r>
               <w:rPr>
@@ -1758,7 +1752,7 @@
               <w14:ligatures w14:val="standardContextual"/>
             </w:rPr>
           </w:pPr>
-          <w:hyperlink w:anchor="_Toc228450480" w:history="1">
+          <w:hyperlink w:anchor="_Toc228479075" w:history="1">
             <w:r>
               <w:rPr>
                 <w:rStyle w:val="Hyperlink"/>
@@ -1805,7 +1799,7 @@
                 <w:noProof/>
                 <w:webHidden/>
               </w:rPr>
-              <w:instrText xml:space="preserve"> PAGEREF _Toc228450480 \h </w:instrText>
+              <w:instrText xml:space="preserve"> PAGEREF _Toc228479075 \h </w:instrText>
             </w:r>
             <w:r>
               <w:rPr>
@@ -1852,7 +1846,7 @@
               <w14:ligatures w14:val="standardContextual"/>
             </w:rPr>
           </w:pPr>
-          <w:hyperlink w:anchor="_Toc228450481" w:history="1">
+          <w:hyperlink w:anchor="_Toc228479076" w:history="1">
             <w:r>
               <w:rPr>
                 <w:rStyle w:val="Hyperlink"/>
@@ -1899,7 +1893,7 @@
                 <w:noProof/>
                 <w:webHidden/>
               </w:rPr>
-              <w:instrText xml:space="preserve"> PAGEREF _Toc228450481 \h </w:instrText>
+              <w:instrText xml:space="preserve"> PAGEREF _Toc228479076 \h </w:instrText>
             </w:r>
             <w:r>
               <w:rPr>
@@ -1946,7 +1940,7 @@
               <w14:ligatures w14:val="standardContextual"/>
             </w:rPr>
           </w:pPr>
-          <w:hyperlink w:anchor="_Toc228450482" w:history="1">
+          <w:hyperlink w:anchor="_Toc228479077" w:history="1">
             <w:r>
               <w:rPr>
                 <w:rStyle w:val="Hyperlink"/>
@@ -1993,7 +1987,7 @@
                 <w:noProof/>
                 <w:webHidden/>
               </w:rPr>
-              <w:instrText xml:space="preserve"> PAGEREF _Toc228450482 \h </w:instrText>
+              <w:instrText xml:space="preserve"> PAGEREF _Toc228479077 \h </w:instrText>
             </w:r>
             <w:r>
               <w:rPr>
@@ -2040,7 +2034,7 @@
               <w14:ligatures w14:val="standardContextual"/>
             </w:rPr>
           </w:pPr>
-          <w:hyperlink w:anchor="_Toc228450483" w:history="1">
+          <w:hyperlink w:anchor="_Toc228479078" w:history="1">
             <w:r>
               <w:rPr>
                 <w:rStyle w:val="Hyperlink"/>
@@ -2087,7 +2081,7 @@
                 <w:noProof/>
                 <w:webHidden/>
               </w:rPr>
-              <w:instrText xml:space="preserve"> PAGEREF _Toc228450483 \h </w:instrText>
+              <w:instrText xml:space="preserve"> PAGEREF _Toc228479078 \h </w:instrText>
             </w:r>
             <w:r>
               <w:rPr>
@@ -2107,7 +2101,7 @@
                 <w:noProof/>
                 <w:webHidden/>
               </w:rPr>
-              <w:t>38</w:t>
+              <w:t>42</w:t>
             </w:r>
             <w:r>
               <w:rPr>
@@ -2134,7 +2128,7 @@
               <w14:ligatures w14:val="standardContextual"/>
             </w:rPr>
           </w:pPr>
-          <w:hyperlink w:anchor="_Toc228450484" w:history="1">
+          <w:hyperlink w:anchor="_Toc228479079" w:history="1">
             <w:r>
               <w:rPr>
                 <w:rStyle w:val="Hyperlink"/>
@@ -2181,7 +2175,7 @@
                 <w:noProof/>
                 <w:webHidden/>
               </w:rPr>
-              <w:instrText xml:space="preserve"> PAGEREF _Toc228450484 \h </w:instrText>
+              <w:instrText xml:space="preserve"> PAGEREF _Toc228479079 \h </w:instrText>
             </w:r>
             <w:r>
               <w:rPr>
@@ -2201,7 +2195,7 @@
                 <w:noProof/>
                 <w:webHidden/>
               </w:rPr>
-              <w:t>39</w:t>
+              <w:t>42</w:t>
             </w:r>
             <w:r>
               <w:rPr>
@@ -2228,7 +2222,7 @@
               <w14:ligatures w14:val="standardContextual"/>
             </w:rPr>
           </w:pPr>
-          <w:hyperlink w:anchor="_Toc228450485" w:history="1">
+          <w:hyperlink w:anchor="_Toc228479080" w:history="1">
             <w:r>
               <w:rPr>
                 <w:rStyle w:val="Hyperlink"/>
@@ -2275,7 +2269,7 @@
                 <w:noProof/>
                 <w:webHidden/>
               </w:rPr>
-              <w:instrText xml:space="preserve"> PAGEREF _Toc228450485 \h </w:instrText>
+              <w:instrText xml:space="preserve"> PAGEREF _Toc228479080 \h </w:instrText>
             </w:r>
             <w:r>
               <w:rPr>
@@ -2295,7 +2289,7 @@
                 <w:noProof/>
                 <w:webHidden/>
               </w:rPr>
-              <w:t>39</w:t>
+              <w:t>42</w:t>
             </w:r>
             <w:r>
               <w:rPr>
@@ -2322,7 +2316,7 @@
               <w14:ligatures w14:val="standardContextual"/>
             </w:rPr>
           </w:pPr>
-          <w:hyperlink w:anchor="_Toc228450486" w:history="1">
+          <w:hyperlink w:anchor="_Toc228479081" w:history="1">
             <w:r>
               <w:rPr>
                 <w:rStyle w:val="Hyperlink"/>
@@ -2369,7 +2363,7 @@
                 <w:noProof/>
                 <w:webHidden/>
               </w:rPr>
-              <w:instrText xml:space="preserve"> PAGEREF _Toc228450486 \h </w:instrText>
+              <w:instrText xml:space="preserve"> PAGEREF _Toc228479081 \h </w:instrText>
             </w:r>
             <w:r>
               <w:rPr>
@@ -2389,7 +2383,7 @@
                 <w:noProof/>
                 <w:webHidden/>
               </w:rPr>
-              <w:t>45</w:t>
+              <w:t>48</w:t>
             </w:r>
             <w:r>
               <w:rPr>
@@ -2416,7 +2410,7 @@
               <w14:ligatures w14:val="standardContextual"/>
             </w:rPr>
           </w:pPr>
-          <w:hyperlink w:anchor="_Toc228450487" w:history="1">
+          <w:hyperlink w:anchor="_Toc228479082" w:history="1">
             <w:r>
               <w:rPr>
                 <w:rStyle w:val="Hyperlink"/>
@@ -2463,7 +2457,7 @@
                 <w:noProof/>
                 <w:webHidden/>
               </w:rPr>
-              <w:instrText xml:space="preserve"> PAGEREF _Toc228450487 \h </w:instrText>
+              <w:instrText xml:space="preserve"> PAGEREF _Toc228479082 \h </w:instrText>
             </w:r>
             <w:r>
               <w:rPr>
@@ -2483,7 +2477,7 @@
                 <w:noProof/>
                 <w:webHidden/>
               </w:rPr>
-              <w:t>45</w:t>
+              <w:t>48</w:t>
             </w:r>
             <w:r>
               <w:rPr>
@@ -2510,7 +2504,7 @@
               <w14:ligatures w14:val="standardContextual"/>
             </w:rPr>
           </w:pPr>
-          <w:hyperlink w:anchor="_Toc228450488" w:history="1">
+          <w:hyperlink w:anchor="_Toc228479083" w:history="1">
             <w:r>
               <w:rPr>
                 <w:rStyle w:val="Hyperlink"/>
@@ -2557,7 +2551,7 @@
                 <w:noProof/>
                 <w:webHidden/>
               </w:rPr>
-              <w:instrText xml:space="preserve"> PAGEREF _Toc228450488 \h </w:instrText>
+              <w:instrText xml:space="preserve"> PAGEREF _Toc228479083 \h </w:instrText>
             </w:r>
             <w:r>
               <w:rPr>
@@ -2577,7 +2571,7 @@
                 <w:noProof/>
                 <w:webHidden/>
               </w:rPr>
-              <w:t>45</w:t>
+              <w:t>48</w:t>
             </w:r>
             <w:r>
               <w:rPr>
@@ -2604,7 +2598,7 @@
               <w14:ligatures w14:val="standardContextual"/>
             </w:rPr>
           </w:pPr>
-          <w:hyperlink w:anchor="_Toc228450489" w:history="1">
+          <w:hyperlink w:anchor="_Toc228479084" w:history="1">
             <w:r>
               <w:rPr>
                 <w:rStyle w:val="Hyperlink"/>
@@ -2651,7 +2645,7 @@
                 <w:noProof/>
                 <w:webHidden/>
               </w:rPr>
-              <w:instrText xml:space="preserve"> PAGEREF _Toc228450489 \h </w:instrText>
+              <w:instrText xml:space="preserve"> PAGEREF _Toc228479084 \h </w:instrText>
             </w:r>
             <w:r>
               <w:rPr>
@@ -2671,7 +2665,7 @@
                 <w:noProof/>
                 <w:webHidden/>
               </w:rPr>
-              <w:t>45</w:t>
+              <w:t>49</w:t>
             </w:r>
             <w:r>
               <w:rPr>
@@ -2698,7 +2692,7 @@
               <w14:ligatures w14:val="standardContextual"/>
             </w:rPr>
           </w:pPr>
-          <w:hyperlink w:anchor="_Toc228450490" w:history="1">
+          <w:hyperlink w:anchor="_Toc228479085" w:history="1">
             <w:r>
               <w:rPr>
                 <w:rStyle w:val="Hyperlink"/>
@@ -2745,7 +2739,7 @@
                 <w:noProof/>
                 <w:webHidden/>
               </w:rPr>
-              <w:instrText xml:space="preserve"> PAGEREF _Toc228450490 \h </w:instrText>
+              <w:instrText xml:space="preserve"> PAGEREF _Toc228479085 \h </w:instrText>
             </w:r>
             <w:r>
               <w:rPr>
@@ -2765,7 +2759,7 @@
                 <w:noProof/>
                 <w:webHidden/>
               </w:rPr>
-              <w:t>46</w:t>
+              <w:t>51</w:t>
             </w:r>
             <w:r>
               <w:rPr>
@@ -2792,7 +2786,7 @@
               <w14:ligatures w14:val="standardContextual"/>
             </w:rPr>
           </w:pPr>
-          <w:hyperlink w:anchor="_Toc228450491" w:history="1">
+          <w:hyperlink w:anchor="_Toc228479086" w:history="1">
             <w:r>
               <w:rPr>
                 <w:rStyle w:val="Hyperlink"/>
@@ -2839,7 +2833,7 @@
                 <w:noProof/>
                 <w:webHidden/>
               </w:rPr>
-              <w:instrText xml:space="preserve"> PAGEREF _Toc228450491 \h </w:instrText>
+              <w:instrText xml:space="preserve"> PAGEREF _Toc228479086 \h </w:instrText>
             </w:r>
             <w:r>
               <w:rPr>
@@ -2859,7 +2853,7 @@
                 <w:noProof/>
                 <w:webHidden/>
               </w:rPr>
-              <w:t>46</w:t>
+              <w:t>51</w:t>
             </w:r>
             <w:r>
               <w:rPr>
@@ -2886,7 +2880,7 @@
               <w14:ligatures w14:val="standardContextual"/>
             </w:rPr>
           </w:pPr>
-          <w:hyperlink w:anchor="_Toc228450492" w:history="1">
+          <w:hyperlink w:anchor="_Toc228479087" w:history="1">
             <w:r>
               <w:rPr>
                 <w:rStyle w:val="Hyperlink"/>
@@ -2931,7 +2925,7 @@
                 <w:noProof/>
                 <w:webHidden/>
               </w:rPr>
-              <w:instrText xml:space="preserve"> PAGEREF _Toc228450492 \h </w:instrText>
+              <w:instrText xml:space="preserve"> PAGEREF _Toc228479087 \h </w:instrText>
             </w:r>
             <w:r>
               <w:rPr>
@@ -2951,7 +2945,99 @@
                 <w:noProof/>
                 <w:webHidden/>
               </w:rPr>
-              <w:t>47</w:t>
+              <w:t>52</w:t>
+            </w:r>
+            <w:r>
+              <w:rPr>
+                <w:noProof/>
+                <w:webHidden/>
+              </w:rPr>
+              <w:fldChar w:fldCharType="end"/>
+            </w:r>
+          </w:hyperlink>
+        </w:p>
+        <w:p>
+          <w:pPr>
+            <w:pStyle w:val="TOC2"/>
+            <w:tabs>
+              <w:tab w:val="left" w:pos="960"/>
+              <w:tab w:val="right" w:leader="dot" w:pos="9062"/>
+            </w:tabs>
+            <w:rPr>
+              <w:rFonts w:eastAsiaTheme="minorEastAsia"/>
+              <w:noProof/>
+              <w:kern w:val="2"/>
+              <w:szCs w:val="24"/>
+              <w:lang w:val="en-US" w:eastAsia="zh-CN"/>
+              <w14:ligatures w14:val="standardContextual"/>
+            </w:rPr>
+          </w:pPr>
+          <w:hyperlink w:anchor="_Toc228479088" w:history="1">
+            <w:r>
+              <w:rPr>
+                <w:rStyle w:val="Hyperlink"/>
+                <w:noProof/>
+              </w:rPr>
+              <w:t>4.1.</w:t>
+            </w:r>
+            <w:r>
+              <w:rPr>
+                <w:rFonts w:eastAsiaTheme="minorEastAsia"/>
+                <w:noProof/>
+                <w:kern w:val="2"/>
+                <w:szCs w:val="24"/>
+                <w:lang w:val="en-US" w:eastAsia="zh-CN"/>
+                <w14:ligatures w14:val="standardContextual"/>
+              </w:rPr>
+              <w:tab/>
+            </w:r>
+            <w:r>
+              <w:rPr>
+                <w:rStyle w:val="Hyperlink"/>
+                <w:noProof/>
+              </w:rPr>
+              <w:t>További fejlesztési lehetőségek</w:t>
+            </w:r>
+            <w:r>
+              <w:rPr>
+                <w:noProof/>
+                <w:webHidden/>
+              </w:rPr>
+              <w:tab/>
+            </w:r>
+            <w:r>
+              <w:rPr>
+                <w:noProof/>
+                <w:webHidden/>
+              </w:rPr>
+              <w:fldChar w:fldCharType="begin"/>
+            </w:r>
+            <w:r>
+              <w:rPr>
+                <w:noProof/>
+                <w:webHidden/>
+              </w:rPr>
+              <w:instrText xml:space="preserve"> PAGEREF _Toc228479088 \h </w:instrText>
+            </w:r>
+            <w:r>
+              <w:rPr>
+                <w:noProof/>
+                <w:webHidden/>
+              </w:rPr>
+            </w:r>
+            <w:r>
+              <w:rPr>
+                <w:noProof/>
+                <w:webHidden/>
+              </w:rPr>
+              <w:fldChar w:fldCharType="separate"/>
+            </w:r>
+            <w:r>
+              <w:rPr>
+                <w:noProof/>
+                <w:webHidden/>
+              </w:rPr>
+              <w:t>52</w:t>
             </w:r>
             <w:r>
               <w:rPr>
@@ -2978,7 +3064,7 @@
               <w14:ligatures w14:val="standardContextual"/>
             </w:rPr>
           </w:pPr>
-          <w:hyperlink w:anchor="_Toc228450493" w:history="1">
+          <w:hyperlink w:anchor="_Toc228479089" w:history="1">
             <w:r>
               <w:rPr>
                 <w:rStyle w:val="Hyperlink"/>
@@ -3002,7 +3088,7 @@
                 <w:rStyle w:val="Hyperlink"/>
                 <w:noProof/>
               </w:rPr>
-              <w:t>További fejlesztési lehetőségek</w:t>
+              <w:t>Irodalomjegyzék</w:t>
             </w:r>
             <w:r>
               <w:rPr>
@@ -3023,7 +3109,7 @@
                 <w:noProof/>
                 <w:webHidden/>
               </w:rPr>
-              <w:instrText xml:space="preserve"> PAGEREF _Toc228450493 \h </w:instrText>
+              <w:instrText xml:space="preserve"> PAGEREF _Toc228479089 \h </w:instrText>
             </w:r>
             <w:r>
               <w:rPr>
@@ -3043,7 +3129,7 @@
                 <w:noProof/>
                 <w:webHidden/>
               </w:rPr>
-              <w:t>48</w:t>
+              <w:t>54</w:t>
             </w:r>
             <w:r>
               <w:rPr>
@@ -3070,7 +3156,7 @@
               <w14:ligatures w14:val="standardContextual"/>
             </w:rPr>
           </w:pPr>
-          <w:hyperlink w:anchor="_Toc228450494" w:history="1">
+          <w:hyperlink w:anchor="_Toc228479090" w:history="1">
             <w:r>
               <w:rPr>
                 <w:rStyle w:val="Hyperlink"/>
@@ -3094,7 +3180,7 @@
                 <w:rStyle w:val="Hyperlink"/>
                 <w:noProof/>
               </w:rPr>
-              <w:t>Irodalomjegyzék</w:t>
+              <w:t>Melléklet</w:t>
             </w:r>
             <w:r>
               <w:rPr>
@@ -3115,7 +3201,7 @@
                 <w:noProof/>
                 <w:webHidden/>
               </w:rPr>
-              <w:instrText xml:space="preserve"> PAGEREF _Toc228450494 \h </w:instrText>
+              <w:instrText xml:space="preserve"> PAGEREF _Toc228479090 \h </w:instrText>
             </w:r>
             <w:r>
               <w:rPr>
@@ -3135,99 +3221,7 @@
                 <w:noProof/>
                 <w:webHidden/>
               </w:rPr>
-              <w:t>49</w:t>
-            </w:r>
-            <w:r>
-              <w:rPr>
-                <w:noProof/>
-                <w:webHidden/>
-              </w:rPr>
-              <w:fldChar w:fldCharType="end"/>
-            </w:r>
-          </w:hyperlink>
-        </w:p>
-        <w:p>
-          <w:pPr>
-            <w:pStyle w:val="TOC1"/>
-            <w:tabs>
-              <w:tab w:val="left" w:pos="480"/>
-              <w:tab w:val="right" w:leader="dot" w:pos="9062"/>
-            </w:tabs>
-            <w:rPr>
-              <w:rFonts w:eastAsiaTheme="minorEastAsia"/>
-              <w:noProof/>
-              <w:kern w:val="2"/>
-              <w:szCs w:val="24"/>
-              <w:lang w:val="en-US" w:eastAsia="zh-CN"/>
-              <w14:ligatures w14:val="standardContextual"/>
-            </w:rPr>
-          </w:pPr>
-          <w:hyperlink w:anchor="_Toc228450495" w:history="1">
-            <w:r>
-              <w:rPr>
-                <w:rStyle w:val="Hyperlink"/>
-                <w:noProof/>
-              </w:rPr>
-              <w:t>7.</w:t>
-            </w:r>
-            <w:r>
-              <w:rPr>
-                <w:rFonts w:eastAsiaTheme="minorEastAsia"/>
-                <w:noProof/>
-                <w:kern w:val="2"/>
-                <w:szCs w:val="24"/>
-                <w:lang w:val="en-US" w:eastAsia="zh-CN"/>
-                <w14:ligatures w14:val="standardContextual"/>
-              </w:rPr>
-              <w:tab/>
-            </w:r>
-            <w:r>
-              <w:rPr>
-                <w:rStyle w:val="Hyperlink"/>
-                <w:noProof/>
-              </w:rPr>
-              <w:t>Melléklet</w:t>
-            </w:r>
-            <w:r>
-              <w:rPr>
-                <w:noProof/>
-                <w:webHidden/>
-              </w:rPr>
-              <w:tab/>
-            </w:r>
-            <w:r>
-              <w:rPr>
-                <w:noProof/>
-                <w:webHidden/>
-              </w:rPr>
-              <w:fldChar w:fldCharType="begin"/>
-            </w:r>
-            <w:r>
-              <w:rPr>
-                <w:noProof/>
-                <w:webHidden/>
-              </w:rPr>
-              <w:instrText xml:space="preserve"> PAGEREF _Toc228450495 \h </w:instrText>
-            </w:r>
-            <w:r>
-              <w:rPr>
-                <w:noProof/>
-                <w:webHidden/>
-              </w:rPr>
-            </w:r>
-            <w:r>
-              <w:rPr>
-                <w:noProof/>
-                <w:webHidden/>
-              </w:rPr>
-              <w:fldChar w:fldCharType="separate"/>
-            </w:r>
-            <w:r>
-              <w:rPr>
-                <w:noProof/>
-                <w:webHidden/>
-              </w:rPr>
-              <w:t>50</w:t>
+              <w:t>55</w:t>
             </w:r>
             <w:r>
               <w:rPr>
@@ -3261,7 +3255,7 @@
       <w:pPr>
         <w:pStyle w:val="Heading1"/>
       </w:pPr>
-      <w:bookmarkStart w:id="0" w:name="_Toc228450465"/>
+      <w:bookmarkStart w:id="0" w:name="_Toc228479060"/>
       <w:r>
         <w:lastRenderedPageBreak/>
         <w:t>Bevezet</w:t>
@@ -3348,17 +3342,11 @@
         <w:t>A projekt célja egy olyan integrált rendszer létrehozása, amely a szórakoztatáson túl szemlélteti a modern fejlesztői eszközök és a mesterséges intelligencia összehangolásának lehetőségeit.</w:t>
       </w:r>
     </w:p>
-    <w:p/>
-    <w:p>
-      <w:r>
-        <w:br w:type="page"/>
-      </w:r>
-    </w:p>
     <w:p>
       <w:pPr>
         <w:pStyle w:val="Heading1"/>
       </w:pPr>
-      <w:bookmarkStart w:id="1" w:name="_Toc228450466"/>
+      <w:bookmarkStart w:id="1" w:name="_Toc228479061"/>
       <w:r>
         <w:lastRenderedPageBreak/>
         <w:t>Felhasználói dokumentáció</w:t>
@@ -3369,7 +3357,7 @@
       <w:pPr>
         <w:pStyle w:val="Heading2"/>
       </w:pPr>
-      <w:bookmarkStart w:id="2" w:name="_Toc228450467"/>
+      <w:bookmarkStart w:id="2" w:name="_Toc228479062"/>
       <w:r>
         <w:t>Telepítés és indítás</w:t>
       </w:r>
@@ -3377,7 +3365,15 @@
     </w:p>
     <w:p>
       <w:r>
-        <w:t>A .NET MAUI (Multi-platform App UI) technológiának köszönhetően az alkalmazás natív módon futtatható különböző operációs rendszereken. Az alábbiakban a Windows és Android platformokra vonatkozó telepítési folyamat leírása olvasható.</w:t>
+        <w:t>A .NET MAUI (</w:t>
+      </w:r>
+      <w:proofErr w:type="gramStart"/>
+      <w:r>
+        <w:t>Multi-platform</w:t>
+      </w:r>
+      <w:proofErr w:type="gramEnd"/>
+      <w:r>
+        <w:t xml:space="preserve"> App UI) technológiának köszönhetően az alkalmazás natív módon futtatható különböző operációs rendszereken. Az alábbiakban a Windows és Android platformokra vonatkozó telepítési folyamat leírása olvasható.</w:t>
       </w:r>
     </w:p>
     <w:p>
@@ -4728,7 +4724,7 @@
       <w:pPr>
         <w:pStyle w:val="Heading2"/>
       </w:pPr>
-      <w:bookmarkStart w:id="3" w:name="_Toc228450468"/>
+      <w:bookmarkStart w:id="3" w:name="_Toc228479063"/>
       <w:r>
         <w:lastRenderedPageBreak/>
         <w:t>A rendszer rövid bemutatása</w:t>
@@ -4891,7 +4887,7 @@
       <w:pPr>
         <w:pStyle w:val="Heading2"/>
       </w:pPr>
-      <w:bookmarkStart w:id="4" w:name="_Toc228450469"/>
+      <w:bookmarkStart w:id="4" w:name="_Toc228479064"/>
       <w:r>
         <w:t>Felhasználói felület</w:t>
       </w:r>
@@ -5569,7 +5565,7 @@
       <w:pPr>
         <w:pStyle w:val="Heading2"/>
       </w:pPr>
-      <w:bookmarkStart w:id="5" w:name="_Toc228450470"/>
+      <w:bookmarkStart w:id="5" w:name="_Toc228479065"/>
       <w:r>
         <w:t>Játék</w:t>
       </w:r>
@@ -5694,7 +5690,7 @@
       <w:pPr>
         <w:pStyle w:val="Heading3"/>
       </w:pPr>
-      <w:bookmarkStart w:id="6" w:name="_Toc228450471"/>
+      <w:bookmarkStart w:id="6" w:name="_Toc228479066"/>
       <w:r>
         <w:t>Játék eleje</w:t>
       </w:r>
@@ -5760,7 +5756,7 @@
       <w:pPr>
         <w:pStyle w:val="Heading3"/>
       </w:pPr>
-      <w:bookmarkStart w:id="7" w:name="_Toc228450472"/>
+      <w:bookmarkStart w:id="7" w:name="_Toc228479067"/>
       <w:r>
         <w:t>Egy kor áttekintése</w:t>
       </w:r>
@@ -5778,7 +5774,7 @@
       <w:pPr>
         <w:pStyle w:val="Heading3"/>
       </w:pPr>
-      <w:bookmarkStart w:id="8" w:name="_Toc228450473"/>
+      <w:bookmarkStart w:id="8" w:name="_Toc228479068"/>
       <w:r>
         <w:t>Egy játékos köre</w:t>
       </w:r>
@@ -5947,7 +5943,7 @@
       <w:pPr>
         <w:pStyle w:val="Heading3"/>
       </w:pPr>
-      <w:bookmarkStart w:id="9" w:name="_Toc228450474"/>
+      <w:bookmarkStart w:id="9" w:name="_Toc228479069"/>
       <w:r>
         <w:lastRenderedPageBreak/>
         <w:t>Egy kor vége</w:t>
@@ -5963,7 +5959,7 @@
       <w:pPr>
         <w:pStyle w:val="Heading3"/>
       </w:pPr>
-      <w:bookmarkStart w:id="10" w:name="_Toc228450475"/>
+      <w:bookmarkStart w:id="10" w:name="_Toc228479070"/>
       <w:r>
         <w:t>A játék vége és a győztes</w:t>
       </w:r>
@@ -6126,10 +6122,20 @@
     </w:p>
     <w:p>
       <w:pPr>
+        <w:spacing w:after="160" w:line="259" w:lineRule="auto"/>
+        <w:jc w:val="left"/>
+      </w:pPr>
+      <w:r>
+        <w:br w:type="page"/>
+      </w:r>
+    </w:p>
+    <w:p>
+      <w:pPr>
         <w:pStyle w:val="Heading1"/>
       </w:pPr>
-      <w:bookmarkStart w:id="11" w:name="_Toc228450476"/>
-      <w:r>
+      <w:bookmarkStart w:id="11" w:name="_Toc228479071"/>
+      <w:r>
+        <w:lastRenderedPageBreak/>
         <w:t>Fejlesztői dokumentáció</w:t>
       </w:r>
       <w:bookmarkEnd w:id="11"/>
@@ -6138,7 +6144,7 @@
       <w:pPr>
         <w:pStyle w:val="Heading2"/>
       </w:pPr>
-      <w:bookmarkStart w:id="12" w:name="_Toc228450477"/>
+      <w:bookmarkStart w:id="12" w:name="_Toc228479072"/>
       <w:r>
         <w:t>Fejlesztői környezet és futtatás</w:t>
       </w:r>
@@ -6351,9 +6357,8 @@
       <w:pPr>
         <w:pStyle w:val="Heading2"/>
       </w:pPr>
-      <w:bookmarkStart w:id="13" w:name="_Toc228450478"/>
-      <w:r>
-        <w:lastRenderedPageBreak/>
+      <w:bookmarkStart w:id="13" w:name="_Toc228479073"/>
+      <w:r>
         <w:t>Architektúra</w:t>
       </w:r>
       <w:bookmarkEnd w:id="13"/>
@@ -6362,7 +6367,7 @@
       <w:pPr>
         <w:pStyle w:val="Heading3"/>
       </w:pPr>
-      <w:bookmarkStart w:id="14" w:name="_Toc228450479"/>
+      <w:bookmarkStart w:id="14" w:name="_Toc228479074"/>
       <w:r>
         <w:t>Rendszer komponensei</w:t>
       </w:r>
@@ -6390,6 +6395,12 @@
           <w:lang w:eastAsia="zh-CN"/>
         </w:rPr>
         <w:br/>
+      </w:r>
+      <w:r>
+        <w:rPr>
+          <w:lang w:eastAsia="zh-CN"/>
+        </w:rPr>
+        <w:lastRenderedPageBreak/>
         <w:t>implementációs részletek ismertetése nélkül.</w:t>
       </w:r>
       <w:r>
@@ -6623,79 +6634,79 @@
         <w:rPr>
           <w:lang w:eastAsia="zh-CN"/>
         </w:rPr>
+        <w:t>Presenter</w:t>
+      </w:r>
+      <w:proofErr w:type="spellEnd"/>
+    </w:p>
+    <w:p>
+      <w:r>
+        <w:t xml:space="preserve">A </w:t>
+      </w:r>
+      <w:proofErr w:type="spellStart"/>
+      <w:r>
+        <w:t>Presenter</w:t>
+      </w:r>
+      <w:proofErr w:type="spellEnd"/>
+      <w:r>
+        <w:t xml:space="preserve"> komponens felel a játék </w:t>
+      </w:r>
+      <w:proofErr w:type="spellStart"/>
+      <w:r>
+        <w:t>futásidejű</w:t>
+      </w:r>
+      <w:proofErr w:type="spellEnd"/>
+      <w:r>
+        <w:t xml:space="preserve"> megjelenítése és a játéklogika közötti kapcsolat kezeléséért. Feladata a Game </w:t>
+      </w:r>
+      <w:proofErr w:type="spellStart"/>
+      <w:r>
+        <w:t>Engine</w:t>
+      </w:r>
+      <w:proofErr w:type="spellEnd"/>
+      <w:r>
+        <w:t xml:space="preserve"> által biztosított objektumok (</w:t>
+      </w:r>
+      <w:proofErr w:type="spellStart"/>
+      <w:r>
+        <w:t>GameObject</w:t>
+      </w:r>
+      <w:proofErr w:type="spellEnd"/>
+      <w:r>
+        <w:t xml:space="preserve">-ek) és a Game </w:t>
+      </w:r>
+      <w:proofErr w:type="spellStart"/>
+      <w:r>
+        <w:t>Logic</w:t>
+      </w:r>
+      <w:proofErr w:type="spellEnd"/>
+      <w:r>
+        <w:t xml:space="preserve"> komponensben található </w:t>
+      </w:r>
+      <w:proofErr w:type="spellStart"/>
+      <w:r>
+        <w:t>domain</w:t>
+      </w:r>
+      <w:proofErr w:type="spellEnd"/>
+      <w:r>
+        <w:t xml:space="preserve"> szintű objektumok közötti kötés (</w:t>
+      </w:r>
+      <w:proofErr w:type="spellStart"/>
+      <w:r>
+        <w:t>binding</w:t>
+      </w:r>
+      <w:proofErr w:type="spellEnd"/>
+      <w:r>
+        <w:t>) megvalósítása.</w:t>
+      </w:r>
+    </w:p>
+    <w:p>
+      <w:pPr>
+        <w:rPr>
+          <w:lang w:eastAsia="zh-CN"/>
+        </w:rPr>
+      </w:pPr>
+      <w:r>
         <w:lastRenderedPageBreak/>
-        <w:t>Presenter</w:t>
-      </w:r>
-      <w:proofErr w:type="spellEnd"/>
-    </w:p>
-    <w:p>
-      <w:r>
-        <w:t xml:space="preserve">A </w:t>
-      </w:r>
-      <w:proofErr w:type="spellStart"/>
-      <w:r>
-        <w:t>Presenter</w:t>
-      </w:r>
-      <w:proofErr w:type="spellEnd"/>
-      <w:r>
-        <w:t xml:space="preserve"> komponens felel a játék </w:t>
-      </w:r>
-      <w:proofErr w:type="spellStart"/>
-      <w:r>
-        <w:t>futásidejű</w:t>
-      </w:r>
-      <w:proofErr w:type="spellEnd"/>
-      <w:r>
-        <w:t xml:space="preserve"> megjelenítése és a játéklogika közötti kapcsolat kezeléséért. Feladata a Game </w:t>
-      </w:r>
-      <w:proofErr w:type="spellStart"/>
-      <w:r>
-        <w:t>Engine</w:t>
-      </w:r>
-      <w:proofErr w:type="spellEnd"/>
-      <w:r>
-        <w:t xml:space="preserve"> által biztosított objektumok (</w:t>
-      </w:r>
-      <w:proofErr w:type="spellStart"/>
-      <w:r>
-        <w:t>GameObject</w:t>
-      </w:r>
-      <w:proofErr w:type="spellEnd"/>
-      <w:r>
-        <w:t xml:space="preserve">-ek) és a Game </w:t>
-      </w:r>
-      <w:proofErr w:type="spellStart"/>
-      <w:r>
-        <w:t>Logic</w:t>
-      </w:r>
-      <w:proofErr w:type="spellEnd"/>
-      <w:r>
-        <w:t xml:space="preserve"> komponensben található </w:t>
-      </w:r>
-      <w:proofErr w:type="spellStart"/>
-      <w:r>
-        <w:t>domain</w:t>
-      </w:r>
-      <w:proofErr w:type="spellEnd"/>
-      <w:r>
-        <w:t xml:space="preserve"> szintű objektumok közötti kötés (</w:t>
-      </w:r>
-      <w:proofErr w:type="spellStart"/>
-      <w:r>
-        <w:t>binding</w:t>
-      </w:r>
-      <w:proofErr w:type="spellEnd"/>
-      <w:r>
-        <w:t>) megvalósítása.</w:t>
-      </w:r>
-    </w:p>
-    <w:p>
-      <w:pPr>
-        <w:rPr>
-          <w:lang w:eastAsia="zh-CN"/>
-        </w:rPr>
-      </w:pPr>
-      <w:r>
         <w:t xml:space="preserve">A komponens kezeli a játéklogikában keletkező eseményeket, és ezek alapján </w:t>
       </w:r>
       <w:r>
@@ -6951,24 +6962,85 @@
         </w:rPr>
       </w:pPr>
       <w:r>
+        <w:t xml:space="preserve">A futásidőben alkalmazott komponens az ONNX modell betöltését és kiértékelését ML.NET segítségével valósítja meg, így a játéklogika natív .NET környezetben, hatékonyan képes a modell által szolgáltatott </w:t>
+      </w:r>
+      <w:proofErr w:type="spellStart"/>
+      <w:r>
+        <w:t>predikciók</w:t>
+      </w:r>
+      <w:proofErr w:type="spellEnd"/>
+      <w:r>
+        <w:t xml:space="preserve"> felhasználására. A komponens kizárólag </w:t>
+      </w:r>
+      <w:proofErr w:type="spellStart"/>
+      <w:r>
+        <w:t>inference</w:t>
+      </w:r>
+      <w:proofErr w:type="spellEnd"/>
+      <w:r>
+        <w:t xml:space="preserve"> feladatokat lát el, tanítást nem végez.</w:t>
+      </w:r>
+    </w:p>
+    <w:p>
+      <w:pPr>
+        <w:pStyle w:val="Heading4"/>
+        <w:rPr>
+          <w:lang w:eastAsia="zh-CN"/>
+        </w:rPr>
+      </w:pPr>
+      <w:r>
+        <w:rPr>
+          <w:lang w:eastAsia="zh-CN"/>
+        </w:rPr>
         <w:lastRenderedPageBreak/>
-        <w:t xml:space="preserve">A futásidőben alkalmazott komponens az ONNX modell betöltését és kiértékelését ML.NET segítségével valósítja meg, így a játéklogika natív .NET környezetben, hatékonyan képes a modell által szolgáltatott </w:t>
-      </w:r>
-      <w:proofErr w:type="spellStart"/>
-      <w:r>
-        <w:t>predikciók</w:t>
-      </w:r>
-      <w:proofErr w:type="spellEnd"/>
-      <w:r>
-        <w:t xml:space="preserve"> felhasználására. A komponens kizárólag </w:t>
-      </w:r>
-      <w:proofErr w:type="spellStart"/>
-      <w:r>
-        <w:t>inference</w:t>
-      </w:r>
-      <w:proofErr w:type="spellEnd"/>
-      <w:r>
-        <w:t xml:space="preserve"> feladatokat lát el, tanítást nem végez.</w:t>
+        <w:t>Web Server</w:t>
+      </w:r>
+    </w:p>
+    <w:p>
+      <w:r>
+        <w:t>A Web Server komponens a rendszer kliensoldali és kiszolgáló oldali részei közötti kommunikációt biztosítja. Feladata a hálózaton keresztüli adatcsere kezelése, valamint a szükséges üzleti vagy statisztikai adatok elérhetővé tétele.</w:t>
+      </w:r>
+    </w:p>
+    <w:p>
+      <w:pPr>
+        <w:rPr>
+          <w:lang w:eastAsia="zh-CN"/>
+        </w:rPr>
+      </w:pPr>
+      <w:r>
+        <w:t xml:space="preserve">A komponens az azonosítási folyamatokhoz standard HTTP alapú interfészeket biztosít, míg a valós idejű interakciókat alacsony </w:t>
+      </w:r>
+      <w:proofErr w:type="spellStart"/>
+      <w:r>
+        <w:t>késleltetésű</w:t>
+      </w:r>
+      <w:proofErr w:type="spellEnd"/>
+      <w:r>
+        <w:t xml:space="preserve">, </w:t>
+      </w:r>
+      <w:proofErr w:type="spellStart"/>
+      <w:r>
+        <w:t>kétirányú</w:t>
+      </w:r>
+      <w:proofErr w:type="spellEnd"/>
+      <w:r>
+        <w:t xml:space="preserve"> </w:t>
+      </w:r>
+      <w:proofErr w:type="spellStart"/>
+      <w:r>
+        <w:t>WebSocket</w:t>
+      </w:r>
+      <w:proofErr w:type="spellEnd"/>
+      <w:r>
+        <w:t xml:space="preserve"> kapcsolaton keresztül kezeli. A modul szoros kapcsolatban áll az </w:t>
+      </w:r>
+      <w:proofErr w:type="spellStart"/>
+      <w:r>
+        <w:t>adatperzisztenciáért</w:t>
+      </w:r>
+      <w:proofErr w:type="spellEnd"/>
+      <w:r>
+        <w:t xml:space="preserve"> felelős rétegekkel, azonban a játéklogika közvetlenül nem függ a hálózati réteg konkrét technológiai implementációjától.</w:t>
       </w:r>
     </w:p>
     <w:p>
@@ -6982,54 +7054,44 @@
         <w:rPr>
           <w:lang w:eastAsia="zh-CN"/>
         </w:rPr>
-        <w:t>Web Server</w:t>
-      </w:r>
-    </w:p>
-    <w:p>
-      <w:r>
-        <w:t>A Web Server komponens a rendszer kliensoldali és kiszolgáló oldali részei közötti kommunikációt biztosítja. Feladata a hálózaton keresztüli adatcsere kezelése, valamint a szükséges üzleti vagy statisztikai adatok elérhetővé tétele.</w:t>
-      </w:r>
-    </w:p>
-    <w:p>
-      <w:pPr>
-        <w:rPr>
-          <w:lang w:eastAsia="zh-CN"/>
-        </w:rPr>
-      </w:pPr>
-      <w:r>
-        <w:t xml:space="preserve">A komponens az azonosítási folyamatokhoz standard HTTP alapú interfészeket biztosít, míg a valós idejű interakciókat alacsony </w:t>
-      </w:r>
-      <w:proofErr w:type="spellStart"/>
-      <w:r>
-        <w:t>késleltetésű</w:t>
-      </w:r>
-      <w:proofErr w:type="spellEnd"/>
-      <w:r>
-        <w:t xml:space="preserve">, </w:t>
-      </w:r>
-      <w:proofErr w:type="spellStart"/>
-      <w:r>
-        <w:t>kétirányú</w:t>
-      </w:r>
-      <w:proofErr w:type="spellEnd"/>
-      <w:r>
-        <w:t xml:space="preserve"> </w:t>
-      </w:r>
-      <w:proofErr w:type="spellStart"/>
-      <w:r>
-        <w:t>WebSocket</w:t>
-      </w:r>
-      <w:proofErr w:type="spellEnd"/>
-      <w:r>
-        <w:t xml:space="preserve"> kapcsolaton keresztül kezeli. A modul szoros kapcsolatban áll az </w:t>
-      </w:r>
-      <w:proofErr w:type="spellStart"/>
-      <w:r>
-        <w:t>adatperzisztenciáért</w:t>
-      </w:r>
-      <w:proofErr w:type="spellEnd"/>
-      <w:r>
-        <w:t xml:space="preserve"> felelős rétegekkel, azonban a játéklogika közvetlenül nem függ a hálózati réteg konkrét technológiai implementációjától.</w:t>
+        <w:t xml:space="preserve">AI </w:t>
+      </w:r>
+      <w:proofErr w:type="spellStart"/>
+      <w:r>
+        <w:rPr>
+          <w:lang w:eastAsia="zh-CN"/>
+        </w:rPr>
+        <w:t>Trainer</w:t>
+      </w:r>
+      <w:proofErr w:type="spellEnd"/>
+    </w:p>
+    <w:p>
+      <w:r>
+        <w:t xml:space="preserve">Az AI </w:t>
+      </w:r>
+      <w:proofErr w:type="spellStart"/>
+      <w:r>
+        <w:t>Trainer</w:t>
+      </w:r>
+      <w:proofErr w:type="spellEnd"/>
+      <w:r>
+        <w:t xml:space="preserve"> komponens felel a mesterséges intelligencia modell betanításáért. A tanítás Python környezetben történik, amely lehetővé teszi a megfelelő adatfeldolgozási és tanulási eszközök alkalmazását.</w:t>
+      </w:r>
+    </w:p>
+    <w:p>
+      <w:pPr>
+        <w:rPr>
+          <w:lang w:eastAsia="zh-CN"/>
+        </w:rPr>
+      </w:pPr>
+      <w:r>
+        <w:t xml:space="preserve">A tanítás eredményeként létrejövő modell ONNX formátumban kerül exportálásra, amelyet a rendszer </w:t>
+      </w:r>
+      <w:r>
+        <w:t>futás idejű</w:t>
+      </w:r>
+      <w:r>
+        <w:t xml:space="preserve"> komponense használ fel.</w:t>
       </w:r>
     </w:p>
     <w:p>
@@ -7039,57 +7101,6 @@
           <w:lang w:eastAsia="zh-CN"/>
         </w:rPr>
       </w:pPr>
-      <w:r>
-        <w:rPr>
-          <w:lang w:eastAsia="zh-CN"/>
-        </w:rPr>
-        <w:t xml:space="preserve">AI </w:t>
-      </w:r>
-      <w:proofErr w:type="spellStart"/>
-      <w:r>
-        <w:rPr>
-          <w:lang w:eastAsia="zh-CN"/>
-        </w:rPr>
-        <w:t>Trainer</w:t>
-      </w:r>
-      <w:proofErr w:type="spellEnd"/>
-    </w:p>
-    <w:p>
-      <w:r>
-        <w:t xml:space="preserve">Az AI </w:t>
-      </w:r>
-      <w:proofErr w:type="spellStart"/>
-      <w:r>
-        <w:t>Trainer</w:t>
-      </w:r>
-      <w:proofErr w:type="spellEnd"/>
-      <w:r>
-        <w:t xml:space="preserve"> komponens felel a mesterséges intelligencia modell betanításáért. A tanítás Python környezetben történik, amely lehetővé teszi a megfelelő adatfeldolgozási és tanulási eszközök alkalmazását.</w:t>
-      </w:r>
-    </w:p>
-    <w:p>
-      <w:pPr>
-        <w:rPr>
-          <w:lang w:eastAsia="zh-CN"/>
-        </w:rPr>
-      </w:pPr>
-      <w:r>
-        <w:t xml:space="preserve">A tanítás eredményeként létrejövő modell ONNX formátumban kerül exportálásra, amelyet a rendszer </w:t>
-      </w:r>
-      <w:r>
-        <w:t>futás idejű</w:t>
-      </w:r>
-      <w:r>
-        <w:t xml:space="preserve"> komponense használ fel.</w:t>
-      </w:r>
-    </w:p>
-    <w:p>
-      <w:pPr>
-        <w:pStyle w:val="Heading4"/>
-        <w:rPr>
-          <w:lang w:eastAsia="zh-CN"/>
-        </w:rPr>
-      </w:pPr>
       <w:proofErr w:type="spellStart"/>
       <w:r>
         <w:rPr>
@@ -7158,7 +7169,7 @@
           <w:lang w:eastAsia="zh-CN"/>
         </w:rPr>
       </w:pPr>
-      <w:bookmarkStart w:id="15" w:name="_Toc228450480"/>
+      <w:bookmarkStart w:id="15" w:name="_Toc228479075"/>
       <w:r>
         <w:rPr>
           <w:lang w:eastAsia="zh-CN"/>
@@ -7191,13 +7202,157 @@
           <w:lang w:eastAsia="zh-CN"/>
         </w:rPr>
         <w:br/>
-      </w:r>
+        <w:t>A leírás célja a rendszer működésének és belső felépítésének áttekinthető bemutatása, a lényeges megoldások kiemelésével.</w:t>
+      </w:r>
+    </w:p>
+    <w:p>
+      <w:pPr>
+        <w:pStyle w:val="Heading3"/>
+        <w:rPr>
+          <w:lang w:eastAsia="zh-CN"/>
+        </w:rPr>
+      </w:pPr>
+      <w:bookmarkStart w:id="16" w:name="_Toc228479076"/>
       <w:r>
         <w:rPr>
           <w:lang w:eastAsia="zh-CN"/>
         </w:rPr>
         <w:lastRenderedPageBreak/>
-        <w:t>A leírás célja a rendszer működésének és belső felépítésének áttekinthető bemutatása, a lényeges megoldások kiemelésével.</w:t>
+        <w:t>Technológiai környezet</w:t>
+      </w:r>
+      <w:bookmarkEnd w:id="16"/>
+    </w:p>
+    <w:p>
+      <w:pPr>
+        <w:rPr>
+          <w:lang w:eastAsia="zh-CN"/>
+        </w:rPr>
+      </w:pPr>
+      <w:r>
+        <w:rPr>
+          <w:lang w:eastAsia="zh-CN"/>
+        </w:rPr>
+        <w:t>Az alábbiakban a fejlesztés során alkalmazott főbb technológiák kerülnek bemutatásra, röviden ismertetve azok szerepét és helyét a rendszerben.</w:t>
+      </w:r>
+    </w:p>
+    <w:p>
+      <w:pPr>
+        <w:rPr>
+          <w:lang w:eastAsia="zh-CN"/>
+        </w:rPr>
+      </w:pPr>
+      <w:r>
+        <w:rPr>
+          <w:lang w:eastAsia="zh-CN"/>
+        </w:rPr>
+        <w:t>A kliensoldali alkalmazás .NET MAUI környezetben készült, amely lehetővé teszi a platformfüggetlen grafikus felhasználói felület kialakítását.</w:t>
+      </w:r>
+    </w:p>
+    <w:p>
+      <w:pPr>
+        <w:rPr>
+          <w:lang w:eastAsia="zh-CN"/>
+        </w:rPr>
+      </w:pPr>
+      <w:r>
+        <w:rPr>
+          <w:lang w:eastAsia="zh-CN"/>
+        </w:rPr>
+        <w:t xml:space="preserve">A mesterséges intelligencia </w:t>
+      </w:r>
+      <w:proofErr w:type="spellStart"/>
+      <w:r>
+        <w:rPr>
+          <w:lang w:eastAsia="zh-CN"/>
+        </w:rPr>
+        <w:t>futásidejű</w:t>
+      </w:r>
+      <w:proofErr w:type="spellEnd"/>
+      <w:r>
+        <w:rPr>
+          <w:lang w:eastAsia="zh-CN"/>
+        </w:rPr>
+        <w:t xml:space="preserve"> kiértékelése ML.NET segítségével történik. A betanított ONNX modellek infrastruktúra-független módon kerülnek felhasználásra.</w:t>
+      </w:r>
+    </w:p>
+    <w:p>
+      <w:pPr>
+        <w:rPr>
+          <w:lang w:eastAsia="zh-CN"/>
+        </w:rPr>
+      </w:pPr>
+      <w:r>
+        <w:rPr>
+          <w:lang w:eastAsia="zh-CN"/>
+        </w:rPr>
+        <w:t xml:space="preserve">A mesterséges intelligencia tanítása Python környezetben történik a </w:t>
+      </w:r>
+      <w:proofErr w:type="spellStart"/>
+      <w:r>
+        <w:rPr>
+          <w:lang w:eastAsia="zh-CN"/>
+        </w:rPr>
+        <w:t>Stable</w:t>
+      </w:r>
+      <w:proofErr w:type="spellEnd"/>
+      <w:r>
+        <w:rPr>
+          <w:lang w:eastAsia="zh-CN"/>
+        </w:rPr>
+        <w:t xml:space="preserve"> Baselines3 keretrendszer segítségével, elkülönítve a </w:t>
+      </w:r>
+      <w:proofErr w:type="spellStart"/>
+      <w:r>
+        <w:rPr>
+          <w:lang w:eastAsia="zh-CN"/>
+        </w:rPr>
+        <w:t>futásidejű</w:t>
+      </w:r>
+      <w:proofErr w:type="spellEnd"/>
+      <w:r>
+        <w:rPr>
+          <w:lang w:eastAsia="zh-CN"/>
+        </w:rPr>
+        <w:t xml:space="preserve"> rendszertől.</w:t>
+      </w:r>
+    </w:p>
+    <w:p>
+      <w:pPr>
+        <w:rPr>
+          <w:lang w:eastAsia="zh-CN"/>
+        </w:rPr>
+      </w:pPr>
+      <w:r>
+        <w:rPr>
+          <w:lang w:eastAsia="zh-CN"/>
+        </w:rPr>
+        <w:t xml:space="preserve">A </w:t>
+      </w:r>
+      <w:r>
+        <w:rPr>
+          <w:lang w:eastAsia="zh-CN"/>
+        </w:rPr>
+        <w:t xml:space="preserve">web szerveren a </w:t>
+      </w:r>
+      <w:r>
+        <w:rPr>
+          <w:lang w:eastAsia="zh-CN"/>
+        </w:rPr>
+        <w:t xml:space="preserve">felsőbb rétegek közötti kommunikáció Web API-n keresztül valósul meg, valós idejű adatcserére pedig </w:t>
+      </w:r>
+      <w:proofErr w:type="spellStart"/>
+      <w:r>
+        <w:rPr>
+          <w:lang w:eastAsia="zh-CN"/>
+        </w:rPr>
+        <w:t>SignalR</w:t>
+      </w:r>
+      <w:proofErr w:type="spellEnd"/>
+      <w:r>
+        <w:rPr>
+          <w:lang w:eastAsia="zh-CN"/>
+        </w:rPr>
+        <w:t xml:space="preserve"> kerül alkalmazásra.</w:t>
       </w:r>
     </w:p>
     <w:p>
@@ -7207,156 +7362,7 @@
           <w:lang w:eastAsia="zh-CN"/>
         </w:rPr>
       </w:pPr>
-      <w:bookmarkStart w:id="16" w:name="_Toc228450481"/>
-      <w:r>
-        <w:rPr>
-          <w:lang w:eastAsia="zh-CN"/>
-        </w:rPr>
-        <w:t>Technológiai környezet</w:t>
-      </w:r>
-      <w:bookmarkEnd w:id="16"/>
-    </w:p>
-    <w:p>
-      <w:pPr>
-        <w:rPr>
-          <w:lang w:eastAsia="zh-CN"/>
-        </w:rPr>
-      </w:pPr>
-      <w:r>
-        <w:rPr>
-          <w:lang w:eastAsia="zh-CN"/>
-        </w:rPr>
-        <w:t>Az alábbiakban a fejlesztés során alkalmazott főbb technológiák kerülnek bemutatásra, röviden ismertetve azok szerepét és helyét a rendszerben.</w:t>
-      </w:r>
-    </w:p>
-    <w:p>
-      <w:pPr>
-        <w:rPr>
-          <w:lang w:eastAsia="zh-CN"/>
-        </w:rPr>
-      </w:pPr>
-      <w:r>
-        <w:rPr>
-          <w:lang w:eastAsia="zh-CN"/>
-        </w:rPr>
-        <w:t>A kliensoldali alkalmazás .NET MAUI környezetben készült, amely lehetővé teszi a platformfüggetlen grafikus felhasználói felület kialakítását.</w:t>
-      </w:r>
-    </w:p>
-    <w:p>
-      <w:pPr>
-        <w:rPr>
-          <w:lang w:eastAsia="zh-CN"/>
-        </w:rPr>
-      </w:pPr>
-      <w:r>
-        <w:rPr>
-          <w:lang w:eastAsia="zh-CN"/>
-        </w:rPr>
-        <w:t xml:space="preserve">A mesterséges intelligencia </w:t>
-      </w:r>
-      <w:proofErr w:type="spellStart"/>
-      <w:r>
-        <w:rPr>
-          <w:lang w:eastAsia="zh-CN"/>
-        </w:rPr>
-        <w:t>futásidejű</w:t>
-      </w:r>
-      <w:proofErr w:type="spellEnd"/>
-      <w:r>
-        <w:rPr>
-          <w:lang w:eastAsia="zh-CN"/>
-        </w:rPr>
-        <w:t xml:space="preserve"> kiértékelése ML.NET segítségével történik. A betanított ONNX modellek infrastruktúra-független módon kerülnek felhasználásra.</w:t>
-      </w:r>
-    </w:p>
-    <w:p>
-      <w:pPr>
-        <w:rPr>
-          <w:lang w:eastAsia="zh-CN"/>
-        </w:rPr>
-      </w:pPr>
-      <w:r>
-        <w:rPr>
-          <w:lang w:eastAsia="zh-CN"/>
-        </w:rPr>
-        <w:t xml:space="preserve">A mesterséges intelligencia tanítása Python környezetben történik a </w:t>
-      </w:r>
-      <w:proofErr w:type="spellStart"/>
-      <w:r>
-        <w:rPr>
-          <w:lang w:eastAsia="zh-CN"/>
-        </w:rPr>
-        <w:t>Stable</w:t>
-      </w:r>
-      <w:proofErr w:type="spellEnd"/>
-      <w:r>
-        <w:rPr>
-          <w:lang w:eastAsia="zh-CN"/>
-        </w:rPr>
-        <w:t xml:space="preserve"> Baselines3 keretrendszer segítségével, elkülönítve a </w:t>
-      </w:r>
-      <w:proofErr w:type="spellStart"/>
-      <w:r>
-        <w:rPr>
-          <w:lang w:eastAsia="zh-CN"/>
-        </w:rPr>
-        <w:t>futásidejű</w:t>
-      </w:r>
-      <w:proofErr w:type="spellEnd"/>
-      <w:r>
-        <w:rPr>
-          <w:lang w:eastAsia="zh-CN"/>
-        </w:rPr>
-        <w:t xml:space="preserve"> rendszertől.</w:t>
-      </w:r>
-    </w:p>
-    <w:p>
-      <w:pPr>
-        <w:rPr>
-          <w:lang w:eastAsia="zh-CN"/>
-        </w:rPr>
-      </w:pPr>
-      <w:r>
-        <w:rPr>
-          <w:lang w:eastAsia="zh-CN"/>
-        </w:rPr>
-        <w:t xml:space="preserve">A </w:t>
-      </w:r>
-      <w:r>
-        <w:rPr>
-          <w:lang w:eastAsia="zh-CN"/>
-        </w:rPr>
-        <w:t xml:space="preserve">web szerveren a </w:t>
-      </w:r>
-      <w:r>
-        <w:rPr>
-          <w:lang w:eastAsia="zh-CN"/>
-        </w:rPr>
-        <w:t xml:space="preserve">felsőbb rétegek közötti kommunikáció Web API-n keresztül valósul meg, valós idejű adatcserére pedig </w:t>
-      </w:r>
-      <w:proofErr w:type="spellStart"/>
-      <w:r>
-        <w:rPr>
-          <w:lang w:eastAsia="zh-CN"/>
-        </w:rPr>
-        <w:t>SignalR</w:t>
-      </w:r>
-      <w:proofErr w:type="spellEnd"/>
-      <w:r>
-        <w:rPr>
-          <w:lang w:eastAsia="zh-CN"/>
-        </w:rPr>
-        <w:t xml:space="preserve"> kerül alkalmazásra.</w:t>
-      </w:r>
-    </w:p>
-    <w:p>
-      <w:pPr>
-        <w:pStyle w:val="Heading3"/>
-        <w:rPr>
-          <w:lang w:eastAsia="zh-CN"/>
-        </w:rPr>
-      </w:pPr>
-      <w:bookmarkStart w:id="17" w:name="_Toc228450482"/>
+      <w:bookmarkStart w:id="17" w:name="_Toc228479077"/>
       <w:r>
         <w:rPr>
           <w:lang w:eastAsia="zh-CN"/>
@@ -7542,7 +7548,6 @@
         <w:rPr>
           <w:lang w:eastAsia="zh-CN"/>
         </w:rPr>
-        <w:lastRenderedPageBreak/>
         <w:t>Továbbá ehhez a komponenshez tartozik a</w:t>
       </w:r>
       <w:r>
@@ -7552,6 +7557,7 @@
         <w:t xml:space="preserve"> </w:t>
       </w:r>
       <w:proofErr w:type="spellStart"/>
+      <w:proofErr w:type="gramStart"/>
       <w:r>
         <w:rPr>
           <w:i/>
@@ -7561,6 +7567,7 @@
         <w:t>SevenWonders.Web.Client.Model</w:t>
       </w:r>
       <w:proofErr w:type="spellEnd"/>
+      <w:proofErr w:type="gramEnd"/>
       <w:r>
         <w:rPr>
           <w:lang w:eastAsia="zh-CN"/>
@@ -7577,7 +7584,14 @@
         <w:rPr>
           <w:lang w:eastAsia="zh-CN"/>
         </w:rPr>
-        <w:t>a webes kliensoldalhoz tartozó kommunikációs osztályokat tartalmazza. Ide tartoznak a szerverhez történő csatlakozás, a felhasználói regisztráció, valamint az üzenetküldés és -fogadás kezeléséért felelős komponensek.</w:t>
+        <w:t xml:space="preserve">a webes kliensoldalhoz tartozó kommunikációs osztályokat tartalmazza. Ide tartoznak a </w:t>
+      </w:r>
+      <w:r>
+        <w:rPr>
+          <w:lang w:eastAsia="zh-CN"/>
+        </w:rPr>
+        <w:lastRenderedPageBreak/>
+        <w:t>szerverhez történő csatlakozás, a felhasználói regisztráció, valamint az üzenetküldés és -fogadás kezeléséért felelős komponensek.</w:t>
       </w:r>
     </w:p>
     <w:p>
@@ -7703,6 +7717,7 @@
         <w:t xml:space="preserve"> </w:t>
       </w:r>
       <w:proofErr w:type="spellStart"/>
+      <w:proofErr w:type="gramStart"/>
       <w:r>
         <w:rPr>
           <w:i/>
@@ -7712,6 +7727,7 @@
         <w:t>SevenWonders.Game.Presenter</w:t>
       </w:r>
       <w:proofErr w:type="spellEnd"/>
+      <w:proofErr w:type="gramEnd"/>
       <w:r>
         <w:rPr>
           <w:lang w:eastAsia="zh-CN"/>
@@ -7872,7 +7888,6 @@
         <w:rPr>
           <w:lang w:eastAsia="zh-CN"/>
         </w:rPr>
-        <w:lastRenderedPageBreak/>
         <w:t>Ez a komponens a</w:t>
       </w:r>
       <w:r>
@@ -7882,6 +7897,7 @@
         <w:t xml:space="preserve"> </w:t>
       </w:r>
       <w:proofErr w:type="spellStart"/>
+      <w:proofErr w:type="gramStart"/>
       <w:r>
         <w:rPr>
           <w:i/>
@@ -7891,6 +7907,7 @@
         <w:t>SevenWonders.Game.Engine</w:t>
       </w:r>
       <w:proofErr w:type="spellEnd"/>
+      <w:proofErr w:type="gramEnd"/>
       <w:r>
         <w:rPr>
           <w:lang w:eastAsia="zh-CN"/>
@@ -7920,6 +7937,7 @@
         <w:rPr>
           <w:lang w:eastAsia="zh-CN"/>
         </w:rPr>
+        <w:lastRenderedPageBreak/>
         <w:t>Továbbá a</w:t>
       </w:r>
       <w:r>
@@ -7929,6 +7947,7 @@
         <w:t xml:space="preserve"> </w:t>
       </w:r>
       <w:proofErr w:type="spellStart"/>
+      <w:proofErr w:type="gramStart"/>
       <w:r>
         <w:rPr>
           <w:i/>
@@ -7938,6 +7957,7 @@
         <w:t>SevenWonders.Game.Scene.Editor</w:t>
       </w:r>
       <w:proofErr w:type="spellEnd"/>
+      <w:proofErr w:type="gramEnd"/>
       <w:r>
         <w:rPr>
           <w:lang w:eastAsia="zh-CN"/>
@@ -8119,152 +8139,152 @@
         <w:rPr>
           <w:lang w:eastAsia="zh-CN"/>
         </w:rPr>
+        <w:t xml:space="preserve">A </w:t>
+      </w:r>
+      <w:proofErr w:type="spellStart"/>
+      <w:r>
+        <w:rPr>
+          <w:lang w:eastAsia="zh-CN"/>
+        </w:rPr>
+        <w:t>TouchEvent</w:t>
+      </w:r>
+      <w:proofErr w:type="spellEnd"/>
+      <w:r>
+        <w:rPr>
+          <w:lang w:eastAsia="zh-CN"/>
+        </w:rPr>
+        <w:t xml:space="preserve"> enumeráció alkalmazása lehetővé teszi a bemeneti események</w:t>
+      </w:r>
+      <w:r>
+        <w:rPr>
+          <w:lang w:eastAsia="zh-CN"/>
+        </w:rPr>
+        <w:t xml:space="preserve"> </w:t>
+      </w:r>
+      <w:r>
+        <w:rPr>
+          <w:lang w:eastAsia="zh-CN"/>
+        </w:rPr>
+        <w:t>azonosítását, így a</w:t>
+      </w:r>
+      <w:r>
+        <w:rPr>
+          <w:lang w:eastAsia="zh-CN"/>
+        </w:rPr>
+        <w:t xml:space="preserve">z </w:t>
+      </w:r>
+      <w:proofErr w:type="spellStart"/>
+      <w:r>
+        <w:rPr>
+          <w:lang w:eastAsia="zh-CN"/>
+        </w:rPr>
+        <w:t>interaktálható</w:t>
+      </w:r>
+      <w:proofErr w:type="spellEnd"/>
+      <w:r>
+        <w:rPr>
+          <w:lang w:eastAsia="zh-CN"/>
+        </w:rPr>
+        <w:t xml:space="preserve"> objektumok</w:t>
+      </w:r>
+      <w:r>
+        <w:rPr>
+          <w:lang w:eastAsia="zh-CN"/>
+        </w:rPr>
+        <w:t xml:space="preserve"> </w:t>
+      </w:r>
+      <w:r>
+        <w:rPr>
+          <w:lang w:eastAsia="zh-CN"/>
+        </w:rPr>
+        <w:t xml:space="preserve">egyértelműen kapják meg az input esemény típusát, így azok egyszerűen képesek reagálni </w:t>
+      </w:r>
+      <w:r>
+        <w:rPr>
+          <w:lang w:eastAsia="zh-CN"/>
+        </w:rPr>
+        <w:t>a felhasználói interakciókra.</w:t>
+      </w:r>
+      <w:r>
+        <w:rPr>
+          <w:lang w:eastAsia="zh-CN"/>
+        </w:rPr>
+        <w:t xml:space="preserve"> Ez az enumeráció azért szükséges, mert a </w:t>
+      </w:r>
+      <w:proofErr w:type="spellStart"/>
+      <w:r>
+        <w:rPr>
+          <w:lang w:eastAsia="zh-CN"/>
+        </w:rPr>
+        <w:t>SkiaSharp</w:t>
+      </w:r>
+      <w:proofErr w:type="spellEnd"/>
+      <w:r>
+        <w:rPr>
+          <w:lang w:eastAsia="zh-CN"/>
+        </w:rPr>
+        <w:t xml:space="preserve"> grafikus könyvtár </w:t>
+      </w:r>
+      <w:proofErr w:type="spellStart"/>
+      <w:r>
+        <w:rPr>
+          <w:lang w:eastAsia="zh-CN"/>
+        </w:rPr>
+        <w:t>touch</w:t>
+      </w:r>
+      <w:proofErr w:type="spellEnd"/>
+      <w:r>
+        <w:rPr>
+          <w:lang w:eastAsia="zh-CN"/>
+        </w:rPr>
+        <w:t xml:space="preserve"> eseménye nem tartalmaz </w:t>
+      </w:r>
+      <w:proofErr w:type="spellStart"/>
+      <w:r>
+        <w:rPr>
+          <w:lang w:eastAsia="zh-CN"/>
+        </w:rPr>
+        <w:t>tap</w:t>
+      </w:r>
+      <w:proofErr w:type="spellEnd"/>
+      <w:r>
+        <w:rPr>
+          <w:lang w:eastAsia="zh-CN"/>
+        </w:rPr>
+        <w:t>/</w:t>
+      </w:r>
+      <w:proofErr w:type="spellStart"/>
+      <w:r>
+        <w:rPr>
+          <w:lang w:eastAsia="zh-CN"/>
+        </w:rPr>
+        <w:t>clicked</w:t>
+      </w:r>
+      <w:proofErr w:type="spellEnd"/>
+      <w:r>
+        <w:rPr>
+          <w:lang w:eastAsia="zh-CN"/>
+        </w:rPr>
+        <w:t xml:space="preserve"> eseményt.</w:t>
+      </w:r>
+      <w:r>
+        <w:rPr>
+          <w:lang w:eastAsia="zh-CN"/>
+        </w:rPr>
+        <w:t xml:space="preserve"> </w:t>
+      </w:r>
+    </w:p>
+    <w:p>
+      <w:pPr>
+        <w:rPr>
+          <w:lang w:eastAsia="zh-CN"/>
+        </w:rPr>
+      </w:pPr>
+      <w:r>
+        <w:rPr>
+          <w:lang w:eastAsia="zh-CN"/>
+        </w:rPr>
         <w:lastRenderedPageBreak/>
-        <w:t xml:space="preserve">A </w:t>
-      </w:r>
-      <w:proofErr w:type="spellStart"/>
-      <w:r>
-        <w:rPr>
-          <w:lang w:eastAsia="zh-CN"/>
-        </w:rPr>
-        <w:t>TouchEvent</w:t>
-      </w:r>
-      <w:proofErr w:type="spellEnd"/>
-      <w:r>
-        <w:rPr>
-          <w:lang w:eastAsia="zh-CN"/>
-        </w:rPr>
-        <w:t xml:space="preserve"> enumeráció alkalmazása lehetővé teszi a bemeneti események</w:t>
-      </w:r>
-      <w:r>
-        <w:rPr>
-          <w:lang w:eastAsia="zh-CN"/>
-        </w:rPr>
-        <w:t xml:space="preserve"> </w:t>
-      </w:r>
-      <w:r>
-        <w:rPr>
-          <w:lang w:eastAsia="zh-CN"/>
-        </w:rPr>
-        <w:t>azonosítását, így a</w:t>
-      </w:r>
-      <w:r>
-        <w:rPr>
-          <w:lang w:eastAsia="zh-CN"/>
-        </w:rPr>
-        <w:t xml:space="preserve">z </w:t>
-      </w:r>
-      <w:proofErr w:type="spellStart"/>
-      <w:r>
-        <w:rPr>
-          <w:lang w:eastAsia="zh-CN"/>
-        </w:rPr>
-        <w:t>interaktálható</w:t>
-      </w:r>
-      <w:proofErr w:type="spellEnd"/>
-      <w:r>
-        <w:rPr>
-          <w:lang w:eastAsia="zh-CN"/>
-        </w:rPr>
-        <w:t xml:space="preserve"> objektumok</w:t>
-      </w:r>
-      <w:r>
-        <w:rPr>
-          <w:lang w:eastAsia="zh-CN"/>
-        </w:rPr>
-        <w:t xml:space="preserve"> </w:t>
-      </w:r>
-      <w:r>
-        <w:rPr>
-          <w:lang w:eastAsia="zh-CN"/>
-        </w:rPr>
-        <w:t xml:space="preserve">egyértelműen kapják meg az input esemény típusát, így azok egyszerűen képesek reagálni </w:t>
-      </w:r>
-      <w:r>
-        <w:rPr>
-          <w:lang w:eastAsia="zh-CN"/>
-        </w:rPr>
-        <w:t>a felhasználói interakciókra.</w:t>
-      </w:r>
-      <w:r>
-        <w:rPr>
-          <w:lang w:eastAsia="zh-CN"/>
-        </w:rPr>
-        <w:t xml:space="preserve"> Ez az enumeráció azért szükséges, mert a </w:t>
-      </w:r>
-      <w:proofErr w:type="spellStart"/>
-      <w:r>
-        <w:rPr>
-          <w:lang w:eastAsia="zh-CN"/>
-        </w:rPr>
-        <w:t>SkiaSharp</w:t>
-      </w:r>
-      <w:proofErr w:type="spellEnd"/>
-      <w:r>
-        <w:rPr>
-          <w:lang w:eastAsia="zh-CN"/>
-        </w:rPr>
-        <w:t xml:space="preserve"> grafikus könyvtár </w:t>
-      </w:r>
-      <w:proofErr w:type="spellStart"/>
-      <w:r>
-        <w:rPr>
-          <w:lang w:eastAsia="zh-CN"/>
-        </w:rPr>
-        <w:t>touch</w:t>
-      </w:r>
-      <w:proofErr w:type="spellEnd"/>
-      <w:r>
-        <w:rPr>
-          <w:lang w:eastAsia="zh-CN"/>
-        </w:rPr>
-        <w:t xml:space="preserve"> eseménye nem tartalmaz </w:t>
-      </w:r>
-      <w:proofErr w:type="spellStart"/>
-      <w:r>
-        <w:rPr>
-          <w:lang w:eastAsia="zh-CN"/>
-        </w:rPr>
-        <w:t>tap</w:t>
-      </w:r>
-      <w:proofErr w:type="spellEnd"/>
-      <w:r>
-        <w:rPr>
-          <w:lang w:eastAsia="zh-CN"/>
-        </w:rPr>
-        <w:t>/</w:t>
-      </w:r>
-      <w:proofErr w:type="spellStart"/>
-      <w:r>
-        <w:rPr>
-          <w:lang w:eastAsia="zh-CN"/>
-        </w:rPr>
-        <w:t>clicked</w:t>
-      </w:r>
-      <w:proofErr w:type="spellEnd"/>
-      <w:r>
-        <w:rPr>
-          <w:lang w:eastAsia="zh-CN"/>
-        </w:rPr>
-        <w:t xml:space="preserve"> eseményt.</w:t>
-      </w:r>
-      <w:r>
-        <w:rPr>
-          <w:lang w:eastAsia="zh-CN"/>
-        </w:rPr>
-        <w:t xml:space="preserve"> </w:t>
-      </w:r>
-    </w:p>
-    <w:p>
-      <w:pPr>
-        <w:rPr>
-          <w:lang w:eastAsia="zh-CN"/>
-        </w:rPr>
-      </w:pPr>
-      <w:r>
-        <w:rPr>
-          <w:lang w:eastAsia="zh-CN"/>
-        </w:rPr>
         <w:t>Az Input</w:t>
       </w:r>
       <w:r>
@@ -8585,14 +8605,7 @@
           <w:lang w:eastAsia="zh-CN"/>
         </w:rPr>
         <w:noBreakHyphen/>
-        <w:t xml:space="preserve">ek </w:t>
-      </w:r>
-      <w:r>
-        <w:rPr>
-          <w:lang w:eastAsia="zh-CN"/>
-        </w:rPr>
-        <w:lastRenderedPageBreak/>
-        <w:t xml:space="preserve">és </w:t>
+        <w:t xml:space="preserve">ek és </w:t>
       </w:r>
       <w:proofErr w:type="spellStart"/>
       <w:r>
@@ -8662,7 +8675,14 @@
         <w:rPr>
           <w:lang w:eastAsia="zh-CN"/>
         </w:rPr>
-        <w:t xml:space="preserve"> interfészek biztosítják a játékvilág hierarchikus felépítését és a grafikai rétegek kezelését, lehetővé téve az objektumok dinamikus regisztrációját és elérését anélkül, hogy a vezérlő logikának ismernie kellene a konkrét példányok típusát. Az </w:t>
+        <w:t xml:space="preserve"> interfészek biztosítják a játékvilág hierarchikus felépítését és a grafikai rétegek kezelését, lehetővé téve az objektumok dinamikus regisztrációját és elérését anélkül, hogy a vezérlő logikának ismernie kellene a konkrét </w:t>
+      </w:r>
+      <w:r>
+        <w:rPr>
+          <w:lang w:eastAsia="zh-CN"/>
+        </w:rPr>
+        <w:lastRenderedPageBreak/>
+        <w:t xml:space="preserve">példányok típusát. Az </w:t>
       </w:r>
       <w:proofErr w:type="spellStart"/>
       <w:r>
@@ -8770,7 +8790,6 @@
           <w:noProof/>
           <w:lang w:eastAsia="zh-CN"/>
         </w:rPr>
-        <w:lastRenderedPageBreak/>
         <w:drawing>
           <wp:inline distT="0" distB="0" distL="0" distR="0" wp14:anchorId="23925079" wp14:editId="3F25F1DF">
             <wp:extent cx="5753100" cy="5158740"/>
@@ -8967,7 +8986,14 @@
         <w:rPr>
           <w:lang w:eastAsia="zh-CN"/>
         </w:rPr>
-        <w:t xml:space="preserve"> példányokkal, garantálva, hogy a jelenet megszűnésekor az összes hozzárendelt grafikai erőforrás is felszabadításra kerüljön. A betöltési folyamat az </w:t>
+        <w:t xml:space="preserve"> példányokkal, garantálva, hogy a jelenet megszűnésekor az összes hozzárendelt </w:t>
+      </w:r>
+      <w:r>
+        <w:rPr>
+          <w:lang w:eastAsia="zh-CN"/>
+        </w:rPr>
+        <w:lastRenderedPageBreak/>
+        <w:t xml:space="preserve">grafikai erőforrás is felszabadításra kerüljön. A betöltési folyamat az </w:t>
       </w:r>
       <w:proofErr w:type="spellStart"/>
       <w:r>
@@ -9059,305 +9085,305 @@
         <w:rPr>
           <w:lang w:eastAsia="zh-CN"/>
         </w:rPr>
+        <w:t xml:space="preserve">A </w:t>
+      </w:r>
+      <w:proofErr w:type="spellStart"/>
+      <w:r>
+        <w:rPr>
+          <w:lang w:eastAsia="zh-CN"/>
+        </w:rPr>
+        <w:t>Scene</w:t>
+      </w:r>
+      <w:proofErr w:type="spellEnd"/>
+      <w:r>
+        <w:rPr>
+          <w:lang w:eastAsia="zh-CN"/>
+        </w:rPr>
+        <w:t xml:space="preserve"> osztály továbbá</w:t>
+      </w:r>
+      <w:r>
+        <w:rPr>
+          <w:lang w:eastAsia="zh-CN"/>
+        </w:rPr>
+        <w:t xml:space="preserve"> támogatja a dinamikus felbontáskezelést, és megfelelően reagál az ablakméret változására</w:t>
+      </w:r>
+      <w:r>
+        <w:rPr>
+          <w:lang w:eastAsia="zh-CN"/>
+        </w:rPr>
+        <w:t xml:space="preserve">. A </w:t>
+      </w:r>
+      <w:proofErr w:type="spellStart"/>
+      <w:r>
+        <w:rPr>
+          <w:lang w:eastAsia="zh-CN"/>
+        </w:rPr>
+        <w:t>Resize</w:t>
+      </w:r>
+      <w:proofErr w:type="spellEnd"/>
+      <w:r>
+        <w:rPr>
+          <w:lang w:eastAsia="zh-CN"/>
+        </w:rPr>
+        <w:t xml:space="preserve"> metódus segítségével </w:t>
+      </w:r>
+      <w:proofErr w:type="spellStart"/>
+      <w:r>
+        <w:rPr>
+          <w:lang w:eastAsia="zh-CN"/>
+        </w:rPr>
+        <w:t>átmérezhető</w:t>
+      </w:r>
+      <w:proofErr w:type="spellEnd"/>
+      <w:r>
+        <w:rPr>
+          <w:lang w:eastAsia="zh-CN"/>
+        </w:rPr>
+        <w:t xml:space="preserve"> a jelenet és a benne lévő objektumok.</w:t>
+      </w:r>
+    </w:p>
+    <w:p>
+      <w:pPr>
+        <w:rPr>
+          <w:lang w:eastAsia="zh-CN"/>
+        </w:rPr>
+      </w:pPr>
+      <w:r>
+        <w:rPr>
+          <w:lang w:eastAsia="zh-CN"/>
+        </w:rPr>
+        <w:t>Az átméretezés során a betöltött képek kisebb méretű változatai cache</w:t>
+      </w:r>
+      <w:r>
+        <w:rPr>
+          <w:lang w:eastAsia="zh-CN"/>
+        </w:rPr>
+        <w:noBreakHyphen/>
+      </w:r>
+      <w:proofErr w:type="spellStart"/>
+      <w:r>
+        <w:rPr>
+          <w:lang w:eastAsia="zh-CN"/>
+        </w:rPr>
+        <w:t>elésre</w:t>
+      </w:r>
+      <w:proofErr w:type="spellEnd"/>
+      <w:r>
+        <w:rPr>
+          <w:lang w:eastAsia="zh-CN"/>
+        </w:rPr>
+        <w:t xml:space="preserve"> kerülnek, így elkerülhető a nagy felbontású textúrák folyamatos újra méretezésé</w:t>
+      </w:r>
+      <w:r>
+        <w:rPr>
+          <w:lang w:eastAsia="zh-CN"/>
+        </w:rPr>
+        <w:t xml:space="preserve"> a </w:t>
+      </w:r>
+      <w:proofErr w:type="spellStart"/>
+      <w:r>
+        <w:rPr>
+          <w:lang w:eastAsia="zh-CN"/>
+        </w:rPr>
+        <w:t>renderelés</w:t>
+      </w:r>
+      <w:proofErr w:type="spellEnd"/>
+      <w:r>
+        <w:rPr>
+          <w:lang w:eastAsia="zh-CN"/>
+        </w:rPr>
+        <w:t xml:space="preserve"> folyamata közben</w:t>
+      </w:r>
+      <w:r>
+        <w:rPr>
+          <w:lang w:eastAsia="zh-CN"/>
+        </w:rPr>
+        <w:t>. Ez a megoldás jelentősen hozzájárul a teljesítmény fenntartásához, különösen nagy méretű képek használata esetén</w:t>
+      </w:r>
+      <w:r>
+        <w:rPr>
+          <w:lang w:eastAsia="zh-CN"/>
+        </w:rPr>
+        <w:t xml:space="preserve">. Ez a működés a </w:t>
+      </w:r>
+      <w:proofErr w:type="spellStart"/>
+      <w:r>
+        <w:rPr>
+          <w:lang w:eastAsia="zh-CN"/>
+        </w:rPr>
+        <w:t>Texture</w:t>
+      </w:r>
+      <w:proofErr w:type="spellEnd"/>
+      <w:r>
+        <w:rPr>
+          <w:lang w:eastAsia="zh-CN"/>
+        </w:rPr>
+        <w:t xml:space="preserve"> osztály </w:t>
+      </w:r>
+      <w:proofErr w:type="spellStart"/>
+      <w:r>
+        <w:rPr>
+          <w:lang w:eastAsia="zh-CN"/>
+        </w:rPr>
+        <w:t>Draw</w:t>
+      </w:r>
+      <w:proofErr w:type="spellEnd"/>
+      <w:r>
+        <w:rPr>
+          <w:lang w:eastAsia="zh-CN"/>
+        </w:rPr>
+        <w:t xml:space="preserve"> és </w:t>
+      </w:r>
+      <w:proofErr w:type="spellStart"/>
+      <w:r>
+        <w:rPr>
+          <w:lang w:eastAsia="zh-CN"/>
+        </w:rPr>
+        <w:t>DrawPart</w:t>
+      </w:r>
+      <w:proofErr w:type="spellEnd"/>
+      <w:r>
+        <w:rPr>
+          <w:lang w:eastAsia="zh-CN"/>
+        </w:rPr>
+        <w:t xml:space="preserve"> metódusában van implementálva.</w:t>
+      </w:r>
+    </w:p>
+    <w:p>
+      <w:pPr>
+        <w:rPr>
+          <w:lang w:eastAsia="zh-CN"/>
+        </w:rPr>
+      </w:pPr>
+      <w:r>
+        <w:rPr>
+          <w:lang w:eastAsia="zh-CN"/>
+        </w:rPr>
+        <w:t xml:space="preserve">A </w:t>
+      </w:r>
+      <w:r>
+        <w:rPr>
+          <w:lang w:eastAsia="zh-CN"/>
+        </w:rPr>
+        <w:t>betöltött textúrák</w:t>
+      </w:r>
+      <w:r>
+        <w:rPr>
+          <w:lang w:eastAsia="zh-CN"/>
+        </w:rPr>
+        <w:t xml:space="preserve"> hatékony elérését a </w:t>
+      </w:r>
+      <w:proofErr w:type="spellStart"/>
+      <w:r>
+        <w:rPr>
+          <w:lang w:eastAsia="zh-CN"/>
+        </w:rPr>
+        <w:t>TextureRegistry</w:t>
+      </w:r>
+      <w:proofErr w:type="spellEnd"/>
+      <w:r>
+        <w:rPr>
+          <w:lang w:eastAsia="zh-CN"/>
+        </w:rPr>
+        <w:t xml:space="preserve"> biztosítja, amely szótár alapú társítással küszöböli ki az ismételt erőforrás-betöltéseket, és egyértelmű azonosítást tesz lehetővé a </w:t>
+      </w:r>
+      <w:proofErr w:type="spellStart"/>
+      <w:r>
+        <w:rPr>
+          <w:lang w:eastAsia="zh-CN"/>
+        </w:rPr>
+        <w:t>renderelési</w:t>
+      </w:r>
+      <w:proofErr w:type="spellEnd"/>
+      <w:r>
+        <w:rPr>
+          <w:lang w:eastAsia="zh-CN"/>
+        </w:rPr>
+        <w:t xml:space="preserve"> folyamat során.</w:t>
+      </w:r>
+    </w:p>
+    <w:p>
+      <w:pPr>
+        <w:rPr>
+          <w:lang w:eastAsia="zh-CN"/>
+        </w:rPr>
+      </w:pPr>
+      <w:r>
+        <w:rPr>
+          <w:lang w:eastAsia="zh-CN"/>
+        </w:rPr>
+        <w:t xml:space="preserve">Ez az architektúra támogatja a </w:t>
+      </w:r>
+      <w:r>
+        <w:rPr>
+          <w:lang w:eastAsia="zh-CN"/>
+        </w:rPr>
+        <w:t>felelősségi körök szétválasztását</w:t>
+      </w:r>
+      <w:r>
+        <w:rPr>
+          <w:lang w:eastAsia="zh-CN"/>
+        </w:rPr>
+        <w:t>, mivel a vizuális megjelenítés (</w:t>
+      </w:r>
+      <w:proofErr w:type="spellStart"/>
+      <w:r>
+        <w:rPr>
+          <w:lang w:eastAsia="zh-CN"/>
+        </w:rPr>
+        <w:t>GraphicsLayer</w:t>
+      </w:r>
+      <w:proofErr w:type="spellEnd"/>
+      <w:r>
+        <w:rPr>
+          <w:lang w:eastAsia="zh-CN"/>
+        </w:rPr>
+        <w:t>), az adatkezelés (</w:t>
+      </w:r>
+      <w:proofErr w:type="spellStart"/>
+      <w:r>
+        <w:rPr>
+          <w:lang w:eastAsia="zh-CN"/>
+        </w:rPr>
+        <w:t>TextureRegistry</w:t>
+      </w:r>
+      <w:proofErr w:type="spellEnd"/>
+      <w:r>
+        <w:rPr>
+          <w:lang w:eastAsia="zh-CN"/>
+        </w:rPr>
+        <w:t>) és az I/O műveletek (</w:t>
+      </w:r>
+      <w:proofErr w:type="spellStart"/>
+      <w:r>
+        <w:rPr>
+          <w:lang w:eastAsia="zh-CN"/>
+        </w:rPr>
+        <w:t>SceneLoader</w:t>
+      </w:r>
+      <w:proofErr w:type="spellEnd"/>
+      <w:r>
+        <w:rPr>
+          <w:lang w:eastAsia="zh-CN"/>
+        </w:rPr>
+        <w:t>) egymástól független, mégis szorosan együttműködő modulokban valósulnak meg.</w:t>
+      </w:r>
+    </w:p>
+    <w:p>
+      <w:pPr>
+        <w:keepNext/>
+      </w:pPr>
+      <w:r>
+        <w:rPr>
+          <w:noProof/>
+          <w:lang w:eastAsia="zh-CN"/>
+        </w:rPr>
         <w:lastRenderedPageBreak/>
-        <w:t xml:space="preserve">A </w:t>
-      </w:r>
-      <w:proofErr w:type="spellStart"/>
-      <w:r>
-        <w:rPr>
-          <w:lang w:eastAsia="zh-CN"/>
-        </w:rPr>
-        <w:t>Scene</w:t>
-      </w:r>
-      <w:proofErr w:type="spellEnd"/>
-      <w:r>
-        <w:rPr>
-          <w:lang w:eastAsia="zh-CN"/>
-        </w:rPr>
-        <w:t xml:space="preserve"> osztály továbbá</w:t>
-      </w:r>
-      <w:r>
-        <w:rPr>
-          <w:lang w:eastAsia="zh-CN"/>
-        </w:rPr>
-        <w:t xml:space="preserve"> támogatja a dinamikus felbontáskezelést, és megfelelően reagál az ablakméret változására</w:t>
-      </w:r>
-      <w:r>
-        <w:rPr>
-          <w:lang w:eastAsia="zh-CN"/>
-        </w:rPr>
-        <w:t xml:space="preserve">. A </w:t>
-      </w:r>
-      <w:proofErr w:type="spellStart"/>
-      <w:r>
-        <w:rPr>
-          <w:lang w:eastAsia="zh-CN"/>
-        </w:rPr>
-        <w:t>Resize</w:t>
-      </w:r>
-      <w:proofErr w:type="spellEnd"/>
-      <w:r>
-        <w:rPr>
-          <w:lang w:eastAsia="zh-CN"/>
-        </w:rPr>
-        <w:t xml:space="preserve"> metódus segítségével </w:t>
-      </w:r>
-      <w:proofErr w:type="spellStart"/>
-      <w:r>
-        <w:rPr>
-          <w:lang w:eastAsia="zh-CN"/>
-        </w:rPr>
-        <w:t>átmérezhető</w:t>
-      </w:r>
-      <w:proofErr w:type="spellEnd"/>
-      <w:r>
-        <w:rPr>
-          <w:lang w:eastAsia="zh-CN"/>
-        </w:rPr>
-        <w:t xml:space="preserve"> a jelenet és a benne lévő objektumok.</w:t>
-      </w:r>
-    </w:p>
-    <w:p>
-      <w:pPr>
-        <w:rPr>
-          <w:lang w:eastAsia="zh-CN"/>
-        </w:rPr>
-      </w:pPr>
-      <w:r>
-        <w:rPr>
-          <w:lang w:eastAsia="zh-CN"/>
-        </w:rPr>
-        <w:t>Az átméretezés során a betöltött képek kisebb méretű változatai cache</w:t>
-      </w:r>
-      <w:r>
-        <w:rPr>
-          <w:lang w:eastAsia="zh-CN"/>
-        </w:rPr>
-        <w:noBreakHyphen/>
-      </w:r>
-      <w:proofErr w:type="spellStart"/>
-      <w:r>
-        <w:rPr>
-          <w:lang w:eastAsia="zh-CN"/>
-        </w:rPr>
-        <w:t>elésre</w:t>
-      </w:r>
-      <w:proofErr w:type="spellEnd"/>
-      <w:r>
-        <w:rPr>
-          <w:lang w:eastAsia="zh-CN"/>
-        </w:rPr>
-        <w:t xml:space="preserve"> kerülnek, így elkerülhető a nagy felbontású textúrák folyamatos újra méretezésé</w:t>
-      </w:r>
-      <w:r>
-        <w:rPr>
-          <w:lang w:eastAsia="zh-CN"/>
-        </w:rPr>
-        <w:t xml:space="preserve"> a </w:t>
-      </w:r>
-      <w:proofErr w:type="spellStart"/>
-      <w:r>
-        <w:rPr>
-          <w:lang w:eastAsia="zh-CN"/>
-        </w:rPr>
-        <w:t>renderelés</w:t>
-      </w:r>
-      <w:proofErr w:type="spellEnd"/>
-      <w:r>
-        <w:rPr>
-          <w:lang w:eastAsia="zh-CN"/>
-        </w:rPr>
-        <w:t xml:space="preserve"> folyamata közben</w:t>
-      </w:r>
-      <w:r>
-        <w:rPr>
-          <w:lang w:eastAsia="zh-CN"/>
-        </w:rPr>
-        <w:t>. Ez a megoldás jelentősen hozzájárul a teljesítmény fenntartásához, különösen nagy méretű képek használata esetén</w:t>
-      </w:r>
-      <w:r>
-        <w:rPr>
-          <w:lang w:eastAsia="zh-CN"/>
-        </w:rPr>
-        <w:t xml:space="preserve">. Ez a működés a </w:t>
-      </w:r>
-      <w:proofErr w:type="spellStart"/>
-      <w:r>
-        <w:rPr>
-          <w:lang w:eastAsia="zh-CN"/>
-        </w:rPr>
-        <w:t>Texture</w:t>
-      </w:r>
-      <w:proofErr w:type="spellEnd"/>
-      <w:r>
-        <w:rPr>
-          <w:lang w:eastAsia="zh-CN"/>
-        </w:rPr>
-        <w:t xml:space="preserve"> osztály </w:t>
-      </w:r>
-      <w:proofErr w:type="spellStart"/>
-      <w:r>
-        <w:rPr>
-          <w:lang w:eastAsia="zh-CN"/>
-        </w:rPr>
-        <w:t>Draw</w:t>
-      </w:r>
-      <w:proofErr w:type="spellEnd"/>
-      <w:r>
-        <w:rPr>
-          <w:lang w:eastAsia="zh-CN"/>
-        </w:rPr>
-        <w:t xml:space="preserve"> és </w:t>
-      </w:r>
-      <w:proofErr w:type="spellStart"/>
-      <w:r>
-        <w:rPr>
-          <w:lang w:eastAsia="zh-CN"/>
-        </w:rPr>
-        <w:t>DrawPart</w:t>
-      </w:r>
-      <w:proofErr w:type="spellEnd"/>
-      <w:r>
-        <w:rPr>
-          <w:lang w:eastAsia="zh-CN"/>
-        </w:rPr>
-        <w:t xml:space="preserve"> metódusában van implementálva.</w:t>
-      </w:r>
-    </w:p>
-    <w:p>
-      <w:pPr>
-        <w:rPr>
-          <w:lang w:eastAsia="zh-CN"/>
-        </w:rPr>
-      </w:pPr>
-      <w:r>
-        <w:rPr>
-          <w:lang w:eastAsia="zh-CN"/>
-        </w:rPr>
-        <w:t xml:space="preserve">A </w:t>
-      </w:r>
-      <w:r>
-        <w:rPr>
-          <w:lang w:eastAsia="zh-CN"/>
-        </w:rPr>
-        <w:t>betöltött textúrák</w:t>
-      </w:r>
-      <w:r>
-        <w:rPr>
-          <w:lang w:eastAsia="zh-CN"/>
-        </w:rPr>
-        <w:t xml:space="preserve"> hatékony elérését a </w:t>
-      </w:r>
-      <w:proofErr w:type="spellStart"/>
-      <w:r>
-        <w:rPr>
-          <w:lang w:eastAsia="zh-CN"/>
-        </w:rPr>
-        <w:t>TextureRegistry</w:t>
-      </w:r>
-      <w:proofErr w:type="spellEnd"/>
-      <w:r>
-        <w:rPr>
-          <w:lang w:eastAsia="zh-CN"/>
-        </w:rPr>
-        <w:t xml:space="preserve"> biztosítja, amely szótár alapú társítással küszöböli ki az ismételt erőforrás-betöltéseket, és egyértelmű azonosítást tesz lehetővé a </w:t>
-      </w:r>
-      <w:proofErr w:type="spellStart"/>
-      <w:r>
-        <w:rPr>
-          <w:lang w:eastAsia="zh-CN"/>
-        </w:rPr>
-        <w:t>renderelési</w:t>
-      </w:r>
-      <w:proofErr w:type="spellEnd"/>
-      <w:r>
-        <w:rPr>
-          <w:lang w:eastAsia="zh-CN"/>
-        </w:rPr>
-        <w:t xml:space="preserve"> folyamat során.</w:t>
-      </w:r>
-    </w:p>
-    <w:p>
-      <w:pPr>
-        <w:rPr>
-          <w:lang w:eastAsia="zh-CN"/>
-        </w:rPr>
-      </w:pPr>
-      <w:r>
-        <w:rPr>
-          <w:lang w:eastAsia="zh-CN"/>
-        </w:rPr>
-        <w:t xml:space="preserve">Ez az architektúra támogatja a </w:t>
-      </w:r>
-      <w:r>
-        <w:rPr>
-          <w:lang w:eastAsia="zh-CN"/>
-        </w:rPr>
-        <w:t>felelősségi körök szétválasztását</w:t>
-      </w:r>
-      <w:r>
-        <w:rPr>
-          <w:lang w:eastAsia="zh-CN"/>
-        </w:rPr>
-        <w:t>, mivel a vizuális megjelenítés (</w:t>
-      </w:r>
-      <w:proofErr w:type="spellStart"/>
-      <w:r>
-        <w:rPr>
-          <w:lang w:eastAsia="zh-CN"/>
-        </w:rPr>
-        <w:t>GraphicsLayer</w:t>
-      </w:r>
-      <w:proofErr w:type="spellEnd"/>
-      <w:r>
-        <w:rPr>
-          <w:lang w:eastAsia="zh-CN"/>
-        </w:rPr>
-        <w:t>), az adatkezelés (</w:t>
-      </w:r>
-      <w:proofErr w:type="spellStart"/>
-      <w:r>
-        <w:rPr>
-          <w:lang w:eastAsia="zh-CN"/>
-        </w:rPr>
-        <w:t>TextureRegistry</w:t>
-      </w:r>
-      <w:proofErr w:type="spellEnd"/>
-      <w:r>
-        <w:rPr>
-          <w:lang w:eastAsia="zh-CN"/>
-        </w:rPr>
-        <w:t>) és az I/O műveletek (</w:t>
-      </w:r>
-      <w:proofErr w:type="spellStart"/>
-      <w:r>
-        <w:rPr>
-          <w:lang w:eastAsia="zh-CN"/>
-        </w:rPr>
-        <w:t>SceneLoader</w:t>
-      </w:r>
-      <w:proofErr w:type="spellEnd"/>
-      <w:r>
-        <w:rPr>
-          <w:lang w:eastAsia="zh-CN"/>
-        </w:rPr>
-        <w:t>) egymástól független, mégis szorosan együttműködő modulokban valósulnak meg.</w:t>
-      </w:r>
-    </w:p>
-    <w:p>
-      <w:pPr>
-        <w:keepNext/>
-      </w:pPr>
-      <w:r>
-        <w:rPr>
-          <w:noProof/>
-          <w:lang w:eastAsia="zh-CN"/>
-        </w:rPr>
         <w:drawing>
-          <wp:inline distT="0" distB="0" distL="0" distR="0" wp14:anchorId="2DBCCF88" wp14:editId="3F724DE0">
-            <wp:extent cx="5745480" cy="3726180"/>
-            <wp:effectExtent l="0" t="0" r="7620" b="7620"/>
-            <wp:docPr id="1765704952" name="Picture 6"/>
+          <wp:inline distT="0" distB="0" distL="0" distR="0" wp14:anchorId="36D8E24C" wp14:editId="089FDE20">
+            <wp:extent cx="5753100" cy="7915275"/>
+            <wp:effectExtent l="0" t="0" r="0" b="9525"/>
+            <wp:docPr id="759791263" name="Picture 5"/>
             <wp:cNvGraphicFramePr>
               <a:graphicFrameLocks xmlns:a="http://schemas.openxmlformats.org/drawingml/2006/main" noChangeAspect="1"/>
             </wp:cNvGraphicFramePr>
@@ -9371,7 +9397,7 @@
                     </pic:cNvPicPr>
                   </pic:nvPicPr>
                   <pic:blipFill>
-                    <a:blip r:embed="rId17" cstate="print">
+                    <a:blip r:embed="rId17">
                       <a:extLst>
                         <a:ext uri="{28A0092B-C50C-407E-A947-70E740481C1C}">
                           <a14:useLocalDpi xmlns:a14="http://schemas.microsoft.com/office/drawing/2010/main" val="0"/>
@@ -9386,7 +9412,7 @@
                   <pic:spPr bwMode="auto">
                     <a:xfrm>
                       <a:off x="0" y="0"/>
-                      <a:ext cx="5745480" cy="3726180"/>
+                      <a:ext cx="5753100" cy="7915275"/>
                     </a:xfrm>
                     <a:prstGeom prst="rect">
                       <a:avLst/>
@@ -9430,13 +9456,13 @@
         <w:t>5</w:t>
       </w:r>
       <w:r>
-        <w:rPr>
-          <w:noProof/>
-        </w:rPr>
         <w:fldChar w:fldCharType="end"/>
       </w:r>
       <w:r>
-        <w:t xml:space="preserve">: A </w:t>
+        <w:t xml:space="preserve">: </w:t>
+      </w:r>
+      <w:r>
+        <w:t xml:space="preserve">A </w:t>
       </w:r>
       <w:proofErr w:type="spellStart"/>
       <w:r>
@@ -9457,46 +9483,52 @@
         <w:rPr>
           <w:lang w:eastAsia="zh-CN"/>
         </w:rPr>
+        <w:t xml:space="preserve">A megjeleníthető objektumok architektúrája a </w:t>
+      </w:r>
+      <w:r>
+        <w:rPr>
+          <w:lang w:eastAsia="zh-CN"/>
+        </w:rPr>
+        <w:t>polimorfizmusra</w:t>
+      </w:r>
+      <w:r>
+        <w:rPr>
+          <w:lang w:eastAsia="zh-CN"/>
+        </w:rPr>
+        <w:t xml:space="preserve"> és a </w:t>
+      </w:r>
+      <w:r>
+        <w:rPr>
+          <w:lang w:eastAsia="zh-CN"/>
+        </w:rPr>
+        <w:t>felelősségi körök szétválasztására</w:t>
+      </w:r>
+      <w:r>
+        <w:rPr>
+          <w:lang w:eastAsia="zh-CN"/>
+        </w:rPr>
+        <w:t xml:space="preserve"> épül, ahol a </w:t>
+      </w:r>
+      <w:proofErr w:type="spellStart"/>
+      <w:r>
+        <w:rPr>
+          <w:lang w:eastAsia="zh-CN"/>
+        </w:rPr>
+        <w:t>SceneObject</w:t>
+      </w:r>
+      <w:proofErr w:type="spellEnd"/>
+      <w:r>
+        <w:rPr>
+          <w:lang w:eastAsia="zh-CN"/>
+        </w:rPr>
+        <w:t xml:space="preserve"> absztrakt alaposztály biztosítja a közös </w:t>
+      </w:r>
+      <w:r>
+        <w:rPr>
+          <w:lang w:eastAsia="zh-CN"/>
+        </w:rPr>
         <w:lastRenderedPageBreak/>
-        <w:t xml:space="preserve">A megjeleníthető objektumok architektúrája a </w:t>
-      </w:r>
-      <w:r>
-        <w:rPr>
-          <w:lang w:eastAsia="zh-CN"/>
-        </w:rPr>
-        <w:t>polimorfizmusra</w:t>
-      </w:r>
-      <w:r>
-        <w:rPr>
-          <w:lang w:eastAsia="zh-CN"/>
-        </w:rPr>
-        <w:t xml:space="preserve"> és a </w:t>
-      </w:r>
-      <w:r>
-        <w:rPr>
-          <w:lang w:eastAsia="zh-CN"/>
-        </w:rPr>
-        <w:t>felelősségi körök szétválasztására</w:t>
-      </w:r>
-      <w:r>
-        <w:rPr>
-          <w:lang w:eastAsia="zh-CN"/>
-        </w:rPr>
-        <w:t xml:space="preserve"> épül, ahol a </w:t>
-      </w:r>
-      <w:proofErr w:type="spellStart"/>
-      <w:r>
-        <w:rPr>
-          <w:lang w:eastAsia="zh-CN"/>
-        </w:rPr>
-        <w:t>SceneObject</w:t>
-      </w:r>
-      <w:proofErr w:type="spellEnd"/>
-      <w:r>
-        <w:rPr>
-          <w:lang w:eastAsia="zh-CN"/>
-        </w:rPr>
-        <w:t xml:space="preserve"> absztrakt alaposztály biztosítja a közös transzformációs és </w:t>
+        <w:t xml:space="preserve">transzformációs és </w:t>
       </w:r>
       <w:proofErr w:type="spellStart"/>
       <w:r>
@@ -9719,6 +9751,7 @@
         <w:t xml:space="preserve"> </w:t>
       </w:r>
       <w:proofErr w:type="spellStart"/>
+      <w:proofErr w:type="gramStart"/>
       <w:r>
         <w:rPr>
           <w:i/>
@@ -9728,6 +9761,7 @@
         <w:t>SevenWonders.Game.Logic</w:t>
       </w:r>
       <w:proofErr w:type="spellEnd"/>
+      <w:proofErr w:type="gramEnd"/>
       <w:r>
         <w:rPr>
           <w:lang w:eastAsia="zh-CN"/>
@@ -10753,7 +10787,9 @@
     </w:p>
     <w:p>
       <w:pPr>
-        <w:keepNext/>
+        <w:rPr>
+          <w:lang w:eastAsia="zh-CN"/>
+        </w:rPr>
       </w:pPr>
       <w:r>
         <w:rPr>
@@ -10761,10 +10797,10 @@
           <w:lang w:eastAsia="zh-CN"/>
         </w:rPr>
         <w:drawing>
-          <wp:inline distT="0" distB="0" distL="0" distR="0" wp14:anchorId="4C66D97F" wp14:editId="20B2CA76">
-            <wp:extent cx="5753735" cy="1294130"/>
-            <wp:effectExtent l="0" t="0" r="0" b="1270"/>
-            <wp:docPr id="1624072379" name="Picture 3"/>
+          <wp:inline distT="0" distB="0" distL="0" distR="0" wp14:anchorId="1F91382E" wp14:editId="12FCDC32">
+            <wp:extent cx="5753100" cy="3848100"/>
+            <wp:effectExtent l="0" t="0" r="0" b="0"/>
+            <wp:docPr id="1190340772" name="Picture 7"/>
             <wp:cNvGraphicFramePr>
               <a:graphicFrameLocks xmlns:a="http://schemas.openxmlformats.org/drawingml/2006/main" noChangeAspect="1"/>
             </wp:cNvGraphicFramePr>
@@ -10772,13 +10808,13 @@
               <a:graphicData uri="http://schemas.openxmlformats.org/drawingml/2006/picture">
                 <pic:pic xmlns:pic="http://schemas.openxmlformats.org/drawingml/2006/picture">
                   <pic:nvPicPr>
-                    <pic:cNvPr id="0" name="Picture 3"/>
+                    <pic:cNvPr id="0" name="Picture 8"/>
                     <pic:cNvPicPr>
                       <a:picLocks noChangeAspect="1" noChangeArrowheads="1"/>
                     </pic:cNvPicPr>
                   </pic:nvPicPr>
                   <pic:blipFill>
-                    <a:blip r:embed="rId20" cstate="print">
+                    <a:blip r:embed="rId20">
                       <a:extLst>
                         <a:ext uri="{28A0092B-C50C-407E-A947-70E740481C1C}">
                           <a14:useLocalDpi xmlns:a14="http://schemas.microsoft.com/office/drawing/2010/main" val="0"/>
@@ -10793,7 +10829,7 @@
                   <pic:spPr bwMode="auto">
                     <a:xfrm>
                       <a:off x="0" y="0"/>
-                      <a:ext cx="5753735" cy="1294130"/>
+                      <a:ext cx="5753100" cy="3848100"/>
                     </a:xfrm>
                     <a:prstGeom prst="rect">
                       <a:avLst/>
@@ -10882,11 +10918,12 @@
           <w:noProof/>
           <w:lang w:eastAsia="zh-CN"/>
         </w:rPr>
+        <w:lastRenderedPageBreak/>
         <w:drawing>
-          <wp:inline distT="0" distB="0" distL="0" distR="0" wp14:anchorId="060DC4DF" wp14:editId="594654BC">
-            <wp:extent cx="5749925" cy="2304415"/>
-            <wp:effectExtent l="0" t="0" r="3175" b="635"/>
-            <wp:docPr id="1299574470" name="Picture 1"/>
+          <wp:inline distT="0" distB="0" distL="0" distR="0" wp14:anchorId="3B1153C6" wp14:editId="2C61C1E3">
+            <wp:extent cx="5753100" cy="7534275"/>
+            <wp:effectExtent l="0" t="0" r="0" b="9525"/>
+            <wp:docPr id="516190041" name="Picture 1"/>
             <wp:cNvGraphicFramePr>
               <a:graphicFrameLocks xmlns:a="http://schemas.openxmlformats.org/drawingml/2006/main" noChangeAspect="1"/>
             </wp:cNvGraphicFramePr>
@@ -10894,13 +10931,13 @@
               <a:graphicData uri="http://schemas.openxmlformats.org/drawingml/2006/picture">
                 <pic:pic xmlns:pic="http://schemas.openxmlformats.org/drawingml/2006/picture">
                   <pic:nvPicPr>
-                    <pic:cNvPr id="0" name="Picture 1"/>
+                    <pic:cNvPr id="0" name="Picture 2"/>
                     <pic:cNvPicPr>
                       <a:picLocks noChangeAspect="1" noChangeArrowheads="1"/>
                     </pic:cNvPicPr>
                   </pic:nvPicPr>
                   <pic:blipFill>
-                    <a:blip r:embed="rId21" cstate="print">
+                    <a:blip r:embed="rId21">
                       <a:extLst>
                         <a:ext uri="{28A0092B-C50C-407E-A947-70E740481C1C}">
                           <a14:useLocalDpi xmlns:a14="http://schemas.microsoft.com/office/drawing/2010/main" val="0"/>
@@ -10915,7 +10952,7 @@
                   <pic:spPr bwMode="auto">
                     <a:xfrm>
                       <a:off x="0" y="0"/>
-                      <a:ext cx="5749925" cy="2304415"/>
+                      <a:ext cx="5753100" cy="7534275"/>
                     </a:xfrm>
                     <a:prstGeom prst="rect">
                       <a:avLst/>
@@ -10959,13 +10996,13 @@
         <w:t>9</w:t>
       </w:r>
       <w:r>
-        <w:rPr>
-          <w:noProof/>
-        </w:rPr>
         <w:fldChar w:fldCharType="end"/>
       </w:r>
       <w:r>
-        <w:t>: Játékelemek reprezentációja osztályokkal</w:t>
+        <w:t xml:space="preserve">: </w:t>
+      </w:r>
+      <w:r>
+        <w:t>Játékelemek reprezentációja osztályokkal</w:t>
       </w:r>
     </w:p>
     <w:p>
@@ -10992,14 +11029,20 @@
         <w:rPr>
           <w:lang w:eastAsia="zh-CN"/>
         </w:rPr>
-        <w:t xml:space="preserve"> osztály szintén megjelenik, amely a játékmenet során a játékoshoz tartozó játékelemeket kezeli. Az ábrán látható továbbá a </w:t>
-      </w:r>
-      <w:proofErr w:type="spellStart"/>
+        <w:t xml:space="preserve"> osztály szintén megjelenik, amely a </w:t>
+      </w:r>
       <w:r>
         <w:rPr>
           <w:lang w:eastAsia="zh-CN"/>
         </w:rPr>
         <w:lastRenderedPageBreak/>
+        <w:t xml:space="preserve">játékmenet során a játékoshoz tartozó játékelemeket kezeli. Az ábrán látható továbbá a </w:t>
+      </w:r>
+      <w:proofErr w:type="spellStart"/>
+      <w:r>
+        <w:rPr>
+          <w:lang w:eastAsia="zh-CN"/>
+        </w:rPr>
         <w:t>PlayerProperties</w:t>
       </w:r>
       <w:proofErr w:type="spellEnd"/>
@@ -11926,10 +11969,10 @@
           <w:lang w:eastAsia="zh-CN"/>
         </w:rPr>
         <w:drawing>
-          <wp:inline distT="0" distB="0" distL="0" distR="0" wp14:anchorId="6382CC69" wp14:editId="2BE8C518">
-            <wp:extent cx="5743575" cy="2590800"/>
-            <wp:effectExtent l="0" t="0" r="9525" b="0"/>
-            <wp:docPr id="300471144" name="Picture 12"/>
+          <wp:inline distT="0" distB="0" distL="0" distR="0" wp14:anchorId="22604425" wp14:editId="4FB93875">
+            <wp:extent cx="5753100" cy="4029075"/>
+            <wp:effectExtent l="0" t="0" r="0" b="9525"/>
+            <wp:docPr id="1568976131" name="Picture 4"/>
             <wp:cNvGraphicFramePr>
               <a:graphicFrameLocks xmlns:a="http://schemas.openxmlformats.org/drawingml/2006/main" noChangeAspect="1"/>
             </wp:cNvGraphicFramePr>
@@ -11937,13 +11980,13 @@
               <a:graphicData uri="http://schemas.openxmlformats.org/drawingml/2006/picture">
                 <pic:pic xmlns:pic="http://schemas.openxmlformats.org/drawingml/2006/picture">
                   <pic:nvPicPr>
-                    <pic:cNvPr id="0" name="Picture 12"/>
+                    <pic:cNvPr id="0" name="Picture 5"/>
                     <pic:cNvPicPr>
                       <a:picLocks noChangeAspect="1" noChangeArrowheads="1"/>
                     </pic:cNvPicPr>
                   </pic:nvPicPr>
                   <pic:blipFill>
-                    <a:blip r:embed="rId25" cstate="print">
+                    <a:blip r:embed="rId25">
                       <a:extLst>
                         <a:ext uri="{28A0092B-C50C-407E-A947-70E740481C1C}">
                           <a14:useLocalDpi xmlns:a14="http://schemas.microsoft.com/office/drawing/2010/main" val="0"/>
@@ -11958,7 +12001,7 @@
                   <pic:spPr bwMode="auto">
                     <a:xfrm>
                       <a:off x="0" y="0"/>
-                      <a:ext cx="5743575" cy="2590800"/>
+                      <a:ext cx="5753100" cy="4029075"/>
                     </a:xfrm>
                     <a:prstGeom prst="rect">
                       <a:avLst/>
@@ -12002,13 +12045,13 @@
         <w:t>13</w:t>
       </w:r>
       <w:r>
-        <w:rPr>
-          <w:noProof/>
-        </w:rPr>
         <w:fldChar w:fldCharType="end"/>
       </w:r>
       <w:r>
-        <w:t>: A gépi játékos reprezentációja és az ahhoz kapcsolódó interfészek</w:t>
+        <w:t xml:space="preserve">: </w:t>
+      </w:r>
+      <w:r>
+        <w:t>A gépi játékos reprezentációja és az ahhoz kapcsolódó interfészek</w:t>
       </w:r>
     </w:p>
     <w:p>
@@ -12133,7 +12176,14 @@
         <w:rPr>
           <w:lang w:eastAsia="zh-CN"/>
         </w:rPr>
-        <w:t xml:space="preserve"> biztosítja a modell tanításához és futtatásához szükséges adatkörnyezetet. A </w:t>
+        <w:t xml:space="preserve"> </w:t>
+      </w:r>
+      <w:r>
+        <w:rPr>
+          <w:lang w:eastAsia="zh-CN"/>
+        </w:rPr>
+        <w:lastRenderedPageBreak/>
+        <w:t xml:space="preserve">biztosítja a modell tanításához és futtatásához szükséges adatkörnyezetet. A </w:t>
       </w:r>
       <w:proofErr w:type="spellStart"/>
       <w:r>
@@ -12175,14 +12225,7 @@
         <w:rPr>
           <w:lang w:eastAsia="zh-CN"/>
         </w:rPr>
-        <w:t xml:space="preserve">, támogatva a függőség-befecskendezést. Ez a moduláris felépítés lehetővé teszi új döntési pontok (pl. kártyaválasztás, fejlesztés) </w:t>
-      </w:r>
-      <w:r>
-        <w:rPr>
-          <w:lang w:eastAsia="zh-CN"/>
-        </w:rPr>
-        <w:lastRenderedPageBreak/>
-        <w:t>bevezetését a meglévő infrastruktúra módosítása nélkül, elősegítve a kód hosszú távú karbantarthatóságát és bővíthetőségét.</w:t>
+        <w:t>, támogatva a függőség-befecskendezést. Ez a moduláris felépítés lehetővé teszi új döntési pontok (pl. kártyaválasztás, fejlesztés) bevezetését a meglévő infrastruktúra módosítása nélkül, elősegítve a kód hosszú távú karbantarthatóságát és bővíthetőségét.</w:t>
       </w:r>
     </w:p>
     <w:p>
@@ -12370,14 +12413,13 @@
       <w:r>
         <w:rPr>
           <w:noProof/>
-          <w:lang w:eastAsia="zh-CN"/>
         </w:rPr>
         <w:lastRenderedPageBreak/>
         <w:drawing>
-          <wp:inline distT="0" distB="0" distL="0" distR="0" wp14:anchorId="487D793A" wp14:editId="10A08888">
-            <wp:extent cx="5762625" cy="2619375"/>
-            <wp:effectExtent l="0" t="0" r="9525" b="9525"/>
-            <wp:docPr id="696471215" name="Picture 15"/>
+          <wp:inline distT="0" distB="0" distL="0" distR="0" wp14:anchorId="14F660DA" wp14:editId="6EC992F3">
+            <wp:extent cx="5753100" cy="5267325"/>
+            <wp:effectExtent l="0" t="0" r="0" b="9525"/>
+            <wp:docPr id="1618078403" name="Picture 3"/>
             <wp:cNvGraphicFramePr>
               <a:graphicFrameLocks xmlns:a="http://schemas.openxmlformats.org/drawingml/2006/main" noChangeAspect="1"/>
             </wp:cNvGraphicFramePr>
@@ -12385,13 +12427,13 @@
               <a:graphicData uri="http://schemas.openxmlformats.org/drawingml/2006/picture">
                 <pic:pic xmlns:pic="http://schemas.openxmlformats.org/drawingml/2006/picture">
                   <pic:nvPicPr>
-                    <pic:cNvPr id="0" name="Picture 15"/>
+                    <pic:cNvPr id="0" name="Picture 4"/>
                     <pic:cNvPicPr>
                       <a:picLocks noChangeAspect="1" noChangeArrowheads="1"/>
                     </pic:cNvPicPr>
                   </pic:nvPicPr>
                   <pic:blipFill>
-                    <a:blip r:embed="rId27" cstate="print">
+                    <a:blip r:embed="rId27">
                       <a:extLst>
                         <a:ext uri="{28A0092B-C50C-407E-A947-70E740481C1C}">
                           <a14:useLocalDpi xmlns:a14="http://schemas.microsoft.com/office/drawing/2010/main" val="0"/>
@@ -12406,7 +12448,7 @@
                   <pic:spPr bwMode="auto">
                     <a:xfrm>
                       <a:off x="0" y="0"/>
-                      <a:ext cx="5762625" cy="2619375"/>
+                      <a:ext cx="5753100" cy="5267325"/>
                     </a:xfrm>
                     <a:prstGeom prst="rect">
                       <a:avLst/>
@@ -12427,9 +12469,6 @@
       <w:pPr>
         <w:pStyle w:val="Caption"/>
         <w:jc w:val="both"/>
-        <w:rPr>
-          <w:lang w:eastAsia="zh-CN"/>
-        </w:rPr>
       </w:pPr>
       <w:r>
         <w:t xml:space="preserve">ábra </w:t>
@@ -12450,13 +12489,13 @@
         <w:t>15</w:t>
       </w:r>
       <w:r>
-        <w:rPr>
-          <w:noProof/>
-        </w:rPr>
         <w:fldChar w:fldCharType="end"/>
       </w:r>
       <w:r>
-        <w:t>: A mesterséges intelligenciának információt szolgáltató interfészek, osztályok</w:t>
+        <w:t xml:space="preserve">: </w:t>
+      </w:r>
+      <w:r>
+        <w:t>A mesterséges intelligenciának információt szolgáltató interfészek, osztályok</w:t>
       </w:r>
     </w:p>
     <w:p>
@@ -12573,6 +12612,7 @@
         <w:rPr>
           <w:lang w:eastAsia="zh-CN"/>
         </w:rPr>
+        <w:lastRenderedPageBreak/>
         <w:t xml:space="preserve">AI </w:t>
       </w:r>
       <w:proofErr w:type="spellStart"/>
@@ -12722,7 +12762,6 @@
         <w:rPr>
           <w:lang w:eastAsia="zh-CN"/>
         </w:rPr>
-        <w:lastRenderedPageBreak/>
         <w:t xml:space="preserve">A döntéshozatali folyamat egységes kezelését az </w:t>
       </w:r>
       <w:proofErr w:type="spellStart"/>
@@ -13500,6 +13539,7 @@
         <w:t xml:space="preserve">A Web Server komponens implementációja a </w:t>
       </w:r>
       <w:proofErr w:type="spellStart"/>
+      <w:proofErr w:type="gramStart"/>
       <w:r>
         <w:rPr>
           <w:i/>
@@ -13509,6 +13549,7 @@
         <w:t>SevenWonders.Web.Server.Model</w:t>
       </w:r>
       <w:proofErr w:type="spellEnd"/>
+      <w:proofErr w:type="gramEnd"/>
       <w:r>
         <w:rPr>
           <w:i/>
@@ -13518,6 +13559,7 @@
         <w:t xml:space="preserve">, </w:t>
       </w:r>
       <w:proofErr w:type="spellStart"/>
+      <w:proofErr w:type="gramStart"/>
       <w:r>
         <w:rPr>
           <w:i/>
@@ -13527,6 +13569,7 @@
         <w:t>SevenWonders.Web.Server.Contract</w:t>
       </w:r>
       <w:proofErr w:type="spellEnd"/>
+      <w:proofErr w:type="gramEnd"/>
       <w:r>
         <w:rPr>
           <w:lang w:eastAsia="zh-CN"/>
@@ -13534,6 +13577,7 @@
         <w:t xml:space="preserve"> és a </w:t>
       </w:r>
       <w:proofErr w:type="spellStart"/>
+      <w:proofErr w:type="gramStart"/>
       <w:r>
         <w:rPr>
           <w:i/>
@@ -13543,6 +13587,7 @@
         <w:t>SevenWonders.Web.Server</w:t>
       </w:r>
       <w:proofErr w:type="spellEnd"/>
+      <w:proofErr w:type="gramEnd"/>
       <w:r>
         <w:rPr>
           <w:lang w:eastAsia="zh-CN"/>
@@ -13607,6 +13652,7 @@
         <w:t xml:space="preserve">A </w:t>
       </w:r>
       <w:proofErr w:type="spellStart"/>
+      <w:proofErr w:type="gramStart"/>
       <w:r>
         <w:rPr>
           <w:i/>
@@ -13616,6 +13662,7 @@
         <w:t>SevenWonders.Web.Server</w:t>
       </w:r>
       <w:proofErr w:type="spellEnd"/>
+      <w:proofErr w:type="gramEnd"/>
       <w:r>
         <w:rPr>
           <w:lang w:eastAsia="zh-CN"/>
@@ -13692,6 +13739,7 @@
         <w:t xml:space="preserve">A </w:t>
       </w:r>
       <w:proofErr w:type="spellStart"/>
+      <w:proofErr w:type="gramStart"/>
       <w:r>
         <w:rPr>
           <w:i/>
@@ -13701,6 +13749,7 @@
         <w:t>SevenWonders.Web.Server.Model</w:t>
       </w:r>
       <w:proofErr w:type="spellEnd"/>
+      <w:proofErr w:type="gramEnd"/>
       <w:r>
         <w:rPr>
           <w:lang w:eastAsia="zh-CN"/>
@@ -13735,6 +13784,7 @@
         <w:t xml:space="preserve">A </w:t>
       </w:r>
       <w:proofErr w:type="spellStart"/>
+      <w:proofErr w:type="gramStart"/>
       <w:r>
         <w:rPr>
           <w:i/>
@@ -13744,6 +13794,7 @@
         <w:t>SevenWonders.Web.Server.Contract</w:t>
       </w:r>
       <w:proofErr w:type="spellEnd"/>
+      <w:proofErr w:type="gramEnd"/>
       <w:r>
         <w:rPr>
           <w:lang w:eastAsia="zh-CN"/>
@@ -13896,6 +13947,7 @@
         <w:t xml:space="preserve">jogosultságok kezelésére a </w:t>
       </w:r>
       <w:proofErr w:type="spellStart"/>
+      <w:proofErr w:type="gramStart"/>
       <w:r>
         <w:rPr>
           <w:lang w:eastAsia="zh-CN"/>
@@ -13903,6 +13955,7 @@
         <w:t>Microsoft.AspNetCore.Identity</w:t>
       </w:r>
       <w:proofErr w:type="spellEnd"/>
+      <w:proofErr w:type="gramEnd"/>
       <w:r>
         <w:rPr>
           <w:lang w:eastAsia="zh-CN"/>
@@ -15437,6 +15490,7 @@
         <w:t xml:space="preserve"> komponens a mesterséges intelligencia modell betanításáért felel, és a </w:t>
       </w:r>
       <w:proofErr w:type="spellStart"/>
+      <w:proofErr w:type="gramStart"/>
       <w:r>
         <w:rPr>
           <w:i/>
@@ -15446,6 +15500,7 @@
         <w:t>SevenWonders.AI.Trainer.Server</w:t>
       </w:r>
       <w:proofErr w:type="spellEnd"/>
+      <w:proofErr w:type="gramEnd"/>
       <w:r>
         <w:rPr>
           <w:lang w:eastAsia="zh-CN"/>
@@ -15667,6 +15722,7 @@
         <w:t xml:space="preserve">A </w:t>
       </w:r>
       <w:proofErr w:type="spellStart"/>
+      <w:proofErr w:type="gramStart"/>
       <w:r>
         <w:rPr>
           <w:i/>
@@ -15676,6 +15732,7 @@
         <w:t>SevenWonders.AI.Trainer.Server</w:t>
       </w:r>
       <w:proofErr w:type="spellEnd"/>
+      <w:proofErr w:type="gramEnd"/>
       <w:r>
         <w:rPr>
           <w:lang w:eastAsia="zh-CN"/>
@@ -15950,15 +16007,7 @@
                               <w:fldChar w:fldCharType="end"/>
                             </w:r>
                             <w:r>
-                              <w:t xml:space="preserve">: Felhasználó </w:t>
-                            </w:r>
-                            <w:proofErr w:type="spellStart"/>
-                            <w:r>
-                              <w:t>entity</w:t>
-                            </w:r>
-                            <w:proofErr w:type="spellEnd"/>
-                            <w:r>
-                              <w:t xml:space="preserve"> adatbázis diagram</w:t>
+                              <w:t>: Felhasználó entity adatbázis diagram</w:t>
                             </w:r>
                             <w:r>
                               <w:rPr>
@@ -16020,15 +16069,7 @@
                         <w:fldChar w:fldCharType="end"/>
                       </w:r>
                       <w:r>
-                        <w:t xml:space="preserve">: Felhasználó </w:t>
-                      </w:r>
-                      <w:proofErr w:type="spellStart"/>
-                      <w:r>
-                        <w:t>entity</w:t>
-                      </w:r>
-                      <w:proofErr w:type="spellEnd"/>
-                      <w:r>
-                        <w:t xml:space="preserve"> adatbázis diagram</w:t>
+                        <w:t>: Felhasználó entity adatbázis diagram</w:t>
                       </w:r>
                       <w:r>
                         <w:rPr>
@@ -16472,7 +16513,7 @@
           <w:lang w:eastAsia="zh-CN"/>
         </w:rPr>
       </w:pPr>
-      <w:bookmarkStart w:id="18" w:name="_Toc228450483"/>
+      <w:bookmarkStart w:id="18" w:name="_Toc228479078"/>
       <w:r>
         <w:rPr>
           <w:lang w:eastAsia="zh-CN"/>
@@ -16521,7 +16562,7 @@
           <w:lang w:eastAsia="zh-CN"/>
         </w:rPr>
       </w:pPr>
-      <w:bookmarkStart w:id="19" w:name="_Toc228450484"/>
+      <w:bookmarkStart w:id="19" w:name="_Toc228479079"/>
       <w:r>
         <w:rPr>
           <w:lang w:eastAsia="zh-CN"/>
@@ -16660,7 +16701,7 @@
           <w:lang w:eastAsia="zh-CN"/>
         </w:rPr>
       </w:pPr>
-      <w:bookmarkStart w:id="20" w:name="_Toc228450485"/>
+      <w:bookmarkStart w:id="20" w:name="_Toc228479080"/>
       <w:r>
         <w:rPr>
           <w:lang w:eastAsia="zh-CN"/>
@@ -17348,6 +17389,7 @@
           </w:tcPr>
           <w:p>
             <w:pPr>
+              <w:spacing w:after="0"/>
               <w:jc w:val="center"/>
               <w:rPr>
                 <w:b/>
@@ -17391,6 +17433,7 @@
           </w:tcPr>
           <w:p>
             <w:pPr>
+              <w:spacing w:after="0"/>
               <w:jc w:val="center"/>
               <w:rPr>
                 <w:b/>
@@ -17470,6 +17513,7 @@
           </w:tcPr>
           <w:p>
             <w:pPr>
+              <w:spacing w:after="0"/>
               <w:jc w:val="center"/>
               <w:rPr>
                 <w:b/>
@@ -17516,6 +17560,7 @@
           </w:tcPr>
           <w:p>
             <w:pPr>
+              <w:spacing w:after="0"/>
               <w:jc w:val="center"/>
               <w:rPr>
                 <w:lang w:val="en-GB" w:eastAsia="zh-CN"/>
@@ -17536,6 +17581,7 @@
           </w:tcPr>
           <w:p>
             <w:pPr>
+              <w:spacing w:after="0"/>
               <w:jc w:val="center"/>
               <w:rPr>
                 <w:lang w:val="en-GB" w:eastAsia="zh-CN"/>
@@ -17690,6 +17736,7 @@
           </w:tcPr>
           <w:p>
             <w:pPr>
+              <w:spacing w:after="0"/>
               <w:jc w:val="center"/>
               <w:rPr>
                 <w:lang w:val="en-GB" w:eastAsia="zh-CN"/>
@@ -17742,6 +17789,7 @@
           </w:tcPr>
           <w:p>
             <w:pPr>
+              <w:spacing w:after="0"/>
               <w:jc w:val="center"/>
               <w:rPr>
                 <w:lang w:val="en-GB" w:eastAsia="zh-CN"/>
@@ -17764,6 +17812,7 @@
           </w:tcPr>
           <w:p>
             <w:pPr>
+              <w:spacing w:after="0"/>
               <w:jc w:val="center"/>
               <w:rPr>
                 <w:lang w:val="en-GB" w:eastAsia="zh-CN"/>
@@ -17882,6 +17931,7 @@
           </w:tcPr>
           <w:p>
             <w:pPr>
+              <w:spacing w:after="0"/>
               <w:jc w:val="center"/>
               <w:rPr>
                 <w:lang w:val="en-GB" w:eastAsia="zh-CN"/>
@@ -17904,6 +17954,7 @@
           </w:tcPr>
           <w:p>
             <w:pPr>
+              <w:spacing w:after="0"/>
               <w:jc w:val="center"/>
               <w:rPr>
                 <w:lang w:val="en-GB" w:eastAsia="zh-CN"/>
@@ -17926,6 +17977,7 @@
           </w:tcPr>
           <w:p>
             <w:pPr>
+              <w:spacing w:after="0"/>
               <w:jc w:val="center"/>
               <w:rPr>
                 <w:lang w:val="en-GB" w:eastAsia="zh-CN"/>
@@ -18038,6 +18090,7 @@
           </w:tcPr>
           <w:p>
             <w:pPr>
+              <w:spacing w:after="0"/>
               <w:jc w:val="center"/>
               <w:rPr>
                 <w:lang w:val="en-GB" w:eastAsia="zh-CN"/>
@@ -18047,14 +18100,14 @@
               <w:rPr>
                 <w:lang w:eastAsia="zh-CN"/>
               </w:rPr>
-              <w:t xml:space="preserve">A korábbi AI modell elleni dominancia kiépítése, valamint a </w:t>
+              <w:t xml:space="preserve">A korábbi AI modell elleni dominancia kiépítése, valamint a specifikus (főként katonai) stratégiák </w:t>
             </w:r>
             <w:r>
               <w:rPr>
                 <w:lang w:eastAsia="zh-CN"/>
               </w:rPr>
               <w:lastRenderedPageBreak/>
-              <w:t>specifikus (főként katonai) stratégiák elleni védekezés fejlesztése.</w:t>
+              <w:t>elleni védekezés fejlesztése.</w:t>
             </w:r>
           </w:p>
         </w:tc>
@@ -18067,6 +18120,7 @@
           </w:tcPr>
           <w:p>
             <w:pPr>
+              <w:spacing w:after="0"/>
               <w:jc w:val="center"/>
               <w:rPr>
                 <w:lang w:val="en-GB" w:eastAsia="zh-CN"/>
@@ -18077,7 +18131,6 @@
               <w:rPr>
                 <w:lang w:val="en-GB" w:eastAsia="zh-CN"/>
               </w:rPr>
-              <w:lastRenderedPageBreak/>
               <w:t>Medium_Fourth_Phase</w:t>
             </w:r>
             <w:proofErr w:type="spellEnd"/>
@@ -18090,6 +18143,7 @@
           </w:tcPr>
           <w:p>
             <w:pPr>
+              <w:spacing w:after="0"/>
               <w:jc w:val="center"/>
               <w:rPr>
                 <w:lang w:val="en-GB" w:eastAsia="zh-CN"/>
@@ -18208,6 +18262,7 @@
           </w:tcPr>
           <w:p>
             <w:pPr>
+              <w:spacing w:after="0"/>
               <w:jc w:val="center"/>
               <w:rPr>
                 <w:lang w:val="en-GB" w:eastAsia="zh-CN"/>
@@ -18248,6 +18303,7 @@
           </w:tcPr>
           <w:p>
             <w:pPr>
+              <w:spacing w:after="0"/>
               <w:jc w:val="center"/>
               <w:rPr>
                 <w:lang w:val="en-GB" w:eastAsia="zh-CN"/>
@@ -18270,6 +18326,7 @@
           </w:tcPr>
           <w:p>
             <w:pPr>
+              <w:spacing w:after="0"/>
               <w:jc w:val="center"/>
               <w:rPr>
                 <w:lang w:val="en-GB" w:eastAsia="zh-CN"/>
@@ -18340,6 +18397,7 @@
           </w:tcPr>
           <w:p>
             <w:pPr>
+              <w:spacing w:after="0"/>
               <w:jc w:val="center"/>
               <w:rPr>
                 <w:lang w:val="pt-BR" w:eastAsia="zh-CN"/>
@@ -18586,7 +18644,8 @@
           </w:tcPr>
           <w:p>
             <w:pPr>
-              <w:jc w:val="center"/>
+              <w:spacing w:after="0"/>
+              <w:jc w:val="left"/>
               <w:rPr>
                 <w:b/>
                 <w:bCs/>
@@ -18629,7 +18688,8 @@
           </w:tcPr>
           <w:p>
             <w:pPr>
-              <w:jc w:val="center"/>
+              <w:spacing w:after="0"/>
+              <w:jc w:val="left"/>
               <w:rPr>
                 <w:b/>
                 <w:bCs/>
@@ -18708,7 +18768,8 @@
           </w:tcPr>
           <w:p>
             <w:pPr>
-              <w:jc w:val="center"/>
+              <w:spacing w:after="0"/>
+              <w:jc w:val="left"/>
               <w:rPr>
                 <w:b/>
                 <w:bCs/>
@@ -18754,7 +18815,8 @@
           </w:tcPr>
           <w:p>
             <w:pPr>
-              <w:jc w:val="center"/>
+              <w:spacing w:after="0"/>
+              <w:jc w:val="left"/>
               <w:rPr>
                 <w:lang w:val="en-GB" w:eastAsia="zh-CN"/>
               </w:rPr>
@@ -18776,7 +18838,8 @@
           </w:tcPr>
           <w:p>
             <w:pPr>
-              <w:jc w:val="center"/>
+              <w:spacing w:after="0"/>
+              <w:jc w:val="left"/>
               <w:rPr>
                 <w:lang w:val="en-GB" w:eastAsia="zh-CN"/>
               </w:rPr>
@@ -18914,7 +18977,8 @@
           </w:tcPr>
           <w:p>
             <w:pPr>
-              <w:jc w:val="center"/>
+              <w:spacing w:after="0"/>
+              <w:jc w:val="left"/>
               <w:rPr>
                 <w:lang w:val="en-GB" w:eastAsia="zh-CN"/>
               </w:rPr>
@@ -18966,7 +19030,8 @@
           </w:tcPr>
           <w:p>
             <w:pPr>
-              <w:jc w:val="center"/>
+              <w:spacing w:after="0"/>
+              <w:jc w:val="left"/>
               <w:rPr>
                 <w:lang w:val="en-GB" w:eastAsia="zh-CN"/>
               </w:rPr>
@@ -18988,7 +19053,8 @@
           </w:tcPr>
           <w:p>
             <w:pPr>
-              <w:jc w:val="center"/>
+              <w:spacing w:after="0"/>
+              <w:jc w:val="left"/>
               <w:rPr>
                 <w:lang w:val="en-GB" w:eastAsia="zh-CN"/>
               </w:rPr>
@@ -19072,7 +19138,8 @@
           </w:tcPr>
           <w:p>
             <w:pPr>
-              <w:jc w:val="center"/>
+              <w:spacing w:after="0"/>
+              <w:jc w:val="left"/>
               <w:rPr>
                 <w:lang w:val="en-GB" w:eastAsia="zh-CN"/>
               </w:rPr>
@@ -19094,7 +19161,8 @@
           </w:tcPr>
           <w:p>
             <w:pPr>
-              <w:jc w:val="center"/>
+              <w:spacing w:after="0"/>
+              <w:jc w:val="left"/>
               <w:rPr>
                 <w:lang w:val="en-GB" w:eastAsia="zh-CN"/>
               </w:rPr>
@@ -19116,7 +19184,8 @@
           </w:tcPr>
           <w:p>
             <w:pPr>
-              <w:jc w:val="center"/>
+              <w:spacing w:after="0"/>
+              <w:jc w:val="left"/>
               <w:rPr>
                 <w:lang w:val="en-GB" w:eastAsia="zh-CN"/>
               </w:rPr>
@@ -19200,7 +19269,8 @@
           </w:tcPr>
           <w:p>
             <w:pPr>
-              <w:jc w:val="center"/>
+              <w:spacing w:after="0"/>
+              <w:jc w:val="left"/>
               <w:rPr>
                 <w:lang w:val="en-GB" w:eastAsia="zh-CN"/>
               </w:rPr>
@@ -19222,7 +19292,8 @@
           </w:tcPr>
           <w:p>
             <w:pPr>
-              <w:jc w:val="center"/>
+              <w:spacing w:after="0"/>
+              <w:jc w:val="left"/>
               <w:rPr>
                 <w:lang w:val="en-GB" w:eastAsia="zh-CN"/>
               </w:rPr>
@@ -19245,7 +19316,8 @@
           </w:tcPr>
           <w:p>
             <w:pPr>
-              <w:jc w:val="center"/>
+              <w:spacing w:after="0"/>
+              <w:jc w:val="left"/>
               <w:rPr>
                 <w:lang w:val="en-GB" w:eastAsia="zh-CN"/>
               </w:rPr>
@@ -19329,7 +19401,8 @@
           </w:tcPr>
           <w:p>
             <w:pPr>
-              <w:jc w:val="center"/>
+              <w:spacing w:after="0"/>
+              <w:jc w:val="left"/>
               <w:rPr>
                 <w:lang w:val="en-GB" w:eastAsia="zh-CN"/>
               </w:rPr>
@@ -19351,7 +19424,8 @@
           </w:tcPr>
           <w:p>
             <w:pPr>
-              <w:jc w:val="center"/>
+              <w:spacing w:after="0"/>
+              <w:jc w:val="left"/>
               <w:rPr>
                 <w:lang w:val="en-GB" w:eastAsia="zh-CN"/>
               </w:rPr>
@@ -19373,7 +19447,8 @@
           </w:tcPr>
           <w:p>
             <w:pPr>
-              <w:jc w:val="center"/>
+              <w:spacing w:after="0"/>
+              <w:jc w:val="left"/>
               <w:rPr>
                 <w:lang w:val="en-GB" w:eastAsia="zh-CN"/>
               </w:rPr>
@@ -19457,7 +19532,8 @@
           </w:tcPr>
           <w:p>
             <w:pPr>
-              <w:jc w:val="center"/>
+              <w:spacing w:after="0"/>
+              <w:jc w:val="left"/>
               <w:rPr>
                 <w:lang w:eastAsia="zh-CN"/>
               </w:rPr>
@@ -19479,7 +19555,8 @@
           </w:tcPr>
           <w:p>
             <w:pPr>
-              <w:jc w:val="center"/>
+              <w:spacing w:after="0"/>
+              <w:jc w:val="left"/>
               <w:rPr>
                 <w:lang w:val="en-GB" w:eastAsia="zh-CN"/>
               </w:rPr>
@@ -19501,7 +19578,8 @@
           </w:tcPr>
           <w:p>
             <w:pPr>
-              <w:jc w:val="center"/>
+              <w:spacing w:after="0"/>
+              <w:jc w:val="left"/>
               <w:rPr>
                 <w:lang w:val="en-GB" w:eastAsia="zh-CN"/>
               </w:rPr>
@@ -19585,7 +19663,8 @@
           </w:tcPr>
           <w:p>
             <w:pPr>
-              <w:jc w:val="center"/>
+              <w:spacing w:after="0"/>
+              <w:jc w:val="left"/>
               <w:rPr>
                 <w:lang w:eastAsia="zh-CN"/>
               </w:rPr>
@@ -19613,7 +19692,8 @@
           </w:tcPr>
           <w:p>
             <w:pPr>
-              <w:jc w:val="center"/>
+              <w:spacing w:after="0"/>
+              <w:jc w:val="left"/>
               <w:rPr>
                 <w:lang w:val="en-GB" w:eastAsia="zh-CN"/>
               </w:rPr>
@@ -19635,7 +19715,8 @@
           </w:tcPr>
           <w:p>
             <w:pPr>
-              <w:jc w:val="center"/>
+              <w:spacing w:after="0"/>
+              <w:jc w:val="left"/>
               <w:rPr>
                 <w:lang w:val="en-GB" w:eastAsia="zh-CN"/>
               </w:rPr>
@@ -19719,7 +19800,8 @@
           </w:tcPr>
           <w:p>
             <w:pPr>
-              <w:jc w:val="center"/>
+              <w:spacing w:after="0"/>
+              <w:jc w:val="left"/>
               <w:rPr>
                 <w:lang w:val="en-GB" w:eastAsia="zh-CN"/>
               </w:rPr>
@@ -19873,6 +19955,7 @@
           </w:tcPr>
           <w:p>
             <w:pPr>
+              <w:spacing w:after="0"/>
               <w:jc w:val="center"/>
               <w:rPr>
                 <w:b/>
@@ -19907,6 +19990,7 @@
           </w:tcPr>
           <w:p>
             <w:pPr>
+              <w:spacing w:after="0"/>
               <w:jc w:val="center"/>
               <w:rPr>
                 <w:b/>
@@ -19951,6 +20035,7 @@
           </w:tcPr>
           <w:p>
             <w:pPr>
+              <w:spacing w:after="0"/>
               <w:jc w:val="center"/>
               <w:rPr>
                 <w:b/>
@@ -19995,6 +20080,7 @@
           </w:tcPr>
           <w:p>
             <w:pPr>
+              <w:spacing w:after="0"/>
               <w:jc w:val="center"/>
               <w:rPr>
                 <w:b/>
@@ -20095,6 +20181,7 @@
           </w:tcPr>
           <w:p>
             <w:pPr>
+              <w:spacing w:after="0"/>
               <w:jc w:val="center"/>
               <w:rPr>
                 <w:lang w:val="en-GB" w:eastAsia="zh-CN"/>
@@ -20117,6 +20204,7 @@
           </w:tcPr>
           <w:p>
             <w:pPr>
+              <w:spacing w:after="0"/>
               <w:jc w:val="center"/>
               <w:rPr>
                 <w:lang w:val="en-GB" w:eastAsia="zh-CN"/>
@@ -20159,6 +20247,7 @@
           </w:tcPr>
           <w:p>
             <w:pPr>
+              <w:spacing w:after="0"/>
               <w:jc w:val="center"/>
               <w:rPr>
                 <w:lang w:val="en-GB" w:eastAsia="zh-CN"/>
@@ -20179,6 +20268,7 @@
           </w:tcPr>
           <w:p>
             <w:pPr>
+              <w:spacing w:after="0"/>
               <w:jc w:val="center"/>
               <w:rPr>
                 <w:lang w:val="en-GB" w:eastAsia="zh-CN"/>
@@ -20201,6 +20291,7 @@
           </w:tcPr>
           <w:p>
             <w:pPr>
+              <w:spacing w:after="0"/>
               <w:jc w:val="center"/>
               <w:rPr>
                 <w:lang w:val="en-GB" w:eastAsia="zh-CN"/>
@@ -20223,6 +20314,7 @@
           </w:tcPr>
           <w:p>
             <w:pPr>
+              <w:spacing w:after="0"/>
               <w:jc w:val="center"/>
               <w:rPr>
                 <w:lang w:val="en-GB" w:eastAsia="zh-CN"/>
@@ -20265,6 +20357,7 @@
           </w:tcPr>
           <w:p>
             <w:pPr>
+              <w:spacing w:after="0"/>
               <w:jc w:val="center"/>
               <w:rPr>
                 <w:lang w:val="en-GB" w:eastAsia="zh-CN"/>
@@ -20285,6 +20378,7 @@
           </w:tcPr>
           <w:p>
             <w:pPr>
+              <w:spacing w:after="0"/>
               <w:jc w:val="center"/>
               <w:rPr>
                 <w:lang w:val="en-GB" w:eastAsia="zh-CN"/>
@@ -20307,6 +20401,7 @@
           </w:tcPr>
           <w:p>
             <w:pPr>
+              <w:spacing w:after="0"/>
               <w:jc w:val="center"/>
               <w:rPr>
                 <w:lang w:val="en-GB" w:eastAsia="zh-CN"/>
@@ -20327,6 +20422,7 @@
           </w:tcPr>
           <w:p>
             <w:pPr>
+              <w:spacing w:after="0"/>
               <w:jc w:val="center"/>
               <w:rPr>
                 <w:lang w:val="en-GB" w:eastAsia="zh-CN"/>
@@ -20369,6 +20465,7 @@
           </w:tcPr>
           <w:p>
             <w:pPr>
+              <w:spacing w:after="0"/>
               <w:jc w:val="center"/>
               <w:rPr>
                 <w:lang w:val="en-GB" w:eastAsia="zh-CN"/>
@@ -20389,6 +20486,7 @@
           </w:tcPr>
           <w:p>
             <w:pPr>
+              <w:spacing w:after="0"/>
               <w:jc w:val="center"/>
               <w:rPr>
                 <w:lang w:val="en-GB" w:eastAsia="zh-CN"/>
@@ -20448,7 +20546,7 @@
           <w:lang w:eastAsia="zh-CN"/>
         </w:rPr>
       </w:pPr>
-      <w:bookmarkStart w:id="21" w:name="_Toc228450486"/>
+      <w:bookmarkStart w:id="21" w:name="_Toc228479081"/>
       <w:r>
         <w:rPr>
           <w:lang w:eastAsia="zh-CN"/>
@@ -20464,7 +20562,7 @@
           <w:lang w:eastAsia="zh-CN"/>
         </w:rPr>
       </w:pPr>
-      <w:bookmarkStart w:id="22" w:name="_Toc228450487"/>
+      <w:bookmarkStart w:id="22" w:name="_Toc228479082"/>
       <w:r>
         <w:rPr>
           <w:lang w:eastAsia="zh-CN"/>
@@ -20505,7 +20603,7 @@
           <w:lang w:eastAsia="zh-CN"/>
         </w:rPr>
       </w:pPr>
-      <w:bookmarkStart w:id="23" w:name="_Toc228450488"/>
+      <w:bookmarkStart w:id="23" w:name="_Toc228479083"/>
       <w:r>
         <w:rPr>
           <w:lang w:eastAsia="zh-CN"/>
@@ -20690,7 +20788,7 @@
           <w:lang w:eastAsia="zh-CN"/>
         </w:rPr>
       </w:pPr>
-      <w:bookmarkStart w:id="24" w:name="_Toc228450489"/>
+      <w:bookmarkStart w:id="24" w:name="_Toc228479084"/>
       <w:r>
         <w:rPr>
           <w:lang w:eastAsia="zh-CN"/>
@@ -20743,7 +20841,49 @@
         <w:rPr>
           <w:lang w:eastAsia="zh-CN"/>
         </w:rPr>
-        <w:t>tartalmazza a manuálisan elvégzett teszteket:</w:t>
+        <w:t>tartalmazza a manuálisan elvégzett teszte</w:t>
+      </w:r>
+      <w:r>
+        <w:rPr>
+          <w:lang w:eastAsia="zh-CN"/>
+        </w:rPr>
+        <w:t>lési tervet</w:t>
+      </w:r>
+      <w:r>
+        <w:rPr>
+          <w:lang w:eastAsia="zh-CN"/>
+        </w:rPr>
+        <w:t>:</w:t>
+      </w:r>
+    </w:p>
+    <w:p>
+      <w:pPr>
+        <w:pStyle w:val="Caption"/>
+        <w:keepNext/>
+      </w:pPr>
+      <w:r>
+        <w:t xml:space="preserve">táblázat </w:t>
+      </w:r>
+      <w:r>
+        <w:fldChar w:fldCharType="begin"/>
+      </w:r>
+      <w:r>
+        <w:instrText xml:space="preserve"> SEQ táblázat \* ARABIC </w:instrText>
+      </w:r>
+      <w:r>
+        <w:fldChar w:fldCharType="separate"/>
+      </w:r>
+      <w:r>
+        <w:rPr>
+          <w:noProof/>
+        </w:rPr>
+        <w:t>4</w:t>
+      </w:r>
+      <w:r>
+        <w:fldChar w:fldCharType="end"/>
+      </w:r>
+      <w:r>
+        <w:t>: Tesztelési terv</w:t>
       </w:r>
     </w:p>
     <w:tbl>
@@ -20765,6 +20905,8 @@
           </w:tcPr>
           <w:p>
             <w:pPr>
+              <w:spacing w:after="0"/>
+              <w:jc w:val="left"/>
               <w:rPr>
                 <w:b/>
                 <w:bCs/>
@@ -20787,6 +20929,8 @@
           </w:tcPr>
           <w:p>
             <w:pPr>
+              <w:spacing w:after="0"/>
+              <w:jc w:val="left"/>
               <w:rPr>
                 <w:b/>
                 <w:bCs/>
@@ -20809,6 +20953,8 @@
           </w:tcPr>
           <w:p>
             <w:pPr>
+              <w:spacing w:after="0"/>
+              <w:jc w:val="left"/>
               <w:rPr>
                 <w:b/>
                 <w:bCs/>
@@ -20831,6 +20977,8 @@
           </w:tcPr>
           <w:p>
             <w:pPr>
+              <w:spacing w:after="0"/>
+              <w:jc w:val="left"/>
               <w:rPr>
                 <w:b/>
                 <w:bCs/>
@@ -20855,6 +21003,8 @@
           </w:tcPr>
           <w:p>
             <w:pPr>
+              <w:spacing w:after="0"/>
+              <w:jc w:val="left"/>
               <w:rPr>
                 <w:lang w:eastAsia="zh-CN"/>
               </w:rPr>
@@ -20873,6 +21023,8 @@
           </w:tcPr>
           <w:p>
             <w:pPr>
+              <w:spacing w:after="0"/>
+              <w:jc w:val="left"/>
               <w:rPr>
                 <w:lang w:eastAsia="zh-CN"/>
               </w:rPr>
@@ -20891,6 +21043,8 @@
           </w:tcPr>
           <w:p>
             <w:pPr>
+              <w:spacing w:after="0"/>
+              <w:jc w:val="left"/>
               <w:rPr>
                 <w:lang w:eastAsia="zh-CN"/>
               </w:rPr>
@@ -20909,6 +21063,8 @@
           </w:tcPr>
           <w:p>
             <w:pPr>
+              <w:spacing w:after="0"/>
+              <w:jc w:val="left"/>
               <w:rPr>
                 <w:lang w:eastAsia="zh-CN"/>
               </w:rPr>
@@ -20929,6 +21085,8 @@
           </w:tcPr>
           <w:p>
             <w:pPr>
+              <w:spacing w:after="0"/>
+              <w:jc w:val="left"/>
               <w:rPr>
                 <w:lang w:eastAsia="zh-CN"/>
               </w:rPr>
@@ -20947,6 +21105,8 @@
           </w:tcPr>
           <w:p>
             <w:pPr>
+              <w:spacing w:after="0"/>
+              <w:jc w:val="left"/>
               <w:rPr>
                 <w:lang w:eastAsia="zh-CN"/>
               </w:rPr>
@@ -20965,6 +21125,8 @@
           </w:tcPr>
           <w:p>
             <w:pPr>
+              <w:spacing w:after="0"/>
+              <w:jc w:val="left"/>
               <w:rPr>
                 <w:lang w:eastAsia="zh-CN"/>
               </w:rPr>
@@ -21017,6 +21179,8 @@
           </w:tcPr>
           <w:p>
             <w:pPr>
+              <w:spacing w:after="0"/>
+              <w:jc w:val="left"/>
               <w:rPr>
                 <w:lang w:eastAsia="zh-CN"/>
               </w:rPr>
@@ -21037,6 +21201,8 @@
           </w:tcPr>
           <w:p>
             <w:pPr>
+              <w:spacing w:after="0"/>
+              <w:jc w:val="left"/>
               <w:rPr>
                 <w:lang w:eastAsia="zh-CN"/>
               </w:rPr>
@@ -21055,6 +21221,8 @@
           </w:tcPr>
           <w:p>
             <w:pPr>
+              <w:spacing w:after="0"/>
+              <w:jc w:val="left"/>
               <w:rPr>
                 <w:lang w:eastAsia="zh-CN"/>
               </w:rPr>
@@ -21073,6 +21241,8 @@
           </w:tcPr>
           <w:p>
             <w:pPr>
+              <w:spacing w:after="0"/>
+              <w:jc w:val="left"/>
               <w:rPr>
                 <w:lang w:eastAsia="zh-CN"/>
               </w:rPr>
@@ -21105,6 +21275,8 @@
           </w:tcPr>
           <w:p>
             <w:pPr>
+              <w:spacing w:after="0"/>
+              <w:jc w:val="left"/>
               <w:rPr>
                 <w:lang w:eastAsia="zh-CN"/>
               </w:rPr>
@@ -21131,6 +21303,8 @@
           </w:tcPr>
           <w:p>
             <w:pPr>
+              <w:spacing w:after="0"/>
+              <w:jc w:val="left"/>
               <w:rPr>
                 <w:lang w:eastAsia="zh-CN"/>
               </w:rPr>
@@ -21149,6 +21323,8 @@
           </w:tcPr>
           <w:p>
             <w:pPr>
+              <w:spacing w:after="0"/>
+              <w:jc w:val="left"/>
               <w:rPr>
                 <w:lang w:eastAsia="zh-CN"/>
               </w:rPr>
@@ -21179,6 +21355,8 @@
           </w:tcPr>
           <w:p>
             <w:pPr>
+              <w:spacing w:after="0"/>
+              <w:jc w:val="left"/>
               <w:rPr>
                 <w:lang w:eastAsia="zh-CN"/>
               </w:rPr>
@@ -21187,13 +21365,7 @@
               <w:rPr>
                 <w:lang w:eastAsia="zh-CN"/>
               </w:rPr>
-              <w:t>Érvényes adatokkal történő</w:t>
-            </w:r>
-            <w:r>
-              <w:rPr>
-                <w:lang w:eastAsia="zh-CN"/>
-              </w:rPr>
-              <w:t xml:space="preserve"> bejelentkezés</w:t>
+              <w:t>Érvényes adatokkal történő bejelentkezés</w:t>
             </w:r>
           </w:p>
         </w:tc>
@@ -21203,6 +21375,8 @@
           </w:tcPr>
           <w:p>
             <w:pPr>
+              <w:spacing w:after="0"/>
+              <w:jc w:val="left"/>
               <w:rPr>
                 <w:lang w:eastAsia="zh-CN"/>
               </w:rPr>
@@ -21223,6 +21397,8 @@
           </w:tcPr>
           <w:p>
             <w:pPr>
+              <w:spacing w:after="0"/>
+              <w:jc w:val="left"/>
               <w:rPr>
                 <w:lang w:eastAsia="zh-CN"/>
               </w:rPr>
@@ -21241,6 +21417,8 @@
           </w:tcPr>
           <w:p>
             <w:pPr>
+              <w:spacing w:after="0"/>
+              <w:jc w:val="left"/>
               <w:rPr>
                 <w:lang w:eastAsia="zh-CN"/>
               </w:rPr>
@@ -21259,6 +21437,8 @@
           </w:tcPr>
           <w:p>
             <w:pPr>
+              <w:spacing w:after="0"/>
+              <w:jc w:val="left"/>
               <w:rPr>
                 <w:lang w:eastAsia="zh-CN"/>
               </w:rPr>
@@ -21277,6 +21457,8 @@
           </w:tcPr>
           <w:p>
             <w:pPr>
+              <w:spacing w:after="0"/>
+              <w:jc w:val="left"/>
               <w:rPr>
                 <w:lang w:eastAsia="zh-CN"/>
               </w:rPr>
@@ -21297,6 +21479,8 @@
           </w:tcPr>
           <w:p>
             <w:pPr>
+              <w:spacing w:after="0"/>
+              <w:jc w:val="left"/>
               <w:rPr>
                 <w:lang w:eastAsia="zh-CN"/>
               </w:rPr>
@@ -21321,6 +21505,8 @@
           </w:tcPr>
           <w:p>
             <w:pPr>
+              <w:spacing w:after="0"/>
+              <w:jc w:val="left"/>
               <w:rPr>
                 <w:lang w:eastAsia="zh-CN"/>
               </w:rPr>
@@ -21351,6 +21537,8 @@
           </w:tcPr>
           <w:p>
             <w:pPr>
+              <w:spacing w:after="0"/>
+              <w:jc w:val="left"/>
               <w:rPr>
                 <w:lang w:eastAsia="zh-CN"/>
               </w:rPr>
@@ -21369,6 +21557,8 @@
           </w:tcPr>
           <w:p>
             <w:pPr>
+              <w:spacing w:after="0"/>
+              <w:jc w:val="left"/>
               <w:rPr>
                 <w:lang w:eastAsia="zh-CN"/>
               </w:rPr>
@@ -21396,6 +21586,8 @@
           </w:tcPr>
           <w:p>
             <w:pPr>
+              <w:spacing w:after="0"/>
+              <w:jc w:val="left"/>
               <w:rPr>
                 <w:lang w:eastAsia="zh-CN"/>
               </w:rPr>
@@ -21414,6 +21606,8 @@
           </w:tcPr>
           <w:p>
             <w:pPr>
+              <w:spacing w:after="0"/>
+              <w:jc w:val="left"/>
               <w:rPr>
                 <w:lang w:eastAsia="zh-CN"/>
               </w:rPr>
@@ -21432,6 +21626,8 @@
           </w:tcPr>
           <w:p>
             <w:pPr>
+              <w:spacing w:after="0"/>
+              <w:jc w:val="left"/>
               <w:rPr>
                 <w:lang w:eastAsia="zh-CN"/>
               </w:rPr>
@@ -21450,6 +21646,8 @@
           </w:tcPr>
           <w:p>
             <w:pPr>
+              <w:spacing w:after="0"/>
+              <w:jc w:val="left"/>
               <w:rPr>
                 <w:lang w:eastAsia="zh-CN"/>
               </w:rPr>
@@ -21470,6 +21668,8 @@
           </w:tcPr>
           <w:p>
             <w:pPr>
+              <w:spacing w:after="0"/>
+              <w:jc w:val="left"/>
               <w:rPr>
                 <w:lang w:eastAsia="zh-CN"/>
               </w:rPr>
@@ -21494,6 +21694,8 @@
           </w:tcPr>
           <w:p>
             <w:pPr>
+              <w:spacing w:after="0"/>
+              <w:jc w:val="left"/>
               <w:rPr>
                 <w:lang w:eastAsia="zh-CN"/>
               </w:rPr>
@@ -21512,6 +21714,8 @@
           </w:tcPr>
           <w:p>
             <w:pPr>
+              <w:spacing w:after="0"/>
+              <w:jc w:val="left"/>
               <w:rPr>
                 <w:lang w:eastAsia="zh-CN"/>
               </w:rPr>
@@ -21530,6 +21734,8 @@
           </w:tcPr>
           <w:p>
             <w:pPr>
+              <w:spacing w:after="0"/>
+              <w:jc w:val="left"/>
               <w:rPr>
                 <w:lang w:eastAsia="zh-CN"/>
               </w:rPr>
@@ -21556,6 +21762,8 @@
           </w:tcPr>
           <w:p>
             <w:pPr>
+              <w:spacing w:after="0"/>
+              <w:jc w:val="left"/>
               <w:rPr>
                 <w:lang w:eastAsia="zh-CN"/>
               </w:rPr>
@@ -21580,6 +21788,8 @@
           </w:tcPr>
           <w:p>
             <w:pPr>
+              <w:spacing w:after="0"/>
+              <w:jc w:val="left"/>
               <w:rPr>
                 <w:lang w:eastAsia="zh-CN"/>
               </w:rPr>
@@ -21588,19 +21798,7 @@
               <w:rPr>
                 <w:lang w:eastAsia="zh-CN"/>
               </w:rPr>
-              <w:t xml:space="preserve">Többjátékos módban </w:t>
-            </w:r>
-            <w:r>
-              <w:rPr>
-                <w:lang w:eastAsia="zh-CN"/>
-              </w:rPr>
-              <w:t>verseny módbeli</w:t>
-            </w:r>
-            <w:r>
-              <w:rPr>
-                <w:lang w:eastAsia="zh-CN"/>
-              </w:rPr>
-              <w:t xml:space="preserve"> játék</w:t>
+              <w:t>Többjátékos módban verseny módbeli játék</w:t>
             </w:r>
           </w:p>
         </w:tc>
@@ -21610,6 +21808,8 @@
           </w:tcPr>
           <w:p>
             <w:pPr>
+              <w:spacing w:after="0"/>
+              <w:jc w:val="left"/>
               <w:rPr>
                 <w:lang w:eastAsia="zh-CN"/>
               </w:rPr>
@@ -21618,13 +21818,7 @@
               <w:rPr>
                 <w:lang w:eastAsia="zh-CN"/>
               </w:rPr>
-              <w:t>Bejelentkezés</w:t>
-            </w:r>
-            <w:r>
-              <w:rPr>
-                <w:lang w:eastAsia="zh-CN"/>
-              </w:rPr>
-              <w:t xml:space="preserve"> után verseny módban játék keresése után összedob egy másik klienssel egy játékba, majd a meccs lejátszása.</w:t>
+              <w:t>Bejelentkezés után verseny módban játék keresése után összedob egy másik klienssel egy játékba, majd a meccs lejátszása.</w:t>
             </w:r>
           </w:p>
         </w:tc>
@@ -21634,6 +21828,8 @@
           </w:tcPr>
           <w:p>
             <w:pPr>
+              <w:spacing w:after="0"/>
+              <w:jc w:val="left"/>
               <w:rPr>
                 <w:lang w:eastAsia="zh-CN"/>
               </w:rPr>
@@ -21642,13 +21838,7 @@
               <w:rPr>
                 <w:lang w:eastAsia="zh-CN"/>
               </w:rPr>
-              <w:t>Sikerül lejátszani 1 meccset egy másik kliens ellen</w:t>
-            </w:r>
-            <w:r>
-              <w:rPr>
-                <w:lang w:eastAsia="zh-CN"/>
-              </w:rPr>
-              <w:t xml:space="preserve"> verseny módban. A ranglista frissül a játék után</w:t>
+              <w:t>Sikerül lejátszani 1 meccset egy másik kliens ellen verseny módban. A ranglista frissül a játék után</w:t>
             </w:r>
           </w:p>
         </w:tc>
@@ -21660,6 +21850,8 @@
           </w:tcPr>
           <w:p>
             <w:pPr>
+              <w:spacing w:after="0"/>
+              <w:jc w:val="left"/>
               <w:rPr>
                 <w:lang w:eastAsia="zh-CN"/>
               </w:rPr>
@@ -21678,6 +21870,8 @@
           </w:tcPr>
           <w:p>
             <w:pPr>
+              <w:spacing w:after="0"/>
+              <w:jc w:val="left"/>
               <w:rPr>
                 <w:lang w:eastAsia="zh-CN"/>
               </w:rPr>
@@ -21704,6 +21898,8 @@
           </w:tcPr>
           <w:p>
             <w:pPr>
+              <w:spacing w:after="0"/>
+              <w:jc w:val="left"/>
               <w:rPr>
                 <w:lang w:eastAsia="zh-CN"/>
               </w:rPr>
@@ -21712,13 +21908,7 @@
               <w:rPr>
                 <w:lang w:eastAsia="zh-CN"/>
               </w:rPr>
-              <w:t>Bejelentkezés után szoba létrehozása, majd</w:t>
-            </w:r>
-            <w:r>
-              <w:rPr>
-                <w:lang w:eastAsia="zh-CN"/>
-              </w:rPr>
-              <w:t xml:space="preserve"> egy másik kliens csatlakozása után a </w:t>
+              <w:t xml:space="preserve">Bejelentkezés után szoba létrehozása, majd egy másik kliens csatlakozása után a </w:t>
             </w:r>
             <w:proofErr w:type="spellStart"/>
             <w:r>
@@ -21742,6 +21932,8 @@
           </w:tcPr>
           <w:p>
             <w:pPr>
+              <w:spacing w:after="0"/>
+              <w:jc w:val="left"/>
               <w:rPr>
                 <w:lang w:eastAsia="zh-CN"/>
               </w:rPr>
@@ -21776,6 +21968,8 @@
           </w:tcPr>
           <w:p>
             <w:pPr>
+              <w:spacing w:after="0"/>
+              <w:jc w:val="left"/>
               <w:rPr>
                 <w:lang w:eastAsia="zh-CN"/>
               </w:rPr>
@@ -21794,6 +21988,8 @@
           </w:tcPr>
           <w:p>
             <w:pPr>
+              <w:spacing w:after="0"/>
+              <w:jc w:val="left"/>
               <w:rPr>
                 <w:lang w:eastAsia="zh-CN"/>
               </w:rPr>
@@ -21812,6 +22008,8 @@
           </w:tcPr>
           <w:p>
             <w:pPr>
+              <w:spacing w:after="0"/>
+              <w:jc w:val="left"/>
               <w:rPr>
                 <w:lang w:eastAsia="zh-CN"/>
               </w:rPr>
@@ -21830,6 +22028,8 @@
           </w:tcPr>
           <w:p>
             <w:pPr>
+              <w:spacing w:after="0"/>
+              <w:jc w:val="left"/>
               <w:rPr>
                 <w:lang w:eastAsia="zh-CN"/>
               </w:rPr>
@@ -21882,7 +22082,7 @@
           <w:lang w:eastAsia="zh-CN"/>
         </w:rPr>
       </w:pPr>
-      <w:bookmarkStart w:id="25" w:name="_Toc228450490"/>
+      <w:bookmarkStart w:id="25" w:name="_Toc228479085"/>
       <w:r>
         <w:rPr>
           <w:lang w:eastAsia="zh-CN"/>
@@ -21911,6 +22111,7 @@
         <w:t xml:space="preserve">Egységtesztek a </w:t>
       </w:r>
       <w:proofErr w:type="spellStart"/>
+      <w:proofErr w:type="gramStart"/>
       <w:r>
         <w:rPr>
           <w:rStyle w:val="Emphasis"/>
@@ -21922,6 +22123,7 @@
         <w:t>SevenWonders.Game.Logic</w:t>
       </w:r>
       <w:proofErr w:type="spellEnd"/>
+      <w:proofErr w:type="gramEnd"/>
       <w:r>
         <w:rPr>
           <w:rStyle w:val="Emphasis"/>
@@ -21933,6 +22135,7 @@
         <w:t xml:space="preserve"> és a </w:t>
       </w:r>
       <w:proofErr w:type="spellStart"/>
+      <w:proofErr w:type="gramStart"/>
       <w:r>
         <w:rPr>
           <w:rStyle w:val="Emphasis"/>
@@ -21944,6 +22147,7 @@
         <w:t>SevenWonders.Game.Engine</w:t>
       </w:r>
       <w:proofErr w:type="spellEnd"/>
+      <w:proofErr w:type="gramEnd"/>
       <w:r>
         <w:rPr>
           <w:rStyle w:val="Emphasis"/>
@@ -22003,7 +22207,7 @@
           <w:lang w:eastAsia="zh-CN"/>
         </w:rPr>
       </w:pPr>
-      <w:bookmarkStart w:id="26" w:name="_Toc228450491"/>
+      <w:bookmarkStart w:id="26" w:name="_Toc228479086"/>
       <w:r>
         <w:rPr>
           <w:lang w:eastAsia="zh-CN"/>
@@ -22042,6 +22246,7 @@
         <w:t xml:space="preserve">Az automatikus egységtesztek a </w:t>
       </w:r>
       <w:proofErr w:type="spellStart"/>
+      <w:proofErr w:type="gramStart"/>
       <w:r>
         <w:rPr>
           <w:rFonts w:cstheme="minorHAnsi"/>
@@ -22050,6 +22255,7 @@
         <w:t>SevenWonders.Game.Logic</w:t>
       </w:r>
       <w:proofErr w:type="spellEnd"/>
+      <w:proofErr w:type="gramEnd"/>
       <w:r>
         <w:rPr>
           <w:rFonts w:cstheme="minorHAnsi"/>
@@ -22058,6 +22264,7 @@
         <w:t xml:space="preserve"> és a </w:t>
       </w:r>
       <w:proofErr w:type="spellStart"/>
+      <w:proofErr w:type="gramStart"/>
       <w:r>
         <w:rPr>
           <w:rFonts w:cstheme="minorHAnsi"/>
@@ -22066,6 +22273,7 @@
         <w:t>SevenWonders.Game.Engine</w:t>
       </w:r>
       <w:proofErr w:type="spellEnd"/>
+      <w:proofErr w:type="gramEnd"/>
       <w:r>
         <w:rPr>
           <w:rFonts w:cstheme="minorHAnsi"/>
@@ -22086,14 +22294,7 @@
           <w:rFonts w:cstheme="minorHAnsi"/>
           <w:lang w:eastAsia="zh-CN"/>
         </w:rPr>
-        <w:t>A tesztelés nem terjedt ki minden lehetséges szélsőséges esetre, valamint a felhasználói felület automatizált tesztelésére, azonban az elvégzett tesztek alkalmasak arra, hogy igazolják a rendszer stabil és megbízható működését</w:t>
-      </w:r>
-      <w:r>
-        <w:rPr>
-          <w:rFonts w:cstheme="minorHAnsi"/>
-          <w:lang w:eastAsia="zh-CN"/>
-        </w:rPr>
-        <w:t>.</w:t>
+        <w:t>A tesztelés nem terjedt ki minden lehetséges szélsőséges esetre, valamint a felhasználói felület automatizált tesztelésére, azonban az elvégzett tesztek alkalmasak arra, hogy igazolják a rendszer stabil és megbízható működését.</w:t>
       </w:r>
     </w:p>
     <w:p>
@@ -22108,7 +22309,7 @@
       <w:pPr>
         <w:pStyle w:val="Heading1"/>
       </w:pPr>
-      <w:bookmarkStart w:id="27" w:name="_Toc228450492"/>
+      <w:bookmarkStart w:id="27" w:name="_Toc228479087"/>
       <w:r>
         <w:lastRenderedPageBreak/>
         <w:t>Összefoglal</w:t>
@@ -22346,17 +22547,11 @@
       </w:r>
     </w:p>
     <w:p>
-      <w:r>
-        <w:br w:type="page"/>
-      </w:r>
-    </w:p>
-    <w:p>
-      <w:pPr>
-        <w:pStyle w:val="Heading1"/>
-      </w:pPr>
-      <w:bookmarkStart w:id="28" w:name="_Toc228450493"/>
-      <w:r>
-        <w:lastRenderedPageBreak/>
+      <w:pPr>
+        <w:pStyle w:val="Heading2"/>
+      </w:pPr>
+      <w:bookmarkStart w:id="28" w:name="_Toc228479088"/>
+      <w:r>
         <w:t>T</w:t>
       </w:r>
       <w:r>
@@ -22418,6 +22613,7 @@
           <w:b/>
           <w:bCs/>
         </w:rPr>
+        <w:lastRenderedPageBreak/>
         <w:t>Kiegészítők implementálása</w:t>
       </w:r>
     </w:p>
@@ -22523,7 +22719,7 @@
       <w:pPr>
         <w:pStyle w:val="Heading1"/>
       </w:pPr>
-      <w:bookmarkStart w:id="29" w:name="_Toc228450494"/>
+      <w:bookmarkStart w:id="29" w:name="_Toc228479089"/>
       <w:r>
         <w:lastRenderedPageBreak/>
         <w:t>Irodalomjegyzék</w:t>
@@ -22749,7 +22945,15 @@
       </w:r>
       <w:proofErr w:type="spellEnd"/>
       <w:r>
-        <w:t xml:space="preserve"> is ML.NET?," </w:t>
+        <w:t xml:space="preserve"> is </w:t>
+      </w:r>
+      <w:proofErr w:type="gramStart"/>
+      <w:r>
+        <w:t>ML.NET?,</w:t>
+      </w:r>
+      <w:proofErr w:type="gramEnd"/>
+      <w:r>
+        <w:t xml:space="preserve">" </w:t>
       </w:r>
       <w:r>
         <w:rPr>
@@ -23111,6 +23315,60 @@
         <w:ind w:left="567" w:hanging="567"/>
       </w:pPr>
       <w:r>
+        <w:t xml:space="preserve">A. </w:t>
+      </w:r>
+      <w:proofErr w:type="spellStart"/>
+      <w:r>
+        <w:t>Shvets</w:t>
+      </w:r>
+      <w:proofErr w:type="spellEnd"/>
+      <w:r>
+        <w:t xml:space="preserve">, „Design </w:t>
+      </w:r>
+      <w:proofErr w:type="spellStart"/>
+      <w:r>
+        <w:t>Patterns</w:t>
+      </w:r>
+      <w:proofErr w:type="spellEnd"/>
+      <w:r>
+        <w:t xml:space="preserve">” </w:t>
+      </w:r>
+      <w:proofErr w:type="spellStart"/>
+      <w:r>
+        <w:t>Refactoring.Guru</w:t>
+      </w:r>
+      <w:proofErr w:type="spellEnd"/>
+      <w:r>
+        <w:t xml:space="preserve">, 2024. [Online]. Elérhető: </w:t>
+      </w:r>
+      <w:hyperlink r:id="rId45" w:history="1">
+        <w:r>
+          <w:rPr>
+            <w:rStyle w:val="Hyperlink"/>
+          </w:rPr>
+          <w:t>https://refactoring.guru/design-patterns</w:t>
+        </w:r>
+      </w:hyperlink>
+      <w:r>
+        <w:t xml:space="preserve"> [</w:t>
+      </w:r>
+      <w:r>
+        <w:t>Hozzáférés: 2024. április</w:t>
+      </w:r>
+      <w:r>
+        <w:t>]</w:t>
+      </w:r>
+    </w:p>
+    <w:p>
+      <w:pPr>
+        <w:pStyle w:val="ListParagraph"/>
+        <w:numPr>
+          <w:ilvl w:val="0"/>
+          <w:numId w:val="2"/>
+        </w:numPr>
+        <w:ind w:left="567" w:hanging="567"/>
+      </w:pPr>
+      <w:r>
         <w:t xml:space="preserve">M. </w:t>
       </w:r>
       <w:proofErr w:type="spellStart"/>
@@ -23323,20 +23581,10 @@
       <w:pPr>
         <w:pStyle w:val="Heading1"/>
       </w:pPr>
-      <w:bookmarkStart w:id="30" w:name="_Toc228450495"/>
-      <w:commentRangeStart w:id="31"/>
+      <w:bookmarkStart w:id="30" w:name="_Toc228479090"/>
       <w:r>
         <w:lastRenderedPageBreak/>
         <w:t>Melléklet</w:t>
-      </w:r>
-      <w:commentRangeEnd w:id="31"/>
-      <w:r>
-        <w:rPr>
-          <w:rStyle w:val="CommentReference"/>
-          <w:sz w:val="32"/>
-          <w:szCs w:val="32"/>
-        </w:rPr>
-        <w:commentReference w:id="31"/>
       </w:r>
       <w:bookmarkEnd w:id="30"/>
     </w:p>
@@ -23348,7 +23596,7 @@
       </w:pPr>
     </w:p>
     <w:sectPr>
-      <w:footerReference w:type="default" r:id="rId49"/>
+      <w:footerReference w:type="default" r:id="rId46"/>
       <w:pgSz w:w="11906" w:h="16838"/>
       <w:pgMar w:top="1418" w:right="1418" w:bottom="1418" w:left="1418" w:header="709" w:footer="709" w:gutter="0"/>
       <w:pgNumType w:start="1"/>
@@ -23357,45 +23605,6 @@
     </w:sectPr>
   </w:body>
 </w:document>
-</file>
-
-<file path=word/comments.xml><?xml version="1.0" encoding="utf-8"?>
-<w:comments xmlns:wpc="http://schemas.microsoft.com/office/word/2010/wordprocessingCanvas" xmlns:cx="http://schemas.microsoft.com/office/drawing/2014/chartex" xmlns:cx1="http://schemas.microsoft.com/office/drawing/2015/9/8/chartex" xmlns:cx2="http://schemas.microsoft.com/office/drawing/2015/10/21/chartex" xmlns:cx3="http://schemas.microsoft.com/office/drawing/2016/5/9/chartex" xmlns:cx4="http://schemas.microsoft.com/office/drawing/2016/5/10/chartex" xmlns:cx5="http://schemas.microsoft.com/office/drawing/2016/5/11/chartex" xmlns:cx6="http://schemas.microsoft.com/office/drawing/2016/5/12/chartex" xmlns:cx7="http://schemas.microsoft.com/office/drawing/2016/5/13/chartex" xmlns:cx8="http://schemas.microsoft.com/office/drawing/2016/5/14/chartex" xmlns:mc="http://schemas.openxmlformats.org/markup-compatibility/2006" xmlns:aink="http://schemas.microsoft.com/office/drawing/2016/ink" xmlns:am3d="http://schemas.microsoft.com/office/drawing/2017/model3d" xmlns:o="urn:schemas-microsoft-com:office:office" xmlns:oel="http://schemas.microsoft.com/office/2019/extlst" xmlns:r="http://schemas.openxmlformats.org/officeDocument/2006/relationships" xmlns:m="http://schemas.openxmlformats.org/officeDocument/2006/math" xmlns:v="urn:schemas-microsoft-com:vml" xmlns:wp14="http://schemas.microsoft.com/office/word/2010/wordprocessingDrawing" xmlns:wp="http://schemas.openxmlformats.org/drawingml/2006/wordprocessingDrawing" xmlns:w10="urn:schemas-microsoft-com:office:word" xmlns:w="http://schemas.openxmlformats.org/wordprocessingml/2006/main" xmlns:w14="http://schemas.microsoft.com/office/word/2010/wordml" xmlns:w15="http://schemas.microsoft.com/office/word/2012/wordml" xmlns:w16cex="http://schemas.microsoft.com/office/word/2018/wordml/cex" xmlns:w16cid="http://schemas.microsoft.com/office/word/2016/wordml/cid" xmlns:w16="http://schemas.microsoft.com/office/word/2018/wordml" xmlns:w16du="http://schemas.microsoft.com/office/word/2023/wordml/word16du" xmlns:w16sdtdh="http://schemas.microsoft.com/office/word/2020/wordml/sdtdatahash" xmlns:w16sdtfl="http://schemas.microsoft.com/office/word/2024/wordml/sdtformatlock" xmlns:w16se="http://schemas.microsoft.com/office/word/2015/wordml/symex" xmlns:wpg="http://schemas.microsoft.com/office/word/2010/wordprocessingGroup" xmlns:wpi="http://schemas.microsoft.com/office/word/2010/wordprocessingInk" xmlns:wne="http://schemas.microsoft.com/office/word/2006/wordml" xmlns:wps="http://schemas.microsoft.com/office/word/2010/wordprocessingShape" mc:Ignorable="w14 w15 w16se w16cid w16 w16cex w16sdtdh w16sdtfl w16du wp14">
-  <w:comment w:id="31" w:author="Gludovátz Attila" w:date="2021-11-11T11:08:00Z" w:initials="GA">
-    <w:p>
-      <w:pPr>
-        <w:pStyle w:val="CommentText"/>
-      </w:pPr>
-      <w:r>
-        <w:rPr>
-          <w:rStyle w:val="CommentReference"/>
-        </w:rPr>
-        <w:annotationRef/>
-      </w:r>
-      <w:r>
-        <w:t>Nem kötelező, csak ha szükséges.</w:t>
-      </w:r>
-    </w:p>
-  </w:comment>
-</w:comments>
-</file>
-
-<file path=word/commentsExtended.xml><?xml version="1.0" encoding="utf-8"?>
-<w15:commentsEx xmlns:wpc="http://schemas.microsoft.com/office/word/2010/wordprocessingCanvas" xmlns:cx="http://schemas.microsoft.com/office/drawing/2014/chartex" xmlns:cx1="http://schemas.microsoft.com/office/drawing/2015/9/8/chartex" xmlns:cx2="http://schemas.microsoft.com/office/drawing/2015/10/21/chartex" xmlns:cx3="http://schemas.microsoft.com/office/drawing/2016/5/9/chartex" xmlns:cx4="http://schemas.microsoft.com/office/drawing/2016/5/10/chartex" xmlns:cx5="http://schemas.microsoft.com/office/drawing/2016/5/11/chartex" xmlns:cx6="http://schemas.microsoft.com/office/drawing/2016/5/12/chartex" xmlns:cx7="http://schemas.microsoft.com/office/drawing/2016/5/13/chartex" xmlns:cx8="http://schemas.microsoft.com/office/drawing/2016/5/14/chartex" xmlns:mc="http://schemas.openxmlformats.org/markup-compatibility/2006" xmlns:aink="http://schemas.microsoft.com/office/drawing/2016/ink" xmlns:am3d="http://schemas.microsoft.com/office/drawing/2017/model3d" xmlns:o="urn:schemas-microsoft-com:office:office" xmlns:oel="http://schemas.microsoft.com/office/2019/extlst" xmlns:r="http://schemas.openxmlformats.org/officeDocument/2006/relationships" xmlns:m="http://schemas.openxmlformats.org/officeDocument/2006/math" xmlns:v="urn:schemas-microsoft-com:vml" xmlns:wp14="http://schemas.microsoft.com/office/word/2010/wordprocessingDrawing" xmlns:wp="http://schemas.openxmlformats.org/drawingml/2006/wordprocessingDrawing" xmlns:w10="urn:schemas-microsoft-com:office:word" xmlns:w="http://schemas.openxmlformats.org/wordprocessingml/2006/main" xmlns:w14="http://schemas.microsoft.com/office/word/2010/wordml" xmlns:w15="http://schemas.microsoft.com/office/word/2012/wordml" xmlns:w16cex="http://schemas.microsoft.com/office/word/2018/wordml/cex" xmlns:w16cid="http://schemas.microsoft.com/office/word/2016/wordml/cid" xmlns:w16="http://schemas.microsoft.com/office/word/2018/wordml" xmlns:w16du="http://schemas.microsoft.com/office/word/2023/wordml/word16du" xmlns:w16sdtdh="http://schemas.microsoft.com/office/word/2020/wordml/sdtdatahash" xmlns:w16sdtfl="http://schemas.microsoft.com/office/word/2024/wordml/sdtformatlock" xmlns:w16se="http://schemas.microsoft.com/office/word/2015/wordml/symex" xmlns:wpg="http://schemas.microsoft.com/office/word/2010/wordprocessingGroup" xmlns:wpi="http://schemas.microsoft.com/office/word/2010/wordprocessingInk" xmlns:wne="http://schemas.microsoft.com/office/word/2006/wordml" xmlns:wps="http://schemas.microsoft.com/office/word/2010/wordprocessingShape" mc:Ignorable="w14 w15 w16se w16cid w16 w16cex w16sdtdh w16sdtfl w16du wp14">
-  <w15:commentEx w15:paraId="73D30FB7" w15:done="0"/>
-</w15:commentsEx>
-</file>
-
-<file path=word/commentsExtensible.xml><?xml version="1.0" encoding="utf-8"?>
-<w16cex:commentsExtensible xmlns:wpc="http://schemas.microsoft.com/office/word/2010/wordprocessingCanvas" xmlns:cx="http://schemas.microsoft.com/office/drawing/2014/chartex" xmlns:cx1="http://schemas.microsoft.com/office/drawing/2015/9/8/chartex" xmlns:cx2="http://schemas.microsoft.com/office/drawing/2015/10/21/chartex" xmlns:cx3="http://schemas.microsoft.com/office/drawing/2016/5/9/chartex" xmlns:cx4="http://schemas.microsoft.com/office/drawing/2016/5/10/chartex" xmlns:cx5="http://schemas.microsoft.com/office/drawing/2016/5/11/chartex" xmlns:cx6="http://schemas.microsoft.com/office/drawing/2016/5/12/chartex" xmlns:cx7="http://schemas.microsoft.com/office/drawing/2016/5/13/chartex" xmlns:cx8="http://schemas.microsoft.com/office/drawing/2016/5/14/chartex" xmlns:cr="http://schemas.microsoft.com/office/comments/2020/reactions" xmlns:mc="http://schemas.openxmlformats.org/markup-compatibility/2006" xmlns:aink="http://schemas.microsoft.com/office/drawing/2016/ink" xmlns:am3d="http://schemas.microsoft.com/office/drawing/2017/model3d" xmlns:o="urn:schemas-microsoft-com:office:office" xmlns:oel="http://schemas.microsoft.com/office/2019/extlst" xmlns:r="http://schemas.openxmlformats.org/officeDocument/2006/relationships" xmlns:m="http://schemas.openxmlformats.org/officeDocument/2006/math" xmlns:v="urn:schemas-microsoft-com:vml" xmlns:wp14="http://schemas.microsoft.com/office/word/2010/wordprocessingDrawing" xmlns:wp="http://schemas.openxmlformats.org/drawingml/2006/wordprocessingDrawing" xmlns:w10="urn:schemas-microsoft-com:office:word" xmlns:w="http://schemas.openxmlformats.org/wordprocessingml/2006/main" xmlns:w14="http://schemas.microsoft.com/office/word/2010/wordml" xmlns:w15="http://schemas.microsoft.com/office/word/2012/wordml" xmlns:w16cex="http://schemas.microsoft.com/office/word/2018/wordml/cex" xmlns:w16cid="http://schemas.microsoft.com/office/word/2016/wordml/cid" xmlns:w16="http://schemas.microsoft.com/office/word/2018/wordml" xmlns:w16du="http://schemas.microsoft.com/office/word/2023/wordml/word16du" xmlns:w16sdtdh="http://schemas.microsoft.com/office/word/2020/wordml/sdtdatahash" xmlns:w16sdtfl="http://schemas.microsoft.com/office/word/2024/wordml/sdtformatlock" xmlns:w16se="http://schemas.microsoft.com/office/word/2015/wordml/symex" xmlns:wpg="http://schemas.microsoft.com/office/word/2010/wordprocessingGroup" xmlns:wpi="http://schemas.microsoft.com/office/word/2010/wordprocessingInk" xmlns:wne="http://schemas.microsoft.com/office/word/2006/wordml" xmlns:wps="http://schemas.microsoft.com/office/word/2010/wordprocessingShape" mc:Ignorable="w14 w15 w16se w16cid w16 w16cex w16sdtdh w16sdtfl cr w16du wp14">
-  <w16cex:commentExtensible w16cex:durableId="25377832" w16cex:dateUtc="2021-11-11T10:08:00Z"/>
-</w16cex:commentsExtensible>
-</file>
-
-<file path=word/commentsIds.xml><?xml version="1.0" encoding="utf-8"?>
-<w16cid:commentsIds xmlns:wpc="http://schemas.microsoft.com/office/word/2010/wordprocessingCanvas" xmlns:cx="http://schemas.microsoft.com/office/drawing/2014/chartex" xmlns:cx1="http://schemas.microsoft.com/office/drawing/2015/9/8/chartex" xmlns:cx2="http://schemas.microsoft.com/office/drawing/2015/10/21/chartex" xmlns:cx3="http://schemas.microsoft.com/office/drawing/2016/5/9/chartex" xmlns:cx4="http://schemas.microsoft.com/office/drawing/2016/5/10/chartex" xmlns:cx5="http://schemas.microsoft.com/office/drawing/2016/5/11/chartex" xmlns:cx6="http://schemas.microsoft.com/office/drawing/2016/5/12/chartex" xmlns:cx7="http://schemas.microsoft.com/office/drawing/2016/5/13/chartex" xmlns:cx8="http://schemas.microsoft.com/office/drawing/2016/5/14/chartex" xmlns:mc="http://schemas.openxmlformats.org/markup-compatibility/2006" xmlns:aink="http://schemas.microsoft.com/office/drawing/2016/ink" xmlns:am3d="http://schemas.microsoft.com/office/drawing/2017/model3d" xmlns:o="urn:schemas-microsoft-com:office:office" xmlns:oel="http://schemas.microsoft.com/office/2019/extlst" xmlns:r="http://schemas.openxmlformats.org/officeDocument/2006/relationships" xmlns:m="http://schemas.openxmlformats.org/officeDocument/2006/math" xmlns:v="urn:schemas-microsoft-com:vml" xmlns:wp14="http://schemas.microsoft.com/office/word/2010/wordprocessingDrawing" xmlns:wp="http://schemas.openxmlformats.org/drawingml/2006/wordprocessingDrawing" xmlns:w10="urn:schemas-microsoft-com:office:word" xmlns:w="http://schemas.openxmlformats.org/wordprocessingml/2006/main" xmlns:w14="http://schemas.microsoft.com/office/word/2010/wordml" xmlns:w15="http://schemas.microsoft.com/office/word/2012/wordml" xmlns:w16cex="http://schemas.microsoft.com/office/word/2018/wordml/cex" xmlns:w16cid="http://schemas.microsoft.com/office/word/2016/wordml/cid" xmlns:w16="http://schemas.microsoft.com/office/word/2018/wordml" xmlns:w16du="http://schemas.microsoft.com/office/word/2023/wordml/word16du" xmlns:w16sdtdh="http://schemas.microsoft.com/office/word/2020/wordml/sdtdatahash" xmlns:w16sdtfl="http://schemas.microsoft.com/office/word/2024/wordml/sdtformatlock" xmlns:w16se="http://schemas.microsoft.com/office/word/2015/wordml/symex" xmlns:wpg="http://schemas.microsoft.com/office/word/2010/wordprocessingGroup" xmlns:wpi="http://schemas.microsoft.com/office/word/2010/wordprocessingInk" xmlns:wne="http://schemas.microsoft.com/office/word/2006/wordml" xmlns:wps="http://schemas.microsoft.com/office/word/2010/wordprocessingShape" mc:Ignorable="w14 w15 w16se w16cid w16 w16cex w16sdtdh w16sdtfl w16du wp14">
-  <w16cid:commentId w16cid:paraId="73D30FB7" w16cid:durableId="25377832"/>
-</w16cid:commentsIds>
 </file>
 
 <file path=word/endnotes.xml><?xml version="1.0" encoding="utf-8"?>
@@ -26813,14 +27022,6 @@
     <w:abstractNumId w:val="18"/>
   </w:num>
 </w:numbering>
-</file>
-
-<file path=word/people.xml><?xml version="1.0" encoding="utf-8"?>
-<w15:people xmlns:wpc="http://schemas.microsoft.com/office/word/2010/wordprocessingCanvas" xmlns:cx="http://schemas.microsoft.com/office/drawing/2014/chartex" xmlns:cx1="http://schemas.microsoft.com/office/drawing/2015/9/8/chartex" xmlns:cx2="http://schemas.microsoft.com/office/drawing/2015/10/21/chartex" xmlns:cx3="http://schemas.microsoft.com/office/drawing/2016/5/9/chartex" xmlns:cx4="http://schemas.microsoft.com/office/drawing/2016/5/10/chartex" xmlns:cx5="http://schemas.microsoft.com/office/drawing/2016/5/11/chartex" xmlns:cx6="http://schemas.microsoft.com/office/drawing/2016/5/12/chartex" xmlns:cx7="http://schemas.microsoft.com/office/drawing/2016/5/13/chartex" xmlns:cx8="http://schemas.microsoft.com/office/drawing/2016/5/14/chartex" xmlns:mc="http://schemas.openxmlformats.org/markup-compatibility/2006" xmlns:aink="http://schemas.microsoft.com/office/drawing/2016/ink" xmlns:am3d="http://schemas.microsoft.com/office/drawing/2017/model3d" xmlns:o="urn:schemas-microsoft-com:office:office" xmlns:oel="http://schemas.microsoft.com/office/2019/extlst" xmlns:r="http://schemas.openxmlformats.org/officeDocument/2006/relationships" xmlns:m="http://schemas.openxmlformats.org/officeDocument/2006/math" xmlns:v="urn:schemas-microsoft-com:vml" xmlns:wp14="http://schemas.microsoft.com/office/word/2010/wordprocessingDrawing" xmlns:wp="http://schemas.openxmlformats.org/drawingml/2006/wordprocessingDrawing" xmlns:w10="urn:schemas-microsoft-com:office:word" xmlns:w="http://schemas.openxmlformats.org/wordprocessingml/2006/main" xmlns:w14="http://schemas.microsoft.com/office/word/2010/wordml" xmlns:w15="http://schemas.microsoft.com/office/word/2012/wordml" xmlns:w16cex="http://schemas.microsoft.com/office/word/2018/wordml/cex" xmlns:w16cid="http://schemas.microsoft.com/office/word/2016/wordml/cid" xmlns:w16="http://schemas.microsoft.com/office/word/2018/wordml" xmlns:w16du="http://schemas.microsoft.com/office/word/2023/wordml/word16du" xmlns:w16sdtdh="http://schemas.microsoft.com/office/word/2020/wordml/sdtdatahash" xmlns:w16sdtfl="http://schemas.microsoft.com/office/word/2024/wordml/sdtformatlock" xmlns:w16se="http://schemas.microsoft.com/office/word/2015/wordml/symex" xmlns:wpg="http://schemas.microsoft.com/office/word/2010/wordprocessingGroup" xmlns:wpi="http://schemas.microsoft.com/office/word/2010/wordprocessingInk" xmlns:wne="http://schemas.microsoft.com/office/word/2006/wordml" xmlns:wps="http://schemas.microsoft.com/office/word/2010/wordprocessingShape" mc:Ignorable="w14 w15 w16se w16cid w16 w16cex w16sdtdh w16sdtfl w16du wp14">
-  <w15:person w15:author="Gludovátz Attila">
-    <w15:presenceInfo w15:providerId="None" w15:userId="Gludovátz Attila"/>
-  </w15:person>
-</w15:people>
 </file>
 
 <file path=word/styles.xml><?xml version="1.0" encoding="utf-8"?>
@@ -28444,7 +28645,12 @@
 </file>
 
 <file path=customXml/item1.xml><?xml version="1.0" encoding="utf-8"?>
-<b:Sources xmlns:b="http://schemas.openxmlformats.org/officeDocument/2006/bibliography" xmlns="http://schemas.openxmlformats.org/officeDocument/2006/bibliography" SelectedStyle="\APASixthEditionOfficeOnline.xsl" StyleName="APA" Version="6"/>
+<?mso-contentType ?>
+<FormTemplates xmlns="http://schemas.microsoft.com/sharepoint/v3/contenttype/forms">
+  <Display>DocumentLibraryForm</Display>
+  <Edit>DocumentLibraryForm</Edit>
+  <New>DocumentLibraryForm</New>
+</FormTemplates>
 </file>
 
 <file path=customXml/item2.xml><?xml version="1.0" encoding="utf-8"?>
@@ -28606,18 +28812,13 @@
 </file>
 
 <file path=customXml/item3.xml><?xml version="1.0" encoding="utf-8"?>
-<?mso-contentType ?>
-<FormTemplates xmlns="http://schemas.microsoft.com/sharepoint/v3/contenttype/forms">
-  <Display>DocumentLibraryForm</Display>
-  <Edit>DocumentLibraryForm</Edit>
-  <New>DocumentLibraryForm</New>
-</FormTemplates>
+<b:Sources xmlns:b="http://schemas.openxmlformats.org/officeDocument/2006/bibliography" xmlns="http://schemas.openxmlformats.org/officeDocument/2006/bibliography" SelectedStyle="\APASixthEditionOfficeOnline.xsl" StyleName="APA" Version="6"/>
 </file>
 
 <file path=customXml/itemProps1.xml><?xml version="1.0" encoding="utf-8"?>
-<ds:datastoreItem xmlns:ds="http://schemas.openxmlformats.org/officeDocument/2006/customXml" ds:itemID="{E9F6CDE2-636C-4043-AFFC-7CB0CE5DF55A}">
+<ds:datastoreItem xmlns:ds="http://schemas.openxmlformats.org/officeDocument/2006/customXml" ds:itemID="{79D0F40F-646A-4DBF-9119-0FC598DFBBBB}">
   <ds:schemaRefs>
-    <ds:schemaRef ds:uri="http://schemas.openxmlformats.org/officeDocument/2006/bibliography"/>
+    <ds:schemaRef ds:uri="http://schemas.microsoft.com/sharepoint/v3/contenttype/forms"/>
   </ds:schemaRefs>
 </ds:datastoreItem>
 </file>
@@ -28641,9 +28842,9 @@
 </file>
 
 <file path=customXml/itemProps3.xml><?xml version="1.0" encoding="utf-8"?>
-<ds:datastoreItem xmlns:ds="http://schemas.openxmlformats.org/officeDocument/2006/customXml" ds:itemID="{79D0F40F-646A-4DBF-9119-0FC598DFBBBB}">
+<ds:datastoreItem xmlns:ds="http://schemas.openxmlformats.org/officeDocument/2006/customXml" ds:itemID="{E9F6CDE2-636C-4043-AFFC-7CB0CE5DF55A}">
   <ds:schemaRefs>
-    <ds:schemaRef ds:uri="http://schemas.microsoft.com/sharepoint/v3/contenttype/forms"/>
+    <ds:schemaRef ds:uri="http://schemas.openxmlformats.org/officeDocument/2006/bibliography"/>
   </ds:schemaRefs>
 </ds:datastoreItem>
 </file>

--- a/document/Szakdolgozat.docx
+++ b/document/Szakdolgozat.docx
@@ -6474,27 +6474,14 @@
       <w:r>
         <w:t xml:space="preserve">ábra </w:t>
       </w:r>
-      <w:r>
-        <w:fldChar w:fldCharType="begin"/>
-      </w:r>
-      <w:r>
-        <w:instrText xml:space="preserve"> SEQ ábra \* ARABIC </w:instrText>
-      </w:r>
-      <w:r>
-        <w:fldChar w:fldCharType="separate"/>
-      </w:r>
-      <w:r>
-        <w:rPr>
-          <w:noProof/>
-        </w:rPr>
-        <w:t>1</w:t>
-      </w:r>
-      <w:r>
-        <w:rPr>
-          <w:noProof/>
-        </w:rPr>
-        <w:fldChar w:fldCharType="end"/>
-      </w:r>
+      <w:fldSimple w:instr=" SEQ ábra \* ARABIC ">
+        <w:r>
+          <w:rPr>
+            <w:noProof/>
+          </w:rPr>
+          <w:t>1</w:t>
+        </w:r>
+      </w:fldSimple>
       <w:r>
         <w:t xml:space="preserve">: </w:t>
       </w:r>
@@ -7245,7 +7232,19 @@
         <w:rPr>
           <w:lang w:eastAsia="zh-CN"/>
         </w:rPr>
-        <w:t>A kliensoldali alkalmazás .NET MAUI környezetben készült, amely lehetővé teszi a platformfüggetlen grafikus felhasználói felület kialakítását.</w:t>
+        <w:t>A kliensoldali alkalmazás .NET MAUI környezetben készült</w:t>
+      </w:r>
+      <w:r>
+        <w:rPr>
+          <w:lang w:eastAsia="zh-CN"/>
+        </w:rPr>
+        <w:t xml:space="preserve"> [1]</w:t>
+      </w:r>
+      <w:r>
+        <w:rPr>
+          <w:lang w:eastAsia="zh-CN"/>
+        </w:rPr>
+        <w:t>, amely lehetővé teszi a platformfüggetlen grafikus felhasználói felület kialakítását.</w:t>
       </w:r>
     </w:p>
     <w:p>
@@ -7272,7 +7271,19 @@
         <w:rPr>
           <w:lang w:eastAsia="zh-CN"/>
         </w:rPr>
-        <w:t xml:space="preserve"> kiértékelése ML.NET segítségével történik. A betanított ONNX modellek infrastruktúra-független módon kerülnek felhasználásra.</w:t>
+        <w:t xml:space="preserve"> kiértékelése ML.NET</w:t>
+      </w:r>
+      <w:r>
+        <w:rPr>
+          <w:lang w:eastAsia="zh-CN"/>
+        </w:rPr>
+        <w:t xml:space="preserve"> [5]</w:t>
+      </w:r>
+      <w:r>
+        <w:rPr>
+          <w:lang w:eastAsia="zh-CN"/>
+        </w:rPr>
+        <w:t xml:space="preserve"> segítségével történik. A betanított ONNX modellek infrastruktúra-független módon kerülnek felhasználásra.</w:t>
       </w:r>
     </w:p>
     <w:p>
@@ -7299,7 +7310,19 @@
         <w:rPr>
           <w:lang w:eastAsia="zh-CN"/>
         </w:rPr>
-        <w:t xml:space="preserve"> Baselines3 keretrendszer segítségével, elkülönítve a </w:t>
+        <w:t xml:space="preserve"> Baselines3 </w:t>
+      </w:r>
+      <w:r>
+        <w:rPr>
+          <w:lang w:eastAsia="zh-CN"/>
+        </w:rPr>
+        <w:t xml:space="preserve">[6] </w:t>
+      </w:r>
+      <w:r>
+        <w:rPr>
+          <w:lang w:eastAsia="zh-CN"/>
+        </w:rPr>
+        <w:t xml:space="preserve">keretrendszer segítségével, elkülönítve a </w:t>
       </w:r>
       <w:proofErr w:type="spellStart"/>
       <w:r>
@@ -7352,7 +7375,19 @@
         <w:rPr>
           <w:lang w:eastAsia="zh-CN"/>
         </w:rPr>
-        <w:t xml:space="preserve"> kerül alkalmazásra.</w:t>
+        <w:t xml:space="preserve"> kerül alkalmazásra</w:t>
+      </w:r>
+      <w:r>
+        <w:rPr>
+          <w:lang w:eastAsia="zh-CN"/>
+        </w:rPr>
+        <w:t xml:space="preserve"> [2]</w:t>
+      </w:r>
+      <w:r>
+        <w:rPr>
+          <w:lang w:eastAsia="zh-CN"/>
+        </w:rPr>
+        <w:t>.</w:t>
       </w:r>
     </w:p>
     <w:p>
@@ -7875,19 +7910,96 @@
         <w:rPr>
           <w:lang w:eastAsia="zh-CN"/>
         </w:rPr>
-        <w:t xml:space="preserve"> grafikus könyvtárra épül, amely hatékony és platformfüggetlen rajzolást tesz lehetővé .NET környezeten belül.</w:t>
-      </w:r>
-    </w:p>
-    <w:p>
-      <w:pPr>
-        <w:rPr>
-          <w:lang w:eastAsia="zh-CN"/>
-        </w:rPr>
-      </w:pPr>
-      <w:r>
-        <w:rPr>
-          <w:lang w:eastAsia="zh-CN"/>
-        </w:rPr>
+        <w:t xml:space="preserve"> grafikus könyvtárra</w:t>
+      </w:r>
+      <w:r>
+        <w:rPr>
+          <w:lang w:eastAsia="zh-CN"/>
+        </w:rPr>
+        <w:t xml:space="preserve"> [4]</w:t>
+      </w:r>
+      <w:r>
+        <w:rPr>
+          <w:lang w:eastAsia="zh-CN"/>
+        </w:rPr>
+        <w:t xml:space="preserve"> épül, amely hatékony és platformfüggetlen rajzolást tesz lehetővé .NET környezeten belül.</w:t>
+      </w:r>
+      <w:r>
+        <w:rPr>
+          <w:lang w:eastAsia="zh-CN"/>
+        </w:rPr>
+        <w:t xml:space="preserve"> </w:t>
+      </w:r>
+      <w:r>
+        <w:rPr>
+          <w:lang w:eastAsia="zh-CN"/>
+        </w:rPr>
+        <w:t>A motor hierarchikus objektumkezelése és a jelenetek (</w:t>
+      </w:r>
+      <w:proofErr w:type="spellStart"/>
+      <w:r>
+        <w:rPr>
+          <w:lang w:eastAsia="zh-CN"/>
+        </w:rPr>
+        <w:t>Scene</w:t>
+      </w:r>
+      <w:proofErr w:type="spellEnd"/>
+      <w:r>
+        <w:rPr>
+          <w:lang w:eastAsia="zh-CN"/>
+        </w:rPr>
+        <w:t xml:space="preserve">) felépítése </w:t>
+      </w:r>
+      <w:proofErr w:type="spellStart"/>
+      <w:r>
+        <w:rPr>
+          <w:lang w:eastAsia="zh-CN"/>
+        </w:rPr>
+        <w:t>Mileff</w:t>
+      </w:r>
+      <w:proofErr w:type="spellEnd"/>
+      <w:r>
+        <w:rPr>
+          <w:lang w:eastAsia="zh-CN"/>
+        </w:rPr>
+        <w:t xml:space="preserve"> </w:t>
+      </w:r>
+      <w:r>
+        <w:rPr>
+          <w:lang w:eastAsia="zh-CN"/>
+        </w:rPr>
+        <w:t xml:space="preserve">Péter </w:t>
+      </w:r>
+      <w:r>
+        <w:rPr>
+          <w:lang w:eastAsia="zh-CN"/>
+        </w:rPr>
+        <w:t>(202</w:t>
+      </w:r>
+      <w:r>
+        <w:rPr>
+          <w:lang w:eastAsia="zh-CN"/>
+        </w:rPr>
+        <w:t>3</w:t>
+      </w:r>
+      <w:r>
+        <w:rPr>
+          <w:lang w:eastAsia="zh-CN"/>
+        </w:rPr>
+        <w:t>) 2D játékmotor-architektúrákra vonatkozó iránymutatásai [3] alapján került kialakításra.</w:t>
+      </w:r>
+    </w:p>
+    <w:p>
+      <w:pPr>
+        <w:rPr>
+          <w:lang w:eastAsia="zh-CN"/>
+        </w:rPr>
+      </w:pPr>
+      <w:r>
+        <w:rPr>
+          <w:lang w:eastAsia="zh-CN"/>
+        </w:rPr>
+        <w:lastRenderedPageBreak/>
         <w:t>Ez a komponens a</w:t>
       </w:r>
       <w:r>
@@ -7937,7 +8049,6 @@
         <w:rPr>
           <w:lang w:eastAsia="zh-CN"/>
         </w:rPr>
-        <w:lastRenderedPageBreak/>
         <w:t>Továbbá a</w:t>
       </w:r>
       <w:r>
@@ -8064,27 +8175,14 @@
       <w:r>
         <w:t xml:space="preserve">ábra </w:t>
       </w:r>
-      <w:r>
-        <w:fldChar w:fldCharType="begin"/>
-      </w:r>
-      <w:r>
-        <w:instrText xml:space="preserve"> SEQ ábra \* ARABIC </w:instrText>
-      </w:r>
-      <w:r>
-        <w:fldChar w:fldCharType="separate"/>
-      </w:r>
-      <w:r>
-        <w:rPr>
-          <w:noProof/>
-        </w:rPr>
-        <w:t>2</w:t>
-      </w:r>
-      <w:r>
-        <w:rPr>
-          <w:noProof/>
-        </w:rPr>
-        <w:fldChar w:fldCharType="end"/>
-      </w:r>
+      <w:fldSimple w:instr=" SEQ ábra \* ARABIC ">
+        <w:r>
+          <w:rPr>
+            <w:noProof/>
+          </w:rPr>
+          <w:t>2</w:t>
+        </w:r>
+      </w:fldSimple>
       <w:r>
         <w:t>: A játékmotor fő osztályai</w:t>
       </w:r>
@@ -8139,6 +8237,7 @@
         <w:rPr>
           <w:lang w:eastAsia="zh-CN"/>
         </w:rPr>
+        <w:lastRenderedPageBreak/>
         <w:t xml:space="preserve">A </w:t>
       </w:r>
       <w:proofErr w:type="spellStart"/>
@@ -8284,7 +8383,6 @@
         <w:rPr>
           <w:lang w:eastAsia="zh-CN"/>
         </w:rPr>
-        <w:lastRenderedPageBreak/>
         <w:t>Az Input</w:t>
       </w:r>
       <w:r>
@@ -8508,27 +8606,14 @@
       <w:r>
         <w:t xml:space="preserve">ábra </w:t>
       </w:r>
-      <w:r>
-        <w:fldChar w:fldCharType="begin"/>
-      </w:r>
-      <w:r>
-        <w:instrText xml:space="preserve"> SEQ ábra \* ARABIC </w:instrText>
-      </w:r>
-      <w:r>
-        <w:fldChar w:fldCharType="separate"/>
-      </w:r>
-      <w:r>
-        <w:rPr>
-          <w:noProof/>
-        </w:rPr>
-        <w:t>3</w:t>
-      </w:r>
-      <w:r>
-        <w:rPr>
-          <w:noProof/>
-        </w:rPr>
-        <w:fldChar w:fldCharType="end"/>
-      </w:r>
+      <w:fldSimple w:instr=" SEQ ábra \* ARABIC ">
+        <w:r>
+          <w:rPr>
+            <w:noProof/>
+          </w:rPr>
+          <w:t>3</w:t>
+        </w:r>
+      </w:fldSimple>
       <w:r>
         <w:t>: A játékmotor különböző komponensei</w:t>
       </w:r>
@@ -8605,7 +8690,14 @@
           <w:lang w:eastAsia="zh-CN"/>
         </w:rPr>
         <w:noBreakHyphen/>
-        <w:t xml:space="preserve">ek és </w:t>
+        <w:t xml:space="preserve">ek </w:t>
+      </w:r>
+      <w:r>
+        <w:rPr>
+          <w:lang w:eastAsia="zh-CN"/>
+        </w:rPr>
+        <w:lastRenderedPageBreak/>
+        <w:t xml:space="preserve">és </w:t>
       </w:r>
       <w:proofErr w:type="spellStart"/>
       <w:r>
@@ -8675,121 +8767,115 @@
         <w:rPr>
           <w:lang w:eastAsia="zh-CN"/>
         </w:rPr>
-        <w:t xml:space="preserve"> interfészek biztosítják a játékvilág hierarchikus felépítését és a grafikai rétegek kezelését, lehetővé téve az objektumok dinamikus regisztrációját és elérését anélkül, hogy a vezérlő logikának ismernie kellene a konkrét </w:t>
-      </w:r>
-      <w:r>
-        <w:rPr>
+        <w:t xml:space="preserve"> interfészek biztosítják a játékvilág hierarchikus felépítését és a grafikai rétegek kezelését, lehetővé téve az objektumok dinamikus regisztrációját és elérését anélkül, hogy a vezérlő logikának ismernie kellene a konkrét példányok típusát. Az </w:t>
+      </w:r>
+      <w:proofErr w:type="spellStart"/>
+      <w:r>
+        <w:rPr>
+          <w:lang w:eastAsia="zh-CN"/>
+        </w:rPr>
+        <w:t>AnimationManager</w:t>
+      </w:r>
+      <w:proofErr w:type="spellEnd"/>
+      <w:r>
+        <w:rPr>
+          <w:lang w:eastAsia="zh-CN"/>
+        </w:rPr>
+        <w:t xml:space="preserve"> implementációja modern aszinkron mintákat (</w:t>
+      </w:r>
+      <w:proofErr w:type="spellStart"/>
+      <w:r>
+        <w:rPr>
+          <w:lang w:eastAsia="zh-CN"/>
+        </w:rPr>
+        <w:t>TaskCompletionSource</w:t>
+      </w:r>
+      <w:proofErr w:type="spellEnd"/>
+      <w:r>
+        <w:rPr>
+          <w:lang w:eastAsia="zh-CN"/>
+        </w:rPr>
+        <w:t xml:space="preserve">, </w:t>
+      </w:r>
+      <w:proofErr w:type="spellStart"/>
+      <w:r>
+        <w:rPr>
+          <w:lang w:eastAsia="zh-CN"/>
+        </w:rPr>
+        <w:t>ConcurrentQueue</w:t>
+      </w:r>
+      <w:proofErr w:type="spellEnd"/>
+      <w:r>
+        <w:rPr>
+          <w:lang w:eastAsia="zh-CN"/>
+        </w:rPr>
+        <w:t xml:space="preserve">) alkalmaz, ami garantálja, hogy a komplex vizuális folyamatok a logikai szállal szinkronizálva, de nem blokkoló módon fussanak le. Az </w:t>
+      </w:r>
+      <w:proofErr w:type="spellStart"/>
+      <w:r>
+        <w:rPr>
+          <w:lang w:eastAsia="zh-CN"/>
+        </w:rPr>
+        <w:t>IAnimation</w:t>
+      </w:r>
+      <w:proofErr w:type="spellEnd"/>
+      <w:r>
+        <w:rPr>
+          <w:lang w:eastAsia="zh-CN"/>
+        </w:rPr>
+        <w:t xml:space="preserve"> interfész polimorfizmusa révén a rendszer tetszőleges számú egyedi logikával (pl. </w:t>
+      </w:r>
+      <w:proofErr w:type="spellStart"/>
+      <w:r>
+        <w:rPr>
+          <w:lang w:eastAsia="zh-CN"/>
+        </w:rPr>
+        <w:t>Movement</w:t>
+      </w:r>
+      <w:proofErr w:type="spellEnd"/>
+      <w:r>
+        <w:rPr>
+          <w:lang w:eastAsia="zh-CN"/>
+        </w:rPr>
+        <w:t xml:space="preserve">, </w:t>
+      </w:r>
+      <w:proofErr w:type="spellStart"/>
+      <w:r>
+        <w:rPr>
+          <w:lang w:eastAsia="zh-CN"/>
+        </w:rPr>
+        <w:t>CardFlip</w:t>
+      </w:r>
+      <w:proofErr w:type="spellEnd"/>
+      <w:r>
+        <w:rPr>
+          <w:lang w:eastAsia="zh-CN"/>
+        </w:rPr>
+        <w:t>) bővíthető, így az új animációs típusok hozzáadása nem igényli a meglévő menedzser osztályok módosítását. Ez a moduláris felépíté</w:t>
+      </w:r>
+      <w:r>
+        <w:rPr>
+          <w:lang w:eastAsia="zh-CN"/>
+        </w:rPr>
+        <w:t>s</w:t>
+      </w:r>
+      <w:r>
+        <w:rPr>
+          <w:lang w:eastAsia="zh-CN"/>
+        </w:rPr>
+        <w:t xml:space="preserve"> magas szintű absztrakciót és rugalmas skálázhatóságot biztosít a motor számára.</w:t>
+      </w:r>
+    </w:p>
+    <w:p>
+      <w:pPr>
+        <w:keepNext/>
+      </w:pPr>
+      <w:r>
+        <w:rPr>
+          <w:noProof/>
           <w:lang w:eastAsia="zh-CN"/>
         </w:rPr>
         <w:lastRenderedPageBreak/>
-        <w:t xml:space="preserve">példányok típusát. Az </w:t>
-      </w:r>
-      <w:proofErr w:type="spellStart"/>
-      <w:r>
-        <w:rPr>
-          <w:lang w:eastAsia="zh-CN"/>
-        </w:rPr>
-        <w:t>AnimationManager</w:t>
-      </w:r>
-      <w:proofErr w:type="spellEnd"/>
-      <w:r>
-        <w:rPr>
-          <w:lang w:eastAsia="zh-CN"/>
-        </w:rPr>
-        <w:t xml:space="preserve"> implementációja modern aszinkron mintákat (</w:t>
-      </w:r>
-      <w:proofErr w:type="spellStart"/>
-      <w:r>
-        <w:rPr>
-          <w:lang w:eastAsia="zh-CN"/>
-        </w:rPr>
-        <w:t>TaskCompletionSource</w:t>
-      </w:r>
-      <w:proofErr w:type="spellEnd"/>
-      <w:r>
-        <w:rPr>
-          <w:lang w:eastAsia="zh-CN"/>
-        </w:rPr>
-        <w:t xml:space="preserve">, </w:t>
-      </w:r>
-      <w:proofErr w:type="spellStart"/>
-      <w:r>
-        <w:rPr>
-          <w:lang w:eastAsia="zh-CN"/>
-        </w:rPr>
-        <w:t>ConcurrentQueue</w:t>
-      </w:r>
-      <w:proofErr w:type="spellEnd"/>
-      <w:r>
-        <w:rPr>
-          <w:lang w:eastAsia="zh-CN"/>
-        </w:rPr>
-        <w:t xml:space="preserve">) alkalmaz, ami garantálja, hogy a komplex vizuális folyamatok a logikai szállal szinkronizálva, de nem blokkoló módon fussanak le. Az </w:t>
-      </w:r>
-      <w:proofErr w:type="spellStart"/>
-      <w:r>
-        <w:rPr>
-          <w:lang w:eastAsia="zh-CN"/>
-        </w:rPr>
-        <w:t>IAnimation</w:t>
-      </w:r>
-      <w:proofErr w:type="spellEnd"/>
-      <w:r>
-        <w:rPr>
-          <w:lang w:eastAsia="zh-CN"/>
-        </w:rPr>
-        <w:t xml:space="preserve"> interfész polimorfizmusa révén a rendszer tetszőleges számú egyedi logikával (pl. </w:t>
-      </w:r>
-      <w:proofErr w:type="spellStart"/>
-      <w:r>
-        <w:rPr>
-          <w:lang w:eastAsia="zh-CN"/>
-        </w:rPr>
-        <w:t>Movement</w:t>
-      </w:r>
-      <w:proofErr w:type="spellEnd"/>
-      <w:r>
-        <w:rPr>
-          <w:lang w:eastAsia="zh-CN"/>
-        </w:rPr>
-        <w:t xml:space="preserve">, </w:t>
-      </w:r>
-      <w:proofErr w:type="spellStart"/>
-      <w:r>
-        <w:rPr>
-          <w:lang w:eastAsia="zh-CN"/>
-        </w:rPr>
-        <w:t>CardFlip</w:t>
-      </w:r>
-      <w:proofErr w:type="spellEnd"/>
-      <w:r>
-        <w:rPr>
-          <w:lang w:eastAsia="zh-CN"/>
-        </w:rPr>
-        <w:t>) bővíthető, így az új animációs típusok hozzáadása nem igényli a meglévő menedzser osztályok módosítását. Ez a moduláris felépíté</w:t>
-      </w:r>
-      <w:r>
-        <w:rPr>
-          <w:lang w:eastAsia="zh-CN"/>
-        </w:rPr>
-        <w:t>s</w:t>
-      </w:r>
-      <w:r>
-        <w:rPr>
-          <w:lang w:eastAsia="zh-CN"/>
-        </w:rPr>
-        <w:t xml:space="preserve"> magas szintű absztrakciót és rugalmas skálázhatóságot biztosít a motor számára.</w:t>
-      </w:r>
-    </w:p>
-    <w:p>
-      <w:pPr>
-        <w:keepNext/>
-      </w:pPr>
-      <w:r>
-        <w:rPr>
-          <w:noProof/>
-          <w:lang w:eastAsia="zh-CN"/>
-        </w:rPr>
         <w:drawing>
           <wp:inline distT="0" distB="0" distL="0" distR="0" wp14:anchorId="23925079" wp14:editId="3F25F1DF">
             <wp:extent cx="5753100" cy="5158740"/>
@@ -8851,27 +8937,14 @@
       <w:r>
         <w:t xml:space="preserve">ábra </w:t>
       </w:r>
-      <w:r>
-        <w:fldChar w:fldCharType="begin"/>
-      </w:r>
-      <w:r>
-        <w:instrText xml:space="preserve"> SEQ ábra \* ARABIC </w:instrText>
-      </w:r>
-      <w:r>
-        <w:fldChar w:fldCharType="separate"/>
-      </w:r>
-      <w:r>
-        <w:rPr>
-          <w:noProof/>
-        </w:rPr>
-        <w:t>4</w:t>
-      </w:r>
-      <w:r>
-        <w:rPr>
-          <w:noProof/>
-        </w:rPr>
-        <w:fldChar w:fldCharType="end"/>
-      </w:r>
+      <w:fldSimple w:instr=" SEQ ábra \* ARABIC ">
+        <w:r>
+          <w:rPr>
+            <w:noProof/>
+          </w:rPr>
+          <w:t>4</w:t>
+        </w:r>
+      </w:fldSimple>
       <w:r>
         <w:t xml:space="preserve">: </w:t>
       </w:r>
@@ -8986,105 +9059,99 @@
         <w:rPr>
           <w:lang w:eastAsia="zh-CN"/>
         </w:rPr>
-        <w:t xml:space="preserve"> példányokkal, garantálva, hogy a jelenet megszűnésekor az összes hozzárendelt </w:t>
-      </w:r>
+        <w:t xml:space="preserve"> példányokkal, garantálva, hogy a jelenet megszűnésekor az összes hozzárendelt grafikai erőforrás is felszabadításra kerüljön. A betöltési folyamat az </w:t>
+      </w:r>
+      <w:proofErr w:type="spellStart"/>
+      <w:r>
+        <w:rPr>
+          <w:lang w:eastAsia="zh-CN"/>
+        </w:rPr>
+        <w:t>ISceneLoader</w:t>
+      </w:r>
+      <w:proofErr w:type="spellEnd"/>
+      <w:r>
+        <w:rPr>
+          <w:lang w:eastAsia="zh-CN"/>
+        </w:rPr>
+        <w:t xml:space="preserve"> interfész mögé van absztrahálva, ami lehetővé teszi a különböző fájlformátumok kezelését anélkül, hogy a motor belső állapotát módosítani kellene.</w:t>
+      </w:r>
+    </w:p>
+    <w:p>
+      <w:pPr>
+        <w:rPr>
+          <w:lang w:eastAsia="zh-CN"/>
+        </w:rPr>
+      </w:pPr>
+      <w:r>
+        <w:rPr>
+          <w:lang w:eastAsia="zh-CN"/>
+        </w:rPr>
+        <w:t>A rajzolás minden esetben előre betöltött textúrák alapján történik</w:t>
+      </w:r>
+      <w:r>
+        <w:rPr>
+          <w:lang w:eastAsia="zh-CN"/>
+        </w:rPr>
+        <w:t xml:space="preserve">, amelyet a </w:t>
+      </w:r>
+      <w:proofErr w:type="spellStart"/>
+      <w:r>
+        <w:rPr>
+          <w:lang w:eastAsia="zh-CN"/>
+        </w:rPr>
+        <w:t>Scene</w:t>
+      </w:r>
+      <w:proofErr w:type="spellEnd"/>
+      <w:r>
+        <w:rPr>
+          <w:lang w:eastAsia="zh-CN"/>
+        </w:rPr>
+        <w:t xml:space="preserve"> osztály </w:t>
+      </w:r>
+      <w:proofErr w:type="spellStart"/>
+      <w:r>
+        <w:rPr>
+          <w:lang w:eastAsia="zh-CN"/>
+        </w:rPr>
+        <w:t>LoadTextures</w:t>
+      </w:r>
+      <w:proofErr w:type="spellEnd"/>
+      <w:r>
+        <w:rPr>
+          <w:lang w:eastAsia="zh-CN"/>
+        </w:rPr>
+        <w:t xml:space="preserve"> metódus</w:t>
+      </w:r>
+      <w:r>
+        <w:rPr>
+          <w:lang w:eastAsia="zh-CN"/>
+        </w:rPr>
+        <w:t xml:space="preserve"> segítségével</w:t>
+      </w:r>
+      <w:r>
+        <w:rPr>
+          <w:lang w:eastAsia="zh-CN"/>
+        </w:rPr>
+        <w:t xml:space="preserve"> lehet betölteni</w:t>
+      </w:r>
+      <w:r>
+        <w:rPr>
+          <w:lang w:eastAsia="zh-CN"/>
+        </w:rPr>
+        <w:t>.</w:t>
+      </w:r>
+    </w:p>
+    <w:p>
+      <w:pPr>
+        <w:rPr>
+          <w:lang w:eastAsia="zh-CN"/>
+        </w:rPr>
+      </w:pPr>
       <w:r>
         <w:rPr>
           <w:lang w:eastAsia="zh-CN"/>
         </w:rPr>
         <w:lastRenderedPageBreak/>
-        <w:t xml:space="preserve">grafikai erőforrás is felszabadításra kerüljön. A betöltési folyamat az </w:t>
-      </w:r>
-      <w:proofErr w:type="spellStart"/>
-      <w:r>
-        <w:rPr>
-          <w:lang w:eastAsia="zh-CN"/>
-        </w:rPr>
-        <w:t>ISceneLoader</w:t>
-      </w:r>
-      <w:proofErr w:type="spellEnd"/>
-      <w:r>
-        <w:rPr>
-          <w:lang w:eastAsia="zh-CN"/>
-        </w:rPr>
-        <w:t xml:space="preserve"> interfész mögé van absztrahálva, ami lehetővé teszi a különböző fájlformátumok kezelését anélkül, hogy a motor belső állapotát módosítani kellene.</w:t>
-      </w:r>
-    </w:p>
-    <w:p>
-      <w:pPr>
-        <w:rPr>
-          <w:lang w:eastAsia="zh-CN"/>
-        </w:rPr>
-      </w:pPr>
-      <w:r>
-        <w:rPr>
-          <w:lang w:eastAsia="zh-CN"/>
-        </w:rPr>
-        <w:t>A rajzolás minden esetben előre betöltött textúrák alapján történik</w:t>
-      </w:r>
-      <w:r>
-        <w:rPr>
-          <w:lang w:eastAsia="zh-CN"/>
-        </w:rPr>
-        <w:t xml:space="preserve">, amelyet a </w:t>
-      </w:r>
-      <w:proofErr w:type="spellStart"/>
-      <w:r>
-        <w:rPr>
-          <w:lang w:eastAsia="zh-CN"/>
-        </w:rPr>
-        <w:t>Scene</w:t>
-      </w:r>
-      <w:proofErr w:type="spellEnd"/>
-      <w:r>
-        <w:rPr>
-          <w:lang w:eastAsia="zh-CN"/>
-        </w:rPr>
-        <w:t xml:space="preserve"> osztály </w:t>
-      </w:r>
-      <w:proofErr w:type="spellStart"/>
-      <w:r>
-        <w:rPr>
-          <w:lang w:eastAsia="zh-CN"/>
-        </w:rPr>
-        <w:t>LoadTextures</w:t>
-      </w:r>
-      <w:proofErr w:type="spellEnd"/>
-      <w:r>
-        <w:rPr>
-          <w:lang w:eastAsia="zh-CN"/>
-        </w:rPr>
-        <w:t xml:space="preserve"> metódus</w:t>
-      </w:r>
-      <w:r>
-        <w:rPr>
-          <w:lang w:eastAsia="zh-CN"/>
-        </w:rPr>
-        <w:t xml:space="preserve"> segítségével</w:t>
-      </w:r>
-      <w:r>
-        <w:rPr>
-          <w:lang w:eastAsia="zh-CN"/>
-        </w:rPr>
-        <w:t xml:space="preserve"> lehet betölteni</w:t>
-      </w:r>
-      <w:r>
-        <w:rPr>
-          <w:lang w:eastAsia="zh-CN"/>
-        </w:rPr>
-        <w:t>.</w:t>
-      </w:r>
-    </w:p>
-    <w:p>
-      <w:pPr>
-        <w:rPr>
-          <w:lang w:eastAsia="zh-CN"/>
-        </w:rPr>
-      </w:pPr>
-      <w:r>
-        <w:rPr>
-          <w:lang w:eastAsia="zh-CN"/>
-        </w:rPr>
         <w:t xml:space="preserve">A </w:t>
       </w:r>
       <w:proofErr w:type="spellStart"/>
@@ -9440,24 +9507,14 @@
       <w:r>
         <w:t xml:space="preserve">ábra </w:t>
       </w:r>
-      <w:r>
-        <w:fldChar w:fldCharType="begin"/>
-      </w:r>
-      <w:r>
-        <w:instrText xml:space="preserve"> SEQ ábra \* ARABIC </w:instrText>
-      </w:r>
-      <w:r>
-        <w:fldChar w:fldCharType="separate"/>
-      </w:r>
-      <w:r>
-        <w:rPr>
-          <w:noProof/>
-        </w:rPr>
-        <w:t>5</w:t>
-      </w:r>
-      <w:r>
-        <w:fldChar w:fldCharType="end"/>
-      </w:r>
+      <w:fldSimple w:instr=" SEQ ábra \* ARABIC ">
+        <w:r>
+          <w:rPr>
+            <w:noProof/>
+          </w:rPr>
+          <w:t>5</w:t>
+        </w:r>
+      </w:fldSimple>
       <w:r>
         <w:t xml:space="preserve">: </w:t>
       </w:r>
@@ -9729,7 +9786,63 @@
         <w:rPr>
           <w:lang w:eastAsia="zh-CN"/>
         </w:rPr>
-        <w:t xml:space="preserve"> használatával.</w:t>
+        <w:t xml:space="preserve"> használatával</w:t>
+      </w:r>
+      <w:r>
+        <w:rPr>
+          <w:lang w:eastAsia="zh-CN"/>
+        </w:rPr>
+        <w:t xml:space="preserve"> [7]</w:t>
+      </w:r>
+      <w:r>
+        <w:rPr>
+          <w:lang w:eastAsia="zh-CN"/>
+        </w:rPr>
+        <w:t>.</w:t>
+      </w:r>
+      <w:r>
+        <w:rPr>
+          <w:lang w:eastAsia="zh-CN"/>
+        </w:rPr>
+        <w:t xml:space="preserve"> </w:t>
+      </w:r>
+      <w:r>
+        <w:rPr>
+          <w:lang w:eastAsia="zh-CN"/>
+        </w:rPr>
+        <w:t xml:space="preserve">Ezen minták konkrét, </w:t>
+      </w:r>
+      <w:r>
+        <w:rPr>
+          <w:lang w:eastAsia="zh-CN"/>
+        </w:rPr>
+        <w:t xml:space="preserve">C# nyelvű és objektumorientált implementációjához a </w:t>
+      </w:r>
+      <w:proofErr w:type="spellStart"/>
+      <w:r>
+        <w:rPr>
+          <w:lang w:eastAsia="zh-CN"/>
+        </w:rPr>
+        <w:t>Refactoring.Guru</w:t>
+      </w:r>
+      <w:proofErr w:type="spellEnd"/>
+      <w:r>
+        <w:rPr>
+          <w:lang w:eastAsia="zh-CN"/>
+        </w:rPr>
+        <w:t xml:space="preserve"> strukturális megoldásait [</w:t>
+      </w:r>
+      <w:r>
+        <w:rPr>
+          <w:lang w:eastAsia="zh-CN"/>
+        </w:rPr>
+        <w:t>8</w:t>
+      </w:r>
+      <w:r>
+        <w:rPr>
+          <w:lang w:eastAsia="zh-CN"/>
+        </w:rPr>
+        <w:t>] vettem alapul.</w:t>
       </w:r>
     </w:p>
     <w:p>
@@ -9866,27 +9979,14 @@
       <w:r>
         <w:t xml:space="preserve">ábra </w:t>
       </w:r>
-      <w:r>
-        <w:fldChar w:fldCharType="begin"/>
-      </w:r>
-      <w:r>
-        <w:instrText xml:space="preserve"> SEQ ábra \* ARABIC </w:instrText>
-      </w:r>
-      <w:r>
-        <w:fldChar w:fldCharType="separate"/>
-      </w:r>
-      <w:r>
-        <w:rPr>
-          <w:noProof/>
-        </w:rPr>
-        <w:t>6</w:t>
-      </w:r>
-      <w:r>
-        <w:rPr>
-          <w:noProof/>
-        </w:rPr>
-        <w:fldChar w:fldCharType="end"/>
-      </w:r>
+      <w:fldSimple w:instr=" SEQ ábra \* ARABIC ">
+        <w:r>
+          <w:rPr>
+            <w:noProof/>
+          </w:rPr>
+          <w:t>6</w:t>
+        </w:r>
+      </w:fldSimple>
       <w:r>
         <w:t>: A játék logika főegysége</w:t>
       </w:r>
@@ -10244,27 +10344,14 @@
       <w:r>
         <w:t xml:space="preserve">ábra </w:t>
       </w:r>
-      <w:r>
-        <w:fldChar w:fldCharType="begin"/>
-      </w:r>
-      <w:r>
-        <w:instrText xml:space="preserve"> SEQ ábra \* ARABIC </w:instrText>
-      </w:r>
-      <w:r>
-        <w:fldChar w:fldCharType="separate"/>
-      </w:r>
-      <w:r>
-        <w:rPr>
-          <w:noProof/>
-        </w:rPr>
-        <w:t>7</w:t>
-      </w:r>
-      <w:r>
-        <w:rPr>
-          <w:noProof/>
-        </w:rPr>
-        <w:fldChar w:fldCharType="end"/>
-      </w:r>
+      <w:fldSimple w:instr=" SEQ ábra \* ARABIC ">
+        <w:r>
+          <w:rPr>
+            <w:noProof/>
+          </w:rPr>
+          <w:t>7</w:t>
+        </w:r>
+      </w:fldSimple>
       <w:r>
         <w:t xml:space="preserve">: Játék vezérlést elősegítő </w:t>
       </w:r>
@@ -10857,27 +10944,14 @@
       <w:r>
         <w:t xml:space="preserve">ábra </w:t>
       </w:r>
-      <w:r>
-        <w:fldChar w:fldCharType="begin"/>
-      </w:r>
-      <w:r>
-        <w:instrText xml:space="preserve"> SEQ ábra \* ARABIC </w:instrText>
-      </w:r>
-      <w:r>
-        <w:fldChar w:fldCharType="separate"/>
-      </w:r>
-      <w:r>
-        <w:rPr>
-          <w:noProof/>
-        </w:rPr>
-        <w:t>8</w:t>
-      </w:r>
-      <w:r>
-        <w:rPr>
-          <w:noProof/>
-        </w:rPr>
-        <w:fldChar w:fldCharType="end"/>
-      </w:r>
+      <w:fldSimple w:instr=" SEQ ábra \* ARABIC ">
+        <w:r>
+          <w:rPr>
+            <w:noProof/>
+          </w:rPr>
+          <w:t>8</w:t>
+        </w:r>
+      </w:fldSimple>
       <w:r>
         <w:t>: Korok reprezentációja</w:t>
       </w:r>
@@ -10980,24 +11054,14 @@
       <w:r>
         <w:t xml:space="preserve">ábra </w:t>
       </w:r>
-      <w:r>
-        <w:fldChar w:fldCharType="begin"/>
-      </w:r>
-      <w:r>
-        <w:instrText xml:space="preserve"> SEQ ábra \* ARABIC </w:instrText>
-      </w:r>
-      <w:r>
-        <w:fldChar w:fldCharType="separate"/>
-      </w:r>
-      <w:r>
-        <w:rPr>
-          <w:noProof/>
-        </w:rPr>
-        <w:t>9</w:t>
-      </w:r>
-      <w:r>
-        <w:fldChar w:fldCharType="end"/>
-      </w:r>
+      <w:fldSimple w:instr=" SEQ ábra \* ARABIC ">
+        <w:r>
+          <w:rPr>
+            <w:noProof/>
+          </w:rPr>
+          <w:t>9</w:t>
+        </w:r>
+      </w:fldSimple>
       <w:r>
         <w:t xml:space="preserve">: </w:t>
       </w:r>
@@ -11211,27 +11275,14 @@
       <w:r>
         <w:t xml:space="preserve">ábra </w:t>
       </w:r>
-      <w:r>
-        <w:fldChar w:fldCharType="begin"/>
-      </w:r>
-      <w:r>
-        <w:instrText xml:space="preserve"> SEQ ábra \* ARABIC </w:instrText>
-      </w:r>
-      <w:r>
-        <w:fldChar w:fldCharType="separate"/>
-      </w:r>
-      <w:r>
-        <w:rPr>
-          <w:noProof/>
-        </w:rPr>
-        <w:t>10</w:t>
-      </w:r>
-      <w:r>
-        <w:rPr>
-          <w:noProof/>
-        </w:rPr>
-        <w:fldChar w:fldCharType="end"/>
-      </w:r>
+      <w:fldSimple w:instr=" SEQ ábra \* ARABIC ">
+        <w:r>
+          <w:rPr>
+            <w:noProof/>
+          </w:rPr>
+          <w:t>10</w:t>
+        </w:r>
+      </w:fldSimple>
       <w:r>
         <w:t>: Játékelemek generálását segítő osztályok</w:t>
       </w:r>
@@ -11463,27 +11514,14 @@
       <w:r>
         <w:t xml:space="preserve">ábra </w:t>
       </w:r>
-      <w:r>
-        <w:fldChar w:fldCharType="begin"/>
-      </w:r>
-      <w:r>
-        <w:instrText xml:space="preserve"> SEQ ábra \* ARABIC </w:instrText>
-      </w:r>
-      <w:r>
-        <w:fldChar w:fldCharType="separate"/>
-      </w:r>
-      <w:r>
-        <w:rPr>
-          <w:noProof/>
-        </w:rPr>
-        <w:t>11</w:t>
-      </w:r>
-      <w:r>
-        <w:rPr>
-          <w:noProof/>
-        </w:rPr>
-        <w:fldChar w:fldCharType="end"/>
-      </w:r>
+      <w:fldSimple w:instr=" SEQ ábra \* ARABIC ">
+        <w:r>
+          <w:rPr>
+            <w:noProof/>
+          </w:rPr>
+          <w:t>11</w:t>
+        </w:r>
+      </w:fldSimple>
       <w:r>
         <w:t>: Kártya kompozíciót reprezentáló osztályok</w:t>
       </w:r>
@@ -11648,27 +11686,14 @@
       <w:r>
         <w:t xml:space="preserve">ábra </w:t>
       </w:r>
-      <w:r>
-        <w:fldChar w:fldCharType="begin"/>
-      </w:r>
-      <w:r>
-        <w:instrText xml:space="preserve"> SEQ ábra \* ARABIC </w:instrText>
-      </w:r>
-      <w:r>
-        <w:fldChar w:fldCharType="separate"/>
-      </w:r>
-      <w:r>
-        <w:rPr>
-          <w:noProof/>
-        </w:rPr>
-        <w:t>12</w:t>
-      </w:r>
-      <w:r>
-        <w:rPr>
-          <w:noProof/>
-        </w:rPr>
-        <w:fldChar w:fldCharType="end"/>
-      </w:r>
+      <w:fldSimple w:instr=" SEQ ábra \* ARABIC ">
+        <w:r>
+          <w:rPr>
+            <w:noProof/>
+          </w:rPr>
+          <w:t>12</w:t>
+        </w:r>
+      </w:fldSimple>
       <w:r>
         <w:t>: Külsőleg használt interfészek és osztályok</w:t>
       </w:r>
@@ -12029,24 +12054,14 @@
       <w:r>
         <w:t xml:space="preserve">ábra </w:t>
       </w:r>
-      <w:r>
-        <w:fldChar w:fldCharType="begin"/>
-      </w:r>
-      <w:r>
-        <w:instrText xml:space="preserve"> SEQ ábra \* ARABIC </w:instrText>
-      </w:r>
-      <w:r>
-        <w:fldChar w:fldCharType="separate"/>
-      </w:r>
-      <w:r>
-        <w:rPr>
-          <w:noProof/>
-        </w:rPr>
-        <w:t>13</w:t>
-      </w:r>
-      <w:r>
-        <w:fldChar w:fldCharType="end"/>
-      </w:r>
+      <w:fldSimple w:instr=" SEQ ábra \* ARABIC ">
+        <w:r>
+          <w:rPr>
+            <w:noProof/>
+          </w:rPr>
+          <w:t>13</w:t>
+        </w:r>
+      </w:fldSimple>
       <w:r>
         <w:t xml:space="preserve">: </w:t>
       </w:r>
@@ -12298,27 +12313,14 @@
       <w:r>
         <w:t xml:space="preserve">ábra </w:t>
       </w:r>
-      <w:r>
-        <w:fldChar w:fldCharType="begin"/>
-      </w:r>
-      <w:r>
-        <w:instrText xml:space="preserve"> SEQ ábra \* ARABIC </w:instrText>
-      </w:r>
-      <w:r>
-        <w:fldChar w:fldCharType="separate"/>
-      </w:r>
-      <w:r>
-        <w:rPr>
-          <w:noProof/>
-        </w:rPr>
-        <w:t>14</w:t>
-      </w:r>
-      <w:r>
-        <w:rPr>
-          <w:noProof/>
-        </w:rPr>
-        <w:fldChar w:fldCharType="end"/>
-      </w:r>
+      <w:fldSimple w:instr=" SEQ ábra \* ARABIC ">
+        <w:r>
+          <w:rPr>
+            <w:noProof/>
+          </w:rPr>
+          <w:t>14</w:t>
+        </w:r>
+      </w:fldSimple>
       <w:r>
         <w:t>: Különböző döntéseket kezelő osztályok és a súlyokat tartalmazó osztály reprezentációja</w:t>
       </w:r>
@@ -12473,24 +12475,14 @@
       <w:r>
         <w:t xml:space="preserve">ábra </w:t>
       </w:r>
-      <w:r>
-        <w:fldChar w:fldCharType="begin"/>
-      </w:r>
-      <w:r>
-        <w:instrText xml:space="preserve"> SEQ ábra \* ARABIC </w:instrText>
-      </w:r>
-      <w:r>
-        <w:fldChar w:fldCharType="separate"/>
-      </w:r>
-      <w:r>
-        <w:rPr>
-          <w:noProof/>
-        </w:rPr>
-        <w:t>15</w:t>
-      </w:r>
-      <w:r>
-        <w:fldChar w:fldCharType="end"/>
-      </w:r>
+      <w:fldSimple w:instr=" SEQ ábra \* ARABIC ">
+        <w:r>
+          <w:rPr>
+            <w:noProof/>
+          </w:rPr>
+          <w:t>15</w:t>
+        </w:r>
+      </w:fldSimple>
       <w:r>
         <w:t xml:space="preserve">: </w:t>
       </w:r>
@@ -12999,24 +12991,14 @@
       <w:r>
         <w:t xml:space="preserve">ábra </w:t>
       </w:r>
-      <w:r>
-        <w:fldChar w:fldCharType="begin"/>
-      </w:r>
-      <w:r>
-        <w:instrText xml:space="preserve"> SEQ ábra \* ARABIC </w:instrText>
-      </w:r>
-      <w:r>
-        <w:fldChar w:fldCharType="separate"/>
-      </w:r>
-      <w:r>
-        <w:rPr>
-          <w:noProof/>
-        </w:rPr>
-        <w:t>16</w:t>
-      </w:r>
-      <w:r>
-        <w:fldChar w:fldCharType="end"/>
-      </w:r>
+      <w:fldSimple w:instr=" SEQ ábra \* ARABIC ">
+        <w:r>
+          <w:rPr>
+            <w:noProof/>
+          </w:rPr>
+          <w:t>16</w:t>
+        </w:r>
+      </w:fldSimple>
       <w:r>
         <w:t xml:space="preserve">: </w:t>
       </w:r>
@@ -13250,24 +13232,14 @@
       <w:r>
         <w:t xml:space="preserve">ábra </w:t>
       </w:r>
-      <w:r>
-        <w:fldChar w:fldCharType="begin"/>
-      </w:r>
-      <w:r>
-        <w:instrText xml:space="preserve"> SEQ ábra \* ARABIC </w:instrText>
-      </w:r>
-      <w:r>
-        <w:fldChar w:fldCharType="separate"/>
-      </w:r>
-      <w:r>
-        <w:rPr>
-          <w:noProof/>
-        </w:rPr>
-        <w:t>17</w:t>
-      </w:r>
-      <w:r>
-        <w:fldChar w:fldCharType="end"/>
-      </w:r>
+      <w:fldSimple w:instr=" SEQ ábra \* ARABIC ">
+        <w:r>
+          <w:rPr>
+            <w:noProof/>
+          </w:rPr>
+          <w:t>17</w:t>
+        </w:r>
+      </w:fldSimple>
       <w:r>
         <w:t xml:space="preserve">: </w:t>
       </w:r>
@@ -13399,24 +13371,14 @@
       <w:r>
         <w:t xml:space="preserve">ábra </w:t>
       </w:r>
-      <w:r>
-        <w:fldChar w:fldCharType="begin"/>
-      </w:r>
-      <w:r>
-        <w:instrText xml:space="preserve"> SEQ ábra \* ARABIC </w:instrText>
-      </w:r>
-      <w:r>
-        <w:fldChar w:fldCharType="separate"/>
-      </w:r>
-      <w:r>
-        <w:rPr>
-          <w:noProof/>
-        </w:rPr>
-        <w:t>18</w:t>
-      </w:r>
-      <w:r>
-        <w:fldChar w:fldCharType="end"/>
-      </w:r>
+      <w:fldSimple w:instr=" SEQ ábra \* ARABIC ">
+        <w:r>
+          <w:rPr>
+            <w:noProof/>
+          </w:rPr>
+          <w:t>18</w:t>
+        </w:r>
+      </w:fldSimple>
       <w:r>
         <w:t xml:space="preserve">: </w:t>
       </w:r>
@@ -14088,27 +14050,14 @@
       <w:r>
         <w:t xml:space="preserve">ábra </w:t>
       </w:r>
-      <w:r>
-        <w:fldChar w:fldCharType="begin"/>
-      </w:r>
-      <w:r>
-        <w:instrText xml:space="preserve"> SEQ ábra \* ARABIC </w:instrText>
-      </w:r>
-      <w:r>
-        <w:fldChar w:fldCharType="separate"/>
-      </w:r>
-      <w:r>
-        <w:rPr>
-          <w:noProof/>
-        </w:rPr>
-        <w:t>19</w:t>
-      </w:r>
-      <w:r>
-        <w:rPr>
-          <w:noProof/>
-        </w:rPr>
-        <w:fldChar w:fldCharType="end"/>
-      </w:r>
+      <w:fldSimple w:instr=" SEQ ábra \* ARABIC ">
+        <w:r>
+          <w:rPr>
+            <w:noProof/>
+          </w:rPr>
+          <w:t>19</w:t>
+        </w:r>
+      </w:fldSimple>
       <w:r>
         <w:t>: Szerver oldali üzenetküldéssel kapcsolatos osztályok, interfészek</w:t>
       </w:r>
@@ -14337,27 +14286,14 @@
       <w:r>
         <w:t xml:space="preserve">ábra </w:t>
       </w:r>
-      <w:r>
-        <w:fldChar w:fldCharType="begin"/>
-      </w:r>
-      <w:r>
-        <w:instrText xml:space="preserve"> SEQ ábra \* ARABIC </w:instrText>
-      </w:r>
-      <w:r>
-        <w:fldChar w:fldCharType="separate"/>
-      </w:r>
-      <w:r>
-        <w:rPr>
-          <w:noProof/>
-        </w:rPr>
-        <w:t>20</w:t>
-      </w:r>
-      <w:r>
-        <w:rPr>
-          <w:noProof/>
-        </w:rPr>
-        <w:fldChar w:fldCharType="end"/>
-      </w:r>
+      <w:fldSimple w:instr=" SEQ ábra \* ARABIC ">
+        <w:r>
+          <w:rPr>
+            <w:noProof/>
+          </w:rPr>
+          <w:t>20</w:t>
+        </w:r>
+      </w:fldSimple>
       <w:r>
         <w:t>: A klienseket reprezentáló és kezelő osztályok szerver oldalon</w:t>
       </w:r>
@@ -14745,27 +14681,14 @@
       <w:r>
         <w:t xml:space="preserve">ábra </w:t>
       </w:r>
-      <w:r>
-        <w:fldChar w:fldCharType="begin"/>
-      </w:r>
-      <w:r>
-        <w:instrText xml:space="preserve"> SEQ ábra \* ARABIC </w:instrText>
-      </w:r>
-      <w:r>
-        <w:fldChar w:fldCharType="separate"/>
-      </w:r>
-      <w:r>
-        <w:rPr>
-          <w:noProof/>
-        </w:rPr>
-        <w:t>21</w:t>
-      </w:r>
-      <w:r>
-        <w:rPr>
-          <w:noProof/>
-        </w:rPr>
-        <w:fldChar w:fldCharType="end"/>
-      </w:r>
+      <w:fldSimple w:instr=" SEQ ábra \* ARABIC ">
+        <w:r>
+          <w:rPr>
+            <w:noProof/>
+          </w:rPr>
+          <w:t>21</w:t>
+        </w:r>
+      </w:fldSimple>
       <w:r>
         <w:t>: Üzenet szétosztást megvalósító osztályok, interfészek</w:t>
       </w:r>
@@ -14990,27 +14913,14 @@
       <w:r>
         <w:t xml:space="preserve">ábra </w:t>
       </w:r>
-      <w:r>
-        <w:fldChar w:fldCharType="begin"/>
-      </w:r>
-      <w:r>
-        <w:instrText xml:space="preserve"> SEQ ábra \* ARABIC </w:instrText>
-      </w:r>
-      <w:r>
-        <w:fldChar w:fldCharType="separate"/>
-      </w:r>
-      <w:r>
-        <w:rPr>
-          <w:noProof/>
-        </w:rPr>
-        <w:t>22</w:t>
-      </w:r>
-      <w:r>
-        <w:rPr>
-          <w:noProof/>
-        </w:rPr>
-        <w:fldChar w:fldCharType="end"/>
-      </w:r>
+      <w:fldSimple w:instr=" SEQ ábra \* ARABIC ">
+        <w:r>
+          <w:rPr>
+            <w:noProof/>
+          </w:rPr>
+          <w:t>22</w:t>
+        </w:r>
+      </w:fldSimple>
       <w:r>
         <w:t>: Lobby kezeléssel kapcsolatos osztályok</w:t>
       </w:r>
@@ -15307,27 +15217,14 @@
       <w:r>
         <w:t xml:space="preserve">ábra </w:t>
       </w:r>
-      <w:r>
-        <w:fldChar w:fldCharType="begin"/>
-      </w:r>
-      <w:r>
-        <w:instrText xml:space="preserve"> SEQ ábra \* ARABIC </w:instrText>
-      </w:r>
-      <w:r>
-        <w:fldChar w:fldCharType="separate"/>
-      </w:r>
-      <w:r>
-        <w:rPr>
-          <w:noProof/>
-        </w:rPr>
-        <w:t>23</w:t>
-      </w:r>
-      <w:r>
-        <w:rPr>
-          <w:noProof/>
-        </w:rPr>
-        <w:fldChar w:fldCharType="end"/>
-      </w:r>
+      <w:fldSimple w:instr=" SEQ ábra \* ARABIC ">
+        <w:r>
+          <w:rPr>
+            <w:noProof/>
+          </w:rPr>
+          <w:t>23</w:t>
+        </w:r>
+      </w:fldSimple>
       <w:r>
         <w:t>: Több játékmenet kezelésével kapcsolatos osztályok</w:t>
       </w:r>
@@ -15988,24 +15885,14 @@
                             <w:r>
                               <w:t xml:space="preserve">ábra </w:t>
                             </w:r>
-                            <w:r>
-                              <w:fldChar w:fldCharType="begin"/>
-                            </w:r>
-                            <w:r>
-                              <w:instrText xml:space="preserve"> SEQ ábra \* ARABIC </w:instrText>
-                            </w:r>
-                            <w:r>
-                              <w:fldChar w:fldCharType="separate"/>
-                            </w:r>
-                            <w:r>
-                              <w:rPr>
-                                <w:noProof/>
-                              </w:rPr>
-                              <w:t>24</w:t>
-                            </w:r>
-                            <w:r>
-                              <w:fldChar w:fldCharType="end"/>
-                            </w:r>
+                            <w:fldSimple w:instr=" SEQ ábra \* ARABIC ">
+                              <w:r>
+                                <w:rPr>
+                                  <w:noProof/>
+                                </w:rPr>
+                                <w:t>24</w:t>
+                              </w:r>
+                            </w:fldSimple>
                             <w:r>
                               <w:t>: Felhasználó entity adatbázis diagram</w:t>
                             </w:r>
@@ -16050,24 +15937,14 @@
                       <w:r>
                         <w:t xml:space="preserve">ábra </w:t>
                       </w:r>
-                      <w:r>
-                        <w:fldChar w:fldCharType="begin"/>
-                      </w:r>
-                      <w:r>
-                        <w:instrText xml:space="preserve"> SEQ ábra \* ARABIC </w:instrText>
-                      </w:r>
-                      <w:r>
-                        <w:fldChar w:fldCharType="separate"/>
-                      </w:r>
-                      <w:r>
-                        <w:rPr>
-                          <w:noProof/>
-                        </w:rPr>
-                        <w:t>24</w:t>
-                      </w:r>
-                      <w:r>
-                        <w:fldChar w:fldCharType="end"/>
-                      </w:r>
+                      <w:fldSimple w:instr=" SEQ ábra \* ARABIC ">
+                        <w:r>
+                          <w:rPr>
+                            <w:noProof/>
+                          </w:rPr>
+                          <w:t>24</w:t>
+                        </w:r>
+                      </w:fldSimple>
                       <w:r>
                         <w:t>: Felhasználó entity adatbázis diagram</w:t>
                       </w:r>
@@ -16621,7 +16498,37 @@
         <w:rPr>
           <w:lang w:eastAsia="zh-CN"/>
         </w:rPr>
-        <w:t xml:space="preserve"> algoritmus került alkalmazásra, amely egy széles körben használt megerősítéses tanulási módszer. A PPO egy </w:t>
+        <w:t xml:space="preserve"> </w:t>
+      </w:r>
+      <w:r>
+        <w:rPr>
+          <w:lang w:eastAsia="zh-CN"/>
+        </w:rPr>
+        <w:t>[</w:t>
+      </w:r>
+      <w:r>
+        <w:rPr>
+          <w:lang w:eastAsia="zh-CN"/>
+        </w:rPr>
+        <w:t>7</w:t>
+      </w:r>
+      <w:r>
+        <w:rPr>
+          <w:lang w:eastAsia="zh-CN"/>
+        </w:rPr>
+        <w:t>]</w:t>
+      </w:r>
+      <w:r>
+        <w:rPr>
+          <w:lang w:eastAsia="zh-CN"/>
+        </w:rPr>
+        <w:t xml:space="preserve"> </w:t>
+      </w:r>
+      <w:r>
+        <w:rPr>
+          <w:lang w:eastAsia="zh-CN"/>
+        </w:rPr>
+        <w:t xml:space="preserve">algoritmus került alkalmazásra, amely egy széles körben használt megerősítéses tanulási módszer. A PPO egy </w:t>
       </w:r>
       <w:r>
         <w:rPr>
@@ -17005,27 +16912,14 @@
       <w:r>
         <w:t xml:space="preserve">ábra </w:t>
       </w:r>
-      <w:r>
-        <w:fldChar w:fldCharType="begin"/>
-      </w:r>
-      <w:r>
-        <w:instrText xml:space="preserve"> SEQ ábra \* ARABIC </w:instrText>
-      </w:r>
-      <w:r>
-        <w:fldChar w:fldCharType="separate"/>
-      </w:r>
-      <w:r>
-        <w:rPr>
-          <w:noProof/>
-        </w:rPr>
-        <w:t>25</w:t>
-      </w:r>
-      <w:r>
-        <w:rPr>
-          <w:noProof/>
-        </w:rPr>
-        <w:fldChar w:fldCharType="end"/>
-      </w:r>
+      <w:fldSimple w:instr=" SEQ ábra \* ARABIC ">
+        <w:r>
+          <w:rPr>
+            <w:noProof/>
+          </w:rPr>
+          <w:t>25</w:t>
+        </w:r>
+      </w:fldSimple>
       <w:r>
         <w:t>: A könnyű szintű MI átlagos jutalom szerzése</w:t>
       </w:r>
@@ -17304,27 +17198,14 @@
       <w:r>
         <w:t xml:space="preserve">ábra </w:t>
       </w:r>
-      <w:r>
-        <w:fldChar w:fldCharType="begin"/>
-      </w:r>
-      <w:r>
-        <w:instrText xml:space="preserve"> SEQ ábra \* ARABIC </w:instrText>
-      </w:r>
-      <w:r>
-        <w:fldChar w:fldCharType="separate"/>
-      </w:r>
-      <w:r>
-        <w:rPr>
-          <w:noProof/>
-        </w:rPr>
-        <w:t>26</w:t>
-      </w:r>
-      <w:r>
-        <w:rPr>
-          <w:noProof/>
-        </w:rPr>
-        <w:fldChar w:fldCharType="end"/>
-      </w:r>
+      <w:fldSimple w:instr=" SEQ ábra \* ARABIC ">
+        <w:r>
+          <w:rPr>
+            <w:noProof/>
+          </w:rPr>
+          <w:t>26</w:t>
+        </w:r>
+      </w:fldSimple>
       <w:r>
         <w:t xml:space="preserve">: </w:t>
       </w:r>
@@ -17346,27 +17227,14 @@
       <w:r>
         <w:t xml:space="preserve">táblázat </w:t>
       </w:r>
-      <w:r>
-        <w:fldChar w:fldCharType="begin"/>
-      </w:r>
-      <w:r>
-        <w:instrText xml:space="preserve"> SEQ táblázat \* ARABIC </w:instrText>
-      </w:r>
-      <w:r>
-        <w:fldChar w:fldCharType="separate"/>
-      </w:r>
-      <w:r>
-        <w:rPr>
-          <w:noProof/>
-        </w:rPr>
-        <w:t>1</w:t>
-      </w:r>
-      <w:r>
-        <w:rPr>
-          <w:noProof/>
-        </w:rPr>
-        <w:fldChar w:fldCharType="end"/>
-      </w:r>
+      <w:fldSimple w:instr=" SEQ táblázat \* ARABIC ">
+        <w:r>
+          <w:rPr>
+            <w:noProof/>
+          </w:rPr>
+          <w:t>1</w:t>
+        </w:r>
+      </w:fldSimple>
       <w:r>
         <w:t>: Közepes szintű ágens tanítási fázisainak konfigurációja</w:t>
       </w:r>
@@ -18131,6 +17999,7 @@
               <w:rPr>
                 <w:lang w:val="en-GB" w:eastAsia="zh-CN"/>
               </w:rPr>
+              <w:lastRenderedPageBreak/>
               <w:t>Medium_Fourth_Phase</w:t>
             </w:r>
             <w:proofErr w:type="spellEnd"/>
@@ -18559,27 +18428,14 @@
       <w:r>
         <w:t xml:space="preserve">ábra </w:t>
       </w:r>
-      <w:r>
-        <w:fldChar w:fldCharType="begin"/>
-      </w:r>
-      <w:r>
-        <w:instrText xml:space="preserve"> SEQ ábra \* ARABIC </w:instrText>
-      </w:r>
-      <w:r>
-        <w:fldChar w:fldCharType="separate"/>
-      </w:r>
-      <w:r>
-        <w:rPr>
-          <w:noProof/>
-        </w:rPr>
-        <w:t>27</w:t>
-      </w:r>
-      <w:r>
-        <w:rPr>
-          <w:noProof/>
-        </w:rPr>
-        <w:fldChar w:fldCharType="end"/>
-      </w:r>
+      <w:fldSimple w:instr=" SEQ ábra \* ARABIC ">
+        <w:r>
+          <w:rPr>
+            <w:noProof/>
+          </w:rPr>
+          <w:t>27</w:t>
+        </w:r>
+      </w:fldSimple>
       <w:r>
         <w:t xml:space="preserve">: </w:t>
       </w:r>
@@ -18601,27 +18457,14 @@
       <w:r>
         <w:t xml:space="preserve">táblázat </w:t>
       </w:r>
-      <w:r>
-        <w:fldChar w:fldCharType="begin"/>
-      </w:r>
-      <w:r>
-        <w:instrText xml:space="preserve"> SEQ táblázat \* ARABIC </w:instrText>
-      </w:r>
-      <w:r>
-        <w:fldChar w:fldCharType="separate"/>
-      </w:r>
-      <w:r>
-        <w:rPr>
-          <w:noProof/>
-        </w:rPr>
-        <w:t>2</w:t>
-      </w:r>
-      <w:r>
-        <w:rPr>
-          <w:noProof/>
-        </w:rPr>
-        <w:fldChar w:fldCharType="end"/>
-      </w:r>
+      <w:fldSimple w:instr=" SEQ táblázat \* ARABIC ">
+        <w:r>
+          <w:rPr>
+            <w:noProof/>
+          </w:rPr>
+          <w:t>2</w:t>
+        </w:r>
+      </w:fldSimple>
       <w:r>
         <w:t>: Nehéz szintű ágens tanítási fázisainak konfigurációja</w:t>
       </w:r>
@@ -19910,27 +19753,14 @@
         <w:lastRenderedPageBreak/>
         <w:t xml:space="preserve">táblázat </w:t>
       </w:r>
-      <w:r>
-        <w:fldChar w:fldCharType="begin"/>
-      </w:r>
-      <w:r>
-        <w:instrText xml:space="preserve"> SEQ táblázat \* ARABIC </w:instrText>
-      </w:r>
-      <w:r>
-        <w:fldChar w:fldCharType="separate"/>
-      </w:r>
-      <w:r>
-        <w:rPr>
-          <w:noProof/>
-        </w:rPr>
-        <w:t>3</w:t>
-      </w:r>
-      <w:r>
-        <w:rPr>
-          <w:noProof/>
-        </w:rPr>
-        <w:fldChar w:fldCharType="end"/>
-      </w:r>
+      <w:fldSimple w:instr=" SEQ táblázat \* ARABIC ">
+        <w:r>
+          <w:rPr>
+            <w:noProof/>
+          </w:rPr>
+          <w:t>3</w:t>
+        </w:r>
+      </w:fldSimple>
       <w:r>
         <w:t>: Egyes nehézségi szinteken elért teljesítmény-mutatók összefoglaló kiértékelése</w:t>
       </w:r>
@@ -20864,24 +20694,14 @@
       <w:r>
         <w:t xml:space="preserve">táblázat </w:t>
       </w:r>
-      <w:r>
-        <w:fldChar w:fldCharType="begin"/>
-      </w:r>
-      <w:r>
-        <w:instrText xml:space="preserve"> SEQ táblázat \* ARABIC </w:instrText>
-      </w:r>
-      <w:r>
-        <w:fldChar w:fldCharType="separate"/>
-      </w:r>
-      <w:r>
-        <w:rPr>
-          <w:noProof/>
-        </w:rPr>
-        <w:t>4</w:t>
-      </w:r>
-      <w:r>
-        <w:fldChar w:fldCharType="end"/>
-      </w:r>
+      <w:fldSimple w:instr=" SEQ táblázat \* ARABIC ">
+        <w:r>
+          <w:rPr>
+            <w:noProof/>
+          </w:rPr>
+          <w:t>4</w:t>
+        </w:r>
+      </w:fldSimple>
       <w:r>
         <w:t>: Tesztelési terv</w:t>
       </w:r>
@@ -21596,6 +21416,7 @@
               <w:rPr>
                 <w:lang w:eastAsia="zh-CN"/>
               </w:rPr>
+              <w:lastRenderedPageBreak/>
               <w:t>07</w:t>
             </w:r>
           </w:p>
@@ -22851,6 +22672,94 @@
       <w:r>
         <w:t>. [Hozzáférés: 2024. április]</w:t>
       </w:r>
+      <w:r>
+        <w:t>.</w:t>
+      </w:r>
+    </w:p>
+    <w:p>
+      <w:pPr>
+        <w:pStyle w:val="ListParagraph"/>
+        <w:numPr>
+          <w:ilvl w:val="0"/>
+          <w:numId w:val="2"/>
+        </w:numPr>
+        <w:ind w:left="567" w:hanging="567"/>
+      </w:pPr>
+      <w:proofErr w:type="spellStart"/>
+      <w:r>
+        <w:t>Mileff</w:t>
+      </w:r>
+      <w:proofErr w:type="spellEnd"/>
+      <w:r>
+        <w:t xml:space="preserve"> Péter, "</w:t>
+      </w:r>
+      <w:proofErr w:type="spellStart"/>
+      <w:r>
+        <w:t>Implementation</w:t>
+      </w:r>
+      <w:proofErr w:type="spellEnd"/>
+      <w:r>
+        <w:t xml:space="preserve"> of a 2D Game </w:t>
+      </w:r>
+      <w:proofErr w:type="spellStart"/>
+      <w:r>
+        <w:t>Engine</w:t>
+      </w:r>
+      <w:proofErr w:type="spellEnd"/>
+      <w:r>
+        <w:t xml:space="preserve"> Framework," </w:t>
+      </w:r>
+      <w:proofErr w:type="spellStart"/>
+      <w:r>
+        <w:rPr>
+          <w:i/>
+          <w:iCs/>
+        </w:rPr>
+        <w:t>Acta</w:t>
+      </w:r>
+      <w:proofErr w:type="spellEnd"/>
+      <w:r>
+        <w:rPr>
+          <w:i/>
+          <w:iCs/>
+        </w:rPr>
+        <w:t xml:space="preserve"> </w:t>
+      </w:r>
+      <w:proofErr w:type="spellStart"/>
+      <w:r>
+        <w:rPr>
+          <w:i/>
+          <w:iCs/>
+        </w:rPr>
+        <w:t>Polytechnica</w:t>
+      </w:r>
+      <w:proofErr w:type="spellEnd"/>
+      <w:r>
+        <w:rPr>
+          <w:i/>
+          <w:iCs/>
+        </w:rPr>
+        <w:t xml:space="preserve"> Hungarica</w:t>
+      </w:r>
+      <w:r>
+        <w:t xml:space="preserve">, </w:t>
+      </w:r>
+      <w:proofErr w:type="spellStart"/>
+      <w:r>
+        <w:t>vol</w:t>
+      </w:r>
+      <w:proofErr w:type="spellEnd"/>
+      <w:r>
+        <w:t xml:space="preserve">. [pótold a kötetszámot a PDF-ből], no. [pótold], pp. [pótold], 2025. [Online]. Elérhető: </w:t>
+      </w:r>
+      <w:hyperlink w:tgtFrame="_blank" w:history="1">
+        <w:r>
+          <w:rPr>
+            <w:rStyle w:val="Hyperlink"/>
+          </w:rPr>
+          <w:t>https://real.mtak.hu/229640/1/2141-Article%20Text-16829-1-10-20250816.pdf</w:t>
+        </w:r>
+      </w:hyperlink>
       <w:r>
         <w:t>.</w:t>
       </w:r>
@@ -23482,94 +23391,6 @@
     </w:p>
     <w:p>
       <w:pPr>
-        <w:pStyle w:val="ListParagraph"/>
-        <w:numPr>
-          <w:ilvl w:val="0"/>
-          <w:numId w:val="2"/>
-        </w:numPr>
-        <w:ind w:left="567" w:hanging="567"/>
-      </w:pPr>
-      <w:proofErr w:type="spellStart"/>
-      <w:r>
-        <w:t>Mileff</w:t>
-      </w:r>
-      <w:proofErr w:type="spellEnd"/>
-      <w:r>
-        <w:t xml:space="preserve"> Péter, "</w:t>
-      </w:r>
-      <w:proofErr w:type="spellStart"/>
-      <w:r>
-        <w:t>Implementation</w:t>
-      </w:r>
-      <w:proofErr w:type="spellEnd"/>
-      <w:r>
-        <w:t xml:space="preserve"> of a 2D Game </w:t>
-      </w:r>
-      <w:proofErr w:type="spellStart"/>
-      <w:r>
-        <w:t>Engine</w:t>
-      </w:r>
-      <w:proofErr w:type="spellEnd"/>
-      <w:r>
-        <w:t xml:space="preserve"> Framework," </w:t>
-      </w:r>
-      <w:proofErr w:type="spellStart"/>
-      <w:r>
-        <w:rPr>
-          <w:i/>
-          <w:iCs/>
-        </w:rPr>
-        <w:t>Acta</w:t>
-      </w:r>
-      <w:proofErr w:type="spellEnd"/>
-      <w:r>
-        <w:rPr>
-          <w:i/>
-          <w:iCs/>
-        </w:rPr>
-        <w:t xml:space="preserve"> </w:t>
-      </w:r>
-      <w:proofErr w:type="spellStart"/>
-      <w:r>
-        <w:rPr>
-          <w:i/>
-          <w:iCs/>
-        </w:rPr>
-        <w:t>Polytechnica</w:t>
-      </w:r>
-      <w:proofErr w:type="spellEnd"/>
-      <w:r>
-        <w:rPr>
-          <w:i/>
-          <w:iCs/>
-        </w:rPr>
-        <w:t xml:space="preserve"> Hungarica</w:t>
-      </w:r>
-      <w:r>
-        <w:t xml:space="preserve">, </w:t>
-      </w:r>
-      <w:proofErr w:type="spellStart"/>
-      <w:r>
-        <w:t>vol</w:t>
-      </w:r>
-      <w:proofErr w:type="spellEnd"/>
-      <w:r>
-        <w:t xml:space="preserve">. [pótold a kötetszámot a PDF-ből], no. [pótold], pp. [pótold], 2025. [Online]. Elérhető: </w:t>
-      </w:r>
-      <w:hyperlink w:tgtFrame="_blank" w:history="1">
-        <w:r>
-          <w:rPr>
-            <w:rStyle w:val="Hyperlink"/>
-          </w:rPr>
-          <w:t>https://real.mtak.hu/229640/1/2141-Article%20Text-16829-1-10-20250816.pdf</w:t>
-        </w:r>
-      </w:hyperlink>
-      <w:r>
-        <w:t>.</w:t>
-      </w:r>
-    </w:p>
-    <w:p>
-      <w:pPr>
         <w:spacing w:after="160" w:line="259" w:lineRule="auto"/>
         <w:jc w:val="left"/>
       </w:pPr>
@@ -24009,7 +23830,7 @@
       <w:lvlText w:val="[%1]"/>
       <w:lvlJc w:val="left"/>
       <w:pPr>
-        <w:ind w:left="720" w:hanging="360"/>
+        <w:ind w:left="502" w:hanging="360"/>
       </w:pPr>
       <w:rPr>
         <w:rFonts w:hint="default"/>
@@ -28645,15 +28466,6 @@
 </file>
 
 <file path=customXml/item1.xml><?xml version="1.0" encoding="utf-8"?>
-<?mso-contentType ?>
-<FormTemplates xmlns="http://schemas.microsoft.com/sharepoint/v3/contenttype/forms">
-  <Display>DocumentLibraryForm</Display>
-  <Edit>DocumentLibraryForm</Edit>
-  <New>DocumentLibraryForm</New>
-</FormTemplates>
-</file>
-
-<file path=customXml/item2.xml><?xml version="1.0" encoding="utf-8"?>
 <ct:contentTypeSchema xmlns:ct="http://schemas.microsoft.com/office/2006/metadata/contentType" xmlns:ma="http://schemas.microsoft.com/office/2006/metadata/properties/metaAttributes" ct:_="" ma:_="" ma:contentTypeName="Document" ma:contentTypeID="0x01010057D746A6CC7228419059D1F304ECB892" ma:contentTypeVersion="6" ma:contentTypeDescription="Create a new document." ma:contentTypeScope="" ma:versionID="230bd601e8ab138a3182c21189d57f93">
   <xsd:schema xmlns:xsd="http://www.w3.org/2001/XMLSchema" xmlns:xs="http://www.w3.org/2001/XMLSchema" xmlns:p="http://schemas.microsoft.com/office/2006/metadata/properties" xmlns:ns2="23369ae5-05ef-4c7c-a662-deac929baaef" targetNamespace="http://schemas.microsoft.com/office/2006/metadata/properties" ma:root="true" ma:fieldsID="ed8cacf55a6d923cbbf7f604d05b507d" ns2:_="">
     <xsd:import namespace="23369ae5-05ef-4c7c-a662-deac929baaef"/>
@@ -28811,19 +28623,20 @@
 </ct:contentTypeSchema>
 </file>
 
+<file path=customXml/item2.xml><?xml version="1.0" encoding="utf-8"?>
+<?mso-contentType ?>
+<FormTemplates xmlns="http://schemas.microsoft.com/sharepoint/v3/contenttype/forms">
+  <Display>DocumentLibraryForm</Display>
+  <Edit>DocumentLibraryForm</Edit>
+  <New>DocumentLibraryForm</New>
+</FormTemplates>
+</file>
+
 <file path=customXml/item3.xml><?xml version="1.0" encoding="utf-8"?>
 <b:Sources xmlns:b="http://schemas.openxmlformats.org/officeDocument/2006/bibliography" xmlns="http://schemas.openxmlformats.org/officeDocument/2006/bibliography" SelectedStyle="\APASixthEditionOfficeOnline.xsl" StyleName="APA" Version="6"/>
 </file>
 
 <file path=customXml/itemProps1.xml><?xml version="1.0" encoding="utf-8"?>
-<ds:datastoreItem xmlns:ds="http://schemas.openxmlformats.org/officeDocument/2006/customXml" ds:itemID="{79D0F40F-646A-4DBF-9119-0FC598DFBBBB}">
-  <ds:schemaRefs>
-    <ds:schemaRef ds:uri="http://schemas.microsoft.com/sharepoint/v3/contenttype/forms"/>
-  </ds:schemaRefs>
-</ds:datastoreItem>
-</file>
-
-<file path=customXml/itemProps2.xml><?xml version="1.0" encoding="utf-8"?>
 <ds:datastoreItem xmlns:ds="http://schemas.openxmlformats.org/officeDocument/2006/customXml" ds:itemID="{E0E361D0-270A-43DD-B744-DC4991A38C53}">
   <ds:schemaRefs>
     <ds:schemaRef ds:uri="http://schemas.microsoft.com/office/2006/metadata/contentType"/>
@@ -28841,6 +28654,14 @@
 </ds:datastoreItem>
 </file>
 
+<file path=customXml/itemProps2.xml><?xml version="1.0" encoding="utf-8"?>
+<ds:datastoreItem xmlns:ds="http://schemas.openxmlformats.org/officeDocument/2006/customXml" ds:itemID="{79D0F40F-646A-4DBF-9119-0FC598DFBBBB}">
+  <ds:schemaRefs>
+    <ds:schemaRef ds:uri="http://schemas.microsoft.com/sharepoint/v3/contenttype/forms"/>
+  </ds:schemaRefs>
+</ds:datastoreItem>
+</file>
+
 <file path=customXml/itemProps3.xml><?xml version="1.0" encoding="utf-8"?>
 <ds:datastoreItem xmlns:ds="http://schemas.openxmlformats.org/officeDocument/2006/customXml" ds:itemID="{E9F6CDE2-636C-4043-AFFC-7CB0CE5DF55A}">
   <ds:schemaRefs>

--- a/document/Szakdolgozat.docx
+++ b/document/Szakdolgozat.docx
@@ -8892,17 +8892,17 @@
     <w:p>
       <w:pPr>
         <w:keepNext/>
+        <w:jc w:val="center"/>
       </w:pPr>
       <w:r>
         <w:rPr>
           <w:noProof/>
           <w:lang w:eastAsia="zh-CN"/>
         </w:rPr>
-        <w:lastRenderedPageBreak/>
         <w:drawing>
-          <wp:inline distT="0" distB="0" distL="0" distR="0" wp14:anchorId="23925079" wp14:editId="3F25F1DF">
-            <wp:extent cx="5753100" cy="5158740"/>
-            <wp:effectExtent l="0" t="0" r="0" b="3810"/>
+          <wp:inline distT="0" distB="0" distL="0" distR="0" wp14:anchorId="23925079" wp14:editId="1E42C284">
+            <wp:extent cx="5471160" cy="4905929"/>
+            <wp:effectExtent l="0" t="0" r="0" b="9525"/>
             <wp:docPr id="442055673" name="Picture 5"/>
             <wp:cNvGraphicFramePr>
               <a:graphicFrameLocks xmlns:a="http://schemas.openxmlformats.org/drawingml/2006/main" noChangeAspect="1"/>
@@ -8932,7 +8932,7 @@
                   <pic:spPr bwMode="auto">
                     <a:xfrm>
                       <a:off x="0" y="0"/>
-                      <a:ext cx="5753100" cy="5158740"/>
+                      <a:ext cx="5488350" cy="4921343"/>
                     </a:xfrm>
                     <a:prstGeom prst="rect">
                       <a:avLst/>
@@ -8990,6 +8990,7 @@
         <w:rPr>
           <w:lang w:eastAsia="zh-CN"/>
         </w:rPr>
+        <w:lastRenderedPageBreak/>
         <w:t xml:space="preserve">A motor jelenetkezelő alrendszere a </w:t>
       </w:r>
       <w:r>
@@ -9028,7 +9029,20 @@
         <w:rPr>
           <w:lang w:eastAsia="zh-CN"/>
         </w:rPr>
-        <w:t xml:space="preserve">. A </w:t>
+        <w:t xml:space="preserve">. </w:t>
+      </w:r>
+    </w:p>
+    <w:p>
+      <w:pPr>
+        <w:rPr>
+          <w:lang w:eastAsia="zh-CN"/>
+        </w:rPr>
+      </w:pPr>
+      <w:r>
+        <w:rPr>
+          <w:lang w:eastAsia="zh-CN"/>
+        </w:rPr>
+        <w:t xml:space="preserve">A </w:t>
       </w:r>
       <w:proofErr w:type="spellStart"/>
       <w:r>
@@ -9082,7 +9096,20 @@
         <w:rPr>
           <w:lang w:eastAsia="zh-CN"/>
         </w:rPr>
-        <w:t xml:space="preserve"> példányokkal, garantálva, hogy a jelenet megszűnésekor az összes hozzárendelt grafikai erőforrás is felszabadításra kerüljön. A betöltési folyamat az </w:t>
+        <w:t xml:space="preserve"> példányokkal, garantálva, hogy a jelenet megszűnésekor az összes hozzárendelt grafikai erőforrás is felszabadításra kerüljön. </w:t>
+      </w:r>
+    </w:p>
+    <w:p>
+      <w:pPr>
+        <w:rPr>
+          <w:lang w:eastAsia="zh-CN"/>
+        </w:rPr>
+      </w:pPr>
+      <w:r>
+        <w:rPr>
+          <w:lang w:eastAsia="zh-CN"/>
+        </w:rPr>
+        <w:t xml:space="preserve">A betöltési folyamat az </w:t>
       </w:r>
       <w:proofErr w:type="spellStart"/>
       <w:r>
@@ -9174,7 +9201,6 @@
         <w:rPr>
           <w:lang w:eastAsia="zh-CN"/>
         </w:rPr>
-        <w:lastRenderedPageBreak/>
         <w:t xml:space="preserve">A </w:t>
       </w:r>
       <w:proofErr w:type="spellStart"/>
@@ -9559,10 +9585,18 @@
           <w:lang w:eastAsia="zh-CN"/>
         </w:rPr>
       </w:pPr>
-      <w:r>
-        <w:rPr>
-          <w:lang w:eastAsia="zh-CN"/>
-        </w:rPr>
+    </w:p>
+    <w:p>
+      <w:pPr>
+        <w:rPr>
+          <w:lang w:eastAsia="zh-CN"/>
+        </w:rPr>
+      </w:pPr>
+      <w:r>
+        <w:rPr>
+          <w:lang w:eastAsia="zh-CN"/>
+        </w:rPr>
+        <w:lastRenderedPageBreak/>
         <w:t xml:space="preserve">A megjeleníthető objektumok architektúrája a </w:t>
       </w:r>
       <w:r>
@@ -9601,14 +9635,7 @@
         <w:rPr>
           <w:lang w:eastAsia="zh-CN"/>
         </w:rPr>
-        <w:t xml:space="preserve"> absztrakt alaposztály biztosítja a közös </w:t>
-      </w:r>
-      <w:r>
-        <w:rPr>
-          <w:lang w:eastAsia="zh-CN"/>
-        </w:rPr>
-        <w:lastRenderedPageBreak/>
-        <w:t xml:space="preserve">transzformációs és </w:t>
+        <w:t xml:space="preserve"> absztrakt alaposztály biztosítja a közös transzformációs és </w:t>
       </w:r>
       <w:proofErr w:type="spellStart"/>
       <w:r>
@@ -9622,7 +9649,20 @@
         <w:rPr>
           <w:lang w:eastAsia="zh-CN"/>
         </w:rPr>
-        <w:t xml:space="preserve"> interfészt. Az </w:t>
+        <w:t xml:space="preserve"> interfészt. </w:t>
+      </w:r>
+    </w:p>
+    <w:p>
+      <w:pPr>
+        <w:rPr>
+          <w:lang w:eastAsia="zh-CN"/>
+        </w:rPr>
+      </w:pPr>
+      <w:r>
+        <w:rPr>
+          <w:lang w:eastAsia="zh-CN"/>
+        </w:rPr>
+        <w:t xml:space="preserve">Az </w:t>
       </w:r>
       <w:proofErr w:type="spellStart"/>
       <w:r>
@@ -9732,7 +9772,20 @@
         <w:rPr>
           <w:lang w:eastAsia="zh-CN"/>
         </w:rPr>
-        <w:t>) áll össze. Ez a hierarchikus felépítés biztosítja, hogy a vezérlési logika konkrét típusellenőrzések nélkül, az absztrakt metódusokon keresztül legyen képes frissíteni és kirajzolni a teljes objektumfát, függetlenül annak belső összetettségétől.</w:t>
+        <w:t xml:space="preserve">) áll össze. </w:t>
+      </w:r>
+    </w:p>
+    <w:p>
+      <w:pPr>
+        <w:rPr>
+          <w:lang w:eastAsia="zh-CN"/>
+        </w:rPr>
+      </w:pPr>
+      <w:r>
+        <w:rPr>
+          <w:lang w:eastAsia="zh-CN"/>
+        </w:rPr>
+        <w:t>Ez a hierarchikus felépítés biztosítja, hogy a vezérlési logika konkrét típusellenőrzések nélkül, az absztrakt metódusokon keresztül legyen képes frissíteni és kirajzolni a teljes objektumfát, függetlenül annak belső összetettségétől.</w:t>
       </w:r>
     </w:p>
     <w:p>
@@ -9781,7 +9834,20 @@
         <w:rPr>
           <w:lang w:eastAsia="zh-CN"/>
         </w:rPr>
-        <w:t xml:space="preserve"> komponens megvalósítása a játék működését meghatározó üzleti logikát és állapotkezelést valósítja meg. A játékmenet irányítása és a játék aktuális állapotának kezelése több egymásra épülő tervezési minta alkalmazásával történik, kiemelten a </w:t>
+        <w:t xml:space="preserve"> komponens megvalósítása a játék működését meghatározó üzleti logikát és állapotkezelést valósítja meg. </w:t>
+      </w:r>
+    </w:p>
+    <w:p>
+      <w:pPr>
+        <w:rPr>
+          <w:lang w:eastAsia="zh-CN"/>
+        </w:rPr>
+      </w:pPr>
+      <w:r>
+        <w:rPr>
+          <w:lang w:eastAsia="zh-CN"/>
+        </w:rPr>
+        <w:t xml:space="preserve">A játékmenet irányítása és a játék aktuális állapotának kezelése több egymásra épülő tervezési minta alkalmazásával történik, kiemelten a </w:t>
       </w:r>
       <w:proofErr w:type="spellStart"/>
       <w:r>
@@ -9930,9 +9996,9 @@
         </w:rPr>
         <w:lastRenderedPageBreak/>
         <w:drawing>
-          <wp:inline distT="0" distB="0" distL="0" distR="0" wp14:anchorId="553C7F1D" wp14:editId="0CE55095">
-            <wp:extent cx="5753735" cy="3769995"/>
-            <wp:effectExtent l="0" t="0" r="0" b="1905"/>
+          <wp:inline distT="0" distB="0" distL="0" distR="0" wp14:anchorId="553C7F1D" wp14:editId="22A44133">
+            <wp:extent cx="5577840" cy="3654744"/>
+            <wp:effectExtent l="0" t="0" r="3810" b="3175"/>
             <wp:docPr id="138370818" name="Picture 1"/>
             <wp:cNvGraphicFramePr>
               <a:graphicFrameLocks xmlns:a="http://schemas.openxmlformats.org/drawingml/2006/main" noChangeAspect="1"/>
@@ -9962,7 +10028,7 @@
                   <pic:spPr bwMode="auto">
                     <a:xfrm>
                       <a:off x="0" y="0"/>
-                      <a:ext cx="5753735" cy="3769995"/>
+                      <a:ext cx="5621101" cy="3683089"/>
                     </a:xfrm>
                     <a:prstGeom prst="rect">
                       <a:avLst/>
@@ -10609,7 +10675,7 @@
         <w:rPr>
           <w:lang w:eastAsia="zh-CN"/>
         </w:rPr>
-        <w:t xml:space="preserve"> diagramon látható továbbá több, a játékmenetet támogató komponens is</w:t>
+        <w:t xml:space="preserve"> diagramon látható több, a játékmenetet támogató komponens is</w:t>
       </w:r>
       <w:r>
         <w:rPr>
@@ -10667,12 +10733,13 @@
         </w:rPr>
         <w:t>.</w:t>
       </w:r>
-      <w:r>
-        <w:rPr>
-          <w:lang w:eastAsia="zh-CN"/>
-        </w:rPr>
-        <w:t xml:space="preserve"> </w:t>
-      </w:r>
+    </w:p>
+    <w:p>
+      <w:pPr>
+        <w:rPr>
+          <w:lang w:eastAsia="zh-CN"/>
+        </w:rPr>
+      </w:pPr>
       <w:r>
         <w:rPr>
           <w:lang w:eastAsia="zh-CN"/>
@@ -10753,6 +10820,13 @@
         </w:rPr>
         <w:t xml:space="preserve"> </w:t>
       </w:r>
+    </w:p>
+    <w:p>
+      <w:pPr>
+        <w:rPr>
+          <w:lang w:eastAsia="zh-CN"/>
+        </w:rPr>
+      </w:pPr>
       <w:r>
         <w:rPr>
           <w:lang w:eastAsia="zh-CN"/>
@@ -10880,7 +10954,20 @@
         <w:rPr>
           <w:lang w:eastAsia="zh-CN"/>
         </w:rPr>
-        <w:t>. A diagramon szereplő osztályok mindegyike interfészen keresztül kerül használatra, elősegítve a laza csatolást és a bővíthetőséget.</w:t>
+        <w:t xml:space="preserve">. </w:t>
+      </w:r>
+    </w:p>
+    <w:p>
+      <w:pPr>
+        <w:rPr>
+          <w:lang w:eastAsia="zh-CN"/>
+        </w:rPr>
+      </w:pPr>
+      <w:r>
+        <w:rPr>
+          <w:lang w:eastAsia="zh-CN"/>
+        </w:rPr>
+        <w:t>A diagramon szereplő osztályok mindegyike interfészen keresztül kerül használatra, elősegítve a laza csatolást és a bővíthetőséget.</w:t>
       </w:r>
     </w:p>
     <w:p>
@@ -10977,7 +11064,20 @@
         <w:rPr>
           <w:lang w:eastAsia="zh-CN"/>
         </w:rPr>
-        <w:t xml:space="preserve">Az ábra a különböző korokat reprezentáló osztályokat tartalmazza. Az </w:t>
+        <w:t xml:space="preserve">Az ábra a különböző korokat reprezentáló osztályokat tartalmazza. </w:t>
+      </w:r>
+    </w:p>
+    <w:p>
+      <w:pPr>
+        <w:rPr>
+          <w:lang w:eastAsia="zh-CN"/>
+        </w:rPr>
+      </w:pPr>
+      <w:r>
+        <w:rPr>
+          <w:lang w:eastAsia="zh-CN"/>
+        </w:rPr>
+        <w:t xml:space="preserve">Az </w:t>
       </w:r>
       <w:proofErr w:type="spellStart"/>
       <w:r>
@@ -12360,7 +12460,20 @@
         <w:rPr>
           <w:lang w:eastAsia="zh-CN"/>
         </w:rPr>
-        <w:t xml:space="preserve"> a komplexitás csökkentése és az állapotvektor méretének optimalizálása érdekében egyszerűsített heurisztikákat alkalmaz a specifikus részfeladatok eldöntésére. Az </w:t>
+        <w:t xml:space="preserve"> a komplexitás csökkentése és az állapotvektor méretének optimalizálása érdekében egyszerűsített heurisztikákat alkalmaz a specifikus részfeladatok eldöntésére. </w:t>
+      </w:r>
+    </w:p>
+    <w:p>
+      <w:pPr>
+        <w:rPr>
+          <w:lang w:eastAsia="zh-CN"/>
+        </w:rPr>
+      </w:pPr>
+      <w:r>
+        <w:rPr>
+          <w:lang w:eastAsia="zh-CN"/>
+        </w:rPr>
+        <w:t xml:space="preserve">Az </w:t>
       </w:r>
       <w:proofErr w:type="spellStart"/>
       <w:r>
@@ -12402,7 +12515,20 @@
         <w:rPr>
           <w:lang w:eastAsia="zh-CN"/>
         </w:rPr>
-        <w:t>) alapján dől el. A súlyozások hierarchikus tárolása (</w:t>
+        <w:t xml:space="preserve">) alapján dől el. </w:t>
+      </w:r>
+    </w:p>
+    <w:p>
+      <w:pPr>
+        <w:rPr>
+          <w:lang w:eastAsia="zh-CN"/>
+        </w:rPr>
+      </w:pPr>
+      <w:r>
+        <w:rPr>
+          <w:lang w:eastAsia="zh-CN"/>
+        </w:rPr>
+        <w:t>A súlyozások hierarchikus tárolása (</w:t>
       </w:r>
       <w:proofErr w:type="spellStart"/>
       <w:r>
@@ -15908,16 +16034,37 @@
                             <w:r>
                               <w:t xml:space="preserve">ábra </w:t>
                             </w:r>
-                            <w:fldSimple w:instr=" SEQ ábra \* ARABIC ">
-                              <w:r>
-                                <w:rPr>
-                                  <w:noProof/>
-                                </w:rPr>
-                                <w:t>25</w:t>
-                              </w:r>
-                            </w:fldSimple>
                             <w:r>
-                              <w:t>: Felhasználó entity adatbázis diagram</w:t>
+                              <w:fldChar w:fldCharType="begin"/>
+                            </w:r>
+                            <w:r>
+                              <w:instrText xml:space="preserve"> SEQ ábra \* ARABIC </w:instrText>
+                            </w:r>
+                            <w:r>
+                              <w:fldChar w:fldCharType="separate"/>
+                            </w:r>
+                            <w:r>
+                              <w:rPr>
+                                <w:noProof/>
+                              </w:rPr>
+                              <w:t>25</w:t>
+                            </w:r>
+                            <w:r>
+                              <w:rPr>
+                                <w:noProof/>
+                              </w:rPr>
+                              <w:fldChar w:fldCharType="end"/>
+                            </w:r>
+                            <w:r>
+                              <w:t xml:space="preserve">: Felhasználó </w:t>
+                            </w:r>
+                            <w:proofErr w:type="spellStart"/>
+                            <w:r>
+                              <w:t>entity</w:t>
+                            </w:r>
+                            <w:proofErr w:type="spellEnd"/>
+                            <w:r>
+                              <w:t xml:space="preserve"> adatbázis diagram</w:t>
                             </w:r>
                             <w:r>
                               <w:rPr>
@@ -15960,14 +16107,27 @@
                       <w:r>
                         <w:t xml:space="preserve">ábra </w:t>
                       </w:r>
-                      <w:fldSimple w:instr=" SEQ ábra \* ARABIC ">
-                        <w:r>
-                          <w:rPr>
-                            <w:noProof/>
-                          </w:rPr>
-                          <w:t>25</w:t>
-                        </w:r>
-                      </w:fldSimple>
+                      <w:r>
+                        <w:fldChar w:fldCharType="begin"/>
+                      </w:r>
+                      <w:r>
+                        <w:instrText xml:space="preserve"> SEQ ábra \* ARABIC </w:instrText>
+                      </w:r>
+                      <w:r>
+                        <w:fldChar w:fldCharType="separate"/>
+                      </w:r>
+                      <w:r>
+                        <w:rPr>
+                          <w:noProof/>
+                        </w:rPr>
+                        <w:t>25</w:t>
+                      </w:r>
+                      <w:r>
+                        <w:rPr>
+                          <w:noProof/>
+                        </w:rPr>
+                        <w:fldChar w:fldCharType="end"/>
+                      </w:r>
                       <w:r>
                         <w:t xml:space="preserve">: Felhasználó </w:t>
                       </w:r>
@@ -17189,7 +17349,7 @@
           <w:lang w:val="en-GB" w:eastAsia="zh-CN"/>
         </w:rPr>
         <w:drawing>
-          <wp:inline distT="0" distB="0" distL="0" distR="0" wp14:anchorId="00E80DC4" wp14:editId="360A7F5F">
+          <wp:inline distT="0" distB="0" distL="0" distR="0" wp14:anchorId="00E80DC4" wp14:editId="5FE5CC79">
             <wp:extent cx="5752465" cy="3357245"/>
             <wp:effectExtent l="0" t="0" r="635" b="0"/>
             <wp:docPr id="901601925" name="Picture 7"/>
@@ -17242,9 +17402,6 @@
       <w:pPr>
         <w:pStyle w:val="Caption"/>
         <w:jc w:val="both"/>
-        <w:rPr>
-          <w:lang w:eastAsia="zh-CN"/>
-        </w:rPr>
       </w:pPr>
       <w:r>
         <w:t xml:space="preserve">ábra </w:t>
@@ -18050,7 +18207,6 @@
               <w:rPr>
                 <w:lang w:val="en-GB" w:eastAsia="zh-CN"/>
               </w:rPr>
-              <w:lastRenderedPageBreak/>
               <w:t>Medium_Fourth_Phase</w:t>
             </w:r>
             <w:proofErr w:type="spellEnd"/>
@@ -18343,7 +18499,20 @@
         <w:rPr>
           <w:lang w:eastAsia="zh-CN"/>
         </w:rPr>
-        <w:t>A közepes szintű ágens tanítása több szakaszban, iteratív módon történt. Jól megfigyelhető, hogy az egyes fázisok közötti átmenetkor a jutalomérték hirtelen visszaesett. Ez az ellenfél elosztások változtatásával magyarázható.</w:t>
+        <w:t xml:space="preserve">A közepes szintű ágens tanítása több szakaszban, iteratív módon történt. </w:t>
+      </w:r>
+    </w:p>
+    <w:p>
+      <w:pPr>
+        <w:rPr>
+          <w:lang w:eastAsia="zh-CN"/>
+        </w:rPr>
+      </w:pPr>
+      <w:r>
+        <w:rPr>
+          <w:lang w:eastAsia="zh-CN"/>
+        </w:rPr>
+        <w:t>Jól megfigyelhető, hogy az egyes fázisok közötti átmenetkor a jutalomérték hirtelen visszaesett. Ez az ellenfél elosztások változtatásával magyarázható.</w:t>
       </w:r>
     </w:p>
     <w:p>
@@ -18370,58 +18539,131 @@
         <w:rPr>
           <w:lang w:eastAsia="zh-CN"/>
         </w:rPr>
-        <w:t xml:space="preserve"> azonban igazolja a modell robusztusságát: a kezdeti teljesítménycsökkenés után az ágens minden fázisban képes volt adaptálódni és újra növekvő tendenciát mutatni. A tanítás utolsó szakaszában a jutalomérték stabilizálódott, ami a hálózat sikeres konvergenciáját jelzi az optimalizált, tömörített állapotreprezentáció.</w:t>
-      </w:r>
-    </w:p>
-    <w:p>
-      <w:pPr>
+        <w:t xml:space="preserve"> azonban igazolja a modell robusztusságát: a kezdeti teljesítménycsökkenés után az ágens minden fázisban képes volt adaptálódni és újra növekvő tendenciát mutatni.</w:t>
+      </w:r>
+    </w:p>
+    <w:p>
+      <w:pPr>
+        <w:rPr>
+          <w:lang w:eastAsia="zh-CN"/>
+        </w:rPr>
+      </w:pPr>
+      <w:r>
+        <w:rPr>
+          <w:lang w:eastAsia="zh-CN"/>
+        </w:rPr>
+        <w:t>A tanítás utolsó szakaszában a jutalomérték stabilizálódott, ami a hálózat sikeres konvergenciáját jelzi az optimalizált, tömörített állapotreprezentáció.</w:t>
+      </w:r>
+    </w:p>
+    <w:p>
+      <w:pPr>
+        <w:rPr>
+          <w:lang w:eastAsia="zh-CN"/>
+        </w:rPr>
+      </w:pPr>
+      <w:r>
         <w:rPr>
           <w:b/>
           <w:bCs/>
           <w:lang w:eastAsia="zh-CN"/>
         </w:rPr>
-      </w:pPr>
+        <w:t>Nehéz szin</w:t>
+      </w:r>
       <w:r>
         <w:rPr>
           <w:b/>
           <w:bCs/>
           <w:lang w:eastAsia="zh-CN"/>
         </w:rPr>
-        <w:t>Nehéz szint</w:t>
-      </w:r>
-    </w:p>
-    <w:p>
-      <w:pPr>
-        <w:keepNext/>
-      </w:pPr>
-      <w:r>
-        <w:rPr>
-          <w:lang w:eastAsia="zh-CN"/>
-        </w:rPr>
-        <w:t>A nehéz szintű ágens fejlesztése során a cél egy még kifinomultabb állapotreprezentáció létrehozása volt. Ebben a fázisban az állapotvektort tovább bővítettem olyan információkkal, amelyek elméletben segítették volna a modellt a hosszú távú stratégiai tervezésben.</w:t>
-      </w:r>
-      <w:r>
-        <w:rPr>
-          <w:lang w:eastAsia="zh-CN"/>
-        </w:rPr>
-        <w:t xml:space="preserve"> A konkrét normalizált számok helyett az állapot változást próbáltam szemléltetni az ágenssel az </w:t>
-      </w:r>
-      <w:r>
-        <w:rPr>
+        <w:t>t</w:t>
+      </w:r>
+    </w:p>
+    <w:p>
+      <w:pPr>
+        <w:rPr>
+          <w:lang w:eastAsia="zh-CN"/>
+        </w:rPr>
+      </w:pPr>
+      <w:r>
+        <w:rPr>
+          <w:lang w:eastAsia="zh-CN"/>
+        </w:rPr>
+        <w:t xml:space="preserve">A nehéz szintű ágens fejlesztése során a cél egy még kifinomultabb állapotreprezentáció létrehozása volt. </w:t>
+      </w:r>
+    </w:p>
+    <w:p>
+      <w:pPr>
+        <w:rPr>
+          <w:lang w:eastAsia="zh-CN"/>
+        </w:rPr>
+      </w:pPr>
+      <w:r>
+        <w:rPr>
+          <w:lang w:eastAsia="zh-CN"/>
+        </w:rPr>
+        <w:t>Ebben a fázisban az állapotvektort tovább bővítettem olyan információkkal, amelyek elméletben segítették volna a modellt a hosszú távú stratégiai tervezésben.</w:t>
+      </w:r>
+      <w:r>
+        <w:rPr>
+          <w:lang w:eastAsia="zh-CN"/>
+        </w:rPr>
+        <w:t xml:space="preserve"> </w:t>
+      </w:r>
+    </w:p>
+    <w:p>
+      <w:pPr>
+        <w:rPr>
+          <w:b/>
+          <w:bCs/>
+          <w:lang w:eastAsia="zh-CN"/>
+        </w:rPr>
+      </w:pPr>
+      <w:r>
+        <w:rPr>
+          <w:lang w:eastAsia="zh-CN"/>
+        </w:rPr>
+        <w:t>A konkrét</w:t>
+      </w:r>
+      <w:r>
+        <w:rPr>
+          <w:lang w:eastAsia="zh-CN"/>
+        </w:rPr>
+        <w:t xml:space="preserve"> </w:t>
+      </w:r>
+      <w:r>
+        <w:rPr>
+          <w:lang w:eastAsia="zh-CN"/>
+        </w:rPr>
+        <w:t>normalizált számok helyett az állapot változást próbáltam szemléltetni az ágenssel az</w:t>
+      </w:r>
+      <w:r>
+        <w:rPr>
+          <w:lang w:eastAsia="zh-CN"/>
+        </w:rPr>
+        <w:t xml:space="preserve"> </w:t>
+      </w:r>
+      <w:r>
+        <w:rPr>
+          <w:lang w:eastAsia="zh-CN"/>
+        </w:rPr>
+        <w:t>állapotreprezentáción keresztül.</w:t>
+      </w:r>
+    </w:p>
+    <w:p>
+      <w:pPr>
+        <w:pStyle w:val="Caption"/>
+        <w:jc w:val="both"/>
+      </w:pPr>
+      <w:r>
+        <w:rPr>
+          <w:noProof/>
           <w:lang w:eastAsia="zh-CN"/>
         </w:rPr>
         <w:lastRenderedPageBreak/>
-        <w:t>állapotreprezentáción keresztül.</w:t>
-      </w:r>
-      <w:r>
-        <w:rPr>
-          <w:noProof/>
-          <w:lang w:eastAsia="zh-CN"/>
-        </w:rPr>
         <w:drawing>
-          <wp:inline distT="0" distB="0" distL="0" distR="0" wp14:anchorId="25F56883" wp14:editId="6CB7176A">
-            <wp:extent cx="5752465" cy="3357245"/>
-            <wp:effectExtent l="0" t="0" r="635" b="0"/>
+          <wp:inline distT="0" distB="0" distL="0" distR="0" wp14:anchorId="103D71A2" wp14:editId="2ABE5666">
+            <wp:extent cx="5775960" cy="3460630"/>
+            <wp:effectExtent l="0" t="0" r="0" b="6985"/>
             <wp:docPr id="208212838" name="Picture 8"/>
             <wp:cNvGraphicFramePr>
               <a:graphicFrameLocks xmlns:a="http://schemas.openxmlformats.org/drawingml/2006/main" noChangeAspect="1"/>
@@ -18451,7 +18693,7 @@
                   <pic:spPr bwMode="auto">
                     <a:xfrm>
                       <a:off x="0" y="0"/>
-                      <a:ext cx="5752465" cy="3357245"/>
+                      <a:ext cx="5798636" cy="3474216"/>
                     </a:xfrm>
                     <a:prstGeom prst="rect">
                       <a:avLst/>
@@ -21467,7 +21709,6 @@
               <w:rPr>
                 <w:lang w:eastAsia="zh-CN"/>
               </w:rPr>
-              <w:lastRenderedPageBreak/>
               <w:t>07</w:t>
             </w:r>
           </w:p>
